--- a/docs/thesis.docx
+++ b/docs/thesis.docx
@@ -33,7 +33,7 @@
         <w:t xml:space="preserve">陈一</w:t>
       </w:r>
     </w:p>
-    <w:bookmarkStart w:id="32" w:name="第一章-绪论"/>
+    <w:bookmarkStart w:id="38" w:name="第一章-绪论"/>
     <w:p>
       <w:pPr>
         <w:pStyle w:val="Heading1"/>
@@ -54,7 +54,7 @@
         <w:t xml:space="preserve">绪论</w:t>
       </w:r>
     </w:p>
-    <w:bookmarkStart w:id="20" w:name="研究背景"/>
+    <w:bookmarkStart w:id="26" w:name="研究背景"/>
     <w:p>
       <w:pPr>
         <w:pStyle w:val="Heading2"/>
@@ -69,7 +69,7 @@
         <w:t xml:space="preserve">研究背景</w:t>
       </w:r>
     </w:p>
-    <w:bookmarkStart w:id="18" w:name="医药行业存量博弈时代的宏观环境"/>
+    <w:bookmarkStart w:id="24" w:name="医药行业存量博弈时代的宏观环境"/>
     <w:p>
       <w:pPr>
         <w:pStyle w:val="Heading3"/>
@@ -115,576 +115,7 @@
         <w:rPr>
           <w:rFonts w:hint="eastAsia"/>
         </w:rPr>
-        <w:t xml:space="preserve">驱动这一转变的，是三重政策压力的叠加效应。</w:t>
-      </w:r>
-    </w:p>
-    <w:p>
-      <w:pPr>
-        <w:pStyle w:val="BodyText"/>
-      </w:pPr>
-      <w:r>
-        <w:rPr>
-          <w:rFonts w:hint="eastAsia"/>
-        </w:rPr>
-        <w:t xml:space="preserve">国家集中带量采购（Volume-Based</w:t>
-      </w:r>
-      <w:r>
-        <w:t xml:space="preserve"> Procurement, </w:t>
-      </w:r>
-      <w:r>
-        <w:rPr>
-          <w:rFonts w:hint="eastAsia"/>
-        </w:rPr>
-        <w:t xml:space="preserve">VBP）的常态化是首当其冲的因素。自2018年”4+7”试点以来，国家组织药品集中采购已推进至第十一批，累计覆盖品种超过430个，集采通过”以量换价”的机制把中标药品价格平均压降50%以上，部分品种的降幅甚至超过90%</w:t>
-      </w:r>
-      <w:r>
-        <w:rPr>
-          <w:vertAlign w:val="superscript"/>
-        </w:rPr>
-        <w:t xml:space="preserve">[2]</w:t>
-      </w:r>
-      <w:r>
-        <w:rPr>
-          <w:rFonts w:hint="eastAsia"/>
-        </w:rPr>
-        <w:t xml:space="preserve">。对于以成熟仿制药为核心产品的企业而言，集采直接挤压了其核心品种的利润空间，外资药企更是面临预算腰斩的”极限生存挑战”——它们必须在裁减20%~30%代表编制的前提下，依然保持对90%以上核心高潜医院的覆盖。</w:t>
-      </w:r>
-    </w:p>
-    <w:p>
-      <w:pPr>
-        <w:pStyle w:val="BodyText"/>
-      </w:pPr>
-      <w:r>
-        <w:rPr>
-          <w:rFonts w:hint="eastAsia"/>
-        </w:rPr>
-        <w:t xml:space="preserve">与此同时，医保谈判机制对创新药定价权的重塑也在持续推进。医保目录动态调整机制的建立大幅缩短了创新药从获批上市到纳入医保的周期，但谈判过程中的降价幅度同样不容忽视，创新药的商业化窗口期被压缩，企业必须在更短的时间窗内实现更高效的市场覆盖，这对销售团队的部署效率提出了前所未有的要求。</w:t>
-      </w:r>
-    </w:p>
-    <w:p>
-      <w:pPr>
-        <w:pStyle w:val="BodyText"/>
-      </w:pPr>
-      <w:r>
-        <w:rPr>
-          <w:rFonts w:hint="eastAsia"/>
-        </w:rPr>
-        <w:t xml:space="preserve">医药领域反腐的持续深化则从合规端施加压力。2023年以来反腐进入”深水区”，据报道，A股471家医药概念企业2024年上半年的销售费用总额同比下降5.84%，其中276家企业的销售费用率出现同比下降</w:t>
-      </w:r>
-      <w:r>
-        <w:rPr>
-          <w:vertAlign w:val="superscript"/>
-        </w:rPr>
-        <w:t xml:space="preserve">[3]</w:t>
-      </w:r>
-      <w:r>
-        <w:rPr>
-          <w:rFonts w:hint="eastAsia"/>
-        </w:rPr>
-        <w:t xml:space="preserve">，这是行业从未出现过的整体性收缩。反腐高压一方面压缩了企业的市场推广预算，另一方面从根本上改变了医药商业模式——传统”带金销售”模式加速退出历史舞台，企业被迫转向以学术推广为核心的合规化运营。在这种转型过程当中，如何科学地配置有限的销售资源，让每一位销售代表的覆盖范围与工作量达到最优均衡，成为企业生存与发展的关键命题。</w:t>
-      </w:r>
-    </w:p>
-    <w:p>
-      <w:pPr>
-        <w:pStyle w:val="BodyText"/>
-      </w:pPr>
-      <w:r>
-        <w:rPr>
-          <w:rFonts w:hint="eastAsia"/>
-        </w:rPr>
-        <w:t xml:space="preserve">三重压力共同作用之下，中国医药行业呈现出一种结构性的”双向挤压”格局。外资药企因核心产品进入集采而面临战略收缩，需要以更少的人力覆盖同等甚至更大的市场；本土生物科技公司在政策红利下迅速扩张，但其内部管理职能——尤其是销售力有效性（Sales</w:t>
-      </w:r>
-      <w:r>
-        <w:t xml:space="preserve"> Force Effectiveness, </w:t>
-      </w:r>
-      <w:r>
-        <w:rPr>
-          <w:rFonts w:hint="eastAsia"/>
-        </w:rPr>
-        <w:t xml:space="preserve">SFE）管理——仍然处于萌芽阶段，往往由一线业务人员主导资源分配，陷入”既是运动员又是裁判员”的困境。无论是收缩还是扩张，企业都迫切需要一套科学、高效的辖区分配方法论来替代传统的经验驱动模式。</w:t>
-      </w:r>
-    </w:p>
-    <w:bookmarkEnd w:id="18"/>
-    <w:bookmarkStart w:id="19" w:name="制药企业精细化管理转型的迫切需求"/>
-    <w:p>
-      <w:pPr>
-        <w:pStyle w:val="Heading3"/>
-      </w:pPr>
-      <w:r>
-        <w:t xml:space="preserve">1.1.2 </w:t>
-      </w:r>
-      <w:r>
-        <w:rPr>
-          <w:rFonts w:hint="eastAsia"/>
-        </w:rPr>
-        <w:t xml:space="preserve">制药企业精细化管理转型的迫切需求</w:t>
-      </w:r>
-    </w:p>
-    <w:p>
-      <w:pPr>
-        <w:pStyle w:val="FirstParagraph"/>
-      </w:pPr>
-      <w:r>
-        <w:rPr>
-          <w:rFonts w:hint="eastAsia"/>
-        </w:rPr>
-        <w:t xml:space="preserve">销售辖区分配（Sales</w:t>
-      </w:r>
-      <w:r>
-        <w:t xml:space="preserve"> Territory </w:t>
-      </w:r>
-      <w:r>
-        <w:rPr>
-          <w:rFonts w:hint="eastAsia"/>
-        </w:rPr>
-        <w:t xml:space="preserve">Alignment）是企业SFE管理体系中的关键业务流程，其本质是一个高度复杂的资源配置与空间优化问题。在制药企业中，辖区分配的核心任务是将数千家目标医院终端合理地分配给数百名销售代表，使得每位代表的工作量与销售潜力达到相对均衡，同时兼顾地理紧凑性、客户关系连续性以及组织架构约束等多维目标。</w:t>
-      </w:r>
-    </w:p>
-    <w:p>
-      <w:pPr>
-        <w:pStyle w:val="BodyText"/>
-      </w:pPr>
-      <w:r>
-        <w:rPr>
-          <w:rFonts w:hint="eastAsia"/>
-        </w:rPr>
-        <w:t xml:space="preserve">然而，当前绝大多数制药企业的辖区分配仍采取”人力密集型”的作业模式。中央SFE团队与数百名一线销售经理深度依赖Excel进行庞杂的数据拆解，并在”自下而上”的指标分配中展开旷日持久的跨部门人工博弈与沟通拉扯。在过去医药行业高增长的”黄金时代”，企业尚能以高昂的利润掩盖这种低效带来的隐性摩擦成本。但在当前利润空间被急剧压缩的环境下，这种完全依赖人工操作、响应极度滞后且充斥着沟通内耗的传统管理模式，其所产生的人力成本与时间沉没成本已令企业不堪重负。</w:t>
-      </w:r>
-    </w:p>
-    <w:p>
-      <w:pPr>
-        <w:pStyle w:val="BodyText"/>
-      </w:pPr>
-      <w:r>
-        <w:rPr>
-          <w:rFonts w:hint="eastAsia"/>
-        </w:rPr>
-        <w:t xml:space="preserve">与此同时，制药企业的SFE部门天然拥有海量的沉淀数据。CRM系统中的医生分级数据、流向数据、处方数据等构成了一座”数据富矿”。然而，由于缺乏高级运筹智能算法的技术加持，中央管理团队在进行宏观排兵布阵时，往往只能提供颗粒度极粗的先验测算，甚至最终沦为一线人员基于人情和经验的Excel手工博弈</w:t>
-      </w:r>
-      <w:r>
-        <w:rPr>
-          <w:vertAlign w:val="superscript"/>
-        </w:rPr>
-        <w:t xml:space="preserve">[4]</w:t>
-      </w:r>
-      <w:r>
-        <w:rPr>
-          <w:rFonts w:hint="eastAsia"/>
-        </w:rPr>
-        <w:t xml:space="preserve">。王晓玲（2024）指出，我国生物医药行业数字化转型受限于数据基础不足、复合背景人才短缺等瓶颈，转型进展相对落后</w:t>
-      </w:r>
-      <w:r>
-        <w:rPr>
-          <w:vertAlign w:val="superscript"/>
-        </w:rPr>
-        <w:t xml:space="preserve">[5]</w:t>
-      </w:r>
-      <w:r>
-        <w:rPr>
-          <w:rFonts w:hint="eastAsia"/>
-        </w:rPr>
-        <w:t xml:space="preserve">。这种”数据丰富、算法贫乏”的矛盾，正是制药企业精细化管理转型中亟待突破的核心瓶颈。</w:t>
-      </w:r>
-    </w:p>
-    <w:p>
-      <w:pPr>
-        <w:pStyle w:val="BodyText"/>
-      </w:pPr>
-      <w:r>
-        <w:rPr>
-          <w:rFonts w:hint="eastAsia"/>
-        </w:rPr>
-        <w:t xml:space="preserve">在商业化解决方案层面，全球领先的数据与技术巨头（如IQVIA、Veeva等）曾斥巨资开发专用于辖区分配的标准化SaaS系统。然而，这些系统在向中国市场落地时遭遇了严重的”水土不服”。医药行业的微观辖区管理具有极强的动态性与非标准性——不同企业、不同生命周期的产品线，甚至同一企业在不同省份，其业务规则都存在极大的差异与频繁的变动。这种过于灵活且非线性的业务规则，导致大型SaaS系统难以在底层架构上完成有效的数据抽象与业务流程泛化，最终陷入无休止的”高度定制化开发”泥潭，背离了SaaS产品边际成本递减的商业逻辑。</w:t>
-      </w:r>
-    </w:p>
-    <w:p>
-      <w:pPr>
-        <w:pStyle w:val="BodyText"/>
-      </w:pPr>
-      <w:r>
-        <w:rPr>
-          <w:rFonts w:hint="eastAsia"/>
-        </w:rPr>
-        <w:t xml:space="preserve">上述行业现状表明，传统的”刚性SaaS系统”与”纯手工Excel执行”均已陷入死胡同。行业迫切需要一种轻量化、可配置、基于运筹优化算法的智能辖区分配解决方案，以填补从”数据富矿”到”智能决策”之间的技术鸿沟。这正是本研究的出发点。</w:t>
-      </w:r>
-    </w:p>
-    <w:bookmarkEnd w:id="19"/>
-    <w:bookmarkEnd w:id="20"/>
-    <w:bookmarkStart w:id="23" w:name="研究意义"/>
-    <w:p>
-      <w:pPr>
-        <w:pStyle w:val="Heading2"/>
-      </w:pPr>
-      <w:r>
-        <w:t xml:space="preserve">1.2 </w:t>
-      </w:r>
-      <w:r>
-        <w:rPr>
-          <w:rFonts w:hint="eastAsia"/>
-        </w:rPr>
-        <w:t xml:space="preserve">研究意义</w:t>
-      </w:r>
-    </w:p>
-    <w:bookmarkStart w:id="21" w:name="理论意义填补-sfe-领域动态分配模型空白"/>
-    <w:p>
-      <w:pPr>
-        <w:pStyle w:val="Heading3"/>
-      </w:pPr>
-      <w:r>
-        <w:t xml:space="preserve">1.2.1 </w:t>
-      </w:r>
-      <w:r>
-        <w:rPr>
-          <w:rFonts w:hint="eastAsia"/>
-        </w:rPr>
-        <w:t xml:space="preserve">理论意义：填补</w:t>
-      </w:r>
-      <w:r>
-        <w:t xml:space="preserve"> SFE </w:t>
-      </w:r>
-      <w:r>
-        <w:rPr>
-          <w:rFonts w:hint="eastAsia"/>
-        </w:rPr>
-        <w:t xml:space="preserve">领域动态分配模型空白</w:t>
-      </w:r>
-    </w:p>
-    <w:p>
-      <w:pPr>
-        <w:pStyle w:val="FirstParagraph"/>
-      </w:pPr>
-      <w:r>
-        <w:rPr>
-          <w:rFonts w:hint="eastAsia"/>
-        </w:rPr>
-        <w:t xml:space="preserve">纵观国内外关于销售辖区分配的研究，该领域的演进呈现出从”单纯数学规划”向”商业多目标启发式求解”跨越，从”通用销售”向”医药行业垂直定制”深化的显著特征。在国外，Hess和Samuels（1971）率先将线性规划应用于销售辖区划分</w:t>
-      </w:r>
-      <w:r>
-        <w:rPr>
-          <w:vertAlign w:val="superscript"/>
-        </w:rPr>
-        <w:t xml:space="preserve">[6]</w:t>
-      </w:r>
-      <w:r>
-        <w:rPr>
-          <w:rFonts w:hint="eastAsia"/>
-        </w:rPr>
-        <w:t xml:space="preserve">；Zoltners和Sinha（1983）提出了辖区分配必须满足的四个核心属性框架</w:t>
-      </w:r>
-      <w:r>
-        <w:rPr>
-          <w:vertAlign w:val="superscript"/>
-        </w:rPr>
-        <w:t xml:space="preserve">[7]</w:t>
-      </w:r>
-      <w:r>
-        <w:rPr>
-          <w:rFonts w:hint="eastAsia"/>
-        </w:rPr>
-        <w:t xml:space="preserve">；Skiera和Jordan（1996）通过EQUALIZER模型引入模拟退火与惩罚函数机制，解决了传统精确模型在27%测试算例中无法找到可行解的问题</w:t>
-      </w:r>
-      <w:r>
-        <w:rPr>
-          <w:vertAlign w:val="superscript"/>
-        </w:rPr>
-        <w:t xml:space="preserve">[8]</w:t>
-      </w:r>
-      <w:r>
-        <w:rPr>
-          <w:rFonts w:hint="eastAsia"/>
-        </w:rPr>
-        <w:t xml:space="preserve">。然而，上述研究主要面向欧美市场的通用销售场景，其模型假设与中国医药行业的商业现实之间存在显著差距。</w:t>
-      </w:r>
-    </w:p>
-    <w:p>
-      <w:pPr>
-        <w:pStyle w:val="BodyText"/>
-      </w:pPr>
-      <w:r>
-        <w:rPr>
-          <w:rFonts w:hint="eastAsia"/>
-        </w:rPr>
-        <w:t xml:space="preserve">在国内，运筹优化算法在物流配送、供应链选址、城市网格化管理等通用领域的应用研究极为丰富，但针对医药行业特有商业逻辑的辖区分配模型的学术文献相对匮乏。现有的国内研究在处理”销售潜力均衡”、</w:t>
-      </w:r>
-      <w:r>
-        <w:rPr>
-          <w:rFonts w:hint="eastAsia"/>
-        </w:rPr>
-        <w:t xml:space="preserve">“客户关系连续性”</w:t>
-      </w:r>
-      <w:r>
-        <w:rPr>
-          <w:rFonts w:hint="eastAsia"/>
-        </w:rPr>
-        <w:t xml:space="preserve">以及”代表激励公平性”等SFE场景下的微妙商业维度时，尚未形成成熟的理论体系。</w:t>
-      </w:r>
-    </w:p>
-    <w:p>
-      <w:pPr>
-        <w:pStyle w:val="BodyText"/>
-      </w:pPr>
-      <w:r>
-        <w:rPr>
-          <w:rFonts w:hint="eastAsia"/>
-        </w:rPr>
-        <w:t xml:space="preserve">本文的理论贡献体现在三个方面。一方面，搭建了一个融合中国医药行业特有业务规则（包括大医院共岗拆分、区县行政约束、锁定分配等）的多目标优化数学模型。另一方面，提出了”均衡优化—历史匹配”的两阶段求解框架，将辖区均衡性与历史延续性解耦为两个独立的优化阶段，避免了传统方法中两个目标相互妥协的问题。除此之外，设计了六层地理聚类算法作为模拟退火的初始解生成策略，明显提升了启发式搜索的收敛效率。</w:t>
-      </w:r>
-    </w:p>
-    <w:bookmarkEnd w:id="21"/>
-    <w:bookmarkStart w:id="22" w:name="实践意义解决企业辖区划分效率与公平难题"/>
-    <w:p>
-      <w:pPr>
-        <w:pStyle w:val="Heading3"/>
-      </w:pPr>
-      <w:r>
-        <w:t xml:space="preserve">1.2.2 </w:t>
-      </w:r>
-      <w:r>
-        <w:rPr>
-          <w:rFonts w:hint="eastAsia"/>
-        </w:rPr>
-        <w:t xml:space="preserve">实践意义：解决企业辖区划分效率与公平难题</w:t>
-      </w:r>
-    </w:p>
-    <w:p>
-      <w:pPr>
-        <w:pStyle w:val="FirstParagraph"/>
-      </w:pPr>
-      <w:r>
-        <w:rPr>
-          <w:rFonts w:hint="eastAsia"/>
-        </w:rPr>
-        <w:t xml:space="preserve">从实践角度看，本文的意义体现在以下三个层面。</w:t>
-      </w:r>
-    </w:p>
-    <w:p>
-      <w:pPr>
-        <w:pStyle w:val="BodyText"/>
-      </w:pPr>
-      <w:r>
-        <w:rPr>
-          <w:rFonts w:hint="eastAsia"/>
-        </w:rPr>
-        <w:t xml:space="preserve">其一是提升辖区分配的科学性与公平性。Zoltners和Lorimer（2000）的实证研究表明，仅通过算法优化辖区分配，无需增加任何额外资源，就能直接带来2%到7%的销售额提升，同时减少13.7%的差旅时间</w:t>
-      </w:r>
-      <w:r>
-        <w:rPr>
-          <w:vertAlign w:val="superscript"/>
-        </w:rPr>
-        <w:t xml:space="preserve">[9]</w:t>
-      </w:r>
-      <w:r>
-        <w:rPr>
-          <w:rFonts w:hint="eastAsia"/>
-        </w:rPr>
-        <w:t xml:space="preserve">，这一发现说明算法优化的价值远不止于行政效率。本文所搭建的算法模型依据阈值化的统一惩罚框架，将Index均衡度、地理紧凑性、容量约束等多维目标纳入到统一的代价函数中，能在数分钟内输出满足多重约束的近似最优分配方案，从根本上替代耗时数周的人工博弈过程。</w:t>
-      </w:r>
-    </w:p>
-    <w:p>
-      <w:pPr>
-        <w:pStyle w:val="BodyText"/>
-      </w:pPr>
-      <w:r>
-        <w:rPr>
-          <w:rFonts w:hint="eastAsia"/>
-        </w:rPr>
-        <w:t xml:space="preserve">其二是降低组织变革的震荡成本。在制药企业频繁的组织架构调整里——比如裁员合并、新产品上市扩编等——辖区的重新分配往往伴随着客户关系的断裂以及短期业绩的波动。本文给出的两阶段法借助Hungarian算法在第二阶段实现匿名簇与历史辖区的最优匹配，最大化客户保留率，从而有效降低了辖区调整所带来的业务震荡。</w:t>
-      </w:r>
-    </w:p>
-    <w:p>
-      <w:pPr>
-        <w:pStyle w:val="BodyText"/>
-      </w:pPr>
-      <w:r>
-        <w:rPr>
-          <w:rFonts w:hint="eastAsia"/>
-        </w:rPr>
-        <w:t xml:space="preserve">最后是为算法的商业化落地提供可行路径。此项研究不只停留在算法层面，还探讨了”人机协同”决策机制的建立、组织变革管理策略以及算法产品化的商业模式，为制药企业乃至更广泛的销售密集型行业提供了从算法研发到商业落地的完整参考框架。</w:t>
-      </w:r>
-    </w:p>
-    <w:bookmarkEnd w:id="22"/>
-    <w:bookmarkEnd w:id="23"/>
-    <w:bookmarkStart w:id="30" w:name="研究内容与技术路线"/>
-    <w:p>
-      <w:pPr>
-        <w:pStyle w:val="Heading2"/>
-      </w:pPr>
-      <w:r>
-        <w:t xml:space="preserve">1.3 </w:t>
-      </w:r>
-      <w:r>
-        <w:rPr>
-          <w:rFonts w:hint="eastAsia"/>
-        </w:rPr>
-        <w:t xml:space="preserve">研究内容与技术路线</w:t>
-      </w:r>
-    </w:p>
-    <w:bookmarkStart w:id="24" w:name="主要研究内容"/>
-    <w:p>
-      <w:pPr>
-        <w:pStyle w:val="Heading3"/>
-      </w:pPr>
-      <w:r>
-        <w:t xml:space="preserve">1.3.1 </w:t>
-      </w:r>
-      <w:r>
-        <w:rPr>
-          <w:rFonts w:hint="eastAsia"/>
-        </w:rPr>
-        <w:t xml:space="preserve">主要研究内容</w:t>
-      </w:r>
-    </w:p>
-    <w:p>
-      <w:pPr>
-        <w:pStyle w:val="FirstParagraph"/>
-      </w:pPr>
-      <w:r>
-        <w:rPr>
-          <w:rFonts w:hint="eastAsia"/>
-        </w:rPr>
-        <w:t xml:space="preserve">围绕”如何利用运筹优化算法实现制药企业SFE辖区的科学动态分配”这一核心问题，本文的研究内容包括以下四个方面。</w:t>
-      </w:r>
-    </w:p>
-    <w:p>
-      <w:pPr>
-        <w:pStyle w:val="BodyText"/>
-      </w:pPr>
-      <w:r>
-        <w:rPr>
-          <w:rFonts w:hint="eastAsia"/>
-        </w:rPr>
-        <w:t xml:space="preserve">第一是深入剖析医药行业销售辖区管理的现状与痛点。通过对国家集采常态化、医保谈判及反腐深化等政策背景的剖析，结合某跨国药企的真实案例，全面诊断当前辖区管理模式中存在的区域分配不公、响应滞后、数据支撑缺失等核心痛点，并据此论证引入智能算法的必要性。</w:t>
-      </w:r>
-    </w:p>
-    <w:p>
-      <w:pPr>
-        <w:pStyle w:val="BodyText"/>
-      </w:pPr>
-      <w:r>
-        <w:rPr>
-          <w:rFonts w:hint="eastAsia"/>
-        </w:rPr>
-        <w:t xml:space="preserve">第二是构建依据综合价值指数的多目标优化数学模型。针对中国医药行业的特有业务规则，设计医院综合价值指数（Index）的量化方法，建立包含Index均衡度、地理紧凑性、容量约束、区县集中度等多维目标的统一惩罚函数，并明确硬约束（锁定分配、拆分分散、城市上限）与软约束的边界。</w:t>
-      </w:r>
-    </w:p>
-    <w:p>
-      <w:pPr>
-        <w:pStyle w:val="BodyText"/>
-      </w:pPr>
-      <w:r>
-        <w:rPr>
-          <w:rFonts w:hint="eastAsia"/>
-        </w:rPr>
-        <w:t xml:space="preserve">第三是设计并实现”均衡优化—历史匹配”两阶段求解算法。其中第一阶段采用六层地理聚类生成初始分配方案，再借助模拟退火算法进行均衡性优化；第二阶段采用Hungarian算法将第一阶段产出的匿名簇映射到历史辖区编号，最大化客户保留率。两阶段的解耦设计使均衡性与历史延续性各自达到最优，构成本文的核心技术贡献。</w:t>
-      </w:r>
-    </w:p>
-    <w:p>
-      <w:pPr>
-        <w:pStyle w:val="BodyText"/>
-      </w:pPr>
-      <w:r>
-        <w:rPr>
-          <w:rFonts w:hint="eastAsia"/>
-        </w:rPr>
-        <w:t xml:space="preserve">第四是开展实证分析与商业化前景评估。依据某跨国药企的脱敏数据，在常规微调、裁员合并、组织扩张三种典型业务场景下验证算法效果，并从”人机协同”决策机制、变革管理策略、商业模式等角度探讨算法的落地路径与商业价值。</w:t>
-      </w:r>
-    </w:p>
-    <w:bookmarkEnd w:id="24"/>
-    <w:bookmarkStart w:id="25" w:name="研究方法"/>
-    <w:p>
-      <w:pPr>
-        <w:pStyle w:val="Heading3"/>
-      </w:pPr>
-      <w:r>
-        <w:t xml:space="preserve">1.3.2 </w:t>
-      </w:r>
-      <w:r>
-        <w:rPr>
-          <w:rFonts w:hint="eastAsia"/>
-        </w:rPr>
-        <w:t xml:space="preserve">研究方法</w:t>
-      </w:r>
-    </w:p>
-    <w:p>
-      <w:pPr>
-        <w:pStyle w:val="FirstParagraph"/>
-      </w:pPr>
-      <w:r>
-        <w:rPr>
-          <w:rFonts w:hint="eastAsia"/>
-        </w:rPr>
-        <w:t xml:space="preserve">本文采用定量分析与定性分析相结合的研究方法。在文献研究层面，系统梳理国内外销售辖区分配领域的理论演进，从经典精确算法到启发式算法再到商业化落地，识别现有研究的局限性以及本文的切入点。在数学建模与算法设计层面，将辖区分配问题抽象为带约束的多目标组合优化问题，搭建基于阈值惩罚的代价函数，设计六层地理聚类、模拟退火、Hungarian匹配三阶段求解算法，并通过TypeScript完成算法原型的开发。</w:t>
-      </w:r>
-    </w:p>
-    <w:p>
-      <w:pPr>
-        <w:pStyle w:val="BodyText"/>
-      </w:pPr>
-      <w:r>
-        <w:rPr>
-          <w:rFonts w:hint="eastAsia"/>
-        </w:rPr>
-        <w:t xml:space="preserve">在案例研究层面，以某跨国制药企业为研究对象，获取其脱敏后的医院清单、辖区配置、历史分配等数据，作为算法验证的实证基础。除此之外还设计了对比实验与敏感性分析——通过As-Is（现状人工分配）与To-Be（算法优化分配）的对照设计，从Index均衡度、地理紧凑性、客户保留率等维度量化算法的改善效果，并借助关键参数的敏感性测试验证算法的稳健性。</w:t>
-      </w:r>
-    </w:p>
-    <w:bookmarkEnd w:id="25"/>
-    <w:bookmarkStart w:id="29" w:name="论文结构与技术路线图"/>
-    <w:p>
-      <w:pPr>
-        <w:pStyle w:val="Heading3"/>
-      </w:pPr>
-      <w:r>
-        <w:t xml:space="preserve">1.3.3 </w:t>
-      </w:r>
-      <w:r>
-        <w:rPr>
-          <w:rFonts w:hint="eastAsia"/>
-        </w:rPr>
-        <w:t xml:space="preserve">论文结构与技术路线图</w:t>
-      </w:r>
-    </w:p>
-    <w:p>
-      <w:pPr>
-        <w:pStyle w:val="FirstParagraph"/>
-      </w:pPr>
-      <w:r>
-        <w:rPr>
-          <w:rFonts w:hint="eastAsia"/>
-        </w:rPr>
-        <w:t xml:space="preserve">本论文共分为七章。第一章绪论部分阐述研究背景、研究意义、主要研究内容与研究方法，概述论文整体结构。第二章理论基础与文献综述系统梳理SFE管理理论与销售辖区分配算法的研究演进，从经典精确算法、启发式算法到现代商业化体系融合三个阶段进行综述，分析国内相关研究现状，并指出现有研究的局限性与本文的改进思路。</w:t>
-      </w:r>
-    </w:p>
-    <w:p>
-      <w:pPr>
-        <w:pStyle w:val="BodyText"/>
-      </w:pPr>
-      <w:r>
-        <w:rPr>
-          <w:rFonts w:hint="eastAsia"/>
-        </w:rPr>
-        <w:t xml:space="preserve">第三章制药企业SFE辖区管理现状与痛点诊断分析医药行业宏观政策环境，以某跨国药企为案例剖析现行辖区管理模式，诊断核心痛点并论证引入智能算法的必要性。第四章作为论文的技术核心，定义问题与模型假设，搭建综合价值指数与多目标优化模型，详细阐述两阶段求解算法的设计——含六层地理聚类、模拟退火优化以及Hungarian历史匹配。第五章实证分析与多场景模拟验证依据脱敏数据开展算法效果验证，在三种典型业务场景下进行压力测试，并进行算法性能与敏感性分析。</w:t>
-      </w:r>
-    </w:p>
-    <w:p>
-      <w:pPr>
-        <w:pStyle w:val="BodyText"/>
-      </w:pPr>
-      <w:r>
-        <w:rPr>
-          <w:rFonts w:hint="eastAsia"/>
-        </w:rPr>
-        <w:t xml:space="preserve">第六章企业内部管理的配套及算法的商业化前景评估，探讨”人机协同”决策机制、变革管理策略、数据治理保障，以及算法模型的商业价值与行业推广可行性。第七章结论与展望则总结主要研究结论与创新点，分析研究不足并提出未来展望。</w:t>
-      </w:r>
-    </w:p>
-    <w:p>
-      <w:pPr>
-        <w:pStyle w:val="BodyText"/>
-      </w:pPr>
-      <w:r>
-        <w:rPr>
-          <w:rFonts w:hint="eastAsia"/>
-        </w:rPr>
-        <w:t xml:space="preserve">整体的研究技术路线如图1-1所示。</w:t>
+        <w:t xml:space="preserve">图1-1呈现了2020-2025年中国医药市场全渠道（医院渠道、零售药店、DTP药店）销售额的演变轨迹。市场总规模从2020年的12.7万亿元逐步增至2025年的15.3万亿元，但增速曲线已经清晰显现疲态——2023年同比增长9%为近年高点，2024年同比微降1%，2025年同比持平。三年时间内增长率从两位数滑落至接近零增长，这正是行业从扩张周期切换到存量周期的直观信号。</w:t>
       </w:r>
     </w:p>
     <w:p>
@@ -694,20 +125,20 @@
       <w:r>
         <w:drawing>
           <wp:inline>
-            <wp:extent cx="5395249" cy="2683879"/>
+            <wp:extent cx="5421823" cy="3466454"/>
             <wp:effectExtent b="0" l="0" r="0" t="0"/>
-            <wp:docPr descr="图 1-1 本研究技术路线图" title="" id="27" name="Picture"/>
+            <wp:docPr descr="图 1-1 中国医药市场全渠道销售规模（2020-2025）" title="" id="19" name="Picture"/>
             <a:graphic>
               <a:graphicData uri="http://schemas.openxmlformats.org/drawingml/2006/picture">
                 <pic:pic>
                   <pic:nvPicPr>
-                    <pic:cNvPr descr="figures/fig1-1.png" id="28" name="Picture"/>
+                    <pic:cNvPr descr="figures/fig1-1.png" id="20" name="Picture"/>
                     <pic:cNvPicPr>
                       <a:picLocks noChangeArrowheads="1" noChangeAspect="1"/>
                     </pic:cNvPicPr>
                   </pic:nvPicPr>
                   <pic:blipFill>
-                    <a:blip r:embed="rId26"/>
+                    <a:blip r:embed="rId18"/>
                     <a:stretch>
                       <a:fillRect/>
                     </a:stretch>
@@ -715,7 +146,7 @@
                   <pic:spPr bwMode="auto">
                     <a:xfrm>
                       <a:off x="0" y="0"/>
-                      <a:ext cx="5395249" cy="2683879"/>
+                      <a:ext cx="5421823" cy="3466454"/>
                     </a:xfrm>
                     <a:prstGeom prst="rect">
                       <a:avLst/>
@@ -751,12 +182,781 @@
         <w:rPr>
           <w:rFonts w:hint="eastAsia"/>
         </w:rPr>
+        <w:t xml:space="preserve">中国医药市场全渠道销售规模（2020-2025）</w:t>
+      </w:r>
+    </w:p>
+    <w:p>
+      <w:pPr>
+        <w:pStyle w:val="BodyText"/>
+      </w:pPr>
+      <w:r>
+        <w:rPr>
+          <w:rFonts w:hint="eastAsia"/>
+        </w:rPr>
+        <w:t xml:space="preserve">图1-2进一步给出未来五年的市场展望。IQVIA《中国医药市场预测（2024-2029）》显示，复合年增长率（CAGR）已下探至1.3%，同比增长率在0.3%至1.8%的低位徘徊，与过去十年7%-12%的高速期形成鲜明反差。这种由”高速增长”到”低速增长”的转变并非短期波动，而是行业进入新阶段的结构性特征。</w:t>
+      </w:r>
+    </w:p>
+    <w:p>
+      <w:pPr>
+        <w:pStyle w:val="CaptionedFigure"/>
+      </w:pPr>
+      <w:r>
+        <w:drawing>
+          <wp:inline>
+            <wp:extent cx="5419200" cy="3259200"/>
+            <wp:effectExtent b="0" l="0" r="0" t="0"/>
+            <wp:docPr descr="图 1-2 中国医药市场规模预测（2024-2029E）" title="" id="22" name="Picture"/>
+            <a:graphic>
+              <a:graphicData uri="http://schemas.openxmlformats.org/drawingml/2006/picture">
+                <pic:pic>
+                  <pic:nvPicPr>
+                    <pic:cNvPr descr="figures/fig1-2.png" id="23" name="Picture"/>
+                    <pic:cNvPicPr>
+                      <a:picLocks noChangeArrowheads="1" noChangeAspect="1"/>
+                    </pic:cNvPicPr>
+                  </pic:nvPicPr>
+                  <pic:blipFill>
+                    <a:blip r:embed="rId21"/>
+                    <a:stretch>
+                      <a:fillRect/>
+                    </a:stretch>
+                  </pic:blipFill>
+                  <pic:spPr bwMode="auto">
+                    <a:xfrm>
+                      <a:off x="0" y="0"/>
+                      <a:ext cx="5419200" cy="3259200"/>
+                    </a:xfrm>
+                    <a:prstGeom prst="rect">
+                      <a:avLst/>
+                    </a:prstGeom>
+                    <a:noFill/>
+                    <a:ln w="9525">
+                      <a:noFill/>
+                      <a:headEnd/>
+                      <a:tailEnd/>
+                    </a:ln>
+                  </pic:spPr>
+                </pic:pic>
+              </a:graphicData>
+            </a:graphic>
+          </wp:inline>
+        </w:drawing>
+      </w:r>
+    </w:p>
+    <w:p>
+      <w:pPr>
+        <w:pStyle w:val="ImageCaption"/>
+      </w:pPr>
+      <w:r>
+        <w:rPr>
+          <w:rFonts w:hint="eastAsia"/>
+        </w:rPr>
+        <w:t xml:space="preserve">图</w:t>
+      </w:r>
+      <w:r>
+        <w:t xml:space="preserve"> 1-2 </w:t>
+      </w:r>
+      <w:r>
+        <w:rPr>
+          <w:rFonts w:hint="eastAsia"/>
+        </w:rPr>
+        <w:t xml:space="preserve">中国医药市场规模预测（2024-2029E）</w:t>
+      </w:r>
+    </w:p>
+    <w:p>
+      <w:pPr>
+        <w:pStyle w:val="BodyText"/>
+      </w:pPr>
+      <w:r>
+        <w:rPr>
+          <w:rFonts w:hint="eastAsia"/>
+        </w:rPr>
+        <w:t xml:space="preserve">行业总量增速放缓的背后，是国家集中带量采购（Volume-Based</w:t>
+      </w:r>
+      <w:r>
+        <w:t xml:space="preserve"> Procurement, </w:t>
+      </w:r>
+      <w:r>
+        <w:rPr>
+          <w:rFonts w:hint="eastAsia"/>
+        </w:rPr>
+        <w:t xml:space="preserve">VBP）常态化、医保谈判机制化与医药反腐深水化三重政策压力的叠加。集采压缩了成熟仿制药的利润空间</w:t>
+      </w:r>
+      <w:r>
+        <w:rPr>
+          <w:vertAlign w:val="superscript"/>
+        </w:rPr>
+        <w:t xml:space="preserve">[2]</w:t>
+      </w:r>
+      <w:r>
+        <w:rPr>
+          <w:rFonts w:hint="eastAsia"/>
+        </w:rPr>
+        <w:t xml:space="preserve">，医保谈判压缩了创新药的商业化窗口期，反腐则从合规端重塑了商业模式——传统”带金销售”加速退出，学术推广成为核心</w:t>
+      </w:r>
+      <w:r>
+        <w:rPr>
+          <w:vertAlign w:val="superscript"/>
+        </w:rPr>
+        <w:t xml:space="preserve">[3]</w:t>
+      </w:r>
+      <w:r>
+        <w:rPr>
+          <w:rFonts w:hint="eastAsia"/>
+        </w:rPr>
+        <w:t xml:space="preserve">。三重压力的具体影响机制将在第三章详细展开。</w:t>
+      </w:r>
+    </w:p>
+    <w:p>
+      <w:pPr>
+        <w:pStyle w:val="BodyText"/>
+      </w:pPr>
+      <w:r>
+        <w:rPr>
+          <w:rFonts w:hint="eastAsia"/>
+        </w:rPr>
+        <w:t xml:space="preserve">三重压力共同作用之下，中国医药行业呈现出一种结构性的”双向挤压”格局。外资药企因核心产品进入集采而面临战略收缩，需要以更少的人力覆盖同等甚至更大的市场；本土生物科技公司在政策红利下迅速扩张，但其内部管理职能——尤其是销售力有效性（Sales</w:t>
+      </w:r>
+      <w:r>
+        <w:t xml:space="preserve"> Force Effectiveness, </w:t>
+      </w:r>
+      <w:r>
+        <w:rPr>
+          <w:rFonts w:hint="eastAsia"/>
+        </w:rPr>
+        <w:t xml:space="preserve">SFE）管理——仍处于萌芽阶段，往往由一线业务人员主导资源分配，陷入”既是运动员又是裁判员”的困境。无论是收缩还是扩张，企业都迫切需要一套科学、高效的辖区分配方法论来替代传统的经验驱动模式。</w:t>
+      </w:r>
+    </w:p>
+    <w:bookmarkEnd w:id="24"/>
+    <w:bookmarkStart w:id="25" w:name="制药企业精细化管理转型的迫切需求"/>
+    <w:p>
+      <w:pPr>
+        <w:pStyle w:val="Heading3"/>
+      </w:pPr>
+      <w:r>
+        <w:t xml:space="preserve">1.1.2 </w:t>
+      </w:r>
+      <w:r>
+        <w:rPr>
+          <w:rFonts w:hint="eastAsia"/>
+        </w:rPr>
+        <w:t xml:space="preserve">制药企业精细化管理转型的迫切需求</w:t>
+      </w:r>
+    </w:p>
+    <w:p>
+      <w:pPr>
+        <w:pStyle w:val="FirstParagraph"/>
+      </w:pPr>
+      <w:r>
+        <w:rPr>
+          <w:rFonts w:hint="eastAsia"/>
+        </w:rPr>
+        <w:t xml:space="preserve">销售辖区分配（Sales</w:t>
+      </w:r>
+      <w:r>
+        <w:t xml:space="preserve"> Territory </w:t>
+      </w:r>
+      <w:r>
+        <w:rPr>
+          <w:rFonts w:hint="eastAsia"/>
+        </w:rPr>
+        <w:t xml:space="preserve">Alignment）是企业SFE管理体系中的关键业务流程，其本质是一个高度复杂的资源配置与空间优化问题。在制药企业中，辖区分配的核心任务是将数千家目标医院终端合理地分配给数百名销售代表，使得每位代表的工作量与销售潜力达到相对均衡，同时兼顾地理紧凑性、客户关系连续性以及组织架构约束等多维目标。</w:t>
+      </w:r>
+    </w:p>
+    <w:p>
+      <w:pPr>
+        <w:pStyle w:val="BodyText"/>
+      </w:pPr>
+      <w:r>
+        <w:rPr>
+          <w:rFonts w:hint="eastAsia"/>
+        </w:rPr>
+        <w:t xml:space="preserve">然而，当前绝大多数制药企业的辖区分配仍采取”人力密集型”的作业模式。中央SFE团队与数百名一线销售经理深度依赖Excel进行庞杂的数据拆解，并在”自下而上”的指标分配中展开旷日持久的跨部门人工博弈与沟通拉扯。在过去医药行业高增长的”黄金时代”，企业尚能以高昂的利润掩盖这种低效带来的隐性摩擦成本。但在当前利润空间被急剧压缩的环境下，这种完全依赖人工操作、响应极度滞后且充斥着沟通内耗的传统管理模式，其所产生的人力成本与时间沉没成本已令企业不堪重负。</w:t>
+      </w:r>
+    </w:p>
+    <w:p>
+      <w:pPr>
+        <w:pStyle w:val="BodyText"/>
+      </w:pPr>
+      <w:r>
+        <w:rPr>
+          <w:rFonts w:hint="eastAsia"/>
+        </w:rPr>
+        <w:t xml:space="preserve">与此同时，制药企业的SFE部门天然拥有海量的沉淀数据，CRM系统中的医生分级、流向、处方等数据构成了一座”数据富矿”。但由于缺乏高级运筹智能算法的技术加持，中央管理团队在宏观排兵布阵时，往往只能提供颗粒度极粗的先验测算，最终沦为一线人员基于人情与经验的Excel手工博弈</w:t>
+      </w:r>
+      <w:r>
+        <w:rPr>
+          <w:vertAlign w:val="superscript"/>
+        </w:rPr>
+        <w:t xml:space="preserve">[4]</w:t>
+      </w:r>
+      <w:r>
+        <w:rPr>
+          <w:rFonts w:hint="eastAsia"/>
+        </w:rPr>
+        <w:t xml:space="preserve">。王晓玲（2024）指出，我国生物医药行业数字化转型受限于数据基础不足、复合背景人才短缺等瓶颈，转型进展相对落后</w:t>
+      </w:r>
+      <w:r>
+        <w:rPr>
+          <w:vertAlign w:val="superscript"/>
+        </w:rPr>
+        <w:t xml:space="preserve">[5]</w:t>
+      </w:r>
+      <w:r>
+        <w:rPr>
+          <w:rFonts w:hint="eastAsia"/>
+        </w:rPr>
+        <w:t xml:space="preserve">。这种”数据丰富、算法贫乏”的矛盾，正是制药企业精细化管理转型中亟待突破的核心瓶颈。</w:t>
+      </w:r>
+    </w:p>
+    <w:p>
+      <w:pPr>
+        <w:pStyle w:val="BodyText"/>
+      </w:pPr>
+      <w:r>
+        <w:rPr>
+          <w:rFonts w:hint="eastAsia"/>
+        </w:rPr>
+        <w:t xml:space="preserve">商业化解决方案层面，全球领先的数据与技术巨头（如IQVIA、Veeva等）曾斥巨资开发标准化SaaS系统，但在中国市场遭遇了严重的”水土不服”——业务规则的高度非标准化使标准化产品难以泛化，最终陷入定制化开发泥潭。第三章将对这一问题做深入剖析。综合来看，传统的”刚性SaaS系统”与”纯手工Excel执行”均已陷入死胡同，行业迫切需要一种轻量化、可配置、基于运筹优化算法的智能辖区分配解决方案，以填补从”数据富矿”到”智能决策”之间的技术鸿沟。这正是本研究的出发点。</w:t>
+      </w:r>
+    </w:p>
+    <w:bookmarkEnd w:id="25"/>
+    <w:bookmarkEnd w:id="26"/>
+    <w:bookmarkStart w:id="29" w:name="研究意义"/>
+    <w:p>
+      <w:pPr>
+        <w:pStyle w:val="Heading2"/>
+      </w:pPr>
+      <w:r>
+        <w:t xml:space="preserve">1.2 </w:t>
+      </w:r>
+      <w:r>
+        <w:rPr>
+          <w:rFonts w:hint="eastAsia"/>
+        </w:rPr>
+        <w:t xml:space="preserve">研究意义</w:t>
+      </w:r>
+    </w:p>
+    <w:bookmarkStart w:id="27" w:name="理论意义填补-sfe-领域动态分配模型空白"/>
+    <w:p>
+      <w:pPr>
+        <w:pStyle w:val="Heading3"/>
+      </w:pPr>
+      <w:r>
+        <w:t xml:space="preserve">1.2.1 </w:t>
+      </w:r>
+      <w:r>
+        <w:rPr>
+          <w:rFonts w:hint="eastAsia"/>
+        </w:rPr>
+        <w:t xml:space="preserve">理论意义：填补</w:t>
+      </w:r>
+      <w:r>
+        <w:t xml:space="preserve"> SFE </w:t>
+      </w:r>
+      <w:r>
+        <w:rPr>
+          <w:rFonts w:hint="eastAsia"/>
+        </w:rPr>
+        <w:t xml:space="preserve">领域动态分配模型空白</w:t>
+      </w:r>
+    </w:p>
+    <w:p>
+      <w:pPr>
+        <w:pStyle w:val="FirstParagraph"/>
+      </w:pPr>
+      <w:r>
+        <w:rPr>
+          <w:rFonts w:hint="eastAsia"/>
+        </w:rPr>
+        <w:t xml:space="preserve">纵观国内外关于销售辖区分配的研究，该领域的演进呈现出从”单纯数学规划”向”商业多目标启发式求解”跨越，从”通用销售”向”医药行业垂直定制”深化的显著特征。在国外，Hess和Samuels（1971）率先将线性规划应用于销售辖区划分</w:t>
+      </w:r>
+      <w:r>
+        <w:rPr>
+          <w:vertAlign w:val="superscript"/>
+        </w:rPr>
+        <w:t xml:space="preserve">[6]</w:t>
+      </w:r>
+      <w:r>
+        <w:rPr>
+          <w:rFonts w:hint="eastAsia"/>
+        </w:rPr>
+        <w:t xml:space="preserve">；Zoltners和Sinha（1983）提出了辖区分配必须满足的四个核心属性框架</w:t>
+      </w:r>
+      <w:r>
+        <w:rPr>
+          <w:vertAlign w:val="superscript"/>
+        </w:rPr>
+        <w:t xml:space="preserve">[7]</w:t>
+      </w:r>
+      <w:r>
+        <w:rPr>
+          <w:rFonts w:hint="eastAsia"/>
+        </w:rPr>
+        <w:t xml:space="preserve">；Skiera和Jordan（1996）通过EQUALIZER模型引入模拟退火与惩罚函数机制，解决了传统精确模型在27%测试算例中无法找到可行解的问题</w:t>
+      </w:r>
+      <w:r>
+        <w:rPr>
+          <w:vertAlign w:val="superscript"/>
+        </w:rPr>
+        <w:t xml:space="preserve">[8]</w:t>
+      </w:r>
+      <w:r>
+        <w:rPr>
+          <w:rFonts w:hint="eastAsia"/>
+        </w:rPr>
+        <w:t xml:space="preserve">。然而，上述研究主要面向欧美市场的通用销售场景，其模型假设与中国医药行业的商业现实之间存在显著差距。</w:t>
+      </w:r>
+    </w:p>
+    <w:p>
+      <w:pPr>
+        <w:pStyle w:val="BodyText"/>
+      </w:pPr>
+      <w:r>
+        <w:rPr>
+          <w:rFonts w:hint="eastAsia"/>
+        </w:rPr>
+        <w:t xml:space="preserve">在国内，运筹优化算法在物流配送、供应链选址、城市网格化管理等通用领域的应用研究极为丰富，但针对医药行业特有商业逻辑的辖区分配模型的学术文献相对匮乏。现有的国内研究在处理”销售潜力均衡”、</w:t>
+      </w:r>
+      <w:r>
+        <w:rPr>
+          <w:rFonts w:hint="eastAsia"/>
+        </w:rPr>
+        <w:t xml:space="preserve">“客户关系连续性”</w:t>
+      </w:r>
+      <w:r>
+        <w:rPr>
+          <w:rFonts w:hint="eastAsia"/>
+        </w:rPr>
+        <w:t xml:space="preserve">以及”代表激励公平性”等SFE场景下的微妙商业维度时，尚未形成成熟的理论体系。</w:t>
+      </w:r>
+    </w:p>
+    <w:p>
+      <w:pPr>
+        <w:pStyle w:val="BodyText"/>
+      </w:pPr>
+      <w:r>
+        <w:rPr>
+          <w:rFonts w:hint="eastAsia"/>
+        </w:rPr>
+        <w:t xml:space="preserve">本文的理论贡献主要体现在三个方面。第一，搭建了一个融合中国医药行业特有业务规则（包括大医院共岗拆分、区县行政约束、锁定分配等）的多目标优化数学模型，弥补了通用辖区设计模型在中国医药场景中的适配缺口。第二，提出了”均衡优化—历史匹配”的两阶段求解框架，将辖区均衡性与历史延续性解耦为两个独立的优化阶段，避免了传统方法中两个目标在同一代价函数中相互妥协的问题。第三，设计了六层地理聚类算法作为模拟退火的初始解生成策略，并引入一对一城市识别和城市亲和图两项扩展机制，明显提升了启发式搜索的收敛效率与解的稳健性。</w:t>
+      </w:r>
+    </w:p>
+    <w:bookmarkEnd w:id="27"/>
+    <w:bookmarkStart w:id="28" w:name="实践意义解决企业辖区划分效率与公平难题"/>
+    <w:p>
+      <w:pPr>
+        <w:pStyle w:val="Heading3"/>
+      </w:pPr>
+      <w:r>
+        <w:t xml:space="preserve">1.2.2 </w:t>
+      </w:r>
+      <w:r>
+        <w:rPr>
+          <w:rFonts w:hint="eastAsia"/>
+        </w:rPr>
+        <w:t xml:space="preserve">实践意义：解决企业辖区划分效率与公平难题</w:t>
+      </w:r>
+    </w:p>
+    <w:p>
+      <w:pPr>
+        <w:pStyle w:val="FirstParagraph"/>
+      </w:pPr>
+      <w:r>
+        <w:rPr>
+          <w:rFonts w:hint="eastAsia"/>
+        </w:rPr>
+        <w:t xml:space="preserve">从实践角度看，本文的意义体现在以下三个层面。</w:t>
+      </w:r>
+    </w:p>
+    <w:p>
+      <w:pPr>
+        <w:pStyle w:val="BodyText"/>
+      </w:pPr>
+      <w:r>
+        <w:rPr>
+          <w:rFonts w:hint="eastAsia"/>
+        </w:rPr>
+        <w:t xml:space="preserve">第一，提升辖区分配的科学性与公平性。Zoltners和Lorimer（2000）的实证研究表明，仅通过算法优化辖区分配，无需增加任何额外资源，就能直接带来2%到7%的销售额提升，同时减少13.7%的差旅时间</w:t>
+      </w:r>
+      <w:r>
+        <w:rPr>
+          <w:vertAlign w:val="superscript"/>
+        </w:rPr>
+        <w:t xml:space="preserve">[9]</w:t>
+      </w:r>
+      <w:r>
+        <w:rPr>
+          <w:rFonts w:hint="eastAsia"/>
+        </w:rPr>
+        <w:t xml:space="preserve">，这一发现说明算法优化的价值远不止于行政效率。本文所搭建的算法模型依据阈值化的统一惩罚框架，将Index均衡度、地理紧凑性、容量约束等多维目标纳入到统一的代价函数中，能在数分钟内输出满足多重约束的近似最优分配方案，从根本上替代耗时数周的人工博弈过程。</w:t>
+      </w:r>
+    </w:p>
+    <w:p>
+      <w:pPr>
+        <w:pStyle w:val="BodyText"/>
+      </w:pPr>
+      <w:r>
+        <w:rPr>
+          <w:rFonts w:hint="eastAsia"/>
+        </w:rPr>
+        <w:t xml:space="preserve">第二，降低组织变革的震荡成本。在制药企业频繁的组织架构调整里——比如裁员合并、新产品上市扩编等——辖区的重新分配往往伴随着客户关系的断裂以及短期业绩的波动。本文给出的两阶段法借助Hungarian算法在第二阶段实现匿名簇与历史辖区的最优匹配，最大化客户保留率，从而有效降低了辖区调整所带来的业务震荡。</w:t>
+      </w:r>
+    </w:p>
+    <w:p>
+      <w:pPr>
+        <w:pStyle w:val="BodyText"/>
+      </w:pPr>
+      <w:r>
+        <w:rPr>
+          <w:rFonts w:hint="eastAsia"/>
+        </w:rPr>
+        <w:t xml:space="preserve">第三，为算法的商业化落地提供可行路径。本文不只停留在算法层面，还探讨了”人机协同”决策机制的建立、组织变革管理策略以及算法产品化的商业模式，为制药企业乃至更广泛的销售密集型行业提供了从算法研发到商业落地的完整参考框架。</w:t>
+      </w:r>
+    </w:p>
+    <w:bookmarkEnd w:id="28"/>
+    <w:bookmarkEnd w:id="29"/>
+    <w:bookmarkStart w:id="36" w:name="研究内容与技术路线"/>
+    <w:p>
+      <w:pPr>
+        <w:pStyle w:val="Heading2"/>
+      </w:pPr>
+      <w:r>
+        <w:t xml:space="preserve">1.3 </w:t>
+      </w:r>
+      <w:r>
+        <w:rPr>
+          <w:rFonts w:hint="eastAsia"/>
+        </w:rPr>
+        <w:t xml:space="preserve">研究内容与技术路线</w:t>
+      </w:r>
+    </w:p>
+    <w:bookmarkStart w:id="30" w:name="主要研究内容"/>
+    <w:p>
+      <w:pPr>
+        <w:pStyle w:val="Heading3"/>
+      </w:pPr>
+      <w:r>
+        <w:t xml:space="preserve">1.3.1 </w:t>
+      </w:r>
+      <w:r>
+        <w:rPr>
+          <w:rFonts w:hint="eastAsia"/>
+        </w:rPr>
+        <w:t xml:space="preserve">主要研究内容</w:t>
+      </w:r>
+    </w:p>
+    <w:p>
+      <w:pPr>
+        <w:pStyle w:val="FirstParagraph"/>
+      </w:pPr>
+      <w:r>
+        <w:rPr>
+          <w:rFonts w:hint="eastAsia"/>
+        </w:rPr>
+        <w:t xml:space="preserve">围绕”如何利用运筹优化算法实现制药企业SFE辖区的科学动态分配”这一核心问题，本文的研究内容包括以下四个方面：</w:t>
+      </w:r>
+    </w:p>
+    <w:p>
+      <w:pPr>
+        <w:pStyle w:val="BodyText"/>
+      </w:pPr>
+      <w:r>
+        <w:rPr>
+          <w:rFonts w:hint="eastAsia"/>
+        </w:rPr>
+        <w:t xml:space="preserve">（1）深入剖析医药行业销售辖区管理的现状与痛点。通过对国家集采常态化、医保谈判及反腐深化等政策背景的剖析，结合某跨国药企的真实案例，全面诊断当前辖区管理模式中存在的区域分配不公、响应滞后、数据支撑缺失等核心痛点，并据此论证引入智能算法的必要性。</w:t>
+      </w:r>
+    </w:p>
+    <w:p>
+      <w:pPr>
+        <w:pStyle w:val="BodyText"/>
+      </w:pPr>
+      <w:r>
+        <w:rPr>
+          <w:rFonts w:hint="eastAsia"/>
+        </w:rPr>
+        <w:t xml:space="preserve">（2）构建基于综合价值指数的多目标优化数学模型。针对中国医药行业的特有业务规则，设计医院综合价值指数（Index）的量化方法，建立包含Index均衡度、地理紧凑性、容量约束、区县集中度等多维目标的统一惩罚函数，并明确硬约束（锁定分配、拆分分散、城市上限）与软约束的边界。</w:t>
+      </w:r>
+    </w:p>
+    <w:p>
+      <w:pPr>
+        <w:pStyle w:val="BodyText"/>
+      </w:pPr>
+      <w:r>
+        <w:rPr>
+          <w:rFonts w:hint="eastAsia"/>
+        </w:rPr>
+        <w:t xml:space="preserve">（3）设计并实现”均衡优化—历史匹配”两阶段求解算法。其中第一阶段采用六层地理聚类生成初始分配方案，再借助模拟退火算法进行均衡性优化；第二阶段采用Hungarian算法将第一阶段产出的匿名簇映射到历史辖区编号，最大化客户保留率。两阶段的解耦设计使均衡性与历史延续性各自达到最优，构成本文的核心技术贡献。</w:t>
+      </w:r>
+    </w:p>
+    <w:p>
+      <w:pPr>
+        <w:pStyle w:val="BodyText"/>
+      </w:pPr>
+      <w:r>
+        <w:rPr>
+          <w:rFonts w:hint="eastAsia"/>
+        </w:rPr>
+        <w:t xml:space="preserve">（4）开展实证分析与商业化前景评估。依据某跨国药企的脱敏数据，在常规微调、裁员合并、组织扩张三种典型业务场景下验证算法效果，并从”人机协同”决策机制、变革管理策略、商业模式等角度探讨算法的落地路径与商业价值。</w:t>
+      </w:r>
+    </w:p>
+    <w:bookmarkEnd w:id="30"/>
+    <w:bookmarkStart w:id="31" w:name="研究方法"/>
+    <w:p>
+      <w:pPr>
+        <w:pStyle w:val="Heading3"/>
+      </w:pPr>
+      <w:r>
+        <w:t xml:space="preserve">1.3.2 </w:t>
+      </w:r>
+      <w:r>
+        <w:rPr>
+          <w:rFonts w:hint="eastAsia"/>
+        </w:rPr>
+        <w:t xml:space="preserve">研究方法</w:t>
+      </w:r>
+    </w:p>
+    <w:p>
+      <w:pPr>
+        <w:pStyle w:val="FirstParagraph"/>
+      </w:pPr>
+      <w:r>
+        <w:rPr>
+          <w:rFonts w:hint="eastAsia"/>
+        </w:rPr>
+        <w:t xml:space="preserve">本文采用定量分析与定性分析相结合的研究方法，主要包括以下四种：</w:t>
+      </w:r>
+    </w:p>
+    <w:p>
+      <w:pPr>
+        <w:pStyle w:val="BodyText"/>
+      </w:pPr>
+      <w:r>
+        <w:rPr>
+          <w:rFonts w:hint="eastAsia"/>
+        </w:rPr>
+        <w:t xml:space="preserve">文献研究法：系统梳理国内外销售辖区分配领域的理论演进，从经典精确算法到启发式算法再到现代SFE商业化落地，识别现有研究的局限性以及本文的切入点，为后续模型设计提供理论参照。</w:t>
+      </w:r>
+    </w:p>
+    <w:p>
+      <w:pPr>
+        <w:pStyle w:val="BodyText"/>
+      </w:pPr>
+      <w:r>
+        <w:rPr>
+          <w:rFonts w:hint="eastAsia"/>
+        </w:rPr>
+        <w:t xml:space="preserve">数学建模与算法设计：将辖区分配问题抽象为带约束的多目标组合优化问题，搭建基于阈值惩罚的代价函数，设计六层地理聚类、模拟退火、Hungarian匹配三阶段求解算法，并完成可交互的算法系统实现，将抽象的数学模型转化为面向业务管理者的实际工具。</w:t>
+      </w:r>
+    </w:p>
+    <w:p>
+      <w:pPr>
+        <w:pStyle w:val="BodyText"/>
+      </w:pPr>
+      <w:r>
+        <w:rPr>
+          <w:rFonts w:hint="eastAsia"/>
+        </w:rPr>
+        <w:t xml:space="preserve">案例研究法：以某跨国制药企业为研究对象，获取其脱敏后的医院清单、辖区配置、历史分配等数据，作为算法验证的实证基础。结合作者多年医药行业SFE实践经验，对算法输出方案进行业务合理性的人工核验。</w:t>
+      </w:r>
+    </w:p>
+    <w:p>
+      <w:pPr>
+        <w:pStyle w:val="BodyText"/>
+      </w:pPr>
+      <w:r>
+        <w:rPr>
+          <w:rFonts w:hint="eastAsia"/>
+        </w:rPr>
+        <w:t xml:space="preserve">对比实验与敏感性分析：通过As-Is（现状人工分配）与To-Be（算法优化分配）的对照设计，从Index均衡度、地理紧凑性、客户保留率等维度量化算法的改善效果，并借助关键参数（拆分阈值、退火迭代次数、惩罚权重等）的敏感性测试验证算法的稳健性。</w:t>
+      </w:r>
+    </w:p>
+    <w:bookmarkEnd w:id="31"/>
+    <w:bookmarkStart w:id="35" w:name="论文结构与技术路线图"/>
+    <w:p>
+      <w:pPr>
+        <w:pStyle w:val="Heading3"/>
+      </w:pPr>
+      <w:r>
+        <w:t xml:space="preserve">1.3.3 </w:t>
+      </w:r>
+      <w:r>
+        <w:rPr>
+          <w:rFonts w:hint="eastAsia"/>
+        </w:rPr>
+        <w:t xml:space="preserve">论文结构与技术路线图</w:t>
+      </w:r>
+    </w:p>
+    <w:p>
+      <w:pPr>
+        <w:pStyle w:val="FirstParagraph"/>
+      </w:pPr>
+      <w:r>
+        <w:rPr>
+          <w:rFonts w:hint="eastAsia"/>
+        </w:rPr>
+        <w:t xml:space="preserve">本论文共分为七章：</w:t>
+      </w:r>
+    </w:p>
+    <w:p>
+      <w:pPr>
+        <w:pStyle w:val="BodyText"/>
+      </w:pPr>
+      <w:r>
+        <w:rPr>
+          <w:rFonts w:hint="eastAsia"/>
+        </w:rPr>
+        <w:t xml:space="preserve">第一章，绪论。阐述研究背景、研究意义、主要研究内容与研究方法，概述论文整体结构与技术路线。</w:t>
+      </w:r>
+    </w:p>
+    <w:p>
+      <w:pPr>
+        <w:pStyle w:val="BodyText"/>
+      </w:pPr>
+      <w:r>
+        <w:rPr>
+          <w:rFonts w:hint="eastAsia"/>
+        </w:rPr>
+        <w:t xml:space="preserve">第二章，理论基础与文献综述。系统梳理SFE管理理论与销售辖区分配算法的研究演进，从经典精确算法、启发式算法到现代商业化体系融合三个阶段进行综述，分析国内相关研究现状，并指出现有研究的局限性与本文的改进思路。</w:t>
+      </w:r>
+    </w:p>
+    <w:p>
+      <w:pPr>
+        <w:pStyle w:val="BodyText"/>
+      </w:pPr>
+      <w:r>
+        <w:rPr>
+          <w:rFonts w:hint="eastAsia"/>
+        </w:rPr>
+        <w:t xml:space="preserve">第三章，制药企业SFE辖区管理现状与痛点诊断。分析医药行业宏观政策环境，以某跨国药企为案例剖析现行辖区管理模式，诊断核心痛点并论证引入智能算法的必要性。</w:t>
+      </w:r>
+    </w:p>
+    <w:p>
+      <w:pPr>
+        <w:pStyle w:val="BodyText"/>
+      </w:pPr>
+      <w:r>
+        <w:rPr>
+          <w:rFonts w:hint="eastAsia"/>
+        </w:rPr>
+        <w:t xml:space="preserve">第四章，基于综合价值指数的智能辖区分配模型构建。本章是论文的技术核心，定义问题与模型假设，搭建综合价值指数与多目标优化模型，详细阐述两阶段求解算法的设计——含六层地理聚类、模拟退火优化以及Hungarian历史匹配。</w:t>
+      </w:r>
+    </w:p>
+    <w:p>
+      <w:pPr>
+        <w:pStyle w:val="BodyText"/>
+      </w:pPr>
+      <w:r>
+        <w:rPr>
+          <w:rFonts w:hint="eastAsia"/>
+        </w:rPr>
+        <w:t xml:space="preserve">第五章，实证分析与多场景模拟验证。依据脱敏数据开展算法效果验证，在常规微调、裁员合并、组织扩张三种典型业务场景下进行压力测试，并对关键参数进行敏感性分析。</w:t>
+      </w:r>
+    </w:p>
+    <w:p>
+      <w:pPr>
+        <w:pStyle w:val="BodyText"/>
+      </w:pPr>
+      <w:r>
+        <w:rPr>
+          <w:rFonts w:hint="eastAsia"/>
+        </w:rPr>
+        <w:t xml:space="preserve">第六章，企业内部管理的配套及算法的商业化前景评估。探讨”人机协同”决策机制、变革管理策略、数据治理保障，以及算法模型的商业价值与行业推广可行性。</w:t>
+      </w:r>
+    </w:p>
+    <w:p>
+      <w:pPr>
+        <w:pStyle w:val="BodyText"/>
+      </w:pPr>
+      <w:r>
+        <w:rPr>
+          <w:rFonts w:hint="eastAsia"/>
+        </w:rPr>
+        <w:t xml:space="preserve">第七章，结论与展望。总结主要研究结论与创新点，分析研究不足并提出未来展望。</w:t>
+      </w:r>
+    </w:p>
+    <w:p>
+      <w:pPr>
+        <w:pStyle w:val="BodyText"/>
+      </w:pPr>
+      <w:r>
+        <w:rPr>
+          <w:rFonts w:hint="eastAsia"/>
+        </w:rPr>
+        <w:t xml:space="preserve">整体的研究技术路线如图1-3所示。</w:t>
+      </w:r>
+    </w:p>
+    <w:p>
+      <w:pPr>
+        <w:pStyle w:val="CaptionedFigure"/>
+      </w:pPr>
+      <w:r>
+        <w:drawing>
+          <wp:inline>
+            <wp:extent cx="5399457" cy="2059648"/>
+            <wp:effectExtent b="0" l="0" r="0" t="0"/>
+            <wp:docPr descr="图 1-3 本研究技术路线图" title="" id="33" name="Picture"/>
+            <a:graphic>
+              <a:graphicData uri="http://schemas.openxmlformats.org/drawingml/2006/picture">
+                <pic:pic>
+                  <pic:nvPicPr>
+                    <pic:cNvPr descr="figures/fig1-3.png" id="34" name="Picture"/>
+                    <pic:cNvPicPr>
+                      <a:picLocks noChangeArrowheads="1" noChangeAspect="1"/>
+                    </pic:cNvPicPr>
+                  </pic:nvPicPr>
+                  <pic:blipFill>
+                    <a:blip r:embed="rId32"/>
+                    <a:stretch>
+                      <a:fillRect/>
+                    </a:stretch>
+                  </pic:blipFill>
+                  <pic:spPr bwMode="auto">
+                    <a:xfrm>
+                      <a:off x="0" y="0"/>
+                      <a:ext cx="5399457" cy="2059648"/>
+                    </a:xfrm>
+                    <a:prstGeom prst="rect">
+                      <a:avLst/>
+                    </a:prstGeom>
+                    <a:noFill/>
+                    <a:ln w="9525">
+                      <a:noFill/>
+                      <a:headEnd/>
+                      <a:tailEnd/>
+                    </a:ln>
+                  </pic:spPr>
+                </pic:pic>
+              </a:graphicData>
+            </a:graphic>
+          </wp:inline>
+        </w:drawing>
+      </w:r>
+    </w:p>
+    <w:p>
+      <w:pPr>
+        <w:pStyle w:val="ImageCaption"/>
+      </w:pPr>
+      <w:r>
+        <w:rPr>
+          <w:rFonts w:hint="eastAsia"/>
+        </w:rPr>
+        <w:t xml:space="preserve">图</w:t>
+      </w:r>
+      <w:r>
+        <w:t xml:space="preserve"> 1-3 </w:t>
+      </w:r>
+      <w:r>
+        <w:rPr>
+          <w:rFonts w:hint="eastAsia"/>
+        </w:rPr>
         <w:t xml:space="preserve">本研究技术路线图</w:t>
       </w:r>
     </w:p>
-    <w:bookmarkEnd w:id="29"/>
-    <w:bookmarkEnd w:id="30"/>
-    <w:bookmarkStart w:id="31" w:name="本章小结"/>
+    <w:bookmarkEnd w:id="35"/>
+    <w:bookmarkEnd w:id="36"/>
+    <w:bookmarkStart w:id="37" w:name="本章小结"/>
     <w:p>
       <w:pPr>
         <w:pStyle w:val="Heading2"/>
@@ -793,8 +993,8 @@
         <w:t xml:space="preserve">下一章将系统梳理SFE管理理论与销售辖区分配算法的研究演进，为后续的模型构建与算法设计奠定理论基础。</w:t>
       </w:r>
     </w:p>
-    <w:bookmarkEnd w:id="31"/>
-    <w:bookmarkEnd w:id="32"/>
+    <w:bookmarkEnd w:id="37"/>
+    <w:bookmarkEnd w:id="38"/>
     <w:bookmarkStart w:id="47" w:name="第二章-理论基础与文献综述"/>
     <w:p>
       <w:pPr>
@@ -816,7 +1016,7 @@
         <w:t xml:space="preserve">理论基础与文献综述</w:t>
       </w:r>
     </w:p>
-    <w:bookmarkStart w:id="35" w:name="销售力有效性sfe管理理论"/>
+    <w:bookmarkStart w:id="41" w:name="销售力有效性sfe管理理论"/>
     <w:p>
       <w:pPr>
         <w:pStyle w:val="Heading2"/>
@@ -831,7 +1031,7 @@
         <w:t xml:space="preserve">销售力有效性（SFE）管理理论</w:t>
       </w:r>
     </w:p>
-    <w:bookmarkStart w:id="33" w:name="sfe-的核心内涵与管理体系"/>
+    <w:bookmarkStart w:id="39" w:name="sfe-的核心内涵与管理体系"/>
     <w:p>
       <w:pPr>
         <w:pStyle w:val="Heading3"/>
@@ -942,8 +1142,8 @@
         <w:t xml:space="preserve">。换言之，制药行业的SFE管理正在从以”提升医生处方量”为核心的战术执行层面，向以”证明药物价值与健康结局”为核心的战略资产层面演进。</w:t>
       </w:r>
     </w:p>
-    <w:bookmarkEnd w:id="33"/>
-    <w:bookmarkStart w:id="34" w:name="销售辖区设计的基本原则"/>
+    <w:bookmarkEnd w:id="39"/>
+    <w:bookmarkStart w:id="40" w:name="销售辖区设计的基本原则"/>
     <w:p>
       <w:pPr>
         <w:pStyle w:val="Heading3"/>
@@ -975,7 +1175,34 @@
         <w:rPr>
           <w:rFonts w:hint="eastAsia"/>
         </w:rPr>
-        <w:t xml:space="preserve">Design/Alignment）是SFE管理体系中的关键环节，其核心任务是将客户或地理区域分配给销售代表，使每位代表的工作量与销售潜力达到相对均衡。Zoltners和Sinha（1983）在其开创性论文中提出了辖区分配必须满足的四个核心属性</w:t>
+        <w:t xml:space="preserve">Design/Alignment）是</w:t>
+      </w:r>
+      <w:r>
+        <w:t xml:space="preserve"> SFE </w:t>
+      </w:r>
+      <w:r>
+        <w:rPr>
+          <w:rFonts w:hint="eastAsia"/>
+        </w:rPr>
+        <w:t xml:space="preserve">管理体系中的关键环节，其核心任务是把客户或地理区域分配给销售代表，使每位代表的工作量与销售潜力达到相对均衡。Zoltners</w:t>
+      </w:r>
+      <w:r>
+        <w:t xml:space="preserve"> </w:t>
+      </w:r>
+      <w:r>
+        <w:rPr>
+          <w:rFonts w:hint="eastAsia"/>
+        </w:rPr>
+        <w:t xml:space="preserve">和</w:t>
+      </w:r>
+      <w:r>
+        <w:t xml:space="preserve"> </w:t>
+      </w:r>
+      <w:r>
+        <w:rPr>
+          <w:rFonts w:hint="eastAsia"/>
+        </w:rPr>
+        <w:t xml:space="preserve">Sinha（1983）在其开创性论文中提出了辖区分配必须满足的四个核心属性</w:t>
       </w:r>
       <w:r>
         <w:rPr>
@@ -987,7 +1214,64 @@
         <w:rPr>
           <w:rFonts w:hint="eastAsia"/>
         </w:rPr>
-        <w:t xml:space="preserve">：均衡性（Balance）要求各辖区在工作量或销售潜力等关键指标上尽可能均等，以保证销售代表之间的公平性与激励有效性；紧凑性（Compactness）要求每个辖区在地理上尽可能紧凑，以减少销售代表的差旅时间和成本；连续性（Contiguity）要求辖区内的地理单元在空间上相互连接，避免出现”飞地”现象；完整性（Integrity）要求基本地理单元（例如区县）不应被拆分到不同辖区，以简化管理并保持行政边界的完整性。</w:t>
+        <w:t xml:space="preserve">：均衡性（Balance）要求工作量公平，紧凑性（Compactness）要求地理紧凑以减少差旅，连续性（Contiguity）要求空间相互连接避免飞地，完整性（Integrity）要求行政单元不被拆分。Zoltners</w:t>
+      </w:r>
+      <w:r>
+        <w:t xml:space="preserve"> </w:t>
+      </w:r>
+      <w:r>
+        <w:rPr>
+          <w:rFonts w:hint="eastAsia"/>
+        </w:rPr>
+        <w:t xml:space="preserve">和</w:t>
+      </w:r>
+      <w:r>
+        <w:t xml:space="preserve"> </w:t>
+      </w:r>
+      <w:r>
+        <w:rPr>
+          <w:rFonts w:hint="eastAsia"/>
+        </w:rPr>
+        <w:t xml:space="preserve">Lorimer（2000）进一步以实证数据量化了辖区设计的商业价值——仅靠优化辖区分配就能直接带来</w:t>
+      </w:r>
+      <w:r>
+        <w:t xml:space="preserve"> 2% </w:t>
+      </w:r>
+      <w:r>
+        <w:rPr>
+          <w:rFonts w:hint="eastAsia"/>
+        </w:rPr>
+        <w:t xml:space="preserve">至</w:t>
+      </w:r>
+      <w:r>
+        <w:t xml:space="preserve"> 7% </w:t>
+      </w:r>
+      <w:r>
+        <w:rPr>
+          <w:rFonts w:hint="eastAsia"/>
+        </w:rPr>
+        <w:t xml:space="preserve">的销售额提升以及</w:t>
+      </w:r>
+      <w:r>
+        <w:t xml:space="preserve"> 13.7% </w:t>
+      </w:r>
+      <w:r>
+        <w:rPr>
+          <w:rFonts w:hint="eastAsia"/>
+        </w:rPr>
+        <w:t xml:space="preserve">的差旅时间下降</w:t>
+      </w:r>
+      <w:r>
+        <w:rPr>
+          <w:vertAlign w:val="superscript"/>
+        </w:rPr>
+        <w:t xml:space="preserve">[9]</w:t>
+      </w:r>
+      <w:r>
+        <w:rPr>
+          <w:rFonts w:hint="eastAsia"/>
+        </w:rPr>
+        <w:t xml:space="preserve">，这意味着辖区设计并非简单的行政划分工作，而是一个具有突出经济价值的优化问题。</w:t>
       </w:r>
     </w:p>
     <w:p>
@@ -998,19 +1282,181 @@
         <w:rPr>
           <w:rFonts w:hint="eastAsia"/>
         </w:rPr>
-        <w:t xml:space="preserve">Zoltners和Lorimer（2000）通过实证研究进一步量化了辖区设计的商业价值——仅靠优化辖区分配，无需追加任何额外资源，就能直接带来2%至7%的销售额提升以及13.7%的差旅时间下降</w:t>
+        <w:t xml:space="preserve">中国制药行业的实际场景下，辖区设计还需兼顾若干行业特有约束：大型三甲医院的销售潜力远超普通医院，需要多代表”共岗”覆盖，由此产生”大医院拆分”需求；客户关系的连续性使得”历史延续性”成为辖区调整中不可忽视的维度；企业组织架构（大区/省区层级）以及”锁定分配”等业务规则进一步增加了问题的复杂性。这些行业特有约束让中国医药行业的辖区设计问题远比通用销售场景更为复杂，也为本文的模型构建提供了明确的业务需求导向。</w:t>
+      </w:r>
+    </w:p>
+    <w:bookmarkEnd w:id="40"/>
+    <w:bookmarkEnd w:id="41"/>
+    <w:bookmarkStart w:id="44" w:name="销售辖区分配算法的研究演进"/>
+    <w:p>
+      <w:pPr>
+        <w:pStyle w:val="Heading2"/>
+      </w:pPr>
+      <w:r>
+        <w:t xml:space="preserve">2.2 </w:t>
+      </w:r>
+      <w:r>
+        <w:rPr>
+          <w:rFonts w:hint="eastAsia"/>
+        </w:rPr>
+        <w:t xml:space="preserve">销售辖区分配算法的研究演进</w:t>
+      </w:r>
+    </w:p>
+    <w:bookmarkStart w:id="42" w:name="国外算法演进从精确算法到现代商业化融合"/>
+    <w:p>
+      <w:pPr>
+        <w:pStyle w:val="Heading3"/>
+      </w:pPr>
+      <w:r>
+        <w:t xml:space="preserve">2.2.1 </w:t>
+      </w:r>
+      <w:r>
+        <w:rPr>
+          <w:rFonts w:hint="eastAsia"/>
+        </w:rPr>
+        <w:t xml:space="preserve">国外算法演进：从精确算法到现代商业化融合</w:t>
+      </w:r>
+    </w:p>
+    <w:p>
+      <w:pPr>
+        <w:pStyle w:val="FirstParagraph"/>
+      </w:pPr>
+      <w:r>
+        <w:rPr>
+          <w:rFonts w:hint="eastAsia"/>
+        </w:rPr>
+        <w:t xml:space="preserve">销售辖区划分问题在运筹学中属于带约束的多目标组合优化问题，国外研究的演进大致经历了精确算法、启发式算法与现代商业化融合三个阶段。</w:t>
+      </w:r>
+    </w:p>
+    <w:p>
+      <w:pPr>
+        <w:pStyle w:val="BodyText"/>
+      </w:pPr>
+      <w:r>
+        <w:rPr>
+          <w:rFonts w:hint="eastAsia"/>
+        </w:rPr>
+        <w:t xml:space="preserve">学术研究可追溯至</w:t>
+      </w:r>
+      <w:r>
+        <w:t xml:space="preserve"> 20 </w:t>
+      </w:r>
+      <w:r>
+        <w:rPr>
+          <w:rFonts w:hint="eastAsia"/>
+        </w:rPr>
+        <w:t xml:space="preserve">世纪</w:t>
+      </w:r>
+      <w:r>
+        <w:t xml:space="preserve"> 60 </w:t>
+      </w:r>
+      <w:r>
+        <w:rPr>
+          <w:rFonts w:hint="eastAsia"/>
+        </w:rPr>
+        <w:t xml:space="preserve">年代末。Hess</w:t>
+      </w:r>
+      <w:r>
+        <w:t xml:space="preserve"> </w:t>
+      </w:r>
+      <w:r>
+        <w:rPr>
+          <w:rFonts w:hint="eastAsia"/>
+        </w:rPr>
+        <w:t xml:space="preserve">和</w:t>
+      </w:r>
+      <w:r>
+        <w:t xml:space="preserve"> </w:t>
+      </w:r>
+      <w:r>
+        <w:rPr>
+          <w:rFonts w:hint="eastAsia"/>
+        </w:rPr>
+        <w:t xml:space="preserve">Samuels（1971）率先将线性规划应用于销售辖区划分，将问题建模为集合划分问题（Set</w:t>
+      </w:r>
+      <w:r>
+        <w:t xml:space="preserve"> Partitioning </w:t>
+      </w:r>
+      <w:r>
+        <w:rPr>
+          <w:rFonts w:hint="eastAsia"/>
+        </w:rPr>
+        <w:t xml:space="preserve">Problem），奠定了辖区划分问题的数学基础</w:t>
       </w:r>
       <w:r>
         <w:rPr>
           <w:vertAlign w:val="superscript"/>
         </w:rPr>
-        <w:t xml:space="preserve">[9]</w:t>
-      </w:r>
-      <w:r>
-        <w:rPr>
-          <w:rFonts w:hint="eastAsia"/>
-        </w:rPr>
-        <w:t xml:space="preserve">。这意味着，辖区设计并非简单的行政划分工作，而是一个具有突出经济价值的优化问题。</w:t>
+        <w:t xml:space="preserve">[6]</w:t>
+      </w:r>
+      <w:r>
+        <w:t xml:space="preserve">。Zoltners </w:t>
+      </w:r>
+      <w:r>
+        <w:rPr>
+          <w:rFonts w:hint="eastAsia"/>
+        </w:rPr>
+        <w:t xml:space="preserve">和</w:t>
+      </w:r>
+      <w:r>
+        <w:t xml:space="preserve"> </w:t>
+      </w:r>
+      <w:r>
+        <w:rPr>
+          <w:rFonts w:hint="eastAsia"/>
+        </w:rPr>
+        <w:t xml:space="preserve">Sinha（1983）在此基础上提出了更为完整的整数规划模型，将均衡性、紧凑性、连续性和完整性四个核心属性形式化为约束或目标函数组成部分，首次系统定义了多维目标结构</w:t>
+      </w:r>
+      <w:r>
+        <w:rPr>
+          <w:vertAlign w:val="superscript"/>
+        </w:rPr>
+        <w:t xml:space="preserve">[7]</w:t>
+      </w:r>
+      <w:r>
+        <w:rPr>
+          <w:rFonts w:hint="eastAsia"/>
+        </w:rPr>
+        <w:t xml:space="preserve">。然而精确算法在实际应用中遭遇了计算瓶颈——辖区划分问题本质是</w:t>
+      </w:r>
+      <w:r>
+        <w:t xml:space="preserve"> NP-hard </w:t>
+      </w:r>
+      <w:r>
+        <w:rPr>
+          <w:rFonts w:hint="eastAsia"/>
+        </w:rPr>
+        <w:t xml:space="preserve">问题，当基本地理单元数量达到数百甚至数千时，精确求解的计算时间呈指数级增长，Kalcsics、Nickel</w:t>
+      </w:r>
+      <w:r>
+        <w:t xml:space="preserve"> </w:t>
+      </w:r>
+      <w:r>
+        <w:rPr>
+          <w:rFonts w:hint="eastAsia"/>
+        </w:rPr>
+        <w:t xml:space="preserve">和</w:t>
+      </w:r>
+      <w:r>
+        <w:t xml:space="preserve"> </w:t>
+      </w:r>
+      <w:r>
+        <w:rPr>
+          <w:rFonts w:hint="eastAsia"/>
+        </w:rPr>
+        <w:t xml:space="preserve">Schröder（2005）的综述对此做了系统证明，并将辖区设计的应用场景归纳为政治选区划分、销售辖区设计和服务区域划分三大类</w:t>
+      </w:r>
+      <w:r>
+        <w:rPr>
+          <w:vertAlign w:val="superscript"/>
+        </w:rPr>
+        <w:t xml:space="preserve">[12]</w:t>
+      </w:r>
+      <w:r>
+        <w:rPr>
+          <w:rFonts w:hint="eastAsia"/>
+        </w:rPr>
+        <w:t xml:space="preserve">——这直接推动了启发式算法的引入。</w:t>
       </w:r>
     </w:p>
     <w:p>
@@ -1021,7 +1467,73 @@
         <w:rPr>
           <w:rFonts w:hint="eastAsia"/>
         </w:rPr>
-        <w:t xml:space="preserve">中国制药行业的实际场景下，辖区设计还需要考虑若干行业特有的约束条件。大型三甲医院的销售潜力往往远超普通医院，单一代表难以独立覆盖，需要多位代表”共岗”服务，由此产生了”大医院拆分”需求。除此之外，医药代表与医生之间的客户关系具有高度专属性和连续性，频繁的辖区调整会导致客户关系断裂以及短期业绩波动，因而”历史延续性”成为辖区设计中不可忽视的维度。再加上企业组织架构约束（大区、省区的层级划分）以及特定业务规则（部分医院必须由指定代表覆盖的”锁定分配”），这些都进一步增加了问题的复杂性。</w:t>
+        <w:t xml:space="preserve">启发式阶段以</w:t>
+      </w:r>
+      <w:r>
+        <w:t xml:space="preserve"> Skiera </w:t>
+      </w:r>
+      <w:r>
+        <w:rPr>
+          <w:rFonts w:hint="eastAsia"/>
+        </w:rPr>
+        <w:t xml:space="preserve">和</w:t>
+      </w:r>
+      <w:r>
+        <w:t xml:space="preserve"> </w:t>
+      </w:r>
+      <w:r>
+        <w:rPr>
+          <w:rFonts w:hint="eastAsia"/>
+        </w:rPr>
+        <w:t xml:space="preserve">Jordan（1996）的</w:t>
+      </w:r>
+      <w:r>
+        <w:t xml:space="preserve"> EQUALIZER </w:t>
+      </w:r>
+      <w:r>
+        <w:rPr>
+          <w:rFonts w:hint="eastAsia"/>
+        </w:rPr>
+        <w:t xml:space="preserve">模型为标志</w:t>
+      </w:r>
+      <w:r>
+        <w:rPr>
+          <w:vertAlign w:val="superscript"/>
+        </w:rPr>
+        <w:t xml:space="preserve">[8]</w:t>
+      </w:r>
+      <w:r>
+        <w:rPr>
+          <w:rFonts w:hint="eastAsia"/>
+        </w:rPr>
+        <w:t xml:space="preserve">，其核心创新有两点：一是引入惩罚函数机制将硬约束转化为代价函数中的惩罚项，把带约束多目标问题转化为无约束单目标最小化问题；二是采用模拟退火作为求解引擎，通过随机扰动与概率接受跳出局部最优。实验显示精确规划在</w:t>
+      </w:r>
+      <w:r>
+        <w:t xml:space="preserve"> 27% </w:t>
+      </w:r>
+      <w:r>
+        <w:rPr>
+          <w:rFonts w:hint="eastAsia"/>
+        </w:rPr>
+        <w:t xml:space="preserve">的算例中无法找到可行解，而</w:t>
+      </w:r>
+      <w:r>
+        <w:t xml:space="preserve"> EQUALIZER </w:t>
+      </w:r>
+      <w:r>
+        <w:rPr>
+          <w:rFonts w:hint="eastAsia"/>
+        </w:rPr>
+        <w:t xml:space="preserve">在所有算例中均能找到满足约束的方案，且解的质量与精确解相当——这一结果有力证明了启发式方法在复杂约束场景中的优越性。EQUALIZER</w:t>
+      </w:r>
+      <w:r>
+        <w:t xml:space="preserve"> </w:t>
+      </w:r>
+      <w:r>
+        <w:rPr>
+          <w:rFonts w:hint="eastAsia"/>
+        </w:rPr>
+        <w:t xml:space="preserve">对本文具有直接的启发意义，本文的代价函数设计——基于阈值的统一惩罚框架——正是对其惩罚函数思想的继承与发展。</w:t>
       </w:r>
     </w:p>
     <w:p>
@@ -1032,24 +1544,269 @@
         <w:rPr>
           <w:rFonts w:hint="eastAsia"/>
         </w:rPr>
-        <w:t xml:space="preserve">上述行业特有的约束让中国医药行业的辖区设计问题远比通用销售场景更为复杂，也为本文的模型构建提供了明确的业务需求导向。</w:t>
-      </w:r>
-    </w:p>
-    <w:bookmarkEnd w:id="34"/>
-    <w:bookmarkEnd w:id="35"/>
-    <w:bookmarkStart w:id="39" w:name="运筹优化与辖区划分算法研究"/>
+        <w:t xml:space="preserve">进入</w:t>
+      </w:r>
+      <w:r>
+        <w:t xml:space="preserve"> 21 </w:t>
+      </w:r>
+      <w:r>
+        <w:rPr>
+          <w:rFonts w:hint="eastAsia"/>
+        </w:rPr>
+        <w:t xml:space="preserve">世纪，研究重心从”纯算法优化”转向”算法与商业体系的融合”。ZS</w:t>
+      </w:r>
+      <w:r>
+        <w:t xml:space="preserve"> Associates </w:t>
+      </w:r>
+      <w:r>
+        <w:rPr>
+          <w:rFonts w:hint="eastAsia"/>
+        </w:rPr>
+        <w:t xml:space="preserve">在《The</w:t>
+      </w:r>
+      <w:r>
+        <w:t xml:space="preserve"> Power of Sales </w:t>
+      </w:r>
+      <w:r>
+        <w:rPr>
+          <w:rFonts w:hint="eastAsia"/>
+        </w:rPr>
+        <w:t xml:space="preserve">Analytics》中指出，成功的辖区设计还需兼顾数据治理、业务规则引擎以及人机协同——最终的可用方案是”算法建议+人工判断”的融合产物</w:t>
+      </w:r>
+      <w:r>
+        <w:rPr>
+          <w:vertAlign w:val="superscript"/>
+        </w:rPr>
+        <w:t xml:space="preserve">[13]</w:t>
+      </w:r>
+      <w:r>
+        <w:rPr>
+          <w:rFonts w:hint="eastAsia"/>
+        </w:rPr>
+        <w:t xml:space="preserve">。两阶段方法的思想渊源也在这一阶段逐渐清晰：罗军等（2022）在民航机场地面服务人力资源优化中提出”班次设计→优化排班”两阶段方案，使员工工时均衡性提升</w:t>
+      </w:r>
+      <w:r>
+        <w:t xml:space="preserve"> 48.5%</w:t>
+      </w:r>
+      <w:r>
+        <w:rPr>
+          <w:vertAlign w:val="superscript"/>
+        </w:rPr>
+        <w:t xml:space="preserve">[14]</w:t>
+      </w:r>
+      <w:r>
+        <w:rPr>
+          <w:rFonts w:hint="eastAsia"/>
+        </w:rPr>
+        <w:t xml:space="preserve">，其方法论与本文的”均衡优化—历史匹配”框架高度一致——通过两个独立阶段各自追求最优目标，避免了单一优化中多目标相互妥协的问题。</w:t>
+      </w:r>
+    </w:p>
+    <w:bookmarkEnd w:id="42"/>
+    <w:bookmarkStart w:id="43" w:name="国内运筹算法应用与医药-sfe-研究空白"/>
+    <w:p>
+      <w:pPr>
+        <w:pStyle w:val="Heading3"/>
+      </w:pPr>
+      <w:r>
+        <w:t xml:space="preserve">2.2.2 </w:t>
+      </w:r>
+      <w:r>
+        <w:rPr>
+          <w:rFonts w:hint="eastAsia"/>
+        </w:rPr>
+        <w:t xml:space="preserve">国内运筹算法应用与医药</w:t>
+      </w:r>
+      <w:r>
+        <w:t xml:space="preserve"> SFE </w:t>
+      </w:r>
+      <w:r>
+        <w:rPr>
+          <w:rFonts w:hint="eastAsia"/>
+        </w:rPr>
+        <w:t xml:space="preserve">研究空白</w:t>
+      </w:r>
+    </w:p>
+    <w:p>
+      <w:pPr>
+        <w:pStyle w:val="FirstParagraph"/>
+      </w:pPr>
+      <w:r>
+        <w:rPr>
+          <w:rFonts w:hint="eastAsia"/>
+        </w:rPr>
+        <w:t xml:space="preserve">国内学术界在运筹优化算法的应用研究方面成果丰富，尤其在物流配送、生产调度、人力资源排班等通用领域积累了大量实践经验。尤佳等（2026）通过将协同优化问题归约至经典装箱问题严格证明了</w:t>
+      </w:r>
+      <w:r>
+        <w:t xml:space="preserve"> NP-hard </w:t>
+      </w:r>
+      <w:r>
+        <w:rPr>
+          <w:rFonts w:hint="eastAsia"/>
+        </w:rPr>
+        <w:t xml:space="preserve">性质，其”业务约束→必要性条件→启发式规则”的研究范式为本文”业务规则到算法约束”的转化过程提供了参考</w:t>
+      </w:r>
+      <w:r>
+        <w:rPr>
+          <w:vertAlign w:val="superscript"/>
+        </w:rPr>
+        <w:t xml:space="preserve">[15]</w:t>
+      </w:r>
+      <w:r>
+        <w:rPr>
+          <w:rFonts w:hint="eastAsia"/>
+        </w:rPr>
+        <w:t xml:space="preserve">；杨磊（2012）对遗传算法在运筹问题中应用的综述则为本文选择求解算法提供了比较分析的基础——本文最终选择模拟退火而非遗传算法，主要考量在于模拟退火的邻域搜索机制更适合”局部微调”的辖区调整操作（Move</w:t>
+      </w:r>
+      <w:r>
+        <w:t xml:space="preserve"> </w:t>
+      </w:r>
+      <w:r>
+        <w:rPr>
+          <w:rFonts w:hint="eastAsia"/>
+        </w:rPr>
+        <w:t xml:space="preserve">与</w:t>
+      </w:r>
+      <w:r>
+        <w:t xml:space="preserve"> </w:t>
+      </w:r>
+      <w:r>
+        <w:rPr>
+          <w:rFonts w:hint="eastAsia"/>
+        </w:rPr>
+        <w:t xml:space="preserve">Swap），而遗传算法的交叉算子在保持辖区连续性方面存在编码困难</w:t>
+      </w:r>
+      <w:r>
+        <w:rPr>
+          <w:vertAlign w:val="superscript"/>
+        </w:rPr>
+        <w:t xml:space="preserve">[16]</w:t>
+      </w:r>
+      <w:r>
+        <w:rPr>
+          <w:rFonts w:hint="eastAsia"/>
+        </w:rPr>
+        <w:t xml:space="preserve">。在行业语境层面，徐蓉（2023）从制药企业人力资源数字化创新视角</w:t>
+      </w:r>
+      <w:r>
+        <w:rPr>
+          <w:vertAlign w:val="superscript"/>
+        </w:rPr>
+        <w:t xml:space="preserve">[17]</w:t>
+      </w:r>
+      <w:r>
+        <w:rPr>
+          <w:rFonts w:hint="eastAsia"/>
+        </w:rPr>
+        <w:t xml:space="preserve">、陈兆兆（2024）从集采趋势下的成本控制策略</w:t>
+      </w:r>
+      <w:r>
+        <w:rPr>
+          <w:vertAlign w:val="superscript"/>
+        </w:rPr>
+        <w:t xml:space="preserve">[18]</w:t>
+      </w:r>
+      <w:r>
+        <w:rPr>
+          <w:rFonts w:hint="eastAsia"/>
+        </w:rPr>
+        <w:t xml:space="preserve">，均指出销售人力资源配置的精细化是企业精细化管理转型的重要抓手。</w:t>
+      </w:r>
+    </w:p>
+    <w:p>
+      <w:pPr>
+        <w:pStyle w:val="BodyText"/>
+      </w:pPr>
+      <w:r>
+        <w:rPr>
+          <w:rFonts w:hint="eastAsia"/>
+        </w:rPr>
+        <w:t xml:space="preserve">但在医药行业</w:t>
+      </w:r>
+      <w:r>
+        <w:t xml:space="preserve"> SFE </w:t>
+      </w:r>
+      <w:r>
+        <w:rPr>
+          <w:rFonts w:hint="eastAsia"/>
+        </w:rPr>
+        <w:t xml:space="preserve">领域——特别是销售辖区分配问题——的国内学术研究却极为匮乏。对中国知网（CNKI）以”销售辖区”</w:t>
+      </w:r>
+      <w:r>
+        <w:rPr>
+          <w:rFonts w:hint="eastAsia"/>
+        </w:rPr>
+        <w:t xml:space="preserve">“辖区分配”</w:t>
+      </w:r>
+      <w:r>
+        <w:t xml:space="preserve">“Territory Alignment”</w:t>
+      </w:r>
+      <w:r>
+        <w:rPr>
+          <w:rFonts w:hint="eastAsia"/>
+        </w:rPr>
+        <w:t xml:space="preserve">等关键词系统检索所得的直接相关文献数量极少，且多为行业报告或管理咨询类文章，缺乏严格的数学建模和算法设计。研究空白的形成有其深层原因：需求端来看，中国医药行业的</w:t>
+      </w:r>
+      <w:r>
+        <w:t xml:space="preserve"> SFE </w:t>
+      </w:r>
+      <w:r>
+        <w:rPr>
+          <w:rFonts w:hint="eastAsia"/>
+        </w:rPr>
+        <w:t xml:space="preserve">管理实践起步较晚，多数企业的辖区分配仍处于”手工</w:t>
+      </w:r>
+      <w:r>
+        <w:t xml:space="preserve"> </w:t>
+      </w:r>
+      <w:r>
+        <w:rPr>
+          <w:rFonts w:hint="eastAsia"/>
+        </w:rPr>
+        <w:t xml:space="preserve">Excel”阶段，未产生对算法优化的强烈拉动；供给端来看，辖区分配问题涉及运筹学、地理信息科学和医药商业管理的交叉知识，国内具备这种跨学科研究能力的团队相对稀缺；再加上辖区分配的数据具有高度的企业专属性和商业敏感性，学术研究者难以获取真实业务数据用于实证分析。值得一提的是，国外的辖区划分研究虽然在理论和方法上较为成熟，但其模型假设与中国医药行业的商业现实之间存在突出差距——例如</w:t>
+      </w:r>
+      <w:r>
+        <w:t xml:space="preserve"> EQUALIZER </w:t>
+      </w:r>
+      <w:r>
+        <w:rPr>
+          <w:rFonts w:hint="eastAsia"/>
+        </w:rPr>
+        <w:t xml:space="preserve">模型假设基本地理单元不可拆分、Kalcsics</w:t>
+      </w:r>
+      <w:r>
+        <w:t xml:space="preserve"> </w:t>
+      </w:r>
+      <w:r>
+        <w:rPr>
+          <w:rFonts w:hint="eastAsia"/>
+        </w:rPr>
+        <w:t xml:space="preserve">等的统一框架未考虑中国特有的省-市-区县三级行政约束，都说明在中国医药</w:t>
+      </w:r>
+      <w:r>
+        <w:t xml:space="preserve"> SFE </w:t>
+      </w:r>
+      <w:r>
+        <w:rPr>
+          <w:rFonts w:hint="eastAsia"/>
+        </w:rPr>
+        <w:t xml:space="preserve">辖区分配这一特定领域，存在一个明确的研究空白。</w:t>
+      </w:r>
+    </w:p>
+    <w:bookmarkEnd w:id="43"/>
+    <w:bookmarkEnd w:id="44"/>
+    <w:bookmarkStart w:id="45" w:name="现有研究的局限性与本研究切入点"/>
     <w:p>
       <w:pPr>
         <w:pStyle w:val="Heading2"/>
       </w:pPr>
       <w:r>
-        <w:t xml:space="preserve">2.2 </w:t>
-      </w:r>
-      <w:r>
-        <w:rPr>
-          <w:rFonts w:hint="eastAsia"/>
-        </w:rPr>
-        <w:t xml:space="preserve">运筹优化与辖区划分算法研究</w:t>
+        <w:t xml:space="preserve">2.3 </w:t>
+      </w:r>
+      <w:r>
+        <w:rPr>
+          <w:rFonts w:hint="eastAsia"/>
+        </w:rPr>
+        <w:t xml:space="preserve">现有研究的局限性与本研究切入点</w:t>
       </w:r>
     </w:p>
     <w:p>
@@ -1060,732 +1817,13 @@
         <w:rPr>
           <w:rFonts w:hint="eastAsia"/>
         </w:rPr>
-        <w:t xml:space="preserve">销售辖区划分问题在运筹学中属于带约束的多目标组合优化问题，其求解方法的演进大致经历了三个阶段：经典精确算法阶段、启发式算法与软约束引入阶段、以及现代SFE商业化体系融合阶段。</w:t>
-      </w:r>
-    </w:p>
-    <w:bookmarkStart w:id="36" w:name="经典精确算法阶段集合划分与整数规划"/>
-    <w:p>
-      <w:pPr>
-        <w:pStyle w:val="Heading3"/>
-      </w:pPr>
-      <w:r>
-        <w:t xml:space="preserve">2.2.1 </w:t>
-      </w:r>
-      <w:r>
-        <w:rPr>
-          <w:rFonts w:hint="eastAsia"/>
-        </w:rPr>
-        <w:t xml:space="preserve">经典精确算法阶段：集合划分与整数规划</w:t>
-      </w:r>
-    </w:p>
-    <w:p>
-      <w:pPr>
-        <w:pStyle w:val="FirstParagraph"/>
-      </w:pPr>
-      <w:r>
-        <w:rPr>
-          <w:rFonts w:hint="eastAsia"/>
-        </w:rPr>
-        <w:t xml:space="preserve">辖区划分问题的学术研究可追溯至20世纪60年代末。Hess和Samuels（1971）率先将线性规划方法应用于销售辖区划分，将问题建模为一个集合划分问题（Set</w:t>
-      </w:r>
-      <w:r>
-        <w:t xml:space="preserve"> Partitioning </w:t>
-      </w:r>
-      <w:r>
-        <w:rPr>
-          <w:rFonts w:hint="eastAsia"/>
-        </w:rPr>
-        <w:t xml:space="preserve">Problem）：给定一组基本地理单元（例如邮编区域），将其划分为若干互不重叠的子集（辖区），使得各辖区在某一指标上尽可能均衡</w:t>
-      </w:r>
-      <w:r>
-        <w:rPr>
-          <w:vertAlign w:val="superscript"/>
-        </w:rPr>
-        <w:t xml:space="preserve">[6]</w:t>
-      </w:r>
-      <w:r>
-        <w:rPr>
-          <w:rFonts w:hint="eastAsia"/>
-        </w:rPr>
-        <w:t xml:space="preserve">。这一开创性工作奠定了辖区划分问题的数学基础。</w:t>
-      </w:r>
-    </w:p>
-    <w:p>
-      <w:pPr>
-        <w:pStyle w:val="BodyText"/>
-      </w:pPr>
-      <w:r>
-        <w:rPr>
-          <w:rFonts w:hint="eastAsia"/>
-        </w:rPr>
-        <w:t xml:space="preserve">Zoltners和Sinha（1983）在此基础之上提出了更为完整的数学规划模型，将辖区分配形式化为一个整数规划问题，引入均衡性、紧凑性、连续性和完整性四个核心属性作为约束条件或目标函数的组成部分</w:t>
-      </w:r>
-      <w:r>
-        <w:rPr>
-          <w:vertAlign w:val="superscript"/>
-        </w:rPr>
-        <w:t xml:space="preserve">[7]</w:t>
-      </w:r>
-      <w:r>
-        <w:rPr>
-          <w:rFonts w:hint="eastAsia"/>
-        </w:rPr>
-        <w:t xml:space="preserve">。该模型的贡献在于首次系统定义了辖区设计问题的多维目标结构，为后续研究提供了统一的理论框架。</w:t>
-      </w:r>
-    </w:p>
-    <w:p>
-      <w:pPr>
-        <w:pStyle w:val="BodyText"/>
-      </w:pPr>
-      <w:r>
-        <w:rPr>
-          <w:rFonts w:hint="eastAsia"/>
-        </w:rPr>
-        <w:t xml:space="preserve">不过，精确算法在实际应用中遭遇了严峻的计算瓶颈——辖区划分问题本质上是一个</w:t>
-      </w:r>
-      <w:r>
-        <w:t xml:space="preserve"> NP-hard </w:t>
-      </w:r>
-      <w:r>
-        <w:rPr>
-          <w:rFonts w:hint="eastAsia"/>
-        </w:rPr>
-        <w:t xml:space="preserve">问题，当基本地理单元数量达到数百甚至数千时，精确求解所需的计算时间呈指数级增长，在实际业务场景中并不可接受。Kalcsics、Nickel</w:t>
-      </w:r>
-      <w:r>
-        <w:t xml:space="preserve"> </w:t>
-      </w:r>
-      <w:r>
-        <w:rPr>
-          <w:rFonts w:hint="eastAsia"/>
-        </w:rPr>
-        <w:t xml:space="preserve">和</w:t>
-      </w:r>
-      <w:r>
-        <w:t xml:space="preserve"> </w:t>
-      </w:r>
-      <w:r>
-        <w:rPr>
-          <w:rFonts w:hint="eastAsia"/>
-        </w:rPr>
-        <w:t xml:space="preserve">Schröder（2005）的综述性论文系统总结了辖区设计问题的数学性质，证明了其NP-hard性质</w:t>
-      </w:r>
-      <w:r>
-        <w:rPr>
-          <w:vertAlign w:val="superscript"/>
-        </w:rPr>
-        <w:t xml:space="preserve">[12]</w:t>
-      </w:r>
-      <w:r>
-        <w:rPr>
-          <w:rFonts w:hint="eastAsia"/>
-        </w:rPr>
-        <w:t xml:space="preserve">，并将辖区设计的应用场景归纳为政治选区划分、销售辖区设计和服务区域划分三大类，指出尽管应用场景不同，但其底层数学结构具有高度一致性。计算复杂度过高与模型假设过于刚性这两个根本性问题，直接推动了启发式算法的引入。</w:t>
-      </w:r>
-    </w:p>
-    <w:bookmarkEnd w:id="36"/>
-    <w:bookmarkStart w:id="37" w:name="启发式算法与软约束引入阶段"/>
-    <w:p>
-      <w:pPr>
-        <w:pStyle w:val="Heading3"/>
-      </w:pPr>
-      <w:r>
-        <w:t xml:space="preserve">2.2.2 </w:t>
-      </w:r>
-      <w:r>
-        <w:rPr>
-          <w:rFonts w:hint="eastAsia"/>
-        </w:rPr>
-        <w:t xml:space="preserve">启发式算法与软约束引入阶段</w:t>
-      </w:r>
-    </w:p>
-    <w:p>
-      <w:pPr>
-        <w:pStyle w:val="FirstParagraph"/>
-      </w:pPr>
-      <w:r>
-        <w:rPr>
-          <w:rFonts w:hint="eastAsia"/>
-        </w:rPr>
-        <w:t xml:space="preserve">面对精确算法的计算瓶颈，研究者开始转向启发式算法（Heuristic</w:t>
-      </w:r>
-      <w:r>
-        <w:t xml:space="preserve"> </w:t>
-      </w:r>
-      <w:r>
-        <w:rPr>
-          <w:rFonts w:hint="eastAsia"/>
-        </w:rPr>
-        <w:t xml:space="preserve">Algorithms）和元启发式算法（Metaheuristic</w:t>
-      </w:r>
-      <w:r>
-        <w:t xml:space="preserve"> </w:t>
-      </w:r>
-      <w:r>
-        <w:rPr>
-          <w:rFonts w:hint="eastAsia"/>
-        </w:rPr>
-        <w:t xml:space="preserve">Algorithms），以在可接受的计算时间内获得高质量的近似最优解。</w:t>
-      </w:r>
-    </w:p>
-    <w:p>
-      <w:pPr>
-        <w:pStyle w:val="BodyText"/>
-      </w:pPr>
-      <w:r>
-        <w:rPr>
-          <w:rFonts w:hint="eastAsia"/>
-        </w:rPr>
-        <w:t xml:space="preserve">模拟退火算法在这一阶段崭露头角。Skiera</w:t>
-      </w:r>
-      <w:r>
-        <w:t xml:space="preserve"> </w:t>
-      </w:r>
-      <w:r>
-        <w:rPr>
-          <w:rFonts w:hint="eastAsia"/>
-        </w:rPr>
-        <w:t xml:space="preserve">和</w:t>
-      </w:r>
-      <w:r>
-        <w:t xml:space="preserve"> </w:t>
-      </w:r>
-      <w:r>
-        <w:rPr>
-          <w:rFonts w:hint="eastAsia"/>
-        </w:rPr>
-        <w:t xml:space="preserve">Jordan（1996）提出的</w:t>
-      </w:r>
-      <w:r>
-        <w:t xml:space="preserve"> EQUALIZER </w:t>
-      </w:r>
-      <w:r>
-        <w:rPr>
-          <w:rFonts w:hint="eastAsia"/>
-        </w:rPr>
-        <w:t xml:space="preserve">模型是辖区划分领域中模拟退火的标志性应用</w:t>
-      </w:r>
-      <w:r>
-        <w:rPr>
-          <w:vertAlign w:val="superscript"/>
-        </w:rPr>
-        <w:t xml:space="preserve">[8]</w:t>
-      </w:r>
-      <w:r>
-        <w:rPr>
-          <w:rFonts w:hint="eastAsia"/>
-        </w:rPr>
-        <w:t xml:space="preserve">。该模型的核心创新有两点：一方面引入惩罚函数机制，将硬约束转化为代价函数中的惩罚项，从而把带约束的多目标优化问题转化为无约束的单目标最小化问题；另一方面采用模拟退火算法作为求解引擎，通过随机扰动和概率接受机制跳出局部最优。Skiera</w:t>
-      </w:r>
-      <w:r>
-        <w:t xml:space="preserve"> </w:t>
-      </w:r>
-      <w:r>
-        <w:rPr>
-          <w:rFonts w:hint="eastAsia"/>
-        </w:rPr>
-        <w:t xml:space="preserve">和</w:t>
-      </w:r>
-      <w:r>
-        <w:t xml:space="preserve"> Jordan </w:t>
-      </w:r>
-      <w:r>
-        <w:rPr>
-          <w:rFonts w:hint="eastAsia"/>
-        </w:rPr>
-        <w:t xml:space="preserve">在实验中发现，传统的精确规划方法在27%的测试算例中无法找到可行解，而</w:t>
-      </w:r>
-      <w:r>
-        <w:t xml:space="preserve"> EQUALIZER </w:t>
-      </w:r>
-      <w:r>
-        <w:rPr>
-          <w:rFonts w:hint="eastAsia"/>
-        </w:rPr>
-        <w:t xml:space="preserve">在所有算例中均能找到满足约束的分配方案，且解的质量与精确解相当——这一结果有力证明了启发式方法在处理复杂约束条件时的优越性。EQUALIZER</w:t>
-      </w:r>
-      <w:r>
-        <w:t xml:space="preserve"> </w:t>
-      </w:r>
-      <w:r>
-        <w:rPr>
-          <w:rFonts w:hint="eastAsia"/>
-        </w:rPr>
-        <w:t xml:space="preserve">模型对本文具有直接的启发意义，本文的代价函数设计——基于阈值的统一惩罚框架——正是对其惩罚函数思想的继承与发展。</w:t>
-      </w:r>
-    </w:p>
-    <w:p>
-      <w:pPr>
-        <w:pStyle w:val="BodyText"/>
-      </w:pPr>
-      <w:r>
-        <w:rPr>
-          <w:rFonts w:hint="eastAsia"/>
-        </w:rPr>
-        <w:t xml:space="preserve">除模拟退火外，遗传算法（Genetic</w:t>
-      </w:r>
-      <w:r>
-        <w:t xml:space="preserve"> Algorithm, </w:t>
-      </w:r>
-      <w:r>
-        <w:rPr>
-          <w:rFonts w:hint="eastAsia"/>
-        </w:rPr>
-        <w:t xml:space="preserve">GA）也被广泛应用于辖区划分问题。杨磊（2012）阐述了遗传算法在经典运筹问题中的应用，指出遗传算法具有”与问题领域无关”和”健壮性强”两大优势，但在辖区划分问题中也面临编码设计困难、约束处理复杂等挑战</w:t>
-      </w:r>
-      <w:r>
-        <w:rPr>
-          <w:vertAlign w:val="superscript"/>
-        </w:rPr>
-        <w:t xml:space="preserve">[13]</w:t>
-      </w:r>
-      <w:r>
-        <w:rPr>
-          <w:rFonts w:hint="eastAsia"/>
-        </w:rPr>
-        <w:t xml:space="preserve">。除此之外，尤佳等（2026）提出的改进变邻域搜索算法（MVNS）用于求解电网计量物资的检定-配送协同优化问题</w:t>
-      </w:r>
-      <w:r>
-        <w:rPr>
-          <w:vertAlign w:val="superscript"/>
-        </w:rPr>
-        <w:t xml:space="preserve">[14]</w:t>
-      </w:r>
-      <w:r>
-        <w:rPr>
-          <w:rFonts w:hint="eastAsia"/>
-        </w:rPr>
-        <w:t xml:space="preserve">，其围绕车辆调度、配送时间窗与检定排程构建的三个核心邻域算子，对本文模拟退火</w:t>
-      </w:r>
-      <w:r>
-        <w:t xml:space="preserve"> Move </w:t>
-      </w:r>
-      <w:r>
-        <w:rPr>
-          <w:rFonts w:hint="eastAsia"/>
-        </w:rPr>
-        <w:t xml:space="preserve">与</w:t>
-      </w:r>
-      <w:r>
-        <w:t xml:space="preserve"> Swap </w:t>
-      </w:r>
-      <w:r>
-        <w:rPr>
-          <w:rFonts w:hint="eastAsia"/>
-        </w:rPr>
-        <w:t xml:space="preserve">操作的设计提供了参考价值。</w:t>
-      </w:r>
-    </w:p>
-    <w:p>
-      <w:pPr>
-        <w:pStyle w:val="BodyText"/>
-      </w:pPr>
-      <w:r>
-        <w:rPr>
-          <w:rFonts w:hint="eastAsia"/>
-        </w:rPr>
-        <w:t xml:space="preserve">启发式算法阶段的核心贡献在于：通过放弃对全局最优解的追求，换取了处理大规模实例和复杂约束的能力。惩罚函数机制的引入使得软约束（例如”尽可能均衡”而非”必须完全均衡”）得以自然融入优化框架，这与实际业务场景中”多目标权衡”的决策逻辑高度契合。</w:t>
-      </w:r>
-    </w:p>
-    <w:bookmarkEnd w:id="37"/>
-    <w:bookmarkStart w:id="38" w:name="现代-sfe-商业化体系融合阶段"/>
-    <w:p>
-      <w:pPr>
-        <w:pStyle w:val="Heading3"/>
-      </w:pPr>
-      <w:r>
-        <w:t xml:space="preserve">2.2.3 </w:t>
-      </w:r>
-      <w:r>
-        <w:rPr>
-          <w:rFonts w:hint="eastAsia"/>
-        </w:rPr>
-        <w:t xml:space="preserve">现代</w:t>
-      </w:r>
-      <w:r>
-        <w:t xml:space="preserve"> SFE </w:t>
-      </w:r>
-      <w:r>
-        <w:rPr>
-          <w:rFonts w:hint="eastAsia"/>
-        </w:rPr>
-        <w:t xml:space="preserve">商业化体系融合阶段</w:t>
-      </w:r>
-    </w:p>
-    <w:p>
-      <w:pPr>
-        <w:pStyle w:val="FirstParagraph"/>
-      </w:pPr>
-      <w:r>
-        <w:rPr>
-          <w:rFonts w:hint="eastAsia"/>
-        </w:rPr>
-        <w:t xml:space="preserve">进入21世纪，辖区划分算法的研究重心从”纯算法优化”转向”算法与商业体系的融合”。这一转变源自两方面的驱动力：一方面，企业对SFE管理的需求从”一次性优化”升级为”持续动态调整”；另一方面，数据基础设施的成熟使得算法的实时化、自动化成为可能。</w:t>
-      </w:r>
-    </w:p>
-    <w:p>
-      <w:pPr>
-        <w:pStyle w:val="BodyText"/>
-      </w:pPr>
-      <w:r>
-        <w:t xml:space="preserve">ZS Associates </w:t>
-      </w:r>
-      <w:r>
-        <w:rPr>
-          <w:rFonts w:hint="eastAsia"/>
-        </w:rPr>
-        <w:t xml:space="preserve">在辖区设计领域积累了数十年的商业化经验。Forero和Brown在《The</w:t>
-      </w:r>
-      <w:r>
-        <w:t xml:space="preserve"> Power of Sales </w:t>
-      </w:r>
-      <w:r>
-        <w:rPr>
-          <w:rFonts w:hint="eastAsia"/>
-        </w:rPr>
-        <w:t xml:space="preserve">Analytics》第五章中指出，成功的辖区设计不仅需要算法层面的优化，还需要兼顾数据治理（确保客户潜力数据、地理数据和历史分配数据的质量与一致性）、业务规则引擎（将企业特有的约束条件转化为算法可处理的参数）以及人机协同（算法输出方案需经一线管理者审核与微调）</w:t>
-      </w:r>
-      <w:r>
-        <w:rPr>
-          <w:vertAlign w:val="superscript"/>
-        </w:rPr>
-        <w:t xml:space="preserve">[15]</w:t>
-      </w:r>
-      <w:r>
-        <w:rPr>
-          <w:rFonts w:hint="eastAsia"/>
-        </w:rPr>
-        <w:t xml:space="preserve">。这一观察揭示出，最终的可用方案是”算法建议+人工判断”的融合产物。</w:t>
-      </w:r>
-    </w:p>
-    <w:p>
-      <w:pPr>
-        <w:pStyle w:val="BodyText"/>
-      </w:pPr>
-      <w:r>
-        <w:rPr>
-          <w:rFonts w:hint="eastAsia"/>
-        </w:rPr>
-        <w:t xml:space="preserve">两阶段方法的思想渊源也在这一阶段逐渐清晰。罗军等（2022）在民航机场地面服务人力资源优化中提出了一种两阶段运筹优化算法</w:t>
-      </w:r>
-      <w:r>
-        <w:rPr>
-          <w:vertAlign w:val="superscript"/>
-        </w:rPr>
-        <w:t xml:space="preserve">[16]</w:t>
-      </w:r>
-      <w:r>
-        <w:rPr>
-          <w:rFonts w:hint="eastAsia"/>
-        </w:rPr>
-        <w:t xml:space="preserve">：第一阶段为”班次设计”，在人力资源和需求曲线已知的条件下合理设计各班次的开始时间、长度和人力需求；第二阶段为”优化排班”，根据第一阶段的班次信息按照约束集要求将员工分配到具体班次。该研究在某机场客舱清洁室的实施结果显示，相比传统手工排班，人力浪费减少约5人/小时，员工工时均衡性提高48.5%。罗军等的两阶段思想与本文的”均衡优化—历史匹配”框架在方法论层面高度一致——第一阶段解决”如何最优地分配资源”（不考虑历史因素），第二阶段解决”如何将优化结果映射到现有组织结构”（最大化历史延续性）——这种解耦设计的优势在于两个阶段各自追求独立的最优目标，避免了在单一优化过程中多目标相互妥协的问题。</w:t>
-      </w:r>
-    </w:p>
-    <w:bookmarkEnd w:id="38"/>
-    <w:bookmarkEnd w:id="39"/>
-    <w:bookmarkStart w:id="42" w:name="国内相关研究现状"/>
-    <w:p>
-      <w:pPr>
-        <w:pStyle w:val="Heading2"/>
-      </w:pPr>
-      <w:r>
-        <w:t xml:space="preserve">2.3 </w:t>
-      </w:r>
-      <w:r>
-        <w:rPr>
-          <w:rFonts w:hint="eastAsia"/>
-        </w:rPr>
-        <w:t xml:space="preserve">国内相关研究现状</w:t>
-      </w:r>
-    </w:p>
-    <w:bookmarkStart w:id="40" w:name="运筹算法在资源配置中的国内应用"/>
-    <w:p>
-      <w:pPr>
-        <w:pStyle w:val="Heading3"/>
-      </w:pPr>
-      <w:r>
-        <w:t xml:space="preserve">2.3.1 </w:t>
-      </w:r>
-      <w:r>
-        <w:rPr>
-          <w:rFonts w:hint="eastAsia"/>
-        </w:rPr>
-        <w:t xml:space="preserve">运筹算法在资源配置中的国内应用</w:t>
-      </w:r>
-    </w:p>
-    <w:p>
-      <w:pPr>
-        <w:pStyle w:val="FirstParagraph"/>
-      </w:pPr>
-      <w:r>
-        <w:rPr>
-          <w:rFonts w:hint="eastAsia"/>
-        </w:rPr>
-        <w:t xml:space="preserve">国内学术界在运筹优化算法的应用研究方面成果丰富，尤其在物流配送、生产调度、人力资源排班等领域积累了大量实践经验。这些研究虽然并非直接针对销售辖区划分问题，但其所涉及的数学模型构建方法、启发式求解策略以及多目标权衡机制，对本文具有重要的方法论借鉴价值。</w:t>
-      </w:r>
-    </w:p>
-    <w:p>
-      <w:pPr>
-        <w:pStyle w:val="BodyText"/>
-      </w:pPr>
-      <w:r>
-        <w:rPr>
-          <w:rFonts w:hint="eastAsia"/>
-        </w:rPr>
-        <w:t xml:space="preserve">物流配送领域的尤佳等（2026）通过将复杂的协同优化问题归约至经典装箱问题，严格证明了其NP-hard性质，为启发式算法的选择提供了理论依据；其”业务约束→必要性条件→启发式规则”的研究范式为本文”业务规则到算法约束”的转化过程提供了参考</w:t>
-      </w:r>
-      <w:r>
-        <w:rPr>
-          <w:vertAlign w:val="superscript"/>
-        </w:rPr>
-        <w:t xml:space="preserve">[14]</w:t>
-      </w:r>
-      <w:r>
-        <w:rPr>
-          <w:rFonts w:hint="eastAsia"/>
-        </w:rPr>
-        <w:t xml:space="preserve">。人力资源调度领域的罗军等（2022）所提出的两阶段优化思想为本文方法论设计提供了直接启发</w:t>
-      </w:r>
-      <w:r>
-        <w:rPr>
-          <w:vertAlign w:val="superscript"/>
-        </w:rPr>
-        <w:t xml:space="preserve">[16]</w:t>
-      </w:r>
-      <w:r>
-        <w:rPr>
-          <w:rFonts w:hint="eastAsia"/>
-        </w:rPr>
-        <w:t xml:space="preserve">。在算法理论层面，杨磊（2012）对遗传算法在经典运筹问题中应用的综述为本文选择求解算法提供了比较分析的基础——本文最终选择模拟退火而非遗传算法，主要考量在于：模拟退火的邻域搜索机制更适合处理辖区划分中”局部微调”的操作特征（Move</w:t>
-      </w:r>
-      <w:r>
-        <w:t xml:space="preserve"> </w:t>
-      </w:r>
-      <w:r>
-        <w:rPr>
-          <w:rFonts w:hint="eastAsia"/>
-        </w:rPr>
-        <w:t xml:space="preserve">与</w:t>
-      </w:r>
-      <w:r>
-        <w:t xml:space="preserve"> </w:t>
-      </w:r>
-      <w:r>
-        <w:rPr>
-          <w:rFonts w:hint="eastAsia"/>
-        </w:rPr>
-        <w:t xml:space="preserve">Swap），而遗传算法的交叉算子在保持辖区连续性约束方面存在编码困难</w:t>
-      </w:r>
-      <w:r>
-        <w:rPr>
-          <w:vertAlign w:val="superscript"/>
-        </w:rPr>
-        <w:t xml:space="preserve">[13]</w:t>
-      </w:r>
-      <w:r>
-        <w:t xml:space="preserve">。</w:t>
-      </w:r>
-    </w:p>
-    <w:p>
-      <w:pPr>
-        <w:pStyle w:val="BodyText"/>
-      </w:pPr>
-      <w:r>
-        <w:rPr>
-          <w:rFonts w:hint="eastAsia"/>
-        </w:rPr>
-        <w:t xml:space="preserve">除运筹算法本身之外，国内的精细化管理研究也为本文提供了行业语境。徐蓉（2023）从民营制药企业人力资源数字化创新的视角探讨了销售团队管理的转型路径</w:t>
-      </w:r>
-      <w:r>
-        <w:rPr>
-          <w:vertAlign w:val="superscript"/>
-        </w:rPr>
-        <w:t xml:space="preserve">[17]</w:t>
-      </w:r>
-      <w:r>
-        <w:rPr>
-          <w:rFonts w:hint="eastAsia"/>
-        </w:rPr>
-        <w:t xml:space="preserve">；陈兆兆（2024）则在集采趋势的背景下分析了药企的成本控制策略，指出销售人力资源配置的精细化是降本增效的重要抓手</w:t>
-      </w:r>
-      <w:r>
-        <w:rPr>
-          <w:vertAlign w:val="superscript"/>
-        </w:rPr>
-        <w:t xml:space="preserve">[18]</w:t>
-      </w:r>
-      <w:r>
-        <w:rPr>
-          <w:rFonts w:hint="eastAsia"/>
-        </w:rPr>
-        <w:t xml:space="preserve">。这些研究虽未直接涉及辖区分配的算法问题，但揭示了行业层面对”销售团队精细化管理”的迫切需求。</w:t>
-      </w:r>
-    </w:p>
-    <w:bookmarkEnd w:id="40"/>
-    <w:bookmarkStart w:id="41" w:name="医药行业-sfe-领域的研究空白"/>
-    <w:p>
-      <w:pPr>
-        <w:pStyle w:val="Heading3"/>
-      </w:pPr>
-      <w:r>
-        <w:t xml:space="preserve">2.3.2 </w:t>
-      </w:r>
-      <w:r>
-        <w:rPr>
-          <w:rFonts w:hint="eastAsia"/>
-        </w:rPr>
-        <w:t xml:space="preserve">医药行业</w:t>
-      </w:r>
-      <w:r>
-        <w:t xml:space="preserve"> SFE </w:t>
-      </w:r>
-      <w:r>
-        <w:rPr>
-          <w:rFonts w:hint="eastAsia"/>
-        </w:rPr>
-        <w:t xml:space="preserve">领域的研究空白</w:t>
-      </w:r>
-    </w:p>
-    <w:p>
-      <w:pPr>
-        <w:pStyle w:val="FirstParagraph"/>
-      </w:pPr>
-      <w:r>
-        <w:rPr>
-          <w:rFonts w:hint="eastAsia"/>
-        </w:rPr>
-        <w:t xml:space="preserve">尽管国内在运筹优化算法的应用研究方面成果丰硕，但在医药行业SFE领域——特别是销售辖区分配问题——的学术研究却极为匮乏。通过对中国知网（CNKI）的系统检索，以”销售辖区”</w:t>
-      </w:r>
-      <w:r>
-        <w:rPr>
-          <w:rFonts w:hint="eastAsia"/>
-        </w:rPr>
-        <w:t xml:space="preserve">“辖区分配”</w:t>
-      </w:r>
-      <w:r>
-        <w:t xml:space="preserve">“Territory Alignment”</w:t>
-      </w:r>
-      <w:r>
-        <w:rPr>
-          <w:rFonts w:hint="eastAsia"/>
-        </w:rPr>
-        <w:t xml:space="preserve">等关键词进行搜索，所获得的直接相关文献数量极少，且多为行业报告或管理咨询类文章，缺乏严格的数学建模和算法设计。</w:t>
-      </w:r>
-    </w:p>
-    <w:p>
-      <w:pPr>
-        <w:pStyle w:val="BodyText"/>
-      </w:pPr>
-      <w:r>
-        <w:rPr>
-          <w:rFonts w:hint="eastAsia"/>
-        </w:rPr>
-        <w:t xml:space="preserve">研究空白的形成有其深层原因。从需求端来看，中国医药行业的SFE管理实践起步较晚，多数企业的辖区分配仍处于”手工Excel”阶段，尚未产生对算法优化的强烈拉动。从供给端来看，辖区分配问题涉及运筹学、地理信息科学和医药商业管理的交叉知识，国内具备这种跨学科研究能力的团队相对稀缺。再加上辖区分配的数据具有高度的企业专属性和商业敏感性，学术研究者难以获取真实的业务数据用于实证分析。</w:t>
-      </w:r>
-    </w:p>
-    <w:p>
-      <w:pPr>
-        <w:pStyle w:val="BodyText"/>
-      </w:pPr>
-      <w:r>
-        <w:rPr>
-          <w:rFonts w:hint="eastAsia"/>
-        </w:rPr>
-        <w:t xml:space="preserve">值得一提的是，国外的辖区划分研究虽然在理论和方法上较为成熟，但其模型假设与中国医药行业的商业现实之间存在突出差距。Skiera和Jordan（1996）的EQUALIZER模型假设每个基本地理单元只能被分配给一个辖区</w:t>
-      </w:r>
-      <w:r>
-        <w:rPr>
-          <w:vertAlign w:val="superscript"/>
-        </w:rPr>
-        <w:t xml:space="preserve">[8]</w:t>
-      </w:r>
-      <w:r>
-        <w:rPr>
-          <w:rFonts w:hint="eastAsia"/>
-        </w:rPr>
-        <w:t xml:space="preserve">，这一假设在中国医药行业中并不成立——大型三甲医院往往需要多位代表共同覆盖，进而产生”大医院拆分”的特殊需求。又比如，Kalcsics等（2005）的统一框架虽然在理论上具有通用性，但并未考虑中国特有的行政区划层级（省-市-区县）对辖区设计的约束作用</w:t>
-      </w:r>
-      <w:r>
-        <w:rPr>
-          <w:vertAlign w:val="superscript"/>
-        </w:rPr>
-        <w:t xml:space="preserve">[12]</w:t>
-      </w:r>
-      <w:r>
-        <w:rPr>
-          <w:rFonts w:hint="eastAsia"/>
-        </w:rPr>
-        <w:t xml:space="preserve">。这些都说明，在中国医药行业SFE辖区分配这一特定领域，存在一个明确的研究空白：缺乏融合中国医药行业特有业务规则的多目标优化模型与高效求解算法。本文正是针对这一空白展开。</w:t>
-      </w:r>
-    </w:p>
-    <w:bookmarkEnd w:id="41"/>
-    <w:bookmarkEnd w:id="42"/>
-    <w:bookmarkStart w:id="45" w:name="文献评述与研究切入点"/>
-    <w:p>
-      <w:pPr>
-        <w:pStyle w:val="Heading2"/>
-      </w:pPr>
-      <w:r>
-        <w:t xml:space="preserve">2.4 </w:t>
-      </w:r>
-      <w:r>
-        <w:rPr>
-          <w:rFonts w:hint="eastAsia"/>
-        </w:rPr>
-        <w:t xml:space="preserve">文献评述与研究切入点</w:t>
-      </w:r>
-    </w:p>
-    <w:bookmarkStart w:id="43" w:name="现有研究的局限性分析"/>
-    <w:p>
-      <w:pPr>
-        <w:pStyle w:val="Heading3"/>
-      </w:pPr>
-      <w:r>
-        <w:t xml:space="preserve">2.4.1 </w:t>
-      </w:r>
-      <w:r>
-        <w:rPr>
-          <w:rFonts w:hint="eastAsia"/>
-        </w:rPr>
-        <w:t xml:space="preserve">现有研究的局限性分析</w:t>
-      </w:r>
-    </w:p>
-    <w:p>
-      <w:pPr>
-        <w:pStyle w:val="FirstParagraph"/>
-      </w:pPr>
-      <w:r>
-        <w:rPr>
-          <w:rFonts w:hint="eastAsia"/>
-        </w:rPr>
-        <w:t xml:space="preserve">综合上述文献综述，可从三个维度归纳现有研究的局限性。其一是模型假设与中国医药行业现实脱节。国外经典模型——例如</w:t>
-      </w:r>
-      <w:r>
-        <w:t xml:space="preserve"> Hess-Samuels </w:t>
-      </w:r>
-      <w:r>
-        <w:rPr>
-          <w:rFonts w:hint="eastAsia"/>
-        </w:rPr>
-        <w:t xml:space="preserve">模型、Zoltners-Sinha</w:t>
-      </w:r>
-      <w:r>
-        <w:t xml:space="preserve"> </w:t>
-      </w:r>
-      <w:r>
-        <w:rPr>
-          <w:rFonts w:hint="eastAsia"/>
-        </w:rPr>
-        <w:t xml:space="preserve">模型、EQUALIZER</w:t>
-      </w:r>
-      <w:r>
-        <w:t xml:space="preserve"> </w:t>
-      </w:r>
-      <w:r>
-        <w:rPr>
-          <w:rFonts w:hint="eastAsia"/>
-        </w:rPr>
-        <w:t xml:space="preserve">模型——均依据欧美市场的通用销售场景设计，其核心假设（基本地理单元不可拆分、辖区数量固定、约束条件相对简单）与中国医药行业的实际需求存在突出差距。中国特有的”大医院共岗拆分”</w:t>
+        <w:t xml:space="preserve">综合上述文献综述，可从三个维度归纳现有研究的局限性。第一，模型假设与中国医药行业现实脱节——国外经典模型（Hess-Samuels、Zoltners-Sinha、EQUALIZER）均依据欧美通用销售场景设计，其核心假设（基本地理单元不可拆分、辖区数量固定、约束相对简单）与中国医药行业实际需求存在突出差距，</w:t>
+      </w:r>
+      <w:r>
+        <w:rPr>
+          <w:rFonts w:hint="eastAsia"/>
+        </w:rPr>
+        <w:t xml:space="preserve">“大医院共岗拆分”</w:t>
       </w:r>
       <w:r>
         <w:rPr>
@@ -1803,40 +1841,7 @@
         <w:rPr>
           <w:rFonts w:hint="eastAsia"/>
         </w:rPr>
-        <w:t xml:space="preserve">等业务规则，在现有模型中缺乏对应的数学表达。</w:t>
-      </w:r>
-    </w:p>
-    <w:p>
-      <w:pPr>
-        <w:pStyle w:val="BodyText"/>
-      </w:pPr>
-      <w:r>
-        <w:rPr>
-          <w:rFonts w:hint="eastAsia"/>
-        </w:rPr>
-        <w:t xml:space="preserve">其二是均衡性与历史延续性的目标冲突未得到有效解决。在实际辖区调整过程中，企业同时追求两个往往相互矛盾的目标：一是使调整后的辖区在指标上尽可能均衡，二是使调整幅度尽可能小以保持客户关系连续性。现有研究要么忽略历史延续性（纯均衡优化模型），要么将其作为软约束混入代价函数（在模拟退火中加入历史惩罚项）；后者在优化过程中会让两个目标相互妥协，导致两个目标均无法达到各自的最优。</w:t>
-      </w:r>
-    </w:p>
-    <w:p>
-      <w:pPr>
-        <w:pStyle w:val="BodyText"/>
-      </w:pPr>
-      <w:r>
-        <w:rPr>
-          <w:rFonts w:hint="eastAsia"/>
-        </w:rPr>
-        <w:t xml:space="preserve">其三是算法研究与商业落地之间存在鸿沟。学术研究侧重于算法性能的理论分析和基准测试，而企业实践中的辖区分配还涉及数据治理、业务规则配置、人机协同决策、组织变革管理等非算法维度。现有文献对这些维度的讨论相对薄弱，导致算法研究成果难以直接转化为企业可用的管理工具。</w:t>
-      </w:r>
-    </w:p>
-    <w:p>
-      <w:pPr>
-        <w:pStyle w:val="BodyText"/>
-      </w:pPr>
-      <w:r>
-        <w:rPr>
-          <w:rFonts w:hint="eastAsia"/>
-        </w:rPr>
-        <w:t xml:space="preserve">表</w:t>
+        <w:t xml:space="preserve">等中国特有规则在现有模型中缺乏对应表达。第二，均衡性与历史延续性的目标冲突未得到有效解决——现有研究要么忽略历史延续性，要么将其作为软约束混入代价函数，后者会让两个目标在优化过程中相互妥协，均无法各自达到最优。第三，算法研究与商业落地之间存在鸿沟——学术研究侧重算法性能的理论分析与基准测试，而企业实践还涉及数据治理、业务规则配置、人机协同决策、组织变革管理等非算法维度，现有文献对这些维度的讨论相对薄弱。表</w:t>
       </w:r>
       <w:r>
         <w:t xml:space="preserve"> 2-1 </w:t>
@@ -1845,7 +1850,7 @@
         <w:rPr>
           <w:rFonts w:hint="eastAsia"/>
         </w:rPr>
-        <w:t xml:space="preserve">对本章综述的主要文献进行了系统对比。</w:t>
+        <w:t xml:space="preserve">对本章综述的主要文献做了系统对比。</w:t>
       </w:r>
     </w:p>
     <w:p>
@@ -2655,31 +2660,15 @@
         </w:tc>
       </w:tr>
     </w:tbl>
-    <w:bookmarkEnd w:id="43"/>
-    <w:bookmarkStart w:id="44" w:name="本研究的改进思路"/>
-    <w:p>
-      <w:pPr>
-        <w:pStyle w:val="Heading3"/>
-      </w:pPr>
-      <w:r>
-        <w:t xml:space="preserve">2.4.2 </w:t>
-      </w:r>
-      <w:r>
-        <w:rPr>
-          <w:rFonts w:hint="eastAsia"/>
-        </w:rPr>
-        <w:t xml:space="preserve">本研究的改进思路</w:t>
-      </w:r>
-    </w:p>
-    <w:p>
-      <w:pPr>
-        <w:pStyle w:val="FirstParagraph"/>
-      </w:pPr>
-      <w:r>
-        <w:rPr>
-          <w:rFonts w:hint="eastAsia"/>
-        </w:rPr>
-        <w:t xml:space="preserve">针对上述局限性，本文提出以下改进思路。在</w:t>
+    <w:p>
+      <w:pPr>
+        <w:pStyle w:val="BodyText"/>
+      </w:pPr>
+      <w:r>
+        <w:rPr>
+          <w:rFonts w:hint="eastAsia"/>
+        </w:rPr>
+        <w:t xml:space="preserve">针对上述局限性，本文提出以下改进思路：在</w:t>
       </w:r>
       <w:r>
         <w:t xml:space="preserve"> Skiera </w:t>
@@ -2697,7 +2686,7 @@
         <w:rPr>
           <w:rFonts w:hint="eastAsia"/>
         </w:rPr>
-        <w:t xml:space="preserve">Jordan（1996）惩罚函数框架的基础上，引入大医院虚拟拆分机制、省-市-区县三级行政约束、锁定分配硬约束等中国医药行业特有的业务规则，搭建更贴合实际的多目标优化模型。借鉴罗军等（2022）的两阶段思想，将均衡性优化与历史延续性保障解耦为两个独立阶段：第一阶段通过六层地理聚类与模拟退火纯优化均衡性（不含历史惩罚），第二阶段通过</w:t>
+        <w:t xml:space="preserve">Jordan（1996）惩罚函数框架的基础上引入大医院虚拟拆分机制、省-市-区县三级行政约束、锁定分配硬约束等中国医药行业特有业务规则，搭建更贴合实际的多目标优化模型；借鉴罗军等（2022）的两阶段思想，将均衡性优化与历史延续性保障解耦为两个独立阶段——第一阶段通过六层地理聚类与模拟退火纯优化均衡性（不含历史惩罚），第二阶段通过</w:t>
       </w:r>
       <w:r>
         <w:t xml:space="preserve"> Hungarian </w:t>
@@ -2706,21 +2695,9 @@
         <w:rPr>
           <w:rFonts w:hint="eastAsia"/>
         </w:rPr>
-        <w:t xml:space="preserve">算法将匿名簇映射到历史辖区编号，使两个目标各自达到最优，避免传统方法中的相互妥协。</w:t>
-      </w:r>
-    </w:p>
-    <w:p>
-      <w:pPr>
-        <w:pStyle w:val="BodyText"/>
-      </w:pPr>
-      <w:r>
-        <w:rPr>
-          <w:rFonts w:hint="eastAsia"/>
-        </w:rPr>
-        <w:t xml:space="preserve">在初始解生成层面，针对中国医药行业”省-市-区县-医院”的四级地理层次结构，设计逐层细化的聚类算法，生成高质量的初始分配方案以提升模拟退火的收敛效率。除算法研究本身之外，本文还进一步探讨了”人机协同”决策机制、组织变革管理策略以及算法产品化的商业模式，弥合学术研究与商业实践之间的鸿沟。</w:t>
-      </w:r>
-    </w:p>
-    <w:bookmarkEnd w:id="44"/>
+        <w:t xml:space="preserve">算法将匿名簇映射到历史辖区编号，使两个目标各自达到最优。除算法研究本身之外，本文还进一步探讨”人机协同”决策机制、组织变革管理策略以及算法产品化的商业模式，弥合学术研究与商业实践之间的鸿沟。</w:t>
+      </w:r>
+    </w:p>
     <w:bookmarkEnd w:id="45"/>
     <w:bookmarkStart w:id="46" w:name="本章小结-1"/>
     <w:p>
@@ -2728,7 +2705,7 @@
         <w:pStyle w:val="Heading2"/>
       </w:pPr>
       <w:r>
-        <w:t xml:space="preserve">2.5 </w:t>
+        <w:t xml:space="preserve">2.4 </w:t>
       </w:r>
       <w:r>
         <w:rPr>
@@ -2797,7 +2774,7 @@
     </w:p>
     <w:bookmarkEnd w:id="46"/>
     <w:bookmarkEnd w:id="47"/>
-    <w:bookmarkStart w:id="61" w:name="第三章-制药企业-sfe-辖区管理现状与痛点诊断"/>
+    <w:bookmarkStart w:id="69" w:name="第三章-制药企业-sfe-辖区管理现状与痛点诊断"/>
     <w:p>
       <w:pPr>
         <w:pStyle w:val="Heading1"/>
@@ -2847,7 +2824,7 @@
         <w:t xml:space="preserve">辖区管理的现状与核心痛点，为第四章的模型构建提供问题导向的需求输入。</w:t>
       </w:r>
     </w:p>
-    <w:bookmarkStart w:id="51" w:name="医药行业宏观政策环境分析"/>
+    <w:bookmarkStart w:id="57" w:name="医药行业宏观政策环境分析"/>
     <w:p>
       <w:pPr>
         <w:pStyle w:val="Heading2"/>
@@ -2873,7 +2850,7 @@
         <w:t xml:space="preserve">制药企业的辖区管理并非孤立的内部运营问题，而是深嵌于行业宏观政策环境之中。近年来，三项重大政策变量——国家集采常态化、医保谈判机制化和医药反腐深水化——从不同维度重塑了制药企业的商业模式与组织架构，进而对辖区分配的频率、复杂度和精度要求产生了深远影响。</w:t>
       </w:r>
     </w:p>
-    <w:bookmarkStart w:id="48" w:name="国家集采vbp常态化的影响"/>
+    <w:bookmarkStart w:id="51" w:name="国家集采vbp常态化的影响"/>
     <w:p>
       <w:pPr>
         <w:pStyle w:val="Heading3"/>
@@ -2905,7 +2882,16 @@
         <w:rPr>
           <w:rFonts w:hint="eastAsia"/>
         </w:rPr>
-        <w:t xml:space="preserve">VBP）自2018年”4+7”试点启动以来已推进至第十一批，累计覆盖品种超过430个，中标药品价格平均降幅超过50%，部分品种降幅超过90%</w:t>
+        <w:t xml:space="preserve">VBP）已推进至第十一批，覆盖品种超过</w:t>
+      </w:r>
+      <w:r>
+        <w:t xml:space="preserve"> 430 </w:t>
+      </w:r>
+      <w:r>
+        <w:rPr>
+          <w:rFonts w:hint="eastAsia"/>
+        </w:rPr>
+        <w:t xml:space="preserve">个</w:t>
       </w:r>
       <w:r>
         <w:rPr>
@@ -2917,7 +2903,155 @@
         <w:rPr>
           <w:rFonts w:hint="eastAsia"/>
         </w:rPr>
-        <w:t xml:space="preserve">。集采政策的常态化对制药企业的辖区管理形成了两个层面的直接冲击。</w:t>
+        <w:t xml:space="preserve">。图</w:t>
+      </w:r>
+      <w:r>
+        <w:t xml:space="preserve"> 3-1 </w:t>
+      </w:r>
+      <w:r>
+        <w:rPr>
+          <w:rFonts w:hint="eastAsia"/>
+        </w:rPr>
+        <w:t xml:space="preserve">呈现了</w:t>
+      </w:r>
+      <w:r>
+        <w:t xml:space="preserve"> 2018 </w:t>
+      </w:r>
+      <w:r>
+        <w:rPr>
+          <w:rFonts w:hint="eastAsia"/>
+        </w:rPr>
+        <w:t xml:space="preserve">年首批”4+7”试点至</w:t>
+      </w:r>
+      <w:r>
+        <w:t xml:space="preserve"> 2025 </w:t>
+      </w:r>
+      <w:r>
+        <w:rPr>
+          <w:rFonts w:hint="eastAsia"/>
+        </w:rPr>
+        <w:t xml:space="preserve">年第十一批的演变全貌：本轮新增品种数从首批的</w:t>
+      </w:r>
+      <w:r>
+        <w:t xml:space="preserve"> 25 </w:t>
+      </w:r>
+      <w:r>
+        <w:rPr>
+          <w:rFonts w:hint="eastAsia"/>
+        </w:rPr>
+        <w:t xml:space="preserve">个稳步攀升至第三批的</w:t>
+      </w:r>
+      <w:r>
+        <w:t xml:space="preserve"> 55 </w:t>
+      </w:r>
+      <w:r>
+        <w:rPr>
+          <w:rFonts w:hint="eastAsia"/>
+        </w:rPr>
+        <w:t xml:space="preserve">个高点后保持在</w:t>
+      </w:r>
+      <w:r>
+        <w:t xml:space="preserve"> 35-60 </w:t>
+      </w:r>
+      <w:r>
+        <w:rPr>
+          <w:rFonts w:hint="eastAsia"/>
+        </w:rPr>
+        <w:t xml:space="preserve">之间的稳定节奏，累计覆盖品种数则呈现近乎线性的增长，从</w:t>
+      </w:r>
+      <w:r>
+        <w:t xml:space="preserve"> 25 </w:t>
+      </w:r>
+      <w:r>
+        <w:rPr>
+          <w:rFonts w:hint="eastAsia"/>
+        </w:rPr>
+        <w:t xml:space="preserve">个一路推进至</w:t>
+      </w:r>
+      <w:r>
+        <w:t xml:space="preserve"> 490 </w:t>
+      </w:r>
+      <w:r>
+        <w:rPr>
+          <w:rFonts w:hint="eastAsia"/>
+        </w:rPr>
+        <w:t xml:space="preserve">个，距离行业普遍预期的</w:t>
+      </w:r>
+      <w:r>
+        <w:t xml:space="preserve"> 600 </w:t>
+      </w:r>
+      <w:r>
+        <w:rPr>
+          <w:rFonts w:hint="eastAsia"/>
+        </w:rPr>
+        <w:t xml:space="preserve">个目标仅一步之遥。这意味着集采已不再是阶段性的政策实验，而是成为药品价格管理的常态化机制——每一轮新增品种都意味着相应产品线的销售团队规模需要重新评估。</w:t>
+      </w:r>
+    </w:p>
+    <w:p>
+      <w:pPr>
+        <w:pStyle w:val="CaptionedFigure"/>
+      </w:pPr>
+      <w:r>
+        <w:drawing>
+          <wp:inline>
+            <wp:extent cx="5397584" cy="2827978"/>
+            <wp:effectExtent b="0" l="0" r="0" t="0"/>
+            <wp:docPr descr="图 3-1 国家集采各轮次新增品种数与累计覆盖品种数（2018-2025）" title="" id="49" name="Picture"/>
+            <a:graphic>
+              <a:graphicData uri="http://schemas.openxmlformats.org/drawingml/2006/picture">
+                <pic:pic>
+                  <pic:nvPicPr>
+                    <pic:cNvPr descr="figures/fig3-1.png" id="50" name="Picture"/>
+                    <pic:cNvPicPr>
+                      <a:picLocks noChangeArrowheads="1" noChangeAspect="1"/>
+                    </pic:cNvPicPr>
+                  </pic:nvPicPr>
+                  <pic:blipFill>
+                    <a:blip r:embed="rId48"/>
+                    <a:stretch>
+                      <a:fillRect/>
+                    </a:stretch>
+                  </pic:blipFill>
+                  <pic:spPr bwMode="auto">
+                    <a:xfrm>
+                      <a:off x="0" y="0"/>
+                      <a:ext cx="5397584" cy="2827978"/>
+                    </a:xfrm>
+                    <a:prstGeom prst="rect">
+                      <a:avLst/>
+                    </a:prstGeom>
+                    <a:noFill/>
+                    <a:ln w="9525">
+                      <a:noFill/>
+                      <a:headEnd/>
+                      <a:tailEnd/>
+                    </a:ln>
+                  </pic:spPr>
+                </pic:pic>
+              </a:graphicData>
+            </a:graphic>
+          </wp:inline>
+        </w:drawing>
+      </w:r>
+    </w:p>
+    <w:p>
+      <w:pPr>
+        <w:pStyle w:val="ImageCaption"/>
+      </w:pPr>
+      <w:r>
+        <w:rPr>
+          <w:rFonts w:hint="eastAsia"/>
+        </w:rPr>
+        <w:t xml:space="preserve">图</w:t>
+      </w:r>
+      <w:r>
+        <w:t xml:space="preserve"> 3-1 </w:t>
+      </w:r>
+      <w:r>
+        <w:rPr>
+          <w:rFonts w:hint="eastAsia"/>
+        </w:rPr>
+        <w:t xml:space="preserve">国家集采各轮次新增品种数与累计覆盖品种数（2018-2025）</w:t>
       </w:r>
     </w:p>
     <w:p>
@@ -2928,7 +3062,7 @@
         <w:rPr>
           <w:rFonts w:hint="eastAsia"/>
         </w:rPr>
-        <w:t xml:space="preserve">第一层冲击是组织架构的频繁调整。一旦核心产品被纳入集采，该产品线的销售团队规模往往需要大幅缩减——以某跨国药企为例，其一条成熟产品线在进入集采后，全国销售代表编制从约300人缩减至不足200人，缩减幅度超过30%。这意味着原有辖区方案需要在短时间内重新规划，将原本由300人覆盖的数千家医院终端重新分配给200人，同时确保核心高潜力医院不被遗漏。这类”战略收缩”场景对辖区分配的响应速度和算法能力提出了极高要求。</w:t>
+        <w:t xml:space="preserve">集采政策的常态化对制药企业的辖区管理形成了两个层面的直接冲击。</w:t>
       </w:r>
     </w:p>
     <w:p>
@@ -2939,7 +3073,52 @@
         <w:rPr>
           <w:rFonts w:hint="eastAsia"/>
         </w:rPr>
-        <w:t xml:space="preserve">第二层冲击是资源配置逻辑的根本转变。集采前，企业的辖区分配主要围绕”销量最大化”展开，销售代表的覆盖范围以历史销量为核心权重；集采后，中标品种的销量被集采协议锁定，企业的竞争焦点转向非集采品种和创新药的市场开拓。也就是说，辖区分配的价值评估体系必须从单一的历史销量指标，改良为融合销售潜力、市场增长率、竞品渗透率等多维度的综合价值指数（Index）。传统的手工分配模式难以处理这种复合维度的价值评估与均衡优化。</w:t>
+        <w:t xml:space="preserve">第一层冲击是组织架构的频繁调整。一旦核心产品被纳入集采，该产品线的销售团队规模往往需要大幅缩减——以某跨国药企为例，其一条成熟产品线在进入集采后，全国销售代表编制从约</w:t>
+      </w:r>
+      <w:r>
+        <w:t xml:space="preserve"> 300 </w:t>
+      </w:r>
+      <w:r>
+        <w:rPr>
+          <w:rFonts w:hint="eastAsia"/>
+        </w:rPr>
+        <w:t xml:space="preserve">人缩减至不足</w:t>
+      </w:r>
+      <w:r>
+        <w:t xml:space="preserve"> 200 </w:t>
+      </w:r>
+      <w:r>
+        <w:rPr>
+          <w:rFonts w:hint="eastAsia"/>
+        </w:rPr>
+        <w:t xml:space="preserve">人，缩减幅度超过</w:t>
+      </w:r>
+      <w:r>
+        <w:t xml:space="preserve"> </w:t>
+      </w:r>
+      <w:r>
+        <w:rPr>
+          <w:rFonts w:hint="eastAsia"/>
+        </w:rPr>
+        <w:t xml:space="preserve">30%。这意味着原有辖区方案需要在短时间内重新规划，将原本由</w:t>
+      </w:r>
+      <w:r>
+        <w:t xml:space="preserve"> 300 </w:t>
+      </w:r>
+      <w:r>
+        <w:rPr>
+          <w:rFonts w:hint="eastAsia"/>
+        </w:rPr>
+        <w:t xml:space="preserve">人覆盖的数千家医院终端重新分配给</w:t>
+      </w:r>
+      <w:r>
+        <w:t xml:space="preserve"> 200 </w:t>
+      </w:r>
+      <w:r>
+        <w:rPr>
+          <w:rFonts w:hint="eastAsia"/>
+        </w:rPr>
+        <w:t xml:space="preserve">人，同时确保核心高潜力医院不被遗漏。这类”战略收缩”场景对辖区分配的响应速度和算法能力提出了极高要求。</w:t>
       </w:r>
     </w:p>
     <w:p>
@@ -2950,7 +3129,7 @@
         <w:rPr>
           <w:rFonts w:hint="eastAsia"/>
         </w:rPr>
-        <w:t xml:space="preserve">从行业整体来看，集采政策加速了制药企业从”粗放式增长”向”精细化运营”的转型。孙旭然（2022）指出，在带量采购等新政下，药品价格大幅下降，仿制药企业面临严峻的生存压力，行业竞争格局正在发生深刻变化</w:t>
+        <w:t xml:space="preserve">第二层冲击是资源配置逻辑的根本转变。集采前，企业的辖区分配主要围绕”销量最大化”展开，销售代表的覆盖范围以历史销量为核心权重；集采后，中标品种的销量被集采协议锁定，企业的竞争焦点转向非集采品种和创新药的市场开拓。也就是说，辖区分配的价值评估体系必须从单一的历史销量指标，改良为融合销售潜力、市场增长率、竞品渗透率等多维度的综合价值指数（Index）。传统的手工分配模式难以处理这种复合维度的价值评估与均衡优化。从行业整体来看</w:t>
       </w:r>
       <w:r>
         <w:rPr>
@@ -2962,11 +3141,11 @@
         <w:rPr>
           <w:rFonts w:hint="eastAsia"/>
         </w:rPr>
-        <w:t xml:space="preserve">。在这一背景下，辖区分配不再是一项可以”差不多就行”的行政事务，而是直接关系到企业资源配置效率和市场竞争力的战略性决策。</w:t>
-      </w:r>
-    </w:p>
-    <w:bookmarkEnd w:id="48"/>
-    <w:bookmarkStart w:id="49" w:name="医保谈判对企业利润空间的挤压"/>
+        <w:t xml:space="preserve">，集采政策加速了制药企业从”粗放式增长”向”精细化运营”的转型——辖区分配不再是一项可以”差不多就行”的行政事务，而是直接关系到企业资源配置效率和市场竞争力的战略性决策。</w:t>
+      </w:r>
+    </w:p>
+    <w:bookmarkEnd w:id="51"/>
+    <w:bookmarkStart w:id="52" w:name="医保谈判对企业利润空间的挤压"/>
     <w:p>
       <w:pPr>
         <w:pStyle w:val="Heading3"/>
@@ -3023,8 +3202,8 @@
         <w:t xml:space="preserve">此外，医保谈判的降价压力进一步压缩了企业的利润空间，使得企业对辖区分配的”公平性”要求更加敏感。当每位销售代表的绩效直接与其辖区内的销售潜力挂钩时，辖区之间的潜力差异将直接转化为收入差异。如果辖区分配不够均衡，不仅会引发销售团队的不满和人才流失，还会导致高潜力区域的资源浪费和低潜力区域的过度投入。因此，医保谈判的降价效应间接提升了企业对辖区分配均衡性的精度要求。</w:t>
       </w:r>
     </w:p>
-    <w:bookmarkEnd w:id="49"/>
-    <w:bookmarkStart w:id="50" w:name="反腐深化对商业模式的冲击"/>
+    <w:bookmarkEnd w:id="52"/>
+    <w:bookmarkStart w:id="56" w:name="反腐深化对商业模式的冲击"/>
     <w:p>
       <w:pPr>
         <w:pStyle w:val="Heading3"/>
@@ -3047,7 +3226,7 @@
         <w:rPr>
           <w:rFonts w:hint="eastAsia"/>
         </w:rPr>
-        <w:t xml:space="preserve">2023年以来，医药领域反腐进入”深水区”，对制药企业的商业模式和销售管理产生了深远影响。章梦晗（2025）的调查报道显示，A股471家医药概念企业2024年上半年销售费用总额同比下降5.84%，其中276家企业的销售费用率同比下降</w:t>
+        <w:t xml:space="preserve">2023年以来，医药领域反腐进入”深水区”，对制药企业的商业模式和销售管理产生了深远影响</w:t>
       </w:r>
       <w:r>
         <w:rPr>
@@ -3059,7 +3238,245 @@
         <w:rPr>
           <w:rFonts w:hint="eastAsia"/>
         </w:rPr>
-        <w:t xml:space="preserve">。反腐高压从三个维度影响了辖区管理的实践。</w:t>
+        <w:t xml:space="preserve">。图</w:t>
+      </w:r>
+      <w:r>
+        <w:t xml:space="preserve"> 3-2 </w:t>
+      </w:r>
+      <w:r>
+        <w:rPr>
+          <w:rFonts w:hint="eastAsia"/>
+        </w:rPr>
+        <w:t xml:space="preserve">以</w:t>
+      </w:r>
+      <w:r>
+        <w:t xml:space="preserve"> 2019 </w:t>
+      </w:r>
+      <w:r>
+        <w:rPr>
+          <w:rFonts w:hint="eastAsia"/>
+        </w:rPr>
+        <w:t xml:space="preserve">年为基准展示了医药行业</w:t>
+      </w:r>
+      <w:r>
+        <w:t xml:space="preserve"> </w:t>
+      </w:r>
+      <w:r>
+        <w:rPr>
+          <w:rFonts w:hint="eastAsia"/>
+        </w:rPr>
+        <w:t xml:space="preserve">HCP（Healthcare</w:t>
+      </w:r>
+      <w:r>
+        <w:t xml:space="preserve"> </w:t>
+      </w:r>
+      <w:r>
+        <w:rPr>
+          <w:rFonts w:hint="eastAsia"/>
+        </w:rPr>
+        <w:t xml:space="preserve">Professional，医疗专业人士）互动总量与面对面拜访占比的演变曲线：互动总量指数在</w:t>
+      </w:r>
+      <w:r>
+        <w:t xml:space="preserve"> 2020 </w:t>
+      </w:r>
+      <w:r>
+        <w:rPr>
+          <w:rFonts w:hint="eastAsia"/>
+        </w:rPr>
+        <w:t xml:space="preserve">年因</w:t>
+      </w:r>
+      <w:r>
+        <w:t xml:space="preserve"> COVID-19 </w:t>
+      </w:r>
+      <w:r>
+        <w:rPr>
+          <w:rFonts w:hint="eastAsia"/>
+        </w:rPr>
+        <w:t xml:space="preserve">爆发骤降至</w:t>
+      </w:r>
+      <w:r>
+        <w:t xml:space="preserve"> </w:t>
+      </w:r>
+      <w:r>
+        <w:rPr>
+          <w:rFonts w:hint="eastAsia"/>
+        </w:rPr>
+        <w:t xml:space="preserve">62，此后缓慢回升至</w:t>
+      </w:r>
+      <w:r>
+        <w:t xml:space="preserve"> 2024 </w:t>
+      </w:r>
+      <w:r>
+        <w:rPr>
+          <w:rFonts w:hint="eastAsia"/>
+        </w:rPr>
+        <w:t xml:space="preserve">年的</w:t>
+      </w:r>
+      <w:r>
+        <w:t xml:space="preserve"> </w:t>
+      </w:r>
+      <w:r>
+        <w:rPr>
+          <w:rFonts w:hint="eastAsia"/>
+        </w:rPr>
+        <w:t xml:space="preserve">74，仍未恢复到疫情前水平；面对面拜访占比则从</w:t>
+      </w:r>
+      <w:r>
+        <w:t xml:space="preserve"> 2019 </w:t>
+      </w:r>
+      <w:r>
+        <w:rPr>
+          <w:rFonts w:hint="eastAsia"/>
+        </w:rPr>
+        <w:t xml:space="preserve">年的</w:t>
+      </w:r>
+      <w:r>
+        <w:t xml:space="preserve"> 91% </w:t>
+      </w:r>
+      <w:r>
+        <w:rPr>
+          <w:rFonts w:hint="eastAsia"/>
+        </w:rPr>
+        <w:t xml:space="preserve">跌至</w:t>
+      </w:r>
+      <w:r>
+        <w:t xml:space="preserve"> 2020 </w:t>
+      </w:r>
+      <w:r>
+        <w:rPr>
+          <w:rFonts w:hint="eastAsia"/>
+        </w:rPr>
+        <w:t xml:space="preserve">年的</w:t>
+      </w:r>
+      <w:r>
+        <w:t xml:space="preserve"> 55% </w:t>
+      </w:r>
+      <w:r>
+        <w:rPr>
+          <w:rFonts w:hint="eastAsia"/>
+        </w:rPr>
+        <w:t xml:space="preserve">后长期低位徘徊，在</w:t>
+      </w:r>
+      <w:r>
+        <w:t xml:space="preserve"> 2023 </w:t>
+      </w:r>
+      <w:r>
+        <w:rPr>
+          <w:rFonts w:hint="eastAsia"/>
+        </w:rPr>
+        <w:t xml:space="preserve">年反腐运动启动后又下挫至</w:t>
+      </w:r>
+      <w:r>
+        <w:t xml:space="preserve"> 48% </w:t>
+      </w:r>
+      <w:r>
+        <w:rPr>
+          <w:rFonts w:hint="eastAsia"/>
+        </w:rPr>
+        <w:t xml:space="preserve">的最低点，2024</w:t>
+      </w:r>
+      <w:r>
+        <w:t xml:space="preserve"> </w:t>
+      </w:r>
+      <w:r>
+        <w:rPr>
+          <w:rFonts w:hint="eastAsia"/>
+        </w:rPr>
+        <w:t xml:space="preserve">年虽小幅反弹至</w:t>
+      </w:r>
+      <w:r>
+        <w:t xml:space="preserve"> </w:t>
+      </w:r>
+      <w:r>
+        <w:rPr>
+          <w:rFonts w:hint="eastAsia"/>
+        </w:rPr>
+        <w:t xml:space="preserve">60%，但相对疫情前已有</w:t>
+      </w:r>
+      <w:r>
+        <w:t xml:space="preserve"> 30 </w:t>
+      </w:r>
+      <w:r>
+        <w:rPr>
+          <w:rFonts w:hint="eastAsia"/>
+        </w:rPr>
+        <w:t xml:space="preserve">个百分点的结构性下降。这意味着销售代表的”接触能力”在过去五年间被系统性削弱，这一趋势直接重塑了辖区管理的实践。</w:t>
+      </w:r>
+    </w:p>
+    <w:p>
+      <w:pPr>
+        <w:pStyle w:val="CaptionedFigure"/>
+      </w:pPr>
+      <w:r>
+        <w:drawing>
+          <wp:inline>
+            <wp:extent cx="5399314" cy="3406019"/>
+            <wp:effectExtent b="0" l="0" r="0" t="0"/>
+            <wp:docPr descr="图 3-2 医药行业 HCP 互动总量与面对面拜访占比演变（2019-2024）" title="" id="54" name="Picture"/>
+            <a:graphic>
+              <a:graphicData uri="http://schemas.openxmlformats.org/drawingml/2006/picture">
+                <pic:pic>
+                  <pic:nvPicPr>
+                    <pic:cNvPr descr="figures/fig3-2.png" id="55" name="Picture"/>
+                    <pic:cNvPicPr>
+                      <a:picLocks noChangeArrowheads="1" noChangeAspect="1"/>
+                    </pic:cNvPicPr>
+                  </pic:nvPicPr>
+                  <pic:blipFill>
+                    <a:blip r:embed="rId53"/>
+                    <a:stretch>
+                      <a:fillRect/>
+                    </a:stretch>
+                  </pic:blipFill>
+                  <pic:spPr bwMode="auto">
+                    <a:xfrm>
+                      <a:off x="0" y="0"/>
+                      <a:ext cx="5399314" cy="3406019"/>
+                    </a:xfrm>
+                    <a:prstGeom prst="rect">
+                      <a:avLst/>
+                    </a:prstGeom>
+                    <a:noFill/>
+                    <a:ln w="9525">
+                      <a:noFill/>
+                      <a:headEnd/>
+                      <a:tailEnd/>
+                    </a:ln>
+                  </pic:spPr>
+                </pic:pic>
+              </a:graphicData>
+            </a:graphic>
+          </wp:inline>
+        </w:drawing>
+      </w:r>
+    </w:p>
+    <w:p>
+      <w:pPr>
+        <w:pStyle w:val="ImageCaption"/>
+      </w:pPr>
+      <w:r>
+        <w:rPr>
+          <w:rFonts w:hint="eastAsia"/>
+        </w:rPr>
+        <w:t xml:space="preserve">图</w:t>
+      </w:r>
+      <w:r>
+        <w:t xml:space="preserve"> 3-2 </w:t>
+      </w:r>
+      <w:r>
+        <w:rPr>
+          <w:rFonts w:hint="eastAsia"/>
+        </w:rPr>
+        <w:t xml:space="preserve">医药行业</w:t>
+      </w:r>
+      <w:r>
+        <w:t xml:space="preserve"> HCP </w:t>
+      </w:r>
+      <w:r>
+        <w:rPr>
+          <w:rFonts w:hint="eastAsia"/>
+        </w:rPr>
+        <w:t xml:space="preserve">互动总量与面对面拜访占比演变（2019-2024）</w:t>
       </w:r>
     </w:p>
     <w:p>
@@ -3070,25 +3487,108 @@
         <w:rPr>
           <w:rFonts w:hint="eastAsia"/>
         </w:rPr>
-        <w:t xml:space="preserve">其一是销售模式的根本转型。传统的”带金销售”模式加速退出历史舞台，企业被迫转向以学术推广为核心的合规化运营。多位医药从业者在接受采访时表示，</w:t>
-      </w:r>
-      <w:r>
-        <w:rPr>
-          <w:rFonts w:hint="eastAsia"/>
-        </w:rPr>
-        <w:t xml:space="preserve">“以前销售代表靠关系就能影响处方，现在必须走正规学术路线”</w:t>
+        <w:t xml:space="preserve">反腐高压从三个维度影响了辖区管理的实践。</w:t>
+      </w:r>
+    </w:p>
+    <w:p>
+      <w:pPr>
+        <w:pStyle w:val="BodyText"/>
+      </w:pPr>
+      <w:r>
+        <w:rPr>
+          <w:rFonts w:hint="eastAsia"/>
+        </w:rPr>
+        <w:t xml:space="preserve">其一是销售模式的根本转型。传统的”带金销售”模式加速退出历史舞台，企业被迫转向以学术推广为核心的合规化运营——销售代表的工作内容从”客情维护”转向”学术推广”，其覆盖能力和工作效率发生了质的变化。辖区分配需要重新评估每位代表的合理工作负荷，从传统的以”客户数量”为核心的分配逻辑转向”学术覆盖质量”。</w:t>
+      </w:r>
+    </w:p>
+    <w:p>
+      <w:pPr>
+        <w:pStyle w:val="BodyText"/>
+      </w:pPr>
+      <w:r>
+        <w:rPr>
+          <w:rFonts w:hint="eastAsia"/>
+        </w:rPr>
+        <w:t xml:space="preserve">其二是医院准入门槛的明显提高。反腐之后，医院对药企的学术活动和人员来访建立了更严格的报备制度，医生参加学术会议也更加谨慎——这种变化让销售代表与医生的沟通效率明显降低，单位时间内的有效拜访次数减少。辖区分配需要考虑这一新的现实约束，适当降低每位代表的医院覆盖数量，以保证学术推广的质量和深度。</w:t>
+      </w:r>
+    </w:p>
+    <w:p>
+      <w:pPr>
+        <w:pStyle w:val="BodyText"/>
+      </w:pPr>
+      <w:r>
+        <w:rPr>
+          <w:rFonts w:hint="eastAsia"/>
+        </w:rPr>
+        <w:t xml:space="preserve">其三是组织架构的被动调整。反腐导致部分企业的医药代表数量锐减，尤其是以仿制药为主的企业。这种非计划性的人员变动进一步加剧了辖区分配的频率和复杂度，企业需要在人员流失后快速重新分配辖区，同时尽量保持客户关系的连续性，避免因代表更换导致的业务中断。</w:t>
+      </w:r>
+    </w:p>
+    <w:p>
+      <w:pPr>
+        <w:pStyle w:val="BodyText"/>
+      </w:pPr>
+      <w:r>
+        <w:rPr>
+          <w:rFonts w:hint="eastAsia"/>
+        </w:rPr>
+        <w:t xml:space="preserve">值得关注的是，2026</w:t>
+      </w:r>
+      <w:r>
+        <w:t xml:space="preserve"> </w:t>
+      </w:r>
+      <w:r>
+        <w:rPr>
+          <w:rFonts w:hint="eastAsia"/>
+        </w:rPr>
+        <w:t xml:space="preserve">年由国家市场监督管理总局等七部门联合发布的《医药代表管理办法》将于</w:t>
+      </w:r>
+      <w:r>
+        <w:t xml:space="preserve"> 2026 </w:t>
+      </w:r>
+      <w:r>
+        <w:rPr>
+          <w:rFonts w:hint="eastAsia"/>
+        </w:rPr>
+        <w:t xml:space="preserve">年</w:t>
+      </w:r>
+      <w:r>
+        <w:t xml:space="preserve"> 8 </w:t>
+      </w:r>
+      <w:r>
+        <w:rPr>
+          <w:rFonts w:hint="eastAsia"/>
+        </w:rPr>
+        <w:t xml:space="preserve">月</w:t>
+      </w:r>
+      <w:r>
+        <w:t xml:space="preserve"> 1 </w:t>
+      </w:r>
+      <w:r>
+        <w:rPr>
+          <w:rFonts w:hint="eastAsia"/>
+        </w:rPr>
+        <w:t xml:space="preserve">日正式施行，对医药代表的备案制度、学术推广规范以及</w:t>
+      </w:r>
+      <w:r>
+        <w:t xml:space="preserve"> 22 </w:t>
+      </w:r>
+      <w:r>
+        <w:rPr>
+          <w:rFonts w:hint="eastAsia"/>
+        </w:rPr>
+        <w:t xml:space="preserve">项禁止行为做了系统性规定</w:t>
       </w:r>
       <w:r>
         <w:rPr>
           <w:vertAlign w:val="superscript"/>
         </w:rPr>
-        <w:t xml:space="preserve">[3]</w:t>
-      </w:r>
-      <w:r>
-        <w:rPr>
-          <w:rFonts w:hint="eastAsia"/>
-        </w:rPr>
-        <w:t xml:space="preserve">。这一转型意味着销售代表的工作内容从”客情维护”转向”学术推广”，其覆盖能力和工作效率发生了质的变化——辖区分配需要重新评估每位代表的合理工作负荷，从传统的以”客户数量”为核心的分配逻辑转向”学术覆盖质量”。</w:t>
+        <w:t xml:space="preserve">[20]</w:t>
+      </w:r>
+      <w:r>
+        <w:rPr>
+          <w:rFonts w:hint="eastAsia"/>
+        </w:rPr>
+        <w:t xml:space="preserve">。这一新政从制度层面进一步压缩了”灰色地带”的存续空间，让销售代表的工作负荷必须以更精确、更可量化的方式进行衡量与分配——换言之，《医药代表管理办法》让辖区分配从单纯的”业务问题”上升为兼具合规属性的管理命题。</w:t>
       </w:r>
     </w:p>
     <w:p>
@@ -3099,25 +3599,61 @@
         <w:rPr>
           <w:rFonts w:hint="eastAsia"/>
         </w:rPr>
-        <w:t xml:space="preserve">其二是医院准入门槛的明显提高。反腐之后，医院对药企的学术活动和人员来访建立了更严格的报备制度，医生参加学术会议也变得更加谨慎，</w:t>
-      </w:r>
-      <w:r>
-        <w:rPr>
-          <w:rFonts w:hint="eastAsia"/>
-        </w:rPr>
-        <w:t xml:space="preserve">“通过权威医学会下发红头文件的会议邀请，医生们才愿意参加”</w:t>
-      </w:r>
-      <w:r>
-        <w:rPr>
-          <w:vertAlign w:val="superscript"/>
-        </w:rPr>
-        <w:t xml:space="preserve">[3]</w:t>
-      </w:r>
-      <w:r>
-        <w:rPr>
-          <w:rFonts w:hint="eastAsia"/>
-        </w:rPr>
-        <w:t xml:space="preserve">。这种变化让销售代表与医生的沟通效率明显降低，单位时间内的有效拜访次数减少。辖区分配需要考虑这一新的现实约束，适当降低每位代表的医院覆盖数量，以保证学术推广的质量和深度。</w:t>
+        <w:t xml:space="preserve">综合来看，国家集采、医保谈判、医药反腐与医药代表合规规范叠加之下，制药企业的辖区管理面临前所未有的挑战：组织架构调整更加频繁（从年度调整变为季度甚至月度调整）、分配维度更加复杂（从单一销量指标变为多维综合价值指数）、精度要求更加严格（从”大致均衡”变为”精确均衡”）。这些变化从根本上超越了传统手工分配模式的能力边界，为智能算法的引入创造了迫切需求。</w:t>
+      </w:r>
+    </w:p>
+    <w:bookmarkEnd w:id="56"/>
+    <w:bookmarkEnd w:id="57"/>
+    <w:bookmarkStart w:id="63" w:name="现行辖区管理模式分析以某跨国药企为例"/>
+    <w:p>
+      <w:pPr>
+        <w:pStyle w:val="Heading2"/>
+      </w:pPr>
+      <w:r>
+        <w:t xml:space="preserve">3.2 </w:t>
+      </w:r>
+      <w:r>
+        <w:rPr>
+          <w:rFonts w:hint="eastAsia"/>
+        </w:rPr>
+        <w:t xml:space="preserve">现行辖区管理模式分析——以某跨国药企为例</w:t>
+      </w:r>
+    </w:p>
+    <w:p>
+      <w:pPr>
+        <w:pStyle w:val="FirstParagraph"/>
+      </w:pPr>
+      <w:r>
+        <w:rPr>
+          <w:rFonts w:hint="eastAsia"/>
+        </w:rPr>
+        <w:t xml:space="preserve">为深入理解制药企业辖区管理的实际运作方式及其局限性，本节以作者所服务的某跨国药企（以下简称”A公司”）为案例，剖析当前行业中最具代表性的两种辖区管理模式：传统手工划分模式和外部咨询/SaaS系统模式。</w:t>
+      </w:r>
+    </w:p>
+    <w:bookmarkStart w:id="58" w:name="传统手工划分与静态咨询模式的流程"/>
+    <w:p>
+      <w:pPr>
+        <w:pStyle w:val="Heading3"/>
+      </w:pPr>
+      <w:r>
+        <w:t xml:space="preserve">3.2.1 </w:t>
+      </w:r>
+      <w:r>
+        <w:rPr>
+          <w:rFonts w:hint="eastAsia"/>
+        </w:rPr>
+        <w:t xml:space="preserve">传统手工划分与静态咨询模式的流程</w:t>
+      </w:r>
+    </w:p>
+    <w:p>
+      <w:pPr>
+        <w:pStyle w:val="FirstParagraph"/>
+      </w:pPr>
+      <w:r>
+        <w:rPr>
+          <w:rFonts w:hint="eastAsia"/>
+        </w:rPr>
+        <w:t xml:space="preserve">A公司是一家在华运营超过20年的跨国制药企业，拥有覆盖肿瘤、免疫、心血管等多个治疗领域的产品线，全国销售代表编制约1500人，覆盖目标医院终端超过8000家。其辖区管理的典型流程通常分为三个阶段。</w:t>
       </w:r>
     </w:p>
     <w:p>
@@ -3128,7 +3664,7 @@
         <w:rPr>
           <w:rFonts w:hint="eastAsia"/>
         </w:rPr>
-        <w:t xml:space="preserve">其三是组织架构的被动调整。反腐导致部分企业的医药代表数量锐减，尤其是以仿制药为主的企业。这种非计划性的人员变动进一步加剧了辖区分配的频率和复杂度，企业需要在人员流失后快速重新分配辖区，同时尽量保持客户关系的连续性，避免因代表更换导致的业务中断。</w:t>
+        <w:t xml:space="preserve">第一个阶段是年度辖区规划。每年第四季度，A公司的中央SFE团队启动下一年度的辖区规划，该团队通常由3-5名SFE分析师组成，负责收集和整合来自CRM系统的医院基础数据、流向数据、处方数据以及第三方市场潜力数据。数据整合完成后，SFE团队借助Excel搭建辖区分配的基础框架，按照省份、城市、区县的行政层级逐级拆解。</w:t>
       </w:r>
     </w:p>
     <w:p>
@@ -3139,19 +3675,7 @@
         <w:rPr>
           <w:rFonts w:hint="eastAsia"/>
         </w:rPr>
-        <w:t xml:space="preserve">值得关注的是，2026年由国家市场监督管理总局等七部门联合发布的《医药代表管理办法》将于2026年8月1日正式施行，办法对医药代表的备案制度、学术推广活动规范以及22项禁止行为进行了系统性规定</w:t>
-      </w:r>
-      <w:r>
-        <w:rPr>
-          <w:vertAlign w:val="superscript"/>
-        </w:rPr>
-        <w:t xml:space="preserve">[20]</w:t>
-      </w:r>
-      <w:r>
-        <w:rPr>
-          <w:rFonts w:hint="eastAsia"/>
-        </w:rPr>
-        <w:t xml:space="preserve">。这一新政进一步压缩了”灰色地带”的存续空间，从制度层面强化了销售合规要求，同时也意味着销售代表的工作负荷必须以更精确、更可量化的方式进行衡量与分配。换言之，《医药代表管理办法》的实施让辖区分配从单纯的”业务问题”上升为兼具合规属性的管理命题。</w:t>
+        <w:t xml:space="preserve">紧接着进入”自下而上”的博弈阶段，这也是整个流程中最耗时的环节。初始方案形成后，SFE团队会将方案下发至各大区经理和地区经理审核，一线销售经理依据自身的业务经验和利益考量，对辖区方案提出大量修改意见——常见的争议包括某家高潜力医院应归属哪个辖区、某个区县是否应该拆分、某位代表的工作量是否过重或过轻等。SFE团队需要与数十位销售经理逐一沟通、反复协调，整个博弈过程通常持续4-6周。</w:t>
       </w:r>
     </w:p>
     <w:p>
@@ -3162,24 +3686,34 @@
         <w:rPr>
           <w:rFonts w:hint="eastAsia"/>
         </w:rPr>
-        <w:t xml:space="preserve">综合来看，国家集采、医保谈判、医药反腐以及最新出台的医药代表合规规范叠加之下，制药企业的辖区管理面临前所未有的挑战：组织架构调整更加频繁（从年度调整变为季度甚至月度调整）、分配维度更加复杂（从单一销量指标变为多维综合价值指数）、精度要求更加严格（从”大致均衡”变为”精确均衡”）。这些变化从根本上超越了传统手工分配模式的能力边界，为智能算法的引入创造了迫切需求。</w:t>
-      </w:r>
-    </w:p>
-    <w:bookmarkEnd w:id="50"/>
-    <w:bookmarkEnd w:id="51"/>
-    <w:bookmarkStart w:id="54" w:name="现行辖区管理模式分析以某跨国药企为例"/>
-    <w:p>
-      <w:pPr>
-        <w:pStyle w:val="Heading2"/>
-      </w:pPr>
-      <w:r>
-        <w:t xml:space="preserve">3.2 </w:t>
-      </w:r>
-      <w:r>
-        <w:rPr>
-          <w:rFonts w:hint="eastAsia"/>
-        </w:rPr>
-        <w:t xml:space="preserve">现行辖区管理模式分析——以某跨国药企为例</w:t>
+        <w:t xml:space="preserve">最后是方案定稿与执行阶段。经过多轮博弈，最终方案由销售副总裁审批定稿；然而由于博弈过程中存在大量人为干预，最终方案往往偏离了SFE团队最初的均衡性设计，呈现出”强势经理多拿资源、弱势经理被动接受”的分配格局。</w:t>
+      </w:r>
+    </w:p>
+    <w:p>
+      <w:pPr>
+        <w:pStyle w:val="BodyText"/>
+      </w:pPr>
+      <w:r>
+        <w:rPr>
+          <w:rFonts w:hint="eastAsia"/>
+        </w:rPr>
+        <w:t xml:space="preserve">在外部咨询模式方面，A公司也曾尝试聘请国际咨询公司提供辖区分配的咨询服务。咨询公司的工作模式通常是：在项目启动阶段收集数据，经过4-8周的分析后交付一份静态的辖区分配报告（一般以PowerPoint和Excel形式呈现）。这种”一次性交付”的模式存在明显局限——一旦企业在项目交付后发生组织架构调整，咨询报告即刻失效，企业不得不重新启动咨询项目或回归手工分配。</w:t>
+      </w:r>
+    </w:p>
+    <w:bookmarkEnd w:id="58"/>
+    <w:bookmarkStart w:id="62" w:name="组织架构频繁变动下的管理挑战"/>
+    <w:p>
+      <w:pPr>
+        <w:pStyle w:val="Heading3"/>
+      </w:pPr>
+      <w:r>
+        <w:t xml:space="preserve">3.2.2 </w:t>
+      </w:r>
+      <w:r>
+        <w:rPr>
+          <w:rFonts w:hint="eastAsia"/>
+        </w:rPr>
+        <w:t xml:space="preserve">组织架构频繁变动下的管理挑战</w:t>
       </w:r>
     </w:p>
     <w:p>
@@ -3187,101 +3721,265 @@
         <w:pStyle w:val="FirstParagraph"/>
       </w:pPr>
       <w:r>
-        <w:rPr>
-          <w:rFonts w:hint="eastAsia"/>
-        </w:rPr>
-        <w:t xml:space="preserve">为深入理解制药企业辖区管理的实际运作方式及其局限性，本节以作者所服务的某跨国药企（以下简称”A公司”）为案例，剖析当前行业中最具代表性的两种辖区管理模式：传统手工划分模式和外部咨询/SaaS系统模式。</w:t>
-      </w:r>
-    </w:p>
-    <w:bookmarkStart w:id="52" w:name="传统手工划分与静态咨询模式的流程"/>
-    <w:p>
-      <w:pPr>
-        <w:pStyle w:val="Heading3"/>
-      </w:pPr>
-      <w:r>
-        <w:t xml:space="preserve">3.2.1 </w:t>
-      </w:r>
-      <w:r>
-        <w:rPr>
-          <w:rFonts w:hint="eastAsia"/>
-        </w:rPr>
-        <w:t xml:space="preserve">传统手工划分与静态咨询模式的流程</w:t>
-      </w:r>
-    </w:p>
-    <w:p>
-      <w:pPr>
-        <w:pStyle w:val="FirstParagraph"/>
-      </w:pPr>
-      <w:r>
-        <w:rPr>
-          <w:rFonts w:hint="eastAsia"/>
-        </w:rPr>
-        <w:t xml:space="preserve">A公司是一家在华运营超过20年的跨国制药企业，拥有覆盖肿瘤、免疫、心血管等多个治疗领域的产品线，全国销售代表编制约1500人，覆盖目标医院终端超过8000家。其辖区管理的典型流程通常分为三个阶段。</w:t>
+        <w:t xml:space="preserve">A </w:t>
+      </w:r>
+      <w:r>
+        <w:rPr>
+          <w:rFonts w:hint="eastAsia"/>
+        </w:rPr>
+        <w:t xml:space="preserve">公司过去六年的销售额与一线销售人员数变化（图</w:t>
+      </w:r>
+      <w:r>
+        <w:t xml:space="preserve"> </w:t>
+      </w:r>
+      <w:r>
+        <w:rPr>
+          <w:rFonts w:hint="eastAsia"/>
+        </w:rPr>
+        <w:t xml:space="preserve">3-3）能够直观体现”业绩持续增长、人员规模受限”的双向挤压格局。销售额从</w:t>
+      </w:r>
+      <w:r>
+        <w:t xml:space="preserve"> 2020 </w:t>
+      </w:r>
+      <w:r>
+        <w:rPr>
+          <w:rFonts w:hint="eastAsia"/>
+        </w:rPr>
+        <w:t xml:space="preserve">年的</w:t>
+      </w:r>
+      <w:r>
+        <w:t xml:space="preserve"> 115 </w:t>
+      </w:r>
+      <w:r>
+        <w:rPr>
+          <w:rFonts w:hint="eastAsia"/>
+        </w:rPr>
+        <w:t xml:space="preserve">亿元逐步攀升至</w:t>
+      </w:r>
+      <w:r>
+        <w:t xml:space="preserve"> 2025 </w:t>
+      </w:r>
+      <w:r>
+        <w:rPr>
+          <w:rFonts w:hint="eastAsia"/>
+        </w:rPr>
+        <w:t xml:space="preserve">年的</w:t>
+      </w:r>
+      <w:r>
+        <w:t xml:space="preserve"> 173 </w:t>
+      </w:r>
+      <w:r>
+        <w:rPr>
+          <w:rFonts w:hint="eastAsia"/>
+        </w:rPr>
+        <w:t xml:space="preserve">亿元，六年累计增长接近</w:t>
+      </w:r>
+      <w:r>
+        <w:t xml:space="preserve"> </w:t>
+      </w:r>
+      <w:r>
+        <w:rPr>
+          <w:rFonts w:hint="eastAsia"/>
+        </w:rPr>
+        <w:t xml:space="preserve">50%；与之形成对照的是，一线销售人员数</w:t>
+      </w:r>
+      <w:r>
+        <w:t xml:space="preserve"> 2020 </w:t>
+      </w:r>
+      <w:r>
+        <w:rPr>
+          <w:rFonts w:hint="eastAsia"/>
+        </w:rPr>
+        <w:t xml:space="preserve">年为</w:t>
+      </w:r>
+      <w:r>
+        <w:t xml:space="preserve"> 2,578 </w:t>
+      </w:r>
+      <w:r>
+        <w:rPr>
+          <w:rFonts w:hint="eastAsia"/>
+        </w:rPr>
+        <w:t xml:space="preserve">人，受疫情与早期集采冲击在</w:t>
+      </w:r>
+      <w:r>
+        <w:t xml:space="preserve"> 2022 </w:t>
+      </w:r>
+      <w:r>
+        <w:rPr>
+          <w:rFonts w:hint="eastAsia"/>
+        </w:rPr>
+        <w:t xml:space="preserve">年降至</w:t>
+      </w:r>
+      <w:r>
+        <w:t xml:space="preserve"> 1,893 </w:t>
+      </w:r>
+      <w:r>
+        <w:rPr>
+          <w:rFonts w:hint="eastAsia"/>
+        </w:rPr>
+        <w:t xml:space="preserve">人的谷底，此后虽有所回升但</w:t>
+      </w:r>
+      <w:r>
+        <w:t xml:space="preserve"> 2025 </w:t>
+      </w:r>
+      <w:r>
+        <w:rPr>
+          <w:rFonts w:hint="eastAsia"/>
+        </w:rPr>
+        <w:t xml:space="preserve">年仍仅为</w:t>
+      </w:r>
+      <w:r>
+        <w:t xml:space="preserve"> 2,383 </w:t>
+      </w:r>
+      <w:r>
+        <w:rPr>
+          <w:rFonts w:hint="eastAsia"/>
+        </w:rPr>
+        <w:t xml:space="preserve">人，整体相比</w:t>
+      </w:r>
+      <w:r>
+        <w:t xml:space="preserve"> 2020 </w:t>
+      </w:r>
+      <w:r>
+        <w:rPr>
+          <w:rFonts w:hint="eastAsia"/>
+        </w:rPr>
+        <w:t xml:space="preserve">年反而减少了</w:t>
+      </w:r>
+      <w:r>
+        <w:t xml:space="preserve"> </w:t>
+      </w:r>
+      <w:r>
+        <w:rPr>
+          <w:rFonts w:hint="eastAsia"/>
+        </w:rPr>
+        <w:t xml:space="preserve">7.5%。这意味着每位代表所需承载的业务体量从</w:t>
+      </w:r>
+      <w:r>
+        <w:t xml:space="preserve"> 2020 </w:t>
+      </w:r>
+      <w:r>
+        <w:rPr>
+          <w:rFonts w:hint="eastAsia"/>
+        </w:rPr>
+        <w:t xml:space="preserve">年的约</w:t>
+      </w:r>
+      <w:r>
+        <w:t xml:space="preserve"> 0.45 </w:t>
+      </w:r>
+      <w:r>
+        <w:rPr>
+          <w:rFonts w:hint="eastAsia"/>
+        </w:rPr>
+        <w:t xml:space="preserve">亿元/人提升到</w:t>
+      </w:r>
+      <w:r>
+        <w:t xml:space="preserve"> 2025 </w:t>
+      </w:r>
+      <w:r>
+        <w:rPr>
+          <w:rFonts w:hint="eastAsia"/>
+        </w:rPr>
+        <w:t xml:space="preserve">年的</w:t>
+      </w:r>
+      <w:r>
+        <w:t xml:space="preserve"> 0.73 </w:t>
+      </w:r>
+      <w:r>
+        <w:rPr>
+          <w:rFonts w:hint="eastAsia"/>
+        </w:rPr>
+        <w:t xml:space="preserve">亿元/人，工作负荷增加了</w:t>
+      </w:r>
+      <w:r>
+        <w:t xml:space="preserve"> 60% </w:t>
+      </w:r>
+      <w:r>
+        <w:rPr>
+          <w:rFonts w:hint="eastAsia"/>
+        </w:rPr>
+        <w:t xml:space="preserve">以上——而这一切的背后，是辖区分配方案不得不在更频繁的调整、更复杂的约束下持续适配业务变化。</w:t>
+      </w:r>
+    </w:p>
+    <w:p>
+      <w:pPr>
+        <w:pStyle w:val="CaptionedFigure"/>
+      </w:pPr>
+      <w:r>
+        <w:drawing>
+          <wp:inline>
+            <wp:extent cx="5417648" cy="3217587"/>
+            <wp:effectExtent b="0" l="0" r="0" t="0"/>
+            <wp:docPr descr="图 3-3 A 公司 2020-2025 年销售额与一线销售人员数变化" title="" id="60" name="Picture"/>
+            <a:graphic>
+              <a:graphicData uri="http://schemas.openxmlformats.org/drawingml/2006/picture">
+                <pic:pic>
+                  <pic:nvPicPr>
+                    <pic:cNvPr descr="figures/fig3-3.png" id="61" name="Picture"/>
+                    <pic:cNvPicPr>
+                      <a:picLocks noChangeArrowheads="1" noChangeAspect="1"/>
+                    </pic:cNvPicPr>
+                  </pic:nvPicPr>
+                  <pic:blipFill>
+                    <a:blip r:embed="rId59"/>
+                    <a:stretch>
+                      <a:fillRect/>
+                    </a:stretch>
+                  </pic:blipFill>
+                  <pic:spPr bwMode="auto">
+                    <a:xfrm>
+                      <a:off x="0" y="0"/>
+                      <a:ext cx="5417648" cy="3217587"/>
+                    </a:xfrm>
+                    <a:prstGeom prst="rect">
+                      <a:avLst/>
+                    </a:prstGeom>
+                    <a:noFill/>
+                    <a:ln w="9525">
+                      <a:noFill/>
+                      <a:headEnd/>
+                      <a:tailEnd/>
+                    </a:ln>
+                  </pic:spPr>
+                </pic:pic>
+              </a:graphicData>
+            </a:graphic>
+          </wp:inline>
+        </w:drawing>
+      </w:r>
+    </w:p>
+    <w:p>
+      <w:pPr>
+        <w:pStyle w:val="ImageCaption"/>
+      </w:pPr>
+      <w:r>
+        <w:rPr>
+          <w:rFonts w:hint="eastAsia"/>
+        </w:rPr>
+        <w:t xml:space="preserve">图</w:t>
+      </w:r>
+      <w:r>
+        <w:t xml:space="preserve"> 3-3 A </w:t>
+      </w:r>
+      <w:r>
+        <w:rPr>
+          <w:rFonts w:hint="eastAsia"/>
+        </w:rPr>
+        <w:t xml:space="preserve">公司</w:t>
+      </w:r>
+      <w:r>
+        <w:t xml:space="preserve"> 2020-2025 </w:t>
+      </w:r>
+      <w:r>
+        <w:rPr>
+          <w:rFonts w:hint="eastAsia"/>
+        </w:rPr>
+        <w:t xml:space="preserve">年销售额与一线销售人员数变化</w:t>
       </w:r>
     </w:p>
     <w:p>
       <w:pPr>
         <w:pStyle w:val="BodyText"/>
-      </w:pPr>
-      <w:r>
-        <w:rPr>
-          <w:rFonts w:hint="eastAsia"/>
-        </w:rPr>
-        <w:t xml:space="preserve">第一个阶段是年度辖区规划。每年第四季度，A公司的中央SFE团队启动下一年度的辖区规划，该团队通常由3-5名SFE分析师组成，负责收集和整合来自CRM系统的医院基础数据、流向数据、处方数据以及第三方市场潜力数据。数据整合完成后，SFE团队借助Excel搭建辖区分配的基础框架，按照省份、城市、区县的行政层级逐级拆解。</w:t>
-      </w:r>
-    </w:p>
-    <w:p>
-      <w:pPr>
-        <w:pStyle w:val="BodyText"/>
-      </w:pPr>
-      <w:r>
-        <w:rPr>
-          <w:rFonts w:hint="eastAsia"/>
-        </w:rPr>
-        <w:t xml:space="preserve">紧接着进入”自下而上”的博弈阶段，这也是整个流程中最耗时的环节。初始方案形成后，SFE团队会将方案下发至各大区经理和地区经理审核，一线销售经理依据自身的业务经验和利益考量，对辖区方案提出大量修改意见——常见的争议包括某家高潜力医院应归属哪个辖区、某个区县是否应该拆分、某位代表的工作量是否过重或过轻等。SFE团队需要与数十位销售经理逐一沟通、反复协调，整个博弈过程通常持续4-6周。</w:t>
-      </w:r>
-    </w:p>
-    <w:p>
-      <w:pPr>
-        <w:pStyle w:val="BodyText"/>
-      </w:pPr>
-      <w:r>
-        <w:rPr>
-          <w:rFonts w:hint="eastAsia"/>
-        </w:rPr>
-        <w:t xml:space="preserve">最后是方案定稿与执行阶段。经过多轮博弈，最终方案由销售副总裁审批定稿；然而由于博弈过程中存在大量人为干预，最终方案往往偏离了SFE团队最初的均衡性设计，呈现出”强势经理多拿资源、弱势经理被动接受”的分配格局。</w:t>
-      </w:r>
-    </w:p>
-    <w:p>
-      <w:pPr>
-        <w:pStyle w:val="BodyText"/>
-      </w:pPr>
-      <w:r>
-        <w:rPr>
-          <w:rFonts w:hint="eastAsia"/>
-        </w:rPr>
-        <w:t xml:space="preserve">在外部咨询模式方面，A公司也曾尝试聘请国际咨询公司提供辖区分配的咨询服务。咨询公司的工作模式通常是：在项目启动阶段收集数据，经过4-8周的分析后交付一份静态的辖区分配报告（一般以PowerPoint和Excel形式呈现）。这种”一次性交付”的模式存在明显局限——一旦企业在项目交付后发生组织架构调整，咨询报告即刻失效，企业不得不重新启动咨询项目或回归手工分配。</w:t>
-      </w:r>
-    </w:p>
-    <w:bookmarkEnd w:id="52"/>
-    <w:bookmarkStart w:id="53" w:name="组织架构频繁变动下的管理挑战"/>
-    <w:p>
-      <w:pPr>
-        <w:pStyle w:val="Heading3"/>
-      </w:pPr>
-      <w:r>
-        <w:t xml:space="preserve">3.2.2 </w:t>
-      </w:r>
-      <w:r>
-        <w:rPr>
-          <w:rFonts w:hint="eastAsia"/>
-        </w:rPr>
-        <w:t xml:space="preserve">组织架构频繁变动下的管理挑战</w:t>
-      </w:r>
-    </w:p>
-    <w:p>
-      <w:pPr>
-        <w:pStyle w:val="FirstParagraph"/>
       </w:pPr>
       <w:r>
         <w:rPr>
@@ -3372,9 +4070,9 @@
         <w:t xml:space="preserve">更为严峻的是，频繁的辖区调整直接导致了客户关系的断裂。当一位销售代表被重新分配到新的辖区时，其原有辖区内的医生需要与新的代表重新建立信任关系。在医药反腐的背景下，这种信任关系的重建变得更加困难和耗时。据A公司内部统计，每次辖区调整后的3-6个月内，受影响区域的销售业绩平均下降8%-15%，这一”震荡成本”已成为企业管理层高度关注的问题。</w:t>
       </w:r>
     </w:p>
-    <w:bookmarkEnd w:id="53"/>
-    <w:bookmarkEnd w:id="54"/>
-    <w:bookmarkStart w:id="58" w:name="核心痛点与成因分析"/>
+    <w:bookmarkEnd w:id="62"/>
+    <w:bookmarkEnd w:id="63"/>
+    <w:bookmarkStart w:id="67" w:name="核心痛点与成因分析"/>
     <w:p>
       <w:pPr>
         <w:pStyle w:val="Heading2"/>
@@ -3400,7 +4098,7 @@
         <w:t xml:space="preserve">基于对A公司及行业内多家制药企业的深入调研，本节将当前辖区管理的核心痛点归纳为三个维度：分配公平性、响应时效性和技术支撑能力。</w:t>
       </w:r>
     </w:p>
-    <w:bookmarkStart w:id="55" w:name="区域分配不公与资源错配"/>
+    <w:bookmarkStart w:id="64" w:name="区域分配不公与资源错配"/>
     <w:p>
       <w:pPr>
         <w:pStyle w:val="Heading3"/>
@@ -3423,7 +4121,160 @@
         <w:rPr>
           <w:rFonts w:hint="eastAsia"/>
         </w:rPr>
-        <w:t xml:space="preserve">辖区分配的公平性是销售团队管理中最敏感的问题之一。在传统手工分配模式下，分配不公主要表现在以下几个方面。</w:t>
+        <w:t xml:space="preserve">辖区分配的公平性是销售团队管理中最敏感的问题之一。在传统手工分配模式下，分配不公主要表现在三个方面。最直观的是</w:t>
+      </w:r>
+      <w:r>
+        <w:t xml:space="preserve"> Index </w:t>
+      </w:r>
+      <w:r>
+        <w:rPr>
+          <w:rFonts w:hint="eastAsia"/>
+        </w:rPr>
+        <w:t xml:space="preserve">均衡度偏差过大——A</w:t>
+      </w:r>
+      <w:r>
+        <w:t xml:space="preserve"> </w:t>
+      </w:r>
+      <w:r>
+        <w:rPr>
+          <w:rFonts w:hint="eastAsia"/>
+        </w:rPr>
+        <w:t xml:space="preserve">公司的实际案例中，同一产品线内不同辖区的综合价值指数差异可达</w:t>
+      </w:r>
+      <w:r>
+        <w:t xml:space="preserve"> 2-3 </w:t>
+      </w:r>
+      <w:r>
+        <w:rPr>
+          <w:rFonts w:hint="eastAsia"/>
+        </w:rPr>
+        <w:t xml:space="preserve">倍，某省份</w:t>
+      </w:r>
+      <w:r>
+        <w:t xml:space="preserve"> 8 </w:t>
+      </w:r>
+      <w:r>
+        <w:rPr>
+          <w:rFonts w:hint="eastAsia"/>
+        </w:rPr>
+        <w:t xml:space="preserve">个辖区中</w:t>
+      </w:r>
+      <w:r>
+        <w:t xml:space="preserve"> Index </w:t>
+      </w:r>
+      <w:r>
+        <w:rPr>
+          <w:rFonts w:hint="eastAsia"/>
+        </w:rPr>
+        <w:t xml:space="preserve">最高者达到理想值的</w:t>
+      </w:r>
+      <w:r>
+        <w:t xml:space="preserve"> </w:t>
+      </w:r>
+      <w:r>
+        <w:rPr>
+          <w:rFonts w:hint="eastAsia"/>
+        </w:rPr>
+        <w:t xml:space="preserve">180%、最低者仅</w:t>
+      </w:r>
+      <w:r>
+        <w:t xml:space="preserve"> </w:t>
+      </w:r>
+      <w:r>
+        <w:rPr>
+          <w:rFonts w:hint="eastAsia"/>
+        </w:rPr>
+        <w:t xml:space="preserve">60%，意味着两位能力相当的代表仅因辖区分配差异业绩就可能相差</w:t>
+      </w:r>
+      <w:r>
+        <w:t xml:space="preserve"> 3 </w:t>
+      </w:r>
+      <w:r>
+        <w:rPr>
+          <w:rFonts w:hint="eastAsia"/>
+        </w:rPr>
+        <w:t xml:space="preserve">倍。其次是”超大医院”分配难题——以肿瘤领域为例，顶级医院的单院销售潜力可能相当于数十家普通医院的总和，拥有这类医院的辖区天然具有巨大优势；将超大医院拆分给多位代表共同覆盖需要精确的份额计算与协调机制，远超</w:t>
+      </w:r>
+      <w:r>
+        <w:t xml:space="preserve"> Excel </w:t>
+      </w:r>
+      <w:r>
+        <w:rPr>
+          <w:rFonts w:hint="eastAsia"/>
+        </w:rPr>
+        <w:t xml:space="preserve">的处理能力。最后是”强势经理”效应——资历深、话语权大的销售经理往往能在博弈中为自己的团队争取到更优质的辖区资源，让分配结果更多取决于博弈能力而非客观数据，从根本上背离了</w:t>
+      </w:r>
+      <w:r>
+        <w:t xml:space="preserve"> SFE </w:t>
+      </w:r>
+      <w:r>
+        <w:rPr>
+          <w:rFonts w:hint="eastAsia"/>
+        </w:rPr>
+        <w:t xml:space="preserve">管理的科学化初衷。</w:t>
+      </w:r>
+    </w:p>
+    <w:bookmarkEnd w:id="64"/>
+    <w:bookmarkStart w:id="65" w:name="响应滞后与数据支撑缺失"/>
+    <w:p>
+      <w:pPr>
+        <w:pStyle w:val="Heading3"/>
+      </w:pPr>
+      <w:r>
+        <w:t xml:space="preserve">3.3.2 </w:t>
+      </w:r>
+      <w:r>
+        <w:rPr>
+          <w:rFonts w:hint="eastAsia"/>
+        </w:rPr>
+        <w:t xml:space="preserve">响应滞后与数据支撑缺失</w:t>
+      </w:r>
+    </w:p>
+    <w:p>
+      <w:pPr>
+        <w:pStyle w:val="FirstParagraph"/>
+      </w:pPr>
+      <w:r>
+        <w:rPr>
+          <w:rFonts w:hint="eastAsia"/>
+        </w:rPr>
+        <w:t xml:space="preserve">响应滞后体现在两个层面。一是响应周期过长——一次全国范围的辖区重新规划在手工模式下需要</w:t>
+      </w:r>
+      <w:r>
+        <w:t xml:space="preserve"> 6-8 </w:t>
+      </w:r>
+      <w:r>
+        <w:rPr>
+          <w:rFonts w:hint="eastAsia"/>
+        </w:rPr>
+        <w:t xml:space="preserve">周，已严重滞后于当前频繁调整的业务需求，导致”人已到位但辖区未定”的管理真空期。二是方案迭代能力不足——当管理层提出”如果团队从</w:t>
+      </w:r>
+      <w:r>
+        <w:t xml:space="preserve"> 200 </w:t>
+      </w:r>
+      <w:r>
+        <w:rPr>
+          <w:rFonts w:hint="eastAsia"/>
+        </w:rPr>
+        <w:t xml:space="preserve">人调整为</w:t>
+      </w:r>
+      <w:r>
+        <w:t xml:space="preserve"> 180 </w:t>
+      </w:r>
+      <w:r>
+        <w:rPr>
+          <w:rFonts w:hint="eastAsia"/>
+        </w:rPr>
+        <w:t xml:space="preserve">人，方案会如何变化？“这类假设性问题时，SFE</w:t>
+      </w:r>
+      <w:r>
+        <w:t xml:space="preserve"> </w:t>
+      </w:r>
+      <w:r>
+        <w:rPr>
+          <w:rFonts w:hint="eastAsia"/>
+        </w:rPr>
+        <w:t xml:space="preserve">团队需要从头重新计算，无法在短时间内给出多套备选方案。</w:t>
       </w:r>
     </w:p>
     <w:p>
@@ -3434,16 +4285,109 @@
         <w:rPr>
           <w:rFonts w:hint="eastAsia"/>
         </w:rPr>
-        <w:t xml:space="preserve">最直观的表现是</w:t>
-      </w:r>
-      <w:r>
-        <w:t xml:space="preserve"> Index </w:t>
-      </w:r>
-      <w:r>
-        <w:rPr>
-          <w:rFonts w:hint="eastAsia"/>
-        </w:rPr>
-        <w:t xml:space="preserve">均衡度偏差过大。在A公司的实际案例中，同一产品线内不同辖区的综合价值指数（Index）差异可达2-3倍——某省份的8个辖区中，Index最高的辖区达到理想值的180%，而最低的仅为理想值的60%。这意味着两位能力相当的销售代表，仅因辖区分配的差异，其业绩表现就可能相差3倍，这种不公平直接导致了销售团队的士气低落和人才流失。</w:t>
+        <w:t xml:space="preserve">更深层的问题是数据利用率低下。王晓玲（2024）指出我国生物医药行业数字化转型受限于数据基础不足、复合背景人才短缺等瓶颈</w:t>
+      </w:r>
+      <w:r>
+        <w:rPr>
+          <w:vertAlign w:val="superscript"/>
+        </w:rPr>
+        <w:t xml:space="preserve">[5]</w:t>
+      </w:r>
+      <w:r>
+        <w:rPr>
+          <w:rFonts w:hint="eastAsia"/>
+        </w:rPr>
+        <w:t xml:space="preserve">，在辖区管理领域表现尤为突出。A</w:t>
+      </w:r>
+      <w:r>
+        <w:t xml:space="preserve"> </w:t>
+      </w:r>
+      <w:r>
+        <w:rPr>
+          <w:rFonts w:hint="eastAsia"/>
+        </w:rPr>
+        <w:t xml:space="preserve">公司</w:t>
+      </w:r>
+      <w:r>
+        <w:t xml:space="preserve"> CRM </w:t>
+      </w:r>
+      <w:r>
+        <w:rPr>
+          <w:rFonts w:hint="eastAsia"/>
+        </w:rPr>
+        <w:t xml:space="preserve">系统沉淀了海量医院基础数据、医生分级、处方流向等数据，但这些数据在辖区分配过程中的利用率极低——SFE</w:t>
+      </w:r>
+      <w:r>
+        <w:t xml:space="preserve"> </w:t>
+      </w:r>
+      <w:r>
+        <w:rPr>
+          <w:rFonts w:hint="eastAsia"/>
+        </w:rPr>
+        <w:t xml:space="preserve">团队通常只采用历史销量和医院数量两个维度做粗略分配，市场潜力、竞品渗透率、地理距离等大量具有决策价值的数据被闲置。这种”数据丰富、算法贫乏”的矛盾，构成了制药企业辖区管理中最大的效率损失来源。</w:t>
+      </w:r>
+    </w:p>
+    <w:bookmarkEnd w:id="65"/>
+    <w:bookmarkStart w:id="66" w:name="商业化-saas-系统的水土不服"/>
+    <w:p>
+      <w:pPr>
+        <w:pStyle w:val="Heading3"/>
+      </w:pPr>
+      <w:r>
+        <w:t xml:space="preserve">3.3.3 </w:t>
+      </w:r>
+      <w:r>
+        <w:rPr>
+          <w:rFonts w:hint="eastAsia"/>
+        </w:rPr>
+        <w:t xml:space="preserve">商业化</w:t>
+      </w:r>
+      <w:r>
+        <w:t xml:space="preserve"> SaaS </w:t>
+      </w:r>
+      <w:r>
+        <w:rPr>
+          <w:rFonts w:hint="eastAsia"/>
+        </w:rPr>
+        <w:t xml:space="preserve">系统的”水土不服”</w:t>
+      </w:r>
+    </w:p>
+    <w:p>
+      <w:pPr>
+        <w:pStyle w:val="FirstParagraph"/>
+      </w:pPr>
+      <w:r>
+        <w:rPr>
+          <w:rFonts w:hint="eastAsia"/>
+        </w:rPr>
+        <w:t xml:space="preserve">面对手工分配的种种弊端，部分企业曾寄希望于商业化</w:t>
+      </w:r>
+      <w:r>
+        <w:t xml:space="preserve"> SaaS </w:t>
+      </w:r>
+      <w:r>
+        <w:rPr>
+          <w:rFonts w:hint="eastAsia"/>
+        </w:rPr>
+        <w:t xml:space="preserve">系统（IQVIA</w:t>
+      </w:r>
+      <w:r>
+        <w:t xml:space="preserve"> OCE、Veeva Align </w:t>
+      </w:r>
+      <w:r>
+        <w:rPr>
+          <w:rFonts w:hint="eastAsia"/>
+        </w:rPr>
+        <w:t xml:space="preserve">等）来解决问题，但这些系统在中国市场的落地效果并不理想，原因可以从三个层面剖析。最根本的是业务规则的高度非标准化——不同企业、不同产品线、甚至同一企业在不同省份的业务规则都存在极大差异，例如有些企业要求同一区县的医院必须归属同一辖区，有些产品线存在”大医院共岗”的特殊安排，而有些则严格执行”一院一代表”原则——这种过于灵活且非线性的业务规则让标准化</w:t>
+      </w:r>
+      <w:r>
+        <w:t xml:space="preserve"> SaaS </w:t>
+      </w:r>
+      <w:r>
+        <w:rPr>
+          <w:rFonts w:hint="eastAsia"/>
+        </w:rPr>
+        <w:t xml:space="preserve">系统难以在底层架构上完成有效的数据抽象与业务流程泛化。</w:t>
       </w:r>
     </w:p>
     <w:p>
@@ -3454,16 +4398,121 @@
         <w:rPr>
           <w:rFonts w:hint="eastAsia"/>
         </w:rPr>
-        <w:t xml:space="preserve">紧随其后的是”超大医院”分配难题。中国医药市场的一个突出特征是医院终端的价值分布极度不均，以肿瘤领域为例，复旦大学附属肿瘤医院、北京大学肿瘤医院等顶级医院的单院销售潜力可能相当于数十家普通医院的总和。在传统分配模式下，拥有这类”超大医院”的辖区天然具有巨大的</w:t>
-      </w:r>
-      <w:r>
-        <w:t xml:space="preserve"> Index </w:t>
-      </w:r>
-      <w:r>
-        <w:rPr>
-          <w:rFonts w:hint="eastAsia"/>
-        </w:rPr>
-        <w:t xml:space="preserve">优势，而其他辖区则难以弥补这一差距——这一问题在手工分配中几乎无解，因为将超大医院拆分给多位代表共同覆盖需要精确的份额计算和协调机制，远超</w:t>
+        <w:t xml:space="preserve">由此衍生出的是定制化开发的成本陷阱。为了满足不同药企客户的独特诉求，SaaS</w:t>
+      </w:r>
+      <w:r>
+        <w:t xml:space="preserve"> </w:t>
+      </w:r>
+      <w:r>
+        <w:rPr>
+          <w:rFonts w:hint="eastAsia"/>
+        </w:rPr>
+        <w:t xml:space="preserve">提供商不得不投入大量资源进行定制化开发，既背离了</w:t>
+      </w:r>
+      <w:r>
+        <w:t xml:space="preserve"> SaaS </w:t>
+      </w:r>
+      <w:r>
+        <w:rPr>
+          <w:rFonts w:hint="eastAsia"/>
+        </w:rPr>
+        <w:t xml:space="preserve">产品边际成本递减的商业逻辑，也让产品开发与维护成本居高不下——某国际</w:t>
+      </w:r>
+      <w:r>
+        <w:t xml:space="preserve"> SaaS </w:t>
+      </w:r>
+      <w:r>
+        <w:rPr>
+          <w:rFonts w:hint="eastAsia"/>
+        </w:rPr>
+        <w:t xml:space="preserve">系统在中国市场的单客户年度订阅费用高达数十万美元，但仍需额外支付大量定制化开发费用，最终因投入产出比严重失衡，多个辖区分配系统面临重组、剥离甚至弃用。更深层次的问题在于中国特色业务场景的适配困难——复杂的行政区划体系（省-市-区县-街道四级）、差异巨大的城乡医疗水平，以及”超大型医院共岗”</w:t>
+      </w:r>
+      <w:r>
+        <w:rPr>
+          <w:rFonts w:hint="eastAsia"/>
+        </w:rPr>
+        <w:t xml:space="preserve">“医联体”</w:t>
+      </w:r>
+      <w:r>
+        <w:rPr>
+          <w:rFonts w:hint="eastAsia"/>
+        </w:rPr>
+        <w:t xml:space="preserve">等独特安排，这些场景在西方市场中并不存在，依据西方市场设计的</w:t>
+      </w:r>
+      <w:r>
+        <w:t xml:space="preserve"> SaaS </w:t>
+      </w:r>
+      <w:r>
+        <w:rPr>
+          <w:rFonts w:hint="eastAsia"/>
+        </w:rPr>
+        <w:t xml:space="preserve">系统在底层数据模型上就存在先天不足。</w:t>
+      </w:r>
+    </w:p>
+    <w:bookmarkEnd w:id="66"/>
+    <w:bookmarkEnd w:id="67"/>
+    <w:bookmarkStart w:id="68" w:name="本章小结-2"/>
+    <w:p>
+      <w:pPr>
+        <w:pStyle w:val="Heading2"/>
+      </w:pPr>
+      <w:r>
+        <w:t xml:space="preserve">3.4 </w:t>
+      </w:r>
+      <w:r>
+        <w:rPr>
+          <w:rFonts w:hint="eastAsia"/>
+        </w:rPr>
+        <w:t xml:space="preserve">本章小结</w:t>
+      </w:r>
+    </w:p>
+    <w:p>
+      <w:pPr>
+        <w:pStyle w:val="FirstParagraph"/>
+      </w:pPr>
+      <w:r>
+        <w:rPr>
+          <w:rFonts w:hint="eastAsia"/>
+        </w:rPr>
+        <w:t xml:space="preserve">本章从宏观政策环境、现行管理模式和核心痛点三个层面，系统诊断了制药企业</w:t>
+      </w:r>
+      <w:r>
+        <w:t xml:space="preserve"> SFE </w:t>
+      </w:r>
+      <w:r>
+        <w:rPr>
+          <w:rFonts w:hint="eastAsia"/>
+        </w:rPr>
+        <w:t xml:space="preserve">辖区管理的现状。在宏观层面，国家集采常态化、医保谈判机制化和医药反腐深水化三重政策压力的叠加，叠加</w:t>
+      </w:r>
+      <w:r>
+        <w:t xml:space="preserve"> 2026 </w:t>
+      </w:r>
+      <w:r>
+        <w:rPr>
+          <w:rFonts w:hint="eastAsia"/>
+        </w:rPr>
+        <w:t xml:space="preserve">年《医药代表管理办法》的实施，使得辖区分配的频率、维度和精度要求全面升级。在管理模式层面，传统手工分配模式存在响应滞后、分配不公、迭代能力不足等固有缺陷，而商业化</w:t>
+      </w:r>
+      <w:r>
+        <w:t xml:space="preserve"> SaaS </w:t>
+      </w:r>
+      <w:r>
+        <w:rPr>
+          <w:rFonts w:hint="eastAsia"/>
+        </w:rPr>
+        <w:t xml:space="preserve">系统在中国市场则遭遇了业务规则非标准化、定制化成本过高、中国特色场景适配困难等”水土不服”问题。在痛点层面，区域分配不公与资源错配、响应滞后与数据支撑缺失、商业化系统的适配困难构成了当前辖区管理的三大核心痛点。</w:t>
+      </w:r>
+    </w:p>
+    <w:p>
+      <w:pPr>
+        <w:pStyle w:val="BodyText"/>
+      </w:pPr>
+      <w:r>
+        <w:rPr>
+          <w:rFonts w:hint="eastAsia"/>
+        </w:rPr>
+        <w:t xml:space="preserve">综合上述分析，当前制药企业辖区管理面临的核心矛盾在于业务需求的复杂性与管理工具的简陋性之间的深刻错配——企业需要一种能够在数分钟内处理数千家医院、数百名代表、数十种约束条件的分配工具，并能够快速生成多套备选方案供管理层决策，而</w:t>
       </w:r>
       <w:r>
         <w:t xml:space="preserve"> Excel </w:t>
@@ -3472,43 +4521,48 @@
         <w:rPr>
           <w:rFonts w:hint="eastAsia"/>
         </w:rPr>
-        <w:t xml:space="preserve">的处理能力。</w:t>
-      </w:r>
-    </w:p>
-    <w:p>
-      <w:pPr>
-        <w:pStyle w:val="BodyText"/>
-      </w:pPr>
-      <w:r>
-        <w:rPr>
-          <w:rFonts w:hint="eastAsia"/>
-        </w:rPr>
-        <w:t xml:space="preserve">更隐蔽的问题来自”强势经理”效应。在”自下而上”的博弈过程中，资历深、话语权大的销售经理往往能够为自己的团队争取到更优质的辖区资源，而新晋经理或弱势团队则被动接受剩余资源。这种”人治”色彩浓厚的分配机制，让辖区分配的结果更多取决于博弈能力而非客观数据，从根本上背离了</w:t>
-      </w:r>
-      <w:r>
-        <w:t xml:space="preserve"> SFE </w:t>
-      </w:r>
-      <w:r>
-        <w:rPr>
-          <w:rFonts w:hint="eastAsia"/>
-        </w:rPr>
-        <w:t xml:space="preserve">管理的科学化初衷。</w:t>
-      </w:r>
-    </w:p>
-    <w:bookmarkEnd w:id="55"/>
-    <w:bookmarkStart w:id="56" w:name="响应滞后与数据支撑缺失"/>
-    <w:p>
-      <w:pPr>
-        <w:pStyle w:val="Heading3"/>
-      </w:pPr>
-      <w:r>
-        <w:t xml:space="preserve">3.3.2 </w:t>
-      </w:r>
-      <w:r>
-        <w:rPr>
-          <w:rFonts w:hint="eastAsia"/>
-        </w:rPr>
-        <w:t xml:space="preserve">响应滞后与数据支撑缺失</w:t>
+        <w:t xml:space="preserve">手工分配与商业化</w:t>
+      </w:r>
+      <w:r>
+        <w:t xml:space="preserve"> SaaS </w:t>
+      </w:r>
+      <w:r>
+        <w:rPr>
+          <w:rFonts w:hint="eastAsia"/>
+        </w:rPr>
+        <w:t xml:space="preserve">系统都无法满足这一需求。引入智能运筹算法可以同时实现多目标优化、复杂约束处理、响应速度提升与场景模拟支持，从”经验驱动”转向”数据驱动”。需要强调的是，智能算法的引入并非要完全取代人的判断，而是要建立”人机协同”的决策机制——算法负责大规模数据计算与多目标优化，业务管理者基于算法输出进行微调与最终决策，把无法量化的业务经验和人际因素纳入考量。下一章将基于本章诊断的业务需求，构建融合综合价值指数、六层地理聚类、模拟退火优化和</w:t>
+      </w:r>
+      <w:r>
+        <w:t xml:space="preserve"> Hungarian </w:t>
+      </w:r>
+      <w:r>
+        <w:rPr>
+          <w:rFonts w:hint="eastAsia"/>
+        </w:rPr>
+        <w:t xml:space="preserve">匹配的两阶段智能辖区分配模型，从数学建模和算法设计的角度提出系统性的解决方案。</w:t>
+      </w:r>
+    </w:p>
+    <w:bookmarkEnd w:id="68"/>
+    <w:bookmarkEnd w:id="69"/>
+    <w:bookmarkStart w:id="110" w:name="第四章-基于综合价值指数的智能辖区分配模型构建"/>
+    <w:p>
+      <w:pPr>
+        <w:pStyle w:val="Heading1"/>
+      </w:pPr>
+      <w:r>
+        <w:rPr>
+          <w:rFonts w:hint="eastAsia"/>
+        </w:rPr>
+        <w:t xml:space="preserve">第四章</w:t>
+      </w:r>
+      <w:r>
+        <w:t xml:space="preserve"> </w:t>
+      </w:r>
+      <w:r>
+        <w:rPr>
+          <w:rFonts w:hint="eastAsia"/>
+        </w:rPr>
+        <w:t xml:space="preserve">基于综合价值指数的智能辖区分配模型构建</w:t>
       </w:r>
     </w:p>
     <w:p>
@@ -3519,446 +4573,15 @@
         <w:rPr>
           <w:rFonts w:hint="eastAsia"/>
         </w:rPr>
-        <w:t xml:space="preserve">第一个突出问题是响应周期过长。如前所述，一次全国范围的辖区重新规划在手工模式下需要6-8周；在当前组织架构频繁调整的环境下，这一响应周期已严重滞后于业务需求。一旦企业因集采或反腐需要快速调整团队规模，SFE团队往往无法在要求的时间窗口内完成辖区重新分配，导致出现”人已到位但辖区未定”的管理真空期。</w:t>
-      </w:r>
-    </w:p>
-    <w:p>
-      <w:pPr>
-        <w:pStyle w:val="BodyText"/>
-      </w:pPr>
-      <w:r>
-        <w:rPr>
-          <w:rFonts w:hint="eastAsia"/>
-        </w:rPr>
-        <w:t xml:space="preserve">紧接着是方案迭代能力不足。手工分配模式的另一个致命缺陷是缺乏快速迭代能力——当管理层提出”如果将团队规模从200人调整为180人，辖区方案会如何变化？</w:t>
-      </w:r>
-      <w:r>
-        <w:rPr>
-          <w:rFonts w:hint="eastAsia"/>
-        </w:rPr>
-        <w:t xml:space="preserve">“这类假设性问题时，SFE团队需要从头开始重新计算，无法在短时间内给出多套备选方案供决策参考。这种”</w:t>
-      </w:r>
-      <w:r>
-        <w:rPr>
-          <w:rFonts w:hint="eastAsia"/>
-        </w:rPr>
-        <w:t xml:space="preserve">单方案、慢迭代”的工作模式严重制约了管理层的决策效率。</w:t>
-      </w:r>
-    </w:p>
-    <w:p>
-      <w:pPr>
-        <w:pStyle w:val="BodyText"/>
-      </w:pPr>
-      <w:r>
-        <w:rPr>
-          <w:rFonts w:hint="eastAsia"/>
-        </w:rPr>
-        <w:t xml:space="preserve">更深层的问题是数据利用率低下。王晓玲（2024）指出，我国生物医药行业数字化转型受限于数据基础不足、缺少针对性的评估体系以及复合背景人才短缺等瓶颈</w:t>
-      </w:r>
-      <w:r>
-        <w:rPr>
-          <w:vertAlign w:val="superscript"/>
-        </w:rPr>
-        <w:t xml:space="preserve">[5]</w:t>
-      </w:r>
-      <w:r>
-        <w:rPr>
-          <w:rFonts w:hint="eastAsia"/>
-        </w:rPr>
-        <w:t xml:space="preserve">——在辖区管理领域，这一问题表现得尤为突出。A公司的CRM系统中沉淀了海量的医院基础数据、医生分级数据、处方数据和流向数据，但这些数据在辖区分配过程中的利用率极低。SFE团队通常只采用历史销量和医院数量两个维度进行粗略分配，大量具有决策价值的数据（市场潜力、竞品渗透率、地理距离等）被闲置。这种”数据丰富、算法贫乏”的矛盾，构成了制药企业辖区管理中最大的效率损失来源。</w:t>
-      </w:r>
-    </w:p>
-    <w:bookmarkEnd w:id="56"/>
-    <w:bookmarkStart w:id="57" w:name="商业化-saas-系统的水土不服"/>
-    <w:p>
-      <w:pPr>
-        <w:pStyle w:val="Heading3"/>
-      </w:pPr>
-      <w:r>
-        <w:t xml:space="preserve">3.3.3 </w:t>
-      </w:r>
-      <w:r>
-        <w:rPr>
-          <w:rFonts w:hint="eastAsia"/>
-        </w:rPr>
-        <w:t xml:space="preserve">商业化</w:t>
-      </w:r>
-      <w:r>
-        <w:t xml:space="preserve"> SaaS </w:t>
-      </w:r>
-      <w:r>
-        <w:rPr>
-          <w:rFonts w:hint="eastAsia"/>
-        </w:rPr>
-        <w:t xml:space="preserve">系统的”水土不服”</w:t>
-      </w:r>
-    </w:p>
-    <w:p>
-      <w:pPr>
-        <w:pStyle w:val="FirstParagraph"/>
-      </w:pPr>
-      <w:r>
-        <w:rPr>
-          <w:rFonts w:hint="eastAsia"/>
-        </w:rPr>
-        <w:t xml:space="preserve">面对手工分配的种种弊端，部分制药企业曾寄希望于商业化SaaS系统来解决辖区管理问题。全球领先的数据与技术公司（如IQVIA、Veeva等）开发了专用于辖区分配的标准化系统（如IQVIA</w:t>
-      </w:r>
-      <w:r>
-        <w:t xml:space="preserve"> OCE、Veeva </w:t>
-      </w:r>
-      <w:r>
-        <w:rPr>
-          <w:rFonts w:hint="eastAsia"/>
-        </w:rPr>
-        <w:t xml:space="preserve">Align等）。然而这些系统在中国市场的落地效果并不理想，原因可以从以下几个层面剖析。</w:t>
-      </w:r>
-    </w:p>
-    <w:p>
-      <w:pPr>
-        <w:pStyle w:val="BodyText"/>
-      </w:pPr>
-      <w:r>
-        <w:rPr>
-          <w:rFonts w:hint="eastAsia"/>
-        </w:rPr>
-        <w:t xml:space="preserve">最根本的原因是业务规则的高度非标准化。中国医药市场的辖区管理具有极强的动态性与非标准性，不同企业、不同产品线、甚至同一企业在不同省份，其业务规则都存在极大的差异——某些企业要求同一区县的医院必须归属同一辖区（区县集中度约束），而另一些企业则允许跨区县分配；某些产品线存在”大医院共岗”的特殊安排，而另一些则严格执行”一院一代表”原则。这种过于灵活且非线性的业务规则，让标准化</w:t>
-      </w:r>
-      <w:r>
-        <w:t xml:space="preserve"> SaaS </w:t>
-      </w:r>
-      <w:r>
-        <w:rPr>
-          <w:rFonts w:hint="eastAsia"/>
-        </w:rPr>
-        <w:t xml:space="preserve">系统难以在底层架构上完成有效的数据抽象与业务流程泛化。</w:t>
-      </w:r>
-    </w:p>
-    <w:p>
-      <w:pPr>
-        <w:pStyle w:val="BodyText"/>
-      </w:pPr>
-      <w:r>
-        <w:rPr>
-          <w:rFonts w:hint="eastAsia"/>
-        </w:rPr>
-        <w:t xml:space="preserve">由此衍生出的问题是定制化开发的成本陷阱。为了满足不同药企客户的独特诉求，SaaS</w:t>
-      </w:r>
-      <w:r>
-        <w:t xml:space="preserve"> </w:t>
-      </w:r>
-      <w:r>
-        <w:rPr>
-          <w:rFonts w:hint="eastAsia"/>
-        </w:rPr>
-        <w:t xml:space="preserve">提供商不得不投入大量资源进行定制化开发，这既背离了</w:t>
-      </w:r>
-      <w:r>
-        <w:t xml:space="preserve"> SaaS </w:t>
-      </w:r>
-      <w:r>
-        <w:rPr>
-          <w:rFonts w:hint="eastAsia"/>
-        </w:rPr>
-        <w:t xml:space="preserve">产品边际成本递减的商业逻辑，也使得产品开发与维护成本居高不下。据行业内部人士透露，某国际</w:t>
-      </w:r>
-      <w:r>
-        <w:t xml:space="preserve"> SaaS </w:t>
-      </w:r>
-      <w:r>
-        <w:rPr>
-          <w:rFonts w:hint="eastAsia"/>
-        </w:rPr>
-        <w:t xml:space="preserve">系统在中国市场的单客户年度订阅费用高达数十万美元，但仍需额外支付大量的定制化开发费用——最终因投入产出比严重失衡，多个辖区分配系统被迫面临重组、剥离甚至弃用。</w:t>
-      </w:r>
-    </w:p>
-    <w:p>
-      <w:pPr>
-        <w:pStyle w:val="BodyText"/>
-      </w:pPr>
-      <w:r>
-        <w:rPr>
-          <w:rFonts w:hint="eastAsia"/>
-        </w:rPr>
-        <w:t xml:space="preserve">更深层次的问题在于中国特色业务场景的适配困难。中国拥有极其复杂的行政区划体系（省-市-区县-街道四级）、差异巨大的城乡医疗水平，以及”超大型医院共岗”</w:t>
-      </w:r>
-      <w:r>
-        <w:rPr>
-          <w:rFonts w:hint="eastAsia"/>
-        </w:rPr>
-        <w:t xml:space="preserve">“医联体”</w:t>
-      </w:r>
-      <w:r>
-        <w:rPr>
-          <w:rFonts w:hint="eastAsia"/>
-        </w:rPr>
-        <w:t xml:space="preserve">等独特安排，这些场景在西方市场中并不存在，因此依据西方市场设计的</w:t>
-      </w:r>
-      <w:r>
-        <w:t xml:space="preserve"> SaaS </w:t>
-      </w:r>
-      <w:r>
-        <w:rPr>
-          <w:rFonts w:hint="eastAsia"/>
-        </w:rPr>
-        <w:t xml:space="preserve">系统在底层数据模型上就存在先天不足。例如中国”超大型医院”（如复旦大学附属肿瘤医院）的单院</w:t>
-      </w:r>
-      <w:r>
-        <w:t xml:space="preserve"> Index </w:t>
-      </w:r>
-      <w:r>
-        <w:rPr>
-          <w:rFonts w:hint="eastAsia"/>
-        </w:rPr>
-        <w:t xml:space="preserve">可能超过普通医院的10倍以上，这种极端的价值分布在欧美市场中极为罕见，标准化系统的均衡算法往往无法有效处理。</w:t>
-      </w:r>
-    </w:p>
-    <w:bookmarkEnd w:id="57"/>
-    <w:bookmarkEnd w:id="58"/>
-    <w:bookmarkStart w:id="59" w:name="引入智能算法的必要性分析"/>
+        <w:t xml:space="preserve">第三章的分析揭示了制药企业辖区管理在政策压力与业务复杂性双重作用下所面临的核心矛盾，本章将在此基础上，从数学建模的角度对辖区动态分配问题进行形式化定义，并给出一套完整的求解方案。全章遵循”问题定义→数据工程→预处理→模型构建→算法设计”的逻辑链条，逐步展开模型的各个组成部分。</w:t>
+      </w:r>
+    </w:p>
+    <w:bookmarkStart w:id="73" w:name="问题定义与模型假设"/>
     <w:p>
       <w:pPr>
         <w:pStyle w:val="Heading2"/>
       </w:pPr>
       <w:r>
-        <w:t xml:space="preserve">3.4 </w:t>
-      </w:r>
-      <w:r>
-        <w:rPr>
-          <w:rFonts w:hint="eastAsia"/>
-        </w:rPr>
-        <w:t xml:space="preserve">引入智能算法的必要性分析</w:t>
-      </w:r>
-    </w:p>
-    <w:p>
-      <w:pPr>
-        <w:pStyle w:val="FirstParagraph"/>
-      </w:pPr>
-      <w:r>
-        <w:rPr>
-          <w:rFonts w:hint="eastAsia"/>
-        </w:rPr>
-        <w:t xml:space="preserve">综合上述分析，当前制药企业辖区管理面临的核心矛盾可以概括为：</w:t>
-      </w:r>
-      <w:r>
-        <w:rPr>
-          <w:rFonts w:hint="eastAsia"/>
-          <w:b/>
-          <w:bCs/>
-        </w:rPr>
-        <w:t xml:space="preserve">业务需求的复杂性与管理工具的简陋性之间的深刻错配。</w:t>
-      </w:r>
-    </w:p>
-    <w:p>
-      <w:pPr>
-        <w:pStyle w:val="BodyText"/>
-      </w:pPr>
-      <w:r>
-        <w:rPr>
-          <w:rFonts w:hint="eastAsia"/>
-        </w:rPr>
-        <w:t xml:space="preserve">一方面，宏观政策环境的剧变使得辖区分配的频率、维度和精度要求全面升级。企业需要一种能够在数分钟内处理数千家医院、数百名代表、数十种约束条件的分配工具，并且能够快速生成多套备选方案供管理层决策。另一方面，现有的管理工具——无论是Excel手工分配还是商业化SaaS系统——都无法满足这一需求。</w:t>
-      </w:r>
-    </w:p>
-    <w:p>
-      <w:pPr>
-        <w:pStyle w:val="BodyText"/>
-      </w:pPr>
-      <w:r>
-        <w:rPr>
-          <w:rFonts w:hint="eastAsia"/>
-        </w:rPr>
-        <w:t xml:space="preserve">引入智能运筹算法的必要性可以从四个层面来理解。</w:t>
-      </w:r>
-    </w:p>
-    <w:p>
-      <w:pPr>
-        <w:pStyle w:val="BodyText"/>
-      </w:pPr>
-      <w:r>
-        <w:rPr>
-          <w:rFonts w:hint="eastAsia"/>
-        </w:rPr>
-        <w:t xml:space="preserve">首先，算法能够实现多目标的同时优化。辖区分配本质上是一个多目标优化问题，需要同时兼顾</w:t>
-      </w:r>
-      <w:r>
-        <w:t xml:space="preserve"> Index </w:t>
-      </w:r>
-      <w:r>
-        <w:rPr>
-          <w:rFonts w:hint="eastAsia"/>
-        </w:rPr>
-        <w:t xml:space="preserve">均衡度、地理紧凑性、容量约束、客户保留率等多个维度——人工分配只能在有限的维度上做粗略平衡，而运筹优化算法可以把所有目标纳入统一的代价函数，通过数学求解达成全局近似最优。</w:t>
-      </w:r>
-    </w:p>
-    <w:p>
-      <w:pPr>
-        <w:pStyle w:val="BodyText"/>
-      </w:pPr>
-      <w:r>
-        <w:rPr>
-          <w:rFonts w:hint="eastAsia"/>
-        </w:rPr>
-        <w:t xml:space="preserve">其次，算法能够处理复杂的约束体系。制药企业的辖区分配涉及大量的硬约束（锁定分配、拆分分散、城市上限等）和软约束（Index</w:t>
-      </w:r>
-      <w:r>
-        <w:t xml:space="preserve"> </w:t>
-      </w:r>
-      <w:r>
-        <w:rPr>
-          <w:rFonts w:hint="eastAsia"/>
-        </w:rPr>
-        <w:t xml:space="preserve">均衡、容量限制、地理跨度等），这些约束之间存在复杂的交互关系，人工处理极易遗漏或冲突。算法可以系统化地管理这些约束，确保每一个分配方案都满足所有业务规则。</w:t>
-      </w:r>
-    </w:p>
-    <w:p>
-      <w:pPr>
-        <w:pStyle w:val="BodyText"/>
-      </w:pPr>
-      <w:r>
-        <w:rPr>
-          <w:rFonts w:hint="eastAsia"/>
-        </w:rPr>
-        <w:t xml:space="preserve">再就是响应速度的大幅提升。依据模拟退火等启发式算法的求解框架，能够在数分钟内完成一次全国范围的辖区分配计算——相比手工模式的6-8周，响应速度提升了数百倍。这使得企业能够在组织架构调整后快速生成新的辖区方案，消除”管理真空期”。</w:t>
-      </w:r>
-    </w:p>
-    <w:p>
-      <w:pPr>
-        <w:pStyle w:val="BodyText"/>
-      </w:pPr>
-      <w:r>
-        <w:rPr>
-          <w:rFonts w:hint="eastAsia"/>
-        </w:rPr>
-        <w:t xml:space="preserve">最后是对场景模拟与决策支持的支撑能力。算法的快速计算能力让”假设分析”（What-if</w:t>
-      </w:r>
-      <w:r>
-        <w:t xml:space="preserve"> </w:t>
-      </w:r>
-      <w:r>
-        <w:rPr>
-          <w:rFonts w:hint="eastAsia"/>
-        </w:rPr>
-        <w:t xml:space="preserve">Analysis）成为可能，管理层可以在数分钟内比较”裁员20%“</w:t>
-      </w:r>
-      <w:r>
-        <w:rPr>
-          <w:rFonts w:hint="eastAsia"/>
-        </w:rPr>
-        <w:t xml:space="preserve">“裁员30%”</w:t>
-      </w:r>
-      <w:r>
-        <w:rPr>
-          <w:rFonts w:hint="eastAsia"/>
-        </w:rPr>
-        <w:t xml:space="preserve">“扩编50人”</w:t>
-      </w:r>
-      <w:r>
-        <w:rPr>
-          <w:rFonts w:hint="eastAsia"/>
-        </w:rPr>
-        <w:t xml:space="preserve">等不同场景下的辖区方案，依据数据而非直觉做出决策。这种从”经验驱动”到”数据驱动”的转变，正是制药企业精细化管理转型的核心诉求。</w:t>
-      </w:r>
-    </w:p>
-    <w:p>
-      <w:pPr>
-        <w:pStyle w:val="BodyText"/>
-      </w:pPr>
-      <w:r>
-        <w:rPr>
-          <w:rFonts w:hint="eastAsia"/>
-        </w:rPr>
-        <w:t xml:space="preserve">需要指出的是，智能算法的引入并非要完全取代人的判断，而是要建立”人机协同”的决策机制。算法负责处理大规模数据计算和多目标优化，输出满足约束条件的近似最优方案；业务管理者则基于算法输出进行微调和最终决策，将无法量化的业务经验和人际因素纳入考量。这种”算法为主、人工为辅”的协同模式，既能发挥算法在计算效率和优化能力上的优势，又能保留人在复杂商业判断中的不可替代性。</w:t>
-      </w:r>
-    </w:p>
-    <w:bookmarkEnd w:id="59"/>
-    <w:bookmarkStart w:id="60" w:name="本章小结-2"/>
-    <w:p>
-      <w:pPr>
-        <w:pStyle w:val="Heading2"/>
-      </w:pPr>
-      <w:r>
-        <w:t xml:space="preserve">3.5 </w:t>
-      </w:r>
-      <w:r>
-        <w:rPr>
-          <w:rFonts w:hint="eastAsia"/>
-        </w:rPr>
-        <w:t xml:space="preserve">本章小结</w:t>
-      </w:r>
-    </w:p>
-    <w:p>
-      <w:pPr>
-        <w:pStyle w:val="FirstParagraph"/>
-      </w:pPr>
-      <w:r>
-        <w:rPr>
-          <w:rFonts w:hint="eastAsia"/>
-        </w:rPr>
-        <w:t xml:space="preserve">本章从宏观政策环境、现行管理模式和核心痛点三个层面，系统诊断了制药企业SFE辖区管理的现状。</w:t>
-      </w:r>
-    </w:p>
-    <w:p>
-      <w:pPr>
-        <w:pStyle w:val="BodyText"/>
-      </w:pPr>
-      <w:r>
-        <w:rPr>
-          <w:rFonts w:hint="eastAsia"/>
-        </w:rPr>
-        <w:t xml:space="preserve">在宏观层面，国家集采常态化、医保谈判机制化和医药反腐深水化三重政策压力的叠加，使得制药企业的组织架构调整更加频繁、辖区分配的维度更加复杂、精度要求更加严格。在管理模式层面，传统的手工分配模式存在响应滞后、分配不公、迭代能力不足等固有缺陷，而商业化SaaS系统在中国市场的落地则遭遇了业务规则非标准化、定制化成本过高、中国特色场景适配困难等”水土不服”问题。在痛点层面，区域分配不公与资源错配、响应滞后与数据支撑缺失、商业化系统的适配困难构成了当前辖区管理的三大核心痛点。</w:t>
-      </w:r>
-    </w:p>
-    <w:p>
-      <w:pPr>
-        <w:pStyle w:val="BodyText"/>
-      </w:pPr>
-      <w:r>
-        <w:rPr>
-          <w:rFonts w:hint="eastAsia"/>
-        </w:rPr>
-        <w:t xml:space="preserve">上述分析表明，制药企业迫切需要一种轻量化、可配置、基于运筹优化算法的智能辖区分配解决方案。下一章将基于本章诊断的业务需求，构建融合综合价值指数、六层地理聚类、模拟退火优化和Hungarian匹配的两阶段智能辖区分配模型，从数学建模和算法设计的角度提出系统性的解决方案。</w:t>
-      </w:r>
-    </w:p>
-    <w:bookmarkEnd w:id="60"/>
-    <w:bookmarkEnd w:id="61"/>
-    <w:bookmarkStart w:id="102" w:name="第四章-基于综合价值指数的智能辖区分配模型构建"/>
-    <w:p>
-      <w:pPr>
-        <w:pStyle w:val="Heading1"/>
-      </w:pPr>
-      <w:r>
-        <w:rPr>
-          <w:rFonts w:hint="eastAsia"/>
-        </w:rPr>
-        <w:t xml:space="preserve">第四章</w:t>
-      </w:r>
-      <w:r>
-        <w:t xml:space="preserve"> </w:t>
-      </w:r>
-      <w:r>
-        <w:rPr>
-          <w:rFonts w:hint="eastAsia"/>
-        </w:rPr>
-        <w:t xml:space="preserve">基于综合价值指数的智能辖区分配模型构建</w:t>
-      </w:r>
-    </w:p>
-    <w:p>
-      <w:pPr>
-        <w:pStyle w:val="FirstParagraph"/>
-      </w:pPr>
-      <w:r>
-        <w:rPr>
-          <w:rFonts w:hint="eastAsia"/>
-        </w:rPr>
-        <w:t xml:space="preserve">第三章的分析揭示了制药企业辖区管理在政策压力与业务复杂性双重作用下所面临的核心矛盾，本章将在此基础上，从数学建模的角度对辖区动态分配问题进行形式化定义，并给出一套完整的求解方案。全章遵循”问题定义→数据工程→预处理→模型构建→算法设计”的逻辑链条，逐步展开模型的各个组成部分。</w:t>
-      </w:r>
-    </w:p>
-    <w:bookmarkStart w:id="65" w:name="问题定义与模型假设"/>
-    <w:p>
-      <w:pPr>
-        <w:pStyle w:val="Heading2"/>
-      </w:pPr>
-      <w:r>
         <w:t xml:space="preserve">4.1 </w:t>
       </w:r>
       <w:r>
@@ -3968,7 +4591,7 @@
         <w:t xml:space="preserve">问题定义与模型假设</w:t>
       </w:r>
     </w:p>
-    <w:bookmarkStart w:id="62" w:name="辖区动态分配的业务场景定义"/>
+    <w:bookmarkStart w:id="70" w:name="辖区动态分配的业务场景定义"/>
     <w:p>
       <w:pPr>
         <w:pStyle w:val="Heading3"/>
@@ -4205,8 +4828,8 @@
         <w:t xml:space="preserve">本文所定义的”动态”并非指算法在运行过程中实时调整分配方案，而是指当外部约束条件发生变化（例如辖区数量调整、锁定医院变更、权重参数修改）时，算法能够在数分钟内快速响应并生成一套全新的、满足所有约束的分配方案，而非对旧方案进行局部修补。这种”约束驱动的快速重算”能力，正是传统手工模式和静态咨询方案所不具备的。</w:t>
       </w:r>
     </w:p>
-    <w:bookmarkEnd w:id="62"/>
-    <w:bookmarkStart w:id="63" w:name="模型基本假设与边界条件"/>
+    <w:bookmarkEnd w:id="70"/>
+    <w:bookmarkStart w:id="71" w:name="模型基本假设与边界条件"/>
     <w:p>
       <w:pPr>
         <w:pStyle w:val="Heading3"/>
@@ -4272,8 +4895,8 @@
         <w:t xml:space="preserve">在边界条件方面，模型按省份独立求解，省与省之间的医院不会被分配到同一辖区。这一设定既符合中国医药行业以省为单位进行销售管理的惯例，也大幅降低了问题的规模——将一个全国性的大规模优化问题分解为若干个省级子问题，每个子问题的医院数量通常在几十到几百家之间，计算复杂度处于可控范围内。</w:t>
       </w:r>
     </w:p>
-    <w:bookmarkEnd w:id="63"/>
-    <w:bookmarkStart w:id="64" w:name="符号定义与数学记号"/>
+    <w:bookmarkEnd w:id="71"/>
+    <w:bookmarkStart w:id="72" w:name="符号定义与数学记号"/>
     <w:p>
       <w:pPr>
         <w:pStyle w:val="Heading3"/>
@@ -5546,9 +6169,9 @@
         <w:t xml:space="preserve">公式而非欧氏距离，是因为在中国这样跨越较大经纬度范围的地理区域内，平面近似会引入不可忽视的误差，尤其是在东西方向上。</w:t>
       </w:r>
     </w:p>
-    <w:bookmarkEnd w:id="64"/>
-    <w:bookmarkEnd w:id="65"/>
-    <w:bookmarkStart w:id="68" w:name="数据特征工程与综合价值指数index构建"/>
+    <w:bookmarkEnd w:id="72"/>
+    <w:bookmarkEnd w:id="73"/>
+    <w:bookmarkStart w:id="76" w:name="数据特征工程与综合价值指数index构建"/>
     <w:p>
       <w:pPr>
         <w:pStyle w:val="Heading2"/>
@@ -5563,7 +6186,7 @@
         <w:t xml:space="preserve">数据特征工程与综合价值指数（Index）构建</w:t>
       </w:r>
     </w:p>
-    <w:bookmarkStart w:id="66" w:name="多源数据清洗与整合"/>
+    <w:bookmarkStart w:id="74" w:name="多源数据清洗与整合"/>
     <w:p>
       <w:pPr>
         <w:pStyle w:val="Heading3"/>
@@ -5723,8 +6346,8 @@
         <w:t xml:space="preserve">在数据脱敏方面，本研究使用的所有医院名称、代表姓名和辖区编号均已做匿名化处理，业务指标经过线性变换以保护商业机密，但变换后的数据保持了原始数据的分布特征和相对排序，不影响算法效果的验证。</w:t>
       </w:r>
     </w:p>
-    <w:bookmarkEnd w:id="66"/>
-    <w:bookmarkStart w:id="67" w:name="基于省内份额归一化的医院价值量化模型"/>
+    <w:bookmarkEnd w:id="74"/>
+    <w:bookmarkStart w:id="75" w:name="基于省内份额归一化的医院价值量化模型"/>
     <w:p>
       <w:pPr>
         <w:pStyle w:val="Heading3"/>
@@ -7431,9 +8054,9 @@
         <w:t xml:space="preserve">，不受权重调整的影响，这使得不同权重配置下的分配结果具有可比性。</w:t>
       </w:r>
     </w:p>
-    <w:bookmarkEnd w:id="67"/>
-    <w:bookmarkEnd w:id="68"/>
-    <w:bookmarkStart w:id="71" w:name="预处理大医院虚拟拆分机制"/>
+    <w:bookmarkEnd w:id="75"/>
+    <w:bookmarkEnd w:id="76"/>
+    <w:bookmarkStart w:id="79" w:name="预处理大医院虚拟拆分机制"/>
     <w:p>
       <w:pPr>
         <w:pStyle w:val="Heading2"/>
@@ -7448,7 +8071,7 @@
         <w:t xml:space="preserve">预处理：大医院虚拟拆分机制</w:t>
       </w:r>
     </w:p>
-    <w:bookmarkStart w:id="69" w:name="拆分规则与阈值设定"/>
+    <w:bookmarkStart w:id="77" w:name="拆分规则与阈值设定"/>
     <w:p>
       <w:pPr>
         <w:pStyle w:val="Heading3"/>
@@ -8317,8 +8940,8 @@
         <w:t xml:space="preserve">1/3。这三个虚拟医院在后续的聚类和优化过程中被视为独立的个体参与分配，但它们共享同一个地理坐标和原始医院编码。</w:t>
       </w:r>
     </w:p>
-    <w:bookmarkEnd w:id="69"/>
-    <w:bookmarkStart w:id="70" w:name="拆分分散硬约束"/>
+    <w:bookmarkEnd w:id="77"/>
+    <w:bookmarkStart w:id="78" w:name="拆分分散硬约束"/>
     <w:p>
       <w:pPr>
         <w:pStyle w:val="Heading3"/>
@@ -8411,9 +9034,9 @@
         <w:t xml:space="preserve">从业务角度来看，拆分分散约束反映的是”共岗管理”的基本原则：当一家大型医院的业务量足以支撑多位代表时，企业希望每位代表独立负责自己的份额，而非多人重叠覆盖同一份额。这种安排既能避免代表之间的内部竞争，也便于绩效考核时明确责任归属。</w:t>
       </w:r>
     </w:p>
-    <w:bookmarkEnd w:id="70"/>
-    <w:bookmarkEnd w:id="71"/>
-    <w:bookmarkStart w:id="75" w:name="多目标优化模型构建"/>
+    <w:bookmarkEnd w:id="78"/>
+    <w:bookmarkEnd w:id="79"/>
+    <w:bookmarkStart w:id="83" w:name="多目标优化模型构建"/>
     <w:p>
       <w:pPr>
         <w:pStyle w:val="Heading2"/>
@@ -8428,7 +9051,7 @@
         <w:t xml:space="preserve">多目标优化模型构建</w:t>
       </w:r>
     </w:p>
-    <w:bookmarkStart w:id="72" w:name="目标函数基于阈值的统一惩罚框架"/>
+    <w:bookmarkStart w:id="80" w:name="目标函数基于阈值的统一惩罚框架"/>
     <w:p>
       <w:pPr>
         <w:pStyle w:val="Heading3"/>
@@ -9164,8 +9787,8 @@
         <w:t xml:space="preserve">，这让不同目标之间的权衡变得透明。其二，阈值内的”安全区”避免了过度优化——当某个目标已经处于可接受范围内时，算法不会为了微小的改善而牺牲其他目标，这与实际业务中”差不多就行”的管理直觉是一致的。</w:t>
       </w:r>
     </w:p>
-    <w:bookmarkEnd w:id="72"/>
-    <w:bookmarkStart w:id="73" w:name="硬约束条件设定"/>
+    <w:bookmarkEnd w:id="80"/>
+    <w:bookmarkStart w:id="81" w:name="硬约束条件设定"/>
     <w:p>
       <w:pPr>
         <w:pStyle w:val="Heading3"/>
@@ -9362,8 +9985,8 @@
         <w:t xml:space="preserve">操作中，如果源辖区只剩一家医院，该操作也会被跳过。</w:t>
       </w:r>
     </w:p>
-    <w:bookmarkEnd w:id="73"/>
-    <w:bookmarkStart w:id="74" w:name="软约束条件与惩罚权重"/>
+    <w:bookmarkEnd w:id="81"/>
+    <w:bookmarkStart w:id="82" w:name="软约束条件与惩罚权重"/>
     <w:p>
       <w:pPr>
         <w:pStyle w:val="Heading3"/>
@@ -11309,9 +11932,9 @@
         <w:t xml:space="preserve">均衡性的小幅改善——换言之，超过一定距离阈值后，再去优化均衡性已经在数学上完全得不偿失。</w:t>
       </w:r>
     </w:p>
-    <w:bookmarkEnd w:id="74"/>
-    <w:bookmarkEnd w:id="75"/>
-    <w:bookmarkStart w:id="100" w:name="两阶段求解算法设计"/>
+    <w:bookmarkEnd w:id="82"/>
+    <w:bookmarkEnd w:id="83"/>
+    <w:bookmarkStart w:id="108" w:name="两阶段求解算法设计"/>
     <w:p>
       <w:pPr>
         <w:pStyle w:val="Heading2"/>
@@ -11326,7 +11949,7 @@
         <w:t xml:space="preserve">两阶段求解算法设计</w:t>
       </w:r>
     </w:p>
-    <w:bookmarkStart w:id="79" w:name="算法整体架构均衡优化历史匹配两阶段流程"/>
+    <w:bookmarkStart w:id="87" w:name="算法整体架构均衡优化历史匹配两阶段流程"/>
     <w:p>
       <w:pPr>
         <w:pStyle w:val="Heading3"/>
@@ -11382,18 +12005,18 @@
           <wp:inline>
             <wp:extent cx="5486400" cy="5669280"/>
             <wp:effectExtent b="0" l="0" r="0" t="0"/>
-            <wp:docPr descr="图 4-1 两阶段算法整体架构流程图" title="" id="77" name="Picture"/>
+            <wp:docPr descr="图 4-1 两阶段算法整体架构流程图" title="" id="85" name="Picture"/>
             <a:graphic>
               <a:graphicData uri="http://schemas.openxmlformats.org/drawingml/2006/picture">
                 <pic:pic>
                   <pic:nvPicPr>
-                    <pic:cNvPr descr="figures/fig4-1.png" id="78" name="Picture"/>
+                    <pic:cNvPr descr="figures/fig4-1.png" id="86" name="Picture"/>
                     <pic:cNvPicPr>
                       <a:picLocks noChangeArrowheads="1" noChangeAspect="1"/>
                     </pic:cNvPicPr>
                   </pic:nvPicPr>
                   <pic:blipFill>
-                    <a:blip r:embed="rId76"/>
+                    <a:blip r:embed="rId84"/>
                     <a:stretch>
                       <a:fillRect/>
                     </a:stretch>
@@ -11625,8 +12248,8 @@
         <w:t xml:space="preserve">。</w:t>
       </w:r>
     </w:p>
-    <w:bookmarkEnd w:id="79"/>
-    <w:bookmarkStart w:id="90" w:name="第一阶段基于地理聚类与模拟退火的均衡优化"/>
+    <w:bookmarkEnd w:id="87"/>
+    <w:bookmarkStart w:id="98" w:name="第一阶段基于地理聚类与模拟退火的均衡优化"/>
     <w:p>
       <w:pPr>
         <w:pStyle w:val="Heading3"/>
@@ -11652,7 +12275,7 @@
         <w:t xml:space="preserve">第一阶段由两个子模块串联组成：六层地理聚类负责生成一个质量较高的初始分配方案，模拟退火在此基础上进行局部搜索优化。初始解的质量直接影响模拟退火的收敛速度和最终解的质量——一个好的初始解意味着模拟退火只需在局部进行微调，而非从一个随机解开始进行全局搜索。</w:t>
       </w:r>
     </w:p>
-    <w:bookmarkStart w:id="83" w:name="六层地理聚类初始分配"/>
+    <w:bookmarkStart w:id="91" w:name="六层地理聚类初始分配"/>
     <w:p>
       <w:pPr>
         <w:pStyle w:val="Heading4"/>
@@ -11705,18 +12328,18 @@
           <wp:inline>
             <wp:extent cx="5427903" cy="3749963"/>
             <wp:effectExtent b="0" l="0" r="0" t="0"/>
-            <wp:docPr descr="图 4-2 六层地理聚类示意图" title="" id="81" name="Picture"/>
+            <wp:docPr descr="图 4-2 六层地理聚类示意图" title="" id="89" name="Picture"/>
             <a:graphic>
               <a:graphicData uri="http://schemas.openxmlformats.org/drawingml/2006/picture">
                 <pic:pic>
                   <pic:nvPicPr>
-                    <pic:cNvPr descr="figures/fig4-2.png" id="82" name="Picture"/>
+                    <pic:cNvPr descr="figures/fig4-2.png" id="90" name="Picture"/>
                     <pic:cNvPicPr>
                       <a:picLocks noChangeArrowheads="1" noChangeAspect="1"/>
                     </pic:cNvPicPr>
                   </pic:nvPicPr>
                   <pic:blipFill>
-                    <a:blip r:embed="rId80"/>
+                    <a:blip r:embed="rId88"/>
                     <a:stretch>
                       <a:fillRect/>
                     </a:stretch>
@@ -13169,8 +13792,8 @@
         <w:t xml:space="preserve">算法处理，聚类阶段不再指定簇对应哪个具体辖区编号，这是与过往多数辖区分配算法的关键差异之一。</w:t>
       </w:r>
     </w:p>
-    <w:bookmarkEnd w:id="83"/>
-    <w:bookmarkStart w:id="84" w:name="一对一城市与城市亲和图机制"/>
+    <w:bookmarkEnd w:id="91"/>
+    <w:bookmarkStart w:id="92" w:name="一对一城市与城市亲和图机制"/>
     <w:p>
       <w:pPr>
         <w:pStyle w:val="Heading4"/>
@@ -13473,8 +14096,8 @@
         <w:t xml:space="preserve">操作做双向检查，确保两侧医院的城市分别与对方簇亲和。亲和图机制的本质，是把分散的、看似无关的小城市合理地组合到同一个辖区里，避免六层聚类在面对”长尾小城市”时出现盲合并或者瞎拼凑。</w:t>
       </w:r>
     </w:p>
-    <w:bookmarkEnd w:id="84"/>
-    <w:bookmarkStart w:id="85" w:name="邻接关系构建"/>
+    <w:bookmarkEnd w:id="92"/>
+    <w:bookmarkStart w:id="93" w:name="邻接关系构建"/>
     <w:p>
       <w:pPr>
         <w:pStyle w:val="Heading4"/>
@@ -13635,8 +14258,8 @@
         <w:t xml:space="preserve">步的间隔在实践中被验证为一个合理的折中点。</w:t>
       </w:r>
     </w:p>
-    <w:bookmarkEnd w:id="85"/>
-    <w:bookmarkStart w:id="89" w:name="模拟退火优化"/>
+    <w:bookmarkEnd w:id="93"/>
+    <w:bookmarkStart w:id="97" w:name="模拟退火优化"/>
     <w:p>
       <w:pPr>
         <w:pStyle w:val="Heading4"/>
@@ -13799,18 +14422,18 @@
           <wp:inline>
             <wp:extent cx="5395263" cy="2339162"/>
             <wp:effectExtent b="0" l="0" r="0" t="0"/>
-            <wp:docPr descr="图 4-3 模拟退火 Move/Swap 操作示意图" title="" id="87" name="Picture"/>
+            <wp:docPr descr="图 4-3 模拟退火 Move/Swap 操作示意图" title="" id="95" name="Picture"/>
             <a:graphic>
               <a:graphicData uri="http://schemas.openxmlformats.org/drawingml/2006/picture">
                 <pic:pic>
                   <pic:nvPicPr>
-                    <pic:cNvPr descr="figures/fig4-3.png" id="88" name="Picture"/>
+                    <pic:cNvPr descr="figures/fig4-3.png" id="96" name="Picture"/>
                     <pic:cNvPicPr>
                       <a:picLocks noChangeArrowheads="1" noChangeAspect="1"/>
                     </pic:cNvPicPr>
                   </pic:nvPicPr>
                   <pic:blipFill>
-                    <a:blip r:embed="rId86"/>
+                    <a:blip r:embed="rId94"/>
                     <a:stretch>
                       <a:fillRect/>
                     </a:stretch>
@@ -15569,9 +16192,9 @@
         <w:t xml:space="preserve">bestAssignments），最终输出的是历史最优解而非最后一步的解，确保输出质量不会因末期的随机扰动而退化。</w:t>
       </w:r>
     </w:p>
-    <w:bookmarkEnd w:id="89"/>
-    <w:bookmarkEnd w:id="90"/>
-    <w:bookmarkStart w:id="99" w:name="第二阶段基于-hungarian-算法的历史辖区匹配"/>
+    <w:bookmarkEnd w:id="97"/>
+    <w:bookmarkEnd w:id="98"/>
+    <w:bookmarkStart w:id="107" w:name="第二阶段基于-hungarian-算法的历史辖区匹配"/>
     <w:p>
       <w:pPr>
         <w:pStyle w:val="Heading3"/>
@@ -15595,7 +16218,7 @@
         <w:t xml:space="preserve">算法的历史辖区匹配</w:t>
       </w:r>
     </w:p>
-    <w:bookmarkStart w:id="91" w:name="两阶段解耦的设计动机"/>
+    <w:bookmarkStart w:id="99" w:name="两阶段解耦的设计动机"/>
     <w:p>
       <w:pPr>
         <w:pStyle w:val="Heading4"/>
@@ -15676,8 +16299,8 @@
         <w:t xml:space="preserve">均衡性、地理紧凑性等目标一起参与优化。这种做法的问题在于，历史惩罚会产生”锚定效应”——模拟退火倾向于将医院保留在其历史辖区附近，即使将其移到另一个辖区能显著改善均衡性。两阶段解耦彻底消除了这种干扰：第一阶段的代价函数中不包含任何历史相关的惩罚项，模拟退火可以自由地探索解空间；第二阶段在均衡性已经最优的前提下，通过最优匹配来最大化历史延续性。两个目标各自达到最优，而非在一个统一的目标函数中相互妥协。</w:t>
       </w:r>
     </w:p>
-    <w:bookmarkEnd w:id="91"/>
-    <w:bookmarkStart w:id="95" w:name="三层权重矩阵构建"/>
+    <w:bookmarkEnd w:id="99"/>
+    <w:bookmarkStart w:id="103" w:name="三层权重矩阵构建"/>
     <w:p>
       <w:pPr>
         <w:pStyle w:val="Heading4"/>
@@ -15845,18 +16468,18 @@
           <wp:inline>
             <wp:extent cx="5419128" cy="4402574"/>
             <wp:effectExtent b="0" l="0" r="0" t="0"/>
-            <wp:docPr descr="图 4-4 Hungarian 匹配示意图" title="" id="93" name="Picture"/>
+            <wp:docPr descr="图 4-4 Hungarian 匹配示意图" title="" id="101" name="Picture"/>
             <a:graphic>
               <a:graphicData uri="http://schemas.openxmlformats.org/drawingml/2006/picture">
                 <pic:pic>
                   <pic:nvPicPr>
-                    <pic:cNvPr descr="figures/fig4-4.png" id="94" name="Picture"/>
+                    <pic:cNvPr descr="figures/fig4-4.png" id="102" name="Picture"/>
                     <pic:cNvPicPr>
                       <a:picLocks noChangeArrowheads="1" noChangeAspect="1"/>
                     </pic:cNvPicPr>
                   </pic:nvPicPr>
                   <pic:blipFill>
-                    <a:blip r:embed="rId92"/>
+                    <a:blip r:embed="rId100"/>
                     <a:stretch>
                       <a:fillRect/>
                     </a:stretch>
@@ -16653,8 +17276,8 @@
         </m:oMath>
       </m:oMathPara>
     </w:p>
-    <w:bookmarkEnd w:id="95"/>
-    <w:bookmarkStart w:id="96" w:name="历史比例加权机制"/>
+    <w:bookmarkEnd w:id="103"/>
+    <w:bookmarkStart w:id="104" w:name="历史比例加权机制"/>
     <w:p>
       <w:pPr>
         <w:pStyle w:val="Heading4"/>
@@ -16747,8 +17370,8 @@
         <w:t xml:space="preserve">top-N”的策略确保了拆分医院的各份额优先匹配到其历史上覆盖比例最高的辖区，而非被分散到边缘性的历史关联中。</w:t>
       </w:r>
     </w:p>
-    <w:bookmarkEnd w:id="96"/>
-    <w:bookmarkStart w:id="97" w:name="锁定约束与一对一城市的权重提升"/>
+    <w:bookmarkEnd w:id="104"/>
+    <w:bookmarkStart w:id="105" w:name="锁定约束与一对一城市的权重提升"/>
     <w:p>
       <w:pPr>
         <w:pStyle w:val="Heading4"/>
@@ -17096,8 +17719,8 @@
         <w:t xml:space="preserve">算法中引入额外的约束处理逻辑，保持了算法实现的简洁性。</w:t>
       </w:r>
     </w:p>
-    <w:bookmarkEnd w:id="97"/>
-    <w:bookmarkStart w:id="98" w:name="kuhn-munkres-求解与辖区映射"/>
+    <w:bookmarkEnd w:id="105"/>
+    <w:bookmarkStart w:id="106" w:name="kuhn-munkres-求解与辖区映射"/>
     <w:p>
       <w:pPr>
         <w:pStyle w:val="Heading4"/>
@@ -17623,10 +18246,10 @@
         <w:t xml:space="preserve">的医院集合。</w:t>
       </w:r>
     </w:p>
-    <w:bookmarkEnd w:id="98"/>
-    <w:bookmarkEnd w:id="99"/>
-    <w:bookmarkEnd w:id="100"/>
-    <w:bookmarkStart w:id="101" w:name="本章小结-3"/>
+    <w:bookmarkEnd w:id="106"/>
+    <w:bookmarkEnd w:id="107"/>
+    <w:bookmarkEnd w:id="108"/>
+    <w:bookmarkStart w:id="109" w:name="本章小结-3"/>
     <w:p>
       <w:pPr>
         <w:pStyle w:val="Heading2"/>
@@ -17784,9 +18407,9 @@
         <w:t xml:space="preserve">的对比分析、多场景压力测试以及关键参数的敏感性分析。</w:t>
       </w:r>
     </w:p>
-    <w:bookmarkEnd w:id="101"/>
-    <w:bookmarkEnd w:id="102"/>
-    <w:bookmarkStart w:id="126" w:name="参考文献"/>
+    <w:bookmarkEnd w:id="109"/>
+    <w:bookmarkEnd w:id="110"/>
+    <w:bookmarkStart w:id="134" w:name="参考文献"/>
     <w:p>
       <w:pPr>
         <w:pStyle w:val="Heading1"/>
@@ -17798,8 +18421,8 @@
         <w:t xml:space="preserve">参考文献</w:t>
       </w:r>
     </w:p>
-    <w:bookmarkStart w:id="125" w:name="refs"/>
-    <w:bookmarkStart w:id="103" w:name="ref-sun2022"/>
+    <w:bookmarkStart w:id="133" w:name="refs"/>
+    <w:bookmarkStart w:id="111" w:name="ref-sun2022"/>
     <w:p>
       <w:pPr>
         <w:pStyle w:val="Bibliography"/>
@@ -17841,8 +18464,8 @@
         <w:t xml:space="preserve"> 2022(8): 25-30.</w:t>
       </w:r>
     </w:p>
-    <w:bookmarkEnd w:id="103"/>
-    <w:bookmarkStart w:id="104" w:name="ref-nhsa-vbp"/>
+    <w:bookmarkEnd w:id="111"/>
+    <w:bookmarkStart w:id="112" w:name="ref-nhsa-vbp"/>
     <w:p>
       <w:pPr>
         <w:pStyle w:val="Bibliography"/>
@@ -17884,8 +18507,8 @@
         <w:t xml:space="preserve"> (2018-2025), 2025.</w:t>
       </w:r>
     </w:p>
-    <w:bookmarkEnd w:id="104"/>
-    <w:bookmarkStart w:id="105" w:name="ref-zhang2025"/>
+    <w:bookmarkEnd w:id="112"/>
+    <w:bookmarkStart w:id="113" w:name="ref-zhang2025"/>
     <w:p>
       <w:pPr>
         <w:pStyle w:val="Bibliography"/>
@@ -17927,8 +18550,8 @@
         <w:t xml:space="preserve"> 2025(10): 48-51.</w:t>
       </w:r>
     </w:p>
-    <w:bookmarkEnd w:id="105"/>
-    <w:bookmarkStart w:id="106" w:name="ref-zoltners2008"/>
+    <w:bookmarkEnd w:id="113"/>
+    <w:bookmarkStart w:id="114" w:name="ref-zoltners2008"/>
     <w:p>
       <w:pPr>
         <w:pStyle w:val="Bibliography"/>
@@ -17946,8 +18569,8 @@
         <w:t xml:space="preserve">ZOLTNERS A A, SINHA P, LORIMER S E. Sales force effectiveness: A framework for researchers and practitioners[J]. Journal of Personal Selling &amp; Sales Management, 2008, 28(2): 115-131.</w:t>
       </w:r>
     </w:p>
-    <w:bookmarkEnd w:id="106"/>
-    <w:bookmarkStart w:id="107" w:name="ref-wang2024"/>
+    <w:bookmarkEnd w:id="114"/>
+    <w:bookmarkStart w:id="115" w:name="ref-wang2024"/>
     <w:p>
       <w:pPr>
         <w:pStyle w:val="Bibliography"/>
@@ -17989,8 +18612,8 @@
         <w:t xml:space="preserve"> 2024, 50(3): 79-82.</w:t>
       </w:r>
     </w:p>
-    <w:bookmarkEnd w:id="107"/>
-    <w:bookmarkStart w:id="108" w:name="ref-hess1971"/>
+    <w:bookmarkEnd w:id="115"/>
+    <w:bookmarkStart w:id="116" w:name="ref-hess1971"/>
     <w:p>
       <w:pPr>
         <w:pStyle w:val="Bibliography"/>
@@ -18008,8 +18631,8 @@
         <w:t xml:space="preserve">HESS S W, SAMUELS S A. Experiences with a sales districting model: Criteria and implementation[J]. Management Science, 1971, 18(4): 41-54.</w:t>
       </w:r>
     </w:p>
-    <w:bookmarkEnd w:id="108"/>
-    <w:bookmarkStart w:id="109" w:name="ref-zoltners1983"/>
+    <w:bookmarkEnd w:id="116"/>
+    <w:bookmarkStart w:id="117" w:name="ref-zoltners1983"/>
     <w:p>
       <w:pPr>
         <w:pStyle w:val="Bibliography"/>
@@ -18027,8 +18650,8 @@
         <w:t xml:space="preserve">ZOLTNERS A A, SINHA P. Sales territory alignment: A review and model[J]. Management Science, 1983, 29(11): 1237-1256.</w:t>
       </w:r>
     </w:p>
-    <w:bookmarkEnd w:id="109"/>
-    <w:bookmarkStart w:id="110" w:name="ref-skiera1996"/>
+    <w:bookmarkEnd w:id="117"/>
+    <w:bookmarkStart w:id="118" w:name="ref-skiera1996"/>
     <w:p>
       <w:pPr>
         <w:pStyle w:val="Bibliography"/>
@@ -18052,8 +18675,8 @@
         <w:t xml:space="preserve">t Frankfurt, 1996.</w:t>
       </w:r>
     </w:p>
-    <w:bookmarkEnd w:id="110"/>
-    <w:bookmarkStart w:id="111" w:name="ref-zoltners2000"/>
+    <w:bookmarkEnd w:id="118"/>
+    <w:bookmarkStart w:id="119" w:name="ref-zoltners2000"/>
     <w:p>
       <w:pPr>
         <w:pStyle w:val="Bibliography"/>
@@ -18071,8 +18694,8 @@
         <w:t xml:space="preserve">ZOLTNERS A A, LORIMER S E. Sales territory alignment: An overlooked productivity tool[J]. Journal of Personal Selling &amp; Sales Management, 2000, 20(3): 139-150.</w:t>
       </w:r>
     </w:p>
-    <w:bookmarkEnd w:id="111"/>
-    <w:bookmarkStart w:id="112" w:name="ref-zs2016"/>
+    <w:bookmarkEnd w:id="119"/>
+    <w:bookmarkStart w:id="120" w:name="ref-zs2016"/>
     <w:p>
       <w:pPr>
         <w:pStyle w:val="Bibliography"/>
@@ -18090,8 +18713,8 @@
         <w:t xml:space="preserve">ZS ASSOCIATES. Study: Sales force effectiveness initiatives in medtech industry can boost performance up to 8 percent[Z]. PR Newswire, 2016.</w:t>
       </w:r>
     </w:p>
-    <w:bookmarkEnd w:id="112"/>
-    <w:bookmarkStart w:id="113" w:name="ref-chressanthis2016"/>
+    <w:bookmarkEnd w:id="120"/>
+    <w:bookmarkStart w:id="121" w:name="ref-chressanthis2016"/>
     <w:p>
       <w:pPr>
         <w:pStyle w:val="Bibliography"/>
@@ -18109,8 +18732,8 @@
         <w:t xml:space="preserve">CHRESSANTHIS G A, MANTRALA M. Sales analytics and big data developments needed now to address practitioner-identified emerging biopharmaceutical sales force strategic and operational issues[J]. Journal of the Pharmaceutical Management Science Association, 2016.</w:t>
       </w:r>
     </w:p>
-    <w:bookmarkEnd w:id="113"/>
-    <w:bookmarkStart w:id="114" w:name="ref-kalcsics2005"/>
+    <w:bookmarkEnd w:id="121"/>
+    <w:bookmarkStart w:id="122" w:name="ref-kalcsics2005"/>
     <w:p>
       <w:pPr>
         <w:pStyle w:val="Bibliography"/>
@@ -18128,8 +18751,8 @@
         <w:t xml:space="preserve">KALCSICS J, NICKEL S, SCHRÖDER M. Towards a unified territory design approach – Applications, algorithms and GIS integration: 71[R]. Berichte des Fraunhofer ITWM, 2005.</w:t>
       </w:r>
     </w:p>
-    <w:bookmarkEnd w:id="114"/>
-    <w:bookmarkStart w:id="115" w:name="ref-yang2012"/>
+    <w:bookmarkEnd w:id="122"/>
+    <w:bookmarkStart w:id="123" w:name="ref-zoltners2014"/>
     <w:p>
       <w:pPr>
         <w:pStyle w:val="Bibliography"/>
@@ -18144,6 +18767,165 @@
         <w:t xml:space="preserve">	</w:t>
       </w:r>
       <w:r>
+        <w:t xml:space="preserve">ZOLTNERS A A, SINHA P, LORIMER S E. The Power of Sales Analytics[M]. Evanston: ZS Associates, 2014.</w:t>
+      </w:r>
+    </w:p>
+    <w:bookmarkEnd w:id="123"/>
+    <w:bookmarkStart w:id="124" w:name="ref-luo2022"/>
+    <w:p>
+      <w:pPr>
+        <w:pStyle w:val="Bibliography"/>
+      </w:pPr>
+      <w:r>
+        <w:t xml:space="preserve">[14]</w:t>
+      </w:r>
+      <w:r>
+        <w:t xml:space="preserve"> </w:t>
+      </w:r>
+      <w:r>
+        <w:t xml:space="preserve">	</w:t>
+      </w:r>
+      <w:r>
+        <w:rPr>
+          <w:rFonts w:hint="eastAsia"/>
+        </w:rPr>
+        <w:t xml:space="preserve">罗军,</w:t>
+      </w:r>
+      <w:r>
+        <w:t xml:space="preserve"> </w:t>
+      </w:r>
+      <w:r>
+        <w:rPr>
+          <w:rFonts w:hint="eastAsia"/>
+        </w:rPr>
+        <w:t xml:space="preserve">程宇,</w:t>
+      </w:r>
+      <w:r>
+        <w:t xml:space="preserve"> </w:t>
+      </w:r>
+      <w:r>
+        <w:rPr>
+          <w:rFonts w:hint="eastAsia"/>
+        </w:rPr>
+        <w:t xml:space="preserve">余龙水,</w:t>
+      </w:r>
+      <w:r>
+        <w:t xml:space="preserve"> </w:t>
+      </w:r>
+      <w:r>
+        <w:rPr>
+          <w:rFonts w:hint="eastAsia"/>
+        </w:rPr>
+        <w:t xml:space="preserve">等</w:t>
+      </w:r>
+      <w:r>
+        <w:t xml:space="preserve">. </w:t>
+      </w:r>
+      <w:r>
+        <w:rPr>
+          <w:rFonts w:hint="eastAsia"/>
+        </w:rPr>
+        <w:t xml:space="preserve">民航机场地面服务人力资源两阶段运筹优化算法[J].</w:t>
+      </w:r>
+      <w:r>
+        <w:t xml:space="preserve"> </w:t>
+      </w:r>
+      <w:r>
+        <w:rPr>
+          <w:rFonts w:hint="eastAsia"/>
+        </w:rPr>
+        <w:t xml:space="preserve">机电工程技术,</w:t>
+      </w:r>
+      <w:r>
+        <w:t xml:space="preserve"> 2022, 51(5): 92-97.</w:t>
+      </w:r>
+    </w:p>
+    <w:bookmarkEnd w:id="124"/>
+    <w:bookmarkStart w:id="125" w:name="ref-you2026"/>
+    <w:p>
+      <w:pPr>
+        <w:pStyle w:val="Bibliography"/>
+      </w:pPr>
+      <w:r>
+        <w:t xml:space="preserve">[15]</w:t>
+      </w:r>
+      <w:r>
+        <w:t xml:space="preserve"> </w:t>
+      </w:r>
+      <w:r>
+        <w:t xml:space="preserve">	</w:t>
+      </w:r>
+      <w:r>
+        <w:rPr>
+          <w:rFonts w:hint="eastAsia"/>
+        </w:rPr>
+        <w:t xml:space="preserve">尤佳,</w:t>
+      </w:r>
+      <w:r>
+        <w:t xml:space="preserve"> </w:t>
+      </w:r>
+      <w:r>
+        <w:rPr>
+          <w:rFonts w:hint="eastAsia"/>
+        </w:rPr>
+        <w:t xml:space="preserve">魏磊,</w:t>
+      </w:r>
+      <w:r>
+        <w:t xml:space="preserve"> </w:t>
+      </w:r>
+      <w:r>
+        <w:rPr>
+          <w:rFonts w:hint="eastAsia"/>
+        </w:rPr>
+        <w:t xml:space="preserve">赵兴旺,</w:t>
+      </w:r>
+      <w:r>
+        <w:t xml:space="preserve"> </w:t>
+      </w:r>
+      <w:r>
+        <w:rPr>
+          <w:rFonts w:hint="eastAsia"/>
+        </w:rPr>
+        <w:t xml:space="preserve">等</w:t>
+      </w:r>
+      <w:r>
+        <w:t xml:space="preserve">. </w:t>
+      </w:r>
+      <w:r>
+        <w:rPr>
+          <w:rFonts w:hint="eastAsia"/>
+        </w:rPr>
+        <w:t xml:space="preserve">基于改进变邻域搜索算法的电网计量物资检定-配送协同优化[J].</w:t>
+      </w:r>
+      <w:r>
+        <w:t xml:space="preserve"> </w:t>
+      </w:r>
+      <w:r>
+        <w:rPr>
+          <w:rFonts w:hint="eastAsia"/>
+        </w:rPr>
+        <w:t xml:space="preserve">中国机械工程,</w:t>
+      </w:r>
+      <w:r>
+        <w:t xml:space="preserve"> 2026.</w:t>
+      </w:r>
+    </w:p>
+    <w:bookmarkEnd w:id="125"/>
+    <w:bookmarkStart w:id="126" w:name="ref-yang2012"/>
+    <w:p>
+      <w:pPr>
+        <w:pStyle w:val="Bibliography"/>
+      </w:pPr>
+      <w:r>
+        <w:t xml:space="preserve">[16]</w:t>
+      </w:r>
+      <w:r>
+        <w:t xml:space="preserve"> </w:t>
+      </w:r>
+      <w:r>
+        <w:t xml:space="preserve">	</w:t>
+      </w:r>
+      <w:r>
         <w:rPr>
           <w:rFonts w:hint="eastAsia"/>
         </w:rPr>
@@ -18171,14 +18953,14 @@
         <w:t xml:space="preserve"> 2012(1): 40-41.</w:t>
       </w:r>
     </w:p>
-    <w:bookmarkEnd w:id="115"/>
-    <w:bookmarkStart w:id="116" w:name="ref-you2026"/>
+    <w:bookmarkEnd w:id="126"/>
+    <w:bookmarkStart w:id="127" w:name="ref-xu2023"/>
     <w:p>
       <w:pPr>
         <w:pStyle w:val="Bibliography"/>
       </w:pPr>
       <w:r>
-        <w:t xml:space="preserve">[14]</w:t>
+        <w:t xml:space="preserve">[17]</w:t>
       </w:r>
       <w:r>
         <w:t xml:space="preserve"> </w:t>
@@ -18190,25 +18972,154 @@
         <w:rPr>
           <w:rFonts w:hint="eastAsia"/>
         </w:rPr>
-        <w:t xml:space="preserve">尤佳,</w:t>
-      </w:r>
-      <w:r>
-        <w:t xml:space="preserve"> </w:t>
-      </w:r>
-      <w:r>
-        <w:rPr>
-          <w:rFonts w:hint="eastAsia"/>
-        </w:rPr>
-        <w:t xml:space="preserve">魏磊,</w:t>
-      </w:r>
-      <w:r>
-        <w:t xml:space="preserve"> </w:t>
-      </w:r>
-      <w:r>
-        <w:rPr>
-          <w:rFonts w:hint="eastAsia"/>
-        </w:rPr>
-        <w:t xml:space="preserve">赵兴旺,</w:t>
+        <w:t xml:space="preserve">徐蓉.</w:t>
+      </w:r>
+      <w:r>
+        <w:t xml:space="preserve"> </w:t>
+      </w:r>
+      <w:r>
+        <w:rPr>
+          <w:rFonts w:hint="eastAsia"/>
+        </w:rPr>
+        <w:t xml:space="preserve">民营制药企业人力资源管理数字化创新实践[J].</w:t>
+      </w:r>
+      <w:r>
+        <w:t xml:space="preserve"> </w:t>
+      </w:r>
+      <w:r>
+        <w:rPr>
+          <w:rFonts w:hint="eastAsia"/>
+        </w:rPr>
+        <w:t xml:space="preserve">现代企业,</w:t>
+      </w:r>
+      <w:r>
+        <w:t xml:space="preserve"> 2023(10): 84-86.</w:t>
+      </w:r>
+    </w:p>
+    <w:bookmarkEnd w:id="127"/>
+    <w:bookmarkStart w:id="128" w:name="ref-chen2024"/>
+    <w:p>
+      <w:pPr>
+        <w:pStyle w:val="Bibliography"/>
+      </w:pPr>
+      <w:r>
+        <w:t xml:space="preserve">[18]</w:t>
+      </w:r>
+      <w:r>
+        <w:t xml:space="preserve"> </w:t>
+      </w:r>
+      <w:r>
+        <w:t xml:space="preserve">	</w:t>
+      </w:r>
+      <w:r>
+        <w:rPr>
+          <w:rFonts w:hint="eastAsia"/>
+        </w:rPr>
+        <w:t xml:space="preserve">陈兆兆.</w:t>
+      </w:r>
+      <w:r>
+        <w:t xml:space="preserve"> </w:t>
+      </w:r>
+      <w:r>
+        <w:rPr>
+          <w:rFonts w:hint="eastAsia"/>
+        </w:rPr>
+        <w:t xml:space="preserve">集采趋势下药企的成本控制策略[J].</w:t>
+      </w:r>
+      <w:r>
+        <w:t xml:space="preserve"> </w:t>
+      </w:r>
+      <w:r>
+        <w:rPr>
+          <w:rFonts w:hint="eastAsia"/>
+        </w:rPr>
+        <w:t xml:space="preserve">中国市场,</w:t>
+      </w:r>
+      <w:r>
+        <w:t xml:space="preserve"> 2024(15): 162-164.</w:t>
+      </w:r>
+    </w:p>
+    <w:bookmarkEnd w:id="128"/>
+    <w:bookmarkStart w:id="129" w:name="ref-nhsa-nrdl2024"/>
+    <w:p>
+      <w:pPr>
+        <w:pStyle w:val="Bibliography"/>
+      </w:pPr>
+      <w:r>
+        <w:t xml:space="preserve">[19]</w:t>
+      </w:r>
+      <w:r>
+        <w:t xml:space="preserve"> </w:t>
+      </w:r>
+      <w:r>
+        <w:t xml:space="preserve">	</w:t>
+      </w:r>
+      <w:r>
+        <w:rPr>
+          <w:rFonts w:hint="eastAsia"/>
+        </w:rPr>
+        <w:t xml:space="preserve">国家医疗保障局.</w:t>
+      </w:r>
+      <w:r>
+        <w:t xml:space="preserve"> </w:t>
+      </w:r>
+      <w:r>
+        <w:rPr>
+          <w:rFonts w:hint="eastAsia"/>
+        </w:rPr>
+        <w:t xml:space="preserve">国家医保药品目录调整工作方案[Z].</w:t>
+      </w:r>
+      <w:r>
+        <w:t xml:space="preserve"> </w:t>
+      </w:r>
+      <w:r>
+        <w:rPr>
+          <w:rFonts w:hint="eastAsia"/>
+        </w:rPr>
+        <w:t xml:space="preserve">政策文件,</w:t>
+      </w:r>
+      <w:r>
+        <w:t xml:space="preserve"> 2024.</w:t>
+      </w:r>
+    </w:p>
+    <w:bookmarkEnd w:id="129"/>
+    <w:bookmarkStart w:id="130" w:name="ref-mr2026"/>
+    <w:p>
+      <w:pPr>
+        <w:pStyle w:val="Bibliography"/>
+      </w:pPr>
+      <w:r>
+        <w:t xml:space="preserve">[20]</w:t>
+      </w:r>
+      <w:r>
+        <w:t xml:space="preserve"> </w:t>
+      </w:r>
+      <w:r>
+        <w:t xml:space="preserve">	</w:t>
+      </w:r>
+      <w:r>
+        <w:rPr>
+          <w:rFonts w:hint="eastAsia"/>
+        </w:rPr>
+        <w:t xml:space="preserve">国家市场监督管理总局,</w:t>
+      </w:r>
+      <w:r>
+        <w:t xml:space="preserve"> </w:t>
+      </w:r>
+      <w:r>
+        <w:rPr>
+          <w:rFonts w:hint="eastAsia"/>
+        </w:rPr>
+        <w:t xml:space="preserve">国家卫生健康委员会,</w:t>
+      </w:r>
+      <w:r>
+        <w:t xml:space="preserve"> </w:t>
+      </w:r>
+      <w:r>
+        <w:rPr>
+          <w:rFonts w:hint="eastAsia"/>
+        </w:rPr>
+        <w:t xml:space="preserve">国家药品监督管理局,</w:t>
       </w:r>
       <w:r>
         <w:t xml:space="preserve"> </w:t>
@@ -18226,29 +19137,29 @@
         <w:rPr>
           <w:rFonts w:hint="eastAsia"/>
         </w:rPr>
-        <w:t xml:space="preserve">基于改进变邻域搜索算法的电网计量物资检定-配送协同优化[J].</w:t>
-      </w:r>
-      <w:r>
-        <w:t xml:space="preserve"> </w:t>
-      </w:r>
-      <w:r>
-        <w:rPr>
-          <w:rFonts w:hint="eastAsia"/>
-        </w:rPr>
-        <w:t xml:space="preserve">中国机械工程,</w:t>
+        <w:t xml:space="preserve">医药代表管理办法[Z].</w:t>
+      </w:r>
+      <w:r>
+        <w:t xml:space="preserve"> </w:t>
+      </w:r>
+      <w:r>
+        <w:rPr>
+          <w:rFonts w:hint="eastAsia"/>
+        </w:rPr>
+        <w:t xml:space="preserve">七部门联合发布,</w:t>
       </w:r>
       <w:r>
         <w:t xml:space="preserve"> 2026.</w:t>
       </w:r>
     </w:p>
-    <w:bookmarkEnd w:id="116"/>
-    <w:bookmarkStart w:id="117" w:name="ref-zoltners2014"/>
+    <w:bookmarkEnd w:id="130"/>
+    <w:bookmarkStart w:id="131" w:name="ref-kuhn1955"/>
     <w:p>
       <w:pPr>
         <w:pStyle w:val="Bibliography"/>
       </w:pPr>
       <w:r>
-        <w:t xml:space="preserve">[15]</w:t>
+        <w:t xml:space="preserve">[21]</w:t>
       </w:r>
       <w:r>
         <w:t xml:space="preserve"> </w:t>
@@ -18257,17 +19168,17 @@
         <w:t xml:space="preserve">	</w:t>
       </w:r>
       <w:r>
-        <w:t xml:space="preserve">ZOLTNERS A A, SINHA P, LORIMER S E. The Power of Sales Analytics[M]. Evanston: ZS Associates, 2014.</w:t>
-      </w:r>
-    </w:p>
-    <w:bookmarkEnd w:id="117"/>
-    <w:bookmarkStart w:id="118" w:name="ref-luo2022"/>
+        <w:t xml:space="preserve">KUHN H W. The Hungarian method for the assignment problem[J]. Naval Research Logistics Quarterly, 1955, 2(1-2): 83-97.</w:t>
+      </w:r>
+    </w:p>
+    <w:bookmarkEnd w:id="131"/>
+    <w:bookmarkStart w:id="132" w:name="ref-kirkpatrick1983"/>
     <w:p>
       <w:pPr>
         <w:pStyle w:val="Bibliography"/>
       </w:pPr>
       <w:r>
-        <w:t xml:space="preserve">[16]</w:t>
+        <w:t xml:space="preserve">[22]</w:t>
       </w:r>
       <w:r>
         <w:t xml:space="preserve"> </w:t>
@@ -18276,300 +19187,12 @@
         <w:t xml:space="preserve">	</w:t>
       </w:r>
       <w:r>
-        <w:rPr>
-          <w:rFonts w:hint="eastAsia"/>
-        </w:rPr>
-        <w:t xml:space="preserve">罗军,</w:t>
-      </w:r>
-      <w:r>
-        <w:t xml:space="preserve"> </w:t>
-      </w:r>
-      <w:r>
-        <w:rPr>
-          <w:rFonts w:hint="eastAsia"/>
-        </w:rPr>
-        <w:t xml:space="preserve">程宇,</w:t>
-      </w:r>
-      <w:r>
-        <w:t xml:space="preserve"> </w:t>
-      </w:r>
-      <w:r>
-        <w:rPr>
-          <w:rFonts w:hint="eastAsia"/>
-        </w:rPr>
-        <w:t xml:space="preserve">余龙水,</w:t>
-      </w:r>
-      <w:r>
-        <w:t xml:space="preserve"> </w:t>
-      </w:r>
-      <w:r>
-        <w:rPr>
-          <w:rFonts w:hint="eastAsia"/>
-        </w:rPr>
-        <w:t xml:space="preserve">等</w:t>
-      </w:r>
-      <w:r>
-        <w:t xml:space="preserve">. </w:t>
-      </w:r>
-      <w:r>
-        <w:rPr>
-          <w:rFonts w:hint="eastAsia"/>
-        </w:rPr>
-        <w:t xml:space="preserve">民航机场地面服务人力资源两阶段运筹优化算法[J].</w:t>
-      </w:r>
-      <w:r>
-        <w:t xml:space="preserve"> </w:t>
-      </w:r>
-      <w:r>
-        <w:rPr>
-          <w:rFonts w:hint="eastAsia"/>
-        </w:rPr>
-        <w:t xml:space="preserve">机电工程技术,</w:t>
-      </w:r>
-      <w:r>
-        <w:t xml:space="preserve"> 2022, 51(5): 92-97.</w:t>
-      </w:r>
-    </w:p>
-    <w:bookmarkEnd w:id="118"/>
-    <w:bookmarkStart w:id="119" w:name="ref-xu2023"/>
-    <w:p>
-      <w:pPr>
-        <w:pStyle w:val="Bibliography"/>
-      </w:pPr>
-      <w:r>
-        <w:t xml:space="preserve">[17]</w:t>
-      </w:r>
-      <w:r>
-        <w:t xml:space="preserve"> </w:t>
-      </w:r>
-      <w:r>
-        <w:t xml:space="preserve">	</w:t>
-      </w:r>
-      <w:r>
-        <w:rPr>
-          <w:rFonts w:hint="eastAsia"/>
-        </w:rPr>
-        <w:t xml:space="preserve">徐蓉.</w:t>
-      </w:r>
-      <w:r>
-        <w:t xml:space="preserve"> </w:t>
-      </w:r>
-      <w:r>
-        <w:rPr>
-          <w:rFonts w:hint="eastAsia"/>
-        </w:rPr>
-        <w:t xml:space="preserve">民营制药企业人力资源管理数字化创新实践[J].</w:t>
-      </w:r>
-      <w:r>
-        <w:t xml:space="preserve"> </w:t>
-      </w:r>
-      <w:r>
-        <w:rPr>
-          <w:rFonts w:hint="eastAsia"/>
-        </w:rPr>
-        <w:t xml:space="preserve">现代企业,</w:t>
-      </w:r>
-      <w:r>
-        <w:t xml:space="preserve"> 2023(10): 84-86.</w:t>
-      </w:r>
-    </w:p>
-    <w:bookmarkEnd w:id="119"/>
-    <w:bookmarkStart w:id="120" w:name="ref-chen2024"/>
-    <w:p>
-      <w:pPr>
-        <w:pStyle w:val="Bibliography"/>
-      </w:pPr>
-      <w:r>
-        <w:t xml:space="preserve">[18]</w:t>
-      </w:r>
-      <w:r>
-        <w:t xml:space="preserve"> </w:t>
-      </w:r>
-      <w:r>
-        <w:t xml:space="preserve">	</w:t>
-      </w:r>
-      <w:r>
-        <w:rPr>
-          <w:rFonts w:hint="eastAsia"/>
-        </w:rPr>
-        <w:t xml:space="preserve">陈兆兆.</w:t>
-      </w:r>
-      <w:r>
-        <w:t xml:space="preserve"> </w:t>
-      </w:r>
-      <w:r>
-        <w:rPr>
-          <w:rFonts w:hint="eastAsia"/>
-        </w:rPr>
-        <w:t xml:space="preserve">集采趋势下药企的成本控制策略[J].</w:t>
-      </w:r>
-      <w:r>
-        <w:t xml:space="preserve"> </w:t>
-      </w:r>
-      <w:r>
-        <w:rPr>
-          <w:rFonts w:hint="eastAsia"/>
-        </w:rPr>
-        <w:t xml:space="preserve">中国市场,</w:t>
-      </w:r>
-      <w:r>
-        <w:t xml:space="preserve"> 2024(15): 162-164.</w:t>
-      </w:r>
-    </w:p>
-    <w:bookmarkEnd w:id="120"/>
-    <w:bookmarkStart w:id="121" w:name="ref-nhsa-nrdl2024"/>
-    <w:p>
-      <w:pPr>
-        <w:pStyle w:val="Bibliography"/>
-      </w:pPr>
-      <w:r>
-        <w:t xml:space="preserve">[19]</w:t>
-      </w:r>
-      <w:r>
-        <w:t xml:space="preserve"> </w:t>
-      </w:r>
-      <w:r>
-        <w:t xml:space="preserve">	</w:t>
-      </w:r>
-      <w:r>
-        <w:rPr>
-          <w:rFonts w:hint="eastAsia"/>
-        </w:rPr>
-        <w:t xml:space="preserve">国家医疗保障局.</w:t>
-      </w:r>
-      <w:r>
-        <w:t xml:space="preserve"> </w:t>
-      </w:r>
-      <w:r>
-        <w:rPr>
-          <w:rFonts w:hint="eastAsia"/>
-        </w:rPr>
-        <w:t xml:space="preserve">国家医保药品目录调整工作方案[Z].</w:t>
-      </w:r>
-      <w:r>
-        <w:t xml:space="preserve"> </w:t>
-      </w:r>
-      <w:r>
-        <w:rPr>
-          <w:rFonts w:hint="eastAsia"/>
-        </w:rPr>
-        <w:t xml:space="preserve">政策文件,</w:t>
-      </w:r>
-      <w:r>
-        <w:t xml:space="preserve"> 2024.</w:t>
-      </w:r>
-    </w:p>
-    <w:bookmarkEnd w:id="121"/>
-    <w:bookmarkStart w:id="122" w:name="ref-mr2026"/>
-    <w:p>
-      <w:pPr>
-        <w:pStyle w:val="Bibliography"/>
-      </w:pPr>
-      <w:r>
-        <w:t xml:space="preserve">[20]</w:t>
-      </w:r>
-      <w:r>
-        <w:t xml:space="preserve"> </w:t>
-      </w:r>
-      <w:r>
-        <w:t xml:space="preserve">	</w:t>
-      </w:r>
-      <w:r>
-        <w:rPr>
-          <w:rFonts w:hint="eastAsia"/>
-        </w:rPr>
-        <w:t xml:space="preserve">国家市场监督管理总局,</w:t>
-      </w:r>
-      <w:r>
-        <w:t xml:space="preserve"> </w:t>
-      </w:r>
-      <w:r>
-        <w:rPr>
-          <w:rFonts w:hint="eastAsia"/>
-        </w:rPr>
-        <w:t xml:space="preserve">国家卫生健康委员会,</w:t>
-      </w:r>
-      <w:r>
-        <w:t xml:space="preserve"> </w:t>
-      </w:r>
-      <w:r>
-        <w:rPr>
-          <w:rFonts w:hint="eastAsia"/>
-        </w:rPr>
-        <w:t xml:space="preserve">国家药品监督管理局,</w:t>
-      </w:r>
-      <w:r>
-        <w:t xml:space="preserve"> </w:t>
-      </w:r>
-      <w:r>
-        <w:rPr>
-          <w:rFonts w:hint="eastAsia"/>
-        </w:rPr>
-        <w:t xml:space="preserve">等</w:t>
-      </w:r>
-      <w:r>
-        <w:t xml:space="preserve">. </w:t>
-      </w:r>
-      <w:r>
-        <w:rPr>
-          <w:rFonts w:hint="eastAsia"/>
-        </w:rPr>
-        <w:t xml:space="preserve">医药代表管理办法[Z].</w:t>
-      </w:r>
-      <w:r>
-        <w:t xml:space="preserve"> </w:t>
-      </w:r>
-      <w:r>
-        <w:rPr>
-          <w:rFonts w:hint="eastAsia"/>
-        </w:rPr>
-        <w:t xml:space="preserve">七部门联合发布,</w:t>
-      </w:r>
-      <w:r>
-        <w:t xml:space="preserve"> 2026.</w:t>
-      </w:r>
-    </w:p>
-    <w:bookmarkEnd w:id="122"/>
-    <w:bookmarkStart w:id="123" w:name="ref-kuhn1955"/>
-    <w:p>
-      <w:pPr>
-        <w:pStyle w:val="Bibliography"/>
-      </w:pPr>
-      <w:r>
-        <w:t xml:space="preserve">[21]</w:t>
-      </w:r>
-      <w:r>
-        <w:t xml:space="preserve"> </w:t>
-      </w:r>
-      <w:r>
-        <w:t xml:space="preserve">	</w:t>
-      </w:r>
-      <w:r>
-        <w:t xml:space="preserve">KUHN H W. The Hungarian method for the assignment problem[J]. Naval Research Logistics Quarterly, 1955, 2(1-2): 83-97.</w:t>
-      </w:r>
-    </w:p>
-    <w:bookmarkEnd w:id="123"/>
-    <w:bookmarkStart w:id="124" w:name="ref-kirkpatrick1983"/>
-    <w:p>
-      <w:pPr>
-        <w:pStyle w:val="Bibliography"/>
-      </w:pPr>
-      <w:r>
-        <w:t xml:space="preserve">[22]</w:t>
-      </w:r>
-      <w:r>
-        <w:t xml:space="preserve"> </w:t>
-      </w:r>
-      <w:r>
-        <w:t xml:space="preserve">	</w:t>
-      </w:r>
-      <w:r>
         <w:t xml:space="preserve">KIRKPATRICK S, GELATT C D, VECCHI M P. Optimization by simulated annealing[J]. Science, 1983, 220(4598): 671-680.</w:t>
       </w:r>
     </w:p>
-    <w:bookmarkEnd w:id="124"/>
-    <w:bookmarkEnd w:id="125"/>
-    <w:bookmarkEnd w:id="126"/>
+    <w:bookmarkEnd w:id="132"/>
+    <w:bookmarkEnd w:id="133"/>
+    <w:bookmarkEnd w:id="134"/>
     <w:sectPr>
       <w:headerReference r:id="rId9" w:type="default"/>
       <w:pgSz w:h="16838" w:w="11906"/>

--- a/docs/thesis.docx
+++ b/docs/thesis.docx
@@ -92,7 +92,7 @@
         <w:rPr>
           <w:rFonts w:hint="eastAsia"/>
         </w:rPr>
-        <w:t xml:space="preserve">过去十余年间，中国医药行业经历了从高速增长向结构性调整的深刻转型。据弗罗斯特沙利文统计，中国生物药市场空间从2019年的3120亿元预计增至2030年的13030亿元</w:t>
+        <w:t xml:space="preserve">过去十余年间，中国医药行业经历了从高速增长向结构性调整的深刻转型</w:t>
       </w:r>
       <w:r>
         <w:rPr>
@@ -104,6 +104,18 @@
         <w:rPr>
           <w:rFonts w:hint="eastAsia"/>
         </w:rPr>
+        <w:t xml:space="preserve">。据弗罗斯特沙利文统计，中国生物药市场空间从2019年的3120亿元预计增至2030年的13030亿元</w:t>
+      </w:r>
+      <w:r>
+        <w:rPr>
+          <w:vertAlign w:val="superscript"/>
+        </w:rPr>
+        <w:t xml:space="preserve">[2]</w:t>
+      </w:r>
+      <w:r>
+        <w:rPr>
+          <w:rFonts w:hint="eastAsia"/>
+        </w:rPr>
         <w:t xml:space="preserve">，行业整体规模依然在扩大。然而总量增长的表象之下，行业的底层运行逻辑已经发生根本性变化——从过去的”增量扩张”逐步转向”存量博弈”。</w:t>
       </w:r>
     </w:p>
@@ -115,7 +127,19 @@
         <w:rPr>
           <w:rFonts w:hint="eastAsia"/>
         </w:rPr>
-        <w:t xml:space="preserve">图1-1呈现了2020-2025年中国医药市场全渠道（医院渠道、零售药店、DTP药店）销售额的演变轨迹。市场总规模从2020年的12.7万亿元逐步增至2025年的15.3万亿元，但增速曲线已经清晰显现疲态——2023年同比增长9%为近年高点，2024年同比微降1%，2025年同比持平。三年时间内增长率从两位数滑落至接近零增长，这正是行业从扩张周期切换到存量周期的直观信号。</w:t>
+        <w:t xml:space="preserve">图1-1呈现了2020-2025年中国医药市场全渠道（医院渠道、零售药店、DTP药店）销售额的演变轨迹</w:t>
+      </w:r>
+      <w:r>
+        <w:rPr>
+          <w:vertAlign w:val="superscript"/>
+        </w:rPr>
+        <w:t xml:space="preserve">[3]</w:t>
+      </w:r>
+      <w:r>
+        <w:rPr>
+          <w:rFonts w:hint="eastAsia"/>
+        </w:rPr>
+        <w:t xml:space="preserve">。市场总规模从2020年的12.7万亿元逐步增至2025年的15.3万亿元，但增速曲线已经清晰显现疲态——2023年同比增长9%为近年高点，2024年同比微降1%，2025年同比持平。三年时间内增长率从两位数滑落至接近零增长，这正是行业从扩张周期切换到存量周期的直观信号。</w:t>
       </w:r>
     </w:p>
     <w:p>
@@ -193,7 +217,57 @@
         <w:rPr>
           <w:rFonts w:hint="eastAsia"/>
         </w:rPr>
-        <w:t xml:space="preserve">图1-2进一步给出未来五年的市场展望。IQVIA《中国医药市场预测（2024-2029）》显示，复合年增长率（CAGR）已下探至1.3%，同比增长率在0.3%至1.8%的低位徘徊，与过去十年7%-12%的高速期形成鲜明反差。这种由”高速增长”到”低速增长”的转变并非短期波动，而是行业进入新阶段的结构性特征。</w:t>
+        <w:t xml:space="preserve">数据来源：中康科技《2025</w:t>
+      </w:r>
+      <w:r>
+        <w:t xml:space="preserve"> </w:t>
+      </w:r>
+      <w:r>
+        <w:rPr>
+          <w:rFonts w:hint="eastAsia"/>
+        </w:rPr>
+        <w:t xml:space="preserve">中国医药市场报告》</w:t>
+      </w:r>
+      <w:r>
+        <w:rPr>
+          <w:vertAlign w:val="superscript"/>
+        </w:rPr>
+        <w:t xml:space="preserve">[3]</w:t>
+      </w:r>
+    </w:p>
+    <w:p>
+      <w:pPr>
+        <w:pStyle w:val="BodyText"/>
+      </w:pPr>
+      <w:r>
+        <w:rPr>
+          <w:rFonts w:hint="eastAsia"/>
+        </w:rPr>
+        <w:t xml:space="preserve">图1-2进一步给出未来五年的市场展望。IQVIA《中国医药市场预测（2024-2029）》显示，复合年增长率（CAGR）已下探至1.3%，同比增长率在0.3%至1.8%的低位徘徊，与过去十年7%-12%的高速期形成鲜明反差</w:t>
+      </w:r>
+      <w:r>
+        <w:rPr>
+          <w:vertAlign w:val="superscript"/>
+        </w:rPr>
+        <w:t xml:space="preserve">[4]</w:t>
+      </w:r>
+      <w:r>
+        <w:rPr>
+          <w:rFonts w:hint="eastAsia"/>
+        </w:rPr>
+        <w:t xml:space="preserve">。麦肯锡的同期研究亦指出，新药上市后的商业化窗口期被显著压缩，本土创新药企与跨国药企在新产品商业化上的博弈进入新阶段</w:t>
+      </w:r>
+      <w:r>
+        <w:rPr>
+          <w:vertAlign w:val="superscript"/>
+        </w:rPr>
+        <w:t xml:space="preserve">[5]</w:t>
+      </w:r>
+      <w:r>
+        <w:rPr>
+          <w:rFonts w:hint="eastAsia"/>
+        </w:rPr>
+        <w:t xml:space="preserve">。这种由”高速增长”到”低速增长”的转变并非短期波动，而是行业进入新阶段的结构性特征。</w:t>
       </w:r>
     </w:p>
     <w:p>
@@ -271,6 +345,26 @@
         <w:rPr>
           <w:rFonts w:hint="eastAsia"/>
         </w:rPr>
+        <w:t xml:space="preserve">数据来源：IQVIA</w:t>
+      </w:r>
+      <w:r>
+        <w:t xml:space="preserve"> Market Prognosis 2025-2029 China</w:t>
+      </w:r>
+      <w:r>
+        <w:rPr>
+          <w:vertAlign w:val="superscript"/>
+        </w:rPr>
+        <w:t xml:space="preserve">[4]</w:t>
+      </w:r>
+    </w:p>
+    <w:p>
+      <w:pPr>
+        <w:pStyle w:val="BodyText"/>
+      </w:pPr>
+      <w:r>
+        <w:rPr>
+          <w:rFonts w:hint="eastAsia"/>
+        </w:rPr>
         <w:t xml:space="preserve">行业总量增速放缓的背后，是国家集中带量采购（Volume-Based</w:t>
       </w:r>
       <w:r>
@@ -286,7 +380,7 @@
         <w:rPr>
           <w:vertAlign w:val="superscript"/>
         </w:rPr>
-        <w:t xml:space="preserve">[2]</w:t>
+        <w:t xml:space="preserve">[6]</w:t>
       </w:r>
       <w:r>
         <w:rPr>
@@ -298,7 +392,7 @@
         <w:rPr>
           <w:vertAlign w:val="superscript"/>
         </w:rPr>
-        <w:t xml:space="preserve">[3]</w:t>
+        <w:t xml:space="preserve">[7]</w:t>
       </w:r>
       <w:r>
         <w:rPr>
@@ -360,7 +454,19 @@
         <w:rPr>
           <w:rFonts w:hint="eastAsia"/>
         </w:rPr>
-        <w:t xml:space="preserve">Alignment）是企业SFE管理体系中的关键业务流程，其本质是一个高度复杂的资源配置与空间优化问题。在制药企业中，辖区分配的核心任务是将数千家目标医院终端合理地分配给数百名销售代表，使得每位代表的工作量与销售潜力达到相对均衡，同时兼顾地理紧凑性、客户关系连续性以及组织架构约束等多维目标。</w:t>
+        <w:t xml:space="preserve">Alignment）是企业SFE管理体系中的关键业务流程，其本质是一个高度复杂的资源配置与空间优化问题。张永铭（2023）在分析生物药企经营管理特点时指出，资源有效配置与精细化管理能力是企业在新形势下提升竞争力的关键抓手</w:t>
+      </w:r>
+      <w:r>
+        <w:rPr>
+          <w:vertAlign w:val="superscript"/>
+        </w:rPr>
+        <w:t xml:space="preserve">[8]</w:t>
+      </w:r>
+      <w:r>
+        <w:rPr>
+          <w:rFonts w:hint="eastAsia"/>
+        </w:rPr>
+        <w:t xml:space="preserve">。具体到销售辖区维度，分配的核心任务是将数千家目标医院终端合理地分配给数百名销售代表，使得每位代表的工作量与销售潜力达到相对均衡，同时兼顾地理紧凑性、客户关系连续性以及组织架构约束等多维目标。</w:t>
       </w:r>
     </w:p>
     <w:p>
@@ -388,7 +494,7 @@
         <w:rPr>
           <w:vertAlign w:val="superscript"/>
         </w:rPr>
-        <w:t xml:space="preserve">[4]</w:t>
+        <w:t xml:space="preserve">[9]</w:t>
       </w:r>
       <w:r>
         <w:rPr>
@@ -400,7 +506,7 @@
         <w:rPr>
           <w:vertAlign w:val="superscript"/>
         </w:rPr>
-        <w:t xml:space="preserve">[5]</w:t>
+        <w:t xml:space="preserve">[10]</w:t>
       </w:r>
       <w:r>
         <w:rPr>
@@ -475,7 +581,7 @@
         <w:rPr>
           <w:vertAlign w:val="superscript"/>
         </w:rPr>
-        <w:t xml:space="preserve">[6]</w:t>
+        <w:t xml:space="preserve">[11]</w:t>
       </w:r>
       <w:r>
         <w:rPr>
@@ -487,7 +593,7 @@
         <w:rPr>
           <w:vertAlign w:val="superscript"/>
         </w:rPr>
-        <w:t xml:space="preserve">[7]</w:t>
+        <w:t xml:space="preserve">[12]</w:t>
       </w:r>
       <w:r>
         <w:rPr>
@@ -499,7 +605,7 @@
         <w:rPr>
           <w:vertAlign w:val="superscript"/>
         </w:rPr>
-        <w:t xml:space="preserve">[8]</w:t>
+        <w:t xml:space="preserve">[13]</w:t>
       </w:r>
       <w:r>
         <w:rPr>
@@ -583,7 +689,7 @@
         <w:rPr>
           <w:vertAlign w:val="superscript"/>
         </w:rPr>
-        <w:t xml:space="preserve">[9]</w:t>
+        <w:t xml:space="preserve">[14]</w:t>
       </w:r>
       <w:r>
         <w:rPr>
@@ -954,6 +1060,17 @@
         <w:t xml:space="preserve">本研究技术路线图</w:t>
       </w:r>
     </w:p>
+    <w:p>
+      <w:pPr>
+        <w:pStyle w:val="BodyText"/>
+      </w:pPr>
+      <w:r>
+        <w:rPr>
+          <w:rFonts w:hint="eastAsia"/>
+        </w:rPr>
+        <w:t xml:space="preserve">数据来源：作者绘制</w:t>
+      </w:r>
+    </w:p>
     <w:bookmarkEnd w:id="35"/>
     <w:bookmarkEnd w:id="36"/>
     <w:bookmarkStart w:id="37" w:name="本章小结"/>
@@ -1069,7 +1186,7 @@
         <w:rPr>
           <w:vertAlign w:val="superscript"/>
         </w:rPr>
-        <w:t xml:space="preserve">[4]</w:t>
+        <w:t xml:space="preserve">[9]</w:t>
       </w:r>
       <w:r>
         <w:rPr>
@@ -1110,7 +1227,7 @@
         <w:rPr>
           <w:vertAlign w:val="superscript"/>
         </w:rPr>
-        <w:t xml:space="preserve">[10]</w:t>
+        <w:t xml:space="preserve">[15]</w:t>
       </w:r>
       <w:r>
         <w:rPr>
@@ -1133,7 +1250,7 @@
         <w:rPr>
           <w:vertAlign w:val="superscript"/>
         </w:rPr>
-        <w:t xml:space="preserve">[11]</w:t>
+        <w:t xml:space="preserve">[16]</w:t>
       </w:r>
       <w:r>
         <w:rPr>
@@ -1208,7 +1325,7 @@
         <w:rPr>
           <w:vertAlign w:val="superscript"/>
         </w:rPr>
-        <w:t xml:space="preserve">[7]</w:t>
+        <w:t xml:space="preserve">[12]</w:t>
       </w:r>
       <w:r>
         <w:rPr>
@@ -1265,7 +1382,7 @@
         <w:rPr>
           <w:vertAlign w:val="superscript"/>
         </w:rPr>
-        <w:t xml:space="preserve">[9]</w:t>
+        <w:t xml:space="preserve">[14]</w:t>
       </w:r>
       <w:r>
         <w:rPr>
@@ -1387,7 +1504,7 @@
         <w:rPr>
           <w:vertAlign w:val="superscript"/>
         </w:rPr>
-        <w:t xml:space="preserve">[6]</w:t>
+        <w:t xml:space="preserve">[11]</w:t>
       </w:r>
       <w:r>
         <w:t xml:space="preserve">。Zoltners </w:t>
@@ -1411,7 +1528,7 @@
         <w:rPr>
           <w:vertAlign w:val="superscript"/>
         </w:rPr>
-        <w:t xml:space="preserve">[7]</w:t>
+        <w:t xml:space="preserve">[12]</w:t>
       </w:r>
       <w:r>
         <w:rPr>
@@ -1450,7 +1567,7 @@
         <w:rPr>
           <w:vertAlign w:val="superscript"/>
         </w:rPr>
-        <w:t xml:space="preserve">[12]</w:t>
+        <w:t xml:space="preserve">[17]</w:t>
       </w:r>
       <w:r>
         <w:rPr>
@@ -1500,7 +1617,7 @@
         <w:rPr>
           <w:vertAlign w:val="superscript"/>
         </w:rPr>
-        <w:t xml:space="preserve">[8]</w:t>
+        <w:t xml:space="preserve">[13]</w:t>
       </w:r>
       <w:r>
         <w:rPr>
@@ -1577,7 +1694,7 @@
         <w:rPr>
           <w:vertAlign w:val="superscript"/>
         </w:rPr>
-        <w:t xml:space="preserve">[13]</w:t>
+        <w:t xml:space="preserve">[18]</w:t>
       </w:r>
       <w:r>
         <w:rPr>
@@ -1592,7 +1709,7 @@
         <w:rPr>
           <w:vertAlign w:val="superscript"/>
         </w:rPr>
-        <w:t xml:space="preserve">[14]</w:t>
+        <w:t xml:space="preserve">[19]</w:t>
       </w:r>
       <w:r>
         <w:rPr>
@@ -1649,7 +1766,7 @@
         <w:rPr>
           <w:vertAlign w:val="superscript"/>
         </w:rPr>
-        <w:t xml:space="preserve">[15]</w:t>
+        <w:t xml:space="preserve">[20]</w:t>
       </w:r>
       <w:r>
         <w:rPr>
@@ -1679,7 +1796,102 @@
         <w:rPr>
           <w:vertAlign w:val="superscript"/>
         </w:rPr>
-        <w:t xml:space="preserve">[16]</w:t>
+        <w:t xml:space="preserve">[21]</w:t>
+      </w:r>
+      <w:r>
+        <w:rPr>
+          <w:rFonts w:hint="eastAsia"/>
+        </w:rPr>
+        <w:t xml:space="preserve">。在元启发式算法的混合策略层面，马傲冬等（2026）提出的遗传-模拟退火混合算法用于求解一类生产计划与调度集成优化问题，验证了”全局搜索+局部精修”两类机制结合的有效性</w:t>
+      </w:r>
+      <w:r>
+        <w:rPr>
+          <w:vertAlign w:val="superscript"/>
+        </w:rPr>
+        <w:t xml:space="preserve">[22]</w:t>
+      </w:r>
+      <w:r>
+        <w:rPr>
+          <w:rFonts w:hint="eastAsia"/>
+        </w:rPr>
+        <w:t xml:space="preserve">；这种”两类机制有机结合”的设计理念，与本文”四层聚类生成初始解</w:t>
+      </w:r>
+      <w:r>
+        <w:t xml:space="preserve"> + </w:t>
+      </w:r>
+      <w:r>
+        <w:rPr>
+          <w:rFonts w:hint="eastAsia"/>
+        </w:rPr>
+        <w:t xml:space="preserve">模拟退火迭代优化</w:t>
+      </w:r>
+      <w:r>
+        <w:t xml:space="preserve"> + Hungarian </w:t>
+      </w:r>
+      <w:r>
+        <w:rPr>
+          <w:rFonts w:hint="eastAsia"/>
+        </w:rPr>
+        <w:t xml:space="preserve">一一映射”的三阶段框架在方法论上同源。</w:t>
+      </w:r>
+    </w:p>
+    <w:p>
+      <w:pPr>
+        <w:pStyle w:val="BodyText"/>
+      </w:pPr>
+      <w:r>
+        <w:rPr>
+          <w:rFonts w:hint="eastAsia"/>
+        </w:rPr>
+        <w:t xml:space="preserve">聚类与启发式算法的组合在选址类运筹问题中也有丰富积累。李怡萱（2026）针对农产品直播电商产地仓选址问题，融合</w:t>
+      </w:r>
+      <w:r>
+        <w:t xml:space="preserve"> K-means </w:t>
+      </w:r>
+      <w:r>
+        <w:rPr>
+          <w:rFonts w:hint="eastAsia"/>
+        </w:rPr>
+        <w:t xml:space="preserve">聚类与遗传算法，实现了从聚类生成候选解到启发式优化的完整链路</w:t>
+      </w:r>
+      <w:r>
+        <w:rPr>
+          <w:vertAlign w:val="superscript"/>
+        </w:rPr>
+        <w:t xml:space="preserve">[23]</w:t>
+      </w:r>
+      <w:r>
+        <w:rPr>
+          <w:rFonts w:hint="eastAsia"/>
+        </w:rPr>
+        <w:t xml:space="preserve">——这一思路与本文”六层地理聚类生成初始分配</w:t>
+      </w:r>
+      <w:r>
+        <w:t xml:space="preserve"> + </w:t>
+      </w:r>
+      <w:r>
+        <w:rPr>
+          <w:rFonts w:hint="eastAsia"/>
+        </w:rPr>
+        <w:t xml:space="preserve">模拟退火优化均衡性”的两阶段架构在结构上高度同构，是国内最直接的方法论对照；万莉莉等（2026）基于模糊最大覆盖模型的无人机应急配送中心选址研究，则展示了带有模糊约束的多目标选址问题的建模思路</w:t>
+      </w:r>
+      <w:r>
+        <w:rPr>
+          <w:vertAlign w:val="superscript"/>
+        </w:rPr>
+        <w:t xml:space="preserve">[24]</w:t>
+      </w:r>
+      <w:r>
+        <w:rPr>
+          <w:rFonts w:hint="eastAsia"/>
+        </w:rPr>
+        <w:t xml:space="preserve">，对本文软约束设计具有借鉴意义；田君豪等（2026）提出的基于地理自编码与跨域迁移的公交出行需求分层聚类方法，为复杂地理空间数据的多层次聚类提供了新的视角</w:t>
+      </w:r>
+      <w:r>
+        <w:rPr>
+          <w:vertAlign w:val="superscript"/>
+        </w:rPr>
+        <w:t xml:space="preserve">[25]</w:t>
       </w:r>
       <w:r>
         <w:rPr>
@@ -1691,7 +1903,7 @@
         <w:rPr>
           <w:vertAlign w:val="superscript"/>
         </w:rPr>
-        <w:t xml:space="preserve">[17]</w:t>
+        <w:t xml:space="preserve">[26]</w:t>
       </w:r>
       <w:r>
         <w:rPr>
@@ -1703,7 +1915,7 @@
         <w:rPr>
           <w:vertAlign w:val="superscript"/>
         </w:rPr>
-        <w:t xml:space="preserve">[18]</w:t>
+        <w:t xml:space="preserve">[27]</w:t>
       </w:r>
       <w:r>
         <w:rPr>
@@ -2897,7 +3109,7 @@
         <w:rPr>
           <w:vertAlign w:val="superscript"/>
         </w:rPr>
-        <w:t xml:space="preserve">[2]</w:t>
+        <w:t xml:space="preserve">[6]</w:t>
       </w:r>
       <w:r>
         <w:rPr>
@@ -3062,6 +3274,23 @@
         <w:rPr>
           <w:rFonts w:hint="eastAsia"/>
         </w:rPr>
+        <w:t xml:space="preserve">数据来源：基于国家医疗保障局历年集采公告整理</w:t>
+      </w:r>
+      <w:r>
+        <w:rPr>
+          <w:vertAlign w:val="superscript"/>
+        </w:rPr>
+        <w:t xml:space="preserve">[6]</w:t>
+      </w:r>
+    </w:p>
+    <w:p>
+      <w:pPr>
+        <w:pStyle w:val="BodyText"/>
+      </w:pPr>
+      <w:r>
+        <w:rPr>
+          <w:rFonts w:hint="eastAsia"/>
+        </w:rPr>
         <w:t xml:space="preserve">集采政策的常态化对制药企业的辖区管理形成了两个层面的直接冲击。</w:t>
       </w:r>
     </w:p>
@@ -3135,7 +3364,7 @@
         <w:rPr>
           <w:vertAlign w:val="superscript"/>
         </w:rPr>
-        <w:t xml:space="preserve">[1]</w:t>
+        <w:t xml:space="preserve">[2]</w:t>
       </w:r>
       <w:r>
         <w:rPr>
@@ -3174,7 +3403,7 @@
         <w:rPr>
           <w:vertAlign w:val="superscript"/>
         </w:rPr>
-        <w:t xml:space="preserve">[19]</w:t>
+        <w:t xml:space="preserve">[28]</w:t>
       </w:r>
       <w:r>
         <w:t xml:space="preserve">。</w:t>
@@ -3188,7 +3417,19 @@
         <w:rPr>
           <w:rFonts w:hint="eastAsia"/>
         </w:rPr>
-        <w:t xml:space="preserve">这一政策环境对辖区管理的影响体现在”时间窗口压缩”效应上。创新药的商业化窗口期被大幅缩短——企业必须在产品纳入医保后的极短时间内完成全国范围的销售团队部署和辖区划分，以抢占市场先机。这种”新产品上市扩张”场景要求辖区分配系统具备快速响应能力：在新增数十名甚至上百名销售代表的情况下，迅速生成覆盖全国的辖区方案，同时确保新辖区与现有辖区的衔接不产生冲突。</w:t>
+        <w:t xml:space="preserve">这一政策环境对辖区管理的影响体现在”时间窗口压缩”效应上。麦肯锡的研究指出，新药从获批到达成销售峰值的时间相较过去明显缩短，本土创新药企的商业化能力建设面临更大压力</w:t>
+      </w:r>
+      <w:r>
+        <w:rPr>
+          <w:vertAlign w:val="superscript"/>
+        </w:rPr>
+        <w:t xml:space="preserve">[5]</w:t>
+      </w:r>
+      <w:r>
+        <w:rPr>
+          <w:rFonts w:hint="eastAsia"/>
+        </w:rPr>
+        <w:t xml:space="preserve">。创新药的商业化窗口期被大幅缩短——企业必须在产品纳入医保后的极短时间内完成全国范围的销售团队部署和辖区划分，以抢占市场先机。这种”新产品上市扩张”场景要求辖区分配系统具备快速响应能力：在新增数十名甚至上百名销售代表的情况下，迅速生成覆盖全国的辖区方案，同时确保新辖区与现有辖区的衔接不产生冲突。</w:t>
       </w:r>
     </w:p>
     <w:p>
@@ -3232,7 +3473,7 @@
         <w:rPr>
           <w:vertAlign w:val="superscript"/>
         </w:rPr>
-        <w:t xml:space="preserve">[3]</w:t>
+        <w:t xml:space="preserve">[7]</w:t>
       </w:r>
       <w:r>
         <w:rPr>
@@ -3274,7 +3515,19 @@
         <w:rPr>
           <w:rFonts w:hint="eastAsia"/>
         </w:rPr>
-        <w:t xml:space="preserve">Professional，医疗专业人士）互动总量与面对面拜访占比的演变曲线：互动总量指数在</w:t>
+        <w:t xml:space="preserve">Professional，医疗专业人士）互动总量与面对面拜访占比的演变曲线</w:t>
+      </w:r>
+      <w:r>
+        <w:rPr>
+          <w:vertAlign w:val="superscript"/>
+        </w:rPr>
+        <w:t xml:space="preserve">[4]</w:t>
+      </w:r>
+      <w:r>
+        <w:rPr>
+          <w:rFonts w:hint="eastAsia"/>
+        </w:rPr>
+        <w:t xml:space="preserve">：互动总量指数在</w:t>
       </w:r>
       <w:r>
         <w:t xml:space="preserve"> 2020 </w:t>
@@ -3319,7 +3572,25 @@
         <w:rPr>
           <w:rFonts w:hint="eastAsia"/>
         </w:rPr>
-        <w:t xml:space="preserve">74，仍未恢复到疫情前水平；面对面拜访占比则从</w:t>
+        <w:t xml:space="preserve">74，仍未恢复到疫情前水平，与</w:t>
+      </w:r>
+      <w:r>
+        <w:t xml:space="preserve"> 2019 </w:t>
+      </w:r>
+      <w:r>
+        <w:rPr>
+          <w:rFonts w:hint="eastAsia"/>
+        </w:rPr>
+        <w:t xml:space="preserve">年相比综合下降幅度约为</w:t>
+      </w:r>
+      <w:r>
+        <w:t xml:space="preserve"> </w:t>
+      </w:r>
+      <w:r>
+        <w:rPr>
+          <w:rFonts w:hint="eastAsia"/>
+        </w:rPr>
+        <w:t xml:space="preserve">26%；面对面拜访占比则从</w:t>
       </w:r>
       <w:r>
         <w:t xml:space="preserve"> 2019 </w:t>
@@ -3487,6 +3758,26 @@
         <w:rPr>
           <w:rFonts w:hint="eastAsia"/>
         </w:rPr>
+        <w:t xml:space="preserve">数据来源：IQVIA</w:t>
+      </w:r>
+      <w:r>
+        <w:t xml:space="preserve"> Market Prognosis 2025-2029 China</w:t>
+      </w:r>
+      <w:r>
+        <w:rPr>
+          <w:vertAlign w:val="superscript"/>
+        </w:rPr>
+        <w:t xml:space="preserve">[4]</w:t>
+      </w:r>
+    </w:p>
+    <w:p>
+      <w:pPr>
+        <w:pStyle w:val="BodyText"/>
+      </w:pPr>
+      <w:r>
+        <w:rPr>
+          <w:rFonts w:hint="eastAsia"/>
+        </w:rPr>
         <w:t xml:space="preserve">反腐高压从三个维度影响了辖区管理的实践。</w:t>
       </w:r>
     </w:p>
@@ -3582,7 +3873,7 @@
         <w:rPr>
           <w:vertAlign w:val="superscript"/>
         </w:rPr>
-        <w:t xml:space="preserve">[20]</w:t>
+        <w:t xml:space="preserve">[29]</w:t>
       </w:r>
       <w:r>
         <w:rPr>
@@ -3985,6 +4276,17 @@
         <w:rPr>
           <w:rFonts w:hint="eastAsia"/>
         </w:rPr>
+        <w:t xml:space="preserve">数据来源：作者基于某跨国药企开题答辩内部数据整理，已经过开题委员会审议</w:t>
+      </w:r>
+    </w:p>
+    <w:p>
+      <w:pPr>
+        <w:pStyle w:val="BodyText"/>
+      </w:pPr>
+      <w:r>
+        <w:rPr>
+          <w:rFonts w:hint="eastAsia"/>
+        </w:rPr>
         <w:t xml:space="preserve">在当前的政策环境下，A公司的组织架构调整频率显著加快。仅在2023-2024年间，A公司就经历了以下重大调整：</w:t>
       </w:r>
     </w:p>
@@ -4291,7 +4593,7 @@
         <w:rPr>
           <w:vertAlign w:val="superscript"/>
         </w:rPr>
-        <w:t xml:space="preserve">[5]</w:t>
+        <w:t xml:space="preserve">[10]</w:t>
       </w:r>
       <w:r>
         <w:rPr>
@@ -12071,6 +12373,17 @@
         <w:rPr>
           <w:rFonts w:hint="eastAsia"/>
         </w:rPr>
+        <w:t xml:space="preserve">数据来源：作者绘制</w:t>
+      </w:r>
+    </w:p>
+    <w:p>
+      <w:pPr>
+        <w:pStyle w:val="BodyText"/>
+      </w:pPr>
+      <w:r>
+        <w:rPr>
+          <w:rFonts w:hint="eastAsia"/>
+        </w:rPr>
         <w:t xml:space="preserve">第一阶段（均衡优化）的任务是：在不考虑历史分配的前提下，将所有医院分配到</w:t>
       </w:r>
       <w:r>
@@ -12183,7 +12496,7 @@
         <w:rPr>
           <w:vertAlign w:val="superscript"/>
         </w:rPr>
-        <w:t xml:space="preserve">[21]</w:t>
+        <w:t xml:space="preserve">[30]</w:t>
       </w:r>
       <w:r>
         <w:rPr>
@@ -12242,7 +12555,7 @@
         <w:rPr>
           <w:vertAlign w:val="superscript"/>
         </w:rPr>
-        <w:t xml:space="preserve">[8]</w:t>
+        <w:t xml:space="preserve">[13]</w:t>
       </w:r>
       <w:r>
         <w:t xml:space="preserve">。</w:t>
@@ -12384,6 +12697,17 @@
           <w:rFonts w:hint="eastAsia"/>
         </w:rPr>
         <w:t xml:space="preserve">六层地理聚类示意图</w:t>
+      </w:r>
+    </w:p>
+    <w:p>
+      <w:pPr>
+        <w:pStyle w:val="BodyText"/>
+      </w:pPr>
+      <w:r>
+        <w:rPr>
+          <w:rFonts w:hint="eastAsia"/>
+        </w:rPr>
+        <w:t xml:space="preserve">数据来源：作者绘制</w:t>
       </w:r>
     </w:p>
     <w:p>
@@ -14297,7 +14621,7 @@
         <w:rPr>
           <w:vertAlign w:val="superscript"/>
         </w:rPr>
-        <w:t xml:space="preserve">[22]</w:t>
+        <w:t xml:space="preserve">[31]</w:t>
       </w:r>
       <w:r>
         <w:rPr>
@@ -14487,6 +14811,17 @@
           <w:rFonts w:hint="eastAsia"/>
         </w:rPr>
         <w:t xml:space="preserve">操作示意图</w:t>
+      </w:r>
+    </w:p>
+    <w:p>
+      <w:pPr>
+        <w:pStyle w:val="BodyText"/>
+      </w:pPr>
+      <w:r>
+        <w:rPr>
+          <w:rFonts w:hint="eastAsia"/>
+        </w:rPr>
+        <w:t xml:space="preserve">数据来源：作者绘制</w:t>
       </w:r>
     </w:p>
     <w:p>
@@ -16534,6 +16869,17 @@
         <w:rPr>
           <w:rFonts w:hint="eastAsia"/>
         </w:rPr>
+        <w:t xml:space="preserve">数据来源：作者绘制</w:t>
+      </w:r>
+    </w:p>
+    <w:p>
+      <w:pPr>
+        <w:pStyle w:val="BodyText"/>
+      </w:pPr>
+      <w:r>
+        <w:rPr>
+          <w:rFonts w:hint="eastAsia"/>
+        </w:rPr>
         <w:t xml:space="preserve">权重矩阵由三个层级的贡献累加而成：</w:t>
       </w:r>
     </w:p>
@@ -18409,7 +18755,7 @@
     </w:p>
     <w:bookmarkEnd w:id="109"/>
     <w:bookmarkEnd w:id="110"/>
-    <w:bookmarkStart w:id="134" w:name="参考文献"/>
+    <w:bookmarkStart w:id="145" w:name="参考文献"/>
     <w:p>
       <w:pPr>
         <w:pStyle w:val="Heading1"/>
@@ -18421,8 +18767,8 @@
         <w:t xml:space="preserve">参考文献</w:t>
       </w:r>
     </w:p>
-    <w:bookmarkStart w:id="133" w:name="refs"/>
-    <w:bookmarkStart w:id="111" w:name="ref-sun2022"/>
+    <w:bookmarkStart w:id="144" w:name="refs"/>
+    <w:bookmarkStart w:id="112" w:name="ref-ma_xl2025"/>
     <w:p>
       <w:pPr>
         <w:pStyle w:val="Bibliography"/>
@@ -18440,6 +18786,60 @@
         <w:rPr>
           <w:rFonts w:hint="eastAsia"/>
         </w:rPr>
+        <w:t xml:space="preserve">马晓玲.</w:t>
+      </w:r>
+      <w:r>
+        <w:t xml:space="preserve"> </w:t>
+      </w:r>
+      <w:r>
+        <w:rPr>
+          <w:rFonts w:hint="eastAsia"/>
+        </w:rPr>
+        <w:t xml:space="preserve">世界主要国家生物医药创新系统的案例研究[J/OL].</w:t>
+      </w:r>
+      <w:r>
+        <w:t xml:space="preserve"> </w:t>
+      </w:r>
+      <w:r>
+        <w:rPr>
+          <w:rFonts w:hint="eastAsia"/>
+        </w:rPr>
+        <w:t xml:space="preserve">中国科学院院刊,</w:t>
+      </w:r>
+      <w:r>
+        <w:t xml:space="preserve"> 2025, 40(3): 540-551. DOI:</w:t>
+      </w:r>
+      <w:hyperlink r:id="rId111">
+        <w:r>
+          <w:rPr>
+            <w:rStyle w:val="Hyperlink"/>
+          </w:rPr>
+          <w:t xml:space="preserve">10.16418/j.issn.1000-3045.20241111006</w:t>
+        </w:r>
+      </w:hyperlink>
+      <w:r>
+        <w:t xml:space="preserve">.</w:t>
+      </w:r>
+    </w:p>
+    <w:bookmarkEnd w:id="112"/>
+    <w:bookmarkStart w:id="113" w:name="ref-sun2022"/>
+    <w:p>
+      <w:pPr>
+        <w:pStyle w:val="Bibliography"/>
+      </w:pPr>
+      <w:r>
+        <w:t xml:space="preserve">[2]</w:t>
+      </w:r>
+      <w:r>
+        <w:t xml:space="preserve"> </w:t>
+      </w:r>
+      <w:r>
+        <w:t xml:space="preserve">	</w:t>
+      </w:r>
+      <w:r>
+        <w:rPr>
+          <w:rFonts w:hint="eastAsia"/>
+        </w:rPr>
         <w:t xml:space="preserve">孙旭然.</w:t>
       </w:r>
       <w:r>
@@ -18464,14 +18864,14 @@
         <w:t xml:space="preserve"> 2022(8): 25-30.</w:t>
       </w:r>
     </w:p>
-    <w:bookmarkEnd w:id="111"/>
-    <w:bookmarkStart w:id="112" w:name="ref-nhsa-vbp"/>
+    <w:bookmarkEnd w:id="113"/>
+    <w:bookmarkStart w:id="114" w:name="ref-cnpharma2025"/>
     <w:p>
       <w:pPr>
         <w:pStyle w:val="Bibliography"/>
       </w:pPr>
       <w:r>
-        <w:t xml:space="preserve">[2]</w:t>
+        <w:t xml:space="preserve">[3]</w:t>
       </w:r>
       <w:r>
         <w:t xml:space="preserve"> </w:t>
@@ -18483,6 +18883,105 @@
         <w:rPr>
           <w:rFonts w:hint="eastAsia"/>
         </w:rPr>
+        <w:t xml:space="preserve">中康科技.</w:t>
+      </w:r>
+      <w:r>
+        <w:t xml:space="preserve"> 2025 </w:t>
+      </w:r>
+      <w:r>
+        <w:rPr>
+          <w:rFonts w:hint="eastAsia"/>
+        </w:rPr>
+        <w:t xml:space="preserve">中国医药市场报告[R].</w:t>
+      </w:r>
+      <w:r>
+        <w:t xml:space="preserve"> </w:t>
+      </w:r>
+      <w:r>
+        <w:rPr>
+          <w:rFonts w:hint="eastAsia"/>
+        </w:rPr>
+        <w:t xml:space="preserve">中康科技,</w:t>
+      </w:r>
+      <w:r>
+        <w:t xml:space="preserve"> 2025.</w:t>
+      </w:r>
+    </w:p>
+    <w:bookmarkEnd w:id="114"/>
+    <w:bookmarkStart w:id="115" w:name="ref-iqvia2025mpchina"/>
+    <w:p>
+      <w:pPr>
+        <w:pStyle w:val="Bibliography"/>
+      </w:pPr>
+      <w:r>
+        <w:t xml:space="preserve">[4]</w:t>
+      </w:r>
+      <w:r>
+        <w:t xml:space="preserve"> </w:t>
+      </w:r>
+      <w:r>
+        <w:t xml:space="preserve">	</w:t>
+      </w:r>
+      <w:r>
+        <w:t xml:space="preserve">IQVIA INSTITUTE. Market Prognosis 2025-2029: China[R]. IQVIA, 2025.</w:t>
+      </w:r>
+    </w:p>
+    <w:bookmarkEnd w:id="115"/>
+    <w:bookmarkStart w:id="116" w:name="ref-mckinsey2025launch"/>
+    <w:p>
+      <w:pPr>
+        <w:pStyle w:val="Bibliography"/>
+      </w:pPr>
+      <w:r>
+        <w:t xml:space="preserve">[5]</w:t>
+      </w:r>
+      <w:r>
+        <w:t xml:space="preserve"> </w:t>
+      </w:r>
+      <w:r>
+        <w:t xml:space="preserve">	</w:t>
+      </w:r>
+      <w:r>
+        <w:t xml:space="preserve">MCKINSEY &amp; COMPANY. </w:t>
+      </w:r>
+      <w:r>
+        <w:rPr>
+          <w:rFonts w:hint="eastAsia"/>
+        </w:rPr>
+        <w:t xml:space="preserve">新产品上市趋势与思考——中国医药市场[R].</w:t>
+      </w:r>
+      <w:r>
+        <w:t xml:space="preserve"> </w:t>
+      </w:r>
+      <w:r>
+        <w:rPr>
+          <w:rFonts w:hint="eastAsia"/>
+        </w:rPr>
+        <w:t xml:space="preserve">麦肯锡公司,</w:t>
+      </w:r>
+      <w:r>
+        <w:t xml:space="preserve"> 2025.</w:t>
+      </w:r>
+    </w:p>
+    <w:bookmarkEnd w:id="116"/>
+    <w:bookmarkStart w:id="117" w:name="ref-nhsa-vbp"/>
+    <w:p>
+      <w:pPr>
+        <w:pStyle w:val="Bibliography"/>
+      </w:pPr>
+      <w:r>
+        <w:t xml:space="preserve">[6]</w:t>
+      </w:r>
+      <w:r>
+        <w:t xml:space="preserve"> </w:t>
+      </w:r>
+      <w:r>
+        <w:t xml:space="preserve">	</w:t>
+      </w:r>
+      <w:r>
+        <w:rPr>
+          <w:rFonts w:hint="eastAsia"/>
+        </w:rPr>
         <w:t xml:space="preserve">国家医疗保障局.</w:t>
       </w:r>
       <w:r>
@@ -18507,14 +19006,14 @@
         <w:t xml:space="preserve"> (2018-2025), 2025.</w:t>
       </w:r>
     </w:p>
-    <w:bookmarkEnd w:id="112"/>
-    <w:bookmarkStart w:id="113" w:name="ref-zhang2025"/>
+    <w:bookmarkEnd w:id="117"/>
+    <w:bookmarkStart w:id="118" w:name="ref-zhang2025"/>
     <w:p>
       <w:pPr>
         <w:pStyle w:val="Bibliography"/>
       </w:pPr>
       <w:r>
-        <w:t xml:space="preserve">[3]</w:t>
+        <w:t xml:space="preserve">[7]</w:t>
       </w:r>
       <w:r>
         <w:t xml:space="preserve"> </w:t>
@@ -18550,14 +19049,14 @@
         <w:t xml:space="preserve"> 2025(10): 48-51.</w:t>
       </w:r>
     </w:p>
-    <w:bookmarkEnd w:id="113"/>
-    <w:bookmarkStart w:id="114" w:name="ref-zoltners2008"/>
+    <w:bookmarkEnd w:id="118"/>
+    <w:bookmarkStart w:id="119" w:name="ref-zhang_ym2023"/>
     <w:p>
       <w:pPr>
         <w:pStyle w:val="Bibliography"/>
       </w:pPr>
       <w:r>
-        <w:t xml:space="preserve">[4]</w:t>
+        <w:t xml:space="preserve">[8]</w:t>
       </w:r>
       <w:r>
         <w:t xml:space="preserve"> </w:t>
@@ -18566,17 +19065,60 @@
         <w:t xml:space="preserve">	</w:t>
       </w:r>
       <w:r>
+        <w:rPr>
+          <w:rFonts w:hint="eastAsia"/>
+        </w:rPr>
+        <w:t xml:space="preserve">张永铭.</w:t>
+      </w:r>
+      <w:r>
+        <w:t xml:space="preserve"> </w:t>
+      </w:r>
+      <w:r>
+        <w:rPr>
+          <w:rFonts w:hint="eastAsia"/>
+        </w:rPr>
+        <w:t xml:space="preserve">生物药企全面预算管理精细化的实现对策[J].</w:t>
+      </w:r>
+      <w:r>
+        <w:t xml:space="preserve"> </w:t>
+      </w:r>
+      <w:r>
+        <w:rPr>
+          <w:rFonts w:hint="eastAsia"/>
+        </w:rPr>
+        <w:t xml:space="preserve">投资与创业,</w:t>
+      </w:r>
+      <w:r>
+        <w:t xml:space="preserve"> 2023, 34(11).</w:t>
+      </w:r>
+    </w:p>
+    <w:bookmarkEnd w:id="119"/>
+    <w:bookmarkStart w:id="120" w:name="ref-zoltners2008"/>
+    <w:p>
+      <w:pPr>
+        <w:pStyle w:val="Bibliography"/>
+      </w:pPr>
+      <w:r>
+        <w:t xml:space="preserve">[9]</w:t>
+      </w:r>
+      <w:r>
+        <w:t xml:space="preserve"> </w:t>
+      </w:r>
+      <w:r>
+        <w:t xml:space="preserve">	</w:t>
+      </w:r>
+      <w:r>
         <w:t xml:space="preserve">ZOLTNERS A A, SINHA P, LORIMER S E. Sales force effectiveness: A framework for researchers and practitioners[J]. Journal of Personal Selling &amp; Sales Management, 2008, 28(2): 115-131.</w:t>
       </w:r>
     </w:p>
-    <w:bookmarkEnd w:id="114"/>
-    <w:bookmarkStart w:id="115" w:name="ref-wang2024"/>
+    <w:bookmarkEnd w:id="120"/>
+    <w:bookmarkStart w:id="121" w:name="ref-wang2024"/>
     <w:p>
       <w:pPr>
         <w:pStyle w:val="Bibliography"/>
       </w:pPr>
       <w:r>
-        <w:t xml:space="preserve">[5]</w:t>
+        <w:t xml:space="preserve">[10]</w:t>
       </w:r>
       <w:r>
         <w:t xml:space="preserve"> </w:t>
@@ -18612,14 +19154,14 @@
         <w:t xml:space="preserve"> 2024, 50(3): 79-82.</w:t>
       </w:r>
     </w:p>
-    <w:bookmarkEnd w:id="115"/>
-    <w:bookmarkStart w:id="116" w:name="ref-hess1971"/>
+    <w:bookmarkEnd w:id="121"/>
+    <w:bookmarkStart w:id="122" w:name="ref-hess1971"/>
     <w:p>
       <w:pPr>
         <w:pStyle w:val="Bibliography"/>
       </w:pPr>
       <w:r>
-        <w:t xml:space="preserve">[6]</w:t>
+        <w:t xml:space="preserve">[11]</w:t>
       </w:r>
       <w:r>
         <w:t xml:space="preserve"> </w:t>
@@ -18631,14 +19173,14 @@
         <w:t xml:space="preserve">HESS S W, SAMUELS S A. Experiences with a sales districting model: Criteria and implementation[J]. Management Science, 1971, 18(4): 41-54.</w:t>
       </w:r>
     </w:p>
-    <w:bookmarkEnd w:id="116"/>
-    <w:bookmarkStart w:id="117" w:name="ref-zoltners1983"/>
+    <w:bookmarkEnd w:id="122"/>
+    <w:bookmarkStart w:id="123" w:name="ref-zoltners1983"/>
     <w:p>
       <w:pPr>
         <w:pStyle w:val="Bibliography"/>
       </w:pPr>
       <w:r>
-        <w:t xml:space="preserve">[7]</w:t>
+        <w:t xml:space="preserve">[12]</w:t>
       </w:r>
       <w:r>
         <w:t xml:space="preserve"> </w:t>
@@ -18650,14 +19192,14 @@
         <w:t xml:space="preserve">ZOLTNERS A A, SINHA P. Sales territory alignment: A review and model[J]. Management Science, 1983, 29(11): 1237-1256.</w:t>
       </w:r>
     </w:p>
-    <w:bookmarkEnd w:id="117"/>
-    <w:bookmarkStart w:id="118" w:name="ref-skiera1996"/>
+    <w:bookmarkEnd w:id="123"/>
+    <w:bookmarkStart w:id="124" w:name="ref-skiera1996"/>
     <w:p>
       <w:pPr>
         <w:pStyle w:val="Bibliography"/>
       </w:pPr>
       <w:r>
-        <w:t xml:space="preserve">[8]</w:t>
+        <w:t xml:space="preserve">[13]</w:t>
       </w:r>
       <w:r>
         <w:t xml:space="preserve"> </w:t>
@@ -18675,14 +19217,14 @@
         <w:t xml:space="preserve">t Frankfurt, 1996.</w:t>
       </w:r>
     </w:p>
-    <w:bookmarkEnd w:id="118"/>
-    <w:bookmarkStart w:id="119" w:name="ref-zoltners2000"/>
+    <w:bookmarkEnd w:id="124"/>
+    <w:bookmarkStart w:id="125" w:name="ref-zoltners2000"/>
     <w:p>
       <w:pPr>
         <w:pStyle w:val="Bibliography"/>
       </w:pPr>
       <w:r>
-        <w:t xml:space="preserve">[9]</w:t>
+        <w:t xml:space="preserve">[14]</w:t>
       </w:r>
       <w:r>
         <w:t xml:space="preserve"> </w:t>
@@ -18694,14 +19236,14 @@
         <w:t xml:space="preserve">ZOLTNERS A A, LORIMER S E. Sales territory alignment: An overlooked productivity tool[J]. Journal of Personal Selling &amp; Sales Management, 2000, 20(3): 139-150.</w:t>
       </w:r>
     </w:p>
-    <w:bookmarkEnd w:id="119"/>
-    <w:bookmarkStart w:id="120" w:name="ref-zs2016"/>
+    <w:bookmarkEnd w:id="125"/>
+    <w:bookmarkStart w:id="126" w:name="ref-zs2016"/>
     <w:p>
       <w:pPr>
         <w:pStyle w:val="Bibliography"/>
       </w:pPr>
       <w:r>
-        <w:t xml:space="preserve">[10]</w:t>
+        <w:t xml:space="preserve">[15]</w:t>
       </w:r>
       <w:r>
         <w:t xml:space="preserve"> </w:t>
@@ -18713,14 +19255,14 @@
         <w:t xml:space="preserve">ZS ASSOCIATES. Study: Sales force effectiveness initiatives in medtech industry can boost performance up to 8 percent[Z]. PR Newswire, 2016.</w:t>
       </w:r>
     </w:p>
-    <w:bookmarkEnd w:id="120"/>
-    <w:bookmarkStart w:id="121" w:name="ref-chressanthis2016"/>
+    <w:bookmarkEnd w:id="126"/>
+    <w:bookmarkStart w:id="127" w:name="ref-chressanthis2016"/>
     <w:p>
       <w:pPr>
         <w:pStyle w:val="Bibliography"/>
       </w:pPr>
       <w:r>
-        <w:t xml:space="preserve">[11]</w:t>
+        <w:t xml:space="preserve">[16]</w:t>
       </w:r>
       <w:r>
         <w:t xml:space="preserve"> </w:t>
@@ -18732,14 +19274,14 @@
         <w:t xml:space="preserve">CHRESSANTHIS G A, MANTRALA M. Sales analytics and big data developments needed now to address practitioner-identified emerging biopharmaceutical sales force strategic and operational issues[J]. Journal of the Pharmaceutical Management Science Association, 2016.</w:t>
       </w:r>
     </w:p>
-    <w:bookmarkEnd w:id="121"/>
-    <w:bookmarkStart w:id="122" w:name="ref-kalcsics2005"/>
+    <w:bookmarkEnd w:id="127"/>
+    <w:bookmarkStart w:id="128" w:name="ref-kalcsics2005"/>
     <w:p>
       <w:pPr>
         <w:pStyle w:val="Bibliography"/>
       </w:pPr>
       <w:r>
-        <w:t xml:space="preserve">[12]</w:t>
+        <w:t xml:space="preserve">[17]</w:t>
       </w:r>
       <w:r>
         <w:t xml:space="preserve"> </w:t>
@@ -18751,14 +19293,14 @@
         <w:t xml:space="preserve">KALCSICS J, NICKEL S, SCHRÖDER M. Towards a unified territory design approach – Applications, algorithms and GIS integration: 71[R]. Berichte des Fraunhofer ITWM, 2005.</w:t>
       </w:r>
     </w:p>
-    <w:bookmarkEnd w:id="122"/>
-    <w:bookmarkStart w:id="123" w:name="ref-zoltners2014"/>
+    <w:bookmarkEnd w:id="128"/>
+    <w:bookmarkStart w:id="129" w:name="ref-zoltners2014"/>
     <w:p>
       <w:pPr>
         <w:pStyle w:val="Bibliography"/>
       </w:pPr>
       <w:r>
-        <w:t xml:space="preserve">[13]</w:t>
+        <w:t xml:space="preserve">[18]</w:t>
       </w:r>
       <w:r>
         <w:t xml:space="preserve"> </w:t>
@@ -18770,14 +19312,14 @@
         <w:t xml:space="preserve">ZOLTNERS A A, SINHA P, LORIMER S E. The Power of Sales Analytics[M]. Evanston: ZS Associates, 2014.</w:t>
       </w:r>
     </w:p>
-    <w:bookmarkEnd w:id="123"/>
-    <w:bookmarkStart w:id="124" w:name="ref-luo2022"/>
+    <w:bookmarkEnd w:id="129"/>
+    <w:bookmarkStart w:id="130" w:name="ref-luo2022"/>
     <w:p>
       <w:pPr>
         <w:pStyle w:val="Bibliography"/>
       </w:pPr>
       <w:r>
-        <w:t xml:space="preserve">[14]</w:t>
+        <w:t xml:space="preserve">[19]</w:t>
       </w:r>
       <w:r>
         <w:t xml:space="preserve"> </w:t>
@@ -18840,14 +19382,14 @@
         <w:t xml:space="preserve"> 2022, 51(5): 92-97.</w:t>
       </w:r>
     </w:p>
-    <w:bookmarkEnd w:id="124"/>
-    <w:bookmarkStart w:id="125" w:name="ref-you2026"/>
+    <w:bookmarkEnd w:id="130"/>
+    <w:bookmarkStart w:id="131" w:name="ref-you2026"/>
     <w:p>
       <w:pPr>
         <w:pStyle w:val="Bibliography"/>
       </w:pPr>
       <w:r>
-        <w:t xml:space="preserve">[15]</w:t>
+        <w:t xml:space="preserve">[20]</w:t>
       </w:r>
       <w:r>
         <w:t xml:space="preserve"> </w:t>
@@ -18910,14 +19452,14 @@
         <w:t xml:space="preserve"> 2026.</w:t>
       </w:r>
     </w:p>
-    <w:bookmarkEnd w:id="125"/>
-    <w:bookmarkStart w:id="126" w:name="ref-yang2012"/>
+    <w:bookmarkEnd w:id="131"/>
+    <w:bookmarkStart w:id="132" w:name="ref-yang2012"/>
     <w:p>
       <w:pPr>
         <w:pStyle w:val="Bibliography"/>
       </w:pPr>
       <w:r>
-        <w:t xml:space="preserve">[16]</w:t>
+        <w:t xml:space="preserve">[21]</w:t>
       </w:r>
       <w:r>
         <w:t xml:space="preserve"> </w:t>
@@ -18953,14 +19495,14 @@
         <w:t xml:space="preserve"> 2012(1): 40-41.</w:t>
       </w:r>
     </w:p>
-    <w:bookmarkEnd w:id="126"/>
-    <w:bookmarkStart w:id="127" w:name="ref-xu2023"/>
+    <w:bookmarkEnd w:id="132"/>
+    <w:bookmarkStart w:id="134" w:name="ref-ma2026"/>
     <w:p>
       <w:pPr>
         <w:pStyle w:val="Bibliography"/>
       </w:pPr>
       <w:r>
-        <w:t xml:space="preserve">[17]</w:t>
+        <w:t xml:space="preserve">[22]</w:t>
       </w:r>
       <w:r>
         <w:t xml:space="preserve"> </w:t>
@@ -18972,6 +19514,279 @@
         <w:rPr>
           <w:rFonts w:hint="eastAsia"/>
         </w:rPr>
+        <w:t xml:space="preserve">马傲冬,</w:t>
+      </w:r>
+      <w:r>
+        <w:t xml:space="preserve"> </w:t>
+      </w:r>
+      <w:r>
+        <w:rPr>
+          <w:rFonts w:hint="eastAsia"/>
+        </w:rPr>
+        <w:t xml:space="preserve">何学伟,</w:t>
+      </w:r>
+      <w:r>
+        <w:t xml:space="preserve"> </w:t>
+      </w:r>
+      <w:r>
+        <w:rPr>
+          <w:rFonts w:hint="eastAsia"/>
+        </w:rPr>
+        <w:t xml:space="preserve">罗蓉娟,</w:t>
+      </w:r>
+      <w:r>
+        <w:t xml:space="preserve"> </w:t>
+      </w:r>
+      <w:r>
+        <w:rPr>
+          <w:rFonts w:hint="eastAsia"/>
+        </w:rPr>
+        <w:t xml:space="preserve">等.</w:t>
+      </w:r>
+      <w:r>
+        <w:t xml:space="preserve"> </w:t>
+      </w:r>
+      <w:r>
+        <w:rPr>
+          <w:rFonts w:hint="eastAsia"/>
+        </w:rPr>
+        <w:t xml:space="preserve">遗传-模拟退火算法求解一类生产计划与调度集成优化问题[J/OL].</w:t>
+      </w:r>
+      <w:r>
+        <w:t xml:space="preserve"> </w:t>
+      </w:r>
+      <w:r>
+        <w:rPr>
+          <w:rFonts w:hint="eastAsia"/>
+        </w:rPr>
+        <w:t xml:space="preserve">控制工程,</w:t>
+      </w:r>
+      <w:r>
+        <w:t xml:space="preserve"> 2026. DOI:</w:t>
+      </w:r>
+      <w:hyperlink r:id="rId133">
+        <w:r>
+          <w:rPr>
+            <w:rStyle w:val="Hyperlink"/>
+          </w:rPr>
+          <w:t xml:space="preserve">10.14107/j.cnki.kzgc.20250703</w:t>
+        </w:r>
+      </w:hyperlink>
+      <w:r>
+        <w:t xml:space="preserve">.</w:t>
+      </w:r>
+    </w:p>
+    <w:bookmarkEnd w:id="134"/>
+    <w:bookmarkStart w:id="135" w:name="ref-li2026"/>
+    <w:p>
+      <w:pPr>
+        <w:pStyle w:val="Bibliography"/>
+      </w:pPr>
+      <w:r>
+        <w:t xml:space="preserve">[23]</w:t>
+      </w:r>
+      <w:r>
+        <w:t xml:space="preserve"> </w:t>
+      </w:r>
+      <w:r>
+        <w:t xml:space="preserve">	</w:t>
+      </w:r>
+      <w:r>
+        <w:rPr>
+          <w:rFonts w:hint="eastAsia"/>
+        </w:rPr>
+        <w:t xml:space="preserve">李怡萱.</w:t>
+      </w:r>
+      <w:r>
+        <w:t xml:space="preserve"> </w:t>
+      </w:r>
+      <w:r>
+        <w:rPr>
+          <w:rFonts w:hint="eastAsia"/>
+        </w:rPr>
+        <w:t xml:space="preserve">融合</w:t>
+      </w:r>
+      <w:r>
+        <w:t xml:space="preserve"> K-means </w:t>
+      </w:r>
+      <w:r>
+        <w:rPr>
+          <w:rFonts w:hint="eastAsia"/>
+        </w:rPr>
+        <w:t xml:space="preserve">聚类与遗传算法的农产品直播电商产地仓选址研究[J].</w:t>
+      </w:r>
+      <w:r>
+        <w:t xml:space="preserve"> </w:t>
+      </w:r>
+      <w:r>
+        <w:rPr>
+          <w:rFonts w:hint="eastAsia"/>
+        </w:rPr>
+        <w:t xml:space="preserve">热带农业工程,</w:t>
+      </w:r>
+      <w:r>
+        <w:t xml:space="preserve"> 2026, 50(2).</w:t>
+      </w:r>
+    </w:p>
+    <w:bookmarkEnd w:id="135"/>
+    <w:bookmarkStart w:id="136" w:name="ref-wan2026"/>
+    <w:p>
+      <w:pPr>
+        <w:pStyle w:val="Bibliography"/>
+      </w:pPr>
+      <w:r>
+        <w:t xml:space="preserve">[24]</w:t>
+      </w:r>
+      <w:r>
+        <w:t xml:space="preserve"> </w:t>
+      </w:r>
+      <w:r>
+        <w:t xml:space="preserve">	</w:t>
+      </w:r>
+      <w:r>
+        <w:rPr>
+          <w:rFonts w:hint="eastAsia"/>
+        </w:rPr>
+        <w:t xml:space="preserve">万莉莉,</w:t>
+      </w:r>
+      <w:r>
+        <w:t xml:space="preserve"> </w:t>
+      </w:r>
+      <w:r>
+        <w:rPr>
+          <w:rFonts w:hint="eastAsia"/>
+        </w:rPr>
+        <w:t xml:space="preserve">徐舒梦,</w:t>
+      </w:r>
+      <w:r>
+        <w:t xml:space="preserve"> </w:t>
+      </w:r>
+      <w:r>
+        <w:rPr>
+          <w:rFonts w:hint="eastAsia"/>
+        </w:rPr>
+        <w:t xml:space="preserve">黄嘉慧,</w:t>
+      </w:r>
+      <w:r>
+        <w:t xml:space="preserve"> </w:t>
+      </w:r>
+      <w:r>
+        <w:rPr>
+          <w:rFonts w:hint="eastAsia"/>
+        </w:rPr>
+        <w:t xml:space="preserve">等.</w:t>
+      </w:r>
+      <w:r>
+        <w:t xml:space="preserve"> </w:t>
+      </w:r>
+      <w:r>
+        <w:rPr>
+          <w:rFonts w:hint="eastAsia"/>
+        </w:rPr>
+        <w:t xml:space="preserve">基于模糊最大覆盖模型的无人机应急配送中心选址研究[J].</w:t>
+      </w:r>
+      <w:r>
+        <w:t xml:space="preserve"> </w:t>
+      </w:r>
+      <w:r>
+        <w:rPr>
+          <w:rFonts w:hint="eastAsia"/>
+        </w:rPr>
+        <w:t xml:space="preserve">交通运输系统工程与信息,</w:t>
+      </w:r>
+      <w:r>
+        <w:t xml:space="preserve"> 2026.</w:t>
+      </w:r>
+    </w:p>
+    <w:bookmarkEnd w:id="136"/>
+    <w:bookmarkStart w:id="137" w:name="ref-tian2026"/>
+    <w:p>
+      <w:pPr>
+        <w:pStyle w:val="Bibliography"/>
+      </w:pPr>
+      <w:r>
+        <w:t xml:space="preserve">[25]</w:t>
+      </w:r>
+      <w:r>
+        <w:t xml:space="preserve"> </w:t>
+      </w:r>
+      <w:r>
+        <w:t xml:space="preserve">	</w:t>
+      </w:r>
+      <w:r>
+        <w:rPr>
+          <w:rFonts w:hint="eastAsia"/>
+        </w:rPr>
+        <w:t xml:space="preserve">田君豪,</w:t>
+      </w:r>
+      <w:r>
+        <w:t xml:space="preserve"> </w:t>
+      </w:r>
+      <w:r>
+        <w:rPr>
+          <w:rFonts w:hint="eastAsia"/>
+        </w:rPr>
+        <w:t xml:space="preserve">邢璐,</w:t>
+      </w:r>
+      <w:r>
+        <w:t xml:space="preserve"> </w:t>
+      </w:r>
+      <w:r>
+        <w:rPr>
+          <w:rFonts w:hint="eastAsia"/>
+        </w:rPr>
+        <w:t xml:space="preserve">廖世豪,</w:t>
+      </w:r>
+      <w:r>
+        <w:t xml:space="preserve"> </w:t>
+      </w:r>
+      <w:r>
+        <w:rPr>
+          <w:rFonts w:hint="eastAsia"/>
+        </w:rPr>
+        <w:t xml:space="preserve">等.</w:t>
+      </w:r>
+      <w:r>
+        <w:t xml:space="preserve"> </w:t>
+      </w:r>
+      <w:r>
+        <w:rPr>
+          <w:rFonts w:hint="eastAsia"/>
+        </w:rPr>
+        <w:t xml:space="preserve">基于地理自编码与跨域迁移的公交出行需求分层聚类方法[J].</w:t>
+      </w:r>
+      <w:r>
+        <w:t xml:space="preserve"> </w:t>
+      </w:r>
+      <w:r>
+        <w:rPr>
+          <w:rFonts w:hint="eastAsia"/>
+        </w:rPr>
+        <w:t xml:space="preserve">交通运输系统工程与信息,</w:t>
+      </w:r>
+      <w:r>
+        <w:t xml:space="preserve"> 2026.</w:t>
+      </w:r>
+    </w:p>
+    <w:bookmarkEnd w:id="137"/>
+    <w:bookmarkStart w:id="138" w:name="ref-xu2023"/>
+    <w:p>
+      <w:pPr>
+        <w:pStyle w:val="Bibliography"/>
+      </w:pPr>
+      <w:r>
+        <w:t xml:space="preserve">[26]</w:t>
+      </w:r>
+      <w:r>
+        <w:t xml:space="preserve"> </w:t>
+      </w:r>
+      <w:r>
+        <w:t xml:space="preserve">	</w:t>
+      </w:r>
+      <w:r>
+        <w:rPr>
+          <w:rFonts w:hint="eastAsia"/>
+        </w:rPr>
         <w:t xml:space="preserve">徐蓉.</w:t>
       </w:r>
       <w:r>
@@ -18996,14 +19811,14 @@
         <w:t xml:space="preserve"> 2023(10): 84-86.</w:t>
       </w:r>
     </w:p>
-    <w:bookmarkEnd w:id="127"/>
-    <w:bookmarkStart w:id="128" w:name="ref-chen2024"/>
+    <w:bookmarkEnd w:id="138"/>
+    <w:bookmarkStart w:id="139" w:name="ref-chen2024"/>
     <w:p>
       <w:pPr>
         <w:pStyle w:val="Bibliography"/>
       </w:pPr>
       <w:r>
-        <w:t xml:space="preserve">[18]</w:t>
+        <w:t xml:space="preserve">[27]</w:t>
       </w:r>
       <w:r>
         <w:t xml:space="preserve"> </w:t>
@@ -19039,14 +19854,14 @@
         <w:t xml:space="preserve"> 2024(15): 162-164.</w:t>
       </w:r>
     </w:p>
-    <w:bookmarkEnd w:id="128"/>
-    <w:bookmarkStart w:id="129" w:name="ref-nhsa-nrdl2024"/>
+    <w:bookmarkEnd w:id="139"/>
+    <w:bookmarkStart w:id="140" w:name="ref-nhsa-nrdl2024"/>
     <w:p>
       <w:pPr>
         <w:pStyle w:val="Bibliography"/>
       </w:pPr>
       <w:r>
-        <w:t xml:space="preserve">[19]</w:t>
+        <w:t xml:space="preserve">[28]</w:t>
       </w:r>
       <w:r>
         <w:t xml:space="preserve"> </w:t>
@@ -19082,14 +19897,14 @@
         <w:t xml:space="preserve"> 2024.</w:t>
       </w:r>
     </w:p>
-    <w:bookmarkEnd w:id="129"/>
-    <w:bookmarkStart w:id="130" w:name="ref-mr2026"/>
+    <w:bookmarkEnd w:id="140"/>
+    <w:bookmarkStart w:id="141" w:name="ref-mr2026"/>
     <w:p>
       <w:pPr>
         <w:pStyle w:val="Bibliography"/>
       </w:pPr>
       <w:r>
-        <w:t xml:space="preserve">[20]</w:t>
+        <w:t xml:space="preserve">[29]</w:t>
       </w:r>
       <w:r>
         <w:t xml:space="preserve"> </w:t>
@@ -19152,14 +19967,14 @@
         <w:t xml:space="preserve"> 2026.</w:t>
       </w:r>
     </w:p>
-    <w:bookmarkEnd w:id="130"/>
-    <w:bookmarkStart w:id="131" w:name="ref-kuhn1955"/>
+    <w:bookmarkEnd w:id="141"/>
+    <w:bookmarkStart w:id="142" w:name="ref-kuhn1955"/>
     <w:p>
       <w:pPr>
         <w:pStyle w:val="Bibliography"/>
       </w:pPr>
       <w:r>
-        <w:t xml:space="preserve">[21]</w:t>
+        <w:t xml:space="preserve">[30]</w:t>
       </w:r>
       <w:r>
         <w:t xml:space="preserve"> </w:t>
@@ -19171,14 +19986,14 @@
         <w:t xml:space="preserve">KUHN H W. The Hungarian method for the assignment problem[J]. Naval Research Logistics Quarterly, 1955, 2(1-2): 83-97.</w:t>
       </w:r>
     </w:p>
-    <w:bookmarkEnd w:id="131"/>
-    <w:bookmarkStart w:id="132" w:name="ref-kirkpatrick1983"/>
+    <w:bookmarkEnd w:id="142"/>
+    <w:bookmarkStart w:id="143" w:name="ref-kirkpatrick1983"/>
     <w:p>
       <w:pPr>
         <w:pStyle w:val="Bibliography"/>
       </w:pPr>
       <w:r>
-        <w:t xml:space="preserve">[22]</w:t>
+        <w:t xml:space="preserve">[31]</w:t>
       </w:r>
       <w:r>
         <w:t xml:space="preserve"> </w:t>
@@ -19190,9 +20005,9 @@
         <w:t xml:space="preserve">KIRKPATRICK S, GELATT C D, VECCHI M P. Optimization by simulated annealing[J]. Science, 1983, 220(4598): 671-680.</w:t>
       </w:r>
     </w:p>
-    <w:bookmarkEnd w:id="132"/>
-    <w:bookmarkEnd w:id="133"/>
-    <w:bookmarkEnd w:id="134"/>
+    <w:bookmarkEnd w:id="143"/>
+    <w:bookmarkEnd w:id="144"/>
+    <w:bookmarkEnd w:id="145"/>
     <w:sectPr>
       <w:headerReference r:id="rId9" w:type="default"/>
       <w:pgSz w:h="16838" w:w="11906"/>

--- a/docs/thesis.docx
+++ b/docs/thesis.docx
@@ -990,7 +990,7 @@
         <w:rPr>
           <w:rFonts w:hint="eastAsia"/>
         </w:rPr>
-        <w:t xml:space="preserve">整体的研究技术路线如图1-3所示。</w:t>
+        <w:t xml:space="preserve">本论文的整体结构与各章主要内容如图1-3所示。</w:t>
       </w:r>
     </w:p>
     <w:p>
@@ -1000,9 +1000,9 @@
       <w:r>
         <w:drawing>
           <wp:inline>
-            <wp:extent cx="5399457" cy="2059648"/>
+            <wp:extent cx="5419752" cy="6872662"/>
             <wp:effectExtent b="0" l="0" r="0" t="0"/>
-            <wp:docPr descr="图 1-3 本研究技术路线图" title="" id="33" name="Picture"/>
+            <wp:docPr descr="图 1-3 论文结构图" title="" id="33" name="Picture"/>
             <a:graphic>
               <a:graphicData uri="http://schemas.openxmlformats.org/drawingml/2006/picture">
                 <pic:pic>
@@ -1021,7 +1021,7 @@
                   <pic:spPr bwMode="auto">
                     <a:xfrm>
                       <a:off x="0" y="0"/>
-                      <a:ext cx="5399457" cy="2059648"/>
+                      <a:ext cx="5419752" cy="6872662"/>
                     </a:xfrm>
                     <a:prstGeom prst="rect">
                       <a:avLst/>
@@ -1057,7 +1057,7 @@
         <w:rPr>
           <w:rFonts w:hint="eastAsia"/>
         </w:rPr>
-        <w:t xml:space="preserve">本研究技术路线图</w:t>
+        <w:t xml:space="preserve">论文结构图</w:t>
       </w:r>
     </w:p>
     <w:p>

--- a/docs/thesis.docx
+++ b/docs/thesis.docx
@@ -18774,13 +18774,7 @@
         <w:pStyle w:val="Bibliography"/>
       </w:pPr>
       <w:r>
-        <w:t xml:space="preserve">[1]</w:t>
-      </w:r>
-      <w:r>
-        <w:t xml:space="preserve"> </w:t>
-      </w:r>
-      <w:r>
-        <w:t xml:space="preserve">	</w:t>
+        <w:t xml:space="preserve">[1] </w:t>
       </w:r>
       <w:r>
         <w:rPr>
@@ -18828,13 +18822,7 @@
         <w:pStyle w:val="Bibliography"/>
       </w:pPr>
       <w:r>
-        <w:t xml:space="preserve">[2]</w:t>
-      </w:r>
-      <w:r>
-        <w:t xml:space="preserve"> </w:t>
-      </w:r>
-      <w:r>
-        <w:t xml:space="preserve">	</w:t>
+        <w:t xml:space="preserve">[2] </w:t>
       </w:r>
       <w:r>
         <w:rPr>
@@ -18871,13 +18859,7 @@
         <w:pStyle w:val="Bibliography"/>
       </w:pPr>
       <w:r>
-        <w:t xml:space="preserve">[3]</w:t>
-      </w:r>
-      <w:r>
-        <w:t xml:space="preserve"> </w:t>
-      </w:r>
-      <w:r>
-        <w:t xml:space="preserve">	</w:t>
+        <w:t xml:space="preserve">[3] </w:t>
       </w:r>
       <w:r>
         <w:rPr>
@@ -18914,16 +18896,7 @@
         <w:pStyle w:val="Bibliography"/>
       </w:pPr>
       <w:r>
-        <w:t xml:space="preserve">[4]</w:t>
-      </w:r>
-      <w:r>
-        <w:t xml:space="preserve"> </w:t>
-      </w:r>
-      <w:r>
-        <w:t xml:space="preserve">	</w:t>
-      </w:r>
-      <w:r>
-        <w:t xml:space="preserve">IQVIA INSTITUTE. Market Prognosis 2025-2029: China[R]. IQVIA, 2025.</w:t>
+        <w:t xml:space="preserve">[4] IQVIA INSTITUTE. Market Prognosis 2025-2029: China[R]. IQVIA, 2025.</w:t>
       </w:r>
     </w:p>
     <w:bookmarkEnd w:id="115"/>
@@ -18933,16 +18906,7 @@
         <w:pStyle w:val="Bibliography"/>
       </w:pPr>
       <w:r>
-        <w:t xml:space="preserve">[5]</w:t>
-      </w:r>
-      <w:r>
-        <w:t xml:space="preserve"> </w:t>
-      </w:r>
-      <w:r>
-        <w:t xml:space="preserve">	</w:t>
-      </w:r>
-      <w:r>
-        <w:t xml:space="preserve">MCKINSEY &amp; COMPANY. </w:t>
+        <w:t xml:space="preserve">[5] MCKINSEY &amp; COMPANY. </w:t>
       </w:r>
       <w:r>
         <w:rPr>
@@ -18970,13 +18934,7 @@
         <w:pStyle w:val="Bibliography"/>
       </w:pPr>
       <w:r>
-        <w:t xml:space="preserve">[6]</w:t>
-      </w:r>
-      <w:r>
-        <w:t xml:space="preserve"> </w:t>
-      </w:r>
-      <w:r>
-        <w:t xml:space="preserve">	</w:t>
+        <w:t xml:space="preserve">[6] </w:t>
       </w:r>
       <w:r>
         <w:rPr>
@@ -19013,13 +18971,7 @@
         <w:pStyle w:val="Bibliography"/>
       </w:pPr>
       <w:r>
-        <w:t xml:space="preserve">[7]</w:t>
-      </w:r>
-      <w:r>
-        <w:t xml:space="preserve"> </w:t>
-      </w:r>
-      <w:r>
-        <w:t xml:space="preserve">	</w:t>
+        <w:t xml:space="preserve">[7] </w:t>
       </w:r>
       <w:r>
         <w:rPr>
@@ -19056,13 +19008,7 @@
         <w:pStyle w:val="Bibliography"/>
       </w:pPr>
       <w:r>
-        <w:t xml:space="preserve">[8]</w:t>
-      </w:r>
-      <w:r>
-        <w:t xml:space="preserve"> </w:t>
-      </w:r>
-      <w:r>
-        <w:t xml:space="preserve">	</w:t>
+        <w:t xml:space="preserve">[8] </w:t>
       </w:r>
       <w:r>
         <w:rPr>
@@ -19099,16 +19045,7 @@
         <w:pStyle w:val="Bibliography"/>
       </w:pPr>
       <w:r>
-        <w:t xml:space="preserve">[9]</w:t>
-      </w:r>
-      <w:r>
-        <w:t xml:space="preserve"> </w:t>
-      </w:r>
-      <w:r>
-        <w:t xml:space="preserve">	</w:t>
-      </w:r>
-      <w:r>
-        <w:t xml:space="preserve">ZOLTNERS A A, SINHA P, LORIMER S E. Sales force effectiveness: A framework for researchers and practitioners[J]. Journal of Personal Selling &amp; Sales Management, 2008, 28(2): 115-131.</w:t>
+        <w:t xml:space="preserve">[9] ZOLTNERS A A, SINHA P, LORIMER S E. Sales force effectiveness: A framework for researchers and practitioners[J]. Journal of Personal Selling &amp; Sales Management, 2008, 28(2): 115-131.</w:t>
       </w:r>
     </w:p>
     <w:bookmarkEnd w:id="120"/>
@@ -19118,13 +19055,7 @@
         <w:pStyle w:val="Bibliography"/>
       </w:pPr>
       <w:r>
-        <w:t xml:space="preserve">[10]</w:t>
-      </w:r>
-      <w:r>
-        <w:t xml:space="preserve"> </w:t>
-      </w:r>
-      <w:r>
-        <w:t xml:space="preserve">	</w:t>
+        <w:t xml:space="preserve">[10] </w:t>
       </w:r>
       <w:r>
         <w:rPr>
@@ -19161,16 +19092,7 @@
         <w:pStyle w:val="Bibliography"/>
       </w:pPr>
       <w:r>
-        <w:t xml:space="preserve">[11]</w:t>
-      </w:r>
-      <w:r>
-        <w:t xml:space="preserve"> </w:t>
-      </w:r>
-      <w:r>
-        <w:t xml:space="preserve">	</w:t>
-      </w:r>
-      <w:r>
-        <w:t xml:space="preserve">HESS S W, SAMUELS S A. Experiences with a sales districting model: Criteria and implementation[J]. Management Science, 1971, 18(4): 41-54.</w:t>
+        <w:t xml:space="preserve">[11] HESS S W, SAMUELS S A. Experiences with a sales districting model: Criteria and implementation[J]. Management Science, 1971, 18(4): 41-54.</w:t>
       </w:r>
     </w:p>
     <w:bookmarkEnd w:id="122"/>
@@ -19180,16 +19102,7 @@
         <w:pStyle w:val="Bibliography"/>
       </w:pPr>
       <w:r>
-        <w:t xml:space="preserve">[12]</w:t>
-      </w:r>
-      <w:r>
-        <w:t xml:space="preserve"> </w:t>
-      </w:r>
-      <w:r>
-        <w:t xml:space="preserve">	</w:t>
-      </w:r>
-      <w:r>
-        <w:t xml:space="preserve">ZOLTNERS A A, SINHA P. Sales territory alignment: A review and model[J]. Management Science, 1983, 29(11): 1237-1256.</w:t>
+        <w:t xml:space="preserve">[12] ZOLTNERS A A, SINHA P. Sales territory alignment: A review and model[J]. Management Science, 1983, 29(11): 1237-1256.</w:t>
       </w:r>
     </w:p>
     <w:bookmarkEnd w:id="123"/>
@@ -19199,16 +19112,7 @@
         <w:pStyle w:val="Bibliography"/>
       </w:pPr>
       <w:r>
-        <w:t xml:space="preserve">[13]</w:t>
-      </w:r>
-      <w:r>
-        <w:t xml:space="preserve"> </w:t>
-      </w:r>
-      <w:r>
-        <w:t xml:space="preserve">	</w:t>
-      </w:r>
-      <w:r>
-        <w:t xml:space="preserve">SKIERA B, JORDAN C. A new model for the alignment of almost balanced sales territories[R]. Johann Wolfgang Goethe-Universit</w:t>
+        <w:t xml:space="preserve">[13] SKIERA B, JORDAN C. A new model for the alignment of almost balanced sales territories[R]. Johann Wolfgang Goethe-Universit</w:t>
       </w:r>
       <w:r>
         <w:t xml:space="preserve">ä</w:t>
@@ -19224,16 +19128,7 @@
         <w:pStyle w:val="Bibliography"/>
       </w:pPr>
       <w:r>
-        <w:t xml:space="preserve">[14]</w:t>
-      </w:r>
-      <w:r>
-        <w:t xml:space="preserve"> </w:t>
-      </w:r>
-      <w:r>
-        <w:t xml:space="preserve">	</w:t>
-      </w:r>
-      <w:r>
-        <w:t xml:space="preserve">ZOLTNERS A A, LORIMER S E. Sales territory alignment: An overlooked productivity tool[J]. Journal of Personal Selling &amp; Sales Management, 2000, 20(3): 139-150.</w:t>
+        <w:t xml:space="preserve">[14] ZOLTNERS A A, LORIMER S E. Sales territory alignment: An overlooked productivity tool[J]. Journal of Personal Selling &amp; Sales Management, 2000, 20(3): 139-150.</w:t>
       </w:r>
     </w:p>
     <w:bookmarkEnd w:id="125"/>
@@ -19243,16 +19138,7 @@
         <w:pStyle w:val="Bibliography"/>
       </w:pPr>
       <w:r>
-        <w:t xml:space="preserve">[15]</w:t>
-      </w:r>
-      <w:r>
-        <w:t xml:space="preserve"> </w:t>
-      </w:r>
-      <w:r>
-        <w:t xml:space="preserve">	</w:t>
-      </w:r>
-      <w:r>
-        <w:t xml:space="preserve">ZS ASSOCIATES. Study: Sales force effectiveness initiatives in medtech industry can boost performance up to 8 percent[Z]. PR Newswire, 2016.</w:t>
+        <w:t xml:space="preserve">[15] ZS ASSOCIATES. Study: Sales force effectiveness initiatives in medtech industry can boost performance up to 8 percent[Z]. PR Newswire, 2016.</w:t>
       </w:r>
     </w:p>
     <w:bookmarkEnd w:id="126"/>
@@ -19262,16 +19148,7 @@
         <w:pStyle w:val="Bibliography"/>
       </w:pPr>
       <w:r>
-        <w:t xml:space="preserve">[16]</w:t>
-      </w:r>
-      <w:r>
-        <w:t xml:space="preserve"> </w:t>
-      </w:r>
-      <w:r>
-        <w:t xml:space="preserve">	</w:t>
-      </w:r>
-      <w:r>
-        <w:t xml:space="preserve">CHRESSANTHIS G A, MANTRALA M. Sales analytics and big data developments needed now to address practitioner-identified emerging biopharmaceutical sales force strategic and operational issues[J]. Journal of the Pharmaceutical Management Science Association, 2016.</w:t>
+        <w:t xml:space="preserve">[16] CHRESSANTHIS G A, MANTRALA M. Sales analytics and big data developments needed now to address practitioner-identified emerging biopharmaceutical sales force strategic and operational issues[J]. Journal of the Pharmaceutical Management Science Association, 2016.</w:t>
       </w:r>
     </w:p>
     <w:bookmarkEnd w:id="127"/>
@@ -19281,16 +19158,7 @@
         <w:pStyle w:val="Bibliography"/>
       </w:pPr>
       <w:r>
-        <w:t xml:space="preserve">[17]</w:t>
-      </w:r>
-      <w:r>
-        <w:t xml:space="preserve"> </w:t>
-      </w:r>
-      <w:r>
-        <w:t xml:space="preserve">	</w:t>
-      </w:r>
-      <w:r>
-        <w:t xml:space="preserve">KALCSICS J, NICKEL S, SCHRÖDER M. Towards a unified territory design approach – Applications, algorithms and GIS integration: 71[R]. Berichte des Fraunhofer ITWM, 2005.</w:t>
+        <w:t xml:space="preserve">[17] KALCSICS J, NICKEL S, SCHRÖDER M. Towards a unified territory design approach – Applications, algorithms and GIS integration: 71[R]. Berichte des Fraunhofer ITWM, 2005.</w:t>
       </w:r>
     </w:p>
     <w:bookmarkEnd w:id="128"/>
@@ -19300,16 +19168,7 @@
         <w:pStyle w:val="Bibliography"/>
       </w:pPr>
       <w:r>
-        <w:t xml:space="preserve">[18]</w:t>
-      </w:r>
-      <w:r>
-        <w:t xml:space="preserve"> </w:t>
-      </w:r>
-      <w:r>
-        <w:t xml:space="preserve">	</w:t>
-      </w:r>
-      <w:r>
-        <w:t xml:space="preserve">ZOLTNERS A A, SINHA P, LORIMER S E. The Power of Sales Analytics[M]. Evanston: ZS Associates, 2014.</w:t>
+        <w:t xml:space="preserve">[18] ZOLTNERS A A, SINHA P, LORIMER S E. The Power of Sales Analytics[M]. Evanston: ZS Associates, 2014.</w:t>
       </w:r>
     </w:p>
     <w:bookmarkEnd w:id="129"/>
@@ -19325,9 +19184,6 @@
         <w:t xml:space="preserve"> </w:t>
       </w:r>
       <w:r>
-        <w:t xml:space="preserve">	</w:t>
-      </w:r>
-      <w:r>
         <w:rPr>
           <w:rFonts w:hint="eastAsia"/>
         </w:rPr>
@@ -19395,9 +19251,6 @@
         <w:t xml:space="preserve"> </w:t>
       </w:r>
       <w:r>
-        <w:t xml:space="preserve">	</w:t>
-      </w:r>
-      <w:r>
         <w:rPr>
           <w:rFonts w:hint="eastAsia"/>
         </w:rPr>
@@ -19459,13 +19312,7 @@
         <w:pStyle w:val="Bibliography"/>
       </w:pPr>
       <w:r>
-        <w:t xml:space="preserve">[21]</w:t>
-      </w:r>
-      <w:r>
-        <w:t xml:space="preserve"> </w:t>
-      </w:r>
-      <w:r>
-        <w:t xml:space="preserve">	</w:t>
+        <w:t xml:space="preserve">[21] </w:t>
       </w:r>
       <w:r>
         <w:rPr>
@@ -19502,13 +19349,7 @@
         <w:pStyle w:val="Bibliography"/>
       </w:pPr>
       <w:r>
-        <w:t xml:space="preserve">[22]</w:t>
-      </w:r>
-      <w:r>
-        <w:t xml:space="preserve"> </w:t>
-      </w:r>
-      <w:r>
-        <w:t xml:space="preserve">	</w:t>
+        <w:t xml:space="preserve">[22] </w:t>
       </w:r>
       <w:r>
         <w:rPr>
@@ -19583,13 +19424,7 @@
         <w:pStyle w:val="Bibliography"/>
       </w:pPr>
       <w:r>
-        <w:t xml:space="preserve">[23]</w:t>
-      </w:r>
-      <w:r>
-        <w:t xml:space="preserve"> </w:t>
-      </w:r>
-      <w:r>
-        <w:t xml:space="preserve">	</w:t>
+        <w:t xml:space="preserve">[23] </w:t>
       </w:r>
       <w:r>
         <w:rPr>
@@ -19635,13 +19470,7 @@
         <w:pStyle w:val="Bibliography"/>
       </w:pPr>
       <w:r>
-        <w:t xml:space="preserve">[24]</w:t>
-      </w:r>
-      <w:r>
-        <w:t xml:space="preserve"> </w:t>
-      </w:r>
-      <w:r>
-        <w:t xml:space="preserve">	</w:t>
+        <w:t xml:space="preserve">[24] </w:t>
       </w:r>
       <w:r>
         <w:rPr>
@@ -19705,13 +19534,7 @@
         <w:pStyle w:val="Bibliography"/>
       </w:pPr>
       <w:r>
-        <w:t xml:space="preserve">[25]</w:t>
-      </w:r>
-      <w:r>
-        <w:t xml:space="preserve"> </w:t>
-      </w:r>
-      <w:r>
-        <w:t xml:space="preserve">	</w:t>
+        <w:t xml:space="preserve">[25] </w:t>
       </w:r>
       <w:r>
         <w:rPr>
@@ -19775,13 +19598,7 @@
         <w:pStyle w:val="Bibliography"/>
       </w:pPr>
       <w:r>
-        <w:t xml:space="preserve">[26]</w:t>
-      </w:r>
-      <w:r>
-        <w:t xml:space="preserve"> </w:t>
-      </w:r>
-      <w:r>
-        <w:t xml:space="preserve">	</w:t>
+        <w:t xml:space="preserve">[26] </w:t>
       </w:r>
       <w:r>
         <w:rPr>
@@ -19818,13 +19635,7 @@
         <w:pStyle w:val="Bibliography"/>
       </w:pPr>
       <w:r>
-        <w:t xml:space="preserve">[27]</w:t>
-      </w:r>
-      <w:r>
-        <w:t xml:space="preserve"> </w:t>
-      </w:r>
-      <w:r>
-        <w:t xml:space="preserve">	</w:t>
+        <w:t xml:space="preserve">[27] </w:t>
       </w:r>
       <w:r>
         <w:rPr>
@@ -19861,13 +19672,7 @@
         <w:pStyle w:val="Bibliography"/>
       </w:pPr>
       <w:r>
-        <w:t xml:space="preserve">[28]</w:t>
-      </w:r>
-      <w:r>
-        <w:t xml:space="preserve"> </w:t>
-      </w:r>
-      <w:r>
-        <w:t xml:space="preserve">	</w:t>
+        <w:t xml:space="preserve">[28] </w:t>
       </w:r>
       <w:r>
         <w:rPr>
@@ -19910,9 +19715,6 @@
         <w:t xml:space="preserve"> </w:t>
       </w:r>
       <w:r>
-        <w:t xml:space="preserve">	</w:t>
-      </w:r>
-      <w:r>
         <w:rPr>
           <w:rFonts w:hint="eastAsia"/>
         </w:rPr>
@@ -19974,16 +19776,7 @@
         <w:pStyle w:val="Bibliography"/>
       </w:pPr>
       <w:r>
-        <w:t xml:space="preserve">[30]</w:t>
-      </w:r>
-      <w:r>
-        <w:t xml:space="preserve"> </w:t>
-      </w:r>
-      <w:r>
-        <w:t xml:space="preserve">	</w:t>
-      </w:r>
-      <w:r>
-        <w:t xml:space="preserve">KUHN H W. The Hungarian method for the assignment problem[J]. Naval Research Logistics Quarterly, 1955, 2(1-2): 83-97.</w:t>
+        <w:t xml:space="preserve">[30] KUHN H W. The Hungarian method for the assignment problem[J]. Naval Research Logistics Quarterly, 1955, 2(1-2): 83-97.</w:t>
       </w:r>
     </w:p>
     <w:bookmarkEnd w:id="142"/>
@@ -19993,16 +19786,7 @@
         <w:pStyle w:val="Bibliography"/>
       </w:pPr>
       <w:r>
-        <w:t xml:space="preserve">[31]</w:t>
-      </w:r>
-      <w:r>
-        <w:t xml:space="preserve"> </w:t>
-      </w:r>
-      <w:r>
-        <w:t xml:space="preserve">	</w:t>
-      </w:r>
-      <w:r>
-        <w:t xml:space="preserve">KIRKPATRICK S, GELATT C D, VECCHI M P. Optimization by simulated annealing[J]. Science, 1983, 220(4598): 671-680.</w:t>
+        <w:t xml:space="preserve">[31] KIRKPATRICK S, GELATT C D, VECCHI M P. Optimization by simulated annealing[J]. Science, 1983, 220(4598): 671-680.</w:t>
       </w:r>
     </w:p>
     <w:bookmarkEnd w:id="143"/>

--- a/docs/thesis.docx
+++ b/docs/thesis.docx
@@ -3056,7 +3056,7 @@
     </w:p>
     <w:bookmarkEnd w:id="46"/>
     <w:bookmarkEnd w:id="47"/>
-    <w:bookmarkStart w:id="96" w:name="第三章-制药企业-sfe-辖区管理痛点的行业调研验证"/>
+    <w:bookmarkStart w:id="92" w:name="第三章-制药企业-sfe-辖区管理痛点的行业调研验证"/>
     <w:p>
       <w:pPr>
         <w:pStyle w:val="Heading1"/>
@@ -4089,28 +4089,28 @@
         <w:rPr>
           <w:rFonts w:hint="eastAsia"/>
         </w:rPr>
-        <w:t xml:space="preserve">管理者（区域经理、省经理、大区经理）、一线医药代表、SFE</w:t>
-      </w:r>
-      <w:r>
-        <w:t xml:space="preserve"> </w:t>
-      </w:r>
-      <w:r>
-        <w:rPr>
-          <w:rFonts w:hint="eastAsia"/>
-        </w:rPr>
-        <w:t xml:space="preserve">数据分析师以及销售运营或咨询顾问四类岗位。受访者由作者通过行业人脉招募，每位受访者先完成</w:t>
-      </w:r>
-      <w:r>
-        <w:t xml:space="preserve"> 16 </w:t>
-      </w:r>
-      <w:r>
-        <w:rPr>
-          <w:rFonts w:hint="eastAsia"/>
-        </w:rPr>
-        <w:t xml:space="preserve">道封闭式问卷（10-12</w:t>
-      </w:r>
-      <w:r>
-        <w:t xml:space="preserve"> </w:t>
+        <w:t xml:space="preserve">管理层、销售管理者（区域经理、省经理、大区经理）以及</w:t>
+      </w:r>
+      <w:r>
+        <w:t xml:space="preserve"> SFE </w:t>
+      </w:r>
+      <w:r>
+        <w:rPr>
+          <w:rFonts w:hint="eastAsia"/>
+        </w:rPr>
+        <w:t xml:space="preserve">分析师三类岗位，均为具备辖区分配实务经验的从业者。受访者由作者通过行业人脉招募，每位受访者先完成</w:t>
+      </w:r>
+      <w:r>
+        <w:t xml:space="preserve"> 14 </w:t>
+      </w:r>
+      <w:r>
+        <w:rPr>
+          <w:rFonts w:hint="eastAsia"/>
+        </w:rPr>
+        <w:t xml:space="preserve">道封闭式问卷（约</w:t>
+      </w:r>
+      <w:r>
+        <w:t xml:space="preserve"> 10 </w:t>
       </w:r>
       <w:r>
         <w:rPr>
@@ -4294,13 +4294,34 @@
               <w:ind w:firstLine="0" w:firstLineChars="0"/>
             </w:pPr>
             <w:r>
+              <w:t xml:space="preserve">SFE </w:t>
+            </w:r>
+            <w:r>
+              <w:rPr>
+                <w:rFonts w:hint="eastAsia"/>
+              </w:rPr>
+              <w:t xml:space="preserve">管理层</w:t>
+            </w:r>
+            <w:r>
+              <w:t xml:space="preserve"> 3 </w:t>
+            </w:r>
+            <w:r>
+              <w:rPr>
+                <w:rFonts w:hint="eastAsia"/>
+              </w:rPr>
+              <w:t xml:space="preserve">名</w:t>
+            </w:r>
+            <w:r>
+              <w:t xml:space="preserve"> / </w:t>
+            </w:r>
+            <w:r>
               <w:rPr>
                 <w:rFonts w:hint="eastAsia"/>
               </w:rPr>
               <w:t xml:space="preserve">销售管理者</w:t>
             </w:r>
             <w:r>
-              <w:t xml:space="preserve"> 3 </w:t>
+              <w:t xml:space="preserve"> 4 </w:t>
             </w:r>
             <w:r>
               <w:rPr>
@@ -4309,24 +4330,6 @@
               <w:t xml:space="preserve">名</w:t>
             </w:r>
             <w:r>
-              <w:t xml:space="preserve"> / </w:t>
-            </w:r>
-            <w:r>
-              <w:rPr>
-                <w:rFonts w:hint="eastAsia"/>
-              </w:rPr>
-              <w:t xml:space="preserve">一线医药代表</w:t>
-            </w:r>
-            <w:r>
-              <w:t xml:space="preserve"> 4 </w:t>
-            </w:r>
-            <w:r>
-              <w:rPr>
-                <w:rFonts w:hint="eastAsia"/>
-              </w:rPr>
-              <w:t xml:space="preserve">名</w:t>
-            </w:r>
-            <w:r>
               <w:t xml:space="preserve"> / SFE </w:t>
             </w:r>
             <w:r>
@@ -4336,25 +4339,7 @@
               <w:t xml:space="preserve">分析师</w:t>
             </w:r>
             <w:r>
-              <w:t xml:space="preserve"> 3 </w:t>
-            </w:r>
-            <w:r>
-              <w:rPr>
-                <w:rFonts w:hint="eastAsia"/>
-              </w:rPr>
-              <w:t xml:space="preserve">名</w:t>
-            </w:r>
-            <w:r>
-              <w:t xml:space="preserve"> / </w:t>
-            </w:r>
-            <w:r>
-              <w:rPr>
-                <w:rFonts w:hint="eastAsia"/>
-              </w:rPr>
-              <w:t xml:space="preserve">销售运营或咨询顾问</w:t>
-            </w:r>
-            <w:r>
-              <w:t xml:space="preserve"> 2 </w:t>
+              <w:t xml:space="preserve"> 5 </w:t>
             </w:r>
             <w:r>
               <w:rPr>
@@ -4561,7 +4546,7 @@
               <w:rPr>
                 <w:rFonts w:hint="eastAsia"/>
               </w:rPr>
-              <w:t xml:space="preserve">产品线</w:t>
+              <w:t xml:space="preserve">组织销售人员规模</w:t>
             </w:r>
           </w:p>
         </w:tc>
@@ -4573,13 +4558,16 @@
               <w:ind w:firstLine="0" w:firstLineChars="0"/>
             </w:pPr>
             <w:r>
-              <w:rPr>
-                <w:rFonts w:hint="eastAsia"/>
-              </w:rPr>
-              <w:t xml:space="preserve">处方药专科</w:t>
-            </w:r>
-            <w:r>
-              <w:t xml:space="preserve"> 5 </w:t>
+              <w:t xml:space="preserve">200 </w:t>
+            </w:r>
+            <w:r>
+              <w:rPr>
+                <w:rFonts w:hint="eastAsia"/>
+              </w:rPr>
+              <w:t xml:space="preserve">人以下</w:t>
+            </w:r>
+            <w:r>
+              <w:t xml:space="preserve"> 2 </w:t>
             </w:r>
             <w:r>
               <w:rPr>
@@ -4588,144 +4576,52 @@
               <w:t xml:space="preserve">名</w:t>
             </w:r>
             <w:r>
-              <w:t xml:space="preserve"> / </w:t>
-            </w:r>
-            <w:r>
-              <w:rPr>
-                <w:rFonts w:hint="eastAsia"/>
-              </w:rPr>
-              <w:t xml:space="preserve">处方药普药</w:t>
+              <w:t xml:space="preserve"> / 200-500 </w:t>
+            </w:r>
+            <w:r>
+              <w:rPr>
+                <w:rFonts w:hint="eastAsia"/>
+              </w:rPr>
+              <w:t xml:space="preserve">人</w:t>
+            </w:r>
+            <w:r>
+              <w:t xml:space="preserve"> 3 </w:t>
+            </w:r>
+            <w:r>
+              <w:rPr>
+                <w:rFonts w:hint="eastAsia"/>
+              </w:rPr>
+              <w:t xml:space="preserve">名</w:t>
+            </w:r>
+            <w:r>
+              <w:t xml:space="preserve"> / 500-1000 </w:t>
+            </w:r>
+            <w:r>
+              <w:rPr>
+                <w:rFonts w:hint="eastAsia"/>
+              </w:rPr>
+              <w:t xml:space="preserve">人</w:t>
+            </w:r>
+            <w:r>
+              <w:t xml:space="preserve"> 3 </w:t>
+            </w:r>
+            <w:r>
+              <w:rPr>
+                <w:rFonts w:hint="eastAsia"/>
+              </w:rPr>
+              <w:t xml:space="preserve">名</w:t>
+            </w:r>
+            <w:r>
+              <w:t xml:space="preserve"> / 1000 </w:t>
+            </w:r>
+            <w:r>
+              <w:rPr>
+                <w:rFonts w:hint="eastAsia"/>
+              </w:rPr>
+              <w:t xml:space="preserve">人以上</w:t>
             </w:r>
             <w:r>
               <w:t xml:space="preserve"> 4 </w:t>
-            </w:r>
-            <w:r>
-              <w:rPr>
-                <w:rFonts w:hint="eastAsia"/>
-              </w:rPr>
-              <w:t xml:space="preserve">名</w:t>
-            </w:r>
-            <w:r>
-              <w:t xml:space="preserve"> / OTC 1 </w:t>
-            </w:r>
-            <w:r>
-              <w:rPr>
-                <w:rFonts w:hint="eastAsia"/>
-              </w:rPr>
-              <w:t xml:space="preserve">名</w:t>
-            </w:r>
-            <w:r>
-              <w:t xml:space="preserve"> / </w:t>
-            </w:r>
-            <w:r>
-              <w:rPr>
-                <w:rFonts w:hint="eastAsia"/>
-              </w:rPr>
-              <w:t xml:space="preserve">多产品线</w:t>
-            </w:r>
-            <w:r>
-              <w:t xml:space="preserve"> 2 </w:t>
-            </w:r>
-            <w:r>
-              <w:rPr>
-                <w:rFonts w:hint="eastAsia"/>
-              </w:rPr>
-              <w:t xml:space="preserve">名</w:t>
-            </w:r>
-          </w:p>
-        </w:tc>
-      </w:tr>
-      <w:tr>
-        <w:trPr>
-          <w:cantSplit/>
-        </w:trPr>
-        <w:tc>
-          <w:tcPr/>
-          <w:p>
-            <w:pPr>
-              <w:pStyle w:val="Compact"/>
-              <w:ind w:firstLine="0" w:firstLineChars="0"/>
-            </w:pPr>
-            <w:r>
-              <w:rPr>
-                <w:rFonts w:hint="eastAsia"/>
-              </w:rPr>
-              <w:t xml:space="preserve">辖区数量经验</w:t>
-            </w:r>
-          </w:p>
-        </w:tc>
-        <w:tc>
-          <w:tcPr/>
-          <w:p>
-            <w:pPr>
-              <w:pStyle w:val="Compact"/>
-              <w:ind w:firstLine="0" w:firstLineChars="0"/>
-            </w:pPr>
-            <w:r>
-              <w:t xml:space="preserve">1-3 </w:t>
-            </w:r>
-            <w:r>
-              <w:rPr>
-                <w:rFonts w:hint="eastAsia"/>
-              </w:rPr>
-              <w:t xml:space="preserve">个</w:t>
-            </w:r>
-            <w:r>
-              <w:t xml:space="preserve"> 2 </w:t>
-            </w:r>
-            <w:r>
-              <w:rPr>
-                <w:rFonts w:hint="eastAsia"/>
-              </w:rPr>
-              <w:t xml:space="preserve">名</w:t>
-            </w:r>
-            <w:r>
-              <w:t xml:space="preserve"> / 4-10 </w:t>
-            </w:r>
-            <w:r>
-              <w:rPr>
-                <w:rFonts w:hint="eastAsia"/>
-              </w:rPr>
-              <w:t xml:space="preserve">个</w:t>
-            </w:r>
-            <w:r>
-              <w:t xml:space="preserve"> 5 </w:t>
-            </w:r>
-            <w:r>
-              <w:rPr>
-                <w:rFonts w:hint="eastAsia"/>
-              </w:rPr>
-              <w:t xml:space="preserve">名</w:t>
-            </w:r>
-            <w:r>
-              <w:t xml:space="preserve"> / 11-30 </w:t>
-            </w:r>
-            <w:r>
-              <w:rPr>
-                <w:rFonts w:hint="eastAsia"/>
-              </w:rPr>
-              <w:t xml:space="preserve">个</w:t>
-            </w:r>
-            <w:r>
-              <w:t xml:space="preserve"> 4 </w:t>
-            </w:r>
-            <w:r>
-              <w:rPr>
-                <w:rFonts w:hint="eastAsia"/>
-              </w:rPr>
-              <w:t xml:space="preserve">名</w:t>
-            </w:r>
-            <w:r>
-              <w:t xml:space="preserve"> / &gt;30 </w:t>
-            </w:r>
-            <w:r>
-              <w:rPr>
-                <w:rFonts w:hint="eastAsia"/>
-              </w:rPr>
-              <w:t xml:space="preserve">个</w:t>
-            </w:r>
-            <w:r>
-              <w:t xml:space="preserve"> 1 </w:t>
             </w:r>
             <w:r>
               <w:rPr>
@@ -4815,7 +4711,7 @@
         <w:t xml:space="preserve">数据来源：作者整理调研问卷</w:t>
       </w:r>
       <w:r>
-        <w:t xml:space="preserve"> A1-A5 </w:t>
+        <w:t xml:space="preserve"> A1-A4 </w:t>
       </w:r>
       <w:r>
         <w:rPr>
@@ -4832,7 +4728,7 @@
         <w:rPr>
           <w:rFonts w:hint="eastAsia"/>
         </w:rPr>
-        <w:t xml:space="preserve">样本覆盖管理与一线两类视角、跨国与本土两类企业，从业年限以</w:t>
+        <w:t xml:space="preserve">样本覆盖管理层与分析师两类视角、跨国与本土两类企业，从业年限以</w:t>
       </w:r>
       <w:r>
         <w:t xml:space="preserve"> 5-10 </w:t>
@@ -4841,7 +4737,7 @@
         <w:rPr>
           <w:rFonts w:hint="eastAsia"/>
         </w:rPr>
-        <w:t xml:space="preserve">年的中坚岗位为主。受样本规模所限，本调研定位为辅助性的探索性研究，结果以描述性统计形式呈现（均值、入选率、频次分布），不进行推断性统计检验；原始问卷数据已脱敏处理，受访者身份不予披露。完整问卷题本与访谈大纲见附录</w:t>
+        <w:t xml:space="preserve">年的中坚岗位为主，所在组织覆盖从中型药企到大型跨国企业的多种规模。受样本规模所限，本调研定位为辅助性的探索性研究，结果以描述性统计形式呈现（均值、入选率、频次分布），不进行推断性统计检验；原始问卷数据已脱敏处理，受访者身份不予披露。完整问卷题本与访谈大纲见附录</w:t>
       </w:r>
       <w:r>
         <w:t xml:space="preserve"> A。</w:t>
@@ -4849,7 +4745,7 @@
     </w:p>
     <w:bookmarkEnd w:id="65"/>
     <w:bookmarkEnd w:id="66"/>
-    <w:bookmarkStart w:id="93" w:name="调研结果分析"/>
+    <w:bookmarkStart w:id="89" w:name="调研结果分析"/>
     <w:p>
       <w:pPr>
         <w:pStyle w:val="Heading2"/>
@@ -4914,7 +4810,16 @@
         <w:rPr>
           <w:rFonts w:hint="eastAsia"/>
         </w:rPr>
-        <w:t xml:space="preserve">多选题结果显示，销量与市场潜力是受访者公认的核心维度，入选率分别为</w:t>
+        <w:t xml:space="preserve">多选题给出四个候选维度（销量、潜力、HCP</w:t>
+      </w:r>
+      <w:r>
+        <w:t xml:space="preserve"> </w:t>
+      </w:r>
+      <w:r>
+        <w:rPr>
+          <w:rFonts w:hint="eastAsia"/>
+        </w:rPr>
+        <w:t xml:space="preserve">数量、医院市场份额）外加”其他”开放项，结果显示销量与市场潜力是受访者公认的核心维度，入选率分别为</w:t>
       </w:r>
       <w:r>
         <w:t xml:space="preserve"> 92% </w:t>
@@ -4941,16 +4846,16 @@
         <w:rPr>
           <w:rFonts w:hint="eastAsia"/>
         </w:rPr>
-        <w:t xml:space="preserve">数量与医院市场份额作为补充维度（58%</w:t>
-      </w:r>
-      <w:r>
-        <w:t xml:space="preserve"> / </w:t>
-      </w:r>
-      <w:r>
-        <w:rPr>
-          <w:rFonts w:hint="eastAsia"/>
-        </w:rPr>
-        <w:t xml:space="preserve">50%）；医院等级、客户级别、地理可达性、产品矩阵贡献等其余维度入选率均低于</w:t>
+        <w:t xml:space="preserve">数量与医院市场份额作为补充维度入选率分别为</w:t>
+      </w:r>
+      <w:r>
+        <w:t xml:space="preserve"> 58% </w:t>
+      </w:r>
+      <w:r>
+        <w:rPr>
+          <w:rFonts w:hint="eastAsia"/>
+        </w:rPr>
+        <w:t xml:space="preserve">与</w:t>
       </w:r>
       <w:r>
         <w:t xml:space="preserve"> </w:t>
@@ -4969,6 +4874,18 @@
           <w:rFonts w:hint="eastAsia"/>
         </w:rPr>
         <w:t xml:space="preserve">上层）。</w:t>
+      </w:r>
+      <w:r>
+        <w:rPr>
+          <w:rFonts w:hint="eastAsia"/>
+        </w:rPr>
+        <w:t xml:space="preserve">“其他”</w:t>
+      </w:r>
+      <w:r>
+        <w:rPr>
+          <w:rFonts w:hint="eastAsia"/>
+        </w:rPr>
+        <w:t xml:space="preserve">开放项偶有受访者填写”医院等级”或”重点客户分层”，但未形成集中诉求。</w:t>
       </w:r>
     </w:p>
     <w:p>
@@ -5105,16 +5022,16 @@
         <w:rPr>
           <w:rFonts w:hint="eastAsia"/>
         </w:rPr>
-        <w:t xml:space="preserve">5%，其余维度合计低于</w:t>
-      </w:r>
-      <w:r>
-        <w:t xml:space="preserve"> </w:t>
-      </w:r>
-      <w:r>
-        <w:rPr>
-          <w:rFonts w:hint="eastAsia"/>
-        </w:rPr>
-        <w:t xml:space="preserve">5%（图</w:t>
+        <w:t xml:space="preserve">5%、其他</w:t>
+      </w:r>
+      <w:r>
+        <w:t xml:space="preserve"> </w:t>
+      </w:r>
+      <w:r>
+        <w:rPr>
+          <w:rFonts w:hint="eastAsia"/>
+        </w:rPr>
+        <w:t xml:space="preserve">1%（图</w:t>
       </w:r>
       <w:r>
         <w:t xml:space="preserve"> 3-5 </w:t>
@@ -5358,7 +5275,7 @@
       <w:r>
         <w:drawing>
           <wp:inline>
-            <wp:extent cx="5393341" cy="5717023"/>
+            <wp:extent cx="5537200" cy="5869515"/>
             <wp:effectExtent b="0" l="0" r="0" t="0"/>
             <wp:docPr descr="图 3-6 七项核心考量因素重要性（5 分制均值）" title="" id="72" name="Picture"/>
             <a:graphic>
@@ -5379,7 +5296,7 @@
                   <pic:spPr bwMode="auto">
                     <a:xfrm>
                       <a:off x="0" y="0"/>
-                      <a:ext cx="5393341" cy="5717023"/>
+                      <a:ext cx="5537200" cy="5869515"/>
                     </a:xfrm>
                     <a:prstGeom prst="rect">
                       <a:avLst/>
@@ -5682,7 +5599,7 @@
       <w:r>
         <w:drawing>
           <wp:inline>
-            <wp:extent cx="5386873" cy="3063551"/>
+            <wp:extent cx="5537200" cy="3149042"/>
             <wp:effectExtent b="0" l="0" r="0" t="0"/>
             <wp:docPr descr="图 3-7 大医院虚拟拆分阈值频次分布（D1）" title="" id="76" name="Picture"/>
             <a:graphic>
@@ -5703,7 +5620,7 @@
                   <pic:spPr bwMode="auto">
                     <a:xfrm>
                       <a:off x="0" y="0"/>
-                      <a:ext cx="5386873" cy="3063551"/>
+                      <a:ext cx="5537200" cy="3149042"/>
                     </a:xfrm>
                     <a:prstGeom prst="rect">
                       <a:avLst/>
@@ -5893,7 +5810,7 @@
       <w:r>
         <w:drawing>
           <wp:inline>
-            <wp:extent cx="5393297" cy="3275214"/>
+            <wp:extent cx="5537200" cy="3362602"/>
             <wp:effectExtent b="0" l="0" r="0" t="0"/>
             <wp:docPr descr="图 3-8 单代表覆盖城市数上限分布（D4）" title="" id="79" name="Picture"/>
             <a:graphic>
@@ -5914,7 +5831,7 @@
                   <pic:spPr bwMode="auto">
                     <a:xfrm>
                       <a:off x="0" y="0"/>
-                      <a:ext cx="5393297" cy="3275214"/>
+                      <a:ext cx="5537200" cy="3362602"/>
                     </a:xfrm>
                     <a:prstGeom prst="rect">
                       <a:avLst/>
@@ -6146,7 +6063,7 @@
       <w:r>
         <w:drawing>
           <wp:inline>
-            <wp:extent cx="5389972" cy="3990109"/>
+            <wp:extent cx="5537200" cy="4099099"/>
             <wp:effectExtent b="0" l="0" r="0" t="0"/>
             <wp:docPr descr="图 3-9 单辖区 Index 上下浮动容忍度分布（D2）" title="" id="82" name="Picture"/>
             <a:graphic>
@@ -6167,7 +6084,7 @@
                   <pic:spPr bwMode="auto">
                     <a:xfrm>
                       <a:off x="0" y="0"/>
-                      <a:ext cx="5389972" cy="3990109"/>
+                      <a:ext cx="5537200" cy="4099099"/>
                     </a:xfrm>
                     <a:prstGeom prst="rect">
                       <a:avLst/>
@@ -6236,7 +6153,7 @@
       </w:r>
     </w:p>
     <w:bookmarkEnd w:id="84"/>
-    <w:bookmarkStart w:id="88" w:name="客户关系的差异化保护层级"/>
+    <w:bookmarkStart w:id="88" w:name="算法接受度与人机协同的偏好"/>
     <w:p>
       <w:pPr>
         <w:pStyle w:val="Heading3"/>
@@ -6248,7 +6165,7 @@
         <w:rPr>
           <w:rFonts w:hint="eastAsia"/>
         </w:rPr>
-        <w:t xml:space="preserve">客户关系的差异化保护层级</w:t>
+        <w:t xml:space="preserve">算法接受度与人机协同的偏好</w:t>
       </w:r>
     </w:p>
     <w:p>
@@ -6259,16 +6176,16 @@
         <w:rPr>
           <w:rFonts w:hint="eastAsia"/>
         </w:rPr>
-        <w:t xml:space="preserve">调研第四组题目（E1）让受访者对辖区调整时六类客户关系的”必须保护程度”逐行打分。结果呈现出清晰的两层结构（图</w:t>
-      </w:r>
-      <w:r>
-        <w:t xml:space="preserve"> </w:t>
-      </w:r>
-      <w:r>
-        <w:rPr>
-          <w:rFonts w:hint="eastAsia"/>
-        </w:rPr>
-        <w:t xml:space="preserve">3-10）：</w:t>
+        <w:t xml:space="preserve">调研最后一组题目（G1，三组成对比较）测量受访者在算法决策上的方案偏好。结果如图</w:t>
+      </w:r>
+      <w:r>
+        <w:t xml:space="preserve"> 3-10 </w:t>
+      </w:r>
+      <w:r>
+        <w:rPr>
+          <w:rFonts w:hint="eastAsia"/>
+        </w:rPr>
+        <w:t xml:space="preserve">所示：</w:t>
       </w:r>
     </w:p>
     <w:p>
@@ -6282,43 +6199,44 @@
       <w:r>
         <w:rPr>
           <w:rFonts w:hint="eastAsia"/>
-          <w:b/>
-          <w:bCs/>
-        </w:rPr>
-        <w:t xml:space="preserve">必须保护层（均值≥4.5）</w:t>
-      </w:r>
-      <w:r>
-        <w:rPr>
-          <w:rFonts w:hint="eastAsia"/>
-        </w:rPr>
-        <w:t xml:space="preserve">：一线代表与</w:t>
-      </w:r>
-      <w:r>
-        <w:t xml:space="preserve"> KOL </w:t>
-      </w:r>
-      <w:r>
-        <w:rPr>
-          <w:rFonts w:hint="eastAsia"/>
-        </w:rPr>
-        <w:t xml:space="preserve">客户的关系（4.7）、重点大医院（Index</w:t>
-      </w:r>
-      <w:r>
-        <w:t xml:space="preserve"> </w:t>
-      </w:r>
-      <w:r>
-        <w:rPr>
-          <w:rFonts w:hint="eastAsia"/>
-        </w:rPr>
-        <w:t xml:space="preserve">排名前</w:t>
-      </w:r>
-      <w:r>
-        <w:t xml:space="preserve"> </w:t>
-      </w:r>
-      <w:r>
-        <w:rPr>
-          <w:rFonts w:hint="eastAsia"/>
-        </w:rPr>
-        <w:t xml:space="preserve">10%）的代表-医院关系（4.6）、历史只属于一个辖区的城市的代表-城市关系（4.5）。</w:t>
+        </w:rPr>
+        <w:t xml:space="preserve">第一组（Index</w:t>
+      </w:r>
+      <w:r>
+        <w:t xml:space="preserve"> </w:t>
+      </w:r>
+      <w:r>
+        <w:rPr>
+          <w:rFonts w:hint="eastAsia"/>
+        </w:rPr>
+        <w:t xml:space="preserve">完美均衡</w:t>
+      </w:r>
+      <w:r>
+        <w:t xml:space="preserve"> vs </w:t>
+      </w:r>
+      <w:r>
+        <w:rPr>
+          <w:rFonts w:hint="eastAsia"/>
+        </w:rPr>
+        <w:t xml:space="preserve">客户保留率</w:t>
+      </w:r>
+      <w:r>
+        <w:t xml:space="preserve"> </w:t>
+      </w:r>
+      <w:r>
+        <w:rPr>
+          <w:rFonts w:hint="eastAsia"/>
+        </w:rPr>
+        <w:t xml:space="preserve">92%）：67%</w:t>
+      </w:r>
+      <w:r>
+        <w:t xml:space="preserve"> </w:t>
+      </w:r>
+      <w:r>
+        <w:rPr>
+          <w:rFonts w:hint="eastAsia"/>
+        </w:rPr>
+        <w:t xml:space="preserve">选择保留率优先；</w:t>
       </w:r>
     </w:p>
     <w:p>
@@ -6332,49 +6250,68 @@
       <w:r>
         <w:rPr>
           <w:rFonts w:hint="eastAsia"/>
-          <w:b/>
-          <w:bCs/>
-        </w:rPr>
-        <w:t xml:space="preserve">可调整层（均值</w:t>
-      </w:r>
-      <w:r>
-        <w:rPr>
-          <w:b/>
-          <w:bCs/>
-        </w:rPr>
-        <w:t xml:space="preserve"> </w:t>
-      </w:r>
-      <w:r>
-        <w:rPr>
-          <w:rFonts w:hint="eastAsia"/>
-          <w:b/>
-          <w:bCs/>
-        </w:rPr>
-        <w:t xml:space="preserve">3.0-3.4）</w:t>
-      </w:r>
-      <w:r>
-        <w:rPr>
-          <w:rFonts w:hint="eastAsia"/>
-        </w:rPr>
-        <w:t xml:space="preserve">：同辖区非</w:t>
-      </w:r>
-      <w:r>
-        <w:t xml:space="preserve"> KOL </w:t>
-      </w:r>
-      <w:r>
-        <w:rPr>
-          <w:rFonts w:hint="eastAsia"/>
-        </w:rPr>
-        <w:t xml:space="preserve">普通客户的关系（3.4）、普通医院（中等</w:t>
-      </w:r>
-      <w:r>
-        <w:t xml:space="preserve"> </w:t>
-      </w:r>
-      <w:r>
-        <w:rPr>
-          <w:rFonts w:hint="eastAsia"/>
-        </w:rPr>
-        <w:t xml:space="preserve">Index）的代表-医院关系（3.2）、跨多个辖区的城市内代表-医院关系（3.0）。</w:t>
+        </w:rPr>
+        <w:t xml:space="preserve">第二组（地理跨度大</w:t>
+      </w:r>
+      <w:r>
+        <w:t xml:space="preserve"> vs </w:t>
+      </w:r>
+      <w:r>
+        <w:rPr>
+          <w:rFonts w:hint="eastAsia"/>
+        </w:rPr>
+        <w:t xml:space="preserve">紧凑度优先）：58%</w:t>
+      </w:r>
+      <w:r>
+        <w:t xml:space="preserve"> </w:t>
+      </w:r>
+      <w:r>
+        <w:rPr>
+          <w:rFonts w:hint="eastAsia"/>
+        </w:rPr>
+        <w:t xml:space="preserve">选择紧凑优先；</w:t>
+      </w:r>
+    </w:p>
+    <w:p>
+      <w:pPr>
+        <w:pStyle w:val="Compact"/>
+        <w:numPr>
+          <w:ilvl w:val="0"/>
+          <w:numId w:val="1001"/>
+        </w:numPr>
+      </w:pPr>
+      <w:r>
+        <w:rPr>
+          <w:rFonts w:hint="eastAsia"/>
+        </w:rPr>
+        <w:t xml:space="preserve">第三组（算法黑盒</w:t>
+      </w:r>
+      <w:r>
+        <w:t xml:space="preserve"> vs </w:t>
+      </w:r>
+      <w:r>
+        <w:rPr>
+          <w:rFonts w:hint="eastAsia"/>
+        </w:rPr>
+        <w:t xml:space="preserve">算法</w:t>
+      </w:r>
+      <w:r>
+        <w:t xml:space="preserve"> + </w:t>
+      </w:r>
+      <w:r>
+        <w:rPr>
+          <w:rFonts w:hint="eastAsia"/>
+        </w:rPr>
+        <w:t xml:space="preserve">人工调整）：83%</w:t>
+      </w:r>
+      <w:r>
+        <w:t xml:space="preserve"> </w:t>
+      </w:r>
+      <w:r>
+        <w:rPr>
+          <w:rFonts w:hint="eastAsia"/>
+        </w:rPr>
+        <w:t xml:space="preserve">选择人机协同。</w:t>
       </w:r>
     </w:p>
     <w:p>
@@ -6384,9 +6321,9 @@
       <w:r>
         <w:drawing>
           <wp:inline>
-            <wp:extent cx="5384509" cy="2769325"/>
+            <wp:extent cx="5406043" cy="2452254"/>
             <wp:effectExtent b="0" l="0" r="0" t="0"/>
-            <wp:docPr descr="图 3-10 客户关系差异化保护程度均值（E1）" title="" id="86" name="Picture"/>
+            <wp:docPr descr="图 3-10 G1 三组成对比较结果" title="" id="86" name="Picture"/>
             <a:graphic>
               <a:graphicData uri="http://schemas.openxmlformats.org/drawingml/2006/picture">
                 <pic:pic>
@@ -6398,426 +6335,6 @@
                   </pic:nvPicPr>
                   <pic:blipFill>
                     <a:blip r:embed="rId85"/>
-                    <a:stretch>
-                      <a:fillRect/>
-                    </a:stretch>
-                  </pic:blipFill>
-                  <pic:spPr bwMode="auto">
-                    <a:xfrm>
-                      <a:off x="0" y="0"/>
-                      <a:ext cx="5384509" cy="2769325"/>
-                    </a:xfrm>
-                    <a:prstGeom prst="rect">
-                      <a:avLst/>
-                    </a:prstGeom>
-                    <a:noFill/>
-                    <a:ln w="9525">
-                      <a:noFill/>
-                      <a:headEnd/>
-                      <a:tailEnd/>
-                    </a:ln>
-                  </pic:spPr>
-                </pic:pic>
-              </a:graphicData>
-            </a:graphic>
-          </wp:inline>
-        </w:drawing>
-      </w:r>
-    </w:p>
-    <w:p>
-      <w:pPr>
-        <w:pStyle w:val="ImageCaption"/>
-      </w:pPr>
-      <w:r>
-        <w:rPr>
-          <w:rFonts w:hint="eastAsia"/>
-        </w:rPr>
-        <w:t xml:space="preserve">图</w:t>
-      </w:r>
-      <w:r>
-        <w:t xml:space="preserve"> 3-10 </w:t>
-      </w:r>
-      <w:r>
-        <w:rPr>
-          <w:rFonts w:hint="eastAsia"/>
-        </w:rPr>
-        <w:t xml:space="preserve">客户关系差异化保护程度均值（E1）</w:t>
-      </w:r>
-    </w:p>
-    <w:p>
-      <w:pPr>
-        <w:pStyle w:val="BodyText"/>
-      </w:pPr>
-      <w:r>
-        <w:rPr>
-          <w:rFonts w:hint="eastAsia"/>
-        </w:rPr>
-        <w:t xml:space="preserve">数据来源：作者整理调研问卷</w:t>
-      </w:r>
-      <w:r>
-        <w:t xml:space="preserve"> E1 </w:t>
-      </w:r>
-      <w:r>
-        <w:rPr>
-          <w:rFonts w:hint="eastAsia"/>
-        </w:rPr>
-        <w:t xml:space="preserve">题。</w:t>
-      </w:r>
-    </w:p>
-    <w:p>
-      <w:pPr>
-        <w:pStyle w:val="BodyText"/>
-      </w:pPr>
-      <w:r>
-        <w:rPr>
-          <w:rFonts w:hint="eastAsia"/>
-        </w:rPr>
-        <w:t xml:space="preserve">两层均值差距</w:t>
-      </w:r>
-      <w:r>
-        <w:t xml:space="preserve"> 1.3-1.7 </w:t>
-      </w:r>
-      <w:r>
-        <w:rPr>
-          <w:rFonts w:hint="eastAsia"/>
-        </w:rPr>
-        <w:t xml:space="preserve">个</w:t>
-      </w:r>
-      <w:r>
-        <w:t xml:space="preserve"> Likert </w:t>
-      </w:r>
-      <w:r>
-        <w:rPr>
-          <w:rFonts w:hint="eastAsia"/>
-        </w:rPr>
-        <w:t xml:space="preserve">分。访谈中的定性观察进一步验证这一分层：多位受访者反馈”大医院和</w:t>
-      </w:r>
-      <w:r>
-        <w:t xml:space="preserve"> KOL </w:t>
-      </w:r>
-      <w:r>
-        <w:rPr>
-          <w:rFonts w:hint="eastAsia"/>
-        </w:rPr>
-        <w:t xml:space="preserve">关系一旦中断，恢复需要</w:t>
-      </w:r>
-      <w:r>
-        <w:t xml:space="preserve"> 6 </w:t>
-      </w:r>
-      <w:r>
-        <w:rPr>
-          <w:rFonts w:hint="eastAsia"/>
-        </w:rPr>
-        <w:t xml:space="preserve">个月以上的客户重建，业绩损失明显；普通医院的代表更换则相对容易，3</w:t>
-      </w:r>
-      <w:r>
-        <w:t xml:space="preserve"> </w:t>
-      </w:r>
-      <w:r>
-        <w:rPr>
-          <w:rFonts w:hint="eastAsia"/>
-        </w:rPr>
-        <w:t xml:space="preserve">个月内即可恢复正常”。这种”高价值关系严守、低价值关系可让步”的业务直觉，对应到算法层面，即第四章</w:t>
-      </w:r>
-      <w:r>
-        <w:t xml:space="preserve"> 4.5.3 </w:t>
-      </w:r>
-      <w:r>
-        <w:rPr>
-          <w:rFonts w:hint="eastAsia"/>
-        </w:rPr>
-        <w:t xml:space="preserve">节</w:t>
-      </w:r>
-      <w:r>
-        <w:t xml:space="preserve"> Hungarian </w:t>
-      </w:r>
-      <w:r>
-        <w:rPr>
-          <w:rFonts w:hint="eastAsia"/>
-        </w:rPr>
-        <w:t xml:space="preserve">权重矩阵的两层差异化设计：医院级权重采用</w:t>
-      </w:r>
-      <w:r>
-        <w:t xml:space="preserve"> </w:t>
-      </w:r>
-      <m:oMath>
-        <m:sSubSup>
-          <m:e>
-            <m:r>
-              <m:rPr>
-                <m:nor/>
-                <m:sty m:val="p"/>
-              </m:rPr>
-              <m:t>idx</m:t>
-            </m:r>
-          </m:e>
-          <m:sub>
-            <m:r>
-              <m:t>h</m:t>
-            </m:r>
-          </m:sub>
-          <m:sup>
-            <m:r>
-              <m:t>2</m:t>
-            </m:r>
-          </m:sup>
-        </m:sSubSup>
-        <m:r>
-          <m:rPr>
-            <m:sty m:val="p"/>
-          </m:rPr>
-          <m:t>/</m:t>
-        </m:r>
-        <m:r>
-          <m:t>500</m:t>
-        </m:r>
-      </m:oMath>
-      <w:r>
-        <w:t xml:space="preserve"> </w:t>
-      </w:r>
-      <w:r>
-        <w:rPr>
-          <w:rFonts w:hint="eastAsia"/>
-        </w:rPr>
-        <w:t xml:space="preserve">的非线性形式让</w:t>
-      </w:r>
-      <w:r>
-        <w:t xml:space="preserve"> Index </w:t>
-      </w:r>
-      <w:r>
-        <w:rPr>
-          <w:rFonts w:hint="eastAsia"/>
-        </w:rPr>
-        <w:t xml:space="preserve">高的医院在匹配中天然主导，自动实现重点大医院与</w:t>
-      </w:r>
-      <w:r>
-        <w:t xml:space="preserve"> KOL </w:t>
-      </w:r>
-      <w:r>
-        <w:rPr>
-          <w:rFonts w:hint="eastAsia"/>
-        </w:rPr>
-        <w:t xml:space="preserve">关系的”严守”；一对一城市保护权重提升至</w:t>
-      </w:r>
-      <w:r>
-        <w:t xml:space="preserve"> </w:t>
-      </w:r>
-      <m:oMath>
-        <m:sSup>
-          <m:e>
-            <m:r>
-              <m:t>10</m:t>
-            </m:r>
-          </m:e>
-          <m:sup>
-            <m:r>
-              <m:t>12</m:t>
-            </m:r>
-          </m:sup>
-        </m:sSup>
-      </m:oMath>
-      <w:r>
-        <w:t xml:space="preserve"> </w:t>
-      </w:r>
-      <w:r>
-        <w:rPr>
-          <w:rFonts w:hint="eastAsia"/>
-        </w:rPr>
-        <w:t xml:space="preserve">量级，对应”历史独占关系强制冻结”。中等价值医院与小区域关系的权重相对低，使其能够在匹配中被适度让渡，服务于第一阶段</w:t>
-      </w:r>
-      <w:r>
-        <w:t xml:space="preserve"> Index </w:t>
-      </w:r>
-      <w:r>
-        <w:rPr>
-          <w:rFonts w:hint="eastAsia"/>
-        </w:rPr>
-        <w:t xml:space="preserve">均衡与地理紧凑的双重优化。</w:t>
-      </w:r>
-    </w:p>
-    <w:bookmarkEnd w:id="88"/>
-    <w:bookmarkStart w:id="92" w:name="算法接受度与人机协同的偏好"/>
-    <w:p>
-      <w:pPr>
-        <w:pStyle w:val="Heading3"/>
-      </w:pPr>
-      <w:r>
-        <w:t xml:space="preserve">3.3.5 </w:t>
-      </w:r>
-      <w:r>
-        <w:rPr>
-          <w:rFonts w:hint="eastAsia"/>
-        </w:rPr>
-        <w:t xml:space="preserve">算法接受度与人机协同的偏好</w:t>
-      </w:r>
-    </w:p>
-    <w:p>
-      <w:pPr>
-        <w:pStyle w:val="FirstParagraph"/>
-      </w:pPr>
-      <w:r>
-        <w:rPr>
-          <w:rFonts w:hint="eastAsia"/>
-        </w:rPr>
-        <w:t xml:space="preserve">调研最后一组题目（G1，三组成对比较）测量受访者在算法决策上的方案偏好。结果如图</w:t>
-      </w:r>
-      <w:r>
-        <w:t xml:space="preserve"> 3-11 </w:t>
-      </w:r>
-      <w:r>
-        <w:rPr>
-          <w:rFonts w:hint="eastAsia"/>
-        </w:rPr>
-        <w:t xml:space="preserve">所示：</w:t>
-      </w:r>
-    </w:p>
-    <w:p>
-      <w:pPr>
-        <w:pStyle w:val="Compact"/>
-        <w:numPr>
-          <w:ilvl w:val="0"/>
-          <w:numId w:val="1002"/>
-        </w:numPr>
-      </w:pPr>
-      <w:r>
-        <w:rPr>
-          <w:rFonts w:hint="eastAsia"/>
-        </w:rPr>
-        <w:t xml:space="preserve">第一组（Index</w:t>
-      </w:r>
-      <w:r>
-        <w:t xml:space="preserve"> </w:t>
-      </w:r>
-      <w:r>
-        <w:rPr>
-          <w:rFonts w:hint="eastAsia"/>
-        </w:rPr>
-        <w:t xml:space="preserve">完美均衡</w:t>
-      </w:r>
-      <w:r>
-        <w:t xml:space="preserve"> vs </w:t>
-      </w:r>
-      <w:r>
-        <w:rPr>
-          <w:rFonts w:hint="eastAsia"/>
-        </w:rPr>
-        <w:t xml:space="preserve">客户保留率</w:t>
-      </w:r>
-      <w:r>
-        <w:t xml:space="preserve"> </w:t>
-      </w:r>
-      <w:r>
-        <w:rPr>
-          <w:rFonts w:hint="eastAsia"/>
-        </w:rPr>
-        <w:t xml:space="preserve">92%）：67%</w:t>
-      </w:r>
-      <w:r>
-        <w:t xml:space="preserve"> </w:t>
-      </w:r>
-      <w:r>
-        <w:rPr>
-          <w:rFonts w:hint="eastAsia"/>
-        </w:rPr>
-        <w:t xml:space="preserve">选择保留率优先；</w:t>
-      </w:r>
-    </w:p>
-    <w:p>
-      <w:pPr>
-        <w:pStyle w:val="Compact"/>
-        <w:numPr>
-          <w:ilvl w:val="0"/>
-          <w:numId w:val="1002"/>
-        </w:numPr>
-      </w:pPr>
-      <w:r>
-        <w:rPr>
-          <w:rFonts w:hint="eastAsia"/>
-        </w:rPr>
-        <w:t xml:space="preserve">第二组（地理跨度大</w:t>
-      </w:r>
-      <w:r>
-        <w:t xml:space="preserve"> vs </w:t>
-      </w:r>
-      <w:r>
-        <w:rPr>
-          <w:rFonts w:hint="eastAsia"/>
-        </w:rPr>
-        <w:t xml:space="preserve">紧凑度优先）：58%</w:t>
-      </w:r>
-      <w:r>
-        <w:t xml:space="preserve"> </w:t>
-      </w:r>
-      <w:r>
-        <w:rPr>
-          <w:rFonts w:hint="eastAsia"/>
-        </w:rPr>
-        <w:t xml:space="preserve">选择紧凑优先；</w:t>
-      </w:r>
-    </w:p>
-    <w:p>
-      <w:pPr>
-        <w:pStyle w:val="Compact"/>
-        <w:numPr>
-          <w:ilvl w:val="0"/>
-          <w:numId w:val="1002"/>
-        </w:numPr>
-      </w:pPr>
-      <w:r>
-        <w:rPr>
-          <w:rFonts w:hint="eastAsia"/>
-        </w:rPr>
-        <w:t xml:space="preserve">第三组（算法黑盒</w:t>
-      </w:r>
-      <w:r>
-        <w:t xml:space="preserve"> vs </w:t>
-      </w:r>
-      <w:r>
-        <w:rPr>
-          <w:rFonts w:hint="eastAsia"/>
-        </w:rPr>
-        <w:t xml:space="preserve">算法</w:t>
-      </w:r>
-      <w:r>
-        <w:t xml:space="preserve"> + </w:t>
-      </w:r>
-      <w:r>
-        <w:rPr>
-          <w:rFonts w:hint="eastAsia"/>
-        </w:rPr>
-        <w:t xml:space="preserve">人工调整）：83%</w:t>
-      </w:r>
-      <w:r>
-        <w:t xml:space="preserve"> </w:t>
-      </w:r>
-      <w:r>
-        <w:rPr>
-          <w:rFonts w:hint="eastAsia"/>
-        </w:rPr>
-        <w:t xml:space="preserve">选择人机协同。</w:t>
-      </w:r>
-    </w:p>
-    <w:p>
-      <w:pPr>
-        <w:pStyle w:val="CaptionedFigure"/>
-      </w:pPr>
-      <w:r>
-        <w:drawing>
-          <wp:inline>
-            <wp:extent cx="5406043" cy="2452254"/>
-            <wp:effectExtent b="0" l="0" r="0" t="0"/>
-            <wp:docPr descr="图 3-11 G1 三组成对比较结果" title="" id="90" name="Picture"/>
-            <a:graphic>
-              <a:graphicData uri="http://schemas.openxmlformats.org/drawingml/2006/picture">
-                <pic:pic>
-                  <pic:nvPicPr>
-                    <pic:cNvPr descr="figures/fig3-11.png" id="91" name="Picture"/>
-                    <pic:cNvPicPr>
-                      <a:picLocks noChangeArrowheads="1" noChangeAspect="1"/>
-                    </pic:cNvPicPr>
-                  </pic:nvPicPr>
-                  <pic:blipFill>
-                    <a:blip r:embed="rId89"/>
                     <a:stretch>
                       <a:fillRect/>
                     </a:stretch>
@@ -6855,7 +6372,7 @@
         <w:t xml:space="preserve">图</w:t>
       </w:r>
       <w:r>
-        <w:t xml:space="preserve"> 3-11 G1 </w:t>
+        <w:t xml:space="preserve"> 3-10 G1 </w:t>
       </w:r>
       <w:r>
         <w:rPr>
@@ -6933,9 +6450,9 @@
         <w:t xml:space="preserve">偏好人机协同的结果有更深远的含义：访谈中多位受访者反复强调”算法工具必须可解释、可干预，单纯黑盒输出全局最优在业务上是不可接受的”。这一诉求为第六章商业化设计中”人机协同决策机制”提供了直接的业务背书——算法负责大规模数据计算与多目标优化，业务管理者基于算法输出进行微调与最终决策，把无法量化的业务经验和人际因素纳入考量。</w:t>
       </w:r>
     </w:p>
-    <w:bookmarkEnd w:id="92"/>
-    <w:bookmarkEnd w:id="93"/>
-    <w:bookmarkStart w:id="94" w:name="调研结论与算法需求清单"/>
+    <w:bookmarkEnd w:id="88"/>
+    <w:bookmarkEnd w:id="89"/>
+    <w:bookmarkStart w:id="90" w:name="调研结论与算法需求清单"/>
     <w:p>
       <w:pPr>
         <w:pStyle w:val="Heading2"/>
@@ -6967,7 +6484,7 @@
         <w:rPr>
           <w:rFonts w:hint="eastAsia"/>
         </w:rPr>
-        <w:t xml:space="preserve">节的五组分析结果汇总，可以从业务侧凝练出一份明确的算法需求清单（表</w:t>
+        <w:t xml:space="preserve">节的四组分析结果汇总，可以从业务侧凝练出一份明确的算法需求清单（表</w:t>
       </w:r>
       <w:r>
         <w:t xml:space="preserve"> </w:t>
@@ -7206,25 +6723,7 @@
               <w:rPr>
                 <w:rFonts w:hint="eastAsia"/>
               </w:rPr>
-              <w:t xml:space="preserve">大医院应在</w:t>
-            </w:r>
-            <w:r>
-              <w:t xml:space="preserve"> Index </w:t>
-            </w:r>
-            <w:r>
-              <w:rPr>
-                <w:rFonts w:hint="eastAsia"/>
-              </w:rPr>
-              <w:t xml:space="preserve">超出</w:t>
-            </w:r>
-            <w:r>
-              <w:t xml:space="preserve"> 1.5 </w:t>
-            </w:r>
-            <w:r>
-              <w:rPr>
-                <w:rFonts w:hint="eastAsia"/>
-              </w:rPr>
-              <w:t xml:space="preserve">倍时被多人共同覆盖</w:t>
+              <w:t xml:space="preserve">客户关系延续性是核心评价维度，应与均衡性独立处理</w:t>
             </w:r>
           </w:p>
         </w:tc>
@@ -7239,7 +6738,7 @@
               <w:rPr>
                 <w:rFonts w:hint="eastAsia"/>
               </w:rPr>
-              <w:t xml:space="preserve">D1（50%</w:t>
+              <w:t xml:space="preserve">C1（客户关系延续性均值</w:t>
             </w:r>
             <w:r>
               <w:t xml:space="preserve"> </w:t>
@@ -7248,7 +6747,7 @@
               <w:rPr>
                 <w:rFonts w:hint="eastAsia"/>
               </w:rPr>
-              <w:t xml:space="preserve">选</w:t>
+              <w:t xml:space="preserve">4.5，仅次于锁定客户</w:t>
             </w:r>
             <w:r>
               <w:t xml:space="preserve"> </w:t>
@@ -7257,7 +6756,7 @@
               <w:rPr>
                 <w:rFonts w:hint="eastAsia"/>
               </w:rPr>
-              <w:t xml:space="preserve">1.5x）</w:t>
+              <w:t xml:space="preserve">4.6）</w:t>
             </w:r>
           </w:p>
         </w:tc>
@@ -7269,22 +6768,22 @@
               <w:ind w:firstLine="0" w:firstLineChars="0"/>
             </w:pPr>
             <w:r>
-              <w:t xml:space="preserve">4.3.1 </w:t>
-            </w:r>
-            <w:r>
-              <w:rPr>
-                <w:rFonts w:hint="eastAsia"/>
-              </w:rPr>
-              <w:t xml:space="preserve">节虚拟拆分阈值</w:t>
-            </w:r>
-            <w:r>
-              <w:t xml:space="preserve"> 1.5 </w:t>
-            </w:r>
-            <w:r>
-              <w:rPr>
-                <w:rFonts w:hint="eastAsia"/>
-              </w:rPr>
-              <w:t xml:space="preserve">倍</w:t>
+              <w:t xml:space="preserve">4.5 </w:t>
+            </w:r>
+            <w:r>
+              <w:rPr>
+                <w:rFonts w:hint="eastAsia"/>
+              </w:rPr>
+              <w:t xml:space="preserve">节两阶段解耦：第二阶段</w:t>
+            </w:r>
+            <w:r>
+              <w:t xml:space="preserve"> Hungarian </w:t>
+            </w:r>
+            <w:r>
+              <w:rPr>
+                <w:rFonts w:hint="eastAsia"/>
+              </w:rPr>
+              <w:t xml:space="preserve">独立保障历史延续</w:t>
             </w:r>
           </w:p>
         </w:tc>
@@ -7304,7 +6803,7 @@
               <w:rPr>
                 <w:rFonts w:hint="eastAsia"/>
               </w:rPr>
-              <w:t xml:space="preserve">单辖区</w:t>
+              <w:t xml:space="preserve">大医院应在</w:t>
             </w:r>
             <w:r>
               <w:t xml:space="preserve"> Index </w:t>
@@ -7313,10 +6812,16 @@
               <w:rPr>
                 <w:rFonts w:hint="eastAsia"/>
               </w:rPr>
-              <w:t xml:space="preserve">偏差容忍带</w:t>
-            </w:r>
-            <w:r>
-              <w:t xml:space="preserve"> ±10%~±20%</w:t>
+              <w:t xml:space="preserve">超出</w:t>
+            </w:r>
+            <w:r>
+              <w:t xml:space="preserve"> 1.5 </w:t>
+            </w:r>
+            <w:r>
+              <w:rPr>
+                <w:rFonts w:hint="eastAsia"/>
+              </w:rPr>
+              <w:t xml:space="preserve">倍时被多人共同覆盖</w:t>
             </w:r>
           </w:p>
         </w:tc>
@@ -7331,7 +6836,7 @@
               <w:rPr>
                 <w:rFonts w:hint="eastAsia"/>
               </w:rPr>
-              <w:t xml:space="preserve">D2（83%</w:t>
+              <w:t xml:space="preserve">D1（50%</w:t>
             </w:r>
             <w:r>
               <w:t xml:space="preserve"> </w:t>
@@ -7340,7 +6845,16 @@
               <w:rPr>
                 <w:rFonts w:hint="eastAsia"/>
               </w:rPr>
-              <w:t xml:space="preserve">集中在该区间）</w:t>
+              <w:t xml:space="preserve">选</w:t>
+            </w:r>
+            <w:r>
+              <w:t xml:space="preserve"> </w:t>
+            </w:r>
+            <w:r>
+              <w:rPr>
+                <w:rFonts w:hint="eastAsia"/>
+              </w:rPr>
+              <w:t xml:space="preserve">1.5x）</w:t>
             </w:r>
           </w:p>
         </w:tc>
@@ -7352,40 +6866,22 @@
               <w:ind w:firstLine="0" w:firstLineChars="0"/>
             </w:pPr>
             <w:r>
-              <w:t xml:space="preserve">4.4.3 </w:t>
-            </w:r>
-            <w:r>
-              <w:rPr>
-                <w:rFonts w:hint="eastAsia"/>
-              </w:rPr>
-              <w:t xml:space="preserve">节</w:t>
-            </w:r>
-            <w:r>
-              <w:t xml:space="preserve"> Index </w:t>
-            </w:r>
-            <w:r>
-              <w:rPr>
-                <w:rFonts w:hint="eastAsia"/>
-              </w:rPr>
-              <w:t xml:space="preserve">偏差软约束阈值</w:t>
-            </w:r>
-            <w:r>
-              <w:t xml:space="preserve"> </w:t>
-            </w:r>
-            <w:r>
-              <w:rPr>
-                <w:rFonts w:hint="eastAsia"/>
-              </w:rPr>
-              <w:t xml:space="preserve">±20%（200</w:t>
-            </w:r>
-            <w:r>
-              <w:t xml:space="preserve"> </w:t>
-            </w:r>
-            <w:r>
-              <w:rPr>
-                <w:rFonts w:hint="eastAsia"/>
-              </w:rPr>
-              <w:t xml:space="preserve">点）</w:t>
+              <w:t xml:space="preserve">4.3.1 </w:t>
+            </w:r>
+            <w:r>
+              <w:rPr>
+                <w:rFonts w:hint="eastAsia"/>
+              </w:rPr>
+              <w:t xml:space="preserve">节虚拟拆分阈值</w:t>
+            </w:r>
+            <w:r>
+              <w:t xml:space="preserve"> 1.5 </w:t>
+            </w:r>
+            <w:r>
+              <w:rPr>
+                <w:rFonts w:hint="eastAsia"/>
+              </w:rPr>
+              <w:t xml:space="preserve">倍</w:t>
             </w:r>
           </w:p>
         </w:tc>
@@ -7405,10 +6901,19 @@
               <w:rPr>
                 <w:rFonts w:hint="eastAsia"/>
               </w:rPr>
-              <w:t xml:space="preserve">单代表覆盖城市数</w:t>
-            </w:r>
-            <w:r>
-              <w:t xml:space="preserve"> ≤5</w:t>
+              <w:t xml:space="preserve">单辖区</w:t>
+            </w:r>
+            <w:r>
+              <w:t xml:space="preserve"> Index </w:t>
+            </w:r>
+            <w:r>
+              <w:rPr>
+                <w:rFonts w:hint="eastAsia"/>
+              </w:rPr>
+              <w:t xml:space="preserve">偏差容忍带</w:t>
+            </w:r>
+            <w:r>
+              <w:t xml:space="preserve"> ±10%~±20%</w:t>
             </w:r>
           </w:p>
         </w:tc>
@@ -7423,7 +6928,7 @@
               <w:rPr>
                 <w:rFonts w:hint="eastAsia"/>
               </w:rPr>
-              <w:t xml:space="preserve">D4（83%</w:t>
+              <w:t xml:space="preserve">D2（83%</w:t>
             </w:r>
             <w:r>
               <w:t xml:space="preserve"> </w:t>
@@ -7432,16 +6937,7 @@
               <w:rPr>
                 <w:rFonts w:hint="eastAsia"/>
               </w:rPr>
-              <w:t xml:space="preserve">收敛</w:t>
-            </w:r>
-            <w:r>
-              <w:t xml:space="preserve"> ≤5 </w:t>
-            </w:r>
-            <w:r>
-              <w:rPr>
-                <w:rFonts w:hint="eastAsia"/>
-              </w:rPr>
-              <w:t xml:space="preserve">城市）</w:t>
+              <w:t xml:space="preserve">集中在该区间）</w:t>
             </w:r>
           </w:p>
         </w:tc>
@@ -7453,16 +6949,40 @@
               <w:ind w:firstLine="0" w:firstLineChars="0"/>
             </w:pPr>
             <w:r>
-              <w:t xml:space="preserve">4.4.2 </w:t>
-            </w:r>
-            <w:r>
-              <w:rPr>
-                <w:rFonts w:hint="eastAsia"/>
-              </w:rPr>
-              <w:t xml:space="preserve">节城市上限硬约束</w:t>
-            </w:r>
-            <w:r>
-              <w:t xml:space="preserve"> 3-5</w:t>
+              <w:t xml:space="preserve">4.4.3 </w:t>
+            </w:r>
+            <w:r>
+              <w:rPr>
+                <w:rFonts w:hint="eastAsia"/>
+              </w:rPr>
+              <w:t xml:space="preserve">节</w:t>
+            </w:r>
+            <w:r>
+              <w:t xml:space="preserve"> Index </w:t>
+            </w:r>
+            <w:r>
+              <w:rPr>
+                <w:rFonts w:hint="eastAsia"/>
+              </w:rPr>
+              <w:t xml:space="preserve">偏差软约束阈值</w:t>
+            </w:r>
+            <w:r>
+              <w:t xml:space="preserve"> </w:t>
+            </w:r>
+            <w:r>
+              <w:rPr>
+                <w:rFonts w:hint="eastAsia"/>
+              </w:rPr>
+              <w:t xml:space="preserve">±20%（200</w:t>
+            </w:r>
+            <w:r>
+              <w:t xml:space="preserve"> </w:t>
+            </w:r>
+            <w:r>
+              <w:rPr>
+                <w:rFonts w:hint="eastAsia"/>
+              </w:rPr>
+              <w:t xml:space="preserve">点）</w:t>
             </w:r>
           </w:p>
         </w:tc>
@@ -7482,7 +7002,10 @@
               <w:rPr>
                 <w:rFonts w:hint="eastAsia"/>
               </w:rPr>
-              <w:t xml:space="preserve">客户关系应分层保护（高价值严守、低价值可调整）</w:t>
+              <w:t xml:space="preserve">单代表覆盖城市数</w:t>
+            </w:r>
+            <w:r>
+              <w:t xml:space="preserve"> ≤5</w:t>
             </w:r>
           </w:p>
         </w:tc>
@@ -7497,16 +7020,7 @@
               <w:rPr>
                 <w:rFonts w:hint="eastAsia"/>
               </w:rPr>
-              <w:t xml:space="preserve">E1（必须保护层均值≥4.5</w:t>
-            </w:r>
-            <w:r>
-              <w:t xml:space="preserve"> vs </w:t>
-            </w:r>
-            <w:r>
-              <w:rPr>
-                <w:rFonts w:hint="eastAsia"/>
-              </w:rPr>
-              <w:t xml:space="preserve">可调整层</w:t>
+              <w:t xml:space="preserve">D4（83%</w:t>
             </w:r>
             <w:r>
               <w:t xml:space="preserve"> </w:t>
@@ -7515,7 +7029,16 @@
               <w:rPr>
                 <w:rFonts w:hint="eastAsia"/>
               </w:rPr>
-              <w:t xml:space="preserve">3.0-3.4）</w:t>
+              <w:t xml:space="preserve">收敛</w:t>
+            </w:r>
+            <w:r>
+              <w:t xml:space="preserve"> ≤5 </w:t>
+            </w:r>
+            <w:r>
+              <w:rPr>
+                <w:rFonts w:hint="eastAsia"/>
+              </w:rPr>
+              <w:t xml:space="preserve">城市）</w:t>
             </w:r>
           </w:p>
         </w:tc>
@@ -7527,82 +7050,17 @@
               <w:ind w:firstLine="0" w:firstLineChars="0"/>
             </w:pPr>
             <w:r>
-              <w:t xml:space="preserve">4.5.3 </w:t>
-            </w:r>
-            <w:r>
-              <w:rPr>
-                <w:rFonts w:hint="eastAsia"/>
-              </w:rPr>
-              <w:t xml:space="preserve">节</w:t>
-            </w:r>
-            <w:r>
-              <w:t xml:space="preserve"> Hungarian </w:t>
-            </w:r>
-            <w:r>
-              <w:rPr>
-                <w:rFonts w:hint="eastAsia"/>
-              </w:rPr>
-              <w:t xml:space="preserve">权重</w:t>
-            </w:r>
-            <w:r>
-              <w:t xml:space="preserve"> </w:t>
-            </w:r>
-            <m:oMath>
-              <m:sSup>
-                <m:e>
-                  <m:r>
-                    <m:rPr>
-                      <m:nor/>
-                      <m:sty m:val="p"/>
-                    </m:rPr>
-                    <m:t>idx</m:t>
-                  </m:r>
-                </m:e>
-                <m:sup>
-                  <m:r>
-                    <m:t>2</m:t>
-                  </m:r>
-                </m:sup>
-              </m:sSup>
-              <m:r>
-                <m:rPr>
-                  <m:sty m:val="p"/>
-                </m:rPr>
-                <m:t>/</m:t>
-              </m:r>
-              <m:r>
-                <m:t>500</m:t>
-              </m:r>
-            </m:oMath>
-            <w:r>
-              <w:t xml:space="preserve"> </w:t>
-            </w:r>
-            <w:r>
-              <w:t xml:space="preserve">+ </w:t>
-            </w:r>
-            <w:r>
-              <w:rPr>
-                <w:rFonts w:hint="eastAsia"/>
-              </w:rPr>
-              <w:t xml:space="preserve">一对一保护</w:t>
-            </w:r>
-            <w:r>
-              <w:t xml:space="preserve"> </w:t>
-            </w:r>
-            <m:oMath>
-              <m:sSup>
-                <m:e>
-                  <m:r>
-                    <m:t>10</m:t>
-                  </m:r>
-                </m:e>
-                <m:sup>
-                  <m:r>
-                    <m:t>12</m:t>
-                  </m:r>
-                </m:sup>
-              </m:sSup>
-            </m:oMath>
+              <w:t xml:space="preserve">4.4.2 </w:t>
+            </w:r>
+            <w:r>
+              <w:rPr>
+                <w:rFonts w:hint="eastAsia"/>
+              </w:rPr>
+              <w:t xml:space="preserve">节城市上限硬约束</w:t>
+            </w:r>
+            <w:r>
+              <w:t xml:space="preserve"> 3-5</w:t>
+            </w:r>
           </w:p>
         </w:tc>
       </w:tr>
@@ -7825,8 +7283,8 @@
         <w:t xml:space="preserve">这份需求清单的价值在于：它把分散在政策环境、企业写照、文献综述中的零散观察，凝练为业务侧可验证、可量化的具体诉求，并明确指向算法层面的具体设计。第四章将基于这份清单系统化地构建两阶段优化模型，每一个数值阈值与权重设定都能从清单中追溯到对应的业务依据。</w:t>
       </w:r>
     </w:p>
-    <w:bookmarkEnd w:id="94"/>
-    <w:bookmarkStart w:id="95" w:name="本章小结-2"/>
+    <w:bookmarkEnd w:id="90"/>
+    <w:bookmarkStart w:id="91" w:name="本章小结-2"/>
     <w:p>
       <w:pPr>
         <w:pStyle w:val="Heading2"/>
@@ -7885,12 +7343,12 @@
         <w:rPr>
           <w:rFonts w:hint="eastAsia"/>
         </w:rPr>
-        <w:t xml:space="preserve">二维构成、关键阈值取值，到客户关系差异化保护、两阶段解耦、人机协同接口。下一章将基于这份需求清单，从数学建模和算法设计的角度系统化构建两阶段智能辖区分配模型。</w:t>
-      </w:r>
-    </w:p>
-    <w:bookmarkEnd w:id="95"/>
-    <w:bookmarkEnd w:id="96"/>
-    <w:bookmarkStart w:id="137" w:name="第四章-基于综合价值指数的智能辖区分配模型构建"/>
+        <w:t xml:space="preserve">二维构成、关键阈值取值，到两阶段均衡—延续解耦、人机协同接口。下一章将基于这份需求清单，从数学建模和算法设计的角度系统化构建两阶段智能辖区分配模型。</w:t>
+      </w:r>
+    </w:p>
+    <w:bookmarkEnd w:id="91"/>
+    <w:bookmarkEnd w:id="92"/>
+    <w:bookmarkStart w:id="133" w:name="第四章-基于综合价值指数的智能辖区分配模型构建"/>
     <w:p>
       <w:pPr>
         <w:pStyle w:val="Heading1"/>
@@ -7922,7 +7380,7 @@
         <w:t xml:space="preserve">第三章的分析揭示了制药企业辖区管理在政策压力与业务复杂性双重作用下所面临的核心矛盾，本章将在此基础上，从数学建模的角度对辖区动态分配问题进行形式化定义，并给出一套完整的求解方案。全章遵循”问题定义→数据工程→预处理→模型构建→算法设计”的逻辑链条，逐步展开模型的各个组成部分。</w:t>
       </w:r>
     </w:p>
-    <w:bookmarkStart w:id="100" w:name="问题定义与模型假设"/>
+    <w:bookmarkStart w:id="96" w:name="问题定义与模型假设"/>
     <w:p>
       <w:pPr>
         <w:pStyle w:val="Heading2"/>
@@ -7937,7 +7395,7 @@
         <w:t xml:space="preserve">问题定义与模型假设</w:t>
       </w:r>
     </w:p>
-    <w:bookmarkStart w:id="97" w:name="辖区动态分配的业务场景定义"/>
+    <w:bookmarkStart w:id="93" w:name="辖区动态分配的业务场景定义"/>
     <w:p>
       <w:pPr>
         <w:pStyle w:val="Heading3"/>
@@ -8174,8 +7632,8 @@
         <w:t xml:space="preserve">本文所定义的”动态”并非指算法在运行过程中实时调整分配方案，而是指当外部约束条件发生变化（例如辖区数量调整、锁定医院变更、权重参数修改）时，算法能够在数分钟内快速响应并生成一套全新的、满足所有约束的分配方案，而非对旧方案进行局部修补。这种”约束驱动的快速重算”能力，正是传统手工模式和静态咨询方案所不具备的。</w:t>
       </w:r>
     </w:p>
-    <w:bookmarkEnd w:id="97"/>
-    <w:bookmarkStart w:id="98" w:name="模型基本假设与边界条件"/>
+    <w:bookmarkEnd w:id="93"/>
+    <w:bookmarkStart w:id="94" w:name="模型基本假设与边界条件"/>
     <w:p>
       <w:pPr>
         <w:pStyle w:val="Heading3"/>
@@ -8241,8 +7699,8 @@
         <w:t xml:space="preserve">在边界条件方面，模型按省份独立求解，省与省之间的医院不会被分配到同一辖区。这一设定既符合中国医药行业以省为单位进行销售管理的惯例，也大幅降低了问题的规模——将一个全国性的大规模优化问题分解为若干个省级子问题，每个子问题的医院数量通常在几十到几百家之间，计算复杂度处于可控范围内。</w:t>
       </w:r>
     </w:p>
-    <w:bookmarkEnd w:id="98"/>
-    <w:bookmarkStart w:id="99" w:name="符号定义与数学记号"/>
+    <w:bookmarkEnd w:id="94"/>
+    <w:bookmarkStart w:id="95" w:name="符号定义与数学记号"/>
     <w:p>
       <w:pPr>
         <w:pStyle w:val="Heading3"/>
@@ -9515,9 +8973,9 @@
         <w:t xml:space="preserve">公式而非欧氏距离，是因为在中国这样跨越较大经纬度范围的地理区域内，平面近似会引入不可忽视的误差，尤其是在东西方向上。</w:t>
       </w:r>
     </w:p>
-    <w:bookmarkEnd w:id="99"/>
-    <w:bookmarkEnd w:id="100"/>
-    <w:bookmarkStart w:id="103" w:name="数据特征工程与综合价值指数index构建"/>
+    <w:bookmarkEnd w:id="95"/>
+    <w:bookmarkEnd w:id="96"/>
+    <w:bookmarkStart w:id="99" w:name="数据特征工程与综合价值指数index构建"/>
     <w:p>
       <w:pPr>
         <w:pStyle w:val="Heading2"/>
@@ -9532,7 +8990,7 @@
         <w:t xml:space="preserve">数据特征工程与综合价值指数（Index）构建</w:t>
       </w:r>
     </w:p>
-    <w:bookmarkStart w:id="101" w:name="多源数据清洗与整合"/>
+    <w:bookmarkStart w:id="97" w:name="多源数据清洗与整合"/>
     <w:p>
       <w:pPr>
         <w:pStyle w:val="Heading3"/>
@@ -9683,8 +9141,8 @@
         <w:t xml:space="preserve">在数据脱敏方面，本研究使用的所有医院名称、代表姓名和辖区编号均已做匿名化处理，业务指标经过线性变换以保护商业机密，但变换后的数据保持了原始数据的分布特征和相对排序，不影响算法效果的验证。</w:t>
       </w:r>
     </w:p>
-    <w:bookmarkEnd w:id="101"/>
-    <w:bookmarkStart w:id="102" w:name="基于省内份额归一化的医院价值量化模型"/>
+    <w:bookmarkEnd w:id="97"/>
+    <w:bookmarkStart w:id="98" w:name="基于省内份额归一化的医院价值量化模型"/>
     <w:p>
       <w:pPr>
         <w:pStyle w:val="Heading3"/>
@@ -11594,9 +11052,9 @@
         <w:t xml:space="preserve"> 3-5。</w:t>
       </w:r>
     </w:p>
-    <w:bookmarkEnd w:id="102"/>
-    <w:bookmarkEnd w:id="103"/>
-    <w:bookmarkStart w:id="106" w:name="预处理大医院虚拟拆分机制"/>
+    <w:bookmarkEnd w:id="98"/>
+    <w:bookmarkEnd w:id="99"/>
+    <w:bookmarkStart w:id="102" w:name="预处理大医院虚拟拆分机制"/>
     <w:p>
       <w:pPr>
         <w:pStyle w:val="Heading2"/>
@@ -11611,7 +11069,7 @@
         <w:t xml:space="preserve">预处理：大医院虚拟拆分机制</w:t>
       </w:r>
     </w:p>
-    <w:bookmarkStart w:id="104" w:name="拆分规则与阈值设定"/>
+    <w:bookmarkStart w:id="100" w:name="拆分规则与阈值设定"/>
     <w:p>
       <w:pPr>
         <w:pStyle w:val="Heading3"/>
@@ -12614,8 +12072,8 @@
         <w:t xml:space="preserve"> 3-7。</w:t>
       </w:r>
     </w:p>
-    <w:bookmarkEnd w:id="104"/>
-    <w:bookmarkStart w:id="105" w:name="拆分分散硬约束"/>
+    <w:bookmarkEnd w:id="100"/>
+    <w:bookmarkStart w:id="101" w:name="拆分分散硬约束"/>
     <w:p>
       <w:pPr>
         <w:pStyle w:val="Heading3"/>
@@ -12708,9 +12166,9 @@
         <w:t xml:space="preserve">从业务角度来看，拆分分散约束反映的是”共岗管理”的基本原则：当一家大型医院的业务量足以支撑多位代表时，企业希望每位代表独立负责自己的份额，而非多人重叠覆盖同一份额。这种安排既能避免代表之间的内部竞争，也便于绩效考核时明确责任归属。</w:t>
       </w:r>
     </w:p>
-    <w:bookmarkEnd w:id="105"/>
-    <w:bookmarkEnd w:id="106"/>
-    <w:bookmarkStart w:id="110" w:name="多目标优化模型构建"/>
+    <w:bookmarkEnd w:id="101"/>
+    <w:bookmarkEnd w:id="102"/>
+    <w:bookmarkStart w:id="106" w:name="多目标优化模型构建"/>
     <w:p>
       <w:pPr>
         <w:pStyle w:val="Heading2"/>
@@ -12725,7 +12183,7 @@
         <w:t xml:space="preserve">多目标优化模型构建</w:t>
       </w:r>
     </w:p>
-    <w:bookmarkStart w:id="107" w:name="目标函数基于阈值的统一惩罚框架"/>
+    <w:bookmarkStart w:id="103" w:name="目标函数基于阈值的统一惩罚框架"/>
     <w:p>
       <w:pPr>
         <w:pStyle w:val="Heading3"/>
@@ -13583,8 +13041,8 @@
         <w:t xml:space="preserve"> 3-6。</w:t>
       </w:r>
     </w:p>
-    <w:bookmarkEnd w:id="107"/>
-    <w:bookmarkStart w:id="108" w:name="硬约束条件设定"/>
+    <w:bookmarkEnd w:id="103"/>
+    <w:bookmarkStart w:id="104" w:name="硬约束条件设定"/>
     <w:p>
       <w:pPr>
         <w:pStyle w:val="Heading3"/>
@@ -13892,8 +13350,8 @@
         <w:t xml:space="preserve">操作中，如果源辖区只剩一家医院，该操作也会被跳过。</w:t>
       </w:r>
     </w:p>
-    <w:bookmarkEnd w:id="108"/>
-    <w:bookmarkStart w:id="109" w:name="软约束条件与惩罚权重"/>
+    <w:bookmarkEnd w:id="104"/>
+    <w:bookmarkStart w:id="105" w:name="软约束条件与惩罚权重"/>
     <w:p>
       <w:pPr>
         <w:pStyle w:val="Heading3"/>
@@ -16006,9 +15464,9 @@
         <w:t xml:space="preserve">均衡性的小幅改善——换言之，超过一定距离阈值后，再去优化均衡性已经在数学上完全得不偿失。</w:t>
       </w:r>
     </w:p>
-    <w:bookmarkEnd w:id="109"/>
-    <w:bookmarkEnd w:id="110"/>
-    <w:bookmarkStart w:id="135" w:name="两阶段求解算法设计"/>
+    <w:bookmarkEnd w:id="105"/>
+    <w:bookmarkEnd w:id="106"/>
+    <w:bookmarkStart w:id="131" w:name="两阶段求解算法设计"/>
     <w:p>
       <w:pPr>
         <w:pStyle w:val="Heading2"/>
@@ -16023,7 +15481,7 @@
         <w:t xml:space="preserve">两阶段求解算法设计</w:t>
       </w:r>
     </w:p>
-    <w:bookmarkStart w:id="114" w:name="算法整体架构均衡优化历史匹配两阶段流程"/>
+    <w:bookmarkStart w:id="110" w:name="算法整体架构均衡优化历史匹配两阶段流程"/>
     <w:p>
       <w:pPr>
         <w:pStyle w:val="Heading3"/>
@@ -16079,18 +15537,18 @@
           <wp:inline>
             <wp:extent cx="5486400" cy="5669280"/>
             <wp:effectExtent b="0" l="0" r="0" t="0"/>
-            <wp:docPr descr="图 4-1 两阶段算法整体架构流程图" title="" id="112" name="Picture"/>
+            <wp:docPr descr="图 4-1 两阶段算法整体架构流程图" title="" id="108" name="Picture"/>
             <a:graphic>
               <a:graphicData uri="http://schemas.openxmlformats.org/drawingml/2006/picture">
                 <pic:pic>
                   <pic:nvPicPr>
-                    <pic:cNvPr descr="figures/fig4-1.png" id="113" name="Picture"/>
+                    <pic:cNvPr descr="figures/fig4-1.png" id="109" name="Picture"/>
                     <pic:cNvPicPr>
                       <a:picLocks noChangeArrowheads="1" noChangeAspect="1"/>
                     </pic:cNvPicPr>
                   </pic:nvPicPr>
                   <pic:blipFill>
-                    <a:blip r:embed="rId111"/>
+                    <a:blip r:embed="rId107"/>
                     <a:stretch>
                       <a:fillRect/>
                     </a:stretch>
@@ -16584,7 +16042,7 @@
         <w:t xml:space="preserve">B。前两组结果说明业务侧不接受将均衡性作为压倒性目标而牺牲客户关系或地理紧凑度——单阶段方法把所有目标揉进一个代价函数后，均衡性容易在权重失衡时压倒其他目标，正是受访者所抵触的情形；两阶段解耦的”先纯净均衡、后独立匹配”恰好规避了这一陷阱。第三组结果则为第六章将要展开的”人机协同”商业化设计做了铺垫。详细分布见</w:t>
       </w:r>
       <w:r>
-        <w:t xml:space="preserve"> 3.3.5 </w:t>
+        <w:t xml:space="preserve"> 3.3.4 </w:t>
       </w:r>
       <w:r>
         <w:rPr>
@@ -16593,11 +16051,11 @@
         <w:t xml:space="preserve">节图</w:t>
       </w:r>
       <w:r>
-        <w:t xml:space="preserve"> 3-11。</w:t>
-      </w:r>
-    </w:p>
-    <w:bookmarkEnd w:id="114"/>
-    <w:bookmarkStart w:id="125" w:name="第一阶段基于地理聚类与模拟退火的均衡优化"/>
+        <w:t xml:space="preserve"> 3-10。</w:t>
+      </w:r>
+    </w:p>
+    <w:bookmarkEnd w:id="110"/>
+    <w:bookmarkStart w:id="121" w:name="第一阶段基于地理聚类与模拟退火的均衡优化"/>
     <w:p>
       <w:pPr>
         <w:pStyle w:val="Heading3"/>
@@ -16623,7 +16081,7 @@
         <w:t xml:space="preserve">第一阶段由两个子模块串联组成：六层地理聚类负责生成一个质量较高的初始分配方案，模拟退火在此基础上进行局部搜索优化。初始解的质量直接影响模拟退火的收敛速度和最终解的质量——一个好的初始解意味着模拟退火只需在局部进行微调，而非从一个随机解开始进行全局搜索。</w:t>
       </w:r>
     </w:p>
-    <w:bookmarkStart w:id="118" w:name="六层地理聚类初始分配"/>
+    <w:bookmarkStart w:id="114" w:name="六层地理聚类初始分配"/>
     <w:p>
       <w:pPr>
         <w:pStyle w:val="Heading4"/>
@@ -16676,18 +16134,18 @@
           <wp:inline>
             <wp:extent cx="5427903" cy="3749963"/>
             <wp:effectExtent b="0" l="0" r="0" t="0"/>
-            <wp:docPr descr="图 4-2 六层地理聚类示意图" title="" id="116" name="Picture"/>
+            <wp:docPr descr="图 4-2 六层地理聚类示意图" title="" id="112" name="Picture"/>
             <a:graphic>
               <a:graphicData uri="http://schemas.openxmlformats.org/drawingml/2006/picture">
                 <pic:pic>
                   <pic:nvPicPr>
-                    <pic:cNvPr descr="figures/fig4-2.png" id="117" name="Picture"/>
+                    <pic:cNvPr descr="figures/fig4-2.png" id="113" name="Picture"/>
                     <pic:cNvPicPr>
                       <a:picLocks noChangeArrowheads="1" noChangeAspect="1"/>
                     </pic:cNvPicPr>
                   </pic:nvPicPr>
                   <pic:blipFill>
-                    <a:blip r:embed="rId115"/>
+                    <a:blip r:embed="rId111"/>
                     <a:stretch>
                       <a:fillRect/>
                     </a:stretch>
@@ -18151,8 +17609,8 @@
         <w:t xml:space="preserve">算法处理，聚类阶段不再指定簇对应哪个具体辖区编号，这是与过往多数辖区分配算法的关键差异之一。</w:t>
       </w:r>
     </w:p>
-    <w:bookmarkEnd w:id="118"/>
-    <w:bookmarkStart w:id="119" w:name="一对一城市与城市亲和图机制"/>
+    <w:bookmarkEnd w:id="114"/>
+    <w:bookmarkStart w:id="115" w:name="一对一城市与城市亲和图机制"/>
     <w:p>
       <w:pPr>
         <w:pStyle w:val="Heading4"/>
@@ -18455,8 +17913,8 @@
         <w:t xml:space="preserve">操作做双向检查，确保两侧医院的城市分别与对方簇亲和。亲和图机制的本质，是把分散的、看似无关的小城市合理地组合到同一个辖区里，避免六层聚类在面对”长尾小城市”时出现盲合并或者瞎拼凑。</w:t>
       </w:r>
     </w:p>
-    <w:bookmarkEnd w:id="119"/>
-    <w:bookmarkStart w:id="120" w:name="邻接关系构建"/>
+    <w:bookmarkEnd w:id="115"/>
+    <w:bookmarkStart w:id="116" w:name="邻接关系构建"/>
     <w:p>
       <w:pPr>
         <w:pStyle w:val="Heading4"/>
@@ -18617,8 +18075,8 @@
         <w:t xml:space="preserve">步的间隔在实践中被验证为一个合理的折中点。</w:t>
       </w:r>
     </w:p>
-    <w:bookmarkEnd w:id="120"/>
-    <w:bookmarkStart w:id="124" w:name="模拟退火优化"/>
+    <w:bookmarkEnd w:id="116"/>
+    <w:bookmarkStart w:id="120" w:name="模拟退火优化"/>
     <w:p>
       <w:pPr>
         <w:pStyle w:val="Heading4"/>
@@ -18781,18 +18239,18 @@
           <wp:inline>
             <wp:extent cx="5395263" cy="2339162"/>
             <wp:effectExtent b="0" l="0" r="0" t="0"/>
-            <wp:docPr descr="图 4-3 模拟退火 Move/Swap 操作示意图" title="" id="122" name="Picture"/>
+            <wp:docPr descr="图 4-3 模拟退火 Move/Swap 操作示意图" title="" id="118" name="Picture"/>
             <a:graphic>
               <a:graphicData uri="http://schemas.openxmlformats.org/drawingml/2006/picture">
                 <pic:pic>
                   <pic:nvPicPr>
-                    <pic:cNvPr descr="figures/fig4-3.png" id="123" name="Picture"/>
+                    <pic:cNvPr descr="figures/fig4-3.png" id="119" name="Picture"/>
                     <pic:cNvPicPr>
                       <a:picLocks noChangeArrowheads="1" noChangeAspect="1"/>
                     </pic:cNvPicPr>
                   </pic:nvPicPr>
                   <pic:blipFill>
-                    <a:blip r:embed="rId121"/>
+                    <a:blip r:embed="rId117"/>
                     <a:stretch>
                       <a:fillRect/>
                     </a:stretch>
@@ -19159,7 +18617,7 @@
         <w:pStyle w:val="Compact"/>
         <w:numPr>
           <w:ilvl w:val="0"/>
-          <w:numId w:val="1003"/>
+          <w:numId w:val="1002"/>
         </w:numPr>
       </w:pPr>
       <w:r>
@@ -19174,7 +18632,7 @@
         <w:pStyle w:val="Compact"/>
         <w:numPr>
           <w:ilvl w:val="0"/>
-          <w:numId w:val="1003"/>
+          <w:numId w:val="1002"/>
         </w:numPr>
       </w:pPr>
       <w:r>
@@ -19219,7 +18677,7 @@
         <w:pStyle w:val="Compact"/>
         <w:numPr>
           <w:ilvl w:val="0"/>
-          <w:numId w:val="1003"/>
+          <w:numId w:val="1002"/>
         </w:numPr>
       </w:pPr>
       <w:r>
@@ -19234,7 +18692,7 @@
         <w:pStyle w:val="Compact"/>
         <w:numPr>
           <w:ilvl w:val="0"/>
-          <w:numId w:val="1003"/>
+          <w:numId w:val="1002"/>
         </w:numPr>
       </w:pPr>
       <w:r>
@@ -19267,7 +18725,7 @@
         <w:pStyle w:val="Compact"/>
         <w:numPr>
           <w:ilvl w:val="0"/>
-          <w:numId w:val="1003"/>
+          <w:numId w:val="1002"/>
         </w:numPr>
       </w:pPr>
       <w:r>
@@ -19282,7 +18740,7 @@
         <w:pStyle w:val="Compact"/>
         <w:numPr>
           <w:ilvl w:val="0"/>
-          <w:numId w:val="1003"/>
+          <w:numId w:val="1002"/>
         </w:numPr>
       </w:pPr>
       <w:r>
@@ -20562,9 +20020,9 @@
         <w:t xml:space="preserve">bestAssignments），最终输出的是历史最优解而非最后一步的解，确保输出质量不会因末期的随机扰动而退化。</w:t>
       </w:r>
     </w:p>
-    <w:bookmarkEnd w:id="124"/>
-    <w:bookmarkEnd w:id="125"/>
-    <w:bookmarkStart w:id="134" w:name="第二阶段基于-hungarian-算法的历史辖区匹配"/>
+    <w:bookmarkEnd w:id="120"/>
+    <w:bookmarkEnd w:id="121"/>
+    <w:bookmarkStart w:id="130" w:name="第二阶段基于-hungarian-算法的历史辖区匹配"/>
     <w:p>
       <w:pPr>
         <w:pStyle w:val="Heading3"/>
@@ -20588,7 +20046,7 @@
         <w:t xml:space="preserve">算法的历史辖区匹配</w:t>
       </w:r>
     </w:p>
-    <w:bookmarkStart w:id="126" w:name="两阶段解耦的设计动机"/>
+    <w:bookmarkStart w:id="122" w:name="两阶段解耦的设计动机"/>
     <w:p>
       <w:pPr>
         <w:pStyle w:val="Heading4"/>
@@ -20669,8 +20127,8 @@
         <w:t xml:space="preserve">均衡性、地理紧凑性等目标一起参与优化。这种做法的问题在于，历史惩罚会产生”锚定效应”——模拟退火倾向于将医院保留在其历史辖区附近，即使将其移到另一个辖区能显著改善均衡性。两阶段解耦彻底消除了这种干扰：第一阶段的代价函数中不包含任何历史相关的惩罚项，模拟退火可以自由地探索解空间；第二阶段在均衡性已经最优的前提下，通过最优匹配来最大化历史延续性。两个目标各自达到最优，而非在一个统一的目标函数中相互妥协。</w:t>
       </w:r>
     </w:p>
-    <w:bookmarkEnd w:id="126"/>
-    <w:bookmarkStart w:id="130" w:name="三层权重矩阵构建"/>
+    <w:bookmarkEnd w:id="122"/>
+    <w:bookmarkStart w:id="126" w:name="三层权重矩阵构建"/>
     <w:p>
       <w:pPr>
         <w:pStyle w:val="Heading4"/>
@@ -20838,18 +20296,18 @@
           <wp:inline>
             <wp:extent cx="5419128" cy="4402574"/>
             <wp:effectExtent b="0" l="0" r="0" t="0"/>
-            <wp:docPr descr="图 4-4 Hungarian 匹配示意图" title="" id="128" name="Picture"/>
+            <wp:docPr descr="图 4-4 Hungarian 匹配示意图" title="" id="124" name="Picture"/>
             <a:graphic>
               <a:graphicData uri="http://schemas.openxmlformats.org/drawingml/2006/picture">
                 <pic:pic>
                   <pic:nvPicPr>
-                    <pic:cNvPr descr="figures/fig4-4.png" id="129" name="Picture"/>
+                    <pic:cNvPr descr="figures/fig4-4.png" id="125" name="Picture"/>
                     <pic:cNvPicPr>
                       <a:picLocks noChangeArrowheads="1" noChangeAspect="1"/>
                     </pic:cNvPicPr>
                   </pic:nvPicPr>
                   <pic:blipFill>
-                    <a:blip r:embed="rId127"/>
+                    <a:blip r:embed="rId123"/>
                     <a:stretch>
                       <a:fillRect/>
                     </a:stretch>
@@ -21674,177 +21132,7 @@
         <w:rPr>
           <w:rFonts w:hint="eastAsia"/>
         </w:rPr>
-        <w:t xml:space="preserve">平方项的设计，对应着调研中清晰的客户关系差异化保护层级。问卷</w:t>
-      </w:r>
-      <w:r>
-        <w:t xml:space="preserve"> E1 </w:t>
-      </w:r>
-      <w:r>
-        <w:rPr>
-          <w:rFonts w:hint="eastAsia"/>
-        </w:rPr>
-        <w:t xml:space="preserve">题让受访者对六类客户关系的”必须保护程度”逐项打分（1-5</w:t>
-      </w:r>
-      <w:r>
-        <w:t xml:space="preserve"> </w:t>
-      </w:r>
-      <w:r>
-        <w:rPr>
-          <w:rFonts w:hint="eastAsia"/>
-        </w:rPr>
-        <w:t xml:space="preserve">分制），结果呈现明显分层：一线代表与</w:t>
-      </w:r>
-      <w:r>
-        <w:t xml:space="preserve"> KOL </w:t>
-      </w:r>
-      <w:r>
-        <w:rPr>
-          <w:rFonts w:hint="eastAsia"/>
-        </w:rPr>
-        <w:t xml:space="preserve">客户的关系均值</w:t>
-      </w:r>
-      <w:r>
-        <w:t xml:space="preserve"> </w:t>
-      </w:r>
-      <w:r>
-        <w:rPr>
-          <w:rFonts w:hint="eastAsia"/>
-        </w:rPr>
-        <w:t xml:space="preserve">4.7、重点大医院（Index</w:t>
-      </w:r>
-      <w:r>
-        <w:t xml:space="preserve"> </w:t>
-      </w:r>
-      <w:r>
-        <w:rPr>
-          <w:rFonts w:hint="eastAsia"/>
-        </w:rPr>
-        <w:t xml:space="preserve">排名前</w:t>
-      </w:r>
-      <w:r>
-        <w:t xml:space="preserve"> </w:t>
-      </w:r>
-      <w:r>
-        <w:rPr>
-          <w:rFonts w:hint="eastAsia"/>
-        </w:rPr>
-        <w:t xml:space="preserve">10%）的代表-医院关系均值</w:t>
-      </w:r>
-      <w:r>
-        <w:t xml:space="preserve"> </w:t>
-      </w:r>
-      <w:r>
-        <w:rPr>
-          <w:rFonts w:hint="eastAsia"/>
-        </w:rPr>
-        <w:t xml:space="preserve">4.6、历史只属于一个辖区的城市的代表-城市关系均值</w:t>
-      </w:r>
-      <w:r>
-        <w:t xml:space="preserve"> </w:t>
-      </w:r>
-      <w:r>
-        <w:rPr>
-          <w:rFonts w:hint="eastAsia"/>
-        </w:rPr>
-        <w:t xml:space="preserve">4.5，三类高价值关系均值≥4.5，构成”必须保护层”；同辖区非</w:t>
-      </w:r>
-      <w:r>
-        <w:t xml:space="preserve"> KOL </w:t>
-      </w:r>
-      <w:r>
-        <w:rPr>
-          <w:rFonts w:hint="eastAsia"/>
-        </w:rPr>
-        <w:t xml:space="preserve">客户关系均值</w:t>
-      </w:r>
-      <w:r>
-        <w:t xml:space="preserve"> </w:t>
-      </w:r>
-      <w:r>
-        <w:rPr>
-          <w:rFonts w:hint="eastAsia"/>
-        </w:rPr>
-        <w:t xml:space="preserve">3.4、普通医院关系</w:t>
-      </w:r>
-      <w:r>
-        <w:t xml:space="preserve"> </w:t>
-      </w:r>
-      <w:r>
-        <w:rPr>
-          <w:rFonts w:hint="eastAsia"/>
-        </w:rPr>
-        <w:t xml:space="preserve">3.2、跨多辖区城市内的代表-医院关系</w:t>
-      </w:r>
-      <w:r>
-        <w:t xml:space="preserve"> </w:t>
-      </w:r>
-      <w:r>
-        <w:rPr>
-          <w:rFonts w:hint="eastAsia"/>
-        </w:rPr>
-        <w:t xml:space="preserve">3.0，构成”可调整层”。两层均值差距约</w:t>
-      </w:r>
-      <w:r>
-        <w:t xml:space="preserve"> 1.3-1.7 </w:t>
-      </w:r>
-      <w:r>
-        <w:rPr>
-          <w:rFonts w:hint="eastAsia"/>
-        </w:rPr>
-        <w:t xml:space="preserve">个</w:t>
-      </w:r>
-      <w:r>
-        <w:t xml:space="preserve"> Likert </w:t>
-      </w:r>
-      <w:r>
-        <w:rPr>
-          <w:rFonts w:hint="eastAsia"/>
-        </w:rPr>
-        <w:t xml:space="preserve">分。这一”高价值关系严守、低价值关系可让步”的业务直觉，对应着权重矩阵的两层差异化设计：医院级权重的</w:t>
-      </w:r>
-      <w:r>
-        <w:t xml:space="preserve"> </w:t>
-      </w:r>
-      <m:oMath>
-        <m:sSubSup>
-          <m:e>
-            <m:r>
-              <m:rPr>
-                <m:nor/>
-                <m:sty m:val="p"/>
-              </m:rPr>
-              <m:t>idx</m:t>
-            </m:r>
-          </m:e>
-          <m:sub>
-            <m:r>
-              <m:t>h</m:t>
-            </m:r>
-          </m:sub>
-          <m:sup>
-            <m:r>
-              <m:t>2</m:t>
-            </m:r>
-          </m:sup>
-        </m:sSubSup>
-        <m:r>
-          <m:rPr>
-            <m:sty m:val="p"/>
-          </m:rPr>
-          <m:t>/</m:t>
-        </m:r>
-        <m:r>
-          <m:t>500</m:t>
-        </m:r>
-      </m:oMath>
-      <w:r>
-        <w:t xml:space="preserve"> </w:t>
-      </w:r>
-      <w:r>
-        <w:rPr>
-          <w:rFonts w:hint="eastAsia"/>
-        </w:rPr>
-        <w:t xml:space="preserve">让</w:t>
+        <w:t xml:space="preserve">平方项的设计，使高价值医院在匹配中天然占据主导地位。一家</w:t>
       </w:r>
       <w:r>
         <w:t xml:space="preserve"> Index </w:t>
@@ -21853,16 +21141,25 @@
         <w:rPr>
           <w:rFonts w:hint="eastAsia"/>
         </w:rPr>
-        <w:t xml:space="preserve">高的医院在匹配中天然占据主导地位，从而自动实现重点大医院与</w:t>
-      </w:r>
-      <w:r>
-        <w:t xml:space="preserve"> KOL </w:t>
-      </w:r>
-      <w:r>
-        <w:rPr>
-          <w:rFonts w:hint="eastAsia"/>
-        </w:rPr>
-        <w:t xml:space="preserve">客户关系的”严守”——一家</w:t>
+        <w:t xml:space="preserve">为</w:t>
+      </w:r>
+      <w:r>
+        <w:t xml:space="preserve"> 800 </w:t>
+      </w:r>
+      <w:r>
+        <w:rPr>
+          <w:rFonts w:hint="eastAsia"/>
+        </w:rPr>
+        <w:t xml:space="preserve">的医院贡献的权重相当于</w:t>
+      </w:r>
+      <w:r>
+        <w:t xml:space="preserve"> 16 </w:t>
+      </w:r>
+      <w:r>
+        <w:rPr>
+          <w:rFonts w:hint="eastAsia"/>
+        </w:rPr>
+        <w:t xml:space="preserve">家</w:t>
       </w:r>
       <w:r>
         <w:t xml:space="preserve"> Index </w:t>
@@ -21874,40 +21171,40 @@
         <w:t xml:space="preserve">为</w:t>
       </w:r>
       <w:r>
-        <w:t xml:space="preserve"> 800 </w:t>
-      </w:r>
-      <w:r>
-        <w:rPr>
-          <w:rFonts w:hint="eastAsia"/>
-        </w:rPr>
-        <w:t xml:space="preserve">的医院贡献的权重相当于</w:t>
-      </w:r>
-      <w:r>
-        <w:t xml:space="preserve"> 16 </w:t>
-      </w:r>
-      <w:r>
-        <w:rPr>
-          <w:rFonts w:hint="eastAsia"/>
-        </w:rPr>
-        <w:t xml:space="preserve">家</w:t>
-      </w:r>
-      <w:r>
-        <w:t xml:space="preserve"> Index </w:t>
-      </w:r>
-      <w:r>
-        <w:rPr>
-          <w:rFonts w:hint="eastAsia"/>
-        </w:rPr>
-        <w:t xml:space="preserve">为</w:t>
-      </w:r>
-      <w:r>
         <w:t xml:space="preserve"> 200 </w:t>
       </w:r>
       <w:r>
         <w:rPr>
           <w:rFonts w:hint="eastAsia"/>
         </w:rPr>
-        <w:t xml:space="preserve">的医院之和，匹配的最优解会优先围绕大医院展开；下文</w:t>
+        <w:t xml:space="preserve">的医院之和——这与</w:t>
+      </w:r>
+      <w:r>
+        <w:t xml:space="preserve"> 3.3.2 </w:t>
+      </w:r>
+      <w:r>
+        <w:rPr>
+          <w:rFonts w:hint="eastAsia"/>
+        </w:rPr>
+        <w:t xml:space="preserve">节调研中”客户关系延续性”均值</w:t>
+      </w:r>
+      <w:r>
+        <w:t xml:space="preserve"> 4.5 </w:t>
+      </w:r>
+      <w:r>
+        <w:rPr>
+          <w:rFonts w:hint="eastAsia"/>
+        </w:rPr>
+        <w:t xml:space="preserve">居于核心评价维度第二位的发现相呼应：业务侧普遍把保留高价值客户关系视为辖区调整的底线。当</w:t>
+      </w:r>
+      <w:r>
+        <w:t xml:space="preserve"> Hungarian </w:t>
+      </w:r>
+      <w:r>
+        <w:rPr>
+          <w:rFonts w:hint="eastAsia"/>
+        </w:rPr>
+        <w:t xml:space="preserve">求解最优匹配时，最优解会优先围绕大医院展开，从而自动实现重点大医院与历史辖区的对应关系保留。下文</w:t>
       </w:r>
       <w:r>
         <w:t xml:space="preserve"> 4.5.3.4 </w:t>
@@ -21951,7 +21248,7 @@
         <w:rPr>
           <w:rFonts w:hint="eastAsia"/>
         </w:rPr>
-        <w:t xml:space="preserve">量级，则对应”历史独占关系强制冻结”。中等价值医院与小区域关系在两个权重中的占比相对较低，使其能够在匹配中被适度让渡，服务于第一阶段已经达成的</w:t>
+        <w:t xml:space="preserve">量级，则把”历史独占关系强制冻结”上升为硬性约束。中等价值医院与小区域关系在权重中的占比相对较低，使其能够在匹配中被适度让渡，服务于第一阶段已经达成的</w:t>
       </w:r>
       <w:r>
         <w:t xml:space="preserve"> Index </w:t>
@@ -21960,23 +21257,11 @@
         <w:rPr>
           <w:rFonts w:hint="eastAsia"/>
         </w:rPr>
-        <w:t xml:space="preserve">均衡与地理紧凑性目标。详细打分分布见</w:t>
-      </w:r>
-      <w:r>
-        <w:t xml:space="preserve"> 3.3.4 </w:t>
-      </w:r>
-      <w:r>
-        <w:rPr>
-          <w:rFonts w:hint="eastAsia"/>
-        </w:rPr>
-        <w:t xml:space="preserve">节图</w:t>
-      </w:r>
-      <w:r>
-        <w:t xml:space="preserve"> 3-10。</w:t>
-      </w:r>
-    </w:p>
-    <w:bookmarkEnd w:id="130"/>
-    <w:bookmarkStart w:id="131" w:name="历史比例加权机制"/>
+        <w:t xml:space="preserve">均衡与地理紧凑性目标。</w:t>
+      </w:r>
+    </w:p>
+    <w:bookmarkEnd w:id="126"/>
+    <w:bookmarkStart w:id="127" w:name="历史比例加权机制"/>
     <w:p>
       <w:pPr>
         <w:pStyle w:val="Heading4"/>
@@ -22069,8 +21354,8 @@
         <w:t xml:space="preserve">top-N”的策略确保了拆分医院的各份额优先匹配到其历史上覆盖比例最高的辖区，而非被分散到边缘性的历史关联中。</w:t>
       </w:r>
     </w:p>
-    <w:bookmarkEnd w:id="131"/>
-    <w:bookmarkStart w:id="132" w:name="锁定约束与一对一城市的权重提升"/>
+    <w:bookmarkEnd w:id="127"/>
+    <w:bookmarkStart w:id="128" w:name="锁定约束与一对一城市的权重提升"/>
     <w:p>
       <w:pPr>
         <w:pStyle w:val="Heading4"/>
@@ -22418,8 +21703,8 @@
         <w:t xml:space="preserve">算法中引入额外的约束处理逻辑，保持了算法实现的简洁性。</w:t>
       </w:r>
     </w:p>
-    <w:bookmarkEnd w:id="132"/>
-    <w:bookmarkStart w:id="133" w:name="kuhn-munkres-求解与辖区映射"/>
+    <w:bookmarkEnd w:id="128"/>
+    <w:bookmarkStart w:id="129" w:name="kuhn-munkres-求解与辖区映射"/>
     <w:p>
       <w:pPr>
         <w:pStyle w:val="Heading4"/>
@@ -22945,22 +22230,441 @@
         <w:t xml:space="preserve">的医院集合。</w:t>
       </w:r>
     </w:p>
+    <w:bookmarkEnd w:id="129"/>
+    <w:bookmarkEnd w:id="130"/>
+    <w:bookmarkEnd w:id="131"/>
+    <w:bookmarkStart w:id="132" w:name="本章小结-3"/>
+    <w:p>
+      <w:pPr>
+        <w:pStyle w:val="Heading2"/>
+      </w:pPr>
+      <w:r>
+        <w:t xml:space="preserve">4.6 </w:t>
+      </w:r>
+      <w:r>
+        <w:rPr>
+          <w:rFonts w:hint="eastAsia"/>
+        </w:rPr>
+        <w:t xml:space="preserve">本章小结</w:t>
+      </w:r>
+    </w:p>
+    <w:p>
+      <w:pPr>
+        <w:pStyle w:val="FirstParagraph"/>
+      </w:pPr>
+      <w:r>
+        <w:rPr>
+          <w:rFonts w:hint="eastAsia"/>
+        </w:rPr>
+        <w:t xml:space="preserve">本章从数学建模的角度，完整地构建了制药企业</w:t>
+      </w:r>
+      <w:r>
+        <w:t xml:space="preserve"> SFE </w:t>
+      </w:r>
+      <w:r>
+        <w:rPr>
+          <w:rFonts w:hint="eastAsia"/>
+        </w:rPr>
+        <w:t xml:space="preserve">辖区动态分配的优化模型与求解算法。</w:t>
+      </w:r>
+    </w:p>
+    <w:p>
+      <w:pPr>
+        <w:pStyle w:val="BodyText"/>
+      </w:pPr>
+      <w:r>
+        <w:rPr>
+          <w:rFonts w:hint="eastAsia"/>
+        </w:rPr>
+        <w:t xml:space="preserve">在问题定义层面，本章将辖区分配形式化为一个带硬约束和软约束的多目标组合优化问题，明确了输入（医院集合、辖区数量、历史分配、约束配置）、输出（医院到辖区的映射）以及”动态”的含义（约束驱动的快速重算）。在数据工程层面，本章阐述了多源数据的清洗整合流程，并详细推导了综合价值指数（Index）的归一化与聚合方法，为后续均衡性优化提供了统一的度量标准。在预处理层面，本章设计了大医院虚拟拆分机制，通过将高</w:t>
+      </w:r>
+      <w:r>
+        <w:t xml:space="preserve"> Index </w:t>
+      </w:r>
+      <w:r>
+        <w:rPr>
+          <w:rFonts w:hint="eastAsia"/>
+        </w:rPr>
+        <w:t xml:space="preserve">医院等分为多个虚拟份额并施加分散硬约束，从根本上消除了单家医院</w:t>
+      </w:r>
+      <w:r>
+        <w:t xml:space="preserve"> Index </w:t>
+      </w:r>
+      <w:r>
+        <w:rPr>
+          <w:rFonts w:hint="eastAsia"/>
+        </w:rPr>
+        <w:t xml:space="preserve">过大导致的均衡性瓶颈。</w:t>
+      </w:r>
+    </w:p>
+    <w:p>
+      <w:pPr>
+        <w:pStyle w:val="BodyText"/>
+      </w:pPr>
+      <w:r>
+        <w:rPr>
+          <w:rFonts w:hint="eastAsia"/>
+        </w:rPr>
+        <w:t xml:space="preserve">在模型构建层面，本章提出了基于阈值的统一惩罚框架——核心目标（Index</w:t>
+      </w:r>
+      <w:r>
+        <w:t xml:space="preserve"> </w:t>
+      </w:r>
+      <w:r>
+        <w:rPr>
+          <w:rFonts w:hint="eastAsia"/>
+        </w:rPr>
+        <w:t xml:space="preserve">偏差、地理跨度）采用二次惩罚以重罚极端偏离，计数型目标（容量、城市数、区县数）采用线性惩罚以鼓励渐进改善，并明确区分了硬约束（锁定、一对一城市冻结、拆分分散、城市上限、非空）与软约束的处理方式。在算法设计层面，本章提出了”均衡优化—历史匹配”两阶段求解框架：第一阶段通过六层地理聚类生成高质量初始解，再经模拟退火进行</w:t>
+      </w:r>
+      <w:r>
+        <w:t xml:space="preserve"> 500,000 </w:t>
+      </w:r>
+      <w:r>
+        <w:rPr>
+          <w:rFonts w:hint="eastAsia"/>
+        </w:rPr>
+        <w:t xml:space="preserve">次迭代优化（前</w:t>
+      </w:r>
+      <w:r>
+        <w:t xml:space="preserve"> 80% </w:t>
+      </w:r>
+      <w:r>
+        <w:rPr>
+          <w:rFonts w:hint="eastAsia"/>
+        </w:rPr>
+        <w:t xml:space="preserve">为标准退火、后</w:t>
+      </w:r>
+      <w:r>
+        <w:t xml:space="preserve"> 20% </w:t>
+      </w:r>
+      <w:r>
+        <w:rPr>
+          <w:rFonts w:hint="eastAsia"/>
+        </w:rPr>
+        <w:t xml:space="preserve">为贪心抛光）；其间引入了一对一城市识别和城市亲和图两项扩展机制，让分散的小城市能够基于历史业务关联或地理临近性合理组合到同一辖区。第二阶段通过</w:t>
+      </w:r>
+      <w:r>
+        <w:t xml:space="preserve"> Hungarian </w:t>
+      </w:r>
+      <w:r>
+        <w:rPr>
+          <w:rFonts w:hint="eastAsia"/>
+        </w:rPr>
+        <w:t xml:space="preserve">算法将匿名簇映射到历史辖区编号，并对锁定医院和一对一城市做权重</w:t>
+      </w:r>
+      <w:r>
+        <w:t xml:space="preserve"> </w:t>
+      </w:r>
+      <w:r>
+        <w:rPr>
+          <w:rFonts w:hint="eastAsia"/>
+        </w:rPr>
+        <w:t xml:space="preserve">boost，确保两类强约束在匹配阶段被严格遵守。两阶段解耦的设计使得均衡性与历史延续性各自达到最优，避免了传统单阶段方法中两个目标相互妥协的问题。</w:t>
+      </w:r>
+    </w:p>
+    <w:p>
+      <w:pPr>
+        <w:pStyle w:val="BodyText"/>
+      </w:pPr>
+      <w:r>
+        <w:rPr>
+          <w:rFonts w:hint="eastAsia"/>
+        </w:rPr>
+        <w:t xml:space="preserve">下一章将基于真实业务数据（经脱敏处理），对本章构建的模型和算法进行实证验证，包括</w:t>
+      </w:r>
+      <w:r>
+        <w:t xml:space="preserve"> As-Is </w:t>
+      </w:r>
+      <w:r>
+        <w:rPr>
+          <w:rFonts w:hint="eastAsia"/>
+        </w:rPr>
+        <w:t xml:space="preserve">与</w:t>
+      </w:r>
+      <w:r>
+        <w:t xml:space="preserve"> To-Be </w:t>
+      </w:r>
+      <w:r>
+        <w:rPr>
+          <w:rFonts w:hint="eastAsia"/>
+        </w:rPr>
+        <w:t xml:space="preserve">的对比分析、多场景压力测试以及关键参数的敏感性分析。</w:t>
+      </w:r>
+    </w:p>
+    <w:bookmarkEnd w:id="132"/>
     <w:bookmarkEnd w:id="133"/>
+    <w:bookmarkStart w:id="143" w:name="附录-a-业务侧调研问卷与访谈大纲"/>
+    <w:p>
+      <w:pPr>
+        <w:pStyle w:val="Heading1"/>
+      </w:pPr>
+      <w:r>
+        <w:rPr>
+          <w:rFonts w:hint="eastAsia"/>
+        </w:rPr>
+        <w:t xml:space="preserve">附录</w:t>
+      </w:r>
+      <w:r>
+        <w:t xml:space="preserve"> A </w:t>
+      </w:r>
+      <w:r>
+        <w:rPr>
+          <w:rFonts w:hint="eastAsia"/>
+        </w:rPr>
+        <w:t xml:space="preserve">业务侧调研问卷与访谈大纲</w:t>
+      </w:r>
+    </w:p>
+    <w:p>
+      <w:pPr>
+        <w:pStyle w:val="FirstParagraph"/>
+      </w:pPr>
+      <w:r>
+        <w:rPr>
+          <w:rFonts w:hint="eastAsia"/>
+        </w:rPr>
+        <w:t xml:space="preserve">附录</w:t>
+      </w:r>
+      <w:r>
+        <w:t xml:space="preserve"> A </w:t>
+      </w:r>
+      <w:r>
+        <w:rPr>
+          <w:rFonts w:hint="eastAsia"/>
+        </w:rPr>
+        <w:t xml:space="preserve">收录第三章</w:t>
+      </w:r>
+      <w:r>
+        <w:t xml:space="preserve"> 3.2 </w:t>
+      </w:r>
+      <w:r>
+        <w:rPr>
+          <w:rFonts w:hint="eastAsia"/>
+        </w:rPr>
+        <w:t xml:space="preserve">节所述深度访谈与问卷调研的完整工具集——A.1</w:t>
+      </w:r>
+      <w:r>
+        <w:t xml:space="preserve"> </w:t>
+      </w:r>
+      <w:r>
+        <w:rPr>
+          <w:rFonts w:hint="eastAsia"/>
+        </w:rPr>
+        <w:t xml:space="preserve">节简要回顾调研方法的关键设定，便于读者快速定位；A.2</w:t>
+      </w:r>
+      <w:r>
+        <w:t xml:space="preserve"> </w:t>
+      </w:r>
+      <w:r>
+        <w:rPr>
+          <w:rFonts w:hint="eastAsia"/>
+        </w:rPr>
+        <w:t xml:space="preserve">节给出</w:t>
+      </w:r>
+      <w:r>
+        <w:t xml:space="preserve"> 14 </w:t>
+      </w:r>
+      <w:r>
+        <w:rPr>
+          <w:rFonts w:hint="eastAsia"/>
+        </w:rPr>
+        <w:t xml:space="preserve">道封闭式问卷的完整题本；A.3</w:t>
+      </w:r>
+      <w:r>
+        <w:t xml:space="preserve"> </w:t>
+      </w:r>
+      <w:r>
+        <w:rPr>
+          <w:rFonts w:hint="eastAsia"/>
+        </w:rPr>
+        <w:t xml:space="preserve">节给出</w:t>
+      </w:r>
+      <w:r>
+        <w:t xml:space="preserve"> 8 </w:t>
+      </w:r>
+      <w:r>
+        <w:rPr>
+          <w:rFonts w:hint="eastAsia"/>
+        </w:rPr>
+        <w:t xml:space="preserve">道开放式访谈题目。受访者背景与调研结果分析已在第三章</w:t>
+      </w:r>
+      <w:r>
+        <w:t xml:space="preserve"> 3.2.2 </w:t>
+      </w:r>
+      <w:r>
+        <w:rPr>
+          <w:rFonts w:hint="eastAsia"/>
+        </w:rPr>
+        <w:t xml:space="preserve">与</w:t>
+      </w:r>
+      <w:r>
+        <w:t xml:space="preserve"> 3.3 </w:t>
+      </w:r>
+      <w:r>
+        <w:rPr>
+          <w:rFonts w:hint="eastAsia"/>
+        </w:rPr>
+        <w:t xml:space="preserve">节集中呈现，附录不再重复。</w:t>
+      </w:r>
+    </w:p>
+    <w:bookmarkStart w:id="134" w:name="a.1-调研方法摘要"/>
+    <w:p>
+      <w:pPr>
+        <w:pStyle w:val="Heading2"/>
+      </w:pPr>
+      <w:r>
+        <w:t xml:space="preserve">A.1 </w:t>
+      </w:r>
+      <w:r>
+        <w:rPr>
+          <w:rFonts w:hint="eastAsia"/>
+        </w:rPr>
+        <w:t xml:space="preserve">调研方法摘要</w:t>
+      </w:r>
+    </w:p>
+    <w:p>
+      <w:pPr>
+        <w:pStyle w:val="FirstParagraph"/>
+      </w:pPr>
+      <w:r>
+        <w:rPr>
+          <w:rFonts w:hint="eastAsia"/>
+        </w:rPr>
+        <w:t xml:space="preserve">调研对象为具备</w:t>
+      </w:r>
+      <w:r>
+        <w:t xml:space="preserve"> SFE </w:t>
+      </w:r>
+      <w:r>
+        <w:rPr>
+          <w:rFonts w:hint="eastAsia"/>
+        </w:rPr>
+        <w:t xml:space="preserve">系统认知的行业从业者，覆盖</w:t>
+      </w:r>
+      <w:r>
+        <w:t xml:space="preserve"> SFE </w:t>
+      </w:r>
+      <w:r>
+        <w:rPr>
+          <w:rFonts w:hint="eastAsia"/>
+        </w:rPr>
+        <w:t xml:space="preserve">管理层、销售管理者（区域经理</w:t>
+      </w:r>
+      <w:r>
+        <w:t xml:space="preserve"> / </w:t>
+      </w:r>
+      <w:r>
+        <w:rPr>
+          <w:rFonts w:hint="eastAsia"/>
+        </w:rPr>
+        <w:t xml:space="preserve">省经理</w:t>
+      </w:r>
+      <w:r>
+        <w:t xml:space="preserve"> / </w:t>
+      </w:r>
+      <w:r>
+        <w:rPr>
+          <w:rFonts w:hint="eastAsia"/>
+        </w:rPr>
+        <w:t xml:space="preserve">大区经理）、SFE</w:t>
+      </w:r>
+      <w:r>
+        <w:t xml:space="preserve"> </w:t>
+      </w:r>
+      <w:r>
+        <w:rPr>
+          <w:rFonts w:hint="eastAsia"/>
+        </w:rPr>
+        <w:t xml:space="preserve">分析师三类岗位。受访者由作者通过行业人脉招募，每位受访者先完成</w:t>
+      </w:r>
+      <w:r>
+        <w:t xml:space="preserve"> 14 </w:t>
+      </w:r>
+      <w:r>
+        <w:rPr>
+          <w:rFonts w:hint="eastAsia"/>
+        </w:rPr>
+        <w:t xml:space="preserve">道封闭式问卷（约</w:t>
+      </w:r>
+      <w:r>
+        <w:t xml:space="preserve"> 10 </w:t>
+      </w:r>
+      <w:r>
+        <w:rPr>
+          <w:rFonts w:hint="eastAsia"/>
+        </w:rPr>
+        <w:t xml:space="preserve">分钟），再接受</w:t>
+      </w:r>
+      <w:r>
+        <w:t xml:space="preserve"> 30-45 </w:t>
+      </w:r>
+      <w:r>
+        <w:rPr>
+          <w:rFonts w:hint="eastAsia"/>
+        </w:rPr>
+        <w:t xml:space="preserve">分钟的开放式访谈。问卷与访谈在同一轮约访中完成，共回收</w:t>
+      </w:r>
+      <w:r>
+        <w:t xml:space="preserve"> 12 </w:t>
+      </w:r>
+      <w:r>
+        <w:rPr>
+          <w:rFonts w:hint="eastAsia"/>
+        </w:rPr>
+        <w:t xml:space="preserve">份有效问卷与访谈记录（N=12）。</w:t>
+      </w:r>
+    </w:p>
+    <w:p>
+      <w:pPr>
+        <w:pStyle w:val="BodyText"/>
+      </w:pPr>
+      <w:r>
+        <w:rPr>
+          <w:rFonts w:hint="eastAsia"/>
+        </w:rPr>
+        <w:t xml:space="preserve">由于样本规模有限且涉及多家企业商业敏感信息，本调研定位为辅助性探索性研究，结果以描述性统计形式呈现，不进行推断性统计检验；原始问卷数据已脱敏处理，受访者身份不予披露。受访者背景分布详见正文表</w:t>
+      </w:r>
+      <w:r>
+        <w:t xml:space="preserve"> 3-1 </w:t>
+      </w:r>
+      <w:r>
+        <w:rPr>
+          <w:rFonts w:hint="eastAsia"/>
+        </w:rPr>
+        <w:t xml:space="preserve">与图</w:t>
+      </w:r>
+      <w:r>
+        <w:t xml:space="preserve"> 3-4。</w:t>
+      </w:r>
+    </w:p>
     <w:bookmarkEnd w:id="134"/>
-    <w:bookmarkEnd w:id="135"/>
-    <w:bookmarkStart w:id="136" w:name="本章小结-3"/>
+    <w:bookmarkStart w:id="141" w:name="a.2-问卷量化题目"/>
     <w:p>
       <w:pPr>
         <w:pStyle w:val="Heading2"/>
       </w:pPr>
       <w:r>
-        <w:t xml:space="preserve">4.6 </w:t>
-      </w:r>
-      <w:r>
-        <w:rPr>
-          <w:rFonts w:hint="eastAsia"/>
-        </w:rPr>
-        <w:t xml:space="preserve">本章小结</w:t>
+        <w:t xml:space="preserve">A.2 </w:t>
+      </w:r>
+      <w:r>
+        <w:rPr>
+          <w:rFonts w:hint="eastAsia"/>
+        </w:rPr>
+        <w:t xml:space="preserve">问卷量化题目</w:t>
+      </w:r>
+    </w:p>
+    <w:bookmarkStart w:id="135" w:name="a.2.1-基本信息"/>
+    <w:p>
+      <w:pPr>
+        <w:pStyle w:val="Heading3"/>
+      </w:pPr>
+      <w:r>
+        <w:t xml:space="preserve">A.2.1 </w:t>
+      </w:r>
+      <w:r>
+        <w:rPr>
+          <w:rFonts w:hint="eastAsia"/>
+        </w:rPr>
+        <w:t xml:space="preserve">基本信息</w:t>
       </w:r>
     </w:p>
     <w:p>
@@ -22968,10 +22672,102 @@
         <w:pStyle w:val="FirstParagraph"/>
       </w:pPr>
       <w:r>
-        <w:rPr>
-          <w:rFonts w:hint="eastAsia"/>
-        </w:rPr>
-        <w:t xml:space="preserve">本章从数学建模的角度，完整地构建了制药企业</w:t>
+        <w:t xml:space="preserve">A1. </w:t>
+      </w:r>
+      <w:r>
+        <w:rPr>
+          <w:rFonts w:hint="eastAsia"/>
+        </w:rPr>
+        <w:t xml:space="preserve">您当前的角色（单选）：</w:t>
+      </w:r>
+    </w:p>
+    <w:p>
+      <w:pPr>
+        <w:pStyle w:val="Compact"/>
+        <w:numPr>
+          <w:ilvl w:val="0"/>
+          <w:numId w:val="1003"/>
+        </w:numPr>
+      </w:pPr>
+      <w:r>
+        <w:t xml:space="preserve">SFE </w:t>
+      </w:r>
+      <w:r>
+        <w:rPr>
+          <w:rFonts w:hint="eastAsia"/>
+        </w:rPr>
+        <w:t xml:space="preserve">管理层</w:t>
+      </w:r>
+      <w:r>
+        <w:br/>
+      </w:r>
+    </w:p>
+    <w:p>
+      <w:pPr>
+        <w:pStyle w:val="Compact"/>
+        <w:numPr>
+          <w:ilvl w:val="0"/>
+          <w:numId w:val="1003"/>
+        </w:numPr>
+      </w:pPr>
+      <w:r>
+        <w:rPr>
+          <w:rFonts w:hint="eastAsia"/>
+        </w:rPr>
+        <w:t xml:space="preserve">销售管理者（区域经理</w:t>
+      </w:r>
+      <w:r>
+        <w:t xml:space="preserve"> / </w:t>
+      </w:r>
+      <w:r>
+        <w:rPr>
+          <w:rFonts w:hint="eastAsia"/>
+        </w:rPr>
+        <w:t xml:space="preserve">省经理</w:t>
+      </w:r>
+      <w:r>
+        <w:t xml:space="preserve"> / </w:t>
+      </w:r>
+      <w:r>
+        <w:rPr>
+          <w:rFonts w:hint="eastAsia"/>
+        </w:rPr>
+        <w:t xml:space="preserve">大区经理）</w:t>
+      </w:r>
+      <w:r>
+        <w:br/>
+      </w:r>
+    </w:p>
+    <w:p>
+      <w:pPr>
+        <w:pStyle w:val="Compact"/>
+        <w:numPr>
+          <w:ilvl w:val="0"/>
+          <w:numId w:val="1003"/>
+        </w:numPr>
+      </w:pPr>
+      <w:r>
+        <w:t xml:space="preserve">SFE </w:t>
+      </w:r>
+      <w:r>
+        <w:rPr>
+          <w:rFonts w:hint="eastAsia"/>
+        </w:rPr>
+        <w:t xml:space="preserve">分析师</w:t>
+      </w:r>
+    </w:p>
+    <w:p>
+      <w:pPr>
+        <w:pStyle w:val="FirstParagraph"/>
+      </w:pPr>
+      <w:r>
+        <w:t xml:space="preserve">A2. </w:t>
+      </w:r>
+      <w:r>
+        <w:rPr>
+          <w:rFonts w:hint="eastAsia"/>
+        </w:rPr>
+        <w:t xml:space="preserve">您从事医药销售或</w:t>
       </w:r>
       <w:r>
         <w:t xml:space="preserve"> SFE </w:t>
@@ -22980,393 +22776,7 @@
         <w:rPr>
           <w:rFonts w:hint="eastAsia"/>
         </w:rPr>
-        <w:t xml:space="preserve">辖区动态分配的优化模型与求解算法。</w:t>
-      </w:r>
-    </w:p>
-    <w:p>
-      <w:pPr>
-        <w:pStyle w:val="BodyText"/>
-      </w:pPr>
-      <w:r>
-        <w:rPr>
-          <w:rFonts w:hint="eastAsia"/>
-        </w:rPr>
-        <w:t xml:space="preserve">在问题定义层面，本章将辖区分配形式化为一个带硬约束和软约束的多目标组合优化问题，明确了输入（医院集合、辖区数量、历史分配、约束配置）、输出（医院到辖区的映射）以及”动态”的含义（约束驱动的快速重算）。在数据工程层面，本章阐述了多源数据的清洗整合流程，并详细推导了综合价值指数（Index）的归一化与聚合方法，为后续均衡性优化提供了统一的度量标准。在预处理层面，本章设计了大医院虚拟拆分机制，通过将高</w:t>
-      </w:r>
-      <w:r>
-        <w:t xml:space="preserve"> Index </w:t>
-      </w:r>
-      <w:r>
-        <w:rPr>
-          <w:rFonts w:hint="eastAsia"/>
-        </w:rPr>
-        <w:t xml:space="preserve">医院等分为多个虚拟份额并施加分散硬约束，从根本上消除了单家医院</w:t>
-      </w:r>
-      <w:r>
-        <w:t xml:space="preserve"> Index </w:t>
-      </w:r>
-      <w:r>
-        <w:rPr>
-          <w:rFonts w:hint="eastAsia"/>
-        </w:rPr>
-        <w:t xml:space="preserve">过大导致的均衡性瓶颈。</w:t>
-      </w:r>
-    </w:p>
-    <w:p>
-      <w:pPr>
-        <w:pStyle w:val="BodyText"/>
-      </w:pPr>
-      <w:r>
-        <w:rPr>
-          <w:rFonts w:hint="eastAsia"/>
-        </w:rPr>
-        <w:t xml:space="preserve">在模型构建层面，本章提出了基于阈值的统一惩罚框架——核心目标（Index</w:t>
-      </w:r>
-      <w:r>
-        <w:t xml:space="preserve"> </w:t>
-      </w:r>
-      <w:r>
-        <w:rPr>
-          <w:rFonts w:hint="eastAsia"/>
-        </w:rPr>
-        <w:t xml:space="preserve">偏差、地理跨度）采用二次惩罚以重罚极端偏离，计数型目标（容量、城市数、区县数）采用线性惩罚以鼓励渐进改善，并明确区分了硬约束（锁定、一对一城市冻结、拆分分散、城市上限、非空）与软约束的处理方式。在算法设计层面，本章提出了”均衡优化—历史匹配”两阶段求解框架：第一阶段通过六层地理聚类生成高质量初始解，再经模拟退火进行</w:t>
-      </w:r>
-      <w:r>
-        <w:t xml:space="preserve"> 500,000 </w:t>
-      </w:r>
-      <w:r>
-        <w:rPr>
-          <w:rFonts w:hint="eastAsia"/>
-        </w:rPr>
-        <w:t xml:space="preserve">次迭代优化（前</w:t>
-      </w:r>
-      <w:r>
-        <w:t xml:space="preserve"> 80% </w:t>
-      </w:r>
-      <w:r>
-        <w:rPr>
-          <w:rFonts w:hint="eastAsia"/>
-        </w:rPr>
-        <w:t xml:space="preserve">为标准退火、后</w:t>
-      </w:r>
-      <w:r>
-        <w:t xml:space="preserve"> 20% </w:t>
-      </w:r>
-      <w:r>
-        <w:rPr>
-          <w:rFonts w:hint="eastAsia"/>
-        </w:rPr>
-        <w:t xml:space="preserve">为贪心抛光）；其间引入了一对一城市识别和城市亲和图两项扩展机制，让分散的小城市能够基于历史业务关联或地理临近性合理组合到同一辖区。第二阶段通过</w:t>
-      </w:r>
-      <w:r>
-        <w:t xml:space="preserve"> Hungarian </w:t>
-      </w:r>
-      <w:r>
-        <w:rPr>
-          <w:rFonts w:hint="eastAsia"/>
-        </w:rPr>
-        <w:t xml:space="preserve">算法将匿名簇映射到历史辖区编号，并对锁定医院和一对一城市做权重</w:t>
-      </w:r>
-      <w:r>
-        <w:t xml:space="preserve"> </w:t>
-      </w:r>
-      <w:r>
-        <w:rPr>
-          <w:rFonts w:hint="eastAsia"/>
-        </w:rPr>
-        <w:t xml:space="preserve">boost，确保两类强约束在匹配阶段被严格遵守。两阶段解耦的设计使得均衡性与历史延续性各自达到最优，避免了传统单阶段方法中两个目标相互妥协的问题。</w:t>
-      </w:r>
-    </w:p>
-    <w:p>
-      <w:pPr>
-        <w:pStyle w:val="BodyText"/>
-      </w:pPr>
-      <w:r>
-        <w:rPr>
-          <w:rFonts w:hint="eastAsia"/>
-        </w:rPr>
-        <w:t xml:space="preserve">下一章将基于真实业务数据（经脱敏处理），对本章构建的模型和算法进行实证验证，包括</w:t>
-      </w:r>
-      <w:r>
-        <w:t xml:space="preserve"> As-Is </w:t>
-      </w:r>
-      <w:r>
-        <w:rPr>
-          <w:rFonts w:hint="eastAsia"/>
-        </w:rPr>
-        <w:t xml:space="preserve">与</w:t>
-      </w:r>
-      <w:r>
-        <w:t xml:space="preserve"> To-Be </w:t>
-      </w:r>
-      <w:r>
-        <w:rPr>
-          <w:rFonts w:hint="eastAsia"/>
-        </w:rPr>
-        <w:t xml:space="preserve">的对比分析、多场景压力测试以及关键参数的敏感性分析。</w:t>
-      </w:r>
-    </w:p>
-    <w:bookmarkEnd w:id="136"/>
-    <w:bookmarkEnd w:id="137"/>
-    <w:bookmarkStart w:id="148" w:name="附录-a-业务侧调研问卷与访谈大纲"/>
-    <w:p>
-      <w:pPr>
-        <w:pStyle w:val="Heading1"/>
-      </w:pPr>
-      <w:r>
-        <w:rPr>
-          <w:rFonts w:hint="eastAsia"/>
-        </w:rPr>
-        <w:t xml:space="preserve">附录</w:t>
-      </w:r>
-      <w:r>
-        <w:t xml:space="preserve"> A </w:t>
-      </w:r>
-      <w:r>
-        <w:rPr>
-          <w:rFonts w:hint="eastAsia"/>
-        </w:rPr>
-        <w:t xml:space="preserve">业务侧调研问卷与访谈大纲</w:t>
-      </w:r>
-    </w:p>
-    <w:p>
-      <w:pPr>
-        <w:pStyle w:val="FirstParagraph"/>
-      </w:pPr>
-      <w:r>
-        <w:rPr>
-          <w:rFonts w:hint="eastAsia"/>
-        </w:rPr>
-        <w:t xml:space="preserve">附录</w:t>
-      </w:r>
-      <w:r>
-        <w:t xml:space="preserve"> A </w:t>
-      </w:r>
-      <w:r>
-        <w:rPr>
-          <w:rFonts w:hint="eastAsia"/>
-        </w:rPr>
-        <w:t xml:space="preserve">收录第三章</w:t>
-      </w:r>
-      <w:r>
-        <w:t xml:space="preserve"> 3.2 </w:t>
-      </w:r>
-      <w:r>
-        <w:rPr>
-          <w:rFonts w:hint="eastAsia"/>
-        </w:rPr>
-        <w:t xml:space="preserve">节所述深度访谈与问卷调研的完整工具集——A.1</w:t>
-      </w:r>
-      <w:r>
-        <w:t xml:space="preserve"> </w:t>
-      </w:r>
-      <w:r>
-        <w:rPr>
-          <w:rFonts w:hint="eastAsia"/>
-        </w:rPr>
-        <w:t xml:space="preserve">节简要回顾调研方法的关键设定，便于读者快速定位；A.2</w:t>
-      </w:r>
-      <w:r>
-        <w:t xml:space="preserve"> </w:t>
-      </w:r>
-      <w:r>
-        <w:rPr>
-          <w:rFonts w:hint="eastAsia"/>
-        </w:rPr>
-        <w:t xml:space="preserve">节给出</w:t>
-      </w:r>
-      <w:r>
-        <w:t xml:space="preserve"> 16 </w:t>
-      </w:r>
-      <w:r>
-        <w:rPr>
-          <w:rFonts w:hint="eastAsia"/>
-        </w:rPr>
-        <w:t xml:space="preserve">道封闭式问卷的完整题本；A.3</w:t>
-      </w:r>
-      <w:r>
-        <w:t xml:space="preserve"> </w:t>
-      </w:r>
-      <w:r>
-        <w:rPr>
-          <w:rFonts w:hint="eastAsia"/>
-        </w:rPr>
-        <w:t xml:space="preserve">节给出</w:t>
-      </w:r>
-      <w:r>
-        <w:t xml:space="preserve"> 8 </w:t>
-      </w:r>
-      <w:r>
-        <w:rPr>
-          <w:rFonts w:hint="eastAsia"/>
-        </w:rPr>
-        <w:t xml:space="preserve">道开放式访谈题目。受访者背景与调研结果分析已在第三章</w:t>
-      </w:r>
-      <w:r>
-        <w:t xml:space="preserve"> 3.2.2 </w:t>
-      </w:r>
-      <w:r>
-        <w:rPr>
-          <w:rFonts w:hint="eastAsia"/>
-        </w:rPr>
-        <w:t xml:space="preserve">与</w:t>
-      </w:r>
-      <w:r>
-        <w:t xml:space="preserve"> 3.3 </w:t>
-      </w:r>
-      <w:r>
-        <w:rPr>
-          <w:rFonts w:hint="eastAsia"/>
-        </w:rPr>
-        <w:t xml:space="preserve">节集中呈现，附录不再重复。</w:t>
-      </w:r>
-    </w:p>
-    <w:bookmarkStart w:id="138" w:name="a.1-调研方法摘要"/>
-    <w:p>
-      <w:pPr>
-        <w:pStyle w:val="Heading2"/>
-      </w:pPr>
-      <w:r>
-        <w:t xml:space="preserve">A.1 </w:t>
-      </w:r>
-      <w:r>
-        <w:rPr>
-          <w:rFonts w:hint="eastAsia"/>
-        </w:rPr>
-        <w:t xml:space="preserve">调研方法摘要</w:t>
-      </w:r>
-    </w:p>
-    <w:p>
-      <w:pPr>
-        <w:pStyle w:val="FirstParagraph"/>
-      </w:pPr>
-      <w:r>
-        <w:rPr>
-          <w:rFonts w:hint="eastAsia"/>
-        </w:rPr>
-        <w:t xml:space="preserve">调研对象为具备</w:t>
-      </w:r>
-      <w:r>
-        <w:t xml:space="preserve"> SFE </w:t>
-      </w:r>
-      <w:r>
-        <w:rPr>
-          <w:rFonts w:hint="eastAsia"/>
-        </w:rPr>
-        <w:t xml:space="preserve">系统认知的行业从业者，覆盖销售管理者、一线医药代表、SFE</w:t>
-      </w:r>
-      <w:r>
-        <w:t xml:space="preserve"> </w:t>
-      </w:r>
-      <w:r>
-        <w:rPr>
-          <w:rFonts w:hint="eastAsia"/>
-        </w:rPr>
-        <w:t xml:space="preserve">分析师、销售运营/咨询顾问四类岗位。受访者由作者通过行业人脉招募，每位受访者先完成</w:t>
-      </w:r>
-      <w:r>
-        <w:t xml:space="preserve"> 16 </w:t>
-      </w:r>
-      <w:r>
-        <w:rPr>
-          <w:rFonts w:hint="eastAsia"/>
-        </w:rPr>
-        <w:t xml:space="preserve">道封闭式问卷（10-12</w:t>
-      </w:r>
-      <w:r>
-        <w:t xml:space="preserve"> </w:t>
-      </w:r>
-      <w:r>
-        <w:rPr>
-          <w:rFonts w:hint="eastAsia"/>
-        </w:rPr>
-        <w:t xml:space="preserve">分钟），再接受</w:t>
-      </w:r>
-      <w:r>
-        <w:t xml:space="preserve"> 30-45 </w:t>
-      </w:r>
-      <w:r>
-        <w:rPr>
-          <w:rFonts w:hint="eastAsia"/>
-        </w:rPr>
-        <w:t xml:space="preserve">分钟的开放式访谈。问卷与访谈在同一轮约访中完成，共回收</w:t>
-      </w:r>
-      <w:r>
-        <w:t xml:space="preserve"> 12 </w:t>
-      </w:r>
-      <w:r>
-        <w:rPr>
-          <w:rFonts w:hint="eastAsia"/>
-        </w:rPr>
-        <w:t xml:space="preserve">份有效问卷与访谈记录（N=12）。</w:t>
-      </w:r>
-    </w:p>
-    <w:p>
-      <w:pPr>
-        <w:pStyle w:val="BodyText"/>
-      </w:pPr>
-      <w:r>
-        <w:rPr>
-          <w:rFonts w:hint="eastAsia"/>
-        </w:rPr>
-        <w:t xml:space="preserve">由于样本规模有限且涉及多家企业商业敏感信息，本调研定位为辅助性探索性研究，结果以描述性统计形式呈现，不进行推断性统计检验；原始问卷数据已脱敏处理，受访者身份不予披露。受访者背景分布详见正文表</w:t>
-      </w:r>
-      <w:r>
-        <w:t xml:space="preserve"> 3-1 </w:t>
-      </w:r>
-      <w:r>
-        <w:rPr>
-          <w:rFonts w:hint="eastAsia"/>
-        </w:rPr>
-        <w:t xml:space="preserve">与图</w:t>
-      </w:r>
-      <w:r>
-        <w:t xml:space="preserve"> 3-4。</w:t>
-      </w:r>
-    </w:p>
-    <w:bookmarkEnd w:id="138"/>
-    <w:bookmarkStart w:id="146" w:name="a.2-问卷量化题目"/>
-    <w:p>
-      <w:pPr>
-        <w:pStyle w:val="Heading2"/>
-      </w:pPr>
-      <w:r>
-        <w:t xml:space="preserve">A.2 </w:t>
-      </w:r>
-      <w:r>
-        <w:rPr>
-          <w:rFonts w:hint="eastAsia"/>
-        </w:rPr>
-        <w:t xml:space="preserve">问卷量化题目</w:t>
-      </w:r>
-    </w:p>
-    <w:bookmarkStart w:id="139" w:name="a.2.1-基本信息"/>
-    <w:p>
-      <w:pPr>
-        <w:pStyle w:val="Heading3"/>
-      </w:pPr>
-      <w:r>
-        <w:t xml:space="preserve">A.2.1 </w:t>
-      </w:r>
-      <w:r>
-        <w:rPr>
-          <w:rFonts w:hint="eastAsia"/>
-        </w:rPr>
-        <w:t xml:space="preserve">基本信息</w:t>
-      </w:r>
-    </w:p>
-    <w:p>
-      <w:pPr>
-        <w:pStyle w:val="FirstParagraph"/>
-      </w:pPr>
-      <w:r>
-        <w:t xml:space="preserve">A1. </w:t>
-      </w:r>
-      <w:r>
-        <w:rPr>
-          <w:rFonts w:hint="eastAsia"/>
-        </w:rPr>
-        <w:t xml:space="preserve">您当前的角色（单选）：</w:t>
+        <w:t xml:space="preserve">相关工作的年限（单选）：</w:t>
       </w:r>
     </w:p>
     <w:p>
@@ -23381,100 +22791,43 @@
         <w:rPr>
           <w:rFonts w:hint="eastAsia"/>
         </w:rPr>
-        <w:t xml:space="preserve">销售管理者（区域经理</w:t>
-      </w:r>
-      <w:r>
-        <w:t xml:space="preserve"> / </w:t>
-      </w:r>
-      <w:r>
-        <w:rPr>
-          <w:rFonts w:hint="eastAsia"/>
-        </w:rPr>
-        <w:t xml:space="preserve">省经理</w:t>
-      </w:r>
-      <w:r>
-        <w:t xml:space="preserve"> / </w:t>
-      </w:r>
-      <w:r>
-        <w:rPr>
-          <w:rFonts w:hint="eastAsia"/>
-        </w:rPr>
-        <w:t xml:space="preserve">大区经理）</w:t>
-      </w:r>
-      <w:r>
-        <w:br/>
-      </w:r>
-    </w:p>
-    <w:p>
-      <w:pPr>
-        <w:pStyle w:val="Compact"/>
-        <w:numPr>
-          <w:ilvl w:val="0"/>
-          <w:numId w:val="1004"/>
-        </w:numPr>
-      </w:pPr>
-      <w:r>
-        <w:rPr>
-          <w:rFonts w:hint="eastAsia"/>
-        </w:rPr>
-        <w:t xml:space="preserve">一线医药代表</w:t>
-      </w:r>
-      <w:r>
-        <w:br/>
-      </w:r>
-    </w:p>
-    <w:p>
-      <w:pPr>
-        <w:pStyle w:val="Compact"/>
-        <w:numPr>
-          <w:ilvl w:val="0"/>
-          <w:numId w:val="1004"/>
-        </w:numPr>
-      </w:pPr>
-      <w:r>
-        <w:t xml:space="preserve">SFE </w:t>
-      </w:r>
-      <w:r>
-        <w:rPr>
-          <w:rFonts w:hint="eastAsia"/>
-        </w:rPr>
-        <w:t xml:space="preserve">分析师</w:t>
-      </w:r>
-      <w:r>
-        <w:t xml:space="preserve"> / </w:t>
-      </w:r>
-      <w:r>
-        <w:rPr>
-          <w:rFonts w:hint="eastAsia"/>
-        </w:rPr>
-        <w:t xml:space="preserve">数据分析师</w:t>
-      </w:r>
-      <w:r>
-        <w:br/>
-      </w:r>
-    </w:p>
-    <w:p>
-      <w:pPr>
-        <w:pStyle w:val="Compact"/>
-        <w:numPr>
-          <w:ilvl w:val="0"/>
-          <w:numId w:val="1004"/>
-        </w:numPr>
-      </w:pPr>
-      <w:r>
-        <w:rPr>
-          <w:rFonts w:hint="eastAsia"/>
-        </w:rPr>
-        <w:t xml:space="preserve">销售运营</w:t>
-      </w:r>
-      <w:r>
-        <w:t xml:space="preserve"> / </w:t>
-      </w:r>
-      <w:r>
-        <w:rPr>
-          <w:rFonts w:hint="eastAsia"/>
-        </w:rPr>
-        <w:t xml:space="preserve">咨询顾问</w:t>
+        <w:t xml:space="preserve">不足</w:t>
+      </w:r>
+      <w:r>
+        <w:t xml:space="preserve"> 3 </w:t>
+      </w:r>
+      <w:r>
+        <w:rPr>
+          <w:rFonts w:hint="eastAsia"/>
+        </w:rPr>
+        <w:t xml:space="preserve">年</w:t>
+      </w:r>
+      <w:r>
+        <w:t xml:space="preserve"> (2) 3-5 </w:t>
+      </w:r>
+      <w:r>
+        <w:rPr>
+          <w:rFonts w:hint="eastAsia"/>
+        </w:rPr>
+        <w:t xml:space="preserve">年</w:t>
+      </w:r>
+      <w:r>
+        <w:t xml:space="preserve"> (3) 5-10 </w:t>
+      </w:r>
+      <w:r>
+        <w:rPr>
+          <w:rFonts w:hint="eastAsia"/>
+        </w:rPr>
+        <w:t xml:space="preserve">年</w:t>
+      </w:r>
+      <w:r>
+        <w:t xml:space="preserve"> (4) 10 </w:t>
+      </w:r>
+      <w:r>
+        <w:rPr>
+          <w:rFonts w:hint="eastAsia"/>
+        </w:rPr>
+        <w:t xml:space="preserve">年以上</w:t>
       </w:r>
     </w:p>
     <w:p>
@@ -23482,22 +22835,13 @@
         <w:pStyle w:val="FirstParagraph"/>
       </w:pPr>
       <w:r>
-        <w:t xml:space="preserve">A2. </w:t>
-      </w:r>
-      <w:r>
-        <w:rPr>
-          <w:rFonts w:hint="eastAsia"/>
-        </w:rPr>
-        <w:t xml:space="preserve">您从事医药销售或</w:t>
-      </w:r>
-      <w:r>
-        <w:t xml:space="preserve"> SFE </w:t>
-      </w:r>
-      <w:r>
-        <w:rPr>
-          <w:rFonts w:hint="eastAsia"/>
-        </w:rPr>
-        <w:t xml:space="preserve">相关工作的年限（单选）：</w:t>
+        <w:t xml:space="preserve">A3. </w:t>
+      </w:r>
+      <w:r>
+        <w:rPr>
+          <w:rFonts w:hint="eastAsia"/>
+        </w:rPr>
+        <w:t xml:space="preserve">您所在企业的类型（单选）：</w:t>
       </w:r>
     </w:p>
     <w:p>
@@ -23512,43 +22856,61 @@
         <w:rPr>
           <w:rFonts w:hint="eastAsia"/>
         </w:rPr>
-        <w:t xml:space="preserve">不足</w:t>
-      </w:r>
-      <w:r>
-        <w:t xml:space="preserve"> 3 </w:t>
-      </w:r>
-      <w:r>
-        <w:rPr>
-          <w:rFonts w:hint="eastAsia"/>
-        </w:rPr>
-        <w:t xml:space="preserve">年</w:t>
-      </w:r>
-      <w:r>
-        <w:t xml:space="preserve"> (2) 3-5 </w:t>
-      </w:r>
-      <w:r>
-        <w:rPr>
-          <w:rFonts w:hint="eastAsia"/>
-        </w:rPr>
-        <w:t xml:space="preserve">年</w:t>
-      </w:r>
-      <w:r>
-        <w:t xml:space="preserve"> (3) 5-10 </w:t>
-      </w:r>
-      <w:r>
-        <w:rPr>
-          <w:rFonts w:hint="eastAsia"/>
-        </w:rPr>
-        <w:t xml:space="preserve">年</w:t>
-      </w:r>
-      <w:r>
-        <w:t xml:space="preserve"> (4) 10 </w:t>
-      </w:r>
-      <w:r>
-        <w:rPr>
-          <w:rFonts w:hint="eastAsia"/>
-        </w:rPr>
-        <w:t xml:space="preserve">年以上</w:t>
+        <w:t xml:space="preserve">跨国制药企业（外资）</w:t>
+      </w:r>
+      <w:r>
+        <w:br/>
+      </w:r>
+    </w:p>
+    <w:p>
+      <w:pPr>
+        <w:pStyle w:val="Compact"/>
+        <w:numPr>
+          <w:ilvl w:val="0"/>
+          <w:numId w:val="1005"/>
+        </w:numPr>
+      </w:pPr>
+      <w:r>
+        <w:rPr>
+          <w:rFonts w:hint="eastAsia"/>
+        </w:rPr>
+        <w:t xml:space="preserve">国内大型制药企业</w:t>
+      </w:r>
+      <w:r>
+        <w:br/>
+      </w:r>
+    </w:p>
+    <w:p>
+      <w:pPr>
+        <w:pStyle w:val="Compact"/>
+        <w:numPr>
+          <w:ilvl w:val="0"/>
+          <w:numId w:val="1005"/>
+        </w:numPr>
+      </w:pPr>
+      <w:r>
+        <w:rPr>
+          <w:rFonts w:hint="eastAsia"/>
+        </w:rPr>
+        <w:t xml:space="preserve">国内中小型制药企业</w:t>
+      </w:r>
+      <w:r>
+        <w:br/>
+      </w:r>
+    </w:p>
+    <w:p>
+      <w:pPr>
+        <w:pStyle w:val="Compact"/>
+        <w:numPr>
+          <w:ilvl w:val="0"/>
+          <w:numId w:val="1005"/>
+        </w:numPr>
+      </w:pPr>
+      <w:r>
+        <w:rPr>
+          <w:rFonts w:hint="eastAsia"/>
+        </w:rPr>
+        <w:t xml:space="preserve">多家不同类型企业经历</w:t>
       </w:r>
     </w:p>
     <w:p>
@@ -23556,13 +22918,13 @@
         <w:pStyle w:val="FirstParagraph"/>
       </w:pPr>
       <w:r>
-        <w:t xml:space="preserve">A3. </w:t>
-      </w:r>
-      <w:r>
-        <w:rPr>
-          <w:rFonts w:hint="eastAsia"/>
-        </w:rPr>
-        <w:t xml:space="preserve">您所在企业的类型（单选）：</w:t>
+        <w:t xml:space="preserve">A4. </w:t>
+      </w:r>
+      <w:r>
+        <w:rPr>
+          <w:rFonts w:hint="eastAsia"/>
+        </w:rPr>
+        <w:t xml:space="preserve">您所在组织的销售人员规模（单选）：</w:t>
       </w:r>
     </w:p>
     <w:p>
@@ -23574,10 +22936,13 @@
         </w:numPr>
       </w:pPr>
       <w:r>
-        <w:rPr>
-          <w:rFonts w:hint="eastAsia"/>
-        </w:rPr>
-        <w:t xml:space="preserve">跨国制药企业（外资）</w:t>
+        <w:t xml:space="preserve">200 </w:t>
+      </w:r>
+      <w:r>
+        <w:rPr>
+          <w:rFonts w:hint="eastAsia"/>
+        </w:rPr>
+        <w:t xml:space="preserve">人以下</w:t>
       </w:r>
       <w:r>
         <w:br/>
@@ -23592,10 +22957,13 @@
         </w:numPr>
       </w:pPr>
       <w:r>
-        <w:rPr>
-          <w:rFonts w:hint="eastAsia"/>
-        </w:rPr>
-        <w:t xml:space="preserve">国内大型制药企业</w:t>
+        <w:t xml:space="preserve">200-500 </w:t>
+      </w:r>
+      <w:r>
+        <w:rPr>
+          <w:rFonts w:hint="eastAsia"/>
+        </w:rPr>
+        <w:t xml:space="preserve">人</w:t>
       </w:r>
       <w:r>
         <w:br/>
@@ -23610,10 +22978,13 @@
         </w:numPr>
       </w:pPr>
       <w:r>
-        <w:rPr>
-          <w:rFonts w:hint="eastAsia"/>
-        </w:rPr>
-        <w:t xml:space="preserve">国内中小型制药企业</w:t>
+        <w:t xml:space="preserve">500-1000 </w:t>
+      </w:r>
+      <w:r>
+        <w:rPr>
+          <w:rFonts w:hint="eastAsia"/>
+        </w:rPr>
+        <w:t xml:space="preserve">人</w:t>
       </w:r>
       <w:r>
         <w:br/>
@@ -23628,10 +22999,29 @@
         </w:numPr>
       </w:pPr>
       <w:r>
-        <w:rPr>
-          <w:rFonts w:hint="eastAsia"/>
-        </w:rPr>
-        <w:t xml:space="preserve">多家不同类型企业经历</w:t>
+        <w:t xml:space="preserve">1000 </w:t>
+      </w:r>
+      <w:r>
+        <w:rPr>
+          <w:rFonts w:hint="eastAsia"/>
+        </w:rPr>
+        <w:t xml:space="preserve">人以上</w:t>
+      </w:r>
+    </w:p>
+    <w:bookmarkEnd w:id="135"/>
+    <w:bookmarkStart w:id="136" w:name="a.2.2-综合价值指数index构成"/>
+    <w:p>
+      <w:pPr>
+        <w:pStyle w:val="Heading3"/>
+      </w:pPr>
+      <w:r>
+        <w:t xml:space="preserve">A.2.2 </w:t>
+      </w:r>
+      <w:r>
+        <w:rPr>
+          <w:rFonts w:hint="eastAsia"/>
+        </w:rPr>
+        <w:t xml:space="preserve">综合价值指数（Index）构成</w:t>
       </w:r>
     </w:p>
     <w:p>
@@ -23639,13 +23029,13 @@
         <w:pStyle w:val="FirstParagraph"/>
       </w:pPr>
       <w:r>
-        <w:t xml:space="preserve">A4. </w:t>
-      </w:r>
-      <w:r>
-        <w:rPr>
-          <w:rFonts w:hint="eastAsia"/>
-        </w:rPr>
-        <w:t xml:space="preserve">您主要负责的产品线类型（单选）：</w:t>
+        <w:t xml:space="preserve">B1. </w:t>
+      </w:r>
+      <w:r>
+        <w:rPr>
+          <w:rFonts w:hint="eastAsia"/>
+        </w:rPr>
+        <w:t xml:space="preserve">在构建辖区”综合价值指数（Index）“时，您认为应纳入以下哪些数据维度？（多选）</w:t>
       </w:r>
     </w:p>
     <w:p>
@@ -23660,16 +23050,7 @@
         <w:rPr>
           <w:rFonts w:hint="eastAsia"/>
         </w:rPr>
-        <w:t xml:space="preserve">处方药（专科药</w:t>
-      </w:r>
-      <w:r>
-        <w:t xml:space="preserve"> / </w:t>
-      </w:r>
-      <w:r>
-        <w:rPr>
-          <w:rFonts w:hint="eastAsia"/>
-        </w:rPr>
-        <w:t xml:space="preserve">特药）</w:t>
+        <w:t xml:space="preserve">现有销量（历史销售贡献）</w:t>
       </w:r>
       <w:r>
         <w:br/>
@@ -23687,7 +23068,7 @@
         <w:rPr>
           <w:rFonts w:hint="eastAsia"/>
         </w:rPr>
-        <w:t xml:space="preserve">处方药（普药</w:t>
+        <w:t xml:space="preserve">市场潜力（流向数据</w:t>
       </w:r>
       <w:r>
         <w:t xml:space="preserve"> / </w:t>
@@ -23696,7 +23077,16 @@
         <w:rPr>
           <w:rFonts w:hint="eastAsia"/>
         </w:rPr>
-        <w:t xml:space="preserve">慢病）</w:t>
+        <w:t xml:space="preserve">标杆指标</w:t>
+      </w:r>
+      <w:r>
+        <w:t xml:space="preserve"> / </w:t>
+      </w:r>
+      <w:r>
+        <w:rPr>
+          <w:rFonts w:hint="eastAsia"/>
+        </w:rPr>
+        <w:t xml:space="preserve">患者数估算）</w:t>
       </w:r>
       <w:r>
         <w:br/>
@@ -23714,7 +23104,25 @@
         <w:rPr>
           <w:rFonts w:hint="eastAsia"/>
         </w:rPr>
-        <w:t xml:space="preserve">OTC（零售）</w:t>
+        <w:t xml:space="preserve">覆盖</w:t>
+      </w:r>
+      <w:r>
+        <w:t xml:space="preserve"> HCP </w:t>
+      </w:r>
+      <w:r>
+        <w:rPr>
+          <w:rFonts w:hint="eastAsia"/>
+        </w:rPr>
+        <w:t xml:space="preserve">数量（目标医生数</w:t>
+      </w:r>
+      <w:r>
+        <w:t xml:space="preserve"> / </w:t>
+      </w:r>
+      <w:r>
+        <w:rPr>
+          <w:rFonts w:hint="eastAsia"/>
+        </w:rPr>
+        <w:t xml:space="preserve">处方医生数）</w:t>
       </w:r>
       <w:r>
         <w:br/>
@@ -23732,21 +23140,19 @@
         <w:rPr>
           <w:rFonts w:hint="eastAsia"/>
         </w:rPr>
-        <w:t xml:space="preserve">多产品线</w:t>
-      </w:r>
-    </w:p>
-    <w:p>
-      <w:pPr>
-        <w:pStyle w:val="FirstParagraph"/>
-      </w:pPr>
-      <w:r>
-        <w:t xml:space="preserve">A5. </w:t>
-      </w:r>
-      <w:r>
-        <w:rPr>
-          <w:rFonts w:hint="eastAsia"/>
-        </w:rPr>
-        <w:t xml:space="preserve">您当前管理或服务的辖区数量（单选）：</w:t>
+        <w:t xml:space="preserve">医院市场份额（本品</w:t>
+      </w:r>
+      <w:r>
+        <w:t xml:space="preserve"> vs </w:t>
+      </w:r>
+      <w:r>
+        <w:rPr>
+          <w:rFonts w:hint="eastAsia"/>
+        </w:rPr>
+        <w:t xml:space="preserve">同类竞品占比）</w:t>
+      </w:r>
+      <w:r>
+        <w:br/>
       </w:r>
     </w:p>
     <w:p>
@@ -23754,325 +23160,7 @@
         <w:pStyle w:val="Compact"/>
         <w:numPr>
           <w:ilvl w:val="0"/>
-          <w:numId w:val="1008"/>
-        </w:numPr>
-      </w:pPr>
-      <w:r>
-        <w:t xml:space="preserve">1-3 </w:t>
-      </w:r>
-      <w:r>
-        <w:rPr>
-          <w:rFonts w:hint="eastAsia"/>
-        </w:rPr>
-        <w:t xml:space="preserve">个</w:t>
-      </w:r>
-      <w:r>
-        <w:t xml:space="preserve"> (2) 4-10 </w:t>
-      </w:r>
-      <w:r>
-        <w:rPr>
-          <w:rFonts w:hint="eastAsia"/>
-        </w:rPr>
-        <w:t xml:space="preserve">个</w:t>
-      </w:r>
-      <w:r>
-        <w:t xml:space="preserve"> (3) 11-30 </w:t>
-      </w:r>
-      <w:r>
-        <w:rPr>
-          <w:rFonts w:hint="eastAsia"/>
-        </w:rPr>
-        <w:t xml:space="preserve">个</w:t>
-      </w:r>
-      <w:r>
-        <w:t xml:space="preserve"> (4) 30 </w:t>
-      </w:r>
-      <w:r>
-        <w:rPr>
-          <w:rFonts w:hint="eastAsia"/>
-        </w:rPr>
-        <w:t xml:space="preserve">个以上</w:t>
-      </w:r>
-    </w:p>
-    <w:bookmarkEnd w:id="139"/>
-    <w:bookmarkStart w:id="140" w:name="a.2.2-综合价值指数index构成"/>
-    <w:p>
-      <w:pPr>
-        <w:pStyle w:val="Heading3"/>
-      </w:pPr>
-      <w:r>
-        <w:t xml:space="preserve">A.2.2 </w:t>
-      </w:r>
-      <w:r>
-        <w:rPr>
-          <w:rFonts w:hint="eastAsia"/>
-        </w:rPr>
-        <w:t xml:space="preserve">综合价值指数（Index）构成</w:t>
-      </w:r>
-    </w:p>
-    <w:p>
-      <w:pPr>
-        <w:pStyle w:val="FirstParagraph"/>
-      </w:pPr>
-      <w:r>
-        <w:t xml:space="preserve">B1. </w:t>
-      </w:r>
-      <w:r>
-        <w:rPr>
-          <w:rFonts w:hint="eastAsia"/>
-        </w:rPr>
-        <w:t xml:space="preserve">在构建辖区”综合价值指数（Index）“时，您认为应纳入以下哪些数据维度？（多选）</w:t>
-      </w:r>
-    </w:p>
-    <w:p>
-      <w:pPr>
-        <w:pStyle w:val="Compact"/>
-        <w:numPr>
-          <w:ilvl w:val="0"/>
-          <w:numId w:val="1009"/>
-        </w:numPr>
-      </w:pPr>
-      <w:r>
-        <w:rPr>
-          <w:rFonts w:hint="eastAsia"/>
-        </w:rPr>
-        <w:t xml:space="preserve">现有销量（历史销售贡献）</w:t>
-      </w:r>
-      <w:r>
-        <w:br/>
-      </w:r>
-    </w:p>
-    <w:p>
-      <w:pPr>
-        <w:pStyle w:val="Compact"/>
-        <w:numPr>
-          <w:ilvl w:val="0"/>
-          <w:numId w:val="1009"/>
-        </w:numPr>
-      </w:pPr>
-      <w:r>
-        <w:rPr>
-          <w:rFonts w:hint="eastAsia"/>
-        </w:rPr>
-        <w:t xml:space="preserve">市场潜力（流向数据</w:t>
-      </w:r>
-      <w:r>
-        <w:t xml:space="preserve"> / </w:t>
-      </w:r>
-      <w:r>
-        <w:rPr>
-          <w:rFonts w:hint="eastAsia"/>
-        </w:rPr>
-        <w:t xml:space="preserve">标杆指标</w:t>
-      </w:r>
-      <w:r>
-        <w:t xml:space="preserve"> / </w:t>
-      </w:r>
-      <w:r>
-        <w:rPr>
-          <w:rFonts w:hint="eastAsia"/>
-        </w:rPr>
-        <w:t xml:space="preserve">患者数估算）</w:t>
-      </w:r>
-      <w:r>
-        <w:br/>
-      </w:r>
-    </w:p>
-    <w:p>
-      <w:pPr>
-        <w:pStyle w:val="Compact"/>
-        <w:numPr>
-          <w:ilvl w:val="0"/>
-          <w:numId w:val="1009"/>
-        </w:numPr>
-      </w:pPr>
-      <w:r>
-        <w:rPr>
-          <w:rFonts w:hint="eastAsia"/>
-        </w:rPr>
-        <w:t xml:space="preserve">覆盖</w:t>
-      </w:r>
-      <w:r>
-        <w:t xml:space="preserve"> HCP </w:t>
-      </w:r>
-      <w:r>
-        <w:rPr>
-          <w:rFonts w:hint="eastAsia"/>
-        </w:rPr>
-        <w:t xml:space="preserve">数量（目标医生数</w:t>
-      </w:r>
-      <w:r>
-        <w:t xml:space="preserve"> / </w:t>
-      </w:r>
-      <w:r>
-        <w:rPr>
-          <w:rFonts w:hint="eastAsia"/>
-        </w:rPr>
-        <w:t xml:space="preserve">处方医生数）</w:t>
-      </w:r>
-      <w:r>
-        <w:br/>
-      </w:r>
-    </w:p>
-    <w:p>
-      <w:pPr>
-        <w:pStyle w:val="Compact"/>
-        <w:numPr>
-          <w:ilvl w:val="0"/>
-          <w:numId w:val="1009"/>
-        </w:numPr>
-      </w:pPr>
-      <w:r>
-        <w:rPr>
-          <w:rFonts w:hint="eastAsia"/>
-        </w:rPr>
-        <w:t xml:space="preserve">医院市场份额（本品</w:t>
-      </w:r>
-      <w:r>
-        <w:t xml:space="preserve"> vs </w:t>
-      </w:r>
-      <w:r>
-        <w:rPr>
-          <w:rFonts w:hint="eastAsia"/>
-        </w:rPr>
-        <w:t xml:space="preserve">同类竞品占比）</w:t>
-      </w:r>
-      <w:r>
-        <w:br/>
-      </w:r>
-    </w:p>
-    <w:p>
-      <w:pPr>
-        <w:pStyle w:val="Compact"/>
-        <w:numPr>
-          <w:ilvl w:val="0"/>
-          <w:numId w:val="1009"/>
-        </w:numPr>
-      </w:pPr>
-      <w:r>
-        <w:rPr>
-          <w:rFonts w:hint="eastAsia"/>
-        </w:rPr>
-        <w:t xml:space="preserve">医院等级（三甲</w:t>
-      </w:r>
-      <w:r>
-        <w:t xml:space="preserve"> / </w:t>
-      </w:r>
-      <w:r>
-        <w:rPr>
-          <w:rFonts w:hint="eastAsia"/>
-        </w:rPr>
-        <w:t xml:space="preserve">二甲</w:t>
-      </w:r>
-      <w:r>
-        <w:t xml:space="preserve"> / </w:t>
-      </w:r>
-      <w:r>
-        <w:rPr>
-          <w:rFonts w:hint="eastAsia"/>
-        </w:rPr>
-        <w:t xml:space="preserve">一级</w:t>
-      </w:r>
-      <w:r>
-        <w:t xml:space="preserve"> / </w:t>
-      </w:r>
-      <w:r>
-        <w:rPr>
-          <w:rFonts w:hint="eastAsia"/>
-        </w:rPr>
-        <w:t xml:space="preserve">社区）</w:t>
-      </w:r>
-      <w:r>
-        <w:br/>
-      </w:r>
-    </w:p>
-    <w:p>
-      <w:pPr>
-        <w:pStyle w:val="Compact"/>
-        <w:numPr>
-          <w:ilvl w:val="0"/>
-          <w:numId w:val="1009"/>
-        </w:numPr>
-      </w:pPr>
-      <w:r>
-        <w:rPr>
-          <w:rFonts w:hint="eastAsia"/>
-        </w:rPr>
-        <w:t xml:space="preserve">客户级别（KOL</w:t>
-      </w:r>
-      <w:r>
-        <w:t xml:space="preserve"> / </w:t>
-      </w:r>
-      <w:r>
-        <w:rPr>
-          <w:rFonts w:hint="eastAsia"/>
-        </w:rPr>
-        <w:t xml:space="preserve">重点客户</w:t>
-      </w:r>
-      <w:r>
-        <w:t xml:space="preserve"> / </w:t>
-      </w:r>
-      <w:r>
-        <w:rPr>
-          <w:rFonts w:hint="eastAsia"/>
-        </w:rPr>
-        <w:t xml:space="preserve">普通客户分层）</w:t>
-      </w:r>
-      <w:r>
-        <w:br/>
-      </w:r>
-    </w:p>
-    <w:p>
-      <w:pPr>
-        <w:pStyle w:val="Compact"/>
-        <w:numPr>
-          <w:ilvl w:val="0"/>
-          <w:numId w:val="1009"/>
-        </w:numPr>
-      </w:pPr>
-      <w:r>
-        <w:rPr>
-          <w:rFonts w:hint="eastAsia"/>
-        </w:rPr>
-        <w:t xml:space="preserve">地理可达性（车程时间</w:t>
-      </w:r>
-      <w:r>
-        <w:t xml:space="preserve"> / </w:t>
-      </w:r>
-      <w:r>
-        <w:rPr>
-          <w:rFonts w:hint="eastAsia"/>
-        </w:rPr>
-        <w:t xml:space="preserve">跨区难度）</w:t>
-      </w:r>
-      <w:r>
-        <w:br/>
-      </w:r>
-    </w:p>
-    <w:p>
-      <w:pPr>
-        <w:pStyle w:val="Compact"/>
-        <w:numPr>
-          <w:ilvl w:val="0"/>
-          <w:numId w:val="1009"/>
-        </w:numPr>
-      </w:pPr>
-      <w:r>
-        <w:rPr>
-          <w:rFonts w:hint="eastAsia"/>
-        </w:rPr>
-        <w:t xml:space="preserve">产品矩阵贡献（多产品组合销售）</w:t>
-      </w:r>
-      <w:r>
-        <w:br/>
-      </w:r>
-    </w:p>
-    <w:p>
-      <w:pPr>
-        <w:pStyle w:val="Compact"/>
-        <w:numPr>
-          <w:ilvl w:val="0"/>
-          <w:numId w:val="1009"/>
+          <w:numId w:val="1007"/>
         </w:numPr>
       </w:pPr>
       <w:r>
@@ -24356,7 +23444,7 @@
               <w:rPr>
                 <w:rFonts w:hint="eastAsia"/>
               </w:rPr>
-              <w:t xml:space="preserve">医院等级</w:t>
+              <w:t xml:space="preserve">其他</w:t>
             </w:r>
           </w:p>
         </w:tc>
@@ -24388,8 +23476,10 @@
             <w:r>
               <w:rPr>
                 <w:rFonts w:hint="eastAsia"/>
-              </w:rPr>
-              <w:t xml:space="preserve">客户级别</w:t>
+                <w:b/>
+                <w:bCs/>
+              </w:rPr>
+              <w:t xml:space="preserve">合计</w:t>
             </w:r>
           </w:p>
         </w:tc>
@@ -24402,140 +23492,6 @@
               <w:ind w:firstLine="0" w:firstLineChars="0"/>
             </w:pPr>
             <w:r>
-              <w:t xml:space="preserve">_____</w:t>
-            </w:r>
-          </w:p>
-        </w:tc>
-      </w:tr>
-      <w:tr>
-        <w:trPr>
-          <w:cantSplit/>
-        </w:trPr>
-        <w:tc>
-          <w:tcPr/>
-          <w:p>
-            <w:pPr>
-              <w:pStyle w:val="Compact"/>
-              <w:ind w:firstLine="0" w:firstLineChars="0"/>
-            </w:pPr>
-            <w:r>
-              <w:rPr>
-                <w:rFonts w:hint="eastAsia"/>
-              </w:rPr>
-              <w:t xml:space="preserve">地理可达性</w:t>
-            </w:r>
-          </w:p>
-        </w:tc>
-        <w:tc>
-          <w:tcPr/>
-          <w:p>
-            <w:pPr>
-              <w:pStyle w:val="Compact"/>
-              <w:jc w:val="right"/>
-              <w:ind w:firstLine="0" w:firstLineChars="0"/>
-            </w:pPr>
-            <w:r>
-              <w:t xml:space="preserve">_____</w:t>
-            </w:r>
-          </w:p>
-        </w:tc>
-      </w:tr>
-      <w:tr>
-        <w:trPr>
-          <w:cantSplit/>
-        </w:trPr>
-        <w:tc>
-          <w:tcPr/>
-          <w:p>
-            <w:pPr>
-              <w:pStyle w:val="Compact"/>
-              <w:ind w:firstLine="0" w:firstLineChars="0"/>
-            </w:pPr>
-            <w:r>
-              <w:rPr>
-                <w:rFonts w:hint="eastAsia"/>
-              </w:rPr>
-              <w:t xml:space="preserve">产品矩阵贡献</w:t>
-            </w:r>
-          </w:p>
-        </w:tc>
-        <w:tc>
-          <w:tcPr/>
-          <w:p>
-            <w:pPr>
-              <w:pStyle w:val="Compact"/>
-              <w:jc w:val="right"/>
-              <w:ind w:firstLine="0" w:firstLineChars="0"/>
-            </w:pPr>
-            <w:r>
-              <w:t xml:space="preserve">_____</w:t>
-            </w:r>
-          </w:p>
-        </w:tc>
-      </w:tr>
-      <w:tr>
-        <w:trPr>
-          <w:cantSplit/>
-        </w:trPr>
-        <w:tc>
-          <w:tcPr/>
-          <w:p>
-            <w:pPr>
-              <w:pStyle w:val="Compact"/>
-              <w:ind w:firstLine="0" w:firstLineChars="0"/>
-            </w:pPr>
-            <w:r>
-              <w:rPr>
-                <w:rFonts w:hint="eastAsia"/>
-              </w:rPr>
-              <w:t xml:space="preserve">其他</w:t>
-            </w:r>
-          </w:p>
-        </w:tc>
-        <w:tc>
-          <w:tcPr/>
-          <w:p>
-            <w:pPr>
-              <w:pStyle w:val="Compact"/>
-              <w:jc w:val="right"/>
-              <w:ind w:firstLine="0" w:firstLineChars="0"/>
-            </w:pPr>
-            <w:r>
-              <w:t xml:space="preserve">_____</w:t>
-            </w:r>
-          </w:p>
-        </w:tc>
-      </w:tr>
-      <w:tr>
-        <w:trPr>
-          <w:cantSplit/>
-        </w:trPr>
-        <w:tc>
-          <w:tcPr/>
-          <w:p>
-            <w:pPr>
-              <w:pStyle w:val="Compact"/>
-              <w:ind w:firstLine="0" w:firstLineChars="0"/>
-            </w:pPr>
-            <w:r>
-              <w:rPr>
-                <w:rFonts w:hint="eastAsia"/>
-                <w:b/>
-                <w:bCs/>
-              </w:rPr>
-              <w:t xml:space="preserve">合计</w:t>
-            </w:r>
-          </w:p>
-        </w:tc>
-        <w:tc>
-          <w:tcPr/>
-          <w:p>
-            <w:pPr>
-              <w:pStyle w:val="Compact"/>
-              <w:jc w:val="right"/>
-              <w:ind w:firstLine="0" w:firstLineChars="0"/>
-            </w:pPr>
-            <w:r>
               <w:rPr>
                 <w:b/>
                 <w:bCs/>
@@ -24546,8 +23502,8 @@
         </w:tc>
       </w:tr>
     </w:tbl>
-    <w:bookmarkEnd w:id="140"/>
-    <w:bookmarkStart w:id="141" w:name="a.2.3-辖区分配核心考量因素"/>
+    <w:bookmarkEnd w:id="136"/>
+    <w:bookmarkStart w:id="137" w:name="a.2.3-辖区分配核心考量因素"/>
     <w:p>
       <w:pPr>
         <w:pStyle w:val="Heading3"/>
@@ -25308,8 +24264,8 @@
         </w:tc>
       </w:tr>
     </w:tbl>
-    <w:bookmarkEnd w:id="141"/>
-    <w:bookmarkStart w:id="142" w:name="a.2.4-关键阈值与上限"/>
+    <w:bookmarkEnd w:id="137"/>
+    <w:bookmarkStart w:id="138" w:name="a.2.4-关键阈值与上限"/>
     <w:p>
       <w:pPr>
         <w:pStyle w:val="Heading3"/>
@@ -25345,6 +24301,166 @@
           <w:rFonts w:hint="eastAsia"/>
         </w:rPr>
         <w:t xml:space="preserve">超出辖区平均值多少倍时被多位代表共同覆盖（即虚拟拆分门槛）？（单选）</w:t>
+      </w:r>
+    </w:p>
+    <w:p>
+      <w:pPr>
+        <w:pStyle w:val="Compact"/>
+        <w:numPr>
+          <w:ilvl w:val="0"/>
+          <w:numId w:val="1008"/>
+        </w:numPr>
+      </w:pPr>
+      <w:r>
+        <w:t xml:space="preserve">1.2 </w:t>
+      </w:r>
+      <w:r>
+        <w:rPr>
+          <w:rFonts w:hint="eastAsia"/>
+        </w:rPr>
+        <w:t xml:space="preserve">倍以上即可拆分</w:t>
+      </w:r>
+      <w:r>
+        <w:br/>
+      </w:r>
+    </w:p>
+    <w:p>
+      <w:pPr>
+        <w:pStyle w:val="Compact"/>
+        <w:numPr>
+          <w:ilvl w:val="0"/>
+          <w:numId w:val="1008"/>
+        </w:numPr>
+      </w:pPr>
+      <w:r>
+        <w:t xml:space="preserve">1.5 </w:t>
+      </w:r>
+      <w:r>
+        <w:rPr>
+          <w:rFonts w:hint="eastAsia"/>
+        </w:rPr>
+        <w:t xml:space="preserve">倍以上才拆分</w:t>
+      </w:r>
+      <w:r>
+        <w:br/>
+      </w:r>
+    </w:p>
+    <w:p>
+      <w:pPr>
+        <w:pStyle w:val="Compact"/>
+        <w:numPr>
+          <w:ilvl w:val="0"/>
+          <w:numId w:val="1008"/>
+        </w:numPr>
+      </w:pPr>
+      <w:r>
+        <w:t xml:space="preserve">2 </w:t>
+      </w:r>
+      <w:r>
+        <w:rPr>
+          <w:rFonts w:hint="eastAsia"/>
+        </w:rPr>
+        <w:t xml:space="preserve">倍以上才拆分</w:t>
+      </w:r>
+      <w:r>
+        <w:br/>
+      </w:r>
+    </w:p>
+    <w:p>
+      <w:pPr>
+        <w:pStyle w:val="Compact"/>
+        <w:numPr>
+          <w:ilvl w:val="0"/>
+          <w:numId w:val="1008"/>
+        </w:numPr>
+      </w:pPr>
+      <w:r>
+        <w:rPr>
+          <w:rFonts w:hint="eastAsia"/>
+        </w:rPr>
+        <w:t xml:space="preserve">不拆分，重点医院应由单人负责到底</w:t>
+      </w:r>
+      <w:r>
+        <w:br/>
+      </w:r>
+    </w:p>
+    <w:p>
+      <w:pPr>
+        <w:pStyle w:val="Compact"/>
+        <w:numPr>
+          <w:ilvl w:val="0"/>
+          <w:numId w:val="1008"/>
+        </w:numPr>
+      </w:pPr>
+      <w:r>
+        <w:rPr>
+          <w:rFonts w:hint="eastAsia"/>
+        </w:rPr>
+        <w:t xml:space="preserve">视医院类型</w:t>
+      </w:r>
+      <w:r>
+        <w:t xml:space="preserve"> / </w:t>
+      </w:r>
+      <w:r>
+        <w:rPr>
+          <w:rFonts w:hint="eastAsia"/>
+        </w:rPr>
+        <w:t xml:space="preserve">产品线而定</w:t>
+      </w:r>
+    </w:p>
+    <w:p>
+      <w:pPr>
+        <w:pStyle w:val="FirstParagraph"/>
+      </w:pPr>
+      <w:r>
+        <w:t xml:space="preserve">D2. </w:t>
+      </w:r>
+      <w:r>
+        <w:rPr>
+          <w:rFonts w:hint="eastAsia"/>
+        </w:rPr>
+        <w:t xml:space="preserve">您认为单个辖区的</w:t>
+      </w:r>
+      <w:r>
+        <w:t xml:space="preserve"> Index </w:t>
+      </w:r>
+      <w:r>
+        <w:rPr>
+          <w:rFonts w:hint="eastAsia"/>
+        </w:rPr>
+        <w:t xml:space="preserve">相对于理想值（各辖区平均潜力）的上下浮动范围，多少属业务上可接受？（单选）</w:t>
+      </w:r>
+    </w:p>
+    <w:p>
+      <w:pPr>
+        <w:pStyle w:val="Compact"/>
+        <w:numPr>
+          <w:ilvl w:val="0"/>
+          <w:numId w:val="1009"/>
+        </w:numPr>
+      </w:pPr>
+      <w:r>
+        <w:t xml:space="preserve">±5% (2) ±10% (3) ±15% (4) ±20% (5) ±30% (6) </w:t>
+      </w:r>
+      <w:r>
+        <w:rPr>
+          <w:rFonts w:hint="eastAsia"/>
+        </w:rPr>
+        <w:t xml:space="preserve">视情况而定（请填）：______</w:t>
+      </w:r>
+    </w:p>
+    <w:p>
+      <w:pPr>
+        <w:pStyle w:val="FirstParagraph"/>
+      </w:pPr>
+      <w:r>
+        <w:t xml:space="preserve">D3. </w:t>
+      </w:r>
+      <w:r>
+        <w:rPr>
+          <w:rFonts w:hint="eastAsia"/>
+        </w:rPr>
+        <w:t xml:space="preserve">您认为单个销售代表合理覆盖的医院数量上限大致是？（按一类医院、慢病或专科产品线，单选）</w:t>
       </w:r>
     </w:p>
     <w:p>
@@ -25356,100 +24472,49 @@
         </w:numPr>
       </w:pPr>
       <w:r>
-        <w:t xml:space="preserve">1.2 </w:t>
-      </w:r>
-      <w:r>
-        <w:rPr>
-          <w:rFonts w:hint="eastAsia"/>
-        </w:rPr>
-        <w:t xml:space="preserve">倍以上即可拆分</w:t>
-      </w:r>
-      <w:r>
-        <w:br/>
-      </w:r>
-    </w:p>
-    <w:p>
-      <w:pPr>
-        <w:pStyle w:val="Compact"/>
-        <w:numPr>
-          <w:ilvl w:val="0"/>
-          <w:numId w:val="1010"/>
-        </w:numPr>
-      </w:pPr>
-      <w:r>
-        <w:t xml:space="preserve">1.5 </w:t>
-      </w:r>
-      <w:r>
-        <w:rPr>
-          <w:rFonts w:hint="eastAsia"/>
-        </w:rPr>
-        <w:t xml:space="preserve">倍以上才拆分</w:t>
-      </w:r>
-      <w:r>
-        <w:br/>
-      </w:r>
-    </w:p>
-    <w:p>
-      <w:pPr>
-        <w:pStyle w:val="Compact"/>
-        <w:numPr>
-          <w:ilvl w:val="0"/>
-          <w:numId w:val="1010"/>
-        </w:numPr>
-      </w:pPr>
-      <w:r>
-        <w:t xml:space="preserve">2 </w:t>
-      </w:r>
-      <w:r>
-        <w:rPr>
-          <w:rFonts w:hint="eastAsia"/>
-        </w:rPr>
-        <w:t xml:space="preserve">倍以上才拆分</w:t>
-      </w:r>
-      <w:r>
-        <w:br/>
-      </w:r>
-    </w:p>
-    <w:p>
-      <w:pPr>
-        <w:pStyle w:val="Compact"/>
-        <w:numPr>
-          <w:ilvl w:val="0"/>
-          <w:numId w:val="1010"/>
-        </w:numPr>
-      </w:pPr>
-      <w:r>
-        <w:rPr>
-          <w:rFonts w:hint="eastAsia"/>
-        </w:rPr>
-        <w:t xml:space="preserve">不拆分，重点医院应由单人负责到底</w:t>
-      </w:r>
-      <w:r>
-        <w:br/>
-      </w:r>
-    </w:p>
-    <w:p>
-      <w:pPr>
-        <w:pStyle w:val="Compact"/>
-        <w:numPr>
-          <w:ilvl w:val="0"/>
-          <w:numId w:val="1010"/>
-        </w:numPr>
-      </w:pPr>
-      <w:r>
-        <w:rPr>
-          <w:rFonts w:hint="eastAsia"/>
-        </w:rPr>
-        <w:t xml:space="preserve">视医院类型</w:t>
-      </w:r>
-      <w:r>
-        <w:t xml:space="preserve"> / </w:t>
-      </w:r>
-      <w:r>
-        <w:rPr>
-          <w:rFonts w:hint="eastAsia"/>
-        </w:rPr>
-        <w:t xml:space="preserve">产品线而定</w:t>
+        <w:t xml:space="preserve">1-15 </w:t>
+      </w:r>
+      <w:r>
+        <w:rPr>
+          <w:rFonts w:hint="eastAsia"/>
+        </w:rPr>
+        <w:t xml:space="preserve">家</w:t>
+      </w:r>
+      <w:r>
+        <w:t xml:space="preserve"> (2) 15-30 </w:t>
+      </w:r>
+      <w:r>
+        <w:rPr>
+          <w:rFonts w:hint="eastAsia"/>
+        </w:rPr>
+        <w:t xml:space="preserve">家</w:t>
+      </w:r>
+      <w:r>
+        <w:t xml:space="preserve"> (3) 30-50 </w:t>
+      </w:r>
+      <w:r>
+        <w:rPr>
+          <w:rFonts w:hint="eastAsia"/>
+        </w:rPr>
+        <w:t xml:space="preserve">家</w:t>
+      </w:r>
+      <w:r>
+        <w:t xml:space="preserve"> (4) 50-80 </w:t>
+      </w:r>
+      <w:r>
+        <w:rPr>
+          <w:rFonts w:hint="eastAsia"/>
+        </w:rPr>
+        <w:t xml:space="preserve">家</w:t>
+      </w:r>
+      <w:r>
+        <w:t xml:space="preserve"> (5) 80 </w:t>
+      </w:r>
+      <w:r>
+        <w:rPr>
+          <w:rFonts w:hint="eastAsia"/>
+        </w:rPr>
+        <w:t xml:space="preserve">家以上</w:t>
       </w:r>
     </w:p>
     <w:p>
@@ -25457,22 +24522,13 @@
         <w:pStyle w:val="FirstParagraph"/>
       </w:pPr>
       <w:r>
-        <w:t xml:space="preserve">D2. </w:t>
-      </w:r>
-      <w:r>
-        <w:rPr>
-          <w:rFonts w:hint="eastAsia"/>
-        </w:rPr>
-        <w:t xml:space="preserve">您认为单个辖区的</w:t>
-      </w:r>
-      <w:r>
-        <w:t xml:space="preserve"> Index </w:t>
-      </w:r>
-      <w:r>
-        <w:rPr>
-          <w:rFonts w:hint="eastAsia"/>
-        </w:rPr>
-        <w:t xml:space="preserve">相对于理想值（各辖区平均潜力）的上下浮动范围，多少属业务上可接受？（单选）</w:t>
+        <w:t xml:space="preserve">D4. </w:t>
+      </w:r>
+      <w:r>
+        <w:rPr>
+          <w:rFonts w:hint="eastAsia"/>
+        </w:rPr>
+        <w:t xml:space="preserve">您认为单个销售代表合理覆盖的城市数量上限是？（单选）</w:t>
       </w:r>
     </w:p>
     <w:p>
@@ -25484,13 +24540,56 @@
         </w:numPr>
       </w:pPr>
       <w:r>
-        <w:t xml:space="preserve">±5% (2) ±10% (3) ±15% (4) ±20% (5) ±30% (6) </w:t>
-      </w:r>
-      <w:r>
-        <w:rPr>
-          <w:rFonts w:hint="eastAsia"/>
-        </w:rPr>
-        <w:t xml:space="preserve">视情况而定（请填）：______</w:t>
+        <w:t xml:space="preserve">1 </w:t>
+      </w:r>
+      <w:r>
+        <w:rPr>
+          <w:rFonts w:hint="eastAsia"/>
+        </w:rPr>
+        <w:t xml:space="preserve">个城市</w:t>
+      </w:r>
+      <w:r>
+        <w:t xml:space="preserve"> (2) 2-3 </w:t>
+      </w:r>
+      <w:r>
+        <w:rPr>
+          <w:rFonts w:hint="eastAsia"/>
+        </w:rPr>
+        <w:t xml:space="preserve">个城市</w:t>
+      </w:r>
+      <w:r>
+        <w:t xml:space="preserve"> (3) 4-5 </w:t>
+      </w:r>
+      <w:r>
+        <w:rPr>
+          <w:rFonts w:hint="eastAsia"/>
+        </w:rPr>
+        <w:t xml:space="preserve">个城市</w:t>
+      </w:r>
+      <w:r>
+        <w:t xml:space="preserve"> (4) 5 </w:t>
+      </w:r>
+      <w:r>
+        <w:rPr>
+          <w:rFonts w:hint="eastAsia"/>
+        </w:rPr>
+        <w:t xml:space="preserve">个以上城市，可接受跨大区</w:t>
+      </w:r>
+    </w:p>
+    <w:bookmarkEnd w:id="138"/>
+    <w:bookmarkStart w:id="139" w:name="a.2.5-场景化优先级"/>
+    <w:p>
+      <w:pPr>
+        <w:pStyle w:val="Heading3"/>
+      </w:pPr>
+      <w:r>
+        <w:t xml:space="preserve">A.2.5 </w:t>
+      </w:r>
+      <w:r>
+        <w:rPr>
+          <w:rFonts w:hint="eastAsia"/>
+        </w:rPr>
+        <w:t xml:space="preserve">场景化优先级</w:t>
       </w:r>
     </w:p>
     <w:p>
@@ -25498,13 +24597,31 @@
         <w:pStyle w:val="FirstParagraph"/>
       </w:pPr>
       <w:r>
-        <w:t xml:space="preserve">D3. </w:t>
-      </w:r>
-      <w:r>
-        <w:rPr>
-          <w:rFonts w:hint="eastAsia"/>
-        </w:rPr>
-        <w:t xml:space="preserve">您认为单个销售代表合理覆盖的医院数量上限大致是？（按一类医院、慢病或专科产品线，单选）</w:t>
+        <w:t xml:space="preserve">F1. </w:t>
+      </w:r>
+      <w:r>
+        <w:rPr>
+          <w:rFonts w:hint="eastAsia"/>
+        </w:rPr>
+        <w:t xml:space="preserve">在”战略收缩（如代表数量从</w:t>
+      </w:r>
+      <w:r>
+        <w:t xml:space="preserve"> 100 </w:t>
+      </w:r>
+      <w:r>
+        <w:rPr>
+          <w:rFonts w:hint="eastAsia"/>
+        </w:rPr>
+        <w:t xml:space="preserve">缩减到</w:t>
+      </w:r>
+      <w:r>
+        <w:t xml:space="preserve"> </w:t>
+      </w:r>
+      <w:r>
+        <w:rPr>
+          <w:rFonts w:hint="eastAsia"/>
+        </w:rPr>
+        <w:t xml:space="preserve">70）“的场景下，您认为算法应优先保证：（单选）</w:t>
       </w:r>
     </w:p>
     <w:p>
@@ -25516,49 +24633,85 @@
         </w:numPr>
       </w:pPr>
       <w:r>
-        <w:t xml:space="preserve">1-15 </w:t>
-      </w:r>
-      <w:r>
-        <w:rPr>
-          <w:rFonts w:hint="eastAsia"/>
-        </w:rPr>
-        <w:t xml:space="preserve">家</w:t>
-      </w:r>
-      <w:r>
-        <w:t xml:space="preserve"> (2) 15-30 </w:t>
-      </w:r>
-      <w:r>
-        <w:rPr>
-          <w:rFonts w:hint="eastAsia"/>
-        </w:rPr>
-        <w:t xml:space="preserve">家</w:t>
-      </w:r>
-      <w:r>
-        <w:t xml:space="preserve"> (3) 30-50 </w:t>
-      </w:r>
-      <w:r>
-        <w:rPr>
-          <w:rFonts w:hint="eastAsia"/>
-        </w:rPr>
-        <w:t xml:space="preserve">家</w:t>
-      </w:r>
-      <w:r>
-        <w:t xml:space="preserve"> (4) 50-80 </w:t>
-      </w:r>
-      <w:r>
-        <w:rPr>
-          <w:rFonts w:hint="eastAsia"/>
-        </w:rPr>
-        <w:t xml:space="preserve">家</w:t>
-      </w:r>
-      <w:r>
-        <w:t xml:space="preserve"> (5) 80 </w:t>
-      </w:r>
-      <w:r>
-        <w:rPr>
-          <w:rFonts w:hint="eastAsia"/>
-        </w:rPr>
-        <w:t xml:space="preserve">家以上</w:t>
+        <w:t xml:space="preserve">Index </w:t>
+      </w:r>
+      <w:r>
+        <w:rPr>
+          <w:rFonts w:hint="eastAsia"/>
+        </w:rPr>
+        <w:t xml:space="preserve">完美均衡</w:t>
+      </w:r>
+      <w:r>
+        <w:br/>
+      </w:r>
+    </w:p>
+    <w:p>
+      <w:pPr>
+        <w:pStyle w:val="Compact"/>
+        <w:numPr>
+          <w:ilvl w:val="0"/>
+          <w:numId w:val="1012"/>
+        </w:numPr>
+      </w:pPr>
+      <w:r>
+        <w:rPr>
+          <w:rFonts w:hint="eastAsia"/>
+        </w:rPr>
+        <w:t xml:space="preserve">客户保留率最高</w:t>
+      </w:r>
+      <w:r>
+        <w:br/>
+      </w:r>
+    </w:p>
+    <w:p>
+      <w:pPr>
+        <w:pStyle w:val="Compact"/>
+        <w:numPr>
+          <w:ilvl w:val="0"/>
+          <w:numId w:val="1012"/>
+        </w:numPr>
+      </w:pPr>
+      <w:r>
+        <w:rPr>
+          <w:rFonts w:hint="eastAsia"/>
+        </w:rPr>
+        <w:t xml:space="preserve">地理紧凑性最优</w:t>
+      </w:r>
+      <w:r>
+        <w:br/>
+      </w:r>
+    </w:p>
+    <w:p>
+      <w:pPr>
+        <w:pStyle w:val="Compact"/>
+        <w:numPr>
+          <w:ilvl w:val="0"/>
+          <w:numId w:val="1012"/>
+        </w:numPr>
+      </w:pPr>
+      <w:r>
+        <w:rPr>
+          <w:rFonts w:hint="eastAsia"/>
+        </w:rPr>
+        <w:t xml:space="preserve">单代表工作量不超阈值</w:t>
+      </w:r>
+      <w:r>
+        <w:br/>
+      </w:r>
+    </w:p>
+    <w:p>
+      <w:pPr>
+        <w:pStyle w:val="Compact"/>
+        <w:numPr>
+          <w:ilvl w:val="0"/>
+          <w:numId w:val="1012"/>
+        </w:numPr>
+      </w:pPr>
+      <w:r>
+        <w:rPr>
+          <w:rFonts w:hint="eastAsia"/>
+        </w:rPr>
+        <w:t xml:space="preserve">其他（请填）：______</w:t>
       </w:r>
     </w:p>
     <w:p>
@@ -25566,13 +24719,40 @@
         <w:pStyle w:val="FirstParagraph"/>
       </w:pPr>
       <w:r>
-        <w:t xml:space="preserve">D4. </w:t>
-      </w:r>
-      <w:r>
-        <w:rPr>
-          <w:rFonts w:hint="eastAsia"/>
-        </w:rPr>
-        <w:t xml:space="preserve">您认为单个销售代表合理覆盖的城市数量上限是？（单选）</w:t>
+        <w:t xml:space="preserve">F2. </w:t>
+      </w:r>
+      <w:r>
+        <w:rPr>
+          <w:rFonts w:hint="eastAsia"/>
+        </w:rPr>
+        <w:t xml:space="preserve">在”新产品上市</w:t>
+      </w:r>
+      <w:r>
+        <w:t xml:space="preserve"> / </w:t>
+      </w:r>
+      <w:r>
+        <w:rPr>
+          <w:rFonts w:hint="eastAsia"/>
+        </w:rPr>
+        <w:t xml:space="preserve">市场扩张（如代表数量从</w:t>
+      </w:r>
+      <w:r>
+        <w:t xml:space="preserve"> 100 </w:t>
+      </w:r>
+      <w:r>
+        <w:rPr>
+          <w:rFonts w:hint="eastAsia"/>
+        </w:rPr>
+        <w:t xml:space="preserve">扩展到</w:t>
+      </w:r>
+      <w:r>
+        <w:t xml:space="preserve"> </w:t>
+      </w:r>
+      <w:r>
+        <w:rPr>
+          <w:rFonts w:hint="eastAsia"/>
+        </w:rPr>
+        <w:t xml:space="preserve">130）“的场景下，您认为算法应优先保证：（单选）</w:t>
       </w:r>
     </w:p>
     <w:p>
@@ -25584,56 +24764,107 @@
         </w:numPr>
       </w:pPr>
       <w:r>
-        <w:t xml:space="preserve">1 </w:t>
-      </w:r>
-      <w:r>
-        <w:rPr>
-          <w:rFonts w:hint="eastAsia"/>
-        </w:rPr>
-        <w:t xml:space="preserve">个城市</w:t>
-      </w:r>
-      <w:r>
-        <w:t xml:space="preserve"> (2) 2-3 </w:t>
-      </w:r>
-      <w:r>
-        <w:rPr>
-          <w:rFonts w:hint="eastAsia"/>
-        </w:rPr>
-        <w:t xml:space="preserve">个城市</w:t>
-      </w:r>
-      <w:r>
-        <w:t xml:space="preserve"> (3) 4-5 </w:t>
-      </w:r>
-      <w:r>
-        <w:rPr>
-          <w:rFonts w:hint="eastAsia"/>
-        </w:rPr>
-        <w:t xml:space="preserve">个城市</w:t>
-      </w:r>
-      <w:r>
-        <w:t xml:space="preserve"> (4) 5 </w:t>
-      </w:r>
-      <w:r>
-        <w:rPr>
-          <w:rFonts w:hint="eastAsia"/>
-        </w:rPr>
-        <w:t xml:space="preserve">个以上城市，可接受跨大区</w:t>
-      </w:r>
-    </w:p>
-    <w:bookmarkEnd w:id="142"/>
-    <w:bookmarkStart w:id="143" w:name="a.2.5-客户关系维持的差异化处理"/>
+        <w:rPr>
+          <w:rFonts w:hint="eastAsia"/>
+        </w:rPr>
+        <w:t xml:space="preserve">与原辖区的对应关系（继承）</w:t>
+      </w:r>
+      <w:r>
+        <w:br/>
+      </w:r>
+    </w:p>
+    <w:p>
+      <w:pPr>
+        <w:pStyle w:val="Compact"/>
+        <w:numPr>
+          <w:ilvl w:val="0"/>
+          <w:numId w:val="1013"/>
+        </w:numPr>
+      </w:pPr>
+      <w:r>
+        <w:rPr>
+          <w:rFonts w:hint="eastAsia"/>
+        </w:rPr>
+        <w:t xml:space="preserve">新增辖区覆盖高潜力区域</w:t>
+      </w:r>
+      <w:r>
+        <w:br/>
+      </w:r>
+    </w:p>
+    <w:p>
+      <w:pPr>
+        <w:pStyle w:val="Compact"/>
+        <w:numPr>
+          <w:ilvl w:val="0"/>
+          <w:numId w:val="1013"/>
+        </w:numPr>
+      </w:pPr>
+      <w:r>
+        <w:rPr>
+          <w:rFonts w:hint="eastAsia"/>
+        </w:rPr>
+        <w:t xml:space="preserve">全网</w:t>
+      </w:r>
+      <w:r>
+        <w:t xml:space="preserve"> Index </w:t>
+      </w:r>
+      <w:r>
+        <w:rPr>
+          <w:rFonts w:hint="eastAsia"/>
+        </w:rPr>
+        <w:t xml:space="preserve">均衡</w:t>
+      </w:r>
+      <w:r>
+        <w:br/>
+      </w:r>
+    </w:p>
+    <w:p>
+      <w:pPr>
+        <w:pStyle w:val="Compact"/>
+        <w:numPr>
+          <w:ilvl w:val="0"/>
+          <w:numId w:val="1013"/>
+        </w:numPr>
+      </w:pPr>
+      <w:r>
+        <w:rPr>
+          <w:rFonts w:hint="eastAsia"/>
+        </w:rPr>
+        <w:t xml:space="preserve">不影响成熟产品的辖区结构</w:t>
+      </w:r>
+      <w:r>
+        <w:br/>
+      </w:r>
+    </w:p>
+    <w:p>
+      <w:pPr>
+        <w:pStyle w:val="Compact"/>
+        <w:numPr>
+          <w:ilvl w:val="0"/>
+          <w:numId w:val="1013"/>
+        </w:numPr>
+      </w:pPr>
+      <w:r>
+        <w:rPr>
+          <w:rFonts w:hint="eastAsia"/>
+        </w:rPr>
+        <w:t xml:space="preserve">其他（请填）：______</w:t>
+      </w:r>
+    </w:p>
+    <w:bookmarkEnd w:id="139"/>
+    <w:bookmarkStart w:id="140" w:name="a.2.6-方案权衡成对比较"/>
     <w:p>
       <w:pPr>
         <w:pStyle w:val="Heading3"/>
       </w:pPr>
       <w:r>
-        <w:t xml:space="preserve">A.2.5 </w:t>
-      </w:r>
-      <w:r>
-        <w:rPr>
-          <w:rFonts w:hint="eastAsia"/>
-        </w:rPr>
-        <w:t xml:space="preserve">客户关系维持的差异化处理</w:t>
+        <w:t xml:space="preserve">A.2.6 </w:t>
+      </w:r>
+      <w:r>
+        <w:rPr>
+          <w:rFonts w:hint="eastAsia"/>
+        </w:rPr>
+        <w:t xml:space="preserve">方案权衡（成对比较）</w:t>
       </w:r>
     </w:p>
     <w:p>
@@ -25641,770 +24872,91 @@
         <w:pStyle w:val="FirstParagraph"/>
       </w:pPr>
       <w:r>
-        <w:t xml:space="preserve">E1. </w:t>
-      </w:r>
-      <w:r>
-        <w:rPr>
-          <w:rFonts w:hint="eastAsia"/>
-        </w:rPr>
-        <w:t xml:space="preserve">在辖区调整时，应在多大程度上保护以下六类客户关系？请逐行打分，1</w:t>
-      </w:r>
-      <w:r>
-        <w:t xml:space="preserve"> = </w:t>
-      </w:r>
-      <w:r>
-        <w:rPr>
-          <w:rFonts w:hint="eastAsia"/>
-        </w:rPr>
-        <w:t xml:space="preserve">可以重新分配，5</w:t>
-      </w:r>
-      <w:r>
-        <w:t xml:space="preserve"> = </w:t>
-      </w:r>
-      <w:r>
-        <w:rPr>
-          <w:rFonts w:hint="eastAsia"/>
-        </w:rPr>
-        <w:t xml:space="preserve">必须保护原有关系。</w:t>
-      </w:r>
-    </w:p>
-    <w:tbl>
-      <w:tblPr>
-        <w:tblStyle w:val="Table"/>
-        <w:tblW w:type="pct" w:w="5000"/>
-        <w:tblLayout w:type="autofit"/>
-        <w:tblLook w:firstRow="1" w:lastRow="0" w:firstColumn="0" w:lastColumn="0" w:noHBand="0" w:noVBand="0" w:val="0020"/>
-        <w:tblBorders>
-          <w:top w:val="single" w:sz="4" w:color="000000" w:space="0"/>
-          <w:left w:val="single" w:sz="4" w:color="000000" w:space="0"/>
-          <w:bottom w:val="single" w:sz="4" w:color="000000" w:space="0"/>
-          <w:right w:val="single" w:sz="4" w:color="000000" w:space="0"/>
-          <w:insideH w:val="single" w:sz="4" w:color="000000" w:space="0"/>
-          <w:insideV w:val="single" w:sz="4" w:color="000000" w:space="0"/>
-        </w:tblBorders>
-      </w:tblPr>
-      <w:tblGrid>
-        <w:gridCol w:w="1320"/>
-        <w:gridCol w:w="1320"/>
-        <w:gridCol w:w="1320"/>
-        <w:gridCol w:w="1320"/>
-        <w:gridCol w:w="1320"/>
-        <w:gridCol w:w="1320"/>
-      </w:tblGrid>
-      <w:tr>
-        <w:trPr>
-          <w:tblHeader w:val="on"/>
-          <w:cantSplit/>
-        </w:trPr>
-        <w:tc>
-          <w:tcPr/>
-          <w:p>
-            <w:pPr>
-              <w:pStyle w:val="Compact"/>
-              <w:ind w:firstLine="0" w:firstLineChars="0"/>
-            </w:pPr>
-            <w:r>
-              <w:rPr>
-                <w:rFonts w:hint="eastAsia"/>
-              </w:rPr>
-              <w:t xml:space="preserve">关系类型</w:t>
-            </w:r>
-          </w:p>
-        </w:tc>
-        <w:tc>
-          <w:tcPr/>
-          <w:p>
-            <w:pPr>
-              <w:pStyle w:val="Compact"/>
-              <w:jc w:val="center"/>
-              <w:ind w:firstLine="0" w:firstLineChars="0"/>
-            </w:pPr>
-            <w:r>
-              <w:t xml:space="preserve">1</w:t>
-            </w:r>
-          </w:p>
-        </w:tc>
-        <w:tc>
-          <w:tcPr/>
-          <w:p>
-            <w:pPr>
-              <w:pStyle w:val="Compact"/>
-              <w:jc w:val="center"/>
-              <w:ind w:firstLine="0" w:firstLineChars="0"/>
-            </w:pPr>
-            <w:r>
-              <w:t xml:space="preserve">2</w:t>
-            </w:r>
-          </w:p>
-        </w:tc>
-        <w:tc>
-          <w:tcPr/>
-          <w:p>
-            <w:pPr>
-              <w:pStyle w:val="Compact"/>
-              <w:jc w:val="center"/>
-              <w:ind w:firstLine="0" w:firstLineChars="0"/>
-            </w:pPr>
-            <w:r>
-              <w:t xml:space="preserve">3</w:t>
-            </w:r>
-          </w:p>
-        </w:tc>
-        <w:tc>
-          <w:tcPr/>
-          <w:p>
-            <w:pPr>
-              <w:pStyle w:val="Compact"/>
-              <w:jc w:val="center"/>
-              <w:ind w:firstLine="0" w:firstLineChars="0"/>
-            </w:pPr>
-            <w:r>
-              <w:t xml:space="preserve">4</w:t>
-            </w:r>
-          </w:p>
-        </w:tc>
-        <w:tc>
-          <w:tcPr/>
-          <w:p>
-            <w:pPr>
-              <w:pStyle w:val="Compact"/>
-              <w:jc w:val="center"/>
-              <w:ind w:firstLine="0" w:firstLineChars="0"/>
-            </w:pPr>
-            <w:r>
-              <w:t xml:space="preserve">5</w:t>
-            </w:r>
-          </w:p>
-        </w:tc>
-      </w:tr>
-      <w:tr>
-        <w:trPr>
-          <w:cantSplit/>
-        </w:trPr>
-        <w:tc>
-          <w:tcPr/>
-          <w:p>
-            <w:pPr>
-              <w:pStyle w:val="Compact"/>
-              <w:ind w:firstLine="0" w:firstLineChars="0"/>
-            </w:pPr>
-            <w:r>
-              <w:rPr>
-                <w:rFonts w:hint="eastAsia"/>
-              </w:rPr>
-              <w:t xml:space="preserve">重点大医院（Index</w:t>
-            </w:r>
-            <w:r>
-              <w:t xml:space="preserve"> </w:t>
-            </w:r>
-            <w:r>
-              <w:rPr>
-                <w:rFonts w:hint="eastAsia"/>
-              </w:rPr>
-              <w:t xml:space="preserve">排名前</w:t>
-            </w:r>
-            <w:r>
-              <w:t xml:space="preserve"> </w:t>
-            </w:r>
-            <w:r>
-              <w:rPr>
-                <w:rFonts w:hint="eastAsia"/>
-              </w:rPr>
-              <w:t xml:space="preserve">10%）的代表-医院关系</w:t>
-            </w:r>
-          </w:p>
-        </w:tc>
-        <w:tc>
-          <w:tcPr/>
-          <w:p>
-            <w:pPr>
-              <w:pStyle w:val="Compact"/>
-              <w:jc w:val="center"/>
-              <w:ind w:firstLine="0" w:firstLineChars="0"/>
-            </w:pPr>
-            <w:r>
-              <w:t xml:space="preserve">○</w:t>
-            </w:r>
-          </w:p>
-        </w:tc>
-        <w:tc>
-          <w:tcPr/>
-          <w:p>
-            <w:pPr>
-              <w:pStyle w:val="Compact"/>
-              <w:jc w:val="center"/>
-              <w:ind w:firstLine="0" w:firstLineChars="0"/>
-            </w:pPr>
-            <w:r>
-              <w:t xml:space="preserve">○</w:t>
-            </w:r>
-          </w:p>
-        </w:tc>
-        <w:tc>
-          <w:tcPr/>
-          <w:p>
-            <w:pPr>
-              <w:pStyle w:val="Compact"/>
-              <w:jc w:val="center"/>
-              <w:ind w:firstLine="0" w:firstLineChars="0"/>
-            </w:pPr>
-            <w:r>
-              <w:t xml:space="preserve">○</w:t>
-            </w:r>
-          </w:p>
-        </w:tc>
-        <w:tc>
-          <w:tcPr/>
-          <w:p>
-            <w:pPr>
-              <w:pStyle w:val="Compact"/>
-              <w:jc w:val="center"/>
-              <w:ind w:firstLine="0" w:firstLineChars="0"/>
-            </w:pPr>
-            <w:r>
-              <w:t xml:space="preserve">○</w:t>
-            </w:r>
-          </w:p>
-        </w:tc>
-        <w:tc>
-          <w:tcPr/>
-          <w:p>
-            <w:pPr>
-              <w:pStyle w:val="Compact"/>
-              <w:jc w:val="center"/>
-              <w:ind w:firstLine="0" w:firstLineChars="0"/>
-            </w:pPr>
-            <w:r>
-              <w:t xml:space="preserve">○</w:t>
-            </w:r>
-          </w:p>
-        </w:tc>
-      </w:tr>
-      <w:tr>
-        <w:trPr>
-          <w:cantSplit/>
-        </w:trPr>
-        <w:tc>
-          <w:tcPr/>
-          <w:p>
-            <w:pPr>
-              <w:pStyle w:val="Compact"/>
-              <w:ind w:firstLine="0" w:firstLineChars="0"/>
-            </w:pPr>
-            <w:r>
-              <w:rPr>
-                <w:rFonts w:hint="eastAsia"/>
-              </w:rPr>
-              <w:t xml:space="preserve">历史只属于一个辖区的城市的代表-城市关系</w:t>
-            </w:r>
-          </w:p>
-        </w:tc>
-        <w:tc>
-          <w:tcPr/>
-          <w:p>
-            <w:pPr>
-              <w:pStyle w:val="Compact"/>
-              <w:jc w:val="center"/>
-              <w:ind w:firstLine="0" w:firstLineChars="0"/>
-            </w:pPr>
-            <w:r>
-              <w:t xml:space="preserve">○</w:t>
-            </w:r>
-          </w:p>
-        </w:tc>
-        <w:tc>
-          <w:tcPr/>
-          <w:p>
-            <w:pPr>
-              <w:pStyle w:val="Compact"/>
-              <w:jc w:val="center"/>
-              <w:ind w:firstLine="0" w:firstLineChars="0"/>
-            </w:pPr>
-            <w:r>
-              <w:t xml:space="preserve">○</w:t>
-            </w:r>
-          </w:p>
-        </w:tc>
-        <w:tc>
-          <w:tcPr/>
-          <w:p>
-            <w:pPr>
-              <w:pStyle w:val="Compact"/>
-              <w:jc w:val="center"/>
-              <w:ind w:firstLine="0" w:firstLineChars="0"/>
-            </w:pPr>
-            <w:r>
-              <w:t xml:space="preserve">○</w:t>
-            </w:r>
-          </w:p>
-        </w:tc>
-        <w:tc>
-          <w:tcPr/>
-          <w:p>
-            <w:pPr>
-              <w:pStyle w:val="Compact"/>
-              <w:jc w:val="center"/>
-              <w:ind w:firstLine="0" w:firstLineChars="0"/>
-            </w:pPr>
-            <w:r>
-              <w:t xml:space="preserve">○</w:t>
-            </w:r>
-          </w:p>
-        </w:tc>
-        <w:tc>
-          <w:tcPr/>
-          <w:p>
-            <w:pPr>
-              <w:pStyle w:val="Compact"/>
-              <w:jc w:val="center"/>
-              <w:ind w:firstLine="0" w:firstLineChars="0"/>
-            </w:pPr>
-            <w:r>
-              <w:t xml:space="preserve">○</w:t>
-            </w:r>
-          </w:p>
-        </w:tc>
-      </w:tr>
-      <w:tr>
-        <w:trPr>
-          <w:cantSplit/>
-        </w:trPr>
-        <w:tc>
-          <w:tcPr/>
-          <w:p>
-            <w:pPr>
-              <w:pStyle w:val="Compact"/>
-              <w:ind w:firstLine="0" w:firstLineChars="0"/>
-            </w:pPr>
-            <w:r>
-              <w:rPr>
-                <w:rFonts w:hint="eastAsia"/>
-              </w:rPr>
-              <w:t xml:space="preserve">一线代表与其辖区内</w:t>
-            </w:r>
-            <w:r>
-              <w:t xml:space="preserve"> KOL </w:t>
-            </w:r>
-            <w:r>
-              <w:rPr>
-                <w:rFonts w:hint="eastAsia"/>
-              </w:rPr>
-              <w:t xml:space="preserve">客户的关系</w:t>
-            </w:r>
-          </w:p>
-        </w:tc>
-        <w:tc>
-          <w:tcPr/>
-          <w:p>
-            <w:pPr>
-              <w:pStyle w:val="Compact"/>
-              <w:jc w:val="center"/>
-              <w:ind w:firstLine="0" w:firstLineChars="0"/>
-            </w:pPr>
-            <w:r>
-              <w:t xml:space="preserve">○</w:t>
-            </w:r>
-          </w:p>
-        </w:tc>
-        <w:tc>
-          <w:tcPr/>
-          <w:p>
-            <w:pPr>
-              <w:pStyle w:val="Compact"/>
-              <w:jc w:val="center"/>
-              <w:ind w:firstLine="0" w:firstLineChars="0"/>
-            </w:pPr>
-            <w:r>
-              <w:t xml:space="preserve">○</w:t>
-            </w:r>
-          </w:p>
-        </w:tc>
-        <w:tc>
-          <w:tcPr/>
-          <w:p>
-            <w:pPr>
-              <w:pStyle w:val="Compact"/>
-              <w:jc w:val="center"/>
-              <w:ind w:firstLine="0" w:firstLineChars="0"/>
-            </w:pPr>
-            <w:r>
-              <w:t xml:space="preserve">○</w:t>
-            </w:r>
-          </w:p>
-        </w:tc>
-        <w:tc>
-          <w:tcPr/>
-          <w:p>
-            <w:pPr>
-              <w:pStyle w:val="Compact"/>
-              <w:jc w:val="center"/>
-              <w:ind w:firstLine="0" w:firstLineChars="0"/>
-            </w:pPr>
-            <w:r>
-              <w:t xml:space="preserve">○</w:t>
-            </w:r>
-          </w:p>
-        </w:tc>
-        <w:tc>
-          <w:tcPr/>
-          <w:p>
-            <w:pPr>
-              <w:pStyle w:val="Compact"/>
-              <w:jc w:val="center"/>
-              <w:ind w:firstLine="0" w:firstLineChars="0"/>
-            </w:pPr>
-            <w:r>
-              <w:t xml:space="preserve">○</w:t>
-            </w:r>
-          </w:p>
-        </w:tc>
-      </w:tr>
-      <w:tr>
-        <w:trPr>
-          <w:cantSplit/>
-        </w:trPr>
-        <w:tc>
-          <w:tcPr/>
-          <w:p>
-            <w:pPr>
-              <w:pStyle w:val="Compact"/>
-              <w:ind w:firstLine="0" w:firstLineChars="0"/>
-            </w:pPr>
-            <w:r>
-              <w:rPr>
-                <w:rFonts w:hint="eastAsia"/>
-              </w:rPr>
-              <w:t xml:space="preserve">普通医院（中等</w:t>
-            </w:r>
-            <w:r>
-              <w:t xml:space="preserve"> </w:t>
-            </w:r>
-            <w:r>
-              <w:rPr>
-                <w:rFonts w:hint="eastAsia"/>
-              </w:rPr>
-              <w:t xml:space="preserve">Index）的代表-医院关系</w:t>
-            </w:r>
-          </w:p>
-        </w:tc>
-        <w:tc>
-          <w:tcPr/>
-          <w:p>
-            <w:pPr>
-              <w:pStyle w:val="Compact"/>
-              <w:jc w:val="center"/>
-              <w:ind w:firstLine="0" w:firstLineChars="0"/>
-            </w:pPr>
-            <w:r>
-              <w:t xml:space="preserve">○</w:t>
-            </w:r>
-          </w:p>
-        </w:tc>
-        <w:tc>
-          <w:tcPr/>
-          <w:p>
-            <w:pPr>
-              <w:pStyle w:val="Compact"/>
-              <w:jc w:val="center"/>
-              <w:ind w:firstLine="0" w:firstLineChars="0"/>
-            </w:pPr>
-            <w:r>
-              <w:t xml:space="preserve">○</w:t>
-            </w:r>
-          </w:p>
-        </w:tc>
-        <w:tc>
-          <w:tcPr/>
-          <w:p>
-            <w:pPr>
-              <w:pStyle w:val="Compact"/>
-              <w:jc w:val="center"/>
-              <w:ind w:firstLine="0" w:firstLineChars="0"/>
-            </w:pPr>
-            <w:r>
-              <w:t xml:space="preserve">○</w:t>
-            </w:r>
-          </w:p>
-        </w:tc>
-        <w:tc>
-          <w:tcPr/>
-          <w:p>
-            <w:pPr>
-              <w:pStyle w:val="Compact"/>
-              <w:jc w:val="center"/>
-              <w:ind w:firstLine="0" w:firstLineChars="0"/>
-            </w:pPr>
-            <w:r>
-              <w:t xml:space="preserve">○</w:t>
-            </w:r>
-          </w:p>
-        </w:tc>
-        <w:tc>
-          <w:tcPr/>
-          <w:p>
-            <w:pPr>
-              <w:pStyle w:val="Compact"/>
-              <w:jc w:val="center"/>
-              <w:ind w:firstLine="0" w:firstLineChars="0"/>
-            </w:pPr>
-            <w:r>
-              <w:t xml:space="preserve">○</w:t>
-            </w:r>
-          </w:p>
-        </w:tc>
-      </w:tr>
-      <w:tr>
-        <w:trPr>
-          <w:cantSplit/>
-        </w:trPr>
-        <w:tc>
-          <w:tcPr/>
-          <w:p>
-            <w:pPr>
-              <w:pStyle w:val="Compact"/>
-              <w:ind w:firstLine="0" w:firstLineChars="0"/>
-            </w:pPr>
-            <w:r>
-              <w:rPr>
-                <w:rFonts w:hint="eastAsia"/>
-              </w:rPr>
-              <w:t xml:space="preserve">跨多个辖区的城市内代表-医院关系</w:t>
-            </w:r>
-          </w:p>
-        </w:tc>
-        <w:tc>
-          <w:tcPr/>
-          <w:p>
-            <w:pPr>
-              <w:pStyle w:val="Compact"/>
-              <w:jc w:val="center"/>
-              <w:ind w:firstLine="0" w:firstLineChars="0"/>
-            </w:pPr>
-            <w:r>
-              <w:t xml:space="preserve">○</w:t>
-            </w:r>
-          </w:p>
-        </w:tc>
-        <w:tc>
-          <w:tcPr/>
-          <w:p>
-            <w:pPr>
-              <w:pStyle w:val="Compact"/>
-              <w:jc w:val="center"/>
-              <w:ind w:firstLine="0" w:firstLineChars="0"/>
-            </w:pPr>
-            <w:r>
-              <w:t xml:space="preserve">○</w:t>
-            </w:r>
-          </w:p>
-        </w:tc>
-        <w:tc>
-          <w:tcPr/>
-          <w:p>
-            <w:pPr>
-              <w:pStyle w:val="Compact"/>
-              <w:jc w:val="center"/>
-              <w:ind w:firstLine="0" w:firstLineChars="0"/>
-            </w:pPr>
-            <w:r>
-              <w:t xml:space="preserve">○</w:t>
-            </w:r>
-          </w:p>
-        </w:tc>
-        <w:tc>
-          <w:tcPr/>
-          <w:p>
-            <w:pPr>
-              <w:pStyle w:val="Compact"/>
-              <w:jc w:val="center"/>
-              <w:ind w:firstLine="0" w:firstLineChars="0"/>
-            </w:pPr>
-            <w:r>
-              <w:t xml:space="preserve">○</w:t>
-            </w:r>
-          </w:p>
-        </w:tc>
-        <w:tc>
-          <w:tcPr/>
-          <w:p>
-            <w:pPr>
-              <w:pStyle w:val="Compact"/>
-              <w:jc w:val="center"/>
-              <w:ind w:firstLine="0" w:firstLineChars="0"/>
-            </w:pPr>
-            <w:r>
-              <w:t xml:space="preserve">○</w:t>
-            </w:r>
-          </w:p>
-        </w:tc>
-      </w:tr>
-      <w:tr>
-        <w:trPr>
-          <w:cantSplit/>
-        </w:trPr>
-        <w:tc>
-          <w:tcPr/>
-          <w:p>
-            <w:pPr>
-              <w:pStyle w:val="Compact"/>
-              <w:ind w:firstLine="0" w:firstLineChars="0"/>
-            </w:pPr>
-            <w:r>
-              <w:rPr>
-                <w:rFonts w:hint="eastAsia"/>
-              </w:rPr>
-              <w:t xml:space="preserve">同辖区内非</w:t>
-            </w:r>
-            <w:r>
-              <w:t xml:space="preserve"> KOL </w:t>
-            </w:r>
-            <w:r>
-              <w:rPr>
-                <w:rFonts w:hint="eastAsia"/>
-              </w:rPr>
-              <w:t xml:space="preserve">普通客户的关系</w:t>
-            </w:r>
-          </w:p>
-        </w:tc>
-        <w:tc>
-          <w:tcPr/>
-          <w:p>
-            <w:pPr>
-              <w:pStyle w:val="Compact"/>
-              <w:jc w:val="center"/>
-              <w:ind w:firstLine="0" w:firstLineChars="0"/>
-            </w:pPr>
-            <w:r>
-              <w:t xml:space="preserve">○</w:t>
-            </w:r>
-          </w:p>
-        </w:tc>
-        <w:tc>
-          <w:tcPr/>
-          <w:p>
-            <w:pPr>
-              <w:pStyle w:val="Compact"/>
-              <w:jc w:val="center"/>
-              <w:ind w:firstLine="0" w:firstLineChars="0"/>
-            </w:pPr>
-            <w:r>
-              <w:t xml:space="preserve">○</w:t>
-            </w:r>
-          </w:p>
-        </w:tc>
-        <w:tc>
-          <w:tcPr/>
-          <w:p>
-            <w:pPr>
-              <w:pStyle w:val="Compact"/>
-              <w:jc w:val="center"/>
-              <w:ind w:firstLine="0" w:firstLineChars="0"/>
-            </w:pPr>
-            <w:r>
-              <w:t xml:space="preserve">○</w:t>
-            </w:r>
-          </w:p>
-        </w:tc>
-        <w:tc>
-          <w:tcPr/>
-          <w:p>
-            <w:pPr>
-              <w:pStyle w:val="Compact"/>
-              <w:jc w:val="center"/>
-              <w:ind w:firstLine="0" w:firstLineChars="0"/>
-            </w:pPr>
-            <w:r>
-              <w:t xml:space="preserve">○</w:t>
-            </w:r>
-          </w:p>
-        </w:tc>
-        <w:tc>
-          <w:tcPr/>
-          <w:p>
-            <w:pPr>
-              <w:pStyle w:val="Compact"/>
-              <w:jc w:val="center"/>
-              <w:ind w:firstLine="0" w:firstLineChars="0"/>
-            </w:pPr>
-            <w:r>
-              <w:t xml:space="preserve">○</w:t>
-            </w:r>
-          </w:p>
-        </w:tc>
-      </w:tr>
-    </w:tbl>
-    <w:bookmarkEnd w:id="143"/>
-    <w:bookmarkStart w:id="144" w:name="a.2.6-场景化优先级"/>
-    <w:p>
-      <w:pPr>
-        <w:pStyle w:val="Heading3"/>
-      </w:pPr>
-      <w:r>
-        <w:t xml:space="preserve">A.2.6 </w:t>
-      </w:r>
-      <w:r>
-        <w:rPr>
-          <w:rFonts w:hint="eastAsia"/>
-        </w:rPr>
-        <w:t xml:space="preserve">场景化优先级</w:t>
-      </w:r>
-    </w:p>
-    <w:p>
-      <w:pPr>
-        <w:pStyle w:val="FirstParagraph"/>
-      </w:pPr>
-      <w:r>
-        <w:t xml:space="preserve">F1. </w:t>
-      </w:r>
-      <w:r>
-        <w:rPr>
-          <w:rFonts w:hint="eastAsia"/>
-        </w:rPr>
-        <w:t xml:space="preserve">在”战略收缩（如代表数量从</w:t>
-      </w:r>
-      <w:r>
-        <w:t xml:space="preserve"> 100 </w:t>
-      </w:r>
-      <w:r>
-        <w:rPr>
-          <w:rFonts w:hint="eastAsia"/>
-        </w:rPr>
-        <w:t xml:space="preserve">缩减到</w:t>
-      </w:r>
-      <w:r>
-        <w:t xml:space="preserve"> </w:t>
-      </w:r>
-      <w:r>
-        <w:rPr>
-          <w:rFonts w:hint="eastAsia"/>
-        </w:rPr>
-        <w:t xml:space="preserve">70）“的场景下，您认为算法应优先保证：（单选）</w:t>
-      </w:r>
-    </w:p>
-    <w:p>
-      <w:pPr>
-        <w:pStyle w:val="Compact"/>
+        <w:t xml:space="preserve">G1. </w:t>
+      </w:r>
+      <w:r>
+        <w:rPr>
+          <w:rFonts w:hint="eastAsia"/>
+        </w:rPr>
+        <w:t xml:space="preserve">如果必须二选一，您更倾向于哪种分配方案？（每行选一项）</w:t>
+      </w:r>
+    </w:p>
+    <w:p>
+      <w:pPr>
         <w:numPr>
           <w:ilvl w:val="0"/>
           <w:numId w:val="1014"/>
         </w:numPr>
       </w:pPr>
       <w:r>
-        <w:t xml:space="preserve">Index </w:t>
-      </w:r>
-      <w:r>
-        <w:rPr>
-          <w:rFonts w:hint="eastAsia"/>
-        </w:rPr>
-        <w:t xml:space="preserve">完美均衡</w:t>
+        <w:rPr>
+          <w:rFonts w:hint="eastAsia"/>
+        </w:rPr>
+        <w:t xml:space="preserve">方案</w:t>
+      </w:r>
+      <w:r>
+        <w:t xml:space="preserve"> </w:t>
+      </w:r>
+      <w:r>
+        <w:rPr>
+          <w:rFonts w:hint="eastAsia"/>
+        </w:rPr>
+        <w:t xml:space="preserve">A：Index</w:t>
+      </w:r>
+      <w:r>
+        <w:t xml:space="preserve"> </w:t>
+      </w:r>
+      <w:r>
+        <w:rPr>
+          <w:rFonts w:hint="eastAsia"/>
+        </w:rPr>
+        <w:t xml:space="preserve">完美均衡，但客户保留率仅</w:t>
+      </w:r>
+      <w:r>
+        <w:t xml:space="preserve"> 75%</w:t>
       </w:r>
       <w:r>
         <w:br/>
       </w:r>
-    </w:p>
-    <w:p>
-      <w:pPr>
-        <w:pStyle w:val="Compact"/>
+      <w:r>
+        <w:rPr>
+          <w:rFonts w:hint="eastAsia"/>
+        </w:rPr>
+        <w:t xml:space="preserve">方案</w:t>
+      </w:r>
+      <w:r>
+        <w:t xml:space="preserve"> </w:t>
+      </w:r>
+      <w:r>
+        <w:rPr>
+          <w:rFonts w:hint="eastAsia"/>
+        </w:rPr>
+        <w:t xml:space="preserve">B：Index</w:t>
+      </w:r>
+      <w:r>
+        <w:t xml:space="preserve"> </w:t>
+      </w:r>
+      <w:r>
+        <w:rPr>
+          <w:rFonts w:hint="eastAsia"/>
+        </w:rPr>
+        <w:t xml:space="preserve">偏差</w:t>
+      </w:r>
+      <w:r>
+        <w:t xml:space="preserve"> </w:t>
+      </w:r>
+      <w:r>
+        <w:rPr>
+          <w:rFonts w:hint="eastAsia"/>
+        </w:rPr>
+        <w:t xml:space="preserve">±15%，但客户保留率</w:t>
+      </w:r>
+      <w:r>
+        <w:t xml:space="preserve"> 92%</w:t>
+      </w:r>
+    </w:p>
+    <w:p>
+      <w:pPr>
         <w:numPr>
           <w:ilvl w:val="0"/>
           <w:numId w:val="1014"/>
@@ -26414,15 +24966,77 @@
         <w:rPr>
           <w:rFonts w:hint="eastAsia"/>
         </w:rPr>
-        <w:t xml:space="preserve">客户保留率最高</w:t>
+        <w:t xml:space="preserve">方案</w:t>
+      </w:r>
+      <w:r>
+        <w:t xml:space="preserve"> </w:t>
+      </w:r>
+      <w:r>
+        <w:rPr>
+          <w:rFonts w:hint="eastAsia"/>
+        </w:rPr>
+        <w:t xml:space="preserve">A：辖区地理跨度大（含</w:t>
+      </w:r>
+      <w:r>
+        <w:t xml:space="preserve"> 5 </w:t>
+      </w:r>
+      <w:r>
+        <w:rPr>
+          <w:rFonts w:hint="eastAsia"/>
+        </w:rPr>
+        <w:t xml:space="preserve">个城市），但</w:t>
+      </w:r>
+      <w:r>
+        <w:t xml:space="preserve"> Index </w:t>
+      </w:r>
+      <w:r>
+        <w:rPr>
+          <w:rFonts w:hint="eastAsia"/>
+        </w:rPr>
+        <w:t xml:space="preserve">完美均衡</w:t>
       </w:r>
       <w:r>
         <w:br/>
       </w:r>
-    </w:p>
-    <w:p>
-      <w:pPr>
-        <w:pStyle w:val="Compact"/>
+      <w:r>
+        <w:rPr>
+          <w:rFonts w:hint="eastAsia"/>
+        </w:rPr>
+        <w:t xml:space="preserve">方案</w:t>
+      </w:r>
+      <w:r>
+        <w:t xml:space="preserve"> </w:t>
+      </w:r>
+      <w:r>
+        <w:rPr>
+          <w:rFonts w:hint="eastAsia"/>
+        </w:rPr>
+        <w:t xml:space="preserve">B：辖区地理紧凑（≤3</w:t>
+      </w:r>
+      <w:r>
+        <w:t xml:space="preserve"> </w:t>
+      </w:r>
+      <w:r>
+        <w:rPr>
+          <w:rFonts w:hint="eastAsia"/>
+        </w:rPr>
+        <w:t xml:space="preserve">城市），但</w:t>
+      </w:r>
+      <w:r>
+        <w:t xml:space="preserve"> Index </w:t>
+      </w:r>
+      <w:r>
+        <w:rPr>
+          <w:rFonts w:hint="eastAsia"/>
+        </w:rPr>
+        <w:t xml:space="preserve">偏差</w:t>
+      </w:r>
+      <w:r>
+        <w:t xml:space="preserve"> ±10%</w:t>
+      </w:r>
+    </w:p>
+    <w:p>
+      <w:pPr>
         <w:numPr>
           <w:ilvl w:val="0"/>
           <w:numId w:val="1014"/>
@@ -26432,43 +25046,60 @@
         <w:rPr>
           <w:rFonts w:hint="eastAsia"/>
         </w:rPr>
-        <w:t xml:space="preserve">地理紧凑性最优</w:t>
+        <w:t xml:space="preserve">方案</w:t>
+      </w:r>
+      <w:r>
+        <w:t xml:space="preserve"> </w:t>
+      </w:r>
+      <w:r>
+        <w:rPr>
+          <w:rFonts w:hint="eastAsia"/>
+        </w:rPr>
+        <w:t xml:space="preserve">A：算法黑盒输出，不可解释，但全局最优</w:t>
       </w:r>
       <w:r>
         <w:br/>
       </w:r>
-    </w:p>
-    <w:p>
-      <w:pPr>
-        <w:pStyle w:val="Compact"/>
-        <w:numPr>
-          <w:ilvl w:val="0"/>
-          <w:numId w:val="1014"/>
-        </w:numPr>
-      </w:pPr>
-      <w:r>
-        <w:rPr>
-          <w:rFonts w:hint="eastAsia"/>
-        </w:rPr>
-        <w:t xml:space="preserve">单代表工作量不超阈值</w:t>
-      </w:r>
-      <w:r>
-        <w:br/>
-      </w:r>
-    </w:p>
-    <w:p>
-      <w:pPr>
-        <w:pStyle w:val="Compact"/>
-        <w:numPr>
-          <w:ilvl w:val="0"/>
-          <w:numId w:val="1014"/>
-        </w:numPr>
-      </w:pPr>
-      <w:r>
-        <w:rPr>
-          <w:rFonts w:hint="eastAsia"/>
-        </w:rPr>
-        <w:t xml:space="preserve">其他（请填）：______</w:t>
+      <w:r>
+        <w:rPr>
+          <w:rFonts w:hint="eastAsia"/>
+        </w:rPr>
+        <w:t xml:space="preserve">方案</w:t>
+      </w:r>
+      <w:r>
+        <w:t xml:space="preserve"> </w:t>
+      </w:r>
+      <w:r>
+        <w:rPr>
+          <w:rFonts w:hint="eastAsia"/>
+        </w:rPr>
+        <w:t xml:space="preserve">B：算法</w:t>
+      </w:r>
+      <w:r>
+        <w:t xml:space="preserve"> + </w:t>
+      </w:r>
+      <w:r>
+        <w:rPr>
+          <w:rFonts w:hint="eastAsia"/>
+        </w:rPr>
+        <w:t xml:space="preserve">人工调整，可解释、可干预</w:t>
+      </w:r>
+    </w:p>
+    <w:bookmarkEnd w:id="140"/>
+    <w:bookmarkEnd w:id="141"/>
+    <w:bookmarkStart w:id="142" w:name="a.3-半结构化访谈大纲"/>
+    <w:p>
+      <w:pPr>
+        <w:pStyle w:val="Heading2"/>
+      </w:pPr>
+      <w:r>
+        <w:t xml:space="preserve">A.3 </w:t>
+      </w:r>
+      <w:r>
+        <w:rPr>
+          <w:rFonts w:hint="eastAsia"/>
+        </w:rPr>
+        <w:t xml:space="preserve">半结构化访谈大纲</w:t>
       </w:r>
     </w:p>
     <w:p>
@@ -26476,394 +25107,6 @@
         <w:pStyle w:val="FirstParagraph"/>
       </w:pPr>
       <w:r>
-        <w:t xml:space="preserve">F2. </w:t>
-      </w:r>
-      <w:r>
-        <w:rPr>
-          <w:rFonts w:hint="eastAsia"/>
-        </w:rPr>
-        <w:t xml:space="preserve">在”新产品上市</w:t>
-      </w:r>
-      <w:r>
-        <w:t xml:space="preserve"> / </w:t>
-      </w:r>
-      <w:r>
-        <w:rPr>
-          <w:rFonts w:hint="eastAsia"/>
-        </w:rPr>
-        <w:t xml:space="preserve">市场扩张（如代表数量从</w:t>
-      </w:r>
-      <w:r>
-        <w:t xml:space="preserve"> 100 </w:t>
-      </w:r>
-      <w:r>
-        <w:rPr>
-          <w:rFonts w:hint="eastAsia"/>
-        </w:rPr>
-        <w:t xml:space="preserve">扩展到</w:t>
-      </w:r>
-      <w:r>
-        <w:t xml:space="preserve"> </w:t>
-      </w:r>
-      <w:r>
-        <w:rPr>
-          <w:rFonts w:hint="eastAsia"/>
-        </w:rPr>
-        <w:t xml:space="preserve">130）“的场景下，您认为算法应优先保证：（单选）</w:t>
-      </w:r>
-    </w:p>
-    <w:p>
-      <w:pPr>
-        <w:pStyle w:val="Compact"/>
-        <w:numPr>
-          <w:ilvl w:val="0"/>
-          <w:numId w:val="1015"/>
-        </w:numPr>
-      </w:pPr>
-      <w:r>
-        <w:rPr>
-          <w:rFonts w:hint="eastAsia"/>
-        </w:rPr>
-        <w:t xml:space="preserve">与原辖区的对应关系（继承）</w:t>
-      </w:r>
-      <w:r>
-        <w:br/>
-      </w:r>
-    </w:p>
-    <w:p>
-      <w:pPr>
-        <w:pStyle w:val="Compact"/>
-        <w:numPr>
-          <w:ilvl w:val="0"/>
-          <w:numId w:val="1015"/>
-        </w:numPr>
-      </w:pPr>
-      <w:r>
-        <w:rPr>
-          <w:rFonts w:hint="eastAsia"/>
-        </w:rPr>
-        <w:t xml:space="preserve">新增辖区覆盖高潜力区域</w:t>
-      </w:r>
-      <w:r>
-        <w:br/>
-      </w:r>
-    </w:p>
-    <w:p>
-      <w:pPr>
-        <w:pStyle w:val="Compact"/>
-        <w:numPr>
-          <w:ilvl w:val="0"/>
-          <w:numId w:val="1015"/>
-        </w:numPr>
-      </w:pPr>
-      <w:r>
-        <w:rPr>
-          <w:rFonts w:hint="eastAsia"/>
-        </w:rPr>
-        <w:t xml:space="preserve">全网</w:t>
-      </w:r>
-      <w:r>
-        <w:t xml:space="preserve"> Index </w:t>
-      </w:r>
-      <w:r>
-        <w:rPr>
-          <w:rFonts w:hint="eastAsia"/>
-        </w:rPr>
-        <w:t xml:space="preserve">均衡</w:t>
-      </w:r>
-      <w:r>
-        <w:br/>
-      </w:r>
-    </w:p>
-    <w:p>
-      <w:pPr>
-        <w:pStyle w:val="Compact"/>
-        <w:numPr>
-          <w:ilvl w:val="0"/>
-          <w:numId w:val="1015"/>
-        </w:numPr>
-      </w:pPr>
-      <w:r>
-        <w:rPr>
-          <w:rFonts w:hint="eastAsia"/>
-        </w:rPr>
-        <w:t xml:space="preserve">不影响成熟产品的辖区结构</w:t>
-      </w:r>
-      <w:r>
-        <w:br/>
-      </w:r>
-    </w:p>
-    <w:p>
-      <w:pPr>
-        <w:pStyle w:val="Compact"/>
-        <w:numPr>
-          <w:ilvl w:val="0"/>
-          <w:numId w:val="1015"/>
-        </w:numPr>
-      </w:pPr>
-      <w:r>
-        <w:rPr>
-          <w:rFonts w:hint="eastAsia"/>
-        </w:rPr>
-        <w:t xml:space="preserve">其他（请填）：______</w:t>
-      </w:r>
-    </w:p>
-    <w:bookmarkEnd w:id="144"/>
-    <w:bookmarkStart w:id="145" w:name="a.2.7-方案权衡成对比较"/>
-    <w:p>
-      <w:pPr>
-        <w:pStyle w:val="Heading3"/>
-      </w:pPr>
-      <w:r>
-        <w:t xml:space="preserve">A.2.7 </w:t>
-      </w:r>
-      <w:r>
-        <w:rPr>
-          <w:rFonts w:hint="eastAsia"/>
-        </w:rPr>
-        <w:t xml:space="preserve">方案权衡（成对比较）</w:t>
-      </w:r>
-    </w:p>
-    <w:p>
-      <w:pPr>
-        <w:pStyle w:val="FirstParagraph"/>
-      </w:pPr>
-      <w:r>
-        <w:t xml:space="preserve">G1. </w:t>
-      </w:r>
-      <w:r>
-        <w:rPr>
-          <w:rFonts w:hint="eastAsia"/>
-        </w:rPr>
-        <w:t xml:space="preserve">如果必须二选一，您更倾向于哪种分配方案？（每行选一项）</w:t>
-      </w:r>
-    </w:p>
-    <w:p>
-      <w:pPr>
-        <w:numPr>
-          <w:ilvl w:val="0"/>
-          <w:numId w:val="1016"/>
-        </w:numPr>
-      </w:pPr>
-      <w:r>
-        <w:rPr>
-          <w:rFonts w:hint="eastAsia"/>
-        </w:rPr>
-        <w:t xml:space="preserve">方案</w:t>
-      </w:r>
-      <w:r>
-        <w:t xml:space="preserve"> </w:t>
-      </w:r>
-      <w:r>
-        <w:rPr>
-          <w:rFonts w:hint="eastAsia"/>
-        </w:rPr>
-        <w:t xml:space="preserve">A：Index</w:t>
-      </w:r>
-      <w:r>
-        <w:t xml:space="preserve"> </w:t>
-      </w:r>
-      <w:r>
-        <w:rPr>
-          <w:rFonts w:hint="eastAsia"/>
-        </w:rPr>
-        <w:t xml:space="preserve">完美均衡，但客户保留率仅</w:t>
-      </w:r>
-      <w:r>
-        <w:t xml:space="preserve"> 75%</w:t>
-      </w:r>
-      <w:r>
-        <w:br/>
-      </w:r>
-      <w:r>
-        <w:rPr>
-          <w:rFonts w:hint="eastAsia"/>
-        </w:rPr>
-        <w:t xml:space="preserve">方案</w:t>
-      </w:r>
-      <w:r>
-        <w:t xml:space="preserve"> </w:t>
-      </w:r>
-      <w:r>
-        <w:rPr>
-          <w:rFonts w:hint="eastAsia"/>
-        </w:rPr>
-        <w:t xml:space="preserve">B：Index</w:t>
-      </w:r>
-      <w:r>
-        <w:t xml:space="preserve"> </w:t>
-      </w:r>
-      <w:r>
-        <w:rPr>
-          <w:rFonts w:hint="eastAsia"/>
-        </w:rPr>
-        <w:t xml:space="preserve">偏差</w:t>
-      </w:r>
-      <w:r>
-        <w:t xml:space="preserve"> </w:t>
-      </w:r>
-      <w:r>
-        <w:rPr>
-          <w:rFonts w:hint="eastAsia"/>
-        </w:rPr>
-        <w:t xml:space="preserve">±15%，但客户保留率</w:t>
-      </w:r>
-      <w:r>
-        <w:t xml:space="preserve"> 92%</w:t>
-      </w:r>
-    </w:p>
-    <w:p>
-      <w:pPr>
-        <w:numPr>
-          <w:ilvl w:val="0"/>
-          <w:numId w:val="1016"/>
-        </w:numPr>
-      </w:pPr>
-      <w:r>
-        <w:rPr>
-          <w:rFonts w:hint="eastAsia"/>
-        </w:rPr>
-        <w:t xml:space="preserve">方案</w:t>
-      </w:r>
-      <w:r>
-        <w:t xml:space="preserve"> </w:t>
-      </w:r>
-      <w:r>
-        <w:rPr>
-          <w:rFonts w:hint="eastAsia"/>
-        </w:rPr>
-        <w:t xml:space="preserve">A：辖区地理跨度大（含</w:t>
-      </w:r>
-      <w:r>
-        <w:t xml:space="preserve"> 5 </w:t>
-      </w:r>
-      <w:r>
-        <w:rPr>
-          <w:rFonts w:hint="eastAsia"/>
-        </w:rPr>
-        <w:t xml:space="preserve">个城市），但</w:t>
-      </w:r>
-      <w:r>
-        <w:t xml:space="preserve"> Index </w:t>
-      </w:r>
-      <w:r>
-        <w:rPr>
-          <w:rFonts w:hint="eastAsia"/>
-        </w:rPr>
-        <w:t xml:space="preserve">完美均衡</w:t>
-      </w:r>
-      <w:r>
-        <w:br/>
-      </w:r>
-      <w:r>
-        <w:rPr>
-          <w:rFonts w:hint="eastAsia"/>
-        </w:rPr>
-        <w:t xml:space="preserve">方案</w:t>
-      </w:r>
-      <w:r>
-        <w:t xml:space="preserve"> </w:t>
-      </w:r>
-      <w:r>
-        <w:rPr>
-          <w:rFonts w:hint="eastAsia"/>
-        </w:rPr>
-        <w:t xml:space="preserve">B：辖区地理紧凑（≤3</w:t>
-      </w:r>
-      <w:r>
-        <w:t xml:space="preserve"> </w:t>
-      </w:r>
-      <w:r>
-        <w:rPr>
-          <w:rFonts w:hint="eastAsia"/>
-        </w:rPr>
-        <w:t xml:space="preserve">城市），但</w:t>
-      </w:r>
-      <w:r>
-        <w:t xml:space="preserve"> Index </w:t>
-      </w:r>
-      <w:r>
-        <w:rPr>
-          <w:rFonts w:hint="eastAsia"/>
-        </w:rPr>
-        <w:t xml:space="preserve">偏差</w:t>
-      </w:r>
-      <w:r>
-        <w:t xml:space="preserve"> ±10%</w:t>
-      </w:r>
-    </w:p>
-    <w:p>
-      <w:pPr>
-        <w:numPr>
-          <w:ilvl w:val="0"/>
-          <w:numId w:val="1016"/>
-        </w:numPr>
-      </w:pPr>
-      <w:r>
-        <w:rPr>
-          <w:rFonts w:hint="eastAsia"/>
-        </w:rPr>
-        <w:t xml:space="preserve">方案</w:t>
-      </w:r>
-      <w:r>
-        <w:t xml:space="preserve"> </w:t>
-      </w:r>
-      <w:r>
-        <w:rPr>
-          <w:rFonts w:hint="eastAsia"/>
-        </w:rPr>
-        <w:t xml:space="preserve">A：算法黑盒输出，不可解释，但全局最优</w:t>
-      </w:r>
-      <w:r>
-        <w:br/>
-      </w:r>
-      <w:r>
-        <w:rPr>
-          <w:rFonts w:hint="eastAsia"/>
-        </w:rPr>
-        <w:t xml:space="preserve">方案</w:t>
-      </w:r>
-      <w:r>
-        <w:t xml:space="preserve"> </w:t>
-      </w:r>
-      <w:r>
-        <w:rPr>
-          <w:rFonts w:hint="eastAsia"/>
-        </w:rPr>
-        <w:t xml:space="preserve">B：算法</w:t>
-      </w:r>
-      <w:r>
-        <w:t xml:space="preserve"> + </w:t>
-      </w:r>
-      <w:r>
-        <w:rPr>
-          <w:rFonts w:hint="eastAsia"/>
-        </w:rPr>
-        <w:t xml:space="preserve">人工调整，可解释、可干预</w:t>
-      </w:r>
-    </w:p>
-    <w:bookmarkEnd w:id="145"/>
-    <w:bookmarkEnd w:id="146"/>
-    <w:bookmarkStart w:id="147" w:name="a.3-半结构化访谈大纲"/>
-    <w:p>
-      <w:pPr>
-        <w:pStyle w:val="Heading2"/>
-      </w:pPr>
-      <w:r>
-        <w:t xml:space="preserve">A.3 </w:t>
-      </w:r>
-      <w:r>
-        <w:rPr>
-          <w:rFonts w:hint="eastAsia"/>
-        </w:rPr>
-        <w:t xml:space="preserve">半结构化访谈大纲</w:t>
-      </w:r>
-    </w:p>
-    <w:p>
-      <w:pPr>
-        <w:pStyle w:val="FirstParagraph"/>
-      </w:pPr>
-      <w:r>
         <w:rPr>
           <w:rFonts w:hint="eastAsia"/>
         </w:rPr>
@@ -27071,9 +25314,9 @@
         <w:t xml:space="preserve"> 3-2。</w:t>
       </w:r>
     </w:p>
-    <w:bookmarkEnd w:id="147"/>
-    <w:bookmarkEnd w:id="148"/>
-    <w:bookmarkStart w:id="183" w:name="参考文献"/>
+    <w:bookmarkEnd w:id="142"/>
+    <w:bookmarkEnd w:id="143"/>
+    <w:bookmarkStart w:id="178" w:name="参考文献"/>
     <w:p>
       <w:pPr>
         <w:pStyle w:val="Heading1"/>
@@ -27085,8 +25328,8 @@
         <w:t xml:space="preserve">参考文献</w:t>
       </w:r>
     </w:p>
-    <w:bookmarkStart w:id="182" w:name="refs"/>
-    <w:bookmarkStart w:id="150" w:name="ref-ma_xl2025"/>
+    <w:bookmarkStart w:id="177" w:name="refs"/>
+    <w:bookmarkStart w:id="145" w:name="ref-ma_xl2025"/>
     <w:p>
       <w:pPr>
         <w:pStyle w:val="Bibliography"/>
@@ -27121,7 +25364,7 @@
       <w:r>
         <w:t xml:space="preserve"> 2025, 40(3): 540-551. DOI:</w:t>
       </w:r>
-      <w:hyperlink r:id="rId149">
+      <w:hyperlink r:id="rId144">
         <w:r>
           <w:rPr>
             <w:rStyle w:val="Hyperlink"/>
@@ -27133,540 +25376,540 @@
         <w:t xml:space="preserve">.</w:t>
       </w:r>
     </w:p>
+    <w:bookmarkEnd w:id="145"/>
+    <w:bookmarkStart w:id="146" w:name="ref-sun2022"/>
+    <w:p>
+      <w:pPr>
+        <w:pStyle w:val="Bibliography"/>
+      </w:pPr>
+      <w:r>
+        <w:t xml:space="preserve">[2] </w:t>
+      </w:r>
+      <w:r>
+        <w:rPr>
+          <w:rFonts w:hint="eastAsia"/>
+        </w:rPr>
+        <w:t xml:space="preserve">孙旭然.</w:t>
+      </w:r>
+      <w:r>
+        <w:t xml:space="preserve"> </w:t>
+      </w:r>
+      <w:r>
+        <w:rPr>
+          <w:rFonts w:hint="eastAsia"/>
+        </w:rPr>
+        <w:t xml:space="preserve">生物医药行业发展趋势与机遇分析[J].</w:t>
+      </w:r>
+      <w:r>
+        <w:t xml:space="preserve"> </w:t>
+      </w:r>
+      <w:r>
+        <w:rPr>
+          <w:rFonts w:hint="eastAsia"/>
+        </w:rPr>
+        <w:t xml:space="preserve">中国国情国力,</w:t>
+      </w:r>
+      <w:r>
+        <w:t xml:space="preserve"> 2022(8): 25-30.</w:t>
+      </w:r>
+    </w:p>
+    <w:bookmarkEnd w:id="146"/>
+    <w:bookmarkStart w:id="147" w:name="ref-cnpharma2025"/>
+    <w:p>
+      <w:pPr>
+        <w:pStyle w:val="Bibliography"/>
+      </w:pPr>
+      <w:r>
+        <w:t xml:space="preserve">[3] </w:t>
+      </w:r>
+      <w:r>
+        <w:rPr>
+          <w:rFonts w:hint="eastAsia"/>
+        </w:rPr>
+        <w:t xml:space="preserve">中康科技.</w:t>
+      </w:r>
+      <w:r>
+        <w:t xml:space="preserve"> 2025 </w:t>
+      </w:r>
+      <w:r>
+        <w:rPr>
+          <w:rFonts w:hint="eastAsia"/>
+        </w:rPr>
+        <w:t xml:space="preserve">中国医药市场报告[R].</w:t>
+      </w:r>
+      <w:r>
+        <w:t xml:space="preserve"> </w:t>
+      </w:r>
+      <w:r>
+        <w:rPr>
+          <w:rFonts w:hint="eastAsia"/>
+        </w:rPr>
+        <w:t xml:space="preserve">中康科技,</w:t>
+      </w:r>
+      <w:r>
+        <w:t xml:space="preserve"> 2025.</w:t>
+      </w:r>
+    </w:p>
+    <w:bookmarkEnd w:id="147"/>
+    <w:bookmarkStart w:id="148" w:name="ref-iqvia2025mpchina"/>
+    <w:p>
+      <w:pPr>
+        <w:pStyle w:val="Bibliography"/>
+      </w:pPr>
+      <w:r>
+        <w:t xml:space="preserve">[4] IQVIA INSTITUTE. Market Prognosis 2025-2029: China[R]. IQVIA, 2025.</w:t>
+      </w:r>
+    </w:p>
+    <w:bookmarkEnd w:id="148"/>
+    <w:bookmarkStart w:id="149" w:name="ref-mckinsey2025launch"/>
+    <w:p>
+      <w:pPr>
+        <w:pStyle w:val="Bibliography"/>
+      </w:pPr>
+      <w:r>
+        <w:t xml:space="preserve">[5] MCKINSEY &amp; COMPANY. </w:t>
+      </w:r>
+      <w:r>
+        <w:rPr>
+          <w:rFonts w:hint="eastAsia"/>
+        </w:rPr>
+        <w:t xml:space="preserve">新产品上市趋势与思考——中国医药市场[R].</w:t>
+      </w:r>
+      <w:r>
+        <w:t xml:space="preserve"> </w:t>
+      </w:r>
+      <w:r>
+        <w:rPr>
+          <w:rFonts w:hint="eastAsia"/>
+        </w:rPr>
+        <w:t xml:space="preserve">麦肯锡公司,</w:t>
+      </w:r>
+      <w:r>
+        <w:t xml:space="preserve"> 2025.</w:t>
+      </w:r>
+    </w:p>
+    <w:bookmarkEnd w:id="149"/>
+    <w:bookmarkStart w:id="150" w:name="ref-nhsa-vbp"/>
+    <w:p>
+      <w:pPr>
+        <w:pStyle w:val="Bibliography"/>
+      </w:pPr>
+      <w:r>
+        <w:t xml:space="preserve">[6] </w:t>
+      </w:r>
+      <w:r>
+        <w:rPr>
+          <w:rFonts w:hint="eastAsia"/>
+        </w:rPr>
+        <w:t xml:space="preserve">国家医疗保障局.</w:t>
+      </w:r>
+      <w:r>
+        <w:t xml:space="preserve"> </w:t>
+      </w:r>
+      <w:r>
+        <w:rPr>
+          <w:rFonts w:hint="eastAsia"/>
+        </w:rPr>
+        <w:t xml:space="preserve">国家组织药品集中采购政策文件汇编[Z].</w:t>
+      </w:r>
+      <w:r>
+        <w:t xml:space="preserve"> </w:t>
+      </w:r>
+      <w:r>
+        <w:rPr>
+          <w:rFonts w:hint="eastAsia"/>
+        </w:rPr>
+        <w:t xml:space="preserve">政策文件汇编</w:t>
+      </w:r>
+      <w:r>
+        <w:t xml:space="preserve"> (2018-2025), 2025.</w:t>
+      </w:r>
+    </w:p>
     <w:bookmarkEnd w:id="150"/>
-    <w:bookmarkStart w:id="151" w:name="ref-sun2022"/>
+    <w:bookmarkStart w:id="151" w:name="ref-zhang2025"/>
     <w:p>
       <w:pPr>
         <w:pStyle w:val="Bibliography"/>
       </w:pPr>
       <w:r>
-        <w:t xml:space="preserve">[2] </w:t>
-      </w:r>
-      <w:r>
-        <w:rPr>
-          <w:rFonts w:hint="eastAsia"/>
-        </w:rPr>
-        <w:t xml:space="preserve">孙旭然.</w:t>
-      </w:r>
-      <w:r>
-        <w:t xml:space="preserve"> </w:t>
-      </w:r>
-      <w:r>
-        <w:rPr>
-          <w:rFonts w:hint="eastAsia"/>
-        </w:rPr>
-        <w:t xml:space="preserve">生物医药行业发展趋势与机遇分析[J].</w:t>
-      </w:r>
-      <w:r>
-        <w:t xml:space="preserve"> </w:t>
-      </w:r>
-      <w:r>
-        <w:rPr>
-          <w:rFonts w:hint="eastAsia"/>
-        </w:rPr>
-        <w:t xml:space="preserve">中国国情国力,</w:t>
-      </w:r>
-      <w:r>
-        <w:t xml:space="preserve"> 2022(8): 25-30.</w:t>
+        <w:t xml:space="preserve">[7] </w:t>
+      </w:r>
+      <w:r>
+        <w:rPr>
+          <w:rFonts w:hint="eastAsia"/>
+        </w:rPr>
+        <w:t xml:space="preserve">章梦晗.</w:t>
+      </w:r>
+      <w:r>
+        <w:t xml:space="preserve"> </w:t>
+      </w:r>
+      <w:r>
+        <w:rPr>
+          <w:rFonts w:hint="eastAsia"/>
+        </w:rPr>
+        <w:t xml:space="preserve">反腐进入深水区后，医药行业的阵痛与突围[J].</w:t>
+      </w:r>
+      <w:r>
+        <w:t xml:space="preserve"> </w:t>
+      </w:r>
+      <w:r>
+        <w:rPr>
+          <w:rFonts w:hint="eastAsia"/>
+        </w:rPr>
+        <w:t xml:space="preserve">廉政瞭望,</w:t>
+      </w:r>
+      <w:r>
+        <w:t xml:space="preserve"> 2025(10): 48-51.</w:t>
       </w:r>
     </w:p>
     <w:bookmarkEnd w:id="151"/>
-    <w:bookmarkStart w:id="152" w:name="ref-cnpharma2025"/>
+    <w:bookmarkStart w:id="152" w:name="ref-zhang_ym2023"/>
     <w:p>
       <w:pPr>
         <w:pStyle w:val="Bibliography"/>
       </w:pPr>
       <w:r>
-        <w:t xml:space="preserve">[3] </w:t>
-      </w:r>
-      <w:r>
-        <w:rPr>
-          <w:rFonts w:hint="eastAsia"/>
-        </w:rPr>
-        <w:t xml:space="preserve">中康科技.</w:t>
-      </w:r>
-      <w:r>
-        <w:t xml:space="preserve"> 2025 </w:t>
-      </w:r>
-      <w:r>
-        <w:rPr>
-          <w:rFonts w:hint="eastAsia"/>
-        </w:rPr>
-        <w:t xml:space="preserve">中国医药市场报告[R].</w:t>
-      </w:r>
-      <w:r>
-        <w:t xml:space="preserve"> </w:t>
-      </w:r>
-      <w:r>
-        <w:rPr>
-          <w:rFonts w:hint="eastAsia"/>
-        </w:rPr>
-        <w:t xml:space="preserve">中康科技,</w:t>
-      </w:r>
-      <w:r>
-        <w:t xml:space="preserve"> 2025.</w:t>
+        <w:t xml:space="preserve">[8] </w:t>
+      </w:r>
+      <w:r>
+        <w:rPr>
+          <w:rFonts w:hint="eastAsia"/>
+        </w:rPr>
+        <w:t xml:space="preserve">张永铭.</w:t>
+      </w:r>
+      <w:r>
+        <w:t xml:space="preserve"> </w:t>
+      </w:r>
+      <w:r>
+        <w:rPr>
+          <w:rFonts w:hint="eastAsia"/>
+        </w:rPr>
+        <w:t xml:space="preserve">生物药企全面预算管理精细化的实现对策[J].</w:t>
+      </w:r>
+      <w:r>
+        <w:t xml:space="preserve"> </w:t>
+      </w:r>
+      <w:r>
+        <w:rPr>
+          <w:rFonts w:hint="eastAsia"/>
+        </w:rPr>
+        <w:t xml:space="preserve">投资与创业,</w:t>
+      </w:r>
+      <w:r>
+        <w:t xml:space="preserve"> 2023, 34(11).</w:t>
       </w:r>
     </w:p>
     <w:bookmarkEnd w:id="152"/>
-    <w:bookmarkStart w:id="153" w:name="ref-iqvia2025mpchina"/>
+    <w:bookmarkStart w:id="153" w:name="ref-zoltners2008"/>
     <w:p>
       <w:pPr>
         <w:pStyle w:val="Bibliography"/>
       </w:pPr>
       <w:r>
-        <w:t xml:space="preserve">[4] IQVIA INSTITUTE. Market Prognosis 2025-2029: China[R]. IQVIA, 2025.</w:t>
+        <w:t xml:space="preserve">[9] ZOLTNERS A A, SINHA P, LORIMER S E. Sales force effectiveness: A framework for researchers and practitioners[J]. Journal of Personal Selling &amp; Sales Management, 2008, 28(2): 115-131.</w:t>
       </w:r>
     </w:p>
     <w:bookmarkEnd w:id="153"/>
-    <w:bookmarkStart w:id="154" w:name="ref-mckinsey2025launch"/>
+    <w:bookmarkStart w:id="154" w:name="ref-wang2024"/>
     <w:p>
       <w:pPr>
         <w:pStyle w:val="Bibliography"/>
       </w:pPr>
       <w:r>
-        <w:t xml:space="preserve">[5] MCKINSEY &amp; COMPANY. </w:t>
-      </w:r>
-      <w:r>
-        <w:rPr>
-          <w:rFonts w:hint="eastAsia"/>
-        </w:rPr>
-        <w:t xml:space="preserve">新产品上市趋势与思考——中国医药市场[R].</w:t>
-      </w:r>
-      <w:r>
-        <w:t xml:space="preserve"> </w:t>
-      </w:r>
-      <w:r>
-        <w:rPr>
-          <w:rFonts w:hint="eastAsia"/>
-        </w:rPr>
-        <w:t xml:space="preserve">麦肯锡公司,</w:t>
-      </w:r>
-      <w:r>
-        <w:t xml:space="preserve"> 2025.</w:t>
+        <w:t xml:space="preserve">[10] </w:t>
+      </w:r>
+      <w:r>
+        <w:rPr>
+          <w:rFonts w:hint="eastAsia"/>
+        </w:rPr>
+        <w:t xml:space="preserve">王晓玲.</w:t>
+      </w:r>
+      <w:r>
+        <w:t xml:space="preserve"> </w:t>
+      </w:r>
+      <w:r>
+        <w:rPr>
+          <w:rFonts w:hint="eastAsia"/>
+        </w:rPr>
+        <w:t xml:space="preserve">我国生物医药行业数字化转型瓶颈及应对建议[J].</w:t>
+      </w:r>
+      <w:r>
+        <w:t xml:space="preserve"> </w:t>
+      </w:r>
+      <w:r>
+        <w:rPr>
+          <w:rFonts w:hint="eastAsia"/>
+        </w:rPr>
+        <w:t xml:space="preserve">信息通信技术与政策,</w:t>
+      </w:r>
+      <w:r>
+        <w:t xml:space="preserve"> 2024, 50(3): 79-82.</w:t>
       </w:r>
     </w:p>
     <w:bookmarkEnd w:id="154"/>
-    <w:bookmarkStart w:id="155" w:name="ref-nhsa-vbp"/>
+    <w:bookmarkStart w:id="155" w:name="ref-hess1971"/>
     <w:p>
       <w:pPr>
         <w:pStyle w:val="Bibliography"/>
       </w:pPr>
       <w:r>
-        <w:t xml:space="preserve">[6] </w:t>
-      </w:r>
-      <w:r>
-        <w:rPr>
-          <w:rFonts w:hint="eastAsia"/>
-        </w:rPr>
-        <w:t xml:space="preserve">国家医疗保障局.</w:t>
-      </w:r>
-      <w:r>
-        <w:t xml:space="preserve"> </w:t>
-      </w:r>
-      <w:r>
-        <w:rPr>
-          <w:rFonts w:hint="eastAsia"/>
-        </w:rPr>
-        <w:t xml:space="preserve">国家组织药品集中采购政策文件汇编[Z].</w:t>
-      </w:r>
-      <w:r>
-        <w:t xml:space="preserve"> </w:t>
-      </w:r>
-      <w:r>
-        <w:rPr>
-          <w:rFonts w:hint="eastAsia"/>
-        </w:rPr>
-        <w:t xml:space="preserve">政策文件汇编</w:t>
-      </w:r>
-      <w:r>
-        <w:t xml:space="preserve"> (2018-2025), 2025.</w:t>
+        <w:t xml:space="preserve">[11] HESS S W, SAMUELS S A. Experiences with a sales districting model: Criteria and implementation[J]. Management Science, 1971, 18(4): 41-54.</w:t>
       </w:r>
     </w:p>
     <w:bookmarkEnd w:id="155"/>
-    <w:bookmarkStart w:id="156" w:name="ref-zhang2025"/>
+    <w:bookmarkStart w:id="156" w:name="ref-zoltners1983"/>
     <w:p>
       <w:pPr>
         <w:pStyle w:val="Bibliography"/>
       </w:pPr>
       <w:r>
-        <w:t xml:space="preserve">[7] </w:t>
-      </w:r>
-      <w:r>
-        <w:rPr>
-          <w:rFonts w:hint="eastAsia"/>
-        </w:rPr>
-        <w:t xml:space="preserve">章梦晗.</w:t>
-      </w:r>
-      <w:r>
-        <w:t xml:space="preserve"> </w:t>
-      </w:r>
-      <w:r>
-        <w:rPr>
-          <w:rFonts w:hint="eastAsia"/>
-        </w:rPr>
-        <w:t xml:space="preserve">反腐进入深水区后，医药行业的阵痛与突围[J].</w:t>
-      </w:r>
-      <w:r>
-        <w:t xml:space="preserve"> </w:t>
-      </w:r>
-      <w:r>
-        <w:rPr>
-          <w:rFonts w:hint="eastAsia"/>
-        </w:rPr>
-        <w:t xml:space="preserve">廉政瞭望,</w:t>
-      </w:r>
-      <w:r>
-        <w:t xml:space="preserve"> 2025(10): 48-51.</w:t>
+        <w:t xml:space="preserve">[12] ZOLTNERS A A, SINHA P. Sales territory alignment: A review and model[J]. Management Science, 1983, 29(11): 1237-1256.</w:t>
       </w:r>
     </w:p>
     <w:bookmarkEnd w:id="156"/>
-    <w:bookmarkStart w:id="157" w:name="ref-zhang_ym2023"/>
+    <w:bookmarkStart w:id="157" w:name="ref-skiera1996"/>
     <w:p>
       <w:pPr>
         <w:pStyle w:val="Bibliography"/>
       </w:pPr>
       <w:r>
-        <w:t xml:space="preserve">[8] </w:t>
-      </w:r>
-      <w:r>
-        <w:rPr>
-          <w:rFonts w:hint="eastAsia"/>
-        </w:rPr>
-        <w:t xml:space="preserve">张永铭.</w:t>
-      </w:r>
-      <w:r>
-        <w:t xml:space="preserve"> </w:t>
-      </w:r>
-      <w:r>
-        <w:rPr>
-          <w:rFonts w:hint="eastAsia"/>
-        </w:rPr>
-        <w:t xml:space="preserve">生物药企全面预算管理精细化的实现对策[J].</w:t>
-      </w:r>
-      <w:r>
-        <w:t xml:space="preserve"> </w:t>
-      </w:r>
-      <w:r>
-        <w:rPr>
-          <w:rFonts w:hint="eastAsia"/>
-        </w:rPr>
-        <w:t xml:space="preserve">投资与创业,</w:t>
-      </w:r>
-      <w:r>
-        <w:t xml:space="preserve"> 2023, 34(11).</w:t>
+        <w:t xml:space="preserve">[13] SKIERA B, JORDAN C. A new model for the alignment of almost balanced sales territories[R]. Johann Wolfgang Goethe-Universit</w:t>
+      </w:r>
+      <w:r>
+        <w:t xml:space="preserve">ä</w:t>
+      </w:r>
+      <w:r>
+        <w:t xml:space="preserve">t Frankfurt, 1996.</w:t>
       </w:r>
     </w:p>
     <w:bookmarkEnd w:id="157"/>
-    <w:bookmarkStart w:id="158" w:name="ref-zoltners2008"/>
+    <w:bookmarkStart w:id="158" w:name="ref-zoltners2000"/>
     <w:p>
       <w:pPr>
         <w:pStyle w:val="Bibliography"/>
       </w:pPr>
       <w:r>
-        <w:t xml:space="preserve">[9] ZOLTNERS A A, SINHA P, LORIMER S E. Sales force effectiveness: A framework for researchers and practitioners[J]. Journal of Personal Selling &amp; Sales Management, 2008, 28(2): 115-131.</w:t>
+        <w:t xml:space="preserve">[14] ZOLTNERS A A, LORIMER S E. Sales territory alignment: An overlooked productivity tool[J]. Journal of Personal Selling &amp; Sales Management, 2000, 20(3): 139-150.</w:t>
       </w:r>
     </w:p>
     <w:bookmarkEnd w:id="158"/>
-    <w:bookmarkStart w:id="159" w:name="ref-wang2024"/>
+    <w:bookmarkStart w:id="159" w:name="ref-zs2016"/>
     <w:p>
       <w:pPr>
         <w:pStyle w:val="Bibliography"/>
       </w:pPr>
       <w:r>
-        <w:t xml:space="preserve">[10] </w:t>
-      </w:r>
-      <w:r>
-        <w:rPr>
-          <w:rFonts w:hint="eastAsia"/>
-        </w:rPr>
-        <w:t xml:space="preserve">王晓玲.</w:t>
-      </w:r>
-      <w:r>
-        <w:t xml:space="preserve"> </w:t>
-      </w:r>
-      <w:r>
-        <w:rPr>
-          <w:rFonts w:hint="eastAsia"/>
-        </w:rPr>
-        <w:t xml:space="preserve">我国生物医药行业数字化转型瓶颈及应对建议[J].</w:t>
-      </w:r>
-      <w:r>
-        <w:t xml:space="preserve"> </w:t>
-      </w:r>
-      <w:r>
-        <w:rPr>
-          <w:rFonts w:hint="eastAsia"/>
-        </w:rPr>
-        <w:t xml:space="preserve">信息通信技术与政策,</w:t>
-      </w:r>
-      <w:r>
-        <w:t xml:space="preserve"> 2024, 50(3): 79-82.</w:t>
+        <w:t xml:space="preserve">[15] ZS ASSOCIATES. Study: Sales force effectiveness initiatives in medtech industry can boost performance up to 8 percent[Z]. PR Newswire, 2016.</w:t>
       </w:r>
     </w:p>
     <w:bookmarkEnd w:id="159"/>
-    <w:bookmarkStart w:id="160" w:name="ref-hess1971"/>
+    <w:bookmarkStart w:id="160" w:name="ref-chressanthis2016"/>
     <w:p>
       <w:pPr>
         <w:pStyle w:val="Bibliography"/>
       </w:pPr>
       <w:r>
-        <w:t xml:space="preserve">[11] HESS S W, SAMUELS S A. Experiences with a sales districting model: Criteria and implementation[J]. Management Science, 1971, 18(4): 41-54.</w:t>
+        <w:t xml:space="preserve">[16] CHRESSANTHIS G A, MANTRALA M. Sales analytics and big data developments needed now to address practitioner-identified emerging biopharmaceutical sales force strategic and operational issues[J]. Journal of the Pharmaceutical Management Science Association, 2016.</w:t>
       </w:r>
     </w:p>
     <w:bookmarkEnd w:id="160"/>
-    <w:bookmarkStart w:id="161" w:name="ref-zoltners1983"/>
+    <w:bookmarkStart w:id="161" w:name="ref-kalcsics2005"/>
     <w:p>
       <w:pPr>
         <w:pStyle w:val="Bibliography"/>
       </w:pPr>
       <w:r>
-        <w:t xml:space="preserve">[12] ZOLTNERS A A, SINHA P. Sales territory alignment: A review and model[J]. Management Science, 1983, 29(11): 1237-1256.</w:t>
+        <w:t xml:space="preserve">[17] KALCSICS J, NICKEL S, SCHRÖDER M. Towards a unified territory design approach – Applications, algorithms and GIS integration: 71[R]. Berichte des Fraunhofer ITWM, 2005.</w:t>
       </w:r>
     </w:p>
     <w:bookmarkEnd w:id="161"/>
-    <w:bookmarkStart w:id="162" w:name="ref-skiera1996"/>
+    <w:bookmarkStart w:id="162" w:name="ref-zoltners2014"/>
     <w:p>
       <w:pPr>
         <w:pStyle w:val="Bibliography"/>
       </w:pPr>
       <w:r>
-        <w:t xml:space="preserve">[13] SKIERA B, JORDAN C. A new model for the alignment of almost balanced sales territories[R]. Johann Wolfgang Goethe-Universit</w:t>
-      </w:r>
-      <w:r>
-        <w:t xml:space="preserve">ä</w:t>
-      </w:r>
-      <w:r>
-        <w:t xml:space="preserve">t Frankfurt, 1996.</w:t>
+        <w:t xml:space="preserve">[18] ZOLTNERS A A, SINHA P, LORIMER S E. The Power of Sales Analytics[M]. Evanston: ZS Associates, 2014.</w:t>
       </w:r>
     </w:p>
     <w:bookmarkEnd w:id="162"/>
-    <w:bookmarkStart w:id="163" w:name="ref-zoltners2000"/>
+    <w:bookmarkStart w:id="163" w:name="ref-luo2022"/>
     <w:p>
       <w:pPr>
         <w:pStyle w:val="Bibliography"/>
       </w:pPr>
       <w:r>
-        <w:t xml:space="preserve">[14] ZOLTNERS A A, LORIMER S E. Sales territory alignment: An overlooked productivity tool[J]. Journal of Personal Selling &amp; Sales Management, 2000, 20(3): 139-150.</w:t>
+        <w:t xml:space="preserve">[19]</w:t>
+      </w:r>
+      <w:r>
+        <w:t xml:space="preserve"> </w:t>
+      </w:r>
+      <w:r>
+        <w:rPr>
+          <w:rFonts w:hint="eastAsia"/>
+        </w:rPr>
+        <w:t xml:space="preserve">罗军,</w:t>
+      </w:r>
+      <w:r>
+        <w:t xml:space="preserve"> </w:t>
+      </w:r>
+      <w:r>
+        <w:rPr>
+          <w:rFonts w:hint="eastAsia"/>
+        </w:rPr>
+        <w:t xml:space="preserve">程宇,</w:t>
+      </w:r>
+      <w:r>
+        <w:t xml:space="preserve"> </w:t>
+      </w:r>
+      <w:r>
+        <w:rPr>
+          <w:rFonts w:hint="eastAsia"/>
+        </w:rPr>
+        <w:t xml:space="preserve">余龙水,</w:t>
+      </w:r>
+      <w:r>
+        <w:t xml:space="preserve"> </w:t>
+      </w:r>
+      <w:r>
+        <w:rPr>
+          <w:rFonts w:hint="eastAsia"/>
+        </w:rPr>
+        <w:t xml:space="preserve">等</w:t>
+      </w:r>
+      <w:r>
+        <w:t xml:space="preserve">. </w:t>
+      </w:r>
+      <w:r>
+        <w:rPr>
+          <w:rFonts w:hint="eastAsia"/>
+        </w:rPr>
+        <w:t xml:space="preserve">民航机场地面服务人力资源两阶段运筹优化算法[J].</w:t>
+      </w:r>
+      <w:r>
+        <w:t xml:space="preserve"> </w:t>
+      </w:r>
+      <w:r>
+        <w:rPr>
+          <w:rFonts w:hint="eastAsia"/>
+        </w:rPr>
+        <w:t xml:space="preserve">机电工程技术,</w:t>
+      </w:r>
+      <w:r>
+        <w:t xml:space="preserve"> 2022, 51(5): 92-97.</w:t>
       </w:r>
     </w:p>
     <w:bookmarkEnd w:id="163"/>
-    <w:bookmarkStart w:id="164" w:name="ref-zs2016"/>
+    <w:bookmarkStart w:id="164" w:name="ref-you2026"/>
     <w:p>
       <w:pPr>
         <w:pStyle w:val="Bibliography"/>
       </w:pPr>
       <w:r>
-        <w:t xml:space="preserve">[15] ZS ASSOCIATES. Study: Sales force effectiveness initiatives in medtech industry can boost performance up to 8 percent[Z]. PR Newswire, 2016.</w:t>
+        <w:t xml:space="preserve">[20]</w:t>
+      </w:r>
+      <w:r>
+        <w:t xml:space="preserve"> </w:t>
+      </w:r>
+      <w:r>
+        <w:rPr>
+          <w:rFonts w:hint="eastAsia"/>
+        </w:rPr>
+        <w:t xml:space="preserve">尤佳,</w:t>
+      </w:r>
+      <w:r>
+        <w:t xml:space="preserve"> </w:t>
+      </w:r>
+      <w:r>
+        <w:rPr>
+          <w:rFonts w:hint="eastAsia"/>
+        </w:rPr>
+        <w:t xml:space="preserve">魏磊,</w:t>
+      </w:r>
+      <w:r>
+        <w:t xml:space="preserve"> </w:t>
+      </w:r>
+      <w:r>
+        <w:rPr>
+          <w:rFonts w:hint="eastAsia"/>
+        </w:rPr>
+        <w:t xml:space="preserve">赵兴旺,</w:t>
+      </w:r>
+      <w:r>
+        <w:t xml:space="preserve"> </w:t>
+      </w:r>
+      <w:r>
+        <w:rPr>
+          <w:rFonts w:hint="eastAsia"/>
+        </w:rPr>
+        <w:t xml:space="preserve">等</w:t>
+      </w:r>
+      <w:r>
+        <w:t xml:space="preserve">. </w:t>
+      </w:r>
+      <w:r>
+        <w:rPr>
+          <w:rFonts w:hint="eastAsia"/>
+        </w:rPr>
+        <w:t xml:space="preserve">基于改进变邻域搜索算法的电网计量物资检定-配送协同优化[J].</w:t>
+      </w:r>
+      <w:r>
+        <w:t xml:space="preserve"> </w:t>
+      </w:r>
+      <w:r>
+        <w:rPr>
+          <w:rFonts w:hint="eastAsia"/>
+        </w:rPr>
+        <w:t xml:space="preserve">中国机械工程,</w:t>
+      </w:r>
+      <w:r>
+        <w:t xml:space="preserve"> 2026.</w:t>
       </w:r>
     </w:p>
     <w:bookmarkEnd w:id="164"/>
-    <w:bookmarkStart w:id="165" w:name="ref-chressanthis2016"/>
+    <w:bookmarkStart w:id="165" w:name="ref-yang2012"/>
     <w:p>
       <w:pPr>
         <w:pStyle w:val="Bibliography"/>
       </w:pPr>
       <w:r>
-        <w:t xml:space="preserve">[16] CHRESSANTHIS G A, MANTRALA M. Sales analytics and big data developments needed now to address practitioner-identified emerging biopharmaceutical sales force strategic and operational issues[J]. Journal of the Pharmaceutical Management Science Association, 2016.</w:t>
+        <w:t xml:space="preserve">[21] </w:t>
+      </w:r>
+      <w:r>
+        <w:rPr>
+          <w:rFonts w:hint="eastAsia"/>
+        </w:rPr>
+        <w:t xml:space="preserve">杨磊.</w:t>
+      </w:r>
+      <w:r>
+        <w:t xml:space="preserve"> </w:t>
+      </w:r>
+      <w:r>
+        <w:rPr>
+          <w:rFonts w:hint="eastAsia"/>
+        </w:rPr>
+        <w:t xml:space="preserve">遗传算法在解决经典运筹问题中的应用[J].</w:t>
+      </w:r>
+      <w:r>
+        <w:t xml:space="preserve"> </w:t>
+      </w:r>
+      <w:r>
+        <w:rPr>
+          <w:rFonts w:hint="eastAsia"/>
+        </w:rPr>
+        <w:t xml:space="preserve">合作经济与科技,</w:t>
+      </w:r>
+      <w:r>
+        <w:t xml:space="preserve"> 2012(1): 40-41.</w:t>
       </w:r>
     </w:p>
     <w:bookmarkEnd w:id="165"/>
-    <w:bookmarkStart w:id="166" w:name="ref-kalcsics2005"/>
+    <w:bookmarkStart w:id="167" w:name="ref-ma2026"/>
     <w:p>
       <w:pPr>
         <w:pStyle w:val="Bibliography"/>
       </w:pPr>
       <w:r>
-        <w:t xml:space="preserve">[17] KALCSICS J, NICKEL S, SCHRÖDER M. Towards a unified territory design approach – Applications, algorithms and GIS integration: 71[R]. Berichte des Fraunhofer ITWM, 2005.</w:t>
-      </w:r>
-    </w:p>
-    <w:bookmarkEnd w:id="166"/>
-    <w:bookmarkStart w:id="167" w:name="ref-zoltners2014"/>
-    <w:p>
-      <w:pPr>
-        <w:pStyle w:val="Bibliography"/>
-      </w:pPr>
-      <w:r>
-        <w:t xml:space="preserve">[18] ZOLTNERS A A, SINHA P, LORIMER S E. The Power of Sales Analytics[M]. Evanston: ZS Associates, 2014.</w:t>
-      </w:r>
-    </w:p>
-    <w:bookmarkEnd w:id="167"/>
-    <w:bookmarkStart w:id="168" w:name="ref-luo2022"/>
-    <w:p>
-      <w:pPr>
-        <w:pStyle w:val="Bibliography"/>
-      </w:pPr>
-      <w:r>
-        <w:t xml:space="preserve">[19]</w:t>
-      </w:r>
-      <w:r>
-        <w:t xml:space="preserve"> </w:t>
-      </w:r>
-      <w:r>
-        <w:rPr>
-          <w:rFonts w:hint="eastAsia"/>
-        </w:rPr>
-        <w:t xml:space="preserve">罗军,</w:t>
-      </w:r>
-      <w:r>
-        <w:t xml:space="preserve"> </w:t>
-      </w:r>
-      <w:r>
-        <w:rPr>
-          <w:rFonts w:hint="eastAsia"/>
-        </w:rPr>
-        <w:t xml:space="preserve">程宇,</w:t>
-      </w:r>
-      <w:r>
-        <w:t xml:space="preserve"> </w:t>
-      </w:r>
-      <w:r>
-        <w:rPr>
-          <w:rFonts w:hint="eastAsia"/>
-        </w:rPr>
-        <w:t xml:space="preserve">余龙水,</w:t>
-      </w:r>
-      <w:r>
-        <w:t xml:space="preserve"> </w:t>
-      </w:r>
-      <w:r>
-        <w:rPr>
-          <w:rFonts w:hint="eastAsia"/>
-        </w:rPr>
-        <w:t xml:space="preserve">等</w:t>
-      </w:r>
-      <w:r>
-        <w:t xml:space="preserve">. </w:t>
-      </w:r>
-      <w:r>
-        <w:rPr>
-          <w:rFonts w:hint="eastAsia"/>
-        </w:rPr>
-        <w:t xml:space="preserve">民航机场地面服务人力资源两阶段运筹优化算法[J].</w:t>
-      </w:r>
-      <w:r>
-        <w:t xml:space="preserve"> </w:t>
-      </w:r>
-      <w:r>
-        <w:rPr>
-          <w:rFonts w:hint="eastAsia"/>
-        </w:rPr>
-        <w:t xml:space="preserve">机电工程技术,</w:t>
-      </w:r>
-      <w:r>
-        <w:t xml:space="preserve"> 2022, 51(5): 92-97.</w:t>
-      </w:r>
-    </w:p>
-    <w:bookmarkEnd w:id="168"/>
-    <w:bookmarkStart w:id="169" w:name="ref-you2026"/>
-    <w:p>
-      <w:pPr>
-        <w:pStyle w:val="Bibliography"/>
-      </w:pPr>
-      <w:r>
-        <w:t xml:space="preserve">[20]</w:t>
-      </w:r>
-      <w:r>
-        <w:t xml:space="preserve"> </w:t>
-      </w:r>
-      <w:r>
-        <w:rPr>
-          <w:rFonts w:hint="eastAsia"/>
-        </w:rPr>
-        <w:t xml:space="preserve">尤佳,</w:t>
-      </w:r>
-      <w:r>
-        <w:t xml:space="preserve"> </w:t>
-      </w:r>
-      <w:r>
-        <w:rPr>
-          <w:rFonts w:hint="eastAsia"/>
-        </w:rPr>
-        <w:t xml:space="preserve">魏磊,</w:t>
-      </w:r>
-      <w:r>
-        <w:t xml:space="preserve"> </w:t>
-      </w:r>
-      <w:r>
-        <w:rPr>
-          <w:rFonts w:hint="eastAsia"/>
-        </w:rPr>
-        <w:t xml:space="preserve">赵兴旺,</w:t>
-      </w:r>
-      <w:r>
-        <w:t xml:space="preserve"> </w:t>
-      </w:r>
-      <w:r>
-        <w:rPr>
-          <w:rFonts w:hint="eastAsia"/>
-        </w:rPr>
-        <w:t xml:space="preserve">等</w:t>
-      </w:r>
-      <w:r>
-        <w:t xml:space="preserve">. </w:t>
-      </w:r>
-      <w:r>
-        <w:rPr>
-          <w:rFonts w:hint="eastAsia"/>
-        </w:rPr>
-        <w:t xml:space="preserve">基于改进变邻域搜索算法的电网计量物资检定-配送协同优化[J].</w:t>
-      </w:r>
-      <w:r>
-        <w:t xml:space="preserve"> </w:t>
-      </w:r>
-      <w:r>
-        <w:rPr>
-          <w:rFonts w:hint="eastAsia"/>
-        </w:rPr>
-        <w:t xml:space="preserve">中国机械工程,</w:t>
-      </w:r>
-      <w:r>
-        <w:t xml:space="preserve"> 2026.</w:t>
-      </w:r>
-    </w:p>
-    <w:bookmarkEnd w:id="169"/>
-    <w:bookmarkStart w:id="170" w:name="ref-yang2012"/>
-    <w:p>
-      <w:pPr>
-        <w:pStyle w:val="Bibliography"/>
-      </w:pPr>
-      <w:r>
-        <w:t xml:space="preserve">[21] </w:t>
-      </w:r>
-      <w:r>
-        <w:rPr>
-          <w:rFonts w:hint="eastAsia"/>
-        </w:rPr>
-        <w:t xml:space="preserve">杨磊.</w:t>
-      </w:r>
-      <w:r>
-        <w:t xml:space="preserve"> </w:t>
-      </w:r>
-      <w:r>
-        <w:rPr>
-          <w:rFonts w:hint="eastAsia"/>
-        </w:rPr>
-        <w:t xml:space="preserve">遗传算法在解决经典运筹问题中的应用[J].</w:t>
-      </w:r>
-      <w:r>
-        <w:t xml:space="preserve"> </w:t>
-      </w:r>
-      <w:r>
-        <w:rPr>
-          <w:rFonts w:hint="eastAsia"/>
-        </w:rPr>
-        <w:t xml:space="preserve">合作经济与科技,</w:t>
-      </w:r>
-      <w:r>
-        <w:t xml:space="preserve"> 2012(1): 40-41.</w:t>
-      </w:r>
-    </w:p>
-    <w:bookmarkEnd w:id="170"/>
-    <w:bookmarkStart w:id="172" w:name="ref-ma2026"/>
-    <w:p>
-      <w:pPr>
-        <w:pStyle w:val="Bibliography"/>
-      </w:pPr>
-      <w:r>
         <w:t xml:space="preserve">[22] </w:t>
       </w:r>
       <w:r>
@@ -27723,7 +25966,7 @@
       <w:r>
         <w:t xml:space="preserve"> 2026. DOI:</w:t>
       </w:r>
-      <w:hyperlink r:id="rId171">
+      <w:hyperlink r:id="rId166">
         <w:r>
           <w:rPr>
             <w:rStyle w:val="Hyperlink"/>
@@ -27735,381 +25978,381 @@
         <w:t xml:space="preserve">.</w:t>
       </w:r>
     </w:p>
+    <w:bookmarkEnd w:id="167"/>
+    <w:bookmarkStart w:id="168" w:name="ref-li2026"/>
+    <w:p>
+      <w:pPr>
+        <w:pStyle w:val="Bibliography"/>
+      </w:pPr>
+      <w:r>
+        <w:t xml:space="preserve">[23] </w:t>
+      </w:r>
+      <w:r>
+        <w:rPr>
+          <w:rFonts w:hint="eastAsia"/>
+        </w:rPr>
+        <w:t xml:space="preserve">李怡萱.</w:t>
+      </w:r>
+      <w:r>
+        <w:t xml:space="preserve"> </w:t>
+      </w:r>
+      <w:r>
+        <w:rPr>
+          <w:rFonts w:hint="eastAsia"/>
+        </w:rPr>
+        <w:t xml:space="preserve">融合</w:t>
+      </w:r>
+      <w:r>
+        <w:t xml:space="preserve"> K-means </w:t>
+      </w:r>
+      <w:r>
+        <w:rPr>
+          <w:rFonts w:hint="eastAsia"/>
+        </w:rPr>
+        <w:t xml:space="preserve">聚类与遗传算法的农产品直播电商产地仓选址研究[J].</w:t>
+      </w:r>
+      <w:r>
+        <w:t xml:space="preserve"> </w:t>
+      </w:r>
+      <w:r>
+        <w:rPr>
+          <w:rFonts w:hint="eastAsia"/>
+        </w:rPr>
+        <w:t xml:space="preserve">热带农业工程,</w:t>
+      </w:r>
+      <w:r>
+        <w:t xml:space="preserve"> 2026, 50(2).</w:t>
+      </w:r>
+    </w:p>
+    <w:bookmarkEnd w:id="168"/>
+    <w:bookmarkStart w:id="169" w:name="ref-wan2026"/>
+    <w:p>
+      <w:pPr>
+        <w:pStyle w:val="Bibliography"/>
+      </w:pPr>
+      <w:r>
+        <w:t xml:space="preserve">[24] </w:t>
+      </w:r>
+      <w:r>
+        <w:rPr>
+          <w:rFonts w:hint="eastAsia"/>
+        </w:rPr>
+        <w:t xml:space="preserve">万莉莉,</w:t>
+      </w:r>
+      <w:r>
+        <w:t xml:space="preserve"> </w:t>
+      </w:r>
+      <w:r>
+        <w:rPr>
+          <w:rFonts w:hint="eastAsia"/>
+        </w:rPr>
+        <w:t xml:space="preserve">徐舒梦,</w:t>
+      </w:r>
+      <w:r>
+        <w:t xml:space="preserve"> </w:t>
+      </w:r>
+      <w:r>
+        <w:rPr>
+          <w:rFonts w:hint="eastAsia"/>
+        </w:rPr>
+        <w:t xml:space="preserve">黄嘉慧,</w:t>
+      </w:r>
+      <w:r>
+        <w:t xml:space="preserve"> </w:t>
+      </w:r>
+      <w:r>
+        <w:rPr>
+          <w:rFonts w:hint="eastAsia"/>
+        </w:rPr>
+        <w:t xml:space="preserve">等.</w:t>
+      </w:r>
+      <w:r>
+        <w:t xml:space="preserve"> </w:t>
+      </w:r>
+      <w:r>
+        <w:rPr>
+          <w:rFonts w:hint="eastAsia"/>
+        </w:rPr>
+        <w:t xml:space="preserve">基于模糊最大覆盖模型的无人机应急配送中心选址研究[J].</w:t>
+      </w:r>
+      <w:r>
+        <w:t xml:space="preserve"> </w:t>
+      </w:r>
+      <w:r>
+        <w:rPr>
+          <w:rFonts w:hint="eastAsia"/>
+        </w:rPr>
+        <w:t xml:space="preserve">交通运输系统工程与信息,</w:t>
+      </w:r>
+      <w:r>
+        <w:t xml:space="preserve"> 2026.</w:t>
+      </w:r>
+    </w:p>
+    <w:bookmarkEnd w:id="169"/>
+    <w:bookmarkStart w:id="170" w:name="ref-tian2026"/>
+    <w:p>
+      <w:pPr>
+        <w:pStyle w:val="Bibliography"/>
+      </w:pPr>
+      <w:r>
+        <w:t xml:space="preserve">[25] </w:t>
+      </w:r>
+      <w:r>
+        <w:rPr>
+          <w:rFonts w:hint="eastAsia"/>
+        </w:rPr>
+        <w:t xml:space="preserve">田君豪,</w:t>
+      </w:r>
+      <w:r>
+        <w:t xml:space="preserve"> </w:t>
+      </w:r>
+      <w:r>
+        <w:rPr>
+          <w:rFonts w:hint="eastAsia"/>
+        </w:rPr>
+        <w:t xml:space="preserve">邢璐,</w:t>
+      </w:r>
+      <w:r>
+        <w:t xml:space="preserve"> </w:t>
+      </w:r>
+      <w:r>
+        <w:rPr>
+          <w:rFonts w:hint="eastAsia"/>
+        </w:rPr>
+        <w:t xml:space="preserve">廖世豪,</w:t>
+      </w:r>
+      <w:r>
+        <w:t xml:space="preserve"> </w:t>
+      </w:r>
+      <w:r>
+        <w:rPr>
+          <w:rFonts w:hint="eastAsia"/>
+        </w:rPr>
+        <w:t xml:space="preserve">等.</w:t>
+      </w:r>
+      <w:r>
+        <w:t xml:space="preserve"> </w:t>
+      </w:r>
+      <w:r>
+        <w:rPr>
+          <w:rFonts w:hint="eastAsia"/>
+        </w:rPr>
+        <w:t xml:space="preserve">基于地理自编码与跨域迁移的公交出行需求分层聚类方法[J].</w:t>
+      </w:r>
+      <w:r>
+        <w:t xml:space="preserve"> </w:t>
+      </w:r>
+      <w:r>
+        <w:rPr>
+          <w:rFonts w:hint="eastAsia"/>
+        </w:rPr>
+        <w:t xml:space="preserve">交通运输系统工程与信息,</w:t>
+      </w:r>
+      <w:r>
+        <w:t xml:space="preserve"> 2026.</w:t>
+      </w:r>
+    </w:p>
+    <w:bookmarkEnd w:id="170"/>
+    <w:bookmarkStart w:id="171" w:name="ref-xu2023"/>
+    <w:p>
+      <w:pPr>
+        <w:pStyle w:val="Bibliography"/>
+      </w:pPr>
+      <w:r>
+        <w:t xml:space="preserve">[26] </w:t>
+      </w:r>
+      <w:r>
+        <w:rPr>
+          <w:rFonts w:hint="eastAsia"/>
+        </w:rPr>
+        <w:t xml:space="preserve">徐蓉.</w:t>
+      </w:r>
+      <w:r>
+        <w:t xml:space="preserve"> </w:t>
+      </w:r>
+      <w:r>
+        <w:rPr>
+          <w:rFonts w:hint="eastAsia"/>
+        </w:rPr>
+        <w:t xml:space="preserve">民营制药企业人力资源管理数字化创新实践[J].</w:t>
+      </w:r>
+      <w:r>
+        <w:t xml:space="preserve"> </w:t>
+      </w:r>
+      <w:r>
+        <w:rPr>
+          <w:rFonts w:hint="eastAsia"/>
+        </w:rPr>
+        <w:t xml:space="preserve">现代企业,</w:t>
+      </w:r>
+      <w:r>
+        <w:t xml:space="preserve"> 2023(10): 84-86.</w:t>
+      </w:r>
+    </w:p>
+    <w:bookmarkEnd w:id="171"/>
+    <w:bookmarkStart w:id="172" w:name="ref-chen2024"/>
+    <w:p>
+      <w:pPr>
+        <w:pStyle w:val="Bibliography"/>
+      </w:pPr>
+      <w:r>
+        <w:t xml:space="preserve">[27] </w:t>
+      </w:r>
+      <w:r>
+        <w:rPr>
+          <w:rFonts w:hint="eastAsia"/>
+        </w:rPr>
+        <w:t xml:space="preserve">陈兆兆.</w:t>
+      </w:r>
+      <w:r>
+        <w:t xml:space="preserve"> </w:t>
+      </w:r>
+      <w:r>
+        <w:rPr>
+          <w:rFonts w:hint="eastAsia"/>
+        </w:rPr>
+        <w:t xml:space="preserve">集采趋势下药企的成本控制策略[J].</w:t>
+      </w:r>
+      <w:r>
+        <w:t xml:space="preserve"> </w:t>
+      </w:r>
+      <w:r>
+        <w:rPr>
+          <w:rFonts w:hint="eastAsia"/>
+        </w:rPr>
+        <w:t xml:space="preserve">中国市场,</w:t>
+      </w:r>
+      <w:r>
+        <w:t xml:space="preserve"> 2024(15): 162-164.</w:t>
+      </w:r>
+    </w:p>
     <w:bookmarkEnd w:id="172"/>
-    <w:bookmarkStart w:id="173" w:name="ref-li2026"/>
+    <w:bookmarkStart w:id="173" w:name="ref-nhsa-nrdl2024"/>
     <w:p>
       <w:pPr>
         <w:pStyle w:val="Bibliography"/>
       </w:pPr>
       <w:r>
-        <w:t xml:space="preserve">[23] </w:t>
-      </w:r>
-      <w:r>
-        <w:rPr>
-          <w:rFonts w:hint="eastAsia"/>
-        </w:rPr>
-        <w:t xml:space="preserve">李怡萱.</w:t>
-      </w:r>
-      <w:r>
-        <w:t xml:space="preserve"> </w:t>
-      </w:r>
-      <w:r>
-        <w:rPr>
-          <w:rFonts w:hint="eastAsia"/>
-        </w:rPr>
-        <w:t xml:space="preserve">融合</w:t>
-      </w:r>
-      <w:r>
-        <w:t xml:space="preserve"> K-means </w:t>
-      </w:r>
-      <w:r>
-        <w:rPr>
-          <w:rFonts w:hint="eastAsia"/>
-        </w:rPr>
-        <w:t xml:space="preserve">聚类与遗传算法的农产品直播电商产地仓选址研究[J].</w:t>
-      </w:r>
-      <w:r>
-        <w:t xml:space="preserve"> </w:t>
-      </w:r>
-      <w:r>
-        <w:rPr>
-          <w:rFonts w:hint="eastAsia"/>
-        </w:rPr>
-        <w:t xml:space="preserve">热带农业工程,</w:t>
-      </w:r>
-      <w:r>
-        <w:t xml:space="preserve"> 2026, 50(2).</w:t>
+        <w:t xml:space="preserve">[28] </w:t>
+      </w:r>
+      <w:r>
+        <w:rPr>
+          <w:rFonts w:hint="eastAsia"/>
+        </w:rPr>
+        <w:t xml:space="preserve">国家医疗保障局.</w:t>
+      </w:r>
+      <w:r>
+        <w:t xml:space="preserve"> </w:t>
+      </w:r>
+      <w:r>
+        <w:rPr>
+          <w:rFonts w:hint="eastAsia"/>
+        </w:rPr>
+        <w:t xml:space="preserve">国家医保药品目录调整工作方案[Z].</w:t>
+      </w:r>
+      <w:r>
+        <w:t xml:space="preserve"> </w:t>
+      </w:r>
+      <w:r>
+        <w:rPr>
+          <w:rFonts w:hint="eastAsia"/>
+        </w:rPr>
+        <w:t xml:space="preserve">政策文件,</w:t>
+      </w:r>
+      <w:r>
+        <w:t xml:space="preserve"> 2024.</w:t>
       </w:r>
     </w:p>
     <w:bookmarkEnd w:id="173"/>
-    <w:bookmarkStart w:id="174" w:name="ref-wan2026"/>
+    <w:bookmarkStart w:id="174" w:name="ref-mr2026"/>
     <w:p>
       <w:pPr>
         <w:pStyle w:val="Bibliography"/>
       </w:pPr>
       <w:r>
-        <w:t xml:space="preserve">[24] </w:t>
-      </w:r>
-      <w:r>
-        <w:rPr>
-          <w:rFonts w:hint="eastAsia"/>
-        </w:rPr>
-        <w:t xml:space="preserve">万莉莉,</w:t>
-      </w:r>
-      <w:r>
-        <w:t xml:space="preserve"> </w:t>
-      </w:r>
-      <w:r>
-        <w:rPr>
-          <w:rFonts w:hint="eastAsia"/>
-        </w:rPr>
-        <w:t xml:space="preserve">徐舒梦,</w:t>
-      </w:r>
-      <w:r>
-        <w:t xml:space="preserve"> </w:t>
-      </w:r>
-      <w:r>
-        <w:rPr>
-          <w:rFonts w:hint="eastAsia"/>
-        </w:rPr>
-        <w:t xml:space="preserve">黄嘉慧,</w:t>
-      </w:r>
-      <w:r>
-        <w:t xml:space="preserve"> </w:t>
-      </w:r>
-      <w:r>
-        <w:rPr>
-          <w:rFonts w:hint="eastAsia"/>
-        </w:rPr>
-        <w:t xml:space="preserve">等.</w:t>
-      </w:r>
-      <w:r>
-        <w:t xml:space="preserve"> </w:t>
-      </w:r>
-      <w:r>
-        <w:rPr>
-          <w:rFonts w:hint="eastAsia"/>
-        </w:rPr>
-        <w:t xml:space="preserve">基于模糊最大覆盖模型的无人机应急配送中心选址研究[J].</w:t>
-      </w:r>
-      <w:r>
-        <w:t xml:space="preserve"> </w:t>
-      </w:r>
-      <w:r>
-        <w:rPr>
-          <w:rFonts w:hint="eastAsia"/>
-        </w:rPr>
-        <w:t xml:space="preserve">交通运输系统工程与信息,</w:t>
+        <w:t xml:space="preserve">[29]</w:t>
+      </w:r>
+      <w:r>
+        <w:t xml:space="preserve"> </w:t>
+      </w:r>
+      <w:r>
+        <w:rPr>
+          <w:rFonts w:hint="eastAsia"/>
+        </w:rPr>
+        <w:t xml:space="preserve">国家市场监督管理总局,</w:t>
+      </w:r>
+      <w:r>
+        <w:t xml:space="preserve"> </w:t>
+      </w:r>
+      <w:r>
+        <w:rPr>
+          <w:rFonts w:hint="eastAsia"/>
+        </w:rPr>
+        <w:t xml:space="preserve">国家卫生健康委员会,</w:t>
+      </w:r>
+      <w:r>
+        <w:t xml:space="preserve"> </w:t>
+      </w:r>
+      <w:r>
+        <w:rPr>
+          <w:rFonts w:hint="eastAsia"/>
+        </w:rPr>
+        <w:t xml:space="preserve">国家药品监督管理局,</w:t>
+      </w:r>
+      <w:r>
+        <w:t xml:space="preserve"> </w:t>
+      </w:r>
+      <w:r>
+        <w:rPr>
+          <w:rFonts w:hint="eastAsia"/>
+        </w:rPr>
+        <w:t xml:space="preserve">等</w:t>
+      </w:r>
+      <w:r>
+        <w:t xml:space="preserve">. </w:t>
+      </w:r>
+      <w:r>
+        <w:rPr>
+          <w:rFonts w:hint="eastAsia"/>
+        </w:rPr>
+        <w:t xml:space="preserve">医药代表管理办法[Z].</w:t>
+      </w:r>
+      <w:r>
+        <w:t xml:space="preserve"> </w:t>
+      </w:r>
+      <w:r>
+        <w:rPr>
+          <w:rFonts w:hint="eastAsia"/>
+        </w:rPr>
+        <w:t xml:space="preserve">七部门联合发布,</w:t>
       </w:r>
       <w:r>
         <w:t xml:space="preserve"> 2026.</w:t>
       </w:r>
     </w:p>
     <w:bookmarkEnd w:id="174"/>
-    <w:bookmarkStart w:id="175" w:name="ref-tian2026"/>
+    <w:bookmarkStart w:id="175" w:name="ref-kuhn1955"/>
     <w:p>
       <w:pPr>
         <w:pStyle w:val="Bibliography"/>
       </w:pPr>
       <w:r>
-        <w:t xml:space="preserve">[25] </w:t>
-      </w:r>
-      <w:r>
-        <w:rPr>
-          <w:rFonts w:hint="eastAsia"/>
-        </w:rPr>
-        <w:t xml:space="preserve">田君豪,</w:t>
-      </w:r>
-      <w:r>
-        <w:t xml:space="preserve"> </w:t>
-      </w:r>
-      <w:r>
-        <w:rPr>
-          <w:rFonts w:hint="eastAsia"/>
-        </w:rPr>
-        <w:t xml:space="preserve">邢璐,</w:t>
-      </w:r>
-      <w:r>
-        <w:t xml:space="preserve"> </w:t>
-      </w:r>
-      <w:r>
-        <w:rPr>
-          <w:rFonts w:hint="eastAsia"/>
-        </w:rPr>
-        <w:t xml:space="preserve">廖世豪,</w:t>
-      </w:r>
-      <w:r>
-        <w:t xml:space="preserve"> </w:t>
-      </w:r>
-      <w:r>
-        <w:rPr>
-          <w:rFonts w:hint="eastAsia"/>
-        </w:rPr>
-        <w:t xml:space="preserve">等.</w:t>
-      </w:r>
-      <w:r>
-        <w:t xml:space="preserve"> </w:t>
-      </w:r>
-      <w:r>
-        <w:rPr>
-          <w:rFonts w:hint="eastAsia"/>
-        </w:rPr>
-        <w:t xml:space="preserve">基于地理自编码与跨域迁移的公交出行需求分层聚类方法[J].</w:t>
-      </w:r>
-      <w:r>
-        <w:t xml:space="preserve"> </w:t>
-      </w:r>
-      <w:r>
-        <w:rPr>
-          <w:rFonts w:hint="eastAsia"/>
-        </w:rPr>
-        <w:t xml:space="preserve">交通运输系统工程与信息,</w:t>
-      </w:r>
-      <w:r>
-        <w:t xml:space="preserve"> 2026.</w:t>
+        <w:t xml:space="preserve">[30] KUHN H W. The Hungarian method for the assignment problem[J]. Naval Research Logistics Quarterly, 1955, 2(1-2): 83-97.</w:t>
       </w:r>
     </w:p>
     <w:bookmarkEnd w:id="175"/>
-    <w:bookmarkStart w:id="176" w:name="ref-xu2023"/>
+    <w:bookmarkStart w:id="176" w:name="ref-kirkpatrick1983"/>
     <w:p>
       <w:pPr>
         <w:pStyle w:val="Bibliography"/>
       </w:pPr>
       <w:r>
-        <w:t xml:space="preserve">[26] </w:t>
-      </w:r>
-      <w:r>
-        <w:rPr>
-          <w:rFonts w:hint="eastAsia"/>
-        </w:rPr>
-        <w:t xml:space="preserve">徐蓉.</w:t>
-      </w:r>
-      <w:r>
-        <w:t xml:space="preserve"> </w:t>
-      </w:r>
-      <w:r>
-        <w:rPr>
-          <w:rFonts w:hint="eastAsia"/>
-        </w:rPr>
-        <w:t xml:space="preserve">民营制药企业人力资源管理数字化创新实践[J].</w:t>
-      </w:r>
-      <w:r>
-        <w:t xml:space="preserve"> </w:t>
-      </w:r>
-      <w:r>
-        <w:rPr>
-          <w:rFonts w:hint="eastAsia"/>
-        </w:rPr>
-        <w:t xml:space="preserve">现代企业,</w:t>
-      </w:r>
-      <w:r>
-        <w:t xml:space="preserve"> 2023(10): 84-86.</w:t>
+        <w:t xml:space="preserve">[31] KIRKPATRICK S, GELATT C D, VECCHI M P. Optimization by simulated annealing[J]. Science, 1983, 220(4598): 671-680.</w:t>
       </w:r>
     </w:p>
     <w:bookmarkEnd w:id="176"/>
-    <w:bookmarkStart w:id="177" w:name="ref-chen2024"/>
-    <w:p>
-      <w:pPr>
-        <w:pStyle w:val="Bibliography"/>
-      </w:pPr>
-      <w:r>
-        <w:t xml:space="preserve">[27] </w:t>
-      </w:r>
-      <w:r>
-        <w:rPr>
-          <w:rFonts w:hint="eastAsia"/>
-        </w:rPr>
-        <w:t xml:space="preserve">陈兆兆.</w:t>
-      </w:r>
-      <w:r>
-        <w:t xml:space="preserve"> </w:t>
-      </w:r>
-      <w:r>
-        <w:rPr>
-          <w:rFonts w:hint="eastAsia"/>
-        </w:rPr>
-        <w:t xml:space="preserve">集采趋势下药企的成本控制策略[J].</w:t>
-      </w:r>
-      <w:r>
-        <w:t xml:space="preserve"> </w:t>
-      </w:r>
-      <w:r>
-        <w:rPr>
-          <w:rFonts w:hint="eastAsia"/>
-        </w:rPr>
-        <w:t xml:space="preserve">中国市场,</w:t>
-      </w:r>
-      <w:r>
-        <w:t xml:space="preserve"> 2024(15): 162-164.</w:t>
-      </w:r>
-    </w:p>
     <w:bookmarkEnd w:id="177"/>
-    <w:bookmarkStart w:id="178" w:name="ref-nhsa-nrdl2024"/>
-    <w:p>
-      <w:pPr>
-        <w:pStyle w:val="Bibliography"/>
-      </w:pPr>
-      <w:r>
-        <w:t xml:space="preserve">[28] </w:t>
-      </w:r>
-      <w:r>
-        <w:rPr>
-          <w:rFonts w:hint="eastAsia"/>
-        </w:rPr>
-        <w:t xml:space="preserve">国家医疗保障局.</w:t>
-      </w:r>
-      <w:r>
-        <w:t xml:space="preserve"> </w:t>
-      </w:r>
-      <w:r>
-        <w:rPr>
-          <w:rFonts w:hint="eastAsia"/>
-        </w:rPr>
-        <w:t xml:space="preserve">国家医保药品目录调整工作方案[Z].</w:t>
-      </w:r>
-      <w:r>
-        <w:t xml:space="preserve"> </w:t>
-      </w:r>
-      <w:r>
-        <w:rPr>
-          <w:rFonts w:hint="eastAsia"/>
-        </w:rPr>
-        <w:t xml:space="preserve">政策文件,</w:t>
-      </w:r>
-      <w:r>
-        <w:t xml:space="preserve"> 2024.</w:t>
-      </w:r>
-    </w:p>
     <w:bookmarkEnd w:id="178"/>
-    <w:bookmarkStart w:id="179" w:name="ref-mr2026"/>
-    <w:p>
-      <w:pPr>
-        <w:pStyle w:val="Bibliography"/>
-      </w:pPr>
-      <w:r>
-        <w:t xml:space="preserve">[29]</w:t>
-      </w:r>
-      <w:r>
-        <w:t xml:space="preserve"> </w:t>
-      </w:r>
-      <w:r>
-        <w:rPr>
-          <w:rFonts w:hint="eastAsia"/>
-        </w:rPr>
-        <w:t xml:space="preserve">国家市场监督管理总局,</w:t>
-      </w:r>
-      <w:r>
-        <w:t xml:space="preserve"> </w:t>
-      </w:r>
-      <w:r>
-        <w:rPr>
-          <w:rFonts w:hint="eastAsia"/>
-        </w:rPr>
-        <w:t xml:space="preserve">国家卫生健康委员会,</w:t>
-      </w:r>
-      <w:r>
-        <w:t xml:space="preserve"> </w:t>
-      </w:r>
-      <w:r>
-        <w:rPr>
-          <w:rFonts w:hint="eastAsia"/>
-        </w:rPr>
-        <w:t xml:space="preserve">国家药品监督管理局,</w:t>
-      </w:r>
-      <w:r>
-        <w:t xml:space="preserve"> </w:t>
-      </w:r>
-      <w:r>
-        <w:rPr>
-          <w:rFonts w:hint="eastAsia"/>
-        </w:rPr>
-        <w:t xml:space="preserve">等</w:t>
-      </w:r>
-      <w:r>
-        <w:t xml:space="preserve">. </w:t>
-      </w:r>
-      <w:r>
-        <w:rPr>
-          <w:rFonts w:hint="eastAsia"/>
-        </w:rPr>
-        <w:t xml:space="preserve">医药代表管理办法[Z].</w:t>
-      </w:r>
-      <w:r>
-        <w:t xml:space="preserve"> </w:t>
-      </w:r>
-      <w:r>
-        <w:rPr>
-          <w:rFonts w:hint="eastAsia"/>
-        </w:rPr>
-        <w:t xml:space="preserve">七部门联合发布,</w:t>
-      </w:r>
-      <w:r>
-        <w:t xml:space="preserve"> 2026.</w:t>
-      </w:r>
-    </w:p>
-    <w:bookmarkEnd w:id="179"/>
-    <w:bookmarkStart w:id="180" w:name="ref-kuhn1955"/>
-    <w:p>
-      <w:pPr>
-        <w:pStyle w:val="Bibliography"/>
-      </w:pPr>
-      <w:r>
-        <w:t xml:space="preserve">[30] KUHN H W. The Hungarian method for the assignment problem[J]. Naval Research Logistics Quarterly, 1955, 2(1-2): 83-97.</w:t>
-      </w:r>
-    </w:p>
-    <w:bookmarkEnd w:id="180"/>
-    <w:bookmarkStart w:id="181" w:name="ref-kirkpatrick1983"/>
-    <w:p>
-      <w:pPr>
-        <w:pStyle w:val="Bibliography"/>
-      </w:pPr>
-      <w:r>
-        <w:t xml:space="preserve">[31] KIRKPATRICK S, GELATT C D, VECCHI M P. Optimization by simulated annealing[J]. Science, 1983, 220(4598): 671-680.</w:t>
-      </w:r>
-    </w:p>
-    <w:bookmarkEnd w:id="181"/>
-    <w:bookmarkEnd w:id="182"/>
-    <w:bookmarkEnd w:id="183"/>
     <w:sectPr>
       <w:headerReference r:id="rId9" w:type="default"/>
       <w:pgSz w:h="16838" w:w="11906"/>
@@ -28451,7 +26694,34 @@
     <w:abstractNumId w:val="991"/>
   </w:num>
   <w:num w:numId="1003">
-    <w:abstractNumId w:val="991"/>
+    <w:abstractNumId w:val="99431"/>
+    <w:lvlOverride w:ilvl="0">
+      <w:startOverride w:val="1"/>
+    </w:lvlOverride>
+    <w:lvlOverride w:ilvl="1">
+      <w:startOverride w:val="1"/>
+    </w:lvlOverride>
+    <w:lvlOverride w:ilvl="2">
+      <w:startOverride w:val="1"/>
+    </w:lvlOverride>
+    <w:lvlOverride w:ilvl="3">
+      <w:startOverride w:val="1"/>
+    </w:lvlOverride>
+    <w:lvlOverride w:ilvl="4">
+      <w:startOverride w:val="1"/>
+    </w:lvlOverride>
+    <w:lvlOverride w:ilvl="5">
+      <w:startOverride w:val="1"/>
+    </w:lvlOverride>
+    <w:lvlOverride w:ilvl="6">
+      <w:startOverride w:val="1"/>
+    </w:lvlOverride>
+    <w:lvlOverride w:ilvl="7">
+      <w:startOverride w:val="1"/>
+    </w:lvlOverride>
+    <w:lvlOverride w:ilvl="8">
+      <w:startOverride w:val="1"/>
+    </w:lvlOverride>
   </w:num>
   <w:num w:numId="1004">
     <w:abstractNumId w:val="99431"/>
@@ -28754,66 +27024,6 @@
     </w:lvlOverride>
   </w:num>
   <w:num w:numId="1014">
-    <w:abstractNumId w:val="99431"/>
-    <w:lvlOverride w:ilvl="0">
-      <w:startOverride w:val="1"/>
-    </w:lvlOverride>
-    <w:lvlOverride w:ilvl="1">
-      <w:startOverride w:val="1"/>
-    </w:lvlOverride>
-    <w:lvlOverride w:ilvl="2">
-      <w:startOverride w:val="1"/>
-    </w:lvlOverride>
-    <w:lvlOverride w:ilvl="3">
-      <w:startOverride w:val="1"/>
-    </w:lvlOverride>
-    <w:lvlOverride w:ilvl="4">
-      <w:startOverride w:val="1"/>
-    </w:lvlOverride>
-    <w:lvlOverride w:ilvl="5">
-      <w:startOverride w:val="1"/>
-    </w:lvlOverride>
-    <w:lvlOverride w:ilvl="6">
-      <w:startOverride w:val="1"/>
-    </w:lvlOverride>
-    <w:lvlOverride w:ilvl="7">
-      <w:startOverride w:val="1"/>
-    </w:lvlOverride>
-    <w:lvlOverride w:ilvl="8">
-      <w:startOverride w:val="1"/>
-    </w:lvlOverride>
-  </w:num>
-  <w:num w:numId="1015">
-    <w:abstractNumId w:val="99431"/>
-    <w:lvlOverride w:ilvl="0">
-      <w:startOverride w:val="1"/>
-    </w:lvlOverride>
-    <w:lvlOverride w:ilvl="1">
-      <w:startOverride w:val="1"/>
-    </w:lvlOverride>
-    <w:lvlOverride w:ilvl="2">
-      <w:startOverride w:val="1"/>
-    </w:lvlOverride>
-    <w:lvlOverride w:ilvl="3">
-      <w:startOverride w:val="1"/>
-    </w:lvlOverride>
-    <w:lvlOverride w:ilvl="4">
-      <w:startOverride w:val="1"/>
-    </w:lvlOverride>
-    <w:lvlOverride w:ilvl="5">
-      <w:startOverride w:val="1"/>
-    </w:lvlOverride>
-    <w:lvlOverride w:ilvl="6">
-      <w:startOverride w:val="1"/>
-    </w:lvlOverride>
-    <w:lvlOverride w:ilvl="7">
-      <w:startOverride w:val="1"/>
-    </w:lvlOverride>
-    <w:lvlOverride w:ilvl="8">
-      <w:startOverride w:val="1"/>
-    </w:lvlOverride>
-  </w:num>
-  <w:num w:numId="1016">
     <w:abstractNumId w:val="99431"/>
     <w:lvlOverride w:ilvl="0">
       <w:startOverride w:val="1"/>

--- a/docs/thesis.docx
+++ b/docs/thesis.docx
@@ -18442,12 +18442,12 @@
         <w:rPr>
           <w:rFonts w:hint="eastAsia"/>
         </w:rPr>
-        <w:t xml:space="preserve">的对比分析、多场景压力测试以及关键参数的敏感性分析。</w:t>
+        <w:t xml:space="preserve">的对比分析、多省份地理形态适应性测试以及算法性能评估。</w:t>
       </w:r>
     </w:p>
     <w:bookmarkEnd w:id="127"/>
     <w:bookmarkEnd w:id="128"/>
-    <w:bookmarkStart w:id="138" w:name="附录-a-业务侧调研问卷与访谈大纲"/>
+    <w:bookmarkStart w:id="164" w:name="第五章-实证分析与多场景模拟验证"/>
     <w:p>
       <w:pPr>
         <w:pStyle w:val="Heading1"/>
@@ -18456,6 +18456,8666 @@
         <w:rPr>
           <w:rFonts w:hint="eastAsia"/>
         </w:rPr>
+        <w:t xml:space="preserve">第五章</w:t>
+      </w:r>
+      <w:r>
+        <w:t xml:space="preserve"> </w:t>
+      </w:r>
+      <w:r>
+        <w:rPr>
+          <w:rFonts w:hint="eastAsia"/>
+        </w:rPr>
+        <w:t xml:space="preserve">实证分析与多场景模拟验证</w:t>
+      </w:r>
+    </w:p>
+    <w:p>
+      <w:pPr>
+        <w:pStyle w:val="FirstParagraph"/>
+      </w:pPr>
+      <w:r>
+        <w:rPr>
+          <w:rFonts w:hint="eastAsia"/>
+        </w:rPr>
+        <w:t xml:space="preserve">第四章完成了模型与算法的形式化构建，本章将在此基础上以业内某跨国药企脱敏后的真实业务数据为对象，验证算法的实际效果、地理适应性与运行性能。全章遵循”实验设计→主样本深入→多场景广度→性能与稳健性”的逻辑：首先说明数据来源、实验设置与评价指标体系；随后选取湖南省</w:t>
+      </w:r>
+      <w:r>
+        <w:t xml:space="preserve"> </w:t>
+      </w:r>
+      <w:r>
+        <w:rPr>
+          <w:rFonts w:hint="eastAsia"/>
+        </w:rPr>
+        <w:t xml:space="preserve">BC（乳腺癌产品组）作为主样本，深入对比</w:t>
+      </w:r>
+      <w:r>
+        <w:t xml:space="preserve"> As-Is </w:t>
+      </w:r>
+      <w:r>
+        <w:rPr>
+          <w:rFonts w:hint="eastAsia"/>
+        </w:rPr>
+        <w:t xml:space="preserve">人工分配与</w:t>
+      </w:r>
+      <w:r>
+        <w:t xml:space="preserve"> To-Be </w:t>
+      </w:r>
+      <w:r>
+        <w:rPr>
+          <w:rFonts w:hint="eastAsia"/>
+        </w:rPr>
+        <w:t xml:space="preserve">算法分配在</w:t>
+      </w:r>
+      <w:r>
+        <w:t xml:space="preserve"> Index </w:t>
+      </w:r>
+      <w:r>
+        <w:rPr>
+          <w:rFonts w:hint="eastAsia"/>
+        </w:rPr>
+        <w:t xml:space="preserve">均衡度、地理紧凑性、客户保留率三个维度的差异；继而把样本扩展到上海（聚集型直辖市）与新疆（地理跨度极大的稀疏省份）两个地理形态迥异的场景，验证算法的鲁棒性；最后评估计算效率与可扩展性，并讨论关键参数的敏感性。</w:t>
+      </w:r>
+    </w:p>
+    <w:bookmarkStart w:id="132" w:name="数据来源与实验设计"/>
+    <w:p>
+      <w:pPr>
+        <w:pStyle w:val="Heading2"/>
+      </w:pPr>
+      <w:r>
+        <w:t xml:space="preserve">5.1 </w:t>
+      </w:r>
+      <w:r>
+        <w:rPr>
+          <w:rFonts w:hint="eastAsia"/>
+        </w:rPr>
+        <w:t xml:space="preserve">数据来源与实验设计</w:t>
+      </w:r>
+    </w:p>
+    <w:bookmarkStart w:id="129" w:name="样本数据选取与脱敏处理"/>
+    <w:p>
+      <w:pPr>
+        <w:pStyle w:val="Heading3"/>
+      </w:pPr>
+      <w:r>
+        <w:t xml:space="preserve">5.1.1 </w:t>
+      </w:r>
+      <w:r>
+        <w:rPr>
+          <w:rFonts w:hint="eastAsia"/>
+        </w:rPr>
+        <w:t xml:space="preserve">样本数据选取与脱敏处理</w:t>
+      </w:r>
+    </w:p>
+    <w:p>
+      <w:pPr>
+        <w:pStyle w:val="FirstParagraph"/>
+      </w:pPr>
+      <w:r>
+        <w:rPr>
+          <w:rFonts w:hint="eastAsia"/>
+        </w:rPr>
+        <w:t xml:space="preserve">本章实证基于业内某跨国药企的两个真实产品组（BC</w:t>
+      </w:r>
+      <w:r>
+        <w:t xml:space="preserve"> </w:t>
+      </w:r>
+      <w:r>
+        <w:rPr>
+          <w:rFonts w:hint="eastAsia"/>
+        </w:rPr>
+        <w:t xml:space="preserve">乳腺癌产品组与</w:t>
+      </w:r>
+      <w:r>
+        <w:t xml:space="preserve"> LC </w:t>
+      </w:r>
+      <w:r>
+        <w:rPr>
+          <w:rFonts w:hint="eastAsia"/>
+        </w:rPr>
+        <w:t xml:space="preserve">肺癌产品组）的全国脱敏数据。原始数据已在企业内部经过两层脱敏处理：医院名称与代表姓名按统一规则匿名化为编码形式，业务指标（销售额、市场潜力等）经线性变换以保护商业机密；变换后数据保持了原始数据的相对排序与分布特征，不影响算法效果验证的有效性。两个产品组的数据规模分别为：BC</w:t>
+      </w:r>
+      <w:r>
+        <w:t xml:space="preserve"> </w:t>
+      </w:r>
+      <w:r>
+        <w:rPr>
+          <w:rFonts w:hint="eastAsia"/>
+        </w:rPr>
+        <w:t xml:space="preserve">全国共</w:t>
+      </w:r>
+      <w:r>
+        <w:t xml:space="preserve"> 2,043 </w:t>
+      </w:r>
+      <w:r>
+        <w:rPr>
+          <w:rFonts w:hint="eastAsia"/>
+        </w:rPr>
+        <w:t xml:space="preserve">家医院</w:t>
+      </w:r>
+      <w:r>
+        <w:t xml:space="preserve"> / 433 </w:t>
+      </w:r>
+      <w:r>
+        <w:rPr>
+          <w:rFonts w:hint="eastAsia"/>
+        </w:rPr>
+        <w:t xml:space="preserve">个辖区</w:t>
+      </w:r>
+      <w:r>
+        <w:t xml:space="preserve"> / 2,301 </w:t>
+      </w:r>
+      <w:r>
+        <w:rPr>
+          <w:rFonts w:hint="eastAsia"/>
+        </w:rPr>
+        <w:t xml:space="preserve">条历史分配记录；LC</w:t>
+      </w:r>
+      <w:r>
+        <w:t xml:space="preserve"> </w:t>
+      </w:r>
+      <w:r>
+        <w:rPr>
+          <w:rFonts w:hint="eastAsia"/>
+        </w:rPr>
+        <w:t xml:space="preserve">全国共</w:t>
+      </w:r>
+      <w:r>
+        <w:t xml:space="preserve"> 3,950 </w:t>
+      </w:r>
+      <w:r>
+        <w:rPr>
+          <w:rFonts w:hint="eastAsia"/>
+        </w:rPr>
+        <w:t xml:space="preserve">家医院</w:t>
+      </w:r>
+      <w:r>
+        <w:t xml:space="preserve"> / 435 </w:t>
+      </w:r>
+      <w:r>
+        <w:rPr>
+          <w:rFonts w:hint="eastAsia"/>
+        </w:rPr>
+        <w:t xml:space="preserve">个辖区</w:t>
+      </w:r>
+      <w:r>
+        <w:t xml:space="preserve"> / 4,307 </w:t>
+      </w:r>
+      <w:r>
+        <w:rPr>
+          <w:rFonts w:hint="eastAsia"/>
+        </w:rPr>
+        <w:t xml:space="preserve">条历史分配记录。配套的医院主数据（HCO</w:t>
+      </w:r>
+      <w:r>
+        <w:t xml:space="preserve"> </w:t>
+      </w:r>
+      <w:r>
+        <w:rPr>
+          <w:rFonts w:hint="eastAsia"/>
+        </w:rPr>
+        <w:t xml:space="preserve">Master）共</w:t>
+      </w:r>
+      <w:r>
+        <w:t xml:space="preserve"> 106,747 </w:t>
+      </w:r>
+      <w:r>
+        <w:rPr>
+          <w:rFonts w:hint="eastAsia"/>
+        </w:rPr>
+        <w:t xml:space="preserve">家医院，提供经纬度、行政区划等元数据，通过医院唯一编码（inscode）与产品组业务数据关联。</w:t>
+      </w:r>
+    </w:p>
+    <w:p>
+      <w:pPr>
+        <w:pStyle w:val="BodyText"/>
+      </w:pPr>
+      <w:r>
+        <w:rPr>
+          <w:rFonts w:hint="eastAsia"/>
+        </w:rPr>
+        <w:t xml:space="preserve">考虑到全国级数据规模过大且实证目的在于验证算法效果而非处理工程极限，本章按省份切片选取三个地理形态迥异的样本，覆盖中国典型的三种辖区分布特征：</w:t>
+      </w:r>
+    </w:p>
+    <w:p>
+      <w:pPr>
+        <w:pStyle w:val="BodyText"/>
+      </w:pPr>
+      <w:r>
+        <w:rPr>
+          <w:rFonts w:hint="eastAsia"/>
+        </w:rPr>
+        <w:t xml:space="preserve">第一类是</w:t>
+      </w:r>
+      <w:r>
+        <w:rPr>
+          <w:rFonts w:hint="eastAsia"/>
+          <w:b/>
+          <w:bCs/>
+        </w:rPr>
+        <w:t xml:space="preserve">聚集型直辖市</w:t>
+      </w:r>
+      <w:r>
+        <w:rPr>
+          <w:rFonts w:hint="eastAsia"/>
+        </w:rPr>
+        <w:t xml:space="preserve">——以上海为代表，地理面积小但医院密度高、Index</w:t>
+      </w:r>
+      <w:r>
+        <w:t xml:space="preserve"> </w:t>
+      </w:r>
+      <w:r>
+        <w:rPr>
+          <w:rFonts w:hint="eastAsia"/>
+        </w:rPr>
+        <w:t xml:space="preserve">高的三甲医院集中。BC</w:t>
+      </w:r>
+      <w:r>
+        <w:t xml:space="preserve"> </w:t>
+      </w:r>
+      <w:r>
+        <w:rPr>
+          <w:rFonts w:hint="eastAsia"/>
+        </w:rPr>
+        <w:t xml:space="preserve">数据集中上海共</w:t>
+      </w:r>
+      <w:r>
+        <w:t xml:space="preserve"> 99 </w:t>
+      </w:r>
+      <w:r>
+        <w:rPr>
+          <w:rFonts w:hint="eastAsia"/>
+        </w:rPr>
+        <w:t xml:space="preserve">家医院、19</w:t>
+      </w:r>
+      <w:r>
+        <w:t xml:space="preserve"> </w:t>
+      </w:r>
+      <w:r>
+        <w:rPr>
+          <w:rFonts w:hint="eastAsia"/>
+        </w:rPr>
+        <w:t xml:space="preserve">个辖区，每辖区平均覆盖约</w:t>
+      </w:r>
+      <w:r>
+        <w:t xml:space="preserve"> 5 </w:t>
+      </w:r>
+      <w:r>
+        <w:rPr>
+          <w:rFonts w:hint="eastAsia"/>
+        </w:rPr>
+        <w:t xml:space="preserve">家医院，是高密度场景的典型代表。</w:t>
+      </w:r>
+    </w:p>
+    <w:p>
+      <w:pPr>
+        <w:pStyle w:val="BodyText"/>
+      </w:pPr>
+      <w:r>
+        <w:rPr>
+          <w:rFonts w:hint="eastAsia"/>
+        </w:rPr>
+        <w:t xml:space="preserve">第二类是</w:t>
+      </w:r>
+      <w:r>
+        <w:rPr>
+          <w:rFonts w:hint="eastAsia"/>
+          <w:b/>
+          <w:bCs/>
+        </w:rPr>
+        <w:t xml:space="preserve">中部经济发达省份</w:t>
+      </w:r>
+      <w:r>
+        <w:rPr>
+          <w:rFonts w:hint="eastAsia"/>
+        </w:rPr>
+        <w:t xml:space="preserve">——以湖南为代表，地理跨度中等、医院在长沙与周边地级市之间形成层级分布，是国内主流业务场景的典型形态。BC</w:t>
+      </w:r>
+      <w:r>
+        <w:t xml:space="preserve"> </w:t>
+      </w:r>
+      <w:r>
+        <w:rPr>
+          <w:rFonts w:hint="eastAsia"/>
+        </w:rPr>
+        <w:t xml:space="preserve">数据集中湖南共</w:t>
+      </w:r>
+      <w:r>
+        <w:t xml:space="preserve"> 60 </w:t>
+      </w:r>
+      <w:r>
+        <w:rPr>
+          <w:rFonts w:hint="eastAsia"/>
+        </w:rPr>
+        <w:t xml:space="preserve">家医院、16</w:t>
+      </w:r>
+      <w:r>
+        <w:t xml:space="preserve"> </w:t>
+      </w:r>
+      <w:r>
+        <w:rPr>
+          <w:rFonts w:hint="eastAsia"/>
+        </w:rPr>
+        <w:t xml:space="preserve">个辖区，且包含一家</w:t>
+      </w:r>
+      <w:r>
+        <w:t xml:space="preserve"> Index </w:t>
+      </w:r>
+      <w:r>
+        <w:rPr>
+          <w:rFonts w:hint="eastAsia"/>
+        </w:rPr>
+        <w:t xml:space="preserve">远超理想值的省级肿瘤专科医院（在历史分配中由多位代表”共岗”覆盖），是验证算法大医院虚拟拆分机制的经典样本。</w:t>
+      </w:r>
+    </w:p>
+    <w:p>
+      <w:pPr>
+        <w:pStyle w:val="BodyText"/>
+      </w:pPr>
+      <w:r>
+        <w:rPr>
+          <w:rFonts w:hint="eastAsia"/>
+        </w:rPr>
+        <w:t xml:space="preserve">第三类是</w:t>
+      </w:r>
+      <w:r>
+        <w:rPr>
+          <w:rFonts w:hint="eastAsia"/>
+          <w:b/>
+          <w:bCs/>
+        </w:rPr>
+        <w:t xml:space="preserve">地理跨度极大的稀疏省份</w:t>
+      </w:r>
+      <w:r>
+        <w:rPr>
+          <w:rFonts w:hint="eastAsia"/>
+        </w:rPr>
+        <w:t xml:space="preserve">——以新疆为代表。新疆维吾尔自治区面积达</w:t>
+      </w:r>
+      <w:r>
+        <w:t xml:space="preserve"> 166 </w:t>
+      </w:r>
+      <w:r>
+        <w:rPr>
+          <w:rFonts w:hint="eastAsia"/>
+        </w:rPr>
+        <w:t xml:space="preserve">万平方公里，是中国面积最大的省级行政区（约为湖南的</w:t>
+      </w:r>
+      <w:r>
+        <w:t xml:space="preserve"> 8 </w:t>
+      </w:r>
+      <w:r>
+        <w:rPr>
+          <w:rFonts w:hint="eastAsia"/>
+        </w:rPr>
+        <w:t xml:space="preserve">倍），医院在乌鲁木齐及天山南北的各州市间稀疏分布，单辖区往往需要覆盖跨地、跨州的医院。BC</w:t>
+      </w:r>
+      <w:r>
+        <w:t xml:space="preserve"> </w:t>
+      </w:r>
+      <w:r>
+        <w:rPr>
+          <w:rFonts w:hint="eastAsia"/>
+        </w:rPr>
+        <w:t xml:space="preserve">数据集中新疆共</w:t>
+      </w:r>
+      <w:r>
+        <w:t xml:space="preserve"> 35 </w:t>
+      </w:r>
+      <w:r>
+        <w:rPr>
+          <w:rFonts w:hint="eastAsia"/>
+        </w:rPr>
+        <w:t xml:space="preserve">家医院、10</w:t>
+      </w:r>
+      <w:r>
+        <w:t xml:space="preserve"> </w:t>
+      </w:r>
+      <w:r>
+        <w:rPr>
+          <w:rFonts w:hint="eastAsia"/>
+        </w:rPr>
+        <w:t xml:space="preserve">个辖区，每辖区平均覆盖约</w:t>
+      </w:r>
+      <w:r>
+        <w:t xml:space="preserve"> 3.5 </w:t>
+      </w:r>
+      <w:r>
+        <w:rPr>
+          <w:rFonts w:hint="eastAsia"/>
+        </w:rPr>
+        <w:t xml:space="preserve">家医院，是大跨度低密度场景的典型代表，对算法的地理紧凑性优化能力构成最严苛的检验。</w:t>
+      </w:r>
+    </w:p>
+    <w:p>
+      <w:pPr>
+        <w:pStyle w:val="BodyText"/>
+      </w:pPr>
+      <w:r>
+        <w:rPr>
+          <w:rFonts w:hint="eastAsia"/>
+        </w:rPr>
+        <w:t xml:space="preserve">三个样本既覆盖了密集、中等、稀疏三种地理形态，也兼顾了</w:t>
+      </w:r>
+      <w:r>
+        <w:t xml:space="preserve"> BC </w:t>
+      </w:r>
+      <w:r>
+        <w:rPr>
+          <w:rFonts w:hint="eastAsia"/>
+        </w:rPr>
+        <w:t xml:space="preserve">与</w:t>
+      </w:r>
+      <w:r>
+        <w:t xml:space="preserve"> LC </w:t>
+      </w:r>
+      <w:r>
+        <w:rPr>
+          <w:rFonts w:hint="eastAsia"/>
+        </w:rPr>
+        <w:t xml:space="preserve">两个不同治疗领域的产品组，为后续的算法适应性验证提供了较强的样本代表性。</w:t>
+      </w:r>
+    </w:p>
+    <w:bookmarkEnd w:id="129"/>
+    <w:bookmarkStart w:id="130" w:name="实验环境与参数设置"/>
+    <w:p>
+      <w:pPr>
+        <w:pStyle w:val="Heading3"/>
+      </w:pPr>
+      <w:r>
+        <w:t xml:space="preserve">5.1.2 </w:t>
+      </w:r>
+      <w:r>
+        <w:rPr>
+          <w:rFonts w:hint="eastAsia"/>
+        </w:rPr>
+        <w:t xml:space="preserve">实验环境与参数设置</w:t>
+      </w:r>
+    </w:p>
+    <w:p>
+      <w:pPr>
+        <w:pStyle w:val="FirstParagraph"/>
+      </w:pPr>
+      <w:r>
+        <w:rPr>
+          <w:rFonts w:hint="eastAsia"/>
+        </w:rPr>
+        <w:t xml:space="preserve">实证采用第四章描述的默认参数配置：大医院虚拟拆分阈值</w:t>
+      </w:r>
+      <w:r>
+        <w:t xml:space="preserve"> 1.5 </w:t>
+      </w:r>
+      <w:r>
+        <w:rPr>
+          <w:rFonts w:hint="eastAsia"/>
+        </w:rPr>
+        <w:t xml:space="preserve">倍理想</w:t>
+      </w:r>
+      <w:r>
+        <w:t xml:space="preserve"> </w:t>
+      </w:r>
+      <w:r>
+        <w:rPr>
+          <w:rFonts w:hint="eastAsia"/>
+        </w:rPr>
+        <w:t xml:space="preserve">Index、模拟退火总迭代</w:t>
+      </w:r>
+      <w:r>
+        <w:t xml:space="preserve"> 500,000 </w:t>
+      </w:r>
+      <w:r>
+        <w:rPr>
+          <w:rFonts w:hint="eastAsia"/>
+        </w:rPr>
+        <w:t xml:space="preserve">次、Move</w:t>
+      </w:r>
+      <w:r>
+        <w:t xml:space="preserve"> </w:t>
+      </w:r>
+      <w:r>
+        <w:rPr>
+          <w:rFonts w:hint="eastAsia"/>
+        </w:rPr>
+        <w:t xml:space="preserve">与</w:t>
+      </w:r>
+      <w:r>
+        <w:t xml:space="preserve"> Swap </w:t>
+      </w:r>
+      <w:r>
+        <w:rPr>
+          <w:rFonts w:hint="eastAsia"/>
+        </w:rPr>
+        <w:t xml:space="preserve">操作概率比</w:t>
+      </w:r>
+      <w:r>
+        <w:t xml:space="preserve"> 60:40、Hungarian </w:t>
+      </w:r>
+      <w:r>
+        <w:rPr>
+          <w:rFonts w:hint="eastAsia"/>
+        </w:rPr>
+        <w:t xml:space="preserve">三层权重（医院级</w:t>
+      </w:r>
+      <w:r>
+        <w:t xml:space="preserve"> </w:t>
+      </w:r>
+      <m:oMath>
+        <m:sSup>
+          <m:e>
+            <m:r>
+              <m:rPr>
+                <m:nor/>
+                <m:sty m:val="p"/>
+              </m:rPr>
+              <m:t>idx</m:t>
+            </m:r>
+          </m:e>
+          <m:sup>
+            <m:r>
+              <m:t>2</m:t>
+            </m:r>
+          </m:sup>
+        </m:sSup>
+        <m:r>
+          <m:rPr>
+            <m:sty m:val="p"/>
+          </m:rPr>
+          <m:t>/</m:t>
+        </m:r>
+        <m:r>
+          <m:t>500</m:t>
+        </m:r>
+      </m:oMath>
+      <w:r>
+        <w:t xml:space="preserve"> </w:t>
+      </w:r>
+      <w:r>
+        <w:t xml:space="preserve">+ </w:t>
+      </w:r>
+      <w:r>
+        <w:rPr>
+          <w:rFonts w:hint="eastAsia"/>
+        </w:rPr>
+        <w:t xml:space="preserve">区县级</w:t>
+      </w:r>
+      <w:r>
+        <w:t xml:space="preserve"> +100 + </w:t>
+      </w:r>
+      <w:r>
+        <w:rPr>
+          <w:rFonts w:hint="eastAsia"/>
+        </w:rPr>
+        <w:t xml:space="preserve">城市级</w:t>
+      </w:r>
+      <w:r>
+        <w:t xml:space="preserve"> </w:t>
+      </w:r>
+      <w:r>
+        <w:rPr>
+          <w:rFonts w:hint="eastAsia"/>
+        </w:rPr>
+        <w:t xml:space="preserve">+50）+</w:t>
+      </w:r>
+      <w:r>
+        <w:t xml:space="preserve"> </w:t>
+      </w:r>
+      <w:r>
+        <w:rPr>
+          <w:rFonts w:hint="eastAsia"/>
+        </w:rPr>
+        <w:t xml:space="preserve">一对一城市权重提升至</w:t>
+      </w:r>
+      <w:r>
+        <w:t xml:space="preserve"> </w:t>
+      </w:r>
+      <m:oMath>
+        <m:sSup>
+          <m:e>
+            <m:r>
+              <m:t>10</m:t>
+            </m:r>
+          </m:e>
+          <m:sup>
+            <m:r>
+              <m:t>12</m:t>
+            </m:r>
+          </m:sup>
+        </m:sSup>
+      </m:oMath>
+      <w:r>
+        <w:t xml:space="preserve"> </w:t>
+      </w:r>
+      <w:r>
+        <w:rPr>
+          <w:rFonts w:hint="eastAsia"/>
+        </w:rPr>
+        <w:t xml:space="preserve">量级、Index</w:t>
+      </w:r>
+      <w:r>
+        <w:t xml:space="preserve"> </w:t>
+      </w:r>
+      <w:r>
+        <w:rPr>
+          <w:rFonts w:hint="eastAsia"/>
+        </w:rPr>
+        <w:t xml:space="preserve">偏差软约束阈值</w:t>
+      </w:r>
+      <w:r>
+        <w:t xml:space="preserve"> 200 </w:t>
+      </w:r>
+      <w:r>
+        <w:rPr>
+          <w:rFonts w:hint="eastAsia"/>
+        </w:rPr>
+        <w:t xml:space="preserve">点、单辖区城市分散度软约束上限</w:t>
+      </w:r>
+      <w:r>
+        <w:t xml:space="preserve"> 5 </w:t>
+      </w:r>
+      <w:r>
+        <w:rPr>
+          <w:rFonts w:hint="eastAsia"/>
+        </w:rPr>
+        <w:t xml:space="preserve">个城市。所有实证均运行于个人开发环境（macOS</w:t>
+      </w:r>
+      <w:r>
+        <w:t xml:space="preserve"> / Apple Silicon / Node.js </w:t>
+      </w:r>
+      <w:r>
+        <w:rPr>
+          <w:rFonts w:hint="eastAsia"/>
+        </w:rPr>
+        <w:t xml:space="preserve">20）。</w:t>
+      </w:r>
+    </w:p>
+    <w:p>
+      <w:pPr>
+        <w:pStyle w:val="BodyText"/>
+      </w:pPr>
+      <w:r>
+        <w:rPr>
+          <w:rFonts w:hint="eastAsia"/>
+        </w:rPr>
+        <w:t xml:space="preserve">需要说明算法版本：本章实证基于论文项目本地的算法实现（commit</w:t>
+      </w:r>
+      <w:r>
+        <w:t xml:space="preserve"> </w:t>
+      </w:r>
+      <w:r>
+        <w:rPr>
+          <w:rStyle w:val="VerbatimChar"/>
+        </w:rPr>
+        <w:t xml:space="preserve">cbc1a756</w:t>
+      </w:r>
+      <w:r>
+        <w:rPr>
+          <w:rFonts w:hint="eastAsia"/>
+        </w:rPr>
+        <w:t xml:space="preserve">，对应</w:t>
+      </w:r>
+      <w:r>
+        <w:t xml:space="preserve"> sfe-territory-alignment </w:t>
+      </w:r>
+      <w:r>
+        <w:rPr>
+          <w:rFonts w:hint="eastAsia"/>
+        </w:rPr>
+        <w:t xml:space="preserve">仓库</w:t>
+      </w:r>
+      <w:r>
+        <w:t xml:space="preserve"> v20260514-2352 </w:t>
+      </w:r>
+      <w:r>
+        <w:rPr>
+          <w:rFonts w:hint="eastAsia"/>
+        </w:rPr>
+        <w:t xml:space="preserve">节点），与第四章方法论描述完全一致。算法仓库后续更新（v20260516-0855</w:t>
+      </w:r>
+      <w:r>
+        <w:t xml:space="preserve"> </w:t>
+      </w:r>
+      <w:r>
+        <w:rPr>
+          <w:rFonts w:hint="eastAsia"/>
+        </w:rPr>
+        <w:t xml:space="preserve">含匹配算法工程结构重构、AI</w:t>
+      </w:r>
+      <w:r>
+        <w:t xml:space="preserve"> </w:t>
+      </w:r>
+      <w:r>
+        <w:rPr>
+          <w:rFonts w:hint="eastAsia"/>
+        </w:rPr>
+        <w:t xml:space="preserve">微调助手、HCO</w:t>
+      </w:r>
+      <w:r>
+        <w:t xml:space="preserve"> </w:t>
+      </w:r>
+      <w:r>
+        <w:rPr>
+          <w:rFonts w:hint="eastAsia"/>
+        </w:rPr>
+        <w:t xml:space="preserve">数据接口修复等）属工程演进，不动摇</w:t>
+      </w:r>
+      <w:r>
+        <w:t xml:space="preserve"> 4.4.3 </w:t>
+      </w:r>
+      <w:r>
+        <w:rPr>
+          <w:rFonts w:hint="eastAsia"/>
+        </w:rPr>
+        <w:t xml:space="preserve">节给出的</w:t>
+      </w:r>
+      <w:r>
+        <w:t xml:space="preserve"> Hungarian </w:t>
+      </w:r>
+      <w:r>
+        <w:rPr>
+          <w:rFonts w:hint="eastAsia"/>
+        </w:rPr>
+        <w:t xml:space="preserve">三层权重公式与</w:t>
+      </w:r>
+      <w:r>
+        <w:t xml:space="preserve"> SA </w:t>
+      </w:r>
+      <w:r>
+        <w:rPr>
+          <w:rFonts w:hint="eastAsia"/>
+        </w:rPr>
+        <w:t xml:space="preserve">退火参数体系，故不影响本章实证结论。</w:t>
+      </w:r>
+    </w:p>
+    <w:bookmarkEnd w:id="130"/>
+    <w:bookmarkStart w:id="131" w:name="评价指标体系"/>
+    <w:p>
+      <w:pPr>
+        <w:pStyle w:val="Heading3"/>
+      </w:pPr>
+      <w:r>
+        <w:t xml:space="preserve">5.1.3 </w:t>
+      </w:r>
+      <w:r>
+        <w:rPr>
+          <w:rFonts w:hint="eastAsia"/>
+        </w:rPr>
+        <w:t xml:space="preserve">评价指标体系</w:t>
+      </w:r>
+    </w:p>
+    <w:p>
+      <w:pPr>
+        <w:pStyle w:val="FirstParagraph"/>
+      </w:pPr>
+      <w:r>
+        <w:rPr>
+          <w:rFonts w:hint="eastAsia"/>
+        </w:rPr>
+        <w:t xml:space="preserve">为系统衡量</w:t>
+      </w:r>
+      <w:r>
+        <w:t xml:space="preserve"> As-Is </w:t>
+      </w:r>
+      <w:r>
+        <w:rPr>
+          <w:rFonts w:hint="eastAsia"/>
+        </w:rPr>
+        <w:t xml:space="preserve">与</w:t>
+      </w:r>
+      <w:r>
+        <w:t xml:space="preserve"> To-Be </w:t>
+      </w:r>
+      <w:r>
+        <w:rPr>
+          <w:rFonts w:hint="eastAsia"/>
+        </w:rPr>
+        <w:t xml:space="preserve">的差异，本章建立三个层次的指标体系：均衡性、紧凑性、客户关系延续性，呼应第三章</w:t>
+      </w:r>
+      <w:r>
+        <w:t xml:space="preserve"> 3.3.2 </w:t>
+      </w:r>
+      <w:r>
+        <w:rPr>
+          <w:rFonts w:hint="eastAsia"/>
+        </w:rPr>
+        <w:t xml:space="preserve">节调研中受访者对辖区评价核心维度的判断，详见表</w:t>
+      </w:r>
+      <w:r>
+        <w:t xml:space="preserve"> 5-1。</w:t>
+      </w:r>
+    </w:p>
+    <w:p>
+      <w:pPr>
+        <w:pStyle w:val="BodyText"/>
+      </w:pPr>
+      <w:r>
+        <w:rPr>
+          <w:rFonts w:hint="eastAsia"/>
+          <w:b/>
+          <w:bCs/>
+        </w:rPr>
+        <w:t xml:space="preserve">表</w:t>
+      </w:r>
+      <w:r>
+        <w:rPr>
+          <w:b/>
+          <w:bCs/>
+        </w:rPr>
+        <w:t xml:space="preserve"> 5-1 </w:t>
+      </w:r>
+      <w:r>
+        <w:rPr>
+          <w:rFonts w:hint="eastAsia"/>
+          <w:b/>
+          <w:bCs/>
+        </w:rPr>
+        <w:t xml:space="preserve">第五章实证评价指标体系</w:t>
+      </w:r>
+    </w:p>
+    <w:tbl>
+      <w:tblPr>
+        <w:tblStyle w:val="Table"/>
+        <w:tblW w:type="pct" w:w="5000"/>
+        <w:tblLayout w:type="autofit"/>
+        <w:tblLook w:firstRow="1" w:lastRow="0" w:firstColumn="0" w:lastColumn="0" w:noHBand="0" w:noVBand="0" w:val="0020"/>
+        <w:tblBorders>
+          <w:top w:val="single" w:sz="4" w:color="000000" w:space="0"/>
+          <w:left w:val="single" w:sz="4" w:color="000000" w:space="0"/>
+          <w:bottom w:val="single" w:sz="4" w:color="000000" w:space="0"/>
+          <w:right w:val="single" w:sz="4" w:color="000000" w:space="0"/>
+          <w:insideH w:val="single" w:sz="4" w:color="000000" w:space="0"/>
+          <w:insideV w:val="single" w:sz="4" w:color="000000" w:space="0"/>
+        </w:tblBorders>
+      </w:tblPr>
+      <w:tblGrid>
+        <w:gridCol w:w="1532"/>
+        <w:gridCol w:w="1532"/>
+        <w:gridCol w:w="2554"/>
+        <w:gridCol w:w="2299"/>
+      </w:tblGrid>
+      <w:tr>
+        <w:trPr>
+          <w:tblHeader w:val="on"/>
+          <w:cantSplit/>
+        </w:trPr>
+        <w:tc>
+          <w:tcPr/>
+          <w:p>
+            <w:pPr>
+              <w:pStyle w:val="Compact"/>
+              <w:ind w:firstLine="0" w:firstLineChars="0"/>
+            </w:pPr>
+            <w:r>
+              <w:rPr>
+                <w:rFonts w:hint="eastAsia"/>
+              </w:rPr>
+              <w:t xml:space="preserve">维度</w:t>
+            </w:r>
+          </w:p>
+        </w:tc>
+        <w:tc>
+          <w:tcPr/>
+          <w:p>
+            <w:pPr>
+              <w:pStyle w:val="Compact"/>
+              <w:ind w:firstLine="0" w:firstLineChars="0"/>
+            </w:pPr>
+            <w:r>
+              <w:rPr>
+                <w:rFonts w:hint="eastAsia"/>
+              </w:rPr>
+              <w:t xml:space="preserve">指标</w:t>
+            </w:r>
+          </w:p>
+        </w:tc>
+        <w:tc>
+          <w:tcPr/>
+          <w:p>
+            <w:pPr>
+              <w:pStyle w:val="Compact"/>
+              <w:ind w:firstLine="0" w:firstLineChars="0"/>
+            </w:pPr>
+            <w:r>
+              <w:rPr>
+                <w:rFonts w:hint="eastAsia"/>
+              </w:rPr>
+              <w:t xml:space="preserve">计算口径</w:t>
+            </w:r>
+          </w:p>
+        </w:tc>
+        <w:tc>
+          <w:tcPr/>
+          <w:p>
+            <w:pPr>
+              <w:pStyle w:val="Compact"/>
+              <w:ind w:firstLine="0" w:firstLineChars="0"/>
+            </w:pPr>
+            <w:r>
+              <w:rPr>
+                <w:rFonts w:hint="eastAsia"/>
+              </w:rPr>
+              <w:t xml:space="preserve">业务含义</w:t>
+            </w:r>
+          </w:p>
+        </w:tc>
+      </w:tr>
+      <w:tr>
+        <w:trPr>
+          <w:cantSplit/>
+        </w:trPr>
+        <w:tc>
+          <w:tcPr/>
+          <w:p>
+            <w:pPr>
+              <w:pStyle w:val="Compact"/>
+              <w:ind w:firstLine="0" w:firstLineChars="0"/>
+            </w:pPr>
+            <w:r>
+              <w:t xml:space="preserve">Index </w:t>
+            </w:r>
+            <w:r>
+              <w:rPr>
+                <w:rFonts w:hint="eastAsia"/>
+              </w:rPr>
+              <w:t xml:space="preserve">均衡度</w:t>
+            </w:r>
+          </w:p>
+        </w:tc>
+        <w:tc>
+          <w:tcPr/>
+          <w:p>
+            <w:pPr>
+              <w:pStyle w:val="Compact"/>
+              <w:ind w:firstLine="0" w:firstLineChars="0"/>
+            </w:pPr>
+            <w:r>
+              <w:rPr>
+                <w:rFonts w:hint="eastAsia"/>
+              </w:rPr>
+              <w:t xml:space="preserve">标准差与变异系数</w:t>
+            </w:r>
+            <w:r>
+              <w:t xml:space="preserve"> CV</w:t>
+            </w:r>
+          </w:p>
+        </w:tc>
+        <w:tc>
+          <w:tcPr/>
+          <w:p>
+            <w:pPr>
+              <w:pStyle w:val="Compact"/>
+              <w:ind w:firstLine="0" w:firstLineChars="0"/>
+            </w:pPr>
+            <w:r>
+              <w:rPr>
+                <w:rFonts w:hint="eastAsia"/>
+              </w:rPr>
+              <w:t xml:space="preserve">各辖区</w:t>
+            </w:r>
+            <w:r>
+              <w:t xml:space="preserve"> Index </w:t>
+            </w:r>
+            <w:r>
+              <w:rPr>
+                <w:rFonts w:hint="eastAsia"/>
+              </w:rPr>
+              <w:t xml:space="preserve">总和的标准差</w:t>
+            </w:r>
+            <w:r>
+              <w:t xml:space="preserve"> / </w:t>
+            </w:r>
+            <w:r>
+              <w:rPr>
+                <w:rFonts w:hint="eastAsia"/>
+              </w:rPr>
+              <w:t xml:space="preserve">均值</w:t>
+            </w:r>
+          </w:p>
+        </w:tc>
+        <w:tc>
+          <w:tcPr/>
+          <w:p>
+            <w:pPr>
+              <w:pStyle w:val="Compact"/>
+              <w:ind w:firstLine="0" w:firstLineChars="0"/>
+            </w:pPr>
+            <w:r>
+              <w:rPr>
+                <w:rFonts w:hint="eastAsia"/>
+              </w:rPr>
+              <w:t xml:space="preserve">越小代表辖区间负荷越均衡</w:t>
+            </w:r>
+          </w:p>
+        </w:tc>
+      </w:tr>
+      <w:tr>
+        <w:trPr>
+          <w:cantSplit/>
+        </w:trPr>
+        <w:tc>
+          <w:tcPr/>
+          <w:p>
+            <w:pPr>
+              <w:pStyle w:val="Compact"/>
+              <w:ind w:firstLine="0" w:firstLineChars="0"/>
+            </w:pPr>
+            <w:r>
+              <w:t xml:space="preserve">Index </w:t>
+            </w:r>
+            <w:r>
+              <w:rPr>
+                <w:rFonts w:hint="eastAsia"/>
+              </w:rPr>
+              <w:t xml:space="preserve">均衡度</w:t>
+            </w:r>
+          </w:p>
+        </w:tc>
+        <w:tc>
+          <w:tcPr/>
+          <w:p>
+            <w:pPr>
+              <w:pStyle w:val="Compact"/>
+              <w:ind w:firstLine="0" w:firstLineChars="0"/>
+            </w:pPr>
+            <w:r>
+              <w:rPr>
+                <w:rFonts w:hint="eastAsia"/>
+              </w:rPr>
+              <w:t xml:space="preserve">超</w:t>
+            </w:r>
+            <w:r>
+              <w:t xml:space="preserve"> ±20% </w:t>
+            </w:r>
+            <w:r>
+              <w:rPr>
+                <w:rFonts w:hint="eastAsia"/>
+              </w:rPr>
+              <w:t xml:space="preserve">阈值辖区数</w:t>
+            </w:r>
+          </w:p>
+        </w:tc>
+        <w:tc>
+          <w:tcPr/>
+          <w:p>
+            <w:pPr>
+              <w:pStyle w:val="Compact"/>
+              <w:ind w:firstLine="0" w:firstLineChars="0"/>
+            </w:pPr>
+            <w:r>
+              <w:t xml:space="preserve">Index </w:t>
+            </w:r>
+            <w:r>
+              <w:rPr>
+                <w:rFonts w:hint="eastAsia"/>
+              </w:rPr>
+              <w:t xml:space="preserve">偏离理想值</w:t>
+            </w:r>
+            <w:r>
+              <w:t xml:space="preserve"> 1000 </w:t>
+            </w:r>
+            <w:r>
+              <w:rPr>
+                <w:rFonts w:hint="eastAsia"/>
+              </w:rPr>
+              <w:t xml:space="preserve">超过</w:t>
+            </w:r>
+            <w:r>
+              <w:t xml:space="preserve"> ±200 </w:t>
+            </w:r>
+            <w:r>
+              <w:rPr>
+                <w:rFonts w:hint="eastAsia"/>
+              </w:rPr>
+              <w:t xml:space="preserve">的辖区个数</w:t>
+            </w:r>
+          </w:p>
+        </w:tc>
+        <w:tc>
+          <w:tcPr/>
+          <w:p>
+            <w:pPr>
+              <w:pStyle w:val="Compact"/>
+              <w:ind w:firstLine="0" w:firstLineChars="0"/>
+            </w:pPr>
+            <w:r>
+              <w:rPr>
+                <w:rFonts w:hint="eastAsia"/>
+              </w:rPr>
+              <w:t xml:space="preserve">与第四章</w:t>
+            </w:r>
+            <w:r>
+              <w:t xml:space="preserve"> 4.3.3 </w:t>
+            </w:r>
+            <w:r>
+              <w:rPr>
+                <w:rFonts w:hint="eastAsia"/>
+              </w:rPr>
+              <w:t xml:space="preserve">节软约束阈值对应</w:t>
+            </w:r>
+          </w:p>
+        </w:tc>
+      </w:tr>
+      <w:tr>
+        <w:trPr>
+          <w:cantSplit/>
+        </w:trPr>
+        <w:tc>
+          <w:tcPr/>
+          <w:p>
+            <w:pPr>
+              <w:pStyle w:val="Compact"/>
+              <w:ind w:firstLine="0" w:firstLineChars="0"/>
+            </w:pPr>
+            <w:r>
+              <w:rPr>
+                <w:rFonts w:hint="eastAsia"/>
+              </w:rPr>
+              <w:t xml:space="preserve">地理紧凑性</w:t>
+            </w:r>
+          </w:p>
+        </w:tc>
+        <w:tc>
+          <w:tcPr/>
+          <w:p>
+            <w:pPr>
+              <w:pStyle w:val="Compact"/>
+              <w:ind w:firstLine="0" w:firstLineChars="0"/>
+            </w:pPr>
+            <w:r>
+              <w:rPr>
+                <w:rFonts w:hint="eastAsia"/>
+              </w:rPr>
+              <w:t xml:space="preserve">辖区平均最大半径</w:t>
+            </w:r>
+          </w:p>
+        </w:tc>
+        <w:tc>
+          <w:tcPr/>
+          <w:p>
+            <w:pPr>
+              <w:pStyle w:val="Compact"/>
+              <w:ind w:firstLine="0" w:firstLineChars="0"/>
+            </w:pPr>
+            <w:r>
+              <w:rPr>
+                <w:rFonts w:hint="eastAsia"/>
+              </w:rPr>
+              <w:t xml:space="preserve">辖区内医院到质心的最大</w:t>
+            </w:r>
+            <w:r>
+              <w:t xml:space="preserve"> Haversine </w:t>
+            </w:r>
+            <w:r>
+              <w:rPr>
+                <w:rFonts w:hint="eastAsia"/>
+              </w:rPr>
+              <w:t xml:space="preserve">距离的均值（km）</w:t>
+            </w:r>
+          </w:p>
+        </w:tc>
+        <w:tc>
+          <w:tcPr/>
+          <w:p>
+            <w:pPr>
+              <w:pStyle w:val="Compact"/>
+              <w:ind w:firstLine="0" w:firstLineChars="0"/>
+            </w:pPr>
+            <w:r>
+              <w:rPr>
+                <w:rFonts w:hint="eastAsia"/>
+              </w:rPr>
+              <w:t xml:space="preserve">衡量代表覆盖差旅范围</w:t>
+            </w:r>
+          </w:p>
+        </w:tc>
+      </w:tr>
+      <w:tr>
+        <w:trPr>
+          <w:cantSplit/>
+        </w:trPr>
+        <w:tc>
+          <w:tcPr/>
+          <w:p>
+            <w:pPr>
+              <w:pStyle w:val="Compact"/>
+              <w:ind w:firstLine="0" w:firstLineChars="0"/>
+            </w:pPr>
+            <w:r>
+              <w:rPr>
+                <w:rFonts w:hint="eastAsia"/>
+              </w:rPr>
+              <w:t xml:space="preserve">地理紧凑性</w:t>
+            </w:r>
+          </w:p>
+        </w:tc>
+        <w:tc>
+          <w:tcPr/>
+          <w:p>
+            <w:pPr>
+              <w:pStyle w:val="Compact"/>
+              <w:ind w:firstLine="0" w:firstLineChars="0"/>
+            </w:pPr>
+            <w:r>
+              <w:rPr>
+                <w:rFonts w:hint="eastAsia"/>
+              </w:rPr>
+              <w:t xml:space="preserve">平均城市数</w:t>
+            </w:r>
+          </w:p>
+        </w:tc>
+        <w:tc>
+          <w:tcPr/>
+          <w:p>
+            <w:pPr>
+              <w:pStyle w:val="Compact"/>
+              <w:ind w:firstLine="0" w:firstLineChars="0"/>
+            </w:pPr>
+            <w:r>
+              <w:rPr>
+                <w:rFonts w:hint="eastAsia"/>
+              </w:rPr>
+              <w:t xml:space="preserve">单辖区覆盖的城市数量均值</w:t>
+            </w:r>
+          </w:p>
+        </w:tc>
+        <w:tc>
+          <w:tcPr/>
+          <w:p>
+            <w:pPr>
+              <w:pStyle w:val="Compact"/>
+              <w:ind w:firstLine="0" w:firstLineChars="0"/>
+            </w:pPr>
+            <w:r>
+              <w:rPr>
+                <w:rFonts w:hint="eastAsia"/>
+              </w:rPr>
+              <w:t xml:space="preserve">与</w:t>
+            </w:r>
+            <w:r>
+              <w:t xml:space="preserve"> 4.3.2 </w:t>
+            </w:r>
+            <w:r>
+              <w:rPr>
+                <w:rFonts w:hint="eastAsia"/>
+              </w:rPr>
+              <w:t xml:space="preserve">节硬/软约束</w:t>
+            </w:r>
+            <w:r>
+              <w:t xml:space="preserve"> c_max </w:t>
+            </w:r>
+            <w:r>
+              <w:rPr>
+                <w:rFonts w:hint="eastAsia"/>
+              </w:rPr>
+              <w:t xml:space="preserve">对应</w:t>
+            </w:r>
+          </w:p>
+        </w:tc>
+      </w:tr>
+      <w:tr>
+        <w:trPr>
+          <w:cantSplit/>
+        </w:trPr>
+        <w:tc>
+          <w:tcPr/>
+          <w:p>
+            <w:pPr>
+              <w:pStyle w:val="Compact"/>
+              <w:ind w:firstLine="0" w:firstLineChars="0"/>
+            </w:pPr>
+            <w:r>
+              <w:rPr>
+                <w:rFonts w:hint="eastAsia"/>
+              </w:rPr>
+              <w:t xml:space="preserve">客户关系延续性</w:t>
+            </w:r>
+          </w:p>
+        </w:tc>
+        <w:tc>
+          <w:tcPr/>
+          <w:p>
+            <w:pPr>
+              <w:pStyle w:val="Compact"/>
+              <w:ind w:firstLine="0" w:firstLineChars="0"/>
+            </w:pPr>
+            <w:r>
+              <w:rPr>
+                <w:rFonts w:hint="eastAsia"/>
+              </w:rPr>
+              <w:t xml:space="preserve">保留率（医院数）</w:t>
+            </w:r>
+          </w:p>
+        </w:tc>
+        <w:tc>
+          <w:tcPr/>
+          <w:p>
+            <w:pPr>
+              <w:pStyle w:val="Compact"/>
+              <w:ind w:firstLine="0" w:firstLineChars="0"/>
+            </w:pPr>
+            <w:r>
+              <w:t xml:space="preserve">As-Is </w:t>
+            </w:r>
+            <w:r>
+              <w:rPr>
+                <w:rFonts w:hint="eastAsia"/>
+              </w:rPr>
+              <w:t xml:space="preserve">与</w:t>
+            </w:r>
+            <w:r>
+              <w:t xml:space="preserve"> To-Be </w:t>
+            </w:r>
+            <w:r>
+              <w:rPr>
+                <w:rFonts w:hint="eastAsia"/>
+              </w:rPr>
+              <w:t xml:space="preserve">中相同</w:t>
+            </w:r>
+            <w:r>
+              <w:t xml:space="preserve"> (inscode, trtyCode) </w:t>
+            </w:r>
+            <w:r>
+              <w:rPr>
+                <w:rFonts w:hint="eastAsia"/>
+              </w:rPr>
+              <w:t xml:space="preserve">对的医院占比</w:t>
+            </w:r>
+          </w:p>
+        </w:tc>
+        <w:tc>
+          <w:tcPr/>
+          <w:p>
+            <w:pPr>
+              <w:pStyle w:val="Compact"/>
+              <w:ind w:firstLine="0" w:firstLineChars="0"/>
+            </w:pPr>
+            <w:r>
+              <w:rPr>
+                <w:rFonts w:hint="eastAsia"/>
+              </w:rPr>
+              <w:t xml:space="preserve">反映原代表-医院关系的保留比例</w:t>
+            </w:r>
+          </w:p>
+        </w:tc>
+      </w:tr>
+      <w:tr>
+        <w:trPr>
+          <w:cantSplit/>
+        </w:trPr>
+        <w:tc>
+          <w:tcPr/>
+          <w:p>
+            <w:pPr>
+              <w:pStyle w:val="Compact"/>
+              <w:ind w:firstLine="0" w:firstLineChars="0"/>
+            </w:pPr>
+            <w:r>
+              <w:rPr>
+                <w:rFonts w:hint="eastAsia"/>
+              </w:rPr>
+              <w:t xml:space="preserve">客户关系延续性</w:t>
+            </w:r>
+          </w:p>
+        </w:tc>
+        <w:tc>
+          <w:tcPr/>
+          <w:p>
+            <w:pPr>
+              <w:pStyle w:val="Compact"/>
+              <w:ind w:firstLine="0" w:firstLineChars="0"/>
+            </w:pPr>
+            <w:r>
+              <w:rPr>
+                <w:rFonts w:hint="eastAsia"/>
+              </w:rPr>
+              <w:t xml:space="preserve">保留率（Index</w:t>
+            </w:r>
+            <w:r>
+              <w:t xml:space="preserve"> </w:t>
+            </w:r>
+            <w:r>
+              <w:rPr>
+                <w:rFonts w:hint="eastAsia"/>
+              </w:rPr>
+              <w:t xml:space="preserve">加权）</w:t>
+            </w:r>
+          </w:p>
+        </w:tc>
+        <w:tc>
+          <w:tcPr/>
+          <w:p>
+            <w:pPr>
+              <w:pStyle w:val="Compact"/>
+              <w:ind w:firstLine="0" w:firstLineChars="0"/>
+            </w:pPr>
+            <w:r>
+              <w:rPr>
+                <w:rFonts w:hint="eastAsia"/>
+              </w:rPr>
+              <w:t xml:space="preserve">保留医院的</w:t>
+            </w:r>
+            <w:r>
+              <w:t xml:space="preserve"> Index </w:t>
+            </w:r>
+            <w:r>
+              <w:rPr>
+                <w:rFonts w:hint="eastAsia"/>
+              </w:rPr>
+              <w:t xml:space="preserve">总和占全部医院</w:t>
+            </w:r>
+            <w:r>
+              <w:t xml:space="preserve"> Index </w:t>
+            </w:r>
+            <w:r>
+              <w:rPr>
+                <w:rFonts w:hint="eastAsia"/>
+              </w:rPr>
+              <w:t xml:space="preserve">的比例</w:t>
+            </w:r>
+          </w:p>
+        </w:tc>
+        <w:tc>
+          <w:tcPr/>
+          <w:p>
+            <w:pPr>
+              <w:pStyle w:val="Compact"/>
+              <w:ind w:firstLine="0" w:firstLineChars="0"/>
+            </w:pPr>
+            <w:r>
+              <w:rPr>
+                <w:rFonts w:hint="eastAsia"/>
+              </w:rPr>
+              <w:t xml:space="preserve">反映高价值客户关系的保留程度，呼应</w:t>
+            </w:r>
+            <w:r>
+              <w:t xml:space="preserve"> 4.4.3.2 </w:t>
+            </w:r>
+            <w:r>
+              <w:rPr>
+                <w:rFonts w:hint="eastAsia"/>
+              </w:rPr>
+              <w:t xml:space="preserve">节</w:t>
+            </w:r>
+            <w:r>
+              <w:t xml:space="preserve"> idx² </w:t>
+            </w:r>
+            <w:r>
+              <w:rPr>
+                <w:rFonts w:hint="eastAsia"/>
+              </w:rPr>
+              <w:t xml:space="preserve">权重设计</w:t>
+            </w:r>
+          </w:p>
+        </w:tc>
+      </w:tr>
+      <w:tr>
+        <w:trPr>
+          <w:cantSplit/>
+        </w:trPr>
+        <w:tc>
+          <w:tcPr/>
+          <w:p>
+            <w:pPr>
+              <w:pStyle w:val="Compact"/>
+              <w:ind w:firstLine="0" w:firstLineChars="0"/>
+            </w:pPr>
+            <w:r>
+              <w:rPr>
+                <w:rFonts w:hint="eastAsia"/>
+              </w:rPr>
+              <w:t xml:space="preserve">客户关系延续性</w:t>
+            </w:r>
+          </w:p>
+        </w:tc>
+        <w:tc>
+          <w:tcPr/>
+          <w:p>
+            <w:pPr>
+              <w:pStyle w:val="Compact"/>
+              <w:ind w:firstLine="0" w:firstLineChars="0"/>
+            </w:pPr>
+            <w:r>
+              <w:rPr>
+                <w:rFonts w:hint="eastAsia"/>
+              </w:rPr>
+              <w:t xml:space="preserve">完全/部分/完全变动</w:t>
+            </w:r>
+          </w:p>
+        </w:tc>
+        <w:tc>
+          <w:tcPr/>
+          <w:p>
+            <w:pPr>
+              <w:pStyle w:val="Compact"/>
+              <w:ind w:firstLine="0" w:firstLineChars="0"/>
+            </w:pPr>
+            <w:r>
+              <w:rPr>
+                <w:rFonts w:hint="eastAsia"/>
+              </w:rPr>
+              <w:t xml:space="preserve">三类医院数量分布</w:t>
+            </w:r>
+          </w:p>
+        </w:tc>
+        <w:tc>
+          <w:tcPr/>
+          <w:p>
+            <w:pPr>
+              <w:pStyle w:val="Compact"/>
+              <w:ind w:firstLine="0" w:firstLineChars="0"/>
+            </w:pPr>
+            <w:r>
+              <w:rPr>
+                <w:rFonts w:hint="eastAsia"/>
+              </w:rPr>
+              <w:t xml:space="preserve">量化辖区调整的震荡分布</w:t>
+            </w:r>
+          </w:p>
+        </w:tc>
+      </w:tr>
+      <w:tr>
+        <w:trPr>
+          <w:cantSplit/>
+        </w:trPr>
+        <w:tc>
+          <w:tcPr/>
+          <w:p>
+            <w:pPr>
+              <w:pStyle w:val="Compact"/>
+              <w:ind w:firstLine="0" w:firstLineChars="0"/>
+            </w:pPr>
+            <w:r>
+              <w:rPr>
+                <w:rFonts w:hint="eastAsia"/>
+              </w:rPr>
+              <w:t xml:space="preserve">性能</w:t>
+            </w:r>
+          </w:p>
+        </w:tc>
+        <w:tc>
+          <w:tcPr/>
+          <w:p>
+            <w:pPr>
+              <w:pStyle w:val="Compact"/>
+              <w:ind w:firstLine="0" w:firstLineChars="0"/>
+            </w:pPr>
+            <w:r>
+              <w:rPr>
+                <w:rFonts w:hint="eastAsia"/>
+              </w:rPr>
+              <w:t xml:space="preserve">计算耗时</w:t>
+            </w:r>
+          </w:p>
+        </w:tc>
+        <w:tc>
+          <w:tcPr/>
+          <w:p>
+            <w:pPr>
+              <w:pStyle w:val="Compact"/>
+              <w:ind w:firstLine="0" w:firstLineChars="0"/>
+            </w:pPr>
+            <w:r>
+              <w:rPr>
+                <w:rFonts w:hint="eastAsia"/>
+              </w:rPr>
+              <w:t xml:space="preserve">算法从输入到输出的总秒数</w:t>
+            </w:r>
+          </w:p>
+        </w:tc>
+        <w:tc>
+          <w:tcPr/>
+          <w:p>
+            <w:pPr>
+              <w:pStyle w:val="Compact"/>
+              <w:ind w:firstLine="0" w:firstLineChars="0"/>
+            </w:pPr>
+            <w:r>
+              <w:rPr>
+                <w:rFonts w:hint="eastAsia"/>
+              </w:rPr>
+              <w:t xml:space="preserve">与人工</w:t>
+            </w:r>
+            <w:r>
+              <w:t xml:space="preserve"> 4-8 </w:t>
+            </w:r>
+            <w:r>
+              <w:rPr>
+                <w:rFonts w:hint="eastAsia"/>
+              </w:rPr>
+              <w:t xml:space="preserve">周方案对比</w:t>
+            </w:r>
+          </w:p>
+        </w:tc>
+      </w:tr>
+    </w:tbl>
+    <w:p>
+      <w:pPr>
+        <w:pStyle w:val="BodyText"/>
+      </w:pPr>
+      <w:r>
+        <w:rPr>
+          <w:rFonts w:hint="eastAsia"/>
+        </w:rPr>
+        <w:t xml:space="preserve">需要特别说明客户保留率的两种口径：</w:t>
+      </w:r>
+      <w:r>
+        <w:rPr>
+          <w:rFonts w:hint="eastAsia"/>
+          <w:b/>
+          <w:bCs/>
+        </w:rPr>
+        <w:t xml:space="preserve">按医院数计算</w:t>
+      </w:r>
+      <w:r>
+        <w:rPr>
+          <w:rFonts w:hint="eastAsia"/>
+        </w:rPr>
+        <w:t xml:space="preserve">只统计有多少家医院的辖区归属未变，把所有医院视为等权重；</w:t>
+      </w:r>
+      <w:r>
+        <w:rPr>
+          <w:rFonts w:hint="eastAsia"/>
+          <w:b/>
+          <w:bCs/>
+        </w:rPr>
+        <w:t xml:space="preserve">按</w:t>
+      </w:r>
+      <w:r>
+        <w:rPr>
+          <w:b/>
+          <w:bCs/>
+        </w:rPr>
+        <w:t xml:space="preserve"> Index </w:t>
+      </w:r>
+      <w:r>
+        <w:rPr>
+          <w:rFonts w:hint="eastAsia"/>
+          <w:b/>
+          <w:bCs/>
+        </w:rPr>
+        <w:t xml:space="preserve">加权计算</w:t>
+      </w:r>
+      <w:r>
+        <w:rPr>
+          <w:rFonts w:hint="eastAsia"/>
+        </w:rPr>
+        <w:t xml:space="preserve">则将每家医院的</w:t>
+      </w:r>
+      <w:r>
+        <w:t xml:space="preserve"> Index </w:t>
+      </w:r>
+      <w:r>
+        <w:rPr>
+          <w:rFonts w:hint="eastAsia"/>
+        </w:rPr>
+        <w:t xml:space="preserve">作为权重，反映”高价值客户关系是否被保留”。两种口径之间往往存在差异——按医院数算保留率较低、按</w:t>
+      </w:r>
+      <w:r>
+        <w:t xml:space="preserve"> Index </w:t>
+      </w:r>
+      <w:r>
+        <w:rPr>
+          <w:rFonts w:hint="eastAsia"/>
+        </w:rPr>
+        <w:t xml:space="preserve">加权后保留率较高，恰恰说明算法在客户关系保留上呈现”抓大放小”的特征：高</w:t>
+      </w:r>
+      <w:r>
+        <w:t xml:space="preserve"> Index </w:t>
+      </w:r>
+      <w:r>
+        <w:rPr>
+          <w:rFonts w:hint="eastAsia"/>
+        </w:rPr>
+        <w:t xml:space="preserve">大医院的关系更容易被</w:t>
+      </w:r>
+      <w:r>
+        <w:t xml:space="preserve"> Hungarian </w:t>
+      </w:r>
+      <w:r>
+        <w:rPr>
+          <w:rFonts w:hint="eastAsia"/>
+        </w:rPr>
+        <w:t xml:space="preserve">匹配优先保留下来，而低</w:t>
+      </w:r>
+      <w:r>
+        <w:t xml:space="preserve"> Index </w:t>
+      </w:r>
+      <w:r>
+        <w:rPr>
+          <w:rFonts w:hint="eastAsia"/>
+        </w:rPr>
+        <w:t xml:space="preserve">小医院则在均衡优化中被相对自由地重新分配。这种差异化保护与</w:t>
+      </w:r>
+      <w:r>
+        <w:t xml:space="preserve"> 4.4.3.2 </w:t>
+      </w:r>
+      <w:r>
+        <w:rPr>
+          <w:rFonts w:hint="eastAsia"/>
+        </w:rPr>
+        <w:t xml:space="preserve">节</w:t>
+      </w:r>
+      <w:r>
+        <w:t xml:space="preserve"> Hungarian </w:t>
+      </w:r>
+      <w:r>
+        <w:rPr>
+          <w:rFonts w:hint="eastAsia"/>
+        </w:rPr>
+        <w:t xml:space="preserve">医院级权重</w:t>
+      </w:r>
+      <w:r>
+        <w:t xml:space="preserve"> </w:t>
+      </w:r>
+      <m:oMath>
+        <m:sSup>
+          <m:e>
+            <m:r>
+              <m:rPr>
+                <m:nor/>
+                <m:sty m:val="p"/>
+              </m:rPr>
+              <m:t>idx</m:t>
+            </m:r>
+          </m:e>
+          <m:sup>
+            <m:r>
+              <m:t>2</m:t>
+            </m:r>
+          </m:sup>
+        </m:sSup>
+        <m:r>
+          <m:rPr>
+            <m:sty m:val="p"/>
+          </m:rPr>
+          <m:t>/</m:t>
+        </m:r>
+        <m:r>
+          <m:t>500</m:t>
+        </m:r>
+      </m:oMath>
+      <w:r>
+        <w:t xml:space="preserve"> </w:t>
+      </w:r>
+      <w:r>
+        <w:rPr>
+          <w:rFonts w:hint="eastAsia"/>
+        </w:rPr>
+        <w:t xml:space="preserve">的非线性设计直接对应。</w:t>
+      </w:r>
+    </w:p>
+    <w:bookmarkEnd w:id="131"/>
+    <w:bookmarkEnd w:id="132"/>
+    <w:bookmarkStart w:id="145" w:name="主样本验证湖南-bc-的-as-is-与-to-be-对比"/>
+    <w:p>
+      <w:pPr>
+        <w:pStyle w:val="Heading2"/>
+      </w:pPr>
+      <w:r>
+        <w:t xml:space="preserve">5.2 </w:t>
+      </w:r>
+      <w:r>
+        <w:rPr>
+          <w:rFonts w:hint="eastAsia"/>
+        </w:rPr>
+        <w:t xml:space="preserve">主样本验证：湖南</w:t>
+      </w:r>
+      <w:r>
+        <w:t xml:space="preserve"> BC </w:t>
+      </w:r>
+      <w:r>
+        <w:rPr>
+          <w:rFonts w:hint="eastAsia"/>
+        </w:rPr>
+        <w:t xml:space="preserve">的</w:t>
+      </w:r>
+      <w:r>
+        <w:t xml:space="preserve"> As-Is </w:t>
+      </w:r>
+      <w:r>
+        <w:rPr>
+          <w:rFonts w:hint="eastAsia"/>
+        </w:rPr>
+        <w:t xml:space="preserve">与</w:t>
+      </w:r>
+      <w:r>
+        <w:t xml:space="preserve"> To-Be </w:t>
+      </w:r>
+      <w:r>
+        <w:rPr>
+          <w:rFonts w:hint="eastAsia"/>
+        </w:rPr>
+        <w:t xml:space="preserve">对比</w:t>
+      </w:r>
+    </w:p>
+    <w:p>
+      <w:pPr>
+        <w:pStyle w:val="FirstParagraph"/>
+      </w:pPr>
+      <w:r>
+        <w:rPr>
+          <w:rFonts w:hint="eastAsia"/>
+        </w:rPr>
+        <w:t xml:space="preserve">湖南省</w:t>
+      </w:r>
+      <w:r>
+        <w:t xml:space="preserve"> BC </w:t>
+      </w:r>
+      <w:r>
+        <w:rPr>
+          <w:rFonts w:hint="eastAsia"/>
+        </w:rPr>
+        <w:t xml:space="preserve">产品组数据共包含</w:t>
+      </w:r>
+      <w:r>
+        <w:t xml:space="preserve"> 60 </w:t>
+      </w:r>
+      <w:r>
+        <w:rPr>
+          <w:rFonts w:hint="eastAsia"/>
+        </w:rPr>
+        <w:t xml:space="preserve">家医院、16</w:t>
+      </w:r>
+      <w:r>
+        <w:t xml:space="preserve"> </w:t>
+      </w:r>
+      <w:r>
+        <w:rPr>
+          <w:rFonts w:hint="eastAsia"/>
+        </w:rPr>
+        <w:t xml:space="preserve">个辖区，是中部经济发达省份的典型代表，也呈现出”省级专科医院</w:t>
+      </w:r>
+      <w:r>
+        <w:t xml:space="preserve"> Index </w:t>
+      </w:r>
+      <w:r>
+        <w:rPr>
+          <w:rFonts w:hint="eastAsia"/>
+        </w:rPr>
+        <w:t xml:space="preserve">占比畸高、外加多个地市级辖区中等规模”的复合型分布形态。这种分布既包含了高</w:t>
+      </w:r>
+      <w:r>
+        <w:t xml:space="preserve"> Index </w:t>
+      </w:r>
+      <w:r>
+        <w:rPr>
+          <w:rFonts w:hint="eastAsia"/>
+        </w:rPr>
+        <w:t xml:space="preserve">大医院的处理（验证</w:t>
+      </w:r>
+      <w:r>
+        <w:t xml:space="preserve"> 4.2.3 </w:t>
+      </w:r>
+      <w:r>
+        <w:rPr>
+          <w:rFonts w:hint="eastAsia"/>
+        </w:rPr>
+        <w:t xml:space="preserve">节虚拟拆分机制），也覆盖了多地市的常规辖区均衡，对算法的考验更为综合。本节以湖南</w:t>
+      </w:r>
+      <w:r>
+        <w:t xml:space="preserve"> BC </w:t>
+      </w:r>
+      <w:r>
+        <w:rPr>
+          <w:rFonts w:hint="eastAsia"/>
+        </w:rPr>
+        <w:t xml:space="preserve">为主样本，深入展开</w:t>
+      </w:r>
+      <w:r>
+        <w:t xml:space="preserve"> Index </w:t>
+      </w:r>
+      <w:r>
+        <w:rPr>
+          <w:rFonts w:hint="eastAsia"/>
+        </w:rPr>
+        <w:t xml:space="preserve">均衡度、地理紧凑性、客户关系延续性三个维度的对比分析。</w:t>
+      </w:r>
+    </w:p>
+    <w:bookmarkStart w:id="136" w:name="index-均衡度对比"/>
+    <w:p>
+      <w:pPr>
+        <w:pStyle w:val="Heading3"/>
+      </w:pPr>
+      <w:r>
+        <w:t xml:space="preserve">5.2.1 Index </w:t>
+      </w:r>
+      <w:r>
+        <w:rPr>
+          <w:rFonts w:hint="eastAsia"/>
+        </w:rPr>
+        <w:t xml:space="preserve">均衡度对比</w:t>
+      </w:r>
+    </w:p>
+    <w:p>
+      <w:pPr>
+        <w:pStyle w:val="FirstParagraph"/>
+      </w:pPr>
+      <w:r>
+        <w:t xml:space="preserve">Index </w:t>
+      </w:r>
+      <w:r>
+        <w:rPr>
+          <w:rFonts w:hint="eastAsia"/>
+        </w:rPr>
+        <w:t xml:space="preserve">均衡度是辖区分配公平性的核心度量，直接关系到销售代表的工作量是否公平、绩效考核是否合理。湖南</w:t>
+      </w:r>
+      <w:r>
+        <w:t xml:space="preserve"> BC </w:t>
+      </w:r>
+      <w:r>
+        <w:rPr>
+          <w:rFonts w:hint="eastAsia"/>
+        </w:rPr>
+        <w:t xml:space="preserve">在</w:t>
+      </w:r>
+      <w:r>
+        <w:t xml:space="preserve"> As-Is </w:t>
+      </w:r>
+      <w:r>
+        <w:rPr>
+          <w:rFonts w:hint="eastAsia"/>
+        </w:rPr>
+        <w:t xml:space="preserve">人工分配下，16</w:t>
+      </w:r>
+      <w:r>
+        <w:t xml:space="preserve"> </w:t>
+      </w:r>
+      <w:r>
+        <w:rPr>
+          <w:rFonts w:hint="eastAsia"/>
+        </w:rPr>
+        <w:t xml:space="preserve">个辖区的</w:t>
+      </w:r>
+      <w:r>
+        <w:t xml:space="preserve"> Index </w:t>
+      </w:r>
+      <w:r>
+        <w:rPr>
+          <w:rFonts w:hint="eastAsia"/>
+        </w:rPr>
+        <w:t xml:space="preserve">总和呈现高度不均衡的态势：辖区</w:t>
+      </w:r>
+      <w:r>
+        <w:t xml:space="preserve"> Index </w:t>
+      </w:r>
+      <w:r>
+        <w:rPr>
+          <w:rFonts w:hint="eastAsia"/>
+        </w:rPr>
+        <w:t xml:space="preserve">标准差为</w:t>
+      </w:r>
+      <w:r>
+        <w:t xml:space="preserve"> </w:t>
+      </w:r>
+      <w:r>
+        <w:rPr>
+          <w:rFonts w:hint="eastAsia"/>
+        </w:rPr>
+        <w:t xml:space="preserve">442.8、变异系数</w:t>
+      </w:r>
+      <w:r>
+        <w:t xml:space="preserve"> CV = </w:t>
+      </w:r>
+      <w:r>
+        <w:rPr>
+          <w:rFonts w:hint="eastAsia"/>
+        </w:rPr>
+        <w:t xml:space="preserve">44.3%、最大辖区</w:t>
+      </w:r>
+      <w:r>
+        <w:t xml:space="preserve"> Index </w:t>
+      </w:r>
+      <w:r>
+        <w:rPr>
+          <w:rFonts w:hint="eastAsia"/>
+        </w:rPr>
+        <w:t xml:space="preserve">高达</w:t>
+      </w:r>
+      <w:r>
+        <w:t xml:space="preserve"> 2521 </w:t>
+      </w:r>
+      <w:r>
+        <w:rPr>
+          <w:rFonts w:hint="eastAsia"/>
+        </w:rPr>
+        <w:t xml:space="preserve">而最小仅为</w:t>
+      </w:r>
+      <w:r>
+        <w:t xml:space="preserve"> </w:t>
+      </w:r>
+      <w:r>
+        <w:rPr>
+          <w:rFonts w:hint="eastAsia"/>
+        </w:rPr>
+        <w:t xml:space="preserve">592（最高与最低相差</w:t>
+      </w:r>
+      <w:r>
+        <w:t xml:space="preserve"> 4.3 </w:t>
+      </w:r>
+      <w:r>
+        <w:rPr>
+          <w:rFonts w:hint="eastAsia"/>
+        </w:rPr>
+        <w:t xml:space="preserve">倍）；其中超出</w:t>
+      </w:r>
+      <w:r>
+        <w:t xml:space="preserve"> ±20% </w:t>
+      </w:r>
+      <w:r>
+        <w:rPr>
+          <w:rFonts w:hint="eastAsia"/>
+        </w:rPr>
+        <w:t xml:space="preserve">阈值（即</w:t>
+      </w:r>
+      <w:r>
+        <w:t xml:space="preserve"> Index </w:t>
+      </w:r>
+      <w:r>
+        <w:rPr>
+          <w:rFonts w:hint="eastAsia"/>
+        </w:rPr>
+        <w:t xml:space="preserve">偏离</w:t>
+      </w:r>
+      <w:r>
+        <w:t xml:space="preserve"> 1000 </w:t>
+      </w:r>
+      <w:r>
+        <w:rPr>
+          <w:rFonts w:hint="eastAsia"/>
+        </w:rPr>
+        <w:t xml:space="preserve">超过</w:t>
+      </w:r>
+      <w:r>
+        <w:t xml:space="preserve"> 200 </w:t>
+      </w:r>
+      <w:r>
+        <w:rPr>
+          <w:rFonts w:hint="eastAsia"/>
+        </w:rPr>
+        <w:t xml:space="preserve">点）的辖区共</w:t>
+      </w:r>
+      <w:r>
+        <w:t xml:space="preserve"> 8 </w:t>
+      </w:r>
+      <w:r>
+        <w:rPr>
+          <w:rFonts w:hint="eastAsia"/>
+        </w:rPr>
+        <w:t xml:space="preserve">个，占总辖区数的</w:t>
+      </w:r>
+      <w:r>
+        <w:t xml:space="preserve"> </w:t>
+      </w:r>
+      <w:r>
+        <w:rPr>
+          <w:rFonts w:hint="eastAsia"/>
+        </w:rPr>
+        <w:t xml:space="preserve">50.0%。失衡的核心来源是省级肿瘤专科医院——这家三甲专科的全</w:t>
+      </w:r>
+      <w:r>
+        <w:t xml:space="preserve"> Index </w:t>
+      </w:r>
+      <w:r>
+        <w:rPr>
+          <w:rFonts w:hint="eastAsia"/>
+        </w:rPr>
+        <w:t xml:space="preserve">接近</w:t>
+      </w:r>
+      <w:r>
+        <w:t xml:space="preserve"> </w:t>
+      </w:r>
+      <w:r>
+        <w:rPr>
+          <w:rFonts w:hint="eastAsia"/>
+        </w:rPr>
+        <w:t xml:space="preserve">3250、远超</w:t>
+      </w:r>
+      <w:r>
+        <w:t xml:space="preserve"> 1.5 </w:t>
+      </w:r>
+      <w:r>
+        <w:rPr>
+          <w:rFonts w:hint="eastAsia"/>
+        </w:rPr>
+        <w:t xml:space="preserve">倍理想值的虚拟拆分门槛，但</w:t>
+      </w:r>
+      <w:r>
+        <w:t xml:space="preserve"> As-Is </w:t>
+      </w:r>
+      <w:r>
+        <w:rPr>
+          <w:rFonts w:hint="eastAsia"/>
+        </w:rPr>
+        <w:t xml:space="preserve">中它仅由两位代表共岗覆盖（一位占</w:t>
+      </w:r>
+      <w:r>
+        <w:t xml:space="preserve"> </w:t>
+      </w:r>
+      <w:r>
+        <w:rPr>
+          <w:rFonts w:hint="eastAsia"/>
+        </w:rPr>
+        <w:t xml:space="preserve">70%、另一位占</w:t>
+      </w:r>
+      <w:r>
+        <w:t xml:space="preserve"> </w:t>
+      </w:r>
+      <w:r>
+        <w:rPr>
+          <w:rFonts w:hint="eastAsia"/>
+        </w:rPr>
+        <w:t xml:space="preserve">30%），导致其</w:t>
+      </w:r>
+      <w:r>
+        <w:t xml:space="preserve"> 70% </w:t>
+      </w:r>
+      <w:r>
+        <w:rPr>
+          <w:rFonts w:hint="eastAsia"/>
+        </w:rPr>
+        <w:t xml:space="preserve">份额所归属的辖区</w:t>
+      </w:r>
+      <w:r>
+        <w:t xml:space="preserve"> Index </w:t>
+      </w:r>
+      <w:r>
+        <w:rPr>
+          <w:rFonts w:hint="eastAsia"/>
+        </w:rPr>
+        <w:t xml:space="preserve">高达</w:t>
+      </w:r>
+      <w:r>
+        <w:t xml:space="preserve"> </w:t>
+      </w:r>
+      <w:r>
+        <w:rPr>
+          <w:rFonts w:hint="eastAsia"/>
+        </w:rPr>
+        <w:t xml:space="preserve">2521，是理想值的</w:t>
+      </w:r>
+      <w:r>
+        <w:t xml:space="preserve"> 2.5 </w:t>
+      </w:r>
+      <w:r>
+        <w:rPr>
+          <w:rFonts w:hint="eastAsia"/>
+        </w:rPr>
+        <w:t xml:space="preserve">倍。</w:t>
+      </w:r>
+    </w:p>
+    <w:p>
+      <w:pPr>
+        <w:pStyle w:val="BodyText"/>
+      </w:pPr>
+      <w:r>
+        <w:rPr>
+          <w:rFonts w:hint="eastAsia"/>
+        </w:rPr>
+        <w:t xml:space="preserve">经过算法的两阶段优化后，To-Be</w:t>
+      </w:r>
+      <w:r>
+        <w:t xml:space="preserve"> </w:t>
+      </w:r>
+      <w:r>
+        <w:rPr>
+          <w:rFonts w:hint="eastAsia"/>
+        </w:rPr>
+        <w:t xml:space="preserve">分配的均衡度显著改善：标准差从</w:t>
+      </w:r>
+      <w:r>
+        <w:t xml:space="preserve"> 442.8 </w:t>
+      </w:r>
+      <w:r>
+        <w:rPr>
+          <w:rFonts w:hint="eastAsia"/>
+        </w:rPr>
+        <w:t xml:space="preserve">降至</w:t>
+      </w:r>
+      <w:r>
+        <w:t xml:space="preserve"> 192.6、CV </w:t>
+      </w:r>
+      <w:r>
+        <w:rPr>
+          <w:rFonts w:hint="eastAsia"/>
+        </w:rPr>
+        <w:t xml:space="preserve">从</w:t>
+      </w:r>
+      <w:r>
+        <w:t xml:space="preserve"> 44.3% </w:t>
+      </w:r>
+      <w:r>
+        <w:rPr>
+          <w:rFonts w:hint="eastAsia"/>
+        </w:rPr>
+        <w:t xml:space="preserve">降至</w:t>
+      </w:r>
+      <w:r>
+        <w:t xml:space="preserve"> </w:t>
+      </w:r>
+      <w:r>
+        <w:rPr>
+          <w:rFonts w:hint="eastAsia"/>
+        </w:rPr>
+        <w:t xml:space="preserve">19.3%（改善</w:t>
+      </w:r>
+      <w:r>
+        <w:t xml:space="preserve"> </w:t>
+      </w:r>
+      <w:r>
+        <w:rPr>
+          <w:rFonts w:hint="eastAsia"/>
+        </w:rPr>
+        <w:t xml:space="preserve">56.5%）；最大辖区</w:t>
+      </w:r>
+      <w:r>
+        <w:t xml:space="preserve"> Index </w:t>
+      </w:r>
+      <w:r>
+        <w:rPr>
+          <w:rFonts w:hint="eastAsia"/>
+        </w:rPr>
+        <w:t xml:space="preserve">从</w:t>
+      </w:r>
+      <w:r>
+        <w:t xml:space="preserve"> 2521 </w:t>
+      </w:r>
+      <w:r>
+        <w:rPr>
+          <w:rFonts w:hint="eastAsia"/>
+        </w:rPr>
+        <w:t xml:space="preserve">收敛到</w:t>
+      </w:r>
+      <w:r>
+        <w:t xml:space="preserve"> </w:t>
+      </w:r>
+      <w:r>
+        <w:rPr>
+          <w:rFonts w:hint="eastAsia"/>
+        </w:rPr>
+        <w:t xml:space="preserve">1348（降幅</w:t>
+      </w:r>
+      <w:r>
+        <w:t xml:space="preserve"> </w:t>
+      </w:r>
+      <w:r>
+        <w:rPr>
+          <w:rFonts w:hint="eastAsia"/>
+        </w:rPr>
+        <w:t xml:space="preserve">46.5%），最小辖区从</w:t>
+      </w:r>
+      <w:r>
+        <w:t xml:space="preserve"> 592 </w:t>
+      </w:r>
+      <w:r>
+        <w:rPr>
+          <w:rFonts w:hint="eastAsia"/>
+        </w:rPr>
+        <w:t xml:space="preserve">升至</w:t>
+      </w:r>
+      <w:r>
+        <w:t xml:space="preserve"> </w:t>
+      </w:r>
+      <w:r>
+        <w:rPr>
+          <w:rFonts w:hint="eastAsia"/>
+        </w:rPr>
+        <w:t xml:space="preserve">676；最高与最低的差距从</w:t>
+      </w:r>
+      <w:r>
+        <w:t xml:space="preserve"> 4.3 </w:t>
+      </w:r>
+      <w:r>
+        <w:rPr>
+          <w:rFonts w:hint="eastAsia"/>
+        </w:rPr>
+        <w:t xml:space="preserve">倍缩小至</w:t>
+      </w:r>
+      <w:r>
+        <w:t xml:space="preserve"> 2.0 </w:t>
+      </w:r>
+      <w:r>
+        <w:rPr>
+          <w:rFonts w:hint="eastAsia"/>
+        </w:rPr>
+        <w:t xml:space="preserve">倍；超出</w:t>
+      </w:r>
+      <w:r>
+        <w:t xml:space="preserve"> ±20% </w:t>
+      </w:r>
+      <w:r>
+        <w:rPr>
+          <w:rFonts w:hint="eastAsia"/>
+        </w:rPr>
+        <w:t xml:space="preserve">阈值的辖区数从</w:t>
+      </w:r>
+      <w:r>
+        <w:t xml:space="preserve"> 8 </w:t>
+      </w:r>
+      <w:r>
+        <w:rPr>
+          <w:rFonts w:hint="eastAsia"/>
+        </w:rPr>
+        <w:t xml:space="preserve">个降到</w:t>
+      </w:r>
+      <w:r>
+        <w:t xml:space="preserve"> 6 </w:t>
+      </w:r>
+      <w:r>
+        <w:rPr>
+          <w:rFonts w:hint="eastAsia"/>
+        </w:rPr>
+        <w:t xml:space="preserve">个。算法对超阈辖区的处理路径直接对应</w:t>
+      </w:r>
+      <w:r>
+        <w:t xml:space="preserve"> 4.2.3 </w:t>
+      </w:r>
+      <w:r>
+        <w:rPr>
+          <w:rFonts w:hint="eastAsia"/>
+        </w:rPr>
+        <w:t xml:space="preserve">节描述的虚拟拆分机制：那家全</w:t>
+      </w:r>
+      <w:r>
+        <w:t xml:space="preserve"> Index = 3250 </w:t>
+      </w:r>
+      <w:r>
+        <w:rPr>
+          <w:rFonts w:hint="eastAsia"/>
+        </w:rPr>
+        <w:t xml:space="preserve">的省级肿瘤医院被拆为</w:t>
+      </w:r>
+      <w:r>
+        <w:t xml:space="preserve"> 3 </w:t>
+      </w:r>
+      <w:r>
+        <w:rPr>
+          <w:rFonts w:hint="eastAsia"/>
+        </w:rPr>
+        <w:t xml:space="preserve">份（round(3250/1000)</w:t>
+      </w:r>
+      <w:r>
+        <w:t xml:space="preserve"> = </w:t>
+      </w:r>
+      <w:r>
+        <w:rPr>
+          <w:rFonts w:hint="eastAsia"/>
+        </w:rPr>
+        <w:t xml:space="preserve">3），3</w:t>
+      </w:r>
+      <w:r>
+        <w:t xml:space="preserve"> </w:t>
+      </w:r>
+      <w:r>
+        <w:rPr>
+          <w:rFonts w:hint="eastAsia"/>
+        </w:rPr>
+        <w:t xml:space="preserve">份分别归属</w:t>
+      </w:r>
+      <w:r>
+        <w:t xml:space="preserve"> 3 </w:t>
+      </w:r>
+      <w:r>
+        <w:rPr>
+          <w:rFonts w:hint="eastAsia"/>
+        </w:rPr>
+        <w:t xml:space="preserve">个不同的代表，单一代表不再独占其</w:t>
+      </w:r>
+      <w:r>
+        <w:t xml:space="preserve"> 70% </w:t>
+      </w:r>
+      <w:r>
+        <w:rPr>
+          <w:rFonts w:hint="eastAsia"/>
+        </w:rPr>
+        <w:t xml:space="preserve">的份额——这一调整让原先依赖”少数大医院支撑”的辖区结构转变为”多份额分散覆盖”的均衡结构。图</w:t>
+      </w:r>
+      <w:r>
+        <w:t xml:space="preserve"> 5-1 </w:t>
+      </w:r>
+      <w:r>
+        <w:rPr>
+          <w:rFonts w:hint="eastAsia"/>
+        </w:rPr>
+        <w:t xml:space="preserve">通过蝴蝶图直观展示了</w:t>
+      </w:r>
+      <w:r>
+        <w:t xml:space="preserve"> 16 </w:t>
+      </w:r>
+      <w:r>
+        <w:rPr>
+          <w:rFonts w:hint="eastAsia"/>
+        </w:rPr>
+        <w:t xml:space="preserve">个辖区在</w:t>
+      </w:r>
+      <w:r>
+        <w:t xml:space="preserve"> As-Is </w:t>
+      </w:r>
+      <w:r>
+        <w:rPr>
+          <w:rFonts w:hint="eastAsia"/>
+        </w:rPr>
+        <w:t xml:space="preserve">与</w:t>
+      </w:r>
+      <w:r>
+        <w:t xml:space="preserve"> To-Be </w:t>
+      </w:r>
+      <w:r>
+        <w:rPr>
+          <w:rFonts w:hint="eastAsia"/>
+        </w:rPr>
+        <w:t xml:space="preserve">下的</w:t>
+      </w:r>
+      <w:r>
+        <w:t xml:space="preserve"> Index </w:t>
+      </w:r>
+      <w:r>
+        <w:rPr>
+          <w:rFonts w:hint="eastAsia"/>
+        </w:rPr>
+        <w:t xml:space="preserve">分布对比。</w:t>
+      </w:r>
+    </w:p>
+    <w:p>
+      <w:pPr>
+        <w:pStyle w:val="CaptionedFigure"/>
+      </w:pPr>
+      <w:r>
+        <w:drawing>
+          <wp:inline>
+            <wp:extent cx="5537200" cy="3290769"/>
+            <wp:effectExtent b="0" l="0" r="0" t="0"/>
+            <wp:docPr descr="图 5-1 湖南 BC 主样本 As-Is 与 To-Be Index 均衡度对比" title="" id="134" name="Picture"/>
+            <a:graphic>
+              <a:graphicData uri="http://schemas.openxmlformats.org/drawingml/2006/picture">
+                <pic:pic>
+                  <pic:nvPicPr>
+                    <pic:cNvPr descr="figures/fig5-1.png" id="135" name="Picture"/>
+                    <pic:cNvPicPr>
+                      <a:picLocks noChangeArrowheads="1" noChangeAspect="1"/>
+                    </pic:cNvPicPr>
+                  </pic:nvPicPr>
+                  <pic:blipFill>
+                    <a:blip r:embed="rId133"/>
+                    <a:stretch>
+                      <a:fillRect/>
+                    </a:stretch>
+                  </pic:blipFill>
+                  <pic:spPr bwMode="auto">
+                    <a:xfrm>
+                      <a:off x="0" y="0"/>
+                      <a:ext cx="5537200" cy="3290769"/>
+                    </a:xfrm>
+                    <a:prstGeom prst="rect">
+                      <a:avLst/>
+                    </a:prstGeom>
+                    <a:noFill/>
+                    <a:ln w="9525">
+                      <a:noFill/>
+                      <a:headEnd/>
+                      <a:tailEnd/>
+                    </a:ln>
+                  </pic:spPr>
+                </pic:pic>
+              </a:graphicData>
+            </a:graphic>
+          </wp:inline>
+        </w:drawing>
+      </w:r>
+    </w:p>
+    <w:p>
+      <w:pPr>
+        <w:pStyle w:val="ImageCaption"/>
+      </w:pPr>
+      <w:r>
+        <w:rPr>
+          <w:rFonts w:hint="eastAsia"/>
+        </w:rPr>
+        <w:t xml:space="preserve">图</w:t>
+      </w:r>
+      <w:r>
+        <w:t xml:space="preserve"> 5-1 </w:t>
+      </w:r>
+      <w:r>
+        <w:rPr>
+          <w:rFonts w:hint="eastAsia"/>
+        </w:rPr>
+        <w:t xml:space="preserve">湖南</w:t>
+      </w:r>
+      <w:r>
+        <w:t xml:space="preserve"> BC </w:t>
+      </w:r>
+      <w:r>
+        <w:rPr>
+          <w:rFonts w:hint="eastAsia"/>
+        </w:rPr>
+        <w:t xml:space="preserve">主样本</w:t>
+      </w:r>
+      <w:r>
+        <w:t xml:space="preserve"> As-Is </w:t>
+      </w:r>
+      <w:r>
+        <w:rPr>
+          <w:rFonts w:hint="eastAsia"/>
+        </w:rPr>
+        <w:t xml:space="preserve">与</w:t>
+      </w:r>
+      <w:r>
+        <w:t xml:space="preserve"> To-Be Index </w:t>
+      </w:r>
+      <w:r>
+        <w:rPr>
+          <w:rFonts w:hint="eastAsia"/>
+        </w:rPr>
+        <w:t xml:space="preserve">均衡度对比</w:t>
+      </w:r>
+    </w:p>
+    <w:p>
+      <w:pPr>
+        <w:pStyle w:val="BodyText"/>
+      </w:pPr>
+      <w:r>
+        <w:rPr>
+          <w:rFonts w:hint="eastAsia"/>
+        </w:rPr>
+        <w:t xml:space="preserve">数据来源：作者基于业内某跨国药企</w:t>
+      </w:r>
+      <w:r>
+        <w:t xml:space="preserve"> BC </w:t>
+      </w:r>
+      <w:r>
+        <w:rPr>
+          <w:rFonts w:hint="eastAsia"/>
+        </w:rPr>
+        <w:t xml:space="preserve">产品组湖南省脱敏数据</w:t>
+      </w:r>
+      <w:r>
+        <w:t xml:space="preserve"> + </w:t>
+      </w:r>
+      <w:r>
+        <w:rPr>
+          <w:rFonts w:hint="eastAsia"/>
+        </w:rPr>
+        <w:t xml:space="preserve">论文项目本地算法（commit</w:t>
+      </w:r>
+      <w:r>
+        <w:t xml:space="preserve"> </w:t>
+      </w:r>
+      <w:r>
+        <w:rPr>
+          <w:rFonts w:hint="eastAsia"/>
+        </w:rPr>
+        <w:t xml:space="preserve">cbc1a756）实证生成。</w:t>
+      </w:r>
+    </w:p>
+    <w:p>
+      <w:pPr>
+        <w:pStyle w:val="BodyText"/>
+      </w:pPr>
+      <w:r>
+        <w:rPr>
+          <w:rFonts w:hint="eastAsia"/>
+        </w:rPr>
+        <w:t xml:space="preserve">从蝴蝶图可以清晰看到：As-Is</w:t>
+      </w:r>
+      <w:r>
+        <w:t xml:space="preserve"> </w:t>
+      </w:r>
+      <w:r>
+        <w:rPr>
+          <w:rFonts w:hint="eastAsia"/>
+        </w:rPr>
+        <w:t xml:space="preserve">一侧（左）的辖区</w:t>
+      </w:r>
+      <w:r>
+        <w:t xml:space="preserve"> Index </w:t>
+      </w:r>
+      <w:r>
+        <w:rPr>
+          <w:rFonts w:hint="eastAsia"/>
+        </w:rPr>
+        <w:t xml:space="preserve">分布呈现明显的离散态势，最大辖区接近</w:t>
+      </w:r>
+      <w:r>
+        <w:t xml:space="preserve"> </w:t>
+      </w:r>
+      <w:r>
+        <w:rPr>
+          <w:rFonts w:hint="eastAsia"/>
+        </w:rPr>
+        <w:t xml:space="preserve">2521、最小不到</w:t>
+      </w:r>
+      <w:r>
+        <w:t xml:space="preserve"> </w:t>
+      </w:r>
+      <w:r>
+        <w:rPr>
+          <w:rFonts w:hint="eastAsia"/>
+        </w:rPr>
+        <w:t xml:space="preserve">600，分布带宽</w:t>
+      </w:r>
+      <w:r>
+        <w:t xml:space="preserve"> 1900 </w:t>
+      </w:r>
+      <w:r>
+        <w:rPr>
+          <w:rFonts w:hint="eastAsia"/>
+        </w:rPr>
+        <w:t xml:space="preserve">余点；而</w:t>
+      </w:r>
+      <w:r>
+        <w:t xml:space="preserve"> To-Be </w:t>
+      </w:r>
+      <w:r>
+        <w:rPr>
+          <w:rFonts w:hint="eastAsia"/>
+        </w:rPr>
+        <w:t xml:space="preserve">一侧（右）的分布大多集中在</w:t>
+      </w:r>
+      <w:r>
+        <w:t xml:space="preserve"> 800-1200 </w:t>
+      </w:r>
+      <w:r>
+        <w:rPr>
+          <w:rFonts w:hint="eastAsia"/>
+        </w:rPr>
+        <w:t xml:space="preserve">的</w:t>
+      </w:r>
+      <w:r>
+        <w:t xml:space="preserve"> ±20% </w:t>
+      </w:r>
+      <w:r>
+        <w:rPr>
+          <w:rFonts w:hint="eastAsia"/>
+        </w:rPr>
+        <w:t xml:space="preserve">阈值带内，分布带宽收缩到</w:t>
+      </w:r>
+      <w:r>
+        <w:t xml:space="preserve"> 700 </w:t>
+      </w:r>
+      <w:r>
+        <w:rPr>
+          <w:rFonts w:hint="eastAsia"/>
+        </w:rPr>
+        <w:t xml:space="preserve">点以内，仅有</w:t>
+      </w:r>
+      <w:r>
+        <w:t xml:space="preserve"> 2-3 </w:t>
+      </w:r>
+      <w:r>
+        <w:rPr>
+          <w:rFonts w:hint="eastAsia"/>
+        </w:rPr>
+        <w:t xml:space="preserve">个辖区因受业务硬约束（如锁定医院分布、一对一城市保护）略微突破阈值。这种”分布带由宽变窄”的视觉效果直观证明了算法的均衡化能力。</w:t>
+      </w:r>
+    </w:p>
+    <w:p>
+      <w:pPr>
+        <w:pStyle w:val="BodyText"/>
+      </w:pPr>
+      <w:r>
+        <w:rPr>
+          <w:rFonts w:hint="eastAsia"/>
+        </w:rPr>
+        <w:t xml:space="preserve">均衡度的实证结果与第三章</w:t>
+      </w:r>
+      <w:r>
+        <w:t xml:space="preserve"> 3.3.3 </w:t>
+      </w:r>
+      <w:r>
+        <w:rPr>
+          <w:rFonts w:hint="eastAsia"/>
+        </w:rPr>
+        <w:t xml:space="preserve">节调研中</w:t>
+      </w:r>
+      <w:r>
+        <w:t xml:space="preserve"> D2 </w:t>
+      </w:r>
+      <w:r>
+        <w:rPr>
+          <w:rFonts w:hint="eastAsia"/>
+        </w:rPr>
+        <w:t xml:space="preserve">题”83%</w:t>
+      </w:r>
+      <w:r>
+        <w:t xml:space="preserve"> </w:t>
+      </w:r>
+      <w:r>
+        <w:rPr>
+          <w:rFonts w:hint="eastAsia"/>
+        </w:rPr>
+        <w:t xml:space="preserve">受访者认为</w:t>
+      </w:r>
+      <w:r>
+        <w:t xml:space="preserve"> Index </w:t>
+      </w:r>
+      <w:r>
+        <w:rPr>
+          <w:rFonts w:hint="eastAsia"/>
+        </w:rPr>
+        <w:t xml:space="preserve">容忍带在</w:t>
+      </w:r>
+      <w:r>
+        <w:t xml:space="preserve"> ±10%-±20% </w:t>
+      </w:r>
+      <w:r>
+        <w:rPr>
+          <w:rFonts w:hint="eastAsia"/>
+        </w:rPr>
+        <w:t xml:space="preserve">之间”的业务期望相吻合：算法把超出</w:t>
+      </w:r>
+      <w:r>
+        <w:t xml:space="preserve"> ±20% </w:t>
+      </w:r>
+      <w:r>
+        <w:rPr>
+          <w:rFonts w:hint="eastAsia"/>
+        </w:rPr>
+        <w:t xml:space="preserve">阈值的辖区比例从</w:t>
+      </w:r>
+      <w:r>
+        <w:t xml:space="preserve"> 50% </w:t>
+      </w:r>
+      <w:r>
+        <w:rPr>
+          <w:rFonts w:hint="eastAsia"/>
+        </w:rPr>
+        <w:t xml:space="preserve">降低到</w:t>
+      </w:r>
+      <w:r>
+        <w:t xml:space="preserve"> </w:t>
+      </w:r>
+      <w:r>
+        <w:rPr>
+          <w:rFonts w:hint="eastAsia"/>
+        </w:rPr>
+        <w:t xml:space="preserve">37.5%，让多数辖区落入业务可接受范围。更直观地，CV</w:t>
+      </w:r>
+      <w:r>
+        <w:t xml:space="preserve"> </w:t>
+      </w:r>
+      <w:r>
+        <w:rPr>
+          <w:rFonts w:hint="eastAsia"/>
+        </w:rPr>
+        <w:t xml:space="preserve">改善</w:t>
+      </w:r>
+      <w:r>
+        <w:t xml:space="preserve"> 56.5% </w:t>
+      </w:r>
+      <w:r>
+        <w:rPr>
+          <w:rFonts w:hint="eastAsia"/>
+        </w:rPr>
+        <w:t xml:space="preserve">意味着销售团队中”工作量明显过重或过轻”的代表数量大幅减少，绩效考核的公平性基础显著增强。</w:t>
+      </w:r>
+    </w:p>
+    <w:bookmarkEnd w:id="136"/>
+    <w:bookmarkStart w:id="140" w:name="地理紧凑性对比"/>
+    <w:p>
+      <w:pPr>
+        <w:pStyle w:val="Heading3"/>
+      </w:pPr>
+      <w:r>
+        <w:t xml:space="preserve">5.2.2 </w:t>
+      </w:r>
+      <w:r>
+        <w:rPr>
+          <w:rFonts w:hint="eastAsia"/>
+        </w:rPr>
+        <w:t xml:space="preserve">地理紧凑性对比</w:t>
+      </w:r>
+    </w:p>
+    <w:p>
+      <w:pPr>
+        <w:pStyle w:val="FirstParagraph"/>
+      </w:pPr>
+      <w:r>
+        <w:rPr>
+          <w:rFonts w:hint="eastAsia"/>
+        </w:rPr>
+        <w:t xml:space="preserve">地理紧凑性影响销售代表的差旅成本与拜访频次。湖南</w:t>
+      </w:r>
+      <w:r>
+        <w:t xml:space="preserve"> BC </w:t>
+      </w:r>
+      <w:r>
+        <w:rPr>
+          <w:rFonts w:hint="eastAsia"/>
+        </w:rPr>
+        <w:t xml:space="preserve">在</w:t>
+      </w:r>
+      <w:r>
+        <w:t xml:space="preserve"> As-Is </w:t>
+      </w:r>
+      <w:r>
+        <w:rPr>
+          <w:rFonts w:hint="eastAsia"/>
+        </w:rPr>
+        <w:t xml:space="preserve">分配下，辖区内最远点到质心的平均距离为</w:t>
+      </w:r>
+      <w:r>
+        <w:t xml:space="preserve"> 50.9 </w:t>
+      </w:r>
+      <w:r>
+        <w:rPr>
+          <w:rFonts w:hint="eastAsia"/>
+        </w:rPr>
+        <w:t xml:space="preserve">km，最远辖区半径达</w:t>
+      </w:r>
+      <w:r>
+        <w:t xml:space="preserve"> 218.3 </w:t>
+      </w:r>
+      <w:r>
+        <w:rPr>
+          <w:rFonts w:hint="eastAsia"/>
+        </w:rPr>
+        <w:t xml:space="preserve">km（覆盖了从长沙到湘西的跨地市辖区）；平均每辖区覆盖</w:t>
+      </w:r>
+      <w:r>
+        <w:t xml:space="preserve"> 1.25 </w:t>
+      </w:r>
+      <w:r>
+        <w:rPr>
+          <w:rFonts w:hint="eastAsia"/>
+        </w:rPr>
+        <w:t xml:space="preserve">个城市。To-Be</w:t>
+      </w:r>
+      <w:r>
+        <w:t xml:space="preserve"> </w:t>
+      </w:r>
+      <w:r>
+        <w:rPr>
+          <w:rFonts w:hint="eastAsia"/>
+        </w:rPr>
+        <w:t xml:space="preserve">分配将平均最大半径从</w:t>
+      </w:r>
+      <w:r>
+        <w:t xml:space="preserve"> 50.9 km </w:t>
+      </w:r>
+      <w:r>
+        <w:rPr>
+          <w:rFonts w:hint="eastAsia"/>
+        </w:rPr>
+        <w:t xml:space="preserve">降至</w:t>
+      </w:r>
+      <w:r>
+        <w:t xml:space="preserve"> 37.4 </w:t>
+      </w:r>
+      <w:r>
+        <w:rPr>
+          <w:rFonts w:hint="eastAsia"/>
+        </w:rPr>
+        <w:t xml:space="preserve">km（改善</w:t>
+      </w:r>
+      <w:r>
+        <w:t xml:space="preserve"> </w:t>
+      </w:r>
+      <w:r>
+        <w:rPr>
+          <w:rFonts w:hint="eastAsia"/>
+        </w:rPr>
+        <w:t xml:space="preserve">26.5%），最远半径从</w:t>
+      </w:r>
+      <w:r>
+        <w:t xml:space="preserve"> 218.3 km </w:t>
+      </w:r>
+      <w:r>
+        <w:rPr>
+          <w:rFonts w:hint="eastAsia"/>
+        </w:rPr>
+        <w:t xml:space="preserve">收缩到</w:t>
+      </w:r>
+      <w:r>
+        <w:t xml:space="preserve"> 154.0 </w:t>
+      </w:r>
+      <w:r>
+        <w:rPr>
+          <w:rFonts w:hint="eastAsia"/>
+        </w:rPr>
+        <w:t xml:space="preserve">km（改善</w:t>
+      </w:r>
+      <w:r>
+        <w:t xml:space="preserve"> </w:t>
+      </w:r>
+      <w:r>
+        <w:rPr>
+          <w:rFonts w:hint="eastAsia"/>
+        </w:rPr>
+        <w:t xml:space="preserve">29.5%）；平均城市数从</w:t>
+      </w:r>
+      <w:r>
+        <w:t xml:space="preserve"> 1.25 </w:t>
+      </w:r>
+      <w:r>
+        <w:rPr>
+          <w:rFonts w:hint="eastAsia"/>
+        </w:rPr>
+        <w:t xml:space="preserve">略升至</w:t>
+      </w:r>
+      <w:r>
+        <w:t xml:space="preserve"> </w:t>
+      </w:r>
+      <w:r>
+        <w:rPr>
+          <w:rFonts w:hint="eastAsia"/>
+        </w:rPr>
+        <w:t xml:space="preserve">1.50，反映算法在追求</w:t>
+      </w:r>
+      <w:r>
+        <w:t xml:space="preserve"> Index </w:t>
+      </w:r>
+      <w:r>
+        <w:rPr>
+          <w:rFonts w:hint="eastAsia"/>
+        </w:rPr>
+        <w:t xml:space="preserve">均衡时，会在某些辖区轻度增加跨城覆盖以容纳必要的医院重组——但都仍在第三章</w:t>
+      </w:r>
+      <w:r>
+        <w:t xml:space="preserve"> D4 </w:t>
+      </w:r>
+      <w:r>
+        <w:rPr>
+          <w:rFonts w:hint="eastAsia"/>
+        </w:rPr>
+        <w:t xml:space="preserve">调研给出的”≤5</w:t>
+      </w:r>
+      <w:r>
+        <w:t xml:space="preserve"> </w:t>
+      </w:r>
+      <w:r>
+        <w:rPr>
+          <w:rFonts w:hint="eastAsia"/>
+        </w:rPr>
+        <w:t xml:space="preserve">个城市”业务可接受带内。图</w:t>
+      </w:r>
+      <w:r>
+        <w:t xml:space="preserve"> 5-2 </w:t>
+      </w:r>
+      <w:r>
+        <w:rPr>
+          <w:rFonts w:hint="eastAsia"/>
+        </w:rPr>
+        <w:t xml:space="preserve">以散点图展示了</w:t>
+      </w:r>
+      <w:r>
+        <w:t xml:space="preserve"> 16 </w:t>
+      </w:r>
+      <w:r>
+        <w:rPr>
+          <w:rFonts w:hint="eastAsia"/>
+        </w:rPr>
+        <w:t xml:space="preserve">个辖区在</w:t>
+      </w:r>
+      <w:r>
+        <w:t xml:space="preserve"> As-Is </w:t>
+      </w:r>
+      <w:r>
+        <w:rPr>
+          <w:rFonts w:hint="eastAsia"/>
+        </w:rPr>
+        <w:t xml:space="preserve">与</w:t>
+      </w:r>
+      <w:r>
+        <w:t xml:space="preserve"> To-Be </w:t>
+      </w:r>
+      <w:r>
+        <w:rPr>
+          <w:rFonts w:hint="eastAsia"/>
+        </w:rPr>
+        <w:t xml:space="preserve">下的最大半径变化。</w:t>
+      </w:r>
+    </w:p>
+    <w:p>
+      <w:pPr>
+        <w:pStyle w:val="CaptionedFigure"/>
+      </w:pPr>
+      <w:r>
+        <w:drawing>
+          <wp:inline>
+            <wp:extent cx="5537200" cy="4710342"/>
+            <wp:effectExtent b="0" l="0" r="0" t="0"/>
+            <wp:docPr descr="图 5-2 湖南 BC：辖区最大半径 As-Is vs To-Be 散点图" title="" id="138" name="Picture"/>
+            <a:graphic>
+              <a:graphicData uri="http://schemas.openxmlformats.org/drawingml/2006/picture">
+                <pic:pic>
+                  <pic:nvPicPr>
+                    <pic:cNvPr descr="figures/fig5-2.png" id="139" name="Picture"/>
+                    <pic:cNvPicPr>
+                      <a:picLocks noChangeArrowheads="1" noChangeAspect="1"/>
+                    </pic:cNvPicPr>
+                  </pic:nvPicPr>
+                  <pic:blipFill>
+                    <a:blip r:embed="rId137"/>
+                    <a:stretch>
+                      <a:fillRect/>
+                    </a:stretch>
+                  </pic:blipFill>
+                  <pic:spPr bwMode="auto">
+                    <a:xfrm>
+                      <a:off x="0" y="0"/>
+                      <a:ext cx="5537200" cy="4710342"/>
+                    </a:xfrm>
+                    <a:prstGeom prst="rect">
+                      <a:avLst/>
+                    </a:prstGeom>
+                    <a:noFill/>
+                    <a:ln w="9525">
+                      <a:noFill/>
+                      <a:headEnd/>
+                      <a:tailEnd/>
+                    </a:ln>
+                  </pic:spPr>
+                </pic:pic>
+              </a:graphicData>
+            </a:graphic>
+          </wp:inline>
+        </w:drawing>
+      </w:r>
+    </w:p>
+    <w:p>
+      <w:pPr>
+        <w:pStyle w:val="ImageCaption"/>
+      </w:pPr>
+      <w:r>
+        <w:rPr>
+          <w:rFonts w:hint="eastAsia"/>
+        </w:rPr>
+        <w:t xml:space="preserve">图</w:t>
+      </w:r>
+      <w:r>
+        <w:t xml:space="preserve"> 5-2 </w:t>
+      </w:r>
+      <w:r>
+        <w:rPr>
+          <w:rFonts w:hint="eastAsia"/>
+        </w:rPr>
+        <w:t xml:space="preserve">湖南</w:t>
+      </w:r>
+      <w:r>
+        <w:t xml:space="preserve"> </w:t>
+      </w:r>
+      <w:r>
+        <w:rPr>
+          <w:rFonts w:hint="eastAsia"/>
+        </w:rPr>
+        <w:t xml:space="preserve">BC：辖区最大半径</w:t>
+      </w:r>
+      <w:r>
+        <w:t xml:space="preserve"> As-Is vs To-Be </w:t>
+      </w:r>
+      <w:r>
+        <w:rPr>
+          <w:rFonts w:hint="eastAsia"/>
+        </w:rPr>
+        <w:t xml:space="preserve">散点图</w:t>
+      </w:r>
+    </w:p>
+    <w:p>
+      <w:pPr>
+        <w:pStyle w:val="BodyText"/>
+      </w:pPr>
+      <w:r>
+        <w:rPr>
+          <w:rFonts w:hint="eastAsia"/>
+        </w:rPr>
+        <w:t xml:space="preserve">数据来源：作者基于业内某跨国药企</w:t>
+      </w:r>
+      <w:r>
+        <w:t xml:space="preserve"> BC </w:t>
+      </w:r>
+      <w:r>
+        <w:rPr>
+          <w:rFonts w:hint="eastAsia"/>
+        </w:rPr>
+        <w:t xml:space="preserve">产品组湖南省脱敏数据</w:t>
+      </w:r>
+      <w:r>
+        <w:t xml:space="preserve"> + </w:t>
+      </w:r>
+      <w:r>
+        <w:rPr>
+          <w:rFonts w:hint="eastAsia"/>
+        </w:rPr>
+        <w:t xml:space="preserve">论文项目本地算法实证生成。</w:t>
+      </w:r>
+    </w:p>
+    <w:p>
+      <w:pPr>
+        <w:pStyle w:val="BodyText"/>
+      </w:pPr>
+      <w:r>
+        <w:rPr>
+          <w:rFonts w:hint="eastAsia"/>
+        </w:rPr>
+        <w:t xml:space="preserve">散点图中绿色填充区域表示”To-Be</w:t>
+      </w:r>
+      <w:r>
+        <w:t xml:space="preserve"> </w:t>
+      </w:r>
+      <w:r>
+        <w:rPr>
+          <w:rFonts w:hint="eastAsia"/>
+        </w:rPr>
+        <w:t xml:space="preserve">半径小于</w:t>
+      </w:r>
+      <w:r>
+        <w:t xml:space="preserve"> </w:t>
+      </w:r>
+      <w:r>
+        <w:rPr>
+          <w:rFonts w:hint="eastAsia"/>
+        </w:rPr>
+        <w:t xml:space="preserve">As-Is”的改善区域。可以看到</w:t>
+      </w:r>
+      <w:r>
+        <w:t xml:space="preserve"> 16 </w:t>
+      </w:r>
+      <w:r>
+        <w:rPr>
+          <w:rFonts w:hint="eastAsia"/>
+        </w:rPr>
+        <w:t xml:space="preserve">个辖区中绝大多数点落在改善区域内，仅个别辖区因业务约束（如锁定医院位于远端）半径略有上升。这一结果说明六层地理聚类与亲和图机制在保证地理结构合理性方面的有效性——算法不会为追求</w:t>
+      </w:r>
+      <w:r>
+        <w:t xml:space="preserve"> Index </w:t>
+      </w:r>
+      <w:r>
+        <w:rPr>
+          <w:rFonts w:hint="eastAsia"/>
+        </w:rPr>
+        <w:t xml:space="preserve">均衡而牺牲地理紧凑度，正是</w:t>
+      </w:r>
+      <w:r>
+        <w:t xml:space="preserve"> 4.3 </w:t>
+      </w:r>
+      <w:r>
+        <w:rPr>
+          <w:rFonts w:hint="eastAsia"/>
+        </w:rPr>
+        <w:t xml:space="preserve">节首段”两阶段解耦”设计原则在实证中的直接体现。</w:t>
+      </w:r>
+    </w:p>
+    <w:p>
+      <w:pPr>
+        <w:pStyle w:val="BodyText"/>
+      </w:pPr>
+      <w:r>
+        <w:rPr>
+          <w:rFonts w:hint="eastAsia"/>
+        </w:rPr>
+        <w:t xml:space="preserve">从总体加权均值看，紧凑度改善</w:t>
+      </w:r>
+      <w:r>
+        <w:t xml:space="preserve"> </w:t>
+      </w:r>
+      <w:r>
+        <w:rPr>
+          <w:rFonts w:hint="eastAsia"/>
+        </w:rPr>
+        <w:t xml:space="preserve">26.5%、均衡度改善</w:t>
+      </w:r>
+      <w:r>
+        <w:t xml:space="preserve"> </w:t>
+      </w:r>
+      <w:r>
+        <w:rPr>
+          <w:rFonts w:hint="eastAsia"/>
+        </w:rPr>
+        <w:t xml:space="preserve">56.5%，两个目标实现了同向优化，且均衡度的改善幅度尤其显著——这正是湖南</w:t>
+      </w:r>
+      <w:r>
+        <w:t xml:space="preserve"> BC </w:t>
+      </w:r>
+      <w:r>
+        <w:rPr>
+          <w:rFonts w:hint="eastAsia"/>
+        </w:rPr>
+        <w:t xml:space="preserve">这种”高度失衡”样本对算法均衡能力的最严苛检验。</w:t>
+      </w:r>
+    </w:p>
+    <w:bookmarkEnd w:id="140"/>
+    <w:bookmarkStart w:id="144" w:name="客户保留率与震荡成本分析"/>
+    <w:p>
+      <w:pPr>
+        <w:pStyle w:val="Heading3"/>
+      </w:pPr>
+      <w:r>
+        <w:t xml:space="preserve">5.2.3 </w:t>
+      </w:r>
+      <w:r>
+        <w:rPr>
+          <w:rFonts w:hint="eastAsia"/>
+        </w:rPr>
+        <w:t xml:space="preserve">客户保留率与震荡成本分析</w:t>
+      </w:r>
+    </w:p>
+    <w:p>
+      <w:pPr>
+        <w:pStyle w:val="FirstParagraph"/>
+      </w:pPr>
+      <w:r>
+        <w:rPr>
+          <w:rFonts w:hint="eastAsia"/>
+        </w:rPr>
+        <w:t xml:space="preserve">客户关系延续性是辖区调整后业务连续性的核心保障。湖南</w:t>
+      </w:r>
+      <w:r>
+        <w:t xml:space="preserve"> BC </w:t>
+      </w:r>
+      <w:r>
+        <w:rPr>
+          <w:rFonts w:hint="eastAsia"/>
+        </w:rPr>
+        <w:t xml:space="preserve">共有</w:t>
+      </w:r>
+      <w:r>
+        <w:t xml:space="preserve"> 60 </w:t>
+      </w:r>
+      <w:r>
+        <w:rPr>
+          <w:rFonts w:hint="eastAsia"/>
+        </w:rPr>
+        <w:t xml:space="preserve">家医院在</w:t>
+      </w:r>
+      <w:r>
+        <w:t xml:space="preserve"> As-Is </w:t>
+      </w:r>
+      <w:r>
+        <w:rPr>
+          <w:rFonts w:hint="eastAsia"/>
+        </w:rPr>
+        <w:t xml:space="preserve">与</w:t>
+      </w:r>
+      <w:r>
+        <w:t xml:space="preserve"> To-Be </w:t>
+      </w:r>
+      <w:r>
+        <w:rPr>
+          <w:rFonts w:hint="eastAsia"/>
+        </w:rPr>
+        <w:t xml:space="preserve">中均有分配记录。算法输出的</w:t>
+      </w:r>
+      <w:r>
+        <w:t xml:space="preserve"> To-Be </w:t>
+      </w:r>
+      <w:r>
+        <w:rPr>
+          <w:rFonts w:hint="eastAsia"/>
+        </w:rPr>
+        <w:t xml:space="preserve">分配中，41</w:t>
+      </w:r>
+      <w:r>
+        <w:t xml:space="preserve"> </w:t>
+      </w:r>
+      <w:r>
+        <w:rPr>
+          <w:rFonts w:hint="eastAsia"/>
+        </w:rPr>
+        <w:t xml:space="preserve">家医院的归属辖区与</w:t>
+      </w:r>
+      <w:r>
+        <w:t xml:space="preserve"> As-Is </w:t>
+      </w:r>
+      <w:r>
+        <w:rPr>
+          <w:rFonts w:hint="eastAsia"/>
+        </w:rPr>
+        <w:t xml:space="preserve">完全一致（完全保留）、1</w:t>
+      </w:r>
+      <w:r>
+        <w:t xml:space="preserve"> </w:t>
+      </w:r>
+      <w:r>
+        <w:rPr>
+          <w:rFonts w:hint="eastAsia"/>
+        </w:rPr>
+        <w:t xml:space="preserve">家医院部分保留（拆分医院的部分份额保留原辖区）、18</w:t>
+      </w:r>
+      <w:r>
+        <w:t xml:space="preserve"> </w:t>
+      </w:r>
+      <w:r>
+        <w:rPr>
+          <w:rFonts w:hint="eastAsia"/>
+        </w:rPr>
+        <w:t xml:space="preserve">家医院的归属完全变动。按医院数计算的保留率为</w:t>
+      </w:r>
+      <w:r>
+        <w:t xml:space="preserve"> </w:t>
+      </w:r>
+      <w:r>
+        <w:rPr>
+          <w:rFonts w:hint="eastAsia"/>
+        </w:rPr>
+        <w:t xml:space="preserve">69.2%，按</w:t>
+      </w:r>
+      <w:r>
+        <w:t xml:space="preserve"> Index </w:t>
+      </w:r>
+      <w:r>
+        <w:rPr>
+          <w:rFonts w:hint="eastAsia"/>
+        </w:rPr>
+        <w:t xml:space="preserve">加权计算的保留率达到</w:t>
+      </w:r>
+      <w:r>
+        <w:t xml:space="preserve"> </w:t>
+      </w:r>
+      <w:r>
+        <w:rPr>
+          <w:b/>
+          <w:bCs/>
+        </w:rPr>
+        <w:t xml:space="preserve">86.4%</w:t>
+      </w:r>
+      <w:r>
+        <w:rPr>
+          <w:rFonts w:hint="eastAsia"/>
+        </w:rPr>
+        <w:t xml:space="preserve">。图</w:t>
+      </w:r>
+      <w:r>
+        <w:t xml:space="preserve"> 5-3 </w:t>
+      </w:r>
+      <w:r>
+        <w:rPr>
+          <w:rFonts w:hint="eastAsia"/>
+        </w:rPr>
+        <w:t xml:space="preserve">给出三类医院的分布与两种保留率口径的对比。</w:t>
+      </w:r>
+    </w:p>
+    <w:p>
+      <w:pPr>
+        <w:pStyle w:val="CaptionedFigure"/>
+      </w:pPr>
+      <w:r>
+        <w:drawing>
+          <wp:inline>
+            <wp:extent cx="5537200" cy="2530651"/>
+            <wp:effectExtent b="0" l="0" r="0" t="0"/>
+            <wp:docPr descr="图 5-3 湖南 BC 主样本：客户保留率与震荡分布" title="" id="142" name="Picture"/>
+            <a:graphic>
+              <a:graphicData uri="http://schemas.openxmlformats.org/drawingml/2006/picture">
+                <pic:pic>
+                  <pic:nvPicPr>
+                    <pic:cNvPr descr="figures/fig5-3.png" id="143" name="Picture"/>
+                    <pic:cNvPicPr>
+                      <a:picLocks noChangeArrowheads="1" noChangeAspect="1"/>
+                    </pic:cNvPicPr>
+                  </pic:nvPicPr>
+                  <pic:blipFill>
+                    <a:blip r:embed="rId141"/>
+                    <a:stretch>
+                      <a:fillRect/>
+                    </a:stretch>
+                  </pic:blipFill>
+                  <pic:spPr bwMode="auto">
+                    <a:xfrm>
+                      <a:off x="0" y="0"/>
+                      <a:ext cx="5537200" cy="2530651"/>
+                    </a:xfrm>
+                    <a:prstGeom prst="rect">
+                      <a:avLst/>
+                    </a:prstGeom>
+                    <a:noFill/>
+                    <a:ln w="9525">
+                      <a:noFill/>
+                      <a:headEnd/>
+                      <a:tailEnd/>
+                    </a:ln>
+                  </pic:spPr>
+                </pic:pic>
+              </a:graphicData>
+            </a:graphic>
+          </wp:inline>
+        </w:drawing>
+      </w:r>
+    </w:p>
+    <w:p>
+      <w:pPr>
+        <w:pStyle w:val="ImageCaption"/>
+      </w:pPr>
+      <w:r>
+        <w:rPr>
+          <w:rFonts w:hint="eastAsia"/>
+        </w:rPr>
+        <w:t xml:space="preserve">图</w:t>
+      </w:r>
+      <w:r>
+        <w:t xml:space="preserve"> 5-3 </w:t>
+      </w:r>
+      <w:r>
+        <w:rPr>
+          <w:rFonts w:hint="eastAsia"/>
+        </w:rPr>
+        <w:t xml:space="preserve">湖南</w:t>
+      </w:r>
+      <w:r>
+        <w:t xml:space="preserve"> BC </w:t>
+      </w:r>
+      <w:r>
+        <w:rPr>
+          <w:rFonts w:hint="eastAsia"/>
+        </w:rPr>
+        <w:t xml:space="preserve">主样本：客户保留率与震荡分布</w:t>
+      </w:r>
+    </w:p>
+    <w:p>
+      <w:pPr>
+        <w:pStyle w:val="BodyText"/>
+      </w:pPr>
+      <w:r>
+        <w:rPr>
+          <w:rFonts w:hint="eastAsia"/>
+        </w:rPr>
+        <w:t xml:space="preserve">数据来源：作者基于业内某跨国药企</w:t>
+      </w:r>
+      <w:r>
+        <w:t xml:space="preserve"> BC </w:t>
+      </w:r>
+      <w:r>
+        <w:rPr>
+          <w:rFonts w:hint="eastAsia"/>
+        </w:rPr>
+        <w:t xml:space="preserve">产品组湖南省脱敏数据</w:t>
+      </w:r>
+      <w:r>
+        <w:t xml:space="preserve"> + </w:t>
+      </w:r>
+      <w:r>
+        <w:rPr>
+          <w:rFonts w:hint="eastAsia"/>
+        </w:rPr>
+        <w:t xml:space="preserve">论文项目本地算法实证生成。</w:t>
+      </w:r>
+    </w:p>
+    <w:p>
+      <w:pPr>
+        <w:pStyle w:val="BodyText"/>
+      </w:pPr>
+      <w:r>
+        <w:rPr>
+          <w:rFonts w:hint="eastAsia"/>
+        </w:rPr>
+        <w:t xml:space="preserve">按</w:t>
+      </w:r>
+      <w:r>
+        <w:t xml:space="preserve"> Index </w:t>
+      </w:r>
+      <w:r>
+        <w:rPr>
+          <w:rFonts w:hint="eastAsia"/>
+        </w:rPr>
+        <w:t xml:space="preserve">加权的保留率（86.4%）显著高于按医院数计算（69.2%），相差</w:t>
+      </w:r>
+      <w:r>
+        <w:t xml:space="preserve"> 17.2 </w:t>
+      </w:r>
+      <w:r>
+        <w:rPr>
+          <w:rFonts w:hint="eastAsia"/>
+        </w:rPr>
+        <w:t xml:space="preserve">个百分点——这一差异有重要的业务含义：</w:t>
+      </w:r>
+      <w:r>
+        <w:rPr>
+          <w:rFonts w:hint="eastAsia"/>
+          <w:b/>
+          <w:bCs/>
+        </w:rPr>
+        <w:t xml:space="preserve">算法在客户关系保留上具有”抓大放小”的智能性</w:t>
+      </w:r>
+      <w:r>
+        <w:rPr>
+          <w:rFonts w:hint="eastAsia"/>
+        </w:rPr>
+        <w:t xml:space="preserve">。被</w:t>
+      </w:r>
+      <w:r>
+        <w:t xml:space="preserve"> Hungarian </w:t>
+      </w:r>
+      <w:r>
+        <w:rPr>
+          <w:rFonts w:hint="eastAsia"/>
+        </w:rPr>
+        <w:t xml:space="preserve">第二阶段优先保留的</w:t>
+      </w:r>
+      <w:r>
+        <w:t xml:space="preserve"> 41 </w:t>
+      </w:r>
+      <w:r>
+        <w:rPr>
+          <w:rFonts w:hint="eastAsia"/>
+        </w:rPr>
+        <w:t xml:space="preserve">家医院多为高</w:t>
+      </w:r>
+      <w:r>
+        <w:t xml:space="preserve"> Index </w:t>
+      </w:r>
+      <w:r>
+        <w:rPr>
+          <w:rFonts w:hint="eastAsia"/>
+        </w:rPr>
+        <w:t xml:space="preserve">医院（含锁定医院与一对一城市医院），它们贡献了大部分业务量；被重新分配的</w:t>
+      </w:r>
+      <w:r>
+        <w:t xml:space="preserve"> 18 </w:t>
+      </w:r>
+      <w:r>
+        <w:rPr>
+          <w:rFonts w:hint="eastAsia"/>
+        </w:rPr>
+        <w:t xml:space="preserve">家医院多为中等或低</w:t>
+      </w:r>
+      <w:r>
+        <w:t xml:space="preserve"> Index </w:t>
+      </w:r>
+      <w:r>
+        <w:rPr>
+          <w:rFonts w:hint="eastAsia"/>
+        </w:rPr>
+        <w:t xml:space="preserve">医院，对总业务的直接影响相对有限。这种差异化保护正是</w:t>
+      </w:r>
+      <w:r>
+        <w:t xml:space="preserve"> 4.4.3.2 </w:t>
+      </w:r>
+      <w:r>
+        <w:rPr>
+          <w:rFonts w:hint="eastAsia"/>
+        </w:rPr>
+        <w:t xml:space="preserve">节医院级权重采用</w:t>
+      </w:r>
+      <w:r>
+        <w:t xml:space="preserve"> </w:t>
+      </w:r>
+      <m:oMath>
+        <m:sSup>
+          <m:e>
+            <m:r>
+              <m:rPr>
+                <m:nor/>
+                <m:sty m:val="p"/>
+              </m:rPr>
+              <m:t>idx</m:t>
+            </m:r>
+          </m:e>
+          <m:sup>
+            <m:r>
+              <m:t>2</m:t>
+            </m:r>
+          </m:sup>
+        </m:sSup>
+        <m:r>
+          <m:rPr>
+            <m:sty m:val="p"/>
+          </m:rPr>
+          <m:t>/</m:t>
+        </m:r>
+        <m:r>
+          <m:t>500</m:t>
+        </m:r>
+      </m:oMath>
+      <w:r>
+        <w:t xml:space="preserve"> </w:t>
+      </w:r>
+      <w:r>
+        <w:rPr>
+          <w:rFonts w:hint="eastAsia"/>
+        </w:rPr>
+        <w:t xml:space="preserve">非线性形式的设计目的——让高</w:t>
+      </w:r>
+      <w:r>
+        <w:t xml:space="preserve"> Index </w:t>
+      </w:r>
+      <w:r>
+        <w:rPr>
+          <w:rFonts w:hint="eastAsia"/>
+        </w:rPr>
+        <w:t xml:space="preserve">医院在</w:t>
+      </w:r>
+      <w:r>
+        <w:t xml:space="preserve"> Hungarian </w:t>
+      </w:r>
+      <w:r>
+        <w:rPr>
+          <w:rFonts w:hint="eastAsia"/>
+        </w:rPr>
+        <w:t xml:space="preserve">匹配中天然占据主导地位。</w:t>
+      </w:r>
+    </w:p>
+    <w:p>
+      <w:pPr>
+        <w:pStyle w:val="BodyText"/>
+      </w:pPr>
+      <w:r>
+        <w:rPr>
+          <w:rFonts w:hint="eastAsia"/>
+        </w:rPr>
+        <w:t xml:space="preserve">更重要的是，</w:t>
+      </w:r>
+      <w:r>
+        <w:rPr>
+          <w:b/>
+          <w:bCs/>
+        </w:rPr>
+        <w:t xml:space="preserve">86.4% </w:t>
+      </w:r>
+      <w:r>
+        <w:rPr>
+          <w:rFonts w:hint="eastAsia"/>
+          <w:b/>
+          <w:bCs/>
+        </w:rPr>
+        <w:t xml:space="preserve">的</w:t>
+      </w:r>
+      <w:r>
+        <w:rPr>
+          <w:b/>
+          <w:bCs/>
+        </w:rPr>
+        <w:t xml:space="preserve"> Index </w:t>
+      </w:r>
+      <w:r>
+        <w:rPr>
+          <w:rFonts w:hint="eastAsia"/>
+          <w:b/>
+          <w:bCs/>
+        </w:rPr>
+        <w:t xml:space="preserve">加权保留率突破了第三章</w:t>
+      </w:r>
+      <w:r>
+        <w:rPr>
+          <w:b/>
+          <w:bCs/>
+        </w:rPr>
+        <w:t xml:space="preserve"> 3.3.3 </w:t>
+      </w:r>
+      <w:r>
+        <w:rPr>
+          <w:rFonts w:hint="eastAsia"/>
+          <w:b/>
+          <w:bCs/>
+        </w:rPr>
+        <w:t xml:space="preserve">节调研中</w:t>
+      </w:r>
+      <w:r>
+        <w:rPr>
+          <w:b/>
+          <w:bCs/>
+        </w:rPr>
+        <w:t xml:space="preserve"> D2 </w:t>
+      </w:r>
+      <w:r>
+        <w:rPr>
+          <w:rFonts w:hint="eastAsia"/>
+          <w:b/>
+          <w:bCs/>
+        </w:rPr>
+        <w:t xml:space="preserve">题受访者期望的</w:t>
+      </w:r>
+      <w:r>
+        <w:rPr>
+          <w:b/>
+          <w:bCs/>
+        </w:rPr>
+        <w:t xml:space="preserve"> ≥85% </w:t>
+      </w:r>
+      <w:r>
+        <w:rPr>
+          <w:rFonts w:hint="eastAsia"/>
+          <w:b/>
+          <w:bCs/>
+        </w:rPr>
+        <w:t xml:space="preserve">业务可接受线</w:t>
+      </w:r>
+      <w:r>
+        <w:rPr>
+          <w:rFonts w:hint="eastAsia"/>
+        </w:rPr>
+        <w:t xml:space="preserve">。这一结果说明算法在大幅改善</w:t>
+      </w:r>
+      <w:r>
+        <w:t xml:space="preserve"> Index </w:t>
+      </w:r>
+      <w:r>
+        <w:rPr>
+          <w:rFonts w:hint="eastAsia"/>
+        </w:rPr>
+        <w:t xml:space="preserve">均衡度（CV</w:t>
+      </w:r>
+      <w:r>
+        <w:t xml:space="preserve"> 56.5% </w:t>
+      </w:r>
+      <w:r>
+        <w:rPr>
+          <w:rFonts w:hint="eastAsia"/>
+        </w:rPr>
+        <w:t xml:space="preserve">的改善幅度）的同时，并没有以损失客户关系延续为代价；相反，通过两阶段解耦设计——SA</w:t>
+      </w:r>
+      <w:r>
+        <w:t xml:space="preserve"> </w:t>
+      </w:r>
+      <w:r>
+        <w:rPr>
+          <w:rFonts w:hint="eastAsia"/>
+        </w:rPr>
+        <w:t xml:space="preserve">阶段不被历史锚定、Hungarian</w:t>
+      </w:r>
+      <w:r>
+        <w:t xml:space="preserve"> </w:t>
+      </w:r>
+      <w:r>
+        <w:rPr>
+          <w:rFonts w:hint="eastAsia"/>
+        </w:rPr>
+        <w:t xml:space="preserve">阶段独立最大化保留率——算法实现了”均衡与延续同向优化”的目标。</w:t>
+      </w:r>
+    </w:p>
+    <w:p>
+      <w:pPr>
+        <w:pStyle w:val="BodyText"/>
+      </w:pPr>
+      <w:r>
+        <w:rPr>
+          <w:rFonts w:hint="eastAsia"/>
+        </w:rPr>
+        <w:t xml:space="preserve">从震荡成本角度估算，湖南</w:t>
+      </w:r>
+      <w:r>
+        <w:t xml:space="preserve"> BC </w:t>
+      </w:r>
+      <w:r>
+        <w:rPr>
+          <w:rFonts w:hint="eastAsia"/>
+        </w:rPr>
+        <w:t xml:space="preserve">的</w:t>
+      </w:r>
+      <w:r>
+        <w:t xml:space="preserve"> 18 </w:t>
+      </w:r>
+      <w:r>
+        <w:rPr>
+          <w:rFonts w:hint="eastAsia"/>
+        </w:rPr>
+        <w:t xml:space="preserve">家完全变动医院按</w:t>
+      </w:r>
+      <w:r>
+        <w:t xml:space="preserve"> 3.1.2 </w:t>
+      </w:r>
+      <w:r>
+        <w:rPr>
+          <w:rFonts w:hint="eastAsia"/>
+        </w:rPr>
+        <w:t xml:space="preserve">节”调整后</w:t>
+      </w:r>
+      <w:r>
+        <w:t xml:space="preserve"> 3-6 </w:t>
+      </w:r>
+      <w:r>
+        <w:rPr>
+          <w:rFonts w:hint="eastAsia"/>
+        </w:rPr>
+        <w:t xml:space="preserve">个月业绩下降</w:t>
+      </w:r>
+      <w:r>
+        <w:t xml:space="preserve"> 8%-15%</w:t>
+      </w:r>
+      <w:r>
+        <w:rPr>
+          <w:rFonts w:hint="eastAsia"/>
+        </w:rPr>
+        <w:t xml:space="preserve">“的行业经验值估算，由于这些医院多为低/中等</w:t>
+      </w:r>
+      <w:r>
+        <w:t xml:space="preserve"> </w:t>
+      </w:r>
+      <w:r>
+        <w:rPr>
+          <w:rFonts w:hint="eastAsia"/>
+        </w:rPr>
+        <w:t xml:space="preserve">Index（占</w:t>
+      </w:r>
+      <w:r>
+        <w:t xml:space="preserve"> Index </w:t>
+      </w:r>
+      <w:r>
+        <w:rPr>
+          <w:rFonts w:hint="eastAsia"/>
+        </w:rPr>
+        <w:t xml:space="preserve">总量约</w:t>
+      </w:r>
+      <w:r>
+        <w:t xml:space="preserve"> </w:t>
+      </w:r>
+      <w:r>
+        <w:rPr>
+          <w:rFonts w:hint="eastAsia"/>
+        </w:rPr>
+        <w:t xml:space="preserve">13.6%），预计带来该样本约</w:t>
+      </w:r>
+      <w:r>
+        <w:t xml:space="preserve"> 1%-2% </w:t>
+      </w:r>
+      <w:r>
+        <w:rPr>
+          <w:rFonts w:hint="eastAsia"/>
+        </w:rPr>
+        <w:t xml:space="preserve">的短期业绩波动；这一震荡成本与算法带来的长期均衡性优势（CV</w:t>
+      </w:r>
+      <w:r>
+        <w:t xml:space="preserve"> </w:t>
+      </w:r>
+      <w:r>
+        <w:rPr>
+          <w:rFonts w:hint="eastAsia"/>
+        </w:rPr>
+        <w:t xml:space="preserve">改善</w:t>
+      </w:r>
+      <w:r>
+        <w:t xml:space="preserve"> </w:t>
+      </w:r>
+      <w:r>
+        <w:rPr>
+          <w:rFonts w:hint="eastAsia"/>
+        </w:rPr>
+        <w:t xml:space="preserve">56.5%、超阈辖区减少</w:t>
+      </w:r>
+      <w:r>
+        <w:t xml:space="preserve"> </w:t>
+      </w:r>
+      <w:r>
+        <w:rPr>
+          <w:rFonts w:hint="eastAsia"/>
+        </w:rPr>
+        <w:t xml:space="preserve">25%）之间已经形成显著的正向收益。第六章将延伸讨论这种”</w:t>
+      </w:r>
+      <w:r>
+        <w:rPr>
+          <w:rFonts w:hint="eastAsia"/>
+        </w:rPr>
+        <w:t xml:space="preserve">小代价、大收益”的部署路径与变革管理策略。</w:t>
+      </w:r>
+    </w:p>
+    <w:bookmarkEnd w:id="144"/>
+    <w:bookmarkEnd w:id="145"/>
+    <w:bookmarkStart w:id="156" w:name="不同地理形态省份的算法适应性验证"/>
+    <w:p>
+      <w:pPr>
+        <w:pStyle w:val="Heading2"/>
+      </w:pPr>
+      <w:r>
+        <w:t xml:space="preserve">5.3 </w:t>
+      </w:r>
+      <w:r>
+        <w:rPr>
+          <w:rFonts w:hint="eastAsia"/>
+        </w:rPr>
+        <w:t xml:space="preserve">不同地理形态省份的算法适应性验证</w:t>
+      </w:r>
+    </w:p>
+    <w:p>
+      <w:pPr>
+        <w:pStyle w:val="FirstParagraph"/>
+      </w:pPr>
+      <w:r>
+        <w:t xml:space="preserve">5.2 </w:t>
+      </w:r>
+      <w:r>
+        <w:rPr>
+          <w:rFonts w:hint="eastAsia"/>
+        </w:rPr>
+        <w:t xml:space="preserve">节的湖南</w:t>
+      </w:r>
+      <w:r>
+        <w:t xml:space="preserve"> BC </w:t>
+      </w:r>
+      <w:r>
+        <w:rPr>
+          <w:rFonts w:hint="eastAsia"/>
+        </w:rPr>
+        <w:t xml:space="preserve">主样本验证了算法在中等规模、中部省份场景下的有效性。但中国制药企业实际经营的地理环境远比单一样本更复杂——从上海这样的聚集型直辖市，到新疆这样地理跨度极大的稀疏省份，辖区分配问题呈现出截然不同的难度结构。本节将样本扩展到三个地理形态迥异的省份，通过横向对比验证算法在不同密度场景下的适应性与鲁棒性。</w:t>
+      </w:r>
+    </w:p>
+    <w:bookmarkStart w:id="149" w:name="上海聚集型直辖市的高密度场景"/>
+    <w:p>
+      <w:pPr>
+        <w:pStyle w:val="Heading3"/>
+      </w:pPr>
+      <w:r>
+        <w:t xml:space="preserve">5.3.1 </w:t>
+      </w:r>
+      <w:r>
+        <w:rPr>
+          <w:rFonts w:hint="eastAsia"/>
+        </w:rPr>
+        <w:t xml:space="preserve">上海：聚集型直辖市的高密度场景</w:t>
+      </w:r>
+    </w:p>
+    <w:p>
+      <w:pPr>
+        <w:pStyle w:val="FirstParagraph"/>
+      </w:pPr>
+      <w:r>
+        <w:rPr>
+          <w:rFonts w:hint="eastAsia"/>
+        </w:rPr>
+        <w:t xml:space="preserve">上海作为聚集型直辖市的典型代表，地理面积仅</w:t>
+      </w:r>
+      <w:r>
+        <w:t xml:space="preserve"> 6,340 </w:t>
+      </w:r>
+      <w:r>
+        <w:rPr>
+          <w:rFonts w:hint="eastAsia"/>
+        </w:rPr>
+        <w:t xml:space="preserve">平方公里但聚集了大量高</w:t>
+      </w:r>
+      <w:r>
+        <w:t xml:space="preserve"> Index </w:t>
+      </w:r>
+      <w:r>
+        <w:rPr>
+          <w:rFonts w:hint="eastAsia"/>
+        </w:rPr>
+        <w:t xml:space="preserve">三甲医院。BC</w:t>
+      </w:r>
+      <w:r>
+        <w:t xml:space="preserve"> </w:t>
+      </w:r>
+      <w:r>
+        <w:rPr>
+          <w:rFonts w:hint="eastAsia"/>
+        </w:rPr>
+        <w:t xml:space="preserve">数据集中上海有</w:t>
+      </w:r>
+      <w:r>
+        <w:t xml:space="preserve"> 99 </w:t>
+      </w:r>
+      <w:r>
+        <w:rPr>
+          <w:rFonts w:hint="eastAsia"/>
+        </w:rPr>
+        <w:t xml:space="preserve">家医院、19</w:t>
+      </w:r>
+      <w:r>
+        <w:t xml:space="preserve"> </w:t>
+      </w:r>
+      <w:r>
+        <w:rPr>
+          <w:rFonts w:hint="eastAsia"/>
+        </w:rPr>
+        <w:t xml:space="preserve">个辖区，每辖区平均覆盖约</w:t>
+      </w:r>
+      <w:r>
+        <w:t xml:space="preserve"> 5 </w:t>
+      </w:r>
+      <w:r>
+        <w:rPr>
+          <w:rFonts w:hint="eastAsia"/>
+        </w:rPr>
+        <w:t xml:space="preserve">家医院。在</w:t>
+      </w:r>
+      <w:r>
+        <w:t xml:space="preserve"> As-Is </w:t>
+      </w:r>
+      <w:r>
+        <w:rPr>
+          <w:rFonts w:hint="eastAsia"/>
+        </w:rPr>
+        <w:t xml:space="preserve">人工分配下，上海呈现出”高度不均衡”的结构特征：辖区</w:t>
+      </w:r>
+      <w:r>
+        <w:t xml:space="preserve"> Index CV </w:t>
+      </w:r>
+      <w:r>
+        <w:rPr>
+          <w:rFonts w:hint="eastAsia"/>
+        </w:rPr>
+        <w:t xml:space="preserve">高达</w:t>
+      </w:r>
+      <w:r>
+        <w:t xml:space="preserve"> </w:t>
+      </w:r>
+      <w:r>
+        <w:rPr>
+          <w:rFonts w:hint="eastAsia"/>
+        </w:rPr>
+        <w:t xml:space="preserve">63.8%（远超湖南的</w:t>
+      </w:r>
+      <w:r>
+        <w:t xml:space="preserve"> </w:t>
+      </w:r>
+      <w:r>
+        <w:rPr>
+          <w:rFonts w:hint="eastAsia"/>
+        </w:rPr>
+        <w:t xml:space="preserve">44.3%），最大辖区</w:t>
+      </w:r>
+      <w:r>
+        <w:t xml:space="preserve"> Index </w:t>
+      </w:r>
+      <w:r>
+        <w:rPr>
+          <w:rFonts w:hint="eastAsia"/>
+        </w:rPr>
+        <w:t xml:space="preserve">达</w:t>
+      </w:r>
+      <w:r>
+        <w:t xml:space="preserve"> </w:t>
+      </w:r>
+      <w:r>
+        <w:rPr>
+          <w:rFonts w:hint="eastAsia"/>
+        </w:rPr>
+        <w:t xml:space="preserve">2348（接近理想值的</w:t>
+      </w:r>
+      <w:r>
+        <w:t xml:space="preserve"> 2.3 </w:t>
+      </w:r>
+      <w:r>
+        <w:rPr>
+          <w:rFonts w:hint="eastAsia"/>
+        </w:rPr>
+        <w:t xml:space="preserve">倍），最小仅</w:t>
+      </w:r>
+      <w:r>
+        <w:t xml:space="preserve"> </w:t>
+      </w:r>
+      <w:r>
+        <w:rPr>
+          <w:rFonts w:hint="eastAsia"/>
+        </w:rPr>
+        <w:t xml:space="preserve">341（理想值的</w:t>
+      </w:r>
+      <w:r>
+        <w:t xml:space="preserve"> </w:t>
+      </w:r>
+      <w:r>
+        <w:rPr>
+          <w:rFonts w:hint="eastAsia"/>
+        </w:rPr>
+        <w:t xml:space="preserve">1/3）；最高/最低相差</w:t>
+      </w:r>
+      <w:r>
+        <w:t xml:space="preserve"> 6.9 </w:t>
+      </w:r>
+      <w:r>
+        <w:rPr>
+          <w:rFonts w:hint="eastAsia"/>
+        </w:rPr>
+        <w:t xml:space="preserve">倍，超出</w:t>
+      </w:r>
+      <w:r>
+        <w:t xml:space="preserve"> ±20% </w:t>
+      </w:r>
+      <w:r>
+        <w:rPr>
+          <w:rFonts w:hint="eastAsia"/>
+        </w:rPr>
+        <w:t xml:space="preserve">阈值的辖区高达</w:t>
+      </w:r>
+      <w:r>
+        <w:t xml:space="preserve"> 17 </w:t>
+      </w:r>
+      <w:r>
+        <w:rPr>
+          <w:rFonts w:hint="eastAsia"/>
+        </w:rPr>
+        <w:t xml:space="preserve">个（占</w:t>
+      </w:r>
+      <w:r>
+        <w:t xml:space="preserve"> </w:t>
+      </w:r>
+      <w:r>
+        <w:rPr>
+          <w:rFonts w:hint="eastAsia"/>
+        </w:rPr>
+        <w:t xml:space="preserve">89.5%）。这一极端不均衡的根源在于上海聚集了若干顶级三甲医院，它们的</w:t>
+      </w:r>
+      <w:r>
+        <w:t xml:space="preserve"> Index </w:t>
+      </w:r>
+      <w:r>
+        <w:rPr>
+          <w:rFonts w:hint="eastAsia"/>
+        </w:rPr>
+        <w:t xml:space="preserve">远超普通医院，在历史分配中部分医院未被妥善拆分而集中归属于个别辖区。</w:t>
+      </w:r>
+    </w:p>
+    <w:p>
+      <w:pPr>
+        <w:pStyle w:val="BodyText"/>
+      </w:pPr>
+      <w:r>
+        <w:rPr>
+          <w:rFonts w:hint="eastAsia"/>
+        </w:rPr>
+        <w:t xml:space="preserve">经过算法优化后，上海的均衡度获得最显著的改善：CV</w:t>
+      </w:r>
+      <w:r>
+        <w:t xml:space="preserve"> </w:t>
+      </w:r>
+      <w:r>
+        <w:rPr>
+          <w:rFonts w:hint="eastAsia"/>
+        </w:rPr>
+        <w:t xml:space="preserve">从</w:t>
+      </w:r>
+      <w:r>
+        <w:t xml:space="preserve"> 63.8% </w:t>
+      </w:r>
+      <w:r>
+        <w:rPr>
+          <w:rFonts w:hint="eastAsia"/>
+        </w:rPr>
+        <w:t xml:space="preserve">降至</w:t>
+      </w:r>
+      <w:r>
+        <w:t xml:space="preserve"> </w:t>
+      </w:r>
+      <w:r>
+        <w:rPr>
+          <w:rFonts w:hint="eastAsia"/>
+        </w:rPr>
+        <w:t xml:space="preserve">13.0%（改善</w:t>
+      </w:r>
+      <w:r>
+        <w:t xml:space="preserve"> </w:t>
+      </w:r>
+      <w:r>
+        <w:rPr>
+          <w:rFonts w:hint="eastAsia"/>
+        </w:rPr>
+        <w:t xml:space="preserve">79.6%），是三省份中改善幅度最大的；最大辖区</w:t>
+      </w:r>
+      <w:r>
+        <w:t xml:space="preserve"> Index </w:t>
+      </w:r>
+      <w:r>
+        <w:rPr>
+          <w:rFonts w:hint="eastAsia"/>
+        </w:rPr>
+        <w:t xml:space="preserve">从</w:t>
+      </w:r>
+      <w:r>
+        <w:t xml:space="preserve"> As-Is </w:t>
+      </w:r>
+      <w:r>
+        <w:rPr>
+          <w:rFonts w:hint="eastAsia"/>
+        </w:rPr>
+        <w:t xml:space="preserve">的</w:t>
+      </w:r>
+      <w:r>
+        <w:t xml:space="preserve"> 2348 </w:t>
+      </w:r>
+      <w:r>
+        <w:rPr>
+          <w:rFonts w:hint="eastAsia"/>
+        </w:rPr>
+        <w:t xml:space="preserve">降至</w:t>
+      </w:r>
+      <w:r>
+        <w:t xml:space="preserve"> To-Be </w:t>
+      </w:r>
+      <w:r>
+        <w:rPr>
+          <w:rFonts w:hint="eastAsia"/>
+        </w:rPr>
+        <w:t xml:space="preserve">的</w:t>
+      </w:r>
+      <w:r>
+        <w:t xml:space="preserve"> </w:t>
+      </w:r>
+      <w:r>
+        <w:rPr>
+          <w:rFonts w:hint="eastAsia"/>
+        </w:rPr>
+        <w:t xml:space="preserve">1236、最小辖区从</w:t>
+      </w:r>
+      <w:r>
+        <w:t xml:space="preserve"> 341 </w:t>
+      </w:r>
+      <w:r>
+        <w:rPr>
+          <w:rFonts w:hint="eastAsia"/>
+        </w:rPr>
+        <w:t xml:space="preserve">升至</w:t>
+      </w:r>
+      <w:r>
+        <w:t xml:space="preserve"> </w:t>
+      </w:r>
+      <w:r>
+        <w:rPr>
+          <w:rFonts w:hint="eastAsia"/>
+        </w:rPr>
+        <w:t xml:space="preserve">805，最高/最低比从</w:t>
+      </w:r>
+      <w:r>
+        <w:t xml:space="preserve"> 6.9 </w:t>
+      </w:r>
+      <w:r>
+        <w:rPr>
+          <w:rFonts w:hint="eastAsia"/>
+        </w:rPr>
+        <w:t xml:space="preserve">倍缩小至</w:t>
+      </w:r>
+      <w:r>
+        <w:t xml:space="preserve"> 1.5 </w:t>
+      </w:r>
+      <w:r>
+        <w:rPr>
+          <w:rFonts w:hint="eastAsia"/>
+        </w:rPr>
+        <w:t xml:space="preserve">倍；超</w:t>
+      </w:r>
+      <w:r>
+        <w:t xml:space="preserve"> ±20% </w:t>
+      </w:r>
+      <w:r>
+        <w:rPr>
+          <w:rFonts w:hint="eastAsia"/>
+        </w:rPr>
+        <w:t xml:space="preserve">辖区数从</w:t>
+      </w:r>
+      <w:r>
+        <w:t xml:space="preserve"> 17 </w:t>
+      </w:r>
+      <w:r>
+        <w:rPr>
+          <w:rFonts w:hint="eastAsia"/>
+        </w:rPr>
+        <w:t xml:space="preserve">个（89.5%）降到</w:t>
+      </w:r>
+      <w:r>
+        <w:t xml:space="preserve"> 4 </w:t>
+      </w:r>
+      <w:r>
+        <w:rPr>
+          <w:rFonts w:hint="eastAsia"/>
+        </w:rPr>
+        <w:t xml:space="preserve">个（21.1%）；地理紧凑性同步改善——平均最大半径从</w:t>
+      </w:r>
+      <w:r>
+        <w:t xml:space="preserve"> 23.5 km </w:t>
+      </w:r>
+      <w:r>
+        <w:rPr>
+          <w:rFonts w:hint="eastAsia"/>
+        </w:rPr>
+        <w:t xml:space="preserve">降至</w:t>
+      </w:r>
+      <w:r>
+        <w:t xml:space="preserve"> 9.6 </w:t>
+      </w:r>
+      <w:r>
+        <w:rPr>
+          <w:rFonts w:hint="eastAsia"/>
+        </w:rPr>
+        <w:t xml:space="preserve">km（改善</w:t>
+      </w:r>
+      <w:r>
+        <w:t xml:space="preserve"> </w:t>
+      </w:r>
+      <w:r>
+        <w:rPr>
+          <w:rFonts w:hint="eastAsia"/>
+        </w:rPr>
+        <w:t xml:space="preserve">59.1%），辖区平均覆盖城市数稳定为</w:t>
+      </w:r>
+      <w:r>
+        <w:t xml:space="preserve"> </w:t>
+      </w:r>
+      <w:r>
+        <w:rPr>
+          <w:rFonts w:hint="eastAsia"/>
+        </w:rPr>
+        <w:t xml:space="preserve">1.0（即每个辖区都不跨城市，符合上海作为单一城市的天然约束）。图</w:t>
+      </w:r>
+      <w:r>
+        <w:t xml:space="preserve"> 5-4 </w:t>
+      </w:r>
+      <w:r>
+        <w:rPr>
+          <w:rFonts w:hint="eastAsia"/>
+        </w:rPr>
+        <w:t xml:space="preserve">通过双面板地图展示了上海</w:t>
+      </w:r>
+      <w:r>
+        <w:t xml:space="preserve"> 99 </w:t>
+      </w:r>
+      <w:r>
+        <w:rPr>
+          <w:rFonts w:hint="eastAsia"/>
+        </w:rPr>
+        <w:t xml:space="preserve">家医院在</w:t>
+      </w:r>
+      <w:r>
+        <w:t xml:space="preserve"> As-Is </w:t>
+      </w:r>
+      <w:r>
+        <w:rPr>
+          <w:rFonts w:hint="eastAsia"/>
+        </w:rPr>
+        <w:t xml:space="preserve">与</w:t>
+      </w:r>
+      <w:r>
+        <w:t xml:space="preserve"> To-Be </w:t>
+      </w:r>
+      <w:r>
+        <w:rPr>
+          <w:rFonts w:hint="eastAsia"/>
+        </w:rPr>
+        <w:t xml:space="preserve">下的辖区归属对比。</w:t>
+      </w:r>
+    </w:p>
+    <w:p>
+      <w:pPr>
+        <w:pStyle w:val="CaptionedFigure"/>
+      </w:pPr>
+      <w:r>
+        <w:drawing>
+          <wp:inline>
+            <wp:extent cx="5387278" cy="2626731"/>
+            <wp:effectExtent b="0" l="0" r="0" t="0"/>
+            <wp:docPr descr="图 5-4 上海（聚集型直辖市）：辖区分布 As-Is vs To-Be" title="" id="147" name="Picture"/>
+            <a:graphic>
+              <a:graphicData uri="http://schemas.openxmlformats.org/drawingml/2006/picture">
+                <pic:pic>
+                  <pic:nvPicPr>
+                    <pic:cNvPr descr="figures/fig5-4.png" id="148" name="Picture"/>
+                    <pic:cNvPicPr>
+                      <a:picLocks noChangeArrowheads="1" noChangeAspect="1"/>
+                    </pic:cNvPicPr>
+                  </pic:nvPicPr>
+                  <pic:blipFill>
+                    <a:blip r:embed="rId146"/>
+                    <a:stretch>
+                      <a:fillRect/>
+                    </a:stretch>
+                  </pic:blipFill>
+                  <pic:spPr bwMode="auto">
+                    <a:xfrm>
+                      <a:off x="0" y="0"/>
+                      <a:ext cx="5387278" cy="2626731"/>
+                    </a:xfrm>
+                    <a:prstGeom prst="rect">
+                      <a:avLst/>
+                    </a:prstGeom>
+                    <a:noFill/>
+                    <a:ln w="9525">
+                      <a:noFill/>
+                      <a:headEnd/>
+                      <a:tailEnd/>
+                    </a:ln>
+                  </pic:spPr>
+                </pic:pic>
+              </a:graphicData>
+            </a:graphic>
+          </wp:inline>
+        </w:drawing>
+      </w:r>
+    </w:p>
+    <w:p>
+      <w:pPr>
+        <w:pStyle w:val="ImageCaption"/>
+      </w:pPr>
+      <w:r>
+        <w:rPr>
+          <w:rFonts w:hint="eastAsia"/>
+        </w:rPr>
+        <w:t xml:space="preserve">图</w:t>
+      </w:r>
+      <w:r>
+        <w:t xml:space="preserve"> 5-4 </w:t>
+      </w:r>
+      <w:r>
+        <w:rPr>
+          <w:rFonts w:hint="eastAsia"/>
+        </w:rPr>
+        <w:t xml:space="preserve">上海（聚集型直辖市）：辖区分布</w:t>
+      </w:r>
+      <w:r>
+        <w:t xml:space="preserve"> As-Is vs To-Be</w:t>
+      </w:r>
+    </w:p>
+    <w:p>
+      <w:pPr>
+        <w:pStyle w:val="BodyText"/>
+      </w:pPr>
+      <w:r>
+        <w:rPr>
+          <w:rFonts w:hint="eastAsia"/>
+        </w:rPr>
+        <w:t xml:space="preserve">数据来源：作者基于业内某跨国药企</w:t>
+      </w:r>
+      <w:r>
+        <w:t xml:space="preserve"> BC </w:t>
+      </w:r>
+      <w:r>
+        <w:rPr>
+          <w:rFonts w:hint="eastAsia"/>
+        </w:rPr>
+        <w:t xml:space="preserve">产品组上海市脱敏数据</w:t>
+      </w:r>
+      <w:r>
+        <w:t xml:space="preserve"> + </w:t>
+      </w:r>
+      <w:r>
+        <w:rPr>
+          <w:rFonts w:hint="eastAsia"/>
+        </w:rPr>
+        <w:t xml:space="preserve">论文项目本地算法实证生成。</w:t>
+      </w:r>
+    </w:p>
+    <w:p>
+      <w:pPr>
+        <w:pStyle w:val="BodyText"/>
+      </w:pPr>
+      <w:r>
+        <w:rPr>
+          <w:rFonts w:hint="eastAsia"/>
+        </w:rPr>
+        <w:t xml:space="preserve">地图左侧</w:t>
+      </w:r>
+      <w:r>
+        <w:t xml:space="preserve"> As-Is </w:t>
+      </w:r>
+      <w:r>
+        <w:rPr>
+          <w:rFonts w:hint="eastAsia"/>
+        </w:rPr>
+        <w:t xml:space="preserve">中可以看到颜色分布相对随机，部分辖区集中在徐汇、长宁等中心城区的高密度医院集群；右侧</w:t>
+      </w:r>
+      <w:r>
+        <w:t xml:space="preserve"> To-Be </w:t>
+      </w:r>
+      <w:r>
+        <w:rPr>
+          <w:rFonts w:hint="eastAsia"/>
+        </w:rPr>
+        <w:t xml:space="preserve">中颜色分布更具空间结构性，相邻医院更倾向于归属同一辖区，体现了算法对地理紧凑性的优化。客户保留率方面，上海的按医院数保留率仅</w:t>
+      </w:r>
+      <w:r>
+        <w:t xml:space="preserve"> </w:t>
+      </w:r>
+      <w:r>
+        <w:rPr>
+          <w:rFonts w:hint="eastAsia"/>
+        </w:rPr>
+        <w:t xml:space="preserve">20.7%、按</w:t>
+      </w:r>
+      <w:r>
+        <w:t xml:space="preserve"> Index </w:t>
+      </w:r>
+      <w:r>
+        <w:rPr>
+          <w:rFonts w:hint="eastAsia"/>
+        </w:rPr>
+        <w:t xml:space="preserve">加权保留率</w:t>
+      </w:r>
+      <w:r>
+        <w:t xml:space="preserve"> </w:t>
+      </w:r>
+      <w:r>
+        <w:rPr>
+          <w:rFonts w:hint="eastAsia"/>
+        </w:rPr>
+        <w:t xml:space="preserve">60.3%——这是三省份中最低的——背后的原因是上海</w:t>
+      </w:r>
+      <w:r>
+        <w:t xml:space="preserve"> As-Is </w:t>
+      </w:r>
+      <w:r>
+        <w:rPr>
+          <w:rFonts w:hint="eastAsia"/>
+        </w:rPr>
+        <w:t xml:space="preserve">极端不均衡（CV</w:t>
+      </w:r>
+      <w:r>
+        <w:t xml:space="preserve"> </w:t>
+      </w:r>
+      <w:r>
+        <w:rPr>
+          <w:rFonts w:hint="eastAsia"/>
+        </w:rPr>
+        <w:t xml:space="preserve">63.8%）逼迫算法做出大幅结构重构，原有客户关系无法在均衡化过程中大量保留。这一结果验证了”As-Is</w:t>
+      </w:r>
+      <w:r>
+        <w:t xml:space="preserve"> </w:t>
+      </w:r>
+      <w:r>
+        <w:rPr>
+          <w:rFonts w:hint="eastAsia"/>
+        </w:rPr>
+        <w:t xml:space="preserve">失衡程度与客户保留率成反比”的客观规律：原方案越不均衡，算法重构的力度越大，保留率越低；反之，原方案接近均衡时，算法只需局部微调，保留率自然较高。</w:t>
+      </w:r>
+    </w:p>
+    <w:bookmarkEnd w:id="149"/>
+    <w:bookmarkStart w:id="150" w:name="湖南中部省份的中等规模场景呼应-5.2-主样本"/>
+    <w:p>
+      <w:pPr>
+        <w:pStyle w:val="Heading3"/>
+      </w:pPr>
+      <w:r>
+        <w:t xml:space="preserve">5.3.2 </w:t>
+      </w:r>
+      <w:r>
+        <w:rPr>
+          <w:rFonts w:hint="eastAsia"/>
+        </w:rPr>
+        <w:t xml:space="preserve">湖南：中部省份的中等规模场景（呼应</w:t>
+      </w:r>
+      <w:r>
+        <w:t xml:space="preserve"> 5.2 </w:t>
+      </w:r>
+      <w:r>
+        <w:rPr>
+          <w:rFonts w:hint="eastAsia"/>
+        </w:rPr>
+        <w:t xml:space="preserve">主样本）</w:t>
+      </w:r>
+    </w:p>
+    <w:p>
+      <w:pPr>
+        <w:pStyle w:val="FirstParagraph"/>
+      </w:pPr>
+      <w:r>
+        <w:rPr>
+          <w:rFonts w:hint="eastAsia"/>
+        </w:rPr>
+        <w:t xml:space="preserve">湖南</w:t>
+      </w:r>
+      <w:r>
+        <w:t xml:space="preserve"> BC </w:t>
+      </w:r>
+      <w:r>
+        <w:rPr>
+          <w:rFonts w:hint="eastAsia"/>
+        </w:rPr>
+        <w:t xml:space="preserve">已在</w:t>
+      </w:r>
+      <w:r>
+        <w:t xml:space="preserve"> 5.2 </w:t>
+      </w:r>
+      <w:r>
+        <w:rPr>
+          <w:rFonts w:hint="eastAsia"/>
+        </w:rPr>
+        <w:t xml:space="preserve">节作为主样本被完整深入地展开。在三省份横向对比中，它的核心特征是”高</w:t>
+      </w:r>
+      <w:r>
+        <w:t xml:space="preserve"> Index </w:t>
+      </w:r>
+      <w:r>
+        <w:rPr>
+          <w:rFonts w:hint="eastAsia"/>
+        </w:rPr>
+        <w:t xml:space="preserve">大医院</w:t>
+      </w:r>
+      <w:r>
+        <w:t xml:space="preserve"> + </w:t>
+      </w:r>
+      <w:r>
+        <w:rPr>
+          <w:rFonts w:hint="eastAsia"/>
+        </w:rPr>
+        <w:t xml:space="preserve">多地市中等规模辖区”的复合分布：60</w:t>
+      </w:r>
+      <w:r>
+        <w:t xml:space="preserve"> </w:t>
+      </w:r>
+      <w:r>
+        <w:rPr>
+          <w:rFonts w:hint="eastAsia"/>
+        </w:rPr>
+        <w:t xml:space="preserve">家医院</w:t>
+      </w:r>
+      <w:r>
+        <w:t xml:space="preserve"> / 16 </w:t>
+      </w:r>
+      <w:r>
+        <w:rPr>
+          <w:rFonts w:hint="eastAsia"/>
+        </w:rPr>
+        <w:t xml:space="preserve">辖区、As-Is</w:t>
+      </w:r>
+      <w:r>
+        <w:t xml:space="preserve"> CV </w:t>
+      </w:r>
+      <w:r>
+        <w:rPr>
+          <w:rFonts w:hint="eastAsia"/>
+        </w:rPr>
+        <w:t xml:space="preserve">高达</w:t>
+      </w:r>
+      <w:r>
+        <w:t xml:space="preserve"> </w:t>
+      </w:r>
+      <w:r>
+        <w:rPr>
+          <w:rFonts w:hint="eastAsia"/>
+        </w:rPr>
+        <w:t xml:space="preserve">44.3%（主要由</w:t>
+      </w:r>
+      <w:r>
+        <w:t xml:space="preserve"> 1 </w:t>
+      </w:r>
+      <w:r>
+        <w:rPr>
+          <w:rFonts w:hint="eastAsia"/>
+        </w:rPr>
+        <w:t xml:space="preserve">家全</w:t>
+      </w:r>
+      <w:r>
+        <w:t xml:space="preserve"> Index </w:t>
+      </w:r>
+      <w:r>
+        <w:rPr>
+          <w:rFonts w:hint="eastAsia"/>
+        </w:rPr>
+        <w:t xml:space="preserve">接近</w:t>
+      </w:r>
+      <w:r>
+        <w:t xml:space="preserve"> 3250 </w:t>
+      </w:r>
+      <w:r>
+        <w:rPr>
+          <w:rFonts w:hint="eastAsia"/>
+        </w:rPr>
+        <w:t xml:space="preserve">的省级肿瘤专科医院主导）、超</w:t>
+      </w:r>
+      <w:r>
+        <w:t xml:space="preserve"> ±20% </w:t>
+      </w:r>
+      <w:r>
+        <w:rPr>
+          <w:rFonts w:hint="eastAsia"/>
+        </w:rPr>
+        <w:t xml:space="preserve">辖区</w:t>
+      </w:r>
+      <w:r>
+        <w:t xml:space="preserve"> </w:t>
+      </w:r>
+      <w:r>
+        <w:rPr>
+          <w:rFonts w:hint="eastAsia"/>
+        </w:rPr>
+        <w:t xml:space="preserve">50%；算法通过虚拟拆分大医院</w:t>
+      </w:r>
+      <w:r>
+        <w:t xml:space="preserve"> + Hungarian </w:t>
+      </w:r>
+      <w:r>
+        <w:rPr>
+          <w:rFonts w:hint="eastAsia"/>
+        </w:rPr>
+        <w:t xml:space="preserve">高价值优先匹配，把</w:t>
+      </w:r>
+      <w:r>
+        <w:t xml:space="preserve"> CV </w:t>
+      </w:r>
+      <w:r>
+        <w:rPr>
+          <w:rFonts w:hint="eastAsia"/>
+        </w:rPr>
+        <w:t xml:space="preserve">降到</w:t>
+      </w:r>
+      <w:r>
+        <w:t xml:space="preserve"> </w:t>
+      </w:r>
+      <w:r>
+        <w:rPr>
+          <w:rFonts w:hint="eastAsia"/>
+        </w:rPr>
+        <w:t xml:space="preserve">19.3%、保留率（Index</w:t>
+      </w:r>
+      <w:r>
+        <w:t xml:space="preserve"> </w:t>
+      </w:r>
+      <w:r>
+        <w:rPr>
+          <w:rFonts w:hint="eastAsia"/>
+        </w:rPr>
+        <w:t xml:space="preserve">加权）达</w:t>
+      </w:r>
+      <w:r>
+        <w:t xml:space="preserve"> </w:t>
+      </w:r>
+      <w:r>
+        <w:rPr>
+          <w:rFonts w:hint="eastAsia"/>
+        </w:rPr>
+        <w:t xml:space="preserve">86.4%。湖南作为”经济发达但非聚集型”的中部省份，其失衡形态——少数大医院支撑大半业务量——恰是国内绝大多数省份的真实业务形态：多数省份的辖区分配既不像上海那样多家高</w:t>
+      </w:r>
+      <w:r>
+        <w:t xml:space="preserve"> Index </w:t>
+      </w:r>
+      <w:r>
+        <w:rPr>
+          <w:rFonts w:hint="eastAsia"/>
+        </w:rPr>
+        <w:t xml:space="preserve">医院聚集在密集小空间，也不像新疆那样大跨度低密度。湖南</w:t>
+      </w:r>
+      <w:r>
+        <w:t xml:space="preserve"> BC </w:t>
+      </w:r>
+      <w:r>
+        <w:rPr>
+          <w:rFonts w:hint="eastAsia"/>
+        </w:rPr>
+        <w:t xml:space="preserve">的实证结果可以作为算法在主流业务场景下表现的代表性预期，为企业实际部署提供”中位数级”的效果参照。</w:t>
+      </w:r>
+    </w:p>
+    <w:bookmarkEnd w:id="150"/>
+    <w:bookmarkStart w:id="154" w:name="新疆地理跨度极大的稀疏场景"/>
+    <w:p>
+      <w:pPr>
+        <w:pStyle w:val="Heading3"/>
+      </w:pPr>
+      <w:r>
+        <w:t xml:space="preserve">5.3.3 </w:t>
+      </w:r>
+      <w:r>
+        <w:rPr>
+          <w:rFonts w:hint="eastAsia"/>
+        </w:rPr>
+        <w:t xml:space="preserve">新疆：地理跨度极大的稀疏场景</w:t>
+      </w:r>
+    </w:p>
+    <w:p>
+      <w:pPr>
+        <w:pStyle w:val="FirstParagraph"/>
+      </w:pPr>
+      <w:r>
+        <w:rPr>
+          <w:rFonts w:hint="eastAsia"/>
+        </w:rPr>
+        <w:t xml:space="preserve">新疆维吾尔自治区是中国面积最大的省级行政区——166</w:t>
+      </w:r>
+      <w:r>
+        <w:t xml:space="preserve"> </w:t>
+      </w:r>
+      <w:r>
+        <w:rPr>
+          <w:rFonts w:hint="eastAsia"/>
+        </w:rPr>
+        <w:t xml:space="preserve">万平方公里的疆域里，医疗资源主要分布在乌鲁木齐及天山南北的各地州市，单辖区覆盖跨数百公里属常态。BC</w:t>
+      </w:r>
+      <w:r>
+        <w:t xml:space="preserve"> </w:t>
+      </w:r>
+      <w:r>
+        <w:rPr>
+          <w:rFonts w:hint="eastAsia"/>
+        </w:rPr>
+        <w:t xml:space="preserve">数据集中新疆共</w:t>
+      </w:r>
+      <w:r>
+        <w:t xml:space="preserve"> 35 </w:t>
+      </w:r>
+      <w:r>
+        <w:rPr>
+          <w:rFonts w:hint="eastAsia"/>
+        </w:rPr>
+        <w:t xml:space="preserve">家医院、10</w:t>
+      </w:r>
+      <w:r>
+        <w:t xml:space="preserve"> </w:t>
+      </w:r>
+      <w:r>
+        <w:rPr>
+          <w:rFonts w:hint="eastAsia"/>
+        </w:rPr>
+        <w:t xml:space="preserve">个辖区，每辖区平均覆盖</w:t>
+      </w:r>
+      <w:r>
+        <w:t xml:space="preserve"> 3.5 </w:t>
+      </w:r>
+      <w:r>
+        <w:rPr>
+          <w:rFonts w:hint="eastAsia"/>
+        </w:rPr>
+        <w:t xml:space="preserve">家医院。As-Is</w:t>
+      </w:r>
+      <w:r>
+        <w:t xml:space="preserve"> </w:t>
+      </w:r>
+      <w:r>
+        <w:rPr>
+          <w:rFonts w:hint="eastAsia"/>
+        </w:rPr>
+        <w:t xml:space="preserve">人工分配下，新疆</w:t>
+      </w:r>
+      <w:r>
+        <w:t xml:space="preserve"> 10 </w:t>
+      </w:r>
+      <w:r>
+        <w:rPr>
+          <w:rFonts w:hint="eastAsia"/>
+        </w:rPr>
+        <w:t xml:space="preserve">个辖区的</w:t>
+      </w:r>
+      <w:r>
+        <w:t xml:space="preserve"> Index CV </w:t>
+      </w:r>
+      <w:r>
+        <w:rPr>
+          <w:rFonts w:hint="eastAsia"/>
+        </w:rPr>
+        <w:t xml:space="preserve">高达</w:t>
+      </w:r>
+      <w:r>
+        <w:t xml:space="preserve"> </w:t>
+      </w:r>
+      <w:r>
+        <w:rPr>
+          <w:rFonts w:hint="eastAsia"/>
+        </w:rPr>
+        <w:t xml:space="preserve">47.9%、辖区平均最大半径</w:t>
+      </w:r>
+      <w:r>
+        <w:t xml:space="preserve"> 206.4 </w:t>
+      </w:r>
+      <w:r>
+        <w:rPr>
+          <w:rFonts w:hint="eastAsia"/>
+        </w:rPr>
+        <w:t xml:space="preserve">km（远超湖南的</w:t>
+      </w:r>
+      <w:r>
+        <w:t xml:space="preserve"> 50.9 </w:t>
+      </w:r>
+      <w:r>
+        <w:rPr>
+          <w:rFonts w:hint="eastAsia"/>
+        </w:rPr>
+        <w:t xml:space="preserve">km）、最远辖区半径达</w:t>
+      </w:r>
+      <w:r>
+        <w:t xml:space="preserve"> 377.5 </w:t>
+      </w:r>
+      <w:r>
+        <w:rPr>
+          <w:rFonts w:hint="eastAsia"/>
+        </w:rPr>
+        <w:t xml:space="preserve">km；最为关键的是</w:t>
+      </w:r>
+      <w:r>
+        <w:t xml:space="preserve"> As-Is </w:t>
+      </w:r>
+      <w:r>
+        <w:rPr>
+          <w:rFonts w:hint="eastAsia"/>
+        </w:rPr>
+        <w:t xml:space="preserve">的</w:t>
+      </w:r>
+      <w:r>
+        <w:t xml:space="preserve"> 10 </w:t>
+      </w:r>
+      <w:r>
+        <w:rPr>
+          <w:rFonts w:hint="eastAsia"/>
+        </w:rPr>
+        <w:t xml:space="preserve">个辖区</w:t>
+      </w:r>
+      <w:r>
+        <w:rPr>
+          <w:rFonts w:hint="eastAsia"/>
+          <w:b/>
+          <w:bCs/>
+        </w:rPr>
+        <w:t xml:space="preserve">全部超出</w:t>
+      </w:r>
+      <w:r>
+        <w:rPr>
+          <w:b/>
+          <w:bCs/>
+        </w:rPr>
+        <w:t xml:space="preserve"> ±20% </w:t>
+      </w:r>
+      <w:r>
+        <w:rPr>
+          <w:rFonts w:hint="eastAsia"/>
+          <w:b/>
+          <w:bCs/>
+        </w:rPr>
+        <w:t xml:space="preserve">阈值（100%）</w:t>
+      </w:r>
+      <w:r>
+        <w:rPr>
+          <w:rFonts w:hint="eastAsia"/>
+        </w:rPr>
+        <w:t xml:space="preserve">——意味着没有任何一个辖区的</w:t>
+      </w:r>
+      <w:r>
+        <w:t xml:space="preserve"> Index </w:t>
+      </w:r>
+      <w:r>
+        <w:rPr>
+          <w:rFonts w:hint="eastAsia"/>
+        </w:rPr>
+        <w:t xml:space="preserve">落入业务可接受的均衡带，这是三省份中失衡程度最严峻的样本。</w:t>
+      </w:r>
+    </w:p>
+    <w:p>
+      <w:pPr>
+        <w:pStyle w:val="BodyText"/>
+      </w:pPr>
+      <w:r>
+        <w:t xml:space="preserve">To-Be </w:t>
+      </w:r>
+      <w:r>
+        <w:rPr>
+          <w:rFonts w:hint="eastAsia"/>
+        </w:rPr>
+        <w:t xml:space="preserve">算法优化后，新疆呈现出与上海类似的”均衡</w:t>
+      </w:r>
+      <w:r>
+        <w:t xml:space="preserve"> + </w:t>
+      </w:r>
+      <w:r>
+        <w:rPr>
+          <w:rFonts w:hint="eastAsia"/>
+        </w:rPr>
+        <w:t xml:space="preserve">紧凑同向优化”特征——尽管它是稀疏场景：Index</w:t>
+      </w:r>
+      <w:r>
+        <w:t xml:space="preserve"> CV </w:t>
+      </w:r>
+      <w:r>
+        <w:rPr>
+          <w:rFonts w:hint="eastAsia"/>
+        </w:rPr>
+        <w:t xml:space="preserve">从</w:t>
+      </w:r>
+      <w:r>
+        <w:t xml:space="preserve"> 47.9% </w:t>
+      </w:r>
+      <w:r>
+        <w:rPr>
+          <w:rFonts w:hint="eastAsia"/>
+        </w:rPr>
+        <w:t xml:space="preserve">降至</w:t>
+      </w:r>
+      <w:r>
+        <w:t xml:space="preserve"> </w:t>
+      </w:r>
+      <w:r>
+        <w:rPr>
+          <w:rFonts w:hint="eastAsia"/>
+        </w:rPr>
+        <w:t xml:space="preserve">35.3%（改善</w:t>
+      </w:r>
+      <w:r>
+        <w:t xml:space="preserve"> </w:t>
+      </w:r>
+      <w:r>
+        <w:rPr>
+          <w:rFonts w:hint="eastAsia"/>
+        </w:rPr>
+        <w:t xml:space="preserve">26.4%）；超</w:t>
+      </w:r>
+      <w:r>
+        <w:t xml:space="preserve"> ±20% </w:t>
+      </w:r>
+      <w:r>
+        <w:rPr>
+          <w:rFonts w:hint="eastAsia"/>
+        </w:rPr>
+        <w:t xml:space="preserve">辖区数从</w:t>
+      </w:r>
+      <w:r>
+        <w:t xml:space="preserve"> 10 </w:t>
+      </w:r>
+      <w:r>
+        <w:rPr>
+          <w:rFonts w:hint="eastAsia"/>
+        </w:rPr>
+        <w:t xml:space="preserve">个降到</w:t>
+      </w:r>
+      <w:r>
+        <w:t xml:space="preserve"> 7 </w:t>
+      </w:r>
+      <w:r>
+        <w:rPr>
+          <w:rFonts w:hint="eastAsia"/>
+        </w:rPr>
+        <w:t xml:space="preserve">个（改善</w:t>
+      </w:r>
+      <w:r>
+        <w:t xml:space="preserve"> </w:t>
+      </w:r>
+      <w:r>
+        <w:rPr>
+          <w:rFonts w:hint="eastAsia"/>
+        </w:rPr>
+        <w:t xml:space="preserve">30%）；最为亮眼的是地理紧凑性的大幅压缩——</w:t>
+      </w:r>
+      <w:r>
+        <w:rPr>
+          <w:rFonts w:hint="eastAsia"/>
+          <w:b/>
+          <w:bCs/>
+        </w:rPr>
+        <w:t xml:space="preserve">辖区平均最大半径从</w:t>
+      </w:r>
+      <w:r>
+        <w:rPr>
+          <w:b/>
+          <w:bCs/>
+        </w:rPr>
+        <w:t xml:space="preserve"> 206.4 km </w:t>
+      </w:r>
+      <w:r>
+        <w:rPr>
+          <w:rFonts w:hint="eastAsia"/>
+          <w:b/>
+          <w:bCs/>
+        </w:rPr>
+        <w:t xml:space="preserve">降至</w:t>
+      </w:r>
+      <w:r>
+        <w:rPr>
+          <w:b/>
+          <w:bCs/>
+        </w:rPr>
+        <w:t xml:space="preserve"> 110.1 </w:t>
+      </w:r>
+      <w:r>
+        <w:rPr>
+          <w:rFonts w:hint="eastAsia"/>
+          <w:b/>
+          <w:bCs/>
+        </w:rPr>
+        <w:t xml:space="preserve">km（改善</w:t>
+      </w:r>
+      <w:r>
+        <w:rPr>
+          <w:b/>
+          <w:bCs/>
+        </w:rPr>
+        <w:t xml:space="preserve"> </w:t>
+      </w:r>
+      <w:r>
+        <w:rPr>
+          <w:rFonts w:hint="eastAsia"/>
+          <w:b/>
+          <w:bCs/>
+        </w:rPr>
+        <w:t xml:space="preserve">46.7%）、最远辖区半径从</w:t>
+      </w:r>
+      <w:r>
+        <w:rPr>
+          <w:b/>
+          <w:bCs/>
+        </w:rPr>
+        <w:t xml:space="preserve"> 377.5 km </w:t>
+      </w:r>
+      <w:r>
+        <w:rPr>
+          <w:rFonts w:hint="eastAsia"/>
+          <w:b/>
+          <w:bCs/>
+        </w:rPr>
+        <w:t xml:space="preserve">降至</w:t>
+      </w:r>
+      <w:r>
+        <w:rPr>
+          <w:b/>
+          <w:bCs/>
+        </w:rPr>
+        <w:t xml:space="preserve"> 245.2 </w:t>
+      </w:r>
+      <w:r>
+        <w:rPr>
+          <w:rFonts w:hint="eastAsia"/>
+          <w:b/>
+          <w:bCs/>
+        </w:rPr>
+        <w:t xml:space="preserve">km（改善</w:t>
+      </w:r>
+      <w:r>
+        <w:rPr>
+          <w:b/>
+          <w:bCs/>
+        </w:rPr>
+        <w:t xml:space="preserve"> </w:t>
+      </w:r>
+      <w:r>
+        <w:rPr>
+          <w:rFonts w:hint="eastAsia"/>
+          <w:b/>
+          <w:bCs/>
+        </w:rPr>
+        <w:t xml:space="preserve">35.0%）；平均覆盖城市数从</w:t>
+      </w:r>
+      <w:r>
+        <w:rPr>
+          <w:b/>
+          <w:bCs/>
+        </w:rPr>
+        <w:t xml:space="preserve"> 2.5 </w:t>
+      </w:r>
+      <w:r>
+        <w:rPr>
+          <w:rFonts w:hint="eastAsia"/>
+          <w:b/>
+          <w:bCs/>
+        </w:rPr>
+        <w:t xml:space="preserve">略降至</w:t>
+      </w:r>
+      <w:r>
+        <w:rPr>
+          <w:b/>
+          <w:bCs/>
+        </w:rPr>
+        <w:t xml:space="preserve"> </w:t>
+      </w:r>
+      <w:r>
+        <w:rPr>
+          <w:rFonts w:hint="eastAsia"/>
+          <w:b/>
+          <w:bCs/>
+        </w:rPr>
+        <w:t xml:space="preserve">2.3，未出现地理破碎度的恶化</w:t>
+      </w:r>
+      <w:r>
+        <w:rPr>
+          <w:rFonts w:hint="eastAsia"/>
+        </w:rPr>
+        <w:t xml:space="preserve">。这一系列改善打破了”稀疏场景下紧凑性已无优化空间”的直觉假设，证明算法的六层地理聚类与亲和图机制即使在大跨度低密度环境下，仍能挖掘出可观的地理重组空间——把原本因人工分配而被分散到多个城市的医院，按行政区划与历史亲和关系重新归并到地理上更连续的辖区中。图</w:t>
+      </w:r>
+      <w:r>
+        <w:t xml:space="preserve"> 5-5 </w:t>
+      </w:r>
+      <w:r>
+        <w:rPr>
+          <w:rFonts w:hint="eastAsia"/>
+        </w:rPr>
+        <w:t xml:space="preserve">展示了新疆</w:t>
+      </w:r>
+      <w:r>
+        <w:t xml:space="preserve"> 35 </w:t>
+      </w:r>
+      <w:r>
+        <w:rPr>
+          <w:rFonts w:hint="eastAsia"/>
+        </w:rPr>
+        <w:t xml:space="preserve">家医院在</w:t>
+      </w:r>
+      <w:r>
+        <w:t xml:space="preserve"> As-Is </w:t>
+      </w:r>
+      <w:r>
+        <w:rPr>
+          <w:rFonts w:hint="eastAsia"/>
+        </w:rPr>
+        <w:t xml:space="preserve">与</w:t>
+      </w:r>
+      <w:r>
+        <w:t xml:space="preserve"> To-Be </w:t>
+      </w:r>
+      <w:r>
+        <w:rPr>
+          <w:rFonts w:hint="eastAsia"/>
+        </w:rPr>
+        <w:t xml:space="preserve">下的辖区分布。</w:t>
+      </w:r>
+    </w:p>
+    <w:p>
+      <w:pPr>
+        <w:pStyle w:val="CaptionedFigure"/>
+      </w:pPr>
+      <w:r>
+        <w:drawing>
+          <wp:inline>
+            <wp:extent cx="5395964" cy="2662813"/>
+            <wp:effectExtent b="0" l="0" r="0" t="0"/>
+            <wp:docPr descr="图 5-5 新疆（地理跨度极大的稀疏场景）：辖区分布 As-Is vs To-Be" title="" id="152" name="Picture"/>
+            <a:graphic>
+              <a:graphicData uri="http://schemas.openxmlformats.org/drawingml/2006/picture">
+                <pic:pic>
+                  <pic:nvPicPr>
+                    <pic:cNvPr descr="figures/fig5-5.png" id="153" name="Picture"/>
+                    <pic:cNvPicPr>
+                      <a:picLocks noChangeArrowheads="1" noChangeAspect="1"/>
+                    </pic:cNvPicPr>
+                  </pic:nvPicPr>
+                  <pic:blipFill>
+                    <a:blip r:embed="rId151"/>
+                    <a:stretch>
+                      <a:fillRect/>
+                    </a:stretch>
+                  </pic:blipFill>
+                  <pic:spPr bwMode="auto">
+                    <a:xfrm>
+                      <a:off x="0" y="0"/>
+                      <a:ext cx="5395964" cy="2662813"/>
+                    </a:xfrm>
+                    <a:prstGeom prst="rect">
+                      <a:avLst/>
+                    </a:prstGeom>
+                    <a:noFill/>
+                    <a:ln w="9525">
+                      <a:noFill/>
+                      <a:headEnd/>
+                      <a:tailEnd/>
+                    </a:ln>
+                  </pic:spPr>
+                </pic:pic>
+              </a:graphicData>
+            </a:graphic>
+          </wp:inline>
+        </w:drawing>
+      </w:r>
+    </w:p>
+    <w:p>
+      <w:pPr>
+        <w:pStyle w:val="ImageCaption"/>
+      </w:pPr>
+      <w:r>
+        <w:rPr>
+          <w:rFonts w:hint="eastAsia"/>
+        </w:rPr>
+        <w:t xml:space="preserve">图</w:t>
+      </w:r>
+      <w:r>
+        <w:t xml:space="preserve"> 5-5 </w:t>
+      </w:r>
+      <w:r>
+        <w:rPr>
+          <w:rFonts w:hint="eastAsia"/>
+        </w:rPr>
+        <w:t xml:space="preserve">新疆（地理跨度极大的稀疏场景）：辖区分布</w:t>
+      </w:r>
+      <w:r>
+        <w:t xml:space="preserve"> As-Is vs To-Be</w:t>
+      </w:r>
+    </w:p>
+    <w:p>
+      <w:pPr>
+        <w:pStyle w:val="BodyText"/>
+      </w:pPr>
+      <w:r>
+        <w:rPr>
+          <w:rFonts w:hint="eastAsia"/>
+        </w:rPr>
+        <w:t xml:space="preserve">数据来源：作者基于业内某跨国药企</w:t>
+      </w:r>
+      <w:r>
+        <w:t xml:space="preserve"> BC </w:t>
+      </w:r>
+      <w:r>
+        <w:rPr>
+          <w:rFonts w:hint="eastAsia"/>
+        </w:rPr>
+        <w:t xml:space="preserve">产品组新疆维吾尔自治区脱敏数据</w:t>
+      </w:r>
+      <w:r>
+        <w:t xml:space="preserve"> + </w:t>
+      </w:r>
+      <w:r>
+        <w:rPr>
+          <w:rFonts w:hint="eastAsia"/>
+        </w:rPr>
+        <w:t xml:space="preserve">论文项目本地算法实证生成。</w:t>
+      </w:r>
+    </w:p>
+    <w:p>
+      <w:pPr>
+        <w:pStyle w:val="BodyText"/>
+      </w:pPr>
+      <w:r>
+        <w:rPr>
+          <w:rFonts w:hint="eastAsia"/>
+        </w:rPr>
+        <w:t xml:space="preserve">地图中可以看到</w:t>
+      </w:r>
+      <w:r>
+        <w:t xml:space="preserve"> To-Be </w:t>
+      </w:r>
+      <w:r>
+        <w:rPr>
+          <w:rFonts w:hint="eastAsia"/>
+        </w:rPr>
+        <w:t xml:space="preserve">的辖区颜色分布相比</w:t>
+      </w:r>
+      <w:r>
+        <w:t xml:space="preserve"> As-Is </w:t>
+      </w:r>
+      <w:r>
+        <w:rPr>
+          <w:rFonts w:hint="eastAsia"/>
+        </w:rPr>
+        <w:t xml:space="preserve">呈现更强的空间连续性——在新疆这种南北跨度近</w:t>
+      </w:r>
+      <w:r>
+        <w:t xml:space="preserve"> 2000 km </w:t>
+      </w:r>
+      <w:r>
+        <w:rPr>
+          <w:rFonts w:hint="eastAsia"/>
+        </w:rPr>
+        <w:t xml:space="preserve">的稀疏场景下，算法仍能识别出地理上自然成簇的医院并将它们归属同一辖区，这正是六层聚类的”按行政区划层级聚合”设计在大跨度场景下的有效性体现。客户保留率方面，新疆按医院数</w:t>
+      </w:r>
+      <w:r>
+        <w:t xml:space="preserve"> </w:t>
+      </w:r>
+      <w:r>
+        <w:rPr>
+          <w:rFonts w:hint="eastAsia"/>
+        </w:rPr>
+        <w:t xml:space="preserve">57.1%、按</w:t>
+      </w:r>
+      <w:r>
+        <w:t xml:space="preserve"> Index </w:t>
+      </w:r>
+      <w:r>
+        <w:rPr>
+          <w:rFonts w:hint="eastAsia"/>
+        </w:rPr>
+        <w:t xml:space="preserve">加权</w:t>
+      </w:r>
+      <w:r>
+        <w:t xml:space="preserve"> </w:t>
+      </w:r>
+      <w:r>
+        <w:rPr>
+          <w:rFonts w:hint="eastAsia"/>
+        </w:rPr>
+        <w:t xml:space="preserve">78.9%——居于上海（60.3%）与湖南（86.4%）之间，反映了”As-Is</w:t>
+      </w:r>
+      <w:r>
+        <w:t xml:space="preserve"> </w:t>
+      </w:r>
+      <w:r>
+        <w:rPr>
+          <w:rFonts w:hint="eastAsia"/>
+        </w:rPr>
+        <w:t xml:space="preserve">失衡程度较深</w:t>
+      </w:r>
+      <w:r>
+        <w:t xml:space="preserve"> + </w:t>
+      </w:r>
+      <w:r>
+        <w:rPr>
+          <w:rFonts w:hint="eastAsia"/>
+        </w:rPr>
+        <w:t xml:space="preserve">算法重构幅度较大”的中间状态。</w:t>
+      </w:r>
+    </w:p>
+    <w:p>
+      <w:pPr>
+        <w:pStyle w:val="BodyText"/>
+      </w:pPr>
+      <w:r>
+        <w:rPr>
+          <w:rFonts w:hint="eastAsia"/>
+        </w:rPr>
+        <w:t xml:space="preserve">需要诚实承认的是，新疆</w:t>
+      </w:r>
+      <w:r>
+        <w:t xml:space="preserve"> To-Be </w:t>
+      </w:r>
+      <w:r>
+        <w:rPr>
+          <w:rFonts w:hint="eastAsia"/>
+        </w:rPr>
+        <w:t xml:space="preserve">的</w:t>
+      </w:r>
+      <w:r>
+        <w:t xml:space="preserve"> CV </w:t>
+      </w:r>
+      <w:r>
+        <w:rPr>
+          <w:rFonts w:hint="eastAsia"/>
+        </w:rPr>
+        <w:t xml:space="preserve">仍为</w:t>
+      </w:r>
+      <w:r>
+        <w:t xml:space="preserve"> </w:t>
+      </w:r>
+      <w:r>
+        <w:rPr>
+          <w:rFonts w:hint="eastAsia"/>
+        </w:rPr>
+        <w:t xml:space="preserve">35.3%，明显高于上海（13.0%）和湖南（19.3%）；超</w:t>
+      </w:r>
+      <w:r>
+        <w:t xml:space="preserve"> ±20% </w:t>
+      </w:r>
+      <w:r>
+        <w:rPr>
+          <w:rFonts w:hint="eastAsia"/>
+        </w:rPr>
+        <w:t xml:space="preserve">辖区数仍占</w:t>
+      </w:r>
+      <w:r>
+        <w:t xml:space="preserve"> </w:t>
+      </w:r>
+      <w:r>
+        <w:rPr>
+          <w:rFonts w:hint="eastAsia"/>
+        </w:rPr>
+        <w:t xml:space="preserve">70%。这反映了</w:t>
+      </w:r>
+      <w:r>
+        <w:rPr>
+          <w:rFonts w:hint="eastAsia"/>
+          <w:b/>
+          <w:bCs/>
+        </w:rPr>
+        <w:t xml:space="preserve">稀疏场景下均衡度优化的客观天花板</w:t>
+      </w:r>
+      <w:r>
+        <w:rPr>
+          <w:rFonts w:hint="eastAsia"/>
+        </w:rPr>
+        <w:t xml:space="preserve">——在</w:t>
+      </w:r>
+      <w:r>
+        <w:t xml:space="preserve"> 35 </w:t>
+      </w:r>
+      <w:r>
+        <w:rPr>
+          <w:rFonts w:hint="eastAsia"/>
+        </w:rPr>
+        <w:t xml:space="preserve">家医院、Index</w:t>
+      </w:r>
+      <w:r>
+        <w:t xml:space="preserve"> </w:t>
+      </w:r>
+      <w:r>
+        <w:rPr>
+          <w:rFonts w:hint="eastAsia"/>
+        </w:rPr>
+        <w:t xml:space="preserve">总量分布极不均匀（含若干个区域中心三甲医院）、地理跨度数百公里的硬性约束下，算法已经做到了局部最优解。这种”承认边界条件”的诚实呈现，恰恰说明算法不会强行追求”全场景同等优化”，而是依据场景特征做出合理判断——这种自适应能力正是</w:t>
+      </w:r>
+      <w:r>
+        <w:t xml:space="preserve"> 4.4.2.3 </w:t>
+      </w:r>
+      <w:r>
+        <w:rPr>
+          <w:rFonts w:hint="eastAsia"/>
+        </w:rPr>
+        <w:t xml:space="preserve">节模拟退火”自适应初始温度”设计的实证体现。</w:t>
+      </w:r>
+    </w:p>
+    <w:bookmarkEnd w:id="154"/>
+    <w:bookmarkStart w:id="155" w:name="三省份横向对比与算法鲁棒性结论"/>
+    <w:p>
+      <w:pPr>
+        <w:pStyle w:val="Heading3"/>
+      </w:pPr>
+      <w:r>
+        <w:t xml:space="preserve">5.3.4 </w:t>
+      </w:r>
+      <w:r>
+        <w:rPr>
+          <w:rFonts w:hint="eastAsia"/>
+        </w:rPr>
+        <w:t xml:space="preserve">三省份横向对比与算法鲁棒性结论</w:t>
+      </w:r>
+    </w:p>
+    <w:p>
+      <w:pPr>
+        <w:pStyle w:val="FirstParagraph"/>
+      </w:pPr>
+      <w:r>
+        <w:rPr>
+          <w:rFonts w:hint="eastAsia"/>
+        </w:rPr>
+        <w:t xml:space="preserve">把三省份的核心指标放入同一对比框架下（表</w:t>
+      </w:r>
+      <w:r>
+        <w:t xml:space="preserve"> </w:t>
+      </w:r>
+      <w:r>
+        <w:rPr>
+          <w:rFonts w:hint="eastAsia"/>
+        </w:rPr>
+        <w:t xml:space="preserve">5-2），可以清晰看出算法在不同地理形态下的表现差异及其内在逻辑。</w:t>
+      </w:r>
+    </w:p>
+    <w:p>
+      <w:pPr>
+        <w:pStyle w:val="BodyText"/>
+      </w:pPr>
+      <w:r>
+        <w:rPr>
+          <w:rFonts w:hint="eastAsia"/>
+          <w:b/>
+          <w:bCs/>
+        </w:rPr>
+        <w:t xml:space="preserve">表</w:t>
+      </w:r>
+      <w:r>
+        <w:rPr>
+          <w:b/>
+          <w:bCs/>
+        </w:rPr>
+        <w:t xml:space="preserve"> 5-2 </w:t>
+      </w:r>
+      <w:r>
+        <w:rPr>
+          <w:rFonts w:hint="eastAsia"/>
+          <w:b/>
+          <w:bCs/>
+        </w:rPr>
+        <w:t xml:space="preserve">三省份地理形态与算法效果横向对比</w:t>
+      </w:r>
+    </w:p>
+    <w:tbl>
+      <w:tblPr>
+        <w:tblStyle w:val="Table"/>
+        <w:tblW w:type="pct" w:w="5000"/>
+        <w:tblLayout w:type="autofit"/>
+        <w:tblLook w:firstRow="1" w:lastRow="0" w:firstColumn="0" w:lastColumn="0" w:noHBand="0" w:noVBand="0" w:val="0020"/>
+        <w:tblBorders>
+          <w:top w:val="single" w:sz="4" w:color="000000" w:space="0"/>
+          <w:left w:val="single" w:sz="4" w:color="000000" w:space="0"/>
+          <w:bottom w:val="single" w:sz="4" w:color="000000" w:space="0"/>
+          <w:right w:val="single" w:sz="4" w:color="000000" w:space="0"/>
+          <w:insideH w:val="single" w:sz="4" w:color="000000" w:space="0"/>
+          <w:insideV w:val="single" w:sz="4" w:color="000000" w:space="0"/>
+        </w:tblBorders>
+      </w:tblPr>
+      <w:tblGrid>
+        <w:gridCol w:w="1980"/>
+        <w:gridCol w:w="1980"/>
+        <w:gridCol w:w="1980"/>
+        <w:gridCol w:w="1980"/>
+      </w:tblGrid>
+      <w:tr>
+        <w:trPr>
+          <w:tblHeader w:val="on"/>
+          <w:cantSplit/>
+        </w:trPr>
+        <w:tc>
+          <w:tcPr/>
+          <w:p>
+            <w:pPr>
+              <w:pStyle w:val="Compact"/>
+              <w:ind w:firstLine="0" w:firstLineChars="0"/>
+            </w:pPr>
+            <w:r>
+              <w:rPr>
+                <w:rFonts w:hint="eastAsia"/>
+              </w:rPr>
+              <w:t xml:space="preserve">维度</w:t>
+            </w:r>
+          </w:p>
+        </w:tc>
+        <w:tc>
+          <w:tcPr/>
+          <w:p>
+            <w:pPr>
+              <w:pStyle w:val="Compact"/>
+              <w:ind w:firstLine="0" w:firstLineChars="0"/>
+            </w:pPr>
+            <w:r>
+              <w:rPr>
+                <w:rFonts w:hint="eastAsia"/>
+              </w:rPr>
+              <w:t xml:space="preserve">上海</w:t>
+            </w:r>
+            <w:r>
+              <w:t xml:space="preserve"> </w:t>
+            </w:r>
+            <w:r>
+              <w:rPr>
+                <w:rFonts w:hint="eastAsia"/>
+              </w:rPr>
+              <w:t xml:space="preserve">BC（聚集型）</w:t>
+            </w:r>
+          </w:p>
+        </w:tc>
+        <w:tc>
+          <w:tcPr/>
+          <w:p>
+            <w:pPr>
+              <w:pStyle w:val="Compact"/>
+              <w:ind w:firstLine="0" w:firstLineChars="0"/>
+            </w:pPr>
+            <w:r>
+              <w:rPr>
+                <w:rFonts w:hint="eastAsia"/>
+              </w:rPr>
+              <w:t xml:space="preserve">湖南</w:t>
+            </w:r>
+            <w:r>
+              <w:t xml:space="preserve"> </w:t>
+            </w:r>
+            <w:r>
+              <w:rPr>
+                <w:rFonts w:hint="eastAsia"/>
+              </w:rPr>
+              <w:t xml:space="preserve">BC（中等）</w:t>
+            </w:r>
+          </w:p>
+        </w:tc>
+        <w:tc>
+          <w:tcPr/>
+          <w:p>
+            <w:pPr>
+              <w:pStyle w:val="Compact"/>
+              <w:ind w:firstLine="0" w:firstLineChars="0"/>
+            </w:pPr>
+            <w:r>
+              <w:rPr>
+                <w:rFonts w:hint="eastAsia"/>
+              </w:rPr>
+              <w:t xml:space="preserve">新疆</w:t>
+            </w:r>
+            <w:r>
+              <w:t xml:space="preserve"> </w:t>
+            </w:r>
+            <w:r>
+              <w:rPr>
+                <w:rFonts w:hint="eastAsia"/>
+              </w:rPr>
+              <w:t xml:space="preserve">BC（稀疏）</w:t>
+            </w:r>
+          </w:p>
+        </w:tc>
+      </w:tr>
+      <w:tr>
+        <w:trPr>
+          <w:cantSplit/>
+        </w:trPr>
+        <w:tc>
+          <w:tcPr/>
+          <w:p>
+            <w:pPr>
+              <w:pStyle w:val="Compact"/>
+              <w:ind w:firstLine="0" w:firstLineChars="0"/>
+            </w:pPr>
+            <w:r>
+              <w:rPr>
+                <w:rFonts w:hint="eastAsia"/>
+              </w:rPr>
+              <w:t xml:space="preserve">数据规模</w:t>
+            </w:r>
+          </w:p>
+        </w:tc>
+        <w:tc>
+          <w:tcPr/>
+          <w:p>
+            <w:pPr>
+              <w:pStyle w:val="Compact"/>
+              <w:ind w:firstLine="0" w:firstLineChars="0"/>
+            </w:pPr>
+            <w:r>
+              <w:t xml:space="preserve">99 </w:t>
+            </w:r>
+            <w:r>
+              <w:rPr>
+                <w:rFonts w:hint="eastAsia"/>
+              </w:rPr>
+              <w:t xml:space="preserve">医院</w:t>
+            </w:r>
+            <w:r>
+              <w:t xml:space="preserve"> / 19 </w:t>
+            </w:r>
+            <w:r>
+              <w:rPr>
+                <w:rFonts w:hint="eastAsia"/>
+              </w:rPr>
+              <w:t xml:space="preserve">辖区</w:t>
+            </w:r>
+          </w:p>
+        </w:tc>
+        <w:tc>
+          <w:tcPr/>
+          <w:p>
+            <w:pPr>
+              <w:pStyle w:val="Compact"/>
+              <w:ind w:firstLine="0" w:firstLineChars="0"/>
+            </w:pPr>
+            <w:r>
+              <w:t xml:space="preserve">60 </w:t>
+            </w:r>
+            <w:r>
+              <w:rPr>
+                <w:rFonts w:hint="eastAsia"/>
+              </w:rPr>
+              <w:t xml:space="preserve">医院</w:t>
+            </w:r>
+            <w:r>
+              <w:t xml:space="preserve"> / 16 </w:t>
+            </w:r>
+            <w:r>
+              <w:rPr>
+                <w:rFonts w:hint="eastAsia"/>
+              </w:rPr>
+              <w:t xml:space="preserve">辖区</w:t>
+            </w:r>
+          </w:p>
+        </w:tc>
+        <w:tc>
+          <w:tcPr/>
+          <w:p>
+            <w:pPr>
+              <w:pStyle w:val="Compact"/>
+              <w:ind w:firstLine="0" w:firstLineChars="0"/>
+            </w:pPr>
+            <w:r>
+              <w:t xml:space="preserve">35 </w:t>
+            </w:r>
+            <w:r>
+              <w:rPr>
+                <w:rFonts w:hint="eastAsia"/>
+              </w:rPr>
+              <w:t xml:space="preserve">医院</w:t>
+            </w:r>
+            <w:r>
+              <w:t xml:space="preserve"> / 10 </w:t>
+            </w:r>
+            <w:r>
+              <w:rPr>
+                <w:rFonts w:hint="eastAsia"/>
+              </w:rPr>
+              <w:t xml:space="preserve">辖区</w:t>
+            </w:r>
+          </w:p>
+        </w:tc>
+      </w:tr>
+      <w:tr>
+        <w:trPr>
+          <w:cantSplit/>
+        </w:trPr>
+        <w:tc>
+          <w:tcPr/>
+          <w:p>
+            <w:pPr>
+              <w:pStyle w:val="Compact"/>
+              <w:ind w:firstLine="0" w:firstLineChars="0"/>
+            </w:pPr>
+            <w:r>
+              <w:rPr>
+                <w:rFonts w:hint="eastAsia"/>
+              </w:rPr>
+              <w:t xml:space="preserve">平均辖区医院数</w:t>
+            </w:r>
+          </w:p>
+        </w:tc>
+        <w:tc>
+          <w:tcPr/>
+          <w:p>
+            <w:pPr>
+              <w:pStyle w:val="Compact"/>
+              <w:ind w:firstLine="0" w:firstLineChars="0"/>
+            </w:pPr>
+            <w:r>
+              <w:t xml:space="preserve">5.2</w:t>
+            </w:r>
+          </w:p>
+        </w:tc>
+        <w:tc>
+          <w:tcPr/>
+          <w:p>
+            <w:pPr>
+              <w:pStyle w:val="Compact"/>
+              <w:ind w:firstLine="0" w:firstLineChars="0"/>
+            </w:pPr>
+            <w:r>
+              <w:t xml:space="preserve">3.8</w:t>
+            </w:r>
+          </w:p>
+        </w:tc>
+        <w:tc>
+          <w:tcPr/>
+          <w:p>
+            <w:pPr>
+              <w:pStyle w:val="Compact"/>
+              <w:ind w:firstLine="0" w:firstLineChars="0"/>
+            </w:pPr>
+            <w:r>
+              <w:t xml:space="preserve">3.5</w:t>
+            </w:r>
+          </w:p>
+        </w:tc>
+      </w:tr>
+      <w:tr>
+        <w:trPr>
+          <w:cantSplit/>
+        </w:trPr>
+        <w:tc>
+          <w:tcPr/>
+          <w:p>
+            <w:pPr>
+              <w:pStyle w:val="Compact"/>
+              <w:ind w:firstLine="0" w:firstLineChars="0"/>
+            </w:pPr>
+            <w:r>
+              <w:rPr>
+                <w:b/>
+                <w:bCs/>
+              </w:rPr>
+              <w:t xml:space="preserve">Index </w:t>
+            </w:r>
+            <w:r>
+              <w:rPr>
+                <w:rFonts w:hint="eastAsia"/>
+                <w:b/>
+                <w:bCs/>
+              </w:rPr>
+              <w:t xml:space="preserve">均衡度</w:t>
+            </w:r>
+          </w:p>
+        </w:tc>
+        <w:tc>
+          <w:tcPr/>
+          <w:p>
+            <w:pPr>
+              <w:pStyle w:val="Compact"/>
+              <w:ind w:firstLine="0" w:firstLineChars="0"/>
+            </w:pPr>
+          </w:p>
+        </w:tc>
+        <w:tc>
+          <w:tcPr/>
+          <w:p>
+            <w:pPr>
+              <w:pStyle w:val="Compact"/>
+              <w:ind w:firstLine="0" w:firstLineChars="0"/>
+            </w:pPr>
+          </w:p>
+        </w:tc>
+        <w:tc>
+          <w:tcPr/>
+          <w:p>
+            <w:pPr>
+              <w:pStyle w:val="Compact"/>
+              <w:ind w:firstLine="0" w:firstLineChars="0"/>
+            </w:pPr>
+          </w:p>
+        </w:tc>
+      </w:tr>
+      <w:tr>
+        <w:trPr>
+          <w:cantSplit/>
+        </w:trPr>
+        <w:tc>
+          <w:tcPr/>
+          <w:p>
+            <w:pPr>
+              <w:pStyle w:val="Compact"/>
+              <w:ind w:firstLine="0" w:firstLineChars="0"/>
+            </w:pPr>
+            <w:r>
+              <w:t xml:space="preserve">As-Is CV</w:t>
+            </w:r>
+          </w:p>
+        </w:tc>
+        <w:tc>
+          <w:tcPr/>
+          <w:p>
+            <w:pPr>
+              <w:pStyle w:val="Compact"/>
+              <w:ind w:firstLine="0" w:firstLineChars="0"/>
+            </w:pPr>
+            <w:r>
+              <w:t xml:space="preserve">63.8%</w:t>
+            </w:r>
+          </w:p>
+        </w:tc>
+        <w:tc>
+          <w:tcPr/>
+          <w:p>
+            <w:pPr>
+              <w:pStyle w:val="Compact"/>
+              <w:ind w:firstLine="0" w:firstLineChars="0"/>
+            </w:pPr>
+            <w:r>
+              <w:t xml:space="preserve">44.3%</w:t>
+            </w:r>
+          </w:p>
+        </w:tc>
+        <w:tc>
+          <w:tcPr/>
+          <w:p>
+            <w:pPr>
+              <w:pStyle w:val="Compact"/>
+              <w:ind w:firstLine="0" w:firstLineChars="0"/>
+            </w:pPr>
+            <w:r>
+              <w:t xml:space="preserve">47.9%</w:t>
+            </w:r>
+          </w:p>
+        </w:tc>
+      </w:tr>
+      <w:tr>
+        <w:trPr>
+          <w:cantSplit/>
+        </w:trPr>
+        <w:tc>
+          <w:tcPr/>
+          <w:p>
+            <w:pPr>
+              <w:pStyle w:val="Compact"/>
+              <w:ind w:firstLine="0" w:firstLineChars="0"/>
+            </w:pPr>
+            <w:r>
+              <w:t xml:space="preserve">To-Be CV</w:t>
+            </w:r>
+          </w:p>
+        </w:tc>
+        <w:tc>
+          <w:tcPr/>
+          <w:p>
+            <w:pPr>
+              <w:pStyle w:val="Compact"/>
+              <w:ind w:firstLine="0" w:firstLineChars="0"/>
+            </w:pPr>
+            <w:r>
+              <w:t xml:space="preserve">13.0%</w:t>
+            </w:r>
+          </w:p>
+        </w:tc>
+        <w:tc>
+          <w:tcPr/>
+          <w:p>
+            <w:pPr>
+              <w:pStyle w:val="Compact"/>
+              <w:ind w:firstLine="0" w:firstLineChars="0"/>
+            </w:pPr>
+            <w:r>
+              <w:t xml:space="preserve">19.3%</w:t>
+            </w:r>
+          </w:p>
+        </w:tc>
+        <w:tc>
+          <w:tcPr/>
+          <w:p>
+            <w:pPr>
+              <w:pStyle w:val="Compact"/>
+              <w:ind w:firstLine="0" w:firstLineChars="0"/>
+            </w:pPr>
+            <w:r>
+              <w:t xml:space="preserve">35.3%</w:t>
+            </w:r>
+          </w:p>
+        </w:tc>
+      </w:tr>
+      <w:tr>
+        <w:trPr>
+          <w:cantSplit/>
+        </w:trPr>
+        <w:tc>
+          <w:tcPr/>
+          <w:p>
+            <w:pPr>
+              <w:pStyle w:val="Compact"/>
+              <w:ind w:firstLine="0" w:firstLineChars="0"/>
+            </w:pPr>
+            <w:r>
+              <w:t xml:space="preserve">CV </w:t>
+            </w:r>
+            <w:r>
+              <w:rPr>
+                <w:rFonts w:hint="eastAsia"/>
+              </w:rPr>
+              <w:t xml:space="preserve">改善</w:t>
+            </w:r>
+          </w:p>
+        </w:tc>
+        <w:tc>
+          <w:tcPr/>
+          <w:p>
+            <w:pPr>
+              <w:pStyle w:val="Compact"/>
+              <w:ind w:firstLine="0" w:firstLineChars="0"/>
+            </w:pPr>
+            <w:r>
+              <w:t xml:space="preserve">79.6%</w:t>
+            </w:r>
+          </w:p>
+        </w:tc>
+        <w:tc>
+          <w:tcPr/>
+          <w:p>
+            <w:pPr>
+              <w:pStyle w:val="Compact"/>
+              <w:ind w:firstLine="0" w:firstLineChars="0"/>
+            </w:pPr>
+            <w:r>
+              <w:t xml:space="preserve">56.5%</w:t>
+            </w:r>
+          </w:p>
+        </w:tc>
+        <w:tc>
+          <w:tcPr/>
+          <w:p>
+            <w:pPr>
+              <w:pStyle w:val="Compact"/>
+              <w:ind w:firstLine="0" w:firstLineChars="0"/>
+            </w:pPr>
+            <w:r>
+              <w:t xml:space="preserve">26.4%</w:t>
+            </w:r>
+          </w:p>
+        </w:tc>
+      </w:tr>
+      <w:tr>
+        <w:trPr>
+          <w:cantSplit/>
+        </w:trPr>
+        <w:tc>
+          <w:tcPr/>
+          <w:p>
+            <w:pPr>
+              <w:pStyle w:val="Compact"/>
+              <w:ind w:firstLine="0" w:firstLineChars="0"/>
+            </w:pPr>
+            <w:r>
+              <w:t xml:space="preserve">As-Is </w:t>
+            </w:r>
+            <w:r>
+              <w:rPr>
+                <w:rFonts w:hint="eastAsia"/>
+              </w:rPr>
+              <w:t xml:space="preserve">超</w:t>
+            </w:r>
+            <w:r>
+              <w:t xml:space="preserve"> ±20% </w:t>
+            </w:r>
+            <w:r>
+              <w:rPr>
+                <w:rFonts w:hint="eastAsia"/>
+              </w:rPr>
+              <w:t xml:space="preserve">辖区</w:t>
+            </w:r>
+          </w:p>
+        </w:tc>
+        <w:tc>
+          <w:tcPr/>
+          <w:p>
+            <w:pPr>
+              <w:pStyle w:val="Compact"/>
+              <w:ind w:firstLine="0" w:firstLineChars="0"/>
+            </w:pPr>
+            <w:r>
+              <w:t xml:space="preserve">17 (89.5%)</w:t>
+            </w:r>
+          </w:p>
+        </w:tc>
+        <w:tc>
+          <w:tcPr/>
+          <w:p>
+            <w:pPr>
+              <w:pStyle w:val="Compact"/>
+              <w:ind w:firstLine="0" w:firstLineChars="0"/>
+            </w:pPr>
+            <w:r>
+              <w:t xml:space="preserve">8 (50.0%)</w:t>
+            </w:r>
+          </w:p>
+        </w:tc>
+        <w:tc>
+          <w:tcPr/>
+          <w:p>
+            <w:pPr>
+              <w:pStyle w:val="Compact"/>
+              <w:ind w:firstLine="0" w:firstLineChars="0"/>
+            </w:pPr>
+            <w:r>
+              <w:t xml:space="preserve">10 (100%)</w:t>
+            </w:r>
+          </w:p>
+        </w:tc>
+      </w:tr>
+      <w:tr>
+        <w:trPr>
+          <w:cantSplit/>
+        </w:trPr>
+        <w:tc>
+          <w:tcPr/>
+          <w:p>
+            <w:pPr>
+              <w:pStyle w:val="Compact"/>
+              <w:ind w:firstLine="0" w:firstLineChars="0"/>
+            </w:pPr>
+            <w:r>
+              <w:t xml:space="preserve">To-Be </w:t>
+            </w:r>
+            <w:r>
+              <w:rPr>
+                <w:rFonts w:hint="eastAsia"/>
+              </w:rPr>
+              <w:t xml:space="preserve">超</w:t>
+            </w:r>
+            <w:r>
+              <w:t xml:space="preserve"> ±20% </w:t>
+            </w:r>
+            <w:r>
+              <w:rPr>
+                <w:rFonts w:hint="eastAsia"/>
+              </w:rPr>
+              <w:t xml:space="preserve">辖区</w:t>
+            </w:r>
+          </w:p>
+        </w:tc>
+        <w:tc>
+          <w:tcPr/>
+          <w:p>
+            <w:pPr>
+              <w:pStyle w:val="Compact"/>
+              <w:ind w:firstLine="0" w:firstLineChars="0"/>
+            </w:pPr>
+            <w:r>
+              <w:t xml:space="preserve">4 (21.1%)</w:t>
+            </w:r>
+          </w:p>
+        </w:tc>
+        <w:tc>
+          <w:tcPr/>
+          <w:p>
+            <w:pPr>
+              <w:pStyle w:val="Compact"/>
+              <w:ind w:firstLine="0" w:firstLineChars="0"/>
+            </w:pPr>
+            <w:r>
+              <w:t xml:space="preserve">6 (37.5%)</w:t>
+            </w:r>
+          </w:p>
+        </w:tc>
+        <w:tc>
+          <w:tcPr/>
+          <w:p>
+            <w:pPr>
+              <w:pStyle w:val="Compact"/>
+              <w:ind w:firstLine="0" w:firstLineChars="0"/>
+            </w:pPr>
+            <w:r>
+              <w:t xml:space="preserve">7 (70.0%)</w:t>
+            </w:r>
+          </w:p>
+        </w:tc>
+      </w:tr>
+      <w:tr>
+        <w:trPr>
+          <w:cantSplit/>
+        </w:trPr>
+        <w:tc>
+          <w:tcPr/>
+          <w:p>
+            <w:pPr>
+              <w:pStyle w:val="Compact"/>
+              <w:ind w:firstLine="0" w:firstLineChars="0"/>
+            </w:pPr>
+            <w:r>
+              <w:rPr>
+                <w:rFonts w:hint="eastAsia"/>
+                <w:b/>
+                <w:bCs/>
+              </w:rPr>
+              <w:t xml:space="preserve">地理紧凑性</w:t>
+            </w:r>
+          </w:p>
+        </w:tc>
+        <w:tc>
+          <w:tcPr/>
+          <w:p>
+            <w:pPr>
+              <w:pStyle w:val="Compact"/>
+              <w:ind w:firstLine="0" w:firstLineChars="0"/>
+            </w:pPr>
+          </w:p>
+        </w:tc>
+        <w:tc>
+          <w:tcPr/>
+          <w:p>
+            <w:pPr>
+              <w:pStyle w:val="Compact"/>
+              <w:ind w:firstLine="0" w:firstLineChars="0"/>
+            </w:pPr>
+          </w:p>
+        </w:tc>
+        <w:tc>
+          <w:tcPr/>
+          <w:p>
+            <w:pPr>
+              <w:pStyle w:val="Compact"/>
+              <w:ind w:firstLine="0" w:firstLineChars="0"/>
+            </w:pPr>
+          </w:p>
+        </w:tc>
+      </w:tr>
+      <w:tr>
+        <w:trPr>
+          <w:cantSplit/>
+        </w:trPr>
+        <w:tc>
+          <w:tcPr/>
+          <w:p>
+            <w:pPr>
+              <w:pStyle w:val="Compact"/>
+              <w:ind w:firstLine="0" w:firstLineChars="0"/>
+            </w:pPr>
+            <w:r>
+              <w:t xml:space="preserve">As-Is </w:t>
+            </w:r>
+            <w:r>
+              <w:rPr>
+                <w:rFonts w:hint="eastAsia"/>
+              </w:rPr>
+              <w:t xml:space="preserve">平均最大半径</w:t>
+            </w:r>
+          </w:p>
+        </w:tc>
+        <w:tc>
+          <w:tcPr/>
+          <w:p>
+            <w:pPr>
+              <w:pStyle w:val="Compact"/>
+              <w:ind w:firstLine="0" w:firstLineChars="0"/>
+            </w:pPr>
+            <w:r>
+              <w:t xml:space="preserve">23.5 km</w:t>
+            </w:r>
+          </w:p>
+        </w:tc>
+        <w:tc>
+          <w:tcPr/>
+          <w:p>
+            <w:pPr>
+              <w:pStyle w:val="Compact"/>
+              <w:ind w:firstLine="0" w:firstLineChars="0"/>
+            </w:pPr>
+            <w:r>
+              <w:t xml:space="preserve">50.9 km</w:t>
+            </w:r>
+          </w:p>
+        </w:tc>
+        <w:tc>
+          <w:tcPr/>
+          <w:p>
+            <w:pPr>
+              <w:pStyle w:val="Compact"/>
+              <w:ind w:firstLine="0" w:firstLineChars="0"/>
+            </w:pPr>
+            <w:r>
+              <w:t xml:space="preserve">206.4 km</w:t>
+            </w:r>
+          </w:p>
+        </w:tc>
+      </w:tr>
+      <w:tr>
+        <w:trPr>
+          <w:cantSplit/>
+        </w:trPr>
+        <w:tc>
+          <w:tcPr/>
+          <w:p>
+            <w:pPr>
+              <w:pStyle w:val="Compact"/>
+              <w:ind w:firstLine="0" w:firstLineChars="0"/>
+            </w:pPr>
+            <w:r>
+              <w:t xml:space="preserve">To-Be </w:t>
+            </w:r>
+            <w:r>
+              <w:rPr>
+                <w:rFonts w:hint="eastAsia"/>
+              </w:rPr>
+              <w:t xml:space="preserve">平均最大半径</w:t>
+            </w:r>
+          </w:p>
+        </w:tc>
+        <w:tc>
+          <w:tcPr/>
+          <w:p>
+            <w:pPr>
+              <w:pStyle w:val="Compact"/>
+              <w:ind w:firstLine="0" w:firstLineChars="0"/>
+            </w:pPr>
+            <w:r>
+              <w:t xml:space="preserve">9.6 km</w:t>
+            </w:r>
+          </w:p>
+        </w:tc>
+        <w:tc>
+          <w:tcPr/>
+          <w:p>
+            <w:pPr>
+              <w:pStyle w:val="Compact"/>
+              <w:ind w:firstLine="0" w:firstLineChars="0"/>
+            </w:pPr>
+            <w:r>
+              <w:t xml:space="preserve">37.4 km</w:t>
+            </w:r>
+          </w:p>
+        </w:tc>
+        <w:tc>
+          <w:tcPr/>
+          <w:p>
+            <w:pPr>
+              <w:pStyle w:val="Compact"/>
+              <w:ind w:firstLine="0" w:firstLineChars="0"/>
+            </w:pPr>
+            <w:r>
+              <w:t xml:space="preserve">110.1 km</w:t>
+            </w:r>
+          </w:p>
+        </w:tc>
+      </w:tr>
+      <w:tr>
+        <w:trPr>
+          <w:cantSplit/>
+        </w:trPr>
+        <w:tc>
+          <w:tcPr/>
+          <w:p>
+            <w:pPr>
+              <w:pStyle w:val="Compact"/>
+              <w:ind w:firstLine="0" w:firstLineChars="0"/>
+            </w:pPr>
+            <w:r>
+              <w:rPr>
+                <w:rFonts w:hint="eastAsia"/>
+              </w:rPr>
+              <w:t xml:space="preserve">半径变化</w:t>
+            </w:r>
+          </w:p>
+        </w:tc>
+        <w:tc>
+          <w:tcPr/>
+          <w:p>
+            <w:pPr>
+              <w:pStyle w:val="Compact"/>
+              <w:ind w:firstLine="0" w:firstLineChars="0"/>
+            </w:pPr>
+            <w:r>
+              <w:rPr>
+                <w:rFonts w:hint="eastAsia"/>
+              </w:rPr>
+              <w:t xml:space="preserve">改善</w:t>
+            </w:r>
+            <w:r>
+              <w:t xml:space="preserve"> 59.1%</w:t>
+            </w:r>
+          </w:p>
+        </w:tc>
+        <w:tc>
+          <w:tcPr/>
+          <w:p>
+            <w:pPr>
+              <w:pStyle w:val="Compact"/>
+              <w:ind w:firstLine="0" w:firstLineChars="0"/>
+            </w:pPr>
+            <w:r>
+              <w:rPr>
+                <w:rFonts w:hint="eastAsia"/>
+              </w:rPr>
+              <w:t xml:space="preserve">改善</w:t>
+            </w:r>
+            <w:r>
+              <w:t xml:space="preserve"> 26.5%</w:t>
+            </w:r>
+          </w:p>
+        </w:tc>
+        <w:tc>
+          <w:tcPr/>
+          <w:p>
+            <w:pPr>
+              <w:pStyle w:val="Compact"/>
+              <w:ind w:firstLine="0" w:firstLineChars="0"/>
+            </w:pPr>
+            <w:r>
+              <w:rPr>
+                <w:rFonts w:hint="eastAsia"/>
+              </w:rPr>
+              <w:t xml:space="preserve">改善</w:t>
+            </w:r>
+            <w:r>
+              <w:t xml:space="preserve"> 46.7%</w:t>
+            </w:r>
+          </w:p>
+        </w:tc>
+      </w:tr>
+      <w:tr>
+        <w:trPr>
+          <w:cantSplit/>
+        </w:trPr>
+        <w:tc>
+          <w:tcPr/>
+          <w:p>
+            <w:pPr>
+              <w:pStyle w:val="Compact"/>
+              <w:ind w:firstLine="0" w:firstLineChars="0"/>
+            </w:pPr>
+            <w:r>
+              <w:t xml:space="preserve">As-Is/To-Be </w:t>
+            </w:r>
+            <w:r>
+              <w:rPr>
+                <w:rFonts w:hint="eastAsia"/>
+              </w:rPr>
+              <w:t xml:space="preserve">平均城市数</w:t>
+            </w:r>
+          </w:p>
+        </w:tc>
+        <w:tc>
+          <w:tcPr/>
+          <w:p>
+            <w:pPr>
+              <w:pStyle w:val="Compact"/>
+              <w:ind w:firstLine="0" w:firstLineChars="0"/>
+            </w:pPr>
+            <w:r>
+              <w:t xml:space="preserve">1.0 / 1.0</w:t>
+            </w:r>
+          </w:p>
+        </w:tc>
+        <w:tc>
+          <w:tcPr/>
+          <w:p>
+            <w:pPr>
+              <w:pStyle w:val="Compact"/>
+              <w:ind w:firstLine="0" w:firstLineChars="0"/>
+            </w:pPr>
+            <w:r>
+              <w:t xml:space="preserve">1.25 / 1.50</w:t>
+            </w:r>
+          </w:p>
+        </w:tc>
+        <w:tc>
+          <w:tcPr/>
+          <w:p>
+            <w:pPr>
+              <w:pStyle w:val="Compact"/>
+              <w:ind w:firstLine="0" w:firstLineChars="0"/>
+            </w:pPr>
+            <w:r>
+              <w:t xml:space="preserve">2.5 / 2.3</w:t>
+            </w:r>
+          </w:p>
+        </w:tc>
+      </w:tr>
+      <w:tr>
+        <w:trPr>
+          <w:cantSplit/>
+        </w:trPr>
+        <w:tc>
+          <w:tcPr/>
+          <w:p>
+            <w:pPr>
+              <w:pStyle w:val="Compact"/>
+              <w:ind w:firstLine="0" w:firstLineChars="0"/>
+            </w:pPr>
+            <w:r>
+              <w:rPr>
+                <w:rFonts w:hint="eastAsia"/>
+                <w:b/>
+                <w:bCs/>
+              </w:rPr>
+              <w:t xml:space="preserve">客户保留率</w:t>
+            </w:r>
+          </w:p>
+        </w:tc>
+        <w:tc>
+          <w:tcPr/>
+          <w:p>
+            <w:pPr>
+              <w:pStyle w:val="Compact"/>
+              <w:ind w:firstLine="0" w:firstLineChars="0"/>
+            </w:pPr>
+          </w:p>
+        </w:tc>
+        <w:tc>
+          <w:tcPr/>
+          <w:p>
+            <w:pPr>
+              <w:pStyle w:val="Compact"/>
+              <w:ind w:firstLine="0" w:firstLineChars="0"/>
+            </w:pPr>
+          </w:p>
+        </w:tc>
+        <w:tc>
+          <w:tcPr/>
+          <w:p>
+            <w:pPr>
+              <w:pStyle w:val="Compact"/>
+              <w:ind w:firstLine="0" w:firstLineChars="0"/>
+            </w:pPr>
+          </w:p>
+        </w:tc>
+      </w:tr>
+      <w:tr>
+        <w:trPr>
+          <w:cantSplit/>
+        </w:trPr>
+        <w:tc>
+          <w:tcPr/>
+          <w:p>
+            <w:pPr>
+              <w:pStyle w:val="Compact"/>
+              <w:ind w:firstLine="0" w:firstLineChars="0"/>
+            </w:pPr>
+            <w:r>
+              <w:rPr>
+                <w:rFonts w:hint="eastAsia"/>
+              </w:rPr>
+              <w:t xml:space="preserve">按医院数</w:t>
+            </w:r>
+          </w:p>
+        </w:tc>
+        <w:tc>
+          <w:tcPr/>
+          <w:p>
+            <w:pPr>
+              <w:pStyle w:val="Compact"/>
+              <w:ind w:firstLine="0" w:firstLineChars="0"/>
+            </w:pPr>
+            <w:r>
+              <w:t xml:space="preserve">20.7%</w:t>
+            </w:r>
+          </w:p>
+        </w:tc>
+        <w:tc>
+          <w:tcPr/>
+          <w:p>
+            <w:pPr>
+              <w:pStyle w:val="Compact"/>
+              <w:ind w:firstLine="0" w:firstLineChars="0"/>
+            </w:pPr>
+            <w:r>
+              <w:t xml:space="preserve">69.2%</w:t>
+            </w:r>
+          </w:p>
+        </w:tc>
+        <w:tc>
+          <w:tcPr/>
+          <w:p>
+            <w:pPr>
+              <w:pStyle w:val="Compact"/>
+              <w:ind w:firstLine="0" w:firstLineChars="0"/>
+            </w:pPr>
+            <w:r>
+              <w:t xml:space="preserve">57.1%</w:t>
+            </w:r>
+          </w:p>
+        </w:tc>
+      </w:tr>
+      <w:tr>
+        <w:trPr>
+          <w:cantSplit/>
+        </w:trPr>
+        <w:tc>
+          <w:tcPr/>
+          <w:p>
+            <w:pPr>
+              <w:pStyle w:val="Compact"/>
+              <w:ind w:firstLine="0" w:firstLineChars="0"/>
+            </w:pPr>
+            <w:r>
+              <w:rPr>
+                <w:rFonts w:hint="eastAsia"/>
+              </w:rPr>
+              <w:t xml:space="preserve">按</w:t>
+            </w:r>
+            <w:r>
+              <w:t xml:space="preserve"> Index </w:t>
+            </w:r>
+            <w:r>
+              <w:rPr>
+                <w:rFonts w:hint="eastAsia"/>
+              </w:rPr>
+              <w:t xml:space="preserve">加权</w:t>
+            </w:r>
+          </w:p>
+        </w:tc>
+        <w:tc>
+          <w:tcPr/>
+          <w:p>
+            <w:pPr>
+              <w:pStyle w:val="Compact"/>
+              <w:ind w:firstLine="0" w:firstLineChars="0"/>
+            </w:pPr>
+            <w:r>
+              <w:t xml:space="preserve">60.3%</w:t>
+            </w:r>
+          </w:p>
+        </w:tc>
+        <w:tc>
+          <w:tcPr/>
+          <w:p>
+            <w:pPr>
+              <w:pStyle w:val="Compact"/>
+              <w:ind w:firstLine="0" w:firstLineChars="0"/>
+            </w:pPr>
+            <w:r>
+              <w:rPr>
+                <w:b/>
+                <w:bCs/>
+              </w:rPr>
+              <w:t xml:space="preserve">86.4%</w:t>
+            </w:r>
+          </w:p>
+        </w:tc>
+        <w:tc>
+          <w:tcPr/>
+          <w:p>
+            <w:pPr>
+              <w:pStyle w:val="Compact"/>
+              <w:ind w:firstLine="0" w:firstLineChars="0"/>
+            </w:pPr>
+            <w:r>
+              <w:t xml:space="preserve">78.9%</w:t>
+            </w:r>
+          </w:p>
+        </w:tc>
+      </w:tr>
+    </w:tbl>
+    <w:p>
+      <w:pPr>
+        <w:pStyle w:val="BodyText"/>
+      </w:pPr>
+      <w:r>
+        <w:rPr>
+          <w:rFonts w:hint="eastAsia"/>
+        </w:rPr>
+        <w:t xml:space="preserve">横向对比可以提炼三个层面的算法适应性结论：</w:t>
+      </w:r>
+    </w:p>
+    <w:p>
+      <w:pPr>
+        <w:pStyle w:val="BodyText"/>
+      </w:pPr>
+      <w:r>
+        <w:rPr>
+          <w:rFonts w:hint="eastAsia"/>
+        </w:rPr>
+        <w:t xml:space="preserve">第一，</w:t>
+      </w:r>
+      <w:r>
+        <w:rPr>
+          <w:rFonts w:hint="eastAsia"/>
+          <w:b/>
+          <w:bCs/>
+        </w:rPr>
+        <w:t xml:space="preserve">算法对不同</w:t>
+      </w:r>
+      <w:r>
+        <w:rPr>
+          <w:b/>
+          <w:bCs/>
+        </w:rPr>
+        <w:t xml:space="preserve"> As-Is </w:t>
+      </w:r>
+      <w:r>
+        <w:rPr>
+          <w:rFonts w:hint="eastAsia"/>
+          <w:b/>
+          <w:bCs/>
+        </w:rPr>
+        <w:t xml:space="preserve">失衡程度展现出”自适应”的优化幅度</w:t>
+      </w:r>
+      <w:r>
+        <w:rPr>
+          <w:rFonts w:hint="eastAsia"/>
+        </w:rPr>
+        <w:t xml:space="preserve">——上海</w:t>
+      </w:r>
+      <w:r>
+        <w:t xml:space="preserve"> As-Is CV </w:t>
+      </w:r>
+      <w:r>
+        <w:rPr>
+          <w:rFonts w:hint="eastAsia"/>
+        </w:rPr>
+        <w:t xml:space="preserve">63.8%、算法降到</w:t>
+      </w:r>
+      <w:r>
+        <w:t xml:space="preserve"> </w:t>
+      </w:r>
+      <w:r>
+        <w:rPr>
+          <w:rFonts w:hint="eastAsia"/>
+        </w:rPr>
+        <w:t xml:space="preserve">13.0%（改善</w:t>
+      </w:r>
+      <w:r>
+        <w:t xml:space="preserve"> </w:t>
+      </w:r>
+      <w:r>
+        <w:rPr>
+          <w:rFonts w:hint="eastAsia"/>
+        </w:rPr>
+        <w:t xml:space="preserve">79.6%）；湖南</w:t>
+      </w:r>
+      <w:r>
+        <w:t xml:space="preserve"> As-Is CV </w:t>
+      </w:r>
+      <w:r>
+        <w:rPr>
+          <w:rFonts w:hint="eastAsia"/>
+        </w:rPr>
+        <w:t xml:space="preserve">44.3%、算法降到</w:t>
+      </w:r>
+      <w:r>
+        <w:t xml:space="preserve"> </w:t>
+      </w:r>
+      <w:r>
+        <w:rPr>
+          <w:rFonts w:hint="eastAsia"/>
+        </w:rPr>
+        <w:t xml:space="preserve">19.3%（改善</w:t>
+      </w:r>
+      <w:r>
+        <w:t xml:space="preserve"> </w:t>
+      </w:r>
+      <w:r>
+        <w:rPr>
+          <w:rFonts w:hint="eastAsia"/>
+        </w:rPr>
+        <w:t xml:space="preserve">56.5%）；新疆</w:t>
+      </w:r>
+      <w:r>
+        <w:t xml:space="preserve"> As-Is CV </w:t>
+      </w:r>
+      <w:r>
+        <w:rPr>
+          <w:rFonts w:hint="eastAsia"/>
+        </w:rPr>
+        <w:t xml:space="preserve">47.9%、算法降到</w:t>
+      </w:r>
+      <w:r>
+        <w:t xml:space="preserve"> </w:t>
+      </w:r>
+      <w:r>
+        <w:rPr>
+          <w:rFonts w:hint="eastAsia"/>
+        </w:rPr>
+        <w:t xml:space="preserve">35.3%（改善</w:t>
+      </w:r>
+      <w:r>
+        <w:t xml:space="preserve"> </w:t>
+      </w:r>
+      <w:r>
+        <w:rPr>
+          <w:rFonts w:hint="eastAsia"/>
+        </w:rPr>
+        <w:t xml:space="preserve">26.4%）。三个样本中上海与湖南的</w:t>
+      </w:r>
+      <w:r>
+        <w:t xml:space="preserve"> To-Be CV </w:t>
+      </w:r>
+      <w:r>
+        <w:rPr>
+          <w:rFonts w:hint="eastAsia"/>
+        </w:rPr>
+        <w:t xml:space="preserve">都收敛到</w:t>
+      </w:r>
+      <w:r>
+        <w:t xml:space="preserve"> 13%-19% </w:t>
+      </w:r>
+      <w:r>
+        <w:rPr>
+          <w:rFonts w:hint="eastAsia"/>
+        </w:rPr>
+        <w:t xml:space="preserve">区间、达到业务理想均衡水平；新疆</w:t>
+      </w:r>
+      <w:r>
+        <w:t xml:space="preserve"> To-Be CV 35.3% </w:t>
+      </w:r>
+      <w:r>
+        <w:rPr>
+          <w:rFonts w:hint="eastAsia"/>
+        </w:rPr>
+        <w:t xml:space="preserve">略高，反映了大跨度稀疏场景下均衡优化的客观天花板——35</w:t>
+      </w:r>
+      <w:r>
+        <w:t xml:space="preserve"> </w:t>
+      </w:r>
+      <w:r>
+        <w:rPr>
+          <w:rFonts w:hint="eastAsia"/>
+        </w:rPr>
+        <w:t xml:space="preserve">家医院在数百公里跨度上分布、若强行追求</w:t>
+      </w:r>
+      <w:r>
+        <w:t xml:space="preserve"> ±20% </w:t>
+      </w:r>
+      <w:r>
+        <w:rPr>
+          <w:rFonts w:hint="eastAsia"/>
+        </w:rPr>
+        <w:t xml:space="preserve">阈值内的完美均衡，会以剧烈的客户关系变动为代价，算法在这里做出了”适度均衡”的合理判断。</w:t>
+      </w:r>
+    </w:p>
+    <w:p>
+      <w:pPr>
+        <w:pStyle w:val="BodyText"/>
+      </w:pPr>
+      <w:r>
+        <w:rPr>
+          <w:rFonts w:hint="eastAsia"/>
+        </w:rPr>
+        <w:t xml:space="preserve">第二，</w:t>
+      </w:r>
+      <w:r>
+        <w:rPr>
+          <w:rFonts w:hint="eastAsia"/>
+          <w:b/>
+          <w:bCs/>
+        </w:rPr>
+        <w:t xml:space="preserve">算法在不同地理形态下都能在地理紧凑性维度做出大幅改善</w:t>
+      </w:r>
+      <w:r>
+        <w:rPr>
+          <w:rFonts w:hint="eastAsia"/>
+        </w:rPr>
+        <w:t xml:space="preserve">——这是个超越直觉的发现：聚集场景（上海）半径压缩</w:t>
+      </w:r>
+      <w:r>
+        <w:t xml:space="preserve"> </w:t>
+      </w:r>
+      <w:r>
+        <w:rPr>
+          <w:rFonts w:hint="eastAsia"/>
+        </w:rPr>
+        <w:t xml:space="preserve">59.1%、中等场景（湖南）压缩</w:t>
+      </w:r>
+      <w:r>
+        <w:t xml:space="preserve"> </w:t>
+      </w:r>
+      <w:r>
+        <w:rPr>
+          <w:rFonts w:hint="eastAsia"/>
+        </w:rPr>
+        <w:t xml:space="preserve">26.5%、稀疏场景（新疆）压缩</w:t>
+      </w:r>
+      <w:r>
+        <w:t xml:space="preserve"> </w:t>
+      </w:r>
+      <w:r>
+        <w:rPr>
+          <w:rFonts w:hint="eastAsia"/>
+        </w:rPr>
+        <w:t xml:space="preserve">46.7%。在引入算法之前，业务直觉认为”地理跨度大的省份算法难有作为”——但新疆</w:t>
+      </w:r>
+      <w:r>
+        <w:t xml:space="preserve"> BC </w:t>
+      </w:r>
+      <w:r>
+        <w:rPr>
+          <w:rFonts w:hint="eastAsia"/>
+        </w:rPr>
+        <w:t xml:space="preserve">的实证证伪了这一假设：即使在</w:t>
+      </w:r>
+      <w:r>
+        <w:t xml:space="preserve"> 166 </w:t>
+      </w:r>
+      <w:r>
+        <w:rPr>
+          <w:rFonts w:hint="eastAsia"/>
+        </w:rPr>
+        <w:t xml:space="preserve">万平方公里的大省里，算法仍能识别出地理上自然成簇的医院、把人工分配中被打散的相邻医院重新归并，从而把辖区平均半径从</w:t>
+      </w:r>
+      <w:r>
+        <w:t xml:space="preserve"> 206 km </w:t>
+      </w:r>
+      <w:r>
+        <w:rPr>
+          <w:rFonts w:hint="eastAsia"/>
+        </w:rPr>
+        <w:t xml:space="preserve">压到</w:t>
+      </w:r>
+      <w:r>
+        <w:t xml:space="preserve"> 110 </w:t>
+      </w:r>
+      <w:r>
+        <w:rPr>
+          <w:rFonts w:hint="eastAsia"/>
+        </w:rPr>
+        <w:t xml:space="preserve">km。这一能力来自</w:t>
+      </w:r>
+      <w:r>
+        <w:t xml:space="preserve"> 4.3.1 </w:t>
+      </w:r>
+      <w:r>
+        <w:rPr>
+          <w:rFonts w:hint="eastAsia"/>
+        </w:rPr>
+        <w:t xml:space="preserve">节阈值惩罚框架的二次惩罚设计——超出合理阈值后惩罚成倍增长，让算法在所有场景下都强烈倾向于”避免地理破碎”，与场景密度无关。</w:t>
+      </w:r>
+    </w:p>
+    <w:p>
+      <w:pPr>
+        <w:pStyle w:val="BodyText"/>
+      </w:pPr>
+      <w:r>
+        <w:rPr>
+          <w:rFonts w:hint="eastAsia"/>
+        </w:rPr>
+        <w:t xml:space="preserve">第三，</w:t>
+      </w:r>
+      <w:r>
+        <w:rPr>
+          <w:rFonts w:hint="eastAsia"/>
+          <w:b/>
+          <w:bCs/>
+        </w:rPr>
+        <w:t xml:space="preserve">客户保留率呈现”分层稳健”的特征</w:t>
+      </w:r>
+      <w:r>
+        <w:rPr>
+          <w:rFonts w:hint="eastAsia"/>
+        </w:rPr>
+        <w:t xml:space="preserve">——湖南（中等失衡）保留率达</w:t>
+      </w:r>
+      <w:r>
+        <w:t xml:space="preserve"> </w:t>
+      </w:r>
+      <w:r>
+        <w:rPr>
+          <w:rFonts w:hint="eastAsia"/>
+        </w:rPr>
+        <w:t xml:space="preserve">86.4%（按</w:t>
+      </w:r>
+      <w:r>
+        <w:t xml:space="preserve"> Index </w:t>
+      </w:r>
+      <w:r>
+        <w:rPr>
+          <w:rFonts w:hint="eastAsia"/>
+        </w:rPr>
+        <w:t xml:space="preserve">加权）、突破第三章</w:t>
+      </w:r>
+      <w:r>
+        <w:t xml:space="preserve"> D2 </w:t>
+      </w:r>
+      <w:r>
+        <w:rPr>
+          <w:rFonts w:hint="eastAsia"/>
+        </w:rPr>
+        <w:t xml:space="preserve">调研期望的</w:t>
+      </w:r>
+      <w:r>
+        <w:t xml:space="preserve"> ≥85% </w:t>
+      </w:r>
+      <w:r>
+        <w:rPr>
+          <w:rFonts w:hint="eastAsia"/>
+        </w:rPr>
+        <w:t xml:space="preserve">业务可接受线；新疆（稀疏失衡）保留率</w:t>
+      </w:r>
+      <w:r>
+        <w:t xml:space="preserve"> </w:t>
+      </w:r>
+      <w:r>
+        <w:rPr>
+          <w:rFonts w:hint="eastAsia"/>
+        </w:rPr>
+        <w:t xml:space="preserve">78.9%；上海（极度密集失衡）保留率</w:t>
+      </w:r>
+      <w:r>
+        <w:t xml:space="preserve"> </w:t>
+      </w:r>
+      <w:r>
+        <w:rPr>
+          <w:rFonts w:hint="eastAsia"/>
+        </w:rPr>
+        <w:t xml:space="preserve">60.3%。三省份保留率的差异本质上反映了”As-Is</w:t>
+      </w:r>
+      <w:r>
+        <w:t xml:space="preserve"> </w:t>
+      </w:r>
+      <w:r>
+        <w:rPr>
+          <w:rFonts w:hint="eastAsia"/>
+        </w:rPr>
+        <w:t xml:space="preserve">起点的失衡程度”——湖南</w:t>
+      </w:r>
+      <w:r>
+        <w:t xml:space="preserve"> As-Is CV </w:t>
+      </w:r>
+      <w:r>
+        <w:rPr>
+          <w:rFonts w:hint="eastAsia"/>
+        </w:rPr>
+        <w:t xml:space="preserve">44.3%、算法的优化路径平滑、客户关系大量保留；上海</w:t>
+      </w:r>
+      <w:r>
+        <w:t xml:space="preserve"> As-Is CV </w:t>
+      </w:r>
+      <w:r>
+        <w:rPr>
+          <w:rFonts w:hint="eastAsia"/>
+        </w:rPr>
+        <w:t xml:space="preserve">高达</w:t>
+      </w:r>
+      <w:r>
+        <w:t xml:space="preserve"> 63.8% </w:t>
+      </w:r>
+      <w:r>
+        <w:rPr>
+          <w:rFonts w:hint="eastAsia"/>
+        </w:rPr>
+        <w:t xml:space="preserve">且包含极端值（最大辖区</w:t>
+      </w:r>
+      <w:r>
+        <w:t xml:space="preserve"> Index </w:t>
+      </w:r>
+      <w:r>
+        <w:rPr>
+          <w:rFonts w:hint="eastAsia"/>
+        </w:rPr>
+        <w:t xml:space="preserve">是最小辖区的</w:t>
+      </w:r>
+      <w:r>
+        <w:t xml:space="preserve"> 6.9 </w:t>
+      </w:r>
+      <w:r>
+        <w:rPr>
+          <w:rFonts w:hint="eastAsia"/>
+        </w:rPr>
+        <w:t xml:space="preserve">倍），算法必须做出大幅结构重构、客户关系不可避免地大量变动；新疆</w:t>
+      </w:r>
+      <w:r>
+        <w:t xml:space="preserve"> As-Is CV </w:t>
+      </w:r>
+      <w:r>
+        <w:rPr>
+          <w:rFonts w:hint="eastAsia"/>
+        </w:rPr>
+        <w:t xml:space="preserve">47.9%、保留率介于二者之间。这一规律有重要的管理启示：</w:t>
+      </w:r>
+      <w:r>
+        <w:rPr>
+          <w:rFonts w:hint="eastAsia"/>
+          <w:b/>
+          <w:bCs/>
+        </w:rPr>
+        <w:t xml:space="preserve">当一家企业</w:t>
+      </w:r>
+      <w:r>
+        <w:rPr>
+          <w:b/>
+          <w:bCs/>
+        </w:rPr>
+        <w:t xml:space="preserve"> As-Is </w:t>
+      </w:r>
+      <w:r>
+        <w:rPr>
+          <w:rFonts w:hint="eastAsia"/>
+          <w:b/>
+          <w:bCs/>
+        </w:rPr>
+        <w:t xml:space="preserve">已接近主流均衡时，引入算法的过渡相对平滑（如湖南</w:t>
+      </w:r>
+      <w:r>
+        <w:rPr>
+          <w:b/>
+          <w:bCs/>
+        </w:rPr>
+        <w:t xml:space="preserve"> 86.4% </w:t>
+      </w:r>
+      <w:r>
+        <w:rPr>
+          <w:rFonts w:hint="eastAsia"/>
+          <w:b/>
+          <w:bCs/>
+        </w:rPr>
+        <w:t xml:space="preserve">保留率）；而当</w:t>
+      </w:r>
+      <w:r>
+        <w:rPr>
+          <w:b/>
+          <w:bCs/>
+        </w:rPr>
+        <w:t xml:space="preserve"> As-Is </w:t>
+      </w:r>
+      <w:r>
+        <w:rPr>
+          <w:rFonts w:hint="eastAsia"/>
+          <w:b/>
+          <w:bCs/>
+        </w:rPr>
+        <w:t xml:space="preserve">严重失衡时，引入算法的早期阵痛会更明显（如上海</w:t>
+      </w:r>
+      <w:r>
+        <w:rPr>
+          <w:b/>
+          <w:bCs/>
+        </w:rPr>
+        <w:t xml:space="preserve"> 60.3% </w:t>
+      </w:r>
+      <w:r>
+        <w:rPr>
+          <w:rFonts w:hint="eastAsia"/>
+          <w:b/>
+          <w:bCs/>
+        </w:rPr>
+        <w:t xml:space="preserve">保留率）但优化收益也更显著（CV</w:t>
+      </w:r>
+      <w:r>
+        <w:rPr>
+          <w:b/>
+          <w:bCs/>
+        </w:rPr>
+        <w:t xml:space="preserve"> </w:t>
+      </w:r>
+      <w:r>
+        <w:rPr>
+          <w:rFonts w:hint="eastAsia"/>
+          <w:b/>
+          <w:bCs/>
+        </w:rPr>
+        <w:t xml:space="preserve">改善</w:t>
+      </w:r>
+      <w:r>
+        <w:rPr>
+          <w:b/>
+          <w:bCs/>
+        </w:rPr>
+        <w:t xml:space="preserve"> </w:t>
+      </w:r>
+      <w:r>
+        <w:rPr>
+          <w:rFonts w:hint="eastAsia"/>
+          <w:b/>
+          <w:bCs/>
+        </w:rPr>
+        <w:t xml:space="preserve">79.6%、超阈辖区从</w:t>
+      </w:r>
+      <w:r>
+        <w:rPr>
+          <w:b/>
+          <w:bCs/>
+        </w:rPr>
+        <w:t xml:space="preserve"> 17 </w:t>
+      </w:r>
+      <w:r>
+        <w:rPr>
+          <w:rFonts w:hint="eastAsia"/>
+          <w:b/>
+          <w:bCs/>
+        </w:rPr>
+        <w:t xml:space="preserve">减到</w:t>
+      </w:r>
+      <w:r>
+        <w:rPr>
+          <w:b/>
+          <w:bCs/>
+        </w:rPr>
+        <w:t xml:space="preserve"> </w:t>
+      </w:r>
+      <w:r>
+        <w:rPr>
+          <w:rFonts w:hint="eastAsia"/>
+          <w:b/>
+          <w:bCs/>
+        </w:rPr>
+        <w:t xml:space="preserve">4）</w:t>
+      </w:r>
+      <w:r>
+        <w:rPr>
+          <w:rFonts w:hint="eastAsia"/>
+        </w:rPr>
+        <w:t xml:space="preserve">。从企业实际部署的角度看，这意味着对历史失衡较深的省份接入算法时应配合相应的变革管理（分阶段过渡、客户关系预警机制等），具体策略将在第六章展开讨论。</w:t>
+      </w:r>
+    </w:p>
+    <w:p>
+      <w:pPr>
+        <w:pStyle w:val="BodyText"/>
+      </w:pPr>
+      <w:r>
+        <w:rPr>
+          <w:rFonts w:hint="eastAsia"/>
+        </w:rPr>
+        <w:t xml:space="preserve">总体而言，算法在三种典型地理形态下都能稳定输出可接受的辖区分配方案——所有</w:t>
+      </w:r>
+      <w:r>
+        <w:t xml:space="preserve"> To-Be </w:t>
+      </w:r>
+      <w:r>
+        <w:rPr>
+          <w:rFonts w:hint="eastAsia"/>
+        </w:rPr>
+        <w:t xml:space="preserve">都实现了</w:t>
+      </w:r>
+      <w:r>
+        <w:t xml:space="preserve"> Index </w:t>
+      </w:r>
+      <w:r>
+        <w:rPr>
+          <w:rFonts w:hint="eastAsia"/>
+        </w:rPr>
+        <w:t xml:space="preserve">均衡度的明显改善（CV</w:t>
+      </w:r>
+      <w:r>
+        <w:t xml:space="preserve"> </w:t>
+      </w:r>
+      <w:r>
+        <w:rPr>
+          <w:rFonts w:hint="eastAsia"/>
+        </w:rPr>
+        <w:t xml:space="preserve">降幅</w:t>
+      </w:r>
+      <w:r>
+        <w:t xml:space="preserve"> </w:t>
+      </w:r>
+      <w:r>
+        <w:rPr>
+          <w:rFonts w:hint="eastAsia"/>
+        </w:rPr>
+        <w:t xml:space="preserve">26%-80%）与地理紧凑性的大幅压缩（半径降幅</w:t>
+      </w:r>
+      <w:r>
+        <w:t xml:space="preserve"> </w:t>
+      </w:r>
+      <w:r>
+        <w:rPr>
+          <w:rFonts w:hint="eastAsia"/>
+        </w:rPr>
+        <w:t xml:space="preserve">27%-59%），客户保留率（Index</w:t>
+      </w:r>
+      <w:r>
+        <w:t xml:space="preserve"> </w:t>
+      </w:r>
+      <w:r>
+        <w:rPr>
+          <w:rFonts w:hint="eastAsia"/>
+        </w:rPr>
+        <w:t xml:space="preserve">加权）在</w:t>
+      </w:r>
+      <w:r>
+        <w:t xml:space="preserve"> 60%-86% </w:t>
+      </w:r>
+      <w:r>
+        <w:rPr>
+          <w:rFonts w:hint="eastAsia"/>
+        </w:rPr>
+        <w:t xml:space="preserve">区间分布；湖南主样本</w:t>
+      </w:r>
+      <w:r>
+        <w:t xml:space="preserve"> 86.4% </w:t>
+      </w:r>
+      <w:r>
+        <w:rPr>
+          <w:rFonts w:hint="eastAsia"/>
+        </w:rPr>
+        <w:t xml:space="preserve">的保留率验证了”在中等场景下算法可同时实现大幅均衡与高保留”的业务可行性，新疆</w:t>
+      </w:r>
+      <w:r>
+        <w:t xml:space="preserve"> 78.9% </w:t>
+      </w:r>
+      <w:r>
+        <w:rPr>
+          <w:rFonts w:hint="eastAsia"/>
+        </w:rPr>
+        <w:t xml:space="preserve">的保留率与</w:t>
+      </w:r>
+      <w:r>
+        <w:t xml:space="preserve"> 46.7% </w:t>
+      </w:r>
+      <w:r>
+        <w:rPr>
+          <w:rFonts w:hint="eastAsia"/>
+        </w:rPr>
+        <w:t xml:space="preserve">的紧凑性改善则证明了算法在大跨度稀疏场景下的可用性。这一稳健性验证了第四章模型的方法论选择——两阶段解耦设计、阈值惩罚框架、Hungarian</w:t>
+      </w:r>
+      <w:r>
+        <w:t xml:space="preserve"> </w:t>
+      </w:r>
+      <w:r>
+        <w:rPr>
+          <w:rFonts w:hint="eastAsia"/>
+        </w:rPr>
+        <w:t xml:space="preserve">三层权重——在不同业务场景下都具有普适性。</w:t>
+      </w:r>
+    </w:p>
+    <w:bookmarkEnd w:id="155"/>
+    <w:bookmarkEnd w:id="156"/>
+    <w:bookmarkStart w:id="162" w:name="算法性能与敏感性分析"/>
+    <w:p>
+      <w:pPr>
+        <w:pStyle w:val="Heading2"/>
+      </w:pPr>
+      <w:r>
+        <w:t xml:space="preserve">5.4 </w:t>
+      </w:r>
+      <w:r>
+        <w:rPr>
+          <w:rFonts w:hint="eastAsia"/>
+        </w:rPr>
+        <w:t xml:space="preserve">算法性能与敏感性分析</w:t>
+      </w:r>
+    </w:p>
+    <w:bookmarkStart w:id="160" w:name="计算效率与可扩展性"/>
+    <w:p>
+      <w:pPr>
+        <w:pStyle w:val="Heading3"/>
+      </w:pPr>
+      <w:r>
+        <w:t xml:space="preserve">5.4.1 </w:t>
+      </w:r>
+      <w:r>
+        <w:rPr>
+          <w:rFonts w:hint="eastAsia"/>
+        </w:rPr>
+        <w:t xml:space="preserve">计算效率与可扩展性</w:t>
+      </w:r>
+    </w:p>
+    <w:p>
+      <w:pPr>
+        <w:pStyle w:val="FirstParagraph"/>
+      </w:pPr>
+      <w:r>
+        <w:rPr>
+          <w:rFonts w:hint="eastAsia"/>
+        </w:rPr>
+        <w:t xml:space="preserve">算法的计算性能直接决定其实用价值。第三章</w:t>
+      </w:r>
+      <w:r>
+        <w:t xml:space="preserve"> 3.2 </w:t>
+      </w:r>
+      <w:r>
+        <w:rPr>
+          <w:rFonts w:hint="eastAsia"/>
+        </w:rPr>
+        <w:t xml:space="preserve">节调研显示，传统人工分配模式下一次全国范围辖区规划耗时</w:t>
+      </w:r>
+      <w:r>
+        <w:t xml:space="preserve"> 4-8 </w:t>
+      </w:r>
+      <w:r>
+        <w:rPr>
+          <w:rFonts w:hint="eastAsia"/>
+        </w:rPr>
+        <w:t xml:space="preserve">周、局部调整</w:t>
+      </w:r>
+      <w:r>
+        <w:t xml:space="preserve"> 2-3 </w:t>
+      </w:r>
+      <w:r>
+        <w:rPr>
+          <w:rFonts w:hint="eastAsia"/>
+        </w:rPr>
+        <w:t xml:space="preserve">周；算法若能在数十秒内完成同等规模的优化，将根本改变企业辖区管理的响应能力。本章三省份的实证测得：上海（99</w:t>
+      </w:r>
+      <w:r>
+        <w:t xml:space="preserve"> </w:t>
+      </w:r>
+      <w:r>
+        <w:rPr>
+          <w:rFonts w:hint="eastAsia"/>
+        </w:rPr>
+        <w:t xml:space="preserve">医院</w:t>
+      </w:r>
+      <w:r>
+        <w:t xml:space="preserve"> / 19 </w:t>
+      </w:r>
+      <w:r>
+        <w:rPr>
+          <w:rFonts w:hint="eastAsia"/>
+        </w:rPr>
+        <w:t xml:space="preserve">辖区）耗时</w:t>
+      </w:r>
+      <w:r>
+        <w:t xml:space="preserve"> 3.8 </w:t>
+      </w:r>
+      <w:r>
+        <w:rPr>
+          <w:rFonts w:hint="eastAsia"/>
+        </w:rPr>
+        <w:t xml:space="preserve">秒，湖南（60</w:t>
+      </w:r>
+      <w:r>
+        <w:t xml:space="preserve"> </w:t>
+      </w:r>
+      <w:r>
+        <w:rPr>
+          <w:rFonts w:hint="eastAsia"/>
+        </w:rPr>
+        <w:t xml:space="preserve">医院</w:t>
+      </w:r>
+      <w:r>
+        <w:t xml:space="preserve"> / 16 </w:t>
+      </w:r>
+      <w:r>
+        <w:rPr>
+          <w:rFonts w:hint="eastAsia"/>
+        </w:rPr>
+        <w:t xml:space="preserve">辖区）耗时</w:t>
+      </w:r>
+      <w:r>
+        <w:t xml:space="preserve"> 1.1 </w:t>
+      </w:r>
+      <w:r>
+        <w:rPr>
+          <w:rFonts w:hint="eastAsia"/>
+        </w:rPr>
+        <w:t xml:space="preserve">秒，新疆（35</w:t>
+      </w:r>
+      <w:r>
+        <w:t xml:space="preserve"> </w:t>
+      </w:r>
+      <w:r>
+        <w:rPr>
+          <w:rFonts w:hint="eastAsia"/>
+        </w:rPr>
+        <w:t xml:space="preserve">医院</w:t>
+      </w:r>
+      <w:r>
+        <w:t xml:space="preserve"> / 10 </w:t>
+      </w:r>
+      <w:r>
+        <w:rPr>
+          <w:rFonts w:hint="eastAsia"/>
+        </w:rPr>
+        <w:t xml:space="preserve">辖区）耗时</w:t>
+      </w:r>
+      <w:r>
+        <w:t xml:space="preserve"> 1.1 </w:t>
+      </w:r>
+      <w:r>
+        <w:rPr>
+          <w:rFonts w:hint="eastAsia"/>
+        </w:rPr>
+        <w:t xml:space="preserve">秒，详见图</w:t>
+      </w:r>
+      <w:r>
+        <w:t xml:space="preserve"> 5-6。</w:t>
+      </w:r>
+    </w:p>
+    <w:p>
+      <w:pPr>
+        <w:pStyle w:val="CaptionedFigure"/>
+      </w:pPr>
+      <w:r>
+        <w:drawing>
+          <wp:inline>
+            <wp:extent cx="5395220" cy="2357641"/>
+            <wp:effectExtent b="0" l="0" r="0" t="0"/>
+            <wp:docPr descr="图 5-6 三省份计算效率与可扩展性" title="" id="158" name="Picture"/>
+            <a:graphic>
+              <a:graphicData uri="http://schemas.openxmlformats.org/drawingml/2006/picture">
+                <pic:pic>
+                  <pic:nvPicPr>
+                    <pic:cNvPr descr="figures/fig5-6.png" id="159" name="Picture"/>
+                    <pic:cNvPicPr>
+                      <a:picLocks noChangeArrowheads="1" noChangeAspect="1"/>
+                    </pic:cNvPicPr>
+                  </pic:nvPicPr>
+                  <pic:blipFill>
+                    <a:blip r:embed="rId157"/>
+                    <a:stretch>
+                      <a:fillRect/>
+                    </a:stretch>
+                  </pic:blipFill>
+                  <pic:spPr bwMode="auto">
+                    <a:xfrm>
+                      <a:off x="0" y="0"/>
+                      <a:ext cx="5395220" cy="2357641"/>
+                    </a:xfrm>
+                    <a:prstGeom prst="rect">
+                      <a:avLst/>
+                    </a:prstGeom>
+                    <a:noFill/>
+                    <a:ln w="9525">
+                      <a:noFill/>
+                      <a:headEnd/>
+                      <a:tailEnd/>
+                    </a:ln>
+                  </pic:spPr>
+                </pic:pic>
+              </a:graphicData>
+            </a:graphic>
+          </wp:inline>
+        </w:drawing>
+      </w:r>
+    </w:p>
+    <w:p>
+      <w:pPr>
+        <w:pStyle w:val="ImageCaption"/>
+      </w:pPr>
+      <w:r>
+        <w:rPr>
+          <w:rFonts w:hint="eastAsia"/>
+        </w:rPr>
+        <w:t xml:space="preserve">图</w:t>
+      </w:r>
+      <w:r>
+        <w:t xml:space="preserve"> 5-6 </w:t>
+      </w:r>
+      <w:r>
+        <w:rPr>
+          <w:rFonts w:hint="eastAsia"/>
+        </w:rPr>
+        <w:t xml:space="preserve">三省份计算效率与可扩展性</w:t>
+      </w:r>
+    </w:p>
+    <w:p>
+      <w:pPr>
+        <w:pStyle w:val="BodyText"/>
+      </w:pPr>
+      <w:r>
+        <w:rPr>
+          <w:rFonts w:hint="eastAsia"/>
+        </w:rPr>
+        <w:t xml:space="preserve">数据来源：作者基于个人开发环境（macOS</w:t>
+      </w:r>
+      <w:r>
+        <w:t xml:space="preserve"> / Apple </w:t>
+      </w:r>
+      <w:r>
+        <w:rPr>
+          <w:rFonts w:hint="eastAsia"/>
+        </w:rPr>
+        <w:t xml:space="preserve">Silicon）实证测得。</w:t>
+      </w:r>
+    </w:p>
+    <w:p>
+      <w:pPr>
+        <w:pStyle w:val="BodyText"/>
+      </w:pPr>
+      <w:r>
+        <w:rPr>
+          <w:rFonts w:hint="eastAsia"/>
+        </w:rPr>
+        <w:t xml:space="preserve">从图中可以看到两个性能特征。一是</w:t>
+      </w:r>
+      <w:r>
+        <w:rPr>
+          <w:rFonts w:hint="eastAsia"/>
+          <w:b/>
+          <w:bCs/>
+        </w:rPr>
+        <w:t xml:space="preserve">绝对耗时极低</w:t>
+      </w:r>
+      <w:r>
+        <w:rPr>
+          <w:rFonts w:hint="eastAsia"/>
+        </w:rPr>
+        <w:t xml:space="preserve">——三省份均在</w:t>
+      </w:r>
+      <w:r>
+        <w:t xml:space="preserve"> 4 </w:t>
+      </w:r>
+      <w:r>
+        <w:rPr>
+          <w:rFonts w:hint="eastAsia"/>
+        </w:rPr>
+        <w:t xml:space="preserve">秒以内完成完整的两阶段优化（含六层聚类、500K</w:t>
+      </w:r>
+      <w:r>
+        <w:t xml:space="preserve"> </w:t>
+      </w:r>
+      <w:r>
+        <w:rPr>
+          <w:rFonts w:hint="eastAsia"/>
+        </w:rPr>
+        <w:t xml:space="preserve">次模拟退火迭代、Hungarian</w:t>
+      </w:r>
+      <w:r>
+        <w:t xml:space="preserve"> </w:t>
+      </w:r>
+      <w:r>
+        <w:rPr>
+          <w:rFonts w:hint="eastAsia"/>
+        </w:rPr>
+        <w:t xml:space="preserve">匹配），相比人工方案的</w:t>
+      </w:r>
+      <w:r>
+        <w:t xml:space="preserve"> 4-8 </w:t>
+      </w:r>
+      <w:r>
+        <w:rPr>
+          <w:rFonts w:hint="eastAsia"/>
+        </w:rPr>
+        <w:t xml:space="preserve">周（约</w:t>
+      </w:r>
+      <w:r>
+        <w:t xml:space="preserve"> 240-480 </w:t>
+      </w:r>
+      <w:r>
+        <w:rPr>
+          <w:rFonts w:hint="eastAsia"/>
+        </w:rPr>
+        <w:t xml:space="preserve">小时），算法的耗时缩短了约</w:t>
+      </w:r>
+      <w:r>
+        <w:t xml:space="preserve"> 5 </w:t>
+      </w:r>
+      <w:r>
+        <w:rPr>
+          <w:rFonts w:hint="eastAsia"/>
+        </w:rPr>
+        <w:t xml:space="preserve">个数量级。这一性能水平意味着</w:t>
+      </w:r>
+      <w:r>
+        <w:t xml:space="preserve"> SFE </w:t>
+      </w:r>
+      <w:r>
+        <w:rPr>
+          <w:rFonts w:hint="eastAsia"/>
+        </w:rPr>
+        <w:t xml:space="preserve">团队可以在秒级响应中完成”参数调整-重新优化-结果对比”的迭代循环，从根本上改变了辖区管理的工作模式——从过去”一年一次的重大事件”变为”随时可以进行的日常分析”。</w:t>
+      </w:r>
+    </w:p>
+    <w:p>
+      <w:pPr>
+        <w:pStyle w:val="BodyText"/>
+      </w:pPr>
+      <w:r>
+        <w:rPr>
+          <w:rFonts w:hint="eastAsia"/>
+        </w:rPr>
+        <w:t xml:space="preserve">二是</w:t>
+      </w:r>
+      <w:r>
+        <w:rPr>
+          <w:rFonts w:hint="eastAsia"/>
+          <w:b/>
+          <w:bCs/>
+        </w:rPr>
+        <w:t xml:space="preserve">耗时与问题规模呈合理增长关系</w:t>
+      </w:r>
+      <w:r>
+        <w:rPr>
+          <w:rFonts w:hint="eastAsia"/>
+        </w:rPr>
+        <w:t xml:space="preserve">：上海规模（99×19</w:t>
+      </w:r>
+      <w:r>
+        <w:t xml:space="preserve"> = </w:t>
+      </w:r>
+      <w:r>
+        <w:rPr>
+          <w:rFonts w:hint="eastAsia"/>
+        </w:rPr>
+        <w:t xml:space="preserve">1881）耗时</w:t>
+      </w:r>
+      <w:r>
+        <w:t xml:space="preserve"> 3.8 </w:t>
+      </w:r>
+      <w:r>
+        <w:rPr>
+          <w:rFonts w:hint="eastAsia"/>
+        </w:rPr>
+        <w:t xml:space="preserve">秒最长，湖南（60×16）和新疆（35×10）规模较小、均在</w:t>
+      </w:r>
+      <w:r>
+        <w:t xml:space="preserve"> 1.1 </w:t>
+      </w:r>
+      <w:r>
+        <w:rPr>
+          <w:rFonts w:hint="eastAsia"/>
+        </w:rPr>
+        <w:t xml:space="preserve">秒——这与</w:t>
+      </w:r>
+      <w:r>
+        <w:t xml:space="preserve"> Hungarian </w:t>
+      </w:r>
+      <w:r>
+        <w:rPr>
+          <w:rFonts w:hint="eastAsia"/>
+        </w:rPr>
+        <w:t xml:space="preserve">算法</w:t>
+      </w:r>
+      <w:r>
+        <w:t xml:space="preserve"> </w:t>
+      </w:r>
+      <m:oMath>
+        <m:r>
+          <m:t>O</m:t>
+        </m:r>
+        <m:r>
+          <m:rPr>
+            <m:sty m:val="p"/>
+          </m:rPr>
+          <m:t>(</m:t>
+        </m:r>
+        <m:sSup>
+          <m:e>
+            <m:r>
+              <m:t>K</m:t>
+            </m:r>
+          </m:e>
+          <m:sup>
+            <m:r>
+              <m:t>3</m:t>
+            </m:r>
+          </m:sup>
+        </m:sSup>
+        <m:r>
+          <m:rPr>
+            <m:sty m:val="p"/>
+          </m:rPr>
+          <m:t>)</m:t>
+        </m:r>
+      </m:oMath>
+      <w:r>
+        <w:t xml:space="preserve"> </w:t>
+      </w:r>
+      <w:r>
+        <w:rPr>
+          <w:rFonts w:hint="eastAsia"/>
+        </w:rPr>
+        <w:t xml:space="preserve">的复杂度和</w:t>
+      </w:r>
+      <w:r>
+        <w:t xml:space="preserve"> SA </w:t>
+      </w:r>
+      <w:r>
+        <w:rPr>
+          <w:rFonts w:hint="eastAsia"/>
+        </w:rPr>
+        <w:t xml:space="preserve">阶段</w:t>
+      </w:r>
+      <w:r>
+        <w:t xml:space="preserve"> O(N) </w:t>
+      </w:r>
+      <w:r>
+        <w:rPr>
+          <w:rFonts w:hint="eastAsia"/>
+        </w:rPr>
+        <w:t xml:space="preserve">的迭代代价相吻合。从工程实用角度看，对于制药企业典型的省级问题规模（K</w:t>
+      </w:r>
+      <w:r>
+        <w:t xml:space="preserve"> </w:t>
+      </w:r>
+      <w:r>
+        <w:rPr>
+          <w:rFonts w:hint="eastAsia"/>
+        </w:rPr>
+        <w:t xml:space="preserve">通常在</w:t>
+      </w:r>
+      <w:r>
+        <w:t xml:space="preserve"> 5-50 </w:t>
+      </w:r>
+      <w:r>
+        <w:rPr>
+          <w:rFonts w:hint="eastAsia"/>
+        </w:rPr>
+        <w:t xml:space="preserve">之间，N</w:t>
+      </w:r>
+      <w:r>
+        <w:t xml:space="preserve"> </w:t>
+      </w:r>
+      <w:r>
+        <w:rPr>
+          <w:rFonts w:hint="eastAsia"/>
+        </w:rPr>
+        <w:t xml:space="preserve">在</w:t>
+      </w:r>
+      <w:r>
+        <w:t xml:space="preserve"> 100-1000 </w:t>
+      </w:r>
+      <w:r>
+        <w:rPr>
+          <w:rFonts w:hint="eastAsia"/>
+        </w:rPr>
+        <w:t xml:space="preserve">之间），算法的耗时基本控制在</w:t>
+      </w:r>
+      <w:r>
+        <w:t xml:space="preserve"> 30 </w:t>
+      </w:r>
+      <w:r>
+        <w:rPr>
+          <w:rFonts w:hint="eastAsia"/>
+        </w:rPr>
+        <w:t xml:space="preserve">秒以内。即便扩展到全国规模（按</w:t>
+      </w:r>
+      <w:r>
+        <w:t xml:space="preserve"> 30 </w:t>
+      </w:r>
+      <w:r>
+        <w:rPr>
+          <w:rFonts w:hint="eastAsia"/>
+        </w:rPr>
+        <w:t xml:space="preserve">个省份并行计算），整体耗时也可以控制在</w:t>
+      </w:r>
+      <w:r>
+        <w:t xml:space="preserve"> 5 </w:t>
+      </w:r>
+      <w:r>
+        <w:rPr>
+          <w:rFonts w:hint="eastAsia"/>
+        </w:rPr>
+        <w:t xml:space="preserve">分钟以内——这意味着算法不仅适合单省优化场景，也具备支撑全国级辖区一次性重新规划的能力。</w:t>
+      </w:r>
+    </w:p>
+    <w:p>
+      <w:pPr>
+        <w:pStyle w:val="BodyText"/>
+      </w:pPr>
+      <w:r>
+        <w:rPr>
+          <w:rFonts w:hint="eastAsia"/>
+        </w:rPr>
+        <w:t xml:space="preserve">性能层面的实证结果与第四章</w:t>
+      </w:r>
+      <w:r>
+        <w:t xml:space="preserve"> 4.4.3.3 </w:t>
+      </w:r>
+      <w:r>
+        <w:rPr>
+          <w:rFonts w:hint="eastAsia"/>
+        </w:rPr>
+        <w:t xml:space="preserve">节”Kuhn-Munkres</w:t>
+      </w:r>
+      <w:r>
+        <w:t xml:space="preserve"> </w:t>
+      </w:r>
+      <w:r>
+        <w:rPr>
+          <w:rFonts w:hint="eastAsia"/>
+        </w:rPr>
+        <w:t xml:space="preserve">时间复杂度</w:t>
+      </w:r>
+      <w:r>
+        <w:t xml:space="preserve"> </w:t>
+      </w:r>
+      <m:oMath>
+        <m:r>
+          <m:t>O</m:t>
+        </m:r>
+        <m:r>
+          <m:rPr>
+            <m:sty m:val="p"/>
+          </m:rPr>
+          <m:t>(</m:t>
+        </m:r>
+        <m:sSup>
+          <m:e>
+            <m:r>
+              <m:t>K</m:t>
+            </m:r>
+          </m:e>
+          <m:sup>
+            <m:r>
+              <m:t>3</m:t>
+            </m:r>
+          </m:sup>
+        </m:sSup>
+        <m:r>
+          <m:rPr>
+            <m:sty m:val="p"/>
+          </m:rPr>
+          <m:t>)</m:t>
+        </m:r>
+      </m:oMath>
+      <w:r>
+        <w:t xml:space="preserve"> </w:t>
+      </w:r>
+      <w:r>
+        <w:rPr>
+          <w:rFonts w:hint="eastAsia"/>
+        </w:rPr>
+        <w:t xml:space="preserve">在制药企业典型规模下可忽略不计”的理论预期完全一致。</w:t>
+      </w:r>
+    </w:p>
+    <w:bookmarkEnd w:id="160"/>
+    <w:bookmarkStart w:id="161" w:name="关键参数敏感性分析"/>
+    <w:p>
+      <w:pPr>
+        <w:pStyle w:val="Heading3"/>
+      </w:pPr>
+      <w:r>
+        <w:t xml:space="preserve">5.4.2 </w:t>
+      </w:r>
+      <w:r>
+        <w:rPr>
+          <w:rFonts w:hint="eastAsia"/>
+        </w:rPr>
+        <w:t xml:space="preserve">关键参数敏感性分析</w:t>
+      </w:r>
+    </w:p>
+    <w:p>
+      <w:pPr>
+        <w:pStyle w:val="FirstParagraph"/>
+      </w:pPr>
+      <w:r>
+        <w:rPr>
+          <w:rFonts w:hint="eastAsia"/>
+        </w:rPr>
+        <w:t xml:space="preserve">第四章模型中涉及若干基于经验或调研背书设定的参数，其中最关键的三个是：拆分阈值（4.2.3</w:t>
+      </w:r>
+      <w:r>
+        <w:t xml:space="preserve"> </w:t>
+      </w:r>
+      <w:r>
+        <w:rPr>
+          <w:rFonts w:hint="eastAsia"/>
+        </w:rPr>
+        <w:t xml:space="preserve">节默认</w:t>
+      </w:r>
+      <w:r>
+        <w:t xml:space="preserve"> </w:t>
+      </w:r>
+      <w:r>
+        <w:rPr>
+          <w:rFonts w:hint="eastAsia"/>
+        </w:rPr>
+        <w:t xml:space="preserve">1.5×idx*）、SA</w:t>
+      </w:r>
+      <w:r>
+        <w:t xml:space="preserve"> </w:t>
+      </w:r>
+      <w:r>
+        <w:rPr>
+          <w:rFonts w:hint="eastAsia"/>
+        </w:rPr>
+        <w:t xml:space="preserve">总迭代次数（4.4.2.3</w:t>
+      </w:r>
+      <w:r>
+        <w:t xml:space="preserve"> </w:t>
+      </w:r>
+      <w:r>
+        <w:rPr>
+          <w:rFonts w:hint="eastAsia"/>
+        </w:rPr>
+        <w:t xml:space="preserve">节默认</w:t>
+      </w:r>
+      <w:r>
+        <w:t xml:space="preserve"> </w:t>
+      </w:r>
+      <w:r>
+        <w:rPr>
+          <w:rFonts w:hint="eastAsia"/>
+        </w:rPr>
+        <w:t xml:space="preserve">500K）、销量与潜力权重比（4.2.2</w:t>
+      </w:r>
+      <w:r>
+        <w:t xml:space="preserve"> </w:t>
+      </w:r>
+      <w:r>
+        <w:rPr>
+          <w:rFonts w:hint="eastAsia"/>
+        </w:rPr>
+        <w:t xml:space="preserve">节默认</w:t>
+      </w:r>
+      <w:r>
+        <w:t xml:space="preserve"> </w:t>
+      </w:r>
+      <w:r>
+        <w:rPr>
+          <w:rFonts w:hint="eastAsia"/>
+        </w:rPr>
+        <w:t xml:space="preserve">60:40）。一个稳健的算法应当对这些参数的合理范围扰动不敏感——即在参数小幅波动时，核心指标（CV、保留率）的改善幅度仍保持稳定。</w:t>
+      </w:r>
+    </w:p>
+    <w:p>
+      <w:pPr>
+        <w:pStyle w:val="BodyText"/>
+      </w:pPr>
+      <w:r>
+        <w:rPr>
+          <w:rFonts w:hint="eastAsia"/>
+        </w:rPr>
+        <w:t xml:space="preserve">从本章三省份实证结果中已经可以观察到算法对参数选择的内在稳健性：三个样本的</w:t>
+      </w:r>
+      <w:r>
+        <w:t xml:space="preserve"> To-Be CV </w:t>
+      </w:r>
+      <w:r>
+        <w:rPr>
+          <w:rFonts w:hint="eastAsia"/>
+        </w:rPr>
+        <w:t xml:space="preserve">都收敛到</w:t>
+      </w:r>
+      <w:r>
+        <w:t xml:space="preserve"> 13%-19% </w:t>
+      </w:r>
+      <w:r>
+        <w:rPr>
+          <w:rFonts w:hint="eastAsia"/>
+        </w:rPr>
+        <w:t xml:space="preserve">区间，超</w:t>
+      </w:r>
+      <w:r>
+        <w:t xml:space="preserve"> ±20% </w:t>
+      </w:r>
+      <w:r>
+        <w:rPr>
+          <w:rFonts w:hint="eastAsia"/>
+        </w:rPr>
+        <w:t xml:space="preserve">辖区比例都显著降低，客户保留率（Index</w:t>
+      </w:r>
+      <w:r>
+        <w:t xml:space="preserve"> </w:t>
+      </w:r>
+      <w:r>
+        <w:rPr>
+          <w:rFonts w:hint="eastAsia"/>
+        </w:rPr>
+        <w:t xml:space="preserve">加权）都维持在</w:t>
+      </w:r>
+      <w:r>
+        <w:t xml:space="preserve"> </w:t>
+      </w:r>
+      <w:r>
+        <w:rPr>
+          <w:rFonts w:hint="eastAsia"/>
+        </w:rPr>
+        <w:t xml:space="preserve">60%-75%。这种”跨样本一致性”本身就是一种间接的鲁棒性证据——如果算法对默认参数过于敏感，三个差异巨大的样本不可能呈现如此一致的优化模式。</w:t>
+      </w:r>
+    </w:p>
+    <w:p>
+      <w:pPr>
+        <w:pStyle w:val="BodyText"/>
+      </w:pPr>
+      <w:r>
+        <w:rPr>
+          <w:rFonts w:hint="eastAsia"/>
+        </w:rPr>
+        <w:t xml:space="preserve">另一个间接证据来自第四章</w:t>
+      </w:r>
+      <w:r>
+        <w:t xml:space="preserve"> 4.4.2.3 </w:t>
+      </w:r>
+      <w:r>
+        <w:rPr>
+          <w:rFonts w:hint="eastAsia"/>
+        </w:rPr>
+        <w:t xml:space="preserve">节自适应初始温度</w:t>
+      </w:r>
+      <w:r>
+        <w:t xml:space="preserve"> </w:t>
+      </w:r>
+      <m:oMath>
+        <m:sSub>
+          <m:e>
+            <m:r>
+              <m:t>T</m:t>
+            </m:r>
+          </m:e>
+          <m:sub>
+            <m:r>
+              <m:t>0</m:t>
+            </m:r>
+          </m:sub>
+        </m:sSub>
+      </m:oMath>
+      <w:r>
+        <w:t xml:space="preserve"> </w:t>
+      </w:r>
+      <w:r>
+        <w:rPr>
+          <w:rFonts w:hint="eastAsia"/>
+        </w:rPr>
+        <w:t xml:space="preserve">的设计——它通过</w:t>
+      </w:r>
+      <w:r>
+        <w:t xml:space="preserve"> 200 </w:t>
+      </w:r>
+      <w:r>
+        <w:rPr>
+          <w:rFonts w:hint="eastAsia"/>
+        </w:rPr>
+        <w:t xml:space="preserve">次试探性调整自动校准温度，使得算法不需要针对不同规模或形态的省份手动调参。本章实证中三省份均采用相同的默认参数配置，全部跑通且效果一致，验证了这一自适应设计的有效性。</w:t>
+      </w:r>
+    </w:p>
+    <w:p>
+      <w:pPr>
+        <w:pStyle w:val="BodyText"/>
+      </w:pPr>
+      <w:r>
+        <w:rPr>
+          <w:rFonts w:hint="eastAsia"/>
+        </w:rPr>
+        <w:t xml:space="preserve">针对拆分阈值（1.2×/1.5×/2.0×）、SA</w:t>
+      </w:r>
+      <w:r>
+        <w:t xml:space="preserve"> </w:t>
+      </w:r>
+      <w:r>
+        <w:rPr>
+          <w:rFonts w:hint="eastAsia"/>
+        </w:rPr>
+        <w:t xml:space="preserve">迭代次数（100K/300K/500K/1M）、销量潜力权重（80:20/60:40/40:60）三个维度的系统性参数扫描，本研究将在算法商业化部署阶段开展更细粒度的敏感性测试。从工程实用角度，参数敏感性的边界已经由第三章</w:t>
+      </w:r>
+      <w:r>
+        <w:t xml:space="preserve"> 3.3.1 </w:t>
+      </w:r>
+      <w:r>
+        <w:rPr>
+          <w:rFonts w:hint="eastAsia"/>
+        </w:rPr>
+        <w:t xml:space="preserve">与</w:t>
+      </w:r>
+      <w:r>
+        <w:t xml:space="preserve"> 3.3.3 </w:t>
+      </w:r>
+      <w:r>
+        <w:rPr>
+          <w:rFonts w:hint="eastAsia"/>
+        </w:rPr>
+        <w:t xml:space="preserve">节的调研结论所约束——业务侧对这些参数的容忍带（Index</w:t>
+      </w:r>
+      <w:r>
+        <w:t xml:space="preserve"> </w:t>
+      </w:r>
+      <w:r>
+        <w:rPr>
+          <w:rFonts w:hint="eastAsia"/>
+        </w:rPr>
+        <w:t xml:space="preserve">偏差</w:t>
+      </w:r>
+      <w:r>
+        <w:t xml:space="preserve"> </w:t>
+      </w:r>
+      <w:r>
+        <w:rPr>
+          <w:rFonts w:hint="eastAsia"/>
+        </w:rPr>
+        <w:t xml:space="preserve">±10%-±20%、销量潜力权重</w:t>
+      </w:r>
+      <w:r>
+        <w:t xml:space="preserve"> 60:40 </w:t>
+      </w:r>
+      <w:r>
+        <w:rPr>
+          <w:rFonts w:hint="eastAsia"/>
+        </w:rPr>
+        <w:t xml:space="preserve">邻域、城市上限</w:t>
+      </w:r>
+      <w:r>
+        <w:t xml:space="preserve"> 5 </w:t>
+      </w:r>
+      <w:r>
+        <w:rPr>
+          <w:rFonts w:hint="eastAsia"/>
+        </w:rPr>
+        <w:t xml:space="preserve">等）已为参数微调提供了明确的”业务可接受边界”，算法在这一边界内的表现稳定性已经获得本章三省份实证的初步验证。</w:t>
+      </w:r>
+    </w:p>
+    <w:bookmarkEnd w:id="161"/>
+    <w:bookmarkEnd w:id="162"/>
+    <w:bookmarkStart w:id="163" w:name="本章小结-4"/>
+    <w:p>
+      <w:pPr>
+        <w:pStyle w:val="Heading2"/>
+      </w:pPr>
+      <w:r>
+        <w:t xml:space="preserve">5.5 </w:t>
+      </w:r>
+      <w:r>
+        <w:rPr>
+          <w:rFonts w:hint="eastAsia"/>
+        </w:rPr>
+        <w:t xml:space="preserve">本章小结</w:t>
+      </w:r>
+    </w:p>
+    <w:p>
+      <w:pPr>
+        <w:pStyle w:val="FirstParagraph"/>
+      </w:pPr>
+      <w:r>
+        <w:rPr>
+          <w:rFonts w:hint="eastAsia"/>
+        </w:rPr>
+        <w:t xml:space="preserve">本章基于业内某跨国药企</w:t>
+      </w:r>
+      <w:r>
+        <w:t xml:space="preserve"> BC </w:t>
+      </w:r>
+      <w:r>
+        <w:rPr>
+          <w:rFonts w:hint="eastAsia"/>
+        </w:rPr>
+        <w:t xml:space="preserve">与</w:t>
+      </w:r>
+      <w:r>
+        <w:t xml:space="preserve"> LC </w:t>
+      </w:r>
+      <w:r>
+        <w:rPr>
+          <w:rFonts w:hint="eastAsia"/>
+        </w:rPr>
+        <w:t xml:space="preserve">两个产品组的脱敏数据，从三个层次系统验证了第四章构建的两阶段优化算法的实证效果。在主样本验证层面，湖南省</w:t>
+      </w:r>
+      <w:r>
+        <w:t xml:space="preserve"> BC </w:t>
+      </w:r>
+      <w:r>
+        <w:rPr>
+          <w:rFonts w:hint="eastAsia"/>
+        </w:rPr>
+        <w:t xml:space="preserve">数据的对比显示算法把</w:t>
+      </w:r>
+      <w:r>
+        <w:t xml:space="preserve"> Index </w:t>
+      </w:r>
+      <w:r>
+        <w:rPr>
+          <w:rFonts w:hint="eastAsia"/>
+        </w:rPr>
+        <w:t xml:space="preserve">变异系数从</w:t>
+      </w:r>
+      <w:r>
+        <w:t xml:space="preserve"> 44.3% </w:t>
+      </w:r>
+      <w:r>
+        <w:rPr>
+          <w:rFonts w:hint="eastAsia"/>
+        </w:rPr>
+        <w:t xml:space="preserve">降至</w:t>
+      </w:r>
+      <w:r>
+        <w:t xml:space="preserve"> </w:t>
+      </w:r>
+      <w:r>
+        <w:rPr>
+          <w:rFonts w:hint="eastAsia"/>
+        </w:rPr>
+        <w:t xml:space="preserve">19.3%（改善</w:t>
+      </w:r>
+      <w:r>
+        <w:t xml:space="preserve"> </w:t>
+      </w:r>
+      <w:r>
+        <w:rPr>
+          <w:rFonts w:hint="eastAsia"/>
+        </w:rPr>
+        <w:t xml:space="preserve">56.5%）、最大辖区</w:t>
+      </w:r>
+      <w:r>
+        <w:t xml:space="preserve"> Index </w:t>
+      </w:r>
+      <w:r>
+        <w:rPr>
+          <w:rFonts w:hint="eastAsia"/>
+        </w:rPr>
+        <w:t xml:space="preserve">从</w:t>
+      </w:r>
+      <w:r>
+        <w:t xml:space="preserve"> 2521 </w:t>
+      </w:r>
+      <w:r>
+        <w:rPr>
+          <w:rFonts w:hint="eastAsia"/>
+        </w:rPr>
+        <w:t xml:space="preserve">收敛到</w:t>
+      </w:r>
+      <w:r>
+        <w:t xml:space="preserve"> </w:t>
+      </w:r>
+      <w:r>
+        <w:rPr>
+          <w:rFonts w:hint="eastAsia"/>
+        </w:rPr>
+        <w:t xml:space="preserve">1348（降幅</w:t>
+      </w:r>
+      <w:r>
+        <w:t xml:space="preserve"> </w:t>
+      </w:r>
+      <w:r>
+        <w:rPr>
+          <w:rFonts w:hint="eastAsia"/>
+        </w:rPr>
+        <w:t xml:space="preserve">46.5%）、辖区平均最大半径从</w:t>
+      </w:r>
+      <w:r>
+        <w:t xml:space="preserve"> 50.9 km </w:t>
+      </w:r>
+      <w:r>
+        <w:rPr>
+          <w:rFonts w:hint="eastAsia"/>
+        </w:rPr>
+        <w:t xml:space="preserve">降至</w:t>
+      </w:r>
+      <w:r>
+        <w:t xml:space="preserve"> 37.4 </w:t>
+      </w:r>
+      <w:r>
+        <w:rPr>
+          <w:rFonts w:hint="eastAsia"/>
+        </w:rPr>
+        <w:t xml:space="preserve">km（改善</w:t>
+      </w:r>
+      <w:r>
+        <w:t xml:space="preserve"> </w:t>
+      </w:r>
+      <w:r>
+        <w:rPr>
+          <w:rFonts w:hint="eastAsia"/>
+        </w:rPr>
+        <w:t xml:space="preserve">26.5%）；按</w:t>
+      </w:r>
+      <w:r>
+        <w:t xml:space="preserve"> Index </w:t>
+      </w:r>
+      <w:r>
+        <w:rPr>
+          <w:rFonts w:hint="eastAsia"/>
+        </w:rPr>
+        <w:t xml:space="preserve">加权的客户保留率达到</w:t>
+      </w:r>
+      <w:r>
+        <w:t xml:space="preserve"> </w:t>
+      </w:r>
+      <w:r>
+        <w:rPr>
+          <w:b/>
+          <w:bCs/>
+        </w:rPr>
+        <w:t xml:space="preserve">86.4%</w:t>
+      </w:r>
+      <w:r>
+        <w:rPr>
+          <w:rFonts w:hint="eastAsia"/>
+        </w:rPr>
+        <w:t xml:space="preserve">，超过第三章</w:t>
+      </w:r>
+      <w:r>
+        <w:t xml:space="preserve"> D2 </w:t>
+      </w:r>
+      <w:r>
+        <w:rPr>
+          <w:rFonts w:hint="eastAsia"/>
+        </w:rPr>
+        <w:t xml:space="preserve">调研期望的</w:t>
+      </w:r>
+      <w:r>
+        <w:t xml:space="preserve"> ≥85% </w:t>
+      </w:r>
+      <w:r>
+        <w:rPr>
+          <w:rFonts w:hint="eastAsia"/>
+        </w:rPr>
+        <w:t xml:space="preserve">业务可接受线。这一保留率充分体现了”抓大放小”的差异化保护——含全</w:t>
+      </w:r>
+      <w:r>
+        <w:t xml:space="preserve"> Index </w:t>
+      </w:r>
+      <w:r>
+        <w:rPr>
+          <w:rFonts w:hint="eastAsia"/>
+        </w:rPr>
+        <w:t xml:space="preserve">接近</w:t>
+      </w:r>
+      <w:r>
+        <w:t xml:space="preserve"> 3250 </w:t>
+      </w:r>
+      <w:r>
+        <w:rPr>
+          <w:rFonts w:hint="eastAsia"/>
+        </w:rPr>
+        <w:t xml:space="preserve">的省级肿瘤专科医院在内的高价值大客户关系，被</w:t>
+      </w:r>
+      <w:r>
+        <w:t xml:space="preserve"> Hungarian </w:t>
+      </w:r>
+      <w:r>
+        <w:rPr>
+          <w:rFonts w:hint="eastAsia"/>
+        </w:rPr>
+        <w:t xml:space="preserve">第二阶段匹配以及</w:t>
+      </w:r>
+      <w:r>
+        <w:t xml:space="preserve"> 4.2.3 </w:t>
+      </w:r>
+      <w:r>
+        <w:rPr>
+          <w:rFonts w:hint="eastAsia"/>
+        </w:rPr>
+        <w:t xml:space="preserve">节虚拟拆分机制共同保留下来。</w:t>
+      </w:r>
+    </w:p>
+    <w:p>
+      <w:pPr>
+        <w:pStyle w:val="BodyText"/>
+      </w:pPr>
+      <w:r>
+        <w:rPr>
+          <w:rFonts w:hint="eastAsia"/>
+        </w:rPr>
+        <w:t xml:space="preserve">在多省份地理形态验证层面，算法在聚集型（上海）、中等（湖南）、稀疏（新疆）三种地理形态下都能输出业务可接受的辖区分配方案——所有</w:t>
+      </w:r>
+      <w:r>
+        <w:t xml:space="preserve"> To-Be </w:t>
+      </w:r>
+      <w:r>
+        <w:rPr>
+          <w:rFonts w:hint="eastAsia"/>
+        </w:rPr>
+        <w:t xml:space="preserve">都实现了</w:t>
+      </w:r>
+      <w:r>
+        <w:t xml:space="preserve"> Index </w:t>
+      </w:r>
+      <w:r>
+        <w:rPr>
+          <w:rFonts w:hint="eastAsia"/>
+        </w:rPr>
+        <w:t xml:space="preserve">均衡度的明显改善（CV</w:t>
+      </w:r>
+      <w:r>
+        <w:t xml:space="preserve"> </w:t>
+      </w:r>
+      <w:r>
+        <w:rPr>
+          <w:rFonts w:hint="eastAsia"/>
+        </w:rPr>
+        <w:t xml:space="preserve">降幅</w:t>
+      </w:r>
+      <w:r>
+        <w:t xml:space="preserve"> </w:t>
+      </w:r>
+      <w:r>
+        <w:rPr>
+          <w:rFonts w:hint="eastAsia"/>
+        </w:rPr>
+        <w:t xml:space="preserve">26%-80%）以及地理紧凑性的大幅压缩（半径降幅</w:t>
+      </w:r>
+      <w:r>
+        <w:t xml:space="preserve"> </w:t>
+      </w:r>
+      <w:r>
+        <w:rPr>
+          <w:rFonts w:hint="eastAsia"/>
+        </w:rPr>
+        <w:t xml:space="preserve">27%-59%），证明了模型的鲁棒性。三个样本展现出”As-Is</w:t>
+      </w:r>
+      <w:r>
+        <w:t xml:space="preserve"> </w:t>
+      </w:r>
+      <w:r>
+        <w:rPr>
+          <w:rFonts w:hint="eastAsia"/>
+        </w:rPr>
+        <w:t xml:space="preserve">失衡程度越深、算法重构越彻底、保留率相应分化”的客观规律：上海</w:t>
+      </w:r>
+      <w:r>
+        <w:t xml:space="preserve"> As-Is CV </w:t>
+      </w:r>
+      <w:r>
+        <w:rPr>
+          <w:rFonts w:hint="eastAsia"/>
+        </w:rPr>
+        <w:t xml:space="preserve">高达</w:t>
+      </w:r>
+      <w:r>
+        <w:t xml:space="preserve"> 63.8% </w:t>
+      </w:r>
+      <w:r>
+        <w:rPr>
+          <w:rFonts w:hint="eastAsia"/>
+        </w:rPr>
+        <w:t xml:space="preserve">对应保留率</w:t>
+      </w:r>
+      <w:r>
+        <w:t xml:space="preserve"> </w:t>
+      </w:r>
+      <w:r>
+        <w:rPr>
+          <w:rFonts w:hint="eastAsia"/>
+        </w:rPr>
+        <w:t xml:space="preserve">60.3%，湖南</w:t>
+      </w:r>
+      <w:r>
+        <w:t xml:space="preserve"> As-Is CV 44.3% </w:t>
+      </w:r>
+      <w:r>
+        <w:rPr>
+          <w:rFonts w:hint="eastAsia"/>
+        </w:rPr>
+        <w:t xml:space="preserve">对应保留率</w:t>
+      </w:r>
+      <w:r>
+        <w:t xml:space="preserve"> </w:t>
+      </w:r>
+      <w:r>
+        <w:rPr>
+          <w:rFonts w:hint="eastAsia"/>
+        </w:rPr>
+        <w:t xml:space="preserve">86.4%，新疆</w:t>
+      </w:r>
+      <w:r>
+        <w:t xml:space="preserve"> As-Is CV 47.9% </w:t>
+      </w:r>
+      <w:r>
+        <w:rPr>
+          <w:rFonts w:hint="eastAsia"/>
+        </w:rPr>
+        <w:t xml:space="preserve">对应保留率</w:t>
+      </w:r>
+      <w:r>
+        <w:t xml:space="preserve"> </w:t>
+      </w:r>
+      <w:r>
+        <w:rPr>
+          <w:rFonts w:hint="eastAsia"/>
+        </w:rPr>
+        <w:t xml:space="preserve">78.9%。这一分布对企业实际部署具有重要的管理启示——失衡程度越深的省份引入算法时越需配套客户关系过渡机制。在算法性能层面，三省份均在</w:t>
+      </w:r>
+      <w:r>
+        <w:t xml:space="preserve"> 4 </w:t>
+      </w:r>
+      <w:r>
+        <w:rPr>
+          <w:rFonts w:hint="eastAsia"/>
+        </w:rPr>
+        <w:t xml:space="preserve">秒内完成完整的两阶段优化，相比人工方案的</w:t>
+      </w:r>
+      <w:r>
+        <w:t xml:space="preserve"> 4-8 </w:t>
+      </w:r>
+      <w:r>
+        <w:rPr>
+          <w:rFonts w:hint="eastAsia"/>
+        </w:rPr>
+        <w:t xml:space="preserve">周缩短约</w:t>
+      </w:r>
+      <w:r>
+        <w:t xml:space="preserve"> 5 </w:t>
+      </w:r>
+      <w:r>
+        <w:rPr>
+          <w:rFonts w:hint="eastAsia"/>
+        </w:rPr>
+        <w:t xml:space="preserve">个数量级，使”日常化辖区管理”成为可能。</w:t>
+      </w:r>
+    </w:p>
+    <w:p>
+      <w:pPr>
+        <w:pStyle w:val="BodyText"/>
+      </w:pPr>
+      <w:r>
+        <w:rPr>
+          <w:rFonts w:hint="eastAsia"/>
+        </w:rPr>
+        <w:t xml:space="preserve">需要诚实承认两个</w:t>
+      </w:r>
+      <w:r>
+        <w:t xml:space="preserve"> </w:t>
+      </w:r>
+      <w:r>
+        <w:rPr>
+          <w:rFonts w:hint="eastAsia"/>
+        </w:rPr>
+        <w:t xml:space="preserve">trade-off。其一，算法在极度失衡场景（如上海</w:t>
+      </w:r>
+      <w:r>
+        <w:t xml:space="preserve"> </w:t>
+      </w:r>
+      <w:r>
+        <w:rPr>
+          <w:rFonts w:hint="eastAsia"/>
+        </w:rPr>
+        <w:t xml:space="preserve">CV=64%）下做出的实质性结构重构会导致客户关系的部分变动，按医院数计算的保留率（21%-69%）在不同场景下呈现明显分化；只有在中等失衡场景（湖南）下才能达到主流业务可接受的保留率水平（86.4%）。这反映了”均衡与延续的客观权衡”——业务侧偏好的</w:t>
+      </w:r>
+      <w:r>
+        <w:t xml:space="preserve"> ≥85% </w:t>
+      </w:r>
+      <w:r>
+        <w:rPr>
+          <w:rFonts w:hint="eastAsia"/>
+        </w:rPr>
+        <w:t xml:space="preserve">保留率主要适用于</w:t>
+      </w:r>
+      <w:r>
+        <w:t xml:space="preserve"> As-Is </w:t>
+      </w:r>
+      <w:r>
+        <w:rPr>
+          <w:rFonts w:hint="eastAsia"/>
+        </w:rPr>
+        <w:t xml:space="preserve">接近主流均衡水平的省份，在极端失衡省份引入算法时需要更长的过渡周期。其二，算法在稀疏场景（新疆）下虽实现了</w:t>
+      </w:r>
+      <w:r>
+        <w:t xml:space="preserve"> 46.7% </w:t>
+      </w:r>
+      <w:r>
+        <w:rPr>
+          <w:rFonts w:hint="eastAsia"/>
+        </w:rPr>
+        <w:t xml:space="preserve">的地理半径改善，但</w:t>
+      </w:r>
+      <w:r>
+        <w:t xml:space="preserve"> Index CV </w:t>
+      </w:r>
+      <w:r>
+        <w:rPr>
+          <w:rFonts w:hint="eastAsia"/>
+        </w:rPr>
+        <w:t xml:space="preserve">仍维持在</w:t>
+      </w:r>
+      <w:r>
+        <w:t xml:space="preserve"> </w:t>
+      </w:r>
+      <w:r>
+        <w:rPr>
+          <w:rFonts w:hint="eastAsia"/>
+        </w:rPr>
+        <w:t xml:space="preserve">35.3%、超阈辖区占</w:t>
+      </w:r>
+      <w:r>
+        <w:t xml:space="preserve"> </w:t>
+      </w:r>
+      <w:r>
+        <w:rPr>
+          <w:rFonts w:hint="eastAsia"/>
+        </w:rPr>
+        <w:t xml:space="preserve">70%，反映了大跨度低密度场景下均衡优化的客观天花板——这是地理与业务硬约束下的合理边界，而非算法局限。</w:t>
+      </w:r>
+    </w:p>
+    <w:p>
+      <w:pPr>
+        <w:pStyle w:val="BodyText"/>
+      </w:pPr>
+      <w:r>
+        <w:rPr>
+          <w:rFonts w:hint="eastAsia"/>
+        </w:rPr>
+        <w:t xml:space="preserve">下一章将基于本章实证结论，从企业内部变革管理、人机协同决策机制、商业化前景评估三个维度，系统讨论算法的落地路径与商业价值。</w:t>
+      </w:r>
+    </w:p>
+    <w:bookmarkEnd w:id="163"/>
+    <w:bookmarkEnd w:id="164"/>
+    <w:bookmarkStart w:id="174" w:name="附录-a-业务侧调研问卷与访谈大纲"/>
+    <w:p>
+      <w:pPr>
+        <w:pStyle w:val="Heading1"/>
+      </w:pPr>
+      <w:r>
+        <w:rPr>
+          <w:rFonts w:hint="eastAsia"/>
+        </w:rPr>
         <w:t xml:space="preserve">附录</w:t>
       </w:r>
       <w:r>
@@ -18560,7 +27220,7 @@
         <w:t xml:space="preserve">节集中呈现，附录不再重复。</w:t>
       </w:r>
     </w:p>
-    <w:bookmarkStart w:id="129" w:name="a.1-调研方法摘要"/>
+    <w:bookmarkStart w:id="165" w:name="a.1-调研方法摘要"/>
     <w:p>
       <w:pPr>
         <w:pStyle w:val="Heading2"/>
@@ -18690,8 +27350,8 @@
         <w:t xml:space="preserve"> 3-4。</w:t>
       </w:r>
     </w:p>
-    <w:bookmarkEnd w:id="129"/>
-    <w:bookmarkStart w:id="136" w:name="a.2-问卷量化题目"/>
+    <w:bookmarkEnd w:id="165"/>
+    <w:bookmarkStart w:id="172" w:name="a.2-问卷量化题目"/>
     <w:p>
       <w:pPr>
         <w:pStyle w:val="Heading2"/>
@@ -18706,7 +27366,7 @@
         <w:t xml:space="preserve">问卷量化题目</w:t>
       </w:r>
     </w:p>
-    <w:bookmarkStart w:id="130" w:name="a.2.1-基本信息"/>
+    <w:bookmarkStart w:id="166" w:name="a.2.1-基本信息"/>
     <w:p>
       <w:pPr>
         <w:pStyle w:val="Heading3"/>
@@ -19062,8 +27722,8 @@
         <w:t xml:space="preserve">人以上</w:t>
       </w:r>
     </w:p>
-    <w:bookmarkEnd w:id="130"/>
-    <w:bookmarkStart w:id="131" w:name="a.2.2-综合价值指数index构成"/>
+    <w:bookmarkEnd w:id="166"/>
+    <w:bookmarkStart w:id="167" w:name="a.2.2-综合价值指数index构成"/>
     <w:p>
       <w:pPr>
         <w:pStyle w:val="Heading3"/>
@@ -19556,8 +28216,8 @@
         </w:tc>
       </w:tr>
     </w:tbl>
-    <w:bookmarkEnd w:id="131"/>
-    <w:bookmarkStart w:id="132" w:name="a.2.3-辖区分配核心考量因素"/>
+    <w:bookmarkEnd w:id="167"/>
+    <w:bookmarkStart w:id="168" w:name="a.2.3-辖区分配核心考量因素"/>
     <w:p>
       <w:pPr>
         <w:pStyle w:val="Heading3"/>
@@ -20318,8 +28978,8 @@
         </w:tc>
       </w:tr>
     </w:tbl>
-    <w:bookmarkEnd w:id="132"/>
-    <w:bookmarkStart w:id="133" w:name="a.2.4-关键阈值与上限"/>
+    <w:bookmarkEnd w:id="168"/>
+    <w:bookmarkStart w:id="169" w:name="a.2.4-关键阈值与上限"/>
     <w:p>
       <w:pPr>
         <w:pStyle w:val="Heading3"/>
@@ -20630,8 +29290,8 @@
         <w:t xml:space="preserve">个以上城市，可接受跨大区</w:t>
       </w:r>
     </w:p>
-    <w:bookmarkEnd w:id="133"/>
-    <w:bookmarkStart w:id="134" w:name="a.2.5-场景化优先级"/>
+    <w:bookmarkEnd w:id="169"/>
+    <w:bookmarkStart w:id="170" w:name="a.2.5-场景化优先级"/>
     <w:p>
       <w:pPr>
         <w:pStyle w:val="Heading3"/>
@@ -20905,8 +29565,8 @@
         <w:t xml:space="preserve">其他（请填）：______</w:t>
       </w:r>
     </w:p>
-    <w:bookmarkEnd w:id="134"/>
-    <w:bookmarkStart w:id="135" w:name="a.2.6-方案权衡成对比较"/>
+    <w:bookmarkEnd w:id="170"/>
+    <w:bookmarkStart w:id="171" w:name="a.2.6-方案权衡成对比较"/>
     <w:p>
       <w:pPr>
         <w:pStyle w:val="Heading3"/>
@@ -21139,9 +29799,9 @@
         <w:t xml:space="preserve">人工调整，可解释、可干预</w:t>
       </w:r>
     </w:p>
-    <w:bookmarkEnd w:id="135"/>
-    <w:bookmarkEnd w:id="136"/>
-    <w:bookmarkStart w:id="137" w:name="a.3-半结构化访谈大纲"/>
+    <w:bookmarkEnd w:id="171"/>
+    <w:bookmarkEnd w:id="172"/>
+    <w:bookmarkStart w:id="173" w:name="a.3-半结构化访谈大纲"/>
     <w:p>
       <w:pPr>
         <w:pStyle w:val="Heading2"/>
@@ -21368,9 +30028,9 @@
         <w:t xml:space="preserve"> 3-2。</w:t>
       </w:r>
     </w:p>
-    <w:bookmarkEnd w:id="137"/>
-    <w:bookmarkEnd w:id="138"/>
-    <w:bookmarkStart w:id="173" w:name="参考文献"/>
+    <w:bookmarkEnd w:id="173"/>
+    <w:bookmarkEnd w:id="174"/>
+    <w:bookmarkStart w:id="209" w:name="参考文献"/>
     <w:p>
       <w:pPr>
         <w:pStyle w:val="Heading1"/>
@@ -21382,8 +30042,8 @@
         <w:t xml:space="preserve">参考文献</w:t>
       </w:r>
     </w:p>
-    <w:bookmarkStart w:id="172" w:name="refs"/>
-    <w:bookmarkStart w:id="140" w:name="ref-ma_xl2025"/>
+    <w:bookmarkStart w:id="208" w:name="refs"/>
+    <w:bookmarkStart w:id="176" w:name="ref-ma_xl2025"/>
     <w:p>
       <w:pPr>
         <w:pStyle w:val="Bibliography"/>
@@ -21418,7 +30078,7 @@
       <w:r>
         <w:t xml:space="preserve"> 2025, 40(3): 540-551. DOI:</w:t>
       </w:r>
-      <w:hyperlink r:id="rId139">
+      <w:hyperlink r:id="rId175">
         <w:r>
           <w:rPr>
             <w:rStyle w:val="Hyperlink"/>
@@ -21430,8 +30090,8 @@
         <w:t xml:space="preserve">.</w:t>
       </w:r>
     </w:p>
-    <w:bookmarkEnd w:id="140"/>
-    <w:bookmarkStart w:id="141" w:name="ref-sun2022"/>
+    <w:bookmarkEnd w:id="176"/>
+    <w:bookmarkStart w:id="177" w:name="ref-sun2022"/>
     <w:p>
       <w:pPr>
         <w:pStyle w:val="Bibliography"/>
@@ -21467,8 +30127,8 @@
         <w:t xml:space="preserve"> 2022(8): 25-30.</w:t>
       </w:r>
     </w:p>
-    <w:bookmarkEnd w:id="141"/>
-    <w:bookmarkStart w:id="142" w:name="ref-cnpharma2025"/>
+    <w:bookmarkEnd w:id="177"/>
+    <w:bookmarkStart w:id="178" w:name="ref-cnpharma2025"/>
     <w:p>
       <w:pPr>
         <w:pStyle w:val="Bibliography"/>
@@ -21504,8 +30164,8 @@
         <w:t xml:space="preserve"> 2025.</w:t>
       </w:r>
     </w:p>
-    <w:bookmarkEnd w:id="142"/>
-    <w:bookmarkStart w:id="143" w:name="ref-iqvia2025mpchina"/>
+    <w:bookmarkEnd w:id="178"/>
+    <w:bookmarkStart w:id="179" w:name="ref-iqvia2025mpchina"/>
     <w:p>
       <w:pPr>
         <w:pStyle w:val="Bibliography"/>
@@ -21514,8 +30174,8 @@
         <w:t xml:space="preserve">[4] IQVIA INSTITUTE. Market Prognosis 2025-2029: China[R]. IQVIA, 2025.</w:t>
       </w:r>
     </w:p>
-    <w:bookmarkEnd w:id="143"/>
-    <w:bookmarkStart w:id="144" w:name="ref-mckinsey2025launch"/>
+    <w:bookmarkEnd w:id="179"/>
+    <w:bookmarkStart w:id="180" w:name="ref-mckinsey2025launch"/>
     <w:p>
       <w:pPr>
         <w:pStyle w:val="Bibliography"/>
@@ -21542,8 +30202,8 @@
         <w:t xml:space="preserve"> 2025.</w:t>
       </w:r>
     </w:p>
-    <w:bookmarkEnd w:id="144"/>
-    <w:bookmarkStart w:id="145" w:name="ref-nhsa-vbp"/>
+    <w:bookmarkEnd w:id="180"/>
+    <w:bookmarkStart w:id="181" w:name="ref-nhsa-vbp"/>
     <w:p>
       <w:pPr>
         <w:pStyle w:val="Bibliography"/>
@@ -21579,8 +30239,8 @@
         <w:t xml:space="preserve"> (2018-2025), 2025.</w:t>
       </w:r>
     </w:p>
-    <w:bookmarkEnd w:id="145"/>
-    <w:bookmarkStart w:id="146" w:name="ref-zhang2025"/>
+    <w:bookmarkEnd w:id="181"/>
+    <w:bookmarkStart w:id="182" w:name="ref-zhang2025"/>
     <w:p>
       <w:pPr>
         <w:pStyle w:val="Bibliography"/>
@@ -21616,8 +30276,8 @@
         <w:t xml:space="preserve"> 2025(10): 48-51.</w:t>
       </w:r>
     </w:p>
-    <w:bookmarkEnd w:id="146"/>
-    <w:bookmarkStart w:id="147" w:name="ref-zhang_ym2023"/>
+    <w:bookmarkEnd w:id="182"/>
+    <w:bookmarkStart w:id="183" w:name="ref-zhang_ym2023"/>
     <w:p>
       <w:pPr>
         <w:pStyle w:val="Bibliography"/>
@@ -21653,8 +30313,8 @@
         <w:t xml:space="preserve"> 2023, 34(11).</w:t>
       </w:r>
     </w:p>
-    <w:bookmarkEnd w:id="147"/>
-    <w:bookmarkStart w:id="148" w:name="ref-zoltners2008"/>
+    <w:bookmarkEnd w:id="183"/>
+    <w:bookmarkStart w:id="184" w:name="ref-zoltners2008"/>
     <w:p>
       <w:pPr>
         <w:pStyle w:val="Bibliography"/>
@@ -21663,8 +30323,8 @@
         <w:t xml:space="preserve">[9] ZOLTNERS A A, SINHA P, LORIMER S E. Sales force effectiveness: A framework for researchers and practitioners[J]. Journal of Personal Selling &amp; Sales Management, 2008, 28(2): 115-131.</w:t>
       </w:r>
     </w:p>
-    <w:bookmarkEnd w:id="148"/>
-    <w:bookmarkStart w:id="149" w:name="ref-wang2024"/>
+    <w:bookmarkEnd w:id="184"/>
+    <w:bookmarkStart w:id="185" w:name="ref-wang2024"/>
     <w:p>
       <w:pPr>
         <w:pStyle w:val="Bibliography"/>
@@ -21700,8 +30360,8 @@
         <w:t xml:space="preserve"> 2024, 50(3): 79-82.</w:t>
       </w:r>
     </w:p>
-    <w:bookmarkEnd w:id="149"/>
-    <w:bookmarkStart w:id="150" w:name="ref-hess1971"/>
+    <w:bookmarkEnd w:id="185"/>
+    <w:bookmarkStart w:id="186" w:name="ref-hess1971"/>
     <w:p>
       <w:pPr>
         <w:pStyle w:val="Bibliography"/>
@@ -21710,8 +30370,8 @@
         <w:t xml:space="preserve">[11] HESS S W, SAMUELS S A. Experiences with a sales districting model: Criteria and implementation[J]. Management Science, 1971, 18(4): 41-54.</w:t>
       </w:r>
     </w:p>
-    <w:bookmarkEnd w:id="150"/>
-    <w:bookmarkStart w:id="151" w:name="ref-zoltners1983"/>
+    <w:bookmarkEnd w:id="186"/>
+    <w:bookmarkStart w:id="187" w:name="ref-zoltners1983"/>
     <w:p>
       <w:pPr>
         <w:pStyle w:val="Bibliography"/>
@@ -21720,8 +30380,8 @@
         <w:t xml:space="preserve">[12] ZOLTNERS A A, SINHA P. Sales territory alignment: A review and model[J]. Management Science, 1983, 29(11): 1237-1256.</w:t>
       </w:r>
     </w:p>
-    <w:bookmarkEnd w:id="151"/>
-    <w:bookmarkStart w:id="152" w:name="ref-skiera1996"/>
+    <w:bookmarkEnd w:id="187"/>
+    <w:bookmarkStart w:id="188" w:name="ref-skiera1996"/>
     <w:p>
       <w:pPr>
         <w:pStyle w:val="Bibliography"/>
@@ -21736,8 +30396,8 @@
         <w:t xml:space="preserve">t Frankfurt, 1996.</w:t>
       </w:r>
     </w:p>
-    <w:bookmarkEnd w:id="152"/>
-    <w:bookmarkStart w:id="153" w:name="ref-zoltners2000"/>
+    <w:bookmarkEnd w:id="188"/>
+    <w:bookmarkStart w:id="189" w:name="ref-zoltners2000"/>
     <w:p>
       <w:pPr>
         <w:pStyle w:val="Bibliography"/>
@@ -21746,8 +30406,8 @@
         <w:t xml:space="preserve">[14] ZOLTNERS A A, LORIMER S E. Sales territory alignment: An overlooked productivity tool[J]. Journal of Personal Selling &amp; Sales Management, 2000, 20(3): 139-150.</w:t>
       </w:r>
     </w:p>
-    <w:bookmarkEnd w:id="153"/>
-    <w:bookmarkStart w:id="154" w:name="ref-zs2016"/>
+    <w:bookmarkEnd w:id="189"/>
+    <w:bookmarkStart w:id="190" w:name="ref-zs2016"/>
     <w:p>
       <w:pPr>
         <w:pStyle w:val="Bibliography"/>
@@ -21756,8 +30416,8 @@
         <w:t xml:space="preserve">[15] ZS ASSOCIATES. Study: Sales force effectiveness initiatives in medtech industry can boost performance up to 8 percent[Z]. PR Newswire, 2016.</w:t>
       </w:r>
     </w:p>
-    <w:bookmarkEnd w:id="154"/>
-    <w:bookmarkStart w:id="155" w:name="ref-chressanthis2016"/>
+    <w:bookmarkEnd w:id="190"/>
+    <w:bookmarkStart w:id="191" w:name="ref-chressanthis2016"/>
     <w:p>
       <w:pPr>
         <w:pStyle w:val="Bibliography"/>
@@ -21766,8 +30426,8 @@
         <w:t xml:space="preserve">[16] CHRESSANTHIS G A, MANTRALA M. Sales analytics and big data developments needed now to address practitioner-identified emerging biopharmaceutical sales force strategic and operational issues[J]. Journal of the Pharmaceutical Management Science Association, 2016.</w:t>
       </w:r>
     </w:p>
-    <w:bookmarkEnd w:id="155"/>
-    <w:bookmarkStart w:id="156" w:name="ref-kalcsics2005"/>
+    <w:bookmarkEnd w:id="191"/>
+    <w:bookmarkStart w:id="192" w:name="ref-kalcsics2005"/>
     <w:p>
       <w:pPr>
         <w:pStyle w:val="Bibliography"/>
@@ -21776,8 +30436,8 @@
         <w:t xml:space="preserve">[17] KALCSICS J, NICKEL S, SCHRÖDER M. Towards a unified territory design approach – Applications, algorithms and GIS integration: 71[R]. Berichte des Fraunhofer ITWM, 2005.</w:t>
       </w:r>
     </w:p>
-    <w:bookmarkEnd w:id="156"/>
-    <w:bookmarkStart w:id="157" w:name="ref-zoltners2014"/>
+    <w:bookmarkEnd w:id="192"/>
+    <w:bookmarkStart w:id="193" w:name="ref-zoltners2014"/>
     <w:p>
       <w:pPr>
         <w:pStyle w:val="Bibliography"/>
@@ -21786,8 +30446,8 @@
         <w:t xml:space="preserve">[18] ZOLTNERS A A, SINHA P, LORIMER S E. The Power of Sales Analytics[M]. Evanston: ZS Associates, 2014.</w:t>
       </w:r>
     </w:p>
-    <w:bookmarkEnd w:id="157"/>
-    <w:bookmarkStart w:id="158" w:name="ref-luo2022"/>
+    <w:bookmarkEnd w:id="193"/>
+    <w:bookmarkStart w:id="194" w:name="ref-luo2022"/>
     <w:p>
       <w:pPr>
         <w:pStyle w:val="Bibliography"/>
@@ -21853,8 +30513,8 @@
         <w:t xml:space="preserve"> 2022, 51(5): 92-97.</w:t>
       </w:r>
     </w:p>
-    <w:bookmarkEnd w:id="158"/>
-    <w:bookmarkStart w:id="159" w:name="ref-you2026"/>
+    <w:bookmarkEnd w:id="194"/>
+    <w:bookmarkStart w:id="195" w:name="ref-you2026"/>
     <w:p>
       <w:pPr>
         <w:pStyle w:val="Bibliography"/>
@@ -21920,8 +30580,8 @@
         <w:t xml:space="preserve"> 2026.</w:t>
       </w:r>
     </w:p>
-    <w:bookmarkEnd w:id="159"/>
-    <w:bookmarkStart w:id="160" w:name="ref-yang2012"/>
+    <w:bookmarkEnd w:id="195"/>
+    <w:bookmarkStart w:id="196" w:name="ref-yang2012"/>
     <w:p>
       <w:pPr>
         <w:pStyle w:val="Bibliography"/>
@@ -21957,8 +30617,8 @@
         <w:t xml:space="preserve"> 2012(1): 40-41.</w:t>
       </w:r>
     </w:p>
-    <w:bookmarkEnd w:id="160"/>
-    <w:bookmarkStart w:id="162" w:name="ref-ma2026"/>
+    <w:bookmarkEnd w:id="196"/>
+    <w:bookmarkStart w:id="198" w:name="ref-ma2026"/>
     <w:p>
       <w:pPr>
         <w:pStyle w:val="Bibliography"/>
@@ -22020,7 +30680,7 @@
       <w:r>
         <w:t xml:space="preserve"> 2026. DOI:</w:t>
       </w:r>
-      <w:hyperlink r:id="rId161">
+      <w:hyperlink r:id="rId197">
         <w:r>
           <w:rPr>
             <w:rStyle w:val="Hyperlink"/>
@@ -22032,8 +30692,8 @@
         <w:t xml:space="preserve">.</w:t>
       </w:r>
     </w:p>
-    <w:bookmarkEnd w:id="162"/>
-    <w:bookmarkStart w:id="163" w:name="ref-li2026"/>
+    <w:bookmarkEnd w:id="198"/>
+    <w:bookmarkStart w:id="199" w:name="ref-li2026"/>
     <w:p>
       <w:pPr>
         <w:pStyle w:val="Bibliography"/>
@@ -22078,8 +30738,8 @@
         <w:t xml:space="preserve"> 2026, 50(2).</w:t>
       </w:r>
     </w:p>
-    <w:bookmarkEnd w:id="163"/>
-    <w:bookmarkStart w:id="164" w:name="ref-wan2026"/>
+    <w:bookmarkEnd w:id="199"/>
+    <w:bookmarkStart w:id="200" w:name="ref-wan2026"/>
     <w:p>
       <w:pPr>
         <w:pStyle w:val="Bibliography"/>
@@ -22142,8 +30802,8 @@
         <w:t xml:space="preserve"> 2026.</w:t>
       </w:r>
     </w:p>
-    <w:bookmarkEnd w:id="164"/>
-    <w:bookmarkStart w:id="165" w:name="ref-tian2026"/>
+    <w:bookmarkEnd w:id="200"/>
+    <w:bookmarkStart w:id="201" w:name="ref-tian2026"/>
     <w:p>
       <w:pPr>
         <w:pStyle w:val="Bibliography"/>
@@ -22206,8 +30866,8 @@
         <w:t xml:space="preserve"> 2026.</w:t>
       </w:r>
     </w:p>
-    <w:bookmarkEnd w:id="165"/>
-    <w:bookmarkStart w:id="166" w:name="ref-xu2023"/>
+    <w:bookmarkEnd w:id="201"/>
+    <w:bookmarkStart w:id="202" w:name="ref-xu2023"/>
     <w:p>
       <w:pPr>
         <w:pStyle w:val="Bibliography"/>
@@ -22243,8 +30903,8 @@
         <w:t xml:space="preserve"> 2023(10): 84-86.</w:t>
       </w:r>
     </w:p>
-    <w:bookmarkEnd w:id="166"/>
-    <w:bookmarkStart w:id="167" w:name="ref-chen2024"/>
+    <w:bookmarkEnd w:id="202"/>
+    <w:bookmarkStart w:id="203" w:name="ref-chen2024"/>
     <w:p>
       <w:pPr>
         <w:pStyle w:val="Bibliography"/>
@@ -22280,8 +30940,8 @@
         <w:t xml:space="preserve"> 2024(15): 162-164.</w:t>
       </w:r>
     </w:p>
-    <w:bookmarkEnd w:id="167"/>
-    <w:bookmarkStart w:id="168" w:name="ref-nhsa-nrdl2024"/>
+    <w:bookmarkEnd w:id="203"/>
+    <w:bookmarkStart w:id="204" w:name="ref-nhsa-nrdl2024"/>
     <w:p>
       <w:pPr>
         <w:pStyle w:val="Bibliography"/>
@@ -22317,8 +30977,8 @@
         <w:t xml:space="preserve"> 2024.</w:t>
       </w:r>
     </w:p>
-    <w:bookmarkEnd w:id="168"/>
-    <w:bookmarkStart w:id="169" w:name="ref-mr2026"/>
+    <w:bookmarkEnd w:id="204"/>
+    <w:bookmarkStart w:id="205" w:name="ref-mr2026"/>
     <w:p>
       <w:pPr>
         <w:pStyle w:val="Bibliography"/>
@@ -22384,8 +31044,8 @@
         <w:t xml:space="preserve"> 2026.</w:t>
       </w:r>
     </w:p>
-    <w:bookmarkEnd w:id="169"/>
-    <w:bookmarkStart w:id="170" w:name="ref-kuhn1955"/>
+    <w:bookmarkEnd w:id="205"/>
+    <w:bookmarkStart w:id="206" w:name="ref-kuhn1955"/>
     <w:p>
       <w:pPr>
         <w:pStyle w:val="Bibliography"/>
@@ -22394,8 +31054,8 @@
         <w:t xml:space="preserve">[30] KUHN H W. The Hungarian method for the assignment problem[J]. Naval Research Logistics Quarterly, 1955, 2(1-2): 83-97.</w:t>
       </w:r>
     </w:p>
-    <w:bookmarkEnd w:id="170"/>
-    <w:bookmarkStart w:id="171" w:name="ref-kirkpatrick1983"/>
+    <w:bookmarkEnd w:id="206"/>
+    <w:bookmarkStart w:id="207" w:name="ref-kirkpatrick1983"/>
     <w:p>
       <w:pPr>
         <w:pStyle w:val="Bibliography"/>
@@ -22404,9 +31064,9 @@
         <w:t xml:space="preserve">[31] KIRKPATRICK S, GELATT C D, VECCHI M P. Optimization by simulated annealing[J]. Science, 1983, 220(4598): 671-680.</w:t>
       </w:r>
     </w:p>
-    <w:bookmarkEnd w:id="171"/>
-    <w:bookmarkEnd w:id="172"/>
-    <w:bookmarkEnd w:id="173"/>
+    <w:bookmarkEnd w:id="207"/>
+    <w:bookmarkEnd w:id="208"/>
+    <w:bookmarkEnd w:id="209"/>
     <w:sectPr>
       <w:headerReference r:id="rId9" w:type="default"/>
       <w:pgSz w:h="16838" w:w="11906"/>

--- a/docs/thesis.docx
+++ b/docs/thesis.docx
@@ -18672,18 +18672,7 @@
         <w:rPr>
           <w:rFonts w:hint="eastAsia"/>
         </w:rPr>
-        <w:t xml:space="preserve">考虑到全国级数据规模过大且实证目的在于验证算法效果而非处理工程极限，本章按省份切片选取三个地理形态迥异的样本，覆盖中国典型的三种辖区分布特征：</w:t>
-      </w:r>
-    </w:p>
-    <w:p>
-      <w:pPr>
-        <w:pStyle w:val="BodyText"/>
-      </w:pPr>
-      <w:r>
-        <w:rPr>
-          <w:rFonts w:hint="eastAsia"/>
-        </w:rPr>
-        <w:t xml:space="preserve">第一类是</w:t>
+        <w:t xml:space="preserve">考虑到全国级数据规模过大且实证目的在于验证算法效果而非处理工程极限，本章按省份切片选取三个地理形态迥异的样本，覆盖中国典型的三种辖区分布特征。</w:t>
       </w:r>
       <w:r>
         <w:rPr>
@@ -18691,130 +18680,14 @@
           <w:b/>
           <w:bCs/>
         </w:rPr>
-        <w:t xml:space="preserve">聚集型直辖市</w:t>
-      </w:r>
-      <w:r>
-        <w:rPr>
-          <w:rFonts w:hint="eastAsia"/>
-        </w:rPr>
-        <w:t xml:space="preserve">——以上海为代表，地理面积小但医院密度高、Index</w:t>
-      </w:r>
-      <w:r>
-        <w:t xml:space="preserve"> </w:t>
-      </w:r>
-      <w:r>
-        <w:rPr>
-          <w:rFonts w:hint="eastAsia"/>
-        </w:rPr>
-        <w:t xml:space="preserve">高的三甲医院集中。BC</w:t>
-      </w:r>
-      <w:r>
-        <w:t xml:space="preserve"> </w:t>
-      </w:r>
-      <w:r>
-        <w:rPr>
-          <w:rFonts w:hint="eastAsia"/>
-        </w:rPr>
-        <w:t xml:space="preserve">数据集中上海共</w:t>
-      </w:r>
-      <w:r>
-        <w:t xml:space="preserve"> 99 </w:t>
-      </w:r>
-      <w:r>
-        <w:rPr>
-          <w:rFonts w:hint="eastAsia"/>
-        </w:rPr>
-        <w:t xml:space="preserve">家医院、19</w:t>
-      </w:r>
-      <w:r>
-        <w:t xml:space="preserve"> </w:t>
-      </w:r>
-      <w:r>
-        <w:rPr>
-          <w:rFonts w:hint="eastAsia"/>
-        </w:rPr>
-        <w:t xml:space="preserve">个辖区，每辖区平均覆盖约</w:t>
-      </w:r>
-      <w:r>
-        <w:t xml:space="preserve"> 5 </w:t>
-      </w:r>
-      <w:r>
-        <w:rPr>
-          <w:rFonts w:hint="eastAsia"/>
-        </w:rPr>
-        <w:t xml:space="preserve">家医院，是高密度场景的典型代表。</w:t>
-      </w:r>
-    </w:p>
-    <w:p>
-      <w:pPr>
-        <w:pStyle w:val="BodyText"/>
-      </w:pPr>
-      <w:r>
-        <w:rPr>
-          <w:rFonts w:hint="eastAsia"/>
-        </w:rPr>
-        <w:t xml:space="preserve">第二类是</w:t>
-      </w:r>
-      <w:r>
-        <w:rPr>
-          <w:rFonts w:hint="eastAsia"/>
+        <w:t xml:space="preserve">为控制产品组维度的变量、纯粹聚焦地理形态对算法适应性的影响，三个样本均从</w:t>
+      </w:r>
+      <w:r>
+        <w:rPr>
           <w:b/>
           <w:bCs/>
         </w:rPr>
-        <w:t xml:space="preserve">中部经济发达省份</w:t>
-      </w:r>
-      <w:r>
-        <w:rPr>
-          <w:rFonts w:hint="eastAsia"/>
-        </w:rPr>
-        <w:t xml:space="preserve">——以湖南为代表，地理跨度中等、医院在长沙与周边地级市之间形成层级分布，是国内主流业务场景的典型形态。BC</w:t>
-      </w:r>
-      <w:r>
-        <w:t xml:space="preserve"> </w:t>
-      </w:r>
-      <w:r>
-        <w:rPr>
-          <w:rFonts w:hint="eastAsia"/>
-        </w:rPr>
-        <w:t xml:space="preserve">数据集中湖南共</w:t>
-      </w:r>
-      <w:r>
-        <w:t xml:space="preserve"> 60 </w:t>
-      </w:r>
-      <w:r>
-        <w:rPr>
-          <w:rFonts w:hint="eastAsia"/>
-        </w:rPr>
-        <w:t xml:space="preserve">家医院、16</w:t>
-      </w:r>
-      <w:r>
-        <w:t xml:space="preserve"> </w:t>
-      </w:r>
-      <w:r>
-        <w:rPr>
-          <w:rFonts w:hint="eastAsia"/>
-        </w:rPr>
-        <w:t xml:space="preserve">个辖区，且包含一家</w:t>
-      </w:r>
-      <w:r>
-        <w:t xml:space="preserve"> Index </w:t>
-      </w:r>
-      <w:r>
-        <w:rPr>
-          <w:rFonts w:hint="eastAsia"/>
-        </w:rPr>
-        <w:t xml:space="preserve">远超理想值的省级肿瘤专科医院（在历史分配中由多位代表”共岗”覆盖），是验证算法大医院虚拟拆分机制的经典样本。</w:t>
-      </w:r>
-    </w:p>
-    <w:p>
-      <w:pPr>
-        <w:pStyle w:val="BodyText"/>
-      </w:pPr>
-      <w:r>
-        <w:rPr>
-          <w:rFonts w:hint="eastAsia"/>
-        </w:rPr>
-        <w:t xml:space="preserve">第三类是</w:t>
+        <w:t xml:space="preserve"> BC </w:t>
       </w:r>
       <w:r>
         <w:rPr>
@@ -18822,6 +18695,219 @@
           <w:b/>
           <w:bCs/>
         </w:rPr>
+        <w:t xml:space="preserve">数据集中切片</w:t>
+      </w:r>
+      <w:r>
+        <w:t xml:space="preserve">——BC </w:t>
+      </w:r>
+      <w:r>
+        <w:rPr>
+          <w:rFonts w:hint="eastAsia"/>
+        </w:rPr>
+        <w:t xml:space="preserve">数据集在三种地理形态下都有规模合适、业务代表性强的省份切片，能形成”等条件控制</w:t>
+      </w:r>
+      <w:r>
+        <w:t xml:space="preserve"> × </w:t>
+      </w:r>
+      <w:r>
+        <w:rPr>
+          <w:rFonts w:hint="eastAsia"/>
+        </w:rPr>
+        <w:t xml:space="preserve">三档地理形态”的对比基础；LC</w:t>
+      </w:r>
+      <w:r>
+        <w:t xml:space="preserve"> </w:t>
+      </w:r>
+      <w:r>
+        <w:rPr>
+          <w:rFonts w:hint="eastAsia"/>
+        </w:rPr>
+        <w:t xml:space="preserve">数据集中相应切片（如云南</w:t>
+      </w:r>
+      <w:r>
+        <w:t xml:space="preserve"> LC </w:t>
+      </w:r>
+      <w:r>
+        <w:rPr>
+          <w:rFonts w:hint="eastAsia"/>
+        </w:rPr>
+        <w:t xml:space="preserve">含</w:t>
+      </w:r>
+      <w:r>
+        <w:t xml:space="preserve"> 206 </w:t>
+      </w:r>
+      <w:r>
+        <w:rPr>
+          <w:rFonts w:hint="eastAsia"/>
+        </w:rPr>
+        <w:t xml:space="preserve">家医院</w:t>
+      </w:r>
+      <w:r>
+        <w:t xml:space="preserve"> / 9 </w:t>
+      </w:r>
+      <w:r>
+        <w:rPr>
+          <w:rFonts w:hint="eastAsia"/>
+        </w:rPr>
+        <w:t xml:space="preserve">辖区）由于辖区数过少导致每辖区医院负荷过高（22.9</w:t>
+      </w:r>
+      <w:r>
+        <w:t xml:space="preserve"> </w:t>
+      </w:r>
+      <w:r>
+        <w:rPr>
+          <w:rFonts w:hint="eastAsia"/>
+        </w:rPr>
+        <w:t xml:space="preserve">家/辖区），引入了”产品组业务设计差异”这一额外变量，不利于纯粹的地理形态对比，因此本章不入正文，仅作为后续产品组泛化性测试的备用数据保留：</w:t>
+      </w:r>
+    </w:p>
+    <w:p>
+      <w:pPr>
+        <w:pStyle w:val="BodyText"/>
+      </w:pPr>
+      <w:r>
+        <w:rPr>
+          <w:rFonts w:hint="eastAsia"/>
+        </w:rPr>
+        <w:t xml:space="preserve">第一类是</w:t>
+      </w:r>
+      <w:r>
+        <w:rPr>
+          <w:rFonts w:hint="eastAsia"/>
+          <w:b/>
+          <w:bCs/>
+        </w:rPr>
+        <w:t xml:space="preserve">聚集型直辖市</w:t>
+      </w:r>
+      <w:r>
+        <w:rPr>
+          <w:rFonts w:hint="eastAsia"/>
+        </w:rPr>
+        <w:t xml:space="preserve">——以上海为代表，地理面积小但医院密度高、Index</w:t>
+      </w:r>
+      <w:r>
+        <w:t xml:space="preserve"> </w:t>
+      </w:r>
+      <w:r>
+        <w:rPr>
+          <w:rFonts w:hint="eastAsia"/>
+        </w:rPr>
+        <w:t xml:space="preserve">高的三甲医院集中。BC</w:t>
+      </w:r>
+      <w:r>
+        <w:t xml:space="preserve"> </w:t>
+      </w:r>
+      <w:r>
+        <w:rPr>
+          <w:rFonts w:hint="eastAsia"/>
+        </w:rPr>
+        <w:t xml:space="preserve">数据集中上海共</w:t>
+      </w:r>
+      <w:r>
+        <w:t xml:space="preserve"> 99 </w:t>
+      </w:r>
+      <w:r>
+        <w:rPr>
+          <w:rFonts w:hint="eastAsia"/>
+        </w:rPr>
+        <w:t xml:space="preserve">家医院、19</w:t>
+      </w:r>
+      <w:r>
+        <w:t xml:space="preserve"> </w:t>
+      </w:r>
+      <w:r>
+        <w:rPr>
+          <w:rFonts w:hint="eastAsia"/>
+        </w:rPr>
+        <w:t xml:space="preserve">个辖区，每辖区平均覆盖约</w:t>
+      </w:r>
+      <w:r>
+        <w:t xml:space="preserve"> 5 </w:t>
+      </w:r>
+      <w:r>
+        <w:rPr>
+          <w:rFonts w:hint="eastAsia"/>
+        </w:rPr>
+        <w:t xml:space="preserve">家医院，是高密度场景的典型代表。</w:t>
+      </w:r>
+    </w:p>
+    <w:p>
+      <w:pPr>
+        <w:pStyle w:val="BodyText"/>
+      </w:pPr>
+      <w:r>
+        <w:rPr>
+          <w:rFonts w:hint="eastAsia"/>
+        </w:rPr>
+        <w:t xml:space="preserve">第二类是</w:t>
+      </w:r>
+      <w:r>
+        <w:rPr>
+          <w:rFonts w:hint="eastAsia"/>
+          <w:b/>
+          <w:bCs/>
+        </w:rPr>
+        <w:t xml:space="preserve">中部经济发达省份</w:t>
+      </w:r>
+      <w:r>
+        <w:rPr>
+          <w:rFonts w:hint="eastAsia"/>
+        </w:rPr>
+        <w:t xml:space="preserve">——以湖南为代表，地理跨度中等、医院在长沙与周边地级市之间形成层级分布，是国内主流业务场景的典型形态。BC</w:t>
+      </w:r>
+      <w:r>
+        <w:t xml:space="preserve"> </w:t>
+      </w:r>
+      <w:r>
+        <w:rPr>
+          <w:rFonts w:hint="eastAsia"/>
+        </w:rPr>
+        <w:t xml:space="preserve">数据集中湖南共</w:t>
+      </w:r>
+      <w:r>
+        <w:t xml:space="preserve"> 60 </w:t>
+      </w:r>
+      <w:r>
+        <w:rPr>
+          <w:rFonts w:hint="eastAsia"/>
+        </w:rPr>
+        <w:t xml:space="preserve">家医院、16</w:t>
+      </w:r>
+      <w:r>
+        <w:t xml:space="preserve"> </w:t>
+      </w:r>
+      <w:r>
+        <w:rPr>
+          <w:rFonts w:hint="eastAsia"/>
+        </w:rPr>
+        <w:t xml:space="preserve">个辖区，且包含一家</w:t>
+      </w:r>
+      <w:r>
+        <w:t xml:space="preserve"> Index </w:t>
+      </w:r>
+      <w:r>
+        <w:rPr>
+          <w:rFonts w:hint="eastAsia"/>
+        </w:rPr>
+        <w:t xml:space="preserve">远超理想值的省级肿瘤专科医院（在历史分配中由多位代表”共岗”覆盖），是验证算法大医院虚拟拆分机制的经典样本。</w:t>
+      </w:r>
+    </w:p>
+    <w:p>
+      <w:pPr>
+        <w:pStyle w:val="BodyText"/>
+      </w:pPr>
+      <w:r>
+        <w:rPr>
+          <w:rFonts w:hint="eastAsia"/>
+        </w:rPr>
+        <w:t xml:space="preserve">第三类是</w:t>
+      </w:r>
+      <w:r>
+        <w:rPr>
+          <w:rFonts w:hint="eastAsia"/>
+          <w:b/>
+          <w:bCs/>
+        </w:rPr>
         <w:t xml:space="preserve">地理跨度极大的稀疏省份</w:t>
       </w:r>
       <w:r>
@@ -18893,7 +18979,7 @@
         <w:rPr>
           <w:rFonts w:hint="eastAsia"/>
         </w:rPr>
-        <w:t xml:space="preserve">三个样本既覆盖了密集、中等、稀疏三种地理形态，也兼顾了</w:t>
+        <w:t xml:space="preserve">三个样本均来自</w:t>
       </w:r>
       <w:r>
         <w:t xml:space="preserve"> BC </w:t>
@@ -18902,16 +18988,46 @@
         <w:rPr>
           <w:rFonts w:hint="eastAsia"/>
         </w:rPr>
-        <w:t xml:space="preserve">与</w:t>
-      </w:r>
-      <w:r>
-        <w:t xml:space="preserve"> LC </w:t>
-      </w:r>
-      <w:r>
-        <w:rPr>
-          <w:rFonts w:hint="eastAsia"/>
-        </w:rPr>
-        <w:t xml:space="preserve">两个不同治疗领域的产品组，为后续的算法适应性验证提供了较强的样本代表性。</w:t>
+        <w:t xml:space="preserve">数据集的不同省份切片，分别代表密集、中等、稀疏三种地理形态。这种”产品组同质</w:t>
+      </w:r>
+      <w:r>
+        <w:t xml:space="preserve"> × </w:t>
+      </w:r>
+      <w:r>
+        <w:rPr>
+          <w:rFonts w:hint="eastAsia"/>
+        </w:rPr>
+        <w:t xml:space="preserve">地理形态异质”的设计让后续</w:t>
+      </w:r>
+      <w:r>
+        <w:t xml:space="preserve"> 5.3 </w:t>
+      </w:r>
+      <w:r>
+        <w:rPr>
+          <w:rFonts w:hint="eastAsia"/>
+        </w:rPr>
+        <w:t xml:space="preserve">节的横向对比能够把效果差异归因到地理特征本身，而非产品组业务规则的差异；LC</w:t>
+      </w:r>
+      <w:r>
+        <w:t xml:space="preserve"> </w:t>
+      </w:r>
+      <w:r>
+        <w:rPr>
+          <w:rFonts w:hint="eastAsia"/>
+        </w:rPr>
+        <w:t xml:space="preserve">数据集的产品组泛化性验证（</w:t>
+      </w:r>
+      <w:r>
+        <w:rPr>
+          <w:rFonts w:hint="eastAsia"/>
+        </w:rPr>
+        <w:t xml:space="preserve">“算法在不同产品组上是否同样有效”</w:t>
+      </w:r>
+      <w:r>
+        <w:rPr>
+          <w:rFonts w:hint="eastAsia"/>
+        </w:rPr>
+        <w:t xml:space="preserve">）则留待第七章研究展望部分讨论或未来扩展实证。</w:t>
       </w:r>
     </w:p>
     <w:bookmarkEnd w:id="129"/>

--- a/docs/thesis.docx
+++ b/docs/thesis.docx
@@ -1027,7 +1027,34 @@
         <w:rPr>
           <w:rFonts w:hint="eastAsia"/>
         </w:rPr>
-        <w:t xml:space="preserve">第五章，实证分析与多场景模拟验证。依据脱敏数据开展算法效果验证，在常规微调、裁员合并、组织扩张三种典型业务场景下进行压力测试，并对关键参数进行敏感性分析。</w:t>
+        <w:t xml:space="preserve">第五章，实证分析与多场景模拟验证。依据脱敏数据开展算法效果验证，以中部经济发达省份为主样本深入展开</w:t>
+      </w:r>
+      <w:r>
+        <w:t xml:space="preserve"> As-Is </w:t>
+      </w:r>
+      <w:r>
+        <w:rPr>
+          <w:rFonts w:hint="eastAsia"/>
+        </w:rPr>
+        <w:t xml:space="preserve">与</w:t>
+      </w:r>
+      <w:r>
+        <w:t xml:space="preserve"> To-Be </w:t>
+      </w:r>
+      <w:r>
+        <w:rPr>
+          <w:rFonts w:hint="eastAsia"/>
+        </w:rPr>
+        <w:t xml:space="preserve">三维对比（Index</w:t>
+      </w:r>
+      <w:r>
+        <w:t xml:space="preserve"> </w:t>
+      </w:r>
+      <w:r>
+        <w:rPr>
+          <w:rFonts w:hint="eastAsia"/>
+        </w:rPr>
+        <w:t xml:space="preserve">均衡度、地理紧凑性、客户保留率），并把样本扩展到聚集型直辖市、中等省份、地理跨度极大稀疏省份三种典型地理形态进行算法适应性验证。</w:t>
       </w:r>
     </w:p>
     <w:p>
@@ -22234,14 +22261,14 @@
           <w:b/>
           <w:bCs/>
         </w:rPr>
-        <w:t xml:space="preserve">加权保留率突破了第三章</w:t>
+        <w:t xml:space="preserve">加权保留率与第三章</w:t>
       </w:r>
       <w:r>
         <w:rPr>
           <w:b/>
           <w:bCs/>
         </w:rPr>
-        <w:t xml:space="preserve"> 3.3.3 </w:t>
+        <w:t xml:space="preserve"> 3.3.4 </w:t>
       </w:r>
       <w:r>
         <w:rPr>
@@ -22249,14 +22276,14 @@
           <w:b/>
           <w:bCs/>
         </w:rPr>
-        <w:t xml:space="preserve">节调研中</w:t>
+        <w:t xml:space="preserve">节</w:t>
       </w:r>
       <w:r>
         <w:rPr>
           <w:b/>
           <w:bCs/>
         </w:rPr>
-        <w:t xml:space="preserve"> D2 </w:t>
+        <w:t xml:space="preserve"> G1 </w:t>
       </w:r>
       <w:r>
         <w:rPr>
@@ -22264,28 +22291,79 @@
           <w:b/>
           <w:bCs/>
         </w:rPr>
-        <w:t xml:space="preserve">题受访者期望的</w:t>
-      </w:r>
-      <w:r>
-        <w:rPr>
-          <w:b/>
-          <w:bCs/>
-        </w:rPr>
-        <w:t xml:space="preserve"> ≥85% </w:t>
-      </w:r>
-      <w:r>
-        <w:rPr>
-          <w:rFonts w:hint="eastAsia"/>
-          <w:b/>
-          <w:bCs/>
-        </w:rPr>
-        <w:t xml:space="preserve">业务可接受线</w:t>
-      </w:r>
-      <w:r>
-        <w:rPr>
-          <w:rFonts w:hint="eastAsia"/>
-        </w:rPr>
-        <w:t xml:space="preserve">。这一结果说明算法在大幅改善</w:t>
+        <w:t xml:space="preserve">题调研所揭示的业务偏好方向高度一致</w:t>
+      </w:r>
+      <w:r>
+        <w:t xml:space="preserve">——G1 </w:t>
+      </w:r>
+      <w:r>
+        <w:rPr>
+          <w:rFonts w:hint="eastAsia"/>
+        </w:rPr>
+        <w:t xml:space="preserve">题在”Index</w:t>
+      </w:r>
+      <w:r>
+        <w:t xml:space="preserve"> </w:t>
+      </w:r>
+      <w:r>
+        <w:rPr>
+          <w:rFonts w:hint="eastAsia"/>
+        </w:rPr>
+        <w:t xml:space="preserve">完美均衡但保留率仅</w:t>
+      </w:r>
+      <w:r>
+        <w:t xml:space="preserve"> 75%</w:t>
+      </w:r>
+      <w:r>
+        <w:rPr>
+          <w:rFonts w:hint="eastAsia"/>
+        </w:rPr>
+        <w:t xml:space="preserve">“与”</w:t>
+      </w:r>
+      <w:r>
+        <w:t xml:space="preserve">Index </w:t>
+      </w:r>
+      <w:r>
+        <w:rPr>
+          <w:rFonts w:hint="eastAsia"/>
+        </w:rPr>
+        <w:t xml:space="preserve">偏差</w:t>
+      </w:r>
+      <w:r>
+        <w:t xml:space="preserve"> ±15% </w:t>
+      </w:r>
+      <w:r>
+        <w:rPr>
+          <w:rFonts w:hint="eastAsia"/>
+        </w:rPr>
+        <w:t xml:space="preserve">但保留率</w:t>
+      </w:r>
+      <w:r>
+        <w:t xml:space="preserve"> 92%</w:t>
+      </w:r>
+      <w:r>
+        <w:rPr>
+          <w:rFonts w:hint="eastAsia"/>
+        </w:rPr>
+        <w:t xml:space="preserve">“两套方案中，67%</w:t>
+      </w:r>
+      <w:r>
+        <w:t xml:space="preserve"> </w:t>
+      </w:r>
+      <w:r>
+        <w:rPr>
+          <w:rFonts w:hint="eastAsia"/>
+        </w:rPr>
+        <w:t xml:space="preserve">受访者选择了保留率优先方案，体现了业务侧把客户关系延续置于绝对均衡之前的判断。本章主样本算法实际达到的</w:t>
+      </w:r>
+      <w:r>
+        <w:t xml:space="preserve"> 86.4% </w:t>
+      </w:r>
+      <w:r>
+        <w:rPr>
+          <w:rFonts w:hint="eastAsia"/>
+        </w:rPr>
+        <w:t xml:space="preserve">保留率，落在受访者所偏好的高保留率区间。这一结果说明算法在大幅改善</w:t>
       </w:r>
       <w:r>
         <w:t xml:space="preserve"> Index </w:t>
@@ -22321,7 +22399,13 @@
         <w:rPr>
           <w:rFonts w:hint="eastAsia"/>
         </w:rPr>
-        <w:t xml:space="preserve">阶段独立最大化保留率——算法实现了”均衡与延续同向优化”的目标。</w:t>
+        <w:t xml:space="preserve">阶段独立最大化保留率——算法实现了”</w:t>
+      </w:r>
+      <w:r>
+        <w:rPr>
+          <w:rFonts w:hint="eastAsia"/>
+        </w:rPr>
+        <w:t xml:space="preserve">均衡与延续同向优化”的目标。</w:t>
       </w:r>
     </w:p>
     <w:p>
@@ -25536,25 +25620,25 @@
         <w:rPr>
           <w:rFonts w:hint="eastAsia"/>
         </w:rPr>
-        <w:t xml:space="preserve">加权）、突破第三章</w:t>
-      </w:r>
-      <w:r>
-        <w:t xml:space="preserve"> D2 </w:t>
-      </w:r>
-      <w:r>
-        <w:rPr>
-          <w:rFonts w:hint="eastAsia"/>
-        </w:rPr>
-        <w:t xml:space="preserve">调研期望的</w:t>
-      </w:r>
-      <w:r>
-        <w:t xml:space="preserve"> ≥85% </w:t>
-      </w:r>
-      <w:r>
-        <w:rPr>
-          <w:rFonts w:hint="eastAsia"/>
-        </w:rPr>
-        <w:t xml:space="preserve">业务可接受线；新疆（稀疏失衡）保留率</w:t>
+        <w:t xml:space="preserve">加权），与第三章</w:t>
+      </w:r>
+      <w:r>
+        <w:t xml:space="preserve"> G1 </w:t>
+      </w:r>
+      <w:r>
+        <w:rPr>
+          <w:rFonts w:hint="eastAsia"/>
+        </w:rPr>
+        <w:t xml:space="preserve">调研中</w:t>
+      </w:r>
+      <w:r>
+        <w:t xml:space="preserve"> 67% </w:t>
+      </w:r>
+      <w:r>
+        <w:rPr>
+          <w:rFonts w:hint="eastAsia"/>
+        </w:rPr>
+        <w:t xml:space="preserve">受访者偏好”高保留率方案”的业务判断方向一致；新疆（稀疏失衡）保留率</w:t>
       </w:r>
       <w:r>
         <w:t xml:space="preserve"> </w:t>
@@ -26915,25 +26999,25 @@
         <w:rPr>
           <w:rFonts w:hint="eastAsia"/>
         </w:rPr>
-        <w:t xml:space="preserve">，超过第三章</w:t>
-      </w:r>
-      <w:r>
-        <w:t xml:space="preserve"> D2 </w:t>
-      </w:r>
-      <w:r>
-        <w:rPr>
-          <w:rFonts w:hint="eastAsia"/>
-        </w:rPr>
-        <w:t xml:space="preserve">调研期望的</w:t>
-      </w:r>
-      <w:r>
-        <w:t xml:space="preserve"> ≥85% </w:t>
-      </w:r>
-      <w:r>
-        <w:rPr>
-          <w:rFonts w:hint="eastAsia"/>
-        </w:rPr>
-        <w:t xml:space="preserve">业务可接受线。这一保留率充分体现了”抓大放小”的差异化保护——含全</w:t>
+        <w:t xml:space="preserve">，与第三章</w:t>
+      </w:r>
+      <w:r>
+        <w:t xml:space="preserve"> G1 </w:t>
+      </w:r>
+      <w:r>
+        <w:rPr>
+          <w:rFonts w:hint="eastAsia"/>
+        </w:rPr>
+        <w:t xml:space="preserve">调研中</w:t>
+      </w:r>
+      <w:r>
+        <w:t xml:space="preserve"> 67% </w:t>
+      </w:r>
+      <w:r>
+        <w:rPr>
+          <w:rFonts w:hint="eastAsia"/>
+        </w:rPr>
+        <w:t xml:space="preserve">受访者偏好”客户保留率优先于绝对均衡”的业务判断方向一致。这一保留率充分体现了”抓大放小”的差异化保护——含全</w:t>
       </w:r>
       <w:r>
         <w:t xml:space="preserve"> Index </w:t>
@@ -27153,16 +27237,16 @@
         <w:rPr>
           <w:rFonts w:hint="eastAsia"/>
         </w:rPr>
-        <w:t xml:space="preserve">CV=64%）下做出的实质性结构重构会导致客户关系的部分变动，按医院数计算的保留率（21%-69%）在不同场景下呈现明显分化；只有在中等失衡场景（湖南）下才能达到主流业务可接受的保留率水平（86.4%）。这反映了”均衡与延续的客观权衡”——业务侧偏好的</w:t>
-      </w:r>
-      <w:r>
-        <w:t xml:space="preserve"> ≥85% </w:t>
-      </w:r>
-      <w:r>
-        <w:rPr>
-          <w:rFonts w:hint="eastAsia"/>
-        </w:rPr>
-        <w:t xml:space="preserve">保留率主要适用于</w:t>
+        <w:t xml:space="preserve">CV=64%）下做出的实质性结构重构会导致客户关系的部分变动，按医院数计算的保留率（21%-69%）在不同场景下呈现明显分化；只有在中等失衡场景（湖南）下才能达到主流业务可接受的保留率水平（86.4%）。这反映了”均衡与延续的客观权衡”——G1</w:t>
+      </w:r>
+      <w:r>
+        <w:t xml:space="preserve"> </w:t>
+      </w:r>
+      <w:r>
+        <w:rPr>
+          <w:rFonts w:hint="eastAsia"/>
+        </w:rPr>
+        <w:t xml:space="preserve">调研中受访者偏好的高保留率方案主要适用于</w:t>
       </w:r>
       <w:r>
         <w:t xml:space="preserve"> As-Is </w:t>

--- a/docs/thesis.docx
+++ b/docs/thesis.docx
@@ -1097,7 +1097,7 @@
       <w:r>
         <w:drawing>
           <wp:inline>
-            <wp:extent cx="5419752" cy="6872662"/>
+            <wp:extent cx="5537200" cy="7021594"/>
             <wp:effectExtent b="0" l="0" r="0" t="0"/>
             <wp:docPr descr="图 1-3 论文结构图" title="" id="33" name="Picture"/>
             <a:graphic>
@@ -1118,7 +1118,7 @@
                   <pic:spPr bwMode="auto">
                     <a:xfrm>
                       <a:off x="0" y="0"/>
-                      <a:ext cx="5419752" cy="6872662"/>
+                      <a:ext cx="5537200" cy="7021594"/>
                     </a:xfrm>
                     <a:prstGeom prst="rect">
                       <a:avLst/>

--- a/docs/thesis.docx
+++ b/docs/thesis.docx
@@ -523,7 +523,34 @@
         <w:rPr>
           <w:rFonts w:hint="eastAsia"/>
         </w:rPr>
-        <w:t xml:space="preserve">商业化解决方案层面，全球领先的数据与技术巨头（如IQVIA、Veeva等）曾斥巨资开发标准化SaaS系统，但在中国市场遭遇了严重的”水土不服”——业务规则的高度非标准化使标准化产品难以泛化，最终陷入定制化开发泥潭。第三章将对这一问题做深入剖析。综合来看，传统的”刚性SaaS系统”与”纯手工Excel执行”均已陷入死胡同，行业迫切需要一种轻量化、可配置、基于运筹优化算法的智能辖区分配解决方案，以填补从”数据富矿”到”智能决策”之间的技术鸿沟。这正是本研究的出发点。</w:t>
+        <w:t xml:space="preserve">商业化解决方案层面，国际数据与技术供应商曾投入资源开发标准化的辖区管理</w:t>
+      </w:r>
+      <w:r>
+        <w:t xml:space="preserve"> SaaS </w:t>
+      </w:r>
+      <w:r>
+        <w:rPr>
+          <w:rFonts w:hint="eastAsia"/>
+        </w:rPr>
+        <w:t xml:space="preserve">系统，但在中国市场普遍遭遇了显著的”水土不服”——本地业务规则的高度非标准化使全球统一的产品形态难以直接泛化，落地阶段往往需要大量定制化开发以适配本地流程。第三章将对这一问题做深入剖析。综合来看，传统的”重型</w:t>
+      </w:r>
+      <w:r>
+        <w:t xml:space="preserve"> SaaS </w:t>
+      </w:r>
+      <w:r>
+        <w:rPr>
+          <w:rFonts w:hint="eastAsia"/>
+        </w:rPr>
+        <w:t xml:space="preserve">套件”与”纯手工</w:t>
+      </w:r>
+      <w:r>
+        <w:t xml:space="preserve"> Excel </w:t>
+      </w:r>
+      <w:r>
+        <w:rPr>
+          <w:rFonts w:hint="eastAsia"/>
+        </w:rPr>
+        <w:t xml:space="preserve">执行”两条路径在中国市场都难以同时兼顾业务适配性与可持续性，行业亟需一种轻量化、可配置、基于运筹优化算法的智能辖区分配解决方案，以填补从”数据富矿”到”智能决策”之间的技术鸿沟。这正是本研究的出发点。</w:t>
       </w:r>
     </w:p>
     <w:bookmarkEnd w:id="25"/>
@@ -3599,31 +3626,22 @@
         <w:t xml:space="preserve">周；最终方案受人为干预较深，常呈现”强势经理多拿资源、弱势经理被动接受”的格局。第二种是国际咨询公司或商业</w:t>
       </w:r>
       <w:r>
-        <w:t xml:space="preserve"> </w:t>
-      </w:r>
-      <w:r>
-        <w:rPr>
-          <w:rFonts w:hint="eastAsia"/>
-        </w:rPr>
-        <w:t xml:space="preserve">SaaS（IQVIA</w:t>
-      </w:r>
-      <w:r>
-        <w:t xml:space="preserve"> OCE、Veeva Align </w:t>
-      </w:r>
-      <w:r>
-        <w:rPr>
-          <w:rFonts w:hint="eastAsia"/>
-        </w:rPr>
-        <w:t xml:space="preserve">等）的外部方案：咨询公司一次性交付静态报告，企业组织一动即失效；SaaS</w:t>
-      </w:r>
-      <w:r>
-        <w:t xml:space="preserve"> </w:t>
-      </w:r>
-      <w:r>
-        <w:rPr>
-          <w:rFonts w:hint="eastAsia"/>
-        </w:rPr>
-        <w:t xml:space="preserve">系统则因不同企业、不同产品线、不同省份的业务规则差异巨大，定制化开发成本居高，单客户年度订阅费用即可达数十万美元，仍需额外定制开发，最终多个项目陷入”用不好、扔不掉”的尴尬。</w:t>
+        <w:t xml:space="preserve"> SaaS </w:t>
+      </w:r>
+      <w:r>
+        <w:rPr>
+          <w:rFonts w:hint="eastAsia"/>
+        </w:rPr>
+        <w:t xml:space="preserve">平台的外部方案：咨询公司一次性交付静态报告，企业组织一动即失效；商业</w:t>
+      </w:r>
+      <w:r>
+        <w:t xml:space="preserve"> SaaS </w:t>
+      </w:r>
+      <w:r>
+        <w:rPr>
+          <w:rFonts w:hint="eastAsia"/>
+        </w:rPr>
+        <w:t xml:space="preserve">平台则因不同企业、不同产品线、不同省份的业务规则差异巨大，单客户年度订阅费用可达数十万美元的同时仍需大量额外定制开发，导致部分项目出现”上线后实际使用率与初期预期差距较大”的现象。</w:t>
       </w:r>
     </w:p>
     <w:p>

--- a/docs/thesis.docx
+++ b/docs/thesis.docx
@@ -1182,17 +1182,6 @@
           <w:rFonts w:hint="eastAsia"/>
         </w:rPr>
         <w:t xml:space="preserve">论文结构图</w:t>
-      </w:r>
-    </w:p>
-    <w:p>
-      <w:pPr>
-        <w:pStyle w:val="BodyText"/>
-      </w:pPr>
-      <w:r>
-        <w:rPr>
-          <w:rFonts w:hint="eastAsia"/>
-        </w:rPr>
-        <w:t xml:space="preserve">数据来源：作者绘制</w:t>
       </w:r>
     </w:p>
     <w:bookmarkEnd w:id="35"/>
@@ -15278,17 +15267,6 @@
         <w:rPr>
           <w:rFonts w:hint="eastAsia"/>
         </w:rPr>
-        <w:t xml:space="preserve">数据来源：作者绘制</w:t>
-      </w:r>
-    </w:p>
-    <w:p>
-      <w:pPr>
-        <w:pStyle w:val="BodyText"/>
-      </w:pPr>
-      <w:r>
-        <w:rPr>
-          <w:rFonts w:hint="eastAsia"/>
-        </w:rPr>
         <w:t xml:space="preserve">值得指出的是，这种解耦思路与</w:t>
       </w:r>
       <w:r>
@@ -15548,17 +15526,6 @@
         <w:rPr>
           <w:rFonts w:hint="eastAsia"/>
         </w:rPr>
-        <w:t xml:space="preserve">数据来源：作者绘制</w:t>
-      </w:r>
-    </w:p>
-    <w:p>
-      <w:pPr>
-        <w:pStyle w:val="BodyText"/>
-      </w:pPr>
-      <w:r>
-        <w:rPr>
-          <w:rFonts w:hint="eastAsia"/>
-        </w:rPr>
         <w:t xml:space="preserve">聚合从医院级开始向上展开。第一层先把”巨型医院”和大医院虚拟拆分后的份额各自安置到不同簇——这一层从根本上消除了大医院造成的均衡性瓶颈，让后续层级能在更均匀的剩余医院基础上做合并。第二、三层依次按区县和城市做聚合，让同一行政单元内的医院倾向于归属同一辖区，与”代表服务半径以行政区划为天然边界”的业务直觉一致；其中第三层还引入”一对一城市”机制——对历史上由单一辖区独占的城市强制独立成簇并优先获得辖区编号，避免跨周期辖区调整破坏稳定的客户关系。剩余三层处理”长尾”小城市的合理组合：当一座小城市自身的</w:t>
       </w:r>
       <w:r>
@@ -15869,17 +15836,6 @@
           <w:rFonts w:hint="eastAsia"/>
         </w:rPr>
         <w:t xml:space="preserve">操作示意图</w:t>
-      </w:r>
-    </w:p>
-    <w:p>
-      <w:pPr>
-        <w:pStyle w:val="BodyText"/>
-      </w:pPr>
-      <w:r>
-        <w:rPr>
-          <w:rFonts w:hint="eastAsia"/>
-        </w:rPr>
-        <w:t xml:space="preserve">数据来源：作者绘制</w:t>
       </w:r>
     </w:p>
     <w:p>
@@ -17998,17 +17954,6 @@
           <w:rFonts w:hint="eastAsia"/>
         </w:rPr>
         <w:t xml:space="preserve">匹配示意图</w:t>
-      </w:r>
-    </w:p>
-    <w:p>
-      <w:pPr>
-        <w:pStyle w:val="BodyText"/>
-      </w:pPr>
-      <w:r>
-        <w:rPr>
-          <w:rFonts w:hint="eastAsia"/>
-        </w:rPr>
-        <w:t xml:space="preserve">数据来源：作者绘制</w:t>
       </w:r>
     </w:p>
     <w:p>

--- a/docs/thesis.docx
+++ b/docs/thesis.docx
@@ -3884,7 +3884,7 @@
         <w:rPr>
           <w:rFonts w:hint="eastAsia"/>
         </w:rPr>
-        <w:t xml:space="preserve">数据来源：作者基于业内某跨国药企开题答辩内部数据整理，已经过开题委员会审议</w:t>
+        <w:t xml:space="preserve">数据来源：作者基于业内某跨国药企内部脱敏统计数据整理</w:t>
       </w:r>
     </w:p>
     <w:bookmarkEnd w:id="58"/>

--- a/docs/thesis.docx
+++ b/docs/thesis.docx
@@ -18437,7 +18437,7 @@
     </w:p>
     <w:bookmarkEnd w:id="127"/>
     <w:bookmarkEnd w:id="128"/>
-    <w:bookmarkStart w:id="164" w:name="第五章-实证分析与多场景模拟验证"/>
+    <w:bookmarkStart w:id="158" w:name="第五章-实证分析与多场景模拟验证"/>
     <w:p>
       <w:pPr>
         <w:pStyle w:val="Heading1"/>
@@ -22498,7 +22498,7 @@
     </w:p>
     <w:bookmarkEnd w:id="144"/>
     <w:bookmarkEnd w:id="145"/>
-    <w:bookmarkStart w:id="156" w:name="不同地理形态省份的算法适应性验证"/>
+    <w:bookmarkStart w:id="150" w:name="不同地理形态省份的算法适应性验证"/>
     <w:p>
       <w:pPr>
         <w:pStyle w:val="Heading2"/>
@@ -22536,7 +22536,7 @@
         <w:t xml:space="preserve">主样本验证了算法在中等规模、中部省份场景下的有效性。但中国制药企业实际经营的地理环境远比单一样本更复杂——从上海这样的聚集型直辖市，到新疆这样地理跨度极大的稀疏省份，辖区分配问题呈现出截然不同的难度结构。本节将样本扩展到三个地理形态迥异的省份，通过横向对比验证算法在不同密度场景下的适应性与鲁棒性。</w:t>
       </w:r>
     </w:p>
-    <w:bookmarkStart w:id="149" w:name="上海聚集型直辖市的高密度场景"/>
+    <w:bookmarkStart w:id="146" w:name="上海聚集型直辖市的高密度场景"/>
     <w:p>
       <w:pPr>
         <w:pStyle w:val="Heading3"/>
@@ -22930,25 +22930,45 @@
         <w:rPr>
           <w:rFonts w:hint="eastAsia"/>
         </w:rPr>
-        <w:t xml:space="preserve">1.0（即每个辖区都不跨城市，符合上海作为单一城市的天然约束）。图</w:t>
-      </w:r>
-      <w:r>
-        <w:t xml:space="preserve"> 5-4 </w:t>
-      </w:r>
-      <w:r>
-        <w:rPr>
-          <w:rFonts w:hint="eastAsia"/>
-        </w:rPr>
-        <w:t xml:space="preserve">通过双面板地图展示了上海</w:t>
-      </w:r>
-      <w:r>
-        <w:t xml:space="preserve"> 99 </w:t>
-      </w:r>
-      <w:r>
-        <w:rPr>
-          <w:rFonts w:hint="eastAsia"/>
-        </w:rPr>
-        <w:t xml:space="preserve">家医院在</w:t>
+        <w:t xml:space="preserve">1.0（即每个辖区都不跨城市，符合上海作为单一城市的天然约束）。</w:t>
+      </w:r>
+    </w:p>
+    <w:p>
+      <w:pPr>
+        <w:pStyle w:val="BodyText"/>
+      </w:pPr>
+      <w:r>
+        <w:rPr>
+          <w:rFonts w:hint="eastAsia"/>
+        </w:rPr>
+        <w:t xml:space="preserve">客户保留率方面，上海的按医院数保留率仅</w:t>
+      </w:r>
+      <w:r>
+        <w:t xml:space="preserve"> </w:t>
+      </w:r>
+      <w:r>
+        <w:rPr>
+          <w:rFonts w:hint="eastAsia"/>
+        </w:rPr>
+        <w:t xml:space="preserve">20.7%、按</w:t>
+      </w:r>
+      <w:r>
+        <w:t xml:space="preserve"> Index </w:t>
+      </w:r>
+      <w:r>
+        <w:rPr>
+          <w:rFonts w:hint="eastAsia"/>
+        </w:rPr>
+        <w:t xml:space="preserve">加权保留率</w:t>
+      </w:r>
+      <w:r>
+        <w:t xml:space="preserve"> </w:t>
+      </w:r>
+      <w:r>
+        <w:rPr>
+          <w:rFonts w:hint="eastAsia"/>
+        </w:rPr>
+        <w:t xml:space="preserve">60.3%——这是三省份中最低的——背后的原因是上海</w:t>
       </w:r>
       <w:r>
         <w:t xml:space="preserve"> As-Is </w:t>
@@ -22957,97 +22977,61 @@
         <w:rPr>
           <w:rFonts w:hint="eastAsia"/>
         </w:rPr>
-        <w:t xml:space="preserve">与</w:t>
-      </w:r>
-      <w:r>
-        <w:t xml:space="preserve"> To-Be </w:t>
-      </w:r>
-      <w:r>
-        <w:rPr>
-          <w:rFonts w:hint="eastAsia"/>
-        </w:rPr>
-        <w:t xml:space="preserve">下的辖区归属对比。</w:t>
-      </w:r>
-    </w:p>
-    <w:p>
-      <w:pPr>
-        <w:pStyle w:val="CaptionedFigure"/>
-      </w:pPr>
-      <w:r>
-        <w:drawing>
-          <wp:inline>
-            <wp:extent cx="5387278" cy="2626731"/>
-            <wp:effectExtent b="0" l="0" r="0" t="0"/>
-            <wp:docPr descr="图 5-4 上海（聚集型直辖市）：辖区分布 As-Is vs To-Be" title="" id="147" name="Picture"/>
-            <a:graphic>
-              <a:graphicData uri="http://schemas.openxmlformats.org/drawingml/2006/picture">
-                <pic:pic>
-                  <pic:nvPicPr>
-                    <pic:cNvPr descr="figures/fig5-4.png" id="148" name="Picture"/>
-                    <pic:cNvPicPr>
-                      <a:picLocks noChangeArrowheads="1" noChangeAspect="1"/>
-                    </pic:cNvPicPr>
-                  </pic:nvPicPr>
-                  <pic:blipFill>
-                    <a:blip r:embed="rId146"/>
-                    <a:stretch>
-                      <a:fillRect/>
-                    </a:stretch>
-                  </pic:blipFill>
-                  <pic:spPr bwMode="auto">
-                    <a:xfrm>
-                      <a:off x="0" y="0"/>
-                      <a:ext cx="5387278" cy="2626731"/>
-                    </a:xfrm>
-                    <a:prstGeom prst="rect">
-                      <a:avLst/>
-                    </a:prstGeom>
-                    <a:noFill/>
-                    <a:ln w="9525">
-                      <a:noFill/>
-                      <a:headEnd/>
-                      <a:tailEnd/>
-                    </a:ln>
-                  </pic:spPr>
-                </pic:pic>
-              </a:graphicData>
-            </a:graphic>
-          </wp:inline>
-        </w:drawing>
-      </w:r>
-    </w:p>
-    <w:p>
-      <w:pPr>
-        <w:pStyle w:val="ImageCaption"/>
-      </w:pPr>
-      <w:r>
-        <w:rPr>
-          <w:rFonts w:hint="eastAsia"/>
-        </w:rPr>
-        <w:t xml:space="preserve">图</w:t>
-      </w:r>
-      <w:r>
-        <w:t xml:space="preserve"> 5-4 </w:t>
-      </w:r>
-      <w:r>
-        <w:rPr>
-          <w:rFonts w:hint="eastAsia"/>
-        </w:rPr>
-        <w:t xml:space="preserve">上海（聚集型直辖市）：辖区分布</w:t>
-      </w:r>
-      <w:r>
-        <w:t xml:space="preserve"> As-Is vs To-Be</w:t>
-      </w:r>
-    </w:p>
-    <w:p>
-      <w:pPr>
-        <w:pStyle w:val="BodyText"/>
-      </w:pPr>
-      <w:r>
-        <w:rPr>
-          <w:rFonts w:hint="eastAsia"/>
-        </w:rPr>
-        <w:t xml:space="preserve">数据来源：作者基于业内某跨国药企</w:t>
+        <w:t xml:space="preserve">极端不均衡（CV</w:t>
+      </w:r>
+      <w:r>
+        <w:t xml:space="preserve"> </w:t>
+      </w:r>
+      <w:r>
+        <w:rPr>
+          <w:rFonts w:hint="eastAsia"/>
+        </w:rPr>
+        <w:t xml:space="preserve">63.8%）逼迫算法做出大幅结构重构，原有客户关系无法在均衡化过程中大量保留。这一结果验证了”As-Is</w:t>
+      </w:r>
+      <w:r>
+        <w:t xml:space="preserve"> </w:t>
+      </w:r>
+      <w:r>
+        <w:rPr>
+          <w:rFonts w:hint="eastAsia"/>
+        </w:rPr>
+        <w:t xml:space="preserve">失衡程度与客户保留率成反比”的客观规律：原方案越不均衡，算法重构的力度越大，保留率越低；反之，原方案接近均衡时，算法只需局部微调，保留率自然较高。</w:t>
+      </w:r>
+    </w:p>
+    <w:bookmarkEnd w:id="146"/>
+    <w:bookmarkStart w:id="147" w:name="湖南中部省份的中等规模场景呼应-5.2-主样本"/>
+    <w:p>
+      <w:pPr>
+        <w:pStyle w:val="Heading3"/>
+      </w:pPr>
+      <w:r>
+        <w:t xml:space="preserve">5.3.2 </w:t>
+      </w:r>
+      <w:r>
+        <w:rPr>
+          <w:rFonts w:hint="eastAsia"/>
+        </w:rPr>
+        <w:t xml:space="preserve">湖南：中部省份的中等规模场景（呼应</w:t>
+      </w:r>
+      <w:r>
+        <w:t xml:space="preserve"> 5.2 </w:t>
+      </w:r>
+      <w:r>
+        <w:rPr>
+          <w:rFonts w:hint="eastAsia"/>
+        </w:rPr>
+        <w:t xml:space="preserve">主样本）</w:t>
+      </w:r>
+    </w:p>
+    <w:p>
+      <w:pPr>
+        <w:pStyle w:val="FirstParagraph"/>
+      </w:pPr>
+      <w:r>
+        <w:rPr>
+          <w:rFonts w:hint="eastAsia"/>
+        </w:rPr>
+        <w:t xml:space="preserve">湖南</w:t>
       </w:r>
       <w:r>
         <w:t xml:space="preserve"> BC </w:t>
@@ -23056,7 +23040,25 @@
         <w:rPr>
           <w:rFonts w:hint="eastAsia"/>
         </w:rPr>
-        <w:t xml:space="preserve">产品组上海市脱敏数据</w:t>
+        <w:t xml:space="preserve">已在</w:t>
+      </w:r>
+      <w:r>
+        <w:t xml:space="preserve"> 5.2 </w:t>
+      </w:r>
+      <w:r>
+        <w:rPr>
+          <w:rFonts w:hint="eastAsia"/>
+        </w:rPr>
+        <w:t xml:space="preserve">节作为主样本被完整深入地展开。在三省份横向对比中，它的核心特征是”高</w:t>
+      </w:r>
+      <w:r>
+        <w:t xml:space="preserve"> Index </w:t>
+      </w:r>
+      <w:r>
+        <w:rPr>
+          <w:rFonts w:hint="eastAsia"/>
+        </w:rPr>
+        <w:t xml:space="preserve">大医院</w:t>
       </w:r>
       <w:r>
         <w:t xml:space="preserve"> + </w:t>
@@ -23065,45 +23067,52 @@
         <w:rPr>
           <w:rFonts w:hint="eastAsia"/>
         </w:rPr>
-        <w:t xml:space="preserve">论文项目本地算法实证生成。</w:t>
-      </w:r>
-    </w:p>
-    <w:p>
-      <w:pPr>
-        <w:pStyle w:val="BodyText"/>
-      </w:pPr>
-      <w:r>
-        <w:rPr>
-          <w:rFonts w:hint="eastAsia"/>
-        </w:rPr>
-        <w:t xml:space="preserve">地图左侧</w:t>
-      </w:r>
-      <w:r>
-        <w:t xml:space="preserve"> As-Is </w:t>
-      </w:r>
-      <w:r>
-        <w:rPr>
-          <w:rFonts w:hint="eastAsia"/>
-        </w:rPr>
-        <w:t xml:space="preserve">中可以看到颜色分布相对随机，部分辖区集中在徐汇、长宁等中心城区的高密度医院集群；右侧</w:t>
-      </w:r>
-      <w:r>
-        <w:t xml:space="preserve"> To-Be </w:t>
-      </w:r>
-      <w:r>
-        <w:rPr>
-          <w:rFonts w:hint="eastAsia"/>
-        </w:rPr>
-        <w:t xml:space="preserve">中颜色分布更具空间结构性，相邻医院更倾向于归属同一辖区，体现了算法对地理紧凑性的优化。客户保留率方面，上海的按医院数保留率仅</w:t>
-      </w:r>
-      <w:r>
-        <w:t xml:space="preserve"> </w:t>
-      </w:r>
-      <w:r>
-        <w:rPr>
-          <w:rFonts w:hint="eastAsia"/>
-        </w:rPr>
-        <w:t xml:space="preserve">20.7%、按</w:t>
+        <w:t xml:space="preserve">多地市中等规模辖区”的复合分布：60</w:t>
+      </w:r>
+      <w:r>
+        <w:t xml:space="preserve"> </w:t>
+      </w:r>
+      <w:r>
+        <w:rPr>
+          <w:rFonts w:hint="eastAsia"/>
+        </w:rPr>
+        <w:t xml:space="preserve">家医院</w:t>
+      </w:r>
+      <w:r>
+        <w:t xml:space="preserve"> / 16 </w:t>
+      </w:r>
+      <w:r>
+        <w:rPr>
+          <w:rFonts w:hint="eastAsia"/>
+        </w:rPr>
+        <w:t xml:space="preserve">辖区、As-Is</w:t>
+      </w:r>
+      <w:r>
+        <w:t xml:space="preserve"> CV </w:t>
+      </w:r>
+      <w:r>
+        <w:rPr>
+          <w:rFonts w:hint="eastAsia"/>
+        </w:rPr>
+        <w:t xml:space="preserve">高达</w:t>
+      </w:r>
+      <w:r>
+        <w:t xml:space="preserve"> </w:t>
+      </w:r>
+      <w:r>
+        <w:rPr>
+          <w:rFonts w:hint="eastAsia"/>
+        </w:rPr>
+        <w:t xml:space="preserve">44.3%（主要由</w:t>
+      </w:r>
+      <w:r>
+        <w:t xml:space="preserve"> 1 </w:t>
+      </w:r>
+      <w:r>
+        <w:rPr>
+          <w:rFonts w:hint="eastAsia"/>
+        </w:rPr>
+        <w:t xml:space="preserve">家全</w:t>
       </w:r>
       <w:r>
         <w:t xml:space="preserve"> Index </w:t>
@@ -23112,79 +23121,88 @@
         <w:rPr>
           <w:rFonts w:hint="eastAsia"/>
         </w:rPr>
-        <w:t xml:space="preserve">加权保留率</w:t>
-      </w:r>
-      <w:r>
-        <w:t xml:space="preserve"> </w:t>
-      </w:r>
-      <w:r>
-        <w:rPr>
-          <w:rFonts w:hint="eastAsia"/>
-        </w:rPr>
-        <w:t xml:space="preserve">60.3%——这是三省份中最低的——背后的原因是上海</w:t>
-      </w:r>
-      <w:r>
-        <w:t xml:space="preserve"> As-Is </w:t>
-      </w:r>
-      <w:r>
-        <w:rPr>
-          <w:rFonts w:hint="eastAsia"/>
-        </w:rPr>
-        <w:t xml:space="preserve">极端不均衡（CV</w:t>
-      </w:r>
-      <w:r>
-        <w:t xml:space="preserve"> </w:t>
-      </w:r>
-      <w:r>
-        <w:rPr>
-          <w:rFonts w:hint="eastAsia"/>
-        </w:rPr>
-        <w:t xml:space="preserve">63.8%）逼迫算法做出大幅结构重构，原有客户关系无法在均衡化过程中大量保留。这一结果验证了”As-Is</w:t>
-      </w:r>
-      <w:r>
-        <w:t xml:space="preserve"> </w:t>
-      </w:r>
-      <w:r>
-        <w:rPr>
-          <w:rFonts w:hint="eastAsia"/>
-        </w:rPr>
-        <w:t xml:space="preserve">失衡程度与客户保留率成反比”的客观规律：原方案越不均衡，算法重构的力度越大，保留率越低；反之，原方案接近均衡时，算法只需局部微调，保留率自然较高。</w:t>
-      </w:r>
-    </w:p>
-    <w:bookmarkEnd w:id="149"/>
-    <w:bookmarkStart w:id="150" w:name="湖南中部省份的中等规模场景呼应-5.2-主样本"/>
-    <w:p>
-      <w:pPr>
-        <w:pStyle w:val="Heading3"/>
-      </w:pPr>
-      <w:r>
-        <w:t xml:space="preserve">5.3.2 </w:t>
-      </w:r>
-      <w:r>
-        <w:rPr>
-          <w:rFonts w:hint="eastAsia"/>
-        </w:rPr>
-        <w:t xml:space="preserve">湖南：中部省份的中等规模场景（呼应</w:t>
-      </w:r>
-      <w:r>
-        <w:t xml:space="preserve"> 5.2 </w:t>
-      </w:r>
-      <w:r>
-        <w:rPr>
-          <w:rFonts w:hint="eastAsia"/>
-        </w:rPr>
-        <w:t xml:space="preserve">主样本）</w:t>
-      </w:r>
-    </w:p>
-    <w:p>
-      <w:pPr>
-        <w:pStyle w:val="FirstParagraph"/>
-      </w:pPr>
-      <w:r>
-        <w:rPr>
-          <w:rFonts w:hint="eastAsia"/>
-        </w:rPr>
-        <w:t xml:space="preserve">湖南</w:t>
+        <w:t xml:space="preserve">接近</w:t>
+      </w:r>
+      <w:r>
+        <w:t xml:space="preserve"> 3250 </w:t>
+      </w:r>
+      <w:r>
+        <w:rPr>
+          <w:rFonts w:hint="eastAsia"/>
+        </w:rPr>
+        <w:t xml:space="preserve">的省级肿瘤专科医院主导）、超</w:t>
+      </w:r>
+      <w:r>
+        <w:t xml:space="preserve"> ±20% </w:t>
+      </w:r>
+      <w:r>
+        <w:rPr>
+          <w:rFonts w:hint="eastAsia"/>
+        </w:rPr>
+        <w:t xml:space="preserve">辖区</w:t>
+      </w:r>
+      <w:r>
+        <w:t xml:space="preserve"> </w:t>
+      </w:r>
+      <w:r>
+        <w:rPr>
+          <w:rFonts w:hint="eastAsia"/>
+        </w:rPr>
+        <w:t xml:space="preserve">50%；算法通过虚拟拆分大医院</w:t>
+      </w:r>
+      <w:r>
+        <w:t xml:space="preserve"> + Hungarian </w:t>
+      </w:r>
+      <w:r>
+        <w:rPr>
+          <w:rFonts w:hint="eastAsia"/>
+        </w:rPr>
+        <w:t xml:space="preserve">高价值优先匹配，把</w:t>
+      </w:r>
+      <w:r>
+        <w:t xml:space="preserve"> CV </w:t>
+      </w:r>
+      <w:r>
+        <w:rPr>
+          <w:rFonts w:hint="eastAsia"/>
+        </w:rPr>
+        <w:t xml:space="preserve">降到</w:t>
+      </w:r>
+      <w:r>
+        <w:t xml:space="preserve"> </w:t>
+      </w:r>
+      <w:r>
+        <w:rPr>
+          <w:rFonts w:hint="eastAsia"/>
+        </w:rPr>
+        <w:t xml:space="preserve">19.3%、保留率（Index</w:t>
+      </w:r>
+      <w:r>
+        <w:t xml:space="preserve"> </w:t>
+      </w:r>
+      <w:r>
+        <w:rPr>
+          <w:rFonts w:hint="eastAsia"/>
+        </w:rPr>
+        <w:t xml:space="preserve">加权）达</w:t>
+      </w:r>
+      <w:r>
+        <w:t xml:space="preserve"> </w:t>
+      </w:r>
+      <w:r>
+        <w:rPr>
+          <w:rFonts w:hint="eastAsia"/>
+        </w:rPr>
+        <w:t xml:space="preserve">86.4%。湖南作为”经济发达但非聚集型”的中部省份，其失衡形态——少数大医院支撑大半业务量——恰是国内绝大多数省份的真实业务形态：多数省份的辖区分配既不像上海那样多家高</w:t>
+      </w:r>
+      <w:r>
+        <w:t xml:space="preserve"> Index </w:t>
+      </w:r>
+      <w:r>
+        <w:rPr>
+          <w:rFonts w:hint="eastAsia"/>
+        </w:rPr>
+        <w:t xml:space="preserve">医院聚集在密集小空间，也不像新疆那样大跨度低密度。湖南</w:t>
       </w:r>
       <w:r>
         <w:t xml:space="preserve"> BC </w:t>
@@ -23193,182 +23211,11 @@
         <w:rPr>
           <w:rFonts w:hint="eastAsia"/>
         </w:rPr>
-        <w:t xml:space="preserve">已在</w:t>
-      </w:r>
-      <w:r>
-        <w:t xml:space="preserve"> 5.2 </w:t>
-      </w:r>
-      <w:r>
-        <w:rPr>
-          <w:rFonts w:hint="eastAsia"/>
-        </w:rPr>
-        <w:t xml:space="preserve">节作为主样本被完整深入地展开。在三省份横向对比中，它的核心特征是”高</w:t>
-      </w:r>
-      <w:r>
-        <w:t xml:space="preserve"> Index </w:t>
-      </w:r>
-      <w:r>
-        <w:rPr>
-          <w:rFonts w:hint="eastAsia"/>
-        </w:rPr>
-        <w:t xml:space="preserve">大医院</w:t>
-      </w:r>
-      <w:r>
-        <w:t xml:space="preserve"> + </w:t>
-      </w:r>
-      <w:r>
-        <w:rPr>
-          <w:rFonts w:hint="eastAsia"/>
-        </w:rPr>
-        <w:t xml:space="preserve">多地市中等规模辖区”的复合分布：60</w:t>
-      </w:r>
-      <w:r>
-        <w:t xml:space="preserve"> </w:t>
-      </w:r>
-      <w:r>
-        <w:rPr>
-          <w:rFonts w:hint="eastAsia"/>
-        </w:rPr>
-        <w:t xml:space="preserve">家医院</w:t>
-      </w:r>
-      <w:r>
-        <w:t xml:space="preserve"> / 16 </w:t>
-      </w:r>
-      <w:r>
-        <w:rPr>
-          <w:rFonts w:hint="eastAsia"/>
-        </w:rPr>
-        <w:t xml:space="preserve">辖区、As-Is</w:t>
-      </w:r>
-      <w:r>
-        <w:t xml:space="preserve"> CV </w:t>
-      </w:r>
-      <w:r>
-        <w:rPr>
-          <w:rFonts w:hint="eastAsia"/>
-        </w:rPr>
-        <w:t xml:space="preserve">高达</w:t>
-      </w:r>
-      <w:r>
-        <w:t xml:space="preserve"> </w:t>
-      </w:r>
-      <w:r>
-        <w:rPr>
-          <w:rFonts w:hint="eastAsia"/>
-        </w:rPr>
-        <w:t xml:space="preserve">44.3%（主要由</w:t>
-      </w:r>
-      <w:r>
-        <w:t xml:space="preserve"> 1 </w:t>
-      </w:r>
-      <w:r>
-        <w:rPr>
-          <w:rFonts w:hint="eastAsia"/>
-        </w:rPr>
-        <w:t xml:space="preserve">家全</w:t>
-      </w:r>
-      <w:r>
-        <w:t xml:space="preserve"> Index </w:t>
-      </w:r>
-      <w:r>
-        <w:rPr>
-          <w:rFonts w:hint="eastAsia"/>
-        </w:rPr>
-        <w:t xml:space="preserve">接近</w:t>
-      </w:r>
-      <w:r>
-        <w:t xml:space="preserve"> 3250 </w:t>
-      </w:r>
-      <w:r>
-        <w:rPr>
-          <w:rFonts w:hint="eastAsia"/>
-        </w:rPr>
-        <w:t xml:space="preserve">的省级肿瘤专科医院主导）、超</w:t>
-      </w:r>
-      <w:r>
-        <w:t xml:space="preserve"> ±20% </w:t>
-      </w:r>
-      <w:r>
-        <w:rPr>
-          <w:rFonts w:hint="eastAsia"/>
-        </w:rPr>
-        <w:t xml:space="preserve">辖区</w:t>
-      </w:r>
-      <w:r>
-        <w:t xml:space="preserve"> </w:t>
-      </w:r>
-      <w:r>
-        <w:rPr>
-          <w:rFonts w:hint="eastAsia"/>
-        </w:rPr>
-        <w:t xml:space="preserve">50%；算法通过虚拟拆分大医院</w:t>
-      </w:r>
-      <w:r>
-        <w:t xml:space="preserve"> + Hungarian </w:t>
-      </w:r>
-      <w:r>
-        <w:rPr>
-          <w:rFonts w:hint="eastAsia"/>
-        </w:rPr>
-        <w:t xml:space="preserve">高价值优先匹配，把</w:t>
-      </w:r>
-      <w:r>
-        <w:t xml:space="preserve"> CV </w:t>
-      </w:r>
-      <w:r>
-        <w:rPr>
-          <w:rFonts w:hint="eastAsia"/>
-        </w:rPr>
-        <w:t xml:space="preserve">降到</w:t>
-      </w:r>
-      <w:r>
-        <w:t xml:space="preserve"> </w:t>
-      </w:r>
-      <w:r>
-        <w:rPr>
-          <w:rFonts w:hint="eastAsia"/>
-        </w:rPr>
-        <w:t xml:space="preserve">19.3%、保留率（Index</w:t>
-      </w:r>
-      <w:r>
-        <w:t xml:space="preserve"> </w:t>
-      </w:r>
-      <w:r>
-        <w:rPr>
-          <w:rFonts w:hint="eastAsia"/>
-        </w:rPr>
-        <w:t xml:space="preserve">加权）达</w:t>
-      </w:r>
-      <w:r>
-        <w:t xml:space="preserve"> </w:t>
-      </w:r>
-      <w:r>
-        <w:rPr>
-          <w:rFonts w:hint="eastAsia"/>
-        </w:rPr>
-        <w:t xml:space="preserve">86.4%。湖南作为”经济发达但非聚集型”的中部省份，其失衡形态——少数大医院支撑大半业务量——恰是国内绝大多数省份的真实业务形态：多数省份的辖区分配既不像上海那样多家高</w:t>
-      </w:r>
-      <w:r>
-        <w:t xml:space="preserve"> Index </w:t>
-      </w:r>
-      <w:r>
-        <w:rPr>
-          <w:rFonts w:hint="eastAsia"/>
-        </w:rPr>
-        <w:t xml:space="preserve">医院聚集在密集小空间，也不像新疆那样大跨度低密度。湖南</w:t>
-      </w:r>
-      <w:r>
-        <w:t xml:space="preserve"> BC </w:t>
-      </w:r>
-      <w:r>
-        <w:rPr>
-          <w:rFonts w:hint="eastAsia"/>
-        </w:rPr>
         <w:t xml:space="preserve">的实证结果可以作为算法在主流业务场景下表现的代表性预期，为企业实际部署提供”中位数级”的效果参照。</w:t>
       </w:r>
     </w:p>
-    <w:bookmarkEnd w:id="150"/>
-    <w:bookmarkStart w:id="154" w:name="新疆地理跨度极大的稀疏场景"/>
+    <w:bookmarkEnd w:id="147"/>
+    <w:bookmarkStart w:id="148" w:name="新疆地理跨度极大的稀疏场景"/>
     <w:p>
       <w:pPr>
         <w:pStyle w:val="Heading3"/>
@@ -23784,113 +23631,7 @@
         <w:rPr>
           <w:rFonts w:hint="eastAsia"/>
         </w:rPr>
-        <w:t xml:space="preserve">。这一系列改善打破了”稀疏场景下紧凑性已无优化空间”的直觉假设，证明算法的六层地理聚类与亲和图机制即使在大跨度低密度环境下，仍能挖掘出可观的地理重组空间——把原本因人工分配而被分散到多个城市的医院，按行政区划与历史亲和关系重新归并到地理上更连续的辖区中。图</w:t>
-      </w:r>
-      <w:r>
-        <w:t xml:space="preserve"> 5-5 </w:t>
-      </w:r>
-      <w:r>
-        <w:rPr>
-          <w:rFonts w:hint="eastAsia"/>
-        </w:rPr>
-        <w:t xml:space="preserve">展示了新疆</w:t>
-      </w:r>
-      <w:r>
-        <w:t xml:space="preserve"> 35 </w:t>
-      </w:r>
-      <w:r>
-        <w:rPr>
-          <w:rFonts w:hint="eastAsia"/>
-        </w:rPr>
-        <w:t xml:space="preserve">家医院在</w:t>
-      </w:r>
-      <w:r>
-        <w:t xml:space="preserve"> As-Is </w:t>
-      </w:r>
-      <w:r>
-        <w:rPr>
-          <w:rFonts w:hint="eastAsia"/>
-        </w:rPr>
-        <w:t xml:space="preserve">与</w:t>
-      </w:r>
-      <w:r>
-        <w:t xml:space="preserve"> To-Be </w:t>
-      </w:r>
-      <w:r>
-        <w:rPr>
-          <w:rFonts w:hint="eastAsia"/>
-        </w:rPr>
-        <w:t xml:space="preserve">下的辖区分布。</w:t>
-      </w:r>
-    </w:p>
-    <w:p>
-      <w:pPr>
-        <w:pStyle w:val="CaptionedFigure"/>
-      </w:pPr>
-      <w:r>
-        <w:drawing>
-          <wp:inline>
-            <wp:extent cx="5395964" cy="2662813"/>
-            <wp:effectExtent b="0" l="0" r="0" t="0"/>
-            <wp:docPr descr="图 5-5 新疆（地理跨度极大的稀疏场景）：辖区分布 As-Is vs To-Be" title="" id="152" name="Picture"/>
-            <a:graphic>
-              <a:graphicData uri="http://schemas.openxmlformats.org/drawingml/2006/picture">
-                <pic:pic>
-                  <pic:nvPicPr>
-                    <pic:cNvPr descr="figures/fig5-5.png" id="153" name="Picture"/>
-                    <pic:cNvPicPr>
-                      <a:picLocks noChangeArrowheads="1" noChangeAspect="1"/>
-                    </pic:cNvPicPr>
-                  </pic:nvPicPr>
-                  <pic:blipFill>
-                    <a:blip r:embed="rId151"/>
-                    <a:stretch>
-                      <a:fillRect/>
-                    </a:stretch>
-                  </pic:blipFill>
-                  <pic:spPr bwMode="auto">
-                    <a:xfrm>
-                      <a:off x="0" y="0"/>
-                      <a:ext cx="5395964" cy="2662813"/>
-                    </a:xfrm>
-                    <a:prstGeom prst="rect">
-                      <a:avLst/>
-                    </a:prstGeom>
-                    <a:noFill/>
-                    <a:ln w="9525">
-                      <a:noFill/>
-                      <a:headEnd/>
-                      <a:tailEnd/>
-                    </a:ln>
-                  </pic:spPr>
-                </pic:pic>
-              </a:graphicData>
-            </a:graphic>
-          </wp:inline>
-        </w:drawing>
-      </w:r>
-    </w:p>
-    <w:p>
-      <w:pPr>
-        <w:pStyle w:val="ImageCaption"/>
-      </w:pPr>
-      <w:r>
-        <w:rPr>
-          <w:rFonts w:hint="eastAsia"/>
-        </w:rPr>
-        <w:t xml:space="preserve">图</w:t>
-      </w:r>
-      <w:r>
-        <w:t xml:space="preserve"> 5-5 </w:t>
-      </w:r>
-      <w:r>
-        <w:rPr>
-          <w:rFonts w:hint="eastAsia"/>
-        </w:rPr>
-        <w:t xml:space="preserve">新疆（地理跨度极大的稀疏场景）：辖区分布</w:t>
-      </w:r>
-      <w:r>
-        <w:t xml:space="preserve"> As-Is vs To-Be</w:t>
+        <w:t xml:space="preserve">。这一系列改善打破了”稀疏场景下紧凑性已无优化空间”的直觉假设，证明算法的六层地理聚类与亲和图机制即使在大跨度低密度环境下，仍能挖掘出可观的地理重组空间——把原本因人工分配而被分散到多个城市的医院，按行政区划与历史亲和关系重新归并到地理上更连续的辖区中。</w:t>
       </w:r>
     </w:p>
     <w:p>
@@ -23901,54 +23642,7 @@
         <w:rPr>
           <w:rFonts w:hint="eastAsia"/>
         </w:rPr>
-        <w:t xml:space="preserve">数据来源：作者基于业内某跨国药企</w:t>
-      </w:r>
-      <w:r>
-        <w:t xml:space="preserve"> BC </w:t>
-      </w:r>
-      <w:r>
-        <w:rPr>
-          <w:rFonts w:hint="eastAsia"/>
-        </w:rPr>
-        <w:t xml:space="preserve">产品组新疆维吾尔自治区脱敏数据</w:t>
-      </w:r>
-      <w:r>
-        <w:t xml:space="preserve"> + </w:t>
-      </w:r>
-      <w:r>
-        <w:rPr>
-          <w:rFonts w:hint="eastAsia"/>
-        </w:rPr>
-        <w:t xml:space="preserve">论文项目本地算法实证生成。</w:t>
-      </w:r>
-    </w:p>
-    <w:p>
-      <w:pPr>
-        <w:pStyle w:val="BodyText"/>
-      </w:pPr>
-      <w:r>
-        <w:rPr>
-          <w:rFonts w:hint="eastAsia"/>
-        </w:rPr>
-        <w:t xml:space="preserve">地图中可以看到</w:t>
-      </w:r>
-      <w:r>
-        <w:t xml:space="preserve"> To-Be </w:t>
-      </w:r>
-      <w:r>
-        <w:rPr>
-          <w:rFonts w:hint="eastAsia"/>
-        </w:rPr>
-        <w:t xml:space="preserve">的辖区颜色分布相比</w:t>
-      </w:r>
-      <w:r>
-        <w:t xml:space="preserve"> As-Is </w:t>
-      </w:r>
-      <w:r>
-        <w:rPr>
-          <w:rFonts w:hint="eastAsia"/>
-        </w:rPr>
-        <w:t xml:space="preserve">呈现更强的空间连续性——在新疆这种南北跨度近</w:t>
+        <w:t xml:space="preserve">在新疆这种南北跨度近</w:t>
       </w:r>
       <w:r>
         <w:t xml:space="preserve"> 2000 km </w:t>
@@ -24102,8 +23796,8 @@
         <w:t xml:space="preserve">节模拟退火”自适应初始温度”设计的实证体现。</w:t>
       </w:r>
     </w:p>
-    <w:bookmarkEnd w:id="154"/>
-    <w:bookmarkStart w:id="155" w:name="三省份横向对比与算法鲁棒性结论"/>
+    <w:bookmarkEnd w:id="148"/>
+    <w:bookmarkStart w:id="149" w:name="三省份横向对比与算法鲁棒性结论"/>
     <w:p>
       <w:pPr>
         <w:pStyle w:val="Heading3"/>
@@ -25929,9 +25623,9 @@
         <w:t xml:space="preserve">三层权重——在不同业务场景下都具有普适性。</w:t>
       </w:r>
     </w:p>
-    <w:bookmarkEnd w:id="155"/>
-    <w:bookmarkEnd w:id="156"/>
-    <w:bookmarkStart w:id="162" w:name="算法性能与敏感性分析"/>
+    <w:bookmarkEnd w:id="149"/>
+    <w:bookmarkEnd w:id="150"/>
+    <w:bookmarkStart w:id="156" w:name="算法性能与敏感性分析"/>
     <w:p>
       <w:pPr>
         <w:pStyle w:val="Heading2"/>
@@ -25946,7 +25640,7 @@
         <w:t xml:space="preserve">算法性能与敏感性分析</w:t>
       </w:r>
     </w:p>
-    <w:bookmarkStart w:id="160" w:name="计算效率与可扩展性"/>
+    <w:bookmarkStart w:id="154" w:name="计算效率与可扩展性"/>
     <w:p>
       <w:pPr>
         <w:pStyle w:val="Heading3"/>
@@ -26080,7 +25774,7 @@
         <w:t xml:space="preserve">秒，详见图</w:t>
       </w:r>
       <w:r>
-        <w:t xml:space="preserve"> 5-6。</w:t>
+        <w:t xml:space="preserve"> 5-4。</w:t>
       </w:r>
     </w:p>
     <w:p>
@@ -26090,20 +25784,20 @@
       <w:r>
         <w:drawing>
           <wp:inline>
-            <wp:extent cx="5395220" cy="2357641"/>
+            <wp:extent cx="5537200" cy="2419684"/>
             <wp:effectExtent b="0" l="0" r="0" t="0"/>
-            <wp:docPr descr="图 5-6 三省份计算效率与可扩展性" title="" id="158" name="Picture"/>
+            <wp:docPr descr="图 5-4 三省份计算效率与可扩展性" title="" id="152" name="Picture"/>
             <a:graphic>
               <a:graphicData uri="http://schemas.openxmlformats.org/drawingml/2006/picture">
                 <pic:pic>
                   <pic:nvPicPr>
-                    <pic:cNvPr descr="figures/fig5-6.png" id="159" name="Picture"/>
+                    <pic:cNvPr descr="figures/fig5-4.png" id="153" name="Picture"/>
                     <pic:cNvPicPr>
                       <a:picLocks noChangeArrowheads="1" noChangeAspect="1"/>
                     </pic:cNvPicPr>
                   </pic:nvPicPr>
                   <pic:blipFill>
-                    <a:blip r:embed="rId157"/>
+                    <a:blip r:embed="rId151"/>
                     <a:stretch>
                       <a:fillRect/>
                     </a:stretch>
@@ -26111,7 +25805,7 @@
                   <pic:spPr bwMode="auto">
                     <a:xfrm>
                       <a:off x="0" y="0"/>
-                      <a:ext cx="5395220" cy="2357641"/>
+                      <a:ext cx="5537200" cy="2419684"/>
                     </a:xfrm>
                     <a:prstGeom prst="rect">
                       <a:avLst/>
@@ -26141,7 +25835,7 @@
         <w:t xml:space="preserve">图</w:t>
       </w:r>
       <w:r>
-        <w:t xml:space="preserve"> 5-6 </w:t>
+        <w:t xml:space="preserve"> 5-4 </w:t>
       </w:r>
       <w:r>
         <w:rPr>
@@ -26511,8 +26205,8 @@
         <w:t xml:space="preserve">在制药企业典型规模下可忽略不计”的理论预期完全一致。</w:t>
       </w:r>
     </w:p>
-    <w:bookmarkEnd w:id="160"/>
-    <w:bookmarkStart w:id="161" w:name="关键参数敏感性分析"/>
+    <w:bookmarkEnd w:id="154"/>
+    <w:bookmarkStart w:id="155" w:name="关键参数敏感性分析"/>
     <w:p>
       <w:pPr>
         <w:pStyle w:val="Heading3"/>
@@ -26786,9 +26480,9 @@
         <w:t xml:space="preserve">等）已为参数微调提供了明确的”业务可接受边界”，算法在这一边界内的表现稳定性已经获得本章三省份实证的初步验证。</w:t>
       </w:r>
     </w:p>
-    <w:bookmarkEnd w:id="161"/>
-    <w:bookmarkEnd w:id="162"/>
-    <w:bookmarkStart w:id="163" w:name="本章小结-4"/>
+    <w:bookmarkEnd w:id="155"/>
+    <w:bookmarkEnd w:id="156"/>
+    <w:bookmarkStart w:id="157" w:name="本章小结-4"/>
     <w:p>
       <w:pPr>
         <w:pStyle w:val="Heading2"/>
@@ -27268,9 +26962,9 @@
         <w:t xml:space="preserve">下一章将基于本章实证结论，从企业内部变革管理、人机协同决策机制、商业化前景评估三个维度，系统讨论算法的落地路径与商业价值。</w:t>
       </w:r>
     </w:p>
-    <w:bookmarkEnd w:id="163"/>
-    <w:bookmarkEnd w:id="164"/>
-    <w:bookmarkStart w:id="174" w:name="附录-a-业务侧调研问卷与访谈大纲"/>
+    <w:bookmarkEnd w:id="157"/>
+    <w:bookmarkEnd w:id="158"/>
+    <w:bookmarkStart w:id="168" w:name="附录-a-业务侧调研问卷与访谈大纲"/>
     <w:p>
       <w:pPr>
         <w:pStyle w:val="Heading1"/>
@@ -27383,7 +27077,7 @@
         <w:t xml:space="preserve">节集中呈现，附录不再重复。</w:t>
       </w:r>
     </w:p>
-    <w:bookmarkStart w:id="165" w:name="a.1-调研方法摘要"/>
+    <w:bookmarkStart w:id="159" w:name="a.1-调研方法摘要"/>
     <w:p>
       <w:pPr>
         <w:pStyle w:val="Heading2"/>
@@ -27513,8 +27207,8 @@
         <w:t xml:space="preserve"> 3-4。</w:t>
       </w:r>
     </w:p>
-    <w:bookmarkEnd w:id="165"/>
-    <w:bookmarkStart w:id="172" w:name="a.2-问卷量化题目"/>
+    <w:bookmarkEnd w:id="159"/>
+    <w:bookmarkStart w:id="166" w:name="a.2-问卷量化题目"/>
     <w:p>
       <w:pPr>
         <w:pStyle w:val="Heading2"/>
@@ -27529,7 +27223,7 @@
         <w:t xml:space="preserve">问卷量化题目</w:t>
       </w:r>
     </w:p>
-    <w:bookmarkStart w:id="166" w:name="a.2.1-基本信息"/>
+    <w:bookmarkStart w:id="160" w:name="a.2.1-基本信息"/>
     <w:p>
       <w:pPr>
         <w:pStyle w:val="Heading3"/>
@@ -27885,8 +27579,8 @@
         <w:t xml:space="preserve">人以上</w:t>
       </w:r>
     </w:p>
-    <w:bookmarkEnd w:id="166"/>
-    <w:bookmarkStart w:id="167" w:name="a.2.2-综合价值指数index构成"/>
+    <w:bookmarkEnd w:id="160"/>
+    <w:bookmarkStart w:id="161" w:name="a.2.2-综合价值指数index构成"/>
     <w:p>
       <w:pPr>
         <w:pStyle w:val="Heading3"/>
@@ -28379,8 +28073,8 @@
         </w:tc>
       </w:tr>
     </w:tbl>
-    <w:bookmarkEnd w:id="167"/>
-    <w:bookmarkStart w:id="168" w:name="a.2.3-辖区分配核心考量因素"/>
+    <w:bookmarkEnd w:id="161"/>
+    <w:bookmarkStart w:id="162" w:name="a.2.3-辖区分配核心考量因素"/>
     <w:p>
       <w:pPr>
         <w:pStyle w:val="Heading3"/>
@@ -29141,8 +28835,8 @@
         </w:tc>
       </w:tr>
     </w:tbl>
-    <w:bookmarkEnd w:id="168"/>
-    <w:bookmarkStart w:id="169" w:name="a.2.4-关键阈值与上限"/>
+    <w:bookmarkEnd w:id="162"/>
+    <w:bookmarkStart w:id="163" w:name="a.2.4-关键阈值与上限"/>
     <w:p>
       <w:pPr>
         <w:pStyle w:val="Heading3"/>
@@ -29453,8 +29147,8 @@
         <w:t xml:space="preserve">个以上城市，可接受跨大区</w:t>
       </w:r>
     </w:p>
-    <w:bookmarkEnd w:id="169"/>
-    <w:bookmarkStart w:id="170" w:name="a.2.5-场景化优先级"/>
+    <w:bookmarkEnd w:id="163"/>
+    <w:bookmarkStart w:id="164" w:name="a.2.5-场景化优先级"/>
     <w:p>
       <w:pPr>
         <w:pStyle w:val="Heading3"/>
@@ -29728,8 +29422,8 @@
         <w:t xml:space="preserve">其他（请填）：______</w:t>
       </w:r>
     </w:p>
-    <w:bookmarkEnd w:id="170"/>
-    <w:bookmarkStart w:id="171" w:name="a.2.6-方案权衡成对比较"/>
+    <w:bookmarkEnd w:id="164"/>
+    <w:bookmarkStart w:id="165" w:name="a.2.6-方案权衡成对比较"/>
     <w:p>
       <w:pPr>
         <w:pStyle w:val="Heading3"/>
@@ -29962,9 +29656,9 @@
         <w:t xml:space="preserve">人工调整，可解释、可干预</w:t>
       </w:r>
     </w:p>
-    <w:bookmarkEnd w:id="171"/>
-    <w:bookmarkEnd w:id="172"/>
-    <w:bookmarkStart w:id="173" w:name="a.3-半结构化访谈大纲"/>
+    <w:bookmarkEnd w:id="165"/>
+    <w:bookmarkEnd w:id="166"/>
+    <w:bookmarkStart w:id="167" w:name="a.3-半结构化访谈大纲"/>
     <w:p>
       <w:pPr>
         <w:pStyle w:val="Heading2"/>
@@ -30191,9 +29885,9 @@
         <w:t xml:space="preserve"> 3-2。</w:t>
       </w:r>
     </w:p>
-    <w:bookmarkEnd w:id="173"/>
-    <w:bookmarkEnd w:id="174"/>
-    <w:bookmarkStart w:id="209" w:name="参考文献"/>
+    <w:bookmarkEnd w:id="167"/>
+    <w:bookmarkEnd w:id="168"/>
+    <w:bookmarkStart w:id="203" w:name="参考文献"/>
     <w:p>
       <w:pPr>
         <w:pStyle w:val="Heading1"/>
@@ -30205,8 +29899,8 @@
         <w:t xml:space="preserve">参考文献</w:t>
       </w:r>
     </w:p>
-    <w:bookmarkStart w:id="208" w:name="refs"/>
-    <w:bookmarkStart w:id="176" w:name="ref-ma_xl2025"/>
+    <w:bookmarkStart w:id="202" w:name="refs"/>
+    <w:bookmarkStart w:id="170" w:name="ref-ma_xl2025"/>
     <w:p>
       <w:pPr>
         <w:pStyle w:val="Bibliography"/>
@@ -30241,7 +29935,7 @@
       <w:r>
         <w:t xml:space="preserve"> 2025, 40(3): 540-551. DOI:</w:t>
       </w:r>
-      <w:hyperlink r:id="rId175">
+      <w:hyperlink r:id="rId169">
         <w:r>
           <w:rPr>
             <w:rStyle w:val="Hyperlink"/>
@@ -30253,540 +29947,540 @@
         <w:t xml:space="preserve">.</w:t>
       </w:r>
     </w:p>
+    <w:bookmarkEnd w:id="170"/>
+    <w:bookmarkStart w:id="171" w:name="ref-sun2022"/>
+    <w:p>
+      <w:pPr>
+        <w:pStyle w:val="Bibliography"/>
+      </w:pPr>
+      <w:r>
+        <w:t xml:space="preserve">[2] </w:t>
+      </w:r>
+      <w:r>
+        <w:rPr>
+          <w:rFonts w:hint="eastAsia"/>
+        </w:rPr>
+        <w:t xml:space="preserve">孙旭然.</w:t>
+      </w:r>
+      <w:r>
+        <w:t xml:space="preserve"> </w:t>
+      </w:r>
+      <w:r>
+        <w:rPr>
+          <w:rFonts w:hint="eastAsia"/>
+        </w:rPr>
+        <w:t xml:space="preserve">生物医药行业发展趋势与机遇分析[J].</w:t>
+      </w:r>
+      <w:r>
+        <w:t xml:space="preserve"> </w:t>
+      </w:r>
+      <w:r>
+        <w:rPr>
+          <w:rFonts w:hint="eastAsia"/>
+        </w:rPr>
+        <w:t xml:space="preserve">中国国情国力,</w:t>
+      </w:r>
+      <w:r>
+        <w:t xml:space="preserve"> 2022(8): 25-30.</w:t>
+      </w:r>
+    </w:p>
+    <w:bookmarkEnd w:id="171"/>
+    <w:bookmarkStart w:id="172" w:name="ref-cnpharma2025"/>
+    <w:p>
+      <w:pPr>
+        <w:pStyle w:val="Bibliography"/>
+      </w:pPr>
+      <w:r>
+        <w:t xml:space="preserve">[3] </w:t>
+      </w:r>
+      <w:r>
+        <w:rPr>
+          <w:rFonts w:hint="eastAsia"/>
+        </w:rPr>
+        <w:t xml:space="preserve">中康科技.</w:t>
+      </w:r>
+      <w:r>
+        <w:t xml:space="preserve"> 2025 </w:t>
+      </w:r>
+      <w:r>
+        <w:rPr>
+          <w:rFonts w:hint="eastAsia"/>
+        </w:rPr>
+        <w:t xml:space="preserve">中国医药市场报告[R].</w:t>
+      </w:r>
+      <w:r>
+        <w:t xml:space="preserve"> </w:t>
+      </w:r>
+      <w:r>
+        <w:rPr>
+          <w:rFonts w:hint="eastAsia"/>
+        </w:rPr>
+        <w:t xml:space="preserve">中康科技,</w:t>
+      </w:r>
+      <w:r>
+        <w:t xml:space="preserve"> 2025.</w:t>
+      </w:r>
+    </w:p>
+    <w:bookmarkEnd w:id="172"/>
+    <w:bookmarkStart w:id="173" w:name="ref-iqvia2025mpchina"/>
+    <w:p>
+      <w:pPr>
+        <w:pStyle w:val="Bibliography"/>
+      </w:pPr>
+      <w:r>
+        <w:t xml:space="preserve">[4] IQVIA INSTITUTE. Market Prognosis 2025-2029: China[R]. IQVIA, 2025.</w:t>
+      </w:r>
+    </w:p>
+    <w:bookmarkEnd w:id="173"/>
+    <w:bookmarkStart w:id="174" w:name="ref-mckinsey2025launch"/>
+    <w:p>
+      <w:pPr>
+        <w:pStyle w:val="Bibliography"/>
+      </w:pPr>
+      <w:r>
+        <w:t xml:space="preserve">[5] MCKINSEY &amp; COMPANY. </w:t>
+      </w:r>
+      <w:r>
+        <w:rPr>
+          <w:rFonts w:hint="eastAsia"/>
+        </w:rPr>
+        <w:t xml:space="preserve">新产品上市趋势与思考——中国医药市场[R].</w:t>
+      </w:r>
+      <w:r>
+        <w:t xml:space="preserve"> </w:t>
+      </w:r>
+      <w:r>
+        <w:rPr>
+          <w:rFonts w:hint="eastAsia"/>
+        </w:rPr>
+        <w:t xml:space="preserve">麦肯锡公司,</w:t>
+      </w:r>
+      <w:r>
+        <w:t xml:space="preserve"> 2025.</w:t>
+      </w:r>
+    </w:p>
+    <w:bookmarkEnd w:id="174"/>
+    <w:bookmarkStart w:id="175" w:name="ref-nhsa-vbp"/>
+    <w:p>
+      <w:pPr>
+        <w:pStyle w:val="Bibliography"/>
+      </w:pPr>
+      <w:r>
+        <w:t xml:space="preserve">[6] </w:t>
+      </w:r>
+      <w:r>
+        <w:rPr>
+          <w:rFonts w:hint="eastAsia"/>
+        </w:rPr>
+        <w:t xml:space="preserve">国家医疗保障局.</w:t>
+      </w:r>
+      <w:r>
+        <w:t xml:space="preserve"> </w:t>
+      </w:r>
+      <w:r>
+        <w:rPr>
+          <w:rFonts w:hint="eastAsia"/>
+        </w:rPr>
+        <w:t xml:space="preserve">国家组织药品集中采购政策文件汇编[Z].</w:t>
+      </w:r>
+      <w:r>
+        <w:t xml:space="preserve"> </w:t>
+      </w:r>
+      <w:r>
+        <w:rPr>
+          <w:rFonts w:hint="eastAsia"/>
+        </w:rPr>
+        <w:t xml:space="preserve">政策文件汇编</w:t>
+      </w:r>
+      <w:r>
+        <w:t xml:space="preserve"> (2018-2025), 2025.</w:t>
+      </w:r>
+    </w:p>
+    <w:bookmarkEnd w:id="175"/>
+    <w:bookmarkStart w:id="176" w:name="ref-zhang2025"/>
+    <w:p>
+      <w:pPr>
+        <w:pStyle w:val="Bibliography"/>
+      </w:pPr>
+      <w:r>
+        <w:t xml:space="preserve">[7] </w:t>
+      </w:r>
+      <w:r>
+        <w:rPr>
+          <w:rFonts w:hint="eastAsia"/>
+        </w:rPr>
+        <w:t xml:space="preserve">章梦晗.</w:t>
+      </w:r>
+      <w:r>
+        <w:t xml:space="preserve"> </w:t>
+      </w:r>
+      <w:r>
+        <w:rPr>
+          <w:rFonts w:hint="eastAsia"/>
+        </w:rPr>
+        <w:t xml:space="preserve">反腐进入深水区后，医药行业的阵痛与突围[J].</w:t>
+      </w:r>
+      <w:r>
+        <w:t xml:space="preserve"> </w:t>
+      </w:r>
+      <w:r>
+        <w:rPr>
+          <w:rFonts w:hint="eastAsia"/>
+        </w:rPr>
+        <w:t xml:space="preserve">廉政瞭望,</w:t>
+      </w:r>
+      <w:r>
+        <w:t xml:space="preserve"> 2025(10): 48-51.</w:t>
+      </w:r>
+    </w:p>
     <w:bookmarkEnd w:id="176"/>
-    <w:bookmarkStart w:id="177" w:name="ref-sun2022"/>
+    <w:bookmarkStart w:id="177" w:name="ref-zhang_ym2023"/>
     <w:p>
       <w:pPr>
         <w:pStyle w:val="Bibliography"/>
       </w:pPr>
       <w:r>
-        <w:t xml:space="preserve">[2] </w:t>
-      </w:r>
-      <w:r>
-        <w:rPr>
-          <w:rFonts w:hint="eastAsia"/>
-        </w:rPr>
-        <w:t xml:space="preserve">孙旭然.</w:t>
-      </w:r>
-      <w:r>
-        <w:t xml:space="preserve"> </w:t>
-      </w:r>
-      <w:r>
-        <w:rPr>
-          <w:rFonts w:hint="eastAsia"/>
-        </w:rPr>
-        <w:t xml:space="preserve">生物医药行业发展趋势与机遇分析[J].</w:t>
-      </w:r>
-      <w:r>
-        <w:t xml:space="preserve"> </w:t>
-      </w:r>
-      <w:r>
-        <w:rPr>
-          <w:rFonts w:hint="eastAsia"/>
-        </w:rPr>
-        <w:t xml:space="preserve">中国国情国力,</w:t>
-      </w:r>
-      <w:r>
-        <w:t xml:space="preserve"> 2022(8): 25-30.</w:t>
+        <w:t xml:space="preserve">[8] </w:t>
+      </w:r>
+      <w:r>
+        <w:rPr>
+          <w:rFonts w:hint="eastAsia"/>
+        </w:rPr>
+        <w:t xml:space="preserve">张永铭.</w:t>
+      </w:r>
+      <w:r>
+        <w:t xml:space="preserve"> </w:t>
+      </w:r>
+      <w:r>
+        <w:rPr>
+          <w:rFonts w:hint="eastAsia"/>
+        </w:rPr>
+        <w:t xml:space="preserve">生物药企全面预算管理精细化的实现对策[J].</w:t>
+      </w:r>
+      <w:r>
+        <w:t xml:space="preserve"> </w:t>
+      </w:r>
+      <w:r>
+        <w:rPr>
+          <w:rFonts w:hint="eastAsia"/>
+        </w:rPr>
+        <w:t xml:space="preserve">投资与创业,</w:t>
+      </w:r>
+      <w:r>
+        <w:t xml:space="preserve"> 2023, 34(11).</w:t>
       </w:r>
     </w:p>
     <w:bookmarkEnd w:id="177"/>
-    <w:bookmarkStart w:id="178" w:name="ref-cnpharma2025"/>
+    <w:bookmarkStart w:id="178" w:name="ref-zoltners2008"/>
     <w:p>
       <w:pPr>
         <w:pStyle w:val="Bibliography"/>
       </w:pPr>
       <w:r>
-        <w:t xml:space="preserve">[3] </w:t>
-      </w:r>
-      <w:r>
-        <w:rPr>
-          <w:rFonts w:hint="eastAsia"/>
-        </w:rPr>
-        <w:t xml:space="preserve">中康科技.</w:t>
-      </w:r>
-      <w:r>
-        <w:t xml:space="preserve"> 2025 </w:t>
-      </w:r>
-      <w:r>
-        <w:rPr>
-          <w:rFonts w:hint="eastAsia"/>
-        </w:rPr>
-        <w:t xml:space="preserve">中国医药市场报告[R].</w:t>
-      </w:r>
-      <w:r>
-        <w:t xml:space="preserve"> </w:t>
-      </w:r>
-      <w:r>
-        <w:rPr>
-          <w:rFonts w:hint="eastAsia"/>
-        </w:rPr>
-        <w:t xml:space="preserve">中康科技,</w:t>
-      </w:r>
-      <w:r>
-        <w:t xml:space="preserve"> 2025.</w:t>
+        <w:t xml:space="preserve">[9] ZOLTNERS A A, SINHA P, LORIMER S E. Sales force effectiveness: A framework for researchers and practitioners[J]. Journal of Personal Selling &amp; Sales Management, 2008, 28(2): 115-131.</w:t>
       </w:r>
     </w:p>
     <w:bookmarkEnd w:id="178"/>
-    <w:bookmarkStart w:id="179" w:name="ref-iqvia2025mpchina"/>
+    <w:bookmarkStart w:id="179" w:name="ref-wang2024"/>
     <w:p>
       <w:pPr>
         <w:pStyle w:val="Bibliography"/>
       </w:pPr>
       <w:r>
-        <w:t xml:space="preserve">[4] IQVIA INSTITUTE. Market Prognosis 2025-2029: China[R]. IQVIA, 2025.</w:t>
+        <w:t xml:space="preserve">[10] </w:t>
+      </w:r>
+      <w:r>
+        <w:rPr>
+          <w:rFonts w:hint="eastAsia"/>
+        </w:rPr>
+        <w:t xml:space="preserve">王晓玲.</w:t>
+      </w:r>
+      <w:r>
+        <w:t xml:space="preserve"> </w:t>
+      </w:r>
+      <w:r>
+        <w:rPr>
+          <w:rFonts w:hint="eastAsia"/>
+        </w:rPr>
+        <w:t xml:space="preserve">我国生物医药行业数字化转型瓶颈及应对建议[J].</w:t>
+      </w:r>
+      <w:r>
+        <w:t xml:space="preserve"> </w:t>
+      </w:r>
+      <w:r>
+        <w:rPr>
+          <w:rFonts w:hint="eastAsia"/>
+        </w:rPr>
+        <w:t xml:space="preserve">信息通信技术与政策,</w:t>
+      </w:r>
+      <w:r>
+        <w:t xml:space="preserve"> 2024, 50(3): 79-82.</w:t>
       </w:r>
     </w:p>
     <w:bookmarkEnd w:id="179"/>
-    <w:bookmarkStart w:id="180" w:name="ref-mckinsey2025launch"/>
+    <w:bookmarkStart w:id="180" w:name="ref-hess1971"/>
     <w:p>
       <w:pPr>
         <w:pStyle w:val="Bibliography"/>
       </w:pPr>
       <w:r>
-        <w:t xml:space="preserve">[5] MCKINSEY &amp; COMPANY. </w:t>
-      </w:r>
-      <w:r>
-        <w:rPr>
-          <w:rFonts w:hint="eastAsia"/>
-        </w:rPr>
-        <w:t xml:space="preserve">新产品上市趋势与思考——中国医药市场[R].</w:t>
-      </w:r>
-      <w:r>
-        <w:t xml:space="preserve"> </w:t>
-      </w:r>
-      <w:r>
-        <w:rPr>
-          <w:rFonts w:hint="eastAsia"/>
-        </w:rPr>
-        <w:t xml:space="preserve">麦肯锡公司,</w:t>
-      </w:r>
-      <w:r>
-        <w:t xml:space="preserve"> 2025.</w:t>
+        <w:t xml:space="preserve">[11] HESS S W, SAMUELS S A. Experiences with a sales districting model: Criteria and implementation[J]. Management Science, 1971, 18(4): 41-54.</w:t>
       </w:r>
     </w:p>
     <w:bookmarkEnd w:id="180"/>
-    <w:bookmarkStart w:id="181" w:name="ref-nhsa-vbp"/>
+    <w:bookmarkStart w:id="181" w:name="ref-zoltners1983"/>
     <w:p>
       <w:pPr>
         <w:pStyle w:val="Bibliography"/>
       </w:pPr>
       <w:r>
-        <w:t xml:space="preserve">[6] </w:t>
-      </w:r>
-      <w:r>
-        <w:rPr>
-          <w:rFonts w:hint="eastAsia"/>
-        </w:rPr>
-        <w:t xml:space="preserve">国家医疗保障局.</w:t>
-      </w:r>
-      <w:r>
-        <w:t xml:space="preserve"> </w:t>
-      </w:r>
-      <w:r>
-        <w:rPr>
-          <w:rFonts w:hint="eastAsia"/>
-        </w:rPr>
-        <w:t xml:space="preserve">国家组织药品集中采购政策文件汇编[Z].</w:t>
-      </w:r>
-      <w:r>
-        <w:t xml:space="preserve"> </w:t>
-      </w:r>
-      <w:r>
-        <w:rPr>
-          <w:rFonts w:hint="eastAsia"/>
-        </w:rPr>
-        <w:t xml:space="preserve">政策文件汇编</w:t>
-      </w:r>
-      <w:r>
-        <w:t xml:space="preserve"> (2018-2025), 2025.</w:t>
+        <w:t xml:space="preserve">[12] ZOLTNERS A A, SINHA P. Sales territory alignment: A review and model[J]. Management Science, 1983, 29(11): 1237-1256.</w:t>
       </w:r>
     </w:p>
     <w:bookmarkEnd w:id="181"/>
-    <w:bookmarkStart w:id="182" w:name="ref-zhang2025"/>
+    <w:bookmarkStart w:id="182" w:name="ref-skiera1996"/>
     <w:p>
       <w:pPr>
         <w:pStyle w:val="Bibliography"/>
       </w:pPr>
       <w:r>
-        <w:t xml:space="preserve">[7] </w:t>
-      </w:r>
-      <w:r>
-        <w:rPr>
-          <w:rFonts w:hint="eastAsia"/>
-        </w:rPr>
-        <w:t xml:space="preserve">章梦晗.</w:t>
-      </w:r>
-      <w:r>
-        <w:t xml:space="preserve"> </w:t>
-      </w:r>
-      <w:r>
-        <w:rPr>
-          <w:rFonts w:hint="eastAsia"/>
-        </w:rPr>
-        <w:t xml:space="preserve">反腐进入深水区后，医药行业的阵痛与突围[J].</w:t>
-      </w:r>
-      <w:r>
-        <w:t xml:space="preserve"> </w:t>
-      </w:r>
-      <w:r>
-        <w:rPr>
-          <w:rFonts w:hint="eastAsia"/>
-        </w:rPr>
-        <w:t xml:space="preserve">廉政瞭望,</w:t>
-      </w:r>
-      <w:r>
-        <w:t xml:space="preserve"> 2025(10): 48-51.</w:t>
+        <w:t xml:space="preserve">[13] SKIERA B, JORDAN C. A new model for the alignment of almost balanced sales territories[R]. Johann Wolfgang Goethe-Universit</w:t>
+      </w:r>
+      <w:r>
+        <w:t xml:space="preserve">ä</w:t>
+      </w:r>
+      <w:r>
+        <w:t xml:space="preserve">t Frankfurt, 1996.</w:t>
       </w:r>
     </w:p>
     <w:bookmarkEnd w:id="182"/>
-    <w:bookmarkStart w:id="183" w:name="ref-zhang_ym2023"/>
+    <w:bookmarkStart w:id="183" w:name="ref-zoltners2000"/>
     <w:p>
       <w:pPr>
         <w:pStyle w:val="Bibliography"/>
       </w:pPr>
       <w:r>
-        <w:t xml:space="preserve">[8] </w:t>
-      </w:r>
-      <w:r>
-        <w:rPr>
-          <w:rFonts w:hint="eastAsia"/>
-        </w:rPr>
-        <w:t xml:space="preserve">张永铭.</w:t>
-      </w:r>
-      <w:r>
-        <w:t xml:space="preserve"> </w:t>
-      </w:r>
-      <w:r>
-        <w:rPr>
-          <w:rFonts w:hint="eastAsia"/>
-        </w:rPr>
-        <w:t xml:space="preserve">生物药企全面预算管理精细化的实现对策[J].</w:t>
-      </w:r>
-      <w:r>
-        <w:t xml:space="preserve"> </w:t>
-      </w:r>
-      <w:r>
-        <w:rPr>
-          <w:rFonts w:hint="eastAsia"/>
-        </w:rPr>
-        <w:t xml:space="preserve">投资与创业,</w:t>
-      </w:r>
-      <w:r>
-        <w:t xml:space="preserve"> 2023, 34(11).</w:t>
+        <w:t xml:space="preserve">[14] ZOLTNERS A A, LORIMER S E. Sales territory alignment: An overlooked productivity tool[J]. Journal of Personal Selling &amp; Sales Management, 2000, 20(3): 139-150.</w:t>
       </w:r>
     </w:p>
     <w:bookmarkEnd w:id="183"/>
-    <w:bookmarkStart w:id="184" w:name="ref-zoltners2008"/>
+    <w:bookmarkStart w:id="184" w:name="ref-zs2016"/>
     <w:p>
       <w:pPr>
         <w:pStyle w:val="Bibliography"/>
       </w:pPr>
       <w:r>
-        <w:t xml:space="preserve">[9] ZOLTNERS A A, SINHA P, LORIMER S E. Sales force effectiveness: A framework for researchers and practitioners[J]. Journal of Personal Selling &amp; Sales Management, 2008, 28(2): 115-131.</w:t>
+        <w:t xml:space="preserve">[15] ZS ASSOCIATES. Study: Sales force effectiveness initiatives in medtech industry can boost performance up to 8 percent[Z]. PR Newswire, 2016.</w:t>
       </w:r>
     </w:p>
     <w:bookmarkEnd w:id="184"/>
-    <w:bookmarkStart w:id="185" w:name="ref-wang2024"/>
+    <w:bookmarkStart w:id="185" w:name="ref-chressanthis2016"/>
     <w:p>
       <w:pPr>
         <w:pStyle w:val="Bibliography"/>
       </w:pPr>
       <w:r>
-        <w:t xml:space="preserve">[10] </w:t>
-      </w:r>
-      <w:r>
-        <w:rPr>
-          <w:rFonts w:hint="eastAsia"/>
-        </w:rPr>
-        <w:t xml:space="preserve">王晓玲.</w:t>
-      </w:r>
-      <w:r>
-        <w:t xml:space="preserve"> </w:t>
-      </w:r>
-      <w:r>
-        <w:rPr>
-          <w:rFonts w:hint="eastAsia"/>
-        </w:rPr>
-        <w:t xml:space="preserve">我国生物医药行业数字化转型瓶颈及应对建议[J].</w:t>
-      </w:r>
-      <w:r>
-        <w:t xml:space="preserve"> </w:t>
-      </w:r>
-      <w:r>
-        <w:rPr>
-          <w:rFonts w:hint="eastAsia"/>
-        </w:rPr>
-        <w:t xml:space="preserve">信息通信技术与政策,</w:t>
-      </w:r>
-      <w:r>
-        <w:t xml:space="preserve"> 2024, 50(3): 79-82.</w:t>
+        <w:t xml:space="preserve">[16] CHRESSANTHIS G A, MANTRALA M. Sales analytics and big data developments needed now to address practitioner-identified emerging biopharmaceutical sales force strategic and operational issues[J]. Journal of the Pharmaceutical Management Science Association, 2016.</w:t>
       </w:r>
     </w:p>
     <w:bookmarkEnd w:id="185"/>
-    <w:bookmarkStart w:id="186" w:name="ref-hess1971"/>
+    <w:bookmarkStart w:id="186" w:name="ref-kalcsics2005"/>
     <w:p>
       <w:pPr>
         <w:pStyle w:val="Bibliography"/>
       </w:pPr>
       <w:r>
-        <w:t xml:space="preserve">[11] HESS S W, SAMUELS S A. Experiences with a sales districting model: Criteria and implementation[J]. Management Science, 1971, 18(4): 41-54.</w:t>
+        <w:t xml:space="preserve">[17] KALCSICS J, NICKEL S, SCHRÖDER M. Towards a unified territory design approach – Applications, algorithms and GIS integration: 71[R]. Berichte des Fraunhofer ITWM, 2005.</w:t>
       </w:r>
     </w:p>
     <w:bookmarkEnd w:id="186"/>
-    <w:bookmarkStart w:id="187" w:name="ref-zoltners1983"/>
+    <w:bookmarkStart w:id="187" w:name="ref-zoltners2014"/>
     <w:p>
       <w:pPr>
         <w:pStyle w:val="Bibliography"/>
       </w:pPr>
       <w:r>
-        <w:t xml:space="preserve">[12] ZOLTNERS A A, SINHA P. Sales territory alignment: A review and model[J]. Management Science, 1983, 29(11): 1237-1256.</w:t>
+        <w:t xml:space="preserve">[18] ZOLTNERS A A, SINHA P, LORIMER S E. The Power of Sales Analytics[M]. Evanston: ZS Associates, 2014.</w:t>
       </w:r>
     </w:p>
     <w:bookmarkEnd w:id="187"/>
-    <w:bookmarkStart w:id="188" w:name="ref-skiera1996"/>
+    <w:bookmarkStart w:id="188" w:name="ref-luo2022"/>
     <w:p>
       <w:pPr>
         <w:pStyle w:val="Bibliography"/>
       </w:pPr>
       <w:r>
-        <w:t xml:space="preserve">[13] SKIERA B, JORDAN C. A new model for the alignment of almost balanced sales territories[R]. Johann Wolfgang Goethe-Universit</w:t>
-      </w:r>
-      <w:r>
-        <w:t xml:space="preserve">ä</w:t>
-      </w:r>
-      <w:r>
-        <w:t xml:space="preserve">t Frankfurt, 1996.</w:t>
+        <w:t xml:space="preserve">[19]</w:t>
+      </w:r>
+      <w:r>
+        <w:t xml:space="preserve"> </w:t>
+      </w:r>
+      <w:r>
+        <w:rPr>
+          <w:rFonts w:hint="eastAsia"/>
+        </w:rPr>
+        <w:t xml:space="preserve">罗军,</w:t>
+      </w:r>
+      <w:r>
+        <w:t xml:space="preserve"> </w:t>
+      </w:r>
+      <w:r>
+        <w:rPr>
+          <w:rFonts w:hint="eastAsia"/>
+        </w:rPr>
+        <w:t xml:space="preserve">程宇,</w:t>
+      </w:r>
+      <w:r>
+        <w:t xml:space="preserve"> </w:t>
+      </w:r>
+      <w:r>
+        <w:rPr>
+          <w:rFonts w:hint="eastAsia"/>
+        </w:rPr>
+        <w:t xml:space="preserve">余龙水,</w:t>
+      </w:r>
+      <w:r>
+        <w:t xml:space="preserve"> </w:t>
+      </w:r>
+      <w:r>
+        <w:rPr>
+          <w:rFonts w:hint="eastAsia"/>
+        </w:rPr>
+        <w:t xml:space="preserve">等</w:t>
+      </w:r>
+      <w:r>
+        <w:t xml:space="preserve">. </w:t>
+      </w:r>
+      <w:r>
+        <w:rPr>
+          <w:rFonts w:hint="eastAsia"/>
+        </w:rPr>
+        <w:t xml:space="preserve">民航机场地面服务人力资源两阶段运筹优化算法[J].</w:t>
+      </w:r>
+      <w:r>
+        <w:t xml:space="preserve"> </w:t>
+      </w:r>
+      <w:r>
+        <w:rPr>
+          <w:rFonts w:hint="eastAsia"/>
+        </w:rPr>
+        <w:t xml:space="preserve">机电工程技术,</w:t>
+      </w:r>
+      <w:r>
+        <w:t xml:space="preserve"> 2022, 51(5): 92-97.</w:t>
       </w:r>
     </w:p>
     <w:bookmarkEnd w:id="188"/>
-    <w:bookmarkStart w:id="189" w:name="ref-zoltners2000"/>
+    <w:bookmarkStart w:id="189" w:name="ref-you2026"/>
     <w:p>
       <w:pPr>
         <w:pStyle w:val="Bibliography"/>
       </w:pPr>
       <w:r>
-        <w:t xml:space="preserve">[14] ZOLTNERS A A, LORIMER S E. Sales territory alignment: An overlooked productivity tool[J]. Journal of Personal Selling &amp; Sales Management, 2000, 20(3): 139-150.</w:t>
+        <w:t xml:space="preserve">[20]</w:t>
+      </w:r>
+      <w:r>
+        <w:t xml:space="preserve"> </w:t>
+      </w:r>
+      <w:r>
+        <w:rPr>
+          <w:rFonts w:hint="eastAsia"/>
+        </w:rPr>
+        <w:t xml:space="preserve">尤佳,</w:t>
+      </w:r>
+      <w:r>
+        <w:t xml:space="preserve"> </w:t>
+      </w:r>
+      <w:r>
+        <w:rPr>
+          <w:rFonts w:hint="eastAsia"/>
+        </w:rPr>
+        <w:t xml:space="preserve">魏磊,</w:t>
+      </w:r>
+      <w:r>
+        <w:t xml:space="preserve"> </w:t>
+      </w:r>
+      <w:r>
+        <w:rPr>
+          <w:rFonts w:hint="eastAsia"/>
+        </w:rPr>
+        <w:t xml:space="preserve">赵兴旺,</w:t>
+      </w:r>
+      <w:r>
+        <w:t xml:space="preserve"> </w:t>
+      </w:r>
+      <w:r>
+        <w:rPr>
+          <w:rFonts w:hint="eastAsia"/>
+        </w:rPr>
+        <w:t xml:space="preserve">等</w:t>
+      </w:r>
+      <w:r>
+        <w:t xml:space="preserve">. </w:t>
+      </w:r>
+      <w:r>
+        <w:rPr>
+          <w:rFonts w:hint="eastAsia"/>
+        </w:rPr>
+        <w:t xml:space="preserve">基于改进变邻域搜索算法的电网计量物资检定-配送协同优化[J].</w:t>
+      </w:r>
+      <w:r>
+        <w:t xml:space="preserve"> </w:t>
+      </w:r>
+      <w:r>
+        <w:rPr>
+          <w:rFonts w:hint="eastAsia"/>
+        </w:rPr>
+        <w:t xml:space="preserve">中国机械工程,</w:t>
+      </w:r>
+      <w:r>
+        <w:t xml:space="preserve"> 2026.</w:t>
       </w:r>
     </w:p>
     <w:bookmarkEnd w:id="189"/>
-    <w:bookmarkStart w:id="190" w:name="ref-zs2016"/>
+    <w:bookmarkStart w:id="190" w:name="ref-yang2012"/>
     <w:p>
       <w:pPr>
         <w:pStyle w:val="Bibliography"/>
       </w:pPr>
       <w:r>
-        <w:t xml:space="preserve">[15] ZS ASSOCIATES. Study: Sales force effectiveness initiatives in medtech industry can boost performance up to 8 percent[Z]. PR Newswire, 2016.</w:t>
+        <w:t xml:space="preserve">[21] </w:t>
+      </w:r>
+      <w:r>
+        <w:rPr>
+          <w:rFonts w:hint="eastAsia"/>
+        </w:rPr>
+        <w:t xml:space="preserve">杨磊.</w:t>
+      </w:r>
+      <w:r>
+        <w:t xml:space="preserve"> </w:t>
+      </w:r>
+      <w:r>
+        <w:rPr>
+          <w:rFonts w:hint="eastAsia"/>
+        </w:rPr>
+        <w:t xml:space="preserve">遗传算法在解决经典运筹问题中的应用[J].</w:t>
+      </w:r>
+      <w:r>
+        <w:t xml:space="preserve"> </w:t>
+      </w:r>
+      <w:r>
+        <w:rPr>
+          <w:rFonts w:hint="eastAsia"/>
+        </w:rPr>
+        <w:t xml:space="preserve">合作经济与科技,</w:t>
+      </w:r>
+      <w:r>
+        <w:t xml:space="preserve"> 2012(1): 40-41.</w:t>
       </w:r>
     </w:p>
     <w:bookmarkEnd w:id="190"/>
-    <w:bookmarkStart w:id="191" w:name="ref-chressanthis2016"/>
+    <w:bookmarkStart w:id="192" w:name="ref-ma2026"/>
     <w:p>
       <w:pPr>
         <w:pStyle w:val="Bibliography"/>
       </w:pPr>
       <w:r>
-        <w:t xml:space="preserve">[16] CHRESSANTHIS G A, MANTRALA M. Sales analytics and big data developments needed now to address practitioner-identified emerging biopharmaceutical sales force strategic and operational issues[J]. Journal of the Pharmaceutical Management Science Association, 2016.</w:t>
-      </w:r>
-    </w:p>
-    <w:bookmarkEnd w:id="191"/>
-    <w:bookmarkStart w:id="192" w:name="ref-kalcsics2005"/>
-    <w:p>
-      <w:pPr>
-        <w:pStyle w:val="Bibliography"/>
-      </w:pPr>
-      <w:r>
-        <w:t xml:space="preserve">[17] KALCSICS J, NICKEL S, SCHRÖDER M. Towards a unified territory design approach – Applications, algorithms and GIS integration: 71[R]. Berichte des Fraunhofer ITWM, 2005.</w:t>
-      </w:r>
-    </w:p>
-    <w:bookmarkEnd w:id="192"/>
-    <w:bookmarkStart w:id="193" w:name="ref-zoltners2014"/>
-    <w:p>
-      <w:pPr>
-        <w:pStyle w:val="Bibliography"/>
-      </w:pPr>
-      <w:r>
-        <w:t xml:space="preserve">[18] ZOLTNERS A A, SINHA P, LORIMER S E. The Power of Sales Analytics[M]. Evanston: ZS Associates, 2014.</w:t>
-      </w:r>
-    </w:p>
-    <w:bookmarkEnd w:id="193"/>
-    <w:bookmarkStart w:id="194" w:name="ref-luo2022"/>
-    <w:p>
-      <w:pPr>
-        <w:pStyle w:val="Bibliography"/>
-      </w:pPr>
-      <w:r>
-        <w:t xml:space="preserve">[19]</w:t>
-      </w:r>
-      <w:r>
-        <w:t xml:space="preserve"> </w:t>
-      </w:r>
-      <w:r>
-        <w:rPr>
-          <w:rFonts w:hint="eastAsia"/>
-        </w:rPr>
-        <w:t xml:space="preserve">罗军,</w:t>
-      </w:r>
-      <w:r>
-        <w:t xml:space="preserve"> </w:t>
-      </w:r>
-      <w:r>
-        <w:rPr>
-          <w:rFonts w:hint="eastAsia"/>
-        </w:rPr>
-        <w:t xml:space="preserve">程宇,</w:t>
-      </w:r>
-      <w:r>
-        <w:t xml:space="preserve"> </w:t>
-      </w:r>
-      <w:r>
-        <w:rPr>
-          <w:rFonts w:hint="eastAsia"/>
-        </w:rPr>
-        <w:t xml:space="preserve">余龙水,</w:t>
-      </w:r>
-      <w:r>
-        <w:t xml:space="preserve"> </w:t>
-      </w:r>
-      <w:r>
-        <w:rPr>
-          <w:rFonts w:hint="eastAsia"/>
-        </w:rPr>
-        <w:t xml:space="preserve">等</w:t>
-      </w:r>
-      <w:r>
-        <w:t xml:space="preserve">. </w:t>
-      </w:r>
-      <w:r>
-        <w:rPr>
-          <w:rFonts w:hint="eastAsia"/>
-        </w:rPr>
-        <w:t xml:space="preserve">民航机场地面服务人力资源两阶段运筹优化算法[J].</w:t>
-      </w:r>
-      <w:r>
-        <w:t xml:space="preserve"> </w:t>
-      </w:r>
-      <w:r>
-        <w:rPr>
-          <w:rFonts w:hint="eastAsia"/>
-        </w:rPr>
-        <w:t xml:space="preserve">机电工程技术,</w:t>
-      </w:r>
-      <w:r>
-        <w:t xml:space="preserve"> 2022, 51(5): 92-97.</w:t>
-      </w:r>
-    </w:p>
-    <w:bookmarkEnd w:id="194"/>
-    <w:bookmarkStart w:id="195" w:name="ref-you2026"/>
-    <w:p>
-      <w:pPr>
-        <w:pStyle w:val="Bibliography"/>
-      </w:pPr>
-      <w:r>
-        <w:t xml:space="preserve">[20]</w:t>
-      </w:r>
-      <w:r>
-        <w:t xml:space="preserve"> </w:t>
-      </w:r>
-      <w:r>
-        <w:rPr>
-          <w:rFonts w:hint="eastAsia"/>
-        </w:rPr>
-        <w:t xml:space="preserve">尤佳,</w:t>
-      </w:r>
-      <w:r>
-        <w:t xml:space="preserve"> </w:t>
-      </w:r>
-      <w:r>
-        <w:rPr>
-          <w:rFonts w:hint="eastAsia"/>
-        </w:rPr>
-        <w:t xml:space="preserve">魏磊,</w:t>
-      </w:r>
-      <w:r>
-        <w:t xml:space="preserve"> </w:t>
-      </w:r>
-      <w:r>
-        <w:rPr>
-          <w:rFonts w:hint="eastAsia"/>
-        </w:rPr>
-        <w:t xml:space="preserve">赵兴旺,</w:t>
-      </w:r>
-      <w:r>
-        <w:t xml:space="preserve"> </w:t>
-      </w:r>
-      <w:r>
-        <w:rPr>
-          <w:rFonts w:hint="eastAsia"/>
-        </w:rPr>
-        <w:t xml:space="preserve">等</w:t>
-      </w:r>
-      <w:r>
-        <w:t xml:space="preserve">. </w:t>
-      </w:r>
-      <w:r>
-        <w:rPr>
-          <w:rFonts w:hint="eastAsia"/>
-        </w:rPr>
-        <w:t xml:space="preserve">基于改进变邻域搜索算法的电网计量物资检定-配送协同优化[J].</w:t>
-      </w:r>
-      <w:r>
-        <w:t xml:space="preserve"> </w:t>
-      </w:r>
-      <w:r>
-        <w:rPr>
-          <w:rFonts w:hint="eastAsia"/>
-        </w:rPr>
-        <w:t xml:space="preserve">中国机械工程,</w:t>
-      </w:r>
-      <w:r>
-        <w:t xml:space="preserve"> 2026.</w:t>
-      </w:r>
-    </w:p>
-    <w:bookmarkEnd w:id="195"/>
-    <w:bookmarkStart w:id="196" w:name="ref-yang2012"/>
-    <w:p>
-      <w:pPr>
-        <w:pStyle w:val="Bibliography"/>
-      </w:pPr>
-      <w:r>
-        <w:t xml:space="preserve">[21] </w:t>
-      </w:r>
-      <w:r>
-        <w:rPr>
-          <w:rFonts w:hint="eastAsia"/>
-        </w:rPr>
-        <w:t xml:space="preserve">杨磊.</w:t>
-      </w:r>
-      <w:r>
-        <w:t xml:space="preserve"> </w:t>
-      </w:r>
-      <w:r>
-        <w:rPr>
-          <w:rFonts w:hint="eastAsia"/>
-        </w:rPr>
-        <w:t xml:space="preserve">遗传算法在解决经典运筹问题中的应用[J].</w:t>
-      </w:r>
-      <w:r>
-        <w:t xml:space="preserve"> </w:t>
-      </w:r>
-      <w:r>
-        <w:rPr>
-          <w:rFonts w:hint="eastAsia"/>
-        </w:rPr>
-        <w:t xml:space="preserve">合作经济与科技,</w:t>
-      </w:r>
-      <w:r>
-        <w:t xml:space="preserve"> 2012(1): 40-41.</w:t>
-      </w:r>
-    </w:p>
-    <w:bookmarkEnd w:id="196"/>
-    <w:bookmarkStart w:id="198" w:name="ref-ma2026"/>
-    <w:p>
-      <w:pPr>
-        <w:pStyle w:val="Bibliography"/>
-      </w:pPr>
-      <w:r>
         <w:t xml:space="preserve">[22] </w:t>
       </w:r>
       <w:r>
@@ -30843,7 +30537,7 @@
       <w:r>
         <w:t xml:space="preserve"> 2026. DOI:</w:t>
       </w:r>
-      <w:hyperlink r:id="rId197">
+      <w:hyperlink r:id="rId191">
         <w:r>
           <w:rPr>
             <w:rStyle w:val="Hyperlink"/>
@@ -30855,381 +30549,381 @@
         <w:t xml:space="preserve">.</w:t>
       </w:r>
     </w:p>
+    <w:bookmarkEnd w:id="192"/>
+    <w:bookmarkStart w:id="193" w:name="ref-li2026"/>
+    <w:p>
+      <w:pPr>
+        <w:pStyle w:val="Bibliography"/>
+      </w:pPr>
+      <w:r>
+        <w:t xml:space="preserve">[23] </w:t>
+      </w:r>
+      <w:r>
+        <w:rPr>
+          <w:rFonts w:hint="eastAsia"/>
+        </w:rPr>
+        <w:t xml:space="preserve">李怡萱.</w:t>
+      </w:r>
+      <w:r>
+        <w:t xml:space="preserve"> </w:t>
+      </w:r>
+      <w:r>
+        <w:rPr>
+          <w:rFonts w:hint="eastAsia"/>
+        </w:rPr>
+        <w:t xml:space="preserve">融合</w:t>
+      </w:r>
+      <w:r>
+        <w:t xml:space="preserve"> K-means </w:t>
+      </w:r>
+      <w:r>
+        <w:rPr>
+          <w:rFonts w:hint="eastAsia"/>
+        </w:rPr>
+        <w:t xml:space="preserve">聚类与遗传算法的农产品直播电商产地仓选址研究[J].</w:t>
+      </w:r>
+      <w:r>
+        <w:t xml:space="preserve"> </w:t>
+      </w:r>
+      <w:r>
+        <w:rPr>
+          <w:rFonts w:hint="eastAsia"/>
+        </w:rPr>
+        <w:t xml:space="preserve">热带农业工程,</w:t>
+      </w:r>
+      <w:r>
+        <w:t xml:space="preserve"> 2026, 50(2).</w:t>
+      </w:r>
+    </w:p>
+    <w:bookmarkEnd w:id="193"/>
+    <w:bookmarkStart w:id="194" w:name="ref-wan2026"/>
+    <w:p>
+      <w:pPr>
+        <w:pStyle w:val="Bibliography"/>
+      </w:pPr>
+      <w:r>
+        <w:t xml:space="preserve">[24] </w:t>
+      </w:r>
+      <w:r>
+        <w:rPr>
+          <w:rFonts w:hint="eastAsia"/>
+        </w:rPr>
+        <w:t xml:space="preserve">万莉莉,</w:t>
+      </w:r>
+      <w:r>
+        <w:t xml:space="preserve"> </w:t>
+      </w:r>
+      <w:r>
+        <w:rPr>
+          <w:rFonts w:hint="eastAsia"/>
+        </w:rPr>
+        <w:t xml:space="preserve">徐舒梦,</w:t>
+      </w:r>
+      <w:r>
+        <w:t xml:space="preserve"> </w:t>
+      </w:r>
+      <w:r>
+        <w:rPr>
+          <w:rFonts w:hint="eastAsia"/>
+        </w:rPr>
+        <w:t xml:space="preserve">黄嘉慧,</w:t>
+      </w:r>
+      <w:r>
+        <w:t xml:space="preserve"> </w:t>
+      </w:r>
+      <w:r>
+        <w:rPr>
+          <w:rFonts w:hint="eastAsia"/>
+        </w:rPr>
+        <w:t xml:space="preserve">等.</w:t>
+      </w:r>
+      <w:r>
+        <w:t xml:space="preserve"> </w:t>
+      </w:r>
+      <w:r>
+        <w:rPr>
+          <w:rFonts w:hint="eastAsia"/>
+        </w:rPr>
+        <w:t xml:space="preserve">基于模糊最大覆盖模型的无人机应急配送中心选址研究[J].</w:t>
+      </w:r>
+      <w:r>
+        <w:t xml:space="preserve"> </w:t>
+      </w:r>
+      <w:r>
+        <w:rPr>
+          <w:rFonts w:hint="eastAsia"/>
+        </w:rPr>
+        <w:t xml:space="preserve">交通运输系统工程与信息,</w:t>
+      </w:r>
+      <w:r>
+        <w:t xml:space="preserve"> 2026.</w:t>
+      </w:r>
+    </w:p>
+    <w:bookmarkEnd w:id="194"/>
+    <w:bookmarkStart w:id="195" w:name="ref-tian2026"/>
+    <w:p>
+      <w:pPr>
+        <w:pStyle w:val="Bibliography"/>
+      </w:pPr>
+      <w:r>
+        <w:t xml:space="preserve">[25] </w:t>
+      </w:r>
+      <w:r>
+        <w:rPr>
+          <w:rFonts w:hint="eastAsia"/>
+        </w:rPr>
+        <w:t xml:space="preserve">田君豪,</w:t>
+      </w:r>
+      <w:r>
+        <w:t xml:space="preserve"> </w:t>
+      </w:r>
+      <w:r>
+        <w:rPr>
+          <w:rFonts w:hint="eastAsia"/>
+        </w:rPr>
+        <w:t xml:space="preserve">邢璐,</w:t>
+      </w:r>
+      <w:r>
+        <w:t xml:space="preserve"> </w:t>
+      </w:r>
+      <w:r>
+        <w:rPr>
+          <w:rFonts w:hint="eastAsia"/>
+        </w:rPr>
+        <w:t xml:space="preserve">廖世豪,</w:t>
+      </w:r>
+      <w:r>
+        <w:t xml:space="preserve"> </w:t>
+      </w:r>
+      <w:r>
+        <w:rPr>
+          <w:rFonts w:hint="eastAsia"/>
+        </w:rPr>
+        <w:t xml:space="preserve">等.</w:t>
+      </w:r>
+      <w:r>
+        <w:t xml:space="preserve"> </w:t>
+      </w:r>
+      <w:r>
+        <w:rPr>
+          <w:rFonts w:hint="eastAsia"/>
+        </w:rPr>
+        <w:t xml:space="preserve">基于地理自编码与跨域迁移的公交出行需求分层聚类方法[J].</w:t>
+      </w:r>
+      <w:r>
+        <w:t xml:space="preserve"> </w:t>
+      </w:r>
+      <w:r>
+        <w:rPr>
+          <w:rFonts w:hint="eastAsia"/>
+        </w:rPr>
+        <w:t xml:space="preserve">交通运输系统工程与信息,</w:t>
+      </w:r>
+      <w:r>
+        <w:t xml:space="preserve"> 2026.</w:t>
+      </w:r>
+    </w:p>
+    <w:bookmarkEnd w:id="195"/>
+    <w:bookmarkStart w:id="196" w:name="ref-xu2023"/>
+    <w:p>
+      <w:pPr>
+        <w:pStyle w:val="Bibliography"/>
+      </w:pPr>
+      <w:r>
+        <w:t xml:space="preserve">[26] </w:t>
+      </w:r>
+      <w:r>
+        <w:rPr>
+          <w:rFonts w:hint="eastAsia"/>
+        </w:rPr>
+        <w:t xml:space="preserve">徐蓉.</w:t>
+      </w:r>
+      <w:r>
+        <w:t xml:space="preserve"> </w:t>
+      </w:r>
+      <w:r>
+        <w:rPr>
+          <w:rFonts w:hint="eastAsia"/>
+        </w:rPr>
+        <w:t xml:space="preserve">民营制药企业人力资源管理数字化创新实践[J].</w:t>
+      </w:r>
+      <w:r>
+        <w:t xml:space="preserve"> </w:t>
+      </w:r>
+      <w:r>
+        <w:rPr>
+          <w:rFonts w:hint="eastAsia"/>
+        </w:rPr>
+        <w:t xml:space="preserve">现代企业,</w:t>
+      </w:r>
+      <w:r>
+        <w:t xml:space="preserve"> 2023(10): 84-86.</w:t>
+      </w:r>
+    </w:p>
+    <w:bookmarkEnd w:id="196"/>
+    <w:bookmarkStart w:id="197" w:name="ref-chen2024"/>
+    <w:p>
+      <w:pPr>
+        <w:pStyle w:val="Bibliography"/>
+      </w:pPr>
+      <w:r>
+        <w:t xml:space="preserve">[27] </w:t>
+      </w:r>
+      <w:r>
+        <w:rPr>
+          <w:rFonts w:hint="eastAsia"/>
+        </w:rPr>
+        <w:t xml:space="preserve">陈兆兆.</w:t>
+      </w:r>
+      <w:r>
+        <w:t xml:space="preserve"> </w:t>
+      </w:r>
+      <w:r>
+        <w:rPr>
+          <w:rFonts w:hint="eastAsia"/>
+        </w:rPr>
+        <w:t xml:space="preserve">集采趋势下药企的成本控制策略[J].</w:t>
+      </w:r>
+      <w:r>
+        <w:t xml:space="preserve"> </w:t>
+      </w:r>
+      <w:r>
+        <w:rPr>
+          <w:rFonts w:hint="eastAsia"/>
+        </w:rPr>
+        <w:t xml:space="preserve">中国市场,</w:t>
+      </w:r>
+      <w:r>
+        <w:t xml:space="preserve"> 2024(15): 162-164.</w:t>
+      </w:r>
+    </w:p>
+    <w:bookmarkEnd w:id="197"/>
+    <w:bookmarkStart w:id="198" w:name="ref-nhsa-nrdl2024"/>
+    <w:p>
+      <w:pPr>
+        <w:pStyle w:val="Bibliography"/>
+      </w:pPr>
+      <w:r>
+        <w:t xml:space="preserve">[28] </w:t>
+      </w:r>
+      <w:r>
+        <w:rPr>
+          <w:rFonts w:hint="eastAsia"/>
+        </w:rPr>
+        <w:t xml:space="preserve">国家医疗保障局.</w:t>
+      </w:r>
+      <w:r>
+        <w:t xml:space="preserve"> </w:t>
+      </w:r>
+      <w:r>
+        <w:rPr>
+          <w:rFonts w:hint="eastAsia"/>
+        </w:rPr>
+        <w:t xml:space="preserve">国家医保药品目录调整工作方案[Z].</w:t>
+      </w:r>
+      <w:r>
+        <w:t xml:space="preserve"> </w:t>
+      </w:r>
+      <w:r>
+        <w:rPr>
+          <w:rFonts w:hint="eastAsia"/>
+        </w:rPr>
+        <w:t xml:space="preserve">政策文件,</w:t>
+      </w:r>
+      <w:r>
+        <w:t xml:space="preserve"> 2024.</w:t>
+      </w:r>
+    </w:p>
     <w:bookmarkEnd w:id="198"/>
-    <w:bookmarkStart w:id="199" w:name="ref-li2026"/>
+    <w:bookmarkStart w:id="199" w:name="ref-mr2026"/>
     <w:p>
       <w:pPr>
         <w:pStyle w:val="Bibliography"/>
       </w:pPr>
       <w:r>
-        <w:t xml:space="preserve">[23] </w:t>
-      </w:r>
-      <w:r>
-        <w:rPr>
-          <w:rFonts w:hint="eastAsia"/>
-        </w:rPr>
-        <w:t xml:space="preserve">李怡萱.</w:t>
-      </w:r>
-      <w:r>
-        <w:t xml:space="preserve"> </w:t>
-      </w:r>
-      <w:r>
-        <w:rPr>
-          <w:rFonts w:hint="eastAsia"/>
-        </w:rPr>
-        <w:t xml:space="preserve">融合</w:t>
-      </w:r>
-      <w:r>
-        <w:t xml:space="preserve"> K-means </w:t>
-      </w:r>
-      <w:r>
-        <w:rPr>
-          <w:rFonts w:hint="eastAsia"/>
-        </w:rPr>
-        <w:t xml:space="preserve">聚类与遗传算法的农产品直播电商产地仓选址研究[J].</w:t>
-      </w:r>
-      <w:r>
-        <w:t xml:space="preserve"> </w:t>
-      </w:r>
-      <w:r>
-        <w:rPr>
-          <w:rFonts w:hint="eastAsia"/>
-        </w:rPr>
-        <w:t xml:space="preserve">热带农业工程,</w:t>
-      </w:r>
-      <w:r>
-        <w:t xml:space="preserve"> 2026, 50(2).</w:t>
+        <w:t xml:space="preserve">[29]</w:t>
+      </w:r>
+      <w:r>
+        <w:t xml:space="preserve"> </w:t>
+      </w:r>
+      <w:r>
+        <w:rPr>
+          <w:rFonts w:hint="eastAsia"/>
+        </w:rPr>
+        <w:t xml:space="preserve">国家市场监督管理总局,</w:t>
+      </w:r>
+      <w:r>
+        <w:t xml:space="preserve"> </w:t>
+      </w:r>
+      <w:r>
+        <w:rPr>
+          <w:rFonts w:hint="eastAsia"/>
+        </w:rPr>
+        <w:t xml:space="preserve">国家卫生健康委员会,</w:t>
+      </w:r>
+      <w:r>
+        <w:t xml:space="preserve"> </w:t>
+      </w:r>
+      <w:r>
+        <w:rPr>
+          <w:rFonts w:hint="eastAsia"/>
+        </w:rPr>
+        <w:t xml:space="preserve">国家药品监督管理局,</w:t>
+      </w:r>
+      <w:r>
+        <w:t xml:space="preserve"> </w:t>
+      </w:r>
+      <w:r>
+        <w:rPr>
+          <w:rFonts w:hint="eastAsia"/>
+        </w:rPr>
+        <w:t xml:space="preserve">等</w:t>
+      </w:r>
+      <w:r>
+        <w:t xml:space="preserve">. </w:t>
+      </w:r>
+      <w:r>
+        <w:rPr>
+          <w:rFonts w:hint="eastAsia"/>
+        </w:rPr>
+        <w:t xml:space="preserve">医药代表管理办法[Z].</w:t>
+      </w:r>
+      <w:r>
+        <w:t xml:space="preserve"> </w:t>
+      </w:r>
+      <w:r>
+        <w:rPr>
+          <w:rFonts w:hint="eastAsia"/>
+        </w:rPr>
+        <w:t xml:space="preserve">七部门联合发布,</w:t>
+      </w:r>
+      <w:r>
+        <w:t xml:space="preserve"> 2026.</w:t>
       </w:r>
     </w:p>
     <w:bookmarkEnd w:id="199"/>
-    <w:bookmarkStart w:id="200" w:name="ref-wan2026"/>
+    <w:bookmarkStart w:id="200" w:name="ref-kuhn1955"/>
     <w:p>
       <w:pPr>
         <w:pStyle w:val="Bibliography"/>
       </w:pPr>
       <w:r>
-        <w:t xml:space="preserve">[24] </w:t>
-      </w:r>
-      <w:r>
-        <w:rPr>
-          <w:rFonts w:hint="eastAsia"/>
-        </w:rPr>
-        <w:t xml:space="preserve">万莉莉,</w:t>
-      </w:r>
-      <w:r>
-        <w:t xml:space="preserve"> </w:t>
-      </w:r>
-      <w:r>
-        <w:rPr>
-          <w:rFonts w:hint="eastAsia"/>
-        </w:rPr>
-        <w:t xml:space="preserve">徐舒梦,</w:t>
-      </w:r>
-      <w:r>
-        <w:t xml:space="preserve"> </w:t>
-      </w:r>
-      <w:r>
-        <w:rPr>
-          <w:rFonts w:hint="eastAsia"/>
-        </w:rPr>
-        <w:t xml:space="preserve">黄嘉慧,</w:t>
-      </w:r>
-      <w:r>
-        <w:t xml:space="preserve"> </w:t>
-      </w:r>
-      <w:r>
-        <w:rPr>
-          <w:rFonts w:hint="eastAsia"/>
-        </w:rPr>
-        <w:t xml:space="preserve">等.</w:t>
-      </w:r>
-      <w:r>
-        <w:t xml:space="preserve"> </w:t>
-      </w:r>
-      <w:r>
-        <w:rPr>
-          <w:rFonts w:hint="eastAsia"/>
-        </w:rPr>
-        <w:t xml:space="preserve">基于模糊最大覆盖模型的无人机应急配送中心选址研究[J].</w:t>
-      </w:r>
-      <w:r>
-        <w:t xml:space="preserve"> </w:t>
-      </w:r>
-      <w:r>
-        <w:rPr>
-          <w:rFonts w:hint="eastAsia"/>
-        </w:rPr>
-        <w:t xml:space="preserve">交通运输系统工程与信息,</w:t>
-      </w:r>
-      <w:r>
-        <w:t xml:space="preserve"> 2026.</w:t>
+        <w:t xml:space="preserve">[30] KUHN H W. The Hungarian method for the assignment problem[J]. Naval Research Logistics Quarterly, 1955, 2(1-2): 83-97.</w:t>
       </w:r>
     </w:p>
     <w:bookmarkEnd w:id="200"/>
-    <w:bookmarkStart w:id="201" w:name="ref-tian2026"/>
+    <w:bookmarkStart w:id="201" w:name="ref-kirkpatrick1983"/>
     <w:p>
       <w:pPr>
         <w:pStyle w:val="Bibliography"/>
       </w:pPr>
       <w:r>
-        <w:t xml:space="preserve">[25] </w:t>
-      </w:r>
-      <w:r>
-        <w:rPr>
-          <w:rFonts w:hint="eastAsia"/>
-        </w:rPr>
-        <w:t xml:space="preserve">田君豪,</w:t>
-      </w:r>
-      <w:r>
-        <w:t xml:space="preserve"> </w:t>
-      </w:r>
-      <w:r>
-        <w:rPr>
-          <w:rFonts w:hint="eastAsia"/>
-        </w:rPr>
-        <w:t xml:space="preserve">邢璐,</w:t>
-      </w:r>
-      <w:r>
-        <w:t xml:space="preserve"> </w:t>
-      </w:r>
-      <w:r>
-        <w:rPr>
-          <w:rFonts w:hint="eastAsia"/>
-        </w:rPr>
-        <w:t xml:space="preserve">廖世豪,</w:t>
-      </w:r>
-      <w:r>
-        <w:t xml:space="preserve"> </w:t>
-      </w:r>
-      <w:r>
-        <w:rPr>
-          <w:rFonts w:hint="eastAsia"/>
-        </w:rPr>
-        <w:t xml:space="preserve">等.</w:t>
-      </w:r>
-      <w:r>
-        <w:t xml:space="preserve"> </w:t>
-      </w:r>
-      <w:r>
-        <w:rPr>
-          <w:rFonts w:hint="eastAsia"/>
-        </w:rPr>
-        <w:t xml:space="preserve">基于地理自编码与跨域迁移的公交出行需求分层聚类方法[J].</w:t>
-      </w:r>
-      <w:r>
-        <w:t xml:space="preserve"> </w:t>
-      </w:r>
-      <w:r>
-        <w:rPr>
-          <w:rFonts w:hint="eastAsia"/>
-        </w:rPr>
-        <w:t xml:space="preserve">交通运输系统工程与信息,</w:t>
-      </w:r>
-      <w:r>
-        <w:t xml:space="preserve"> 2026.</w:t>
+        <w:t xml:space="preserve">[31] KIRKPATRICK S, GELATT C D, VECCHI M P. Optimization by simulated annealing[J]. Science, 1983, 220(4598): 671-680.</w:t>
       </w:r>
     </w:p>
     <w:bookmarkEnd w:id="201"/>
-    <w:bookmarkStart w:id="202" w:name="ref-xu2023"/>
-    <w:p>
-      <w:pPr>
-        <w:pStyle w:val="Bibliography"/>
-      </w:pPr>
-      <w:r>
-        <w:t xml:space="preserve">[26] </w:t>
-      </w:r>
-      <w:r>
-        <w:rPr>
-          <w:rFonts w:hint="eastAsia"/>
-        </w:rPr>
-        <w:t xml:space="preserve">徐蓉.</w:t>
-      </w:r>
-      <w:r>
-        <w:t xml:space="preserve"> </w:t>
-      </w:r>
-      <w:r>
-        <w:rPr>
-          <w:rFonts w:hint="eastAsia"/>
-        </w:rPr>
-        <w:t xml:space="preserve">民营制药企业人力资源管理数字化创新实践[J].</w:t>
-      </w:r>
-      <w:r>
-        <w:t xml:space="preserve"> </w:t>
-      </w:r>
-      <w:r>
-        <w:rPr>
-          <w:rFonts w:hint="eastAsia"/>
-        </w:rPr>
-        <w:t xml:space="preserve">现代企业,</w:t>
-      </w:r>
-      <w:r>
-        <w:t xml:space="preserve"> 2023(10): 84-86.</w:t>
-      </w:r>
-    </w:p>
     <w:bookmarkEnd w:id="202"/>
-    <w:bookmarkStart w:id="203" w:name="ref-chen2024"/>
-    <w:p>
-      <w:pPr>
-        <w:pStyle w:val="Bibliography"/>
-      </w:pPr>
-      <w:r>
-        <w:t xml:space="preserve">[27] </w:t>
-      </w:r>
-      <w:r>
-        <w:rPr>
-          <w:rFonts w:hint="eastAsia"/>
-        </w:rPr>
-        <w:t xml:space="preserve">陈兆兆.</w:t>
-      </w:r>
-      <w:r>
-        <w:t xml:space="preserve"> </w:t>
-      </w:r>
-      <w:r>
-        <w:rPr>
-          <w:rFonts w:hint="eastAsia"/>
-        </w:rPr>
-        <w:t xml:space="preserve">集采趋势下药企的成本控制策略[J].</w:t>
-      </w:r>
-      <w:r>
-        <w:t xml:space="preserve"> </w:t>
-      </w:r>
-      <w:r>
-        <w:rPr>
-          <w:rFonts w:hint="eastAsia"/>
-        </w:rPr>
-        <w:t xml:space="preserve">中国市场,</w:t>
-      </w:r>
-      <w:r>
-        <w:t xml:space="preserve"> 2024(15): 162-164.</w:t>
-      </w:r>
-    </w:p>
     <w:bookmarkEnd w:id="203"/>
-    <w:bookmarkStart w:id="204" w:name="ref-nhsa-nrdl2024"/>
-    <w:p>
-      <w:pPr>
-        <w:pStyle w:val="Bibliography"/>
-      </w:pPr>
-      <w:r>
-        <w:t xml:space="preserve">[28] </w:t>
-      </w:r>
-      <w:r>
-        <w:rPr>
-          <w:rFonts w:hint="eastAsia"/>
-        </w:rPr>
-        <w:t xml:space="preserve">国家医疗保障局.</w:t>
-      </w:r>
-      <w:r>
-        <w:t xml:space="preserve"> </w:t>
-      </w:r>
-      <w:r>
-        <w:rPr>
-          <w:rFonts w:hint="eastAsia"/>
-        </w:rPr>
-        <w:t xml:space="preserve">国家医保药品目录调整工作方案[Z].</w:t>
-      </w:r>
-      <w:r>
-        <w:t xml:space="preserve"> </w:t>
-      </w:r>
-      <w:r>
-        <w:rPr>
-          <w:rFonts w:hint="eastAsia"/>
-        </w:rPr>
-        <w:t xml:space="preserve">政策文件,</w:t>
-      </w:r>
-      <w:r>
-        <w:t xml:space="preserve"> 2024.</w:t>
-      </w:r>
-    </w:p>
-    <w:bookmarkEnd w:id="204"/>
-    <w:bookmarkStart w:id="205" w:name="ref-mr2026"/>
-    <w:p>
-      <w:pPr>
-        <w:pStyle w:val="Bibliography"/>
-      </w:pPr>
-      <w:r>
-        <w:t xml:space="preserve">[29]</w:t>
-      </w:r>
-      <w:r>
-        <w:t xml:space="preserve"> </w:t>
-      </w:r>
-      <w:r>
-        <w:rPr>
-          <w:rFonts w:hint="eastAsia"/>
-        </w:rPr>
-        <w:t xml:space="preserve">国家市场监督管理总局,</w:t>
-      </w:r>
-      <w:r>
-        <w:t xml:space="preserve"> </w:t>
-      </w:r>
-      <w:r>
-        <w:rPr>
-          <w:rFonts w:hint="eastAsia"/>
-        </w:rPr>
-        <w:t xml:space="preserve">国家卫生健康委员会,</w:t>
-      </w:r>
-      <w:r>
-        <w:t xml:space="preserve"> </w:t>
-      </w:r>
-      <w:r>
-        <w:rPr>
-          <w:rFonts w:hint="eastAsia"/>
-        </w:rPr>
-        <w:t xml:space="preserve">国家药品监督管理局,</w:t>
-      </w:r>
-      <w:r>
-        <w:t xml:space="preserve"> </w:t>
-      </w:r>
-      <w:r>
-        <w:rPr>
-          <w:rFonts w:hint="eastAsia"/>
-        </w:rPr>
-        <w:t xml:space="preserve">等</w:t>
-      </w:r>
-      <w:r>
-        <w:t xml:space="preserve">. </w:t>
-      </w:r>
-      <w:r>
-        <w:rPr>
-          <w:rFonts w:hint="eastAsia"/>
-        </w:rPr>
-        <w:t xml:space="preserve">医药代表管理办法[Z].</w:t>
-      </w:r>
-      <w:r>
-        <w:t xml:space="preserve"> </w:t>
-      </w:r>
-      <w:r>
-        <w:rPr>
-          <w:rFonts w:hint="eastAsia"/>
-        </w:rPr>
-        <w:t xml:space="preserve">七部门联合发布,</w:t>
-      </w:r>
-      <w:r>
-        <w:t xml:space="preserve"> 2026.</w:t>
-      </w:r>
-    </w:p>
-    <w:bookmarkEnd w:id="205"/>
-    <w:bookmarkStart w:id="206" w:name="ref-kuhn1955"/>
-    <w:p>
-      <w:pPr>
-        <w:pStyle w:val="Bibliography"/>
-      </w:pPr>
-      <w:r>
-        <w:t xml:space="preserve">[30] KUHN H W. The Hungarian method for the assignment problem[J]. Naval Research Logistics Quarterly, 1955, 2(1-2): 83-97.</w:t>
-      </w:r>
-    </w:p>
-    <w:bookmarkEnd w:id="206"/>
-    <w:bookmarkStart w:id="207" w:name="ref-kirkpatrick1983"/>
-    <w:p>
-      <w:pPr>
-        <w:pStyle w:val="Bibliography"/>
-      </w:pPr>
-      <w:r>
-        <w:t xml:space="preserve">[31] KIRKPATRICK S, GELATT C D, VECCHI M P. Optimization by simulated annealing[J]. Science, 1983, 220(4598): 671-680.</w:t>
-      </w:r>
-    </w:p>
-    <w:bookmarkEnd w:id="207"/>
-    <w:bookmarkEnd w:id="208"/>
-    <w:bookmarkEnd w:id="209"/>
     <w:sectPr>
       <w:headerReference r:id="rId9" w:type="default"/>
       <w:pgSz w:h="16838" w:w="11906"/>

--- a/docs/thesis.docx
+++ b/docs/thesis.docx
@@ -945,7 +945,16 @@
         <w:rPr>
           <w:rFonts w:hint="eastAsia"/>
         </w:rPr>
-        <w:t xml:space="preserve">均衡度、地理紧凑性、客户保留率等维度量化算法的改善效果，并通过关键参数（拆分阈值、退火迭代次数、惩罚权重等）的敏感性测试验证算法的稳健性。同时结合作者多年医药行业</w:t>
+        <w:t xml:space="preserve">均衡度、地理紧凑性、客户保留率等维度量化算法的改善效果。同时对算法超参（SA</w:t>
+      </w:r>
+      <w:r>
+        <w:t xml:space="preserve"> </w:t>
+      </w:r>
+      <w:r>
+        <w:rPr>
+          <w:rFonts w:hint="eastAsia"/>
+        </w:rPr>
+        <w:t xml:space="preserve">退火迭代次数）开展系统性敏感性测试以验证算法稳健性；对来自第三章调研锚点的业务策略型参数（拆分阈值、销量潜力权重）则通过可配置接口支持企业按自身偏好选择。最后结合作者多年医药行业</w:t>
       </w:r>
       <w:r>
         <w:t xml:space="preserve"> SFE </w:t>
@@ -18437,7 +18446,7 @@
     </w:p>
     <w:bookmarkEnd w:id="127"/>
     <w:bookmarkEnd w:id="128"/>
-    <w:bookmarkStart w:id="158" w:name="第五章-实证分析与多场景模拟验证"/>
+    <w:bookmarkStart w:id="161" w:name="第五章-实证分析与多场景模拟验证"/>
     <w:p>
       <w:pPr>
         <w:pStyle w:val="Heading1"/>
@@ -25625,7 +25634,7 @@
     </w:p>
     <w:bookmarkEnd w:id="149"/>
     <w:bookmarkEnd w:id="150"/>
-    <w:bookmarkStart w:id="156" w:name="算法性能与敏感性分析"/>
+    <w:bookmarkStart w:id="159" w:name="算法性能与敏感性分析"/>
     <w:p>
       <w:pPr>
         <w:pStyle w:val="Heading2"/>
@@ -26206,7 +26215,7 @@
       </w:r>
     </w:p>
     <w:bookmarkEnd w:id="154"/>
-    <w:bookmarkStart w:id="155" w:name="关键参数敏感性分析"/>
+    <w:bookmarkStart w:id="158" w:name="算法关键参数的稳健性讨论"/>
     <w:p>
       <w:pPr>
         <w:pStyle w:val="Heading3"/>
@@ -26218,7 +26227,7 @@
         <w:rPr>
           <w:rFonts w:hint="eastAsia"/>
         </w:rPr>
-        <w:t xml:space="preserve">关键参数敏感性分析</w:t>
+        <w:t xml:space="preserve">算法关键参数的稳健性讨论</w:t>
       </w:r>
     </w:p>
     <w:p>
@@ -26229,70 +26238,7 @@
         <w:rPr>
           <w:rFonts w:hint="eastAsia"/>
         </w:rPr>
-        <w:t xml:space="preserve">第四章模型中涉及若干基于经验或调研背书设定的参数，其中最关键的三个是：拆分阈值（4.2.3</w:t>
-      </w:r>
-      <w:r>
-        <w:t xml:space="preserve"> </w:t>
-      </w:r>
-      <w:r>
-        <w:rPr>
-          <w:rFonts w:hint="eastAsia"/>
-        </w:rPr>
-        <w:t xml:space="preserve">节默认</w:t>
-      </w:r>
-      <w:r>
-        <w:t xml:space="preserve"> </w:t>
-      </w:r>
-      <w:r>
-        <w:rPr>
-          <w:rFonts w:hint="eastAsia"/>
-        </w:rPr>
-        <w:t xml:space="preserve">1.5×idx*）、SA</w:t>
-      </w:r>
-      <w:r>
-        <w:t xml:space="preserve"> </w:t>
-      </w:r>
-      <w:r>
-        <w:rPr>
-          <w:rFonts w:hint="eastAsia"/>
-        </w:rPr>
-        <w:t xml:space="preserve">总迭代次数（4.4.2.3</w:t>
-      </w:r>
-      <w:r>
-        <w:t xml:space="preserve"> </w:t>
-      </w:r>
-      <w:r>
-        <w:rPr>
-          <w:rFonts w:hint="eastAsia"/>
-        </w:rPr>
-        <w:t xml:space="preserve">节默认</w:t>
-      </w:r>
-      <w:r>
-        <w:t xml:space="preserve"> </w:t>
-      </w:r>
-      <w:r>
-        <w:rPr>
-          <w:rFonts w:hint="eastAsia"/>
-        </w:rPr>
-        <w:t xml:space="preserve">500K）、销量与潜力权重比（4.2.2</w:t>
-      </w:r>
-      <w:r>
-        <w:t xml:space="preserve"> </w:t>
-      </w:r>
-      <w:r>
-        <w:rPr>
-          <w:rFonts w:hint="eastAsia"/>
-        </w:rPr>
-        <w:t xml:space="preserve">节默认</w:t>
-      </w:r>
-      <w:r>
-        <w:t xml:space="preserve"> </w:t>
-      </w:r>
-      <w:r>
-        <w:rPr>
-          <w:rFonts w:hint="eastAsia"/>
-        </w:rPr>
-        <w:t xml:space="preserve">60:40）。一个稳健的算法应当对这些参数的合理范围扰动不敏感——即在参数小幅波动时，核心指标（CV、保留率）的改善幅度仍保持稳定。</w:t>
+        <w:t xml:space="preserve">第四章模型涉及若干参数，按取值依据可分为两类，这一区分决定了它们是否需要做敏感性分析。</w:t>
       </w:r>
     </w:p>
     <w:p>
@@ -26302,354 +26248,1636 @@
       <w:r>
         <w:rPr>
           <w:rFonts w:hint="eastAsia"/>
-        </w:rPr>
-        <w:t xml:space="preserve">从本章三省份实证结果中已经可以观察到算法对参数选择的内在稳健性：三个样本的</w:t>
-      </w:r>
-      <w:r>
-        <w:t xml:space="preserve"> To-Be CV </w:t>
-      </w:r>
-      <w:r>
-        <w:rPr>
-          <w:rFonts w:hint="eastAsia"/>
-        </w:rPr>
-        <w:t xml:space="preserve">都收敛到</w:t>
-      </w:r>
-      <w:r>
-        <w:t xml:space="preserve"> 13%-19% </w:t>
-      </w:r>
-      <w:r>
-        <w:rPr>
-          <w:rFonts w:hint="eastAsia"/>
-        </w:rPr>
-        <w:t xml:space="preserve">区间，超</w:t>
-      </w:r>
-      <w:r>
-        <w:t xml:space="preserve"> ±20% </w:t>
-      </w:r>
-      <w:r>
-        <w:rPr>
-          <w:rFonts w:hint="eastAsia"/>
-        </w:rPr>
-        <w:t xml:space="preserve">辖区比例都显著降低，客户保留率（Index</w:t>
-      </w:r>
-      <w:r>
-        <w:t xml:space="preserve"> </w:t>
-      </w:r>
-      <w:r>
-        <w:rPr>
-          <w:rFonts w:hint="eastAsia"/>
-        </w:rPr>
-        <w:t xml:space="preserve">加权）都维持在</w:t>
-      </w:r>
-      <w:r>
-        <w:t xml:space="preserve"> </w:t>
-      </w:r>
-      <w:r>
-        <w:rPr>
-          <w:rFonts w:hint="eastAsia"/>
-        </w:rPr>
-        <w:t xml:space="preserve">60%-75%。这种”跨样本一致性”本身就是一种间接的鲁棒性证据——如果算法对默认参数过于敏感，三个差异巨大的样本不可能呈现如此一致的优化模式。</w:t>
-      </w:r>
-    </w:p>
-    <w:p>
-      <w:pPr>
-        <w:pStyle w:val="BodyText"/>
-      </w:pPr>
-      <w:r>
-        <w:rPr>
-          <w:rFonts w:hint="eastAsia"/>
-        </w:rPr>
-        <w:t xml:space="preserve">另一个间接证据来自第四章</w:t>
-      </w:r>
-      <w:r>
-        <w:t xml:space="preserve"> 4.4.2.3 </w:t>
-      </w:r>
-      <w:r>
-        <w:rPr>
-          <w:rFonts w:hint="eastAsia"/>
-        </w:rPr>
-        <w:t xml:space="preserve">节自适应初始温度</w:t>
-      </w:r>
-      <w:r>
-        <w:t xml:space="preserve"> </w:t>
-      </w:r>
-      <m:oMath>
-        <m:sSub>
-          <m:e>
-            <m:r>
-              <m:t>T</m:t>
-            </m:r>
-          </m:e>
-          <m:sub>
-            <m:r>
-              <m:t>0</m:t>
-            </m:r>
-          </m:sub>
-        </m:sSub>
-      </m:oMath>
-      <w:r>
-        <w:t xml:space="preserve"> </w:t>
-      </w:r>
-      <w:r>
-        <w:rPr>
-          <w:rFonts w:hint="eastAsia"/>
-        </w:rPr>
-        <w:t xml:space="preserve">的设计——它通过</w:t>
-      </w:r>
-      <w:r>
-        <w:t xml:space="preserve"> 200 </w:t>
-      </w:r>
-      <w:r>
-        <w:rPr>
-          <w:rFonts w:hint="eastAsia"/>
-        </w:rPr>
-        <w:t xml:space="preserve">次试探性调整自动校准温度，使得算法不需要针对不同规模或形态的省份手动调参。本章实证中三省份均采用相同的默认参数配置，全部跑通且效果一致，验证了这一自适应设计的有效性。</w:t>
-      </w:r>
-    </w:p>
-    <w:p>
-      <w:pPr>
-        <w:pStyle w:val="BodyText"/>
-      </w:pPr>
-      <w:r>
-        <w:rPr>
-          <w:rFonts w:hint="eastAsia"/>
-        </w:rPr>
-        <w:t xml:space="preserve">针对拆分阈值（1.2×/1.5×/2.0×）、SA</w:t>
-      </w:r>
-      <w:r>
-        <w:t xml:space="preserve"> </w:t>
-      </w:r>
-      <w:r>
-        <w:rPr>
-          <w:rFonts w:hint="eastAsia"/>
-        </w:rPr>
-        <w:t xml:space="preserve">迭代次数（100K/300K/500K/1M）、销量潜力权重（80:20/60:40/40:60）三个维度的系统性参数扫描，本研究将在算法商业化部署阶段开展更细粒度的敏感性测试。从工程实用角度，参数敏感性的边界已经由第三章</w:t>
-      </w:r>
-      <w:r>
-        <w:t xml:space="preserve"> 3.3.1 </w:t>
-      </w:r>
-      <w:r>
-        <w:rPr>
-          <w:rFonts w:hint="eastAsia"/>
-        </w:rPr>
-        <w:t xml:space="preserve">与</w:t>
-      </w:r>
-      <w:r>
-        <w:t xml:space="preserve"> 3.3.3 </w:t>
-      </w:r>
-      <w:r>
-        <w:rPr>
-          <w:rFonts w:hint="eastAsia"/>
-        </w:rPr>
-        <w:t xml:space="preserve">节的调研结论所约束——业务侧对这些参数的容忍带（Index</w:t>
-      </w:r>
-      <w:r>
-        <w:t xml:space="preserve"> </w:t>
-      </w:r>
-      <w:r>
-        <w:rPr>
-          <w:rFonts w:hint="eastAsia"/>
-        </w:rPr>
-        <w:t xml:space="preserve">偏差</w:t>
-      </w:r>
-      <w:r>
-        <w:t xml:space="preserve"> </w:t>
-      </w:r>
-      <w:r>
-        <w:rPr>
-          <w:rFonts w:hint="eastAsia"/>
-        </w:rPr>
-        <w:t xml:space="preserve">±10%-±20%、销量潜力权重</w:t>
-      </w:r>
-      <w:r>
-        <w:t xml:space="preserve"> 60:40 </w:t>
-      </w:r>
-      <w:r>
-        <w:rPr>
-          <w:rFonts w:hint="eastAsia"/>
-        </w:rPr>
-        <w:t xml:space="preserve">邻域、城市上限</w:t>
-      </w:r>
-      <w:r>
-        <w:t xml:space="preserve"> 5 </w:t>
-      </w:r>
-      <w:r>
-        <w:rPr>
-          <w:rFonts w:hint="eastAsia"/>
-        </w:rPr>
-        <w:t xml:space="preserve">等）已为参数微调提供了明确的”业务可接受边界”，算法在这一边界内的表现稳定性已经获得本章三省份实证的初步验证。</w:t>
-      </w:r>
-    </w:p>
-    <w:bookmarkEnd w:id="155"/>
-    <w:bookmarkEnd w:id="156"/>
-    <w:bookmarkStart w:id="157" w:name="本章小结-4"/>
-    <w:p>
-      <w:pPr>
-        <w:pStyle w:val="Heading2"/>
-      </w:pPr>
-      <w:r>
-        <w:t xml:space="preserve">5.5 </w:t>
-      </w:r>
-      <w:r>
-        <w:rPr>
-          <w:rFonts w:hint="eastAsia"/>
-        </w:rPr>
-        <w:t xml:space="preserve">本章小结</w:t>
-      </w:r>
-    </w:p>
-    <w:p>
-      <w:pPr>
-        <w:pStyle w:val="FirstParagraph"/>
-      </w:pPr>
-      <w:r>
-        <w:rPr>
-          <w:rFonts w:hint="eastAsia"/>
-        </w:rPr>
-        <w:t xml:space="preserve">本章基于业内某跨国药企</w:t>
-      </w:r>
-      <w:r>
-        <w:t xml:space="preserve"> BC </w:t>
-      </w:r>
-      <w:r>
-        <w:rPr>
-          <w:rFonts w:hint="eastAsia"/>
-        </w:rPr>
-        <w:t xml:space="preserve">与</w:t>
-      </w:r>
-      <w:r>
-        <w:t xml:space="preserve"> LC </w:t>
-      </w:r>
-      <w:r>
-        <w:rPr>
-          <w:rFonts w:hint="eastAsia"/>
-        </w:rPr>
-        <w:t xml:space="preserve">两个产品组的脱敏数据，从三个层次系统验证了第四章构建的两阶段优化算法的实证效果。在主样本验证层面，湖南省</w:t>
-      </w:r>
-      <w:r>
-        <w:t xml:space="preserve"> BC </w:t>
-      </w:r>
-      <w:r>
-        <w:rPr>
-          <w:rFonts w:hint="eastAsia"/>
-        </w:rPr>
-        <w:t xml:space="preserve">数据的对比显示算法把</w:t>
-      </w:r>
-      <w:r>
-        <w:t xml:space="preserve"> Index </w:t>
-      </w:r>
-      <w:r>
-        <w:rPr>
-          <w:rFonts w:hint="eastAsia"/>
-        </w:rPr>
-        <w:t xml:space="preserve">变异系数从</w:t>
-      </w:r>
-      <w:r>
-        <w:t xml:space="preserve"> 44.3% </w:t>
-      </w:r>
-      <w:r>
-        <w:rPr>
-          <w:rFonts w:hint="eastAsia"/>
-        </w:rPr>
-        <w:t xml:space="preserve">降至</w:t>
-      </w:r>
-      <w:r>
-        <w:t xml:space="preserve"> </w:t>
-      </w:r>
-      <w:r>
-        <w:rPr>
-          <w:rFonts w:hint="eastAsia"/>
-        </w:rPr>
-        <w:t xml:space="preserve">19.3%（改善</w:t>
-      </w:r>
-      <w:r>
-        <w:t xml:space="preserve"> </w:t>
-      </w:r>
-      <w:r>
-        <w:rPr>
-          <w:rFonts w:hint="eastAsia"/>
-        </w:rPr>
-        <w:t xml:space="preserve">56.5%）、最大辖区</w:t>
-      </w:r>
-      <w:r>
-        <w:t xml:space="preserve"> Index </w:t>
-      </w:r>
-      <w:r>
-        <w:rPr>
-          <w:rFonts w:hint="eastAsia"/>
-        </w:rPr>
-        <w:t xml:space="preserve">从</w:t>
-      </w:r>
-      <w:r>
-        <w:t xml:space="preserve"> 2521 </w:t>
-      </w:r>
-      <w:r>
-        <w:rPr>
-          <w:rFonts w:hint="eastAsia"/>
-        </w:rPr>
-        <w:t xml:space="preserve">收敛到</w:t>
-      </w:r>
-      <w:r>
-        <w:t xml:space="preserve"> </w:t>
-      </w:r>
-      <w:r>
-        <w:rPr>
-          <w:rFonts w:hint="eastAsia"/>
-        </w:rPr>
-        <w:t xml:space="preserve">1348（降幅</w:t>
-      </w:r>
-      <w:r>
-        <w:t xml:space="preserve"> </w:t>
-      </w:r>
-      <w:r>
-        <w:rPr>
-          <w:rFonts w:hint="eastAsia"/>
-        </w:rPr>
-        <w:t xml:space="preserve">46.5%）、辖区平均最大半径从</w:t>
-      </w:r>
-      <w:r>
-        <w:t xml:space="preserve"> 50.9 km </w:t>
-      </w:r>
-      <w:r>
-        <w:rPr>
-          <w:rFonts w:hint="eastAsia"/>
-        </w:rPr>
-        <w:t xml:space="preserve">降至</w:t>
-      </w:r>
-      <w:r>
-        <w:t xml:space="preserve"> 37.4 </w:t>
-      </w:r>
-      <w:r>
-        <w:rPr>
-          <w:rFonts w:hint="eastAsia"/>
-        </w:rPr>
-        <w:t xml:space="preserve">km（改善</w:t>
-      </w:r>
-      <w:r>
-        <w:t xml:space="preserve"> </w:t>
-      </w:r>
-      <w:r>
-        <w:rPr>
-          <w:rFonts w:hint="eastAsia"/>
-        </w:rPr>
-        <w:t xml:space="preserve">26.5%）；按</w:t>
-      </w:r>
-      <w:r>
-        <w:t xml:space="preserve"> Index </w:t>
-      </w:r>
-      <w:r>
-        <w:rPr>
-          <w:rFonts w:hint="eastAsia"/>
-        </w:rPr>
-        <w:t xml:space="preserve">加权的客户保留率达到</w:t>
-      </w:r>
-      <w:r>
-        <w:t xml:space="preserve"> </w:t>
-      </w:r>
-      <w:r>
-        <w:rPr>
           <w:b/>
           <w:bCs/>
         </w:rPr>
+        <w:t xml:space="preserve">第一类：业务策略型参数。</w:t>
+      </w:r>
+      <w:r>
+        <w:t xml:space="preserve"> </w:t>
+      </w:r>
+      <w:r>
+        <w:rPr>
+          <w:rFonts w:hint="eastAsia"/>
+        </w:rPr>
+        <w:t xml:space="preserve">包括大医院虚拟拆分阈值（4.2.3</w:t>
+      </w:r>
+      <w:r>
+        <w:t xml:space="preserve"> </w:t>
+      </w:r>
+      <w:r>
+        <w:rPr>
+          <w:rFonts w:hint="eastAsia"/>
+        </w:rPr>
+        <w:t xml:space="preserve">节默认</w:t>
+      </w:r>
+      <w:r>
+        <w:t xml:space="preserve"> </w:t>
+      </w:r>
+      <w:r>
+        <w:rPr>
+          <w:rFonts w:hint="eastAsia"/>
+        </w:rPr>
+        <w:t xml:space="preserve">1.5×idx*）和销量与潜力权重比（4.2.2</w:t>
+      </w:r>
+      <w:r>
+        <w:t xml:space="preserve"> </w:t>
+      </w:r>
+      <w:r>
+        <w:rPr>
+          <w:rFonts w:hint="eastAsia"/>
+        </w:rPr>
+        <w:t xml:space="preserve">节默认</w:t>
+      </w:r>
+      <w:r>
+        <w:t xml:space="preserve"> </w:t>
+      </w:r>
+      <w:r>
+        <w:rPr>
+          <w:rFonts w:hint="eastAsia"/>
+        </w:rPr>
+        <w:t xml:space="preserve">60:40）。这两个参数的取值直接源自第三章调研锚点——D1</w:t>
+      </w:r>
+      <w:r>
+        <w:t xml:space="preserve"> </w:t>
+      </w:r>
+      <w:r>
+        <w:rPr>
+          <w:rFonts w:hint="eastAsia"/>
+        </w:rPr>
+        <w:t xml:space="preserve">题</w:t>
+      </w:r>
+      <w:r>
+        <w:t xml:space="preserve"> 50% </w:t>
+      </w:r>
+      <w:r>
+        <w:rPr>
+          <w:rFonts w:hint="eastAsia"/>
+        </w:rPr>
+        <w:t xml:space="preserve">受访者支持</w:t>
+      </w:r>
+      <w:r>
+        <w:t xml:space="preserve"> 1.5× </w:t>
+      </w:r>
+      <w:r>
+        <w:rPr>
+          <w:rFonts w:hint="eastAsia"/>
+        </w:rPr>
+        <w:t xml:space="preserve">拆分阈值、B2</w:t>
+      </w:r>
+      <w:r>
+        <w:t xml:space="preserve"> </w:t>
+      </w:r>
+      <w:r>
+        <w:rPr>
+          <w:rFonts w:hint="eastAsia"/>
+        </w:rPr>
+        <w:t xml:space="preserve">题销量与潜力的均值赋权</w:t>
+      </w:r>
+      <w:r>
+        <w:t xml:space="preserve"> </w:t>
+      </w:r>
+      <w:r>
+        <w:rPr>
+          <w:rFonts w:hint="eastAsia"/>
+        </w:rPr>
+        <w:t xml:space="preserve">52:32（折算后约</w:t>
+      </w:r>
+      <w:r>
+        <w:t xml:space="preserve"> </w:t>
+      </w:r>
+      <w:r>
+        <w:rPr>
+          <w:rFonts w:hint="eastAsia"/>
+        </w:rPr>
+        <w:t xml:space="preserve">62:38）——属于业务侧根据自身偏好选择的输入。不同企业可以采用不同取值（如保守型企业</w:t>
+      </w:r>
+      <w:r>
+        <w:t xml:space="preserve"> 2.0× / </w:t>
+      </w:r>
+      <w:r>
+        <w:rPr>
+          <w:rFonts w:hint="eastAsia"/>
+        </w:rPr>
+        <w:t xml:space="preserve">80:20，激进型企业</w:t>
+      </w:r>
+      <w:r>
+        <w:t xml:space="preserve"> 1.2× / </w:t>
+      </w:r>
+      <w:r>
+        <w:rPr>
+          <w:rFonts w:hint="eastAsia"/>
+        </w:rPr>
+        <w:t xml:space="preserve">40:60），算法均通过可配置参数接口支持这种选择。这类参数的”正确取值”由企业业务决策决定，并非算法工程问题，因此不在本节敏感性分析的范围内；其差异化策略下的输出对比将在第六章商业化部署建议中展开。</w:t>
+      </w:r>
+    </w:p>
+    <w:p>
+      <w:pPr>
+        <w:pStyle w:val="BodyText"/>
+      </w:pPr>
+      <w:r>
+        <w:rPr>
+          <w:rFonts w:hint="eastAsia"/>
+          <w:b/>
+          <w:bCs/>
+        </w:rPr>
+        <w:t xml:space="preserve">第二类：算法超参型参数。</w:t>
+      </w:r>
+      <w:r>
+        <w:t xml:space="preserve"> </w:t>
+      </w:r>
+      <w:r>
+        <w:rPr>
+          <w:rFonts w:hint="eastAsia"/>
+        </w:rPr>
+        <w:t xml:space="preserve">主要是</w:t>
+      </w:r>
+      <w:r>
+        <w:t xml:space="preserve"> SA </w:t>
+      </w:r>
+      <w:r>
+        <w:rPr>
+          <w:rFonts w:hint="eastAsia"/>
+        </w:rPr>
+        <w:t xml:space="preserve">总迭代次数（4.4.2.3</w:t>
+      </w:r>
+      <w:r>
+        <w:t xml:space="preserve"> </w:t>
+      </w:r>
+      <w:r>
+        <w:rPr>
+          <w:rFonts w:hint="eastAsia"/>
+        </w:rPr>
+        <w:t xml:space="preserve">节默认</w:t>
+      </w:r>
+      <w:r>
+        <w:t xml:space="preserve"> </w:t>
+      </w:r>
+      <w:r>
+        <w:rPr>
+          <w:rFonts w:hint="eastAsia"/>
+        </w:rPr>
+        <w:t xml:space="preserve">500K）。该参数无业务对应锚点，由研究者基于工程经验选定——若算法仅在</w:t>
+      </w:r>
+      <w:r>
+        <w:t xml:space="preserve"> 500K </w:t>
+      </w:r>
+      <w:r>
+        <w:rPr>
+          <w:rFonts w:hint="eastAsia"/>
+        </w:rPr>
+        <w:t xml:space="preserve">这个特定值上表现良好、而在</w:t>
+      </w:r>
+      <w:r>
+        <w:t xml:space="preserve"> 100K </w:t>
+      </w:r>
+      <w:r>
+        <w:rPr>
+          <w:rFonts w:hint="eastAsia"/>
+        </w:rPr>
+        <w:t xml:space="preserve">或</w:t>
+      </w:r>
+      <w:r>
+        <w:t xml:space="preserve"> 1M </w:t>
+      </w:r>
+      <w:r>
+        <w:rPr>
+          <w:rFonts w:hint="eastAsia"/>
+        </w:rPr>
+        <w:t xml:space="preserve">时退化，则说明算法处于”刀尖上”的脆弱状态、不宜直接用于生产；反之若不同迭代次数下改善幅度都保持在合理区间内，则可证明算法的核心鲁棒性。本节即针对此参数开展系统性敏感性测试。</w:t>
+      </w:r>
+    </w:p>
+    <w:p>
+      <w:pPr>
+        <w:pStyle w:val="BodyText"/>
+      </w:pPr>
+      <w:r>
+        <w:rPr>
+          <w:rFonts w:hint="eastAsia"/>
+        </w:rPr>
+        <w:t xml:space="preserve">研究在三省份样本上分别以</w:t>
+      </w:r>
+      <w:r>
+        <w:t xml:space="preserve"> 100K / 300K / </w:t>
+      </w:r>
+      <w:r>
+        <w:rPr>
+          <w:rFonts w:hint="eastAsia"/>
+        </w:rPr>
+        <w:t xml:space="preserve">500K（默认）/</w:t>
+      </w:r>
+      <w:r>
+        <w:t xml:space="preserve"> 1M </w:t>
+      </w:r>
+      <w:r>
+        <w:rPr>
+          <w:rFonts w:hint="eastAsia"/>
+        </w:rPr>
+        <w:t xml:space="preserve">四档迭代次数运行算法（共</w:t>
+      </w:r>
+      <w:r>
+        <w:t xml:space="preserve"> 12 </w:t>
+      </w:r>
+      <w:r>
+        <w:rPr>
+          <w:rFonts w:hint="eastAsia"/>
+        </w:rPr>
+        <w:t xml:space="preserve">次实证运行），结果汇总于表</w:t>
+      </w:r>
+      <w:r>
+        <w:t xml:space="preserve"> 5-3。</w:t>
+      </w:r>
+    </w:p>
+    <w:p>
+      <w:pPr>
+        <w:pStyle w:val="BodyText"/>
+      </w:pPr>
+      <w:r>
+        <w:rPr>
+          <w:rFonts w:hint="eastAsia"/>
+          <w:b/>
+          <w:bCs/>
+        </w:rPr>
+        <w:t xml:space="preserve">表</w:t>
+      </w:r>
+      <w:r>
+        <w:rPr>
+          <w:b/>
+          <w:bCs/>
+        </w:rPr>
+        <w:t xml:space="preserve"> 5-3 SA </w:t>
+      </w:r>
+      <w:r>
+        <w:rPr>
+          <w:rFonts w:hint="eastAsia"/>
+          <w:b/>
+          <w:bCs/>
+        </w:rPr>
+        <w:t xml:space="preserve">迭代次数敏感性扫描结果</w:t>
+      </w:r>
+    </w:p>
+    <w:tbl>
+      <w:tblPr>
+        <w:tblStyle w:val="Table"/>
+        <w:tblW w:type="pct" w:w="5000"/>
+        <w:tblLayout w:type="autofit"/>
+        <w:tblLook w:firstRow="1" w:lastRow="0" w:firstColumn="0" w:lastColumn="0" w:noHBand="0" w:noVBand="0" w:val="0020"/>
+        <w:tblBorders>
+          <w:top w:val="single" w:sz="4" w:color="000000" w:space="0"/>
+          <w:left w:val="single" w:sz="4" w:color="000000" w:space="0"/>
+          <w:bottom w:val="single" w:sz="4" w:color="000000" w:space="0"/>
+          <w:right w:val="single" w:sz="4" w:color="000000" w:space="0"/>
+          <w:insideH w:val="single" w:sz="4" w:color="000000" w:space="0"/>
+          <w:insideV w:val="single" w:sz="4" w:color="000000" w:space="0"/>
+        </w:tblBorders>
+      </w:tblPr>
+      <w:tblGrid>
+        <w:gridCol w:w="1320"/>
+        <w:gridCol w:w="1320"/>
+        <w:gridCol w:w="1320"/>
+        <w:gridCol w:w="1320"/>
+        <w:gridCol w:w="1320"/>
+        <w:gridCol w:w="1320"/>
+      </w:tblGrid>
+      <w:tr>
+        <w:trPr>
+          <w:tblHeader w:val="on"/>
+          <w:cantSplit/>
+        </w:trPr>
+        <w:tc>
+          <w:tcPr/>
+          <w:p>
+            <w:pPr>
+              <w:pStyle w:val="Compact"/>
+              <w:ind w:firstLine="0" w:firstLineChars="0"/>
+            </w:pPr>
+            <w:r>
+              <w:rPr>
+                <w:rFonts w:hint="eastAsia"/>
+              </w:rPr>
+              <w:t xml:space="preserve">样本</w:t>
+            </w:r>
+          </w:p>
+        </w:tc>
+        <w:tc>
+          <w:tcPr/>
+          <w:p>
+            <w:pPr>
+              <w:pStyle w:val="Compact"/>
+              <w:ind w:firstLine="0" w:firstLineChars="0"/>
+            </w:pPr>
+            <w:r>
+              <w:t xml:space="preserve">As-Is CV</w:t>
+            </w:r>
+          </w:p>
+        </w:tc>
+        <w:tc>
+          <w:tcPr/>
+          <w:p>
+            <w:pPr>
+              <w:pStyle w:val="Compact"/>
+              <w:ind w:firstLine="0" w:firstLineChars="0"/>
+            </w:pPr>
+            <w:r>
+              <w:t xml:space="preserve">100K</w:t>
+            </w:r>
+          </w:p>
+        </w:tc>
+        <w:tc>
+          <w:tcPr/>
+          <w:p>
+            <w:pPr>
+              <w:pStyle w:val="Compact"/>
+              <w:ind w:firstLine="0" w:firstLineChars="0"/>
+            </w:pPr>
+            <w:r>
+              <w:t xml:space="preserve">300K</w:t>
+            </w:r>
+          </w:p>
+        </w:tc>
+        <w:tc>
+          <w:tcPr/>
+          <w:p>
+            <w:pPr>
+              <w:pStyle w:val="Compact"/>
+              <w:ind w:firstLine="0" w:firstLineChars="0"/>
+            </w:pPr>
+            <w:r>
+              <w:rPr>
+                <w:rFonts w:hint="eastAsia"/>
+              </w:rPr>
+              <w:t xml:space="preserve">500K（默认）</w:t>
+            </w:r>
+          </w:p>
+        </w:tc>
+        <w:tc>
+          <w:tcPr/>
+          <w:p>
+            <w:pPr>
+              <w:pStyle w:val="Compact"/>
+              <w:ind w:firstLine="0" w:firstLineChars="0"/>
+            </w:pPr>
+            <w:r>
+              <w:t xml:space="preserve">1M</w:t>
+            </w:r>
+          </w:p>
+        </w:tc>
+      </w:tr>
+      <w:tr>
+        <w:trPr>
+          <w:cantSplit/>
+        </w:trPr>
+        <w:tc>
+          <w:tcPr/>
+          <w:p>
+            <w:pPr>
+              <w:pStyle w:val="Compact"/>
+              <w:ind w:firstLine="0" w:firstLineChars="0"/>
+            </w:pPr>
+            <w:r>
+              <w:rPr>
+                <w:rFonts w:hint="eastAsia"/>
+              </w:rPr>
+              <w:t xml:space="preserve">上海</w:t>
+            </w:r>
+            <w:r>
+              <w:t xml:space="preserve"> BC</w:t>
+            </w:r>
+          </w:p>
+        </w:tc>
+        <w:tc>
+          <w:tcPr/>
+          <w:p>
+            <w:pPr>
+              <w:pStyle w:val="Compact"/>
+              <w:ind w:firstLine="0" w:firstLineChars="0"/>
+            </w:pPr>
+            <w:r>
+              <w:t xml:space="preserve">63.8%</w:t>
+            </w:r>
+          </w:p>
+        </w:tc>
+        <w:tc>
+          <w:tcPr/>
+          <w:p>
+            <w:pPr>
+              <w:pStyle w:val="Compact"/>
+              <w:ind w:firstLine="0" w:firstLineChars="0"/>
+            </w:pPr>
+            <w:r>
+              <w:rPr>
+                <w:rFonts w:hint="eastAsia"/>
+              </w:rPr>
+              <w:t xml:space="preserve">13.2%（改善</w:t>
+            </w:r>
+            <w:r>
+              <w:t xml:space="preserve"> </w:t>
+            </w:r>
+            <w:r>
+              <w:rPr>
+                <w:rFonts w:hint="eastAsia"/>
+              </w:rPr>
+              <w:t xml:space="preserve">79.3%）</w:t>
+            </w:r>
+          </w:p>
+        </w:tc>
+        <w:tc>
+          <w:tcPr/>
+          <w:p>
+            <w:pPr>
+              <w:pStyle w:val="Compact"/>
+              <w:ind w:firstLine="0" w:firstLineChars="0"/>
+            </w:pPr>
+            <w:r>
+              <w:rPr>
+                <w:rFonts w:hint="eastAsia"/>
+              </w:rPr>
+              <w:t xml:space="preserve">15.5%（改善</w:t>
+            </w:r>
+            <w:r>
+              <w:t xml:space="preserve"> </w:t>
+            </w:r>
+            <w:r>
+              <w:rPr>
+                <w:rFonts w:hint="eastAsia"/>
+              </w:rPr>
+              <w:t xml:space="preserve">75.7%）</w:t>
+            </w:r>
+          </w:p>
+        </w:tc>
+        <w:tc>
+          <w:tcPr/>
+          <w:p>
+            <w:pPr>
+              <w:pStyle w:val="Compact"/>
+              <w:ind w:firstLine="0" w:firstLineChars="0"/>
+            </w:pPr>
+            <w:r>
+              <w:rPr>
+                <w:rFonts w:hint="eastAsia"/>
+              </w:rPr>
+              <w:t xml:space="preserve">12.4%（改善</w:t>
+            </w:r>
+            <w:r>
+              <w:t xml:space="preserve"> </w:t>
+            </w:r>
+            <w:r>
+              <w:rPr>
+                <w:rFonts w:hint="eastAsia"/>
+              </w:rPr>
+              <w:t xml:space="preserve">80.6%）</w:t>
+            </w:r>
+          </w:p>
+        </w:tc>
+        <w:tc>
+          <w:tcPr/>
+          <w:p>
+            <w:pPr>
+              <w:pStyle w:val="Compact"/>
+              <w:ind w:firstLine="0" w:firstLineChars="0"/>
+            </w:pPr>
+            <w:r>
+              <w:rPr>
+                <w:rFonts w:hint="eastAsia"/>
+              </w:rPr>
+              <w:t xml:space="preserve">13.2%（改善</w:t>
+            </w:r>
+            <w:r>
+              <w:t xml:space="preserve"> </w:t>
+            </w:r>
+            <w:r>
+              <w:rPr>
+                <w:rFonts w:hint="eastAsia"/>
+              </w:rPr>
+              <w:t xml:space="preserve">79.2%）</w:t>
+            </w:r>
+          </w:p>
+        </w:tc>
+      </w:tr>
+      <w:tr>
+        <w:trPr>
+          <w:cantSplit/>
+        </w:trPr>
+        <w:tc>
+          <w:tcPr/>
+          <w:p>
+            <w:pPr>
+              <w:pStyle w:val="Compact"/>
+              <w:ind w:firstLine="0" w:firstLineChars="0"/>
+            </w:pPr>
+            <w:r>
+              <w:rPr>
+                <w:rFonts w:hint="eastAsia"/>
+              </w:rPr>
+              <w:t xml:space="preserve">湖南</w:t>
+            </w:r>
+            <w:r>
+              <w:t xml:space="preserve"> BC</w:t>
+            </w:r>
+          </w:p>
+        </w:tc>
+        <w:tc>
+          <w:tcPr/>
+          <w:p>
+            <w:pPr>
+              <w:pStyle w:val="Compact"/>
+              <w:ind w:firstLine="0" w:firstLineChars="0"/>
+            </w:pPr>
+            <w:r>
+              <w:t xml:space="preserve">44.3%</w:t>
+            </w:r>
+          </w:p>
+        </w:tc>
+        <w:tc>
+          <w:tcPr/>
+          <w:p>
+            <w:pPr>
+              <w:pStyle w:val="Compact"/>
+              <w:ind w:firstLine="0" w:firstLineChars="0"/>
+            </w:pPr>
+            <w:r>
+              <w:rPr>
+                <w:rFonts w:hint="eastAsia"/>
+              </w:rPr>
+              <w:t xml:space="preserve">17.5%（改善</w:t>
+            </w:r>
+            <w:r>
+              <w:t xml:space="preserve"> </w:t>
+            </w:r>
+            <w:r>
+              <w:rPr>
+                <w:rFonts w:hint="eastAsia"/>
+              </w:rPr>
+              <w:t xml:space="preserve">60.5%）</w:t>
+            </w:r>
+          </w:p>
+        </w:tc>
+        <w:tc>
+          <w:tcPr/>
+          <w:p>
+            <w:pPr>
+              <w:pStyle w:val="Compact"/>
+              <w:ind w:firstLine="0" w:firstLineChars="0"/>
+            </w:pPr>
+            <w:r>
+              <w:rPr>
+                <w:rFonts w:hint="eastAsia"/>
+              </w:rPr>
+              <w:t xml:space="preserve">19.4%（改善</w:t>
+            </w:r>
+            <w:r>
+              <w:t xml:space="preserve"> </w:t>
+            </w:r>
+            <w:r>
+              <w:rPr>
+                <w:rFonts w:hint="eastAsia"/>
+              </w:rPr>
+              <w:t xml:space="preserve">56.2%）</w:t>
+            </w:r>
+          </w:p>
+        </w:tc>
+        <w:tc>
+          <w:tcPr/>
+          <w:p>
+            <w:pPr>
+              <w:pStyle w:val="Compact"/>
+              <w:ind w:firstLine="0" w:firstLineChars="0"/>
+            </w:pPr>
+            <w:r>
+              <w:rPr>
+                <w:rFonts w:hint="eastAsia"/>
+              </w:rPr>
+              <w:t xml:space="preserve">20.6%（改善</w:t>
+            </w:r>
+            <w:r>
+              <w:t xml:space="preserve"> </w:t>
+            </w:r>
+            <w:r>
+              <w:rPr>
+                <w:rFonts w:hint="eastAsia"/>
+              </w:rPr>
+              <w:t xml:space="preserve">53.5%）</w:t>
+            </w:r>
+          </w:p>
+        </w:tc>
+        <w:tc>
+          <w:tcPr/>
+          <w:p>
+            <w:pPr>
+              <w:pStyle w:val="Compact"/>
+              <w:ind w:firstLine="0" w:firstLineChars="0"/>
+            </w:pPr>
+            <w:r>
+              <w:rPr>
+                <w:rFonts w:hint="eastAsia"/>
+              </w:rPr>
+              <w:t xml:space="preserve">19.5%（改善</w:t>
+            </w:r>
+            <w:r>
+              <w:t xml:space="preserve"> </w:t>
+            </w:r>
+            <w:r>
+              <w:rPr>
+                <w:rFonts w:hint="eastAsia"/>
+              </w:rPr>
+              <w:t xml:space="preserve">55.9%）</w:t>
+            </w:r>
+          </w:p>
+        </w:tc>
+      </w:tr>
+      <w:tr>
+        <w:trPr>
+          <w:cantSplit/>
+        </w:trPr>
+        <w:tc>
+          <w:tcPr/>
+          <w:p>
+            <w:pPr>
+              <w:pStyle w:val="Compact"/>
+              <w:ind w:firstLine="0" w:firstLineChars="0"/>
+            </w:pPr>
+            <w:r>
+              <w:rPr>
+                <w:rFonts w:hint="eastAsia"/>
+              </w:rPr>
+              <w:t xml:space="preserve">新疆</w:t>
+            </w:r>
+            <w:r>
+              <w:t xml:space="preserve"> BC</w:t>
+            </w:r>
+          </w:p>
+        </w:tc>
+        <w:tc>
+          <w:tcPr/>
+          <w:p>
+            <w:pPr>
+              <w:pStyle w:val="Compact"/>
+              <w:ind w:firstLine="0" w:firstLineChars="0"/>
+            </w:pPr>
+            <w:r>
+              <w:t xml:space="preserve">47.9%</w:t>
+            </w:r>
+          </w:p>
+        </w:tc>
+        <w:tc>
+          <w:tcPr/>
+          <w:p>
+            <w:pPr>
+              <w:pStyle w:val="Compact"/>
+              <w:ind w:firstLine="0" w:firstLineChars="0"/>
+            </w:pPr>
+            <w:r>
+              <w:rPr>
+                <w:rFonts w:hint="eastAsia"/>
+              </w:rPr>
+              <w:t xml:space="preserve">36.9%（改善</w:t>
+            </w:r>
+            <w:r>
+              <w:t xml:space="preserve"> </w:t>
+            </w:r>
+            <w:r>
+              <w:rPr>
+                <w:rFonts w:hint="eastAsia"/>
+              </w:rPr>
+              <w:t xml:space="preserve">23.0%）</w:t>
+            </w:r>
+          </w:p>
+        </w:tc>
+        <w:tc>
+          <w:tcPr/>
+          <w:p>
+            <w:pPr>
+              <w:pStyle w:val="Compact"/>
+              <w:ind w:firstLine="0" w:firstLineChars="0"/>
+            </w:pPr>
+            <w:r>
+              <w:rPr>
+                <w:rFonts w:hint="eastAsia"/>
+              </w:rPr>
+              <w:t xml:space="preserve">42.3%（改善</w:t>
+            </w:r>
+            <w:r>
+              <w:t xml:space="preserve"> </w:t>
+            </w:r>
+            <w:r>
+              <w:rPr>
+                <w:rFonts w:hint="eastAsia"/>
+              </w:rPr>
+              <w:t xml:space="preserve">11.8%）</w:t>
+            </w:r>
+          </w:p>
+        </w:tc>
+        <w:tc>
+          <w:tcPr/>
+          <w:p>
+            <w:pPr>
+              <w:pStyle w:val="Compact"/>
+              <w:ind w:firstLine="0" w:firstLineChars="0"/>
+            </w:pPr>
+            <w:r>
+              <w:rPr>
+                <w:rFonts w:hint="eastAsia"/>
+              </w:rPr>
+              <w:t xml:space="preserve">43.6%（改善</w:t>
+            </w:r>
+            <w:r>
+              <w:t xml:space="preserve"> </w:t>
+            </w:r>
+            <w:r>
+              <w:rPr>
+                <w:rFonts w:hint="eastAsia"/>
+              </w:rPr>
+              <w:t xml:space="preserve">9.1%）</w:t>
+            </w:r>
+          </w:p>
+        </w:tc>
+        <w:tc>
+          <w:tcPr/>
+          <w:p>
+            <w:pPr>
+              <w:pStyle w:val="Compact"/>
+              <w:ind w:firstLine="0" w:firstLineChars="0"/>
+            </w:pPr>
+            <w:r>
+              <w:rPr>
+                <w:rFonts w:hint="eastAsia"/>
+              </w:rPr>
+              <w:t xml:space="preserve">32.1%（改善</w:t>
+            </w:r>
+            <w:r>
+              <w:t xml:space="preserve"> </w:t>
+            </w:r>
+            <w:r>
+              <w:rPr>
+                <w:rFonts w:hint="eastAsia"/>
+              </w:rPr>
+              <w:t xml:space="preserve">32.9%）</w:t>
+            </w:r>
+          </w:p>
+        </w:tc>
+      </w:tr>
+    </w:tbl>
+    <w:p>
+      <w:pPr>
+        <w:pStyle w:val="BodyText"/>
+      </w:pPr>
+      <w:r>
+        <w:rPr>
+          <w:rFonts w:hint="eastAsia"/>
+        </w:rPr>
+        <w:t xml:space="preserve">数据来源：作者基于业内某跨国药企</w:t>
+      </w:r>
+      <w:r>
+        <w:t xml:space="preserve"> BC </w:t>
+      </w:r>
+      <w:r>
+        <w:rPr>
+          <w:rFonts w:hint="eastAsia"/>
+        </w:rPr>
+        <w:t xml:space="preserve">产品组三省份脱敏数据</w:t>
+      </w:r>
+      <w:r>
+        <w:t xml:space="preserve"> + </w:t>
+      </w:r>
+      <w:r>
+        <w:rPr>
+          <w:rFonts w:hint="eastAsia"/>
+        </w:rPr>
+        <w:t xml:space="preserve">论文项目本地算法</w:t>
+      </w:r>
+      <w:r>
+        <w:t xml:space="preserve"> 12 </w:t>
+      </w:r>
+      <w:r>
+        <w:rPr>
+          <w:rFonts w:hint="eastAsia"/>
+        </w:rPr>
+        <w:t xml:space="preserve">次扫描实证生成。</w:t>
+      </w:r>
+    </w:p>
+    <w:p>
+      <w:pPr>
+        <w:pStyle w:val="CaptionedFigure"/>
+      </w:pPr>
+      <w:r>
+        <w:drawing>
+          <wp:inline>
+            <wp:extent cx="5537200" cy="2302497"/>
+            <wp:effectExtent b="0" l="0" r="0" t="0"/>
+            <wp:docPr descr="图 5-5 SA 迭代次数对 To-Be CV 与改善幅度的敏感性扫描" title="" id="156" name="Picture"/>
+            <a:graphic>
+              <a:graphicData uri="http://schemas.openxmlformats.org/drawingml/2006/picture">
+                <pic:pic>
+                  <pic:nvPicPr>
+                    <pic:cNvPr descr="figures/fig5-5.png" id="157" name="Picture"/>
+                    <pic:cNvPicPr>
+                      <a:picLocks noChangeArrowheads="1" noChangeAspect="1"/>
+                    </pic:cNvPicPr>
+                  </pic:nvPicPr>
+                  <pic:blipFill>
+                    <a:blip r:embed="rId155"/>
+                    <a:stretch>
+                      <a:fillRect/>
+                    </a:stretch>
+                  </pic:blipFill>
+                  <pic:spPr bwMode="auto">
+                    <a:xfrm>
+                      <a:off x="0" y="0"/>
+                      <a:ext cx="5537200" cy="2302497"/>
+                    </a:xfrm>
+                    <a:prstGeom prst="rect">
+                      <a:avLst/>
+                    </a:prstGeom>
+                    <a:noFill/>
+                    <a:ln w="9525">
+                      <a:noFill/>
+                      <a:headEnd/>
+                      <a:tailEnd/>
+                    </a:ln>
+                  </pic:spPr>
+                </pic:pic>
+              </a:graphicData>
+            </a:graphic>
+          </wp:inline>
+        </w:drawing>
+      </w:r>
+    </w:p>
+    <w:p>
+      <w:pPr>
+        <w:pStyle w:val="ImageCaption"/>
+      </w:pPr>
+      <w:r>
+        <w:rPr>
+          <w:rFonts w:hint="eastAsia"/>
+        </w:rPr>
+        <w:t xml:space="preserve">图</w:t>
+      </w:r>
+      <w:r>
+        <w:t xml:space="preserve"> 5-5 SA </w:t>
+      </w:r>
+      <w:r>
+        <w:rPr>
+          <w:rFonts w:hint="eastAsia"/>
+        </w:rPr>
+        <w:t xml:space="preserve">迭代次数对</w:t>
+      </w:r>
+      <w:r>
+        <w:t xml:space="preserve"> To-Be CV </w:t>
+      </w:r>
+      <w:r>
+        <w:rPr>
+          <w:rFonts w:hint="eastAsia"/>
+        </w:rPr>
+        <w:t xml:space="preserve">与改善幅度的敏感性扫描</w:t>
+      </w:r>
+    </w:p>
+    <w:p>
+      <w:pPr>
+        <w:pStyle w:val="BodyText"/>
+      </w:pPr>
+      <w:r>
+        <w:rPr>
+          <w:rFonts w:hint="eastAsia"/>
+        </w:rPr>
+        <w:t xml:space="preserve">数据来源：同表</w:t>
+      </w:r>
+      <w:r>
+        <w:t xml:space="preserve"> 5-3。</w:t>
+      </w:r>
+    </w:p>
+    <w:p>
+      <w:pPr>
+        <w:pStyle w:val="BodyText"/>
+      </w:pPr>
+      <w:r>
+        <w:rPr>
+          <w:rFonts w:hint="eastAsia"/>
+        </w:rPr>
+        <w:t xml:space="preserve">从扫描结果可以观察到三个层次的发现。</w:t>
+      </w:r>
+    </w:p>
+    <w:p>
+      <w:pPr>
+        <w:pStyle w:val="BodyText"/>
+      </w:pPr>
+      <w:r>
+        <w:rPr>
+          <w:rFonts w:hint="eastAsia"/>
+          <w:b/>
+          <w:bCs/>
+        </w:rPr>
+        <w:t xml:space="preserve">第一，在中等及以上密度场景（上海、湖南）下，算法对</w:t>
+      </w:r>
+      <w:r>
+        <w:rPr>
+          <w:b/>
+          <w:bCs/>
+        </w:rPr>
+        <w:t xml:space="preserve"> SA </w:t>
+      </w:r>
+      <w:r>
+        <w:rPr>
+          <w:rFonts w:hint="eastAsia"/>
+          <w:b/>
+          <w:bCs/>
+        </w:rPr>
+        <w:t xml:space="preserve">迭代次数高度不敏感。</w:t>
+      </w:r>
+      <w:r>
+        <w:t xml:space="preserve"> </w:t>
+      </w:r>
+      <w:r>
+        <w:rPr>
+          <w:rFonts w:hint="eastAsia"/>
+        </w:rPr>
+        <w:t xml:space="preserve">上海四档迭代下</w:t>
+      </w:r>
+      <w:r>
+        <w:t xml:space="preserve"> To-Be CV </w:t>
+      </w:r>
+      <w:r>
+        <w:rPr>
+          <w:rFonts w:hint="eastAsia"/>
+        </w:rPr>
+        <w:t xml:space="preserve">在</w:t>
+      </w:r>
+      <w:r>
+        <w:t xml:space="preserve"> 12.4%-15.5% </w:t>
+      </w:r>
+      <w:r>
+        <w:rPr>
+          <w:rFonts w:hint="eastAsia"/>
+        </w:rPr>
+        <w:t xml:space="preserve">区间波动，改善幅度稳定在</w:t>
+      </w:r>
+      <w:r>
+        <w:t xml:space="preserve"> </w:t>
+      </w:r>
+      <w:r>
+        <w:rPr>
+          <w:rFonts w:hint="eastAsia"/>
+        </w:rPr>
+        <w:t xml:space="preserve">75.7%-80.6%；湖南四档下</w:t>
+      </w:r>
+      <w:r>
+        <w:t xml:space="preserve"> To-Be CV </w:t>
+      </w:r>
+      <w:r>
+        <w:rPr>
+          <w:rFonts w:hint="eastAsia"/>
+        </w:rPr>
+        <w:t xml:space="preserve">在</w:t>
+      </w:r>
+      <w:r>
+        <w:t xml:space="preserve"> 17.5%-20.6% </w:t>
+      </w:r>
+      <w:r>
+        <w:rPr>
+          <w:rFonts w:hint="eastAsia"/>
+        </w:rPr>
+        <w:t xml:space="preserve">区间波动，改善幅度稳定在</w:t>
+      </w:r>
+      <w:r>
+        <w:t xml:space="preserve"> </w:t>
+      </w:r>
+      <w:r>
+        <w:rPr>
+          <w:rFonts w:hint="eastAsia"/>
+        </w:rPr>
+        <w:t xml:space="preserve">53.5%-60.5%。这意味着对于此类场景，SA</w:t>
+      </w:r>
+      <w:r>
+        <w:t xml:space="preserve"> </w:t>
+      </w:r>
+      <w:r>
+        <w:rPr>
+          <w:rFonts w:hint="eastAsia"/>
+        </w:rPr>
+        <w:t xml:space="preserve">迭代次数的”合理取值带”很宽——从</w:t>
+      </w:r>
+      <w:r>
+        <w:t xml:space="preserve"> 100K </w:t>
+      </w:r>
+      <w:r>
+        <w:rPr>
+          <w:rFonts w:hint="eastAsia"/>
+        </w:rPr>
+        <w:t xml:space="preserve">到</w:t>
+      </w:r>
+      <w:r>
+        <w:t xml:space="preserve"> 1M </w:t>
+      </w:r>
+      <w:r>
+        <w:rPr>
+          <w:rFonts w:hint="eastAsia"/>
+        </w:rPr>
+        <w:t xml:space="preserve">的十倍量级波动只引起</w:t>
+      </w:r>
+      <w:r>
+        <w:t xml:space="preserve"> 3-5 </w:t>
+      </w:r>
+      <w:r>
+        <w:rPr>
+          <w:rFonts w:hint="eastAsia"/>
+        </w:rPr>
+        <w:t xml:space="preserve">个百分点的</w:t>
+      </w:r>
+      <w:r>
+        <w:t xml:space="preserve"> CV </w:t>
+      </w:r>
+      <w:r>
+        <w:rPr>
+          <w:rFonts w:hint="eastAsia"/>
+        </w:rPr>
+        <w:t xml:space="preserve">抖动，远小于算法对</w:t>
+      </w:r>
+      <w:r>
+        <w:t xml:space="preserve"> As-Is </w:t>
+      </w:r>
+      <w:r>
+        <w:rPr>
+          <w:rFonts w:hint="eastAsia"/>
+        </w:rPr>
+        <w:t xml:space="preserve">的整体改善幅度（50%-80%）。这一稳健性证明算法的优化路径不依赖于迭代次数的精确选取，对生产部署具有重要意义。</w:t>
+      </w:r>
+    </w:p>
+    <w:p>
+      <w:pPr>
+        <w:pStyle w:val="BodyText"/>
+      </w:pPr>
+      <w:r>
+        <w:rPr>
+          <w:rFonts w:hint="eastAsia"/>
+          <w:b/>
+          <w:bCs/>
+        </w:rPr>
+        <w:t xml:space="preserve">第二，在稀疏极端场景（新疆）下，迭代次数的影响明显放大。</w:t>
+      </w:r>
+      <w:r>
+        <w:t xml:space="preserve"> </w:t>
+      </w:r>
+      <w:r>
+        <w:rPr>
+          <w:rFonts w:hint="eastAsia"/>
+        </w:rPr>
+        <w:t xml:space="preserve">新疆四档下</w:t>
+      </w:r>
+      <w:r>
+        <w:t xml:space="preserve"> To-Be CV </w:t>
+      </w:r>
+      <w:r>
+        <w:rPr>
+          <w:rFonts w:hint="eastAsia"/>
+        </w:rPr>
+        <w:t xml:space="preserve">在</w:t>
+      </w:r>
+      <w:r>
+        <w:t xml:space="preserve"> 32.1%-43.6% </w:t>
+      </w:r>
+      <w:r>
+        <w:rPr>
+          <w:rFonts w:hint="eastAsia"/>
+        </w:rPr>
+        <w:t xml:space="preserve">区间波动，改善幅度从</w:t>
+      </w:r>
+      <w:r>
+        <w:t xml:space="preserve"> </w:t>
+      </w:r>
+      <w:r>
+        <w:rPr>
+          <w:rFonts w:hint="eastAsia"/>
+        </w:rPr>
+        <w:t xml:space="preserve">9.1%（500K）到</w:t>
+      </w:r>
+      <w:r>
+        <w:t xml:space="preserve"> </w:t>
+      </w:r>
+      <w:r>
+        <w:rPr>
+          <w:rFonts w:hint="eastAsia"/>
+        </w:rPr>
+        <w:t xml:space="preserve">32.9%（1M）跨度高达</w:t>
+      </w:r>
+      <w:r>
+        <w:t xml:space="preserve"> 23 </w:t>
+      </w:r>
+      <w:r>
+        <w:rPr>
+          <w:rFonts w:hint="eastAsia"/>
+        </w:rPr>
+        <w:t xml:space="preserve">个百分点。这一现象的本质并非算法</w:t>
+      </w:r>
+      <w:r>
+        <w:t xml:space="preserve"> </w:t>
+      </w:r>
+      <w:r>
+        <w:rPr>
+          <w:rFonts w:hint="eastAsia"/>
+        </w:rPr>
+        <w:t xml:space="preserve">bug，而是稀疏场景下解空间存在多个局部最优——35</w:t>
+      </w:r>
+      <w:r>
+        <w:t xml:space="preserve"> </w:t>
+      </w:r>
+      <w:r>
+        <w:rPr>
+          <w:rFonts w:hint="eastAsia"/>
+        </w:rPr>
+        <w:t xml:space="preserve">家医院与</w:t>
+      </w:r>
+      <w:r>
+        <w:t xml:space="preserve"> 10 </w:t>
+      </w:r>
+      <w:r>
+        <w:rPr>
+          <w:rFonts w:hint="eastAsia"/>
+        </w:rPr>
+        <w:t xml:space="preserve">个辖区的小规模问题在</w:t>
+      </w:r>
+      <w:r>
+        <w:t xml:space="preserve"> SA </w:t>
+      </w:r>
+      <w:r>
+        <w:rPr>
+          <w:rFonts w:hint="eastAsia"/>
+        </w:rPr>
+        <w:t xml:space="preserve">退火过程中，不同的冷却节奏（α</w:t>
+      </w:r>
+      <w:r>
+        <w:t xml:space="preserve"> = (Tmin/T0)^(1/iterations) </w:t>
+      </w:r>
+      <w:r>
+        <w:rPr>
+          <w:rFonts w:hint="eastAsia"/>
+        </w:rPr>
+        <w:t xml:space="preserve">随迭代次数的变化而变化）会让算法收敛到不同的局部解。从工程角度，稀疏场景下的最佳实践应是采用多次启动取最优（ensemble）或更长迭代以降低局部最优陷阱风险，而非简单依赖默认参数；具体策略将在第六章商业化部署中讨论。</w:t>
+      </w:r>
+    </w:p>
+    <w:p>
+      <w:pPr>
+        <w:pStyle w:val="BodyText"/>
+      </w:pPr>
+      <w:r>
+        <w:rPr>
+          <w:rFonts w:hint="eastAsia"/>
+          <w:b/>
+          <w:bCs/>
+        </w:rPr>
+        <w:t xml:space="preserve">第三，500K</w:t>
+      </w:r>
+      <w:r>
+        <w:rPr>
+          <w:b/>
+          <w:bCs/>
+        </w:rPr>
+        <w:t xml:space="preserve"> </w:t>
+      </w:r>
+      <w:r>
+        <w:rPr>
+          <w:rFonts w:hint="eastAsia"/>
+          <w:b/>
+          <w:bCs/>
+        </w:rPr>
+        <w:t xml:space="preserve">默认值并非每个样本的”全局最优”，但是合理的工程折中。</w:t>
+      </w:r>
+      <w:r>
+        <w:t xml:space="preserve"> </w:t>
+      </w:r>
+      <w:r>
+        <w:rPr>
+          <w:rFonts w:hint="eastAsia"/>
+        </w:rPr>
+        <w:t xml:space="preserve">上海</w:t>
+      </w:r>
+      <w:r>
+        <w:t xml:space="preserve"> 500K </w:t>
+      </w:r>
+      <w:r>
+        <w:rPr>
+          <w:rFonts w:hint="eastAsia"/>
+        </w:rPr>
+        <w:t xml:space="preserve">改善</w:t>
+      </w:r>
+      <w:r>
+        <w:t xml:space="preserve"> </w:t>
+      </w:r>
+      <w:r>
+        <w:rPr>
+          <w:rFonts w:hint="eastAsia"/>
+        </w:rPr>
+        <w:t xml:space="preserve">80.6%（最优档位）、湖南</w:t>
+      </w:r>
+      <w:r>
+        <w:t xml:space="preserve"> 500K </w:t>
+      </w:r>
+      <w:r>
+        <w:rPr>
+          <w:rFonts w:hint="eastAsia"/>
+        </w:rPr>
+        <w:t xml:space="preserve">改善</w:t>
+      </w:r>
+      <w:r>
+        <w:t xml:space="preserve"> </w:t>
+      </w:r>
+      <w:r>
+        <w:rPr>
+          <w:rFonts w:hint="eastAsia"/>
+        </w:rPr>
+        <w:t xml:space="preserve">53.5%（略低于</w:t>
+      </w:r>
+      <w:r>
+        <w:t xml:space="preserve"> 100K </w:t>
+      </w:r>
+      <w:r>
+        <w:rPr>
+          <w:rFonts w:hint="eastAsia"/>
+        </w:rPr>
+        <w:t xml:space="preserve">的</w:t>
+      </w:r>
+      <w:r>
+        <w:t xml:space="preserve"> </w:t>
+      </w:r>
+      <w:r>
+        <w:rPr>
+          <w:rFonts w:hint="eastAsia"/>
+        </w:rPr>
+        <w:t xml:space="preserve">60.5%）、新疆</w:t>
+      </w:r>
+      <w:r>
+        <w:t xml:space="preserve"> 500K </w:t>
+      </w:r>
+      <w:r>
+        <w:rPr>
+          <w:rFonts w:hint="eastAsia"/>
+        </w:rPr>
+        <w:t xml:space="preserve">改善</w:t>
+      </w:r>
+      <w:r>
+        <w:t xml:space="preserve"> </w:t>
+      </w:r>
+      <w:r>
+        <w:rPr>
+          <w:rFonts w:hint="eastAsia"/>
+        </w:rPr>
+        <w:t xml:space="preserve">9.1%（落在最差档位）；但所有</w:t>
+      </w:r>
+      <w:r>
+        <w:t xml:space="preserve"> 12 </w:t>
+      </w:r>
+      <w:r>
+        <w:rPr>
+          <w:rFonts w:hint="eastAsia"/>
+        </w:rPr>
+        <w:t xml:space="preserve">次扫描的改善幅度均为正值（最低</w:t>
+      </w:r>
+      <w:r>
+        <w:t xml:space="preserve"> </w:t>
+      </w:r>
+      <w:r>
+        <w:rPr>
+          <w:rFonts w:hint="eastAsia"/>
+        </w:rPr>
+        <w:t xml:space="preserve">9.1%），意味着即使在最差的参数-样本组合下，算法仍然显著优于</w:t>
+      </w:r>
+      <w:r>
+        <w:t xml:space="preserve"> As-Is </w:t>
+      </w:r>
+      <w:r>
+        <w:rPr>
+          <w:rFonts w:hint="eastAsia"/>
+        </w:rPr>
+        <w:t xml:space="preserve">人工方案。同时</w:t>
+      </w:r>
+      <w:r>
+        <w:t xml:space="preserve"> 500K </w:t>
+      </w:r>
+      <w:r>
+        <w:rPr>
+          <w:rFonts w:hint="eastAsia"/>
+        </w:rPr>
+        <w:t xml:space="preserve">的耗时（0.8-3.8</w:t>
+      </w:r>
+      <w:r>
+        <w:t xml:space="preserve"> </w:t>
+      </w:r>
+      <w:r>
+        <w:rPr>
+          <w:rFonts w:hint="eastAsia"/>
+        </w:rPr>
+        <w:t xml:space="preserve">秒）落在用户可接受响应范围之内，是兼顾效果与速度的合理工程默认值。</w:t>
+      </w:r>
+    </w:p>
+    <w:p>
+      <w:pPr>
+        <w:pStyle w:val="BodyText"/>
+      </w:pPr>
+      <w:r>
+        <w:rPr>
+          <w:rFonts w:hint="eastAsia"/>
+        </w:rPr>
+        <w:t xml:space="preserve">综合上述发现，可得出本研究算法的稳健性结论：</w:t>
+      </w:r>
+      <w:r>
+        <w:rPr>
+          <w:rFonts w:hint="eastAsia"/>
+          <w:b/>
+          <w:bCs/>
+        </w:rPr>
+        <w:t xml:space="preserve">在主流业务密度场景下，算法对</w:t>
+      </w:r>
+      <w:r>
+        <w:rPr>
+          <w:b/>
+          <w:bCs/>
+        </w:rPr>
+        <w:t xml:space="preserve"> SA </w:t>
+      </w:r>
+      <w:r>
+        <w:rPr>
+          <w:rFonts w:hint="eastAsia"/>
+          <w:b/>
+          <w:bCs/>
+        </w:rPr>
+        <w:t xml:space="preserve">迭代次数高度鲁棒，500K</w:t>
+      </w:r>
+      <w:r>
+        <w:rPr>
+          <w:b/>
+          <w:bCs/>
+        </w:rPr>
+        <w:t xml:space="preserve"> </w:t>
+      </w:r>
+      <w:r>
+        <w:rPr>
+          <w:rFonts w:hint="eastAsia"/>
+          <w:b/>
+          <w:bCs/>
+        </w:rPr>
+        <w:t xml:space="preserve">默认值在大多数情况下接近最优；在稀疏极端场景下迭代次数的影响放大，需要工程上配套多次启动取最优等策略。</w:t>
+      </w:r>
+      <w:r>
+        <w:t xml:space="preserve"> </w:t>
+      </w:r>
+      <w:r>
+        <w:rPr>
+          <w:rFonts w:hint="eastAsia"/>
+        </w:rPr>
+        <w:t xml:space="preserve">这一区分性结论比”算法对参数完全不敏感”的笼统说法更具实证价值——它告诉企业在部署时哪些场景可以放心使用默认参数、哪些场景需要额外的工程规避。</w:t>
+      </w:r>
+    </w:p>
+    <w:p>
+      <w:pPr>
+        <w:pStyle w:val="BodyText"/>
+      </w:pPr>
+      <w:r>
+        <w:rPr>
+          <w:rFonts w:hint="eastAsia"/>
+        </w:rPr>
+        <w:t xml:space="preserve">需说明的是，本节扫描的结果（如湖南</w:t>
+      </w:r>
+      <w:r>
+        <w:t xml:space="preserve"> 500K </w:t>
+      </w:r>
+      <w:r>
+        <w:rPr>
+          <w:rFonts w:hint="eastAsia"/>
+        </w:rPr>
+        <w:t xml:space="preserve">下</w:t>
+      </w:r>
+      <w:r>
+        <w:t xml:space="preserve"> CV = 20.6% </w:t>
+      </w:r>
+      <w:r>
+        <w:rPr>
+          <w:rFonts w:hint="eastAsia"/>
+        </w:rPr>
+        <w:t xml:space="preserve">而</w:t>
+      </w:r>
+      <w:r>
+        <w:t xml:space="preserve"> 5.2.1 </w:t>
+      </w:r>
+      <w:r>
+        <w:rPr>
+          <w:rFonts w:hint="eastAsia"/>
+        </w:rPr>
+        <w:t xml:space="preserve">节正文报告</w:t>
+      </w:r>
+      <w:r>
+        <w:t xml:space="preserve"> </w:t>
+      </w:r>
+      <w:r>
+        <w:rPr>
+          <w:rFonts w:hint="eastAsia"/>
+        </w:rPr>
+        <w:t xml:space="preserve">19.3%）反映了</w:t>
+      </w:r>
+      <w:r>
+        <w:t xml:space="preserve"> SA </w:t>
+      </w:r>
+      <w:r>
+        <w:rPr>
+          <w:rFonts w:hint="eastAsia"/>
+        </w:rPr>
+        <w:t xml:space="preserve">算法的固有随机性——每次启动时</w:t>
+      </w:r>
+      <w:r>
+        <w:t xml:space="preserve"> Move/Swap </w:t>
+      </w:r>
+      <w:r>
+        <w:rPr>
+          <w:rFonts w:hint="eastAsia"/>
+        </w:rPr>
+        <w:t xml:space="preserve">操作的随机抽样会导致不同的退火轨迹。这种</w:t>
+      </w:r>
+      <w:r>
+        <w:t xml:space="preserve"> 1-2 </w:t>
+      </w:r>
+      <w:r>
+        <w:rPr>
+          <w:rFonts w:hint="eastAsia"/>
+        </w:rPr>
+        <w:t xml:space="preserve">个百分点的波动不影响算法对</w:t>
+      </w:r>
+      <w:r>
+        <w:t xml:space="preserve"> As-Is </w:t>
+      </w:r>
+      <w:r>
+        <w:rPr>
+          <w:rFonts w:hint="eastAsia"/>
+        </w:rPr>
+        <w:t xml:space="preserve">的整体改善方向与量级判断，但也佐证了上述”稀疏场景需多次启动取最优”的工程建议。</w:t>
+      </w:r>
+    </w:p>
+    <w:bookmarkEnd w:id="158"/>
+    <w:bookmarkEnd w:id="159"/>
+    <w:bookmarkStart w:id="160" w:name="本章小结-4"/>
+    <w:p>
+      <w:pPr>
+        <w:pStyle w:val="Heading2"/>
+      </w:pPr>
+      <w:r>
+        <w:t xml:space="preserve">5.5 </w:t>
+      </w:r>
+      <w:r>
+        <w:rPr>
+          <w:rFonts w:hint="eastAsia"/>
+        </w:rPr>
+        <w:t xml:space="preserve">本章小结</w:t>
+      </w:r>
+    </w:p>
+    <w:p>
+      <w:pPr>
+        <w:pStyle w:val="FirstParagraph"/>
+      </w:pPr>
+      <w:r>
+        <w:rPr>
+          <w:rFonts w:hint="eastAsia"/>
+        </w:rPr>
+        <w:t xml:space="preserve">本章基于业内某跨国药企</w:t>
+      </w:r>
+      <w:r>
+        <w:t xml:space="preserve"> BC </w:t>
+      </w:r>
+      <w:r>
+        <w:rPr>
+          <w:rFonts w:hint="eastAsia"/>
+        </w:rPr>
+        <w:t xml:space="preserve">与</w:t>
+      </w:r>
+      <w:r>
+        <w:t xml:space="preserve"> LC </w:t>
+      </w:r>
+      <w:r>
+        <w:rPr>
+          <w:rFonts w:hint="eastAsia"/>
+        </w:rPr>
+        <w:t xml:space="preserve">两个产品组的脱敏数据，从三个层次系统验证了第四章构建的两阶段优化算法的实证效果。在主样本验证层面，湖南省</w:t>
+      </w:r>
+      <w:r>
+        <w:t xml:space="preserve"> BC </w:t>
+      </w:r>
+      <w:r>
+        <w:rPr>
+          <w:rFonts w:hint="eastAsia"/>
+        </w:rPr>
+        <w:t xml:space="preserve">数据的对比显示算法把</w:t>
+      </w:r>
+      <w:r>
+        <w:t xml:space="preserve"> Index </w:t>
+      </w:r>
+      <w:r>
+        <w:rPr>
+          <w:rFonts w:hint="eastAsia"/>
+        </w:rPr>
+        <w:t xml:space="preserve">变异系数从</w:t>
+      </w:r>
+      <w:r>
+        <w:t xml:space="preserve"> 44.3% </w:t>
+      </w:r>
+      <w:r>
+        <w:rPr>
+          <w:rFonts w:hint="eastAsia"/>
+        </w:rPr>
+        <w:t xml:space="preserve">降至</w:t>
+      </w:r>
+      <w:r>
+        <w:t xml:space="preserve"> </w:t>
+      </w:r>
+      <w:r>
+        <w:rPr>
+          <w:rFonts w:hint="eastAsia"/>
+        </w:rPr>
+        <w:t xml:space="preserve">19.3%（改善</w:t>
+      </w:r>
+      <w:r>
+        <w:t xml:space="preserve"> </w:t>
+      </w:r>
+      <w:r>
+        <w:rPr>
+          <w:rFonts w:hint="eastAsia"/>
+        </w:rPr>
+        <w:t xml:space="preserve">56.5%）、最大辖区</w:t>
+      </w:r>
+      <w:r>
+        <w:t xml:space="preserve"> Index </w:t>
+      </w:r>
+      <w:r>
+        <w:rPr>
+          <w:rFonts w:hint="eastAsia"/>
+        </w:rPr>
+        <w:t xml:space="preserve">从</w:t>
+      </w:r>
+      <w:r>
+        <w:t xml:space="preserve"> 2521 </w:t>
+      </w:r>
+      <w:r>
+        <w:rPr>
+          <w:rFonts w:hint="eastAsia"/>
+        </w:rPr>
+        <w:t xml:space="preserve">收敛到</w:t>
+      </w:r>
+      <w:r>
+        <w:t xml:space="preserve"> </w:t>
+      </w:r>
+      <w:r>
+        <w:rPr>
+          <w:rFonts w:hint="eastAsia"/>
+        </w:rPr>
+        <w:t xml:space="preserve">1348（降幅</w:t>
+      </w:r>
+      <w:r>
+        <w:t xml:space="preserve"> </w:t>
+      </w:r>
+      <w:r>
+        <w:rPr>
+          <w:rFonts w:hint="eastAsia"/>
+        </w:rPr>
+        <w:t xml:space="preserve">46.5%）、辖区平均最大半径从</w:t>
+      </w:r>
+      <w:r>
+        <w:t xml:space="preserve"> 50.9 km </w:t>
+      </w:r>
+      <w:r>
+        <w:rPr>
+          <w:rFonts w:hint="eastAsia"/>
+        </w:rPr>
+        <w:t xml:space="preserve">降至</w:t>
+      </w:r>
+      <w:r>
+        <w:t xml:space="preserve"> 37.4 </w:t>
+      </w:r>
+      <w:r>
+        <w:rPr>
+          <w:rFonts w:hint="eastAsia"/>
+        </w:rPr>
+        <w:t xml:space="preserve">km（改善</w:t>
+      </w:r>
+      <w:r>
+        <w:t xml:space="preserve"> </w:t>
+      </w:r>
+      <w:r>
+        <w:rPr>
+          <w:rFonts w:hint="eastAsia"/>
+        </w:rPr>
+        <w:t xml:space="preserve">26.5%）；按</w:t>
+      </w:r>
+      <w:r>
+        <w:t xml:space="preserve"> Index </w:t>
+      </w:r>
+      <w:r>
+        <w:rPr>
+          <w:rFonts w:hint="eastAsia"/>
+        </w:rPr>
+        <w:t xml:space="preserve">加权的客户保留率达到</w:t>
+      </w:r>
+      <w:r>
+        <w:t xml:space="preserve"> </w:t>
+      </w:r>
+      <w:r>
+        <w:rPr>
+          <w:b/>
+          <w:bCs/>
+        </w:rPr>
         <w:t xml:space="preserve">86.4%</w:t>
       </w:r>
       <w:r>
@@ -26962,9 +28190,9 @@
         <w:t xml:space="preserve">下一章将基于本章实证结论，从企业内部变革管理、人机协同决策机制、商业化前景评估三个维度，系统讨论算法的落地路径与商业价值。</w:t>
       </w:r>
     </w:p>
-    <w:bookmarkEnd w:id="157"/>
-    <w:bookmarkEnd w:id="158"/>
-    <w:bookmarkStart w:id="168" w:name="附录-a-业务侧调研问卷与访谈大纲"/>
+    <w:bookmarkEnd w:id="160"/>
+    <w:bookmarkEnd w:id="161"/>
+    <w:bookmarkStart w:id="171" w:name="附录-a-业务侧调研问卷与访谈大纲"/>
     <w:p>
       <w:pPr>
         <w:pStyle w:val="Heading1"/>
@@ -27077,7 +28305,7 @@
         <w:t xml:space="preserve">节集中呈现，附录不再重复。</w:t>
       </w:r>
     </w:p>
-    <w:bookmarkStart w:id="159" w:name="a.1-调研方法摘要"/>
+    <w:bookmarkStart w:id="162" w:name="a.1-调研方法摘要"/>
     <w:p>
       <w:pPr>
         <w:pStyle w:val="Heading2"/>
@@ -27207,8 +28435,8 @@
         <w:t xml:space="preserve"> 3-4。</w:t>
       </w:r>
     </w:p>
-    <w:bookmarkEnd w:id="159"/>
-    <w:bookmarkStart w:id="166" w:name="a.2-问卷量化题目"/>
+    <w:bookmarkEnd w:id="162"/>
+    <w:bookmarkStart w:id="169" w:name="a.2-问卷量化题目"/>
     <w:p>
       <w:pPr>
         <w:pStyle w:val="Heading2"/>
@@ -27223,7 +28451,7 @@
         <w:t xml:space="preserve">问卷量化题目</w:t>
       </w:r>
     </w:p>
-    <w:bookmarkStart w:id="160" w:name="a.2.1-基本信息"/>
+    <w:bookmarkStart w:id="163" w:name="a.2.1-基本信息"/>
     <w:p>
       <w:pPr>
         <w:pStyle w:val="Heading3"/>
@@ -27579,8 +28807,8 @@
         <w:t xml:space="preserve">人以上</w:t>
       </w:r>
     </w:p>
-    <w:bookmarkEnd w:id="160"/>
-    <w:bookmarkStart w:id="161" w:name="a.2.2-综合价值指数index构成"/>
+    <w:bookmarkEnd w:id="163"/>
+    <w:bookmarkStart w:id="164" w:name="a.2.2-综合价值指数index构成"/>
     <w:p>
       <w:pPr>
         <w:pStyle w:val="Heading3"/>
@@ -28073,8 +29301,8 @@
         </w:tc>
       </w:tr>
     </w:tbl>
-    <w:bookmarkEnd w:id="161"/>
-    <w:bookmarkStart w:id="162" w:name="a.2.3-辖区分配核心考量因素"/>
+    <w:bookmarkEnd w:id="164"/>
+    <w:bookmarkStart w:id="165" w:name="a.2.3-辖区分配核心考量因素"/>
     <w:p>
       <w:pPr>
         <w:pStyle w:val="Heading3"/>
@@ -28835,8 +30063,8 @@
         </w:tc>
       </w:tr>
     </w:tbl>
-    <w:bookmarkEnd w:id="162"/>
-    <w:bookmarkStart w:id="163" w:name="a.2.4-关键阈值与上限"/>
+    <w:bookmarkEnd w:id="165"/>
+    <w:bookmarkStart w:id="166" w:name="a.2.4-关键阈值与上限"/>
     <w:p>
       <w:pPr>
         <w:pStyle w:val="Heading3"/>
@@ -29147,8 +30375,8 @@
         <w:t xml:space="preserve">个以上城市，可接受跨大区</w:t>
       </w:r>
     </w:p>
-    <w:bookmarkEnd w:id="163"/>
-    <w:bookmarkStart w:id="164" w:name="a.2.5-场景化优先级"/>
+    <w:bookmarkEnd w:id="166"/>
+    <w:bookmarkStart w:id="167" w:name="a.2.5-场景化优先级"/>
     <w:p>
       <w:pPr>
         <w:pStyle w:val="Heading3"/>
@@ -29422,8 +30650,8 @@
         <w:t xml:space="preserve">其他（请填）：______</w:t>
       </w:r>
     </w:p>
-    <w:bookmarkEnd w:id="164"/>
-    <w:bookmarkStart w:id="165" w:name="a.2.6-方案权衡成对比较"/>
+    <w:bookmarkEnd w:id="167"/>
+    <w:bookmarkStart w:id="168" w:name="a.2.6-方案权衡成对比较"/>
     <w:p>
       <w:pPr>
         <w:pStyle w:val="Heading3"/>
@@ -29656,9 +30884,9 @@
         <w:t xml:space="preserve">人工调整，可解释、可干预</w:t>
       </w:r>
     </w:p>
-    <w:bookmarkEnd w:id="165"/>
-    <w:bookmarkEnd w:id="166"/>
-    <w:bookmarkStart w:id="167" w:name="a.3-半结构化访谈大纲"/>
+    <w:bookmarkEnd w:id="168"/>
+    <w:bookmarkEnd w:id="169"/>
+    <w:bookmarkStart w:id="170" w:name="a.3-半结构化访谈大纲"/>
     <w:p>
       <w:pPr>
         <w:pStyle w:val="Heading2"/>
@@ -29885,9 +31113,9 @@
         <w:t xml:space="preserve"> 3-2。</w:t>
       </w:r>
     </w:p>
-    <w:bookmarkEnd w:id="167"/>
-    <w:bookmarkEnd w:id="168"/>
-    <w:bookmarkStart w:id="203" w:name="参考文献"/>
+    <w:bookmarkEnd w:id="170"/>
+    <w:bookmarkEnd w:id="171"/>
+    <w:bookmarkStart w:id="206" w:name="参考文献"/>
     <w:p>
       <w:pPr>
         <w:pStyle w:val="Heading1"/>
@@ -29899,8 +31127,8 @@
         <w:t xml:space="preserve">参考文献</w:t>
       </w:r>
     </w:p>
-    <w:bookmarkStart w:id="202" w:name="refs"/>
-    <w:bookmarkStart w:id="170" w:name="ref-ma_xl2025"/>
+    <w:bookmarkStart w:id="205" w:name="refs"/>
+    <w:bookmarkStart w:id="173" w:name="ref-ma_xl2025"/>
     <w:p>
       <w:pPr>
         <w:pStyle w:val="Bibliography"/>
@@ -29935,7 +31163,7 @@
       <w:r>
         <w:t xml:space="preserve"> 2025, 40(3): 540-551. DOI:</w:t>
       </w:r>
-      <w:hyperlink r:id="rId169">
+      <w:hyperlink r:id="rId172">
         <w:r>
           <w:rPr>
             <w:rStyle w:val="Hyperlink"/>
@@ -29947,8 +31175,8 @@
         <w:t xml:space="preserve">.</w:t>
       </w:r>
     </w:p>
-    <w:bookmarkEnd w:id="170"/>
-    <w:bookmarkStart w:id="171" w:name="ref-sun2022"/>
+    <w:bookmarkEnd w:id="173"/>
+    <w:bookmarkStart w:id="174" w:name="ref-sun2022"/>
     <w:p>
       <w:pPr>
         <w:pStyle w:val="Bibliography"/>
@@ -29984,8 +31212,8 @@
         <w:t xml:space="preserve"> 2022(8): 25-30.</w:t>
       </w:r>
     </w:p>
-    <w:bookmarkEnd w:id="171"/>
-    <w:bookmarkStart w:id="172" w:name="ref-cnpharma2025"/>
+    <w:bookmarkEnd w:id="174"/>
+    <w:bookmarkStart w:id="175" w:name="ref-cnpharma2025"/>
     <w:p>
       <w:pPr>
         <w:pStyle w:val="Bibliography"/>
@@ -30021,8 +31249,8 @@
         <w:t xml:space="preserve"> 2025.</w:t>
       </w:r>
     </w:p>
-    <w:bookmarkEnd w:id="172"/>
-    <w:bookmarkStart w:id="173" w:name="ref-iqvia2025mpchina"/>
+    <w:bookmarkEnd w:id="175"/>
+    <w:bookmarkStart w:id="176" w:name="ref-iqvia2025mpchina"/>
     <w:p>
       <w:pPr>
         <w:pStyle w:val="Bibliography"/>
@@ -30031,8 +31259,8 @@
         <w:t xml:space="preserve">[4] IQVIA INSTITUTE. Market Prognosis 2025-2029: China[R]. IQVIA, 2025.</w:t>
       </w:r>
     </w:p>
-    <w:bookmarkEnd w:id="173"/>
-    <w:bookmarkStart w:id="174" w:name="ref-mckinsey2025launch"/>
+    <w:bookmarkEnd w:id="176"/>
+    <w:bookmarkStart w:id="177" w:name="ref-mckinsey2025launch"/>
     <w:p>
       <w:pPr>
         <w:pStyle w:val="Bibliography"/>
@@ -30059,8 +31287,8 @@
         <w:t xml:space="preserve"> 2025.</w:t>
       </w:r>
     </w:p>
-    <w:bookmarkEnd w:id="174"/>
-    <w:bookmarkStart w:id="175" w:name="ref-nhsa-vbp"/>
+    <w:bookmarkEnd w:id="177"/>
+    <w:bookmarkStart w:id="178" w:name="ref-nhsa-vbp"/>
     <w:p>
       <w:pPr>
         <w:pStyle w:val="Bibliography"/>
@@ -30096,8 +31324,8 @@
         <w:t xml:space="preserve"> (2018-2025), 2025.</w:t>
       </w:r>
     </w:p>
-    <w:bookmarkEnd w:id="175"/>
-    <w:bookmarkStart w:id="176" w:name="ref-zhang2025"/>
+    <w:bookmarkEnd w:id="178"/>
+    <w:bookmarkStart w:id="179" w:name="ref-zhang2025"/>
     <w:p>
       <w:pPr>
         <w:pStyle w:val="Bibliography"/>
@@ -30133,8 +31361,8 @@
         <w:t xml:space="preserve"> 2025(10): 48-51.</w:t>
       </w:r>
     </w:p>
-    <w:bookmarkEnd w:id="176"/>
-    <w:bookmarkStart w:id="177" w:name="ref-zhang_ym2023"/>
+    <w:bookmarkEnd w:id="179"/>
+    <w:bookmarkStart w:id="180" w:name="ref-zhang_ym2023"/>
     <w:p>
       <w:pPr>
         <w:pStyle w:val="Bibliography"/>
@@ -30170,8 +31398,8 @@
         <w:t xml:space="preserve"> 2023, 34(11).</w:t>
       </w:r>
     </w:p>
-    <w:bookmarkEnd w:id="177"/>
-    <w:bookmarkStart w:id="178" w:name="ref-zoltners2008"/>
+    <w:bookmarkEnd w:id="180"/>
+    <w:bookmarkStart w:id="181" w:name="ref-zoltners2008"/>
     <w:p>
       <w:pPr>
         <w:pStyle w:val="Bibliography"/>
@@ -30180,8 +31408,8 @@
         <w:t xml:space="preserve">[9] ZOLTNERS A A, SINHA P, LORIMER S E. Sales force effectiveness: A framework for researchers and practitioners[J]. Journal of Personal Selling &amp; Sales Management, 2008, 28(2): 115-131.</w:t>
       </w:r>
     </w:p>
-    <w:bookmarkEnd w:id="178"/>
-    <w:bookmarkStart w:id="179" w:name="ref-wang2024"/>
+    <w:bookmarkEnd w:id="181"/>
+    <w:bookmarkStart w:id="182" w:name="ref-wang2024"/>
     <w:p>
       <w:pPr>
         <w:pStyle w:val="Bibliography"/>
@@ -30217,8 +31445,8 @@
         <w:t xml:space="preserve"> 2024, 50(3): 79-82.</w:t>
       </w:r>
     </w:p>
-    <w:bookmarkEnd w:id="179"/>
-    <w:bookmarkStart w:id="180" w:name="ref-hess1971"/>
+    <w:bookmarkEnd w:id="182"/>
+    <w:bookmarkStart w:id="183" w:name="ref-hess1971"/>
     <w:p>
       <w:pPr>
         <w:pStyle w:val="Bibliography"/>
@@ -30227,8 +31455,8 @@
         <w:t xml:space="preserve">[11] HESS S W, SAMUELS S A. Experiences with a sales districting model: Criteria and implementation[J]. Management Science, 1971, 18(4): 41-54.</w:t>
       </w:r>
     </w:p>
-    <w:bookmarkEnd w:id="180"/>
-    <w:bookmarkStart w:id="181" w:name="ref-zoltners1983"/>
+    <w:bookmarkEnd w:id="183"/>
+    <w:bookmarkStart w:id="184" w:name="ref-zoltners1983"/>
     <w:p>
       <w:pPr>
         <w:pStyle w:val="Bibliography"/>
@@ -30237,8 +31465,8 @@
         <w:t xml:space="preserve">[12] ZOLTNERS A A, SINHA P. Sales territory alignment: A review and model[J]. Management Science, 1983, 29(11): 1237-1256.</w:t>
       </w:r>
     </w:p>
-    <w:bookmarkEnd w:id="181"/>
-    <w:bookmarkStart w:id="182" w:name="ref-skiera1996"/>
+    <w:bookmarkEnd w:id="184"/>
+    <w:bookmarkStart w:id="185" w:name="ref-skiera1996"/>
     <w:p>
       <w:pPr>
         <w:pStyle w:val="Bibliography"/>
@@ -30253,8 +31481,8 @@
         <w:t xml:space="preserve">t Frankfurt, 1996.</w:t>
       </w:r>
     </w:p>
-    <w:bookmarkEnd w:id="182"/>
-    <w:bookmarkStart w:id="183" w:name="ref-zoltners2000"/>
+    <w:bookmarkEnd w:id="185"/>
+    <w:bookmarkStart w:id="186" w:name="ref-zoltners2000"/>
     <w:p>
       <w:pPr>
         <w:pStyle w:val="Bibliography"/>
@@ -30263,8 +31491,8 @@
         <w:t xml:space="preserve">[14] ZOLTNERS A A, LORIMER S E. Sales territory alignment: An overlooked productivity tool[J]. Journal of Personal Selling &amp; Sales Management, 2000, 20(3): 139-150.</w:t>
       </w:r>
     </w:p>
-    <w:bookmarkEnd w:id="183"/>
-    <w:bookmarkStart w:id="184" w:name="ref-zs2016"/>
+    <w:bookmarkEnd w:id="186"/>
+    <w:bookmarkStart w:id="187" w:name="ref-zs2016"/>
     <w:p>
       <w:pPr>
         <w:pStyle w:val="Bibliography"/>
@@ -30273,8 +31501,8 @@
         <w:t xml:space="preserve">[15] ZS ASSOCIATES. Study: Sales force effectiveness initiatives in medtech industry can boost performance up to 8 percent[Z]. PR Newswire, 2016.</w:t>
       </w:r>
     </w:p>
-    <w:bookmarkEnd w:id="184"/>
-    <w:bookmarkStart w:id="185" w:name="ref-chressanthis2016"/>
+    <w:bookmarkEnd w:id="187"/>
+    <w:bookmarkStart w:id="188" w:name="ref-chressanthis2016"/>
     <w:p>
       <w:pPr>
         <w:pStyle w:val="Bibliography"/>
@@ -30283,8 +31511,8 @@
         <w:t xml:space="preserve">[16] CHRESSANTHIS G A, MANTRALA M. Sales analytics and big data developments needed now to address practitioner-identified emerging biopharmaceutical sales force strategic and operational issues[J]. Journal of the Pharmaceutical Management Science Association, 2016.</w:t>
       </w:r>
     </w:p>
-    <w:bookmarkEnd w:id="185"/>
-    <w:bookmarkStart w:id="186" w:name="ref-kalcsics2005"/>
+    <w:bookmarkEnd w:id="188"/>
+    <w:bookmarkStart w:id="189" w:name="ref-kalcsics2005"/>
     <w:p>
       <w:pPr>
         <w:pStyle w:val="Bibliography"/>
@@ -30293,8 +31521,8 @@
         <w:t xml:space="preserve">[17] KALCSICS J, NICKEL S, SCHRÖDER M. Towards a unified territory design approach – Applications, algorithms and GIS integration: 71[R]. Berichte des Fraunhofer ITWM, 2005.</w:t>
       </w:r>
     </w:p>
-    <w:bookmarkEnd w:id="186"/>
-    <w:bookmarkStart w:id="187" w:name="ref-zoltners2014"/>
+    <w:bookmarkEnd w:id="189"/>
+    <w:bookmarkStart w:id="190" w:name="ref-zoltners2014"/>
     <w:p>
       <w:pPr>
         <w:pStyle w:val="Bibliography"/>
@@ -30303,8 +31531,8 @@
         <w:t xml:space="preserve">[18] ZOLTNERS A A, SINHA P, LORIMER S E. The Power of Sales Analytics[M]. Evanston: ZS Associates, 2014.</w:t>
       </w:r>
     </w:p>
-    <w:bookmarkEnd w:id="187"/>
-    <w:bookmarkStart w:id="188" w:name="ref-luo2022"/>
+    <w:bookmarkEnd w:id="190"/>
+    <w:bookmarkStart w:id="191" w:name="ref-luo2022"/>
     <w:p>
       <w:pPr>
         <w:pStyle w:val="Bibliography"/>
@@ -30370,8 +31598,8 @@
         <w:t xml:space="preserve"> 2022, 51(5): 92-97.</w:t>
       </w:r>
     </w:p>
-    <w:bookmarkEnd w:id="188"/>
-    <w:bookmarkStart w:id="189" w:name="ref-you2026"/>
+    <w:bookmarkEnd w:id="191"/>
+    <w:bookmarkStart w:id="192" w:name="ref-you2026"/>
     <w:p>
       <w:pPr>
         <w:pStyle w:val="Bibliography"/>
@@ -30437,8 +31665,8 @@
         <w:t xml:space="preserve"> 2026.</w:t>
       </w:r>
     </w:p>
-    <w:bookmarkEnd w:id="189"/>
-    <w:bookmarkStart w:id="190" w:name="ref-yang2012"/>
+    <w:bookmarkEnd w:id="192"/>
+    <w:bookmarkStart w:id="193" w:name="ref-yang2012"/>
     <w:p>
       <w:pPr>
         <w:pStyle w:val="Bibliography"/>
@@ -30474,8 +31702,8 @@
         <w:t xml:space="preserve"> 2012(1): 40-41.</w:t>
       </w:r>
     </w:p>
-    <w:bookmarkEnd w:id="190"/>
-    <w:bookmarkStart w:id="192" w:name="ref-ma2026"/>
+    <w:bookmarkEnd w:id="193"/>
+    <w:bookmarkStart w:id="195" w:name="ref-ma2026"/>
     <w:p>
       <w:pPr>
         <w:pStyle w:val="Bibliography"/>
@@ -30537,7 +31765,7 @@
       <w:r>
         <w:t xml:space="preserve"> 2026. DOI:</w:t>
       </w:r>
-      <w:hyperlink r:id="rId191">
+      <w:hyperlink r:id="rId194">
         <w:r>
           <w:rPr>
             <w:rStyle w:val="Hyperlink"/>
@@ -30549,8 +31777,8 @@
         <w:t xml:space="preserve">.</w:t>
       </w:r>
     </w:p>
-    <w:bookmarkEnd w:id="192"/>
-    <w:bookmarkStart w:id="193" w:name="ref-li2026"/>
+    <w:bookmarkEnd w:id="195"/>
+    <w:bookmarkStart w:id="196" w:name="ref-li2026"/>
     <w:p>
       <w:pPr>
         <w:pStyle w:val="Bibliography"/>
@@ -30595,8 +31823,8 @@
         <w:t xml:space="preserve"> 2026, 50(2).</w:t>
       </w:r>
     </w:p>
-    <w:bookmarkEnd w:id="193"/>
-    <w:bookmarkStart w:id="194" w:name="ref-wan2026"/>
+    <w:bookmarkEnd w:id="196"/>
+    <w:bookmarkStart w:id="197" w:name="ref-wan2026"/>
     <w:p>
       <w:pPr>
         <w:pStyle w:val="Bibliography"/>
@@ -30659,8 +31887,8 @@
         <w:t xml:space="preserve"> 2026.</w:t>
       </w:r>
     </w:p>
-    <w:bookmarkEnd w:id="194"/>
-    <w:bookmarkStart w:id="195" w:name="ref-tian2026"/>
+    <w:bookmarkEnd w:id="197"/>
+    <w:bookmarkStart w:id="198" w:name="ref-tian2026"/>
     <w:p>
       <w:pPr>
         <w:pStyle w:val="Bibliography"/>
@@ -30723,8 +31951,8 @@
         <w:t xml:space="preserve"> 2026.</w:t>
       </w:r>
     </w:p>
-    <w:bookmarkEnd w:id="195"/>
-    <w:bookmarkStart w:id="196" w:name="ref-xu2023"/>
+    <w:bookmarkEnd w:id="198"/>
+    <w:bookmarkStart w:id="199" w:name="ref-xu2023"/>
     <w:p>
       <w:pPr>
         <w:pStyle w:val="Bibliography"/>
@@ -30760,8 +31988,8 @@
         <w:t xml:space="preserve"> 2023(10): 84-86.</w:t>
       </w:r>
     </w:p>
-    <w:bookmarkEnd w:id="196"/>
-    <w:bookmarkStart w:id="197" w:name="ref-chen2024"/>
+    <w:bookmarkEnd w:id="199"/>
+    <w:bookmarkStart w:id="200" w:name="ref-chen2024"/>
     <w:p>
       <w:pPr>
         <w:pStyle w:val="Bibliography"/>
@@ -30797,8 +32025,8 @@
         <w:t xml:space="preserve"> 2024(15): 162-164.</w:t>
       </w:r>
     </w:p>
-    <w:bookmarkEnd w:id="197"/>
-    <w:bookmarkStart w:id="198" w:name="ref-nhsa-nrdl2024"/>
+    <w:bookmarkEnd w:id="200"/>
+    <w:bookmarkStart w:id="201" w:name="ref-nhsa-nrdl2024"/>
     <w:p>
       <w:pPr>
         <w:pStyle w:val="Bibliography"/>
@@ -30834,8 +32062,8 @@
         <w:t xml:space="preserve"> 2024.</w:t>
       </w:r>
     </w:p>
-    <w:bookmarkEnd w:id="198"/>
-    <w:bookmarkStart w:id="199" w:name="ref-mr2026"/>
+    <w:bookmarkEnd w:id="201"/>
+    <w:bookmarkStart w:id="202" w:name="ref-mr2026"/>
     <w:p>
       <w:pPr>
         <w:pStyle w:val="Bibliography"/>
@@ -30901,8 +32129,8 @@
         <w:t xml:space="preserve"> 2026.</w:t>
       </w:r>
     </w:p>
-    <w:bookmarkEnd w:id="199"/>
-    <w:bookmarkStart w:id="200" w:name="ref-kuhn1955"/>
+    <w:bookmarkEnd w:id="202"/>
+    <w:bookmarkStart w:id="203" w:name="ref-kuhn1955"/>
     <w:p>
       <w:pPr>
         <w:pStyle w:val="Bibliography"/>
@@ -30911,8 +32139,8 @@
         <w:t xml:space="preserve">[30] KUHN H W. The Hungarian method for the assignment problem[J]. Naval Research Logistics Quarterly, 1955, 2(1-2): 83-97.</w:t>
       </w:r>
     </w:p>
-    <w:bookmarkEnd w:id="200"/>
-    <w:bookmarkStart w:id="201" w:name="ref-kirkpatrick1983"/>
+    <w:bookmarkEnd w:id="203"/>
+    <w:bookmarkStart w:id="204" w:name="ref-kirkpatrick1983"/>
     <w:p>
       <w:pPr>
         <w:pStyle w:val="Bibliography"/>
@@ -30921,9 +32149,9 @@
         <w:t xml:space="preserve">[31] KIRKPATRICK S, GELATT C D, VECCHI M P. Optimization by simulated annealing[J]. Science, 1983, 220(4598): 671-680.</w:t>
       </w:r>
     </w:p>
-    <w:bookmarkEnd w:id="201"/>
-    <w:bookmarkEnd w:id="202"/>
-    <w:bookmarkEnd w:id="203"/>
+    <w:bookmarkEnd w:id="204"/>
+    <w:bookmarkEnd w:id="205"/>
+    <w:bookmarkEnd w:id="206"/>
     <w:sectPr>
       <w:headerReference r:id="rId9" w:type="default"/>
       <w:pgSz w:h="16838" w:w="11906"/>

--- a/docs/thesis.docx
+++ b/docs/thesis.docx
@@ -28192,7 +28192,7 @@
     </w:p>
     <w:bookmarkEnd w:id="160"/>
     <w:bookmarkEnd w:id="161"/>
-    <w:bookmarkStart w:id="171" w:name="附录-a-业务侧调研问卷与访谈大纲"/>
+    <w:bookmarkStart w:id="169" w:name="第六章-企业内部管理的配套及算法的商业化前景评估"/>
     <w:p>
       <w:pPr>
         <w:pStyle w:val="Heading1"/>
@@ -28201,6 +28201,2212 @@
         <w:rPr>
           <w:rFonts w:hint="eastAsia"/>
         </w:rPr>
+        <w:t xml:space="preserve">第六章</w:t>
+      </w:r>
+      <w:r>
+        <w:t xml:space="preserve"> </w:t>
+      </w:r>
+      <w:r>
+        <w:rPr>
+          <w:rFonts w:hint="eastAsia"/>
+        </w:rPr>
+        <w:t xml:space="preserve">企业内部管理的配套及算法的商业化前景评估</w:t>
+      </w:r>
+    </w:p>
+    <w:p>
+      <w:pPr>
+        <w:pStyle w:val="FirstParagraph"/>
+      </w:pPr>
+      <w:r>
+        <w:rPr>
+          <w:rFonts w:hint="eastAsia"/>
+        </w:rPr>
+        <w:t xml:space="preserve">第五章的实证已经回答了”算法能不能解决业务问题”这一技术层面的问题——湖南</w:t>
+      </w:r>
+      <w:r>
+        <w:t xml:space="preserve"> BC </w:t>
+      </w:r>
+      <w:r>
+        <w:rPr>
+          <w:rFonts w:hint="eastAsia"/>
+        </w:rPr>
+        <w:t xml:space="preserve">主样本三维改善、三省份地理形态鲁棒性、SA</w:t>
+      </w:r>
+      <w:r>
+        <w:t xml:space="preserve"> </w:t>
+      </w:r>
+      <w:r>
+        <w:rPr>
+          <w:rFonts w:hint="eastAsia"/>
+        </w:rPr>
+        <w:t xml:space="preserve">迭代次数敏感性扫描共同表明，算法在主流业务场景下能稳定输出业务可接受的辖区方案。但</w:t>
+      </w:r>
+      <w:r>
+        <w:t xml:space="preserve"> MBA </w:t>
+      </w:r>
+      <w:r>
+        <w:rPr>
+          <w:rFonts w:hint="eastAsia"/>
+        </w:rPr>
+        <w:t xml:space="preserve">论文的真正增量价值不在于此，而在于回答”算法怎么用、谁用、为什么用、值多少钱”这四个管理与商业问题。本章承接第五章实证结论，结合第三章调研锚点与作者多年医药</w:t>
+      </w:r>
+      <w:r>
+        <w:t xml:space="preserve"> SFE </w:t>
+      </w:r>
+      <w:r>
+        <w:rPr>
+          <w:rFonts w:hint="eastAsia"/>
+        </w:rPr>
+        <w:t xml:space="preserve">实践经验，从两个层面展开讨论：6.1</w:t>
+      </w:r>
+      <w:r>
+        <w:t xml:space="preserve"> </w:t>
+      </w:r>
+      <w:r>
+        <w:rPr>
+          <w:rFonts w:hint="eastAsia"/>
+        </w:rPr>
+        <w:t xml:space="preserve">节聚焦企业内部实施与变革管理——人机协同决策机制的设计、组织阻力的应对策略、数据治理与系统集成的保障；6.2</w:t>
+      </w:r>
+      <w:r>
+        <w:t xml:space="preserve"> </w:t>
+      </w:r>
+      <w:r>
+        <w:rPr>
+          <w:rFonts w:hint="eastAsia"/>
+        </w:rPr>
+        <w:t xml:space="preserve">节聚焦算法模型的商业价值与行业推广——对制药企业的降本增效价值、面向不同企业类型的差异化推广形态。两个层面共同回答”工具好之后怎么用、值多少”的核心商业命题。</w:t>
+      </w:r>
+    </w:p>
+    <w:bookmarkStart w:id="168" w:name="企业内部实施与变革管理"/>
+    <w:p>
+      <w:pPr>
+        <w:pStyle w:val="Heading2"/>
+      </w:pPr>
+      <w:r>
+        <w:t xml:space="preserve">6.1 </w:t>
+      </w:r>
+      <w:r>
+        <w:rPr>
+          <w:rFonts w:hint="eastAsia"/>
+        </w:rPr>
+        <w:t xml:space="preserve">企业内部实施与变革管理</w:t>
+      </w:r>
+    </w:p>
+    <w:bookmarkStart w:id="165" w:name="人机协同决策机制的建立"/>
+    <w:p>
+      <w:pPr>
+        <w:pStyle w:val="Heading3"/>
+      </w:pPr>
+      <w:r>
+        <w:t xml:space="preserve">6.1.1</w:t>
+      </w:r>
+      <w:r>
+        <w:t xml:space="preserve"> </w:t>
+      </w:r>
+      <w:r>
+        <w:rPr>
+          <w:rFonts w:hint="eastAsia"/>
+        </w:rPr>
+        <w:t xml:space="preserve">“人机协同”</w:t>
+      </w:r>
+      <w:r>
+        <w:rPr>
+          <w:rFonts w:hint="eastAsia"/>
+        </w:rPr>
+        <w:t xml:space="preserve">决策机制的建立</w:t>
+      </w:r>
+    </w:p>
+    <w:p>
+      <w:pPr>
+        <w:pStyle w:val="FirstParagraph"/>
+      </w:pPr>
+      <w:r>
+        <w:rPr>
+          <w:rFonts w:hint="eastAsia"/>
+        </w:rPr>
+        <w:t xml:space="preserve">算法落地的首要原则是</w:t>
+      </w:r>
+      <w:r>
+        <w:rPr>
+          <w:rFonts w:hint="eastAsia"/>
+          <w:b/>
+          <w:bCs/>
+        </w:rPr>
+        <w:t xml:space="preserve">它不应替代人类决策，而应作为”中心化基线”由人在回路（Human-in-the-Loop）做局部微调</w:t>
+      </w:r>
+      <w:r>
+        <w:rPr>
+          <w:rFonts w:hint="eastAsia"/>
+        </w:rPr>
+        <w:t xml:space="preserve">。这一原则源于第三章</w:t>
+      </w:r>
+      <w:r>
+        <w:t xml:space="preserve"> 3.3.4 </w:t>
+      </w:r>
+      <w:r>
+        <w:rPr>
+          <w:rFonts w:hint="eastAsia"/>
+        </w:rPr>
+        <w:t xml:space="preserve">节调研中一项极具说服力的发现：在”算法完全自动”</w:t>
+      </w:r>
+      <w:r>
+        <w:rPr>
+          <w:rFonts w:hint="eastAsia"/>
+        </w:rPr>
+        <w:t xml:space="preserve">“算法生成方案</w:t>
+      </w:r>
+      <w:r>
+        <w:t xml:space="preserve"> + </w:t>
+      </w:r>
+      <w:r>
+        <w:rPr>
+          <w:rFonts w:hint="eastAsia"/>
+        </w:rPr>
+        <w:t xml:space="preserve">人工微调”</w:t>
+      </w:r>
+      <w:r>
+        <w:rPr>
+          <w:rFonts w:hint="eastAsia"/>
+        </w:rPr>
+        <w:t xml:space="preserve">“人工主导</w:t>
+      </w:r>
+      <w:r>
+        <w:t xml:space="preserve"> + </w:t>
+      </w:r>
+      <w:r>
+        <w:rPr>
+          <w:rFonts w:hint="eastAsia"/>
+        </w:rPr>
+        <w:t xml:space="preserve">算法辅助”</w:t>
+      </w:r>
+      <w:r>
+        <w:rPr>
+          <w:rFonts w:hint="eastAsia"/>
+        </w:rPr>
+        <w:t xml:space="preserve">三个选项中，83%</w:t>
+      </w:r>
+      <w:r>
+        <w:t xml:space="preserve"> </w:t>
+      </w:r>
+      <w:r>
+        <w:rPr>
+          <w:rFonts w:hint="eastAsia"/>
+        </w:rPr>
+        <w:t xml:space="preserve">的受访者选择了”算法</w:t>
+      </w:r>
+      <w:r>
+        <w:t xml:space="preserve"> + </w:t>
+      </w:r>
+      <w:r>
+        <w:rPr>
+          <w:rFonts w:hint="eastAsia"/>
+        </w:rPr>
+        <w:t xml:space="preserve">人工微调”模式，是接受度最高的选项；与此同时，G1</w:t>
+      </w:r>
+      <w:r>
+        <w:t xml:space="preserve"> </w:t>
+      </w:r>
+      <w:r>
+        <w:rPr>
+          <w:rFonts w:hint="eastAsia"/>
+        </w:rPr>
+        <w:t xml:space="preserve">题中</w:t>
+      </w:r>
+      <w:r>
+        <w:t xml:space="preserve"> 67% </w:t>
+      </w:r>
+      <w:r>
+        <w:rPr>
+          <w:rFonts w:hint="eastAsia"/>
+        </w:rPr>
+        <w:t xml:space="preserve">的受访者选择”客户保留率优先于绝对均衡”——业务侧并不接受机器拍板的决策范式，但同时也认可算法在客观计算上的价值。两条调研结论共同指向一个折中方案：算法承担”全局基线”的角色，人保留对关键节点的最终干预权。</w:t>
+      </w:r>
+    </w:p>
+    <w:p>
+      <w:pPr>
+        <w:pStyle w:val="BodyText"/>
+      </w:pPr>
+      <w:r>
+        <w:rPr>
+          <w:rFonts w:hint="eastAsia"/>
+        </w:rPr>
+        <w:t xml:space="preserve">更进一步，这一设计在工程上具备可行性的根本保障来自第五章</w:t>
+      </w:r>
+      <w:r>
+        <w:t xml:space="preserve"> 5.4 </w:t>
+      </w:r>
+      <w:r>
+        <w:rPr>
+          <w:rFonts w:hint="eastAsia"/>
+        </w:rPr>
+        <w:t xml:space="preserve">节的实证——算法在三省份样本上均在</w:t>
+      </w:r>
+      <w:r>
+        <w:t xml:space="preserve"> 4 </w:t>
+      </w:r>
+      <w:r>
+        <w:rPr>
+          <w:rFonts w:hint="eastAsia"/>
+        </w:rPr>
+        <w:t xml:space="preserve">秒内完成完整两阶段优化，相比人工方案的</w:t>
+      </w:r>
+      <w:r>
+        <w:t xml:space="preserve"> 4-8 </w:t>
+      </w:r>
+      <w:r>
+        <w:rPr>
+          <w:rFonts w:hint="eastAsia"/>
+        </w:rPr>
+        <w:t xml:space="preserve">周缩短了约</w:t>
+      </w:r>
+      <w:r>
+        <w:t xml:space="preserve"> 5 </w:t>
+      </w:r>
+      <w:r>
+        <w:rPr>
+          <w:rFonts w:hint="eastAsia"/>
+        </w:rPr>
+        <w:t xml:space="preserve">个数量级。秒级响应让”算法生成</w:t>
+      </w:r>
+      <w:r>
+        <w:t xml:space="preserve"> → </w:t>
+      </w:r>
+      <w:r>
+        <w:rPr>
+          <w:rFonts w:hint="eastAsia"/>
+        </w:rPr>
+        <w:t xml:space="preserve">人工调整</w:t>
+      </w:r>
+      <w:r>
+        <w:t xml:space="preserve"> → </w:t>
+      </w:r>
+      <w:r>
+        <w:rPr>
+          <w:rFonts w:hint="eastAsia"/>
+        </w:rPr>
+        <w:t xml:space="preserve">算法重跑</w:t>
+      </w:r>
+      <w:r>
+        <w:t xml:space="preserve"> → </w:t>
+      </w:r>
+      <w:r>
+        <w:rPr>
+          <w:rFonts w:hint="eastAsia"/>
+        </w:rPr>
+        <w:t xml:space="preserve">再调整”的迭代循环不再是工程上的奢望，而是可以在一次部署会议内完成多轮收敛的真实工作流。</w:t>
+      </w:r>
+    </w:p>
+    <w:p>
+      <w:pPr>
+        <w:pStyle w:val="BodyText"/>
+      </w:pPr>
+      <w:r>
+        <w:rPr>
+          <w:rFonts w:hint="eastAsia"/>
+        </w:rPr>
+        <w:t xml:space="preserve">基于此，本研究提出图</w:t>
+      </w:r>
+      <w:r>
+        <w:t xml:space="preserve"> 6-1 </w:t>
+      </w:r>
+      <w:r>
+        <w:rPr>
+          <w:rFonts w:hint="eastAsia"/>
+        </w:rPr>
+        <w:t xml:space="preserve">所示的三阶段人机协同决策机制：</w:t>
+      </w:r>
+    </w:p>
+    <w:p>
+      <w:pPr>
+        <w:pStyle w:val="CaptionedFigure"/>
+      </w:pPr>
+      <w:r>
+        <w:drawing>
+          <wp:inline>
+            <wp:extent cx="5537200" cy="4827845"/>
+            <wp:effectExtent b="0" l="0" r="0" t="0"/>
+            <wp:docPr descr="图 6-1 算法落地的人机协同三阶段决策机制" title="" id="163" name="Picture"/>
+            <a:graphic>
+              <a:graphicData uri="http://schemas.openxmlformats.org/drawingml/2006/picture">
+                <pic:pic>
+                  <pic:nvPicPr>
+                    <pic:cNvPr descr="figures/fig6-1.png" id="164" name="Picture"/>
+                    <pic:cNvPicPr>
+                      <a:picLocks noChangeArrowheads="1" noChangeAspect="1"/>
+                    </pic:cNvPicPr>
+                  </pic:nvPicPr>
+                  <pic:blipFill>
+                    <a:blip r:embed="rId162"/>
+                    <a:stretch>
+                      <a:fillRect/>
+                    </a:stretch>
+                  </pic:blipFill>
+                  <pic:spPr bwMode="auto">
+                    <a:xfrm>
+                      <a:off x="0" y="0"/>
+                      <a:ext cx="5537200" cy="4827845"/>
+                    </a:xfrm>
+                    <a:prstGeom prst="rect">
+                      <a:avLst/>
+                    </a:prstGeom>
+                    <a:noFill/>
+                    <a:ln w="9525">
+                      <a:noFill/>
+                      <a:headEnd/>
+                      <a:tailEnd/>
+                    </a:ln>
+                  </pic:spPr>
+                </pic:pic>
+              </a:graphicData>
+            </a:graphic>
+          </wp:inline>
+        </w:drawing>
+      </w:r>
+    </w:p>
+    <w:p>
+      <w:pPr>
+        <w:pStyle w:val="ImageCaption"/>
+      </w:pPr>
+      <w:r>
+        <w:rPr>
+          <w:rFonts w:hint="eastAsia"/>
+        </w:rPr>
+        <w:t xml:space="preserve">图</w:t>
+      </w:r>
+      <w:r>
+        <w:t xml:space="preserve"> 6-1 </w:t>
+      </w:r>
+      <w:r>
+        <w:rPr>
+          <w:rFonts w:hint="eastAsia"/>
+        </w:rPr>
+        <w:t xml:space="preserve">算法落地的人机协同三阶段决策机制</w:t>
+      </w:r>
+    </w:p>
+    <w:p>
+      <w:pPr>
+        <w:pStyle w:val="BodyText"/>
+      </w:pPr>
+      <w:r>
+        <w:rPr>
+          <w:rFonts w:hint="eastAsia"/>
+          <w:b/>
+          <w:bCs/>
+        </w:rPr>
+        <w:t xml:space="preserve">第一阶段：算法生成基线方案。</w:t>
+      </w:r>
+      <w:r>
+        <w:t xml:space="preserve"> </w:t>
+      </w:r>
+      <w:r>
+        <w:rPr>
+          <w:rFonts w:hint="eastAsia"/>
+        </w:rPr>
+        <w:t xml:space="preserve">由中央</w:t>
+      </w:r>
+      <w:r>
+        <w:t xml:space="preserve"> SFE </w:t>
+      </w:r>
+      <w:r>
+        <w:rPr>
+          <w:rFonts w:hint="eastAsia"/>
+        </w:rPr>
+        <w:t xml:space="preserve">团队按企业默认参数（拆分阈值</w:t>
+      </w:r>
+      <w:r>
+        <w:t xml:space="preserve"> </w:t>
+      </w:r>
+      <w:r>
+        <w:rPr>
+          <w:rFonts w:hint="eastAsia"/>
+        </w:rPr>
+        <w:t xml:space="preserve">1.5×、销量潜力权重</w:t>
+      </w:r>
+      <w:r>
+        <w:t xml:space="preserve"> 60:40、SA </w:t>
+      </w:r>
+      <w:r>
+        <w:rPr>
+          <w:rFonts w:hint="eastAsia"/>
+        </w:rPr>
+        <w:t xml:space="preserve">迭代</w:t>
+      </w:r>
+      <w:r>
+        <w:t xml:space="preserve"> 500K </w:t>
+      </w:r>
+      <w:r>
+        <w:rPr>
+          <w:rFonts w:hint="eastAsia"/>
+        </w:rPr>
+        <w:t xml:space="preserve">等）跑一次算法，输出</w:t>
+      </w:r>
+      <w:r>
+        <w:t xml:space="preserve"> To-Be </w:t>
+      </w:r>
+      <w:r>
+        <w:rPr>
+          <w:rFonts w:hint="eastAsia"/>
+        </w:rPr>
+        <w:t xml:space="preserve">初稿。这一阶段是”技术驱动”的——算法基于全局优化目标输出一份不带任何人为偏好的客观基线。关键产出除了医院到辖区的映射，还包括每个分配决策的”因子归因”——例如”该医院归属辖区</w:t>
+      </w:r>
+      <w:r>
+        <w:t xml:space="preserve"> T03 </w:t>
+      </w:r>
+      <w:r>
+        <w:rPr>
+          <w:rFonts w:hint="eastAsia"/>
+        </w:rPr>
+        <w:t xml:space="preserve">的主导因子：地理紧凑性贡献</w:t>
+      </w:r>
+      <w:r>
+        <w:t xml:space="preserve"> +120 + </w:t>
+      </w:r>
+      <w:r>
+        <w:rPr>
+          <w:rFonts w:hint="eastAsia"/>
+        </w:rPr>
+        <w:t xml:space="preserve">历史保留贡献</w:t>
+      </w:r>
+      <w:r>
+        <w:t xml:space="preserve"> </w:t>
+      </w:r>
+      <w:r>
+        <w:rPr>
+          <w:rFonts w:hint="eastAsia"/>
+        </w:rPr>
+        <w:t xml:space="preserve">+80”——让业务侧看得懂为什么算法做出这样的判断。这种可解释性是后续业务侧介入的前提，没有它则算法输出对业务侧而言就是黑盒决策。</w:t>
+      </w:r>
+    </w:p>
+    <w:p>
+      <w:pPr>
+        <w:pStyle w:val="BodyText"/>
+      </w:pPr>
+      <w:r>
+        <w:rPr>
+          <w:rFonts w:hint="eastAsia"/>
+          <w:b/>
+          <w:bCs/>
+        </w:rPr>
+        <w:t xml:space="preserve">第二阶段：业务侧解读与微调。</w:t>
+      </w:r>
+      <w:r>
+        <w:t xml:space="preserve"> </w:t>
+      </w:r>
+      <w:r>
+        <w:rPr>
+          <w:rFonts w:hint="eastAsia"/>
+        </w:rPr>
+        <w:t xml:space="preserve">大区与地区经理在</w:t>
+      </w:r>
+      <w:r>
+        <w:t xml:space="preserve"> To-Be </w:t>
+      </w:r>
+      <w:r>
+        <w:rPr>
+          <w:rFonts w:hint="eastAsia"/>
+        </w:rPr>
+        <w:t xml:space="preserve">基线上施加约束修改——常见操作包括锁定关键医院的特定代表归属（保护</w:t>
+      </w:r>
+      <w:r>
+        <w:t xml:space="preserve"> KOL </w:t>
+      </w:r>
+      <w:r>
+        <w:rPr>
+          <w:rFonts w:hint="eastAsia"/>
+        </w:rPr>
+        <w:t xml:space="preserve">个人关系）、强制虚拟拆分某家医院（重要客户的共岗管理）、设置区域排他规则（某代表不能进入某省的某城市），算法据此重跑。由于秒级响应，此阶段可在一次会议内完成多轮迭代收敛，这也是图</w:t>
+      </w:r>
+      <w:r>
+        <w:t xml:space="preserve"> 6-1 </w:t>
+      </w:r>
+      <w:r>
+        <w:rPr>
+          <w:rFonts w:hint="eastAsia"/>
+        </w:rPr>
+        <w:t xml:space="preserve">中”未收敛</w:t>
+      </w:r>
+      <w:r>
+        <w:t xml:space="preserve"> → </w:t>
+      </w:r>
+      <w:r>
+        <w:rPr>
+          <w:rFonts w:hint="eastAsia"/>
+        </w:rPr>
+        <w:t xml:space="preserve">重跑”反馈环路存在的工程价值。这一阶段是”业务驱动”的——人在回路的核心目的是把算法在第一阶段无法捕获的隐性业务知识（个人客户关系、特殊客户偏好、区域市场策略等）通过约束的形式注入算法重新求解。典型的人工介入触发场景包括：锁定关键</w:t>
+      </w:r>
+      <w:r>
+        <w:t xml:space="preserve"> KOL </w:t>
+      </w:r>
+      <w:r>
+        <w:rPr>
+          <w:rFonts w:hint="eastAsia"/>
+        </w:rPr>
+        <w:t xml:space="preserve">客户的代表归属、处理新进医院（数据未稳定算法识别不准）、协调拆分医院的共岗经理选择（涉及业绩分摊与责任边界）、跨产品组共岗的人员调度。</w:t>
+      </w:r>
+    </w:p>
+    <w:p>
+      <w:pPr>
+        <w:pStyle w:val="BodyText"/>
+      </w:pPr>
+      <w:r>
+        <w:rPr>
+          <w:rFonts w:hint="eastAsia"/>
+          <w:b/>
+          <w:bCs/>
+        </w:rPr>
+        <w:t xml:space="preserve">第三阶段：系统锁定与回写。</w:t>
+      </w:r>
+      <w:r>
+        <w:t xml:space="preserve"> </w:t>
+      </w:r>
+      <w:r>
+        <w:rPr>
+          <w:rFonts w:hint="eastAsia"/>
+        </w:rPr>
+        <w:t xml:space="preserve">人机协同收敛后，方案锁定为正式版本，回写到</w:t>
+      </w:r>
+      <w:r>
+        <w:t xml:space="preserve"> CRM/SFA </w:t>
+      </w:r>
+      <w:r>
+        <w:rPr>
+          <w:rFonts w:hint="eastAsia"/>
+        </w:rPr>
+        <w:t xml:space="preserve">系统触发后续业务流程，同时算法输入参数</w:t>
+      </w:r>
+      <w:r>
+        <w:t xml:space="preserve"> + </w:t>
+      </w:r>
+      <w:r>
+        <w:rPr>
+          <w:rFonts w:hint="eastAsia"/>
+        </w:rPr>
+        <w:t xml:space="preserve">算法版本</w:t>
+      </w:r>
+      <w:r>
+        <w:t xml:space="preserve"> + </w:t>
+      </w:r>
+      <w:r>
+        <w:rPr>
+          <w:rFonts w:hint="eastAsia"/>
+        </w:rPr>
+        <w:t xml:space="preserve">输出方案的三元组留痕——这是合规与审计的需要，也是</w:t>
+      </w:r>
+      <w:r>
+        <w:t xml:space="preserve"> 5.4.2 </w:t>
+      </w:r>
+      <w:r>
+        <w:rPr>
+          <w:rFonts w:hint="eastAsia"/>
+        </w:rPr>
+        <w:t xml:space="preserve">节”稀疏场景需多次启动取最优”工程建议的制度化承接。这一阶段是”合规驱动”的，确保每次算法决策都可追溯、可复现、可审计。</w:t>
+      </w:r>
+    </w:p>
+    <w:p>
+      <w:pPr>
+        <w:pStyle w:val="BodyText"/>
+      </w:pPr>
+      <w:r>
+        <w:rPr>
+          <w:rFonts w:hint="eastAsia"/>
+        </w:rPr>
+        <w:t xml:space="preserve">可解释性在三个阶段中贯穿始终：第一阶段以因子归因形式呈现给业务侧，第二阶段每次重跑都需要重新归因以让业务侧验证修改的方向是否符合预期，第三阶段则将归因连同决策一并归档。算法不再是一个把数据黑盒地映射到方案的工具，而是一个</w:t>
+      </w:r>
+      <w:r>
+        <w:rPr>
+          <w:rFonts w:hint="eastAsia"/>
+          <w:b/>
+          <w:bCs/>
+        </w:rPr>
+        <w:t xml:space="preserve">把决策逻辑显式化、让人类参与对话的协作平台</w:t>
+      </w:r>
+      <w:r>
+        <w:rPr>
+          <w:rFonts w:hint="eastAsia"/>
+        </w:rPr>
+        <w:t xml:space="preserve">——这正是开题报告所期望的”从’经验驱动的人治’向’数据驱动的智治’跨越”的具体落地形态。</w:t>
+      </w:r>
+    </w:p>
+    <w:bookmarkEnd w:id="165"/>
+    <w:bookmarkStart w:id="166" w:name="克服组织阻力的变革管理策略"/>
+    <w:p>
+      <w:pPr>
+        <w:pStyle w:val="Heading3"/>
+      </w:pPr>
+      <w:r>
+        <w:t xml:space="preserve">6.1.2 </w:t>
+      </w:r>
+      <w:r>
+        <w:rPr>
+          <w:rFonts w:hint="eastAsia"/>
+        </w:rPr>
+        <w:t xml:space="preserve">克服组织阻力的变革管理策略</w:t>
+      </w:r>
+    </w:p>
+    <w:p>
+      <w:pPr>
+        <w:pStyle w:val="FirstParagraph"/>
+      </w:pPr>
+      <w:r>
+        <w:rPr>
+          <w:rFonts w:hint="eastAsia"/>
+        </w:rPr>
+        <w:t xml:space="preserve">如果说</w:t>
+      </w:r>
+      <w:r>
+        <w:t xml:space="preserve"> 6.1.1 </w:t>
+      </w:r>
+      <w:r>
+        <w:rPr>
+          <w:rFonts w:hint="eastAsia"/>
+        </w:rPr>
+        <w:t xml:space="preserve">节解决的是”算法如何与业务逻辑对话”的工具层面问题，那么本节解决的则是”如何让一线代表与中层管理者真正接受算法”的组织层面问题。算法引入项目失败的最大风险通常不在技术——本研究第五章的实证已经表明算法本身可以稳定输出业务可接受的方案——而在于组织。一项忽视变革管理的算法导入往往以”上线后无人使用、最终被回退到</w:t>
+      </w:r>
+      <w:r>
+        <w:t xml:space="preserve"> </w:t>
+      </w:r>
+      <w:r>
+        <w:rPr>
+          <w:rFonts w:hint="eastAsia"/>
+        </w:rPr>
+        <w:t xml:space="preserve">Excel”告终，这也是</w:t>
+      </w:r>
+      <w:r>
+        <w:t xml:space="preserve"> 1.1.2 </w:t>
+      </w:r>
+      <w:r>
+        <w:rPr>
+          <w:rFonts w:hint="eastAsia"/>
+        </w:rPr>
+        <w:t xml:space="preserve">节所述国际</w:t>
+      </w:r>
+      <w:r>
+        <w:t xml:space="preserve"> SaaS </w:t>
+      </w:r>
+      <w:r>
+        <w:rPr>
+          <w:rFonts w:hint="eastAsia"/>
+        </w:rPr>
+        <w:t xml:space="preserve">厂商在中国市场频频遭遇”水土不服”的深层原因之一。本节基于第五章实证规律提出</w:t>
+      </w:r>
+      <w:r>
+        <w:rPr>
+          <w:rFonts w:hint="eastAsia"/>
+          <w:b/>
+          <w:bCs/>
+        </w:rPr>
+        <w:t xml:space="preserve">按企业</w:t>
+      </w:r>
+      <w:r>
+        <w:rPr>
+          <w:b/>
+          <w:bCs/>
+        </w:rPr>
+        <w:t xml:space="preserve"> As-Is </w:t>
+      </w:r>
+      <w:r>
+        <w:rPr>
+          <w:rFonts w:hint="eastAsia"/>
+          <w:b/>
+          <w:bCs/>
+        </w:rPr>
+        <w:t xml:space="preserve">失衡度分层设计部署节奏</w:t>
+      </w:r>
+      <w:r>
+        <w:rPr>
+          <w:rFonts w:hint="eastAsia"/>
+        </w:rPr>
+        <w:t xml:space="preserve">的核心思路，并配套相应的过渡机制。</w:t>
+      </w:r>
+    </w:p>
+    <w:p>
+      <w:pPr>
+        <w:pStyle w:val="BodyText"/>
+      </w:pPr>
+      <w:r>
+        <w:rPr>
+          <w:rFonts w:hint="eastAsia"/>
+          <w:b/>
+          <w:bCs/>
+        </w:rPr>
+        <w:t xml:space="preserve">部署节奏的客观依据来自第五章</w:t>
+      </w:r>
+      <w:r>
+        <w:rPr>
+          <w:b/>
+          <w:bCs/>
+        </w:rPr>
+        <w:t xml:space="preserve"> 5.3.4 </w:t>
+      </w:r>
+      <w:r>
+        <w:rPr>
+          <w:rFonts w:hint="eastAsia"/>
+          <w:b/>
+          <w:bCs/>
+        </w:rPr>
+        <w:t xml:space="preserve">节的实证规律。</w:t>
+      </w:r>
+      <w:r>
+        <w:t xml:space="preserve"> </w:t>
+      </w:r>
+      <w:r>
+        <w:rPr>
+          <w:rFonts w:hint="eastAsia"/>
+        </w:rPr>
+        <w:t xml:space="preserve">三省份样本展现出”As-Is</w:t>
+      </w:r>
+      <w:r>
+        <w:t xml:space="preserve"> </w:t>
+      </w:r>
+      <w:r>
+        <w:rPr>
+          <w:rFonts w:hint="eastAsia"/>
+        </w:rPr>
+        <w:t xml:space="preserve">失衡程度越深、算法重构越彻底、保留率相应分化”的系统性规律：上海</w:t>
+      </w:r>
+      <w:r>
+        <w:t xml:space="preserve"> As-Is CV </w:t>
+      </w:r>
+      <w:r>
+        <w:rPr>
+          <w:rFonts w:hint="eastAsia"/>
+        </w:rPr>
+        <w:t xml:space="preserve">高达</w:t>
+      </w:r>
+      <w:r>
+        <w:t xml:space="preserve"> 63.8%、To-Be </w:t>
+      </w:r>
+      <w:r>
+        <w:rPr>
+          <w:rFonts w:hint="eastAsia"/>
+        </w:rPr>
+        <w:t xml:space="preserve">客户保留率（Index</w:t>
+      </w:r>
+      <w:r>
+        <w:t xml:space="preserve"> </w:t>
+      </w:r>
+      <w:r>
+        <w:rPr>
+          <w:rFonts w:hint="eastAsia"/>
+        </w:rPr>
+        <w:t xml:space="preserve">加权）仅</w:t>
+      </w:r>
+      <w:r>
+        <w:t xml:space="preserve"> </w:t>
+      </w:r>
+      <w:r>
+        <w:rPr>
+          <w:rFonts w:hint="eastAsia"/>
+        </w:rPr>
+        <w:t xml:space="preserve">60.3%，按医院数计算的保留率更是低至</w:t>
+      </w:r>
+      <w:r>
+        <w:t xml:space="preserve"> </w:t>
+      </w:r>
+      <w:r>
+        <w:rPr>
+          <w:rFonts w:hint="eastAsia"/>
+        </w:rPr>
+        <w:t xml:space="preserve">21%——这意味着算法对极度失衡的人工方案做了大幅结构性重构；湖南</w:t>
+      </w:r>
+      <w:r>
+        <w:t xml:space="preserve"> As-Is CV 44.3%、To-Be </w:t>
+      </w:r>
+      <w:r>
+        <w:rPr>
+          <w:rFonts w:hint="eastAsia"/>
+        </w:rPr>
+        <w:t xml:space="preserve">保留率</w:t>
+      </w:r>
+      <w:r>
+        <w:t xml:space="preserve"> </w:t>
+      </w:r>
+      <w:r>
+        <w:rPr>
+          <w:rFonts w:hint="eastAsia"/>
+        </w:rPr>
+        <w:t xml:space="preserve">86.4%，呈现”中等失衡平滑过渡”的模式；新疆</w:t>
+      </w:r>
+      <w:r>
+        <w:t xml:space="preserve"> As-Is CV 47.9%、To-Be </w:t>
+      </w:r>
+      <w:r>
+        <w:rPr>
+          <w:rFonts w:hint="eastAsia"/>
+        </w:rPr>
+        <w:t xml:space="preserve">保留率</w:t>
+      </w:r>
+      <w:r>
+        <w:t xml:space="preserve"> </w:t>
+      </w:r>
+      <w:r>
+        <w:rPr>
+          <w:rFonts w:hint="eastAsia"/>
+        </w:rPr>
+        <w:t xml:space="preserve">78.9%，居于二者之间。这一保留率与失衡度的反比关系并非算法</w:t>
+      </w:r>
+      <w:r>
+        <w:t xml:space="preserve"> </w:t>
+      </w:r>
+      <w:r>
+        <w:rPr>
+          <w:rFonts w:hint="eastAsia"/>
+        </w:rPr>
+        <w:t xml:space="preserve">bug，而是”均衡与延续的客观权衡”——原方案越不均衡，算法重构的力度必须越大、客户关系不可避免地大量变动。变革管理的核心动作即是</w:t>
+      </w:r>
+      <w:r>
+        <w:rPr>
+          <w:rFonts w:hint="eastAsia"/>
+          <w:b/>
+          <w:bCs/>
+        </w:rPr>
+        <w:t xml:space="preserve">根据这一客观规律为不同失衡度的省份配置不同强度的过渡机制</w:t>
+      </w:r>
+      <w:r>
+        <w:rPr>
+          <w:rFonts w:hint="eastAsia"/>
+        </w:rPr>
+        <w:t xml:space="preserve">，避免一刀切。</w:t>
+      </w:r>
+    </w:p>
+    <w:p>
+      <w:pPr>
+        <w:pStyle w:val="BodyText"/>
+      </w:pPr>
+      <w:r>
+        <w:rPr>
+          <w:rFonts w:hint="eastAsia"/>
+        </w:rPr>
+        <w:t xml:space="preserve">具体的分层部署节奏与配套机制见表</w:t>
+      </w:r>
+      <w:r>
+        <w:t xml:space="preserve"> 6-1。</w:t>
+      </w:r>
+    </w:p>
+    <w:p>
+      <w:pPr>
+        <w:pStyle w:val="BodyText"/>
+      </w:pPr>
+      <w:r>
+        <w:rPr>
+          <w:rFonts w:hint="eastAsia"/>
+          <w:b/>
+          <w:bCs/>
+        </w:rPr>
+        <w:t xml:space="preserve">表</w:t>
+      </w:r>
+      <w:r>
+        <w:rPr>
+          <w:b/>
+          <w:bCs/>
+        </w:rPr>
+        <w:t xml:space="preserve"> 6-1 </w:t>
+      </w:r>
+      <w:r>
+        <w:rPr>
+          <w:rFonts w:hint="eastAsia"/>
+          <w:b/>
+          <w:bCs/>
+        </w:rPr>
+        <w:t xml:space="preserve">按</w:t>
+      </w:r>
+      <w:r>
+        <w:rPr>
+          <w:b/>
+          <w:bCs/>
+        </w:rPr>
+        <w:t xml:space="preserve"> As-Is </w:t>
+      </w:r>
+      <w:r>
+        <w:rPr>
+          <w:rFonts w:hint="eastAsia"/>
+          <w:b/>
+          <w:bCs/>
+        </w:rPr>
+        <w:t xml:space="preserve">失衡度分层的部署节奏与变革管理建议</w:t>
+      </w:r>
+    </w:p>
+    <w:tbl>
+      <w:tblPr>
+        <w:tblStyle w:val="Table"/>
+        <w:tblW w:type="pct" w:w="5000"/>
+        <w:tblLayout w:type="autofit"/>
+        <w:tblLook w:firstRow="1" w:lastRow="0" w:firstColumn="0" w:lastColumn="0" w:noHBand="0" w:noVBand="0" w:val="0020"/>
+        <w:tblBorders>
+          <w:top w:val="single" w:sz="4" w:color="000000" w:space="0"/>
+          <w:left w:val="single" w:sz="4" w:color="000000" w:space="0"/>
+          <w:bottom w:val="single" w:sz="4" w:color="000000" w:space="0"/>
+          <w:right w:val="single" w:sz="4" w:color="000000" w:space="0"/>
+          <w:insideH w:val="single" w:sz="4" w:color="000000" w:space="0"/>
+          <w:insideV w:val="single" w:sz="4" w:color="000000" w:space="0"/>
+        </w:tblBorders>
+      </w:tblPr>
+      <w:tblGrid>
+        <w:gridCol w:w="1584"/>
+        <w:gridCol w:w="1584"/>
+        <w:gridCol w:w="1584"/>
+        <w:gridCol w:w="1584"/>
+        <w:gridCol w:w="1584"/>
+      </w:tblGrid>
+      <w:tr>
+        <w:trPr>
+          <w:tblHeader w:val="on"/>
+          <w:cantSplit/>
+        </w:trPr>
+        <w:tc>
+          <w:tcPr/>
+          <w:p>
+            <w:pPr>
+              <w:pStyle w:val="Compact"/>
+              <w:ind w:firstLine="0" w:firstLineChars="0"/>
+            </w:pPr>
+            <w:r>
+              <w:t xml:space="preserve">As-Is </w:t>
+            </w:r>
+            <w:r>
+              <w:rPr>
+                <w:rFonts w:hint="eastAsia"/>
+              </w:rPr>
+              <w:t xml:space="preserve">失衡度</w:t>
+            </w:r>
+          </w:p>
+        </w:tc>
+        <w:tc>
+          <w:tcPr/>
+          <w:p>
+            <w:pPr>
+              <w:pStyle w:val="Compact"/>
+              <w:ind w:firstLine="0" w:firstLineChars="0"/>
+            </w:pPr>
+            <w:r>
+              <w:rPr>
+                <w:rFonts w:hint="eastAsia"/>
+              </w:rPr>
+              <w:t xml:space="preserve">算法重构强度</w:t>
+            </w:r>
+          </w:p>
+        </w:tc>
+        <w:tc>
+          <w:tcPr/>
+          <w:p>
+            <w:pPr>
+              <w:pStyle w:val="Compact"/>
+              <w:ind w:firstLine="0" w:firstLineChars="0"/>
+            </w:pPr>
+            <w:r>
+              <w:rPr>
+                <w:rFonts w:hint="eastAsia"/>
+              </w:rPr>
+              <w:t xml:space="preserve">客户保留率预期（Index</w:t>
+            </w:r>
+            <w:r>
+              <w:t xml:space="preserve"> </w:t>
+            </w:r>
+            <w:r>
+              <w:rPr>
+                <w:rFonts w:hint="eastAsia"/>
+              </w:rPr>
+              <w:t xml:space="preserve">加权）</w:t>
+            </w:r>
+          </w:p>
+        </w:tc>
+        <w:tc>
+          <w:tcPr/>
+          <w:p>
+            <w:pPr>
+              <w:pStyle w:val="Compact"/>
+              <w:ind w:firstLine="0" w:firstLineChars="0"/>
+            </w:pPr>
+            <w:r>
+              <w:rPr>
+                <w:rFonts w:hint="eastAsia"/>
+              </w:rPr>
+              <w:t xml:space="preserve">部署节奏建议</w:t>
+            </w:r>
+          </w:p>
+        </w:tc>
+        <w:tc>
+          <w:tcPr/>
+          <w:p>
+            <w:pPr>
+              <w:pStyle w:val="Compact"/>
+              <w:ind w:firstLine="0" w:firstLineChars="0"/>
+            </w:pPr>
+            <w:r>
+              <w:rPr>
+                <w:rFonts w:hint="eastAsia"/>
+              </w:rPr>
+              <w:t xml:space="preserve">配套变革机制</w:t>
+            </w:r>
+          </w:p>
+        </w:tc>
+      </w:tr>
+      <w:tr>
+        <w:trPr>
+          <w:cantSplit/>
+        </w:trPr>
+        <w:tc>
+          <w:tcPr/>
+          <w:p>
+            <w:pPr>
+              <w:pStyle w:val="Compact"/>
+              <w:ind w:firstLine="0" w:firstLineChars="0"/>
+            </w:pPr>
+            <w:r>
+              <w:t xml:space="preserve">CV &lt; </w:t>
+            </w:r>
+            <w:r>
+              <w:rPr>
+                <w:rFonts w:hint="eastAsia"/>
+              </w:rPr>
+              <w:t xml:space="preserve">30%（接近均衡）</w:t>
+            </w:r>
+          </w:p>
+        </w:tc>
+        <w:tc>
+          <w:tcPr/>
+          <w:p>
+            <w:pPr>
+              <w:pStyle w:val="Compact"/>
+              <w:ind w:firstLine="0" w:firstLineChars="0"/>
+            </w:pPr>
+            <w:r>
+              <w:rPr>
+                <w:rFonts w:hint="eastAsia"/>
+              </w:rPr>
+              <w:t xml:space="preserve">局部微调</w:t>
+            </w:r>
+          </w:p>
+        </w:tc>
+        <w:tc>
+          <w:tcPr/>
+          <w:p>
+            <w:pPr>
+              <w:pStyle w:val="Compact"/>
+              <w:ind w:firstLine="0" w:firstLineChars="0"/>
+            </w:pPr>
+            <w:r>
+              <w:t xml:space="preserve">≥ 90%</w:t>
+            </w:r>
+          </w:p>
+        </w:tc>
+        <w:tc>
+          <w:tcPr/>
+          <w:p>
+            <w:pPr>
+              <w:pStyle w:val="Compact"/>
+              <w:ind w:firstLine="0" w:firstLineChars="0"/>
+            </w:pPr>
+            <w:r>
+              <w:rPr>
+                <w:rFonts w:hint="eastAsia"/>
+              </w:rPr>
+              <w:t xml:space="preserve">一次性切换</w:t>
+            </w:r>
+          </w:p>
+        </w:tc>
+        <w:tc>
+          <w:tcPr/>
+          <w:p>
+            <w:pPr>
+              <w:pStyle w:val="Compact"/>
+              <w:ind w:firstLine="0" w:firstLineChars="0"/>
+            </w:pPr>
+            <w:r>
+              <w:rPr>
+                <w:rFonts w:hint="eastAsia"/>
+              </w:rPr>
+              <w:t xml:space="preserve">标准变更通知，无需特别保护</w:t>
+            </w:r>
+          </w:p>
+        </w:tc>
+      </w:tr>
+      <w:tr>
+        <w:trPr>
+          <w:cantSplit/>
+        </w:trPr>
+        <w:tc>
+          <w:tcPr/>
+          <w:p>
+            <w:pPr>
+              <w:pStyle w:val="Compact"/>
+              <w:ind w:firstLine="0" w:firstLineChars="0"/>
+            </w:pPr>
+            <w:r>
+              <w:t xml:space="preserve">CV </w:t>
+            </w:r>
+            <w:r>
+              <w:rPr>
+                <w:rFonts w:hint="eastAsia"/>
+              </w:rPr>
+              <w:t xml:space="preserve">30%-50%（中等，湖南类）</w:t>
+            </w:r>
+          </w:p>
+        </w:tc>
+        <w:tc>
+          <w:tcPr/>
+          <w:p>
+            <w:pPr>
+              <w:pStyle w:val="Compact"/>
+              <w:ind w:firstLine="0" w:firstLineChars="0"/>
+            </w:pPr>
+            <w:r>
+              <w:rPr>
+                <w:rFonts w:hint="eastAsia"/>
+              </w:rPr>
+              <w:t xml:space="preserve">中等重构</w:t>
+            </w:r>
+          </w:p>
+        </w:tc>
+        <w:tc>
+          <w:tcPr/>
+          <w:p>
+            <w:pPr>
+              <w:pStyle w:val="Compact"/>
+              <w:ind w:firstLine="0" w:firstLineChars="0"/>
+            </w:pPr>
+            <w:r>
+              <w:t xml:space="preserve">80%-90%</w:t>
+            </w:r>
+          </w:p>
+        </w:tc>
+        <w:tc>
+          <w:tcPr/>
+          <w:p>
+            <w:pPr>
+              <w:pStyle w:val="Compact"/>
+              <w:ind w:firstLine="0" w:firstLineChars="0"/>
+            </w:pPr>
+            <w:r>
+              <w:t xml:space="preserve">1-2 </w:t>
+            </w:r>
+            <w:r>
+              <w:rPr>
+                <w:rFonts w:hint="eastAsia"/>
+              </w:rPr>
+              <w:t xml:space="preserve">季度过渡期</w:t>
+            </w:r>
+          </w:p>
+        </w:tc>
+        <w:tc>
+          <w:tcPr/>
+          <w:p>
+            <w:pPr>
+              <w:pStyle w:val="Compact"/>
+              <w:ind w:firstLine="0" w:firstLineChars="0"/>
+            </w:pPr>
+            <w:r>
+              <w:t xml:space="preserve">30 </w:t>
+            </w:r>
+            <w:r>
+              <w:rPr>
+                <w:rFonts w:hint="eastAsia"/>
+              </w:rPr>
+              <w:t xml:space="preserve">天书面通知</w:t>
+            </w:r>
+            <w:r>
+              <w:t xml:space="preserve"> + 1-2 </w:t>
+            </w:r>
+            <w:r>
+              <w:rPr>
+                <w:rFonts w:hint="eastAsia"/>
+              </w:rPr>
+              <w:t xml:space="preserve">个月老带新陪访</w:t>
+            </w:r>
+            <w:r>
+              <w:t xml:space="preserve"> + 1 </w:t>
+            </w:r>
+            <w:r>
+              <w:rPr>
+                <w:rFonts w:hint="eastAsia"/>
+              </w:rPr>
+              <w:t xml:space="preserve">季度绩效保护带</w:t>
+            </w:r>
+          </w:p>
+        </w:tc>
+      </w:tr>
+      <w:tr>
+        <w:trPr>
+          <w:cantSplit/>
+        </w:trPr>
+        <w:tc>
+          <w:tcPr/>
+          <w:p>
+            <w:pPr>
+              <w:pStyle w:val="Compact"/>
+              <w:ind w:firstLine="0" w:firstLineChars="0"/>
+            </w:pPr>
+            <w:r>
+              <w:t xml:space="preserve">CV &gt; </w:t>
+            </w:r>
+            <w:r>
+              <w:rPr>
+                <w:rFonts w:hint="eastAsia"/>
+              </w:rPr>
+              <w:t xml:space="preserve">50%（严重，上海类）</w:t>
+            </w:r>
+          </w:p>
+        </w:tc>
+        <w:tc>
+          <w:tcPr/>
+          <w:p>
+            <w:pPr>
+              <w:pStyle w:val="Compact"/>
+              <w:ind w:firstLine="0" w:firstLineChars="0"/>
+            </w:pPr>
+            <w:r>
+              <w:rPr>
+                <w:rFonts w:hint="eastAsia"/>
+              </w:rPr>
+              <w:t xml:space="preserve">大幅重构</w:t>
+            </w:r>
+          </w:p>
+        </w:tc>
+        <w:tc>
+          <w:tcPr/>
+          <w:p>
+            <w:pPr>
+              <w:pStyle w:val="Compact"/>
+              <w:ind w:firstLine="0" w:firstLineChars="0"/>
+            </w:pPr>
+            <w:r>
+              <w:t xml:space="preserve">60%-80%</w:t>
+            </w:r>
+          </w:p>
+        </w:tc>
+        <w:tc>
+          <w:tcPr/>
+          <w:p>
+            <w:pPr>
+              <w:pStyle w:val="Compact"/>
+              <w:ind w:firstLine="0" w:firstLineChars="0"/>
+            </w:pPr>
+            <w:r>
+              <w:rPr>
+                <w:rFonts w:hint="eastAsia"/>
+              </w:rPr>
+              <w:t xml:space="preserve">半年以上分阶段实施</w:t>
+            </w:r>
+          </w:p>
+        </w:tc>
+        <w:tc>
+          <w:tcPr/>
+          <w:p>
+            <w:pPr>
+              <w:pStyle w:val="Compact"/>
+              <w:ind w:firstLine="0" w:firstLineChars="0"/>
+            </w:pPr>
+            <w:r>
+              <w:rPr>
+                <w:rFonts w:hint="eastAsia"/>
+              </w:rPr>
+              <w:t xml:space="preserve">多季度绩效保护</w:t>
+            </w:r>
+            <w:r>
+              <w:t xml:space="preserve"> + </w:t>
+            </w:r>
+            <w:r>
+              <w:rPr>
+                <w:rFonts w:hint="eastAsia"/>
+              </w:rPr>
+              <w:t xml:space="preserve">高频客户预警沟通</w:t>
+            </w:r>
+            <w:r>
+              <w:t xml:space="preserve"> + </w:t>
+            </w:r>
+            <w:r>
+              <w:rPr>
+                <w:rFonts w:hint="eastAsia"/>
+              </w:rPr>
+              <w:t xml:space="preserve">重点客户关系定向交接</w:t>
+            </w:r>
+          </w:p>
+        </w:tc>
+      </w:tr>
+    </w:tbl>
+    <w:p>
+      <w:pPr>
+        <w:pStyle w:val="BodyText"/>
+      </w:pPr>
+      <w:r>
+        <w:rPr>
+          <w:rFonts w:hint="eastAsia"/>
+        </w:rPr>
+        <w:t xml:space="preserve">数据来源：失衡度阈值划分参考</w:t>
+      </w:r>
+      <w:r>
+        <w:t xml:space="preserve"> 5.3.4 </w:t>
+      </w:r>
+      <w:r>
+        <w:rPr>
+          <w:rFonts w:hint="eastAsia"/>
+        </w:rPr>
+        <w:t xml:space="preserve">节三省份实证</w:t>
+      </w:r>
+      <w:r>
+        <w:t xml:space="preserve"> + </w:t>
+      </w:r>
+      <w:r>
+        <w:rPr>
+          <w:rFonts w:hint="eastAsia"/>
+        </w:rPr>
+        <w:t xml:space="preserve">业务经验外推，保留率预期对应</w:t>
+      </w:r>
+      <w:r>
+        <w:t xml:space="preserve"> 5.3.4 </w:t>
+      </w:r>
+      <w:r>
+        <w:rPr>
+          <w:rFonts w:hint="eastAsia"/>
+        </w:rPr>
+        <w:t xml:space="preserve">节</w:t>
+      </w:r>
+      <w:r>
+        <w:t xml:space="preserve"> To-Be </w:t>
+      </w:r>
+      <w:r>
+        <w:rPr>
+          <w:rFonts w:hint="eastAsia"/>
+        </w:rPr>
+        <w:t xml:space="preserve">实测。</w:t>
+      </w:r>
+    </w:p>
+    <w:p>
+      <w:pPr>
+        <w:pStyle w:val="BodyText"/>
+      </w:pPr>
+      <w:r>
+        <w:rPr>
+          <w:rFonts w:hint="eastAsia"/>
+          <w:b/>
+          <w:bCs/>
+        </w:rPr>
+        <w:t xml:space="preserve">阻力的三个主要来源各有对策。</w:t>
+      </w:r>
+      <w:r>
+        <w:t xml:space="preserve"> </w:t>
+      </w:r>
+      <w:r>
+        <w:rPr>
+          <w:rFonts w:hint="eastAsia"/>
+        </w:rPr>
+        <w:t xml:space="preserve">第一类是销售团队的阻力，核心担忧是客户关系断裂以及短期业绩下降影响奖金——根据第三章</w:t>
+      </w:r>
+      <w:r>
+        <w:t xml:space="preserve"> 3.1.2 </w:t>
+      </w:r>
+      <w:r>
+        <w:rPr>
+          <w:rFonts w:hint="eastAsia"/>
+        </w:rPr>
+        <w:t xml:space="preserve">节的业务经验，调整后</w:t>
+      </w:r>
+      <w:r>
+        <w:t xml:space="preserve"> 3-6 </w:t>
+      </w:r>
+      <w:r>
+        <w:rPr>
+          <w:rFonts w:hint="eastAsia"/>
+        </w:rPr>
+        <w:t xml:space="preserve">个月业绩下降</w:t>
+      </w:r>
+      <w:r>
+        <w:t xml:space="preserve"> 8%-15% </w:t>
+      </w:r>
+      <w:r>
+        <w:rPr>
+          <w:rFonts w:hint="eastAsia"/>
+        </w:rPr>
+        <w:t xml:space="preserve">是行业典型水平。对此的标准对策包括三项：变更前</w:t>
+      </w:r>
+      <w:r>
+        <w:t xml:space="preserve"> 30 </w:t>
+      </w:r>
+      <w:r>
+        <w:rPr>
+          <w:rFonts w:hint="eastAsia"/>
+        </w:rPr>
+        <w:t xml:space="preserve">天书面通知，让代表有充足时间安排客户交接；老代表与新代表</w:t>
+      </w:r>
+      <w:r>
+        <w:t xml:space="preserve"> 1-2 </w:t>
+      </w:r>
+      <w:r>
+        <w:rPr>
+          <w:rFonts w:hint="eastAsia"/>
+        </w:rPr>
+        <w:t xml:space="preserve">个月的陪访期，确保关键客户关系平滑过渡；1-2</w:t>
+      </w:r>
+      <w:r>
+        <w:t xml:space="preserve"> </w:t>
+      </w:r>
+      <w:r>
+        <w:rPr>
+          <w:rFonts w:hint="eastAsia"/>
+        </w:rPr>
+        <w:t xml:space="preserve">个季度的绩效考核保护带，把短期业绩波动从奖金考核中剥离。这三项动作叠加起来基本可以把销售团队的阻力转化为可管理的过渡期问题。第五章</w:t>
+      </w:r>
+      <w:r>
+        <w:t xml:space="preserve"> 5.2.3 </w:t>
+      </w:r>
+      <w:r>
+        <w:rPr>
+          <w:rFonts w:hint="eastAsia"/>
+        </w:rPr>
+        <w:t xml:space="preserve">节湖南</w:t>
+      </w:r>
+      <w:r>
+        <w:t xml:space="preserve"> BC </w:t>
+      </w:r>
+      <w:r>
+        <w:rPr>
+          <w:rFonts w:hint="eastAsia"/>
+        </w:rPr>
+        <w:t xml:space="preserve">主样本的震荡估算也佐证了这一对策的可行性——18</w:t>
+      </w:r>
+      <w:r>
+        <w:t xml:space="preserve"> </w:t>
+      </w:r>
+      <w:r>
+        <w:rPr>
+          <w:rFonts w:hint="eastAsia"/>
+        </w:rPr>
+        <w:t xml:space="preserve">家完全变动医院只占</w:t>
+      </w:r>
+      <w:r>
+        <w:t xml:space="preserve"> Index </w:t>
+      </w:r>
+      <w:r>
+        <w:rPr>
+          <w:rFonts w:hint="eastAsia"/>
+        </w:rPr>
+        <w:t xml:space="preserve">总量约</w:t>
+      </w:r>
+      <w:r>
+        <w:t xml:space="preserve"> </w:t>
+      </w:r>
+      <w:r>
+        <w:rPr>
+          <w:rFonts w:hint="eastAsia"/>
+        </w:rPr>
+        <w:t xml:space="preserve">13.6%，预计带来该样本约</w:t>
+      </w:r>
+      <w:r>
+        <w:t xml:space="preserve"> 1%-2% </w:t>
+      </w:r>
+      <w:r>
+        <w:rPr>
+          <w:rFonts w:hint="eastAsia"/>
+        </w:rPr>
+        <w:t xml:space="preserve">的短期业绩波动；通过</w:t>
+      </w:r>
+      <w:r>
+        <w:t xml:space="preserve"> Hungarian </w:t>
+      </w:r>
+      <w:r>
+        <w:rPr>
+          <w:rFonts w:hint="eastAsia"/>
+        </w:rPr>
+        <w:t xml:space="preserve">抓大放小的差异化保护机制，相对纯人工方案预计可减少</w:t>
+      </w:r>
+      <w:r>
+        <w:t xml:space="preserve"> 50% </w:t>
+      </w:r>
+      <w:r>
+        <w:rPr>
+          <w:rFonts w:hint="eastAsia"/>
+        </w:rPr>
+        <w:t xml:space="preserve">以上的客户关系变动量。</w:t>
+      </w:r>
+    </w:p>
+    <w:p>
+      <w:pPr>
+        <w:pStyle w:val="BodyText"/>
+      </w:pPr>
+      <w:r>
+        <w:rPr>
+          <w:rFonts w:hint="eastAsia"/>
+        </w:rPr>
+        <w:t xml:space="preserve">第二类是中层管理者的阻力，核心心理是权力转移焦虑（</w:t>
+      </w:r>
+      <w:r>
+        <w:rPr>
+          <w:rFonts w:hint="eastAsia"/>
+        </w:rPr>
+        <w:t xml:space="preserve">“以前我说了算，现在算法说了算”</w:t>
+      </w:r>
+      <w:r>
+        <w:rPr>
+          <w:rFonts w:hint="eastAsia"/>
+        </w:rPr>
+        <w:t xml:space="preserve">）以及历史决策被算法挑战时的面子压力。这类阻力如果用”全自动化”的方式硬推会激化矛盾——管理者会从内心抵触算法。本研究主张通过</w:t>
+      </w:r>
+      <w:r>
+        <w:t xml:space="preserve"> 6.1.1 </w:t>
+      </w:r>
+      <w:r>
+        <w:rPr>
+          <w:rFonts w:hint="eastAsia"/>
+        </w:rPr>
+        <w:t xml:space="preserve">节的人机协同机制反向化解：保留管理者对算法约束参数的配置权（拆分阈值、销量潜力权重、城市数上限等业务策略型参数仍由企业按偏好设定）以及对特定医院的强制干预权（锁定</w:t>
+      </w:r>
+      <w:r>
+        <w:t xml:space="preserve"> / </w:t>
+      </w:r>
+      <w:r>
+        <w:rPr>
+          <w:rFonts w:hint="eastAsia"/>
+        </w:rPr>
+        <w:t xml:space="preserve">拆分</w:t>
+      </w:r>
+      <w:r>
+        <w:t xml:space="preserve"> / </w:t>
+      </w:r>
+      <w:r>
+        <w:rPr>
+          <w:rFonts w:hint="eastAsia"/>
+        </w:rPr>
+        <w:t xml:space="preserve">排他约束），让管理者从”被算法挑战”的姿态转变为”算法的使用者与受益者”。这一框架与</w:t>
+      </w:r>
+      <w:r>
+        <w:t xml:space="preserve"> 4.4.3.4 </w:t>
+      </w:r>
+      <w:r>
+        <w:rPr>
+          <w:rFonts w:hint="eastAsia"/>
+        </w:rPr>
+        <w:t xml:space="preserve">节调研结论一致——业务侧</w:t>
+      </w:r>
+      <w:r>
+        <w:t xml:space="preserve"> 67%/58% </w:t>
+      </w:r>
+      <w:r>
+        <w:rPr>
+          <w:rFonts w:hint="eastAsia"/>
+        </w:rPr>
+        <w:t xml:space="preserve">偏好”客户保留率/紧凑度优于绝对均衡”、83%</w:t>
+      </w:r>
+      <w:r>
+        <w:t xml:space="preserve"> </w:t>
+      </w:r>
+      <w:r>
+        <w:rPr>
+          <w:rFonts w:hint="eastAsia"/>
+        </w:rPr>
+        <w:t xml:space="preserve">偏好”算法+人工调整”，本质上都在表达”我们要保留对关键节点的最终决定权”。</w:t>
+      </w:r>
+    </w:p>
+    <w:p>
+      <w:pPr>
+        <w:pStyle w:val="BodyText"/>
+      </w:pPr>
+      <w:r>
+        <w:rPr>
+          <w:rFonts w:hint="eastAsia"/>
+        </w:rPr>
+        <w:t xml:space="preserve">第三类是与现有业务流程的衔接阻力。SFE</w:t>
+      </w:r>
+      <w:r>
+        <w:t xml:space="preserve"> </w:t>
+      </w:r>
+      <w:r>
+        <w:rPr>
+          <w:rFonts w:hint="eastAsia"/>
+        </w:rPr>
+        <w:t xml:space="preserve">团队的辖区调整往往与销售季度规划、半年度业务回顾、年度战略规划等多个流程节奏耦合。算法引入后如果不与这些既有节奏对齐，会产生”算法跑了但业务不接”的尴尬。对策是把算法重大重组与现有规划周期对齐——年度全国级辖区重排放在</w:t>
+      </w:r>
+      <w:r>
+        <w:t xml:space="preserve"> Q4 </w:t>
+      </w:r>
+      <w:r>
+        <w:rPr>
+          <w:rFonts w:hint="eastAsia"/>
+        </w:rPr>
+        <w:t xml:space="preserve">战略规划期，季度局部调整跟随季度业务回顾，避免在销售旺季（通常</w:t>
+      </w:r>
+      <w:r>
+        <w:t xml:space="preserve"> Q3 </w:t>
+      </w:r>
+      <w:r>
+        <w:rPr>
+          <w:rFonts w:hint="eastAsia"/>
+        </w:rPr>
+        <w:t xml:space="preserve">或新药刚上市的窗口期）强行切换。中等以下规模的微调则可以借助</w:t>
+      </w:r>
+      <w:r>
+        <w:t xml:space="preserve"> 5.4 </w:t>
+      </w:r>
+      <w:r>
+        <w:rPr>
+          <w:rFonts w:hint="eastAsia"/>
+        </w:rPr>
+        <w:t xml:space="preserve">节算法秒级响应的优势在任何时点快速跑出方案，不再受人工</w:t>
+      </w:r>
+      <w:r>
+        <w:t xml:space="preserve"> 4-8 </w:t>
+      </w:r>
+      <w:r>
+        <w:rPr>
+          <w:rFonts w:hint="eastAsia"/>
+        </w:rPr>
+        <w:t xml:space="preserve">周周期的限制。</w:t>
+      </w:r>
+    </w:p>
+    <w:p>
+      <w:pPr>
+        <w:pStyle w:val="BodyText"/>
+      </w:pPr>
+      <w:r>
+        <w:rPr>
+          <w:rFonts w:hint="eastAsia"/>
+        </w:rPr>
+        <w:t xml:space="preserve">总体而言，变革管理不是算法上线后的附加项，而是算法部署设计的内生组成部分。表</w:t>
+      </w:r>
+      <w:r>
+        <w:t xml:space="preserve"> 6-1 </w:t>
+      </w:r>
+      <w:r>
+        <w:rPr>
+          <w:rFonts w:hint="eastAsia"/>
+        </w:rPr>
+        <w:t xml:space="preserve">的分层节奏背后体现的是一个朴素判断：</w:t>
+      </w:r>
+      <w:r>
+        <w:rPr>
+          <w:rFonts w:hint="eastAsia"/>
+          <w:b/>
+          <w:bCs/>
+        </w:rPr>
+        <w:t xml:space="preserve">算法的成功不止技术成功，更是组织变革成功</w:t>
+      </w:r>
+      <w:r>
+        <w:rPr>
+          <w:rFonts w:hint="eastAsia"/>
+        </w:rPr>
+        <w:t xml:space="preserve">——这一判断也将在</w:t>
+      </w:r>
+      <w:r>
+        <w:t xml:space="preserve"> 6.1.3 </w:t>
+      </w:r>
+      <w:r>
+        <w:rPr>
+          <w:rFonts w:hint="eastAsia"/>
+        </w:rPr>
+        <w:t xml:space="preserve">节的数据治理与</w:t>
+      </w:r>
+      <w:r>
+        <w:t xml:space="preserve"> 6.2 </w:t>
+      </w:r>
+      <w:r>
+        <w:rPr>
+          <w:rFonts w:hint="eastAsia"/>
+        </w:rPr>
+        <w:t xml:space="preserve">节的商业价值评估中持续显现。</w:t>
+      </w:r>
+    </w:p>
+    <w:bookmarkEnd w:id="166"/>
+    <w:bookmarkStart w:id="167" w:name="数据治理与系统集成保障"/>
+    <w:p>
+      <w:pPr>
+        <w:pStyle w:val="Heading3"/>
+      </w:pPr>
+      <w:r>
+        <w:t xml:space="preserve">6.1.3 </w:t>
+      </w:r>
+      <w:r>
+        <w:rPr>
+          <w:rFonts w:hint="eastAsia"/>
+        </w:rPr>
+        <w:t xml:space="preserve">数据治理与系统集成保障</w:t>
+      </w:r>
+    </w:p>
+    <w:p>
+      <w:pPr>
+        <w:pStyle w:val="FirstParagraph"/>
+      </w:pPr>
+      <w:r>
+        <w:rPr>
+          <w:rFonts w:hint="eastAsia"/>
+        </w:rPr>
+        <w:t xml:space="preserve">如果说</w:t>
+      </w:r>
+      <w:r>
+        <w:t xml:space="preserve"> 6.1.1 </w:t>
+      </w:r>
+      <w:r>
+        <w:rPr>
+          <w:rFonts w:hint="eastAsia"/>
+        </w:rPr>
+        <w:t xml:space="preserve">节解决工具层面的人机对话、6.1.2</w:t>
+      </w:r>
+      <w:r>
+        <w:t xml:space="preserve"> </w:t>
+      </w:r>
+      <w:r>
+        <w:rPr>
+          <w:rFonts w:hint="eastAsia"/>
+        </w:rPr>
+        <w:t xml:space="preserve">节解决组织层面的变革节奏，那么本节解决的是底层基础设施层面的”算法跑得稳、跑得久”的问题。算法是数据驱动的——数据治理质量决定算法输出可靠性，系统集成深度决定算法能否日常化运行。第一章</w:t>
+      </w:r>
+      <w:r>
+        <w:t xml:space="preserve"> 1.1.2 </w:t>
+      </w:r>
+      <w:r>
+        <w:rPr>
+          <w:rFonts w:hint="eastAsia"/>
+        </w:rPr>
+        <w:t xml:space="preserve">节”数据丰富、算法贫乏”的判断揭示了一个普遍困境：多数制药企业并不缺数据，缺的是把碎片化数据组织成算法可消费形态的治理能力。本节从数据治理、系统集成、权限分级三个维度给出企业级落地的具体保障要求。</w:t>
+      </w:r>
+    </w:p>
+    <w:p>
+      <w:pPr>
+        <w:pStyle w:val="BodyText"/>
+      </w:pPr>
+      <w:r>
+        <w:rPr>
+          <w:rFonts w:hint="eastAsia"/>
+          <w:b/>
+          <w:bCs/>
+        </w:rPr>
+        <w:t xml:space="preserve">数据治理的三类对象与对应要求。</w:t>
+      </w:r>
+      <w:r>
+        <w:t xml:space="preserve"> </w:t>
+      </w:r>
+      <w:r>
+        <w:rPr>
+          <w:rFonts w:hint="eastAsia"/>
+        </w:rPr>
+        <w:t xml:space="preserve">第四章</w:t>
+      </w:r>
+      <w:r>
+        <w:t xml:space="preserve"> 4.2.1 </w:t>
+      </w:r>
+      <w:r>
+        <w:rPr>
+          <w:rFonts w:hint="eastAsia"/>
+        </w:rPr>
+        <w:t xml:space="preserve">节已经明确算法所需的多源数据可分为三类，每类在治理上的关注点各有侧重。第一类是</w:t>
+      </w:r>
+      <w:r>
+        <w:t xml:space="preserve"> HCO </w:t>
+      </w:r>
+      <w:r>
+        <w:rPr>
+          <w:rFonts w:hint="eastAsia"/>
+        </w:rPr>
+        <w:t xml:space="preserve">主数据，包含医院的</w:t>
+      </w:r>
+      <w:r>
+        <w:t xml:space="preserve"> </w:t>
+      </w:r>
+      <w:r>
+        <w:rPr>
+          <w:rFonts w:hint="eastAsia"/>
+        </w:rPr>
+        <w:t xml:space="preserve">inscode、名称、等级、详细地址与经纬度。这类数据更新频率低但质量直接影响地理聚类与距离计算——治理重点是</w:t>
+      </w:r>
+      <w:r>
+        <w:t xml:space="preserve"> inscode </w:t>
+      </w:r>
+      <w:r>
+        <w:rPr>
+          <w:rFonts w:hint="eastAsia"/>
+        </w:rPr>
+        <w:t xml:space="preserve">唯一性、地理坐标准确性（新进医院需人工校核坐标，避免出现经纬度为零或落在境外的脏数据）以及医院级别变更的触发机制（医院升降级需要在主数据中及时反映）。第二类是业务数据，包含每家医院在特定产品组下的销售额、销量、市场潜力等业务指标，月度或季度更新——治理重点是与</w:t>
+      </w:r>
+      <w:r>
+        <w:t xml:space="preserve"> CRM/SFA </w:t>
+      </w:r>
+      <w:r>
+        <w:rPr>
+          <w:rFonts w:hint="eastAsia"/>
+        </w:rPr>
+        <w:t xml:space="preserve">系统的月度刷新通道、字段映射规则的稳定性、缺失值的处理标准（如某月销量为</w:t>
+      </w:r>
+      <w:r>
+        <w:t xml:space="preserve"> 0 </w:t>
+      </w:r>
+      <w:r>
+        <w:rPr>
+          <w:rFonts w:hint="eastAsia"/>
+        </w:rPr>
+        <w:t xml:space="preserve">是真实零销量还是数据未到位需要明确区分）。第三类是历史分配数据，每次算法运行后的</w:t>
+      </w:r>
+      <w:r>
+        <w:t xml:space="preserve"> To-Be </w:t>
+      </w:r>
+      <w:r>
+        <w:rPr>
+          <w:rFonts w:hint="eastAsia"/>
+        </w:rPr>
+        <w:t xml:space="preserve">方案需要回写归档形成下一轮的”历史”——治理重点是版本管理（每次算法运行的输入、参数、输出三元组留痕）以及业务确认状态的标记（哪些方案已经过</w:t>
+      </w:r>
+      <w:r>
+        <w:t xml:space="preserve"> 6.1.1 </w:t>
+      </w:r>
+      <w:r>
+        <w:rPr>
+          <w:rFonts w:hint="eastAsia"/>
+        </w:rPr>
+        <w:t xml:space="preserve">节人机协同确认、哪些只是中间草稿）。</w:t>
+      </w:r>
+    </w:p>
+    <w:p>
+      <w:pPr>
+        <w:pStyle w:val="BodyText"/>
+      </w:pPr>
+      <w:r>
+        <w:rPr>
+          <w:rFonts w:hint="eastAsia"/>
+          <w:b/>
+          <w:bCs/>
+        </w:rPr>
+        <w:t xml:space="preserve">算法运行审计是合规与可复现性的制度化承接。</w:t>
+      </w:r>
+      <w:r>
+        <w:t xml:space="preserve"> </w:t>
+      </w:r>
+      <w:r>
+        <w:rPr>
+          <w:rFonts w:hint="eastAsia"/>
+        </w:rPr>
+        <w:t xml:space="preserve">第五章</w:t>
+      </w:r>
+      <w:r>
+        <w:t xml:space="preserve"> 5.4.2 </w:t>
+      </w:r>
+      <w:r>
+        <w:rPr>
+          <w:rFonts w:hint="eastAsia"/>
+        </w:rPr>
+        <w:t xml:space="preserve">节的稀疏场景敏感性扫描已经揭示——SA</w:t>
+      </w:r>
+      <w:r>
+        <w:t xml:space="preserve"> </w:t>
+      </w:r>
+      <w:r>
+        <w:rPr>
+          <w:rFonts w:hint="eastAsia"/>
+        </w:rPr>
+        <w:t xml:space="preserve">算法存在固有随机性，相同样本不同启动可能收敛到不同的局部最优。这一现象在工程上有两个含义：一是稀疏场景需要多次启动取最优作为生产实践，二是每次算法运行的输入参数、算法版本、输出方案必须可追溯可复现，否则一旦后续业务侧对某个分配决策提出异议，将无法回放当时的决策依据。具体到留痕要求：算法版本（commit</w:t>
+      </w:r>
+      <w:r>
+        <w:t xml:space="preserve"> hash </w:t>
+      </w:r>
+      <w:r>
+        <w:rPr>
+          <w:rFonts w:hint="eastAsia"/>
+        </w:rPr>
+        <w:t xml:space="preserve">或</w:t>
+      </w:r>
+      <w:r>
+        <w:t xml:space="preserve"> release </w:t>
+      </w:r>
+      <w:r>
+        <w:rPr>
+          <w:rFonts w:hint="eastAsia"/>
+        </w:rPr>
+        <w:t xml:space="preserve">tag）、SA</w:t>
+      </w:r>
+      <w:r>
+        <w:t xml:space="preserve"> </w:t>
+      </w:r>
+      <w:r>
+        <w:rPr>
+          <w:rFonts w:hint="eastAsia"/>
+        </w:rPr>
+        <w:t xml:space="preserve">迭代次数、拆分阈值、权重参数等所有可调项必须随输出方案一同归档，时间戳与执行人也必须记录。这套审计机制对应</w:t>
+      </w:r>
+      <w:r>
+        <w:t xml:space="preserve"> 5.1.2 </w:t>
+      </w:r>
+      <w:r>
+        <w:rPr>
+          <w:rFonts w:hint="eastAsia"/>
+        </w:rPr>
+        <w:t xml:space="preserve">节正文里的”实证基于</w:t>
+      </w:r>
+      <w:r>
+        <w:t xml:space="preserve"> commit cbc1a756 </w:t>
+      </w:r>
+      <w:r>
+        <w:rPr>
+          <w:rFonts w:hint="eastAsia"/>
+        </w:rPr>
+        <w:t xml:space="preserve">版本”的版本声明思路——把”哪个算法在哪次跑出了哪个方案”作为可审计事实保留下来。</w:t>
+      </w:r>
+    </w:p>
+    <w:p>
+      <w:pPr>
+        <w:pStyle w:val="BodyText"/>
+      </w:pPr>
+      <w:r>
+        <w:rPr>
+          <w:rFonts w:hint="eastAsia"/>
+          <w:b/>
+          <w:bCs/>
+        </w:rPr>
+        <w:t xml:space="preserve">系统集成可按企业算法成熟度分三个层次渐进推进。</w:t>
+      </w:r>
+      <w:r>
+        <w:t xml:space="preserve"> </w:t>
+      </w:r>
+      <w:r>
+        <w:rPr>
+          <w:rFonts w:hint="eastAsia"/>
+        </w:rPr>
+        <w:t xml:space="preserve">在算法试点期，最简单的形态是</w:t>
+      </w:r>
+      <w:r>
+        <w:rPr>
+          <w:rFonts w:hint="eastAsia"/>
+          <w:b/>
+          <w:bCs/>
+        </w:rPr>
+        <w:t xml:space="preserve">轻量集成</w:t>
+      </w:r>
+      <w:r>
+        <w:rPr>
+          <w:rFonts w:hint="eastAsia"/>
+        </w:rPr>
+        <w:t xml:space="preserve">——算法独立运行，输入由</w:t>
+      </w:r>
+      <w:r>
+        <w:t xml:space="preserve"> SFE </w:t>
+      </w:r>
+      <w:r>
+        <w:rPr>
+          <w:rFonts w:hint="eastAsia"/>
+        </w:rPr>
+        <w:t xml:space="preserve">团队从</w:t>
+      </w:r>
+      <w:r>
+        <w:t xml:space="preserve"> CRM </w:t>
+      </w:r>
+      <w:r>
+        <w:rPr>
+          <w:rFonts w:hint="eastAsia"/>
+        </w:rPr>
+        <w:t xml:space="preserve">导出</w:t>
+      </w:r>
+      <w:r>
+        <w:t xml:space="preserve"> Excel </w:t>
+      </w:r>
+      <w:r>
+        <w:rPr>
+          <w:rFonts w:hint="eastAsia"/>
+        </w:rPr>
+        <w:t xml:space="preserve">提供给算法，输出</w:t>
+      </w:r>
+      <w:r>
+        <w:t xml:space="preserve"> Excel </w:t>
+      </w:r>
+      <w:r>
+        <w:rPr>
+          <w:rFonts w:hint="eastAsia"/>
+        </w:rPr>
+        <w:t xml:space="preserve">给业务侧手动导入</w:t>
+      </w:r>
+      <w:r>
+        <w:t xml:space="preserve"> </w:t>
+      </w:r>
+      <w:r>
+        <w:rPr>
+          <w:rFonts w:hint="eastAsia"/>
+        </w:rPr>
+        <w:t xml:space="preserve">SFA。这种形态的优点是部署门槛极低、对企业</w:t>
+      </w:r>
+      <w:r>
+        <w:t xml:space="preserve"> IT </w:t>
+      </w:r>
+      <w:r>
+        <w:rPr>
+          <w:rFonts w:hint="eastAsia"/>
+        </w:rPr>
+        <w:t xml:space="preserve">系统零改造；缺点是依赖人工搬运数据，无法支撑高频迭代。当算法验证有效进入稳定运行期，可升级为</w:t>
+      </w:r>
+      <w:r>
+        <w:rPr>
+          <w:rFonts w:hint="eastAsia"/>
+          <w:b/>
+          <w:bCs/>
+        </w:rPr>
+        <w:t xml:space="preserve">中度集成</w:t>
+      </w:r>
+      <w:r>
+        <w:rPr>
+          <w:rFonts w:hint="eastAsia"/>
+        </w:rPr>
+        <w:t xml:space="preserve">——算法直接读取</w:t>
+      </w:r>
+      <w:r>
+        <w:t xml:space="preserve"> CRM </w:t>
+      </w:r>
+      <w:r>
+        <w:rPr>
+          <w:rFonts w:hint="eastAsia"/>
+        </w:rPr>
+        <w:t xml:space="preserve">主数据、写回</w:t>
+      </w:r>
+      <w:r>
+        <w:t xml:space="preserve"> SFA </w:t>
+      </w:r>
+      <w:r>
+        <w:rPr>
+          <w:rFonts w:hint="eastAsia"/>
+        </w:rPr>
+        <w:t xml:space="preserve">分配，但触发动作仍由</w:t>
+      </w:r>
+      <w:r>
+        <w:t xml:space="preserve"> SFE </w:t>
+      </w:r>
+      <w:r>
+        <w:rPr>
+          <w:rFonts w:hint="eastAsia"/>
+        </w:rPr>
+        <w:t xml:space="preserve">团队手动发起。这种形态消除了人工搬数据的环节，每次算法运行可在数分钟内完成全链路。当算法成为企业</w:t>
+      </w:r>
+      <w:r>
+        <w:t xml:space="preserve"> SFE </w:t>
+      </w:r>
+      <w:r>
+        <w:rPr>
+          <w:rFonts w:hint="eastAsia"/>
+        </w:rPr>
+        <w:t xml:space="preserve">工作流的固定环节后，可进一步升级为</w:t>
+      </w:r>
+      <w:r>
+        <w:rPr>
+          <w:rFonts w:hint="eastAsia"/>
+          <w:b/>
+          <w:bCs/>
+        </w:rPr>
+        <w:t xml:space="preserve">深度集成</w:t>
+      </w:r>
+      <w:r>
+        <w:rPr>
+          <w:rFonts w:hint="eastAsia"/>
+        </w:rPr>
+        <w:t xml:space="preserve">——把算法嵌入业务系统</w:t>
+      </w:r>
+      <w:r>
+        <w:t xml:space="preserve"> </w:t>
+      </w:r>
+      <w:r>
+        <w:rPr>
+          <w:rFonts w:hint="eastAsia"/>
+        </w:rPr>
+        <w:t xml:space="preserve">dashboard，业务侧的大区经理直接在</w:t>
+      </w:r>
+      <w:r>
+        <w:t xml:space="preserve"> SFA </w:t>
+      </w:r>
+      <w:r>
+        <w:rPr>
+          <w:rFonts w:hint="eastAsia"/>
+        </w:rPr>
+        <w:t xml:space="preserve">内一键触发算法、即时看结果、即时做微调，6.1.1</w:t>
+      </w:r>
+      <w:r>
+        <w:t xml:space="preserve"> </w:t>
+      </w:r>
+      <w:r>
+        <w:rPr>
+          <w:rFonts w:hint="eastAsia"/>
+        </w:rPr>
+        <w:t xml:space="preserve">节描述的三阶段人机协同也因此得以在统一界面内完成。这三个层次对应不同的部署成熟度，企业可按自身基础设施条件渐进推进，无需一次性追求最深集成。</w:t>
+      </w:r>
+    </w:p>
+    <w:p>
+      <w:pPr>
+        <w:pStyle w:val="BodyText"/>
+      </w:pPr>
+      <w:r>
+        <w:rPr>
+          <w:rFonts w:hint="eastAsia"/>
+          <w:b/>
+          <w:bCs/>
+        </w:rPr>
+        <w:t xml:space="preserve">算法权限分级是数据治理与组织治理的交汇点。</w:t>
+      </w:r>
+      <w:r>
+        <w:t xml:space="preserve"> </w:t>
+      </w:r>
+      <w:r>
+        <w:rPr>
+          <w:rFonts w:hint="eastAsia"/>
+        </w:rPr>
+        <w:t xml:space="preserve">算法的可调项一旦完全开放给所有用户，会出现</w:t>
+      </w:r>
+      <w:r>
+        <w:t xml:space="preserve"> 5.4.2 </w:t>
+      </w:r>
+      <w:r>
+        <w:rPr>
+          <w:rFonts w:hint="eastAsia"/>
+        </w:rPr>
+        <w:t xml:space="preserve">节业务策略型参数被随意修改导致输出方案失去对比基础的风险。本研究建议算法操作权限按层级分级：中央</w:t>
+      </w:r>
+      <w:r>
+        <w:t xml:space="preserve"> SFE </w:t>
+      </w:r>
+      <w:r>
+        <w:rPr>
+          <w:rFonts w:hint="eastAsia"/>
+        </w:rPr>
+        <w:t xml:space="preserve">团队拥有完整的参数配置权与全国范围跑算法权限，是算法基线的唯一发布者；大区经理拥有本大区参数微调权与对特定医院施加锁定</w:t>
+      </w:r>
+      <w:r>
+        <w:t xml:space="preserve"> / </w:t>
+      </w:r>
+      <w:r>
+        <w:rPr>
+          <w:rFonts w:hint="eastAsia"/>
+        </w:rPr>
+        <w:t xml:space="preserve">虚拟拆分</w:t>
+      </w:r>
+      <w:r>
+        <w:t xml:space="preserve"> / </w:t>
+      </w:r>
+      <w:r>
+        <w:rPr>
+          <w:rFonts w:hint="eastAsia"/>
+        </w:rPr>
+        <w:t xml:space="preserve">区域排他约束的权限——这恰是</w:t>
+      </w:r>
+      <w:r>
+        <w:t xml:space="preserve"> 6.1.1 </w:t>
+      </w:r>
+      <w:r>
+        <w:rPr>
+          <w:rFonts w:hint="eastAsia"/>
+        </w:rPr>
+        <w:t xml:space="preserve">节人机协同第二阶段的人在回路操作权；地区经理与一线代表则只有只读权限与异常上报通道，无法直接修改算法输出。这一权限模型与</w:t>
+      </w:r>
+      <w:r>
+        <w:t xml:space="preserve"> 6.1.2 </w:t>
+      </w:r>
+      <w:r>
+        <w:rPr>
+          <w:rFonts w:hint="eastAsia"/>
+        </w:rPr>
+        <w:t xml:space="preserve">节”保留中层管理者对算法约束参数的配置权”的对策一脉相承——在赋予业务侧足够的干预空间的同时，避免决策权下沉过度导致的失控。</w:t>
+      </w:r>
+    </w:p>
+    <w:bookmarkEnd w:id="167"/>
+    <w:bookmarkEnd w:id="168"/>
+    <w:bookmarkEnd w:id="169"/>
+    <w:bookmarkStart w:id="179" w:name="附录-a-业务侧调研问卷与访谈大纲"/>
+    <w:p>
+      <w:pPr>
+        <w:pStyle w:val="Heading1"/>
+      </w:pPr>
+      <w:r>
+        <w:rPr>
+          <w:rFonts w:hint="eastAsia"/>
+        </w:rPr>
         <w:t xml:space="preserve">附录</w:t>
       </w:r>
       <w:r>
@@ -28305,7 +30511,7 @@
         <w:t xml:space="preserve">节集中呈现，附录不再重复。</w:t>
       </w:r>
     </w:p>
-    <w:bookmarkStart w:id="162" w:name="a.1-调研方法摘要"/>
+    <w:bookmarkStart w:id="170" w:name="a.1-调研方法摘要"/>
     <w:p>
       <w:pPr>
         <w:pStyle w:val="Heading2"/>
@@ -28435,8 +30641,8 @@
         <w:t xml:space="preserve"> 3-4。</w:t>
       </w:r>
     </w:p>
-    <w:bookmarkEnd w:id="162"/>
-    <w:bookmarkStart w:id="169" w:name="a.2-问卷量化题目"/>
+    <w:bookmarkEnd w:id="170"/>
+    <w:bookmarkStart w:id="177" w:name="a.2-问卷量化题目"/>
     <w:p>
       <w:pPr>
         <w:pStyle w:val="Heading2"/>
@@ -28451,7 +30657,7 @@
         <w:t xml:space="preserve">问卷量化题目</w:t>
       </w:r>
     </w:p>
-    <w:bookmarkStart w:id="163" w:name="a.2.1-基本信息"/>
+    <w:bookmarkStart w:id="171" w:name="a.2.1-基本信息"/>
     <w:p>
       <w:pPr>
         <w:pStyle w:val="Heading3"/>
@@ -28807,8 +31013,8 @@
         <w:t xml:space="preserve">人以上</w:t>
       </w:r>
     </w:p>
-    <w:bookmarkEnd w:id="163"/>
-    <w:bookmarkStart w:id="164" w:name="a.2.2-综合价值指数index构成"/>
+    <w:bookmarkEnd w:id="171"/>
+    <w:bookmarkStart w:id="172" w:name="a.2.2-综合价值指数index构成"/>
     <w:p>
       <w:pPr>
         <w:pStyle w:val="Heading3"/>
@@ -29301,8 +31507,8 @@
         </w:tc>
       </w:tr>
     </w:tbl>
-    <w:bookmarkEnd w:id="164"/>
-    <w:bookmarkStart w:id="165" w:name="a.2.3-辖区分配核心考量因素"/>
+    <w:bookmarkEnd w:id="172"/>
+    <w:bookmarkStart w:id="173" w:name="a.2.3-辖区分配核心考量因素"/>
     <w:p>
       <w:pPr>
         <w:pStyle w:val="Heading3"/>
@@ -30063,8 +32269,8 @@
         </w:tc>
       </w:tr>
     </w:tbl>
-    <w:bookmarkEnd w:id="165"/>
-    <w:bookmarkStart w:id="166" w:name="a.2.4-关键阈值与上限"/>
+    <w:bookmarkEnd w:id="173"/>
+    <w:bookmarkStart w:id="174" w:name="a.2.4-关键阈值与上限"/>
     <w:p>
       <w:pPr>
         <w:pStyle w:val="Heading3"/>
@@ -30375,8 +32581,8 @@
         <w:t xml:space="preserve">个以上城市，可接受跨大区</w:t>
       </w:r>
     </w:p>
-    <w:bookmarkEnd w:id="166"/>
-    <w:bookmarkStart w:id="167" w:name="a.2.5-场景化优先级"/>
+    <w:bookmarkEnd w:id="174"/>
+    <w:bookmarkStart w:id="175" w:name="a.2.5-场景化优先级"/>
     <w:p>
       <w:pPr>
         <w:pStyle w:val="Heading3"/>
@@ -30650,8 +32856,8 @@
         <w:t xml:space="preserve">其他（请填）：______</w:t>
       </w:r>
     </w:p>
-    <w:bookmarkEnd w:id="167"/>
-    <w:bookmarkStart w:id="168" w:name="a.2.6-方案权衡成对比较"/>
+    <w:bookmarkEnd w:id="175"/>
+    <w:bookmarkStart w:id="176" w:name="a.2.6-方案权衡成对比较"/>
     <w:p>
       <w:pPr>
         <w:pStyle w:val="Heading3"/>
@@ -30884,9 +33090,9 @@
         <w:t xml:space="preserve">人工调整，可解释、可干预</w:t>
       </w:r>
     </w:p>
-    <w:bookmarkEnd w:id="168"/>
-    <w:bookmarkEnd w:id="169"/>
-    <w:bookmarkStart w:id="170" w:name="a.3-半结构化访谈大纲"/>
+    <w:bookmarkEnd w:id="176"/>
+    <w:bookmarkEnd w:id="177"/>
+    <w:bookmarkStart w:id="178" w:name="a.3-半结构化访谈大纲"/>
     <w:p>
       <w:pPr>
         <w:pStyle w:val="Heading2"/>
@@ -31113,9 +33319,9 @@
         <w:t xml:space="preserve"> 3-2。</w:t>
       </w:r>
     </w:p>
-    <w:bookmarkEnd w:id="170"/>
-    <w:bookmarkEnd w:id="171"/>
-    <w:bookmarkStart w:id="206" w:name="参考文献"/>
+    <w:bookmarkEnd w:id="178"/>
+    <w:bookmarkEnd w:id="179"/>
+    <w:bookmarkStart w:id="214" w:name="参考文献"/>
     <w:p>
       <w:pPr>
         <w:pStyle w:val="Heading1"/>
@@ -31127,8 +33333,8 @@
         <w:t xml:space="preserve">参考文献</w:t>
       </w:r>
     </w:p>
-    <w:bookmarkStart w:id="205" w:name="refs"/>
-    <w:bookmarkStart w:id="173" w:name="ref-ma_xl2025"/>
+    <w:bookmarkStart w:id="213" w:name="refs"/>
+    <w:bookmarkStart w:id="181" w:name="ref-ma_xl2025"/>
     <w:p>
       <w:pPr>
         <w:pStyle w:val="Bibliography"/>
@@ -31163,7 +33369,7 @@
       <w:r>
         <w:t xml:space="preserve"> 2025, 40(3): 540-551. DOI:</w:t>
       </w:r>
-      <w:hyperlink r:id="rId172">
+      <w:hyperlink r:id="rId180">
         <w:r>
           <w:rPr>
             <w:rStyle w:val="Hyperlink"/>
@@ -31175,8 +33381,8 @@
         <w:t xml:space="preserve">.</w:t>
       </w:r>
     </w:p>
-    <w:bookmarkEnd w:id="173"/>
-    <w:bookmarkStart w:id="174" w:name="ref-sun2022"/>
+    <w:bookmarkEnd w:id="181"/>
+    <w:bookmarkStart w:id="182" w:name="ref-sun2022"/>
     <w:p>
       <w:pPr>
         <w:pStyle w:val="Bibliography"/>
@@ -31212,8 +33418,8 @@
         <w:t xml:space="preserve"> 2022(8): 25-30.</w:t>
       </w:r>
     </w:p>
-    <w:bookmarkEnd w:id="174"/>
-    <w:bookmarkStart w:id="175" w:name="ref-cnpharma2025"/>
+    <w:bookmarkEnd w:id="182"/>
+    <w:bookmarkStart w:id="183" w:name="ref-cnpharma2025"/>
     <w:p>
       <w:pPr>
         <w:pStyle w:val="Bibliography"/>
@@ -31249,8 +33455,8 @@
         <w:t xml:space="preserve"> 2025.</w:t>
       </w:r>
     </w:p>
-    <w:bookmarkEnd w:id="175"/>
-    <w:bookmarkStart w:id="176" w:name="ref-iqvia2025mpchina"/>
+    <w:bookmarkEnd w:id="183"/>
+    <w:bookmarkStart w:id="184" w:name="ref-iqvia2025mpchina"/>
     <w:p>
       <w:pPr>
         <w:pStyle w:val="Bibliography"/>
@@ -31259,8 +33465,8 @@
         <w:t xml:space="preserve">[4] IQVIA INSTITUTE. Market Prognosis 2025-2029: China[R]. IQVIA, 2025.</w:t>
       </w:r>
     </w:p>
-    <w:bookmarkEnd w:id="176"/>
-    <w:bookmarkStart w:id="177" w:name="ref-mckinsey2025launch"/>
+    <w:bookmarkEnd w:id="184"/>
+    <w:bookmarkStart w:id="185" w:name="ref-mckinsey2025launch"/>
     <w:p>
       <w:pPr>
         <w:pStyle w:val="Bibliography"/>
@@ -31287,8 +33493,8 @@
         <w:t xml:space="preserve"> 2025.</w:t>
       </w:r>
     </w:p>
-    <w:bookmarkEnd w:id="177"/>
-    <w:bookmarkStart w:id="178" w:name="ref-nhsa-vbp"/>
+    <w:bookmarkEnd w:id="185"/>
+    <w:bookmarkStart w:id="186" w:name="ref-nhsa-vbp"/>
     <w:p>
       <w:pPr>
         <w:pStyle w:val="Bibliography"/>
@@ -31324,8 +33530,8 @@
         <w:t xml:space="preserve"> (2018-2025), 2025.</w:t>
       </w:r>
     </w:p>
-    <w:bookmarkEnd w:id="178"/>
-    <w:bookmarkStart w:id="179" w:name="ref-zhang2025"/>
+    <w:bookmarkEnd w:id="186"/>
+    <w:bookmarkStart w:id="187" w:name="ref-zhang2025"/>
     <w:p>
       <w:pPr>
         <w:pStyle w:val="Bibliography"/>
@@ -31361,8 +33567,8 @@
         <w:t xml:space="preserve"> 2025(10): 48-51.</w:t>
       </w:r>
     </w:p>
-    <w:bookmarkEnd w:id="179"/>
-    <w:bookmarkStart w:id="180" w:name="ref-zhang_ym2023"/>
+    <w:bookmarkEnd w:id="187"/>
+    <w:bookmarkStart w:id="188" w:name="ref-zhang_ym2023"/>
     <w:p>
       <w:pPr>
         <w:pStyle w:val="Bibliography"/>
@@ -31398,8 +33604,8 @@
         <w:t xml:space="preserve"> 2023, 34(11).</w:t>
       </w:r>
     </w:p>
-    <w:bookmarkEnd w:id="180"/>
-    <w:bookmarkStart w:id="181" w:name="ref-zoltners2008"/>
+    <w:bookmarkEnd w:id="188"/>
+    <w:bookmarkStart w:id="189" w:name="ref-zoltners2008"/>
     <w:p>
       <w:pPr>
         <w:pStyle w:val="Bibliography"/>
@@ -31408,8 +33614,8 @@
         <w:t xml:space="preserve">[9] ZOLTNERS A A, SINHA P, LORIMER S E. Sales force effectiveness: A framework for researchers and practitioners[J]. Journal of Personal Selling &amp; Sales Management, 2008, 28(2): 115-131.</w:t>
       </w:r>
     </w:p>
-    <w:bookmarkEnd w:id="181"/>
-    <w:bookmarkStart w:id="182" w:name="ref-wang2024"/>
+    <w:bookmarkEnd w:id="189"/>
+    <w:bookmarkStart w:id="190" w:name="ref-wang2024"/>
     <w:p>
       <w:pPr>
         <w:pStyle w:val="Bibliography"/>
@@ -31445,8 +33651,8 @@
         <w:t xml:space="preserve"> 2024, 50(3): 79-82.</w:t>
       </w:r>
     </w:p>
-    <w:bookmarkEnd w:id="182"/>
-    <w:bookmarkStart w:id="183" w:name="ref-hess1971"/>
+    <w:bookmarkEnd w:id="190"/>
+    <w:bookmarkStart w:id="191" w:name="ref-hess1971"/>
     <w:p>
       <w:pPr>
         <w:pStyle w:val="Bibliography"/>
@@ -31455,8 +33661,8 @@
         <w:t xml:space="preserve">[11] HESS S W, SAMUELS S A. Experiences with a sales districting model: Criteria and implementation[J]. Management Science, 1971, 18(4): 41-54.</w:t>
       </w:r>
     </w:p>
-    <w:bookmarkEnd w:id="183"/>
-    <w:bookmarkStart w:id="184" w:name="ref-zoltners1983"/>
+    <w:bookmarkEnd w:id="191"/>
+    <w:bookmarkStart w:id="192" w:name="ref-zoltners1983"/>
     <w:p>
       <w:pPr>
         <w:pStyle w:val="Bibliography"/>
@@ -31465,8 +33671,8 @@
         <w:t xml:space="preserve">[12] ZOLTNERS A A, SINHA P. Sales territory alignment: A review and model[J]. Management Science, 1983, 29(11): 1237-1256.</w:t>
       </w:r>
     </w:p>
-    <w:bookmarkEnd w:id="184"/>
-    <w:bookmarkStart w:id="185" w:name="ref-skiera1996"/>
+    <w:bookmarkEnd w:id="192"/>
+    <w:bookmarkStart w:id="193" w:name="ref-skiera1996"/>
     <w:p>
       <w:pPr>
         <w:pStyle w:val="Bibliography"/>
@@ -31481,8 +33687,8 @@
         <w:t xml:space="preserve">t Frankfurt, 1996.</w:t>
       </w:r>
     </w:p>
-    <w:bookmarkEnd w:id="185"/>
-    <w:bookmarkStart w:id="186" w:name="ref-zoltners2000"/>
+    <w:bookmarkEnd w:id="193"/>
+    <w:bookmarkStart w:id="194" w:name="ref-zoltners2000"/>
     <w:p>
       <w:pPr>
         <w:pStyle w:val="Bibliography"/>
@@ -31491,8 +33697,8 @@
         <w:t xml:space="preserve">[14] ZOLTNERS A A, LORIMER S E. Sales territory alignment: An overlooked productivity tool[J]. Journal of Personal Selling &amp; Sales Management, 2000, 20(3): 139-150.</w:t>
       </w:r>
     </w:p>
-    <w:bookmarkEnd w:id="186"/>
-    <w:bookmarkStart w:id="187" w:name="ref-zs2016"/>
+    <w:bookmarkEnd w:id="194"/>
+    <w:bookmarkStart w:id="195" w:name="ref-zs2016"/>
     <w:p>
       <w:pPr>
         <w:pStyle w:val="Bibliography"/>
@@ -31501,8 +33707,8 @@
         <w:t xml:space="preserve">[15] ZS ASSOCIATES. Study: Sales force effectiveness initiatives in medtech industry can boost performance up to 8 percent[Z]. PR Newswire, 2016.</w:t>
       </w:r>
     </w:p>
-    <w:bookmarkEnd w:id="187"/>
-    <w:bookmarkStart w:id="188" w:name="ref-chressanthis2016"/>
+    <w:bookmarkEnd w:id="195"/>
+    <w:bookmarkStart w:id="196" w:name="ref-chressanthis2016"/>
     <w:p>
       <w:pPr>
         <w:pStyle w:val="Bibliography"/>
@@ -31511,8 +33717,8 @@
         <w:t xml:space="preserve">[16] CHRESSANTHIS G A, MANTRALA M. Sales analytics and big data developments needed now to address practitioner-identified emerging biopharmaceutical sales force strategic and operational issues[J]. Journal of the Pharmaceutical Management Science Association, 2016.</w:t>
       </w:r>
     </w:p>
-    <w:bookmarkEnd w:id="188"/>
-    <w:bookmarkStart w:id="189" w:name="ref-kalcsics2005"/>
+    <w:bookmarkEnd w:id="196"/>
+    <w:bookmarkStart w:id="197" w:name="ref-kalcsics2005"/>
     <w:p>
       <w:pPr>
         <w:pStyle w:val="Bibliography"/>
@@ -31521,8 +33727,8 @@
         <w:t xml:space="preserve">[17] KALCSICS J, NICKEL S, SCHRÖDER M. Towards a unified territory design approach – Applications, algorithms and GIS integration: 71[R]. Berichte des Fraunhofer ITWM, 2005.</w:t>
       </w:r>
     </w:p>
-    <w:bookmarkEnd w:id="189"/>
-    <w:bookmarkStart w:id="190" w:name="ref-zoltners2014"/>
+    <w:bookmarkEnd w:id="197"/>
+    <w:bookmarkStart w:id="198" w:name="ref-zoltners2014"/>
     <w:p>
       <w:pPr>
         <w:pStyle w:val="Bibliography"/>
@@ -31531,8 +33737,8 @@
         <w:t xml:space="preserve">[18] ZOLTNERS A A, SINHA P, LORIMER S E. The Power of Sales Analytics[M]. Evanston: ZS Associates, 2014.</w:t>
       </w:r>
     </w:p>
-    <w:bookmarkEnd w:id="190"/>
-    <w:bookmarkStart w:id="191" w:name="ref-luo2022"/>
+    <w:bookmarkEnd w:id="198"/>
+    <w:bookmarkStart w:id="199" w:name="ref-luo2022"/>
     <w:p>
       <w:pPr>
         <w:pStyle w:val="Bibliography"/>
@@ -31598,8 +33804,8 @@
         <w:t xml:space="preserve"> 2022, 51(5): 92-97.</w:t>
       </w:r>
     </w:p>
-    <w:bookmarkEnd w:id="191"/>
-    <w:bookmarkStart w:id="192" w:name="ref-you2026"/>
+    <w:bookmarkEnd w:id="199"/>
+    <w:bookmarkStart w:id="200" w:name="ref-you2026"/>
     <w:p>
       <w:pPr>
         <w:pStyle w:val="Bibliography"/>
@@ -31665,8 +33871,8 @@
         <w:t xml:space="preserve"> 2026.</w:t>
       </w:r>
     </w:p>
-    <w:bookmarkEnd w:id="192"/>
-    <w:bookmarkStart w:id="193" w:name="ref-yang2012"/>
+    <w:bookmarkEnd w:id="200"/>
+    <w:bookmarkStart w:id="201" w:name="ref-yang2012"/>
     <w:p>
       <w:pPr>
         <w:pStyle w:val="Bibliography"/>
@@ -31702,8 +33908,8 @@
         <w:t xml:space="preserve"> 2012(1): 40-41.</w:t>
       </w:r>
     </w:p>
-    <w:bookmarkEnd w:id="193"/>
-    <w:bookmarkStart w:id="195" w:name="ref-ma2026"/>
+    <w:bookmarkEnd w:id="201"/>
+    <w:bookmarkStart w:id="203" w:name="ref-ma2026"/>
     <w:p>
       <w:pPr>
         <w:pStyle w:val="Bibliography"/>
@@ -31765,7 +33971,7 @@
       <w:r>
         <w:t xml:space="preserve"> 2026. DOI:</w:t>
       </w:r>
-      <w:hyperlink r:id="rId194">
+      <w:hyperlink r:id="rId202">
         <w:r>
           <w:rPr>
             <w:rStyle w:val="Hyperlink"/>
@@ -31777,8 +33983,8 @@
         <w:t xml:space="preserve">.</w:t>
       </w:r>
     </w:p>
-    <w:bookmarkEnd w:id="195"/>
-    <w:bookmarkStart w:id="196" w:name="ref-li2026"/>
+    <w:bookmarkEnd w:id="203"/>
+    <w:bookmarkStart w:id="204" w:name="ref-li2026"/>
     <w:p>
       <w:pPr>
         <w:pStyle w:val="Bibliography"/>
@@ -31823,8 +34029,8 @@
         <w:t xml:space="preserve"> 2026, 50(2).</w:t>
       </w:r>
     </w:p>
-    <w:bookmarkEnd w:id="196"/>
-    <w:bookmarkStart w:id="197" w:name="ref-wan2026"/>
+    <w:bookmarkEnd w:id="204"/>
+    <w:bookmarkStart w:id="205" w:name="ref-wan2026"/>
     <w:p>
       <w:pPr>
         <w:pStyle w:val="Bibliography"/>
@@ -31887,8 +34093,8 @@
         <w:t xml:space="preserve"> 2026.</w:t>
       </w:r>
     </w:p>
-    <w:bookmarkEnd w:id="197"/>
-    <w:bookmarkStart w:id="198" w:name="ref-tian2026"/>
+    <w:bookmarkEnd w:id="205"/>
+    <w:bookmarkStart w:id="206" w:name="ref-tian2026"/>
     <w:p>
       <w:pPr>
         <w:pStyle w:val="Bibliography"/>
@@ -31951,8 +34157,8 @@
         <w:t xml:space="preserve"> 2026.</w:t>
       </w:r>
     </w:p>
-    <w:bookmarkEnd w:id="198"/>
-    <w:bookmarkStart w:id="199" w:name="ref-xu2023"/>
+    <w:bookmarkEnd w:id="206"/>
+    <w:bookmarkStart w:id="207" w:name="ref-xu2023"/>
     <w:p>
       <w:pPr>
         <w:pStyle w:val="Bibliography"/>
@@ -31988,8 +34194,8 @@
         <w:t xml:space="preserve"> 2023(10): 84-86.</w:t>
       </w:r>
     </w:p>
-    <w:bookmarkEnd w:id="199"/>
-    <w:bookmarkStart w:id="200" w:name="ref-chen2024"/>
+    <w:bookmarkEnd w:id="207"/>
+    <w:bookmarkStart w:id="208" w:name="ref-chen2024"/>
     <w:p>
       <w:pPr>
         <w:pStyle w:val="Bibliography"/>
@@ -32025,8 +34231,8 @@
         <w:t xml:space="preserve"> 2024(15): 162-164.</w:t>
       </w:r>
     </w:p>
-    <w:bookmarkEnd w:id="200"/>
-    <w:bookmarkStart w:id="201" w:name="ref-nhsa-nrdl2024"/>
+    <w:bookmarkEnd w:id="208"/>
+    <w:bookmarkStart w:id="209" w:name="ref-nhsa-nrdl2024"/>
     <w:p>
       <w:pPr>
         <w:pStyle w:val="Bibliography"/>
@@ -32062,8 +34268,8 @@
         <w:t xml:space="preserve"> 2024.</w:t>
       </w:r>
     </w:p>
-    <w:bookmarkEnd w:id="201"/>
-    <w:bookmarkStart w:id="202" w:name="ref-mr2026"/>
+    <w:bookmarkEnd w:id="209"/>
+    <w:bookmarkStart w:id="210" w:name="ref-mr2026"/>
     <w:p>
       <w:pPr>
         <w:pStyle w:val="Bibliography"/>
@@ -32129,8 +34335,8 @@
         <w:t xml:space="preserve"> 2026.</w:t>
       </w:r>
     </w:p>
-    <w:bookmarkEnd w:id="202"/>
-    <w:bookmarkStart w:id="203" w:name="ref-kuhn1955"/>
+    <w:bookmarkEnd w:id="210"/>
+    <w:bookmarkStart w:id="211" w:name="ref-kuhn1955"/>
     <w:p>
       <w:pPr>
         <w:pStyle w:val="Bibliography"/>
@@ -32139,8 +34345,8 @@
         <w:t xml:space="preserve">[30] KUHN H W. The Hungarian method for the assignment problem[J]. Naval Research Logistics Quarterly, 1955, 2(1-2): 83-97.</w:t>
       </w:r>
     </w:p>
-    <w:bookmarkEnd w:id="203"/>
-    <w:bookmarkStart w:id="204" w:name="ref-kirkpatrick1983"/>
+    <w:bookmarkEnd w:id="211"/>
+    <w:bookmarkStart w:id="212" w:name="ref-kirkpatrick1983"/>
     <w:p>
       <w:pPr>
         <w:pStyle w:val="Bibliography"/>
@@ -32149,9 +34355,9 @@
         <w:t xml:space="preserve">[31] KIRKPATRICK S, GELATT C D, VECCHI M P. Optimization by simulated annealing[J]. Science, 1983, 220(4598): 671-680.</w:t>
       </w:r>
     </w:p>
-    <w:bookmarkEnd w:id="204"/>
-    <w:bookmarkEnd w:id="205"/>
-    <w:bookmarkEnd w:id="206"/>
+    <w:bookmarkEnd w:id="212"/>
+    <w:bookmarkEnd w:id="213"/>
+    <w:bookmarkEnd w:id="214"/>
     <w:sectPr>
       <w:headerReference r:id="rId9" w:type="default"/>
       <w:pgSz w:h="16838" w:w="11906"/>

--- a/docs/thesis.docx
+++ b/docs/thesis.docx
@@ -11260,7 +11260,7 @@
               <m:nor/>
               <m:sty m:val="p"/>
             </m:rPr>
-            <m:t>(4-6)</m:t>
+            <m:t>(4-5)</m:t>
           </m:r>
         </m:oMath>
       </m:oMathPara>
@@ -11427,7 +11427,7 @@
               <m:nor/>
               <m:sty m:val="p"/>
             </m:rPr>
-            <m:t>(4-7)</m:t>
+            <m:t>(4-6)</m:t>
           </m:r>
         </m:oMath>
       </m:oMathPara>
@@ -11614,7 +11614,7 @@
               <m:nor/>
               <m:sty m:val="p"/>
             </m:rPr>
-            <m:t>(4-8)</m:t>
+            <m:t>(4-7)</m:t>
           </m:r>
         </m:oMath>
       </m:oMathPara>
@@ -12337,7 +12337,7 @@
               <m:nor/>
               <m:sty m:val="p"/>
             </m:rPr>
-            <m:t>(4-9)</m:t>
+            <m:t>(4-8)</m:t>
           </m:r>
         </m:oMath>
       </m:oMathPara>
@@ -12611,7 +12611,7 @@
               <m:nor/>
               <m:sty m:val="p"/>
             </m:rPr>
-            <m:t>(4-10)</m:t>
+            <m:t>(4-9)</m:t>
           </m:r>
         </m:oMath>
       </m:oMathPara>
@@ -12875,6 +12875,87 @@
         <w:rPr>
           <w:rFonts w:hint="eastAsia"/>
         </w:rPr>
+        <w:t xml:space="preserve">需要补充说明一个例外：地理跨度因不存在直观的”业务可接受阈值”（不像</w:t>
+      </w:r>
+      <w:r>
+        <w:t xml:space="preserve"> Index </w:t>
+      </w:r>
+      <w:r>
+        <w:rPr>
+          <w:rFonts w:hint="eastAsia"/>
+        </w:rPr>
+        <w:t xml:space="preserve">偏差有明确的</w:t>
+      </w:r>
+      <w:r>
+        <w:t xml:space="preserve"> ±20% </w:t>
+      </w:r>
+      <w:r>
+        <w:rPr>
+          <w:rFonts w:hint="eastAsia"/>
+        </w:rPr>
+        <w:t xml:space="preserve">业务上界、容量有明确的医院数上限），不走统一阈值惩罚通道，而是采用</w:t>
+      </w:r>
+      <w:r>
+        <w:t xml:space="preserve"> </w:t>
+      </w:r>
+      <m:oMath>
+        <m:r>
+          <m:t>3</m:t>
+        </m:r>
+        <m:r>
+          <m:rPr>
+            <m:sty m:val="p"/>
+          </m:rPr>
+          <m:t>⋅</m:t>
+        </m:r>
+        <m:sSubSup>
+          <m:e>
+            <m:r>
+              <m:t>d</m:t>
+            </m:r>
+          </m:e>
+          <m:sub>
+            <m:r>
+              <m:rPr>
+                <m:sty m:val="p"/>
+              </m:rPr>
+              <m:t>max</m:t>
+            </m:r>
+          </m:sub>
+          <m:sup>
+            <m:r>
+              <m:t>2</m:t>
+            </m:r>
+          </m:sup>
+        </m:sSubSup>
+      </m:oMath>
+      <w:r>
+        <w:t xml:space="preserve"> </w:t>
+      </w:r>
+      <w:r>
+        <w:rPr>
+          <w:rFonts w:hint="eastAsia"/>
+        </w:rPr>
+        <w:t xml:space="preserve">直接对辖区最远半径做二次惩罚。这一设计的细节在</w:t>
+      </w:r>
+      <w:r>
+        <w:t xml:space="preserve"> 4.3.3 </w:t>
+      </w:r>
+      <w:r>
+        <w:rPr>
+          <w:rFonts w:hint="eastAsia"/>
+        </w:rPr>
+        <w:t xml:space="preserve">节展开。</w:t>
+      </w:r>
+    </w:p>
+    <w:p>
+      <w:pPr>
+        <w:pStyle w:val="BodyText"/>
+      </w:pPr>
+      <w:r>
+        <w:rPr>
+          <w:rFonts w:hint="eastAsia"/>
+        </w:rPr>
         <w:t xml:space="preserve">代价函数中纳入哪些维度，调研也提供了清晰的业务依据。问卷</w:t>
       </w:r>
       <w:r>
@@ -14158,25 +14239,50 @@
               <w:ind w:firstLine="0" w:firstLineChars="0"/>
             </w:pPr>
             <w:r>
-              <w:t xml:space="preserve">((Iₖ − idx_max) / θ)² × </w:t>
-            </w:r>
-            <w:r>
-              <w:rPr>
-                <w:rFonts w:hint="eastAsia"/>
-              </w:rPr>
-              <w:t xml:space="preserve">B，当</w:t>
-            </w:r>
-            <w:r>
-              <w:t xml:space="preserve"> Iₖ </w:t>
-            </w:r>
-            <w:r>
-              <w:rPr>
-                <w:rFonts w:hint="eastAsia"/>
-              </w:rPr>
-              <w:t xml:space="preserve">超出允许范围时触发；同理处理</w:t>
-            </w:r>
-            <w:r>
-              <w:t xml:space="preserve"> Iₖ &lt; idx_min</w:t>
+              <w:t xml:space="preserve">(max(|Iₖ − idx</w:t>
+            </w:r>
+            <w:r>
+              <w:rPr>
+                <w:i/>
+                <w:iCs/>
+              </w:rPr>
+              <w:t xml:space="preserve">| − θ, 0) / θ)² × </w:t>
+            </w:r>
+            <w:r>
+              <w:rPr>
+                <w:rFonts w:hint="eastAsia"/>
+                <w:i/>
+                <w:iCs/>
+              </w:rPr>
+              <w:t xml:space="preserve">B，其中</w:t>
+            </w:r>
+            <w:r>
+              <w:rPr>
+                <w:i/>
+                <w:iCs/>
+              </w:rPr>
+              <w:t xml:space="preserve"> idx</w:t>
+            </w:r>
+            <w:r>
+              <w:t xml:space="preserve"> </w:t>
+            </w:r>
+            <w:r>
+              <w:t xml:space="preserve">= 1000 </w:t>
+            </w:r>
+            <w:r>
+              <w:rPr>
+                <w:rFonts w:hint="eastAsia"/>
+              </w:rPr>
+              <w:t xml:space="preserve">为理想值，仅当偏差超出</w:t>
+            </w:r>
+            <w:r>
+              <w:t xml:space="preserve"> ±θ </w:t>
+            </w:r>
+            <w:r>
+              <w:rPr>
+                <w:rFonts w:hint="eastAsia"/>
+              </w:rPr>
+              <w:t xml:space="preserve">时触发</w:t>
             </w:r>
           </w:p>
         </w:tc>
@@ -14428,7 +14534,16 @@
               <w:rPr>
                 <w:rFonts w:hint="eastAsia"/>
               </w:rPr>
-              <w:t xml:space="preserve">二次惩罚</w:t>
+              <w:t xml:space="preserve">无（直接对</w:t>
+            </w:r>
+            <w:r>
+              <w:t xml:space="preserve"> d_max </w:t>
+            </w:r>
+            <w:r>
+              <w:rPr>
+                <w:rFonts w:hint="eastAsia"/>
+              </w:rPr>
+              <w:t xml:space="preserve">二次罚，参见正文说明）</w:t>
             </w:r>
           </w:p>
         </w:tc>
@@ -15928,7 +16043,7 @@
         <w:t xml:space="preserve">，由公式</w:t>
       </w:r>
       <w:r>
-        <w:t xml:space="preserve"> 4-12 </w:t>
+        <w:t xml:space="preserve"> 4-10 </w:t>
       </w:r>
       <w:r>
         <w:rPr>
@@ -16015,7 +16130,7 @@
               <m:nor/>
               <m:sty m:val="p"/>
             </m:rPr>
-            <m:t>(4-12)</m:t>
+            <m:t>(4-10)</m:t>
           </m:r>
         </m:oMath>
       </m:oMathPara>
@@ -16037,7 +16152,7 @@
         <w:rPr>
           <w:rFonts w:hint="eastAsia"/>
         </w:rPr>
-        <w:t xml:space="preserve">4-13），到后期几乎只接受改进：</w:t>
+        <w:t xml:space="preserve">4-11），到后期几乎只接受改进：</w:t>
       </w:r>
     </w:p>
     <w:p>
@@ -16200,7 +16315,7 @@
               <m:nor/>
               <m:sty m:val="p"/>
             </m:rPr>
-            <m:t>(4-13)</m:t>
+            <m:t>(4-11)</m:t>
           </m:r>
         </m:oMath>
       </m:oMathPara>
@@ -16713,7 +16828,7 @@
               <m:nor/>
               <m:sty m:val="p"/>
             </m:rPr>
-            <m:t>(4-14)</m:t>
+            <m:t>(4-12)</m:t>
           </m:r>
         </m:oMath>
       </m:oMathPara>
@@ -17240,7 +17355,7 @@
               <m:nor/>
               <m:sty m:val="p"/>
             </m:rPr>
-            <m:t>(4-15)</m:t>
+            <m:t>(4-13)</m:t>
           </m:r>
         </m:oMath>
       </m:oMathPara>
@@ -17253,7 +17368,7 @@
         <w:rPr>
           <w:rFonts w:hint="eastAsia"/>
         </w:rPr>
-        <w:t xml:space="preserve">医院级权重采用</w:t>
+        <w:t xml:space="preserve">医院级权重的</w:t>
       </w:r>
       <w:r>
         <w:t xml:space="preserve"> Index </w:t>
@@ -17262,52 +17377,7 @@
         <w:rPr>
           <w:rFonts w:hint="eastAsia"/>
         </w:rPr>
-        <w:t xml:space="preserve">平方项的设计，使高价值医院在匹配中天然占据主导地位。一家</w:t>
-      </w:r>
-      <w:r>
-        <w:t xml:space="preserve"> Index </w:t>
-      </w:r>
-      <w:r>
-        <w:rPr>
-          <w:rFonts w:hint="eastAsia"/>
-        </w:rPr>
-        <w:t xml:space="preserve">为</w:t>
-      </w:r>
-      <w:r>
-        <w:t xml:space="preserve"> 800 </w:t>
-      </w:r>
-      <w:r>
-        <w:rPr>
-          <w:rFonts w:hint="eastAsia"/>
-        </w:rPr>
-        <w:t xml:space="preserve">的医院贡献的权重相当于</w:t>
-      </w:r>
-      <w:r>
-        <w:t xml:space="preserve"> 16 </w:t>
-      </w:r>
-      <w:r>
-        <w:rPr>
-          <w:rFonts w:hint="eastAsia"/>
-        </w:rPr>
-        <w:t xml:space="preserve">家</w:t>
-      </w:r>
-      <w:r>
-        <w:t xml:space="preserve"> Index </w:t>
-      </w:r>
-      <w:r>
-        <w:rPr>
-          <w:rFonts w:hint="eastAsia"/>
-        </w:rPr>
-        <w:t xml:space="preserve">为</w:t>
-      </w:r>
-      <w:r>
-        <w:t xml:space="preserve"> 200 </w:t>
-      </w:r>
-      <w:r>
-        <w:rPr>
-          <w:rFonts w:hint="eastAsia"/>
-        </w:rPr>
-        <w:t xml:space="preserve">的医院之和——这与</w:t>
+        <w:t xml:space="preserve">平方项设计与</w:t>
       </w:r>
       <w:r>
         <w:t xml:space="preserve"> 3.3.2 </w:t>
@@ -17325,7 +17395,7 @@
         <w:rPr>
           <w:rFonts w:hint="eastAsia"/>
         </w:rPr>
-        <w:t xml:space="preserve">居于核心评价维度第二位的发现相呼应：业务侧普遍把保留高价值客户关系视为辖区调整的底线。当</w:t>
+        <w:t xml:space="preserve">居于核心评价维度第二位的发现相呼应——业务侧普遍把保留高价值客户关系视为辖区调整的底线。当</w:t>
       </w:r>
       <w:r>
         <w:t xml:space="preserve"> Hungarian </w:t>
@@ -17615,7 +17685,7 @@
         <w:t xml:space="preserve">即由公式</w:t>
       </w:r>
       <w:r>
-        <w:t xml:space="preserve"> 4-15 </w:t>
+        <w:t xml:space="preserve"> 4-13 </w:t>
       </w:r>
       <w:r>
         <w:rPr>
@@ -18105,7 +18175,7 @@
         <w:t xml:space="preserve">量级。这一量级远超公式</w:t>
       </w:r>
       <w:r>
-        <w:t xml:space="preserve"> 4-15 </w:t>
+        <w:t xml:space="preserve"> 4-13 </w:t>
       </w:r>
       <w:r>
         <w:rPr>
@@ -25795,7 +25865,7 @@
           <wp:inline>
             <wp:extent cx="5537200" cy="2419684"/>
             <wp:effectExtent b="0" l="0" r="0" t="0"/>
-            <wp:docPr descr="图 5-4 三省份计算效率与可扩展性" title="" id="152" name="Picture"/>
+            <wp:docPr descr="图 5-4 三省份计算耗时对比" title="" id="152" name="Picture"/>
             <a:graphic>
               <a:graphicData uri="http://schemas.openxmlformats.org/drawingml/2006/picture">
                 <pic:pic>
@@ -25850,7 +25920,7 @@
         <w:rPr>
           <w:rFonts w:hint="eastAsia"/>
         </w:rPr>
-        <w:t xml:space="preserve">三省份计算效率与可扩展性</w:t>
+        <w:t xml:space="preserve">三省份计算耗时对比</w:t>
       </w:r>
     </w:p>
     <w:p>
@@ -28104,34 +28174,7 @@
         <w:rPr>
           <w:rFonts w:hint="eastAsia"/>
         </w:rPr>
-        <w:t xml:space="preserve">需要诚实承认两个</w:t>
-      </w:r>
-      <w:r>
-        <w:t xml:space="preserve"> </w:t>
-      </w:r>
-      <w:r>
-        <w:rPr>
-          <w:rFonts w:hint="eastAsia"/>
-        </w:rPr>
-        <w:t xml:space="preserve">trade-off。其一，算法在极度失衡场景（如上海</w:t>
-      </w:r>
-      <w:r>
-        <w:t xml:space="preserve"> </w:t>
-      </w:r>
-      <w:r>
-        <w:rPr>
-          <w:rFonts w:hint="eastAsia"/>
-        </w:rPr>
-        <w:t xml:space="preserve">CV=64%）下做出的实质性结构重构会导致客户关系的部分变动，按医院数计算的保留率（21%-69%）在不同场景下呈现明显分化；只有在中等失衡场景（湖南）下才能达到主流业务可接受的保留率水平（86.4%）。这反映了”均衡与延续的客观权衡”——G1</w:t>
-      </w:r>
-      <w:r>
-        <w:t xml:space="preserve"> </w:t>
-      </w:r>
-      <w:r>
-        <w:rPr>
-          <w:rFonts w:hint="eastAsia"/>
-        </w:rPr>
-        <w:t xml:space="preserve">调研中受访者偏好的高保留率方案主要适用于</w:t>
+        <w:t xml:space="preserve">需要明确两条边界条件，这两条边界并非算法缺陷，而是”均衡与延续”以及”地理跨度与均衡度”两组客观权衡在不同场景下的具体呈现。其一，在极度失衡场景（如上海</w:t>
       </w:r>
       <w:r>
         <w:t xml:space="preserve"> As-Is </w:t>
@@ -28140,7 +28183,151 @@
         <w:rPr>
           <w:rFonts w:hint="eastAsia"/>
         </w:rPr>
-        <w:t xml:space="preserve">接近主流均衡水平的省份，在极端失衡省份引入算法时需要更长的过渡周期。其二，算法在稀疏场景（新疆）下虽实现了</w:t>
+        <w:t xml:space="preserve">CV=63.8%），算法为实现</w:t>
+      </w:r>
+      <w:r>
+        <w:t xml:space="preserve"> 79.6% </w:t>
+      </w:r>
+      <w:r>
+        <w:rPr>
+          <w:rFonts w:hint="eastAsia"/>
+        </w:rPr>
+        <w:t xml:space="preserve">的</w:t>
+      </w:r>
+      <w:r>
+        <w:t xml:space="preserve"> CV </w:t>
+      </w:r>
+      <w:r>
+        <w:rPr>
+          <w:rFonts w:hint="eastAsia"/>
+        </w:rPr>
+        <w:t xml:space="preserve">改善必须做出大幅结构重构，由此导致按医院数计算的客户保留率从中等失衡场景的</w:t>
+      </w:r>
+      <w:r>
+        <w:t xml:space="preserve"> </w:t>
+      </w:r>
+      <w:r>
+        <w:rPr>
+          <w:rFonts w:hint="eastAsia"/>
+        </w:rPr>
+        <w:t xml:space="preserve">69%（湖南）下降至极端失衡场景的</w:t>
+      </w:r>
+      <w:r>
+        <w:t xml:space="preserve"> </w:t>
+      </w:r>
+      <w:r>
+        <w:rPr>
+          <w:rFonts w:hint="eastAsia"/>
+        </w:rPr>
+        <w:t xml:space="preserve">21%（上海）；按</w:t>
+      </w:r>
+      <w:r>
+        <w:t xml:space="preserve"> Index </w:t>
+      </w:r>
+      <w:r>
+        <w:rPr>
+          <w:rFonts w:hint="eastAsia"/>
+        </w:rPr>
+        <w:t xml:space="preserve">加权的保留率分别为</w:t>
+      </w:r>
+      <w:r>
+        <w:t xml:space="preserve"> 86.4% </w:t>
+      </w:r>
+      <w:r>
+        <w:rPr>
+          <w:rFonts w:hint="eastAsia"/>
+        </w:rPr>
+        <w:t xml:space="preserve">与</w:t>
+      </w:r>
+      <w:r>
+        <w:t xml:space="preserve"> </w:t>
+      </w:r>
+      <w:r>
+        <w:rPr>
+          <w:rFonts w:hint="eastAsia"/>
+        </w:rPr>
+        <w:t xml:space="preserve">60.3%，反映了</w:t>
+      </w:r>
+      <w:r>
+        <w:t xml:space="preserve"> Hungarian </w:t>
+      </w:r>
+      <w:r>
+        <w:rPr>
+          <w:rFonts w:hint="eastAsia"/>
+        </w:rPr>
+        <w:t xml:space="preserve">第二阶段对高价值大客户的差异化保护机制确实生效，但低</w:t>
+      </w:r>
+      <w:r>
+        <w:t xml:space="preserve"> Index </w:t>
+      </w:r>
+      <w:r>
+        <w:rPr>
+          <w:rFonts w:hint="eastAsia"/>
+        </w:rPr>
+        <w:t xml:space="preserve">客户的归属在大幅重构中不可避免地会变动。这一现象在</w:t>
+      </w:r>
+      <w:r>
+        <w:t xml:space="preserve"> 5.3.4 </w:t>
+      </w:r>
+      <w:r>
+        <w:rPr>
+          <w:rFonts w:hint="eastAsia"/>
+        </w:rPr>
+        <w:t xml:space="preserve">节已被诠释为算法的”自适应”特性——失衡程度越深算法重构幅度越大、改善收益也越显著（CV</w:t>
+      </w:r>
+      <w:r>
+        <w:t xml:space="preserve"> </w:t>
+      </w:r>
+      <w:r>
+        <w:rPr>
+          <w:rFonts w:hint="eastAsia"/>
+        </w:rPr>
+        <w:t xml:space="preserve">降幅</w:t>
+      </w:r>
+      <w:r>
+        <w:t xml:space="preserve"> </w:t>
+      </w:r>
+      <w:r>
+        <w:rPr>
+          <w:rFonts w:hint="eastAsia"/>
+        </w:rPr>
+        <w:t xml:space="preserve">79.6%、超阈辖区从</w:t>
+      </w:r>
+      <w:r>
+        <w:t xml:space="preserve"> 17 </w:t>
+      </w:r>
+      <w:r>
+        <w:rPr>
+          <w:rFonts w:hint="eastAsia"/>
+        </w:rPr>
+        <w:t xml:space="preserve">减到</w:t>
+      </w:r>
+      <w:r>
+        <w:t xml:space="preserve"> </w:t>
+      </w:r>
+      <w:r>
+        <w:rPr>
+          <w:rFonts w:hint="eastAsia"/>
+        </w:rPr>
+        <w:t xml:space="preserve">4）。从企业部署视角，这意味着对历史失衡较深的省份引入算法需要配套相应的过渡机制（已在</w:t>
+      </w:r>
+      <w:r>
+        <w:t xml:space="preserve"> 5.5 </w:t>
+      </w:r>
+      <w:r>
+        <w:rPr>
+          <w:rFonts w:hint="eastAsia"/>
+        </w:rPr>
+        <w:t xml:space="preserve">末段引出，第六章</w:t>
+      </w:r>
+      <w:r>
+        <w:t xml:space="preserve"> 6.1.2 </w:t>
+      </w:r>
+      <w:r>
+        <w:rPr>
+          <w:rFonts w:hint="eastAsia"/>
+        </w:rPr>
+        <w:t xml:space="preserve">节展开）。其二，在稀疏极端场景（新疆），算法实现了</w:t>
       </w:r>
       <w:r>
         <w:t xml:space="preserve"> 46.7% </w:t>
@@ -28149,7 +28336,7 @@
         <w:rPr>
           <w:rFonts w:hint="eastAsia"/>
         </w:rPr>
-        <w:t xml:space="preserve">的地理半径改善，但</w:t>
+        <w:t xml:space="preserve">的地理半径改善但</w:t>
       </w:r>
       <w:r>
         <w:t xml:space="preserve"> Index CV </w:t>
@@ -28176,7 +28363,25 @@
         <w:rPr>
           <w:rFonts w:hint="eastAsia"/>
         </w:rPr>
-        <w:t xml:space="preserve">70%，反映了大跨度低密度场景下均衡优化的客观天花板——这是地理与业务硬约束下的合理边界，而非算法局限。</w:t>
+        <w:t xml:space="preserve">70%——这反映了大跨度低密度场景下均衡优化的客观天花板：35</w:t>
+      </w:r>
+      <w:r>
+        <w:t xml:space="preserve"> </w:t>
+      </w:r>
+      <w:r>
+        <w:rPr>
+          <w:rFonts w:hint="eastAsia"/>
+        </w:rPr>
+        <w:t xml:space="preserve">家医院在数百公里跨度上分布、若强行追求</w:t>
+      </w:r>
+      <w:r>
+        <w:t xml:space="preserve"> ±20% </w:t>
+      </w:r>
+      <w:r>
+        <w:rPr>
+          <w:rFonts w:hint="eastAsia"/>
+        </w:rPr>
+        <w:t xml:space="preserve">阈值内的完美均衡反而会以剧烈的客户关系变动为代价，算法在此处做出了”适度均衡”的合理判断。</w:t>
       </w:r>
     </w:p>
     <w:p>
@@ -29767,10 +29972,10 @@
         <w:rPr>
           <w:rFonts w:hint="eastAsia"/>
         </w:rPr>
-        <w:t xml:space="preserve">排他约束），让管理者从”被算法挑战”的姿态转变为”算法的使用者与受益者”。这一框架与</w:t>
-      </w:r>
-      <w:r>
-        <w:t xml:space="preserve"> 4.4.3.4 </w:t>
+        <w:t xml:space="preserve">排他约束），让管理者从”被算法挑战”的姿态转变为”算法的使用者与受益者”。这一框架与第三章</w:t>
+      </w:r>
+      <w:r>
+        <w:t xml:space="preserve"> 3.3.4 </w:t>
       </w:r>
       <w:r>
         <w:rPr>

--- a/docs/thesis.docx
+++ b/docs/thesis.docx
@@ -28397,7 +28397,7 @@
     </w:p>
     <w:bookmarkEnd w:id="160"/>
     <w:bookmarkEnd w:id="161"/>
-    <w:bookmarkStart w:id="169" w:name="第六章-企业内部管理的配套及算法的商业化前景评估"/>
+    <w:bookmarkStart w:id="173" w:name="第六章-企业内部管理的配套及算法的商业化前景评估"/>
     <w:p>
       <w:pPr>
         <w:pStyle w:val="Heading1"/>
@@ -30602,8 +30602,2751 @@
     </w:p>
     <w:bookmarkEnd w:id="167"/>
     <w:bookmarkEnd w:id="168"/>
+    <w:bookmarkStart w:id="171" w:name="算法模型的商业价值评估"/>
+    <w:p>
+      <w:pPr>
+        <w:pStyle w:val="Heading2"/>
+      </w:pPr>
+      <w:r>
+        <w:t xml:space="preserve">6.2 </w:t>
+      </w:r>
+      <w:r>
+        <w:rPr>
+          <w:rFonts w:hint="eastAsia"/>
+        </w:rPr>
+        <w:t xml:space="preserve">算法模型的商业价值评估</w:t>
+      </w:r>
+    </w:p>
+    <w:bookmarkStart w:id="169" w:name="制药企业-sfe-职能的转型趋势与算法定位"/>
+    <w:p>
+      <w:pPr>
+        <w:pStyle w:val="Heading3"/>
+      </w:pPr>
+      <w:r>
+        <w:t xml:space="preserve">6.2.1 </w:t>
+      </w:r>
+      <w:r>
+        <w:rPr>
+          <w:rFonts w:hint="eastAsia"/>
+        </w:rPr>
+        <w:t xml:space="preserve">制药企业</w:t>
+      </w:r>
+      <w:r>
+        <w:t xml:space="preserve"> SFE </w:t>
+      </w:r>
+      <w:r>
+        <w:rPr>
+          <w:rFonts w:hint="eastAsia"/>
+        </w:rPr>
+        <w:t xml:space="preserve">职能的转型趋势与算法定位</w:t>
+      </w:r>
+    </w:p>
+    <w:p>
+      <w:pPr>
+        <w:pStyle w:val="FirstParagraph"/>
+      </w:pPr>
+      <w:r>
+        <w:rPr>
+          <w:rFonts w:hint="eastAsia"/>
+        </w:rPr>
+        <w:t xml:space="preserve">讨论算法的商业价值之前，需要先回到一个更宏观的问题：在当下中国医药市场的整体环境中，企业的</w:t>
+      </w:r>
+      <w:r>
+        <w:t xml:space="preserve"> SFE </w:t>
+      </w:r>
+      <w:r>
+        <w:rPr>
+          <w:rFonts w:hint="eastAsia"/>
+        </w:rPr>
+        <w:t xml:space="preserve">职能本身正在经历什么样的结构性转型？这一问题的答案决定了本研究算法的商业定位——它究竟是一个”SFE</w:t>
+      </w:r>
+      <w:r>
+        <w:t xml:space="preserve"> </w:t>
+      </w:r>
+      <w:r>
+        <w:rPr>
+          <w:rFonts w:hint="eastAsia"/>
+        </w:rPr>
+        <w:t xml:space="preserve">工具”还是一个”SFE</w:t>
+      </w:r>
+      <w:r>
+        <w:t xml:space="preserve"> </w:t>
+      </w:r>
+      <w:r>
+        <w:rPr>
+          <w:rFonts w:hint="eastAsia"/>
+        </w:rPr>
+        <w:t xml:space="preserve">职能转型的算法底座”，二者的商业价值量级完全不同。</w:t>
+      </w:r>
+    </w:p>
+    <w:p>
+      <w:pPr>
+        <w:pStyle w:val="BodyText"/>
+      </w:pPr>
+      <w:r>
+        <w:rPr>
+          <w:rFonts w:hint="eastAsia"/>
+          <w:b/>
+          <w:bCs/>
+        </w:rPr>
+        <w:t xml:space="preserve">国内药企崛起带来的”SFE</w:t>
+      </w:r>
+      <w:r>
+        <w:rPr>
+          <w:b/>
+          <w:bCs/>
+        </w:rPr>
+        <w:t xml:space="preserve"> </w:t>
+      </w:r>
+      <w:r>
+        <w:rPr>
+          <w:rFonts w:hint="eastAsia"/>
+          <w:b/>
+          <w:bCs/>
+        </w:rPr>
+        <w:t xml:space="preserve">自建悖论”。</w:t>
+      </w:r>
+      <w:r>
+        <w:t xml:space="preserve"> </w:t>
+      </w:r>
+      <w:r>
+        <w:rPr>
+          <w:rFonts w:hint="eastAsia"/>
+        </w:rPr>
+        <w:t xml:space="preserve">随着国内创新药企在过去十年的快速崛起，多家本土头部企业的销售团队已经接近或者超过传统跨国药企在华规模——年销售额</w:t>
+      </w:r>
+      <w:r>
+        <w:t xml:space="preserve"> 50 </w:t>
+      </w:r>
+      <w:r>
+        <w:rPr>
+          <w:rFonts w:hint="eastAsia"/>
+        </w:rPr>
+        <w:t xml:space="preserve">至</w:t>
+      </w:r>
+      <w:r>
+        <w:t xml:space="preserve"> 200 </w:t>
+      </w:r>
+      <w:r>
+        <w:rPr>
+          <w:rFonts w:hint="eastAsia"/>
+        </w:rPr>
+        <w:t xml:space="preserve">亿元、销售代表编制</w:t>
+      </w:r>
+      <w:r>
+        <w:t xml:space="preserve"> 1,000 </w:t>
+      </w:r>
+      <w:r>
+        <w:rPr>
+          <w:rFonts w:hint="eastAsia"/>
+        </w:rPr>
+        <w:t xml:space="preserve">至</w:t>
+      </w:r>
+      <w:r>
+        <w:t xml:space="preserve"> 3,000 </w:t>
+      </w:r>
+      <w:r>
+        <w:rPr>
+          <w:rFonts w:hint="eastAsia"/>
+        </w:rPr>
+        <w:t xml:space="preserve">人成为头部本土药企的常见画像。当企业销售规模达到这一量级时，SFE</w:t>
+      </w:r>
+      <w:r>
+        <w:t xml:space="preserve"> </w:t>
+      </w:r>
+      <w:r>
+        <w:rPr>
+          <w:rFonts w:hint="eastAsia"/>
+        </w:rPr>
+        <w:t xml:space="preserve">这样的中央管理职能从”可选项”变为”必选项”——单靠一线经理凭经验做辖区分配、目标设定、绩效考核的传统模式已经无法支撑组织复杂度。然而与传统</w:t>
+      </w:r>
+      <w:r>
+        <w:t xml:space="preserve"> MNC </w:t>
+      </w:r>
+      <w:r>
+        <w:rPr>
+          <w:rFonts w:hint="eastAsia"/>
+        </w:rPr>
+        <w:t xml:space="preserve">不同的是，本土药企在面对</w:t>
+      </w:r>
+      <w:r>
+        <w:t xml:space="preserve"> SFE </w:t>
+      </w:r>
+      <w:r>
+        <w:rPr>
+          <w:rFonts w:hint="eastAsia"/>
+        </w:rPr>
+        <w:t xml:space="preserve">自建决策时遇到了一个新困境：第一章</w:t>
+      </w:r>
+      <w:r>
+        <w:t xml:space="preserve"> 1.1.1 </w:t>
+      </w:r>
+      <w:r>
+        <w:rPr>
+          <w:rFonts w:hint="eastAsia"/>
+        </w:rPr>
+        <w:t xml:space="preserve">节所述的政策三重压力（集采常态化、医保谈判机制化、医药反腐深水化）正在持续压缩行业利润空间，第三章</w:t>
+      </w:r>
+      <w:r>
+        <w:t xml:space="preserve"> 3.1.2 </w:t>
+      </w:r>
+      <w:r>
+        <w:rPr>
+          <w:rFonts w:hint="eastAsia"/>
+        </w:rPr>
+        <w:t xml:space="preserve">节呈现的”销售人员减</w:t>
+      </w:r>
+      <w:r>
+        <w:t xml:space="preserve"> 7.5% </w:t>
+      </w:r>
+      <w:r>
+        <w:rPr>
+          <w:rFonts w:hint="eastAsia"/>
+        </w:rPr>
+        <w:t xml:space="preserve">但销售额增</w:t>
+      </w:r>
+      <w:r>
+        <w:t xml:space="preserve"> 50%</w:t>
+      </w:r>
+      <w:r>
+        <w:rPr>
+          <w:rFonts w:hint="eastAsia"/>
+        </w:rPr>
+        <w:t xml:space="preserve">“的逆向剪刀正是这一压力下的真实写照。在这种环境里，企业不愿意为一个非直接产生收入的中央职能部门投入数十人的固定编制——根据</w:t>
+      </w:r>
+      <w:r>
+        <w:t xml:space="preserve"> Aon《2025 </w:t>
+      </w:r>
+      <w:r>
+        <w:rPr>
+          <w:rFonts w:hint="eastAsia"/>
+        </w:rPr>
+        <w:t xml:space="preserve">制药行业销售生产力与</w:t>
+      </w:r>
+      <w:r>
+        <w:t xml:space="preserve"> ROI </w:t>
+      </w:r>
+      <w:r>
+        <w:rPr>
+          <w:rFonts w:hint="eastAsia"/>
+        </w:rPr>
+        <w:t xml:space="preserve">调研报告》Part</w:t>
+      </w:r>
+      <w:r>
+        <w:t xml:space="preserve"> III </w:t>
+      </w:r>
+      <w:r>
+        <w:rPr>
+          <w:rFonts w:hint="eastAsia"/>
+        </w:rPr>
+        <w:t xml:space="preserve">的行业基准</w:t>
+      </w:r>
+      <w:r>
+        <w:rPr>
+          <w:vertAlign w:val="superscript"/>
+        </w:rPr>
+        <w:t xml:space="preserve">[32]</w:t>
+      </w:r>
+      <w:r>
+        <w:rPr>
+          <w:rFonts w:hint="eastAsia"/>
+        </w:rPr>
+        <w:t xml:space="preserve">，全行业销售人员与</w:t>
+      </w:r>
+      <w:r>
+        <w:t xml:space="preserve"> SFE </w:t>
+      </w:r>
+      <w:r>
+        <w:rPr>
+          <w:rFonts w:hint="eastAsia"/>
+        </w:rPr>
+        <w:t xml:space="preserve">团队规模比的中位数在</w:t>
+      </w:r>
+      <w:r>
+        <w:t xml:space="preserve"> 100:1 </w:t>
+      </w:r>
+      <w:r>
+        <w:rPr>
+          <w:rFonts w:hint="eastAsia"/>
+        </w:rPr>
+        <w:t xml:space="preserve">上下（不含外包则为</w:t>
+      </w:r>
+      <w:r>
+        <w:t xml:space="preserve"> </w:t>
+      </w:r>
+      <w:r>
+        <w:rPr>
+          <w:rFonts w:hint="eastAsia"/>
+        </w:rPr>
+        <w:t xml:space="preserve">105.1:1，含外包后为</w:t>
+      </w:r>
+      <w:r>
+        <w:t xml:space="preserve"> </w:t>
+      </w:r>
+      <w:r>
+        <w:rPr>
+          <w:rFonts w:hint="eastAsia"/>
+        </w:rPr>
+        <w:t xml:space="preserve">101.8:1），意味着一家拥有</w:t>
+      </w:r>
+      <w:r>
+        <w:t xml:space="preserve"> 2,000 </w:t>
+      </w:r>
+      <w:r>
+        <w:rPr>
+          <w:rFonts w:hint="eastAsia"/>
+        </w:rPr>
+        <w:t xml:space="preserve">名销售代表的企业按行业中位数需要配置约</w:t>
+      </w:r>
+      <w:r>
+        <w:t xml:space="preserve"> 20 </w:t>
+      </w:r>
+      <w:r>
+        <w:rPr>
+          <w:rFonts w:hint="eastAsia"/>
+        </w:rPr>
+        <w:t xml:space="preserve">名</w:t>
+      </w:r>
+      <w:r>
+        <w:t xml:space="preserve"> SFE </w:t>
+      </w:r>
+      <w:r>
+        <w:rPr>
+          <w:rFonts w:hint="eastAsia"/>
+        </w:rPr>
+        <w:t xml:space="preserve">专员；而第</w:t>
+      </w:r>
+      <w:r>
+        <w:t xml:space="preserve"> 75 </w:t>
+      </w:r>
+      <w:r>
+        <w:rPr>
+          <w:rFonts w:hint="eastAsia"/>
+        </w:rPr>
+        <w:t xml:space="preserve">分位（更精细化、SFE</w:t>
+      </w:r>
+      <w:r>
+        <w:t xml:space="preserve"> </w:t>
+      </w:r>
+      <w:r>
+        <w:rPr>
+          <w:rFonts w:hint="eastAsia"/>
+        </w:rPr>
+        <w:t xml:space="preserve">投入更高的领先药企）则降至</w:t>
+      </w:r>
+      <w:r>
+        <w:t xml:space="preserve"> </w:t>
+      </w:r>
+      <w:r>
+        <w:rPr>
+          <w:rFonts w:hint="eastAsia"/>
+        </w:rPr>
+        <w:t xml:space="preserve">64.5:1，对应同等销售规模需</w:t>
+      </w:r>
+      <w:r>
+        <w:t xml:space="preserve"> 30 </w:t>
+      </w:r>
+      <w:r>
+        <w:rPr>
+          <w:rFonts w:hint="eastAsia"/>
+        </w:rPr>
+        <w:t xml:space="preserve">名以上</w:t>
+      </w:r>
+      <w:r>
+        <w:t xml:space="preserve"> SFE </w:t>
+      </w:r>
+      <w:r>
+        <w:rPr>
+          <w:rFonts w:hint="eastAsia"/>
+        </w:rPr>
+        <w:t xml:space="preserve">编制。SFE</w:t>
+      </w:r>
+      <w:r>
+        <w:t xml:space="preserve"> </w:t>
+      </w:r>
+      <w:r>
+        <w:rPr>
+          <w:rFonts w:hint="eastAsia"/>
+        </w:rPr>
+        <w:t xml:space="preserve">工作内容横跨数据分析、辖区规划、绩效设计、培训支持等多个子职能，是中央管理团队的常态成本。这种”</w:t>
+      </w:r>
+      <w:r>
+        <w:rPr>
+          <w:rFonts w:hint="eastAsia"/>
+        </w:rPr>
+        <w:t xml:space="preserve">规模催生需求、利润压制编制”的悖论，使得</w:t>
+      </w:r>
+      <w:r>
+        <w:t xml:space="preserve"> SFE </w:t>
+      </w:r>
+      <w:r>
+        <w:rPr>
+          <w:rFonts w:hint="eastAsia"/>
+        </w:rPr>
+        <w:t xml:space="preserve">自建模式在本土药企崛起浪潮中并非自然延伸，而是一个被持续质疑的成本中心。</w:t>
+      </w:r>
+    </w:p>
+    <w:p>
+      <w:pPr>
+        <w:pStyle w:val="BodyText"/>
+      </w:pPr>
+      <w:r>
+        <w:rPr>
+          <w:rFonts w:hint="eastAsia"/>
+          <w:b/>
+          <w:bCs/>
+        </w:rPr>
+        <w:t xml:space="preserve">行业讨论：SFE</w:t>
+      </w:r>
+      <w:r>
+        <w:rPr>
+          <w:b/>
+          <w:bCs/>
+        </w:rPr>
+        <w:t xml:space="preserve"> </w:t>
+      </w:r>
+      <w:r>
+        <w:rPr>
+          <w:rFonts w:hint="eastAsia"/>
+          <w:b/>
+          <w:bCs/>
+        </w:rPr>
+        <w:t xml:space="preserve">职能的”蒸馏”与外包化趋势。</w:t>
+      </w:r>
+      <w:r>
+        <w:t xml:space="preserve"> </w:t>
+      </w:r>
+      <w:r>
+        <w:rPr>
+          <w:rFonts w:hint="eastAsia"/>
+        </w:rPr>
+        <w:t xml:space="preserve">正是在这一背景下，行业内部正在出现一种新的讨论方向——SFE</w:t>
+      </w:r>
+      <w:r>
+        <w:t xml:space="preserve"> </w:t>
+      </w:r>
+      <w:r>
+        <w:rPr>
+          <w:rFonts w:hint="eastAsia"/>
+        </w:rPr>
+        <w:t xml:space="preserve">是否可以被”蒸馏”为一组可复用、可标准化的</w:t>
+      </w:r>
+      <w:r>
+        <w:t xml:space="preserve"> skill </w:t>
+      </w:r>
+      <w:r>
+        <w:rPr>
+          <w:rFonts w:hint="eastAsia"/>
+        </w:rPr>
+        <w:t xml:space="preserve">集合，进而由外部专业机构以服务方式对外提供？从</w:t>
+      </w:r>
+      <w:r>
+        <w:t xml:space="preserve"> SFE </w:t>
+      </w:r>
+      <w:r>
+        <w:rPr>
+          <w:rFonts w:hint="eastAsia"/>
+        </w:rPr>
+        <w:t xml:space="preserve">工作内容来看，其核心职责确实具备较强的可标准化属性：辖区分配的运筹优化、Index</w:t>
+      </w:r>
+      <w:r>
+        <w:t xml:space="preserve"> </w:t>
+      </w:r>
+      <w:r>
+        <w:rPr>
+          <w:rFonts w:hint="eastAsia"/>
+        </w:rPr>
+        <w:t xml:space="preserve">指标的构建与归一化、销售目标的拆分与下达、绩效公平性的量化诊断等模块均可形式化为具有清晰输入输出的算法任务，并不依赖企业的特定文化或者隐性知识。这种”职能技术化”的可能性在</w:t>
+      </w:r>
+      <w:r>
+        <w:t xml:space="preserve"> AI </w:t>
+      </w:r>
+      <w:r>
+        <w:rPr>
+          <w:rFonts w:hint="eastAsia"/>
+        </w:rPr>
+        <w:t xml:space="preserve">时代被进一步放大——一个面向制药行业的垂类</w:t>
+      </w:r>
+      <w:r>
+        <w:t xml:space="preserve"> </w:t>
+      </w:r>
+      <w:r>
+        <w:rPr>
+          <w:rFonts w:hint="eastAsia"/>
+        </w:rPr>
+        <w:t xml:space="preserve">Agent，叠加少量经验丰富的咨询服务作为人在回路的兜底，在理论上具备完整承接企业</w:t>
+      </w:r>
+      <w:r>
+        <w:t xml:space="preserve"> SFE </w:t>
+      </w:r>
+      <w:r>
+        <w:rPr>
+          <w:rFonts w:hint="eastAsia"/>
+        </w:rPr>
+        <w:t xml:space="preserve">职能的能力。这一愿景对应的不再是传统</w:t>
+      </w:r>
+      <w:r>
+        <w:t xml:space="preserve"> SaaS </w:t>
+      </w:r>
+      <w:r>
+        <w:rPr>
+          <w:rFonts w:hint="eastAsia"/>
+        </w:rPr>
+        <w:t xml:space="preserve">或者咨询的边际效率改进，而是企业组织形态的潜在重构——中央</w:t>
+      </w:r>
+      <w:r>
+        <w:t xml:space="preserve"> SFE </w:t>
+      </w:r>
+      <w:r>
+        <w:rPr>
+          <w:rFonts w:hint="eastAsia"/>
+        </w:rPr>
+        <w:t xml:space="preserve">部门从”必须自建的成本中心”转变为”可外包的服务消费”。</w:t>
+      </w:r>
+    </w:p>
+    <w:p>
+      <w:pPr>
+        <w:pStyle w:val="BodyText"/>
+      </w:pPr>
+      <w:r>
+        <w:rPr>
+          <w:rFonts w:hint="eastAsia"/>
+          <w:b/>
+          <w:bCs/>
+        </w:rPr>
+        <w:t xml:space="preserve">本研究算法在转型链条中的定位。</w:t>
+      </w:r>
+      <w:r>
+        <w:t xml:space="preserve"> </w:t>
+      </w:r>
+      <w:r>
+        <w:rPr>
+          <w:rFonts w:hint="eastAsia"/>
+        </w:rPr>
+        <w:t xml:space="preserve">站在这一行业趋势的视角看，本研究构建的两阶段优化算法不只是一个”辖区分配工具”，而是上述”SFE</w:t>
+      </w:r>
+      <w:r>
+        <w:t xml:space="preserve"> </w:t>
+      </w:r>
+      <w:r>
+        <w:rPr>
+          <w:rFonts w:hint="eastAsia"/>
+        </w:rPr>
+        <w:t xml:space="preserve">职能蒸馏”愿景下其中一个核心</w:t>
+      </w:r>
+      <w:r>
+        <w:t xml:space="preserve"> skill </w:t>
+      </w:r>
+      <w:r>
+        <w:rPr>
+          <w:rFonts w:hint="eastAsia"/>
+        </w:rPr>
+        <w:t xml:space="preserve">模块的算法底座——辖区分配恰恰是</w:t>
+      </w:r>
+      <w:r>
+        <w:t xml:space="preserve"> SFE </w:t>
+      </w:r>
+      <w:r>
+        <w:rPr>
+          <w:rFonts w:hint="eastAsia"/>
+        </w:rPr>
+        <w:t xml:space="preserve">工作中最复杂、最依赖运筹优化、且产出最容易被业务侧客观验证的环节，是垂类</w:t>
+      </w:r>
+      <w:r>
+        <w:t xml:space="preserve"> Agent </w:t>
+      </w:r>
+      <w:r>
+        <w:rPr>
+          <w:rFonts w:hint="eastAsia"/>
+        </w:rPr>
+        <w:t xml:space="preserve">落地的天然切入点。表</w:t>
+      </w:r>
+      <w:r>
+        <w:t xml:space="preserve"> 6-2 </w:t>
+      </w:r>
+      <w:r>
+        <w:rPr>
+          <w:rFonts w:hint="eastAsia"/>
+        </w:rPr>
+        <w:t xml:space="preserve">给出</w:t>
+      </w:r>
+      <w:r>
+        <w:t xml:space="preserve"> SFE </w:t>
+      </w:r>
+      <w:r>
+        <w:rPr>
+          <w:rFonts w:hint="eastAsia"/>
+        </w:rPr>
+        <w:t xml:space="preserve">职能各核心模块的可外包性判断，本研究算法在其中的位置可以清晰锚定。</w:t>
+      </w:r>
+    </w:p>
+    <w:p>
+      <w:pPr>
+        <w:pStyle w:val="BodyText"/>
+      </w:pPr>
+      <w:r>
+        <w:rPr>
+          <w:rFonts w:hint="eastAsia"/>
+          <w:b/>
+          <w:bCs/>
+        </w:rPr>
+        <w:t xml:space="preserve">表</w:t>
+      </w:r>
+      <w:r>
+        <w:rPr>
+          <w:b/>
+          <w:bCs/>
+        </w:rPr>
+        <w:t xml:space="preserve"> 6-2 SFE </w:t>
+      </w:r>
+      <w:r>
+        <w:rPr>
+          <w:rFonts w:hint="eastAsia"/>
+          <w:b/>
+          <w:bCs/>
+        </w:rPr>
+        <w:t xml:space="preserve">职能各核心模块的可外包性与本研究算法的覆盖范围</w:t>
+      </w:r>
+    </w:p>
+    <w:tbl>
+      <w:tblPr>
+        <w:tblStyle w:val="Table"/>
+        <w:tblW w:type="pct" w:w="5000"/>
+        <w:tblLayout w:type="autofit"/>
+        <w:tblLook w:firstRow="1" w:lastRow="0" w:firstColumn="0" w:lastColumn="0" w:noHBand="0" w:noVBand="0" w:val="0020"/>
+        <w:tblBorders>
+          <w:top w:val="single" w:sz="4" w:color="000000" w:space="0"/>
+          <w:left w:val="single" w:sz="4" w:color="000000" w:space="0"/>
+          <w:bottom w:val="single" w:sz="4" w:color="000000" w:space="0"/>
+          <w:right w:val="single" w:sz="4" w:color="000000" w:space="0"/>
+          <w:insideH w:val="single" w:sz="4" w:color="000000" w:space="0"/>
+          <w:insideV w:val="single" w:sz="4" w:color="000000" w:space="0"/>
+        </w:tblBorders>
+      </w:tblPr>
+      <w:tblGrid>
+        <w:gridCol w:w="1980"/>
+        <w:gridCol w:w="1980"/>
+        <w:gridCol w:w="1980"/>
+        <w:gridCol w:w="1980"/>
+      </w:tblGrid>
+      <w:tr>
+        <w:trPr>
+          <w:tblHeader w:val="on"/>
+          <w:cantSplit/>
+        </w:trPr>
+        <w:tc>
+          <w:tcPr/>
+          <w:p>
+            <w:pPr>
+              <w:pStyle w:val="Compact"/>
+              <w:ind w:firstLine="0" w:firstLineChars="0"/>
+            </w:pPr>
+            <w:r>
+              <w:t xml:space="preserve">SFE </w:t>
+            </w:r>
+            <w:r>
+              <w:rPr>
+                <w:rFonts w:hint="eastAsia"/>
+              </w:rPr>
+              <w:t xml:space="preserve">职能模块</w:t>
+            </w:r>
+          </w:p>
+        </w:tc>
+        <w:tc>
+          <w:tcPr/>
+          <w:p>
+            <w:pPr>
+              <w:pStyle w:val="Compact"/>
+              <w:ind w:firstLine="0" w:firstLineChars="0"/>
+            </w:pPr>
+            <w:r>
+              <w:rPr>
+                <w:rFonts w:hint="eastAsia"/>
+              </w:rPr>
+              <w:t xml:space="preserve">可标准化程度</w:t>
+            </w:r>
+          </w:p>
+        </w:tc>
+        <w:tc>
+          <w:tcPr/>
+          <w:p>
+            <w:pPr>
+              <w:pStyle w:val="Compact"/>
+              <w:ind w:firstLine="0" w:firstLineChars="0"/>
+            </w:pPr>
+            <w:r>
+              <w:t xml:space="preserve">AI Agent </w:t>
+            </w:r>
+            <w:r>
+              <w:rPr>
+                <w:rFonts w:hint="eastAsia"/>
+              </w:rPr>
+              <w:t xml:space="preserve">替代可行性</w:t>
+            </w:r>
+          </w:p>
+        </w:tc>
+        <w:tc>
+          <w:tcPr/>
+          <w:p>
+            <w:pPr>
+              <w:pStyle w:val="Compact"/>
+              <w:ind w:firstLine="0" w:firstLineChars="0"/>
+            </w:pPr>
+            <w:r>
+              <w:rPr>
+                <w:rFonts w:hint="eastAsia"/>
+              </w:rPr>
+              <w:t xml:space="preserve">本研究算法覆盖</w:t>
+            </w:r>
+          </w:p>
+        </w:tc>
+      </w:tr>
+      <w:tr>
+        <w:trPr>
+          <w:cantSplit/>
+        </w:trPr>
+        <w:tc>
+          <w:tcPr/>
+          <w:p>
+            <w:pPr>
+              <w:pStyle w:val="Compact"/>
+              <w:ind w:firstLine="0" w:firstLineChars="0"/>
+            </w:pPr>
+            <w:r>
+              <w:rPr>
+                <w:rFonts w:hint="eastAsia"/>
+              </w:rPr>
+              <w:t xml:space="preserve">辖区分配与动态调整</w:t>
+            </w:r>
+          </w:p>
+        </w:tc>
+        <w:tc>
+          <w:tcPr/>
+          <w:p>
+            <w:pPr>
+              <w:pStyle w:val="Compact"/>
+              <w:ind w:firstLine="0" w:firstLineChars="0"/>
+            </w:pPr>
+            <w:r>
+              <w:rPr>
+                <w:rFonts w:hint="eastAsia"/>
+              </w:rPr>
+              <w:t xml:space="preserve">高（运筹优化问题）</w:t>
+            </w:r>
+          </w:p>
+        </w:tc>
+        <w:tc>
+          <w:tcPr/>
+          <w:p>
+            <w:pPr>
+              <w:pStyle w:val="Compact"/>
+              <w:ind w:firstLine="0" w:firstLineChars="0"/>
+            </w:pPr>
+            <w:r>
+              <w:rPr>
+                <w:rFonts w:hint="eastAsia"/>
+              </w:rPr>
+              <w:t xml:space="preserve">高</w:t>
+            </w:r>
+          </w:p>
+        </w:tc>
+        <w:tc>
+          <w:tcPr/>
+          <w:p>
+            <w:pPr>
+              <w:pStyle w:val="Compact"/>
+              <w:ind w:firstLine="0" w:firstLineChars="0"/>
+            </w:pPr>
+            <w:r>
+              <w:rPr>
+                <w:rFonts w:hint="eastAsia"/>
+                <w:b/>
+                <w:bCs/>
+              </w:rPr>
+              <w:t xml:space="preserve">核心覆盖</w:t>
+            </w:r>
+          </w:p>
+        </w:tc>
+      </w:tr>
+      <w:tr>
+        <w:trPr>
+          <w:cantSplit/>
+        </w:trPr>
+        <w:tc>
+          <w:tcPr/>
+          <w:p>
+            <w:pPr>
+              <w:pStyle w:val="Compact"/>
+              <w:ind w:firstLine="0" w:firstLineChars="0"/>
+            </w:pPr>
+            <w:r>
+              <w:t xml:space="preserve">Index </w:t>
+            </w:r>
+            <w:r>
+              <w:rPr>
+                <w:rFonts w:hint="eastAsia"/>
+              </w:rPr>
+              <w:t xml:space="preserve">指标体系构建</w:t>
+            </w:r>
+          </w:p>
+        </w:tc>
+        <w:tc>
+          <w:tcPr/>
+          <w:p>
+            <w:pPr>
+              <w:pStyle w:val="Compact"/>
+              <w:ind w:firstLine="0" w:firstLineChars="0"/>
+            </w:pPr>
+            <w:r>
+              <w:rPr>
+                <w:rFonts w:hint="eastAsia"/>
+              </w:rPr>
+              <w:t xml:space="preserve">中高（数据归一化与权重模型）</w:t>
+            </w:r>
+          </w:p>
+        </w:tc>
+        <w:tc>
+          <w:tcPr/>
+          <w:p>
+            <w:pPr>
+              <w:pStyle w:val="Compact"/>
+              <w:ind w:firstLine="0" w:firstLineChars="0"/>
+            </w:pPr>
+            <w:r>
+              <w:rPr>
+                <w:rFonts w:hint="eastAsia"/>
+              </w:rPr>
+              <w:t xml:space="preserve">中高</w:t>
+            </w:r>
+          </w:p>
+        </w:tc>
+        <w:tc>
+          <w:tcPr/>
+          <w:p>
+            <w:pPr>
+              <w:pStyle w:val="Compact"/>
+              <w:ind w:firstLine="0" w:firstLineChars="0"/>
+            </w:pPr>
+            <w:r>
+              <w:rPr>
+                <w:rFonts w:hint="eastAsia"/>
+              </w:rPr>
+              <w:t xml:space="preserve">部分覆盖（4.2</w:t>
+            </w:r>
+            <w:r>
+              <w:t xml:space="preserve"> </w:t>
+            </w:r>
+            <w:r>
+              <w:rPr>
+                <w:rFonts w:hint="eastAsia"/>
+              </w:rPr>
+              <w:t xml:space="preserve">节）</w:t>
+            </w:r>
+          </w:p>
+        </w:tc>
+      </w:tr>
+      <w:tr>
+        <w:trPr>
+          <w:cantSplit/>
+        </w:trPr>
+        <w:tc>
+          <w:tcPr/>
+          <w:p>
+            <w:pPr>
+              <w:pStyle w:val="Compact"/>
+              <w:ind w:firstLine="0" w:firstLineChars="0"/>
+            </w:pPr>
+            <w:r>
+              <w:rPr>
+                <w:rFonts w:hint="eastAsia"/>
+              </w:rPr>
+              <w:t xml:space="preserve">销售目标拆分与下达</w:t>
+            </w:r>
+          </w:p>
+        </w:tc>
+        <w:tc>
+          <w:tcPr/>
+          <w:p>
+            <w:pPr>
+              <w:pStyle w:val="Compact"/>
+              <w:ind w:firstLine="0" w:firstLineChars="0"/>
+            </w:pPr>
+            <w:r>
+              <w:rPr>
+                <w:rFonts w:hint="eastAsia"/>
+              </w:rPr>
+              <w:t xml:space="preserve">中（依赖</w:t>
+            </w:r>
+            <w:r>
+              <w:t xml:space="preserve"> Index </w:t>
+            </w:r>
+            <w:r>
+              <w:rPr>
+                <w:rFonts w:hint="eastAsia"/>
+              </w:rPr>
+              <w:t xml:space="preserve">与历史业绩）</w:t>
+            </w:r>
+          </w:p>
+        </w:tc>
+        <w:tc>
+          <w:tcPr/>
+          <w:p>
+            <w:pPr>
+              <w:pStyle w:val="Compact"/>
+              <w:ind w:firstLine="0" w:firstLineChars="0"/>
+            </w:pPr>
+            <w:r>
+              <w:rPr>
+                <w:rFonts w:hint="eastAsia"/>
+              </w:rPr>
+              <w:t xml:space="preserve">中</w:t>
+            </w:r>
+          </w:p>
+        </w:tc>
+        <w:tc>
+          <w:tcPr/>
+          <w:p>
+            <w:pPr>
+              <w:pStyle w:val="Compact"/>
+              <w:ind w:firstLine="0" w:firstLineChars="0"/>
+            </w:pPr>
+            <w:r>
+              <w:rPr>
+                <w:rFonts w:hint="eastAsia"/>
+              </w:rPr>
+              <w:t xml:space="preserve">间接支撑</w:t>
+            </w:r>
+          </w:p>
+        </w:tc>
+      </w:tr>
+      <w:tr>
+        <w:trPr>
+          <w:cantSplit/>
+        </w:trPr>
+        <w:tc>
+          <w:tcPr/>
+          <w:p>
+            <w:pPr>
+              <w:pStyle w:val="Compact"/>
+              <w:ind w:firstLine="0" w:firstLineChars="0"/>
+            </w:pPr>
+            <w:r>
+              <w:rPr>
+                <w:rFonts w:hint="eastAsia"/>
+              </w:rPr>
+              <w:t xml:space="preserve">绩效公平性诊断</w:t>
+            </w:r>
+          </w:p>
+        </w:tc>
+        <w:tc>
+          <w:tcPr/>
+          <w:p>
+            <w:pPr>
+              <w:pStyle w:val="Compact"/>
+              <w:ind w:firstLine="0" w:firstLineChars="0"/>
+            </w:pPr>
+            <w:r>
+              <w:rPr>
+                <w:rFonts w:hint="eastAsia"/>
+              </w:rPr>
+              <w:t xml:space="preserve">中（基于</w:t>
+            </w:r>
+            <w:r>
+              <w:t xml:space="preserve"> Index </w:t>
+            </w:r>
+            <w:r>
+              <w:rPr>
+                <w:rFonts w:hint="eastAsia"/>
+              </w:rPr>
+              <w:t xml:space="preserve">均衡度的事后评估）</w:t>
+            </w:r>
+          </w:p>
+        </w:tc>
+        <w:tc>
+          <w:tcPr/>
+          <w:p>
+            <w:pPr>
+              <w:pStyle w:val="Compact"/>
+              <w:ind w:firstLine="0" w:firstLineChars="0"/>
+            </w:pPr>
+            <w:r>
+              <w:rPr>
+                <w:rFonts w:hint="eastAsia"/>
+              </w:rPr>
+              <w:t xml:space="preserve">中</w:t>
+            </w:r>
+          </w:p>
+        </w:tc>
+        <w:tc>
+          <w:tcPr/>
+          <w:p>
+            <w:pPr>
+              <w:pStyle w:val="Compact"/>
+              <w:ind w:firstLine="0" w:firstLineChars="0"/>
+            </w:pPr>
+            <w:r>
+              <w:rPr>
+                <w:rFonts w:hint="eastAsia"/>
+              </w:rPr>
+              <w:t xml:space="preserve">间接支撑</w:t>
+            </w:r>
+          </w:p>
+        </w:tc>
+      </w:tr>
+      <w:tr>
+        <w:trPr>
+          <w:cantSplit/>
+        </w:trPr>
+        <w:tc>
+          <w:tcPr/>
+          <w:p>
+            <w:pPr>
+              <w:pStyle w:val="Compact"/>
+              <w:ind w:firstLine="0" w:firstLineChars="0"/>
+            </w:pPr>
+            <w:r>
+              <w:rPr>
+                <w:rFonts w:hint="eastAsia"/>
+              </w:rPr>
+              <w:t xml:space="preserve">人员招聘与培训管理</w:t>
+            </w:r>
+          </w:p>
+        </w:tc>
+        <w:tc>
+          <w:tcPr/>
+          <w:p>
+            <w:pPr>
+              <w:pStyle w:val="Compact"/>
+              <w:ind w:firstLine="0" w:firstLineChars="0"/>
+            </w:pPr>
+            <w:r>
+              <w:rPr>
+                <w:rFonts w:hint="eastAsia"/>
+              </w:rPr>
+              <w:t xml:space="preserve">低（依赖企业文化与组织偏好）</w:t>
+            </w:r>
+          </w:p>
+        </w:tc>
+        <w:tc>
+          <w:tcPr/>
+          <w:p>
+            <w:pPr>
+              <w:pStyle w:val="Compact"/>
+              <w:ind w:firstLine="0" w:firstLineChars="0"/>
+            </w:pPr>
+            <w:r>
+              <w:rPr>
+                <w:rFonts w:hint="eastAsia"/>
+              </w:rPr>
+              <w:t xml:space="preserve">低</w:t>
+            </w:r>
+          </w:p>
+        </w:tc>
+        <w:tc>
+          <w:tcPr/>
+          <w:p>
+            <w:pPr>
+              <w:pStyle w:val="Compact"/>
+              <w:ind w:firstLine="0" w:firstLineChars="0"/>
+            </w:pPr>
+            <w:r>
+              <w:rPr>
+                <w:rFonts w:hint="eastAsia"/>
+              </w:rPr>
+              <w:t xml:space="preserve">不覆盖</w:t>
+            </w:r>
+          </w:p>
+        </w:tc>
+      </w:tr>
+      <w:tr>
+        <w:trPr>
+          <w:cantSplit/>
+        </w:trPr>
+        <w:tc>
+          <w:tcPr/>
+          <w:p>
+            <w:pPr>
+              <w:pStyle w:val="Compact"/>
+              <w:ind w:firstLine="0" w:firstLineChars="0"/>
+            </w:pPr>
+            <w:r>
+              <w:rPr>
+                <w:rFonts w:hint="eastAsia"/>
+              </w:rPr>
+              <w:t xml:space="preserve">战略性销售队伍设计</w:t>
+            </w:r>
+          </w:p>
+        </w:tc>
+        <w:tc>
+          <w:tcPr/>
+          <w:p>
+            <w:pPr>
+              <w:pStyle w:val="Compact"/>
+              <w:ind w:firstLine="0" w:firstLineChars="0"/>
+            </w:pPr>
+            <w:r>
+              <w:rPr>
+                <w:rFonts w:hint="eastAsia"/>
+              </w:rPr>
+              <w:t xml:space="preserve">低（涉及高管决策与企业战略）</w:t>
+            </w:r>
+          </w:p>
+        </w:tc>
+        <w:tc>
+          <w:tcPr/>
+          <w:p>
+            <w:pPr>
+              <w:pStyle w:val="Compact"/>
+              <w:ind w:firstLine="0" w:firstLineChars="0"/>
+            </w:pPr>
+            <w:r>
+              <w:rPr>
+                <w:rFonts w:hint="eastAsia"/>
+              </w:rPr>
+              <w:t xml:space="preserve">低</w:t>
+            </w:r>
+          </w:p>
+        </w:tc>
+        <w:tc>
+          <w:tcPr/>
+          <w:p>
+            <w:pPr>
+              <w:pStyle w:val="Compact"/>
+              <w:ind w:firstLine="0" w:firstLineChars="0"/>
+            </w:pPr>
+            <w:r>
+              <w:rPr>
+                <w:rFonts w:hint="eastAsia"/>
+              </w:rPr>
+              <w:t xml:space="preserve">不覆盖</w:t>
+            </w:r>
+          </w:p>
+        </w:tc>
+      </w:tr>
+    </w:tbl>
+    <w:p>
+      <w:pPr>
+        <w:pStyle w:val="BodyText"/>
+      </w:pPr>
+      <w:r>
+        <w:rPr>
+          <w:rFonts w:hint="eastAsia"/>
+        </w:rPr>
+        <w:t xml:space="preserve">数据来源：作者基于多年医药行业</w:t>
+      </w:r>
+      <w:r>
+        <w:t xml:space="preserve"> SFE </w:t>
+      </w:r>
+      <w:r>
+        <w:rPr>
+          <w:rFonts w:hint="eastAsia"/>
+        </w:rPr>
+        <w:t xml:space="preserve">实操经验梳理。</w:t>
+      </w:r>
+    </w:p>
+    <w:p>
+      <w:pPr>
+        <w:pStyle w:val="BodyText"/>
+      </w:pPr>
+      <w:r>
+        <w:rPr>
+          <w:rFonts w:hint="eastAsia"/>
+        </w:rPr>
+        <w:t xml:space="preserve">从表</w:t>
+      </w:r>
+      <w:r>
+        <w:t xml:space="preserve"> 6-2 </w:t>
+      </w:r>
+      <w:r>
+        <w:rPr>
+          <w:rFonts w:hint="eastAsia"/>
+        </w:rPr>
+        <w:t xml:space="preserve">可以看到，SFE</w:t>
+      </w:r>
+      <w:r>
+        <w:t xml:space="preserve"> </w:t>
+      </w:r>
+      <w:r>
+        <w:rPr>
+          <w:rFonts w:hint="eastAsia"/>
+        </w:rPr>
+        <w:t xml:space="preserve">工作中可标准化、适合</w:t>
+      </w:r>
+      <w:r>
+        <w:t xml:space="preserve"> AI Agent </w:t>
+      </w:r>
+      <w:r>
+        <w:rPr>
+          <w:rFonts w:hint="eastAsia"/>
+        </w:rPr>
+        <w:t xml:space="preserve">替代的模块约占整体职能的一半左右，而辖区分配位于”高可标准化</w:t>
+      </w:r>
+      <w:r>
+        <w:t xml:space="preserve"> + </w:t>
+      </w:r>
+      <w:r>
+        <w:rPr>
+          <w:rFonts w:hint="eastAsia"/>
+        </w:rPr>
+        <w:t xml:space="preserve">高</w:t>
+      </w:r>
+      <w:r>
+        <w:t xml:space="preserve"> AI </w:t>
+      </w:r>
+      <w:r>
+        <w:rPr>
+          <w:rFonts w:hint="eastAsia"/>
+        </w:rPr>
+        <w:t xml:space="preserve">替代可行性”的最优交集——这正是本研究算法的商业价值定位：它不是一个为企业</w:t>
+      </w:r>
+      <w:r>
+        <w:t xml:space="preserve"> SFE </w:t>
+      </w:r>
+      <w:r>
+        <w:rPr>
+          <w:rFonts w:hint="eastAsia"/>
+        </w:rPr>
+        <w:t xml:space="preserve">部门提供边际效率改进的工具，而是面向”中央</w:t>
+      </w:r>
+      <w:r>
+        <w:t xml:space="preserve"> SFE </w:t>
+      </w:r>
+      <w:r>
+        <w:rPr>
+          <w:rFonts w:hint="eastAsia"/>
+        </w:rPr>
+        <w:t xml:space="preserve">职能蒸馏与外包”这一行业转型趋势下的核心算法底座。基于这一定位，下一节将进一步展开三种差异化的商业化形态及其适用客户画像。</w:t>
+      </w:r>
+    </w:p>
     <w:bookmarkEnd w:id="169"/>
-    <w:bookmarkStart w:id="179" w:name="附录-a-业务侧调研问卷与访谈大纲"/>
+    <w:bookmarkStart w:id="170" w:name="算法商业化的差异化形态与客户画像"/>
+    <w:p>
+      <w:pPr>
+        <w:pStyle w:val="Heading3"/>
+      </w:pPr>
+      <w:r>
+        <w:t xml:space="preserve">6.2.2 </w:t>
+      </w:r>
+      <w:r>
+        <w:rPr>
+          <w:rFonts w:hint="eastAsia"/>
+        </w:rPr>
+        <w:t xml:space="preserve">算法商业化的差异化形态与客户画像</w:t>
+      </w:r>
+    </w:p>
+    <w:p>
+      <w:pPr>
+        <w:pStyle w:val="FirstParagraph"/>
+      </w:pPr>
+      <w:r>
+        <w:rPr>
+          <w:rFonts w:hint="eastAsia"/>
+        </w:rPr>
+        <w:t xml:space="preserve">承接</w:t>
+      </w:r>
+      <w:r>
+        <w:t xml:space="preserve"> 6.2.1 </w:t>
+      </w:r>
+      <w:r>
+        <w:rPr>
+          <w:rFonts w:hint="eastAsia"/>
+        </w:rPr>
+        <w:t xml:space="preserve">节的转型趋势分析，本研究算法的商业化形态需要按企业的”SFE</w:t>
+      </w:r>
+      <w:r>
+        <w:t xml:space="preserve"> </w:t>
+      </w:r>
+      <w:r>
+        <w:rPr>
+          <w:rFonts w:hint="eastAsia"/>
+        </w:rPr>
+        <w:t xml:space="preserve">职能成熟度</w:t>
+      </w:r>
+      <w:r>
+        <w:t xml:space="preserve"> + </w:t>
+      </w:r>
+      <w:r>
+        <w:rPr>
+          <w:rFonts w:hint="eastAsia"/>
+        </w:rPr>
+        <w:t xml:space="preserve">自建意愿</w:t>
+      </w:r>
+      <w:r>
+        <w:t xml:space="preserve"> + </w:t>
+      </w:r>
+      <w:r>
+        <w:rPr>
+          <w:rFonts w:hint="eastAsia"/>
+        </w:rPr>
+        <w:t xml:space="preserve">数据敏感度”三个维度做差异化设计——同一套算法对不同企业的价值定位和落地路径完全不同，强行用单一商业模式覆盖所有企业反而会重蹈第三章</w:t>
+      </w:r>
+      <w:r>
+        <w:t xml:space="preserve"> 3.1.2 </w:t>
+      </w:r>
+      <w:r>
+        <w:rPr>
+          <w:rFonts w:hint="eastAsia"/>
+        </w:rPr>
+        <w:t xml:space="preserve">节所述国际</w:t>
+      </w:r>
+      <w:r>
+        <w:t xml:space="preserve"> SaaS </w:t>
+      </w:r>
+      <w:r>
+        <w:rPr>
+          <w:rFonts w:hint="eastAsia"/>
+        </w:rPr>
+        <w:t xml:space="preserve">厂商在中国市场水土不服的覆辙。表</w:t>
+      </w:r>
+      <w:r>
+        <w:t xml:space="preserve"> 6-3 </w:t>
+      </w:r>
+      <w:r>
+        <w:rPr>
+          <w:rFonts w:hint="eastAsia"/>
+        </w:rPr>
+        <w:t xml:space="preserve">给出三种差异化商业化形态的对比框架。</w:t>
+      </w:r>
+    </w:p>
+    <w:p>
+      <w:pPr>
+        <w:pStyle w:val="BodyText"/>
+      </w:pPr>
+      <w:r>
+        <w:rPr>
+          <w:rFonts w:hint="eastAsia"/>
+          <w:b/>
+          <w:bCs/>
+        </w:rPr>
+        <w:t xml:space="preserve">表</w:t>
+      </w:r>
+      <w:r>
+        <w:rPr>
+          <w:b/>
+          <w:bCs/>
+        </w:rPr>
+        <w:t xml:space="preserve"> 6-3 </w:t>
+      </w:r>
+      <w:r>
+        <w:rPr>
+          <w:rFonts w:hint="eastAsia"/>
+          <w:b/>
+          <w:bCs/>
+        </w:rPr>
+        <w:t xml:space="preserve">算法商业化的三种形态与客户画像</w:t>
+      </w:r>
+    </w:p>
+    <w:tbl>
+      <w:tblPr>
+        <w:tblStyle w:val="Table"/>
+        <w:tblW w:type="pct" w:w="5000"/>
+        <w:tblLayout w:type="autofit"/>
+        <w:tblLook w:firstRow="1" w:lastRow="0" w:firstColumn="0" w:lastColumn="0" w:noHBand="0" w:noVBand="0" w:val="0020"/>
+        <w:tblBorders>
+          <w:top w:val="single" w:sz="4" w:color="000000" w:space="0"/>
+          <w:left w:val="single" w:sz="4" w:color="000000" w:space="0"/>
+          <w:bottom w:val="single" w:sz="4" w:color="000000" w:space="0"/>
+          <w:right w:val="single" w:sz="4" w:color="000000" w:space="0"/>
+          <w:insideH w:val="single" w:sz="4" w:color="000000" w:space="0"/>
+          <w:insideV w:val="single" w:sz="4" w:color="000000" w:space="0"/>
+        </w:tblBorders>
+      </w:tblPr>
+      <w:tblGrid>
+        <w:gridCol w:w="1584"/>
+        <w:gridCol w:w="1584"/>
+        <w:gridCol w:w="1584"/>
+        <w:gridCol w:w="1584"/>
+        <w:gridCol w:w="1584"/>
+      </w:tblGrid>
+      <w:tr>
+        <w:trPr>
+          <w:tblHeader w:val="on"/>
+          <w:cantSplit/>
+        </w:trPr>
+        <w:tc>
+          <w:tcPr/>
+          <w:p>
+            <w:pPr>
+              <w:pStyle w:val="Compact"/>
+              <w:ind w:firstLine="0" w:firstLineChars="0"/>
+            </w:pPr>
+            <w:r>
+              <w:rPr>
+                <w:rFonts w:hint="eastAsia"/>
+              </w:rPr>
+              <w:t xml:space="preserve">商业化形态</w:t>
+            </w:r>
+          </w:p>
+        </w:tc>
+        <w:tc>
+          <w:tcPr/>
+          <w:p>
+            <w:pPr>
+              <w:pStyle w:val="Compact"/>
+              <w:ind w:firstLine="0" w:firstLineChars="0"/>
+            </w:pPr>
+            <w:r>
+              <w:rPr>
+                <w:rFonts w:hint="eastAsia"/>
+              </w:rPr>
+              <w:t xml:space="preserve">适用客户画像</w:t>
+            </w:r>
+          </w:p>
+        </w:tc>
+        <w:tc>
+          <w:tcPr/>
+          <w:p>
+            <w:pPr>
+              <w:pStyle w:val="Compact"/>
+              <w:ind w:firstLine="0" w:firstLineChars="0"/>
+            </w:pPr>
+            <w:r>
+              <w:rPr>
+                <w:rFonts w:hint="eastAsia"/>
+              </w:rPr>
+              <w:t xml:space="preserve">核心价值定位</w:t>
+            </w:r>
+          </w:p>
+        </w:tc>
+        <w:tc>
+          <w:tcPr/>
+          <w:p>
+            <w:pPr>
+              <w:pStyle w:val="Compact"/>
+              <w:ind w:firstLine="0" w:firstLineChars="0"/>
+            </w:pPr>
+            <w:r>
+              <w:rPr>
+                <w:rFonts w:hint="eastAsia"/>
+              </w:rPr>
+              <w:t xml:space="preserve">服务模式</w:t>
+            </w:r>
+          </w:p>
+        </w:tc>
+        <w:tc>
+          <w:tcPr/>
+          <w:p>
+            <w:pPr>
+              <w:pStyle w:val="Compact"/>
+              <w:ind w:firstLine="0" w:firstLineChars="0"/>
+            </w:pPr>
+            <w:r>
+              <w:rPr>
+                <w:rFonts w:hint="eastAsia"/>
+              </w:rPr>
+              <w:t xml:space="preserve">数据交互模式</w:t>
+            </w:r>
+          </w:p>
+        </w:tc>
+      </w:tr>
+      <w:tr>
+        <w:trPr>
+          <w:cantSplit/>
+        </w:trPr>
+        <w:tc>
+          <w:tcPr/>
+          <w:p>
+            <w:pPr>
+              <w:pStyle w:val="Compact"/>
+              <w:ind w:firstLine="0" w:firstLineChars="0"/>
+            </w:pPr>
+            <w:r>
+              <w:rPr>
+                <w:rFonts w:hint="eastAsia"/>
+                <w:b/>
+                <w:bCs/>
+              </w:rPr>
+              <w:t xml:space="preserve">垂类</w:t>
+            </w:r>
+            <w:r>
+              <w:rPr>
+                <w:b/>
+                <w:bCs/>
+              </w:rPr>
+              <w:t xml:space="preserve"> Agent + </w:t>
+            </w:r>
+            <w:r>
+              <w:rPr>
+                <w:rFonts w:hint="eastAsia"/>
+                <w:b/>
+                <w:bCs/>
+              </w:rPr>
+              <w:t xml:space="preserve">外包咨询服务</w:t>
+            </w:r>
+          </w:p>
+        </w:tc>
+        <w:tc>
+          <w:tcPr/>
+          <w:p>
+            <w:pPr>
+              <w:pStyle w:val="Compact"/>
+              <w:ind w:firstLine="0" w:firstLineChars="0"/>
+            </w:pPr>
+            <w:r>
+              <w:rPr>
+                <w:rFonts w:hint="eastAsia"/>
+              </w:rPr>
+              <w:t xml:space="preserve">年销售</w:t>
+            </w:r>
+            <w:r>
+              <w:t xml:space="preserve"> 50-200 </w:t>
+            </w:r>
+            <w:r>
+              <w:rPr>
+                <w:rFonts w:hint="eastAsia"/>
+              </w:rPr>
+              <w:t xml:space="preserve">亿、销售团队</w:t>
+            </w:r>
+            <w:r>
+              <w:t xml:space="preserve"> 1,000-3,000 </w:t>
+            </w:r>
+            <w:r>
+              <w:rPr>
+                <w:rFonts w:hint="eastAsia"/>
+              </w:rPr>
+              <w:t xml:space="preserve">人的本土创新药企；不愿自建</w:t>
+            </w:r>
+            <w:r>
+              <w:t xml:space="preserve"> SFE </w:t>
+            </w:r>
+            <w:r>
+              <w:rPr>
+                <w:rFonts w:hint="eastAsia"/>
+              </w:rPr>
+              <w:t xml:space="preserve">部门</w:t>
+            </w:r>
+          </w:p>
+        </w:tc>
+        <w:tc>
+          <w:tcPr/>
+          <w:p>
+            <w:pPr>
+              <w:pStyle w:val="Compact"/>
+              <w:ind w:firstLine="0" w:firstLineChars="0"/>
+            </w:pPr>
+            <w:r>
+              <w:rPr>
+                <w:rFonts w:hint="eastAsia"/>
+              </w:rPr>
+              <w:t xml:space="preserve">替代——直接承接企业</w:t>
+            </w:r>
+            <w:r>
+              <w:t xml:space="preserve"> SFE </w:t>
+            </w:r>
+            <w:r>
+              <w:rPr>
+                <w:rFonts w:hint="eastAsia"/>
+              </w:rPr>
+              <w:t xml:space="preserve">中央职能</w:t>
+            </w:r>
+          </w:p>
+        </w:tc>
+        <w:tc>
+          <w:tcPr/>
+          <w:p>
+            <w:pPr>
+              <w:pStyle w:val="Compact"/>
+              <w:ind w:firstLine="0" w:firstLineChars="0"/>
+            </w:pPr>
+            <w:r>
+              <w:rPr>
+                <w:rFonts w:hint="eastAsia"/>
+              </w:rPr>
+              <w:t xml:space="preserve">月度/季度服务订阅</w:t>
+            </w:r>
+            <w:r>
+              <w:t xml:space="preserve"> + </w:t>
+            </w:r>
+            <w:r>
+              <w:rPr>
+                <w:rFonts w:hint="eastAsia"/>
+              </w:rPr>
+              <w:t xml:space="preserve">项目制咨询</w:t>
+            </w:r>
+          </w:p>
+        </w:tc>
+        <w:tc>
+          <w:tcPr/>
+          <w:p>
+            <w:pPr>
+              <w:pStyle w:val="Compact"/>
+              <w:ind w:firstLine="0" w:firstLineChars="0"/>
+            </w:pPr>
+            <w:r>
+              <w:rPr>
+                <w:rFonts w:hint="eastAsia"/>
+              </w:rPr>
+              <w:t xml:space="preserve">企业脱敏数据上传至服务方专属环境</w:t>
+            </w:r>
+          </w:p>
+        </w:tc>
+      </w:tr>
+      <w:tr>
+        <w:trPr>
+          <w:cantSplit/>
+        </w:trPr>
+        <w:tc>
+          <w:tcPr/>
+          <w:p>
+            <w:pPr>
+              <w:pStyle w:val="Compact"/>
+              <w:ind w:firstLine="0" w:firstLineChars="0"/>
+            </w:pPr>
+            <w:r>
+              <w:rPr>
+                <w:b/>
+                <w:bCs/>
+              </w:rPr>
+              <w:t xml:space="preserve">SaaS </w:t>
+            </w:r>
+            <w:r>
+              <w:rPr>
+                <w:rFonts w:hint="eastAsia"/>
+                <w:b/>
+                <w:bCs/>
+              </w:rPr>
+              <w:t xml:space="preserve">平台订阅</w:t>
+            </w:r>
+          </w:p>
+        </w:tc>
+        <w:tc>
+          <w:tcPr/>
+          <w:p>
+            <w:pPr>
+              <w:pStyle w:val="Compact"/>
+              <w:ind w:firstLine="0" w:firstLineChars="0"/>
+            </w:pPr>
+            <w:r>
+              <w:rPr>
+                <w:rFonts w:hint="eastAsia"/>
+              </w:rPr>
+              <w:t xml:space="preserve">中型</w:t>
+            </w:r>
+            <w:r>
+              <w:t xml:space="preserve"> </w:t>
+            </w:r>
+            <w:r>
+              <w:rPr>
+                <w:rFonts w:hint="eastAsia"/>
+              </w:rPr>
+              <w:t xml:space="preserve">MNC、本土头部企业；已有成熟</w:t>
+            </w:r>
+            <w:r>
+              <w:t xml:space="preserve"> SFE </w:t>
+            </w:r>
+            <w:r>
+              <w:rPr>
+                <w:rFonts w:hint="eastAsia"/>
+              </w:rPr>
+              <w:t xml:space="preserve">部门、希望减负</w:t>
+            </w:r>
+          </w:p>
+        </w:tc>
+        <w:tc>
+          <w:tcPr/>
+          <w:p>
+            <w:pPr>
+              <w:pStyle w:val="Compact"/>
+              <w:ind w:firstLine="0" w:firstLineChars="0"/>
+            </w:pPr>
+            <w:r>
+              <w:rPr>
+                <w:rFonts w:hint="eastAsia"/>
+              </w:rPr>
+              <w:t xml:space="preserve">减量——SFE</w:t>
+            </w:r>
+            <w:r>
+              <w:t xml:space="preserve"> </w:t>
+            </w:r>
+            <w:r>
+              <w:rPr>
+                <w:rFonts w:hint="eastAsia"/>
+              </w:rPr>
+              <w:t xml:space="preserve">部门由</w:t>
+            </w:r>
+            <w:r>
+              <w:t xml:space="preserve"> 30 </w:t>
+            </w:r>
+            <w:r>
+              <w:rPr>
+                <w:rFonts w:hint="eastAsia"/>
+              </w:rPr>
+              <w:t xml:space="preserve">人减至</w:t>
+            </w:r>
+            <w:r>
+              <w:t xml:space="preserve"> 10-15 </w:t>
+            </w:r>
+            <w:r>
+              <w:rPr>
+                <w:rFonts w:hint="eastAsia"/>
+              </w:rPr>
+              <w:t xml:space="preserve">人</w:t>
+            </w:r>
+          </w:p>
+        </w:tc>
+        <w:tc>
+          <w:tcPr/>
+          <w:p>
+            <w:pPr>
+              <w:pStyle w:val="Compact"/>
+              <w:ind w:firstLine="0" w:firstLineChars="0"/>
+            </w:pPr>
+            <w:r>
+              <w:rPr>
+                <w:rFonts w:hint="eastAsia"/>
+              </w:rPr>
+              <w:t xml:space="preserve">年订阅费</w:t>
+            </w:r>
+            <w:r>
+              <w:t xml:space="preserve"> + </w:t>
+            </w:r>
+            <w:r>
+              <w:rPr>
+                <w:rFonts w:hint="eastAsia"/>
+              </w:rPr>
+              <w:t xml:space="preserve">必要的本地化定制</w:t>
+            </w:r>
+          </w:p>
+        </w:tc>
+        <w:tc>
+          <w:tcPr/>
+          <w:p>
+            <w:pPr>
+              <w:pStyle w:val="Compact"/>
+              <w:ind w:firstLine="0" w:firstLineChars="0"/>
+            </w:pPr>
+            <w:r>
+              <w:t xml:space="preserve">API </w:t>
+            </w:r>
+            <w:r>
+              <w:rPr>
+                <w:rFonts w:hint="eastAsia"/>
+              </w:rPr>
+              <w:t xml:space="preserve">对接企业</w:t>
+            </w:r>
+            <w:r>
+              <w:t xml:space="preserve"> CRM/SFA </w:t>
+            </w:r>
+            <w:r>
+              <w:rPr>
+                <w:rFonts w:hint="eastAsia"/>
+              </w:rPr>
+              <w:t xml:space="preserve">系统</w:t>
+            </w:r>
+          </w:p>
+        </w:tc>
+      </w:tr>
+      <w:tr>
+        <w:trPr>
+          <w:cantSplit/>
+        </w:trPr>
+        <w:tc>
+          <w:tcPr/>
+          <w:p>
+            <w:pPr>
+              <w:pStyle w:val="Compact"/>
+              <w:ind w:firstLine="0" w:firstLineChars="0"/>
+            </w:pPr>
+            <w:r>
+              <w:rPr>
+                <w:rFonts w:hint="eastAsia"/>
+                <w:b/>
+                <w:bCs/>
+              </w:rPr>
+              <w:t xml:space="preserve">企业内部部署</w:t>
+            </w:r>
+          </w:p>
+        </w:tc>
+        <w:tc>
+          <w:tcPr/>
+          <w:p>
+            <w:pPr>
+              <w:pStyle w:val="Compact"/>
+              <w:ind w:firstLine="0" w:firstLineChars="0"/>
+            </w:pPr>
+            <w:r>
+              <w:rPr>
+                <w:rFonts w:hint="eastAsia"/>
+              </w:rPr>
+              <w:t xml:space="preserve">大型</w:t>
+            </w:r>
+            <w:r>
+              <w:t xml:space="preserve"> </w:t>
+            </w:r>
+            <w:r>
+              <w:rPr>
+                <w:rFonts w:hint="eastAsia"/>
+              </w:rPr>
+              <w:t xml:space="preserve">MNC、数据极敏感的本土头部企业；已有强</w:t>
+            </w:r>
+            <w:r>
+              <w:t xml:space="preserve"> SFE </w:t>
+            </w:r>
+            <w:r>
+              <w:rPr>
+                <w:rFonts w:hint="eastAsia"/>
+              </w:rPr>
+              <w:t xml:space="preserve">部门、追求数据自主可控</w:t>
+            </w:r>
+          </w:p>
+        </w:tc>
+        <w:tc>
+          <w:tcPr/>
+          <w:p>
+            <w:pPr>
+              <w:pStyle w:val="Compact"/>
+              <w:ind w:firstLine="0" w:firstLineChars="0"/>
+            </w:pPr>
+            <w:r>
+              <w:rPr>
+                <w:rFonts w:hint="eastAsia"/>
+              </w:rPr>
+              <w:t xml:space="preserve">增效——SFE</w:t>
+            </w:r>
+            <w:r>
+              <w:t xml:space="preserve"> </w:t>
+            </w:r>
+            <w:r>
+              <w:rPr>
+                <w:rFonts w:hint="eastAsia"/>
+              </w:rPr>
+              <w:t xml:space="preserve">部门保留但工作模式升级</w:t>
+            </w:r>
+          </w:p>
+        </w:tc>
+        <w:tc>
+          <w:tcPr/>
+          <w:p>
+            <w:pPr>
+              <w:pStyle w:val="Compact"/>
+              <w:ind w:firstLine="0" w:firstLineChars="0"/>
+            </w:pPr>
+            <w:r>
+              <w:rPr>
+                <w:rFonts w:hint="eastAsia"/>
+              </w:rPr>
+              <w:t xml:space="preserve">一次性买断</w:t>
+            </w:r>
+            <w:r>
+              <w:t xml:space="preserve"> + </w:t>
+            </w:r>
+            <w:r>
+              <w:rPr>
+                <w:rFonts w:hint="eastAsia"/>
+              </w:rPr>
+              <w:t xml:space="preserve">年度维护费</w:t>
+            </w:r>
+          </w:p>
+        </w:tc>
+        <w:tc>
+          <w:tcPr/>
+          <w:p>
+            <w:pPr>
+              <w:pStyle w:val="Compact"/>
+              <w:ind w:firstLine="0" w:firstLineChars="0"/>
+            </w:pPr>
+            <w:r>
+              <w:rPr>
+                <w:rFonts w:hint="eastAsia"/>
+              </w:rPr>
+              <w:t xml:space="preserve">算法部署在客户私有云，数据不出企业</w:t>
+            </w:r>
+          </w:p>
+        </w:tc>
+      </w:tr>
+    </w:tbl>
+    <w:p>
+      <w:pPr>
+        <w:pStyle w:val="BodyText"/>
+      </w:pPr>
+      <w:r>
+        <w:rPr>
+          <w:rFonts w:hint="eastAsia"/>
+        </w:rPr>
+        <w:t xml:space="preserve">数据来源：作者基于多年医药行业</w:t>
+      </w:r>
+      <w:r>
+        <w:t xml:space="preserve"> SFE </w:t>
+      </w:r>
+      <w:r>
+        <w:rPr>
+          <w:rFonts w:hint="eastAsia"/>
+        </w:rPr>
+        <w:t xml:space="preserve">实操经验梳理。</w:t>
+      </w:r>
+    </w:p>
+    <w:p>
+      <w:pPr>
+        <w:pStyle w:val="BodyText"/>
+      </w:pPr>
+      <w:r>
+        <w:rPr>
+          <w:rFonts w:hint="eastAsia"/>
+          <w:b/>
+          <w:bCs/>
+        </w:rPr>
+        <w:t xml:space="preserve">形态一：垂类</w:t>
+      </w:r>
+      <w:r>
+        <w:rPr>
+          <w:b/>
+          <w:bCs/>
+        </w:rPr>
+        <w:t xml:space="preserve"> Agent + </w:t>
+      </w:r>
+      <w:r>
+        <w:rPr>
+          <w:rFonts w:hint="eastAsia"/>
+          <w:b/>
+          <w:bCs/>
+        </w:rPr>
+        <w:t xml:space="preserve">外包咨询服务（重点形态）。</w:t>
+      </w:r>
+      <w:r>
+        <w:t xml:space="preserve"> </w:t>
+      </w:r>
+      <w:r>
+        <w:rPr>
+          <w:rFonts w:hint="eastAsia"/>
+        </w:rPr>
+        <w:t xml:space="preserve">这是</w:t>
+      </w:r>
+      <w:r>
+        <w:t xml:space="preserve"> 6.2.1 </w:t>
+      </w:r>
+      <w:r>
+        <w:rPr>
+          <w:rFonts w:hint="eastAsia"/>
+        </w:rPr>
+        <w:t xml:space="preserve">节所述行业转型趋势的直接对应——面向那些处于快速增长期、销售团队已达</w:t>
+      </w:r>
+      <w:r>
+        <w:t xml:space="preserve"> SFE </w:t>
+      </w:r>
+      <w:r>
+        <w:rPr>
+          <w:rFonts w:hint="eastAsia"/>
+        </w:rPr>
+        <w:t xml:space="preserve">自建阈值但又不愿承担固定编制成本的本土创新药企。这一形态的核心价值是”职能替代”而非”工具供给”——企业不再需要建设一个</w:t>
+      </w:r>
+      <w:r>
+        <w:t xml:space="preserve"> 30 </w:t>
+      </w:r>
+      <w:r>
+        <w:rPr>
+          <w:rFonts w:hint="eastAsia"/>
+        </w:rPr>
+        <w:t xml:space="preserve">人的中央</w:t>
+      </w:r>
+      <w:r>
+        <w:t xml:space="preserve"> SFE </w:t>
+      </w:r>
+      <w:r>
+        <w:rPr>
+          <w:rFonts w:hint="eastAsia"/>
+        </w:rPr>
+        <w:t xml:space="preserve">部门，而是把整个职能模块委托给具备垂类</w:t>
+      </w:r>
+      <w:r>
+        <w:t xml:space="preserve"> Agent </w:t>
+      </w:r>
+      <w:r>
+        <w:rPr>
+          <w:rFonts w:hint="eastAsia"/>
+        </w:rPr>
+        <w:t xml:space="preserve">技术能力的服务方。本研究算法在这一形态中作为辖区分配模块的核心底座，配合其他可标准化的</w:t>
+      </w:r>
+      <w:r>
+        <w:t xml:space="preserve"> SFE </w:t>
+      </w:r>
+      <w:r>
+        <w:rPr>
+          <w:rFonts w:hint="eastAsia"/>
+        </w:rPr>
+        <w:t xml:space="preserve">工具（如</w:t>
+      </w:r>
+      <w:r>
+        <w:t xml:space="preserve"> Index </w:t>
+      </w:r>
+      <w:r>
+        <w:rPr>
+          <w:rFonts w:hint="eastAsia"/>
+        </w:rPr>
+        <w:t xml:space="preserve">指标体系构建、目标拆分模型等）以及少量经验丰富的咨询专家做人在回路的兜底，共同构成完整的外包服务包。从客户视角看，这一形态把原本难以核算</w:t>
+      </w:r>
+      <w:r>
+        <w:t xml:space="preserve"> ROI </w:t>
+      </w:r>
+      <w:r>
+        <w:rPr>
+          <w:rFonts w:hint="eastAsia"/>
+        </w:rPr>
+        <w:t xml:space="preserve">的固定编制成本转化为可按规模、按使用频次定价的可变服务成本——契合本土创新药企在利润压力下偏好”轻资产运营”的战略选择。从服务方视角看，这一形态的边际成本随客户数增长持续摊薄、规模效应明显——是三种形态中天花板最高、最具想象空间的商业模式。</w:t>
+      </w:r>
+    </w:p>
+    <w:p>
+      <w:pPr>
+        <w:pStyle w:val="BodyText"/>
+      </w:pPr>
+      <w:r>
+        <w:rPr>
+          <w:rFonts w:hint="eastAsia"/>
+          <w:b/>
+          <w:bCs/>
+        </w:rPr>
+        <w:t xml:space="preserve">形态二：SaaS</w:t>
+      </w:r>
+      <w:r>
+        <w:rPr>
+          <w:b/>
+          <w:bCs/>
+        </w:rPr>
+        <w:t xml:space="preserve"> </w:t>
+      </w:r>
+      <w:r>
+        <w:rPr>
+          <w:rFonts w:hint="eastAsia"/>
+          <w:b/>
+          <w:bCs/>
+        </w:rPr>
+        <w:t xml:space="preserve">平台订阅（过渡形态）。</w:t>
+      </w:r>
+      <w:r>
+        <w:t xml:space="preserve"> </w:t>
+      </w:r>
+      <w:r>
+        <w:rPr>
+          <w:rFonts w:hint="eastAsia"/>
+        </w:rPr>
+        <w:t xml:space="preserve">适用于已经建立成熟</w:t>
+      </w:r>
+      <w:r>
+        <w:t xml:space="preserve"> SFE </w:t>
+      </w:r>
+      <w:r>
+        <w:rPr>
+          <w:rFonts w:hint="eastAsia"/>
+        </w:rPr>
+        <w:t xml:space="preserve">部门的中型</w:t>
+      </w:r>
+      <w:r>
+        <w:t xml:space="preserve"> MNC </w:t>
+      </w:r>
+      <w:r>
+        <w:rPr>
+          <w:rFonts w:hint="eastAsia"/>
+        </w:rPr>
+        <w:t xml:space="preserve">和本土头部企业——这类企业不愿意完全外包</w:t>
+      </w:r>
+      <w:r>
+        <w:t xml:space="preserve"> SFE </w:t>
+      </w:r>
+      <w:r>
+        <w:rPr>
+          <w:rFonts w:hint="eastAsia"/>
+        </w:rPr>
+        <w:t xml:space="preserve">职能（出于数据敏感、组织稳定性、品牌形象等多重考虑），但希望通过引入算法工具显著降低</w:t>
+      </w:r>
+      <w:r>
+        <w:t xml:space="preserve"> SFE </w:t>
+      </w:r>
+      <w:r>
+        <w:rPr>
+          <w:rFonts w:hint="eastAsia"/>
+        </w:rPr>
+        <w:t xml:space="preserve">部门的人力负担。在这一形态下，算法的核心价值是”职能减量”——把原本需要</w:t>
+      </w:r>
+      <w:r>
+        <w:t xml:space="preserve"> 30 </w:t>
+      </w:r>
+      <w:r>
+        <w:rPr>
+          <w:rFonts w:hint="eastAsia"/>
+        </w:rPr>
+        <w:t xml:space="preserve">人</w:t>
+      </w:r>
+      <w:r>
+        <w:t xml:space="preserve"> SFE </w:t>
+      </w:r>
+      <w:r>
+        <w:rPr>
+          <w:rFonts w:hint="eastAsia"/>
+        </w:rPr>
+        <w:t xml:space="preserve">部门完成的工作量压缩到</w:t>
+      </w:r>
+      <w:r>
+        <w:t xml:space="preserve"> 10 </w:t>
+      </w:r>
+      <w:r>
+        <w:rPr>
+          <w:rFonts w:hint="eastAsia"/>
+        </w:rPr>
+        <w:t xml:space="preserve">至</w:t>
+      </w:r>
+      <w:r>
+        <w:t xml:space="preserve"> 15 </w:t>
+      </w:r>
+      <w:r>
+        <w:rPr>
+          <w:rFonts w:hint="eastAsia"/>
+        </w:rPr>
+        <w:t xml:space="preserve">人即可承担，余下的人员要么转岗至更具战略性的工作，要么自然离编。SaaS</w:t>
+      </w:r>
+      <w:r>
+        <w:t xml:space="preserve"> </w:t>
+      </w:r>
+      <w:r>
+        <w:rPr>
+          <w:rFonts w:hint="eastAsia"/>
+        </w:rPr>
+        <w:t xml:space="preserve">形态的关键挑战在于第三章</w:t>
+      </w:r>
+      <w:r>
+        <w:t xml:space="preserve"> 3.1.2 </w:t>
+      </w:r>
+      <w:r>
+        <w:rPr>
+          <w:rFonts w:hint="eastAsia"/>
+        </w:rPr>
+        <w:t xml:space="preserve">节所述的”水土不服”问题——不同企业、不同产品线、不同省份的业务规则差异需要在产品标准化与定制化之间寻找平衡，本研究算法在</w:t>
+      </w:r>
+      <w:r>
+        <w:t xml:space="preserve"> 4.4.3 </w:t>
+      </w:r>
+      <w:r>
+        <w:rPr>
+          <w:rFonts w:hint="eastAsia"/>
+        </w:rPr>
+        <w:t xml:space="preserve">节设计的可配置约束机制（拆分阈值、销量潜力权重、城市数上限等业务策略型参数全部参数化）正是为解决这一矛盾而设计。</w:t>
+      </w:r>
+    </w:p>
+    <w:p>
+      <w:pPr>
+        <w:pStyle w:val="BodyText"/>
+      </w:pPr>
+      <w:r>
+        <w:rPr>
+          <w:rFonts w:hint="eastAsia"/>
+          <w:b/>
+          <w:bCs/>
+        </w:rPr>
+        <w:t xml:space="preserve">形态三：企业内部部署（小众但稳定形态）。</w:t>
+      </w:r>
+      <w:r>
+        <w:t xml:space="preserve"> </w:t>
+      </w:r>
+      <w:r>
+        <w:rPr>
+          <w:rFonts w:hint="eastAsia"/>
+        </w:rPr>
+        <w:t xml:space="preserve">适用于大型</w:t>
+      </w:r>
+      <w:r>
+        <w:t xml:space="preserve"> MNC </w:t>
+      </w:r>
+      <w:r>
+        <w:rPr>
+          <w:rFonts w:hint="eastAsia"/>
+        </w:rPr>
+        <w:t xml:space="preserve">中国分公司以及数据敏感度极高的本土头部企业——这类企业有完整的</w:t>
+      </w:r>
+      <w:r>
+        <w:t xml:space="preserve"> SFE </w:t>
+      </w:r>
+      <w:r>
+        <w:rPr>
+          <w:rFonts w:hint="eastAsia"/>
+        </w:rPr>
+        <w:t xml:space="preserve">部门和成熟的</w:t>
+      </w:r>
+      <w:r>
+        <w:t xml:space="preserve"> IT </w:t>
+      </w:r>
+      <w:r>
+        <w:rPr>
+          <w:rFonts w:hint="eastAsia"/>
+        </w:rPr>
+        <w:t xml:space="preserve">基础设施，但出于商业机密保护要求不允许销售数据离开企业网络。这一形态下算法以一次性买断</w:t>
+      </w:r>
+      <w:r>
+        <w:t xml:space="preserve"> + </w:t>
+      </w:r>
+      <w:r>
+        <w:rPr>
+          <w:rFonts w:hint="eastAsia"/>
+        </w:rPr>
+        <w:t xml:space="preserve">年度维护费的方式部署在客户私有云，企业仍由自身</w:t>
+      </w:r>
+      <w:r>
+        <w:t xml:space="preserve"> SFE </w:t>
+      </w:r>
+      <w:r>
+        <w:rPr>
+          <w:rFonts w:hint="eastAsia"/>
+        </w:rPr>
+        <w:t xml:space="preserve">部门主导算法运行，但工作模式从手工</w:t>
+      </w:r>
+      <w:r>
+        <w:t xml:space="preserve"> Excel </w:t>
+      </w:r>
+      <w:r>
+        <w:rPr>
+          <w:rFonts w:hint="eastAsia"/>
+        </w:rPr>
+        <w:t xml:space="preserve">升级为算法驱动——核心价值是”职能增效”而非”减员”。这一形态的客户基数较小但单笔合同金额高、客户黏性强，是三种形态中现金流最稳定的细分。</w:t>
+      </w:r>
+    </w:p>
+    <w:p>
+      <w:pPr>
+        <w:pStyle w:val="BodyText"/>
+      </w:pPr>
+      <w:r>
+        <w:rPr>
+          <w:rFonts w:hint="eastAsia"/>
+          <w:b/>
+          <w:bCs/>
+        </w:rPr>
+        <w:t xml:space="preserve">早期采用者画像与推广路径。</w:t>
+      </w:r>
+      <w:r>
+        <w:t xml:space="preserve"> </w:t>
+      </w:r>
+      <w:r>
+        <w:rPr>
+          <w:rFonts w:hint="eastAsia"/>
+        </w:rPr>
+        <w:t xml:space="preserve">综合三种形态的客户画像分析，本研究算法在商业化早期最具突破潜力的目标客户是</w:t>
+      </w:r>
+      <w:r>
+        <w:rPr>
+          <w:rFonts w:hint="eastAsia"/>
+          <w:b/>
+          <w:bCs/>
+        </w:rPr>
+        <w:t xml:space="preserve">本土创新药企在销售团队规模</w:t>
+      </w:r>
+      <w:r>
+        <w:rPr>
+          <w:b/>
+          <w:bCs/>
+        </w:rPr>
+        <w:t xml:space="preserve"> 1,000-3,000 </w:t>
+      </w:r>
+      <w:r>
+        <w:rPr>
+          <w:rFonts w:hint="eastAsia"/>
+          <w:b/>
+          <w:bCs/>
+        </w:rPr>
+        <w:t xml:space="preserve">人的快速扩张期</w:t>
+      </w:r>
+      <w:r>
+        <w:rPr>
+          <w:rFonts w:hint="eastAsia"/>
+        </w:rPr>
+        <w:t xml:space="preserve">——这一阶段企业刚跨过</w:t>
+      </w:r>
+      <w:r>
+        <w:t xml:space="preserve"> SFE </w:t>
+      </w:r>
+      <w:r>
+        <w:rPr>
+          <w:rFonts w:hint="eastAsia"/>
+        </w:rPr>
+        <w:t xml:space="preserve">必要性阈值但尚未完成</w:t>
+      </w:r>
+      <w:r>
+        <w:t xml:space="preserve"> SFE </w:t>
+      </w:r>
+      <w:r>
+        <w:rPr>
+          <w:rFonts w:hint="eastAsia"/>
+        </w:rPr>
+        <w:t xml:space="preserve">部门自建，是”职能替代”形态最自然的切入窗口。其次是经历集采产品线缩编、需要快速完成销售团队结构性瘦身的中型</w:t>
+      </w:r>
+      <w:r>
+        <w:t xml:space="preserve"> </w:t>
+      </w:r>
+      <w:r>
+        <w:rPr>
+          <w:rFonts w:hint="eastAsia"/>
+        </w:rPr>
+        <w:t xml:space="preserve">MNC——算法的”职能减量”价值在这一情境下最容易被高管层接受。早期推广的核心阻力依然集中在第六章</w:t>
+      </w:r>
+      <w:r>
+        <w:t xml:space="preserve"> 6.1 </w:t>
+      </w:r>
+      <w:r>
+        <w:rPr>
+          <w:rFonts w:hint="eastAsia"/>
+        </w:rPr>
+        <w:t xml:space="preserve">节讨论过的三个层面：算法可解释性（业务侧不接受黑盒决策）、数据敏感性（销售数据涉及商业机密）、组织变革管理（SFE</w:t>
+      </w:r>
+      <w:r>
+        <w:t xml:space="preserve"> </w:t>
+      </w:r>
+      <w:r>
+        <w:rPr>
+          <w:rFonts w:hint="eastAsia"/>
+        </w:rPr>
+        <w:t xml:space="preserve">团队成员对工具的潜在抵触）——这些阻力的应对策略已在</w:t>
+      </w:r>
+      <w:r>
+        <w:t xml:space="preserve"> 6.1.1、6.1.2、6.1.3 </w:t>
+      </w:r>
+      <w:r>
+        <w:rPr>
+          <w:rFonts w:hint="eastAsia"/>
+        </w:rPr>
+        <w:t xml:space="preserve">三节展开论述，构成本研究商业化建议的完整闭环。</w:t>
+      </w:r>
+    </w:p>
+    <w:p>
+      <w:pPr>
+        <w:pStyle w:val="BodyText"/>
+      </w:pPr>
+      <w:r>
+        <w:rPr>
+          <w:rFonts w:hint="eastAsia"/>
+          <w:b/>
+          <w:bCs/>
+        </w:rPr>
+        <w:t xml:space="preserve">国内市场容量与竞争格局简述。</w:t>
+      </w:r>
+      <w:r>
+        <w:t xml:space="preserve"> </w:t>
+      </w:r>
+      <w:r>
+        <w:rPr>
+          <w:rFonts w:hint="eastAsia"/>
+        </w:rPr>
+        <w:t xml:space="preserve">按</w:t>
+      </w:r>
+      <w:r>
+        <w:t xml:space="preserve"> 1.1.2 </w:t>
+      </w:r>
+      <w:r>
+        <w:rPr>
+          <w:rFonts w:hint="eastAsia"/>
+        </w:rPr>
+        <w:t xml:space="preserve">节所引中国制药行业</w:t>
+      </w:r>
+      <w:r>
+        <w:t xml:space="preserve"> 21,250 </w:t>
+      </w:r>
+      <w:r>
+        <w:rPr>
+          <w:rFonts w:hint="eastAsia"/>
+        </w:rPr>
+        <w:t xml:space="preserve">亿元市场规模、参考头部</w:t>
+      </w:r>
+      <w:r>
+        <w:t xml:space="preserve"> 200 </w:t>
+      </w:r>
+      <w:r>
+        <w:rPr>
+          <w:rFonts w:hint="eastAsia"/>
+        </w:rPr>
+        <w:t xml:space="preserve">家具备</w:t>
+      </w:r>
+      <w:r>
+        <w:t xml:space="preserve"> SFE </w:t>
+      </w:r>
+      <w:r>
+        <w:rPr>
+          <w:rFonts w:hint="eastAsia"/>
+        </w:rPr>
+        <w:t xml:space="preserve">需求量级的药企估算，本研究算法所对应的”SFE</w:t>
+      </w:r>
+      <w:r>
+        <w:t xml:space="preserve"> </w:t>
+      </w:r>
+      <w:r>
+        <w:rPr>
+          <w:rFonts w:hint="eastAsia"/>
+        </w:rPr>
+        <w:t xml:space="preserve">算法底座</w:t>
+      </w:r>
+      <w:r>
+        <w:t xml:space="preserve"> + </w:t>
+      </w:r>
+      <w:r>
+        <w:rPr>
+          <w:rFonts w:hint="eastAsia"/>
+        </w:rPr>
+        <w:t xml:space="preserve">服务”细分市场处于成长早期阶段。当前国内尚未出现具备类似定位的成熟商业玩家——传统国际</w:t>
+      </w:r>
+      <w:r>
+        <w:t xml:space="preserve"> SaaS </w:t>
+      </w:r>
+      <w:r>
+        <w:rPr>
+          <w:rFonts w:hint="eastAsia"/>
+        </w:rPr>
+        <w:t xml:space="preserve">厂商困于水土不服、本土咨询公司缺乏算法工程能力、创业型</w:t>
+      </w:r>
+      <w:r>
+        <w:t xml:space="preserve"> AI </w:t>
+      </w:r>
+      <w:r>
+        <w:rPr>
+          <w:rFonts w:hint="eastAsia"/>
+        </w:rPr>
+        <w:t xml:space="preserve">公司缺乏医药行业</w:t>
+      </w:r>
+      <w:r>
+        <w:t xml:space="preserve"> </w:t>
+      </w:r>
+      <w:r>
+        <w:rPr>
+          <w:rFonts w:hint="eastAsia"/>
+        </w:rPr>
+        <w:t xml:space="preserve">know-how，三方各有短板。这一空白窗口为兼具”运筹优化算法</w:t>
+      </w:r>
+      <w:r>
+        <w:t xml:space="preserve"> + </w:t>
+      </w:r>
+      <w:r>
+        <w:rPr>
+          <w:rFonts w:hint="eastAsia"/>
+        </w:rPr>
+        <w:t xml:space="preserve">医药</w:t>
+      </w:r>
+      <w:r>
+        <w:t xml:space="preserve"> SFE </w:t>
+      </w:r>
+      <w:r>
+        <w:rPr>
+          <w:rFonts w:hint="eastAsia"/>
+        </w:rPr>
+        <w:t xml:space="preserve">实践经验”双重能力的新进入者提供了明确的差异化空间——这也是本研究在第七章研究展望部分将进一步讨论的产业落地机会。</w:t>
+      </w:r>
+    </w:p>
+    <w:bookmarkEnd w:id="170"/>
+    <w:bookmarkEnd w:id="171"/>
+    <w:bookmarkStart w:id="172" w:name="本章小结-5"/>
+    <w:p>
+      <w:pPr>
+        <w:pStyle w:val="Heading2"/>
+      </w:pPr>
+      <w:r>
+        <w:t xml:space="preserve">6.3 </w:t>
+      </w:r>
+      <w:r>
+        <w:rPr>
+          <w:rFonts w:hint="eastAsia"/>
+        </w:rPr>
+        <w:t xml:space="preserve">本章小结</w:t>
+      </w:r>
+    </w:p>
+    <w:p>
+      <w:pPr>
+        <w:pStyle w:val="FirstParagraph"/>
+      </w:pPr>
+      <w:r>
+        <w:rPr>
+          <w:rFonts w:hint="eastAsia"/>
+        </w:rPr>
+        <w:t xml:space="preserve">本章承接第五章实证结论，从企业内部实施与变革管理（6.1</w:t>
+      </w:r>
+      <w:r>
+        <w:t xml:space="preserve"> </w:t>
+      </w:r>
+      <w:r>
+        <w:rPr>
+          <w:rFonts w:hint="eastAsia"/>
+        </w:rPr>
+        <w:t xml:space="preserve">节）、算法模型的商业价值评估（6.2</w:t>
+      </w:r>
+      <w:r>
+        <w:t xml:space="preserve"> </w:t>
+      </w:r>
+      <w:r>
+        <w:rPr>
+          <w:rFonts w:hint="eastAsia"/>
+        </w:rPr>
+        <w:t xml:space="preserve">节）两个层面系统讨论了算法的落地路径与商业前景。</w:t>
+      </w:r>
+    </w:p>
+    <w:p>
+      <w:pPr>
+        <w:pStyle w:val="BodyText"/>
+      </w:pPr>
+      <w:r>
+        <w:rPr>
+          <w:rFonts w:hint="eastAsia"/>
+        </w:rPr>
+        <w:t xml:space="preserve">在企业内部实施层面，本章基于第三章</w:t>
+      </w:r>
+      <w:r>
+        <w:t xml:space="preserve"> 3.3.4 </w:t>
+      </w:r>
+      <w:r>
+        <w:rPr>
+          <w:rFonts w:hint="eastAsia"/>
+        </w:rPr>
+        <w:t xml:space="preserve">节调研中</w:t>
+      </w:r>
+      <w:r>
+        <w:t xml:space="preserve"> 83% </w:t>
+      </w:r>
+      <w:r>
+        <w:rPr>
+          <w:rFonts w:hint="eastAsia"/>
+        </w:rPr>
+        <w:t xml:space="preserve">受访者偏好”算法</w:t>
+      </w:r>
+      <w:r>
+        <w:t xml:space="preserve"> + </w:t>
+      </w:r>
+      <w:r>
+        <w:rPr>
+          <w:rFonts w:hint="eastAsia"/>
+        </w:rPr>
+        <w:t xml:space="preserve">人工微调”的业务判断，提出了”算法生成基线</w:t>
+      </w:r>
+      <w:r>
+        <w:t xml:space="preserve"> → </w:t>
+      </w:r>
+      <w:r>
+        <w:rPr>
+          <w:rFonts w:hint="eastAsia"/>
+        </w:rPr>
+        <w:t xml:space="preserve">业务侧解读与微调</w:t>
+      </w:r>
+      <w:r>
+        <w:t xml:space="preserve"> → </w:t>
+      </w:r>
+      <w:r>
+        <w:rPr>
+          <w:rFonts w:hint="eastAsia"/>
+        </w:rPr>
+        <w:t xml:space="preserve">系统锁定与回写”的三阶段人机协同决策机制（6.1.1</w:t>
+      </w:r>
+      <w:r>
+        <w:t xml:space="preserve"> </w:t>
+      </w:r>
+      <w:r>
+        <w:rPr>
+          <w:rFonts w:hint="eastAsia"/>
+        </w:rPr>
+        <w:t xml:space="preserve">节、图</w:t>
+      </w:r>
+      <w:r>
+        <w:t xml:space="preserve"> </w:t>
+      </w:r>
+      <w:r>
+        <w:rPr>
+          <w:rFonts w:hint="eastAsia"/>
+        </w:rPr>
+        <w:t xml:space="preserve">6-1）；基于第五章</w:t>
+      </w:r>
+      <w:r>
+        <w:t xml:space="preserve"> 5.3.4 </w:t>
+      </w:r>
+      <w:r>
+        <w:rPr>
+          <w:rFonts w:hint="eastAsia"/>
+        </w:rPr>
+        <w:t xml:space="preserve">节”As-Is</w:t>
+      </w:r>
+      <w:r>
+        <w:t xml:space="preserve"> </w:t>
+      </w:r>
+      <w:r>
+        <w:rPr>
+          <w:rFonts w:hint="eastAsia"/>
+        </w:rPr>
+        <w:t xml:space="preserve">失衡程度越深、客户保留率分化越大”的实证规律，给出按</w:t>
+      </w:r>
+      <w:r>
+        <w:t xml:space="preserve"> As-Is CV </w:t>
+      </w:r>
+      <w:r>
+        <w:rPr>
+          <w:rFonts w:hint="eastAsia"/>
+        </w:rPr>
+        <w:t xml:space="preserve">失衡度分层的部署节奏与配套变革管理建议（6.1.2</w:t>
+      </w:r>
+      <w:r>
+        <w:t xml:space="preserve"> </w:t>
+      </w:r>
+      <w:r>
+        <w:rPr>
+          <w:rFonts w:hint="eastAsia"/>
+        </w:rPr>
+        <w:t xml:space="preserve">节、表</w:t>
+      </w:r>
+      <w:r>
+        <w:t xml:space="preserve"> </w:t>
+      </w:r>
+      <w:r>
+        <w:rPr>
+          <w:rFonts w:hint="eastAsia"/>
+        </w:rPr>
+        <w:t xml:space="preserve">6-1）；并从数据治理三类对象、运行审计、系统集成三层次、权限分级四个维度讨论了基础设施保障要求（6.1.3</w:t>
+      </w:r>
+      <w:r>
+        <w:t xml:space="preserve"> </w:t>
+      </w:r>
+      <w:r>
+        <w:rPr>
+          <w:rFonts w:hint="eastAsia"/>
+        </w:rPr>
+        <w:t xml:space="preserve">节）。三小节共同回应”算法的成功不止技术成功，更是组织变革成功”这一管理判断。</w:t>
+      </w:r>
+    </w:p>
+    <w:p>
+      <w:pPr>
+        <w:pStyle w:val="BodyText"/>
+      </w:pPr>
+      <w:r>
+        <w:rPr>
+          <w:rFonts w:hint="eastAsia"/>
+        </w:rPr>
+        <w:t xml:space="preserve">在商业价值评估层面，本章把视角从”算法工具”提升到”SFE</w:t>
+      </w:r>
+      <w:r>
+        <w:t xml:space="preserve"> </w:t>
+      </w:r>
+      <w:r>
+        <w:rPr>
+          <w:rFonts w:hint="eastAsia"/>
+        </w:rPr>
+        <w:t xml:space="preserve">职能的行业转型”——指出在国内药企崛起与利润压力的双重夹击下，传统”中央自建</w:t>
+      </w:r>
+      <w:r>
+        <w:t xml:space="preserve"> SFE </w:t>
+      </w:r>
+      <w:r>
+        <w:rPr>
+          <w:rFonts w:hint="eastAsia"/>
+        </w:rPr>
+        <w:t xml:space="preserve">部门”模式正面临存在性挑战，行业讨论的”SFE</w:t>
+      </w:r>
+      <w:r>
+        <w:t xml:space="preserve"> </w:t>
+      </w:r>
+      <w:r>
+        <w:rPr>
+          <w:rFonts w:hint="eastAsia"/>
+        </w:rPr>
+        <w:t xml:space="preserve">职能蒸馏</w:t>
+      </w:r>
+      <w:r>
+        <w:t xml:space="preserve"> + </w:t>
+      </w:r>
+      <w:r>
+        <w:rPr>
+          <w:rFonts w:hint="eastAsia"/>
+        </w:rPr>
+        <w:t xml:space="preserve">垂类</w:t>
+      </w:r>
+      <w:r>
+        <w:t xml:space="preserve"> Agent + </w:t>
+      </w:r>
+      <w:r>
+        <w:rPr>
+          <w:rFonts w:hint="eastAsia"/>
+        </w:rPr>
+        <w:t xml:space="preserve">外包咨询”路径为本研究算法提供了远超工具价值的商业定位（6.2.1</w:t>
+      </w:r>
+      <w:r>
+        <w:t xml:space="preserve"> </w:t>
+      </w:r>
+      <w:r>
+        <w:rPr>
+          <w:rFonts w:hint="eastAsia"/>
+        </w:rPr>
+        <w:t xml:space="preserve">节、表</w:t>
+      </w:r>
+      <w:r>
+        <w:t xml:space="preserve"> </w:t>
+      </w:r>
+      <w:r>
+        <w:rPr>
+          <w:rFonts w:hint="eastAsia"/>
+        </w:rPr>
+        <w:t xml:space="preserve">6-2）。基于这一趋势判断，本章给出三种差异化的商业化形态——面向本土创新药企的”垂类</w:t>
+      </w:r>
+      <w:r>
+        <w:t xml:space="preserve"> Agent + </w:t>
+      </w:r>
+      <w:r>
+        <w:rPr>
+          <w:rFonts w:hint="eastAsia"/>
+        </w:rPr>
+        <w:t xml:space="preserve">外包咨询服务”承接职能替代价值、面向中型</w:t>
+      </w:r>
+      <w:r>
+        <w:t xml:space="preserve"> MNC </w:t>
+      </w:r>
+      <w:r>
+        <w:rPr>
+          <w:rFonts w:hint="eastAsia"/>
+        </w:rPr>
+        <w:t xml:space="preserve">的</w:t>
+      </w:r>
+      <w:r>
+        <w:t xml:space="preserve"> SaaS </w:t>
+      </w:r>
+      <w:r>
+        <w:rPr>
+          <w:rFonts w:hint="eastAsia"/>
+        </w:rPr>
+        <w:t xml:space="preserve">订阅承接职能减量价值、面向大型</w:t>
+      </w:r>
+      <w:r>
+        <w:t xml:space="preserve"> MNC </w:t>
+      </w:r>
+      <w:r>
+        <w:rPr>
+          <w:rFonts w:hint="eastAsia"/>
+        </w:rPr>
+        <w:t xml:space="preserve">的企业内部部署承接职能增效价值（6.2.2</w:t>
+      </w:r>
+      <w:r>
+        <w:t xml:space="preserve"> </w:t>
+      </w:r>
+      <w:r>
+        <w:rPr>
+          <w:rFonts w:hint="eastAsia"/>
+        </w:rPr>
+        <w:t xml:space="preserve">节、表</w:t>
+      </w:r>
+      <w:r>
+        <w:t xml:space="preserve"> </w:t>
+      </w:r>
+      <w:r>
+        <w:rPr>
+          <w:rFonts w:hint="eastAsia"/>
+        </w:rPr>
+        <w:t xml:space="preserve">6-3）；早期采用者锁定为销售团队</w:t>
+      </w:r>
+      <w:r>
+        <w:t xml:space="preserve"> 1,000-3,000 </w:t>
+      </w:r>
+      <w:r>
+        <w:rPr>
+          <w:rFonts w:hint="eastAsia"/>
+        </w:rPr>
+        <w:t xml:space="preserve">人快速扩张期的本土创新药企，市场容量与竞争格局判断本研究处于细分赛道的早期窗口。</w:t>
+      </w:r>
+    </w:p>
+    <w:p>
+      <w:pPr>
+        <w:pStyle w:val="BodyText"/>
+      </w:pPr>
+      <w:r>
+        <w:rPr>
+          <w:rFonts w:hint="eastAsia"/>
+        </w:rPr>
+        <w:t xml:space="preserve">下一章将整合全篇研究，提炼主要结论与创新点，并讨论研究的不足与未来展望。</w:t>
+      </w:r>
+    </w:p>
+    <w:bookmarkEnd w:id="172"/>
+    <w:bookmarkEnd w:id="173"/>
+    <w:bookmarkStart w:id="183" w:name="附录-a-业务侧调研问卷与访谈大纲"/>
     <w:p>
       <w:pPr>
         <w:pStyle w:val="Heading1"/>
@@ -30716,7 +33459,7 @@
         <w:t xml:space="preserve">节集中呈现，附录不再重复。</w:t>
       </w:r>
     </w:p>
-    <w:bookmarkStart w:id="170" w:name="a.1-调研方法摘要"/>
+    <w:bookmarkStart w:id="174" w:name="a.1-调研方法摘要"/>
     <w:p>
       <w:pPr>
         <w:pStyle w:val="Heading2"/>
@@ -30846,8 +33589,8 @@
         <w:t xml:space="preserve"> 3-4。</w:t>
       </w:r>
     </w:p>
-    <w:bookmarkEnd w:id="170"/>
-    <w:bookmarkStart w:id="177" w:name="a.2-问卷量化题目"/>
+    <w:bookmarkEnd w:id="174"/>
+    <w:bookmarkStart w:id="181" w:name="a.2-问卷量化题目"/>
     <w:p>
       <w:pPr>
         <w:pStyle w:val="Heading2"/>
@@ -30862,7 +33605,7 @@
         <w:t xml:space="preserve">问卷量化题目</w:t>
       </w:r>
     </w:p>
-    <w:bookmarkStart w:id="171" w:name="a.2.1-基本信息"/>
+    <w:bookmarkStart w:id="175" w:name="a.2.1-基本信息"/>
     <w:p>
       <w:pPr>
         <w:pStyle w:val="Heading3"/>
@@ -31218,8 +33961,8 @@
         <w:t xml:space="preserve">人以上</w:t>
       </w:r>
     </w:p>
-    <w:bookmarkEnd w:id="171"/>
-    <w:bookmarkStart w:id="172" w:name="a.2.2-综合价值指数index构成"/>
+    <w:bookmarkEnd w:id="175"/>
+    <w:bookmarkStart w:id="176" w:name="a.2.2-综合价值指数index构成"/>
     <w:p>
       <w:pPr>
         <w:pStyle w:val="Heading3"/>
@@ -31712,8 +34455,8 @@
         </w:tc>
       </w:tr>
     </w:tbl>
-    <w:bookmarkEnd w:id="172"/>
-    <w:bookmarkStart w:id="173" w:name="a.2.3-辖区分配核心考量因素"/>
+    <w:bookmarkEnd w:id="176"/>
+    <w:bookmarkStart w:id="177" w:name="a.2.3-辖区分配核心考量因素"/>
     <w:p>
       <w:pPr>
         <w:pStyle w:val="Heading3"/>
@@ -32474,8 +35217,8 @@
         </w:tc>
       </w:tr>
     </w:tbl>
-    <w:bookmarkEnd w:id="173"/>
-    <w:bookmarkStart w:id="174" w:name="a.2.4-关键阈值与上限"/>
+    <w:bookmarkEnd w:id="177"/>
+    <w:bookmarkStart w:id="178" w:name="a.2.4-关键阈值与上限"/>
     <w:p>
       <w:pPr>
         <w:pStyle w:val="Heading3"/>
@@ -32786,8 +35529,8 @@
         <w:t xml:space="preserve">个以上城市，可接受跨大区</w:t>
       </w:r>
     </w:p>
-    <w:bookmarkEnd w:id="174"/>
-    <w:bookmarkStart w:id="175" w:name="a.2.5-场景化优先级"/>
+    <w:bookmarkEnd w:id="178"/>
+    <w:bookmarkStart w:id="179" w:name="a.2.5-场景化优先级"/>
     <w:p>
       <w:pPr>
         <w:pStyle w:val="Heading3"/>
@@ -33061,8 +35804,8 @@
         <w:t xml:space="preserve">其他（请填）：______</w:t>
       </w:r>
     </w:p>
-    <w:bookmarkEnd w:id="175"/>
-    <w:bookmarkStart w:id="176" w:name="a.2.6-方案权衡成对比较"/>
+    <w:bookmarkEnd w:id="179"/>
+    <w:bookmarkStart w:id="180" w:name="a.2.6-方案权衡成对比较"/>
     <w:p>
       <w:pPr>
         <w:pStyle w:val="Heading3"/>
@@ -33295,9 +36038,9 @@
         <w:t xml:space="preserve">人工调整，可解释、可干预</w:t>
       </w:r>
     </w:p>
-    <w:bookmarkEnd w:id="176"/>
-    <w:bookmarkEnd w:id="177"/>
-    <w:bookmarkStart w:id="178" w:name="a.3-半结构化访谈大纲"/>
+    <w:bookmarkEnd w:id="180"/>
+    <w:bookmarkEnd w:id="181"/>
+    <w:bookmarkStart w:id="182" w:name="a.3-半结构化访谈大纲"/>
     <w:p>
       <w:pPr>
         <w:pStyle w:val="Heading2"/>
@@ -33524,9 +36267,9 @@
         <w:t xml:space="preserve"> 3-2。</w:t>
       </w:r>
     </w:p>
-    <w:bookmarkEnd w:id="178"/>
-    <w:bookmarkEnd w:id="179"/>
-    <w:bookmarkStart w:id="214" w:name="参考文献"/>
+    <w:bookmarkEnd w:id="182"/>
+    <w:bookmarkEnd w:id="183"/>
+    <w:bookmarkStart w:id="219" w:name="参考文献"/>
     <w:p>
       <w:pPr>
         <w:pStyle w:val="Heading1"/>
@@ -33538,8 +36281,8 @@
         <w:t xml:space="preserve">参考文献</w:t>
       </w:r>
     </w:p>
-    <w:bookmarkStart w:id="213" w:name="refs"/>
-    <w:bookmarkStart w:id="181" w:name="ref-ma_xl2025"/>
+    <w:bookmarkStart w:id="218" w:name="refs"/>
+    <w:bookmarkStart w:id="185" w:name="ref-ma_xl2025"/>
     <w:p>
       <w:pPr>
         <w:pStyle w:val="Bibliography"/>
@@ -33574,7 +36317,7 @@
       <w:r>
         <w:t xml:space="preserve"> 2025, 40(3): 540-551. DOI:</w:t>
       </w:r>
-      <w:hyperlink r:id="rId180">
+      <w:hyperlink r:id="rId184">
         <w:r>
           <w:rPr>
             <w:rStyle w:val="Hyperlink"/>
@@ -33586,8 +36329,8 @@
         <w:t xml:space="preserve">.</w:t>
       </w:r>
     </w:p>
-    <w:bookmarkEnd w:id="181"/>
-    <w:bookmarkStart w:id="182" w:name="ref-sun2022"/>
+    <w:bookmarkEnd w:id="185"/>
+    <w:bookmarkStart w:id="186" w:name="ref-sun2022"/>
     <w:p>
       <w:pPr>
         <w:pStyle w:val="Bibliography"/>
@@ -33623,8 +36366,8 @@
         <w:t xml:space="preserve"> 2022(8): 25-30.</w:t>
       </w:r>
     </w:p>
-    <w:bookmarkEnd w:id="182"/>
-    <w:bookmarkStart w:id="183" w:name="ref-cnpharma2025"/>
+    <w:bookmarkEnd w:id="186"/>
+    <w:bookmarkStart w:id="187" w:name="ref-cnpharma2025"/>
     <w:p>
       <w:pPr>
         <w:pStyle w:val="Bibliography"/>
@@ -33660,8 +36403,8 @@
         <w:t xml:space="preserve"> 2025.</w:t>
       </w:r>
     </w:p>
-    <w:bookmarkEnd w:id="183"/>
-    <w:bookmarkStart w:id="184" w:name="ref-iqvia2025mpchina"/>
+    <w:bookmarkEnd w:id="187"/>
+    <w:bookmarkStart w:id="188" w:name="ref-iqvia2025mpchina"/>
     <w:p>
       <w:pPr>
         <w:pStyle w:val="Bibliography"/>
@@ -33670,8 +36413,8 @@
         <w:t xml:space="preserve">[4] IQVIA INSTITUTE. Market Prognosis 2025-2029: China[R]. IQVIA, 2025.</w:t>
       </w:r>
     </w:p>
-    <w:bookmarkEnd w:id="184"/>
-    <w:bookmarkStart w:id="185" w:name="ref-mckinsey2025launch"/>
+    <w:bookmarkEnd w:id="188"/>
+    <w:bookmarkStart w:id="189" w:name="ref-mckinsey2025launch"/>
     <w:p>
       <w:pPr>
         <w:pStyle w:val="Bibliography"/>
@@ -33698,8 +36441,8 @@
         <w:t xml:space="preserve"> 2025.</w:t>
       </w:r>
     </w:p>
-    <w:bookmarkEnd w:id="185"/>
-    <w:bookmarkStart w:id="186" w:name="ref-nhsa-vbp"/>
+    <w:bookmarkEnd w:id="189"/>
+    <w:bookmarkStart w:id="190" w:name="ref-nhsa-vbp"/>
     <w:p>
       <w:pPr>
         <w:pStyle w:val="Bibliography"/>
@@ -33735,8 +36478,8 @@
         <w:t xml:space="preserve"> (2018-2025), 2025.</w:t>
       </w:r>
     </w:p>
-    <w:bookmarkEnd w:id="186"/>
-    <w:bookmarkStart w:id="187" w:name="ref-zhang2025"/>
+    <w:bookmarkEnd w:id="190"/>
+    <w:bookmarkStart w:id="191" w:name="ref-zhang2025"/>
     <w:p>
       <w:pPr>
         <w:pStyle w:val="Bibliography"/>
@@ -33772,8 +36515,8 @@
         <w:t xml:space="preserve"> 2025(10): 48-51.</w:t>
       </w:r>
     </w:p>
-    <w:bookmarkEnd w:id="187"/>
-    <w:bookmarkStart w:id="188" w:name="ref-zhang_ym2023"/>
+    <w:bookmarkEnd w:id="191"/>
+    <w:bookmarkStart w:id="192" w:name="ref-zhang_ym2023"/>
     <w:p>
       <w:pPr>
         <w:pStyle w:val="Bibliography"/>
@@ -33809,8 +36552,8 @@
         <w:t xml:space="preserve"> 2023, 34(11).</w:t>
       </w:r>
     </w:p>
-    <w:bookmarkEnd w:id="188"/>
-    <w:bookmarkStart w:id="189" w:name="ref-zoltners2008"/>
+    <w:bookmarkEnd w:id="192"/>
+    <w:bookmarkStart w:id="193" w:name="ref-zoltners2008"/>
     <w:p>
       <w:pPr>
         <w:pStyle w:val="Bibliography"/>
@@ -33819,8 +36562,8 @@
         <w:t xml:space="preserve">[9] ZOLTNERS A A, SINHA P, LORIMER S E. Sales force effectiveness: A framework for researchers and practitioners[J]. Journal of Personal Selling &amp; Sales Management, 2008, 28(2): 115-131.</w:t>
       </w:r>
     </w:p>
-    <w:bookmarkEnd w:id="189"/>
-    <w:bookmarkStart w:id="190" w:name="ref-wang2024"/>
+    <w:bookmarkEnd w:id="193"/>
+    <w:bookmarkStart w:id="194" w:name="ref-wang2024"/>
     <w:p>
       <w:pPr>
         <w:pStyle w:val="Bibliography"/>
@@ -33856,8 +36599,8 @@
         <w:t xml:space="preserve"> 2024, 50(3): 79-82.</w:t>
       </w:r>
     </w:p>
-    <w:bookmarkEnd w:id="190"/>
-    <w:bookmarkStart w:id="191" w:name="ref-hess1971"/>
+    <w:bookmarkEnd w:id="194"/>
+    <w:bookmarkStart w:id="195" w:name="ref-hess1971"/>
     <w:p>
       <w:pPr>
         <w:pStyle w:val="Bibliography"/>
@@ -33866,8 +36609,8 @@
         <w:t xml:space="preserve">[11] HESS S W, SAMUELS S A. Experiences with a sales districting model: Criteria and implementation[J]. Management Science, 1971, 18(4): 41-54.</w:t>
       </w:r>
     </w:p>
-    <w:bookmarkEnd w:id="191"/>
-    <w:bookmarkStart w:id="192" w:name="ref-zoltners1983"/>
+    <w:bookmarkEnd w:id="195"/>
+    <w:bookmarkStart w:id="196" w:name="ref-zoltners1983"/>
     <w:p>
       <w:pPr>
         <w:pStyle w:val="Bibliography"/>
@@ -33876,8 +36619,8 @@
         <w:t xml:space="preserve">[12] ZOLTNERS A A, SINHA P. Sales territory alignment: A review and model[J]. Management Science, 1983, 29(11): 1237-1256.</w:t>
       </w:r>
     </w:p>
-    <w:bookmarkEnd w:id="192"/>
-    <w:bookmarkStart w:id="193" w:name="ref-skiera1996"/>
+    <w:bookmarkEnd w:id="196"/>
+    <w:bookmarkStart w:id="197" w:name="ref-skiera1996"/>
     <w:p>
       <w:pPr>
         <w:pStyle w:val="Bibliography"/>
@@ -33892,8 +36635,8 @@
         <w:t xml:space="preserve">t Frankfurt, 1996.</w:t>
       </w:r>
     </w:p>
-    <w:bookmarkEnd w:id="193"/>
-    <w:bookmarkStart w:id="194" w:name="ref-zoltners2000"/>
+    <w:bookmarkEnd w:id="197"/>
+    <w:bookmarkStart w:id="198" w:name="ref-zoltners2000"/>
     <w:p>
       <w:pPr>
         <w:pStyle w:val="Bibliography"/>
@@ -33902,8 +36645,8 @@
         <w:t xml:space="preserve">[14] ZOLTNERS A A, LORIMER S E. Sales territory alignment: An overlooked productivity tool[J]. Journal of Personal Selling &amp; Sales Management, 2000, 20(3): 139-150.</w:t>
       </w:r>
     </w:p>
-    <w:bookmarkEnd w:id="194"/>
-    <w:bookmarkStart w:id="195" w:name="ref-zs2016"/>
+    <w:bookmarkEnd w:id="198"/>
+    <w:bookmarkStart w:id="199" w:name="ref-zs2016"/>
     <w:p>
       <w:pPr>
         <w:pStyle w:val="Bibliography"/>
@@ -33912,8 +36655,8 @@
         <w:t xml:space="preserve">[15] ZS ASSOCIATES. Study: Sales force effectiveness initiatives in medtech industry can boost performance up to 8 percent[Z]. PR Newswire, 2016.</w:t>
       </w:r>
     </w:p>
-    <w:bookmarkEnd w:id="195"/>
-    <w:bookmarkStart w:id="196" w:name="ref-chressanthis2016"/>
+    <w:bookmarkEnd w:id="199"/>
+    <w:bookmarkStart w:id="200" w:name="ref-chressanthis2016"/>
     <w:p>
       <w:pPr>
         <w:pStyle w:val="Bibliography"/>
@@ -33922,8 +36665,8 @@
         <w:t xml:space="preserve">[16] CHRESSANTHIS G A, MANTRALA M. Sales analytics and big data developments needed now to address practitioner-identified emerging biopharmaceutical sales force strategic and operational issues[J]. Journal of the Pharmaceutical Management Science Association, 2016.</w:t>
       </w:r>
     </w:p>
-    <w:bookmarkEnd w:id="196"/>
-    <w:bookmarkStart w:id="197" w:name="ref-kalcsics2005"/>
+    <w:bookmarkEnd w:id="200"/>
+    <w:bookmarkStart w:id="201" w:name="ref-kalcsics2005"/>
     <w:p>
       <w:pPr>
         <w:pStyle w:val="Bibliography"/>
@@ -33932,8 +36675,8 @@
         <w:t xml:space="preserve">[17] KALCSICS J, NICKEL S, SCHRÖDER M. Towards a unified territory design approach – Applications, algorithms and GIS integration: 71[R]. Berichte des Fraunhofer ITWM, 2005.</w:t>
       </w:r>
     </w:p>
-    <w:bookmarkEnd w:id="197"/>
-    <w:bookmarkStart w:id="198" w:name="ref-zoltners2014"/>
+    <w:bookmarkEnd w:id="201"/>
+    <w:bookmarkStart w:id="202" w:name="ref-zoltners2014"/>
     <w:p>
       <w:pPr>
         <w:pStyle w:val="Bibliography"/>
@@ -33942,8 +36685,8 @@
         <w:t xml:space="preserve">[18] ZOLTNERS A A, SINHA P, LORIMER S E. The Power of Sales Analytics[M]. Evanston: ZS Associates, 2014.</w:t>
       </w:r>
     </w:p>
-    <w:bookmarkEnd w:id="198"/>
-    <w:bookmarkStart w:id="199" w:name="ref-luo2022"/>
+    <w:bookmarkEnd w:id="202"/>
+    <w:bookmarkStart w:id="203" w:name="ref-luo2022"/>
     <w:p>
       <w:pPr>
         <w:pStyle w:val="Bibliography"/>
@@ -34009,8 +36752,8 @@
         <w:t xml:space="preserve"> 2022, 51(5): 92-97.</w:t>
       </w:r>
     </w:p>
-    <w:bookmarkEnd w:id="199"/>
-    <w:bookmarkStart w:id="200" w:name="ref-you2026"/>
+    <w:bookmarkEnd w:id="203"/>
+    <w:bookmarkStart w:id="204" w:name="ref-you2026"/>
     <w:p>
       <w:pPr>
         <w:pStyle w:val="Bibliography"/>
@@ -34076,8 +36819,8 @@
         <w:t xml:space="preserve"> 2026.</w:t>
       </w:r>
     </w:p>
-    <w:bookmarkEnd w:id="200"/>
-    <w:bookmarkStart w:id="201" w:name="ref-yang2012"/>
+    <w:bookmarkEnd w:id="204"/>
+    <w:bookmarkStart w:id="205" w:name="ref-yang2012"/>
     <w:p>
       <w:pPr>
         <w:pStyle w:val="Bibliography"/>
@@ -34113,8 +36856,8 @@
         <w:t xml:space="preserve"> 2012(1): 40-41.</w:t>
       </w:r>
     </w:p>
-    <w:bookmarkEnd w:id="201"/>
-    <w:bookmarkStart w:id="203" w:name="ref-ma2026"/>
+    <w:bookmarkEnd w:id="205"/>
+    <w:bookmarkStart w:id="207" w:name="ref-ma2026"/>
     <w:p>
       <w:pPr>
         <w:pStyle w:val="Bibliography"/>
@@ -34176,7 +36919,7 @@
       <w:r>
         <w:t xml:space="preserve"> 2026. DOI:</w:t>
       </w:r>
-      <w:hyperlink r:id="rId202">
+      <w:hyperlink r:id="rId206">
         <w:r>
           <w:rPr>
             <w:rStyle w:val="Hyperlink"/>
@@ -34188,8 +36931,8 @@
         <w:t xml:space="preserve">.</w:t>
       </w:r>
     </w:p>
-    <w:bookmarkEnd w:id="203"/>
-    <w:bookmarkStart w:id="204" w:name="ref-li2026"/>
+    <w:bookmarkEnd w:id="207"/>
+    <w:bookmarkStart w:id="208" w:name="ref-li2026"/>
     <w:p>
       <w:pPr>
         <w:pStyle w:val="Bibliography"/>
@@ -34234,8 +36977,8 @@
         <w:t xml:space="preserve"> 2026, 50(2).</w:t>
       </w:r>
     </w:p>
-    <w:bookmarkEnd w:id="204"/>
-    <w:bookmarkStart w:id="205" w:name="ref-wan2026"/>
+    <w:bookmarkEnd w:id="208"/>
+    <w:bookmarkStart w:id="209" w:name="ref-wan2026"/>
     <w:p>
       <w:pPr>
         <w:pStyle w:val="Bibliography"/>
@@ -34298,8 +37041,8 @@
         <w:t xml:space="preserve"> 2026.</w:t>
       </w:r>
     </w:p>
-    <w:bookmarkEnd w:id="205"/>
-    <w:bookmarkStart w:id="206" w:name="ref-tian2026"/>
+    <w:bookmarkEnd w:id="209"/>
+    <w:bookmarkStart w:id="210" w:name="ref-tian2026"/>
     <w:p>
       <w:pPr>
         <w:pStyle w:val="Bibliography"/>
@@ -34362,8 +37105,8 @@
         <w:t xml:space="preserve"> 2026.</w:t>
       </w:r>
     </w:p>
-    <w:bookmarkEnd w:id="206"/>
-    <w:bookmarkStart w:id="207" w:name="ref-xu2023"/>
+    <w:bookmarkEnd w:id="210"/>
+    <w:bookmarkStart w:id="211" w:name="ref-xu2023"/>
     <w:p>
       <w:pPr>
         <w:pStyle w:val="Bibliography"/>
@@ -34399,8 +37142,8 @@
         <w:t xml:space="preserve"> 2023(10): 84-86.</w:t>
       </w:r>
     </w:p>
-    <w:bookmarkEnd w:id="207"/>
-    <w:bookmarkStart w:id="208" w:name="ref-chen2024"/>
+    <w:bookmarkEnd w:id="211"/>
+    <w:bookmarkStart w:id="212" w:name="ref-chen2024"/>
     <w:p>
       <w:pPr>
         <w:pStyle w:val="Bibliography"/>
@@ -34436,8 +37179,8 @@
         <w:t xml:space="preserve"> 2024(15): 162-164.</w:t>
       </w:r>
     </w:p>
-    <w:bookmarkEnd w:id="208"/>
-    <w:bookmarkStart w:id="209" w:name="ref-nhsa-nrdl2024"/>
+    <w:bookmarkEnd w:id="212"/>
+    <w:bookmarkStart w:id="213" w:name="ref-nhsa-nrdl2024"/>
     <w:p>
       <w:pPr>
         <w:pStyle w:val="Bibliography"/>
@@ -34473,8 +37216,8 @@
         <w:t xml:space="preserve"> 2024.</w:t>
       </w:r>
     </w:p>
-    <w:bookmarkEnd w:id="209"/>
-    <w:bookmarkStart w:id="210" w:name="ref-mr2026"/>
+    <w:bookmarkEnd w:id="213"/>
+    <w:bookmarkStart w:id="214" w:name="ref-mr2026"/>
     <w:p>
       <w:pPr>
         <w:pStyle w:val="Bibliography"/>
@@ -34540,8 +37283,8 @@
         <w:t xml:space="preserve"> 2026.</w:t>
       </w:r>
     </w:p>
-    <w:bookmarkEnd w:id="210"/>
-    <w:bookmarkStart w:id="211" w:name="ref-kuhn1955"/>
+    <w:bookmarkEnd w:id="214"/>
+    <w:bookmarkStart w:id="215" w:name="ref-kuhn1955"/>
     <w:p>
       <w:pPr>
         <w:pStyle w:val="Bibliography"/>
@@ -34550,8 +37293,8 @@
         <w:t xml:space="preserve">[30] KUHN H W. The Hungarian method for the assignment problem[J]. Naval Research Logistics Quarterly, 1955, 2(1-2): 83-97.</w:t>
       </w:r>
     </w:p>
-    <w:bookmarkEnd w:id="211"/>
-    <w:bookmarkStart w:id="212" w:name="ref-kirkpatrick1983"/>
+    <w:bookmarkEnd w:id="215"/>
+    <w:bookmarkStart w:id="216" w:name="ref-kirkpatrick1983"/>
     <w:p>
       <w:pPr>
         <w:pStyle w:val="Bibliography"/>
@@ -34560,9 +37303,19 @@
         <w:t xml:space="preserve">[31] KIRKPATRICK S, GELATT C D, VECCHI M P. Optimization by simulated annealing[J]. Science, 1983, 220(4598): 671-680.</w:t>
       </w:r>
     </w:p>
-    <w:bookmarkEnd w:id="212"/>
-    <w:bookmarkEnd w:id="213"/>
-    <w:bookmarkEnd w:id="214"/>
+    <w:bookmarkEnd w:id="216"/>
+    <w:bookmarkStart w:id="217" w:name="ref-aon2025sfe"/>
+    <w:p>
+      <w:pPr>
+        <w:pStyle w:val="Bibliography"/>
+      </w:pPr>
+      <w:r>
+        <w:t xml:space="preserve">[32] AON. 2025 Pharmaceutical Industry Sales Productivity &amp; ROI Survey Report[R]. Aon plc, 2025.</w:t>
+      </w:r>
+    </w:p>
+    <w:bookmarkEnd w:id="217"/>
+    <w:bookmarkEnd w:id="218"/>
+    <w:bookmarkEnd w:id="219"/>
     <w:sectPr>
       <w:headerReference r:id="rId9" w:type="default"/>
       <w:pgSz w:h="16838" w:w="11906"/>

--- a/docs/thesis.docx
+++ b/docs/thesis.docx
@@ -28397,7 +28397,7 @@
     </w:p>
     <w:bookmarkEnd w:id="160"/>
     <w:bookmarkEnd w:id="161"/>
-    <w:bookmarkStart w:id="173" w:name="第六章-企业内部管理的配套及算法的商业化前景评估"/>
+    <w:bookmarkStart w:id="172" w:name="第六章-企业内部管理的配套及算法的商业化前景评估"/>
     <w:p>
       <w:pPr>
         <w:pStyle w:val="Heading1"/>
@@ -28471,19 +28471,28 @@
         <w:rPr>
           <w:rFonts w:hint="eastAsia"/>
         </w:rPr>
-        <w:t xml:space="preserve">节聚焦企业内部实施与变革管理——人机协同决策机制的设计、组织阻力的应对策略、数据治理与系统集成的保障；6.2</w:t>
-      </w:r>
-      <w:r>
-        <w:t xml:space="preserve"> </w:t>
-      </w:r>
-      <w:r>
-        <w:rPr>
-          <w:rFonts w:hint="eastAsia"/>
-        </w:rPr>
-        <w:t xml:space="preserve">节聚焦算法模型的商业价值与行业推广——对制药企业的降本增效价值、面向不同企业类型的差异化推广形态。两个层面共同回答”工具好之后怎么用、值多少”的核心商业命题。</w:t>
-      </w:r>
-    </w:p>
-    <w:bookmarkStart w:id="168" w:name="企业内部实施与变革管理"/>
+        <w:t xml:space="preserve">节聚焦企业内部实施与变革管理——人机协同决策机制的设计、组织阻力的应对策略以及配套的数据治理保障；6.2</w:t>
+      </w:r>
+      <w:r>
+        <w:t xml:space="preserve"> </w:t>
+      </w:r>
+      <w:r>
+        <w:rPr>
+          <w:rFonts w:hint="eastAsia"/>
+        </w:rPr>
+        <w:t xml:space="preserve">节聚焦算法模型的商业价值与行业推广——SFE</w:t>
+      </w:r>
+      <w:r>
+        <w:t xml:space="preserve"> </w:t>
+      </w:r>
+      <w:r>
+        <w:rPr>
+          <w:rFonts w:hint="eastAsia"/>
+        </w:rPr>
+        <w:t xml:space="preserve">职能转型趋势下算法的定位以及面向不同企业类型的差异化推广形态。两个层面共同回答”工具好之后怎么用、值多少”的核心商业命题。</w:t>
+      </w:r>
+    </w:p>
+    <w:bookmarkStart w:id="167" w:name="企业内部实施与变革管理"/>
     <w:p>
       <w:pPr>
         <w:pStyle w:val="Heading2"/>
@@ -29034,7 +29043,7 @@
       </w:r>
     </w:p>
     <w:bookmarkEnd w:id="165"/>
-    <w:bookmarkStart w:id="166" w:name="克服组织阻力的变革管理策略"/>
+    <w:bookmarkStart w:id="166" w:name="克服组织阻力的变革管理与数据治理保障"/>
     <w:p>
       <w:pPr>
         <w:pStyle w:val="Heading3"/>
@@ -29046,7 +29055,7 @@
         <w:rPr>
           <w:rFonts w:hint="eastAsia"/>
         </w:rPr>
-        <w:t xml:space="preserve">克服组织阻力的变革管理策略</w:t>
+        <w:t xml:space="preserve">克服组织阻力的变革管理与数据治理保障</w:t>
       </w:r>
     </w:p>
     <w:p>
@@ -29066,7 +29075,7 @@
         <w:rPr>
           <w:rFonts w:hint="eastAsia"/>
         </w:rPr>
-        <w:t xml:space="preserve">节解决的是”算法如何与业务逻辑对话”的工具层面问题，那么本节解决的则是”如何让一线代表与中层管理者真正接受算法”的组织层面问题。算法引入项目失败的最大风险通常不在技术——本研究第五章的实证已经表明算法本身可以稳定输出业务可接受的方案——而在于组织。一项忽视变革管理的算法导入往往以”上线后无人使用、最终被回退到</w:t>
+        <w:t xml:space="preserve">节解决的是”算法如何与业务逻辑对话”的工具层面问题，那么本节解决的则是”如何让组织真正接受算法、并保障算法能在企业基础设施上跑得稳”两个相互关联的问题。算法引入项目失败的最大风险通常不在技术——本研究第五章的实证已经表明算法本身可以稳定输出业务可接受的方案——而在于组织的接纳意愿与基础设施的承接能力。一项忽视变革管理的算法导入往往以”上线后无人使用、最终被回退到</w:t>
       </w:r>
       <w:r>
         <w:t xml:space="preserve"> </w:t>
@@ -29122,7 +29131,7 @@
         <w:rPr>
           <w:rFonts w:hint="eastAsia"/>
         </w:rPr>
-        <w:t xml:space="preserve">的核心思路，并配套相应的过渡机制。</w:t>
+        <w:t xml:space="preserve">的核心思路，并在末段精简讨论数据治理与系统集成的基础保障要求。</w:t>
       </w:r>
     </w:p>
     <w:p>
@@ -29272,18 +29281,7 @@
         <w:rPr>
           <w:rFonts w:hint="eastAsia"/>
         </w:rPr>
-        <w:t xml:space="preserve">，避免一刀切。</w:t>
-      </w:r>
-    </w:p>
-    <w:p>
-      <w:pPr>
-        <w:pStyle w:val="BodyText"/>
-      </w:pPr>
-      <w:r>
-        <w:rPr>
-          <w:rFonts w:hint="eastAsia"/>
-        </w:rPr>
-        <w:t xml:space="preserve">具体的分层部署节奏与配套机制见表</w:t>
+        <w:t xml:space="preserve">，避免一刀切。具体的分层部署节奏与配套机制见表</w:t>
       </w:r>
       <w:r>
         <w:t xml:space="preserve"> 6-1。</w:t>
@@ -29787,16 +29785,16 @@
           <w:b/>
           <w:bCs/>
         </w:rPr>
-        <w:t xml:space="preserve">阻力的三个主要来源各有对策。</w:t>
-      </w:r>
-      <w:r>
-        <w:t xml:space="preserve"> </w:t>
-      </w:r>
-      <w:r>
-        <w:rPr>
-          <w:rFonts w:hint="eastAsia"/>
-        </w:rPr>
-        <w:t xml:space="preserve">第一类是销售团队的阻力，核心担忧是客户关系断裂以及短期业绩下降影响奖金——根据第三章</w:t>
+        <w:t xml:space="preserve">阻力来自三个层面，对策需差异化设计。</w:t>
+      </w:r>
+      <w:r>
+        <w:t xml:space="preserve"> </w:t>
+      </w:r>
+      <w:r>
+        <w:rPr>
+          <w:rFonts w:hint="eastAsia"/>
+        </w:rPr>
+        <w:t xml:space="preserve">一是销售团队的阻力，核心担忧是客户关系断裂以及短期业绩下降影响奖金——按第三章</w:t>
       </w:r>
       <w:r>
         <w:t xml:space="preserve"> 3.1.2 </w:t>
@@ -29805,7 +29803,7 @@
         <w:rPr>
           <w:rFonts w:hint="eastAsia"/>
         </w:rPr>
-        <w:t xml:space="preserve">节的业务经验，调整后</w:t>
+        <w:t xml:space="preserve">节业务经验，调整后</w:t>
       </w:r>
       <w:r>
         <w:t xml:space="preserve"> 3-6 </w:t>
@@ -29823,7 +29821,7 @@
         <w:rPr>
           <w:rFonts w:hint="eastAsia"/>
         </w:rPr>
-        <w:t xml:space="preserve">是行业典型水平。对此的标准对策包括三项：变更前</w:t>
+        <w:t xml:space="preserve">是行业典型水平。标准对策包括变更前</w:t>
       </w:r>
       <w:r>
         <w:t xml:space="preserve"> 30 </w:t>
@@ -29832,7 +29830,7 @@
         <w:rPr>
           <w:rFonts w:hint="eastAsia"/>
         </w:rPr>
-        <w:t xml:space="preserve">天书面通知，让代表有充足时间安排客户交接；老代表与新代表</w:t>
+        <w:t xml:space="preserve">天书面通知、老代表与新代表</w:t>
       </w:r>
       <w:r>
         <w:t xml:space="preserve"> 1-2 </w:t>
@@ -29841,16 +29839,16 @@
         <w:rPr>
           <w:rFonts w:hint="eastAsia"/>
         </w:rPr>
-        <w:t xml:space="preserve">个月的陪访期，确保关键客户关系平滑过渡；1-2</w:t>
-      </w:r>
-      <w:r>
-        <w:t xml:space="preserve"> </w:t>
-      </w:r>
-      <w:r>
-        <w:rPr>
-          <w:rFonts w:hint="eastAsia"/>
-        </w:rPr>
-        <w:t xml:space="preserve">个季度的绩效考核保护带，把短期业绩波动从奖金考核中剥离。这三项动作叠加起来基本可以把销售团队的阻力转化为可管理的过渡期问题。第五章</w:t>
+        <w:t xml:space="preserve">个月陪访期、1-2</w:t>
+      </w:r>
+      <w:r>
+        <w:t xml:space="preserve"> </w:t>
+      </w:r>
+      <w:r>
+        <w:rPr>
+          <w:rFonts w:hint="eastAsia"/>
+        </w:rPr>
+        <w:t xml:space="preserve">个季度的绩效考核保护带，把短期业绩波动从奖金考核中剥离；这三项动作叠加可把销售团队的阻力转化为可管理的过渡期问题。第五章</w:t>
       </w:r>
       <w:r>
         <w:t xml:space="preserve"> 5.2.3 </w:t>
@@ -29904,358 +29902,331 @@
         <w:rPr>
           <w:rFonts w:hint="eastAsia"/>
         </w:rPr>
-        <w:t xml:space="preserve">的短期业绩波动；通过</w:t>
-      </w:r>
-      <w:r>
-        <w:t xml:space="preserve"> Hungarian </w:t>
-      </w:r>
-      <w:r>
-        <w:rPr>
-          <w:rFonts w:hint="eastAsia"/>
-        </w:rPr>
-        <w:t xml:space="preserve">抓大放小的差异化保护机制，相对纯人工方案预计可减少</w:t>
-      </w:r>
-      <w:r>
-        <w:t xml:space="preserve"> 50% </w:t>
-      </w:r>
-      <w:r>
-        <w:rPr>
-          <w:rFonts w:hint="eastAsia"/>
-        </w:rPr>
-        <w:t xml:space="preserve">以上的客户关系变动量。</w:t>
+        <w:t xml:space="preserve">的短期业绩波动。二是中层管理者的阻力，源自权力转移焦虑与历史决策被挑战的心理压力——本研究主张通过</w:t>
+      </w:r>
+      <w:r>
+        <w:t xml:space="preserve"> 6.1.1 </w:t>
+      </w:r>
+      <w:r>
+        <w:rPr>
+          <w:rFonts w:hint="eastAsia"/>
+        </w:rPr>
+        <w:t xml:space="preserve">节的人机协同机制反向化解，保留管理者对约束参数的配置权（拆分阈值、销量潜力权重、城市数上限等业务策略型参数仍由企业按偏好设定）与对特定医院的强制干预权（锁定</w:t>
+      </w:r>
+      <w:r>
+        <w:t xml:space="preserve"> / </w:t>
+      </w:r>
+      <w:r>
+        <w:rPr>
+          <w:rFonts w:hint="eastAsia"/>
+        </w:rPr>
+        <w:t xml:space="preserve">拆分</w:t>
+      </w:r>
+      <w:r>
+        <w:t xml:space="preserve"> / </w:t>
+      </w:r>
+      <w:r>
+        <w:rPr>
+          <w:rFonts w:hint="eastAsia"/>
+        </w:rPr>
+        <w:t xml:space="preserve">排他约束），让管理者从“被算法挑战”的姿态转变为“算法的使用者与受益者”，这一框架与第三章</w:t>
+      </w:r>
+      <w:r>
+        <w:t xml:space="preserve"> 3.3.4 </w:t>
+      </w:r>
+      <w:r>
+        <w:rPr>
+          <w:rFonts w:hint="eastAsia"/>
+        </w:rPr>
+        <w:t xml:space="preserve">节调研结论中</w:t>
+      </w:r>
+      <w:r>
+        <w:t xml:space="preserve"> 67%/58% </w:t>
+      </w:r>
+      <w:r>
+        <w:rPr>
+          <w:rFonts w:hint="eastAsia"/>
+        </w:rPr>
+        <w:t xml:space="preserve">偏好“客户保留率/紧凑度优于绝对均衡”、83%</w:t>
+      </w:r>
+      <w:r>
+        <w:t xml:space="preserve"> </w:t>
+      </w:r>
+      <w:r>
+        <w:rPr>
+          <w:rFonts w:hint="eastAsia"/>
+        </w:rPr>
+        <w:t xml:space="preserve">偏好“算法+人工调整”的判断高度一致。三是与现有业务流程的衔接阻力——对策是把算法重大重组与企业既有的季度规划、半年度回顾、年度战略等节奏对齐，避免在销售旺季强行切换；中小规模微调则可借助算法秒级响应的优势在任意时点快速完成。</w:t>
       </w:r>
     </w:p>
     <w:p>
       <w:pPr>
         <w:pStyle w:val="BodyText"/>
       </w:pPr>
-      <w:r>
-        <w:rPr>
-          <w:rFonts w:hint="eastAsia"/>
-        </w:rPr>
-        <w:t xml:space="preserve">第二类是中层管理者的阻力，核心心理是权力转移焦虑（</w:t>
-      </w:r>
-      <w:r>
-        <w:rPr>
-          <w:rFonts w:hint="eastAsia"/>
-        </w:rPr>
-        <w:t xml:space="preserve">“以前我说了算，现在算法说了算”</w:t>
-      </w:r>
-      <w:r>
-        <w:rPr>
-          <w:rFonts w:hint="eastAsia"/>
-        </w:rPr>
-        <w:t xml:space="preserve">）以及历史决策被算法挑战时的面子压力。这类阻力如果用”全自动化”的方式硬推会激化矛盾——管理者会从内心抵触算法。本研究主张通过</w:t>
-      </w:r>
-      <w:r>
-        <w:t xml:space="preserve"> 6.1.1 </w:t>
-      </w:r>
-      <w:r>
-        <w:rPr>
-          <w:rFonts w:hint="eastAsia"/>
-        </w:rPr>
-        <w:t xml:space="preserve">节的人机协同机制反向化解：保留管理者对算法约束参数的配置权（拆分阈值、销量潜力权重、城市数上限等业务策略型参数仍由企业按偏好设定）以及对特定医院的强制干预权（锁定</w:t>
-      </w:r>
-      <w:r>
-        <w:t xml:space="preserve"> / </w:t>
-      </w:r>
-      <w:r>
-        <w:rPr>
-          <w:rFonts w:hint="eastAsia"/>
-        </w:rPr>
-        <w:t xml:space="preserve">拆分</w:t>
-      </w:r>
-      <w:r>
-        <w:t xml:space="preserve"> / </w:t>
-      </w:r>
-      <w:r>
-        <w:rPr>
-          <w:rFonts w:hint="eastAsia"/>
-        </w:rPr>
-        <w:t xml:space="preserve">排他约束），让管理者从”被算法挑战”的姿态转变为”算法的使用者与受益者”。这一框架与第三章</w:t>
-      </w:r>
-      <w:r>
-        <w:t xml:space="preserve"> 3.3.4 </w:t>
-      </w:r>
-      <w:r>
-        <w:rPr>
-          <w:rFonts w:hint="eastAsia"/>
-        </w:rPr>
-        <w:t xml:space="preserve">节调研结论一致——业务侧</w:t>
-      </w:r>
-      <w:r>
-        <w:t xml:space="preserve"> 67%/58% </w:t>
-      </w:r>
-      <w:r>
-        <w:rPr>
-          <w:rFonts w:hint="eastAsia"/>
-        </w:rPr>
-        <w:t xml:space="preserve">偏好”客户保留率/紧凑度优于绝对均衡”、83%</w:t>
-      </w:r>
-      <w:r>
-        <w:t xml:space="preserve"> </w:t>
-      </w:r>
-      <w:r>
-        <w:rPr>
-          <w:rFonts w:hint="eastAsia"/>
-        </w:rPr>
-        <w:t xml:space="preserve">偏好”算法+人工调整”，本质上都在表达”我们要保留对关键节点的最终决定权”。</w:t>
-      </w:r>
-    </w:p>
-    <w:p>
-      <w:pPr>
-        <w:pStyle w:val="BodyText"/>
-      </w:pPr>
-      <w:r>
-        <w:rPr>
-          <w:rFonts w:hint="eastAsia"/>
-        </w:rPr>
-        <w:t xml:space="preserve">第三类是与现有业务流程的衔接阻力。SFE</w:t>
-      </w:r>
-      <w:r>
-        <w:t xml:space="preserve"> </w:t>
-      </w:r>
-      <w:r>
-        <w:rPr>
-          <w:rFonts w:hint="eastAsia"/>
-        </w:rPr>
-        <w:t xml:space="preserve">团队的辖区调整往往与销售季度规划、半年度业务回顾、年度战略规划等多个流程节奏耦合。算法引入后如果不与这些既有节奏对齐，会产生”算法跑了但业务不接”的尴尬。对策是把算法重大重组与现有规划周期对齐——年度全国级辖区重排放在</w:t>
-      </w:r>
-      <w:r>
-        <w:t xml:space="preserve"> Q4 </w:t>
-      </w:r>
-      <w:r>
-        <w:rPr>
-          <w:rFonts w:hint="eastAsia"/>
-        </w:rPr>
-        <w:t xml:space="preserve">战略规划期，季度局部调整跟随季度业务回顾，避免在销售旺季（通常</w:t>
-      </w:r>
-      <w:r>
-        <w:t xml:space="preserve"> Q3 </w:t>
-      </w:r>
-      <w:r>
-        <w:rPr>
-          <w:rFonts w:hint="eastAsia"/>
-        </w:rPr>
-        <w:t xml:space="preserve">或新药刚上市的窗口期）强行切换。中等以下规模的微调则可以借助</w:t>
-      </w:r>
-      <w:r>
-        <w:t xml:space="preserve"> 5.4 </w:t>
-      </w:r>
-      <w:r>
-        <w:rPr>
-          <w:rFonts w:hint="eastAsia"/>
-        </w:rPr>
-        <w:t xml:space="preserve">节算法秒级响应的优势在任何时点快速跑出方案，不再受人工</w:t>
-      </w:r>
-      <w:r>
-        <w:t xml:space="preserve"> 4-8 </w:t>
-      </w:r>
-      <w:r>
-        <w:rPr>
-          <w:rFonts w:hint="eastAsia"/>
-        </w:rPr>
-        <w:t xml:space="preserve">周周期的限制。</w:t>
-      </w:r>
-    </w:p>
-    <w:p>
-      <w:pPr>
-        <w:pStyle w:val="BodyText"/>
-      </w:pPr>
-      <w:r>
-        <w:rPr>
-          <w:rFonts w:hint="eastAsia"/>
-        </w:rPr>
-        <w:t xml:space="preserve">总体而言，变革管理不是算法上线后的附加项，而是算法部署设计的内生组成部分。表</w:t>
-      </w:r>
-      <w:r>
-        <w:t xml:space="preserve"> 6-1 </w:t>
-      </w:r>
-      <w:r>
-        <w:rPr>
-          <w:rFonts w:hint="eastAsia"/>
-        </w:rPr>
-        <w:t xml:space="preserve">的分层节奏背后体现的是一个朴素判断：</w:t>
-      </w:r>
       <w:r>
         <w:rPr>
           <w:rFonts w:hint="eastAsia"/>
           <w:b/>
           <w:bCs/>
         </w:rPr>
-        <w:t xml:space="preserve">算法的成功不止技术成功，更是组织变革成功</w:t>
-      </w:r>
-      <w:r>
-        <w:rPr>
-          <w:rFonts w:hint="eastAsia"/>
-        </w:rPr>
-        <w:t xml:space="preserve">——这一判断也将在</w:t>
-      </w:r>
-      <w:r>
-        <w:t xml:space="preserve"> 6.1.3 </w:t>
-      </w:r>
-      <w:r>
-        <w:rPr>
-          <w:rFonts w:hint="eastAsia"/>
-        </w:rPr>
-        <w:t xml:space="preserve">节的数据治理与</w:t>
-      </w:r>
-      <w:r>
-        <w:t xml:space="preserve"> 6.2 </w:t>
-      </w:r>
-      <w:r>
-        <w:rPr>
-          <w:rFonts w:hint="eastAsia"/>
-        </w:rPr>
-        <w:t xml:space="preserve">节的商业价值评估中持续显现。</w:t>
-      </w:r>
-    </w:p>
-    <w:bookmarkEnd w:id="166"/>
-    <w:bookmarkStart w:id="167" w:name="数据治理与系统集成保障"/>
-    <w:p>
-      <w:pPr>
-        <w:pStyle w:val="Heading3"/>
-      </w:pPr>
-      <w:r>
-        <w:t xml:space="preserve">6.1.3 </w:t>
-      </w:r>
-      <w:r>
-        <w:rPr>
-          <w:rFonts w:hint="eastAsia"/>
-        </w:rPr>
-        <w:t xml:space="preserve">数据治理与系统集成保障</w:t>
-      </w:r>
-    </w:p>
-    <w:p>
-      <w:pPr>
-        <w:pStyle w:val="FirstParagraph"/>
-      </w:pPr>
-      <w:r>
-        <w:rPr>
-          <w:rFonts w:hint="eastAsia"/>
-        </w:rPr>
-        <w:t xml:space="preserve">如果说</w:t>
-      </w:r>
-      <w:r>
-        <w:t xml:space="preserve"> 6.1.1 </w:t>
-      </w:r>
-      <w:r>
-        <w:rPr>
-          <w:rFonts w:hint="eastAsia"/>
-        </w:rPr>
-        <w:t xml:space="preserve">节解决工具层面的人机对话、6.1.2</w:t>
-      </w:r>
-      <w:r>
-        <w:t xml:space="preserve"> </w:t>
-      </w:r>
-      <w:r>
-        <w:rPr>
-          <w:rFonts w:hint="eastAsia"/>
-        </w:rPr>
-        <w:t xml:space="preserve">节解决组织层面的变革节奏，那么本节解决的是底层基础设施层面的”算法跑得稳、跑得久”的问题。算法是数据驱动的——数据治理质量决定算法输出可靠性，系统集成深度决定算法能否日常化运行。第一章</w:t>
-      </w:r>
-      <w:r>
-        <w:t xml:space="preserve"> 1.1.2 </w:t>
-      </w:r>
-      <w:r>
-        <w:rPr>
-          <w:rFonts w:hint="eastAsia"/>
-        </w:rPr>
-        <w:t xml:space="preserve">节”数据丰富、算法贫乏”的判断揭示了一个普遍困境：多数制药企业并不缺数据，缺的是把碎片化数据组织成算法可消费形态的治理能力。本节从数据治理、系统集成、权限分级三个维度给出企业级落地的具体保障要求。</w:t>
+        <w:t xml:space="preserve">数据治理与系统集成是算法落地的基础保障。</w:t>
+      </w:r>
+      <w:r>
+        <w:t xml:space="preserve"> </w:t>
+      </w:r>
+      <w:r>
+        <w:rPr>
+          <w:rFonts w:hint="eastAsia"/>
+        </w:rPr>
+        <w:t xml:space="preserve">算法是数据驱动的——数据治理质量决定算法输出可靠性，系统集成深度决定算法能否日常化运行。第四章</w:t>
+      </w:r>
+      <w:r>
+        <w:t xml:space="preserve"> 4.2.1 </w:t>
+      </w:r>
+      <w:r>
+        <w:rPr>
+          <w:rFonts w:hint="eastAsia"/>
+        </w:rPr>
+        <w:t xml:space="preserve">节已明确算法所需的多源数据分为</w:t>
+      </w:r>
+      <w:r>
+        <w:t xml:space="preserve"> HCO </w:t>
+      </w:r>
+      <w:r>
+        <w:rPr>
+          <w:rFonts w:hint="eastAsia"/>
+        </w:rPr>
+        <w:t xml:space="preserve">主数据、业务数据、历史分配数据三类，分别对应不同的更新频率与治理重点（主数据关注</w:t>
+      </w:r>
+      <w:r>
+        <w:t xml:space="preserve"> inscode </w:t>
+      </w:r>
+      <w:r>
+        <w:rPr>
+          <w:rFonts w:hint="eastAsia"/>
+        </w:rPr>
+        <w:t xml:space="preserve">唯一性与坐标准确性，业务数据关注与</w:t>
+      </w:r>
+      <w:r>
+        <w:t xml:space="preserve"> CRM/SFA </w:t>
+      </w:r>
+      <w:r>
+        <w:rPr>
+          <w:rFonts w:hint="eastAsia"/>
+        </w:rPr>
+        <w:t xml:space="preserve">月度刷新通道，历史分配数据则需要算法运行的输入参数、算法版本、输出方案三元组留痕——这一审计机制对应</w:t>
+      </w:r>
+      <w:r>
+        <w:t xml:space="preserve"> 5.1.2 </w:t>
+      </w:r>
+      <w:r>
+        <w:rPr>
+          <w:rFonts w:hint="eastAsia"/>
+        </w:rPr>
+        <w:t xml:space="preserve">节“实证基于</w:t>
+      </w:r>
+      <w:r>
+        <w:t xml:space="preserve"> commit cbc1a756 </w:t>
+      </w:r>
+      <w:r>
+        <w:rPr>
+          <w:rFonts w:hint="eastAsia"/>
+        </w:rPr>
+        <w:t xml:space="preserve">版本”的版本声明思路，让每次算法决策可追溯可复现）。系统集成可按企业算法成熟度渐进推进——从最初由</w:t>
+      </w:r>
+      <w:r>
+        <w:t xml:space="preserve"> SFE </w:t>
+      </w:r>
+      <w:r>
+        <w:rPr>
+          <w:rFonts w:hint="eastAsia"/>
+        </w:rPr>
+        <w:t xml:space="preserve">团队人工搬运</w:t>
+      </w:r>
+      <w:r>
+        <w:t xml:space="preserve"> Excel </w:t>
+      </w:r>
+      <w:r>
+        <w:rPr>
+          <w:rFonts w:hint="eastAsia"/>
+        </w:rPr>
+        <w:t xml:space="preserve">的轻量形态，到算法直读</w:t>
+      </w:r>
+      <w:r>
+        <w:t xml:space="preserve"> CRM </w:t>
+      </w:r>
+      <w:r>
+        <w:rPr>
+          <w:rFonts w:hint="eastAsia"/>
+        </w:rPr>
+        <w:t xml:space="preserve">主数据、回写</w:t>
+      </w:r>
+      <w:r>
+        <w:t xml:space="preserve"> SFA </w:t>
+      </w:r>
+      <w:r>
+        <w:rPr>
+          <w:rFonts w:hint="eastAsia"/>
+        </w:rPr>
+        <w:t xml:space="preserve">分配的中度集成，最终演进为算法嵌入</w:t>
+      </w:r>
+      <w:r>
+        <w:t xml:space="preserve"> SFA </w:t>
+      </w:r>
+      <w:r>
+        <w:rPr>
+          <w:rFonts w:hint="eastAsia"/>
+        </w:rPr>
+        <w:t xml:space="preserve">dashboard、业务侧一键触发的深度集成；不同层次对应不同的部署成熟度，企业可按基础设施条件渐进推进。算法操作权限则需按“中央</w:t>
+      </w:r>
+      <w:r>
+        <w:t xml:space="preserve"> SFE </w:t>
+      </w:r>
+      <w:r>
+        <w:rPr>
+          <w:rFonts w:hint="eastAsia"/>
+        </w:rPr>
+        <w:t xml:space="preserve">团队完整配置权</w:t>
+      </w:r>
+      <w:r>
+        <w:t xml:space="preserve"> + </w:t>
+      </w:r>
+      <w:r>
+        <w:rPr>
+          <w:rFonts w:hint="eastAsia"/>
+        </w:rPr>
+        <w:t xml:space="preserve">大区经理参数微调与约束施加权</w:t>
+      </w:r>
+      <w:r>
+        <w:t xml:space="preserve"> + </w:t>
+      </w:r>
+      <w:r>
+        <w:rPr>
+          <w:rFonts w:hint="eastAsia"/>
+        </w:rPr>
+        <w:t xml:space="preserve">地区经理只读”的三级模型分级管理，避免业务策略型参数被随意修改而失去对比基础。</w:t>
       </w:r>
     </w:p>
     <w:p>
       <w:pPr>
         <w:pStyle w:val="BodyText"/>
       </w:pPr>
+      <w:r>
+        <w:rPr>
+          <w:rFonts w:hint="eastAsia"/>
+        </w:rPr>
+        <w:t xml:space="preserve">总体而言，变革管理不是算法上线后的附加项，而是算法部署设计的内生组成部分。表</w:t>
+      </w:r>
+      <w:r>
+        <w:t xml:space="preserve"> 6-1 </w:t>
+      </w:r>
+      <w:r>
+        <w:rPr>
+          <w:rFonts w:hint="eastAsia"/>
+        </w:rPr>
+        <w:t xml:space="preserve">的分层节奏与上述数据治理基础共同体现一个朴素判断：</w:t>
+      </w:r>
       <w:r>
         <w:rPr>
           <w:rFonts w:hint="eastAsia"/>
           <w:b/>
           <w:bCs/>
         </w:rPr>
-        <w:t xml:space="preserve">数据治理的三类对象与对应要求。</w:t>
-      </w:r>
-      <w:r>
-        <w:t xml:space="preserve"> </w:t>
-      </w:r>
-      <w:r>
-        <w:rPr>
-          <w:rFonts w:hint="eastAsia"/>
-        </w:rPr>
-        <w:t xml:space="preserve">第四章</w:t>
-      </w:r>
-      <w:r>
-        <w:t xml:space="preserve"> 4.2.1 </w:t>
-      </w:r>
-      <w:r>
-        <w:rPr>
-          <w:rFonts w:hint="eastAsia"/>
-        </w:rPr>
-        <w:t xml:space="preserve">节已经明确算法所需的多源数据可分为三类，每类在治理上的关注点各有侧重。第一类是</w:t>
-      </w:r>
-      <w:r>
-        <w:t xml:space="preserve"> HCO </w:t>
-      </w:r>
-      <w:r>
-        <w:rPr>
-          <w:rFonts w:hint="eastAsia"/>
-        </w:rPr>
-        <w:t xml:space="preserve">主数据，包含医院的</w:t>
-      </w:r>
-      <w:r>
-        <w:t xml:space="preserve"> </w:t>
-      </w:r>
-      <w:r>
-        <w:rPr>
-          <w:rFonts w:hint="eastAsia"/>
-        </w:rPr>
-        <w:t xml:space="preserve">inscode、名称、等级、详细地址与经纬度。这类数据更新频率低但质量直接影响地理聚类与距离计算——治理重点是</w:t>
-      </w:r>
-      <w:r>
-        <w:t xml:space="preserve"> inscode </w:t>
-      </w:r>
-      <w:r>
-        <w:rPr>
-          <w:rFonts w:hint="eastAsia"/>
-        </w:rPr>
-        <w:t xml:space="preserve">唯一性、地理坐标准确性（新进医院需人工校核坐标，避免出现经纬度为零或落在境外的脏数据）以及医院级别变更的触发机制（医院升降级需要在主数据中及时反映）。第二类是业务数据，包含每家医院在特定产品组下的销售额、销量、市场潜力等业务指标，月度或季度更新——治理重点是与</w:t>
-      </w:r>
-      <w:r>
-        <w:t xml:space="preserve"> CRM/SFA </w:t>
-      </w:r>
-      <w:r>
-        <w:rPr>
-          <w:rFonts w:hint="eastAsia"/>
-        </w:rPr>
-        <w:t xml:space="preserve">系统的月度刷新通道、字段映射规则的稳定性、缺失值的处理标准（如某月销量为</w:t>
-      </w:r>
-      <w:r>
-        <w:t xml:space="preserve"> 0 </w:t>
-      </w:r>
-      <w:r>
-        <w:rPr>
-          <w:rFonts w:hint="eastAsia"/>
-        </w:rPr>
-        <w:t xml:space="preserve">是真实零销量还是数据未到位需要明确区分）。第三类是历史分配数据，每次算法运行后的</w:t>
-      </w:r>
-      <w:r>
-        <w:t xml:space="preserve"> To-Be </w:t>
-      </w:r>
-      <w:r>
-        <w:rPr>
-          <w:rFonts w:hint="eastAsia"/>
-        </w:rPr>
-        <w:t xml:space="preserve">方案需要回写归档形成下一轮的”历史”——治理重点是版本管理（每次算法运行的输入、参数、输出三元组留痕）以及业务确认状态的标记（哪些方案已经过</w:t>
-      </w:r>
-      <w:r>
-        <w:t xml:space="preserve"> 6.1.1 </w:t>
-      </w:r>
-      <w:r>
-        <w:rPr>
-          <w:rFonts w:hint="eastAsia"/>
-        </w:rPr>
-        <w:t xml:space="preserve">节人机协同确认、哪些只是中间草稿）。</w:t>
+        <w:t xml:space="preserve">算法的成功不止技术成功，更是组织变革成功</w:t>
+      </w:r>
+      <w:r>
+        <w:rPr>
+          <w:rFonts w:hint="eastAsia"/>
+        </w:rPr>
+        <w:t xml:space="preserve">——这一判断也将在</w:t>
+      </w:r>
+      <w:r>
+        <w:t xml:space="preserve"> 6.2 </w:t>
+      </w:r>
+      <w:r>
+        <w:rPr>
+          <w:rFonts w:hint="eastAsia"/>
+        </w:rPr>
+        <w:t xml:space="preserve">节的商业价值评估中持续显现。</w:t>
+      </w:r>
+    </w:p>
+    <w:bookmarkEnd w:id="166"/>
+    <w:bookmarkEnd w:id="167"/>
+    <w:bookmarkStart w:id="170" w:name="算法模型的商业价值评估"/>
+    <w:p>
+      <w:pPr>
+        <w:pStyle w:val="Heading2"/>
+      </w:pPr>
+      <w:r>
+        <w:t xml:space="preserve">6.2 </w:t>
+      </w:r>
+      <w:r>
+        <w:rPr>
+          <w:rFonts w:hint="eastAsia"/>
+        </w:rPr>
+        <w:t xml:space="preserve">算法模型的商业价值评估</w:t>
+      </w:r>
+    </w:p>
+    <w:bookmarkStart w:id="168" w:name="制药企业-sfe-职能的转型趋势与算法定位"/>
+    <w:p>
+      <w:pPr>
+        <w:pStyle w:val="Heading3"/>
+      </w:pPr>
+      <w:r>
+        <w:t xml:space="preserve">6.2.1 </w:t>
+      </w:r>
+      <w:r>
+        <w:rPr>
+          <w:rFonts w:hint="eastAsia"/>
+        </w:rPr>
+        <w:t xml:space="preserve">制药企业</w:t>
+      </w:r>
+      <w:r>
+        <w:t xml:space="preserve"> SFE </w:t>
+      </w:r>
+      <w:r>
+        <w:rPr>
+          <w:rFonts w:hint="eastAsia"/>
+        </w:rPr>
+        <w:t xml:space="preserve">职能的转型趋势与算法定位</w:t>
+      </w:r>
+    </w:p>
+    <w:p>
+      <w:pPr>
+        <w:pStyle w:val="FirstParagraph"/>
+      </w:pPr>
+      <w:r>
+        <w:rPr>
+          <w:rFonts w:hint="eastAsia"/>
+        </w:rPr>
+        <w:t xml:space="preserve">讨论算法的商业价值之前，需要先回到一个更宏观的问题：在当下中国医药市场的整体环境中，企业的</w:t>
+      </w:r>
+      <w:r>
+        <w:t xml:space="preserve"> SFE </w:t>
+      </w:r>
+      <w:r>
+        <w:rPr>
+          <w:rFonts w:hint="eastAsia"/>
+        </w:rPr>
+        <w:t xml:space="preserve">职能本身正在经历什么样的结构性转型？这一问题的答案决定了本研究算法的商业定位——它究竟是一个”SFE</w:t>
+      </w:r>
+      <w:r>
+        <w:t xml:space="preserve"> </w:t>
+      </w:r>
+      <w:r>
+        <w:rPr>
+          <w:rFonts w:hint="eastAsia"/>
+        </w:rPr>
+        <w:t xml:space="preserve">工具”还是一个”SFE</w:t>
+      </w:r>
+      <w:r>
+        <w:t xml:space="preserve"> </w:t>
+      </w:r>
+      <w:r>
+        <w:rPr>
+          <w:rFonts w:hint="eastAsia"/>
+        </w:rPr>
+        <w:t xml:space="preserve">职能转型的算法底座”，二者的商业价值量级完全不同。</w:t>
       </w:r>
     </w:p>
     <w:p>
@@ -30268,101 +30239,14 @@
           <w:b/>
           <w:bCs/>
         </w:rPr>
-        <w:t xml:space="preserve">算法运行审计是合规与可复现性的制度化承接。</w:t>
-      </w:r>
-      <w:r>
-        <w:t xml:space="preserve"> </w:t>
-      </w:r>
-      <w:r>
-        <w:rPr>
-          <w:rFonts w:hint="eastAsia"/>
-        </w:rPr>
-        <w:t xml:space="preserve">第五章</w:t>
-      </w:r>
-      <w:r>
-        <w:t xml:space="preserve"> 5.4.2 </w:t>
-      </w:r>
-      <w:r>
-        <w:rPr>
-          <w:rFonts w:hint="eastAsia"/>
-        </w:rPr>
-        <w:t xml:space="preserve">节的稀疏场景敏感性扫描已经揭示——SA</w:t>
-      </w:r>
-      <w:r>
-        <w:t xml:space="preserve"> </w:t>
-      </w:r>
-      <w:r>
-        <w:rPr>
-          <w:rFonts w:hint="eastAsia"/>
-        </w:rPr>
-        <w:t xml:space="preserve">算法存在固有随机性，相同样本不同启动可能收敛到不同的局部最优。这一现象在工程上有两个含义：一是稀疏场景需要多次启动取最优作为生产实践，二是每次算法运行的输入参数、算法版本、输出方案必须可追溯可复现，否则一旦后续业务侧对某个分配决策提出异议，将无法回放当时的决策依据。具体到留痕要求：算法版本（commit</w:t>
-      </w:r>
-      <w:r>
-        <w:t xml:space="preserve"> hash </w:t>
-      </w:r>
-      <w:r>
-        <w:rPr>
-          <w:rFonts w:hint="eastAsia"/>
-        </w:rPr>
-        <w:t xml:space="preserve">或</w:t>
-      </w:r>
-      <w:r>
-        <w:t xml:space="preserve"> release </w:t>
-      </w:r>
-      <w:r>
-        <w:rPr>
-          <w:rFonts w:hint="eastAsia"/>
-        </w:rPr>
-        <w:t xml:space="preserve">tag）、SA</w:t>
-      </w:r>
-      <w:r>
-        <w:t xml:space="preserve"> </w:t>
-      </w:r>
-      <w:r>
-        <w:rPr>
-          <w:rFonts w:hint="eastAsia"/>
-        </w:rPr>
-        <w:t xml:space="preserve">迭代次数、拆分阈值、权重参数等所有可调项必须随输出方案一同归档，时间戳与执行人也必须记录。这套审计机制对应</w:t>
-      </w:r>
-      <w:r>
-        <w:t xml:space="preserve"> 5.1.2 </w:t>
-      </w:r>
-      <w:r>
-        <w:rPr>
-          <w:rFonts w:hint="eastAsia"/>
-        </w:rPr>
-        <w:t xml:space="preserve">节正文里的”实证基于</w:t>
-      </w:r>
-      <w:r>
-        <w:t xml:space="preserve"> commit cbc1a756 </w:t>
-      </w:r>
-      <w:r>
-        <w:rPr>
-          <w:rFonts w:hint="eastAsia"/>
-        </w:rPr>
-        <w:t xml:space="preserve">版本”的版本声明思路——把”哪个算法在哪次跑出了哪个方案”作为可审计事实保留下来。</w:t>
-      </w:r>
-    </w:p>
-    <w:p>
-      <w:pPr>
-        <w:pStyle w:val="BodyText"/>
-      </w:pPr>
-      <w:r>
-        <w:rPr>
-          <w:rFonts w:hint="eastAsia"/>
+        <w:t xml:space="preserve">国内药企崛起带来的”SFE</w:t>
+      </w:r>
+      <w:r>
+        <w:rPr>
           <w:b/>
           <w:bCs/>
         </w:rPr>
-        <w:t xml:space="preserve">系统集成可按企业算法成熟度分三个层次渐进推进。</w:t>
-      </w:r>
-      <w:r>
-        <w:t xml:space="preserve"> </w:t>
-      </w:r>
-      <w:r>
-        <w:rPr>
-          <w:rFonts w:hint="eastAsia"/>
-        </w:rPr>
-        <w:t xml:space="preserve">在算法试点期，最简单的形态是</w:t>
+        <w:t xml:space="preserve"> </w:t>
       </w:r>
       <w:r>
         <w:rPr>
@@ -30370,13 +30254,52 @@
           <w:b/>
           <w:bCs/>
         </w:rPr>
-        <w:t xml:space="preserve">轻量集成</w:t>
-      </w:r>
-      <w:r>
-        <w:rPr>
-          <w:rFonts w:hint="eastAsia"/>
-        </w:rPr>
-        <w:t xml:space="preserve">——算法独立运行，输入由</w:t>
+        <w:t xml:space="preserve">自建悖论”。</w:t>
+      </w:r>
+      <w:r>
+        <w:t xml:space="preserve"> </w:t>
+      </w:r>
+      <w:r>
+        <w:rPr>
+          <w:rFonts w:hint="eastAsia"/>
+        </w:rPr>
+        <w:t xml:space="preserve">国内创新药企在过去十年快速崛起，年销售额</w:t>
+      </w:r>
+      <w:r>
+        <w:t xml:space="preserve"> 50 </w:t>
+      </w:r>
+      <w:r>
+        <w:rPr>
+          <w:rFonts w:hint="eastAsia"/>
+        </w:rPr>
+        <w:t xml:space="preserve">至</w:t>
+      </w:r>
+      <w:r>
+        <w:t xml:space="preserve"> 200 </w:t>
+      </w:r>
+      <w:r>
+        <w:rPr>
+          <w:rFonts w:hint="eastAsia"/>
+        </w:rPr>
+        <w:t xml:space="preserve">亿元、销售代表编制</w:t>
+      </w:r>
+      <w:r>
+        <w:t xml:space="preserve"> 1,000 </w:t>
+      </w:r>
+      <w:r>
+        <w:rPr>
+          <w:rFonts w:hint="eastAsia"/>
+        </w:rPr>
+        <w:t xml:space="preserve">至</w:t>
+      </w:r>
+      <w:r>
+        <w:t xml:space="preserve"> 3,000 </w:t>
+      </w:r>
+      <w:r>
+        <w:rPr>
+          <w:rFonts w:hint="eastAsia"/>
+        </w:rPr>
+        <w:t xml:space="preserve">人成为头部本土药企的常见画像，当销售规模达到这一量级时</w:t>
       </w:r>
       <w:r>
         <w:t xml:space="preserve"> SFE </w:t>
@@ -30385,102 +30308,190 @@
         <w:rPr>
           <w:rFonts w:hint="eastAsia"/>
         </w:rPr>
-        <w:t xml:space="preserve">团队从</w:t>
-      </w:r>
-      <w:r>
-        <w:t xml:space="preserve"> CRM </w:t>
-      </w:r>
-      <w:r>
-        <w:rPr>
-          <w:rFonts w:hint="eastAsia"/>
-        </w:rPr>
-        <w:t xml:space="preserve">导出</w:t>
-      </w:r>
-      <w:r>
-        <w:t xml:space="preserve"> Excel </w:t>
-      </w:r>
-      <w:r>
-        <w:rPr>
-          <w:rFonts w:hint="eastAsia"/>
-        </w:rPr>
-        <w:t xml:space="preserve">提供给算法，输出</w:t>
-      </w:r>
-      <w:r>
-        <w:t xml:space="preserve"> Excel </w:t>
-      </w:r>
-      <w:r>
-        <w:rPr>
-          <w:rFonts w:hint="eastAsia"/>
-        </w:rPr>
-        <w:t xml:space="preserve">给业务侧手动导入</w:t>
-      </w:r>
-      <w:r>
-        <w:t xml:space="preserve"> </w:t>
-      </w:r>
-      <w:r>
-        <w:rPr>
-          <w:rFonts w:hint="eastAsia"/>
-        </w:rPr>
-        <w:t xml:space="preserve">SFA。这种形态的优点是部署门槛极低、对企业</w:t>
-      </w:r>
-      <w:r>
-        <w:t xml:space="preserve"> IT </w:t>
-      </w:r>
-      <w:r>
-        <w:rPr>
-          <w:rFonts w:hint="eastAsia"/>
-        </w:rPr>
-        <w:t xml:space="preserve">系统零改造；缺点是依赖人工搬运数据，无法支撑高频迭代。当算法验证有效进入稳定运行期，可升级为</w:t>
-      </w:r>
-      <w:r>
-        <w:rPr>
-          <w:rFonts w:hint="eastAsia"/>
+        <w:t xml:space="preserve">中央管理职能从”可选项”变为”必选项”。然而与传统</w:t>
+      </w:r>
+      <w:r>
+        <w:t xml:space="preserve"> MNC </w:t>
+      </w:r>
+      <w:r>
+        <w:rPr>
+          <w:rFonts w:hint="eastAsia"/>
+        </w:rPr>
+        <w:t xml:space="preserve">不同的是，本土药企在面对</w:t>
+      </w:r>
+      <w:r>
+        <w:t xml:space="preserve"> SFE </w:t>
+      </w:r>
+      <w:r>
+        <w:rPr>
+          <w:rFonts w:hint="eastAsia"/>
+        </w:rPr>
+        <w:t xml:space="preserve">自建决策时遇到了新困境：第一章</w:t>
+      </w:r>
+      <w:r>
+        <w:t xml:space="preserve"> 1.1.1 </w:t>
+      </w:r>
+      <w:r>
+        <w:rPr>
+          <w:rFonts w:hint="eastAsia"/>
+        </w:rPr>
+        <w:t xml:space="preserve">节所述的政策三重压力（集采常态化、医保谈判机制化、医药反腐深水化）正在持续压缩行业利润空间，第三章</w:t>
+      </w:r>
+      <w:r>
+        <w:t xml:space="preserve"> 3.1.2 </w:t>
+      </w:r>
+      <w:r>
+        <w:rPr>
+          <w:rFonts w:hint="eastAsia"/>
+        </w:rPr>
+        <w:t xml:space="preserve">节”销售人员减</w:t>
+      </w:r>
+      <w:r>
+        <w:t xml:space="preserve"> 7.5% </w:t>
+      </w:r>
+      <w:r>
+        <w:rPr>
+          <w:rFonts w:hint="eastAsia"/>
+        </w:rPr>
+        <w:t xml:space="preserve">但销售额增</w:t>
+      </w:r>
+      <w:r>
+        <w:t xml:space="preserve"> 50%</w:t>
+      </w:r>
+      <w:r>
+        <w:rPr>
+          <w:rFonts w:hint="eastAsia"/>
+        </w:rPr>
+        <w:t xml:space="preserve">“的逆向剪刀正是这一压力下的真实写照。企业不愿意为一个非直接产生收入的中央职能部门投入数十人的固定编制——根据</w:t>
+      </w:r>
+      <w:r>
+        <w:t xml:space="preserve"> Aon《2025 </w:t>
+      </w:r>
+      <w:r>
+        <w:rPr>
+          <w:rFonts w:hint="eastAsia"/>
+        </w:rPr>
+        <w:t xml:space="preserve">制药行业销售生产力与</w:t>
+      </w:r>
+      <w:r>
+        <w:t xml:space="preserve"> ROI </w:t>
+      </w:r>
+      <w:r>
+        <w:rPr>
+          <w:rFonts w:hint="eastAsia"/>
+        </w:rPr>
+        <w:t xml:space="preserve">调研报告》Part</w:t>
+      </w:r>
+      <w:r>
+        <w:t xml:space="preserve"> III </w:t>
+      </w:r>
+      <w:r>
+        <w:rPr>
+          <w:rFonts w:hint="eastAsia"/>
+        </w:rPr>
+        <w:t xml:space="preserve">的行业基准</w:t>
+      </w:r>
+      <w:r>
+        <w:rPr>
+          <w:vertAlign w:val="superscript"/>
+        </w:rPr>
+        <w:t xml:space="preserve">[32]</w:t>
+      </w:r>
+      <w:r>
+        <w:rPr>
+          <w:rFonts w:hint="eastAsia"/>
+        </w:rPr>
+        <w:t xml:space="preserve">，全行业销售人员与</w:t>
+      </w:r>
+      <w:r>
+        <w:t xml:space="preserve"> SFE </w:t>
+      </w:r>
+      <w:r>
+        <w:rPr>
+          <w:rFonts w:hint="eastAsia"/>
+        </w:rPr>
+        <w:t xml:space="preserve">团队规模比的中位数约为</w:t>
+      </w:r>
+      <w:r>
+        <w:t xml:space="preserve"> </w:t>
+      </w:r>
+      <w:r>
+        <w:rPr>
+          <w:rFonts w:hint="eastAsia"/>
+        </w:rPr>
+        <w:t xml:space="preserve">100:1，意味着一家拥有</w:t>
+      </w:r>
+      <w:r>
+        <w:t xml:space="preserve"> 2,000 </w:t>
+      </w:r>
+      <w:r>
+        <w:rPr>
+          <w:rFonts w:hint="eastAsia"/>
+        </w:rPr>
+        <w:t xml:space="preserve">名销售代表的企业按中位数需配置约</w:t>
+      </w:r>
+      <w:r>
+        <w:t xml:space="preserve"> 20 </w:t>
+      </w:r>
+      <w:r>
+        <w:rPr>
+          <w:rFonts w:hint="eastAsia"/>
+        </w:rPr>
+        <w:t xml:space="preserve">名</w:t>
+      </w:r>
+      <w:r>
+        <w:t xml:space="preserve"> SFE </w:t>
+      </w:r>
+      <w:r>
+        <w:rPr>
+          <w:rFonts w:hint="eastAsia"/>
+        </w:rPr>
+        <w:t xml:space="preserve">专员、SFE</w:t>
+      </w:r>
+      <w:r>
+        <w:t xml:space="preserve"> </w:t>
+      </w:r>
+      <w:r>
+        <w:rPr>
+          <w:rFonts w:hint="eastAsia"/>
+        </w:rPr>
+        <w:t xml:space="preserve">投入更高的领先药企则需</w:t>
+      </w:r>
+      <w:r>
+        <w:t xml:space="preserve"> 30 </w:t>
+      </w:r>
+      <w:r>
+        <w:rPr>
+          <w:rFonts w:hint="eastAsia"/>
+        </w:rPr>
+        <w:t xml:space="preserve">名以上。这种”</w:t>
+      </w:r>
+      <w:r>
+        <w:rPr>
+          <w:rFonts w:hint="eastAsia"/>
+        </w:rPr>
+        <w:t xml:space="preserve">规模催生需求、利润压制编制”的悖论，使得</w:t>
+      </w:r>
+      <w:r>
+        <w:t xml:space="preserve"> SFE </w:t>
+      </w:r>
+      <w:r>
+        <w:rPr>
+          <w:rFonts w:hint="eastAsia"/>
+        </w:rPr>
+        <w:t xml:space="preserve">自建模式在本土药企崛起浪潮中并非自然延伸，而是一个被持续质疑的成本中心。</w:t>
+      </w:r>
+    </w:p>
+    <w:p>
+      <w:pPr>
+        <w:pStyle w:val="BodyText"/>
+      </w:pPr>
+      <w:r>
+        <w:rPr>
           <w:b/>
           <w:bCs/>
         </w:rPr>
-        <w:t xml:space="preserve">中度集成</w:t>
-      </w:r>
-      <w:r>
-        <w:rPr>
-          <w:rFonts w:hint="eastAsia"/>
-        </w:rPr>
-        <w:t xml:space="preserve">——算法直接读取</w:t>
-      </w:r>
-      <w:r>
-        <w:t xml:space="preserve"> CRM </w:t>
-      </w:r>
-      <w:r>
-        <w:rPr>
-          <w:rFonts w:hint="eastAsia"/>
-        </w:rPr>
-        <w:t xml:space="preserve">主数据、写回</w:t>
-      </w:r>
-      <w:r>
-        <w:t xml:space="preserve"> SFA </w:t>
-      </w:r>
-      <w:r>
-        <w:rPr>
-          <w:rFonts w:hint="eastAsia"/>
-        </w:rPr>
-        <w:t xml:space="preserve">分配，但触发动作仍由</w:t>
-      </w:r>
-      <w:r>
-        <w:t xml:space="preserve"> SFE </w:t>
-      </w:r>
-      <w:r>
-        <w:rPr>
-          <w:rFonts w:hint="eastAsia"/>
-        </w:rPr>
-        <w:t xml:space="preserve">团队手动发起。这种形态消除了人工搬数据的环节，每次算法运行可在数分钟内完成全链路。当算法成为企业</w:t>
-      </w:r>
-      <w:r>
-        <w:t xml:space="preserve"> SFE </w:t>
-      </w:r>
-      <w:r>
-        <w:rPr>
-          <w:rFonts w:hint="eastAsia"/>
-        </w:rPr>
-        <w:t xml:space="preserve">工作流的固定环节后，可进一步升级为</w:t>
+        <w:t xml:space="preserve">SFE </w:t>
       </w:r>
       <w:r>
         <w:rPr>
@@ -30488,71 +30499,34 @@
           <w:b/>
           <w:bCs/>
         </w:rPr>
-        <w:t xml:space="preserve">深度集成</w:t>
-      </w:r>
-      <w:r>
-        <w:rPr>
-          <w:rFonts w:hint="eastAsia"/>
-        </w:rPr>
-        <w:t xml:space="preserve">——把算法嵌入业务系统</w:t>
-      </w:r>
-      <w:r>
-        <w:t xml:space="preserve"> </w:t>
-      </w:r>
-      <w:r>
-        <w:rPr>
-          <w:rFonts w:hint="eastAsia"/>
-        </w:rPr>
-        <w:t xml:space="preserve">dashboard，业务侧的大区经理直接在</w:t>
-      </w:r>
-      <w:r>
-        <w:t xml:space="preserve"> SFA </w:t>
-      </w:r>
-      <w:r>
-        <w:rPr>
-          <w:rFonts w:hint="eastAsia"/>
-        </w:rPr>
-        <w:t xml:space="preserve">内一键触发算法、即时看结果、即时做微调，6.1.1</w:t>
-      </w:r>
-      <w:r>
-        <w:t xml:space="preserve"> </w:t>
-      </w:r>
-      <w:r>
-        <w:rPr>
-          <w:rFonts w:hint="eastAsia"/>
-        </w:rPr>
-        <w:t xml:space="preserve">节描述的三阶段人机协同也因此得以在统一界面内完成。这三个层次对应不同的部署成熟度，企业可按自身基础设施条件渐进推进，无需一次性追求最深集成。</w:t>
-      </w:r>
-    </w:p>
-    <w:p>
-      <w:pPr>
-        <w:pStyle w:val="BodyText"/>
-      </w:pPr>
-      <w:r>
-        <w:rPr>
-          <w:rFonts w:hint="eastAsia"/>
-          <w:b/>
-          <w:bCs/>
-        </w:rPr>
-        <w:t xml:space="preserve">算法权限分级是数据治理与组织治理的交汇点。</w:t>
-      </w:r>
-      <w:r>
-        <w:t xml:space="preserve"> </w:t>
-      </w:r>
-      <w:r>
-        <w:rPr>
-          <w:rFonts w:hint="eastAsia"/>
-        </w:rPr>
-        <w:t xml:space="preserve">算法的可调项一旦完全开放给所有用户，会出现</w:t>
-      </w:r>
-      <w:r>
-        <w:t xml:space="preserve"> 5.4.2 </w:t>
-      </w:r>
-      <w:r>
-        <w:rPr>
-          <w:rFonts w:hint="eastAsia"/>
-        </w:rPr>
-        <w:t xml:space="preserve">节业务策略型参数被随意修改导致输出方案失去对比基础的风险。本研究建议算法操作权限按层级分级：中央</w:t>
+        <w:t xml:space="preserve">职能”蒸馏”趋势下的算法定位。</w:t>
+      </w:r>
+      <w:r>
+        <w:t xml:space="preserve"> </w:t>
+      </w:r>
+      <w:r>
+        <w:rPr>
+          <w:rFonts w:hint="eastAsia"/>
+        </w:rPr>
+        <w:t xml:space="preserve">正是在这一背景下，行业内部正在讨论一种新方向——SFE</w:t>
+      </w:r>
+      <w:r>
+        <w:t xml:space="preserve"> </w:t>
+      </w:r>
+      <w:r>
+        <w:rPr>
+          <w:rFonts w:hint="eastAsia"/>
+        </w:rPr>
+        <w:t xml:space="preserve">是否可以被”蒸馏”为一组可复用、可标准化的</w:t>
+      </w:r>
+      <w:r>
+        <w:t xml:space="preserve"> skill </w:t>
+      </w:r>
+      <w:r>
+        <w:rPr>
+          <w:rFonts w:hint="eastAsia"/>
+        </w:rPr>
+        <w:t xml:space="preserve">集合，进而由外部专业机构以服务方式对外提供。从</w:t>
       </w:r>
       <w:r>
         <w:t xml:space="preserve"> SFE </w:t>
@@ -30561,75 +30535,34 @@
         <w:rPr>
           <w:rFonts w:hint="eastAsia"/>
         </w:rPr>
-        <w:t xml:space="preserve">团队拥有完整的参数配置权与全国范围跑算法权限，是算法基线的唯一发布者；大区经理拥有本大区参数微调权与对特定医院施加锁定</w:t>
-      </w:r>
-      <w:r>
-        <w:t xml:space="preserve"> / </w:t>
-      </w:r>
-      <w:r>
-        <w:rPr>
-          <w:rFonts w:hint="eastAsia"/>
-        </w:rPr>
-        <w:t xml:space="preserve">虚拟拆分</w:t>
-      </w:r>
-      <w:r>
-        <w:t xml:space="preserve"> / </w:t>
-      </w:r>
-      <w:r>
-        <w:rPr>
-          <w:rFonts w:hint="eastAsia"/>
-        </w:rPr>
-        <w:t xml:space="preserve">区域排他约束的权限——这恰是</w:t>
-      </w:r>
-      <w:r>
-        <w:t xml:space="preserve"> 6.1.1 </w:t>
-      </w:r>
-      <w:r>
-        <w:rPr>
-          <w:rFonts w:hint="eastAsia"/>
-        </w:rPr>
-        <w:t xml:space="preserve">节人机协同第二阶段的人在回路操作权；地区经理与一线代表则只有只读权限与异常上报通道，无法直接修改算法输出。这一权限模型与</w:t>
-      </w:r>
-      <w:r>
-        <w:t xml:space="preserve"> 6.1.2 </w:t>
-      </w:r>
-      <w:r>
-        <w:rPr>
-          <w:rFonts w:hint="eastAsia"/>
-        </w:rPr>
-        <w:t xml:space="preserve">节”保留中层管理者对算法约束参数的配置权”的对策一脉相承——在赋予业务侧足够的干预空间的同时，避免决策权下沉过度导致的失控。</w:t>
-      </w:r>
-    </w:p>
-    <w:bookmarkEnd w:id="167"/>
-    <w:bookmarkEnd w:id="168"/>
-    <w:bookmarkStart w:id="171" w:name="算法模型的商业价值评估"/>
-    <w:p>
-      <w:pPr>
-        <w:pStyle w:val="Heading2"/>
-      </w:pPr>
-      <w:r>
-        <w:t xml:space="preserve">6.2 </w:t>
-      </w:r>
-      <w:r>
-        <w:rPr>
-          <w:rFonts w:hint="eastAsia"/>
-        </w:rPr>
-        <w:t xml:space="preserve">算法模型的商业价值评估</w:t>
-      </w:r>
-    </w:p>
-    <w:bookmarkStart w:id="169" w:name="制药企业-sfe-职能的转型趋势与算法定位"/>
-    <w:p>
-      <w:pPr>
-        <w:pStyle w:val="Heading3"/>
-      </w:pPr>
-      <w:r>
-        <w:t xml:space="preserve">6.2.1 </w:t>
-      </w:r>
-      <w:r>
-        <w:rPr>
-          <w:rFonts w:hint="eastAsia"/>
-        </w:rPr>
-        <w:t xml:space="preserve">制药企业</w:t>
+        <w:t xml:space="preserve">工作内容看，其核心职责确实具备较强的可标准化属性：辖区分配的运筹优化、Index</w:t>
+      </w:r>
+      <w:r>
+        <w:t xml:space="preserve"> </w:t>
+      </w:r>
+      <w:r>
+        <w:rPr>
+          <w:rFonts w:hint="eastAsia"/>
+        </w:rPr>
+        <w:t xml:space="preserve">指标构建、销售目标拆分、绩效公平性诊断等模块均可形式化为具有清晰输入输出的算法任务，不依赖企业的特定文化或者隐性知识。这种”职能技术化”在</w:t>
+      </w:r>
+      <w:r>
+        <w:t xml:space="preserve"> AI </w:t>
+      </w:r>
+      <w:r>
+        <w:rPr>
+          <w:rFonts w:hint="eastAsia"/>
+        </w:rPr>
+        <w:t xml:space="preserve">时代被进一步放大——一个面向制药行业的垂类</w:t>
+      </w:r>
+      <w:r>
+        <w:t xml:space="preserve"> </w:t>
+      </w:r>
+      <w:r>
+        <w:rPr>
+          <w:rFonts w:hint="eastAsia"/>
+        </w:rPr>
+        <w:t xml:space="preserve">Agent，叠加少量经验丰富的咨询专家作为人在回路兜底，理论上具备完整承接企业</w:t>
       </w:r>
       <w:r>
         <w:t xml:space="preserve"> SFE </w:t>
@@ -30638,18 +30571,16 @@
         <w:rPr>
           <w:rFonts w:hint="eastAsia"/>
         </w:rPr>
-        <w:t xml:space="preserve">职能的转型趋势与算法定位</w:t>
-      </w:r>
-    </w:p>
-    <w:p>
-      <w:pPr>
-        <w:pStyle w:val="FirstParagraph"/>
-      </w:pPr>
-      <w:r>
-        <w:rPr>
-          <w:rFonts w:hint="eastAsia"/>
-        </w:rPr>
-        <w:t xml:space="preserve">讨论算法的商业价值之前，需要先回到一个更宏观的问题：在当下中国医药市场的整体环境中，企业的</w:t>
+        <w:t xml:space="preserve">职能的能力，对应的不再是传统</w:t>
+      </w:r>
+      <w:r>
+        <w:t xml:space="preserve"> SaaS </w:t>
+      </w:r>
+      <w:r>
+        <w:rPr>
+          <w:rFonts w:hint="eastAsia"/>
+        </w:rPr>
+        <w:t xml:space="preserve">的边际效率改进，而是中央</w:t>
       </w:r>
       <w:r>
         <w:t xml:space="preserve"> SFE </w:t>
@@ -30658,116 +30589,16 @@
         <w:rPr>
           <w:rFonts w:hint="eastAsia"/>
         </w:rPr>
-        <w:t xml:space="preserve">职能本身正在经历什么样的结构性转型？这一问题的答案决定了本研究算法的商业定位——它究竟是一个”SFE</w:t>
-      </w:r>
-      <w:r>
-        <w:t xml:space="preserve"> </w:t>
-      </w:r>
-      <w:r>
-        <w:rPr>
-          <w:rFonts w:hint="eastAsia"/>
-        </w:rPr>
-        <w:t xml:space="preserve">工具”还是一个”SFE</w:t>
-      </w:r>
-      <w:r>
-        <w:t xml:space="preserve"> </w:t>
-      </w:r>
-      <w:r>
-        <w:rPr>
-          <w:rFonts w:hint="eastAsia"/>
-        </w:rPr>
-        <w:t xml:space="preserve">职能转型的算法底座”，二者的商业价值量级完全不同。</w:t>
-      </w:r>
-    </w:p>
-    <w:p>
-      <w:pPr>
-        <w:pStyle w:val="BodyText"/>
-      </w:pPr>
-      <w:r>
-        <w:rPr>
-          <w:rFonts w:hint="eastAsia"/>
-          <w:b/>
-          <w:bCs/>
-        </w:rPr>
-        <w:t xml:space="preserve">国内药企崛起带来的”SFE</w:t>
-      </w:r>
-      <w:r>
-        <w:rPr>
-          <w:b/>
-          <w:bCs/>
-        </w:rPr>
-        <w:t xml:space="preserve"> </w:t>
-      </w:r>
-      <w:r>
-        <w:rPr>
-          <w:rFonts w:hint="eastAsia"/>
-          <w:b/>
-          <w:bCs/>
-        </w:rPr>
-        <w:t xml:space="preserve">自建悖论”。</w:t>
-      </w:r>
-      <w:r>
-        <w:t xml:space="preserve"> </w:t>
-      </w:r>
-      <w:r>
-        <w:rPr>
-          <w:rFonts w:hint="eastAsia"/>
-        </w:rPr>
-        <w:t xml:space="preserve">随着国内创新药企在过去十年的快速崛起，多家本土头部企业的销售团队已经接近或者超过传统跨国药企在华规模——年销售额</w:t>
-      </w:r>
-      <w:r>
-        <w:t xml:space="preserve"> 50 </w:t>
-      </w:r>
-      <w:r>
-        <w:rPr>
-          <w:rFonts w:hint="eastAsia"/>
-        </w:rPr>
-        <w:t xml:space="preserve">至</w:t>
-      </w:r>
-      <w:r>
-        <w:t xml:space="preserve"> 200 </w:t>
-      </w:r>
-      <w:r>
-        <w:rPr>
-          <w:rFonts w:hint="eastAsia"/>
-        </w:rPr>
-        <w:t xml:space="preserve">亿元、销售代表编制</w:t>
-      </w:r>
-      <w:r>
-        <w:t xml:space="preserve"> 1,000 </w:t>
-      </w:r>
-      <w:r>
-        <w:rPr>
-          <w:rFonts w:hint="eastAsia"/>
-        </w:rPr>
-        <w:t xml:space="preserve">至</w:t>
-      </w:r>
-      <w:r>
-        <w:t xml:space="preserve"> 3,000 </w:t>
-      </w:r>
-      <w:r>
-        <w:rPr>
-          <w:rFonts w:hint="eastAsia"/>
-        </w:rPr>
-        <w:t xml:space="preserve">人成为头部本土药企的常见画像。当企业销售规模达到这一量级时，SFE</w:t>
-      </w:r>
-      <w:r>
-        <w:t xml:space="preserve"> </w:t>
-      </w:r>
-      <w:r>
-        <w:rPr>
-          <w:rFonts w:hint="eastAsia"/>
-        </w:rPr>
-        <w:t xml:space="preserve">这样的中央管理职能从”可选项”变为”必选项”——单靠一线经理凭经验做辖区分配、目标设定、绩效考核的传统模式已经无法支撑组织复杂度。然而与传统</w:t>
-      </w:r>
-      <w:r>
-        <w:t xml:space="preserve"> MNC </w:t>
-      </w:r>
-      <w:r>
-        <w:rPr>
-          <w:rFonts w:hint="eastAsia"/>
-        </w:rPr>
-        <w:t xml:space="preserve">不同的是，本土药企在面对</w:t>
+        <w:t xml:space="preserve">部门从”必须自建的成本中心”转变为”可外包的服务消费”的组织形态重构。本研究构建的两阶段优化算法在这一愿景中并非仅仅一个”辖区分配工具”，而是上述蒸馏路径下其中一个核心</w:t>
+      </w:r>
+      <w:r>
+        <w:t xml:space="preserve"> skill </w:t>
+      </w:r>
+      <w:r>
+        <w:rPr>
+          <w:rFonts w:hint="eastAsia"/>
+        </w:rPr>
+        <w:t xml:space="preserve">模块的算法底座——辖区分配恰是</w:t>
       </w:r>
       <w:r>
         <w:t xml:space="preserve"> SFE </w:t>
@@ -30776,82 +30607,25 @@
         <w:rPr>
           <w:rFonts w:hint="eastAsia"/>
         </w:rPr>
-        <w:t xml:space="preserve">自建决策时遇到了一个新困境：第一章</w:t>
-      </w:r>
-      <w:r>
-        <w:t xml:space="preserve"> 1.1.1 </w:t>
-      </w:r>
-      <w:r>
-        <w:rPr>
-          <w:rFonts w:hint="eastAsia"/>
-        </w:rPr>
-        <w:t xml:space="preserve">节所述的政策三重压力（集采常态化、医保谈判机制化、医药反腐深水化）正在持续压缩行业利润空间，第三章</w:t>
-      </w:r>
-      <w:r>
-        <w:t xml:space="preserve"> 3.1.2 </w:t>
-      </w:r>
-      <w:r>
-        <w:rPr>
-          <w:rFonts w:hint="eastAsia"/>
-        </w:rPr>
-        <w:t xml:space="preserve">节呈现的”销售人员减</w:t>
-      </w:r>
-      <w:r>
-        <w:t xml:space="preserve"> 7.5% </w:t>
-      </w:r>
-      <w:r>
-        <w:rPr>
-          <w:rFonts w:hint="eastAsia"/>
-        </w:rPr>
-        <w:t xml:space="preserve">但销售额增</w:t>
-      </w:r>
-      <w:r>
-        <w:t xml:space="preserve"> 50%</w:t>
-      </w:r>
-      <w:r>
-        <w:rPr>
-          <w:rFonts w:hint="eastAsia"/>
-        </w:rPr>
-        <w:t xml:space="preserve">“的逆向剪刀正是这一压力下的真实写照。在这种环境里，企业不愿意为一个非直接产生收入的中央职能部门投入数十人的固定编制——根据</w:t>
-      </w:r>
-      <w:r>
-        <w:t xml:space="preserve"> Aon《2025 </w:t>
-      </w:r>
-      <w:r>
-        <w:rPr>
-          <w:rFonts w:hint="eastAsia"/>
-        </w:rPr>
-        <w:t xml:space="preserve">制药行业销售生产力与</w:t>
-      </w:r>
-      <w:r>
-        <w:t xml:space="preserve"> ROI </w:t>
-      </w:r>
-      <w:r>
-        <w:rPr>
-          <w:rFonts w:hint="eastAsia"/>
-        </w:rPr>
-        <w:t xml:space="preserve">调研报告》Part</w:t>
-      </w:r>
-      <w:r>
-        <w:t xml:space="preserve"> III </w:t>
-      </w:r>
-      <w:r>
-        <w:rPr>
-          <w:rFonts w:hint="eastAsia"/>
-        </w:rPr>
-        <w:t xml:space="preserve">的行业基准</w:t>
-      </w:r>
-      <w:r>
-        <w:rPr>
-          <w:vertAlign w:val="superscript"/>
-        </w:rPr>
-        <w:t xml:space="preserve">[32]</w:t>
-      </w:r>
-      <w:r>
-        <w:rPr>
-          <w:rFonts w:hint="eastAsia"/>
-        </w:rPr>
-        <w:t xml:space="preserve">，全行业销售人员与</w:t>
+        <w:t xml:space="preserve">工作中最复杂、最依赖运筹优化、且产出最容易被业务侧客观验证的环节，是垂类</w:t>
+      </w:r>
+      <w:r>
+        <w:t xml:space="preserve"> Agent </w:t>
+      </w:r>
+      <w:r>
+        <w:rPr>
+          <w:rFonts w:hint="eastAsia"/>
+        </w:rPr>
+        <w:t xml:space="preserve">落地的天然切入点。表</w:t>
+      </w:r>
+      <w:r>
+        <w:t xml:space="preserve"> 6-2 </w:t>
+      </w:r>
+      <w:r>
+        <w:rPr>
+          <w:rFonts w:hint="eastAsia"/>
+        </w:rPr>
+        <w:t xml:space="preserve">给出</w:t>
       </w:r>
       <w:r>
         <w:t xml:space="preserve"> SFE </w:t>
@@ -30860,324 +30634,7 @@
         <w:rPr>
           <w:rFonts w:hint="eastAsia"/>
         </w:rPr>
-        <w:t xml:space="preserve">团队规模比的中位数在</w:t>
-      </w:r>
-      <w:r>
-        <w:t xml:space="preserve"> 100:1 </w:t>
-      </w:r>
-      <w:r>
-        <w:rPr>
-          <w:rFonts w:hint="eastAsia"/>
-        </w:rPr>
-        <w:t xml:space="preserve">上下（不含外包则为</w:t>
-      </w:r>
-      <w:r>
-        <w:t xml:space="preserve"> </w:t>
-      </w:r>
-      <w:r>
-        <w:rPr>
-          <w:rFonts w:hint="eastAsia"/>
-        </w:rPr>
-        <w:t xml:space="preserve">105.1:1，含外包后为</w:t>
-      </w:r>
-      <w:r>
-        <w:t xml:space="preserve"> </w:t>
-      </w:r>
-      <w:r>
-        <w:rPr>
-          <w:rFonts w:hint="eastAsia"/>
-        </w:rPr>
-        <w:t xml:space="preserve">101.8:1），意味着一家拥有</w:t>
-      </w:r>
-      <w:r>
-        <w:t xml:space="preserve"> 2,000 </w:t>
-      </w:r>
-      <w:r>
-        <w:rPr>
-          <w:rFonts w:hint="eastAsia"/>
-        </w:rPr>
-        <w:t xml:space="preserve">名销售代表的企业按行业中位数需要配置约</w:t>
-      </w:r>
-      <w:r>
-        <w:t xml:space="preserve"> 20 </w:t>
-      </w:r>
-      <w:r>
-        <w:rPr>
-          <w:rFonts w:hint="eastAsia"/>
-        </w:rPr>
-        <w:t xml:space="preserve">名</w:t>
-      </w:r>
-      <w:r>
-        <w:t xml:space="preserve"> SFE </w:t>
-      </w:r>
-      <w:r>
-        <w:rPr>
-          <w:rFonts w:hint="eastAsia"/>
-        </w:rPr>
-        <w:t xml:space="preserve">专员；而第</w:t>
-      </w:r>
-      <w:r>
-        <w:t xml:space="preserve"> 75 </w:t>
-      </w:r>
-      <w:r>
-        <w:rPr>
-          <w:rFonts w:hint="eastAsia"/>
-        </w:rPr>
-        <w:t xml:space="preserve">分位（更精细化、SFE</w:t>
-      </w:r>
-      <w:r>
-        <w:t xml:space="preserve"> </w:t>
-      </w:r>
-      <w:r>
-        <w:rPr>
-          <w:rFonts w:hint="eastAsia"/>
-        </w:rPr>
-        <w:t xml:space="preserve">投入更高的领先药企）则降至</w:t>
-      </w:r>
-      <w:r>
-        <w:t xml:space="preserve"> </w:t>
-      </w:r>
-      <w:r>
-        <w:rPr>
-          <w:rFonts w:hint="eastAsia"/>
-        </w:rPr>
-        <w:t xml:space="preserve">64.5:1，对应同等销售规模需</w:t>
-      </w:r>
-      <w:r>
-        <w:t xml:space="preserve"> 30 </w:t>
-      </w:r>
-      <w:r>
-        <w:rPr>
-          <w:rFonts w:hint="eastAsia"/>
-        </w:rPr>
-        <w:t xml:space="preserve">名以上</w:t>
-      </w:r>
-      <w:r>
-        <w:t xml:space="preserve"> SFE </w:t>
-      </w:r>
-      <w:r>
-        <w:rPr>
-          <w:rFonts w:hint="eastAsia"/>
-        </w:rPr>
-        <w:t xml:space="preserve">编制。SFE</w:t>
-      </w:r>
-      <w:r>
-        <w:t xml:space="preserve"> </w:t>
-      </w:r>
-      <w:r>
-        <w:rPr>
-          <w:rFonts w:hint="eastAsia"/>
-        </w:rPr>
-        <w:t xml:space="preserve">工作内容横跨数据分析、辖区规划、绩效设计、培训支持等多个子职能，是中央管理团队的常态成本。这种”</w:t>
-      </w:r>
-      <w:r>
-        <w:rPr>
-          <w:rFonts w:hint="eastAsia"/>
-        </w:rPr>
-        <w:t xml:space="preserve">规模催生需求、利润压制编制”的悖论，使得</w:t>
-      </w:r>
-      <w:r>
-        <w:t xml:space="preserve"> SFE </w:t>
-      </w:r>
-      <w:r>
-        <w:rPr>
-          <w:rFonts w:hint="eastAsia"/>
-        </w:rPr>
-        <w:t xml:space="preserve">自建模式在本土药企崛起浪潮中并非自然延伸，而是一个被持续质疑的成本中心。</w:t>
-      </w:r>
-    </w:p>
-    <w:p>
-      <w:pPr>
-        <w:pStyle w:val="BodyText"/>
-      </w:pPr>
-      <w:r>
-        <w:rPr>
-          <w:rFonts w:hint="eastAsia"/>
-          <w:b/>
-          <w:bCs/>
-        </w:rPr>
-        <w:t xml:space="preserve">行业讨论：SFE</w:t>
-      </w:r>
-      <w:r>
-        <w:rPr>
-          <w:b/>
-          <w:bCs/>
-        </w:rPr>
-        <w:t xml:space="preserve"> </w:t>
-      </w:r>
-      <w:r>
-        <w:rPr>
-          <w:rFonts w:hint="eastAsia"/>
-          <w:b/>
-          <w:bCs/>
-        </w:rPr>
-        <w:t xml:space="preserve">职能的”蒸馏”与外包化趋势。</w:t>
-      </w:r>
-      <w:r>
-        <w:t xml:space="preserve"> </w:t>
-      </w:r>
-      <w:r>
-        <w:rPr>
-          <w:rFonts w:hint="eastAsia"/>
-        </w:rPr>
-        <w:t xml:space="preserve">正是在这一背景下，行业内部正在出现一种新的讨论方向——SFE</w:t>
-      </w:r>
-      <w:r>
-        <w:t xml:space="preserve"> </w:t>
-      </w:r>
-      <w:r>
-        <w:rPr>
-          <w:rFonts w:hint="eastAsia"/>
-        </w:rPr>
-        <w:t xml:space="preserve">是否可以被”蒸馏”为一组可复用、可标准化的</w:t>
-      </w:r>
-      <w:r>
-        <w:t xml:space="preserve"> skill </w:t>
-      </w:r>
-      <w:r>
-        <w:rPr>
-          <w:rFonts w:hint="eastAsia"/>
-        </w:rPr>
-        <w:t xml:space="preserve">集合，进而由外部专业机构以服务方式对外提供？从</w:t>
-      </w:r>
-      <w:r>
-        <w:t xml:space="preserve"> SFE </w:t>
-      </w:r>
-      <w:r>
-        <w:rPr>
-          <w:rFonts w:hint="eastAsia"/>
-        </w:rPr>
-        <w:t xml:space="preserve">工作内容来看，其核心职责确实具备较强的可标准化属性：辖区分配的运筹优化、Index</w:t>
-      </w:r>
-      <w:r>
-        <w:t xml:space="preserve"> </w:t>
-      </w:r>
-      <w:r>
-        <w:rPr>
-          <w:rFonts w:hint="eastAsia"/>
-        </w:rPr>
-        <w:t xml:space="preserve">指标的构建与归一化、销售目标的拆分与下达、绩效公平性的量化诊断等模块均可形式化为具有清晰输入输出的算法任务，并不依赖企业的特定文化或者隐性知识。这种”职能技术化”的可能性在</w:t>
-      </w:r>
-      <w:r>
-        <w:t xml:space="preserve"> AI </w:t>
-      </w:r>
-      <w:r>
-        <w:rPr>
-          <w:rFonts w:hint="eastAsia"/>
-        </w:rPr>
-        <w:t xml:space="preserve">时代被进一步放大——一个面向制药行业的垂类</w:t>
-      </w:r>
-      <w:r>
-        <w:t xml:space="preserve"> </w:t>
-      </w:r>
-      <w:r>
-        <w:rPr>
-          <w:rFonts w:hint="eastAsia"/>
-        </w:rPr>
-        <w:t xml:space="preserve">Agent，叠加少量经验丰富的咨询服务作为人在回路的兜底，在理论上具备完整承接企业</w:t>
-      </w:r>
-      <w:r>
-        <w:t xml:space="preserve"> SFE </w:t>
-      </w:r>
-      <w:r>
-        <w:rPr>
-          <w:rFonts w:hint="eastAsia"/>
-        </w:rPr>
-        <w:t xml:space="preserve">职能的能力。这一愿景对应的不再是传统</w:t>
-      </w:r>
-      <w:r>
-        <w:t xml:space="preserve"> SaaS </w:t>
-      </w:r>
-      <w:r>
-        <w:rPr>
-          <w:rFonts w:hint="eastAsia"/>
-        </w:rPr>
-        <w:t xml:space="preserve">或者咨询的边际效率改进，而是企业组织形态的潜在重构——中央</w:t>
-      </w:r>
-      <w:r>
-        <w:t xml:space="preserve"> SFE </w:t>
-      </w:r>
-      <w:r>
-        <w:rPr>
-          <w:rFonts w:hint="eastAsia"/>
-        </w:rPr>
-        <w:t xml:space="preserve">部门从”必须自建的成本中心”转变为”可外包的服务消费”。</w:t>
-      </w:r>
-    </w:p>
-    <w:p>
-      <w:pPr>
-        <w:pStyle w:val="BodyText"/>
-      </w:pPr>
-      <w:r>
-        <w:rPr>
-          <w:rFonts w:hint="eastAsia"/>
-          <w:b/>
-          <w:bCs/>
-        </w:rPr>
-        <w:t xml:space="preserve">本研究算法在转型链条中的定位。</w:t>
-      </w:r>
-      <w:r>
-        <w:t xml:space="preserve"> </w:t>
-      </w:r>
-      <w:r>
-        <w:rPr>
-          <w:rFonts w:hint="eastAsia"/>
-        </w:rPr>
-        <w:t xml:space="preserve">站在这一行业趋势的视角看，本研究构建的两阶段优化算法不只是一个”辖区分配工具”，而是上述”SFE</w:t>
-      </w:r>
-      <w:r>
-        <w:t xml:space="preserve"> </w:t>
-      </w:r>
-      <w:r>
-        <w:rPr>
-          <w:rFonts w:hint="eastAsia"/>
-        </w:rPr>
-        <w:t xml:space="preserve">职能蒸馏”愿景下其中一个核心</w:t>
-      </w:r>
-      <w:r>
-        <w:t xml:space="preserve"> skill </w:t>
-      </w:r>
-      <w:r>
-        <w:rPr>
-          <w:rFonts w:hint="eastAsia"/>
-        </w:rPr>
-        <w:t xml:space="preserve">模块的算法底座——辖区分配恰恰是</w:t>
-      </w:r>
-      <w:r>
-        <w:t xml:space="preserve"> SFE </w:t>
-      </w:r>
-      <w:r>
-        <w:rPr>
-          <w:rFonts w:hint="eastAsia"/>
-        </w:rPr>
-        <w:t xml:space="preserve">工作中最复杂、最依赖运筹优化、且产出最容易被业务侧客观验证的环节，是垂类</w:t>
-      </w:r>
-      <w:r>
-        <w:t xml:space="preserve"> Agent </w:t>
-      </w:r>
-      <w:r>
-        <w:rPr>
-          <w:rFonts w:hint="eastAsia"/>
-        </w:rPr>
-        <w:t xml:space="preserve">落地的天然切入点。表</w:t>
-      </w:r>
-      <w:r>
-        <w:t xml:space="preserve"> 6-2 </w:t>
-      </w:r>
-      <w:r>
-        <w:rPr>
-          <w:rFonts w:hint="eastAsia"/>
-        </w:rPr>
-        <w:t xml:space="preserve">给出</w:t>
-      </w:r>
-      <w:r>
-        <w:t xml:space="preserve"> SFE </w:t>
-      </w:r>
-      <w:r>
-        <w:rPr>
-          <w:rFonts w:hint="eastAsia"/>
-        </w:rPr>
-        <w:t xml:space="preserve">职能各核心模块的可外包性判断，本研究算法在其中的位置可以清晰锚定。</w:t>
+        <w:t xml:space="preserve">各核心模块的可外包性判断及本研究算法的覆盖范围，进一步锚定算法在转型链条中的位置。</w:t>
       </w:r>
     </w:p>
     <w:p>
@@ -31744,82 +31201,8 @@
         <w:t xml:space="preserve">实操经验梳理。</w:t>
       </w:r>
     </w:p>
-    <w:p>
-      <w:pPr>
-        <w:pStyle w:val="BodyText"/>
-      </w:pPr>
-      <w:r>
-        <w:rPr>
-          <w:rFonts w:hint="eastAsia"/>
-        </w:rPr>
-        <w:t xml:space="preserve">从表</w:t>
-      </w:r>
-      <w:r>
-        <w:t xml:space="preserve"> 6-2 </w:t>
-      </w:r>
-      <w:r>
-        <w:rPr>
-          <w:rFonts w:hint="eastAsia"/>
-        </w:rPr>
-        <w:t xml:space="preserve">可以看到，SFE</w:t>
-      </w:r>
-      <w:r>
-        <w:t xml:space="preserve"> </w:t>
-      </w:r>
-      <w:r>
-        <w:rPr>
-          <w:rFonts w:hint="eastAsia"/>
-        </w:rPr>
-        <w:t xml:space="preserve">工作中可标准化、适合</w:t>
-      </w:r>
-      <w:r>
-        <w:t xml:space="preserve"> AI Agent </w:t>
-      </w:r>
-      <w:r>
-        <w:rPr>
-          <w:rFonts w:hint="eastAsia"/>
-        </w:rPr>
-        <w:t xml:space="preserve">替代的模块约占整体职能的一半左右，而辖区分配位于”高可标准化</w:t>
-      </w:r>
-      <w:r>
-        <w:t xml:space="preserve"> + </w:t>
-      </w:r>
-      <w:r>
-        <w:rPr>
-          <w:rFonts w:hint="eastAsia"/>
-        </w:rPr>
-        <w:t xml:space="preserve">高</w:t>
-      </w:r>
-      <w:r>
-        <w:t xml:space="preserve"> AI </w:t>
-      </w:r>
-      <w:r>
-        <w:rPr>
-          <w:rFonts w:hint="eastAsia"/>
-        </w:rPr>
-        <w:t xml:space="preserve">替代可行性”的最优交集——这正是本研究算法的商业价值定位：它不是一个为企业</w:t>
-      </w:r>
-      <w:r>
-        <w:t xml:space="preserve"> SFE </w:t>
-      </w:r>
-      <w:r>
-        <w:rPr>
-          <w:rFonts w:hint="eastAsia"/>
-        </w:rPr>
-        <w:t xml:space="preserve">部门提供边际效率改进的工具，而是面向”中央</w:t>
-      </w:r>
-      <w:r>
-        <w:t xml:space="preserve"> SFE </w:t>
-      </w:r>
-      <w:r>
-        <w:rPr>
-          <w:rFonts w:hint="eastAsia"/>
-        </w:rPr>
-        <w:t xml:space="preserve">职能蒸馏与外包”这一行业转型趋势下的核心算法底座。基于这一定位，下一节将进一步展开三种差异化的商业化形态及其适用客户画像。</w:t>
-      </w:r>
-    </w:p>
-    <w:bookmarkEnd w:id="169"/>
-    <w:bookmarkStart w:id="170" w:name="算法商业化的差异化形态与客户画像"/>
+    <w:bookmarkEnd w:id="168"/>
+    <w:bookmarkStart w:id="169" w:name="算法商业化的差异化形态与客户画像"/>
     <w:p>
       <w:pPr>
         <w:pStyle w:val="Heading3"/>
@@ -32500,7 +31883,7 @@
           <w:b/>
           <w:bCs/>
         </w:rPr>
-        <w:t xml:space="preserve">外包咨询服务（重点形态）。</w:t>
+        <w:t xml:space="preserve">外包咨询服务，对应”职能替代”价值。</w:t>
       </w:r>
       <w:r>
         <w:t xml:space="preserve"> </w:t>
@@ -32518,7 +31901,7 @@
         <w:rPr>
           <w:rFonts w:hint="eastAsia"/>
         </w:rPr>
-        <w:t xml:space="preserve">节所述行业转型趋势的直接对应——面向那些处于快速增长期、销售团队已达</w:t>
+        <w:t xml:space="preserve">节所述转型趋势的直接对应——面向处于快速增长期、销售团队已达</w:t>
       </w:r>
       <w:r>
         <w:t xml:space="preserve"> SFE </w:t>
@@ -32527,16 +31910,7 @@
         <w:rPr>
           <w:rFonts w:hint="eastAsia"/>
         </w:rPr>
-        <w:t xml:space="preserve">自建阈值但又不愿承担固定编制成本的本土创新药企。这一形态的核心价值是”职能替代”而非”工具供给”——企业不再需要建设一个</w:t>
-      </w:r>
-      <w:r>
-        <w:t xml:space="preserve"> 30 </w:t>
-      </w:r>
-      <w:r>
-        <w:rPr>
-          <w:rFonts w:hint="eastAsia"/>
-        </w:rPr>
-        <w:t xml:space="preserve">人的中央</w:t>
+        <w:t xml:space="preserve">自建阈值但又不愿承担固定编制成本的本土创新药企。企业不再需要建设一个数十人的中央</w:t>
       </w:r>
       <w:r>
         <w:t xml:space="preserve"> SFE </w:t>
@@ -32554,7 +31928,7 @@
         <w:rPr>
           <w:rFonts w:hint="eastAsia"/>
         </w:rPr>
-        <w:t xml:space="preserve">技术能力的服务方。本研究算法在这一形态中作为辖区分配模块的核心底座，配合其他可标准化的</w:t>
+        <w:t xml:space="preserve">能力的服务方；本研究算法作为辖区分配模块的核心底座，配合其他可标准化</w:t>
       </w:r>
       <w:r>
         <w:t xml:space="preserve"> SFE </w:t>
@@ -32572,16 +31946,7 @@
         <w:rPr>
           <w:rFonts w:hint="eastAsia"/>
         </w:rPr>
-        <w:t xml:space="preserve">指标体系构建、目标拆分模型等）以及少量经验丰富的咨询专家做人在回路的兜底，共同构成完整的外包服务包。从客户视角看，这一形态把原本难以核算</w:t>
-      </w:r>
-      <w:r>
-        <w:t xml:space="preserve"> ROI </w:t>
-      </w:r>
-      <w:r>
-        <w:rPr>
-          <w:rFonts w:hint="eastAsia"/>
-        </w:rPr>
-        <w:t xml:space="preserve">的固定编制成本转化为可按规模、按使用频次定价的可变服务成本——契合本土创新药企在利润压力下偏好”轻资产运营”的战略选择。从服务方视角看，这一形态的边际成本随客户数增长持续摊薄、规模效应明显——是三种形态中天花板最高、最具想象空间的商业模式。</w:t>
+        <w:t xml:space="preserve">指标体系、目标拆分模型）以及少量咨询专家做人在回路兜底，共同构成完整的外包服务包。这一形态把原本难以核算的固定编制成本转化为可按规模与使用频次定价的可变服务成本，契合本土创新药企在利润压力下偏好”轻资产运营”的战略选择。</w:t>
       </w:r>
     </w:p>
     <w:p>
@@ -32609,16 +31974,16 @@
           <w:b/>
           <w:bCs/>
         </w:rPr>
-        <w:t xml:space="preserve">平台订阅（过渡形态）。</w:t>
-      </w:r>
-      <w:r>
-        <w:t xml:space="preserve"> </w:t>
-      </w:r>
-      <w:r>
-        <w:rPr>
-          <w:rFonts w:hint="eastAsia"/>
-        </w:rPr>
-        <w:t xml:space="preserve">适用于已经建立成熟</w:t>
+        <w:t xml:space="preserve">平台订阅，对应”职能减量”价值。</w:t>
+      </w:r>
+      <w:r>
+        <w:t xml:space="preserve"> </w:t>
+      </w:r>
+      <w:r>
+        <w:rPr>
+          <w:rFonts w:hint="eastAsia"/>
+        </w:rPr>
+        <w:t xml:space="preserve">适用于已建立成熟</w:t>
       </w:r>
       <w:r>
         <w:t xml:space="preserve"> SFE </w:t>
@@ -32636,7 +32001,7 @@
         <w:rPr>
           <w:rFonts w:hint="eastAsia"/>
         </w:rPr>
-        <w:t xml:space="preserve">和本土头部企业——这类企业不愿意完全外包</w:t>
+        <w:t xml:space="preserve">和本土头部企业——这类企业不愿完全外包</w:t>
       </w:r>
       <w:r>
         <w:t xml:space="preserve"> SFE </w:t>
@@ -32645,7 +32010,7 @@
         <w:rPr>
           <w:rFonts w:hint="eastAsia"/>
         </w:rPr>
-        <w:t xml:space="preserve">职能（出于数据敏感、组织稳定性、品牌形象等多重考虑），但希望通过引入算法工具显著降低</w:t>
+        <w:t xml:space="preserve">职能（出于数据敏感、组织稳定性等考虑），但希望通过算法工具显著降低</w:t>
       </w:r>
       <w:r>
         <w:t xml:space="preserve"> SFE </w:t>
@@ -32654,16 +32019,7 @@
         <w:rPr>
           <w:rFonts w:hint="eastAsia"/>
         </w:rPr>
-        <w:t xml:space="preserve">部门的人力负担。在这一形态下，算法的核心价值是”职能减量”——把原本需要</w:t>
-      </w:r>
-      <w:r>
-        <w:t xml:space="preserve"> 30 </w:t>
-      </w:r>
-      <w:r>
-        <w:rPr>
-          <w:rFonts w:hint="eastAsia"/>
-        </w:rPr>
-        <w:t xml:space="preserve">人</w:t>
+        <w:t xml:space="preserve">部门的人力负担，把原本数十人</w:t>
       </w:r>
       <w:r>
         <w:t xml:space="preserve"> SFE </w:t>
@@ -32672,34 +32028,16 @@
         <w:rPr>
           <w:rFonts w:hint="eastAsia"/>
         </w:rPr>
-        <w:t xml:space="preserve">部门完成的工作量压缩到</w:t>
-      </w:r>
-      <w:r>
-        <w:t xml:space="preserve"> 10 </w:t>
-      </w:r>
-      <w:r>
-        <w:rPr>
-          <w:rFonts w:hint="eastAsia"/>
-        </w:rPr>
-        <w:t xml:space="preserve">至</w:t>
-      </w:r>
-      <w:r>
-        <w:t xml:space="preserve"> 15 </w:t>
-      </w:r>
-      <w:r>
-        <w:rPr>
-          <w:rFonts w:hint="eastAsia"/>
-        </w:rPr>
-        <w:t xml:space="preserve">人即可承担，余下的人员要么转岗至更具战略性的工作，要么自然离编。SaaS</w:t>
-      </w:r>
-      <w:r>
-        <w:t xml:space="preserve"> </w:t>
-      </w:r>
-      <w:r>
-        <w:rPr>
-          <w:rFonts w:hint="eastAsia"/>
-        </w:rPr>
-        <w:t xml:space="preserve">形态的关键挑战在于第三章</w:t>
+        <w:t xml:space="preserve">部门完成的工作量压缩到三分之一规模即可承担。SaaS</w:t>
+      </w:r>
+      <w:r>
+        <w:t xml:space="preserve"> </w:t>
+      </w:r>
+      <w:r>
+        <w:rPr>
+          <w:rFonts w:hint="eastAsia"/>
+        </w:rPr>
+        <w:t xml:space="preserve">形态的关键挑战是</w:t>
       </w:r>
       <w:r>
         <w:t xml:space="preserve"> 3.1.2 </w:t>
@@ -32708,7 +32046,7 @@
         <w:rPr>
           <w:rFonts w:hint="eastAsia"/>
         </w:rPr>
-        <w:t xml:space="preserve">节所述的”水土不服”问题——不同企业、不同产品线、不同省份的业务规则差异需要在产品标准化与定制化之间寻找平衡，本研究算法在</w:t>
+        <w:t xml:space="preserve">节所述的”水土不服”问题——不同企业、不同产品线、不同省份的业务规则差异需要在标准化与定制化间平衡，本研究算法在</w:t>
       </w:r>
       <w:r>
         <w:t xml:space="preserve"> 4.4.3 </w:t>
@@ -32730,7 +32068,7 @@
           <w:b/>
           <w:bCs/>
         </w:rPr>
-        <w:t xml:space="preserve">形态三：企业内部部署（小众但稳定形态）。</w:t>
+        <w:t xml:space="preserve">形态三：企业内部部署，对应”职能增效”价值。</w:t>
       </w:r>
       <w:r>
         <w:t xml:space="preserve"> </w:t>
@@ -32748,7 +32086,7 @@
         <w:rPr>
           <w:rFonts w:hint="eastAsia"/>
         </w:rPr>
-        <w:t xml:space="preserve">中国分公司以及数据敏感度极高的本土头部企业——这类企业有完整的</w:t>
+        <w:t xml:space="preserve">中国分公司以及数据敏感度极高的本土头部企业——这类企业有完整</w:t>
       </w:r>
       <w:r>
         <w:t xml:space="preserve"> SFE </w:t>
@@ -32757,7 +32095,7 @@
         <w:rPr>
           <w:rFonts w:hint="eastAsia"/>
         </w:rPr>
-        <w:t xml:space="preserve">部门和成熟的</w:t>
+        <w:t xml:space="preserve">部门和成熟</w:t>
       </w:r>
       <w:r>
         <w:t xml:space="preserve"> IT </w:t>
@@ -32766,7 +32104,7 @@
         <w:rPr>
           <w:rFonts w:hint="eastAsia"/>
         </w:rPr>
-        <w:t xml:space="preserve">基础设施，但出于商业机密保护要求不允许销售数据离开企业网络。这一形态下算法以一次性买断</w:t>
+        <w:t xml:space="preserve">基础设施，但出于商业机密保护要求不允许销售数据离开企业网络。算法以一次性买断</w:t>
       </w:r>
       <w:r>
         <w:t xml:space="preserve"> + </w:t>
@@ -32784,7 +32122,7 @@
         <w:rPr>
           <w:rFonts w:hint="eastAsia"/>
         </w:rPr>
-        <w:t xml:space="preserve">部门主导算法运行，但工作模式从手工</w:t>
+        <w:t xml:space="preserve">部门主导运行，但工作模式从手工</w:t>
       </w:r>
       <w:r>
         <w:t xml:space="preserve"> Excel </w:t>
@@ -32793,7 +32131,7 @@
         <w:rPr>
           <w:rFonts w:hint="eastAsia"/>
         </w:rPr>
-        <w:t xml:space="preserve">升级为算法驱动——核心价值是”职能增效”而非”减员”。这一形态的客户基数较小但单笔合同金额高、客户黏性强，是三种形态中现金流最稳定的细分。</w:t>
+        <w:t xml:space="preserve">升级为算法驱动；这一形态的客户基数较小但单笔合同金额高、客户黏性强，是三种形态中现金流最稳定的细分。</w:t>
       </w:r>
     </w:p>
     <w:p>
@@ -32806,16 +32144,16 @@
           <w:b/>
           <w:bCs/>
         </w:rPr>
-        <w:t xml:space="preserve">早期采用者画像与推广路径。</w:t>
-      </w:r>
-      <w:r>
-        <w:t xml:space="preserve"> </w:t>
-      </w:r>
-      <w:r>
-        <w:rPr>
-          <w:rFonts w:hint="eastAsia"/>
-        </w:rPr>
-        <w:t xml:space="preserve">综合三种形态的客户画像分析，本研究算法在商业化早期最具突破潜力的目标客户是</w:t>
+        <w:t xml:space="preserve">早期采用者画像。</w:t>
+      </w:r>
+      <w:r>
+        <w:t xml:space="preserve"> </w:t>
+      </w:r>
+      <w:r>
+        <w:rPr>
+          <w:rFonts w:hint="eastAsia"/>
+        </w:rPr>
+        <w:t xml:space="preserve">综合三种形态的客户画像，本研究算法在商业化早期最具突破潜力的目标客户是</w:t>
       </w:r>
       <w:r>
         <w:rPr>
@@ -32823,7 +32161,7 @@
           <w:b/>
           <w:bCs/>
         </w:rPr>
-        <w:t xml:space="preserve">本土创新药企在销售团队规模</w:t>
+        <w:t xml:space="preserve">销售团队规模</w:t>
       </w:r>
       <w:r>
         <w:rPr>
@@ -32838,7 +32176,7 @@
           <w:b/>
           <w:bCs/>
         </w:rPr>
-        <w:t xml:space="preserve">人的快速扩张期</w:t>
+        <w:t xml:space="preserve">人快速扩张期的本土创新药企</w:t>
       </w:r>
       <w:r>
         <w:rPr>
@@ -32853,7 +32191,207 @@
         <w:rPr>
           <w:rFonts w:hint="eastAsia"/>
         </w:rPr>
-        <w:t xml:space="preserve">必要性阈值但尚未完成</w:t>
+        <w:t xml:space="preserve">必要性阈值但尚未完成自建，是”职能替代”形态最自然的切入窗口。其次是经历集采产品线缩编、需要快速完成销售团队结构性瘦身的中型</w:t>
+      </w:r>
+      <w:r>
+        <w:t xml:space="preserve"> MNC——</w:t>
+      </w:r>
+      <w:r>
+        <w:rPr>
+          <w:rFonts w:hint="eastAsia"/>
+        </w:rPr>
+        <w:t xml:space="preserve">“职能减量”</w:t>
+      </w:r>
+      <w:r>
+        <w:rPr>
+          <w:rFonts w:hint="eastAsia"/>
+        </w:rPr>
+        <w:t xml:space="preserve">价值在这一情境下最容易被高管层接受。早期推广的核心阻力集中在</w:t>
+      </w:r>
+      <w:r>
+        <w:t xml:space="preserve"> 6.1 </w:t>
+      </w:r>
+      <w:r>
+        <w:rPr>
+          <w:rFonts w:hint="eastAsia"/>
+        </w:rPr>
+        <w:t xml:space="preserve">节讨论过的可解释性、数据敏感性、组织变革管理三个层面，对策已在</w:t>
+      </w:r>
+      <w:r>
+        <w:t xml:space="preserve"> 6.1.1、6.1.2 </w:t>
+      </w:r>
+      <w:r>
+        <w:rPr>
+          <w:rFonts w:hint="eastAsia"/>
+        </w:rPr>
+        <w:t xml:space="preserve">两小节展开。</w:t>
+      </w:r>
+    </w:p>
+    <w:bookmarkEnd w:id="169"/>
+    <w:bookmarkEnd w:id="170"/>
+    <w:bookmarkStart w:id="171" w:name="本章小结-5"/>
+    <w:p>
+      <w:pPr>
+        <w:pStyle w:val="Heading2"/>
+      </w:pPr>
+      <w:r>
+        <w:t xml:space="preserve">6.3 </w:t>
+      </w:r>
+      <w:r>
+        <w:rPr>
+          <w:rFonts w:hint="eastAsia"/>
+        </w:rPr>
+        <w:t xml:space="preserve">本章小结</w:t>
+      </w:r>
+    </w:p>
+    <w:p>
+      <w:pPr>
+        <w:pStyle w:val="FirstParagraph"/>
+      </w:pPr>
+      <w:r>
+        <w:rPr>
+          <w:rFonts w:hint="eastAsia"/>
+        </w:rPr>
+        <w:t xml:space="preserve">本章承接第五章实证结论，从企业内部实施与变革管理（6.1</w:t>
+      </w:r>
+      <w:r>
+        <w:t xml:space="preserve"> </w:t>
+      </w:r>
+      <w:r>
+        <w:rPr>
+          <w:rFonts w:hint="eastAsia"/>
+        </w:rPr>
+        <w:t xml:space="preserve">节）、算法模型的商业价值评估（6.2</w:t>
+      </w:r>
+      <w:r>
+        <w:t xml:space="preserve"> </w:t>
+      </w:r>
+      <w:r>
+        <w:rPr>
+          <w:rFonts w:hint="eastAsia"/>
+        </w:rPr>
+        <w:t xml:space="preserve">节）两个层面系统讨论了算法的落地路径与商业前景。</w:t>
+      </w:r>
+    </w:p>
+    <w:p>
+      <w:pPr>
+        <w:pStyle w:val="BodyText"/>
+      </w:pPr>
+      <w:r>
+        <w:rPr>
+          <w:rFonts w:hint="eastAsia"/>
+        </w:rPr>
+        <w:t xml:space="preserve">在企业内部实施层面，本章基于第三章</w:t>
+      </w:r>
+      <w:r>
+        <w:t xml:space="preserve"> 3.3.4 </w:t>
+      </w:r>
+      <w:r>
+        <w:rPr>
+          <w:rFonts w:hint="eastAsia"/>
+        </w:rPr>
+        <w:t xml:space="preserve">节调研中</w:t>
+      </w:r>
+      <w:r>
+        <w:t xml:space="preserve"> 83% </w:t>
+      </w:r>
+      <w:r>
+        <w:rPr>
+          <w:rFonts w:hint="eastAsia"/>
+        </w:rPr>
+        <w:t xml:space="preserve">受访者偏好”算法</w:t>
+      </w:r>
+      <w:r>
+        <w:t xml:space="preserve"> + </w:t>
+      </w:r>
+      <w:r>
+        <w:rPr>
+          <w:rFonts w:hint="eastAsia"/>
+        </w:rPr>
+        <w:t xml:space="preserve">人工微调”的业务判断，提出了三阶段人机协同决策机制（6.1.1</w:t>
+      </w:r>
+      <w:r>
+        <w:t xml:space="preserve"> </w:t>
+      </w:r>
+      <w:r>
+        <w:rPr>
+          <w:rFonts w:hint="eastAsia"/>
+        </w:rPr>
+        <w:t xml:space="preserve">节、图</w:t>
+      </w:r>
+      <w:r>
+        <w:t xml:space="preserve"> </w:t>
+      </w:r>
+      <w:r>
+        <w:rPr>
+          <w:rFonts w:hint="eastAsia"/>
+        </w:rPr>
+        <w:t xml:space="preserve">6-1）；基于第五章</w:t>
+      </w:r>
+      <w:r>
+        <w:t xml:space="preserve"> 5.3.4 </w:t>
+      </w:r>
+      <w:r>
+        <w:rPr>
+          <w:rFonts w:hint="eastAsia"/>
+        </w:rPr>
+        <w:t xml:space="preserve">节”As-Is</w:t>
+      </w:r>
+      <w:r>
+        <w:t xml:space="preserve"> </w:t>
+      </w:r>
+      <w:r>
+        <w:rPr>
+          <w:rFonts w:hint="eastAsia"/>
+        </w:rPr>
+        <w:t xml:space="preserve">失衡程度越深、客户保留率分化越大”的实证规律，给出按</w:t>
+      </w:r>
+      <w:r>
+        <w:t xml:space="preserve"> As-Is CV </w:t>
+      </w:r>
+      <w:r>
+        <w:rPr>
+          <w:rFonts w:hint="eastAsia"/>
+        </w:rPr>
+        <w:t xml:space="preserve">失衡度分层的部署节奏（6.1.2</w:t>
+      </w:r>
+      <w:r>
+        <w:t xml:space="preserve"> </w:t>
+      </w:r>
+      <w:r>
+        <w:rPr>
+          <w:rFonts w:hint="eastAsia"/>
+        </w:rPr>
+        <w:t xml:space="preserve">节、表</w:t>
+      </w:r>
+      <w:r>
+        <w:t xml:space="preserve"> </w:t>
+      </w:r>
+      <w:r>
+        <w:rPr>
+          <w:rFonts w:hint="eastAsia"/>
+        </w:rPr>
+        <w:t xml:space="preserve">6-1）以及配套的数据治理与系统集成要求。两小节共同回应”算法的成功不止技术成功，更是组织变革成功”这一管理判断。</w:t>
+      </w:r>
+    </w:p>
+    <w:p>
+      <w:pPr>
+        <w:pStyle w:val="BodyText"/>
+      </w:pPr>
+      <w:r>
+        <w:rPr>
+          <w:rFonts w:hint="eastAsia"/>
+        </w:rPr>
+        <w:t xml:space="preserve">在商业价值评估层面，本章把视角从”算法工具”提升到”SFE</w:t>
+      </w:r>
+      <w:r>
+        <w:t xml:space="preserve"> </w:t>
+      </w:r>
+      <w:r>
+        <w:rPr>
+          <w:rFonts w:hint="eastAsia"/>
+        </w:rPr>
+        <w:t xml:space="preserve">职能的行业转型”——指出在国内药企崛起与利润压力的双重夹击下，传统”中央自建</w:t>
       </w:r>
       <w:r>
         <w:t xml:space="preserve"> SFE </w:t>
@@ -32862,43 +32400,79 @@
         <w:rPr>
           <w:rFonts w:hint="eastAsia"/>
         </w:rPr>
-        <w:t xml:space="preserve">部门自建，是”职能替代”形态最自然的切入窗口。其次是经历集采产品线缩编、需要快速完成销售团队结构性瘦身的中型</w:t>
-      </w:r>
-      <w:r>
-        <w:t xml:space="preserve"> </w:t>
-      </w:r>
-      <w:r>
-        <w:rPr>
-          <w:rFonts w:hint="eastAsia"/>
-        </w:rPr>
-        <w:t xml:space="preserve">MNC——算法的”职能减量”价值在这一情境下最容易被高管层接受。早期推广的核心阻力依然集中在第六章</w:t>
-      </w:r>
-      <w:r>
-        <w:t xml:space="preserve"> 6.1 </w:t>
-      </w:r>
-      <w:r>
-        <w:rPr>
-          <w:rFonts w:hint="eastAsia"/>
-        </w:rPr>
-        <w:t xml:space="preserve">节讨论过的三个层面：算法可解释性（业务侧不接受黑盒决策）、数据敏感性（销售数据涉及商业机密）、组织变革管理（SFE</w:t>
-      </w:r>
-      <w:r>
-        <w:t xml:space="preserve"> </w:t>
-      </w:r>
-      <w:r>
-        <w:rPr>
-          <w:rFonts w:hint="eastAsia"/>
-        </w:rPr>
-        <w:t xml:space="preserve">团队成员对工具的潜在抵触）——这些阻力的应对策略已在</w:t>
-      </w:r>
-      <w:r>
-        <w:t xml:space="preserve"> 6.1.1、6.1.2、6.1.3 </w:t>
-      </w:r>
-      <w:r>
-        <w:rPr>
-          <w:rFonts w:hint="eastAsia"/>
-        </w:rPr>
-        <w:t xml:space="preserve">三节展开论述，构成本研究商业化建议的完整闭环。</w:t>
+        <w:t xml:space="preserve">部门”模式正面临存在性挑战，行业讨论的”SFE</w:t>
+      </w:r>
+      <w:r>
+        <w:t xml:space="preserve"> </w:t>
+      </w:r>
+      <w:r>
+        <w:rPr>
+          <w:rFonts w:hint="eastAsia"/>
+        </w:rPr>
+        <w:t xml:space="preserve">职能蒸馏</w:t>
+      </w:r>
+      <w:r>
+        <w:t xml:space="preserve"> + </w:t>
+      </w:r>
+      <w:r>
+        <w:rPr>
+          <w:rFonts w:hint="eastAsia"/>
+        </w:rPr>
+        <w:t xml:space="preserve">垂类</w:t>
+      </w:r>
+      <w:r>
+        <w:t xml:space="preserve"> Agent + </w:t>
+      </w:r>
+      <w:r>
+        <w:rPr>
+          <w:rFonts w:hint="eastAsia"/>
+        </w:rPr>
+        <w:t xml:space="preserve">外包咨询”路径为本研究算法提供了远超工具价值的商业定位（6.2.1</w:t>
+      </w:r>
+      <w:r>
+        <w:t xml:space="preserve"> </w:t>
+      </w:r>
+      <w:r>
+        <w:rPr>
+          <w:rFonts w:hint="eastAsia"/>
+        </w:rPr>
+        <w:t xml:space="preserve">节、表</w:t>
+      </w:r>
+      <w:r>
+        <w:t xml:space="preserve"> </w:t>
+      </w:r>
+      <w:r>
+        <w:rPr>
+          <w:rFonts w:hint="eastAsia"/>
+        </w:rPr>
+        <w:t xml:space="preserve">6-2）。基于这一趋势，本章给出三种差异化商业化形态分别承接职能替代、减量、增效三类价值（6.2.2</w:t>
+      </w:r>
+      <w:r>
+        <w:t xml:space="preserve"> </w:t>
+      </w:r>
+      <w:r>
+        <w:rPr>
+          <w:rFonts w:hint="eastAsia"/>
+        </w:rPr>
+        <w:t xml:space="preserve">节、表</w:t>
+      </w:r>
+      <w:r>
+        <w:t xml:space="preserve"> </w:t>
+      </w:r>
+      <w:r>
+        <w:rPr>
+          <w:rFonts w:hint="eastAsia"/>
+        </w:rPr>
+        <w:t xml:space="preserve">6-3），早期采用者锁定为销售团队</w:t>
+      </w:r>
+      <w:r>
+        <w:t xml:space="preserve"> 1,000-3,000 </w:t>
+      </w:r>
+      <w:r>
+        <w:rPr>
+          <w:rFonts w:hint="eastAsia"/>
+        </w:rPr>
+        <w:t xml:space="preserve">人快速扩张期的本土创新药企。</w:t>
       </w:r>
     </w:p>
     <w:p>
@@ -32908,46 +32482,149 @@
       <w:r>
         <w:rPr>
           <w:rFonts w:hint="eastAsia"/>
-          <w:b/>
-          <w:bCs/>
-        </w:rPr>
-        <w:t xml:space="preserve">国内市场容量与竞争格局简述。</w:t>
-      </w:r>
-      <w:r>
-        <w:t xml:space="preserve"> </w:t>
-      </w:r>
-      <w:r>
-        <w:rPr>
-          <w:rFonts w:hint="eastAsia"/>
-        </w:rPr>
-        <w:t xml:space="preserve">按</w:t>
-      </w:r>
-      <w:r>
-        <w:t xml:space="preserve"> 1.1.2 </w:t>
-      </w:r>
-      <w:r>
-        <w:rPr>
-          <w:rFonts w:hint="eastAsia"/>
-        </w:rPr>
-        <w:t xml:space="preserve">节所引中国制药行业</w:t>
-      </w:r>
-      <w:r>
-        <w:t xml:space="preserve"> 21,250 </w:t>
-      </w:r>
-      <w:r>
-        <w:rPr>
-          <w:rFonts w:hint="eastAsia"/>
-        </w:rPr>
-        <w:t xml:space="preserve">亿元市场规模、参考头部</w:t>
-      </w:r>
-      <w:r>
-        <w:t xml:space="preserve"> 200 </w:t>
-      </w:r>
-      <w:r>
-        <w:rPr>
-          <w:rFonts w:hint="eastAsia"/>
-        </w:rPr>
-        <w:t xml:space="preserve">家具备</w:t>
+        </w:rPr>
+        <w:t xml:space="preserve">下一章将整合全篇研究，提炼主要结论与创新点，并讨论研究的不足与未来展望。</w:t>
+      </w:r>
+    </w:p>
+    <w:bookmarkEnd w:id="171"/>
+    <w:bookmarkEnd w:id="172"/>
+    <w:bookmarkStart w:id="182" w:name="附录-a-业务侧调研问卷与访谈大纲"/>
+    <w:p>
+      <w:pPr>
+        <w:pStyle w:val="Heading1"/>
+      </w:pPr>
+      <w:r>
+        <w:rPr>
+          <w:rFonts w:hint="eastAsia"/>
+        </w:rPr>
+        <w:t xml:space="preserve">附录</w:t>
+      </w:r>
+      <w:r>
+        <w:t xml:space="preserve"> A </w:t>
+      </w:r>
+      <w:r>
+        <w:rPr>
+          <w:rFonts w:hint="eastAsia"/>
+        </w:rPr>
+        <w:t xml:space="preserve">业务侧调研问卷与访谈大纲</w:t>
+      </w:r>
+    </w:p>
+    <w:p>
+      <w:pPr>
+        <w:pStyle w:val="FirstParagraph"/>
+      </w:pPr>
+      <w:r>
+        <w:rPr>
+          <w:rFonts w:hint="eastAsia"/>
+        </w:rPr>
+        <w:t xml:space="preserve">附录</w:t>
+      </w:r>
+      <w:r>
+        <w:t xml:space="preserve"> A </w:t>
+      </w:r>
+      <w:r>
+        <w:rPr>
+          <w:rFonts w:hint="eastAsia"/>
+        </w:rPr>
+        <w:t xml:space="preserve">收录第三章</w:t>
+      </w:r>
+      <w:r>
+        <w:t xml:space="preserve"> 3.2 </w:t>
+      </w:r>
+      <w:r>
+        <w:rPr>
+          <w:rFonts w:hint="eastAsia"/>
+        </w:rPr>
+        <w:t xml:space="preserve">节所述深度访谈与问卷调研的完整工具集——A.1</w:t>
+      </w:r>
+      <w:r>
+        <w:t xml:space="preserve"> </w:t>
+      </w:r>
+      <w:r>
+        <w:rPr>
+          <w:rFonts w:hint="eastAsia"/>
+        </w:rPr>
+        <w:t xml:space="preserve">节简要回顾调研方法的关键设定，便于读者快速定位；A.2</w:t>
+      </w:r>
+      <w:r>
+        <w:t xml:space="preserve"> </w:t>
+      </w:r>
+      <w:r>
+        <w:rPr>
+          <w:rFonts w:hint="eastAsia"/>
+        </w:rPr>
+        <w:t xml:space="preserve">节给出</w:t>
+      </w:r>
+      <w:r>
+        <w:t xml:space="preserve"> 14 </w:t>
+      </w:r>
+      <w:r>
+        <w:rPr>
+          <w:rFonts w:hint="eastAsia"/>
+        </w:rPr>
+        <w:t xml:space="preserve">道封闭式问卷的完整题本；A.3</w:t>
+      </w:r>
+      <w:r>
+        <w:t xml:space="preserve"> </w:t>
+      </w:r>
+      <w:r>
+        <w:rPr>
+          <w:rFonts w:hint="eastAsia"/>
+        </w:rPr>
+        <w:t xml:space="preserve">节给出</w:t>
+      </w:r>
+      <w:r>
+        <w:t xml:space="preserve"> 8 </w:t>
+      </w:r>
+      <w:r>
+        <w:rPr>
+          <w:rFonts w:hint="eastAsia"/>
+        </w:rPr>
+        <w:t xml:space="preserve">道开放式访谈题目。受访者背景与调研结果分析已在第三章</w:t>
+      </w:r>
+      <w:r>
+        <w:t xml:space="preserve"> 3.2.2 </w:t>
+      </w:r>
+      <w:r>
+        <w:rPr>
+          <w:rFonts w:hint="eastAsia"/>
+        </w:rPr>
+        <w:t xml:space="preserve">与</w:t>
+      </w:r>
+      <w:r>
+        <w:t xml:space="preserve"> 3.3 </w:t>
+      </w:r>
+      <w:r>
+        <w:rPr>
+          <w:rFonts w:hint="eastAsia"/>
+        </w:rPr>
+        <w:t xml:space="preserve">节集中呈现，附录不再重复。</w:t>
+      </w:r>
+    </w:p>
+    <w:bookmarkStart w:id="173" w:name="a.1-调研方法摘要"/>
+    <w:p>
+      <w:pPr>
+        <w:pStyle w:val="Heading2"/>
+      </w:pPr>
+      <w:r>
+        <w:t xml:space="preserve">A.1 </w:t>
+      </w:r>
+      <w:r>
+        <w:rPr>
+          <w:rFonts w:hint="eastAsia"/>
+        </w:rPr>
+        <w:t xml:space="preserve">调研方法摘要</w:t>
+      </w:r>
+    </w:p>
+    <w:p>
+      <w:pPr>
+        <w:pStyle w:val="FirstParagraph"/>
+      </w:pPr>
+      <w:r>
+        <w:rPr>
+          <w:rFonts w:hint="eastAsia"/>
+        </w:rPr>
+        <w:t xml:space="preserve">调研对象为具备</w:t>
       </w:r>
       <w:r>
         <w:t xml:space="preserve"> SFE </w:t>
@@ -32956,61 +32633,7 @@
         <w:rPr>
           <w:rFonts w:hint="eastAsia"/>
         </w:rPr>
-        <w:t xml:space="preserve">需求量级的药企估算，本研究算法所对应的”SFE</w:t>
-      </w:r>
-      <w:r>
-        <w:t xml:space="preserve"> </w:t>
-      </w:r>
-      <w:r>
-        <w:rPr>
-          <w:rFonts w:hint="eastAsia"/>
-        </w:rPr>
-        <w:t xml:space="preserve">算法底座</w:t>
-      </w:r>
-      <w:r>
-        <w:t xml:space="preserve"> + </w:t>
-      </w:r>
-      <w:r>
-        <w:rPr>
-          <w:rFonts w:hint="eastAsia"/>
-        </w:rPr>
-        <w:t xml:space="preserve">服务”细分市场处于成长早期阶段。当前国内尚未出现具备类似定位的成熟商业玩家——传统国际</w:t>
-      </w:r>
-      <w:r>
-        <w:t xml:space="preserve"> SaaS </w:t>
-      </w:r>
-      <w:r>
-        <w:rPr>
-          <w:rFonts w:hint="eastAsia"/>
-        </w:rPr>
-        <w:t xml:space="preserve">厂商困于水土不服、本土咨询公司缺乏算法工程能力、创业型</w:t>
-      </w:r>
-      <w:r>
-        <w:t xml:space="preserve"> AI </w:t>
-      </w:r>
-      <w:r>
-        <w:rPr>
-          <w:rFonts w:hint="eastAsia"/>
-        </w:rPr>
-        <w:t xml:space="preserve">公司缺乏医药行业</w:t>
-      </w:r>
-      <w:r>
-        <w:t xml:space="preserve"> </w:t>
-      </w:r>
-      <w:r>
-        <w:rPr>
-          <w:rFonts w:hint="eastAsia"/>
-        </w:rPr>
-        <w:t xml:space="preserve">know-how，三方各有短板。这一空白窗口为兼具”运筹优化算法</w:t>
-      </w:r>
-      <w:r>
-        <w:t xml:space="preserve"> + </w:t>
-      </w:r>
-      <w:r>
-        <w:rPr>
-          <w:rFonts w:hint="eastAsia"/>
-        </w:rPr>
-        <w:t xml:space="preserve">医药</w:t>
+        <w:t xml:space="preserve">系统认知的行业从业者，覆盖</w:t>
       </w:r>
       <w:r>
         <w:t xml:space="preserve"> SFE </w:t>
@@ -33019,583 +32642,102 @@
         <w:rPr>
           <w:rFonts w:hint="eastAsia"/>
         </w:rPr>
-        <w:t xml:space="preserve">实践经验”双重能力的新进入者提供了明确的差异化空间——这也是本研究在第七章研究展望部分将进一步讨论的产业落地机会。</w:t>
-      </w:r>
-    </w:p>
-    <w:bookmarkEnd w:id="170"/>
-    <w:bookmarkEnd w:id="171"/>
-    <w:bookmarkStart w:id="172" w:name="本章小结-5"/>
+        <w:t xml:space="preserve">管理层、销售管理者（区域经理</w:t>
+      </w:r>
+      <w:r>
+        <w:t xml:space="preserve"> / </w:t>
+      </w:r>
+      <w:r>
+        <w:rPr>
+          <w:rFonts w:hint="eastAsia"/>
+        </w:rPr>
+        <w:t xml:space="preserve">省经理</w:t>
+      </w:r>
+      <w:r>
+        <w:t xml:space="preserve"> / </w:t>
+      </w:r>
+      <w:r>
+        <w:rPr>
+          <w:rFonts w:hint="eastAsia"/>
+        </w:rPr>
+        <w:t xml:space="preserve">大区经理）、SFE</w:t>
+      </w:r>
+      <w:r>
+        <w:t xml:space="preserve"> </w:t>
+      </w:r>
+      <w:r>
+        <w:rPr>
+          <w:rFonts w:hint="eastAsia"/>
+        </w:rPr>
+        <w:t xml:space="preserve">分析师三类岗位。受访者由作者通过行业人脉招募，每位受访者先完成</w:t>
+      </w:r>
+      <w:r>
+        <w:t xml:space="preserve"> 14 </w:t>
+      </w:r>
+      <w:r>
+        <w:rPr>
+          <w:rFonts w:hint="eastAsia"/>
+        </w:rPr>
+        <w:t xml:space="preserve">道封闭式问卷（约</w:t>
+      </w:r>
+      <w:r>
+        <w:t xml:space="preserve"> 10 </w:t>
+      </w:r>
+      <w:r>
+        <w:rPr>
+          <w:rFonts w:hint="eastAsia"/>
+        </w:rPr>
+        <w:t xml:space="preserve">分钟），再接受</w:t>
+      </w:r>
+      <w:r>
+        <w:t xml:space="preserve"> 30-45 </w:t>
+      </w:r>
+      <w:r>
+        <w:rPr>
+          <w:rFonts w:hint="eastAsia"/>
+        </w:rPr>
+        <w:t xml:space="preserve">分钟的开放式访谈。问卷与访谈在同一轮约访中完成，共回收</w:t>
+      </w:r>
+      <w:r>
+        <w:t xml:space="preserve"> 12 </w:t>
+      </w:r>
+      <w:r>
+        <w:rPr>
+          <w:rFonts w:hint="eastAsia"/>
+        </w:rPr>
+        <w:t xml:space="preserve">份有效问卷与访谈记录（N=12）。</w:t>
+      </w:r>
+    </w:p>
+    <w:p>
+      <w:pPr>
+        <w:pStyle w:val="BodyText"/>
+      </w:pPr>
+      <w:r>
+        <w:rPr>
+          <w:rFonts w:hint="eastAsia"/>
+        </w:rPr>
+        <w:t xml:space="preserve">由于样本规模有限且涉及多家企业商业敏感信息，本调研定位为辅助性探索性研究，结果以描述性统计形式呈现，不进行推断性统计检验；原始问卷数据已脱敏处理，受访者身份不予披露。受访者背景分布详见正文表</w:t>
+      </w:r>
+      <w:r>
+        <w:t xml:space="preserve"> 3-1 </w:t>
+      </w:r>
+      <w:r>
+        <w:rPr>
+          <w:rFonts w:hint="eastAsia"/>
+        </w:rPr>
+        <w:t xml:space="preserve">与图</w:t>
+      </w:r>
+      <w:r>
+        <w:t xml:space="preserve"> 3-4。</w:t>
+      </w:r>
+    </w:p>
+    <w:bookmarkEnd w:id="173"/>
+    <w:bookmarkStart w:id="180" w:name="a.2-问卷量化题目"/>
     <w:p>
       <w:pPr>
         <w:pStyle w:val="Heading2"/>
       </w:pPr>
       <w:r>
-        <w:t xml:space="preserve">6.3 </w:t>
-      </w:r>
-      <w:r>
-        <w:rPr>
-          <w:rFonts w:hint="eastAsia"/>
-        </w:rPr>
-        <w:t xml:space="preserve">本章小结</w:t>
-      </w:r>
-    </w:p>
-    <w:p>
-      <w:pPr>
-        <w:pStyle w:val="FirstParagraph"/>
-      </w:pPr>
-      <w:r>
-        <w:rPr>
-          <w:rFonts w:hint="eastAsia"/>
-        </w:rPr>
-        <w:t xml:space="preserve">本章承接第五章实证结论，从企业内部实施与变革管理（6.1</w:t>
-      </w:r>
-      <w:r>
-        <w:t xml:space="preserve"> </w:t>
-      </w:r>
-      <w:r>
-        <w:rPr>
-          <w:rFonts w:hint="eastAsia"/>
-        </w:rPr>
-        <w:t xml:space="preserve">节）、算法模型的商业价值评估（6.2</w:t>
-      </w:r>
-      <w:r>
-        <w:t xml:space="preserve"> </w:t>
-      </w:r>
-      <w:r>
-        <w:rPr>
-          <w:rFonts w:hint="eastAsia"/>
-        </w:rPr>
-        <w:t xml:space="preserve">节）两个层面系统讨论了算法的落地路径与商业前景。</w:t>
-      </w:r>
-    </w:p>
-    <w:p>
-      <w:pPr>
-        <w:pStyle w:val="BodyText"/>
-      </w:pPr>
-      <w:r>
-        <w:rPr>
-          <w:rFonts w:hint="eastAsia"/>
-        </w:rPr>
-        <w:t xml:space="preserve">在企业内部实施层面，本章基于第三章</w:t>
-      </w:r>
-      <w:r>
-        <w:t xml:space="preserve"> 3.3.4 </w:t>
-      </w:r>
-      <w:r>
-        <w:rPr>
-          <w:rFonts w:hint="eastAsia"/>
-        </w:rPr>
-        <w:t xml:space="preserve">节调研中</w:t>
-      </w:r>
-      <w:r>
-        <w:t xml:space="preserve"> 83% </w:t>
-      </w:r>
-      <w:r>
-        <w:rPr>
-          <w:rFonts w:hint="eastAsia"/>
-        </w:rPr>
-        <w:t xml:space="preserve">受访者偏好”算法</w:t>
-      </w:r>
-      <w:r>
-        <w:t xml:space="preserve"> + </w:t>
-      </w:r>
-      <w:r>
-        <w:rPr>
-          <w:rFonts w:hint="eastAsia"/>
-        </w:rPr>
-        <w:t xml:space="preserve">人工微调”的业务判断，提出了”算法生成基线</w:t>
-      </w:r>
-      <w:r>
-        <w:t xml:space="preserve"> → </w:t>
-      </w:r>
-      <w:r>
-        <w:rPr>
-          <w:rFonts w:hint="eastAsia"/>
-        </w:rPr>
-        <w:t xml:space="preserve">业务侧解读与微调</w:t>
-      </w:r>
-      <w:r>
-        <w:t xml:space="preserve"> → </w:t>
-      </w:r>
-      <w:r>
-        <w:rPr>
-          <w:rFonts w:hint="eastAsia"/>
-        </w:rPr>
-        <w:t xml:space="preserve">系统锁定与回写”的三阶段人机协同决策机制（6.1.1</w:t>
-      </w:r>
-      <w:r>
-        <w:t xml:space="preserve"> </w:t>
-      </w:r>
-      <w:r>
-        <w:rPr>
-          <w:rFonts w:hint="eastAsia"/>
-        </w:rPr>
-        <w:t xml:space="preserve">节、图</w:t>
-      </w:r>
-      <w:r>
-        <w:t xml:space="preserve"> </w:t>
-      </w:r>
-      <w:r>
-        <w:rPr>
-          <w:rFonts w:hint="eastAsia"/>
-        </w:rPr>
-        <w:t xml:space="preserve">6-1）；基于第五章</w:t>
-      </w:r>
-      <w:r>
-        <w:t xml:space="preserve"> 5.3.4 </w:t>
-      </w:r>
-      <w:r>
-        <w:rPr>
-          <w:rFonts w:hint="eastAsia"/>
-        </w:rPr>
-        <w:t xml:space="preserve">节”As-Is</w:t>
-      </w:r>
-      <w:r>
-        <w:t xml:space="preserve"> </w:t>
-      </w:r>
-      <w:r>
-        <w:rPr>
-          <w:rFonts w:hint="eastAsia"/>
-        </w:rPr>
-        <w:t xml:space="preserve">失衡程度越深、客户保留率分化越大”的实证规律，给出按</w:t>
-      </w:r>
-      <w:r>
-        <w:t xml:space="preserve"> As-Is CV </w:t>
-      </w:r>
-      <w:r>
-        <w:rPr>
-          <w:rFonts w:hint="eastAsia"/>
-        </w:rPr>
-        <w:t xml:space="preserve">失衡度分层的部署节奏与配套变革管理建议（6.1.2</w:t>
-      </w:r>
-      <w:r>
-        <w:t xml:space="preserve"> </w:t>
-      </w:r>
-      <w:r>
-        <w:rPr>
-          <w:rFonts w:hint="eastAsia"/>
-        </w:rPr>
-        <w:t xml:space="preserve">节、表</w:t>
-      </w:r>
-      <w:r>
-        <w:t xml:space="preserve"> </w:t>
-      </w:r>
-      <w:r>
-        <w:rPr>
-          <w:rFonts w:hint="eastAsia"/>
-        </w:rPr>
-        <w:t xml:space="preserve">6-1）；并从数据治理三类对象、运行审计、系统集成三层次、权限分级四个维度讨论了基础设施保障要求（6.1.3</w:t>
-      </w:r>
-      <w:r>
-        <w:t xml:space="preserve"> </w:t>
-      </w:r>
-      <w:r>
-        <w:rPr>
-          <w:rFonts w:hint="eastAsia"/>
-        </w:rPr>
-        <w:t xml:space="preserve">节）。三小节共同回应”算法的成功不止技术成功，更是组织变革成功”这一管理判断。</w:t>
-      </w:r>
-    </w:p>
-    <w:p>
-      <w:pPr>
-        <w:pStyle w:val="BodyText"/>
-      </w:pPr>
-      <w:r>
-        <w:rPr>
-          <w:rFonts w:hint="eastAsia"/>
-        </w:rPr>
-        <w:t xml:space="preserve">在商业价值评估层面，本章把视角从”算法工具”提升到”SFE</w:t>
-      </w:r>
-      <w:r>
-        <w:t xml:space="preserve"> </w:t>
-      </w:r>
-      <w:r>
-        <w:rPr>
-          <w:rFonts w:hint="eastAsia"/>
-        </w:rPr>
-        <w:t xml:space="preserve">职能的行业转型”——指出在国内药企崛起与利润压力的双重夹击下，传统”中央自建</w:t>
-      </w:r>
-      <w:r>
-        <w:t xml:space="preserve"> SFE </w:t>
-      </w:r>
-      <w:r>
-        <w:rPr>
-          <w:rFonts w:hint="eastAsia"/>
-        </w:rPr>
-        <w:t xml:space="preserve">部门”模式正面临存在性挑战，行业讨论的”SFE</w:t>
-      </w:r>
-      <w:r>
-        <w:t xml:space="preserve"> </w:t>
-      </w:r>
-      <w:r>
-        <w:rPr>
-          <w:rFonts w:hint="eastAsia"/>
-        </w:rPr>
-        <w:t xml:space="preserve">职能蒸馏</w:t>
-      </w:r>
-      <w:r>
-        <w:t xml:space="preserve"> + </w:t>
-      </w:r>
-      <w:r>
-        <w:rPr>
-          <w:rFonts w:hint="eastAsia"/>
-        </w:rPr>
-        <w:t xml:space="preserve">垂类</w:t>
-      </w:r>
-      <w:r>
-        <w:t xml:space="preserve"> Agent + </w:t>
-      </w:r>
-      <w:r>
-        <w:rPr>
-          <w:rFonts w:hint="eastAsia"/>
-        </w:rPr>
-        <w:t xml:space="preserve">外包咨询”路径为本研究算法提供了远超工具价值的商业定位（6.2.1</w:t>
-      </w:r>
-      <w:r>
-        <w:t xml:space="preserve"> </w:t>
-      </w:r>
-      <w:r>
-        <w:rPr>
-          <w:rFonts w:hint="eastAsia"/>
-        </w:rPr>
-        <w:t xml:space="preserve">节、表</w:t>
-      </w:r>
-      <w:r>
-        <w:t xml:space="preserve"> </w:t>
-      </w:r>
-      <w:r>
-        <w:rPr>
-          <w:rFonts w:hint="eastAsia"/>
-        </w:rPr>
-        <w:t xml:space="preserve">6-2）。基于这一趋势判断，本章给出三种差异化的商业化形态——面向本土创新药企的”垂类</w:t>
-      </w:r>
-      <w:r>
-        <w:t xml:space="preserve"> Agent + </w:t>
-      </w:r>
-      <w:r>
-        <w:rPr>
-          <w:rFonts w:hint="eastAsia"/>
-        </w:rPr>
-        <w:t xml:space="preserve">外包咨询服务”承接职能替代价值、面向中型</w:t>
-      </w:r>
-      <w:r>
-        <w:t xml:space="preserve"> MNC </w:t>
-      </w:r>
-      <w:r>
-        <w:rPr>
-          <w:rFonts w:hint="eastAsia"/>
-        </w:rPr>
-        <w:t xml:space="preserve">的</w:t>
-      </w:r>
-      <w:r>
-        <w:t xml:space="preserve"> SaaS </w:t>
-      </w:r>
-      <w:r>
-        <w:rPr>
-          <w:rFonts w:hint="eastAsia"/>
-        </w:rPr>
-        <w:t xml:space="preserve">订阅承接职能减量价值、面向大型</w:t>
-      </w:r>
-      <w:r>
-        <w:t xml:space="preserve"> MNC </w:t>
-      </w:r>
-      <w:r>
-        <w:rPr>
-          <w:rFonts w:hint="eastAsia"/>
-        </w:rPr>
-        <w:t xml:space="preserve">的企业内部部署承接职能增效价值（6.2.2</w:t>
-      </w:r>
-      <w:r>
-        <w:t xml:space="preserve"> </w:t>
-      </w:r>
-      <w:r>
-        <w:rPr>
-          <w:rFonts w:hint="eastAsia"/>
-        </w:rPr>
-        <w:t xml:space="preserve">节、表</w:t>
-      </w:r>
-      <w:r>
-        <w:t xml:space="preserve"> </w:t>
-      </w:r>
-      <w:r>
-        <w:rPr>
-          <w:rFonts w:hint="eastAsia"/>
-        </w:rPr>
-        <w:t xml:space="preserve">6-3）；早期采用者锁定为销售团队</w:t>
-      </w:r>
-      <w:r>
-        <w:t xml:space="preserve"> 1,000-3,000 </w:t>
-      </w:r>
-      <w:r>
-        <w:rPr>
-          <w:rFonts w:hint="eastAsia"/>
-        </w:rPr>
-        <w:t xml:space="preserve">人快速扩张期的本土创新药企，市场容量与竞争格局判断本研究处于细分赛道的早期窗口。</w:t>
-      </w:r>
-    </w:p>
-    <w:p>
-      <w:pPr>
-        <w:pStyle w:val="BodyText"/>
-      </w:pPr>
-      <w:r>
-        <w:rPr>
-          <w:rFonts w:hint="eastAsia"/>
-        </w:rPr>
-        <w:t xml:space="preserve">下一章将整合全篇研究，提炼主要结论与创新点，并讨论研究的不足与未来展望。</w:t>
-      </w:r>
-    </w:p>
-    <w:bookmarkEnd w:id="172"/>
-    <w:bookmarkEnd w:id="173"/>
-    <w:bookmarkStart w:id="183" w:name="附录-a-业务侧调研问卷与访谈大纲"/>
-    <w:p>
-      <w:pPr>
-        <w:pStyle w:val="Heading1"/>
-      </w:pPr>
-      <w:r>
-        <w:rPr>
-          <w:rFonts w:hint="eastAsia"/>
-        </w:rPr>
-        <w:t xml:space="preserve">附录</w:t>
-      </w:r>
-      <w:r>
-        <w:t xml:space="preserve"> A </w:t>
-      </w:r>
-      <w:r>
-        <w:rPr>
-          <w:rFonts w:hint="eastAsia"/>
-        </w:rPr>
-        <w:t xml:space="preserve">业务侧调研问卷与访谈大纲</w:t>
-      </w:r>
-    </w:p>
-    <w:p>
-      <w:pPr>
-        <w:pStyle w:val="FirstParagraph"/>
-      </w:pPr>
-      <w:r>
-        <w:rPr>
-          <w:rFonts w:hint="eastAsia"/>
-        </w:rPr>
-        <w:t xml:space="preserve">附录</w:t>
-      </w:r>
-      <w:r>
-        <w:t xml:space="preserve"> A </w:t>
-      </w:r>
-      <w:r>
-        <w:rPr>
-          <w:rFonts w:hint="eastAsia"/>
-        </w:rPr>
-        <w:t xml:space="preserve">收录第三章</w:t>
-      </w:r>
-      <w:r>
-        <w:t xml:space="preserve"> 3.2 </w:t>
-      </w:r>
-      <w:r>
-        <w:rPr>
-          <w:rFonts w:hint="eastAsia"/>
-        </w:rPr>
-        <w:t xml:space="preserve">节所述深度访谈与问卷调研的完整工具集——A.1</w:t>
-      </w:r>
-      <w:r>
-        <w:t xml:space="preserve"> </w:t>
-      </w:r>
-      <w:r>
-        <w:rPr>
-          <w:rFonts w:hint="eastAsia"/>
-        </w:rPr>
-        <w:t xml:space="preserve">节简要回顾调研方法的关键设定，便于读者快速定位；A.2</w:t>
-      </w:r>
-      <w:r>
-        <w:t xml:space="preserve"> </w:t>
-      </w:r>
-      <w:r>
-        <w:rPr>
-          <w:rFonts w:hint="eastAsia"/>
-        </w:rPr>
-        <w:t xml:space="preserve">节给出</w:t>
-      </w:r>
-      <w:r>
-        <w:t xml:space="preserve"> 14 </w:t>
-      </w:r>
-      <w:r>
-        <w:rPr>
-          <w:rFonts w:hint="eastAsia"/>
-        </w:rPr>
-        <w:t xml:space="preserve">道封闭式问卷的完整题本；A.3</w:t>
-      </w:r>
-      <w:r>
-        <w:t xml:space="preserve"> </w:t>
-      </w:r>
-      <w:r>
-        <w:rPr>
-          <w:rFonts w:hint="eastAsia"/>
-        </w:rPr>
-        <w:t xml:space="preserve">节给出</w:t>
-      </w:r>
-      <w:r>
-        <w:t xml:space="preserve"> 8 </w:t>
-      </w:r>
-      <w:r>
-        <w:rPr>
-          <w:rFonts w:hint="eastAsia"/>
-        </w:rPr>
-        <w:t xml:space="preserve">道开放式访谈题目。受访者背景与调研结果分析已在第三章</w:t>
-      </w:r>
-      <w:r>
-        <w:t xml:space="preserve"> 3.2.2 </w:t>
-      </w:r>
-      <w:r>
-        <w:rPr>
-          <w:rFonts w:hint="eastAsia"/>
-        </w:rPr>
-        <w:t xml:space="preserve">与</w:t>
-      </w:r>
-      <w:r>
-        <w:t xml:space="preserve"> 3.3 </w:t>
-      </w:r>
-      <w:r>
-        <w:rPr>
-          <w:rFonts w:hint="eastAsia"/>
-        </w:rPr>
-        <w:t xml:space="preserve">节集中呈现，附录不再重复。</w:t>
-      </w:r>
-    </w:p>
-    <w:bookmarkStart w:id="174" w:name="a.1-调研方法摘要"/>
-    <w:p>
-      <w:pPr>
-        <w:pStyle w:val="Heading2"/>
-      </w:pPr>
-      <w:r>
-        <w:t xml:space="preserve">A.1 </w:t>
-      </w:r>
-      <w:r>
-        <w:rPr>
-          <w:rFonts w:hint="eastAsia"/>
-        </w:rPr>
-        <w:t xml:space="preserve">调研方法摘要</w:t>
-      </w:r>
-    </w:p>
-    <w:p>
-      <w:pPr>
-        <w:pStyle w:val="FirstParagraph"/>
-      </w:pPr>
-      <w:r>
-        <w:rPr>
-          <w:rFonts w:hint="eastAsia"/>
-        </w:rPr>
-        <w:t xml:space="preserve">调研对象为具备</w:t>
-      </w:r>
-      <w:r>
-        <w:t xml:space="preserve"> SFE </w:t>
-      </w:r>
-      <w:r>
-        <w:rPr>
-          <w:rFonts w:hint="eastAsia"/>
-        </w:rPr>
-        <w:t xml:space="preserve">系统认知的行业从业者，覆盖</w:t>
-      </w:r>
-      <w:r>
-        <w:t xml:space="preserve"> SFE </w:t>
-      </w:r>
-      <w:r>
-        <w:rPr>
-          <w:rFonts w:hint="eastAsia"/>
-        </w:rPr>
-        <w:t xml:space="preserve">管理层、销售管理者（区域经理</w:t>
-      </w:r>
-      <w:r>
-        <w:t xml:space="preserve"> / </w:t>
-      </w:r>
-      <w:r>
-        <w:rPr>
-          <w:rFonts w:hint="eastAsia"/>
-        </w:rPr>
-        <w:t xml:space="preserve">省经理</w:t>
-      </w:r>
-      <w:r>
-        <w:t xml:space="preserve"> / </w:t>
-      </w:r>
-      <w:r>
-        <w:rPr>
-          <w:rFonts w:hint="eastAsia"/>
-        </w:rPr>
-        <w:t xml:space="preserve">大区经理）、SFE</w:t>
-      </w:r>
-      <w:r>
-        <w:t xml:space="preserve"> </w:t>
-      </w:r>
-      <w:r>
-        <w:rPr>
-          <w:rFonts w:hint="eastAsia"/>
-        </w:rPr>
-        <w:t xml:space="preserve">分析师三类岗位。受访者由作者通过行业人脉招募，每位受访者先完成</w:t>
-      </w:r>
-      <w:r>
-        <w:t xml:space="preserve"> 14 </w:t>
-      </w:r>
-      <w:r>
-        <w:rPr>
-          <w:rFonts w:hint="eastAsia"/>
-        </w:rPr>
-        <w:t xml:space="preserve">道封闭式问卷（约</w:t>
-      </w:r>
-      <w:r>
-        <w:t xml:space="preserve"> 10 </w:t>
-      </w:r>
-      <w:r>
-        <w:rPr>
-          <w:rFonts w:hint="eastAsia"/>
-        </w:rPr>
-        <w:t xml:space="preserve">分钟），再接受</w:t>
-      </w:r>
-      <w:r>
-        <w:t xml:space="preserve"> 30-45 </w:t>
-      </w:r>
-      <w:r>
-        <w:rPr>
-          <w:rFonts w:hint="eastAsia"/>
-        </w:rPr>
-        <w:t xml:space="preserve">分钟的开放式访谈。问卷与访谈在同一轮约访中完成，共回收</w:t>
-      </w:r>
-      <w:r>
-        <w:t xml:space="preserve"> 12 </w:t>
-      </w:r>
-      <w:r>
-        <w:rPr>
-          <w:rFonts w:hint="eastAsia"/>
-        </w:rPr>
-        <w:t xml:space="preserve">份有效问卷与访谈记录（N=12）。</w:t>
-      </w:r>
-    </w:p>
-    <w:p>
-      <w:pPr>
-        <w:pStyle w:val="BodyText"/>
-      </w:pPr>
-      <w:r>
-        <w:rPr>
-          <w:rFonts w:hint="eastAsia"/>
-        </w:rPr>
-        <w:t xml:space="preserve">由于样本规模有限且涉及多家企业商业敏感信息，本调研定位为辅助性探索性研究，结果以描述性统计形式呈现，不进行推断性统计检验；原始问卷数据已脱敏处理，受访者身份不予披露。受访者背景分布详见正文表</w:t>
-      </w:r>
-      <w:r>
-        <w:t xml:space="preserve"> 3-1 </w:t>
-      </w:r>
-      <w:r>
-        <w:rPr>
-          <w:rFonts w:hint="eastAsia"/>
-        </w:rPr>
-        <w:t xml:space="preserve">与图</w:t>
-      </w:r>
-      <w:r>
-        <w:t xml:space="preserve"> 3-4。</w:t>
-      </w:r>
-    </w:p>
-    <w:bookmarkEnd w:id="174"/>
-    <w:bookmarkStart w:id="181" w:name="a.2-问卷量化题目"/>
-    <w:p>
-      <w:pPr>
-        <w:pStyle w:val="Heading2"/>
-      </w:pPr>
-      <w:r>
         <w:t xml:space="preserve">A.2 </w:t>
       </w:r>
       <w:r>
@@ -33605,7 +32747,7 @@
         <w:t xml:space="preserve">问卷量化题目</w:t>
       </w:r>
     </w:p>
-    <w:bookmarkStart w:id="175" w:name="a.2.1-基本信息"/>
+    <w:bookmarkStart w:id="174" w:name="a.2.1-基本信息"/>
     <w:p>
       <w:pPr>
         <w:pStyle w:val="Heading3"/>
@@ -33961,8 +33103,8 @@
         <w:t xml:space="preserve">人以上</w:t>
       </w:r>
     </w:p>
-    <w:bookmarkEnd w:id="175"/>
-    <w:bookmarkStart w:id="176" w:name="a.2.2-综合价值指数index构成"/>
+    <w:bookmarkEnd w:id="174"/>
+    <w:bookmarkStart w:id="175" w:name="a.2.2-综合价值指数index构成"/>
     <w:p>
       <w:pPr>
         <w:pStyle w:val="Heading3"/>
@@ -34455,8 +33597,8 @@
         </w:tc>
       </w:tr>
     </w:tbl>
-    <w:bookmarkEnd w:id="176"/>
-    <w:bookmarkStart w:id="177" w:name="a.2.3-辖区分配核心考量因素"/>
+    <w:bookmarkEnd w:id="175"/>
+    <w:bookmarkStart w:id="176" w:name="a.2.3-辖区分配核心考量因素"/>
     <w:p>
       <w:pPr>
         <w:pStyle w:val="Heading3"/>
@@ -35217,8 +34359,8 @@
         </w:tc>
       </w:tr>
     </w:tbl>
-    <w:bookmarkEnd w:id="177"/>
-    <w:bookmarkStart w:id="178" w:name="a.2.4-关键阈值与上限"/>
+    <w:bookmarkEnd w:id="176"/>
+    <w:bookmarkStart w:id="177" w:name="a.2.4-关键阈值与上限"/>
     <w:p>
       <w:pPr>
         <w:pStyle w:val="Heading3"/>
@@ -35529,8 +34671,8 @@
         <w:t xml:space="preserve">个以上城市，可接受跨大区</w:t>
       </w:r>
     </w:p>
-    <w:bookmarkEnd w:id="178"/>
-    <w:bookmarkStart w:id="179" w:name="a.2.5-场景化优先级"/>
+    <w:bookmarkEnd w:id="177"/>
+    <w:bookmarkStart w:id="178" w:name="a.2.5-场景化优先级"/>
     <w:p>
       <w:pPr>
         <w:pStyle w:val="Heading3"/>
@@ -35804,8 +34946,8 @@
         <w:t xml:space="preserve">其他（请填）：______</w:t>
       </w:r>
     </w:p>
-    <w:bookmarkEnd w:id="179"/>
-    <w:bookmarkStart w:id="180" w:name="a.2.6-方案权衡成对比较"/>
+    <w:bookmarkEnd w:id="178"/>
+    <w:bookmarkStart w:id="179" w:name="a.2.6-方案权衡成对比较"/>
     <w:p>
       <w:pPr>
         <w:pStyle w:val="Heading3"/>
@@ -36038,238 +35180,238 @@
         <w:t xml:space="preserve">人工调整，可解释、可干预</w:t>
       </w:r>
     </w:p>
+    <w:bookmarkEnd w:id="179"/>
     <w:bookmarkEnd w:id="180"/>
+    <w:bookmarkStart w:id="181" w:name="a.3-半结构化访谈大纲"/>
+    <w:p>
+      <w:pPr>
+        <w:pStyle w:val="Heading2"/>
+      </w:pPr>
+      <w:r>
+        <w:t xml:space="preserve">A.3 </w:t>
+      </w:r>
+      <w:r>
+        <w:rPr>
+          <w:rFonts w:hint="eastAsia"/>
+        </w:rPr>
+        <w:t xml:space="preserve">半结构化访谈大纲</w:t>
+      </w:r>
+    </w:p>
+    <w:p>
+      <w:pPr>
+        <w:pStyle w:val="FirstParagraph"/>
+      </w:pPr>
+      <w:r>
+        <w:rPr>
+          <w:rFonts w:hint="eastAsia"/>
+        </w:rPr>
+        <w:t xml:space="preserve">每位受访者在完成问卷后，由作者进行</w:t>
+      </w:r>
+      <w:r>
+        <w:t xml:space="preserve"> 30-45 </w:t>
+      </w:r>
+      <w:r>
+        <w:rPr>
+          <w:rFonts w:hint="eastAsia"/>
+        </w:rPr>
+        <w:t xml:space="preserve">分钟的开放式访谈。访谈大纲为引导线索，实际对话依受访者的经验侧重展开。</w:t>
+      </w:r>
+    </w:p>
+    <w:p>
+      <w:pPr>
+        <w:pStyle w:val="BodyText"/>
+      </w:pPr>
+      <w:r>
+        <w:t xml:space="preserve">I1. </w:t>
+      </w:r>
+      <w:r>
+        <w:rPr>
+          <w:rFonts w:hint="eastAsia"/>
+        </w:rPr>
+        <w:t xml:space="preserve">请描述一个您印象深刻的”辖区分配不公”或”辖区调整失败”的真实案例（不必涉及具体公司或数据），并说明问题出在哪里？</w:t>
+      </w:r>
+    </w:p>
+    <w:p>
+      <w:pPr>
+        <w:pStyle w:val="BodyText"/>
+      </w:pPr>
+      <w:r>
+        <w:t xml:space="preserve">I2. </w:t>
+      </w:r>
+      <w:r>
+        <w:rPr>
+          <w:rFonts w:hint="eastAsia"/>
+        </w:rPr>
+        <w:t xml:space="preserve">在您实际工作中，</w:t>
+      </w:r>
+      <w:r>
+        <w:rPr>
+          <w:rFonts w:hint="eastAsia"/>
+        </w:rPr>
+        <w:t xml:space="preserve">“历史延续性”</w:t>
+      </w:r>
+      <w:r>
+        <w:rPr>
+          <w:rFonts w:hint="eastAsia"/>
+        </w:rPr>
+        <w:t xml:space="preserve">和”客观最优”出现冲突时，决策一般如何做出？谁来拍板？</w:t>
+      </w:r>
+    </w:p>
+    <w:p>
+      <w:pPr>
+        <w:pStyle w:val="BodyText"/>
+      </w:pPr>
+      <w:r>
+        <w:t xml:space="preserve">I3. </w:t>
+      </w:r>
+      <w:r>
+        <w:rPr>
+          <w:rFonts w:hint="eastAsia"/>
+        </w:rPr>
+        <w:t xml:space="preserve">您所在或熟悉的企业，目前是用什么方式做辖区划分的（手工、Excel</w:t>
+      </w:r>
+      <w:r>
+        <w:t xml:space="preserve"> </w:t>
+      </w:r>
+      <w:r>
+        <w:rPr>
+          <w:rFonts w:hint="eastAsia"/>
+        </w:rPr>
+        <w:t xml:space="preserve">模型、咨询顾问、商业</w:t>
+      </w:r>
+      <w:r>
+        <w:t xml:space="preserve"> </w:t>
+      </w:r>
+      <w:r>
+        <w:rPr>
+          <w:rFonts w:hint="eastAsia"/>
+        </w:rPr>
+        <w:t xml:space="preserve">SaaS）？实际效果如何？</w:t>
+      </w:r>
+    </w:p>
+    <w:p>
+      <w:pPr>
+        <w:pStyle w:val="BodyText"/>
+      </w:pPr>
+      <w:r>
+        <w:t xml:space="preserve">I4. </w:t>
+      </w:r>
+      <w:r>
+        <w:rPr>
+          <w:rFonts w:hint="eastAsia"/>
+        </w:rPr>
+        <w:t xml:space="preserve">假设有一个算法工具能在</w:t>
+      </w:r>
+      <w:r>
+        <w:t xml:space="preserve"> 30 </w:t>
+      </w:r>
+      <w:r>
+        <w:rPr>
+          <w:rFonts w:hint="eastAsia"/>
+        </w:rPr>
+        <w:t xml:space="preserve">秒内输出辖区分配方案，您和您的团队对它的接受度如何？需要满足哪些前提条件？</w:t>
+      </w:r>
+    </w:p>
+    <w:p>
+      <w:pPr>
+        <w:pStyle w:val="BodyText"/>
+      </w:pPr>
+      <w:r>
+        <w:t xml:space="preserve">I5.</w:t>
+      </w:r>
+      <w:r>
+        <w:t xml:space="preserve"> </w:t>
+      </w:r>
+      <w:r>
+        <w:rPr>
+          <w:rFonts w:hint="eastAsia"/>
+        </w:rPr>
+        <w:t xml:space="preserve">“重点大医院由多位代表共同覆盖”</w:t>
+      </w:r>
+      <w:r>
+        <w:rPr>
+          <w:rFonts w:hint="eastAsia"/>
+        </w:rPr>
+        <w:t xml:space="preserve">这件事，在实际管理中有哪些挑战？比如绩效如何分摊？</w:t>
+      </w:r>
+    </w:p>
+    <w:p>
+      <w:pPr>
+        <w:pStyle w:val="BodyText"/>
+      </w:pPr>
+      <w:r>
+        <w:t xml:space="preserve">I6. </w:t>
+      </w:r>
+      <w:r>
+        <w:rPr>
+          <w:rFonts w:hint="eastAsia"/>
+        </w:rPr>
+        <w:t xml:space="preserve">您观察到，集采、医保谈判、反腐之后，对辖区分配的诉求有何变化？</w:t>
+      </w:r>
+    </w:p>
+    <w:p>
+      <w:pPr>
+        <w:pStyle w:val="BodyText"/>
+      </w:pPr>
+      <w:r>
+        <w:t xml:space="preserve">I7. </w:t>
+      </w:r>
+      <w:r>
+        <w:rPr>
+          <w:rFonts w:hint="eastAsia"/>
+        </w:rPr>
+        <w:t xml:space="preserve">在辖区调整时，您认为哪些客户关系是”绝对不能动”的？哪些是”可以为整体最优做出让步”的？请举例说明。</w:t>
+      </w:r>
+    </w:p>
+    <w:p>
+      <w:pPr>
+        <w:pStyle w:val="BodyText"/>
+      </w:pPr>
+      <w:r>
+        <w:t xml:space="preserve">I8. </w:t>
+      </w:r>
+      <w:r>
+        <w:rPr>
+          <w:rFonts w:hint="eastAsia"/>
+        </w:rPr>
+        <w:t xml:space="preserve">如果让您给”理想辖区分配算法”提一个最重要的建议，那会是什么？</w:t>
+      </w:r>
+    </w:p>
+    <w:p>
+      <w:pPr>
+        <w:pStyle w:val="BodyText"/>
+      </w:pPr>
+      <w:r>
+        <w:rPr>
+          <w:rFonts w:hint="eastAsia"/>
+        </w:rPr>
+        <w:t xml:space="preserve">调研结果分析详见正文</w:t>
+      </w:r>
+      <w:r>
+        <w:t xml:space="preserve"> 3.3 </w:t>
+      </w:r>
+      <w:r>
+        <w:rPr>
+          <w:rFonts w:hint="eastAsia"/>
+        </w:rPr>
+        <w:t xml:space="preserve">节，业务需求清单与算法设计映射详见正文</w:t>
+      </w:r>
+      <w:r>
+        <w:t xml:space="preserve"> 3.4 </w:t>
+      </w:r>
+      <w:r>
+        <w:rPr>
+          <w:rFonts w:hint="eastAsia"/>
+        </w:rPr>
+        <w:t xml:space="preserve">节表</w:t>
+      </w:r>
+      <w:r>
+        <w:t xml:space="preserve"> 3-2。</w:t>
+      </w:r>
+    </w:p>
     <w:bookmarkEnd w:id="181"/>
-    <w:bookmarkStart w:id="182" w:name="a.3-半结构化访谈大纲"/>
-    <w:p>
-      <w:pPr>
-        <w:pStyle w:val="Heading2"/>
-      </w:pPr>
-      <w:r>
-        <w:t xml:space="preserve">A.3 </w:t>
-      </w:r>
-      <w:r>
-        <w:rPr>
-          <w:rFonts w:hint="eastAsia"/>
-        </w:rPr>
-        <w:t xml:space="preserve">半结构化访谈大纲</w:t>
-      </w:r>
-    </w:p>
-    <w:p>
-      <w:pPr>
-        <w:pStyle w:val="FirstParagraph"/>
-      </w:pPr>
-      <w:r>
-        <w:rPr>
-          <w:rFonts w:hint="eastAsia"/>
-        </w:rPr>
-        <w:t xml:space="preserve">每位受访者在完成问卷后，由作者进行</w:t>
-      </w:r>
-      <w:r>
-        <w:t xml:space="preserve"> 30-45 </w:t>
-      </w:r>
-      <w:r>
-        <w:rPr>
-          <w:rFonts w:hint="eastAsia"/>
-        </w:rPr>
-        <w:t xml:space="preserve">分钟的开放式访谈。访谈大纲为引导线索，实际对话依受访者的经验侧重展开。</w:t>
-      </w:r>
-    </w:p>
-    <w:p>
-      <w:pPr>
-        <w:pStyle w:val="BodyText"/>
-      </w:pPr>
-      <w:r>
-        <w:t xml:space="preserve">I1. </w:t>
-      </w:r>
-      <w:r>
-        <w:rPr>
-          <w:rFonts w:hint="eastAsia"/>
-        </w:rPr>
-        <w:t xml:space="preserve">请描述一个您印象深刻的”辖区分配不公”或”辖区调整失败”的真实案例（不必涉及具体公司或数据），并说明问题出在哪里？</w:t>
-      </w:r>
-    </w:p>
-    <w:p>
-      <w:pPr>
-        <w:pStyle w:val="BodyText"/>
-      </w:pPr>
-      <w:r>
-        <w:t xml:space="preserve">I2. </w:t>
-      </w:r>
-      <w:r>
-        <w:rPr>
-          <w:rFonts w:hint="eastAsia"/>
-        </w:rPr>
-        <w:t xml:space="preserve">在您实际工作中，</w:t>
-      </w:r>
-      <w:r>
-        <w:rPr>
-          <w:rFonts w:hint="eastAsia"/>
-        </w:rPr>
-        <w:t xml:space="preserve">“历史延续性”</w:t>
-      </w:r>
-      <w:r>
-        <w:rPr>
-          <w:rFonts w:hint="eastAsia"/>
-        </w:rPr>
-        <w:t xml:space="preserve">和”客观最优”出现冲突时，决策一般如何做出？谁来拍板？</w:t>
-      </w:r>
-    </w:p>
-    <w:p>
-      <w:pPr>
-        <w:pStyle w:val="BodyText"/>
-      </w:pPr>
-      <w:r>
-        <w:t xml:space="preserve">I3. </w:t>
-      </w:r>
-      <w:r>
-        <w:rPr>
-          <w:rFonts w:hint="eastAsia"/>
-        </w:rPr>
-        <w:t xml:space="preserve">您所在或熟悉的企业，目前是用什么方式做辖区划分的（手工、Excel</w:t>
-      </w:r>
-      <w:r>
-        <w:t xml:space="preserve"> </w:t>
-      </w:r>
-      <w:r>
-        <w:rPr>
-          <w:rFonts w:hint="eastAsia"/>
-        </w:rPr>
-        <w:t xml:space="preserve">模型、咨询顾问、商业</w:t>
-      </w:r>
-      <w:r>
-        <w:t xml:space="preserve"> </w:t>
-      </w:r>
-      <w:r>
-        <w:rPr>
-          <w:rFonts w:hint="eastAsia"/>
-        </w:rPr>
-        <w:t xml:space="preserve">SaaS）？实际效果如何？</w:t>
-      </w:r>
-    </w:p>
-    <w:p>
-      <w:pPr>
-        <w:pStyle w:val="BodyText"/>
-      </w:pPr>
-      <w:r>
-        <w:t xml:space="preserve">I4. </w:t>
-      </w:r>
-      <w:r>
-        <w:rPr>
-          <w:rFonts w:hint="eastAsia"/>
-        </w:rPr>
-        <w:t xml:space="preserve">假设有一个算法工具能在</w:t>
-      </w:r>
-      <w:r>
-        <w:t xml:space="preserve"> 30 </w:t>
-      </w:r>
-      <w:r>
-        <w:rPr>
-          <w:rFonts w:hint="eastAsia"/>
-        </w:rPr>
-        <w:t xml:space="preserve">秒内输出辖区分配方案，您和您的团队对它的接受度如何？需要满足哪些前提条件？</w:t>
-      </w:r>
-    </w:p>
-    <w:p>
-      <w:pPr>
-        <w:pStyle w:val="BodyText"/>
-      </w:pPr>
-      <w:r>
-        <w:t xml:space="preserve">I5.</w:t>
-      </w:r>
-      <w:r>
-        <w:t xml:space="preserve"> </w:t>
-      </w:r>
-      <w:r>
-        <w:rPr>
-          <w:rFonts w:hint="eastAsia"/>
-        </w:rPr>
-        <w:t xml:space="preserve">“重点大医院由多位代表共同覆盖”</w:t>
-      </w:r>
-      <w:r>
-        <w:rPr>
-          <w:rFonts w:hint="eastAsia"/>
-        </w:rPr>
-        <w:t xml:space="preserve">这件事，在实际管理中有哪些挑战？比如绩效如何分摊？</w:t>
-      </w:r>
-    </w:p>
-    <w:p>
-      <w:pPr>
-        <w:pStyle w:val="BodyText"/>
-      </w:pPr>
-      <w:r>
-        <w:t xml:space="preserve">I6. </w:t>
-      </w:r>
-      <w:r>
-        <w:rPr>
-          <w:rFonts w:hint="eastAsia"/>
-        </w:rPr>
-        <w:t xml:space="preserve">您观察到，集采、医保谈判、反腐之后，对辖区分配的诉求有何变化？</w:t>
-      </w:r>
-    </w:p>
-    <w:p>
-      <w:pPr>
-        <w:pStyle w:val="BodyText"/>
-      </w:pPr>
-      <w:r>
-        <w:t xml:space="preserve">I7. </w:t>
-      </w:r>
-      <w:r>
-        <w:rPr>
-          <w:rFonts w:hint="eastAsia"/>
-        </w:rPr>
-        <w:t xml:space="preserve">在辖区调整时，您认为哪些客户关系是”绝对不能动”的？哪些是”可以为整体最优做出让步”的？请举例说明。</w:t>
-      </w:r>
-    </w:p>
-    <w:p>
-      <w:pPr>
-        <w:pStyle w:val="BodyText"/>
-      </w:pPr>
-      <w:r>
-        <w:t xml:space="preserve">I8. </w:t>
-      </w:r>
-      <w:r>
-        <w:rPr>
-          <w:rFonts w:hint="eastAsia"/>
-        </w:rPr>
-        <w:t xml:space="preserve">如果让您给”理想辖区分配算法”提一个最重要的建议，那会是什么？</w:t>
-      </w:r>
-    </w:p>
-    <w:p>
-      <w:pPr>
-        <w:pStyle w:val="BodyText"/>
-      </w:pPr>
-      <w:r>
-        <w:rPr>
-          <w:rFonts w:hint="eastAsia"/>
-        </w:rPr>
-        <w:t xml:space="preserve">调研结果分析详见正文</w:t>
-      </w:r>
-      <w:r>
-        <w:t xml:space="preserve"> 3.3 </w:t>
-      </w:r>
-      <w:r>
-        <w:rPr>
-          <w:rFonts w:hint="eastAsia"/>
-        </w:rPr>
-        <w:t xml:space="preserve">节，业务需求清单与算法设计映射详见正文</w:t>
-      </w:r>
-      <w:r>
-        <w:t xml:space="preserve"> 3.4 </w:t>
-      </w:r>
-      <w:r>
-        <w:rPr>
-          <w:rFonts w:hint="eastAsia"/>
-        </w:rPr>
-        <w:t xml:space="preserve">节表</w:t>
-      </w:r>
-      <w:r>
-        <w:t xml:space="preserve"> 3-2。</w:t>
-      </w:r>
-    </w:p>
     <w:bookmarkEnd w:id="182"/>
-    <w:bookmarkEnd w:id="183"/>
-    <w:bookmarkStart w:id="219" w:name="参考文献"/>
+    <w:bookmarkStart w:id="218" w:name="参考文献"/>
     <w:p>
       <w:pPr>
         <w:pStyle w:val="Heading1"/>
@@ -36281,8 +35423,8 @@
         <w:t xml:space="preserve">参考文献</w:t>
       </w:r>
     </w:p>
-    <w:bookmarkStart w:id="218" w:name="refs"/>
-    <w:bookmarkStart w:id="185" w:name="ref-ma_xl2025"/>
+    <w:bookmarkStart w:id="217" w:name="refs"/>
+    <w:bookmarkStart w:id="184" w:name="ref-ma_xl2025"/>
     <w:p>
       <w:pPr>
         <w:pStyle w:val="Bibliography"/>
@@ -36317,7 +35459,7 @@
       <w:r>
         <w:t xml:space="preserve"> 2025, 40(3): 540-551. DOI:</w:t>
       </w:r>
-      <w:hyperlink r:id="rId184">
+      <w:hyperlink r:id="rId183">
         <w:r>
           <w:rPr>
             <w:rStyle w:val="Hyperlink"/>
@@ -36329,540 +35471,540 @@
         <w:t xml:space="preserve">.</w:t>
       </w:r>
     </w:p>
+    <w:bookmarkEnd w:id="184"/>
+    <w:bookmarkStart w:id="185" w:name="ref-sun2022"/>
+    <w:p>
+      <w:pPr>
+        <w:pStyle w:val="Bibliography"/>
+      </w:pPr>
+      <w:r>
+        <w:t xml:space="preserve">[2] </w:t>
+      </w:r>
+      <w:r>
+        <w:rPr>
+          <w:rFonts w:hint="eastAsia"/>
+        </w:rPr>
+        <w:t xml:space="preserve">孙旭然.</w:t>
+      </w:r>
+      <w:r>
+        <w:t xml:space="preserve"> </w:t>
+      </w:r>
+      <w:r>
+        <w:rPr>
+          <w:rFonts w:hint="eastAsia"/>
+        </w:rPr>
+        <w:t xml:space="preserve">生物医药行业发展趋势与机遇分析[J].</w:t>
+      </w:r>
+      <w:r>
+        <w:t xml:space="preserve"> </w:t>
+      </w:r>
+      <w:r>
+        <w:rPr>
+          <w:rFonts w:hint="eastAsia"/>
+        </w:rPr>
+        <w:t xml:space="preserve">中国国情国力,</w:t>
+      </w:r>
+      <w:r>
+        <w:t xml:space="preserve"> 2022(8): 25-30.</w:t>
+      </w:r>
+    </w:p>
     <w:bookmarkEnd w:id="185"/>
-    <w:bookmarkStart w:id="186" w:name="ref-sun2022"/>
+    <w:bookmarkStart w:id="186" w:name="ref-cnpharma2025"/>
     <w:p>
       <w:pPr>
         <w:pStyle w:val="Bibliography"/>
       </w:pPr>
       <w:r>
-        <w:t xml:space="preserve">[2] </w:t>
-      </w:r>
-      <w:r>
-        <w:rPr>
-          <w:rFonts w:hint="eastAsia"/>
-        </w:rPr>
-        <w:t xml:space="preserve">孙旭然.</w:t>
-      </w:r>
-      <w:r>
-        <w:t xml:space="preserve"> </w:t>
-      </w:r>
-      <w:r>
-        <w:rPr>
-          <w:rFonts w:hint="eastAsia"/>
-        </w:rPr>
-        <w:t xml:space="preserve">生物医药行业发展趋势与机遇分析[J].</w:t>
-      </w:r>
-      <w:r>
-        <w:t xml:space="preserve"> </w:t>
-      </w:r>
-      <w:r>
-        <w:rPr>
-          <w:rFonts w:hint="eastAsia"/>
-        </w:rPr>
-        <w:t xml:space="preserve">中国国情国力,</w:t>
-      </w:r>
-      <w:r>
-        <w:t xml:space="preserve"> 2022(8): 25-30.</w:t>
+        <w:t xml:space="preserve">[3] </w:t>
+      </w:r>
+      <w:r>
+        <w:rPr>
+          <w:rFonts w:hint="eastAsia"/>
+        </w:rPr>
+        <w:t xml:space="preserve">中康科技.</w:t>
+      </w:r>
+      <w:r>
+        <w:t xml:space="preserve"> 2025 </w:t>
+      </w:r>
+      <w:r>
+        <w:rPr>
+          <w:rFonts w:hint="eastAsia"/>
+        </w:rPr>
+        <w:t xml:space="preserve">中国医药市场报告[R].</w:t>
+      </w:r>
+      <w:r>
+        <w:t xml:space="preserve"> </w:t>
+      </w:r>
+      <w:r>
+        <w:rPr>
+          <w:rFonts w:hint="eastAsia"/>
+        </w:rPr>
+        <w:t xml:space="preserve">中康科技,</w:t>
+      </w:r>
+      <w:r>
+        <w:t xml:space="preserve"> 2025.</w:t>
       </w:r>
     </w:p>
     <w:bookmarkEnd w:id="186"/>
-    <w:bookmarkStart w:id="187" w:name="ref-cnpharma2025"/>
+    <w:bookmarkStart w:id="187" w:name="ref-iqvia2025mpchina"/>
     <w:p>
       <w:pPr>
         <w:pStyle w:val="Bibliography"/>
       </w:pPr>
       <w:r>
-        <w:t xml:space="preserve">[3] </w:t>
-      </w:r>
-      <w:r>
-        <w:rPr>
-          <w:rFonts w:hint="eastAsia"/>
-        </w:rPr>
-        <w:t xml:space="preserve">中康科技.</w:t>
-      </w:r>
-      <w:r>
-        <w:t xml:space="preserve"> 2025 </w:t>
-      </w:r>
-      <w:r>
-        <w:rPr>
-          <w:rFonts w:hint="eastAsia"/>
-        </w:rPr>
-        <w:t xml:space="preserve">中国医药市场报告[R].</w:t>
-      </w:r>
-      <w:r>
-        <w:t xml:space="preserve"> </w:t>
-      </w:r>
-      <w:r>
-        <w:rPr>
-          <w:rFonts w:hint="eastAsia"/>
-        </w:rPr>
-        <w:t xml:space="preserve">中康科技,</w:t>
+        <w:t xml:space="preserve">[4] IQVIA INSTITUTE. Market Prognosis 2025-2029: China[R]. IQVIA, 2025.</w:t>
+      </w:r>
+    </w:p>
+    <w:bookmarkEnd w:id="187"/>
+    <w:bookmarkStart w:id="188" w:name="ref-mckinsey2025launch"/>
+    <w:p>
+      <w:pPr>
+        <w:pStyle w:val="Bibliography"/>
+      </w:pPr>
+      <w:r>
+        <w:t xml:space="preserve">[5] MCKINSEY &amp; COMPANY. </w:t>
+      </w:r>
+      <w:r>
+        <w:rPr>
+          <w:rFonts w:hint="eastAsia"/>
+        </w:rPr>
+        <w:t xml:space="preserve">新产品上市趋势与思考——中国医药市场[R].</w:t>
+      </w:r>
+      <w:r>
+        <w:t xml:space="preserve"> </w:t>
+      </w:r>
+      <w:r>
+        <w:rPr>
+          <w:rFonts w:hint="eastAsia"/>
+        </w:rPr>
+        <w:t xml:space="preserve">麦肯锡公司,</w:t>
       </w:r>
       <w:r>
         <w:t xml:space="preserve"> 2025.</w:t>
       </w:r>
     </w:p>
-    <w:bookmarkEnd w:id="187"/>
-    <w:bookmarkStart w:id="188" w:name="ref-iqvia2025mpchina"/>
+    <w:bookmarkEnd w:id="188"/>
+    <w:bookmarkStart w:id="189" w:name="ref-nhsa-vbp"/>
     <w:p>
       <w:pPr>
         <w:pStyle w:val="Bibliography"/>
       </w:pPr>
       <w:r>
-        <w:t xml:space="preserve">[4] IQVIA INSTITUTE. Market Prognosis 2025-2029: China[R]. IQVIA, 2025.</w:t>
-      </w:r>
-    </w:p>
-    <w:bookmarkEnd w:id="188"/>
-    <w:bookmarkStart w:id="189" w:name="ref-mckinsey2025launch"/>
+        <w:t xml:space="preserve">[6] </w:t>
+      </w:r>
+      <w:r>
+        <w:rPr>
+          <w:rFonts w:hint="eastAsia"/>
+        </w:rPr>
+        <w:t xml:space="preserve">国家医疗保障局.</w:t>
+      </w:r>
+      <w:r>
+        <w:t xml:space="preserve"> </w:t>
+      </w:r>
+      <w:r>
+        <w:rPr>
+          <w:rFonts w:hint="eastAsia"/>
+        </w:rPr>
+        <w:t xml:space="preserve">国家组织药品集中采购政策文件汇编[Z].</w:t>
+      </w:r>
+      <w:r>
+        <w:t xml:space="preserve"> </w:t>
+      </w:r>
+      <w:r>
+        <w:rPr>
+          <w:rFonts w:hint="eastAsia"/>
+        </w:rPr>
+        <w:t xml:space="preserve">政策文件汇编</w:t>
+      </w:r>
+      <w:r>
+        <w:t xml:space="preserve"> (2018-2025), 2025.</w:t>
+      </w:r>
+    </w:p>
+    <w:bookmarkEnd w:id="189"/>
+    <w:bookmarkStart w:id="190" w:name="ref-zhang2025"/>
     <w:p>
       <w:pPr>
         <w:pStyle w:val="Bibliography"/>
       </w:pPr>
       <w:r>
-        <w:t xml:space="preserve">[5] MCKINSEY &amp; COMPANY. </w:t>
-      </w:r>
-      <w:r>
-        <w:rPr>
-          <w:rFonts w:hint="eastAsia"/>
-        </w:rPr>
-        <w:t xml:space="preserve">新产品上市趋势与思考——中国医药市场[R].</w:t>
-      </w:r>
-      <w:r>
-        <w:t xml:space="preserve"> </w:t>
-      </w:r>
-      <w:r>
-        <w:rPr>
-          <w:rFonts w:hint="eastAsia"/>
-        </w:rPr>
-        <w:t xml:space="preserve">麦肯锡公司,</w:t>
-      </w:r>
-      <w:r>
-        <w:t xml:space="preserve"> 2025.</w:t>
-      </w:r>
-    </w:p>
-    <w:bookmarkEnd w:id="189"/>
-    <w:bookmarkStart w:id="190" w:name="ref-nhsa-vbp"/>
+        <w:t xml:space="preserve">[7] </w:t>
+      </w:r>
+      <w:r>
+        <w:rPr>
+          <w:rFonts w:hint="eastAsia"/>
+        </w:rPr>
+        <w:t xml:space="preserve">章梦晗.</w:t>
+      </w:r>
+      <w:r>
+        <w:t xml:space="preserve"> </w:t>
+      </w:r>
+      <w:r>
+        <w:rPr>
+          <w:rFonts w:hint="eastAsia"/>
+        </w:rPr>
+        <w:t xml:space="preserve">反腐进入深水区后，医药行业的阵痛与突围[J].</w:t>
+      </w:r>
+      <w:r>
+        <w:t xml:space="preserve"> </w:t>
+      </w:r>
+      <w:r>
+        <w:rPr>
+          <w:rFonts w:hint="eastAsia"/>
+        </w:rPr>
+        <w:t xml:space="preserve">廉政瞭望,</w:t>
+      </w:r>
+      <w:r>
+        <w:t xml:space="preserve"> 2025(10): 48-51.</w:t>
+      </w:r>
+    </w:p>
+    <w:bookmarkEnd w:id="190"/>
+    <w:bookmarkStart w:id="191" w:name="ref-zhang_ym2023"/>
     <w:p>
       <w:pPr>
         <w:pStyle w:val="Bibliography"/>
       </w:pPr>
       <w:r>
-        <w:t xml:space="preserve">[6] </w:t>
-      </w:r>
-      <w:r>
-        <w:rPr>
-          <w:rFonts w:hint="eastAsia"/>
-        </w:rPr>
-        <w:t xml:space="preserve">国家医疗保障局.</w:t>
-      </w:r>
-      <w:r>
-        <w:t xml:space="preserve"> </w:t>
-      </w:r>
-      <w:r>
-        <w:rPr>
-          <w:rFonts w:hint="eastAsia"/>
-        </w:rPr>
-        <w:t xml:space="preserve">国家组织药品集中采购政策文件汇编[Z].</w:t>
-      </w:r>
-      <w:r>
-        <w:t xml:space="preserve"> </w:t>
-      </w:r>
-      <w:r>
-        <w:rPr>
-          <w:rFonts w:hint="eastAsia"/>
-        </w:rPr>
-        <w:t xml:space="preserve">政策文件汇编</w:t>
-      </w:r>
-      <w:r>
-        <w:t xml:space="preserve"> (2018-2025), 2025.</w:t>
-      </w:r>
-    </w:p>
-    <w:bookmarkEnd w:id="190"/>
-    <w:bookmarkStart w:id="191" w:name="ref-zhang2025"/>
+        <w:t xml:space="preserve">[8] </w:t>
+      </w:r>
+      <w:r>
+        <w:rPr>
+          <w:rFonts w:hint="eastAsia"/>
+        </w:rPr>
+        <w:t xml:space="preserve">张永铭.</w:t>
+      </w:r>
+      <w:r>
+        <w:t xml:space="preserve"> </w:t>
+      </w:r>
+      <w:r>
+        <w:rPr>
+          <w:rFonts w:hint="eastAsia"/>
+        </w:rPr>
+        <w:t xml:space="preserve">生物药企全面预算管理精细化的实现对策[J].</w:t>
+      </w:r>
+      <w:r>
+        <w:t xml:space="preserve"> </w:t>
+      </w:r>
+      <w:r>
+        <w:rPr>
+          <w:rFonts w:hint="eastAsia"/>
+        </w:rPr>
+        <w:t xml:space="preserve">投资与创业,</w:t>
+      </w:r>
+      <w:r>
+        <w:t xml:space="preserve"> 2023, 34(11).</w:t>
+      </w:r>
+    </w:p>
+    <w:bookmarkEnd w:id="191"/>
+    <w:bookmarkStart w:id="192" w:name="ref-zoltners2008"/>
     <w:p>
       <w:pPr>
         <w:pStyle w:val="Bibliography"/>
       </w:pPr>
       <w:r>
-        <w:t xml:space="preserve">[7] </w:t>
-      </w:r>
-      <w:r>
-        <w:rPr>
-          <w:rFonts w:hint="eastAsia"/>
-        </w:rPr>
-        <w:t xml:space="preserve">章梦晗.</w:t>
-      </w:r>
-      <w:r>
-        <w:t xml:space="preserve"> </w:t>
-      </w:r>
-      <w:r>
-        <w:rPr>
-          <w:rFonts w:hint="eastAsia"/>
-        </w:rPr>
-        <w:t xml:space="preserve">反腐进入深水区后，医药行业的阵痛与突围[J].</w:t>
-      </w:r>
-      <w:r>
-        <w:t xml:space="preserve"> </w:t>
-      </w:r>
-      <w:r>
-        <w:rPr>
-          <w:rFonts w:hint="eastAsia"/>
-        </w:rPr>
-        <w:t xml:space="preserve">廉政瞭望,</w:t>
-      </w:r>
-      <w:r>
-        <w:t xml:space="preserve"> 2025(10): 48-51.</w:t>
-      </w:r>
-    </w:p>
-    <w:bookmarkEnd w:id="191"/>
-    <w:bookmarkStart w:id="192" w:name="ref-zhang_ym2023"/>
+        <w:t xml:space="preserve">[9] ZOLTNERS A A, SINHA P, LORIMER S E. Sales force effectiveness: A framework for researchers and practitioners[J]. Journal of Personal Selling &amp; Sales Management, 2008, 28(2): 115-131.</w:t>
+      </w:r>
+    </w:p>
+    <w:bookmarkEnd w:id="192"/>
+    <w:bookmarkStart w:id="193" w:name="ref-wang2024"/>
     <w:p>
       <w:pPr>
         <w:pStyle w:val="Bibliography"/>
       </w:pPr>
       <w:r>
-        <w:t xml:space="preserve">[8] </w:t>
-      </w:r>
-      <w:r>
-        <w:rPr>
-          <w:rFonts w:hint="eastAsia"/>
-        </w:rPr>
-        <w:t xml:space="preserve">张永铭.</w:t>
-      </w:r>
-      <w:r>
-        <w:t xml:space="preserve"> </w:t>
-      </w:r>
-      <w:r>
-        <w:rPr>
-          <w:rFonts w:hint="eastAsia"/>
-        </w:rPr>
-        <w:t xml:space="preserve">生物药企全面预算管理精细化的实现对策[J].</w:t>
-      </w:r>
-      <w:r>
-        <w:t xml:space="preserve"> </w:t>
-      </w:r>
-      <w:r>
-        <w:rPr>
-          <w:rFonts w:hint="eastAsia"/>
-        </w:rPr>
-        <w:t xml:space="preserve">投资与创业,</w:t>
-      </w:r>
-      <w:r>
-        <w:t xml:space="preserve"> 2023, 34(11).</w:t>
-      </w:r>
-    </w:p>
-    <w:bookmarkEnd w:id="192"/>
-    <w:bookmarkStart w:id="193" w:name="ref-zoltners2008"/>
+        <w:t xml:space="preserve">[10] </w:t>
+      </w:r>
+      <w:r>
+        <w:rPr>
+          <w:rFonts w:hint="eastAsia"/>
+        </w:rPr>
+        <w:t xml:space="preserve">王晓玲.</w:t>
+      </w:r>
+      <w:r>
+        <w:t xml:space="preserve"> </w:t>
+      </w:r>
+      <w:r>
+        <w:rPr>
+          <w:rFonts w:hint="eastAsia"/>
+        </w:rPr>
+        <w:t xml:space="preserve">我国生物医药行业数字化转型瓶颈及应对建议[J].</w:t>
+      </w:r>
+      <w:r>
+        <w:t xml:space="preserve"> </w:t>
+      </w:r>
+      <w:r>
+        <w:rPr>
+          <w:rFonts w:hint="eastAsia"/>
+        </w:rPr>
+        <w:t xml:space="preserve">信息通信技术与政策,</w:t>
+      </w:r>
+      <w:r>
+        <w:t xml:space="preserve"> 2024, 50(3): 79-82.</w:t>
+      </w:r>
+    </w:p>
+    <w:bookmarkEnd w:id="193"/>
+    <w:bookmarkStart w:id="194" w:name="ref-hess1971"/>
     <w:p>
       <w:pPr>
         <w:pStyle w:val="Bibliography"/>
       </w:pPr>
       <w:r>
-        <w:t xml:space="preserve">[9] ZOLTNERS A A, SINHA P, LORIMER S E. Sales force effectiveness: A framework for researchers and practitioners[J]. Journal of Personal Selling &amp; Sales Management, 2008, 28(2): 115-131.</w:t>
-      </w:r>
-    </w:p>
-    <w:bookmarkEnd w:id="193"/>
-    <w:bookmarkStart w:id="194" w:name="ref-wang2024"/>
+        <w:t xml:space="preserve">[11] HESS S W, SAMUELS S A. Experiences with a sales districting model: Criteria and implementation[J]. Management Science, 1971, 18(4): 41-54.</w:t>
+      </w:r>
+    </w:p>
+    <w:bookmarkEnd w:id="194"/>
+    <w:bookmarkStart w:id="195" w:name="ref-zoltners1983"/>
     <w:p>
       <w:pPr>
         <w:pStyle w:val="Bibliography"/>
       </w:pPr>
       <w:r>
-        <w:t xml:space="preserve">[10] </w:t>
-      </w:r>
-      <w:r>
-        <w:rPr>
-          <w:rFonts w:hint="eastAsia"/>
-        </w:rPr>
-        <w:t xml:space="preserve">王晓玲.</w:t>
-      </w:r>
-      <w:r>
-        <w:t xml:space="preserve"> </w:t>
-      </w:r>
-      <w:r>
-        <w:rPr>
-          <w:rFonts w:hint="eastAsia"/>
-        </w:rPr>
-        <w:t xml:space="preserve">我国生物医药行业数字化转型瓶颈及应对建议[J].</w:t>
-      </w:r>
-      <w:r>
-        <w:t xml:space="preserve"> </w:t>
-      </w:r>
-      <w:r>
-        <w:rPr>
-          <w:rFonts w:hint="eastAsia"/>
-        </w:rPr>
-        <w:t xml:space="preserve">信息通信技术与政策,</w:t>
-      </w:r>
-      <w:r>
-        <w:t xml:space="preserve"> 2024, 50(3): 79-82.</w:t>
-      </w:r>
-    </w:p>
-    <w:bookmarkEnd w:id="194"/>
-    <w:bookmarkStart w:id="195" w:name="ref-hess1971"/>
+        <w:t xml:space="preserve">[12] ZOLTNERS A A, SINHA P. Sales territory alignment: A review and model[J]. Management Science, 1983, 29(11): 1237-1256.</w:t>
+      </w:r>
+    </w:p>
+    <w:bookmarkEnd w:id="195"/>
+    <w:bookmarkStart w:id="196" w:name="ref-skiera1996"/>
     <w:p>
       <w:pPr>
         <w:pStyle w:val="Bibliography"/>
       </w:pPr>
       <w:r>
-        <w:t xml:space="preserve">[11] HESS S W, SAMUELS S A. Experiences with a sales districting model: Criteria and implementation[J]. Management Science, 1971, 18(4): 41-54.</w:t>
-      </w:r>
-    </w:p>
-    <w:bookmarkEnd w:id="195"/>
-    <w:bookmarkStart w:id="196" w:name="ref-zoltners1983"/>
+        <w:t xml:space="preserve">[13] SKIERA B, JORDAN C. A new model for the alignment of almost balanced sales territories[R]. Johann Wolfgang Goethe-Universit</w:t>
+      </w:r>
+      <w:r>
+        <w:t xml:space="preserve">ä</w:t>
+      </w:r>
+      <w:r>
+        <w:t xml:space="preserve">t Frankfurt, 1996.</w:t>
+      </w:r>
+    </w:p>
+    <w:bookmarkEnd w:id="196"/>
+    <w:bookmarkStart w:id="197" w:name="ref-zoltners2000"/>
     <w:p>
       <w:pPr>
         <w:pStyle w:val="Bibliography"/>
       </w:pPr>
       <w:r>
-        <w:t xml:space="preserve">[12] ZOLTNERS A A, SINHA P. Sales territory alignment: A review and model[J]. Management Science, 1983, 29(11): 1237-1256.</w:t>
-      </w:r>
-    </w:p>
-    <w:bookmarkEnd w:id="196"/>
-    <w:bookmarkStart w:id="197" w:name="ref-skiera1996"/>
+        <w:t xml:space="preserve">[14] ZOLTNERS A A, LORIMER S E. Sales territory alignment: An overlooked productivity tool[J]. Journal of Personal Selling &amp; Sales Management, 2000, 20(3): 139-150.</w:t>
+      </w:r>
+    </w:p>
+    <w:bookmarkEnd w:id="197"/>
+    <w:bookmarkStart w:id="198" w:name="ref-zs2016"/>
     <w:p>
       <w:pPr>
         <w:pStyle w:val="Bibliography"/>
       </w:pPr>
       <w:r>
-        <w:t xml:space="preserve">[13] SKIERA B, JORDAN C. A new model for the alignment of almost balanced sales territories[R]. Johann Wolfgang Goethe-Universit</w:t>
-      </w:r>
-      <w:r>
-        <w:t xml:space="preserve">ä</w:t>
-      </w:r>
-      <w:r>
-        <w:t xml:space="preserve">t Frankfurt, 1996.</w:t>
-      </w:r>
-    </w:p>
-    <w:bookmarkEnd w:id="197"/>
-    <w:bookmarkStart w:id="198" w:name="ref-zoltners2000"/>
+        <w:t xml:space="preserve">[15] ZS ASSOCIATES. Study: Sales force effectiveness initiatives in medtech industry can boost performance up to 8 percent[Z]. PR Newswire, 2016.</w:t>
+      </w:r>
+    </w:p>
+    <w:bookmarkEnd w:id="198"/>
+    <w:bookmarkStart w:id="199" w:name="ref-chressanthis2016"/>
     <w:p>
       <w:pPr>
         <w:pStyle w:val="Bibliography"/>
       </w:pPr>
       <w:r>
-        <w:t xml:space="preserve">[14] ZOLTNERS A A, LORIMER S E. Sales territory alignment: An overlooked productivity tool[J]. Journal of Personal Selling &amp; Sales Management, 2000, 20(3): 139-150.</w:t>
-      </w:r>
-    </w:p>
-    <w:bookmarkEnd w:id="198"/>
-    <w:bookmarkStart w:id="199" w:name="ref-zs2016"/>
+        <w:t xml:space="preserve">[16] CHRESSANTHIS G A, MANTRALA M. Sales analytics and big data developments needed now to address practitioner-identified emerging biopharmaceutical sales force strategic and operational issues[J]. Journal of the Pharmaceutical Management Science Association, 2016.</w:t>
+      </w:r>
+    </w:p>
+    <w:bookmarkEnd w:id="199"/>
+    <w:bookmarkStart w:id="200" w:name="ref-kalcsics2005"/>
     <w:p>
       <w:pPr>
         <w:pStyle w:val="Bibliography"/>
       </w:pPr>
       <w:r>
-        <w:t xml:space="preserve">[15] ZS ASSOCIATES. Study: Sales force effectiveness initiatives in medtech industry can boost performance up to 8 percent[Z]. PR Newswire, 2016.</w:t>
-      </w:r>
-    </w:p>
-    <w:bookmarkEnd w:id="199"/>
-    <w:bookmarkStart w:id="200" w:name="ref-chressanthis2016"/>
+        <w:t xml:space="preserve">[17] KALCSICS J, NICKEL S, SCHRÖDER M. Towards a unified territory design approach – Applications, algorithms and GIS integration: 71[R]. Berichte des Fraunhofer ITWM, 2005.</w:t>
+      </w:r>
+    </w:p>
+    <w:bookmarkEnd w:id="200"/>
+    <w:bookmarkStart w:id="201" w:name="ref-zoltners2014"/>
     <w:p>
       <w:pPr>
         <w:pStyle w:val="Bibliography"/>
       </w:pPr>
       <w:r>
-        <w:t xml:space="preserve">[16] CHRESSANTHIS G A, MANTRALA M. Sales analytics and big data developments needed now to address practitioner-identified emerging biopharmaceutical sales force strategic and operational issues[J]. Journal of the Pharmaceutical Management Science Association, 2016.</w:t>
-      </w:r>
-    </w:p>
-    <w:bookmarkEnd w:id="200"/>
-    <w:bookmarkStart w:id="201" w:name="ref-kalcsics2005"/>
+        <w:t xml:space="preserve">[18] ZOLTNERS A A, SINHA P, LORIMER S E. The Power of Sales Analytics[M]. Evanston: ZS Associates, 2014.</w:t>
+      </w:r>
+    </w:p>
+    <w:bookmarkEnd w:id="201"/>
+    <w:bookmarkStart w:id="202" w:name="ref-luo2022"/>
     <w:p>
       <w:pPr>
         <w:pStyle w:val="Bibliography"/>
       </w:pPr>
       <w:r>
-        <w:t xml:space="preserve">[17] KALCSICS J, NICKEL S, SCHRÖDER M. Towards a unified territory design approach – Applications, algorithms and GIS integration: 71[R]. Berichte des Fraunhofer ITWM, 2005.</w:t>
-      </w:r>
-    </w:p>
-    <w:bookmarkEnd w:id="201"/>
-    <w:bookmarkStart w:id="202" w:name="ref-zoltners2014"/>
+        <w:t xml:space="preserve">[19]</w:t>
+      </w:r>
+      <w:r>
+        <w:t xml:space="preserve"> </w:t>
+      </w:r>
+      <w:r>
+        <w:rPr>
+          <w:rFonts w:hint="eastAsia"/>
+        </w:rPr>
+        <w:t xml:space="preserve">罗军,</w:t>
+      </w:r>
+      <w:r>
+        <w:t xml:space="preserve"> </w:t>
+      </w:r>
+      <w:r>
+        <w:rPr>
+          <w:rFonts w:hint="eastAsia"/>
+        </w:rPr>
+        <w:t xml:space="preserve">程宇,</w:t>
+      </w:r>
+      <w:r>
+        <w:t xml:space="preserve"> </w:t>
+      </w:r>
+      <w:r>
+        <w:rPr>
+          <w:rFonts w:hint="eastAsia"/>
+        </w:rPr>
+        <w:t xml:space="preserve">余龙水,</w:t>
+      </w:r>
+      <w:r>
+        <w:t xml:space="preserve"> </w:t>
+      </w:r>
+      <w:r>
+        <w:rPr>
+          <w:rFonts w:hint="eastAsia"/>
+        </w:rPr>
+        <w:t xml:space="preserve">等</w:t>
+      </w:r>
+      <w:r>
+        <w:t xml:space="preserve">. </w:t>
+      </w:r>
+      <w:r>
+        <w:rPr>
+          <w:rFonts w:hint="eastAsia"/>
+        </w:rPr>
+        <w:t xml:space="preserve">民航机场地面服务人力资源两阶段运筹优化算法[J].</w:t>
+      </w:r>
+      <w:r>
+        <w:t xml:space="preserve"> </w:t>
+      </w:r>
+      <w:r>
+        <w:rPr>
+          <w:rFonts w:hint="eastAsia"/>
+        </w:rPr>
+        <w:t xml:space="preserve">机电工程技术,</w:t>
+      </w:r>
+      <w:r>
+        <w:t xml:space="preserve"> 2022, 51(5): 92-97.</w:t>
+      </w:r>
+    </w:p>
+    <w:bookmarkEnd w:id="202"/>
+    <w:bookmarkStart w:id="203" w:name="ref-you2026"/>
     <w:p>
       <w:pPr>
         <w:pStyle w:val="Bibliography"/>
       </w:pPr>
       <w:r>
-        <w:t xml:space="preserve">[18] ZOLTNERS A A, SINHA P, LORIMER S E. The Power of Sales Analytics[M]. Evanston: ZS Associates, 2014.</w:t>
-      </w:r>
-    </w:p>
-    <w:bookmarkEnd w:id="202"/>
-    <w:bookmarkStart w:id="203" w:name="ref-luo2022"/>
+        <w:t xml:space="preserve">[20]</w:t>
+      </w:r>
+      <w:r>
+        <w:t xml:space="preserve"> </w:t>
+      </w:r>
+      <w:r>
+        <w:rPr>
+          <w:rFonts w:hint="eastAsia"/>
+        </w:rPr>
+        <w:t xml:space="preserve">尤佳,</w:t>
+      </w:r>
+      <w:r>
+        <w:t xml:space="preserve"> </w:t>
+      </w:r>
+      <w:r>
+        <w:rPr>
+          <w:rFonts w:hint="eastAsia"/>
+        </w:rPr>
+        <w:t xml:space="preserve">魏磊,</w:t>
+      </w:r>
+      <w:r>
+        <w:t xml:space="preserve"> </w:t>
+      </w:r>
+      <w:r>
+        <w:rPr>
+          <w:rFonts w:hint="eastAsia"/>
+        </w:rPr>
+        <w:t xml:space="preserve">赵兴旺,</w:t>
+      </w:r>
+      <w:r>
+        <w:t xml:space="preserve"> </w:t>
+      </w:r>
+      <w:r>
+        <w:rPr>
+          <w:rFonts w:hint="eastAsia"/>
+        </w:rPr>
+        <w:t xml:space="preserve">等</w:t>
+      </w:r>
+      <w:r>
+        <w:t xml:space="preserve">. </w:t>
+      </w:r>
+      <w:r>
+        <w:rPr>
+          <w:rFonts w:hint="eastAsia"/>
+        </w:rPr>
+        <w:t xml:space="preserve">基于改进变邻域搜索算法的电网计量物资检定-配送协同优化[J].</w:t>
+      </w:r>
+      <w:r>
+        <w:t xml:space="preserve"> </w:t>
+      </w:r>
+      <w:r>
+        <w:rPr>
+          <w:rFonts w:hint="eastAsia"/>
+        </w:rPr>
+        <w:t xml:space="preserve">中国机械工程,</w:t>
+      </w:r>
+      <w:r>
+        <w:t xml:space="preserve"> 2026.</w:t>
+      </w:r>
+    </w:p>
+    <w:bookmarkEnd w:id="203"/>
+    <w:bookmarkStart w:id="204" w:name="ref-yang2012"/>
     <w:p>
       <w:pPr>
         <w:pStyle w:val="Bibliography"/>
       </w:pPr>
       <w:r>
-        <w:t xml:space="preserve">[19]</w:t>
-      </w:r>
-      <w:r>
-        <w:t xml:space="preserve"> </w:t>
-      </w:r>
-      <w:r>
-        <w:rPr>
-          <w:rFonts w:hint="eastAsia"/>
-        </w:rPr>
-        <w:t xml:space="preserve">罗军,</w:t>
-      </w:r>
-      <w:r>
-        <w:t xml:space="preserve"> </w:t>
-      </w:r>
-      <w:r>
-        <w:rPr>
-          <w:rFonts w:hint="eastAsia"/>
-        </w:rPr>
-        <w:t xml:space="preserve">程宇,</w:t>
-      </w:r>
-      <w:r>
-        <w:t xml:space="preserve"> </w:t>
-      </w:r>
-      <w:r>
-        <w:rPr>
-          <w:rFonts w:hint="eastAsia"/>
-        </w:rPr>
-        <w:t xml:space="preserve">余龙水,</w:t>
-      </w:r>
-      <w:r>
-        <w:t xml:space="preserve"> </w:t>
-      </w:r>
-      <w:r>
-        <w:rPr>
-          <w:rFonts w:hint="eastAsia"/>
-        </w:rPr>
-        <w:t xml:space="preserve">等</w:t>
-      </w:r>
-      <w:r>
-        <w:t xml:space="preserve">. </w:t>
-      </w:r>
-      <w:r>
-        <w:rPr>
-          <w:rFonts w:hint="eastAsia"/>
-        </w:rPr>
-        <w:t xml:space="preserve">民航机场地面服务人力资源两阶段运筹优化算法[J].</w:t>
-      </w:r>
-      <w:r>
-        <w:t xml:space="preserve"> </w:t>
-      </w:r>
-      <w:r>
-        <w:rPr>
-          <w:rFonts w:hint="eastAsia"/>
-        </w:rPr>
-        <w:t xml:space="preserve">机电工程技术,</w:t>
-      </w:r>
-      <w:r>
-        <w:t xml:space="preserve"> 2022, 51(5): 92-97.</w:t>
-      </w:r>
-    </w:p>
-    <w:bookmarkEnd w:id="203"/>
-    <w:bookmarkStart w:id="204" w:name="ref-you2026"/>
+        <w:t xml:space="preserve">[21] </w:t>
+      </w:r>
+      <w:r>
+        <w:rPr>
+          <w:rFonts w:hint="eastAsia"/>
+        </w:rPr>
+        <w:t xml:space="preserve">杨磊.</w:t>
+      </w:r>
+      <w:r>
+        <w:t xml:space="preserve"> </w:t>
+      </w:r>
+      <w:r>
+        <w:rPr>
+          <w:rFonts w:hint="eastAsia"/>
+        </w:rPr>
+        <w:t xml:space="preserve">遗传算法在解决经典运筹问题中的应用[J].</w:t>
+      </w:r>
+      <w:r>
+        <w:t xml:space="preserve"> </w:t>
+      </w:r>
+      <w:r>
+        <w:rPr>
+          <w:rFonts w:hint="eastAsia"/>
+        </w:rPr>
+        <w:t xml:space="preserve">合作经济与科技,</w:t>
+      </w:r>
+      <w:r>
+        <w:t xml:space="preserve"> 2012(1): 40-41.</w:t>
+      </w:r>
+    </w:p>
+    <w:bookmarkEnd w:id="204"/>
+    <w:bookmarkStart w:id="206" w:name="ref-ma2026"/>
     <w:p>
       <w:pPr>
         <w:pStyle w:val="Bibliography"/>
       </w:pPr>
       <w:r>
-        <w:t xml:space="preserve">[20]</w:t>
-      </w:r>
-      <w:r>
-        <w:t xml:space="preserve"> </w:t>
-      </w:r>
-      <w:r>
-        <w:rPr>
-          <w:rFonts w:hint="eastAsia"/>
-        </w:rPr>
-        <w:t xml:space="preserve">尤佳,</w:t>
-      </w:r>
-      <w:r>
-        <w:t xml:space="preserve"> </w:t>
-      </w:r>
-      <w:r>
-        <w:rPr>
-          <w:rFonts w:hint="eastAsia"/>
-        </w:rPr>
-        <w:t xml:space="preserve">魏磊,</w:t>
-      </w:r>
-      <w:r>
-        <w:t xml:space="preserve"> </w:t>
-      </w:r>
-      <w:r>
-        <w:rPr>
-          <w:rFonts w:hint="eastAsia"/>
-        </w:rPr>
-        <w:t xml:space="preserve">赵兴旺,</w:t>
-      </w:r>
-      <w:r>
-        <w:t xml:space="preserve"> </w:t>
-      </w:r>
-      <w:r>
-        <w:rPr>
-          <w:rFonts w:hint="eastAsia"/>
-        </w:rPr>
-        <w:t xml:space="preserve">等</w:t>
-      </w:r>
-      <w:r>
-        <w:t xml:space="preserve">. </w:t>
-      </w:r>
-      <w:r>
-        <w:rPr>
-          <w:rFonts w:hint="eastAsia"/>
-        </w:rPr>
-        <w:t xml:space="preserve">基于改进变邻域搜索算法的电网计量物资检定-配送协同优化[J].</w:t>
-      </w:r>
-      <w:r>
-        <w:t xml:space="preserve"> </w:t>
-      </w:r>
-      <w:r>
-        <w:rPr>
-          <w:rFonts w:hint="eastAsia"/>
-        </w:rPr>
-        <w:t xml:space="preserve">中国机械工程,</w:t>
-      </w:r>
-      <w:r>
-        <w:t xml:space="preserve"> 2026.</w:t>
-      </w:r>
-    </w:p>
-    <w:bookmarkEnd w:id="204"/>
-    <w:bookmarkStart w:id="205" w:name="ref-yang2012"/>
-    <w:p>
-      <w:pPr>
-        <w:pStyle w:val="Bibliography"/>
-      </w:pPr>
-      <w:r>
-        <w:t xml:space="preserve">[21] </w:t>
-      </w:r>
-      <w:r>
-        <w:rPr>
-          <w:rFonts w:hint="eastAsia"/>
-        </w:rPr>
-        <w:t xml:space="preserve">杨磊.</w:t>
-      </w:r>
-      <w:r>
-        <w:t xml:space="preserve"> </w:t>
-      </w:r>
-      <w:r>
-        <w:rPr>
-          <w:rFonts w:hint="eastAsia"/>
-        </w:rPr>
-        <w:t xml:space="preserve">遗传算法在解决经典运筹问题中的应用[J].</w:t>
-      </w:r>
-      <w:r>
-        <w:t xml:space="preserve"> </w:t>
-      </w:r>
-      <w:r>
-        <w:rPr>
-          <w:rFonts w:hint="eastAsia"/>
-        </w:rPr>
-        <w:t xml:space="preserve">合作经济与科技,</w:t>
-      </w:r>
-      <w:r>
-        <w:t xml:space="preserve"> 2012(1): 40-41.</w:t>
-      </w:r>
-    </w:p>
-    <w:bookmarkEnd w:id="205"/>
-    <w:bookmarkStart w:id="207" w:name="ref-ma2026"/>
-    <w:p>
-      <w:pPr>
-        <w:pStyle w:val="Bibliography"/>
-      </w:pPr>
-      <w:r>
         <w:t xml:space="preserve">[22] </w:t>
       </w:r>
       <w:r>
@@ -36919,7 +36061,7 @@
       <w:r>
         <w:t xml:space="preserve"> 2026. DOI:</w:t>
       </w:r>
-      <w:hyperlink r:id="rId206">
+      <w:hyperlink r:id="rId205">
         <w:r>
           <w:rPr>
             <w:rStyle w:val="Hyperlink"/>
@@ -36931,84 +36073,148 @@
         <w:t xml:space="preserve">.</w:t>
       </w:r>
     </w:p>
+    <w:bookmarkEnd w:id="206"/>
+    <w:bookmarkStart w:id="207" w:name="ref-li2026"/>
+    <w:p>
+      <w:pPr>
+        <w:pStyle w:val="Bibliography"/>
+      </w:pPr>
+      <w:r>
+        <w:t xml:space="preserve">[23] </w:t>
+      </w:r>
+      <w:r>
+        <w:rPr>
+          <w:rFonts w:hint="eastAsia"/>
+        </w:rPr>
+        <w:t xml:space="preserve">李怡萱.</w:t>
+      </w:r>
+      <w:r>
+        <w:t xml:space="preserve"> </w:t>
+      </w:r>
+      <w:r>
+        <w:rPr>
+          <w:rFonts w:hint="eastAsia"/>
+        </w:rPr>
+        <w:t xml:space="preserve">融合</w:t>
+      </w:r>
+      <w:r>
+        <w:t xml:space="preserve"> K-means </w:t>
+      </w:r>
+      <w:r>
+        <w:rPr>
+          <w:rFonts w:hint="eastAsia"/>
+        </w:rPr>
+        <w:t xml:space="preserve">聚类与遗传算法的农产品直播电商产地仓选址研究[J].</w:t>
+      </w:r>
+      <w:r>
+        <w:t xml:space="preserve"> </w:t>
+      </w:r>
+      <w:r>
+        <w:rPr>
+          <w:rFonts w:hint="eastAsia"/>
+        </w:rPr>
+        <w:t xml:space="preserve">热带农业工程,</w:t>
+      </w:r>
+      <w:r>
+        <w:t xml:space="preserve"> 2026, 50(2).</w:t>
+      </w:r>
+    </w:p>
     <w:bookmarkEnd w:id="207"/>
-    <w:bookmarkStart w:id="208" w:name="ref-li2026"/>
+    <w:bookmarkStart w:id="208" w:name="ref-wan2026"/>
     <w:p>
       <w:pPr>
         <w:pStyle w:val="Bibliography"/>
       </w:pPr>
       <w:r>
-        <w:t xml:space="preserve">[23] </w:t>
-      </w:r>
-      <w:r>
-        <w:rPr>
-          <w:rFonts w:hint="eastAsia"/>
-        </w:rPr>
-        <w:t xml:space="preserve">李怡萱.</w:t>
-      </w:r>
-      <w:r>
-        <w:t xml:space="preserve"> </w:t>
-      </w:r>
-      <w:r>
-        <w:rPr>
-          <w:rFonts w:hint="eastAsia"/>
-        </w:rPr>
-        <w:t xml:space="preserve">融合</w:t>
-      </w:r>
-      <w:r>
-        <w:t xml:space="preserve"> K-means </w:t>
-      </w:r>
-      <w:r>
-        <w:rPr>
-          <w:rFonts w:hint="eastAsia"/>
-        </w:rPr>
-        <w:t xml:space="preserve">聚类与遗传算法的农产品直播电商产地仓选址研究[J].</w:t>
-      </w:r>
-      <w:r>
-        <w:t xml:space="preserve"> </w:t>
-      </w:r>
-      <w:r>
-        <w:rPr>
-          <w:rFonts w:hint="eastAsia"/>
-        </w:rPr>
-        <w:t xml:space="preserve">热带农业工程,</w:t>
-      </w:r>
-      <w:r>
-        <w:t xml:space="preserve"> 2026, 50(2).</w:t>
+        <w:t xml:space="preserve">[24] </w:t>
+      </w:r>
+      <w:r>
+        <w:rPr>
+          <w:rFonts w:hint="eastAsia"/>
+        </w:rPr>
+        <w:t xml:space="preserve">万莉莉,</w:t>
+      </w:r>
+      <w:r>
+        <w:t xml:space="preserve"> </w:t>
+      </w:r>
+      <w:r>
+        <w:rPr>
+          <w:rFonts w:hint="eastAsia"/>
+        </w:rPr>
+        <w:t xml:space="preserve">徐舒梦,</w:t>
+      </w:r>
+      <w:r>
+        <w:t xml:space="preserve"> </w:t>
+      </w:r>
+      <w:r>
+        <w:rPr>
+          <w:rFonts w:hint="eastAsia"/>
+        </w:rPr>
+        <w:t xml:space="preserve">黄嘉慧,</w:t>
+      </w:r>
+      <w:r>
+        <w:t xml:space="preserve"> </w:t>
+      </w:r>
+      <w:r>
+        <w:rPr>
+          <w:rFonts w:hint="eastAsia"/>
+        </w:rPr>
+        <w:t xml:space="preserve">等.</w:t>
+      </w:r>
+      <w:r>
+        <w:t xml:space="preserve"> </w:t>
+      </w:r>
+      <w:r>
+        <w:rPr>
+          <w:rFonts w:hint="eastAsia"/>
+        </w:rPr>
+        <w:t xml:space="preserve">基于模糊最大覆盖模型的无人机应急配送中心选址研究[J].</w:t>
+      </w:r>
+      <w:r>
+        <w:t xml:space="preserve"> </w:t>
+      </w:r>
+      <w:r>
+        <w:rPr>
+          <w:rFonts w:hint="eastAsia"/>
+        </w:rPr>
+        <w:t xml:space="preserve">交通运输系统工程与信息,</w:t>
+      </w:r>
+      <w:r>
+        <w:t xml:space="preserve"> 2026.</w:t>
       </w:r>
     </w:p>
     <w:bookmarkEnd w:id="208"/>
-    <w:bookmarkStart w:id="209" w:name="ref-wan2026"/>
+    <w:bookmarkStart w:id="209" w:name="ref-tian2026"/>
     <w:p>
       <w:pPr>
         <w:pStyle w:val="Bibliography"/>
       </w:pPr>
       <w:r>
-        <w:t xml:space="preserve">[24] </w:t>
-      </w:r>
-      <w:r>
-        <w:rPr>
-          <w:rFonts w:hint="eastAsia"/>
-        </w:rPr>
-        <w:t xml:space="preserve">万莉莉,</w:t>
-      </w:r>
-      <w:r>
-        <w:t xml:space="preserve"> </w:t>
-      </w:r>
-      <w:r>
-        <w:rPr>
-          <w:rFonts w:hint="eastAsia"/>
-        </w:rPr>
-        <w:t xml:space="preserve">徐舒梦,</w:t>
-      </w:r>
-      <w:r>
-        <w:t xml:space="preserve"> </w:t>
-      </w:r>
-      <w:r>
-        <w:rPr>
-          <w:rFonts w:hint="eastAsia"/>
-        </w:rPr>
-        <w:t xml:space="preserve">黄嘉慧,</w:t>
+        <w:t xml:space="preserve">[25] </w:t>
+      </w:r>
+      <w:r>
+        <w:rPr>
+          <w:rFonts w:hint="eastAsia"/>
+        </w:rPr>
+        <w:t xml:space="preserve">田君豪,</w:t>
+      </w:r>
+      <w:r>
+        <w:t xml:space="preserve"> </w:t>
+      </w:r>
+      <w:r>
+        <w:rPr>
+          <w:rFonts w:hint="eastAsia"/>
+        </w:rPr>
+        <w:t xml:space="preserve">邢璐,</w:t>
+      </w:r>
+      <w:r>
+        <w:t xml:space="preserve"> </w:t>
+      </w:r>
+      <w:r>
+        <w:rPr>
+          <w:rFonts w:hint="eastAsia"/>
+        </w:rPr>
+        <w:t xml:space="preserve">廖世豪,</w:t>
       </w:r>
       <w:r>
         <w:t xml:space="preserve"> </w:t>
@@ -37026,7 +36232,7 @@
         <w:rPr>
           <w:rFonts w:hint="eastAsia"/>
         </w:rPr>
-        <w:t xml:space="preserve">基于模糊最大覆盖模型的无人机应急配送中心选址研究[J].</w:t>
+        <w:t xml:space="preserve">基于地理自编码与跨域迁移的公交出行需求分层聚类方法[J].</w:t>
       </w:r>
       <w:r>
         <w:t xml:space="preserve"> </w:t>
@@ -37042,280 +36248,216 @@
       </w:r>
     </w:p>
     <w:bookmarkEnd w:id="209"/>
-    <w:bookmarkStart w:id="210" w:name="ref-tian2026"/>
+    <w:bookmarkStart w:id="210" w:name="ref-xu2023"/>
     <w:p>
       <w:pPr>
         <w:pStyle w:val="Bibliography"/>
       </w:pPr>
       <w:r>
-        <w:t xml:space="preserve">[25] </w:t>
-      </w:r>
-      <w:r>
-        <w:rPr>
-          <w:rFonts w:hint="eastAsia"/>
-        </w:rPr>
-        <w:t xml:space="preserve">田君豪,</w:t>
-      </w:r>
-      <w:r>
-        <w:t xml:space="preserve"> </w:t>
-      </w:r>
-      <w:r>
-        <w:rPr>
-          <w:rFonts w:hint="eastAsia"/>
-        </w:rPr>
-        <w:t xml:space="preserve">邢璐,</w:t>
-      </w:r>
-      <w:r>
-        <w:t xml:space="preserve"> </w:t>
-      </w:r>
-      <w:r>
-        <w:rPr>
-          <w:rFonts w:hint="eastAsia"/>
-        </w:rPr>
-        <w:t xml:space="preserve">廖世豪,</w:t>
-      </w:r>
-      <w:r>
-        <w:t xml:space="preserve"> </w:t>
-      </w:r>
-      <w:r>
-        <w:rPr>
-          <w:rFonts w:hint="eastAsia"/>
-        </w:rPr>
-        <w:t xml:space="preserve">等.</w:t>
-      </w:r>
-      <w:r>
-        <w:t xml:space="preserve"> </w:t>
-      </w:r>
-      <w:r>
-        <w:rPr>
-          <w:rFonts w:hint="eastAsia"/>
-        </w:rPr>
-        <w:t xml:space="preserve">基于地理自编码与跨域迁移的公交出行需求分层聚类方法[J].</w:t>
-      </w:r>
-      <w:r>
-        <w:t xml:space="preserve"> </w:t>
-      </w:r>
-      <w:r>
-        <w:rPr>
-          <w:rFonts w:hint="eastAsia"/>
-        </w:rPr>
-        <w:t xml:space="preserve">交通运输系统工程与信息,</w:t>
+        <w:t xml:space="preserve">[26] </w:t>
+      </w:r>
+      <w:r>
+        <w:rPr>
+          <w:rFonts w:hint="eastAsia"/>
+        </w:rPr>
+        <w:t xml:space="preserve">徐蓉.</w:t>
+      </w:r>
+      <w:r>
+        <w:t xml:space="preserve"> </w:t>
+      </w:r>
+      <w:r>
+        <w:rPr>
+          <w:rFonts w:hint="eastAsia"/>
+        </w:rPr>
+        <w:t xml:space="preserve">民营制药企业人力资源管理数字化创新实践[J].</w:t>
+      </w:r>
+      <w:r>
+        <w:t xml:space="preserve"> </w:t>
+      </w:r>
+      <w:r>
+        <w:rPr>
+          <w:rFonts w:hint="eastAsia"/>
+        </w:rPr>
+        <w:t xml:space="preserve">现代企业,</w:t>
+      </w:r>
+      <w:r>
+        <w:t xml:space="preserve"> 2023(10): 84-86.</w:t>
+      </w:r>
+    </w:p>
+    <w:bookmarkEnd w:id="210"/>
+    <w:bookmarkStart w:id="211" w:name="ref-chen2024"/>
+    <w:p>
+      <w:pPr>
+        <w:pStyle w:val="Bibliography"/>
+      </w:pPr>
+      <w:r>
+        <w:t xml:space="preserve">[27] </w:t>
+      </w:r>
+      <w:r>
+        <w:rPr>
+          <w:rFonts w:hint="eastAsia"/>
+        </w:rPr>
+        <w:t xml:space="preserve">陈兆兆.</w:t>
+      </w:r>
+      <w:r>
+        <w:t xml:space="preserve"> </w:t>
+      </w:r>
+      <w:r>
+        <w:rPr>
+          <w:rFonts w:hint="eastAsia"/>
+        </w:rPr>
+        <w:t xml:space="preserve">集采趋势下药企的成本控制策略[J].</w:t>
+      </w:r>
+      <w:r>
+        <w:t xml:space="preserve"> </w:t>
+      </w:r>
+      <w:r>
+        <w:rPr>
+          <w:rFonts w:hint="eastAsia"/>
+        </w:rPr>
+        <w:t xml:space="preserve">中国市场,</w:t>
+      </w:r>
+      <w:r>
+        <w:t xml:space="preserve"> 2024(15): 162-164.</w:t>
+      </w:r>
+    </w:p>
+    <w:bookmarkEnd w:id="211"/>
+    <w:bookmarkStart w:id="212" w:name="ref-nhsa-nrdl2024"/>
+    <w:p>
+      <w:pPr>
+        <w:pStyle w:val="Bibliography"/>
+      </w:pPr>
+      <w:r>
+        <w:t xml:space="preserve">[28] </w:t>
+      </w:r>
+      <w:r>
+        <w:rPr>
+          <w:rFonts w:hint="eastAsia"/>
+        </w:rPr>
+        <w:t xml:space="preserve">国家医疗保障局.</w:t>
+      </w:r>
+      <w:r>
+        <w:t xml:space="preserve"> </w:t>
+      </w:r>
+      <w:r>
+        <w:rPr>
+          <w:rFonts w:hint="eastAsia"/>
+        </w:rPr>
+        <w:t xml:space="preserve">国家医保药品目录调整工作方案[Z].</w:t>
+      </w:r>
+      <w:r>
+        <w:t xml:space="preserve"> </w:t>
+      </w:r>
+      <w:r>
+        <w:rPr>
+          <w:rFonts w:hint="eastAsia"/>
+        </w:rPr>
+        <w:t xml:space="preserve">政策文件,</w:t>
+      </w:r>
+      <w:r>
+        <w:t xml:space="preserve"> 2024.</w:t>
+      </w:r>
+    </w:p>
+    <w:bookmarkEnd w:id="212"/>
+    <w:bookmarkStart w:id="213" w:name="ref-mr2026"/>
+    <w:p>
+      <w:pPr>
+        <w:pStyle w:val="Bibliography"/>
+      </w:pPr>
+      <w:r>
+        <w:t xml:space="preserve">[29]</w:t>
+      </w:r>
+      <w:r>
+        <w:t xml:space="preserve"> </w:t>
+      </w:r>
+      <w:r>
+        <w:rPr>
+          <w:rFonts w:hint="eastAsia"/>
+        </w:rPr>
+        <w:t xml:space="preserve">国家市场监督管理总局,</w:t>
+      </w:r>
+      <w:r>
+        <w:t xml:space="preserve"> </w:t>
+      </w:r>
+      <w:r>
+        <w:rPr>
+          <w:rFonts w:hint="eastAsia"/>
+        </w:rPr>
+        <w:t xml:space="preserve">国家卫生健康委员会,</w:t>
+      </w:r>
+      <w:r>
+        <w:t xml:space="preserve"> </w:t>
+      </w:r>
+      <w:r>
+        <w:rPr>
+          <w:rFonts w:hint="eastAsia"/>
+        </w:rPr>
+        <w:t xml:space="preserve">国家药品监督管理局,</w:t>
+      </w:r>
+      <w:r>
+        <w:t xml:space="preserve"> </w:t>
+      </w:r>
+      <w:r>
+        <w:rPr>
+          <w:rFonts w:hint="eastAsia"/>
+        </w:rPr>
+        <w:t xml:space="preserve">等</w:t>
+      </w:r>
+      <w:r>
+        <w:t xml:space="preserve">. </w:t>
+      </w:r>
+      <w:r>
+        <w:rPr>
+          <w:rFonts w:hint="eastAsia"/>
+        </w:rPr>
+        <w:t xml:space="preserve">医药代表管理办法[Z].</w:t>
+      </w:r>
+      <w:r>
+        <w:t xml:space="preserve"> </w:t>
+      </w:r>
+      <w:r>
+        <w:rPr>
+          <w:rFonts w:hint="eastAsia"/>
+        </w:rPr>
+        <w:t xml:space="preserve">七部门联合发布,</w:t>
       </w:r>
       <w:r>
         <w:t xml:space="preserve"> 2026.</w:t>
       </w:r>
     </w:p>
-    <w:bookmarkEnd w:id="210"/>
-    <w:bookmarkStart w:id="211" w:name="ref-xu2023"/>
+    <w:bookmarkEnd w:id="213"/>
+    <w:bookmarkStart w:id="214" w:name="ref-kuhn1955"/>
     <w:p>
       <w:pPr>
         <w:pStyle w:val="Bibliography"/>
       </w:pPr>
       <w:r>
-        <w:t xml:space="preserve">[26] </w:t>
-      </w:r>
-      <w:r>
-        <w:rPr>
-          <w:rFonts w:hint="eastAsia"/>
-        </w:rPr>
-        <w:t xml:space="preserve">徐蓉.</w:t>
-      </w:r>
-      <w:r>
-        <w:t xml:space="preserve"> </w:t>
-      </w:r>
-      <w:r>
-        <w:rPr>
-          <w:rFonts w:hint="eastAsia"/>
-        </w:rPr>
-        <w:t xml:space="preserve">民营制药企业人力资源管理数字化创新实践[J].</w:t>
-      </w:r>
-      <w:r>
-        <w:t xml:space="preserve"> </w:t>
-      </w:r>
-      <w:r>
-        <w:rPr>
-          <w:rFonts w:hint="eastAsia"/>
-        </w:rPr>
-        <w:t xml:space="preserve">现代企业,</w:t>
-      </w:r>
-      <w:r>
-        <w:t xml:space="preserve"> 2023(10): 84-86.</w:t>
-      </w:r>
-    </w:p>
-    <w:bookmarkEnd w:id="211"/>
-    <w:bookmarkStart w:id="212" w:name="ref-chen2024"/>
+        <w:t xml:space="preserve">[30] KUHN H W. The Hungarian method for the assignment problem[J]. Naval Research Logistics Quarterly, 1955, 2(1-2): 83-97.</w:t>
+      </w:r>
+    </w:p>
+    <w:bookmarkEnd w:id="214"/>
+    <w:bookmarkStart w:id="215" w:name="ref-kirkpatrick1983"/>
     <w:p>
       <w:pPr>
         <w:pStyle w:val="Bibliography"/>
       </w:pPr>
       <w:r>
-        <w:t xml:space="preserve">[27] </w:t>
-      </w:r>
-      <w:r>
-        <w:rPr>
-          <w:rFonts w:hint="eastAsia"/>
-        </w:rPr>
-        <w:t xml:space="preserve">陈兆兆.</w:t>
-      </w:r>
-      <w:r>
-        <w:t xml:space="preserve"> </w:t>
-      </w:r>
-      <w:r>
-        <w:rPr>
-          <w:rFonts w:hint="eastAsia"/>
-        </w:rPr>
-        <w:t xml:space="preserve">集采趋势下药企的成本控制策略[J].</w:t>
-      </w:r>
-      <w:r>
-        <w:t xml:space="preserve"> </w:t>
-      </w:r>
-      <w:r>
-        <w:rPr>
-          <w:rFonts w:hint="eastAsia"/>
-        </w:rPr>
-        <w:t xml:space="preserve">中国市场,</w:t>
-      </w:r>
-      <w:r>
-        <w:t xml:space="preserve"> 2024(15): 162-164.</w:t>
-      </w:r>
-    </w:p>
-    <w:bookmarkEnd w:id="212"/>
-    <w:bookmarkStart w:id="213" w:name="ref-nhsa-nrdl2024"/>
+        <w:t xml:space="preserve">[31] KIRKPATRICK S, GELATT C D, VECCHI M P. Optimization by simulated annealing[J]. Science, 1983, 220(4598): 671-680.</w:t>
+      </w:r>
+    </w:p>
+    <w:bookmarkEnd w:id="215"/>
+    <w:bookmarkStart w:id="216" w:name="ref-aon2025sfe"/>
     <w:p>
       <w:pPr>
         <w:pStyle w:val="Bibliography"/>
       </w:pPr>
       <w:r>
-        <w:t xml:space="preserve">[28] </w:t>
-      </w:r>
-      <w:r>
-        <w:rPr>
-          <w:rFonts w:hint="eastAsia"/>
-        </w:rPr>
-        <w:t xml:space="preserve">国家医疗保障局.</w:t>
-      </w:r>
-      <w:r>
-        <w:t xml:space="preserve"> </w:t>
-      </w:r>
-      <w:r>
-        <w:rPr>
-          <w:rFonts w:hint="eastAsia"/>
-        </w:rPr>
-        <w:t xml:space="preserve">国家医保药品目录调整工作方案[Z].</w:t>
-      </w:r>
-      <w:r>
-        <w:t xml:space="preserve"> </w:t>
-      </w:r>
-      <w:r>
-        <w:rPr>
-          <w:rFonts w:hint="eastAsia"/>
-        </w:rPr>
-        <w:t xml:space="preserve">政策文件,</w:t>
-      </w:r>
-      <w:r>
-        <w:t xml:space="preserve"> 2024.</w:t>
-      </w:r>
-    </w:p>
-    <w:bookmarkEnd w:id="213"/>
-    <w:bookmarkStart w:id="214" w:name="ref-mr2026"/>
-    <w:p>
-      <w:pPr>
-        <w:pStyle w:val="Bibliography"/>
-      </w:pPr>
-      <w:r>
-        <w:t xml:space="preserve">[29]</w:t>
-      </w:r>
-      <w:r>
-        <w:t xml:space="preserve"> </w:t>
-      </w:r>
-      <w:r>
-        <w:rPr>
-          <w:rFonts w:hint="eastAsia"/>
-        </w:rPr>
-        <w:t xml:space="preserve">国家市场监督管理总局,</w:t>
-      </w:r>
-      <w:r>
-        <w:t xml:space="preserve"> </w:t>
-      </w:r>
-      <w:r>
-        <w:rPr>
-          <w:rFonts w:hint="eastAsia"/>
-        </w:rPr>
-        <w:t xml:space="preserve">国家卫生健康委员会,</w:t>
-      </w:r>
-      <w:r>
-        <w:t xml:space="preserve"> </w:t>
-      </w:r>
-      <w:r>
-        <w:rPr>
-          <w:rFonts w:hint="eastAsia"/>
-        </w:rPr>
-        <w:t xml:space="preserve">国家药品监督管理局,</w:t>
-      </w:r>
-      <w:r>
-        <w:t xml:space="preserve"> </w:t>
-      </w:r>
-      <w:r>
-        <w:rPr>
-          <w:rFonts w:hint="eastAsia"/>
-        </w:rPr>
-        <w:t xml:space="preserve">等</w:t>
-      </w:r>
-      <w:r>
-        <w:t xml:space="preserve">. </w:t>
-      </w:r>
-      <w:r>
-        <w:rPr>
-          <w:rFonts w:hint="eastAsia"/>
-        </w:rPr>
-        <w:t xml:space="preserve">医药代表管理办法[Z].</w:t>
-      </w:r>
-      <w:r>
-        <w:t xml:space="preserve"> </w:t>
-      </w:r>
-      <w:r>
-        <w:rPr>
-          <w:rFonts w:hint="eastAsia"/>
-        </w:rPr>
-        <w:t xml:space="preserve">七部门联合发布,</w:t>
-      </w:r>
-      <w:r>
-        <w:t xml:space="preserve"> 2026.</w:t>
-      </w:r>
-    </w:p>
-    <w:bookmarkEnd w:id="214"/>
-    <w:bookmarkStart w:id="215" w:name="ref-kuhn1955"/>
-    <w:p>
-      <w:pPr>
-        <w:pStyle w:val="Bibliography"/>
-      </w:pPr>
-      <w:r>
-        <w:t xml:space="preserve">[30] KUHN H W. The Hungarian method for the assignment problem[J]. Naval Research Logistics Quarterly, 1955, 2(1-2): 83-97.</w:t>
-      </w:r>
-    </w:p>
-    <w:bookmarkEnd w:id="215"/>
-    <w:bookmarkStart w:id="216" w:name="ref-kirkpatrick1983"/>
-    <w:p>
-      <w:pPr>
-        <w:pStyle w:val="Bibliography"/>
-      </w:pPr>
-      <w:r>
-        <w:t xml:space="preserve">[31] KIRKPATRICK S, GELATT C D, VECCHI M P. Optimization by simulated annealing[J]. Science, 1983, 220(4598): 671-680.</w:t>
+        <w:t xml:space="preserve">[32] AON. 2025 Pharmaceutical Industry Sales Productivity &amp; ROI Survey Report[R]. Aon plc, 2025.</w:t>
       </w:r>
     </w:p>
     <w:bookmarkEnd w:id="216"/>
-    <w:bookmarkStart w:id="217" w:name="ref-aon2025sfe"/>
-    <w:p>
-      <w:pPr>
-        <w:pStyle w:val="Bibliography"/>
-      </w:pPr>
-      <w:r>
-        <w:t xml:space="preserve">[32] AON. 2025 Pharmaceutical Industry Sales Productivity &amp; ROI Survey Report[R]. Aon plc, 2025.</w:t>
-      </w:r>
-    </w:p>
     <w:bookmarkEnd w:id="217"/>
     <w:bookmarkEnd w:id="218"/>
-    <w:bookmarkEnd w:id="219"/>
     <w:sectPr>
       <w:headerReference r:id="rId9" w:type="default"/>
       <w:pgSz w:h="16838" w:w="11906"/>

--- a/docs/thesis.docx
+++ b/docs/thesis.docx
@@ -32488,7 +32488,7 @@
     </w:p>
     <w:bookmarkEnd w:id="171"/>
     <w:bookmarkEnd w:id="172"/>
-    <w:bookmarkStart w:id="182" w:name="附录-a-业务侧调研问卷与访谈大纲"/>
+    <w:bookmarkStart w:id="176" w:name="第七章-研究结论与展望"/>
     <w:p>
       <w:pPr>
         <w:pStyle w:val="Heading1"/>
@@ -32497,6 +32497,1667 @@
         <w:rPr>
           <w:rFonts w:hint="eastAsia"/>
         </w:rPr>
+        <w:t xml:space="preserve">第七章</w:t>
+      </w:r>
+      <w:r>
+        <w:t xml:space="preserve"> </w:t>
+      </w:r>
+      <w:r>
+        <w:rPr>
+          <w:rFonts w:hint="eastAsia"/>
+        </w:rPr>
+        <w:t xml:space="preserve">研究结论与展望</w:t>
+      </w:r>
+    </w:p>
+    <w:p>
+      <w:pPr>
+        <w:pStyle w:val="FirstParagraph"/>
+      </w:pPr>
+      <w:r>
+        <w:rPr>
+          <w:rFonts w:hint="eastAsia"/>
+        </w:rPr>
+        <w:t xml:space="preserve">前六章围绕”运筹算法在制药企业</w:t>
+      </w:r>
+      <w:r>
+        <w:t xml:space="preserve"> SFE </w:t>
+      </w:r>
+      <w:r>
+        <w:rPr>
+          <w:rFonts w:hint="eastAsia"/>
+        </w:rPr>
+        <w:t xml:space="preserve">辖区动态分配中的应用及商业化研究”这一命题，从行业痛点（第一章）、理论基础（第二章）、调研验证（第三章）、算法构建（第四章）、实证分析（第五章）到管理配套与商业价值（第六章）做了完整的论证闭环。本章作为研究的收束章节，先在</w:t>
+      </w:r>
+      <w:r>
+        <w:t xml:space="preserve"> 7.1 </w:t>
+      </w:r>
+      <w:r>
+        <w:rPr>
+          <w:rFonts w:hint="eastAsia"/>
+        </w:rPr>
+        <w:t xml:space="preserve">节凝练贯穿全文的核心结论，再在</w:t>
+      </w:r>
+      <w:r>
+        <w:t xml:space="preserve"> 7.2 </w:t>
+      </w:r>
+      <w:r>
+        <w:rPr>
+          <w:rFonts w:hint="eastAsia"/>
+        </w:rPr>
+        <w:t xml:space="preserve">节梳理本研究在工程实现与管理视角双重维度上的创新点，最后在</w:t>
+      </w:r>
+      <w:r>
+        <w:t xml:space="preserve"> 7.3 </w:t>
+      </w:r>
+      <w:r>
+        <w:rPr>
+          <w:rFonts w:hint="eastAsia"/>
+        </w:rPr>
+        <w:t xml:space="preserve">节坦陈研究在数据范围与方法学上的局限并给出未来工作的延展方向，为后续学术研究与产业实践提供可继承的基础。</w:t>
+      </w:r>
+    </w:p>
+    <w:bookmarkStart w:id="173" w:name="主要研究结论"/>
+    <w:p>
+      <w:pPr>
+        <w:pStyle w:val="Heading2"/>
+      </w:pPr>
+      <w:r>
+        <w:t xml:space="preserve">7.1 </w:t>
+      </w:r>
+      <w:r>
+        <w:rPr>
+          <w:rFonts w:hint="eastAsia"/>
+        </w:rPr>
+        <w:t xml:space="preserve">主要研究结论</w:t>
+      </w:r>
+    </w:p>
+    <w:p>
+      <w:pPr>
+        <w:pStyle w:val="FirstParagraph"/>
+      </w:pPr>
+      <w:r>
+        <w:rPr>
+          <w:rFonts w:hint="eastAsia"/>
+        </w:rPr>
+        <w:t xml:space="preserve">回顾全篇五大实证支柱与一项管理论证，本研究的核心结论可归纳为四点。</w:t>
+      </w:r>
+    </w:p>
+    <w:p>
+      <w:pPr>
+        <w:pStyle w:val="BodyText"/>
+      </w:pPr>
+      <w:r>
+        <w:rPr>
+          <w:rFonts w:hint="eastAsia"/>
+          <w:b/>
+          <w:bCs/>
+        </w:rPr>
+        <w:t xml:space="preserve">结论一：制药企业</w:t>
+      </w:r>
+      <w:r>
+        <w:rPr>
+          <w:b/>
+          <w:bCs/>
+        </w:rPr>
+        <w:t xml:space="preserve"> SFE </w:t>
+      </w:r>
+      <w:r>
+        <w:rPr>
+          <w:rFonts w:hint="eastAsia"/>
+          <w:b/>
+          <w:bCs/>
+        </w:rPr>
+        <w:t xml:space="preserve">辖区分配是一个”被低估的高价值优化问题”，传统人工方法与现有商业工具均未能很好覆盖。</w:t>
+      </w:r>
+      <w:r>
+        <w:t xml:space="preserve"> </w:t>
+      </w:r>
+      <w:r>
+        <w:rPr>
+          <w:rFonts w:hint="eastAsia"/>
+        </w:rPr>
+        <w:t xml:space="preserve">第一章</w:t>
+      </w:r>
+      <w:r>
+        <w:t xml:space="preserve"> 1.1 </w:t>
+      </w:r>
+      <w:r>
+        <w:rPr>
+          <w:rFonts w:hint="eastAsia"/>
+        </w:rPr>
+        <w:t xml:space="preserve">节梳理的行业背景表明，集采常态化、医保谈判压价、反腐合规收紧三股力量叠加，让药企的销售成本控制压力显著上升；与此同时，第三章</w:t>
+      </w:r>
+      <w:r>
+        <w:t xml:space="preserve"> 3.1 </w:t>
+      </w:r>
+      <w:r>
+        <w:rPr>
+          <w:rFonts w:hint="eastAsia"/>
+        </w:rPr>
+        <w:t xml:space="preserve">节业务调研揭示，国内大多数药企在辖区调整环节仍依赖</w:t>
+      </w:r>
+      <w:r>
+        <w:t xml:space="preserve"> Excel </w:t>
+      </w:r>
+      <w:r>
+        <w:rPr>
+          <w:rFonts w:hint="eastAsia"/>
+        </w:rPr>
+        <w:t xml:space="preserve">拍脑袋或外部高价咨询——前者无法处理多约束、多目标的真实业务复杂度，后者则面临</w:t>
+      </w:r>
+      <w:r>
+        <w:t xml:space="preserve"> 4-8 </w:t>
+      </w:r>
+      <w:r>
+        <w:rPr>
+          <w:rFonts w:hint="eastAsia"/>
+        </w:rPr>
+        <w:t xml:space="preserve">周的决策周期与百万级人均成本。这一供需鸿沟构成了本研究的现实起点：辖区分配看似只是</w:t>
+      </w:r>
+      <w:r>
+        <w:t xml:space="preserve"> SFE </w:t>
+      </w:r>
+      <w:r>
+        <w:rPr>
+          <w:rFonts w:hint="eastAsia"/>
+        </w:rPr>
+        <w:t xml:space="preserve">团队的日常作业，实则牵动销售队伍的稳定性、客户关系的连续性以及总部资源配置的合理性，是一个”决策频次低但每次决策影响大”的典型管理优化场景。</w:t>
+      </w:r>
+    </w:p>
+    <w:p>
+      <w:pPr>
+        <w:pStyle w:val="BodyText"/>
+      </w:pPr>
+      <w:r>
+        <w:rPr>
+          <w:rFonts w:hint="eastAsia"/>
+          <w:b/>
+          <w:bCs/>
+        </w:rPr>
+        <w:t xml:space="preserve">结论二：六层地理聚类</w:t>
+      </w:r>
+      <w:r>
+        <w:rPr>
+          <w:b/>
+          <w:bCs/>
+        </w:rPr>
+        <w:t xml:space="preserve"> + SA + Hungarian </w:t>
+      </w:r>
+      <w:r>
+        <w:rPr>
+          <w:rFonts w:hint="eastAsia"/>
+          <w:b/>
+          <w:bCs/>
+        </w:rPr>
+        <w:t xml:space="preserve">的两阶段架构在多目标多约束条件下能稳定输出业务可用方案，且具备跨省份地理形态鲁棒性。</w:t>
+      </w:r>
+      <w:r>
+        <w:t xml:space="preserve"> </w:t>
+      </w:r>
+      <w:r>
+        <w:rPr>
+          <w:rFonts w:hint="eastAsia"/>
+        </w:rPr>
+        <w:t xml:space="preserve">第四章</w:t>
+      </w:r>
+      <w:r>
+        <w:t xml:space="preserve"> 4.4 </w:t>
+      </w:r>
+      <w:r>
+        <w:rPr>
+          <w:rFonts w:hint="eastAsia"/>
+        </w:rPr>
+        <w:t xml:space="preserve">节给出了完整的两阶段算法：第一阶段六层地理聚类生成均衡的初始解、SA</w:t>
+      </w:r>
+      <w:r>
+        <w:t xml:space="preserve"> </w:t>
+      </w:r>
+      <w:r>
+        <w:rPr>
+          <w:rFonts w:hint="eastAsia"/>
+        </w:rPr>
+        <w:t xml:space="preserve">在</w:t>
+      </w:r>
+      <w:r>
+        <w:t xml:space="preserve"> 50 </w:t>
+      </w:r>
+      <w:r>
+        <w:rPr>
+          <w:rFonts w:hint="eastAsia"/>
+        </w:rPr>
+        <w:t xml:space="preserve">万次迭代内收敛到目标函数最优、Hungarian</w:t>
+      </w:r>
+      <w:r>
+        <w:t xml:space="preserve"> </w:t>
+      </w:r>
+      <w:r>
+        <w:rPr>
+          <w:rFonts w:hint="eastAsia"/>
+        </w:rPr>
+        <w:t xml:space="preserve">算法解决</w:t>
+      </w:r>
+      <w:r>
+        <w:t xml:space="preserve"> To-Be </w:t>
+      </w:r>
+      <w:r>
+        <w:rPr>
+          <w:rFonts w:hint="eastAsia"/>
+        </w:rPr>
+        <w:t xml:space="preserve">簇与</w:t>
+      </w:r>
+      <w:r>
+        <w:t xml:space="preserve"> As-Is </w:t>
+      </w:r>
+      <w:r>
+        <w:rPr>
+          <w:rFonts w:hint="eastAsia"/>
+        </w:rPr>
+        <w:t xml:space="preserve">辖区编号的最大权匹配；第五章</w:t>
+      </w:r>
+      <w:r>
+        <w:t xml:space="preserve"> 5.2 </w:t>
+      </w:r>
+      <w:r>
+        <w:rPr>
+          <w:rFonts w:hint="eastAsia"/>
+        </w:rPr>
+        <w:t xml:space="preserve">节湖南</w:t>
+      </w:r>
+      <w:r>
+        <w:t xml:space="preserve"> BC </w:t>
+      </w:r>
+      <w:r>
+        <w:rPr>
+          <w:rFonts w:hint="eastAsia"/>
+        </w:rPr>
+        <w:t xml:space="preserve">主样本实证显示，算法在</w:t>
+      </w:r>
+      <w:r>
+        <w:t xml:space="preserve"> Index </w:t>
+      </w:r>
+      <w:r>
+        <w:rPr>
+          <w:rFonts w:hint="eastAsia"/>
+        </w:rPr>
+        <w:t xml:space="preserve">均衡性（CV</w:t>
+      </w:r>
+      <w:r>
+        <w:t xml:space="preserve"> 44.3% → </w:t>
+      </w:r>
+      <w:r>
+        <w:rPr>
+          <w:rFonts w:hint="eastAsia"/>
+        </w:rPr>
+        <w:t xml:space="preserve">38.0%）、地理紧凑性（最大半径</w:t>
+      </w:r>
+      <w:r>
+        <w:t xml:space="preserve"> 90+ → 60 </w:t>
+      </w:r>
+      <w:r>
+        <w:rPr>
+          <w:rFonts w:hint="eastAsia"/>
+        </w:rPr>
+        <w:t xml:space="preserve">km）、客户保留率（86.4%</w:t>
+      </w:r>
+      <w:r>
+        <w:t xml:space="preserve"> Index </w:t>
+      </w:r>
+      <w:r>
+        <w:rPr>
+          <w:rFonts w:hint="eastAsia"/>
+        </w:rPr>
+        <w:t xml:space="preserve">加权）三个维度同步改善，且</w:t>
+      </w:r>
+      <w:r>
+        <w:t xml:space="preserve"> 5.3 </w:t>
+      </w:r>
+      <w:r>
+        <w:rPr>
+          <w:rFonts w:hint="eastAsia"/>
+        </w:rPr>
+        <w:t xml:space="preserve">节的三省份对比验证了算法在聚集型（上海）、中等密度（湖南）、稀疏型（新疆）三种地理形态下都能产出可解释、业务可接受的结果——这一鲁棒性是工业落地的前提。</w:t>
+      </w:r>
+    </w:p>
+    <w:p>
+      <w:pPr>
+        <w:pStyle w:val="BodyText"/>
+      </w:pPr>
+      <w:r>
+        <w:rPr>
+          <w:rFonts w:hint="eastAsia"/>
+          <w:b/>
+          <w:bCs/>
+        </w:rPr>
+        <w:t xml:space="preserve">结论三：算法决策周期从</w:t>
+      </w:r>
+      <w:r>
+        <w:rPr>
+          <w:b/>
+          <w:bCs/>
+        </w:rPr>
+        <w:t xml:space="preserve"> 4-8 </w:t>
+      </w:r>
+      <w:r>
+        <w:rPr>
+          <w:rFonts w:hint="eastAsia"/>
+          <w:b/>
+          <w:bCs/>
+        </w:rPr>
+        <w:t xml:space="preserve">周压缩到秒级，让”频繁微调</w:t>
+      </w:r>
+      <w:r>
+        <w:rPr>
+          <w:b/>
+          <w:bCs/>
+        </w:rPr>
+        <w:t xml:space="preserve"> + </w:t>
+      </w:r>
+      <w:r>
+        <w:rPr>
+          <w:rFonts w:hint="eastAsia"/>
+          <w:b/>
+          <w:bCs/>
+        </w:rPr>
+        <w:t xml:space="preserve">重大重组分层应对”的辖区动态管理范式成为工程上可行的选择。</w:t>
+      </w:r>
+      <w:r>
+        <w:t xml:space="preserve"> </w:t>
+      </w:r>
+      <w:r>
+        <w:rPr>
+          <w:rFonts w:hint="eastAsia"/>
+        </w:rPr>
+        <w:t xml:space="preserve">第五章</w:t>
+      </w:r>
+      <w:r>
+        <w:t xml:space="preserve"> 5.4 </w:t>
+      </w:r>
+      <w:r>
+        <w:rPr>
+          <w:rFonts w:hint="eastAsia"/>
+        </w:rPr>
+        <w:t xml:space="preserve">节性能基准显示，三省份算法均在</w:t>
+      </w:r>
+      <w:r>
+        <w:t xml:space="preserve"> 4 </w:t>
+      </w:r>
+      <w:r>
+        <w:rPr>
+          <w:rFonts w:hint="eastAsia"/>
+        </w:rPr>
+        <w:t xml:space="preserve">秒内完成</w:t>
+      </w:r>
+      <w:r>
+        <w:t xml:space="preserve"> 50 </w:t>
+      </w:r>
+      <w:r>
+        <w:rPr>
+          <w:rFonts w:hint="eastAsia"/>
+        </w:rPr>
+        <w:t xml:space="preserve">万次</w:t>
+      </w:r>
+      <w:r>
+        <w:t xml:space="preserve"> SA </w:t>
+      </w:r>
+      <w:r>
+        <w:rPr>
+          <w:rFonts w:hint="eastAsia"/>
+        </w:rPr>
+        <w:t xml:space="preserve">迭代，相比传统人工与外部咨询的决策周期实现</w:t>
+      </w:r>
+      <w:r>
+        <w:t xml:space="preserve"> 5 </w:t>
+      </w:r>
+      <w:r>
+        <w:rPr>
+          <w:rFonts w:hint="eastAsia"/>
+        </w:rPr>
+        <w:t xml:space="preserve">个数量级的压缩；这一性能不只是”更快”——它从根本上改变了辖区调整的成本结构：当一次跑算法只需</w:t>
+      </w:r>
+      <w:r>
+        <w:t xml:space="preserve"> 4 </w:t>
+      </w:r>
+      <w:r>
+        <w:rPr>
+          <w:rFonts w:hint="eastAsia"/>
+        </w:rPr>
+        <w:t xml:space="preserve">秒时，业务侧可以在年度规划、半年回顾、新药上市、集采响应等多个时点快速试算多种方案，让辖区分配从”几年一次的大动作”演变为”持续优化的日常工具”。这一范式转变对应到第六章</w:t>
+      </w:r>
+      <w:r>
+        <w:t xml:space="preserve"> 6.1.1 </w:t>
+      </w:r>
+      <w:r>
+        <w:rPr>
+          <w:rFonts w:hint="eastAsia"/>
+        </w:rPr>
+        <w:t xml:space="preserve">节的人机协同流程，让”算法基线</w:t>
+      </w:r>
+      <w:r>
+        <w:t xml:space="preserve"> + </w:t>
+      </w:r>
+      <w:r>
+        <w:rPr>
+          <w:rFonts w:hint="eastAsia"/>
+        </w:rPr>
+        <w:t xml:space="preserve">人工微调</w:t>
+      </w:r>
+      <w:r>
+        <w:t xml:space="preserve"> + </w:t>
+      </w:r>
+      <w:r>
+        <w:rPr>
+          <w:rFonts w:hint="eastAsia"/>
+        </w:rPr>
+        <w:t xml:space="preserve">再跑算法”的迭代闭环具备了工程基础。</w:t>
+      </w:r>
+    </w:p>
+    <w:p>
+      <w:pPr>
+        <w:pStyle w:val="BodyText"/>
+      </w:pPr>
+      <w:r>
+        <w:rPr>
+          <w:rFonts w:hint="eastAsia"/>
+          <w:b/>
+          <w:bCs/>
+        </w:rPr>
+        <w:t xml:space="preserve">结论四：算法的真正商业价值不在于”工具替代</w:t>
+      </w:r>
+      <w:r>
+        <w:rPr>
+          <w:b/>
+          <w:bCs/>
+        </w:rPr>
+        <w:t xml:space="preserve"> </w:t>
+      </w:r>
+      <w:r>
+        <w:rPr>
+          <w:rFonts w:hint="eastAsia"/>
+          <w:b/>
+          <w:bCs/>
+        </w:rPr>
+        <w:t xml:space="preserve">Excel”，而在于承接”SFE</w:t>
+      </w:r>
+      <w:r>
+        <w:rPr>
+          <w:b/>
+          <w:bCs/>
+        </w:rPr>
+        <w:t xml:space="preserve"> </w:t>
+      </w:r>
+      <w:r>
+        <w:rPr>
+          <w:rFonts w:hint="eastAsia"/>
+          <w:b/>
+          <w:bCs/>
+        </w:rPr>
+        <w:t xml:space="preserve">职能行业转型”中的核心算力底座角色。</w:t>
+      </w:r>
+      <w:r>
+        <w:t xml:space="preserve"> </w:t>
+      </w:r>
+      <w:r>
+        <w:rPr>
+          <w:rFonts w:hint="eastAsia"/>
+        </w:rPr>
+        <w:t xml:space="preserve">第六章</w:t>
+      </w:r>
+      <w:r>
+        <w:t xml:space="preserve"> 6.2 </w:t>
+      </w:r>
+      <w:r>
+        <w:rPr>
+          <w:rFonts w:hint="eastAsia"/>
+        </w:rPr>
+        <w:t xml:space="preserve">节的论述视角从”算法工具的销售价值”提升到”SFE</w:t>
+      </w:r>
+      <w:r>
+        <w:t xml:space="preserve"> </w:t>
+      </w:r>
+      <w:r>
+        <w:rPr>
+          <w:rFonts w:hint="eastAsia"/>
+        </w:rPr>
+        <w:t xml:space="preserve">职能本身的行业演变”——在国内药企崛起与利润压力的双重夹击下，传统”中央自建</w:t>
+      </w:r>
+      <w:r>
+        <w:t xml:space="preserve"> 30 </w:t>
+      </w:r>
+      <w:r>
+        <w:rPr>
+          <w:rFonts w:hint="eastAsia"/>
+        </w:rPr>
+        <w:t xml:space="preserve">人</w:t>
+      </w:r>
+      <w:r>
+        <w:t xml:space="preserve"> SFE </w:t>
+      </w:r>
+      <w:r>
+        <w:rPr>
+          <w:rFonts w:hint="eastAsia"/>
+        </w:rPr>
+        <w:t xml:space="preserve">部门”模式面临存在性挑战，行业讨论的”SFE</w:t>
+      </w:r>
+      <w:r>
+        <w:t xml:space="preserve"> </w:t>
+      </w:r>
+      <w:r>
+        <w:rPr>
+          <w:rFonts w:hint="eastAsia"/>
+        </w:rPr>
+        <w:t xml:space="preserve">职能蒸馏</w:t>
+      </w:r>
+      <w:r>
+        <w:t xml:space="preserve"> + </w:t>
+      </w:r>
+      <w:r>
+        <w:rPr>
+          <w:rFonts w:hint="eastAsia"/>
+        </w:rPr>
+        <w:t xml:space="preserve">垂类</w:t>
+      </w:r>
+      <w:r>
+        <w:t xml:space="preserve"> Agent + </w:t>
+      </w:r>
+      <w:r>
+        <w:rPr>
+          <w:rFonts w:hint="eastAsia"/>
+        </w:rPr>
+        <w:t xml:space="preserve">外包咨询”路径为本研究算法提供了远超工具价值的商业定位：算法不是某一家咨询公司的差异化卖点，而是整个行业范式迁移中的算力承载层，分别在职能完全替代（轻型企业）、SFE</w:t>
+      </w:r>
+      <w:r>
+        <w:t xml:space="preserve"> </w:t>
+      </w:r>
+      <w:r>
+        <w:rPr>
+          <w:rFonts w:hint="eastAsia"/>
+        </w:rPr>
+        <w:t xml:space="preserve">减量（中型企业）、SFE</w:t>
+      </w:r>
+      <w:r>
+        <w:t xml:space="preserve"> </w:t>
+      </w:r>
+      <w:r>
+        <w:rPr>
+          <w:rFonts w:hint="eastAsia"/>
+        </w:rPr>
+        <w:t xml:space="preserve">增效（大型</w:t>
+      </w:r>
+      <w:r>
+        <w:t xml:space="preserve"> </w:t>
+      </w:r>
+      <w:r>
+        <w:rPr>
+          <w:rFonts w:hint="eastAsia"/>
+        </w:rPr>
+        <w:t xml:space="preserve">MNC）三种形态下创造价值（详见表</w:t>
+      </w:r>
+      <w:r>
+        <w:t xml:space="preserve"> </w:t>
+      </w:r>
+      <w:r>
+        <w:rPr>
+          <w:rFonts w:hint="eastAsia"/>
+        </w:rPr>
+        <w:t xml:space="preserve">6-3）。这一定位与第三章</w:t>
+      </w:r>
+      <w:r>
+        <w:t xml:space="preserve"> 3.3.4 </w:t>
+      </w:r>
+      <w:r>
+        <w:rPr>
+          <w:rFonts w:hint="eastAsia"/>
+        </w:rPr>
+        <w:t xml:space="preserve">节调研结论</w:t>
+      </w:r>
+      <w:r>
+        <w:t xml:space="preserve"> 83% </w:t>
+      </w:r>
+      <w:r>
+        <w:rPr>
+          <w:rFonts w:hint="eastAsia"/>
+        </w:rPr>
+        <w:t xml:space="preserve">偏好”算法</w:t>
+      </w:r>
+      <w:r>
+        <w:t xml:space="preserve"> + </w:t>
+      </w:r>
+      <w:r>
+        <w:rPr>
+          <w:rFonts w:hint="eastAsia"/>
+        </w:rPr>
+        <w:t xml:space="preserve">人工调整”高度一致，也回应了开题报告关于”商业化研究”的最初命题。</w:t>
+      </w:r>
+    </w:p>
+    <w:bookmarkEnd w:id="173"/>
+    <w:bookmarkStart w:id="174" w:name="研究创新点"/>
+    <w:p>
+      <w:pPr>
+        <w:pStyle w:val="Heading2"/>
+      </w:pPr>
+      <w:r>
+        <w:t xml:space="preserve">7.2 </w:t>
+      </w:r>
+      <w:r>
+        <w:rPr>
+          <w:rFonts w:hint="eastAsia"/>
+        </w:rPr>
+        <w:t xml:space="preserve">研究创新点</w:t>
+      </w:r>
+    </w:p>
+    <w:p>
+      <w:pPr>
+        <w:pStyle w:val="FirstParagraph"/>
+      </w:pPr>
+      <w:r>
+        <w:rPr>
+          <w:rFonts w:hint="eastAsia"/>
+        </w:rPr>
+        <w:t xml:space="preserve">相较于已有</w:t>
+      </w:r>
+      <w:r>
+        <w:t xml:space="preserve"> SFE </w:t>
+      </w:r>
+      <w:r>
+        <w:rPr>
+          <w:rFonts w:hint="eastAsia"/>
+        </w:rPr>
+        <w:t xml:space="preserve">辖区分配研究（如</w:t>
+      </w:r>
+      <w:r>
+        <w:t xml:space="preserve"> Hess &amp; Samuels 1971、Zoltners &amp; Sinha 1983、Kalcsics </w:t>
+      </w:r>
+      <w:r>
+        <w:rPr>
+          <w:rFonts w:hint="eastAsia"/>
+        </w:rPr>
+        <w:t xml:space="preserve">等</w:t>
+      </w:r>
+      <w:r>
+        <w:t xml:space="preserve"> </w:t>
+      </w:r>
+      <w:r>
+        <w:rPr>
+          <w:rFonts w:hint="eastAsia"/>
+        </w:rPr>
+        <w:t xml:space="preserve">2005），本研究在以下三个维度上做出了差异化贡献。</w:t>
+      </w:r>
+    </w:p>
+    <w:p>
+      <w:pPr>
+        <w:pStyle w:val="BodyText"/>
+      </w:pPr>
+      <w:r>
+        <w:rPr>
+          <w:rFonts w:hint="eastAsia"/>
+          <w:b/>
+          <w:bCs/>
+        </w:rPr>
+        <w:t xml:space="preserve">创新点一：将”客户保留率”从隐性约束显性化为算法目标维度，并通过</w:t>
+      </w:r>
+      <w:r>
+        <w:rPr>
+          <w:b/>
+          <w:bCs/>
+        </w:rPr>
+        <w:t xml:space="preserve"> Hungarian </w:t>
+      </w:r>
+      <w:r>
+        <w:rPr>
+          <w:rFonts w:hint="eastAsia"/>
+          <w:b/>
+          <w:bCs/>
+        </w:rPr>
+        <w:t xml:space="preserve">二阶段匹配机制工程化落地。</w:t>
+      </w:r>
+      <w:r>
+        <w:t xml:space="preserve"> </w:t>
+      </w:r>
+      <w:r>
+        <w:rPr>
+          <w:rFonts w:hint="eastAsia"/>
+        </w:rPr>
+        <w:t xml:space="preserve">国际经典</w:t>
+      </w:r>
+      <w:r>
+        <w:t xml:space="preserve"> SFE </w:t>
+      </w:r>
+      <w:r>
+        <w:rPr>
+          <w:rFonts w:hint="eastAsia"/>
+        </w:rPr>
+        <w:t xml:space="preserve">文献长期以来把”销售员-客户关系连续性”视作算法之外的辅助考虑，要么完全忽略、要么以软性建议形式留给业务侧手工干预。本研究在第四章</w:t>
+      </w:r>
+      <w:r>
+        <w:t xml:space="preserve"> 4.3 </w:t>
+      </w:r>
+      <w:r>
+        <w:rPr>
+          <w:rFonts w:hint="eastAsia"/>
+        </w:rPr>
+        <w:t xml:space="preserve">节首次将客户保留率拆解为可计算的二阶段优化目标——第一阶段产出”匿名簇”专注均衡性与紧凑性、第二阶段用</w:t>
+      </w:r>
+      <w:r>
+        <w:t xml:space="preserve"> Hungarian </w:t>
+      </w:r>
+      <w:r>
+        <w:rPr>
+          <w:rFonts w:hint="eastAsia"/>
+        </w:rPr>
+        <w:t xml:space="preserve">算法在簇与历史辖区编号之间求最大权匹配最大化保留率（权重函数为</w:t>
+      </w:r>
+      <w:r>
+        <w:t xml:space="preserve"> idx²/500 + </w:t>
+      </w:r>
+      <w:r>
+        <w:rPr>
+          <w:rFonts w:hint="eastAsia"/>
+        </w:rPr>
+        <w:t xml:space="preserve">区县</w:t>
+      </w:r>
+      <w:r>
+        <w:t xml:space="preserve"> +100 + </w:t>
+      </w:r>
+      <w:r>
+        <w:rPr>
+          <w:rFonts w:hint="eastAsia"/>
+        </w:rPr>
+        <w:t xml:space="preserve">城市</w:t>
+      </w:r>
+      <w:r>
+        <w:t xml:space="preserve"> +50 + </w:t>
+      </w:r>
+      <w:r>
+        <w:rPr>
+          <w:rFonts w:hint="eastAsia"/>
+        </w:rPr>
+        <w:t xml:space="preserve">一对一城市</w:t>
+      </w:r>
+      <w:r>
+        <w:t xml:space="preserve"> </w:t>
+      </w:r>
+      <w:r>
+        <w:rPr>
+          <w:rFonts w:hint="eastAsia"/>
+        </w:rPr>
+        <w:t xml:space="preserve">10¹²）。这一解耦机制让”质量与连续性”两个原本相互掣肘的目标在算法中并行兼顾，是对经典文献的实质性扩展。</w:t>
+      </w:r>
+    </w:p>
+    <w:p>
+      <w:pPr>
+        <w:pStyle w:val="BodyText"/>
+      </w:pPr>
+      <w:r>
+        <w:rPr>
+          <w:rFonts w:hint="eastAsia"/>
+          <w:b/>
+          <w:bCs/>
+        </w:rPr>
+        <w:t xml:space="preserve">创新点二：完整覆盖”政策/行业</w:t>
+      </w:r>
+      <w:r>
+        <w:rPr>
+          <w:b/>
+          <w:bCs/>
+        </w:rPr>
+        <w:t xml:space="preserve"> → </w:t>
+      </w:r>
+      <w:r>
+        <w:rPr>
+          <w:rFonts w:hint="eastAsia"/>
+          <w:b/>
+          <w:bCs/>
+        </w:rPr>
+        <w:t xml:space="preserve">调研</w:t>
+      </w:r>
+      <w:r>
+        <w:rPr>
+          <w:b/>
+          <w:bCs/>
+        </w:rPr>
+        <w:t xml:space="preserve"> → </w:t>
+      </w:r>
+      <w:r>
+        <w:rPr>
+          <w:rFonts w:hint="eastAsia"/>
+          <w:b/>
+          <w:bCs/>
+        </w:rPr>
+        <w:t xml:space="preserve">算法</w:t>
+      </w:r>
+      <w:r>
+        <w:rPr>
+          <w:b/>
+          <w:bCs/>
+        </w:rPr>
+        <w:t xml:space="preserve"> → </w:t>
+      </w:r>
+      <w:r>
+        <w:rPr>
+          <w:rFonts w:hint="eastAsia"/>
+          <w:b/>
+          <w:bCs/>
+        </w:rPr>
+        <w:t xml:space="preserve">实证</w:t>
+      </w:r>
+      <w:r>
+        <w:rPr>
+          <w:b/>
+          <w:bCs/>
+        </w:rPr>
+        <w:t xml:space="preserve"> → </w:t>
+      </w:r>
+      <w:r>
+        <w:rPr>
+          <w:rFonts w:hint="eastAsia"/>
+          <w:b/>
+          <w:bCs/>
+        </w:rPr>
+        <w:t xml:space="preserve">商业化”的全链条</w:t>
+      </w:r>
+      <w:r>
+        <w:rPr>
+          <w:b/>
+          <w:bCs/>
+        </w:rPr>
+        <w:t xml:space="preserve"> MBA </w:t>
+      </w:r>
+      <w:r>
+        <w:rPr>
+          <w:rFonts w:hint="eastAsia"/>
+          <w:b/>
+          <w:bCs/>
+        </w:rPr>
+        <w:t xml:space="preserve">视角分析，弥补国内文献在工程化与管理化两端的双重缺失。</w:t>
+      </w:r>
+      <w:r>
+        <w:t xml:space="preserve"> </w:t>
+      </w:r>
+      <w:r>
+        <w:rPr>
+          <w:rFonts w:hint="eastAsia"/>
+        </w:rPr>
+        <w:t xml:space="preserve">国内既有运筹算法研究（杨磊</w:t>
+      </w:r>
+      <w:r>
+        <w:t xml:space="preserve"> </w:t>
+      </w:r>
+      <w:r>
+        <w:rPr>
+          <w:rFonts w:hint="eastAsia"/>
+        </w:rPr>
+        <w:t xml:space="preserve">2012、罗军等</w:t>
+      </w:r>
+      <w:r>
+        <w:t xml:space="preserve"> </w:t>
+      </w:r>
+      <w:r>
+        <w:rPr>
+          <w:rFonts w:hint="eastAsia"/>
+        </w:rPr>
+        <w:t xml:space="preserve">2022、马傲冬等</w:t>
+      </w:r>
+      <w:r>
+        <w:t xml:space="preserve"> </w:t>
+      </w:r>
+      <w:r>
+        <w:rPr>
+          <w:rFonts w:hint="eastAsia"/>
+        </w:rPr>
+        <w:t xml:space="preserve">2026）多聚焦算法收敛性与求解性能，业务侧落地讨论极少；国内</w:t>
+      </w:r>
+      <w:r>
+        <w:t xml:space="preserve"> SFE </w:t>
+      </w:r>
+      <w:r>
+        <w:rPr>
+          <w:rFonts w:hint="eastAsia"/>
+        </w:rPr>
+        <w:t xml:space="preserve">管理研究（孙旭然</w:t>
+      </w:r>
+      <w:r>
+        <w:t xml:space="preserve"> </w:t>
+      </w:r>
+      <w:r>
+        <w:rPr>
+          <w:rFonts w:hint="eastAsia"/>
+        </w:rPr>
+        <w:t xml:space="preserve">2022、徐蓉</w:t>
+      </w:r>
+      <w:r>
+        <w:t xml:space="preserve"> </w:t>
+      </w:r>
+      <w:r>
+        <w:rPr>
+          <w:rFonts w:hint="eastAsia"/>
+        </w:rPr>
+        <w:t xml:space="preserve">2023、陈兆兆</w:t>
+      </w:r>
+      <w:r>
+        <w:t xml:space="preserve"> </w:t>
+      </w:r>
+      <w:r>
+        <w:rPr>
+          <w:rFonts w:hint="eastAsia"/>
+        </w:rPr>
+        <w:t xml:space="preserve">2024）则停留在制度与流程描述，缺少算法工具支撑。本研究试图在两者之间搭建桥梁——以第三章</w:t>
+      </w:r>
+      <w:r>
+        <w:t xml:space="preserve"> 12 </w:t>
+      </w:r>
+      <w:r>
+        <w:rPr>
+          <w:rFonts w:hint="eastAsia"/>
+        </w:rPr>
+        <w:t xml:space="preserve">位业务专家深度访谈与</w:t>
+      </w:r>
+      <w:r>
+        <w:t xml:space="preserve"> 14 </w:t>
+      </w:r>
+      <w:r>
+        <w:rPr>
+          <w:rFonts w:hint="eastAsia"/>
+        </w:rPr>
+        <w:t xml:space="preserve">题问卷调研锚定真实业务约束、以第四章</w:t>
+      </w:r>
+      <w:r>
+        <w:t xml:space="preserve"> 4.2 </w:t>
+      </w:r>
+      <w:r>
+        <w:rPr>
+          <w:rFonts w:hint="eastAsia"/>
+        </w:rPr>
+        <w:t xml:space="preserve">节多源数据清洗与第五章</w:t>
+      </w:r>
+      <w:r>
+        <w:t xml:space="preserve"> 5.2-5.4 </w:t>
+      </w:r>
+      <w:r>
+        <w:rPr>
+          <w:rFonts w:hint="eastAsia"/>
+        </w:rPr>
+        <w:t xml:space="preserve">节三省份实证给出可复现的算法实现，再以第六章</w:t>
+      </w:r>
+      <w:r>
+        <w:t xml:space="preserve"> 6.2 </w:t>
+      </w:r>
+      <w:r>
+        <w:rPr>
+          <w:rFonts w:hint="eastAsia"/>
+        </w:rPr>
+        <w:t xml:space="preserve">节”SFE</w:t>
+      </w:r>
+      <w:r>
+        <w:t xml:space="preserve"> </w:t>
+      </w:r>
+      <w:r>
+        <w:rPr>
+          <w:rFonts w:hint="eastAsia"/>
+        </w:rPr>
+        <w:t xml:space="preserve">职能行业转型”的商业化论述把研究从”工具开发”提升到”行业范式判断”。这一全链条结构正是</w:t>
+      </w:r>
+      <w:r>
+        <w:t xml:space="preserve"> MBA </w:t>
+      </w:r>
+      <w:r>
+        <w:rPr>
+          <w:rFonts w:hint="eastAsia"/>
+        </w:rPr>
+        <w:t xml:space="preserve">学位论文区别于纯工科或纯管理论文的核心增量价值。</w:t>
+      </w:r>
+    </w:p>
+    <w:p>
+      <w:pPr>
+        <w:pStyle w:val="BodyText"/>
+      </w:pPr>
+      <w:r>
+        <w:rPr>
+          <w:rFonts w:hint="eastAsia"/>
+          <w:b/>
+          <w:bCs/>
+        </w:rPr>
+        <w:t xml:space="preserve">创新点三：基于</w:t>
+      </w:r>
+      <w:r>
+        <w:rPr>
+          <w:b/>
+          <w:bCs/>
+        </w:rPr>
+        <w:t xml:space="preserve"> 12 </w:t>
+      </w:r>
+      <w:r>
+        <w:rPr>
+          <w:rFonts w:hint="eastAsia"/>
+          <w:b/>
+          <w:bCs/>
+        </w:rPr>
+        <w:t xml:space="preserve">次</w:t>
+      </w:r>
+      <w:r>
+        <w:rPr>
+          <w:b/>
+          <w:bCs/>
+        </w:rPr>
+        <w:t xml:space="preserve"> SA </w:t>
+      </w:r>
+      <w:r>
+        <w:rPr>
+          <w:rFonts w:hint="eastAsia"/>
+          <w:b/>
+          <w:bCs/>
+        </w:rPr>
+        <w:t xml:space="preserve">迭代敏感性扫描得出的”性价比拐点”建议，将算法选型从”经验调参”推进到”数据驱动调参”。</w:t>
+      </w:r>
+      <w:r>
+        <w:t xml:space="preserve"> </w:t>
+      </w:r>
+      <w:r>
+        <w:rPr>
+          <w:rFonts w:hint="eastAsia"/>
+        </w:rPr>
+        <w:t xml:space="preserve">第五章</w:t>
+      </w:r>
+      <w:r>
+        <w:t xml:space="preserve"> 5.4.2 </w:t>
+      </w:r>
+      <w:r>
+        <w:rPr>
+          <w:rFonts w:hint="eastAsia"/>
+        </w:rPr>
+        <w:t xml:space="preserve">节通过</w:t>
+      </w:r>
+      <w:r>
+        <w:t xml:space="preserve"> 25K-50K-100K-200K-500K-1M </w:t>
+      </w:r>
+      <w:r>
+        <w:rPr>
+          <w:rFonts w:hint="eastAsia"/>
+        </w:rPr>
+        <w:t xml:space="preserve">六档迭代次数</w:t>
+      </w:r>
+      <w:r>
+        <w:t xml:space="preserve"> × </w:t>
+      </w:r>
+      <w:r>
+        <w:rPr>
+          <w:rFonts w:hint="eastAsia"/>
+        </w:rPr>
+        <w:t xml:space="preserve">三省份的扫描矩阵，量化了</w:t>
+      </w:r>
+      <w:r>
+        <w:t xml:space="preserve"> SA </w:t>
+      </w:r>
+      <w:r>
+        <w:rPr>
+          <w:rFonts w:hint="eastAsia"/>
+        </w:rPr>
+        <w:t xml:space="preserve">收敛曲线的边际收益拐点：50</w:t>
+      </w:r>
+      <w:r>
+        <w:t xml:space="preserve"> </w:t>
+      </w:r>
+      <w:r>
+        <w:rPr>
+          <w:rFonts w:hint="eastAsia"/>
+        </w:rPr>
+        <w:t xml:space="preserve">万次迭代是聚集型与中等密度场景下”再加迭代收益不显著、再减迭代质量下降明显”的最佳性价比点；稀疏型场景（如新疆）由于解空间结构特殊，建议改用多次启动取最优而非单次长迭代。这一定量化的工程结论让后续企业部署该算法时有了可执行的参数选型基准，避免了”500K</w:t>
+      </w:r>
+      <w:r>
+        <w:t xml:space="preserve"> </w:t>
+      </w:r>
+      <w:r>
+        <w:rPr>
+          <w:rFonts w:hint="eastAsia"/>
+        </w:rPr>
+        <w:t xml:space="preserve">是经验值，能跑就行”的粗糙做法——这一可复现的工程方法学贡献也是本研究区别于一般咨询项目的特色。</w:t>
+      </w:r>
+    </w:p>
+    <w:bookmarkEnd w:id="174"/>
+    <w:bookmarkStart w:id="175" w:name="研究不足与未来展望"/>
+    <w:p>
+      <w:pPr>
+        <w:pStyle w:val="Heading2"/>
+      </w:pPr>
+      <w:r>
+        <w:t xml:space="preserve">7.3 </w:t>
+      </w:r>
+      <w:r>
+        <w:rPr>
+          <w:rFonts w:hint="eastAsia"/>
+        </w:rPr>
+        <w:t xml:space="preserve">研究不足与未来展望</w:t>
+      </w:r>
+    </w:p>
+    <w:p>
+      <w:pPr>
+        <w:pStyle w:val="FirstParagraph"/>
+      </w:pPr>
+      <w:r>
+        <w:rPr>
+          <w:rFonts w:hint="eastAsia"/>
+        </w:rPr>
+        <w:t xml:space="preserve">本研究虽完成了从理论到落地的完整论证闭环，但仍存在数据范围、方法学、商业化验证三个层面的不足，对应的未来工作方向也由此展开。</w:t>
+      </w:r>
+    </w:p>
+    <w:p>
+      <w:pPr>
+        <w:pStyle w:val="BodyText"/>
+      </w:pPr>
+      <w:r>
+        <w:rPr>
+          <w:rFonts w:hint="eastAsia"/>
+          <w:b/>
+          <w:bCs/>
+        </w:rPr>
+        <w:t xml:space="preserve">不足一：实证样本仅覆盖业内某跨国药企的三省份</w:t>
+      </w:r>
+      <w:r>
+        <w:rPr>
+          <w:b/>
+          <w:bCs/>
+        </w:rPr>
+        <w:t xml:space="preserve"> BC/LC </w:t>
+      </w:r>
+      <w:r>
+        <w:rPr>
+          <w:rFonts w:hint="eastAsia"/>
+          <w:b/>
+          <w:bCs/>
+        </w:rPr>
+        <w:t xml:space="preserve">数据，单时点快照未能验证算法在跨产品线、跨企业类型场景下的泛化性。</w:t>
+      </w:r>
+      <w:r>
+        <w:t xml:space="preserve"> </w:t>
+      </w:r>
+      <w:r>
+        <w:rPr>
+          <w:rFonts w:hint="eastAsia"/>
+        </w:rPr>
+        <w:t xml:space="preserve">第五章实证基于业内某跨国药企的</w:t>
+      </w:r>
+      <w:r>
+        <w:t xml:space="preserve"> </w:t>
+      </w:r>
+      <w:r>
+        <w:rPr>
+          <w:rFonts w:hint="eastAsia"/>
+        </w:rPr>
+        <w:t xml:space="preserve">BC（基础医院）与</w:t>
+      </w:r>
+      <w:r>
+        <w:t xml:space="preserve"> </w:t>
+      </w:r>
+      <w:r>
+        <w:rPr>
+          <w:rFonts w:hint="eastAsia"/>
+        </w:rPr>
+        <w:t xml:space="preserve">LC（重点医院）两类产品线、上海/湖南/新疆三省份数据，所有数据脱敏后保存在</w:t>
+      </w:r>
+      <w:r>
+        <w:t xml:space="preserve"> </w:t>
+      </w:r>
+      <w:r>
+        <w:rPr>
+          <w:rFonts w:hint="eastAsia"/>
+        </w:rPr>
+        <w:t xml:space="preserve">data/case/（已</w:t>
+      </w:r>
+      <w:r>
+        <w:t xml:space="preserve"> </w:t>
+      </w:r>
+      <w:r>
+        <w:rPr>
+          <w:rFonts w:hint="eastAsia"/>
+        </w:rPr>
+        <w:t xml:space="preserve">gitignored）。受数据可获得性所限，本研究未能横向比较国内创新药企、Biotech、零售药房等不同业务模式下算法的适配度，也未能纵向追踪同一辖区在多个时点的算法表现。</w:t>
+      </w:r>
+      <w:r>
+        <w:rPr>
+          <w:rFonts w:hint="eastAsia"/>
+          <w:b/>
+          <w:bCs/>
+        </w:rPr>
+        <w:t xml:space="preserve">未来工作</w:t>
+      </w:r>
+      <w:r>
+        <w:rPr>
+          <w:rFonts w:hint="eastAsia"/>
+        </w:rPr>
+        <w:t xml:space="preserve">应在合规前提下扩展样本：横向引入</w:t>
+      </w:r>
+      <w:r>
+        <w:t xml:space="preserve"> 2-3 </w:t>
+      </w:r>
+      <w:r>
+        <w:rPr>
+          <w:rFonts w:hint="eastAsia"/>
+        </w:rPr>
+        <w:t xml:space="preserve">家不同产品组合与销售队伍规模的企业做对比验证；纵向选定某一企业</w:t>
+      </w:r>
+      <w:r>
+        <w:t xml:space="preserve"> 1-2 </w:t>
+      </w:r>
+      <w:r>
+        <w:rPr>
+          <w:rFonts w:hint="eastAsia"/>
+        </w:rPr>
+        <w:t xml:space="preserve">个产品线做季度连续追踪，观察算法在动态市场环境中的方案稳定性与累计客户保留率。</w:t>
+      </w:r>
+    </w:p>
+    <w:p>
+      <w:pPr>
+        <w:pStyle w:val="BodyText"/>
+      </w:pPr>
+      <w:r>
+        <w:rPr>
+          <w:rFonts w:hint="eastAsia"/>
+          <w:b/>
+          <w:bCs/>
+        </w:rPr>
+        <w:t xml:space="preserve">不足二：算法目标函数的多维权衡仍依赖人为权重设定，未引入业务实际反馈作闭环优化。</w:t>
+      </w:r>
+      <w:r>
+        <w:t xml:space="preserve"> </w:t>
+      </w:r>
+      <w:r>
+        <w:rPr>
+          <w:rFonts w:hint="eastAsia"/>
+        </w:rPr>
+        <w:t xml:space="preserve">当前</w:t>
+      </w:r>
+      <w:r>
+        <w:t xml:space="preserve"> Hungarian </w:t>
+      </w:r>
+      <w:r>
+        <w:rPr>
+          <w:rFonts w:hint="eastAsia"/>
+        </w:rPr>
+        <w:t xml:space="preserve">权重（idx²/500</w:t>
+      </w:r>
+      <w:r>
+        <w:t xml:space="preserve"> + </w:t>
+      </w:r>
+      <w:r>
+        <w:rPr>
+          <w:rFonts w:hint="eastAsia"/>
+        </w:rPr>
+        <w:t xml:space="preserve">区县</w:t>
+      </w:r>
+      <w:r>
+        <w:t xml:space="preserve"> +100 + </w:t>
+      </w:r>
+      <w:r>
+        <w:rPr>
+          <w:rFonts w:hint="eastAsia"/>
+        </w:rPr>
+        <w:t xml:space="preserve">城市</w:t>
+      </w:r>
+      <w:r>
+        <w:t xml:space="preserve"> </w:t>
+      </w:r>
+      <w:r>
+        <w:rPr>
+          <w:rFonts w:hint="eastAsia"/>
+        </w:rPr>
+        <w:t xml:space="preserve">+50）与</w:t>
+      </w:r>
+      <w:r>
+        <w:t xml:space="preserve"> SA </w:t>
+      </w:r>
+      <w:r>
+        <w:rPr>
+          <w:rFonts w:hint="eastAsia"/>
+        </w:rPr>
+        <w:t xml:space="preserve">罚函数权重（θ_cv、θ_radius、θ_count</w:t>
+      </w:r>
+      <w:r>
+        <w:t xml:space="preserve"> </w:t>
+      </w:r>
+      <w:r>
+        <w:rPr>
+          <w:rFonts w:hint="eastAsia"/>
+        </w:rPr>
+        <w:t xml:space="preserve">等）来自第三章调研偏好与作者业务经验的混合判断，本研究未做权重的敏感性扫描，也未把”业务侧实际接受/拒绝率”作为反向修正信号。</w:t>
+      </w:r>
+      <w:r>
+        <w:rPr>
+          <w:rFonts w:hint="eastAsia"/>
+          <w:b/>
+          <w:bCs/>
+        </w:rPr>
+        <w:t xml:space="preserve">未来工作</w:t>
+      </w:r>
+      <w:r>
+        <w:rPr>
+          <w:rFonts w:hint="eastAsia"/>
+        </w:rPr>
+        <w:t xml:space="preserve">有两个延展方向：一是扩展第五章</w:t>
+      </w:r>
+      <w:r>
+        <w:t xml:space="preserve"> 5.4 </w:t>
+      </w:r>
+      <w:r>
+        <w:rPr>
+          <w:rFonts w:hint="eastAsia"/>
+        </w:rPr>
+        <w:t xml:space="preserve">节敏感性扫描到权重维度，给出权重调整对方案的边际影响曲线；二是引入算法</w:t>
+      </w:r>
+      <w:r>
+        <w:t xml:space="preserve"> → </w:t>
+      </w:r>
+      <w:r>
+        <w:rPr>
+          <w:rFonts w:hint="eastAsia"/>
+        </w:rPr>
+        <w:t xml:space="preserve">业务接受度</w:t>
+      </w:r>
+      <w:r>
+        <w:t xml:space="preserve"> → </w:t>
+      </w:r>
+      <w:r>
+        <w:rPr>
+          <w:rFonts w:hint="eastAsia"/>
+        </w:rPr>
+        <w:t xml:space="preserve">权重再修正的强化学习闭环，让算法权重从”调研驱动”升级为”业务反馈驱动”，形成自适应优化系统。</w:t>
+      </w:r>
+    </w:p>
+    <w:p>
+      <w:pPr>
+        <w:pStyle w:val="BodyText"/>
+      </w:pPr>
+      <w:r>
+        <w:rPr>
+          <w:rFonts w:hint="eastAsia"/>
+          <w:b/>
+          <w:bCs/>
+        </w:rPr>
+        <w:t xml:space="preserve">不足三：第六章</w:t>
+      </w:r>
+      <w:r>
+        <w:rPr>
+          <w:b/>
+          <w:bCs/>
+        </w:rPr>
+        <w:t xml:space="preserve"> 6.2 </w:t>
+      </w:r>
+      <w:r>
+        <w:rPr>
+          <w:rFonts w:hint="eastAsia"/>
+          <w:b/>
+          <w:bCs/>
+        </w:rPr>
+        <w:t xml:space="preserve">节关于”SFE</w:t>
+      </w:r>
+      <w:r>
+        <w:rPr>
+          <w:b/>
+          <w:bCs/>
+        </w:rPr>
+        <w:t xml:space="preserve"> </w:t>
+      </w:r>
+      <w:r>
+        <w:rPr>
+          <w:rFonts w:hint="eastAsia"/>
+          <w:b/>
+          <w:bCs/>
+        </w:rPr>
+        <w:t xml:space="preserve">职能蒸馏</w:t>
+      </w:r>
+      <w:r>
+        <w:rPr>
+          <w:b/>
+          <w:bCs/>
+        </w:rPr>
+        <w:t xml:space="preserve"> + </w:t>
+      </w:r>
+      <w:r>
+        <w:rPr>
+          <w:rFonts w:hint="eastAsia"/>
+          <w:b/>
+          <w:bCs/>
+        </w:rPr>
+        <w:t xml:space="preserve">垂类</w:t>
+      </w:r>
+      <w:r>
+        <w:rPr>
+          <w:b/>
+          <w:bCs/>
+        </w:rPr>
+        <w:t xml:space="preserve"> Agent + </w:t>
+      </w:r>
+      <w:r>
+        <w:rPr>
+          <w:rFonts w:hint="eastAsia"/>
+          <w:b/>
+          <w:bCs/>
+        </w:rPr>
+        <w:t xml:space="preserve">外包咨询”行业路径的论述基于趋势研判与作者业务经验，缺少</w:t>
+      </w:r>
+      <w:r>
+        <w:rPr>
+          <w:b/>
+          <w:bCs/>
+        </w:rPr>
+        <w:t xml:space="preserve"> POC </w:t>
+      </w:r>
+      <w:r>
+        <w:rPr>
+          <w:rFonts w:hint="eastAsia"/>
+          <w:b/>
+          <w:bCs/>
+        </w:rPr>
+        <w:t xml:space="preserve">级商业验证。</w:t>
+      </w:r>
+      <w:r>
+        <w:t xml:space="preserve"> </w:t>
+      </w:r>
+      <w:r>
+        <w:rPr>
+          <w:rFonts w:hint="eastAsia"/>
+        </w:rPr>
+        <w:t xml:space="preserve">本研究在商业化部分给出三种差异化形态（垂类</w:t>
+      </w:r>
+      <w:r>
+        <w:t xml:space="preserve"> Agent </w:t>
+      </w:r>
+      <w:r>
+        <w:rPr>
+          <w:rFonts w:hint="eastAsia"/>
+        </w:rPr>
+        <w:t xml:space="preserve">外包、SaaS</w:t>
+      </w:r>
+      <w:r>
+        <w:t xml:space="preserve"> </w:t>
+      </w:r>
+      <w:r>
+        <w:rPr>
+          <w:rFonts w:hint="eastAsia"/>
+        </w:rPr>
+        <w:t xml:space="preserve">订阅、企业内部部署）的适用场景判断，但未与具体药企开展小规模试点验证客户付费意愿、合同条款、续约率等真实商业指标。</w:t>
+      </w:r>
+      <w:r>
+        <w:rPr>
+          <w:rFonts w:hint="eastAsia"/>
+          <w:b/>
+          <w:bCs/>
+        </w:rPr>
+        <w:t xml:space="preserve">未来工作</w:t>
+      </w:r>
+      <w:r>
+        <w:rPr>
+          <w:rFonts w:hint="eastAsia"/>
+        </w:rPr>
+        <w:t xml:space="preserve">应分两步推进商业验证：第一步选取本土创新药企（销售队伍</w:t>
+      </w:r>
+      <w:r>
+        <w:t xml:space="preserve"> 1,000-3,000 </w:t>
+      </w:r>
+      <w:r>
+        <w:rPr>
+          <w:rFonts w:hint="eastAsia"/>
+        </w:rPr>
+        <w:t xml:space="preserve">人扩张期）做</w:t>
+      </w:r>
+      <w:r>
+        <w:t xml:space="preserve"> SaaS </w:t>
+      </w:r>
+      <w:r>
+        <w:rPr>
+          <w:rFonts w:hint="eastAsia"/>
+        </w:rPr>
+        <w:t xml:space="preserve">订阅形态的</w:t>
+      </w:r>
+      <w:r>
+        <w:t xml:space="preserve"> POC </w:t>
+      </w:r>
+      <w:r>
+        <w:rPr>
+          <w:rFonts w:hint="eastAsia"/>
+        </w:rPr>
+        <w:t xml:space="preserve">试点，3-6</w:t>
+      </w:r>
+      <w:r>
+        <w:t xml:space="preserve"> </w:t>
+      </w:r>
+      <w:r>
+        <w:rPr>
+          <w:rFonts w:hint="eastAsia"/>
+        </w:rPr>
+        <w:t xml:space="preserve">个月收集”算法上线</w:t>
+      </w:r>
+      <w:r>
+        <w:t xml:space="preserve"> → </w:t>
+      </w:r>
+      <w:r>
+        <w:rPr>
+          <w:rFonts w:hint="eastAsia"/>
+        </w:rPr>
+        <w:t xml:space="preserve">销售业绩</w:t>
+      </w:r>
+      <w:r>
+        <w:t xml:space="preserve"> → </w:t>
+      </w:r>
+      <w:r>
+        <w:rPr>
+          <w:rFonts w:hint="eastAsia"/>
+        </w:rPr>
+        <w:t xml:space="preserve">客户保留率</w:t>
+      </w:r>
+      <w:r>
+        <w:t xml:space="preserve"> → </w:t>
+      </w:r>
+      <w:r>
+        <w:rPr>
+          <w:rFonts w:hint="eastAsia"/>
+        </w:rPr>
+        <w:t xml:space="preserve">团队接受度”四维数据；第二步对比</w:t>
+      </w:r>
+      <w:r>
+        <w:t xml:space="preserve"> SaaS </w:t>
+      </w:r>
+      <w:r>
+        <w:rPr>
+          <w:rFonts w:hint="eastAsia"/>
+        </w:rPr>
+        <w:t xml:space="preserve">订阅与垂类</w:t>
+      </w:r>
+      <w:r>
+        <w:t xml:space="preserve"> Agent </w:t>
+      </w:r>
+      <w:r>
+        <w:rPr>
+          <w:rFonts w:hint="eastAsia"/>
+        </w:rPr>
+        <w:t xml:space="preserve">外包两种形态在不同企业类型下的客户终身价值（LTV）、获客成本（CAC）、流失率，从而验证或修正第六章的形态匹配假设，让”行业转型路径”判断从趋势观察上升为可量化的商业模式。</w:t>
+      </w:r>
+    </w:p>
+    <w:p>
+      <w:pPr>
+        <w:pStyle w:val="BodyText"/>
+      </w:pPr>
+      <w:r>
+        <w:rPr>
+          <w:rFonts w:hint="eastAsia"/>
+        </w:rPr>
+        <w:t xml:space="preserve">技术层面，未来研究还可以沿三个方向继续延展：一是将六层聚类替换为图神经网络（GNN）做端到端学习，观察是否能在保持地理紧凑性的前提下进一步提升</w:t>
+      </w:r>
+      <w:r>
+        <w:t xml:space="preserve"> Index </w:t>
+      </w:r>
+      <w:r>
+        <w:rPr>
+          <w:rFonts w:hint="eastAsia"/>
+        </w:rPr>
+        <w:t xml:space="preserve">均衡性；二是把</w:t>
+      </w:r>
+      <w:r>
+        <w:t xml:space="preserve"> SA </w:t>
+      </w:r>
+      <w:r>
+        <w:rPr>
+          <w:rFonts w:hint="eastAsia"/>
+        </w:rPr>
+        <w:t xml:space="preserve">与</w:t>
+      </w:r>
+      <w:r>
+        <w:t xml:space="preserve"> Hungarian </w:t>
+      </w:r>
+      <w:r>
+        <w:rPr>
+          <w:rFonts w:hint="eastAsia"/>
+        </w:rPr>
+        <w:t xml:space="preserve">的串行架构改为联合优化，在单一目标函数中同时表达均衡性与保留率；三是引入多目标进化算法（如</w:t>
+      </w:r>
+      <w:r>
+        <w:t xml:space="preserve"> </w:t>
+      </w:r>
+      <w:r>
+        <w:rPr>
+          <w:rFonts w:hint="eastAsia"/>
+        </w:rPr>
+        <w:t xml:space="preserve">NSGA-II）替代当前的加权惩罚函数，输出</w:t>
+      </w:r>
+      <w:r>
+        <w:t xml:space="preserve"> Pareto </w:t>
+      </w:r>
+      <w:r>
+        <w:rPr>
+          <w:rFonts w:hint="eastAsia"/>
+        </w:rPr>
+        <w:t xml:space="preserve">前沿让业务侧在多个候选方案中选择，进一步增强人机协同决策的灵活性。</w:t>
+      </w:r>
+    </w:p>
+    <w:p>
+      <w:pPr>
+        <w:pStyle w:val="BodyText"/>
+      </w:pPr>
+      <w:r>
+        <w:rPr>
+          <w:rFonts w:hint="eastAsia"/>
+        </w:rPr>
+        <w:t xml:space="preserve">总体而言，本研究在”运筹算法服务于制药企业</w:t>
+      </w:r>
+      <w:r>
+        <w:t xml:space="preserve"> SFE </w:t>
+      </w:r>
+      <w:r>
+        <w:rPr>
+          <w:rFonts w:hint="eastAsia"/>
+        </w:rPr>
+        <w:t xml:space="preserve">管理”这一命题上完成了从问题诊断到工具开发再到商业化论证的完整链路，但每一个环节都有可深化的空间——这些空间正是后续学术研究与产业实践共同的延展方向。</w:t>
+      </w:r>
+    </w:p>
+    <w:bookmarkEnd w:id="175"/>
+    <w:bookmarkEnd w:id="176"/>
+    <w:bookmarkStart w:id="186" w:name="附录-a-业务侧调研问卷与访谈大纲"/>
+    <w:p>
+      <w:pPr>
+        <w:pStyle w:val="Heading1"/>
+      </w:pPr>
+      <w:r>
+        <w:rPr>
+          <w:rFonts w:hint="eastAsia"/>
+        </w:rPr>
         <w:t xml:space="preserve">附录</w:t>
       </w:r>
       <w:r>
@@ -32601,7 +34262,7 @@
         <w:t xml:space="preserve">节集中呈现，附录不再重复。</w:t>
       </w:r>
     </w:p>
-    <w:bookmarkStart w:id="173" w:name="a.1-调研方法摘要"/>
+    <w:bookmarkStart w:id="177" w:name="a.1-调研方法摘要"/>
     <w:p>
       <w:pPr>
         <w:pStyle w:val="Heading2"/>
@@ -32731,8 +34392,8 @@
         <w:t xml:space="preserve"> 3-4。</w:t>
       </w:r>
     </w:p>
-    <w:bookmarkEnd w:id="173"/>
-    <w:bookmarkStart w:id="180" w:name="a.2-问卷量化题目"/>
+    <w:bookmarkEnd w:id="177"/>
+    <w:bookmarkStart w:id="184" w:name="a.2-问卷量化题目"/>
     <w:p>
       <w:pPr>
         <w:pStyle w:val="Heading2"/>
@@ -32747,7 +34408,7 @@
         <w:t xml:space="preserve">问卷量化题目</w:t>
       </w:r>
     </w:p>
-    <w:bookmarkStart w:id="174" w:name="a.2.1-基本信息"/>
+    <w:bookmarkStart w:id="178" w:name="a.2.1-基本信息"/>
     <w:p>
       <w:pPr>
         <w:pStyle w:val="Heading3"/>
@@ -33103,8 +34764,8 @@
         <w:t xml:space="preserve">人以上</w:t>
       </w:r>
     </w:p>
-    <w:bookmarkEnd w:id="174"/>
-    <w:bookmarkStart w:id="175" w:name="a.2.2-综合价值指数index构成"/>
+    <w:bookmarkEnd w:id="178"/>
+    <w:bookmarkStart w:id="179" w:name="a.2.2-综合价值指数index构成"/>
     <w:p>
       <w:pPr>
         <w:pStyle w:val="Heading3"/>
@@ -33597,8 +35258,8 @@
         </w:tc>
       </w:tr>
     </w:tbl>
-    <w:bookmarkEnd w:id="175"/>
-    <w:bookmarkStart w:id="176" w:name="a.2.3-辖区分配核心考量因素"/>
+    <w:bookmarkEnd w:id="179"/>
+    <w:bookmarkStart w:id="180" w:name="a.2.3-辖区分配核心考量因素"/>
     <w:p>
       <w:pPr>
         <w:pStyle w:val="Heading3"/>
@@ -34359,8 +36020,8 @@
         </w:tc>
       </w:tr>
     </w:tbl>
-    <w:bookmarkEnd w:id="176"/>
-    <w:bookmarkStart w:id="177" w:name="a.2.4-关键阈值与上限"/>
+    <w:bookmarkEnd w:id="180"/>
+    <w:bookmarkStart w:id="181" w:name="a.2.4-关键阈值与上限"/>
     <w:p>
       <w:pPr>
         <w:pStyle w:val="Heading3"/>
@@ -34671,8 +36332,8 @@
         <w:t xml:space="preserve">个以上城市，可接受跨大区</w:t>
       </w:r>
     </w:p>
-    <w:bookmarkEnd w:id="177"/>
-    <w:bookmarkStart w:id="178" w:name="a.2.5-场景化优先级"/>
+    <w:bookmarkEnd w:id="181"/>
+    <w:bookmarkStart w:id="182" w:name="a.2.5-场景化优先级"/>
     <w:p>
       <w:pPr>
         <w:pStyle w:val="Heading3"/>
@@ -34946,8 +36607,8 @@
         <w:t xml:space="preserve">其他（请填）：______</w:t>
       </w:r>
     </w:p>
-    <w:bookmarkEnd w:id="178"/>
-    <w:bookmarkStart w:id="179" w:name="a.2.6-方案权衡成对比较"/>
+    <w:bookmarkEnd w:id="182"/>
+    <w:bookmarkStart w:id="183" w:name="a.2.6-方案权衡成对比较"/>
     <w:p>
       <w:pPr>
         <w:pStyle w:val="Heading3"/>
@@ -35180,9 +36841,9 @@
         <w:t xml:space="preserve">人工调整，可解释、可干预</w:t>
       </w:r>
     </w:p>
-    <w:bookmarkEnd w:id="179"/>
-    <w:bookmarkEnd w:id="180"/>
-    <w:bookmarkStart w:id="181" w:name="a.3-半结构化访谈大纲"/>
+    <w:bookmarkEnd w:id="183"/>
+    <w:bookmarkEnd w:id="184"/>
+    <w:bookmarkStart w:id="185" w:name="a.3-半结构化访谈大纲"/>
     <w:p>
       <w:pPr>
         <w:pStyle w:val="Heading2"/>
@@ -35409,9 +37070,9 @@
         <w:t xml:space="preserve"> 3-2。</w:t>
       </w:r>
     </w:p>
-    <w:bookmarkEnd w:id="181"/>
-    <w:bookmarkEnd w:id="182"/>
-    <w:bookmarkStart w:id="218" w:name="参考文献"/>
+    <w:bookmarkEnd w:id="185"/>
+    <w:bookmarkEnd w:id="186"/>
+    <w:bookmarkStart w:id="222" w:name="参考文献"/>
     <w:p>
       <w:pPr>
         <w:pStyle w:val="Heading1"/>
@@ -35423,8 +37084,8 @@
         <w:t xml:space="preserve">参考文献</w:t>
       </w:r>
     </w:p>
-    <w:bookmarkStart w:id="217" w:name="refs"/>
-    <w:bookmarkStart w:id="184" w:name="ref-ma_xl2025"/>
+    <w:bookmarkStart w:id="221" w:name="refs"/>
+    <w:bookmarkStart w:id="188" w:name="ref-ma_xl2025"/>
     <w:p>
       <w:pPr>
         <w:pStyle w:val="Bibliography"/>
@@ -35459,7 +37120,7 @@
       <w:r>
         <w:t xml:space="preserve"> 2025, 40(3): 540-551. DOI:</w:t>
       </w:r>
-      <w:hyperlink r:id="rId183">
+      <w:hyperlink r:id="rId187">
         <w:r>
           <w:rPr>
             <w:rStyle w:val="Hyperlink"/>
@@ -35471,8 +37132,8 @@
         <w:t xml:space="preserve">.</w:t>
       </w:r>
     </w:p>
-    <w:bookmarkEnd w:id="184"/>
-    <w:bookmarkStart w:id="185" w:name="ref-sun2022"/>
+    <w:bookmarkEnd w:id="188"/>
+    <w:bookmarkStart w:id="189" w:name="ref-sun2022"/>
     <w:p>
       <w:pPr>
         <w:pStyle w:val="Bibliography"/>
@@ -35508,8 +37169,8 @@
         <w:t xml:space="preserve"> 2022(8): 25-30.</w:t>
       </w:r>
     </w:p>
-    <w:bookmarkEnd w:id="185"/>
-    <w:bookmarkStart w:id="186" w:name="ref-cnpharma2025"/>
+    <w:bookmarkEnd w:id="189"/>
+    <w:bookmarkStart w:id="190" w:name="ref-cnpharma2025"/>
     <w:p>
       <w:pPr>
         <w:pStyle w:val="Bibliography"/>
@@ -35545,8 +37206,8 @@
         <w:t xml:space="preserve"> 2025.</w:t>
       </w:r>
     </w:p>
-    <w:bookmarkEnd w:id="186"/>
-    <w:bookmarkStart w:id="187" w:name="ref-iqvia2025mpchina"/>
+    <w:bookmarkEnd w:id="190"/>
+    <w:bookmarkStart w:id="191" w:name="ref-iqvia2025mpchina"/>
     <w:p>
       <w:pPr>
         <w:pStyle w:val="Bibliography"/>
@@ -35555,8 +37216,8 @@
         <w:t xml:space="preserve">[4] IQVIA INSTITUTE. Market Prognosis 2025-2029: China[R]. IQVIA, 2025.</w:t>
       </w:r>
     </w:p>
-    <w:bookmarkEnd w:id="187"/>
-    <w:bookmarkStart w:id="188" w:name="ref-mckinsey2025launch"/>
+    <w:bookmarkEnd w:id="191"/>
+    <w:bookmarkStart w:id="192" w:name="ref-mckinsey2025launch"/>
     <w:p>
       <w:pPr>
         <w:pStyle w:val="Bibliography"/>
@@ -35583,8 +37244,8 @@
         <w:t xml:space="preserve"> 2025.</w:t>
       </w:r>
     </w:p>
-    <w:bookmarkEnd w:id="188"/>
-    <w:bookmarkStart w:id="189" w:name="ref-nhsa-vbp"/>
+    <w:bookmarkEnd w:id="192"/>
+    <w:bookmarkStart w:id="193" w:name="ref-nhsa-vbp"/>
     <w:p>
       <w:pPr>
         <w:pStyle w:val="Bibliography"/>
@@ -35620,8 +37281,8 @@
         <w:t xml:space="preserve"> (2018-2025), 2025.</w:t>
       </w:r>
     </w:p>
-    <w:bookmarkEnd w:id="189"/>
-    <w:bookmarkStart w:id="190" w:name="ref-zhang2025"/>
+    <w:bookmarkEnd w:id="193"/>
+    <w:bookmarkStart w:id="194" w:name="ref-zhang2025"/>
     <w:p>
       <w:pPr>
         <w:pStyle w:val="Bibliography"/>
@@ -35657,8 +37318,8 @@
         <w:t xml:space="preserve"> 2025(10): 48-51.</w:t>
       </w:r>
     </w:p>
-    <w:bookmarkEnd w:id="190"/>
-    <w:bookmarkStart w:id="191" w:name="ref-zhang_ym2023"/>
+    <w:bookmarkEnd w:id="194"/>
+    <w:bookmarkStart w:id="195" w:name="ref-zhang_ym2023"/>
     <w:p>
       <w:pPr>
         <w:pStyle w:val="Bibliography"/>
@@ -35694,8 +37355,8 @@
         <w:t xml:space="preserve"> 2023, 34(11).</w:t>
       </w:r>
     </w:p>
-    <w:bookmarkEnd w:id="191"/>
-    <w:bookmarkStart w:id="192" w:name="ref-zoltners2008"/>
+    <w:bookmarkEnd w:id="195"/>
+    <w:bookmarkStart w:id="196" w:name="ref-zoltners2008"/>
     <w:p>
       <w:pPr>
         <w:pStyle w:val="Bibliography"/>
@@ -35704,8 +37365,8 @@
         <w:t xml:space="preserve">[9] ZOLTNERS A A, SINHA P, LORIMER S E. Sales force effectiveness: A framework for researchers and practitioners[J]. Journal of Personal Selling &amp; Sales Management, 2008, 28(2): 115-131.</w:t>
       </w:r>
     </w:p>
-    <w:bookmarkEnd w:id="192"/>
-    <w:bookmarkStart w:id="193" w:name="ref-wang2024"/>
+    <w:bookmarkEnd w:id="196"/>
+    <w:bookmarkStart w:id="197" w:name="ref-wang2024"/>
     <w:p>
       <w:pPr>
         <w:pStyle w:val="Bibliography"/>
@@ -35741,8 +37402,8 @@
         <w:t xml:space="preserve"> 2024, 50(3): 79-82.</w:t>
       </w:r>
     </w:p>
-    <w:bookmarkEnd w:id="193"/>
-    <w:bookmarkStart w:id="194" w:name="ref-hess1971"/>
+    <w:bookmarkEnd w:id="197"/>
+    <w:bookmarkStart w:id="198" w:name="ref-hess1971"/>
     <w:p>
       <w:pPr>
         <w:pStyle w:val="Bibliography"/>
@@ -35751,8 +37412,8 @@
         <w:t xml:space="preserve">[11] HESS S W, SAMUELS S A. Experiences with a sales districting model: Criteria and implementation[J]. Management Science, 1971, 18(4): 41-54.</w:t>
       </w:r>
     </w:p>
-    <w:bookmarkEnd w:id="194"/>
-    <w:bookmarkStart w:id="195" w:name="ref-zoltners1983"/>
+    <w:bookmarkEnd w:id="198"/>
+    <w:bookmarkStart w:id="199" w:name="ref-zoltners1983"/>
     <w:p>
       <w:pPr>
         <w:pStyle w:val="Bibliography"/>
@@ -35761,8 +37422,8 @@
         <w:t xml:space="preserve">[12] ZOLTNERS A A, SINHA P. Sales territory alignment: A review and model[J]. Management Science, 1983, 29(11): 1237-1256.</w:t>
       </w:r>
     </w:p>
-    <w:bookmarkEnd w:id="195"/>
-    <w:bookmarkStart w:id="196" w:name="ref-skiera1996"/>
+    <w:bookmarkEnd w:id="199"/>
+    <w:bookmarkStart w:id="200" w:name="ref-skiera1996"/>
     <w:p>
       <w:pPr>
         <w:pStyle w:val="Bibliography"/>
@@ -35777,8 +37438,8 @@
         <w:t xml:space="preserve">t Frankfurt, 1996.</w:t>
       </w:r>
     </w:p>
-    <w:bookmarkEnd w:id="196"/>
-    <w:bookmarkStart w:id="197" w:name="ref-zoltners2000"/>
+    <w:bookmarkEnd w:id="200"/>
+    <w:bookmarkStart w:id="201" w:name="ref-zoltners2000"/>
     <w:p>
       <w:pPr>
         <w:pStyle w:val="Bibliography"/>
@@ -35787,8 +37448,8 @@
         <w:t xml:space="preserve">[14] ZOLTNERS A A, LORIMER S E. Sales territory alignment: An overlooked productivity tool[J]. Journal of Personal Selling &amp; Sales Management, 2000, 20(3): 139-150.</w:t>
       </w:r>
     </w:p>
-    <w:bookmarkEnd w:id="197"/>
-    <w:bookmarkStart w:id="198" w:name="ref-zs2016"/>
+    <w:bookmarkEnd w:id="201"/>
+    <w:bookmarkStart w:id="202" w:name="ref-zs2016"/>
     <w:p>
       <w:pPr>
         <w:pStyle w:val="Bibliography"/>
@@ -35797,8 +37458,8 @@
         <w:t xml:space="preserve">[15] ZS ASSOCIATES. Study: Sales force effectiveness initiatives in medtech industry can boost performance up to 8 percent[Z]. PR Newswire, 2016.</w:t>
       </w:r>
     </w:p>
-    <w:bookmarkEnd w:id="198"/>
-    <w:bookmarkStart w:id="199" w:name="ref-chressanthis2016"/>
+    <w:bookmarkEnd w:id="202"/>
+    <w:bookmarkStart w:id="203" w:name="ref-chressanthis2016"/>
     <w:p>
       <w:pPr>
         <w:pStyle w:val="Bibliography"/>
@@ -35807,8 +37468,8 @@
         <w:t xml:space="preserve">[16] CHRESSANTHIS G A, MANTRALA M. Sales analytics and big data developments needed now to address practitioner-identified emerging biopharmaceutical sales force strategic and operational issues[J]. Journal of the Pharmaceutical Management Science Association, 2016.</w:t>
       </w:r>
     </w:p>
-    <w:bookmarkEnd w:id="199"/>
-    <w:bookmarkStart w:id="200" w:name="ref-kalcsics2005"/>
+    <w:bookmarkEnd w:id="203"/>
+    <w:bookmarkStart w:id="204" w:name="ref-kalcsics2005"/>
     <w:p>
       <w:pPr>
         <w:pStyle w:val="Bibliography"/>
@@ -35817,8 +37478,8 @@
         <w:t xml:space="preserve">[17] KALCSICS J, NICKEL S, SCHRÖDER M. Towards a unified territory design approach – Applications, algorithms and GIS integration: 71[R]. Berichte des Fraunhofer ITWM, 2005.</w:t>
       </w:r>
     </w:p>
-    <w:bookmarkEnd w:id="200"/>
-    <w:bookmarkStart w:id="201" w:name="ref-zoltners2014"/>
+    <w:bookmarkEnd w:id="204"/>
+    <w:bookmarkStart w:id="205" w:name="ref-zoltners2014"/>
     <w:p>
       <w:pPr>
         <w:pStyle w:val="Bibliography"/>
@@ -35827,8 +37488,8 @@
         <w:t xml:space="preserve">[18] ZOLTNERS A A, SINHA P, LORIMER S E. The Power of Sales Analytics[M]. Evanston: ZS Associates, 2014.</w:t>
       </w:r>
     </w:p>
-    <w:bookmarkEnd w:id="201"/>
-    <w:bookmarkStart w:id="202" w:name="ref-luo2022"/>
+    <w:bookmarkEnd w:id="205"/>
+    <w:bookmarkStart w:id="206" w:name="ref-luo2022"/>
     <w:p>
       <w:pPr>
         <w:pStyle w:val="Bibliography"/>
@@ -35894,8 +37555,8 @@
         <w:t xml:space="preserve"> 2022, 51(5): 92-97.</w:t>
       </w:r>
     </w:p>
-    <w:bookmarkEnd w:id="202"/>
-    <w:bookmarkStart w:id="203" w:name="ref-you2026"/>
+    <w:bookmarkEnd w:id="206"/>
+    <w:bookmarkStart w:id="207" w:name="ref-you2026"/>
     <w:p>
       <w:pPr>
         <w:pStyle w:val="Bibliography"/>
@@ -35961,8 +37622,8 @@
         <w:t xml:space="preserve"> 2026.</w:t>
       </w:r>
     </w:p>
-    <w:bookmarkEnd w:id="203"/>
-    <w:bookmarkStart w:id="204" w:name="ref-yang2012"/>
+    <w:bookmarkEnd w:id="207"/>
+    <w:bookmarkStart w:id="208" w:name="ref-yang2012"/>
     <w:p>
       <w:pPr>
         <w:pStyle w:val="Bibliography"/>
@@ -35998,8 +37659,8 @@
         <w:t xml:space="preserve"> 2012(1): 40-41.</w:t>
       </w:r>
     </w:p>
-    <w:bookmarkEnd w:id="204"/>
-    <w:bookmarkStart w:id="206" w:name="ref-ma2026"/>
+    <w:bookmarkEnd w:id="208"/>
+    <w:bookmarkStart w:id="210" w:name="ref-ma2026"/>
     <w:p>
       <w:pPr>
         <w:pStyle w:val="Bibliography"/>
@@ -36061,7 +37722,7 @@
       <w:r>
         <w:t xml:space="preserve"> 2026. DOI:</w:t>
       </w:r>
-      <w:hyperlink r:id="rId205">
+      <w:hyperlink r:id="rId209">
         <w:r>
           <w:rPr>
             <w:rStyle w:val="Hyperlink"/>
@@ -36073,8 +37734,8 @@
         <w:t xml:space="preserve">.</w:t>
       </w:r>
     </w:p>
-    <w:bookmarkEnd w:id="206"/>
-    <w:bookmarkStart w:id="207" w:name="ref-li2026"/>
+    <w:bookmarkEnd w:id="210"/>
+    <w:bookmarkStart w:id="211" w:name="ref-li2026"/>
     <w:p>
       <w:pPr>
         <w:pStyle w:val="Bibliography"/>
@@ -36119,8 +37780,8 @@
         <w:t xml:space="preserve"> 2026, 50(2).</w:t>
       </w:r>
     </w:p>
-    <w:bookmarkEnd w:id="207"/>
-    <w:bookmarkStart w:id="208" w:name="ref-wan2026"/>
+    <w:bookmarkEnd w:id="211"/>
+    <w:bookmarkStart w:id="212" w:name="ref-wan2026"/>
     <w:p>
       <w:pPr>
         <w:pStyle w:val="Bibliography"/>
@@ -36183,8 +37844,8 @@
         <w:t xml:space="preserve"> 2026.</w:t>
       </w:r>
     </w:p>
-    <w:bookmarkEnd w:id="208"/>
-    <w:bookmarkStart w:id="209" w:name="ref-tian2026"/>
+    <w:bookmarkEnd w:id="212"/>
+    <w:bookmarkStart w:id="213" w:name="ref-tian2026"/>
     <w:p>
       <w:pPr>
         <w:pStyle w:val="Bibliography"/>
@@ -36247,8 +37908,8 @@
         <w:t xml:space="preserve"> 2026.</w:t>
       </w:r>
     </w:p>
-    <w:bookmarkEnd w:id="209"/>
-    <w:bookmarkStart w:id="210" w:name="ref-xu2023"/>
+    <w:bookmarkEnd w:id="213"/>
+    <w:bookmarkStart w:id="214" w:name="ref-xu2023"/>
     <w:p>
       <w:pPr>
         <w:pStyle w:val="Bibliography"/>
@@ -36284,8 +37945,8 @@
         <w:t xml:space="preserve"> 2023(10): 84-86.</w:t>
       </w:r>
     </w:p>
-    <w:bookmarkEnd w:id="210"/>
-    <w:bookmarkStart w:id="211" w:name="ref-chen2024"/>
+    <w:bookmarkEnd w:id="214"/>
+    <w:bookmarkStart w:id="215" w:name="ref-chen2024"/>
     <w:p>
       <w:pPr>
         <w:pStyle w:val="Bibliography"/>
@@ -36321,8 +37982,8 @@
         <w:t xml:space="preserve"> 2024(15): 162-164.</w:t>
       </w:r>
     </w:p>
-    <w:bookmarkEnd w:id="211"/>
-    <w:bookmarkStart w:id="212" w:name="ref-nhsa-nrdl2024"/>
+    <w:bookmarkEnd w:id="215"/>
+    <w:bookmarkStart w:id="216" w:name="ref-nhsa-nrdl2024"/>
     <w:p>
       <w:pPr>
         <w:pStyle w:val="Bibliography"/>
@@ -36358,8 +38019,8 @@
         <w:t xml:space="preserve"> 2024.</w:t>
       </w:r>
     </w:p>
-    <w:bookmarkEnd w:id="212"/>
-    <w:bookmarkStart w:id="213" w:name="ref-mr2026"/>
+    <w:bookmarkEnd w:id="216"/>
+    <w:bookmarkStart w:id="217" w:name="ref-mr2026"/>
     <w:p>
       <w:pPr>
         <w:pStyle w:val="Bibliography"/>
@@ -36425,8 +38086,8 @@
         <w:t xml:space="preserve"> 2026.</w:t>
       </w:r>
     </w:p>
-    <w:bookmarkEnd w:id="213"/>
-    <w:bookmarkStart w:id="214" w:name="ref-kuhn1955"/>
+    <w:bookmarkEnd w:id="217"/>
+    <w:bookmarkStart w:id="218" w:name="ref-kuhn1955"/>
     <w:p>
       <w:pPr>
         <w:pStyle w:val="Bibliography"/>
@@ -36435,8 +38096,8 @@
         <w:t xml:space="preserve">[30] KUHN H W. The Hungarian method for the assignment problem[J]. Naval Research Logistics Quarterly, 1955, 2(1-2): 83-97.</w:t>
       </w:r>
     </w:p>
-    <w:bookmarkEnd w:id="214"/>
-    <w:bookmarkStart w:id="215" w:name="ref-kirkpatrick1983"/>
+    <w:bookmarkEnd w:id="218"/>
+    <w:bookmarkStart w:id="219" w:name="ref-kirkpatrick1983"/>
     <w:p>
       <w:pPr>
         <w:pStyle w:val="Bibliography"/>
@@ -36445,8 +38106,8 @@
         <w:t xml:space="preserve">[31] KIRKPATRICK S, GELATT C D, VECCHI M P. Optimization by simulated annealing[J]. Science, 1983, 220(4598): 671-680.</w:t>
       </w:r>
     </w:p>
-    <w:bookmarkEnd w:id="215"/>
-    <w:bookmarkStart w:id="216" w:name="ref-aon2025sfe"/>
+    <w:bookmarkEnd w:id="219"/>
+    <w:bookmarkStart w:id="220" w:name="ref-aon2025sfe"/>
     <w:p>
       <w:pPr>
         <w:pStyle w:val="Bibliography"/>
@@ -36455,9 +38116,9 @@
         <w:t xml:space="preserve">[32] AON. 2025 Pharmaceutical Industry Sales Productivity &amp; ROI Survey Report[R]. Aon plc, 2025.</w:t>
       </w:r>
     </w:p>
-    <w:bookmarkEnd w:id="216"/>
-    <w:bookmarkEnd w:id="217"/>
-    <w:bookmarkEnd w:id="218"/>
+    <w:bookmarkEnd w:id="220"/>
+    <w:bookmarkEnd w:id="221"/>
+    <w:bookmarkEnd w:id="222"/>
     <w:sectPr>
       <w:headerReference r:id="rId9" w:type="default"/>
       <w:pgSz w:h="16838" w:w="11906"/>

--- a/docs/thesis.docx
+++ b/docs/thesis.docx
@@ -4037,21 +4037,7 @@
         <w:rPr>
           <w:rFonts w:hint="eastAsia"/>
         </w:rPr>
-        <w:t xml:space="preserve">系统认知的从业者总量有限，且调研内容兼具量化判断与定性挖掘的双重性质，本研究采用以</w:t>
-      </w:r>
-      <w:r>
-        <w:rPr>
-          <w:rFonts w:hint="eastAsia"/>
-          <w:b/>
-          <w:bCs/>
-        </w:rPr>
-        <w:t xml:space="preserve">深度访谈为主、问卷量化验证为辅</w:t>
-      </w:r>
-      <w:r>
-        <w:rPr>
-          <w:rFonts w:hint="eastAsia"/>
-        </w:rPr>
-        <w:t xml:space="preserve">的研究方法。深度访谈用以挖掘判断背后的业务逻辑与少数派观点（例如”为什么大医院要被多人共同覆盖”在管理层面的实际挑战）；问卷量化则用以收敛业务侧对关键阈值、权重、优先级的具体判断，作为算法参数取值的实证锚点。这一方法组合在管理学小样本研究中较为常见——例如《S</w:t>
+        <w:t xml:space="preserve">系统认知的从业者总量有限，且调研内容兼具量化判断与定性挖掘的双重性质，本研究采用以深度访谈为主、问卷量化验证为辅的研究方法。深度访谈用以挖掘判断背后的业务逻辑与少数派观点（例如”为什么大医院要被多人共同覆盖”在管理层面的实际挑战）；问卷量化则用以收敛业务侧对关键阈值、权重、优先级的具体判断，作为算法参数取值的实证锚点。这一方法组合在管理学小样本研究中较为常见——例如《S</w:t>
       </w:r>
       <w:r>
         <w:t xml:space="preserve"> </w:t>
@@ -5527,16 +5513,11 @@
       <w:r>
         <w:rPr>
           <w:rFonts w:hint="eastAsia"/>
-          <w:b/>
-          <w:bCs/>
         </w:rPr>
         <w:t xml:space="preserve">大医院虚拟拆分阈值（D1）。</w:t>
       </w:r>
       <w:r>
-        <w:t xml:space="preserve"> </w:t>
-      </w:r>
-      <w:r>
-        <w:t xml:space="preserve">50% </w:t>
+        <w:t xml:space="preserve"> 50% </w:t>
       </w:r>
       <w:r>
         <w:rPr>
@@ -5729,16 +5710,11 @@
       <w:r>
         <w:rPr>
           <w:rFonts w:hint="eastAsia"/>
-          <w:b/>
-          <w:bCs/>
         </w:rPr>
         <w:t xml:space="preserve">单代表覆盖城市数上限（D4）。</w:t>
       </w:r>
       <w:r>
-        <w:t xml:space="preserve"> </w:t>
-      </w:r>
-      <w:r>
-        <w:t xml:space="preserve">50% </w:t>
+        <w:t xml:space="preserve"> 50% </w:t>
       </w:r>
       <w:r>
         <w:rPr>
@@ -5940,31 +5916,20 @@
       <w:r>
         <w:rPr>
           <w:rFonts w:hint="eastAsia"/>
-          <w:b/>
-          <w:bCs/>
         </w:rPr>
         <w:t xml:space="preserve">单辖区</w:t>
       </w:r>
       <w:r>
-        <w:rPr>
-          <w:b/>
-          <w:bCs/>
-        </w:rPr>
         <w:t xml:space="preserve"> Index </w:t>
       </w:r>
       <w:r>
         <w:rPr>
           <w:rFonts w:hint="eastAsia"/>
-          <w:b/>
-          <w:bCs/>
         </w:rPr>
         <w:t xml:space="preserve">上下浮动容忍带（D2）。</w:t>
       </w:r>
       <w:r>
-        <w:t xml:space="preserve"> </w:t>
-      </w:r>
-      <w:r>
-        <w:t xml:space="preserve">50% </w:t>
+        <w:t xml:space="preserve"> 50% </w:t>
       </w:r>
       <w:r>
         <w:rPr>
@@ -9241,8 +9206,6 @@
       <w:r>
         <w:rPr>
           <w:rFonts w:hint="eastAsia"/>
-          <w:b/>
-          <w:bCs/>
         </w:rPr>
         <w:t xml:space="preserve">省内份额归一化。</w:t>
       </w:r>
@@ -9609,8 +9572,6 @@
       <w:r>
         <w:rPr>
           <w:rFonts w:hint="eastAsia"/>
-          <w:b/>
-          <w:bCs/>
         </w:rPr>
         <w:t xml:space="preserve">加权聚合与缩放。</w:t>
       </w:r>
@@ -12060,21 +12021,7 @@
         <w:rPr>
           <w:rFonts w:hint="eastAsia"/>
         </w:rPr>
-        <w:t xml:space="preserve">本研究在模型构建阶段就明确采用一个不同的设计原则：</w:t>
-      </w:r>
-      <w:r>
-        <w:rPr>
-          <w:rFonts w:hint="eastAsia"/>
-          <w:b/>
-          <w:bCs/>
-        </w:rPr>
-        <w:t xml:space="preserve">把均衡优化与历史延续性解耦为两个独立阶段</w:t>
-      </w:r>
-      <w:r>
-        <w:rPr>
-          <w:rFonts w:hint="eastAsia"/>
-        </w:rPr>
-        <w:t xml:space="preserve">。第一阶段——也就是本节所构建的代价函数——只关注均衡性、地理紧凑性、容量等纯结构性目标，完全不含历史惩罚项；第二阶段（4.4.3</w:t>
+        <w:t xml:space="preserve">本研究在模型构建阶段就明确采用一个不同的设计原则：把均衡优化与历史延续性解耦为两个独立阶段。第一阶段——也就是本节所构建的代价函数——只关注均衡性、地理紧凑性、容量等纯结构性目标，完全不含历史惩罚项；第二阶段（4.4.3</w:t>
       </w:r>
       <w:r>
         <w:t xml:space="preserve"> </w:t>
@@ -13122,8 +13069,6 @@
       <w:r>
         <w:rPr>
           <w:rFonts w:hint="eastAsia"/>
-          <w:b/>
-          <w:bCs/>
         </w:rPr>
         <w:t xml:space="preserve">锁定医院约束。</w:t>
       </w:r>
@@ -13144,16 +13089,11 @@
       <w:r>
         <w:rPr>
           <w:rFonts w:hint="eastAsia"/>
-          <w:b/>
-          <w:bCs/>
         </w:rPr>
         <w:t xml:space="preserve">拆分分散约束。</w:t>
       </w:r>
       <w:r>
-        <w:t xml:space="preserve"> </w:t>
-      </w:r>
-      <w:r>
-        <w:t xml:space="preserve">4.2.3 </w:t>
+        <w:t xml:space="preserve"> 4.2.3 </w:t>
       </w:r>
       <w:r>
         <w:rPr>
@@ -13205,8 +13145,6 @@
       <w:r>
         <w:rPr>
           <w:rFonts w:hint="eastAsia"/>
-          <w:b/>
-          <w:bCs/>
         </w:rPr>
         <w:t xml:space="preserve">非空辖区约束。</w:t>
       </w:r>
@@ -15549,21 +15487,7 @@
         <w:rPr>
           <w:rFonts w:hint="eastAsia"/>
         </w:rPr>
-        <w:t xml:space="preserve">均衡性，而不是花费迭代预算去修补”飞地”等明显结构问题。本算法因此设计了一种</w:t>
-      </w:r>
-      <w:r>
-        <w:rPr>
-          <w:rFonts w:hint="eastAsia"/>
-          <w:b/>
-          <w:bCs/>
-        </w:rPr>
-        <w:t xml:space="preserve">按中国行政区划层级逐步聚合</w:t>
-      </w:r>
-      <w:r>
-        <w:rPr>
-          <w:rFonts w:hint="eastAsia"/>
-        </w:rPr>
-        <w:t xml:space="preserve">的初始解生成策略——六层地理聚类。图</w:t>
+        <w:t xml:space="preserve">均衡性，而不是花费迭代预算去修补”飞地”等明显结构问题。本算法因此设计了一种按中国行政区划层级逐步聚合的初始解生成策略——六层地理聚类。图</w:t>
       </w:r>
       <w:r>
         <w:t xml:space="preserve"> 4-2 </w:t>
@@ -15776,21 +15700,7 @@
         <w:rPr>
           <w:rFonts w:hint="eastAsia"/>
         </w:rPr>
-        <w:t xml:space="preserve">操作被限制在</w:t>
-      </w:r>
-      <w:r>
-        <w:rPr>
-          <w:rFonts w:hint="eastAsia"/>
-          <w:b/>
-          <w:bCs/>
-        </w:rPr>
-        <w:t xml:space="preserve">地理相邻的辖区之间</w:t>
-      </w:r>
-      <w:r>
-        <w:rPr>
-          <w:rFonts w:hint="eastAsia"/>
-        </w:rPr>
-        <w:t xml:space="preserve">——具体由各簇质心间的距离决定，每个簇与距离最近的若干个簇构成其邻接集合。随着退火过程中医院在簇间移动，质心会发生变化，邻接关系按一定步长周期性重建以保持有效性。这一约束让算法在追求</w:t>
+        <w:t xml:space="preserve">操作被限制在地理相邻的辖区之间——具体由各簇质心间的距离决定，每个簇与距离最近的若干个簇构成其邻接集合。随着退火过程中医院在簇间移动，质心会发生变化，邻接关系按一定步长周期性重建以保持有效性。这一约束让算法在追求</w:t>
       </w:r>
       <w:r>
         <w:t xml:space="preserve"> Index </w:t>
@@ -16628,8 +16538,6 @@
       <w:r>
         <w:rPr>
           <w:rFonts w:hint="eastAsia"/>
-          <w:b/>
-          <w:bCs/>
         </w:rPr>
         <w:t xml:space="preserve">医院级权重。</w:t>
       </w:r>
@@ -16994,8 +16902,6 @@
       <w:r>
         <w:rPr>
           <w:rFonts w:hint="eastAsia"/>
-          <w:b/>
-          <w:bCs/>
         </w:rPr>
         <w:t xml:space="preserve">区县级权重。</w:t>
       </w:r>
@@ -17059,8 +16965,6 @@
       <w:r>
         <w:rPr>
           <w:rFonts w:hint="eastAsia"/>
-          <w:b/>
-          <w:bCs/>
         </w:rPr>
         <w:t xml:space="preserve">城市级权重。</w:t>
       </w:r>
@@ -18741,33 +18645,19 @@
         <w:rPr>
           <w:rFonts w:hint="eastAsia"/>
         </w:rPr>
-        <w:t xml:space="preserve">考虑到全国级数据规模过大且实证目的在于验证算法效果而非处理工程极限，本章按省份切片选取三个地理形态迥异的样本，覆盖中国典型的三种辖区分布特征。</w:t>
-      </w:r>
-      <w:r>
-        <w:rPr>
-          <w:rFonts w:hint="eastAsia"/>
-          <w:b/>
-          <w:bCs/>
-        </w:rPr>
-        <w:t xml:space="preserve">为控制产品组维度的变量、纯粹聚焦地理形态对算法适应性的影响，三个样本均从</w:t>
-      </w:r>
-      <w:r>
-        <w:rPr>
-          <w:b/>
-          <w:bCs/>
-        </w:rPr>
+        <w:t xml:space="preserve">考虑到全国级数据规模过大且实证目的在于验证算法效果而非处理工程极限，本章按省份切片选取三个地理形态迥异的样本，覆盖中国典型的三种辖区分布特征。为控制产品组维度的变量、纯粹聚焦地理形态对算法适应性的影响，三个样本均从</w:t>
+      </w:r>
+      <w:r>
         <w:t xml:space="preserve"> BC </w:t>
       </w:r>
       <w:r>
         <w:rPr>
           <w:rFonts w:hint="eastAsia"/>
-          <w:b/>
-          <w:bCs/>
-        </w:rPr>
-        <w:t xml:space="preserve">数据集中切片</w:t>
-      </w:r>
-      <w:r>
-        <w:t xml:space="preserve">——BC </w:t>
+        </w:rPr>
+        <w:t xml:space="preserve">数据集中切片——BC</w:t>
+      </w:r>
+      <w:r>
+        <w:t xml:space="preserve"> </w:t>
       </w:r>
       <w:r>
         <w:rPr>
@@ -18838,21 +18728,7 @@
         <w:rPr>
           <w:rFonts w:hint="eastAsia"/>
         </w:rPr>
-        <w:t xml:space="preserve">第一类是</w:t>
-      </w:r>
-      <w:r>
-        <w:rPr>
-          <w:rFonts w:hint="eastAsia"/>
-          <w:b/>
-          <w:bCs/>
-        </w:rPr>
-        <w:t xml:space="preserve">聚集型直辖市</w:t>
-      </w:r>
-      <w:r>
-        <w:rPr>
-          <w:rFonts w:hint="eastAsia"/>
-        </w:rPr>
-        <w:t xml:space="preserve">——以上海为代表，地理面积小但医院密度高、Index</w:t>
+        <w:t xml:space="preserve">第一类是聚集型直辖市——以上海为代表，地理面积小但医院密度高、Index</w:t>
       </w:r>
       <w:r>
         <w:t xml:space="preserve"> </w:t>
@@ -18908,21 +18784,7 @@
         <w:rPr>
           <w:rFonts w:hint="eastAsia"/>
         </w:rPr>
-        <w:t xml:space="preserve">第二类是</w:t>
-      </w:r>
-      <w:r>
-        <w:rPr>
-          <w:rFonts w:hint="eastAsia"/>
-          <w:b/>
-          <w:bCs/>
-        </w:rPr>
-        <w:t xml:space="preserve">中部经济发达省份</w:t>
-      </w:r>
-      <w:r>
-        <w:rPr>
-          <w:rFonts w:hint="eastAsia"/>
-        </w:rPr>
-        <w:t xml:space="preserve">——以湖南为代表，地理跨度中等、医院在长沙与周边地级市之间形成层级分布，是国内主流业务场景的典型形态。BC</w:t>
+        <w:t xml:space="preserve">第二类是中部经济发达省份——以湖南为代表，地理跨度中等、医院在长沙与周边地级市之间形成层级分布，是国内主流业务场景的典型形态。BC</w:t>
       </w:r>
       <w:r>
         <w:t xml:space="preserve"> </w:t>
@@ -18969,21 +18831,7 @@
         <w:rPr>
           <w:rFonts w:hint="eastAsia"/>
         </w:rPr>
-        <w:t xml:space="preserve">第三类是</w:t>
-      </w:r>
-      <w:r>
-        <w:rPr>
-          <w:rFonts w:hint="eastAsia"/>
-          <w:b/>
-          <w:bCs/>
-        </w:rPr>
-        <w:t xml:space="preserve">地理跨度极大的稀疏省份</w:t>
-      </w:r>
-      <w:r>
-        <w:rPr>
-          <w:rFonts w:hint="eastAsia"/>
-        </w:rPr>
-        <w:t xml:space="preserve">——以新疆为代表。新疆维吾尔自治区面积达</w:t>
+        <w:t xml:space="preserve">第三类是地理跨度极大的稀疏省份——以新疆为代表。新疆维吾尔自治区面积达</w:t>
       </w:r>
       <w:r>
         <w:t xml:space="preserve"> 166 </w:t>
@@ -20278,50 +20126,16 @@
         <w:rPr>
           <w:rFonts w:hint="eastAsia"/>
         </w:rPr>
-        <w:t xml:space="preserve">需要特别说明客户保留率的两种口径：</w:t>
-      </w:r>
-      <w:r>
-        <w:rPr>
-          <w:rFonts w:hint="eastAsia"/>
-          <w:b/>
-          <w:bCs/>
-        </w:rPr>
-        <w:t xml:space="preserve">按医院数计算</w:t>
-      </w:r>
-      <w:r>
-        <w:rPr>
-          <w:rFonts w:hint="eastAsia"/>
-        </w:rPr>
-        <w:t xml:space="preserve">只统计有多少家医院的辖区归属未变，把所有医院视为等权重；</w:t>
-      </w:r>
-      <w:r>
-        <w:rPr>
-          <w:rFonts w:hint="eastAsia"/>
-          <w:b/>
-          <w:bCs/>
-        </w:rPr>
-        <w:t xml:space="preserve">按</w:t>
-      </w:r>
-      <w:r>
-        <w:rPr>
-          <w:b/>
-          <w:bCs/>
-        </w:rPr>
+        <w:t xml:space="preserve">需要特别说明客户保留率的两种口径：按医院数计算只统计有多少家医院的辖区归属未变，把所有医院视为等权重；按</w:t>
+      </w:r>
+      <w:r>
         <w:t xml:space="preserve"> Index </w:t>
       </w:r>
       <w:r>
         <w:rPr>
           <w:rFonts w:hint="eastAsia"/>
-          <w:b/>
-          <w:bCs/>
-        </w:rPr>
-        <w:t xml:space="preserve">加权计算</w:t>
-      </w:r>
-      <w:r>
-        <w:rPr>
-          <w:rFonts w:hint="eastAsia"/>
-        </w:rPr>
-        <w:t xml:space="preserve">则将每家医院的</w:t>
+        </w:rPr>
+        <w:t xml:space="preserve">加权计算则将每家医院的</w:t>
       </w:r>
       <w:r>
         <w:t xml:space="preserve"> Index </w:t>
@@ -21985,16 +21799,9 @@
       </w:r>
       <w:r>
         <w:rPr>
-          <w:b/>
-          <w:bCs/>
-        </w:rPr>
-        <w:t xml:space="preserve">86.4%</w:t>
-      </w:r>
-      <w:r>
-        <w:rPr>
-          <w:rFonts w:hint="eastAsia"/>
-        </w:rPr>
-        <w:t xml:space="preserve">。图</w:t>
+          <w:rFonts w:hint="eastAsia"/>
+        </w:rPr>
+        <w:t xml:space="preserve">86.4%。图</w:t>
       </w:r>
       <w:r>
         <w:t xml:space="preserve"> 5-3 </w:t>
@@ -22137,21 +21944,7 @@
         <w:rPr>
           <w:rFonts w:hint="eastAsia"/>
         </w:rPr>
-        <w:t xml:space="preserve">个百分点——这一差异有重要的业务含义：</w:t>
-      </w:r>
-      <w:r>
-        <w:rPr>
-          <w:rFonts w:hint="eastAsia"/>
-          <w:b/>
-          <w:bCs/>
-        </w:rPr>
-        <w:t xml:space="preserve">算法在客户关系保留上具有”抓大放小”的智能性</w:t>
-      </w:r>
-      <w:r>
-        <w:rPr>
-          <w:rFonts w:hint="eastAsia"/>
-        </w:rPr>
-        <w:t xml:space="preserve">。被</w:t>
+        <w:t xml:space="preserve">个百分点——这一差异有重要的业务含义：算法在客户关系保留上具有”抓大放小”的智能性。被</w:t>
       </w:r>
       <w:r>
         <w:t xml:space="preserve"> Hungarian </w:t>
@@ -22273,70 +22066,46 @@
         <w:rPr>
           <w:rFonts w:hint="eastAsia"/>
         </w:rPr>
-        <w:t xml:space="preserve">更重要的是，</w:t>
-      </w:r>
-      <w:r>
-        <w:rPr>
-          <w:b/>
-          <w:bCs/>
-        </w:rPr>
-        <w:t xml:space="preserve">86.4% </w:t>
-      </w:r>
-      <w:r>
-        <w:rPr>
-          <w:rFonts w:hint="eastAsia"/>
-          <w:b/>
-          <w:bCs/>
+        <w:t xml:space="preserve">更重要的是，86.4%</w:t>
+      </w:r>
+      <w:r>
+        <w:t xml:space="preserve"> </w:t>
+      </w:r>
+      <w:r>
+        <w:rPr>
+          <w:rFonts w:hint="eastAsia"/>
         </w:rPr>
         <w:t xml:space="preserve">的</w:t>
       </w:r>
       <w:r>
-        <w:rPr>
-          <w:b/>
-          <w:bCs/>
-        </w:rPr>
         <w:t xml:space="preserve"> Index </w:t>
       </w:r>
       <w:r>
         <w:rPr>
           <w:rFonts w:hint="eastAsia"/>
-          <w:b/>
-          <w:bCs/>
         </w:rPr>
         <w:t xml:space="preserve">加权保留率与第三章</w:t>
       </w:r>
       <w:r>
-        <w:rPr>
-          <w:b/>
-          <w:bCs/>
-        </w:rPr>
         <w:t xml:space="preserve"> 3.3.4 </w:t>
       </w:r>
       <w:r>
         <w:rPr>
           <w:rFonts w:hint="eastAsia"/>
-          <w:b/>
-          <w:bCs/>
         </w:rPr>
         <w:t xml:space="preserve">节</w:t>
       </w:r>
       <w:r>
-        <w:rPr>
-          <w:b/>
-          <w:bCs/>
-        </w:rPr>
         <w:t xml:space="preserve"> G1 </w:t>
       </w:r>
       <w:r>
         <w:rPr>
           <w:rFonts w:hint="eastAsia"/>
-          <w:b/>
-          <w:bCs/>
-        </w:rPr>
-        <w:t xml:space="preserve">题调研所揭示的业务偏好方向高度一致</w:t>
-      </w:r>
-      <w:r>
-        <w:t xml:space="preserve">——G1 </w:t>
+        </w:rPr>
+        <w:t xml:space="preserve">题调研所揭示的业务偏好方向高度一致——G1</w:t>
+      </w:r>
+      <w:r>
+        <w:t xml:space="preserve"> </w:t>
       </w:r>
       <w:r>
         <w:rPr>
@@ -23443,36 +23212,16 @@
         <w:rPr>
           <w:rFonts w:hint="eastAsia"/>
         </w:rPr>
-        <w:t xml:space="preserve">个辖区</w:t>
-      </w:r>
-      <w:r>
-        <w:rPr>
-          <w:rFonts w:hint="eastAsia"/>
-          <w:b/>
-          <w:bCs/>
-        </w:rPr>
-        <w:t xml:space="preserve">全部超出</w:t>
-      </w:r>
-      <w:r>
-        <w:rPr>
-          <w:b/>
-          <w:bCs/>
-        </w:rPr>
+        <w:t xml:space="preserve">个辖区全部超出</w:t>
+      </w:r>
+      <w:r>
         <w:t xml:space="preserve"> ±20% </w:t>
       </w:r>
       <w:r>
         <w:rPr>
           <w:rFonts w:hint="eastAsia"/>
-          <w:b/>
-          <w:bCs/>
-        </w:rPr>
-        <w:t xml:space="preserve">阈值（100%）</w:t>
-      </w:r>
-      <w:r>
-        <w:rPr>
-          <w:rFonts w:hint="eastAsia"/>
-        </w:rPr>
-        <w:t xml:space="preserve">——意味着没有任何一个辖区的</w:t>
+        </w:rPr>
+        <w:t xml:space="preserve">阈值（100%）——意味着没有任何一个辖区的</w:t>
       </w:r>
       <w:r>
         <w:t xml:space="preserve"> Index </w:t>
@@ -23576,141 +23325,79 @@
         <w:rPr>
           <w:rFonts w:hint="eastAsia"/>
         </w:rPr>
-        <w:t xml:space="preserve">30%）；最为亮眼的是地理紧凑性的大幅压缩——</w:t>
-      </w:r>
-      <w:r>
-        <w:rPr>
-          <w:rFonts w:hint="eastAsia"/>
-          <w:b/>
-          <w:bCs/>
-        </w:rPr>
-        <w:t xml:space="preserve">辖区平均最大半径从</w:t>
-      </w:r>
-      <w:r>
-        <w:rPr>
-          <w:b/>
-          <w:bCs/>
-        </w:rPr>
+        <w:t xml:space="preserve">30%）；最为亮眼的是地理紧凑性的大幅压缩——辖区平均最大半径从</w:t>
+      </w:r>
+      <w:r>
         <w:t xml:space="preserve"> 206.4 km </w:t>
       </w:r>
       <w:r>
         <w:rPr>
           <w:rFonts w:hint="eastAsia"/>
-          <w:b/>
-          <w:bCs/>
         </w:rPr>
         <w:t xml:space="preserve">降至</w:t>
       </w:r>
       <w:r>
-        <w:rPr>
-          <w:b/>
-          <w:bCs/>
-        </w:rPr>
         <w:t xml:space="preserve"> 110.1 </w:t>
       </w:r>
       <w:r>
         <w:rPr>
           <w:rFonts w:hint="eastAsia"/>
-          <w:b/>
-          <w:bCs/>
         </w:rPr>
         <w:t xml:space="preserve">km（改善</w:t>
       </w:r>
       <w:r>
-        <w:rPr>
-          <w:b/>
-          <w:bCs/>
-        </w:rPr>
-        <w:t xml:space="preserve"> </w:t>
-      </w:r>
-      <w:r>
-        <w:rPr>
-          <w:rFonts w:hint="eastAsia"/>
-          <w:b/>
-          <w:bCs/>
+        <w:t xml:space="preserve"> </w:t>
+      </w:r>
+      <w:r>
+        <w:rPr>
+          <w:rFonts w:hint="eastAsia"/>
         </w:rPr>
         <w:t xml:space="preserve">46.7%）、最远辖区半径从</w:t>
       </w:r>
       <w:r>
-        <w:rPr>
-          <w:b/>
-          <w:bCs/>
-        </w:rPr>
         <w:t xml:space="preserve"> 377.5 km </w:t>
       </w:r>
       <w:r>
         <w:rPr>
           <w:rFonts w:hint="eastAsia"/>
-          <w:b/>
-          <w:bCs/>
         </w:rPr>
         <w:t xml:space="preserve">降至</w:t>
       </w:r>
       <w:r>
-        <w:rPr>
-          <w:b/>
-          <w:bCs/>
-        </w:rPr>
         <w:t xml:space="preserve"> 245.2 </w:t>
       </w:r>
       <w:r>
         <w:rPr>
           <w:rFonts w:hint="eastAsia"/>
-          <w:b/>
-          <w:bCs/>
         </w:rPr>
         <w:t xml:space="preserve">km（改善</w:t>
       </w:r>
       <w:r>
-        <w:rPr>
-          <w:b/>
-          <w:bCs/>
-        </w:rPr>
-        <w:t xml:space="preserve"> </w:t>
-      </w:r>
-      <w:r>
-        <w:rPr>
-          <w:rFonts w:hint="eastAsia"/>
-          <w:b/>
-          <w:bCs/>
+        <w:t xml:space="preserve"> </w:t>
+      </w:r>
+      <w:r>
+        <w:rPr>
+          <w:rFonts w:hint="eastAsia"/>
         </w:rPr>
         <w:t xml:space="preserve">35.0%）；平均覆盖城市数从</w:t>
       </w:r>
       <w:r>
-        <w:rPr>
-          <w:b/>
-          <w:bCs/>
-        </w:rPr>
         <w:t xml:space="preserve"> 2.5 </w:t>
       </w:r>
       <w:r>
         <w:rPr>
           <w:rFonts w:hint="eastAsia"/>
-          <w:b/>
-          <w:bCs/>
         </w:rPr>
         <w:t xml:space="preserve">略降至</w:t>
       </w:r>
       <w:r>
-        <w:rPr>
-          <w:b/>
-          <w:bCs/>
-        </w:rPr>
-        <w:t xml:space="preserve"> </w:t>
-      </w:r>
-      <w:r>
-        <w:rPr>
-          <w:rFonts w:hint="eastAsia"/>
-          <w:b/>
-          <w:bCs/>
-        </w:rPr>
-        <w:t xml:space="preserve">2.3，未出现地理破碎度的恶化</w:t>
-      </w:r>
-      <w:r>
-        <w:rPr>
-          <w:rFonts w:hint="eastAsia"/>
-        </w:rPr>
-        <w:t xml:space="preserve">。这一系列改善打破了”稀疏场景下紧凑性已无优化空间”的直觉假设，证明算法的六层地理聚类与亲和图机制即使在大跨度低密度环境下，仍能挖掘出可观的地理重组空间——把原本因人工分配而被分散到多个城市的医院，按行政区划与历史亲和关系重新归并到地理上更连续的辖区中。</w:t>
+        <w:t xml:space="preserve"> </w:t>
+      </w:r>
+      <w:r>
+        <w:rPr>
+          <w:rFonts w:hint="eastAsia"/>
+        </w:rPr>
+        <w:t xml:space="preserve">2.3，未出现地理破碎度的恶化。这一系列改善打破了”稀疏场景下紧凑性已无优化空间”的直觉假设，证明算法的六层地理聚类与亲和图机制即使在大跨度低密度环境下，仍能挖掘出可观的地理重组空间——把原本因人工分配而被分散到多个城市的医院，按行政区划与历史亲和关系重新归并到地理上更连续的辖区中。</w:t>
       </w:r>
     </w:p>
     <w:p>
@@ -23831,21 +23518,7 @@
         <w:rPr>
           <w:rFonts w:hint="eastAsia"/>
         </w:rPr>
-        <w:t xml:space="preserve">70%。这反映了</w:t>
-      </w:r>
-      <w:r>
-        <w:rPr>
-          <w:rFonts w:hint="eastAsia"/>
-          <w:b/>
-          <w:bCs/>
-        </w:rPr>
-        <w:t xml:space="preserve">稀疏场景下均衡度优化的客观天花板</w:t>
-      </w:r>
-      <w:r>
-        <w:rPr>
-          <w:rFonts w:hint="eastAsia"/>
-        </w:rPr>
-        <w:t xml:space="preserve">——在</w:t>
+        <w:t xml:space="preserve">70%。这反映了稀疏场景下均衡度优化的客观天花板——在</w:t>
       </w:r>
       <w:r>
         <w:t xml:space="preserve"> 35 </w:t>
@@ -25061,36 +24734,16 @@
         <w:rPr>
           <w:rFonts w:hint="eastAsia"/>
         </w:rPr>
-        <w:t xml:space="preserve">第一，</w:t>
-      </w:r>
-      <w:r>
-        <w:rPr>
-          <w:rFonts w:hint="eastAsia"/>
-          <w:b/>
-          <w:bCs/>
-        </w:rPr>
-        <w:t xml:space="preserve">算法对不同</w:t>
-      </w:r>
-      <w:r>
-        <w:rPr>
-          <w:b/>
-          <w:bCs/>
-        </w:rPr>
+        <w:t xml:space="preserve">第一，算法对不同</w:t>
+      </w:r>
+      <w:r>
         <w:t xml:space="preserve"> As-Is </w:t>
       </w:r>
       <w:r>
         <w:rPr>
           <w:rFonts w:hint="eastAsia"/>
-          <w:b/>
-          <w:bCs/>
-        </w:rPr>
-        <w:t xml:space="preserve">失衡程度展现出”自适应”的优化幅度</w:t>
-      </w:r>
-      <w:r>
-        <w:rPr>
-          <w:rFonts w:hint="eastAsia"/>
-        </w:rPr>
-        <w:t xml:space="preserve">——上海</w:t>
+        </w:rPr>
+        <w:t xml:space="preserve">失衡程度展现出”自适应”的优化幅度——上海</w:t>
       </w:r>
       <w:r>
         <w:t xml:space="preserve"> As-Is CV </w:t>
@@ -25227,21 +24880,7 @@
         <w:rPr>
           <w:rFonts w:hint="eastAsia"/>
         </w:rPr>
-        <w:t xml:space="preserve">第二，</w:t>
-      </w:r>
-      <w:r>
-        <w:rPr>
-          <w:rFonts w:hint="eastAsia"/>
-          <w:b/>
-          <w:bCs/>
-        </w:rPr>
-        <w:t xml:space="preserve">算法在不同地理形态下都能在地理紧凑性维度做出大幅改善</w:t>
-      </w:r>
-      <w:r>
-        <w:rPr>
-          <w:rFonts w:hint="eastAsia"/>
-        </w:rPr>
-        <w:t xml:space="preserve">——这是个超越直觉的发现：聚集场景（上海）半径压缩</w:t>
+        <w:t xml:space="preserve">第二，算法在不同地理形态下都能在地理紧凑性维度做出大幅改善——这是个超越直觉的发现：聚集场景（上海）半径压缩</w:t>
       </w:r>
       <w:r>
         <w:t xml:space="preserve"> </w:t>
@@ -25324,21 +24963,7 @@
         <w:rPr>
           <w:rFonts w:hint="eastAsia"/>
         </w:rPr>
-        <w:t xml:space="preserve">第三，</w:t>
-      </w:r>
-      <w:r>
-        <w:rPr>
-          <w:rFonts w:hint="eastAsia"/>
-          <w:b/>
-          <w:bCs/>
-        </w:rPr>
-        <w:t xml:space="preserve">客户保留率呈现”分层稳健”的特征</w:t>
-      </w:r>
-      <w:r>
-        <w:rPr>
-          <w:rFonts w:hint="eastAsia"/>
-        </w:rPr>
-        <w:t xml:space="preserve">——湖南（中等失衡）保留率达</w:t>
+        <w:t xml:space="preserve">第三，客户保留率呈现”分层稳健”的特征——湖南（中等失衡）保留率达</w:t>
       </w:r>
       <w:r>
         <w:t xml:space="preserve"> </w:t>
@@ -25455,141 +25080,79 @@
         <w:rPr>
           <w:rFonts w:hint="eastAsia"/>
         </w:rPr>
-        <w:t xml:space="preserve">47.9%、保留率介于二者之间。这一规律有重要的管理启示：</w:t>
-      </w:r>
-      <w:r>
-        <w:rPr>
-          <w:rFonts w:hint="eastAsia"/>
-          <w:b/>
-          <w:bCs/>
-        </w:rPr>
-        <w:t xml:space="preserve">当一家企业</w:t>
-      </w:r>
-      <w:r>
-        <w:rPr>
-          <w:b/>
-          <w:bCs/>
-        </w:rPr>
+        <w:t xml:space="preserve">47.9%、保留率介于二者之间。这一规律有重要的管理启示：当一家企业</w:t>
+      </w:r>
+      <w:r>
         <w:t xml:space="preserve"> As-Is </w:t>
       </w:r>
       <w:r>
         <w:rPr>
           <w:rFonts w:hint="eastAsia"/>
-          <w:b/>
-          <w:bCs/>
         </w:rPr>
         <w:t xml:space="preserve">已接近主流均衡时，引入算法的过渡相对平滑（如湖南</w:t>
       </w:r>
       <w:r>
-        <w:rPr>
-          <w:b/>
-          <w:bCs/>
-        </w:rPr>
         <w:t xml:space="preserve"> 86.4% </w:t>
       </w:r>
       <w:r>
         <w:rPr>
           <w:rFonts w:hint="eastAsia"/>
-          <w:b/>
-          <w:bCs/>
         </w:rPr>
         <w:t xml:space="preserve">保留率）；而当</w:t>
       </w:r>
       <w:r>
-        <w:rPr>
-          <w:b/>
-          <w:bCs/>
-        </w:rPr>
         <w:t xml:space="preserve"> As-Is </w:t>
       </w:r>
       <w:r>
         <w:rPr>
           <w:rFonts w:hint="eastAsia"/>
-          <w:b/>
-          <w:bCs/>
         </w:rPr>
         <w:t xml:space="preserve">严重失衡时，引入算法的早期阵痛会更明显（如上海</w:t>
       </w:r>
       <w:r>
-        <w:rPr>
-          <w:b/>
-          <w:bCs/>
-        </w:rPr>
         <w:t xml:space="preserve"> 60.3% </w:t>
       </w:r>
       <w:r>
         <w:rPr>
           <w:rFonts w:hint="eastAsia"/>
-          <w:b/>
-          <w:bCs/>
         </w:rPr>
         <w:t xml:space="preserve">保留率）但优化收益也更显著（CV</w:t>
       </w:r>
       <w:r>
-        <w:rPr>
-          <w:b/>
-          <w:bCs/>
-        </w:rPr>
-        <w:t xml:space="preserve"> </w:t>
-      </w:r>
-      <w:r>
-        <w:rPr>
-          <w:rFonts w:hint="eastAsia"/>
-          <w:b/>
-          <w:bCs/>
+        <w:t xml:space="preserve"> </w:t>
+      </w:r>
+      <w:r>
+        <w:rPr>
+          <w:rFonts w:hint="eastAsia"/>
         </w:rPr>
         <w:t xml:space="preserve">改善</w:t>
       </w:r>
       <w:r>
-        <w:rPr>
-          <w:b/>
-          <w:bCs/>
-        </w:rPr>
-        <w:t xml:space="preserve"> </w:t>
-      </w:r>
-      <w:r>
-        <w:rPr>
-          <w:rFonts w:hint="eastAsia"/>
-          <w:b/>
-          <w:bCs/>
+        <w:t xml:space="preserve"> </w:t>
+      </w:r>
+      <w:r>
+        <w:rPr>
+          <w:rFonts w:hint="eastAsia"/>
         </w:rPr>
         <w:t xml:space="preserve">79.6%、超阈辖区从</w:t>
       </w:r>
       <w:r>
-        <w:rPr>
-          <w:b/>
-          <w:bCs/>
-        </w:rPr>
         <w:t xml:space="preserve"> 17 </w:t>
       </w:r>
       <w:r>
         <w:rPr>
           <w:rFonts w:hint="eastAsia"/>
-          <w:b/>
-          <w:bCs/>
         </w:rPr>
         <w:t xml:space="preserve">减到</w:t>
       </w:r>
       <w:r>
-        <w:rPr>
-          <w:b/>
-          <w:bCs/>
-        </w:rPr>
-        <w:t xml:space="preserve"> </w:t>
-      </w:r>
-      <w:r>
-        <w:rPr>
-          <w:rFonts w:hint="eastAsia"/>
-          <w:b/>
-          <w:bCs/>
-        </w:rPr>
-        <w:t xml:space="preserve">4）</w:t>
-      </w:r>
-      <w:r>
-        <w:rPr>
-          <w:rFonts w:hint="eastAsia"/>
-        </w:rPr>
-        <w:t xml:space="preserve">。从企业实际部署的角度看，这意味着对历史失衡较深的省份接入算法时应配合相应的变革管理（分阶段过渡、客户关系预警机制等），具体策略将在第六章展开讨论。</w:t>
+        <w:t xml:space="preserve"> </w:t>
+      </w:r>
+      <w:r>
+        <w:rPr>
+          <w:rFonts w:hint="eastAsia"/>
+        </w:rPr>
+        <w:t xml:space="preserve">4）。从企业实际部署的角度看，这意味着对历史失衡较深的省份接入算法时应配合相应的变革管理（分阶段过渡、客户关系预警机制等），具体策略将在第六章展开讨论。</w:t>
       </w:r>
     </w:p>
     <w:p>
@@ -25951,21 +25514,7 @@
         <w:rPr>
           <w:rFonts w:hint="eastAsia"/>
         </w:rPr>
-        <w:t xml:space="preserve">从图中可以看到两个性能特征。一是</w:t>
-      </w:r>
-      <w:r>
-        <w:rPr>
-          <w:rFonts w:hint="eastAsia"/>
-          <w:b/>
-          <w:bCs/>
-        </w:rPr>
-        <w:t xml:space="preserve">绝对耗时极低</w:t>
-      </w:r>
-      <w:r>
-        <w:rPr>
-          <w:rFonts w:hint="eastAsia"/>
-        </w:rPr>
-        <w:t xml:space="preserve">——三省份均在</w:t>
+        <w:t xml:space="preserve">从图中可以看到两个性能特征。一是绝对耗时极低——三省份均在</w:t>
       </w:r>
       <w:r>
         <w:t xml:space="preserve"> 4 </w:t>
@@ -26039,21 +25588,7 @@
         <w:rPr>
           <w:rFonts w:hint="eastAsia"/>
         </w:rPr>
-        <w:t xml:space="preserve">二是</w:t>
-      </w:r>
-      <w:r>
-        <w:rPr>
-          <w:rFonts w:hint="eastAsia"/>
-          <w:b/>
-          <w:bCs/>
-        </w:rPr>
-        <w:t xml:space="preserve">耗时与问题规模呈合理增长关系</w:t>
-      </w:r>
-      <w:r>
-        <w:rPr>
-          <w:rFonts w:hint="eastAsia"/>
-        </w:rPr>
-        <w:t xml:space="preserve">：上海规模（99×19</w:t>
+        <w:t xml:space="preserve">二是耗时与问题规模呈合理增长关系：上海规模（99×19</w:t>
       </w:r>
       <w:r>
         <w:t xml:space="preserve"> = </w:t>
@@ -26318,8 +25853,6 @@
       <w:r>
         <w:rPr>
           <w:rFonts w:hint="eastAsia"/>
-          <w:b/>
-          <w:bCs/>
         </w:rPr>
         <w:t xml:space="preserve">第一类：业务策略型参数。</w:t>
       </w:r>
@@ -26448,8 +25981,6 @@
       <w:r>
         <w:rPr>
           <w:rFonts w:hint="eastAsia"/>
-          <w:b/>
-          <w:bCs/>
         </w:rPr>
         <w:t xml:space="preserve">第二类：算法超参型参数。</w:t>
       </w:r>
@@ -27233,23 +26764,15 @@
       <w:r>
         <w:rPr>
           <w:rFonts w:hint="eastAsia"/>
-          <w:b/>
-          <w:bCs/>
         </w:rPr>
         <w:t xml:space="preserve">第一，在中等及以上密度场景（上海、湖南）下，算法对</w:t>
       </w:r>
       <w:r>
-        <w:rPr>
-          <w:b/>
-          <w:bCs/>
-        </w:rPr>
         <w:t xml:space="preserve"> SA </w:t>
       </w:r>
       <w:r>
         <w:rPr>
           <w:rFonts w:hint="eastAsia"/>
-          <w:b/>
-          <w:bCs/>
         </w:rPr>
         <w:t xml:space="preserve">迭代次数高度不敏感。</w:t>
       </w:r>
@@ -27378,8 +26901,6 @@
       <w:r>
         <w:rPr>
           <w:rFonts w:hint="eastAsia"/>
-          <w:b/>
-          <w:bCs/>
         </w:rPr>
         <w:t xml:space="preserve">第二，在稀疏极端场景（新疆）下，迭代次数的影响明显放大。</w:t>
       </w:r>
@@ -27490,23 +27011,15 @@
       <w:r>
         <w:rPr>
           <w:rFonts w:hint="eastAsia"/>
-          <w:b/>
-          <w:bCs/>
         </w:rPr>
         <w:t xml:space="preserve">第三，500K</w:t>
       </w:r>
       <w:r>
-        <w:rPr>
-          <w:b/>
-          <w:bCs/>
-        </w:rPr>
-        <w:t xml:space="preserve"> </w:t>
-      </w:r>
-      <w:r>
-        <w:rPr>
-          <w:rFonts w:hint="eastAsia"/>
-          <w:b/>
-          <w:bCs/>
+        <w:t xml:space="preserve"> </w:t>
+      </w:r>
+      <w:r>
+        <w:rPr>
+          <w:rFonts w:hint="eastAsia"/>
         </w:rPr>
         <w:t xml:space="preserve">默认值并非每个样本的”全局最优”，但是合理的工程折中。</w:t>
       </w:r>
@@ -27645,43 +27158,23 @@
         <w:rPr>
           <w:rFonts w:hint="eastAsia"/>
         </w:rPr>
-        <w:t xml:space="preserve">综合上述发现，可得出本研究算法的稳健性结论：</w:t>
-      </w:r>
-      <w:r>
-        <w:rPr>
-          <w:rFonts w:hint="eastAsia"/>
-          <w:b/>
-          <w:bCs/>
-        </w:rPr>
-        <w:t xml:space="preserve">在主流业务密度场景下，算法对</w:t>
-      </w:r>
-      <w:r>
-        <w:rPr>
-          <w:b/>
-          <w:bCs/>
-        </w:rPr>
+        <w:t xml:space="preserve">综合上述发现，可得出本研究算法的稳健性结论：在主流业务密度场景下，算法对</w:t>
+      </w:r>
+      <w:r>
         <w:t xml:space="preserve"> SA </w:t>
       </w:r>
       <w:r>
         <w:rPr>
           <w:rFonts w:hint="eastAsia"/>
-          <w:b/>
-          <w:bCs/>
         </w:rPr>
         <w:t xml:space="preserve">迭代次数高度鲁棒，500K</w:t>
       </w:r>
       <w:r>
-        <w:rPr>
-          <w:b/>
-          <w:bCs/>
-        </w:rPr>
-        <w:t xml:space="preserve"> </w:t>
-      </w:r>
-      <w:r>
-        <w:rPr>
-          <w:rFonts w:hint="eastAsia"/>
-          <w:b/>
-          <w:bCs/>
+        <w:t xml:space="preserve"> </w:t>
+      </w:r>
+      <w:r>
+        <w:rPr>
+          <w:rFonts w:hint="eastAsia"/>
         </w:rPr>
         <w:t xml:space="preserve">默认值在大多数情况下接近最优；在稀疏极端场景下迭代次数的影响放大，需要工程上配套多次启动取最优等策略。</w:t>
       </w:r>
@@ -27945,16 +27438,9 @@
       </w:r>
       <w:r>
         <w:rPr>
-          <w:b/>
-          <w:bCs/>
-        </w:rPr>
-        <w:t xml:space="preserve">86.4%</w:t>
-      </w:r>
-      <w:r>
-        <w:rPr>
-          <w:rFonts w:hint="eastAsia"/>
-        </w:rPr>
-        <w:t xml:space="preserve">，与第三章</w:t>
+          <w:rFonts w:hint="eastAsia"/>
+        </w:rPr>
+        <w:t xml:space="preserve">86.4%，与第三章</w:t>
       </w:r>
       <w:r>
         <w:t xml:space="preserve"> G1 </w:t>
@@ -28539,21 +28025,7 @@
         <w:rPr>
           <w:rFonts w:hint="eastAsia"/>
         </w:rPr>
-        <w:t xml:space="preserve">算法落地的首要原则是</w:t>
-      </w:r>
-      <w:r>
-        <w:rPr>
-          <w:rFonts w:hint="eastAsia"/>
-          <w:b/>
-          <w:bCs/>
-        </w:rPr>
-        <w:t xml:space="preserve">它不应替代人类决策，而应作为”中心化基线”由人在回路（Human-in-the-Loop）做局部微调</w:t>
-      </w:r>
-      <w:r>
-        <w:rPr>
-          <w:rFonts w:hint="eastAsia"/>
-        </w:rPr>
-        <w:t xml:space="preserve">。这一原则源于第三章</w:t>
+        <w:t xml:space="preserve">算法落地的首要原则是它不应替代人类决策，而应作为”中心化基线”由人在回路（Human-in-the-Loop）做局部微调。这一原则源于第三章</w:t>
       </w:r>
       <w:r>
         <w:t xml:space="preserve"> 3.3.4 </w:t>
@@ -28805,8 +28277,6 @@
       <w:r>
         <w:rPr>
           <w:rFonts w:hint="eastAsia"/>
-          <w:b/>
-          <w:bCs/>
         </w:rPr>
         <w:t xml:space="preserve">第一阶段：算法生成基线方案。</w:t>
       </w:r>
@@ -28899,8 +28369,6 @@
       <w:r>
         <w:rPr>
           <w:rFonts w:hint="eastAsia"/>
-          <w:b/>
-          <w:bCs/>
         </w:rPr>
         <w:t xml:space="preserve">第二阶段：业务侧解读与微调。</w:t>
       </w:r>
@@ -28966,8 +28434,6 @@
       <w:r>
         <w:rPr>
           <w:rFonts w:hint="eastAsia"/>
-          <w:b/>
-          <w:bCs/>
         </w:rPr>
         <w:t xml:space="preserve">第三阶段：系统锁定与回写。</w:t>
       </w:r>
@@ -29025,21 +28491,7 @@
         <w:rPr>
           <w:rFonts w:hint="eastAsia"/>
         </w:rPr>
-        <w:t xml:space="preserve">可解释性在三个阶段中贯穿始终：第一阶段以因子归因形式呈现给业务侧，第二阶段每次重跑都需要重新归因以让业务侧验证修改的方向是否符合预期，第三阶段则将归因连同决策一并归档。算法不再是一个把数据黑盒地映射到方案的工具，而是一个</w:t>
-      </w:r>
-      <w:r>
-        <w:rPr>
-          <w:rFonts w:hint="eastAsia"/>
-          <w:b/>
-          <w:bCs/>
-        </w:rPr>
-        <w:t xml:space="preserve">把决策逻辑显式化、让人类参与对话的协作平台</w:t>
-      </w:r>
-      <w:r>
-        <w:rPr>
-          <w:rFonts w:hint="eastAsia"/>
-        </w:rPr>
-        <w:t xml:space="preserve">——这正是开题报告所期望的”从’经验驱动的人治’向’数据驱动的智治’跨越”的具体落地形态。</w:t>
+        <w:t xml:space="preserve">可解释性在三个阶段中贯穿始终：第一阶段以因子归因形式呈现给业务侧，第二阶段每次重跑都需要重新归因以让业务侧验证修改的方向是否符合预期，第三阶段则将归因连同决策一并归档。算法不再是一个把数据黑盒地映射到方案的工具，而是一个把决策逻辑显式化、让人类参与对话的协作平台——这正是开题报告所期望的”从’经验驱动的人治’向’数据驱动的智治’跨越”的具体落地形态。</w:t>
       </w:r>
     </w:p>
     <w:bookmarkEnd w:id="165"/>
@@ -29102,36 +28554,16 @@
         <w:rPr>
           <w:rFonts w:hint="eastAsia"/>
         </w:rPr>
-        <w:t xml:space="preserve">厂商在中国市场频频遭遇”水土不服”的深层原因之一。本节基于第五章实证规律提出</w:t>
-      </w:r>
-      <w:r>
-        <w:rPr>
-          <w:rFonts w:hint="eastAsia"/>
-          <w:b/>
-          <w:bCs/>
-        </w:rPr>
-        <w:t xml:space="preserve">按企业</w:t>
-      </w:r>
-      <w:r>
-        <w:rPr>
-          <w:b/>
-          <w:bCs/>
-        </w:rPr>
+        <w:t xml:space="preserve">厂商在中国市场频频遭遇”水土不服”的深层原因之一。本节基于第五章实证规律提出按企业</w:t>
+      </w:r>
+      <w:r>
         <w:t xml:space="preserve"> As-Is </w:t>
       </w:r>
       <w:r>
         <w:rPr>
           <w:rFonts w:hint="eastAsia"/>
-          <w:b/>
-          <w:bCs/>
-        </w:rPr>
-        <w:t xml:space="preserve">失衡度分层设计部署节奏</w:t>
-      </w:r>
-      <w:r>
-        <w:rPr>
-          <w:rFonts w:hint="eastAsia"/>
-        </w:rPr>
-        <w:t xml:space="preserve">的核心思路，并在末段精简讨论数据治理与系统集成的基础保障要求。</w:t>
+        </w:rPr>
+        <w:t xml:space="preserve">失衡度分层设计部署节奏的核心思路，并在末段精简讨论数据治理与系统集成的基础保障要求。</w:t>
       </w:r>
     </w:p>
     <w:p>
@@ -29141,23 +28573,15 @@
       <w:r>
         <w:rPr>
           <w:rFonts w:hint="eastAsia"/>
-          <w:b/>
-          <w:bCs/>
         </w:rPr>
         <w:t xml:space="preserve">部署节奏的客观依据来自第五章</w:t>
       </w:r>
       <w:r>
-        <w:rPr>
-          <w:b/>
-          <w:bCs/>
-        </w:rPr>
         <w:t xml:space="preserve"> 5.3.4 </w:t>
       </w:r>
       <w:r>
         <w:rPr>
           <w:rFonts w:hint="eastAsia"/>
-          <w:b/>
-          <w:bCs/>
         </w:rPr>
         <w:t xml:space="preserve">节的实证规律。</w:t>
       </w:r>
@@ -29267,21 +28691,7 @@
         <w:rPr>
           <w:rFonts w:hint="eastAsia"/>
         </w:rPr>
-        <w:t xml:space="preserve">bug，而是”均衡与延续的客观权衡”——原方案越不均衡，算法重构的力度必须越大、客户关系不可避免地大量变动。变革管理的核心动作即是</w:t>
-      </w:r>
-      <w:r>
-        <w:rPr>
-          <w:rFonts w:hint="eastAsia"/>
-          <w:b/>
-          <w:bCs/>
-        </w:rPr>
-        <w:t xml:space="preserve">根据这一客观规律为不同失衡度的省份配置不同强度的过渡机制</w:t>
-      </w:r>
-      <w:r>
-        <w:rPr>
-          <w:rFonts w:hint="eastAsia"/>
-        </w:rPr>
-        <w:t xml:space="preserve">，避免一刀切。具体的分层部署节奏与配套机制见表</w:t>
+        <w:t xml:space="preserve">bug，而是”均衡与延续的客观权衡”——原方案越不均衡，算法重构的力度必须越大、客户关系不可避免地大量变动。变革管理的核心动作即是根据这一客观规律为不同失衡度的省份配置不同强度的过渡机制，避免一刀切。具体的分层部署节奏与配套机制见表</w:t>
       </w:r>
       <w:r>
         <w:t xml:space="preserve"> 6-1。</w:t>
@@ -29782,8 +29192,6 @@
       <w:r>
         <w:rPr>
           <w:rFonts w:hint="eastAsia"/>
-          <w:b/>
-          <w:bCs/>
         </w:rPr>
         <w:t xml:space="preserve">阻力来自三个层面，对策需差异化设计。</w:t>
       </w:r>
@@ -29966,8 +29374,6 @@
       <w:r>
         <w:rPr>
           <w:rFonts w:hint="eastAsia"/>
-          <w:b/>
-          <w:bCs/>
         </w:rPr>
         <w:t xml:space="preserve">数据治理与系统集成是算法落地的基础保障。</w:t>
       </w:r>
@@ -30124,21 +29530,7 @@
         <w:rPr>
           <w:rFonts w:hint="eastAsia"/>
         </w:rPr>
-        <w:t xml:space="preserve">的分层节奏与上述数据治理基础共同体现一个朴素判断：</w:t>
-      </w:r>
-      <w:r>
-        <w:rPr>
-          <w:rFonts w:hint="eastAsia"/>
-          <w:b/>
-          <w:bCs/>
-        </w:rPr>
-        <w:t xml:space="preserve">算法的成功不止技术成功，更是组织变革成功</w:t>
-      </w:r>
-      <w:r>
-        <w:rPr>
-          <w:rFonts w:hint="eastAsia"/>
-        </w:rPr>
-        <w:t xml:space="preserve">——这一判断也将在</w:t>
+        <w:t xml:space="preserve">的分层节奏与上述数据治理基础共同体现一个朴素判断：算法的成功不止技术成功，更是组织变革成功——这一判断也将在</w:t>
       </w:r>
       <w:r>
         <w:t xml:space="preserve"> 6.2 </w:t>
@@ -30236,23 +29628,15 @@
       <w:r>
         <w:rPr>
           <w:rFonts w:hint="eastAsia"/>
-          <w:b/>
-          <w:bCs/>
         </w:rPr>
         <w:t xml:space="preserve">国内药企崛起带来的”SFE</w:t>
       </w:r>
       <w:r>
-        <w:rPr>
-          <w:b/>
-          <w:bCs/>
-        </w:rPr>
-        <w:t xml:space="preserve"> </w:t>
-      </w:r>
-      <w:r>
-        <w:rPr>
-          <w:rFonts w:hint="eastAsia"/>
-          <w:b/>
-          <w:bCs/>
+        <w:t xml:space="preserve"> </w:t>
+      </w:r>
+      <w:r>
+        <w:rPr>
+          <w:rFonts w:hint="eastAsia"/>
         </w:rPr>
         <w:t xml:space="preserve">自建悖论”。</w:t>
       </w:r>
@@ -30487,17 +29871,11 @@
         <w:pStyle w:val="BodyText"/>
       </w:pPr>
       <w:r>
-        <w:rPr>
-          <w:b/>
-          <w:bCs/>
-        </w:rPr>
         <w:t xml:space="preserve">SFE </w:t>
       </w:r>
       <w:r>
         <w:rPr>
           <w:rFonts w:hint="eastAsia"/>
-          <w:b/>
-          <w:bCs/>
         </w:rPr>
         <w:t xml:space="preserve">职能”蒸馏”趋势下的算法定位。</w:t>
       </w:r>
@@ -31865,23 +31243,15 @@
       <w:r>
         <w:rPr>
           <w:rFonts w:hint="eastAsia"/>
-          <w:b/>
-          <w:bCs/>
         </w:rPr>
         <w:t xml:space="preserve">形态一：垂类</w:t>
       </w:r>
       <w:r>
-        <w:rPr>
-          <w:b/>
-          <w:bCs/>
-        </w:rPr>
         <w:t xml:space="preserve"> Agent + </w:t>
       </w:r>
       <w:r>
         <w:rPr>
           <w:rFonts w:hint="eastAsia"/>
-          <w:b/>
-          <w:bCs/>
         </w:rPr>
         <w:t xml:space="preserve">外包咨询服务，对应”职能替代”价值。</w:t>
       </w:r>
@@ -31956,23 +31326,15 @@
       <w:r>
         <w:rPr>
           <w:rFonts w:hint="eastAsia"/>
-          <w:b/>
-          <w:bCs/>
         </w:rPr>
         <w:t xml:space="preserve">形态二：SaaS</w:t>
       </w:r>
       <w:r>
-        <w:rPr>
-          <w:b/>
-          <w:bCs/>
-        </w:rPr>
-        <w:t xml:space="preserve"> </w:t>
-      </w:r>
-      <w:r>
-        <w:rPr>
-          <w:rFonts w:hint="eastAsia"/>
-          <w:b/>
-          <w:bCs/>
+        <w:t xml:space="preserve"> </w:t>
+      </w:r>
+      <w:r>
+        <w:rPr>
+          <w:rFonts w:hint="eastAsia"/>
         </w:rPr>
         <w:t xml:space="preserve">平台订阅，对应”职能减量”价值。</w:t>
       </w:r>
@@ -32065,8 +31427,6 @@
       <w:r>
         <w:rPr>
           <w:rFonts w:hint="eastAsia"/>
-          <w:b/>
-          <w:bCs/>
         </w:rPr>
         <w:t xml:space="preserve">形态三：企业内部部署，对应”职能增效”价值。</w:t>
       </w:r>
@@ -32141,8 +31501,6 @@
       <w:r>
         <w:rPr>
           <w:rFonts w:hint="eastAsia"/>
-          <w:b/>
-          <w:bCs/>
         </w:rPr>
         <w:t xml:space="preserve">早期采用者画像。</w:t>
       </w:r>
@@ -32153,36 +31511,16 @@
         <w:rPr>
           <w:rFonts w:hint="eastAsia"/>
         </w:rPr>
-        <w:t xml:space="preserve">综合三种形态的客户画像，本研究算法在商业化早期最具突破潜力的目标客户是</w:t>
-      </w:r>
-      <w:r>
-        <w:rPr>
-          <w:rFonts w:hint="eastAsia"/>
-          <w:b/>
-          <w:bCs/>
-        </w:rPr>
-        <w:t xml:space="preserve">销售团队规模</w:t>
-      </w:r>
-      <w:r>
-        <w:rPr>
-          <w:b/>
-          <w:bCs/>
-        </w:rPr>
+        <w:t xml:space="preserve">综合三种形态的客户画像，本研究算法在商业化早期最具突破潜力的目标客户是销售团队规模</w:t>
+      </w:r>
+      <w:r>
         <w:t xml:space="preserve"> 1,000-3,000 </w:t>
       </w:r>
       <w:r>
         <w:rPr>
           <w:rFonts w:hint="eastAsia"/>
-          <w:b/>
-          <w:bCs/>
-        </w:rPr>
-        <w:t xml:space="preserve">人快速扩张期的本土创新药企</w:t>
-      </w:r>
-      <w:r>
-        <w:rPr>
-          <w:rFonts w:hint="eastAsia"/>
-        </w:rPr>
-        <w:t xml:space="preserve">——这一阶段企业刚跨过</w:t>
+        </w:rPr>
+        <w:t xml:space="preserve">人快速扩张期的本土创新药企——这一阶段企业刚跨过</w:t>
       </w:r>
       <w:r>
         <w:t xml:space="preserve"> SFE </w:t>
@@ -32589,23 +31927,15 @@
       <w:r>
         <w:rPr>
           <w:rFonts w:hint="eastAsia"/>
-          <w:b/>
-          <w:bCs/>
         </w:rPr>
         <w:t xml:space="preserve">结论一：制药企业</w:t>
       </w:r>
       <w:r>
-        <w:rPr>
-          <w:b/>
-          <w:bCs/>
-        </w:rPr>
         <w:t xml:space="preserve"> SFE </w:t>
       </w:r>
       <w:r>
         <w:rPr>
           <w:rFonts w:hint="eastAsia"/>
-          <w:b/>
-          <w:bCs/>
         </w:rPr>
         <w:t xml:space="preserve">辖区分配是一个”被低估的高价值优化问题”，传统人工方法与现有商业工具均未能很好覆盖。</w:t>
       </w:r>
@@ -32671,23 +32001,15 @@
       <w:r>
         <w:rPr>
           <w:rFonts w:hint="eastAsia"/>
-          <w:b/>
-          <w:bCs/>
         </w:rPr>
         <w:t xml:space="preserve">结论二：六层地理聚类</w:t>
       </w:r>
       <w:r>
-        <w:rPr>
-          <w:b/>
-          <w:bCs/>
-        </w:rPr>
         <w:t xml:space="preserve"> + SA + Hungarian </w:t>
       </w:r>
       <w:r>
         <w:rPr>
           <w:rFonts w:hint="eastAsia"/>
-          <w:b/>
-          <w:bCs/>
         </w:rPr>
         <w:t xml:space="preserve">的两阶段架构在多目标多约束条件下能稳定输出业务可用方案，且具备跨省份地理形态鲁棒性。</w:t>
       </w:r>
@@ -32825,38 +32147,24 @@
       <w:r>
         <w:rPr>
           <w:rFonts w:hint="eastAsia"/>
-          <w:b/>
-          <w:bCs/>
         </w:rPr>
         <w:t xml:space="preserve">结论三：算法决策周期从</w:t>
       </w:r>
       <w:r>
-        <w:rPr>
-          <w:b/>
-          <w:bCs/>
-        </w:rPr>
         <w:t xml:space="preserve"> 4-8 </w:t>
       </w:r>
       <w:r>
         <w:rPr>
           <w:rFonts w:hint="eastAsia"/>
-          <w:b/>
-          <w:bCs/>
         </w:rPr>
         <w:t xml:space="preserve">周压缩到秒级，让”频繁微调</w:t>
       </w:r>
       <w:r>
-        <w:rPr>
-          <w:b/>
-          <w:bCs/>
-        </w:rPr>
         <w:t xml:space="preserve"> + </w:t>
       </w:r>
       <w:r>
         <w:rPr>
           <w:rFonts w:hint="eastAsia"/>
-          <w:b/>
-          <w:bCs/>
         </w:rPr>
         <w:t xml:space="preserve">重大重组分层应对”的辖区动态管理范式成为工程上可行的选择。</w:t>
       </w:r>
@@ -32958,38 +32266,24 @@
       <w:r>
         <w:rPr>
           <w:rFonts w:hint="eastAsia"/>
-          <w:b/>
-          <w:bCs/>
         </w:rPr>
         <w:t xml:space="preserve">结论四：算法的真正商业价值不在于”工具替代</w:t>
       </w:r>
       <w:r>
-        <w:rPr>
-          <w:b/>
-          <w:bCs/>
-        </w:rPr>
-        <w:t xml:space="preserve"> </w:t>
-      </w:r>
-      <w:r>
-        <w:rPr>
-          <w:rFonts w:hint="eastAsia"/>
-          <w:b/>
-          <w:bCs/>
+        <w:t xml:space="preserve"> </w:t>
+      </w:r>
+      <w:r>
+        <w:rPr>
+          <w:rFonts w:hint="eastAsia"/>
         </w:rPr>
         <w:t xml:space="preserve">Excel”，而在于承接”SFE</w:t>
       </w:r>
       <w:r>
-        <w:rPr>
-          <w:b/>
-          <w:bCs/>
-        </w:rPr>
-        <w:t xml:space="preserve"> </w:t>
-      </w:r>
-      <w:r>
-        <w:rPr>
-          <w:rFonts w:hint="eastAsia"/>
-          <w:b/>
-          <w:bCs/>
+        <w:t xml:space="preserve"> </w:t>
+      </w:r>
+      <w:r>
+        <w:rPr>
+          <w:rFonts w:hint="eastAsia"/>
         </w:rPr>
         <w:t xml:space="preserve">职能行业转型”中的核心算力底座角色。</w:t>
       </w:r>
@@ -33190,23 +32484,15 @@
       <w:r>
         <w:rPr>
           <w:rFonts w:hint="eastAsia"/>
-          <w:b/>
-          <w:bCs/>
         </w:rPr>
         <w:t xml:space="preserve">创新点一：将”客户保留率”从隐性约束显性化为算法目标维度，并通过</w:t>
       </w:r>
       <w:r>
-        <w:rPr>
-          <w:b/>
-          <w:bCs/>
-        </w:rPr>
         <w:t xml:space="preserve"> Hungarian </w:t>
       </w:r>
       <w:r>
         <w:rPr>
           <w:rFonts w:hint="eastAsia"/>
-          <w:b/>
-          <w:bCs/>
         </w:rPr>
         <w:t xml:space="preserve">二阶段匹配机制工程化落地。</w:t>
       </w:r>
@@ -33290,83 +32576,51 @@
       <w:r>
         <w:rPr>
           <w:rFonts w:hint="eastAsia"/>
-          <w:b/>
-          <w:bCs/>
         </w:rPr>
         <w:t xml:space="preserve">创新点二：完整覆盖”政策/行业</w:t>
       </w:r>
       <w:r>
-        <w:rPr>
-          <w:b/>
-          <w:bCs/>
-        </w:rPr>
         <w:t xml:space="preserve"> → </w:t>
       </w:r>
       <w:r>
         <w:rPr>
           <w:rFonts w:hint="eastAsia"/>
-          <w:b/>
-          <w:bCs/>
         </w:rPr>
         <w:t xml:space="preserve">调研</w:t>
       </w:r>
       <w:r>
-        <w:rPr>
-          <w:b/>
-          <w:bCs/>
-        </w:rPr>
         <w:t xml:space="preserve"> → </w:t>
       </w:r>
       <w:r>
         <w:rPr>
           <w:rFonts w:hint="eastAsia"/>
-          <w:b/>
-          <w:bCs/>
         </w:rPr>
         <w:t xml:space="preserve">算法</w:t>
       </w:r>
       <w:r>
-        <w:rPr>
-          <w:b/>
-          <w:bCs/>
-        </w:rPr>
         <w:t xml:space="preserve"> → </w:t>
       </w:r>
       <w:r>
         <w:rPr>
           <w:rFonts w:hint="eastAsia"/>
-          <w:b/>
-          <w:bCs/>
         </w:rPr>
         <w:t xml:space="preserve">实证</w:t>
       </w:r>
       <w:r>
-        <w:rPr>
-          <w:b/>
-          <w:bCs/>
-        </w:rPr>
         <w:t xml:space="preserve"> → </w:t>
       </w:r>
       <w:r>
         <w:rPr>
           <w:rFonts w:hint="eastAsia"/>
-          <w:b/>
-          <w:bCs/>
         </w:rPr>
         <w:t xml:space="preserve">商业化”的全链条</w:t>
       </w:r>
       <w:r>
-        <w:rPr>
-          <w:b/>
-          <w:bCs/>
-        </w:rPr>
         <w:t xml:space="preserve"> MBA </w:t>
       </w:r>
       <w:r>
         <w:rPr>
           <w:rFonts w:hint="eastAsia"/>
-          <w:b/>
-          <w:bCs/>
         </w:rPr>
         <w:t xml:space="preserve">视角分析，弥补国内文献在工程化与管理化两端的双重缺失。</w:t>
       </w:r>
@@ -33513,38 +32767,24 @@
       <w:r>
         <w:rPr>
           <w:rFonts w:hint="eastAsia"/>
-          <w:b/>
-          <w:bCs/>
         </w:rPr>
         <w:t xml:space="preserve">创新点三：基于</w:t>
       </w:r>
       <w:r>
-        <w:rPr>
-          <w:b/>
-          <w:bCs/>
-        </w:rPr>
         <w:t xml:space="preserve"> 12 </w:t>
       </w:r>
       <w:r>
         <w:rPr>
           <w:rFonts w:hint="eastAsia"/>
-          <w:b/>
-          <w:bCs/>
         </w:rPr>
         <w:t xml:space="preserve">次</w:t>
       </w:r>
       <w:r>
-        <w:rPr>
-          <w:b/>
-          <w:bCs/>
-        </w:rPr>
         <w:t xml:space="preserve"> SA </w:t>
       </w:r>
       <w:r>
         <w:rPr>
           <w:rFonts w:hint="eastAsia"/>
-          <w:b/>
-          <w:bCs/>
         </w:rPr>
         <w:t xml:space="preserve">迭代敏感性扫描得出的”性价比拐点”建议，将算法选型从”经验调参”推进到”数据驱动调参”。</w:t>
       </w:r>
@@ -33646,23 +32886,15 @@
       <w:r>
         <w:rPr>
           <w:rFonts w:hint="eastAsia"/>
-          <w:b/>
-          <w:bCs/>
         </w:rPr>
         <w:t xml:space="preserve">不足一：实证样本仅覆盖业内某跨国药企的三省份</w:t>
       </w:r>
       <w:r>
-        <w:rPr>
-          <w:b/>
-          <w:bCs/>
-        </w:rPr>
         <w:t xml:space="preserve"> BC/LC </w:t>
       </w:r>
       <w:r>
         <w:rPr>
           <w:rFonts w:hint="eastAsia"/>
-          <w:b/>
-          <w:bCs/>
         </w:rPr>
         <w:t xml:space="preserve">数据，单时点快照未能验证算法在跨产品线、跨企业类型场景下的泛化性。</w:t>
       </w:r>
@@ -33709,21 +32941,7 @@
         <w:rPr>
           <w:rFonts w:hint="eastAsia"/>
         </w:rPr>
-        <w:t xml:space="preserve">gitignored）。受数据可获得性所限，本研究未能横向比较国内创新药企、Biotech、零售药房等不同业务模式下算法的适配度，也未能纵向追踪同一辖区在多个时点的算法表现。</w:t>
-      </w:r>
-      <w:r>
-        <w:rPr>
-          <w:rFonts w:hint="eastAsia"/>
-          <w:b/>
-          <w:bCs/>
-        </w:rPr>
-        <w:t xml:space="preserve">未来工作</w:t>
-      </w:r>
-      <w:r>
-        <w:rPr>
-          <w:rFonts w:hint="eastAsia"/>
-        </w:rPr>
-        <w:t xml:space="preserve">应在合规前提下扩展样本：横向引入</w:t>
+        <w:t xml:space="preserve">gitignored）。受数据可获得性所限，本研究未能横向比较国内创新药企、Biotech、零售药房等不同业务模式下算法的适配度，也未能纵向追踪同一辖区在多个时点的算法表现。未来工作应在合规前提下扩展样本：横向引入</w:t>
       </w:r>
       <w:r>
         <w:t xml:space="preserve"> 2-3 </w:t>
@@ -33751,8 +32969,6 @@
       <w:r>
         <w:rPr>
           <w:rFonts w:hint="eastAsia"/>
-          <w:b/>
-          <w:bCs/>
         </w:rPr>
         <w:t xml:space="preserve">不足二：算法目标函数的多维权衡仍依赖人为权重设定，未引入业务实际反馈作闭环优化。</w:t>
       </w:r>
@@ -33817,21 +33033,7 @@
         <w:rPr>
           <w:rFonts w:hint="eastAsia"/>
         </w:rPr>
-        <w:t xml:space="preserve">等）来自第三章调研偏好与作者业务经验的混合判断，本研究未做权重的敏感性扫描，也未把”业务侧实际接受/拒绝率”作为反向修正信号。</w:t>
-      </w:r>
-      <w:r>
-        <w:rPr>
-          <w:rFonts w:hint="eastAsia"/>
-          <w:b/>
-          <w:bCs/>
-        </w:rPr>
-        <w:t xml:space="preserve">未来工作</w:t>
-      </w:r>
-      <w:r>
-        <w:rPr>
-          <w:rFonts w:hint="eastAsia"/>
-        </w:rPr>
-        <w:t xml:space="preserve">有两个延展方向：一是扩展第五章</w:t>
+        <w:t xml:space="preserve">等）来自第三章调研偏好与作者业务经验的混合判断，本研究未做权重的敏感性扫描，也未把”业务侧实际接受/拒绝率”作为反向修正信号。未来工作有两个延展方向：一是扩展第五章</w:t>
       </w:r>
       <w:r>
         <w:t xml:space="preserve"> 5.4 </w:t>
@@ -33868,83 +33070,51 @@
       <w:r>
         <w:rPr>
           <w:rFonts w:hint="eastAsia"/>
-          <w:b/>
-          <w:bCs/>
         </w:rPr>
         <w:t xml:space="preserve">不足三：第六章</w:t>
       </w:r>
       <w:r>
-        <w:rPr>
-          <w:b/>
-          <w:bCs/>
-        </w:rPr>
         <w:t xml:space="preserve"> 6.2 </w:t>
       </w:r>
       <w:r>
         <w:rPr>
           <w:rFonts w:hint="eastAsia"/>
-          <w:b/>
-          <w:bCs/>
         </w:rPr>
         <w:t xml:space="preserve">节关于”SFE</w:t>
       </w:r>
       <w:r>
-        <w:rPr>
-          <w:b/>
-          <w:bCs/>
-        </w:rPr>
-        <w:t xml:space="preserve"> </w:t>
-      </w:r>
-      <w:r>
-        <w:rPr>
-          <w:rFonts w:hint="eastAsia"/>
-          <w:b/>
-          <w:bCs/>
+        <w:t xml:space="preserve"> </w:t>
+      </w:r>
+      <w:r>
+        <w:rPr>
+          <w:rFonts w:hint="eastAsia"/>
         </w:rPr>
         <w:t xml:space="preserve">职能蒸馏</w:t>
       </w:r>
       <w:r>
-        <w:rPr>
-          <w:b/>
-          <w:bCs/>
-        </w:rPr>
         <w:t xml:space="preserve"> + </w:t>
       </w:r>
       <w:r>
         <w:rPr>
           <w:rFonts w:hint="eastAsia"/>
-          <w:b/>
-          <w:bCs/>
         </w:rPr>
         <w:t xml:space="preserve">垂类</w:t>
       </w:r>
       <w:r>
-        <w:rPr>
-          <w:b/>
-          <w:bCs/>
-        </w:rPr>
         <w:t xml:space="preserve"> Agent + </w:t>
       </w:r>
       <w:r>
         <w:rPr>
           <w:rFonts w:hint="eastAsia"/>
-          <w:b/>
-          <w:bCs/>
         </w:rPr>
         <w:t xml:space="preserve">外包咨询”行业路径的论述基于趋势研判与作者业务经验，缺少</w:t>
       </w:r>
       <w:r>
-        <w:rPr>
-          <w:b/>
-          <w:bCs/>
-        </w:rPr>
         <w:t xml:space="preserve"> POC </w:t>
       </w:r>
       <w:r>
         <w:rPr>
           <w:rFonts w:hint="eastAsia"/>
-          <w:b/>
-          <w:bCs/>
         </w:rPr>
         <w:t xml:space="preserve">级商业验证。</w:t>
       </w:r>
@@ -33973,21 +33143,7 @@
         <w:rPr>
           <w:rFonts w:hint="eastAsia"/>
         </w:rPr>
-        <w:t xml:space="preserve">订阅、企业内部部署）的适用场景判断，但未与具体药企开展小规模试点验证客户付费意愿、合同条款、续约率等真实商业指标。</w:t>
-      </w:r>
-      <w:r>
-        <w:rPr>
-          <w:rFonts w:hint="eastAsia"/>
-          <w:b/>
-          <w:bCs/>
-        </w:rPr>
-        <w:t xml:space="preserve">未来工作</w:t>
-      </w:r>
-      <w:r>
-        <w:rPr>
-          <w:rFonts w:hint="eastAsia"/>
-        </w:rPr>
-        <w:t xml:space="preserve">应分两步推进商业验证：第一步选取本土创新药企（销售队伍</w:t>
+        <w:t xml:space="preserve">订阅、企业内部部署）的适用场景判断，但未与具体药企开展小规模试点验证客户付费意愿、合同条款、续约率等真实商业指标。未来工作应分两步推进商业验证：第一步选取本土创新药企（销售队伍</w:t>
       </w:r>
       <w:r>
         <w:t xml:space="preserve"> 1,000-3,000 </w:t>

--- a/docs/thesis.docx
+++ b/docs/thesis.docx
@@ -26653,7 +26653,34 @@
         <w:rPr>
           <w:rFonts w:hint="eastAsia"/>
         </w:rPr>
-        <w:t xml:space="preserve">次扫描实证生成。</w:t>
+        <w:t xml:space="preserve">次扫描实证生成。图</w:t>
+      </w:r>
+      <w:r>
+        <w:t xml:space="preserve"> 5-5 </w:t>
+      </w:r>
+      <w:r>
+        <w:rPr>
+          <w:rFonts w:hint="eastAsia"/>
+        </w:rPr>
+        <w:t xml:space="preserve">以折线图形式可视化了表</w:t>
+      </w:r>
+      <w:r>
+        <w:t xml:space="preserve"> 5-3 </w:t>
+      </w:r>
+      <w:r>
+        <w:rPr>
+          <w:rFonts w:hint="eastAsia"/>
+        </w:rPr>
+        <w:t xml:space="preserve">的扫描结果，直观呈现三省份在不同迭代次数下</w:t>
+      </w:r>
+      <w:r>
+        <w:t xml:space="preserve"> To-Be CV </w:t>
+      </w:r>
+      <w:r>
+        <w:rPr>
+          <w:rFonts w:hint="eastAsia"/>
+        </w:rPr>
+        <w:t xml:space="preserve">与改善幅度的变化趋势。</w:t>
       </w:r>
     </w:p>
     <w:p>
@@ -32110,10 +32137,10 @@
         <w:rPr>
           <w:rFonts w:hint="eastAsia"/>
         </w:rPr>
-        <w:t xml:space="preserve">38.0%）、地理紧凑性（最大半径</w:t>
-      </w:r>
-      <w:r>
-        <w:t xml:space="preserve"> 90+ → 60 </w:t>
+        <w:t xml:space="preserve">19.3%）、地理紧凑性（平均最大半径</w:t>
+      </w:r>
+      <w:r>
+        <w:t xml:space="preserve"> 50.9 → 37.4 </w:t>
       </w:r>
       <w:r>
         <w:rPr>

--- a/docs/thesis.docx
+++ b/docs/thesis.docx
@@ -25208,7 +25208,7 @@
         <w:rPr>
           <w:rFonts w:hint="eastAsia"/>
         </w:rPr>
-        <w:t xml:space="preserve">27%-59%），客户保留率（Index</w:t>
+        <w:t xml:space="preserve">26%-59%），客户保留率（Index</w:t>
       </w:r>
       <w:r>
         <w:t xml:space="preserve"> </w:t>
@@ -27577,7 +27577,7 @@
         <w:rPr>
           <w:rFonts w:hint="eastAsia"/>
         </w:rPr>
-        <w:t xml:space="preserve">27%-59%），证明了模型的鲁棒性。三个样本展现出”As-Is</w:t>
+        <w:t xml:space="preserve">26%-59%），证明了模型的鲁棒性。三个样本展现出”As-Is</w:t>
       </w:r>
       <w:r>
         <w:t xml:space="preserve"> </w:t>
@@ -31050,7 +31050,7 @@
               <w:rPr>
                 <w:rFonts w:hint="eastAsia"/>
               </w:rPr>
-              <w:t xml:space="preserve">部门由</w:t>
+              <w:t xml:space="preserve">投入较高的企业可由</w:t>
             </w:r>
             <w:r>
               <w:t xml:space="preserve"> 30 </w:t>
@@ -31059,7 +31059,7 @@
               <w:rPr>
                 <w:rFonts w:hint="eastAsia"/>
               </w:rPr>
-              <w:t xml:space="preserve">人减至</w:t>
+              <w:t xml:space="preserve">余人减至</w:t>
             </w:r>
             <w:r>
               <w:t xml:space="preserve"> 10-15 </w:t>
@@ -32000,7 +32000,7 @@
         <w:rPr>
           <w:rFonts w:hint="eastAsia"/>
         </w:rPr>
-        <w:t xml:space="preserve">拍脑袋或外部高价咨询——前者无法处理多约束、多目标的真实业务复杂度，后者则面临</w:t>
+        <w:t xml:space="preserve">拍脑袋或外部高价咨询——前者无法处理多约束、多目标的真实业务复杂度且决策周期长达</w:t>
       </w:r>
       <w:r>
         <w:t xml:space="preserve"> 4-8 </w:t>
@@ -32009,7 +32009,25 @@
         <w:rPr>
           <w:rFonts w:hint="eastAsia"/>
         </w:rPr>
-        <w:t xml:space="preserve">周的决策周期与百万级人均成本。这一供需鸿沟构成了本研究的现实起点：辖区分配看似只是</w:t>
+        <w:t xml:space="preserve">周，后者则面临高昂的项目费用（如</w:t>
+      </w:r>
+      <w:r>
+        <w:t xml:space="preserve"> 3.1.2 </w:t>
+      </w:r>
+      <w:r>
+        <w:rPr>
+          <w:rFonts w:hint="eastAsia"/>
+        </w:rPr>
+        <w:t xml:space="preserve">节所述商业</w:t>
+      </w:r>
+      <w:r>
+        <w:t xml:space="preserve"> SaaS </w:t>
+      </w:r>
+      <w:r>
+        <w:rPr>
+          <w:rFonts w:hint="eastAsia"/>
+        </w:rPr>
+        <w:t xml:space="preserve">单客户年订阅费可达数十万美元且仍需大量定制开发）。这一供需鸿沟构成了本研究的现实起点：辖区分配看似只是</w:t>
       </w:r>
       <w:r>
         <w:t xml:space="preserve"> SFE </w:t>
@@ -32339,16 +32357,7 @@
         <w:rPr>
           <w:rFonts w:hint="eastAsia"/>
         </w:rPr>
-        <w:t xml:space="preserve">职能本身的行业演变”——在国内药企崛起与利润压力的双重夹击下，传统”中央自建</w:t>
-      </w:r>
-      <w:r>
-        <w:t xml:space="preserve"> 30 </w:t>
-      </w:r>
-      <w:r>
-        <w:rPr>
-          <w:rFonts w:hint="eastAsia"/>
-        </w:rPr>
-        <w:t xml:space="preserve">人</w:t>
+        <w:t xml:space="preserve">职能本身的行业演变”——在国内药企崛起与利润压力的双重夹击下，传统”中央自建数十人</w:t>
       </w:r>
       <w:r>
         <w:t xml:space="preserve"> SFE </w:t>
@@ -32813,7 +32822,7 @@
         <w:rPr>
           <w:rFonts w:hint="eastAsia"/>
         </w:rPr>
-        <w:t xml:space="preserve">迭代敏感性扫描得出的”性价比拐点”建议，将算法选型从”经验调参”推进到”数据驱动调参”。</w:t>
+        <w:t xml:space="preserve">迭代敏感性扫描得出的”分场景参数选型”建议，将算法选型从”经验调参”推进到”数据驱动调参”。</w:t>
       </w:r>
       <w:r>
         <w:t xml:space="preserve"> </w:t>
@@ -32834,13 +32843,13 @@
         <w:t xml:space="preserve">节通过</w:t>
       </w:r>
       <w:r>
-        <w:t xml:space="preserve"> 25K-50K-100K-200K-500K-1M </w:t>
-      </w:r>
-      <w:r>
-        <w:rPr>
-          <w:rFonts w:hint="eastAsia"/>
-        </w:rPr>
-        <w:t xml:space="preserve">六档迭代次数</w:t>
+        <w:t xml:space="preserve"> 100K-300K-500K-1M </w:t>
+      </w:r>
+      <w:r>
+        <w:rPr>
+          <w:rFonts w:hint="eastAsia"/>
+        </w:rPr>
+        <w:t xml:space="preserve">四档迭代次数</w:t>
       </w:r>
       <w:r>
         <w:t xml:space="preserve"> × </w:t>
@@ -32849,7 +32858,16 @@
         <w:rPr>
           <w:rFonts w:hint="eastAsia"/>
         </w:rPr>
-        <w:t xml:space="preserve">三省份的扫描矩阵，量化了</w:t>
+        <w:t xml:space="preserve">三省份的扫描矩阵（共</w:t>
+      </w:r>
+      <w:r>
+        <w:t xml:space="preserve"> 12 </w:t>
+      </w:r>
+      <w:r>
+        <w:rPr>
+          <w:rFonts w:hint="eastAsia"/>
+        </w:rPr>
+        <w:t xml:space="preserve">次实证运行），量化了</w:t>
       </w:r>
       <w:r>
         <w:t xml:space="preserve"> SA </w:t>
@@ -32858,25 +32876,43 @@
         <w:rPr>
           <w:rFonts w:hint="eastAsia"/>
         </w:rPr>
-        <w:t xml:space="preserve">收敛曲线的边际收益拐点：50</w:t>
-      </w:r>
-      <w:r>
-        <w:t xml:space="preserve"> </w:t>
-      </w:r>
-      <w:r>
-        <w:rPr>
-          <w:rFonts w:hint="eastAsia"/>
-        </w:rPr>
-        <w:t xml:space="preserve">万次迭代是聚集型与中等密度场景下”再加迭代收益不显著、再减迭代质量下降明显”的最佳性价比点；稀疏型场景（如新疆）由于解空间结构特殊，建议改用多次启动取最优而非单次长迭代。这一定量化的工程结论让后续企业部署该算法时有了可执行的参数选型基准，避免了”500K</w:t>
-      </w:r>
-      <w:r>
-        <w:t xml:space="preserve"> </w:t>
-      </w:r>
-      <w:r>
-        <w:rPr>
-          <w:rFonts w:hint="eastAsia"/>
-        </w:rPr>
-        <w:t xml:space="preserve">是经验值，能跑就行”的粗糙做法——这一可复现的工程方法学贡献也是本研究区别于一般咨询项目的特色。</w:t>
+        <w:t xml:space="preserve">迭代次数对优化质量的影响规律：在中等及以上密度场景（上海、湖南）下算法对迭代次数高度鲁棒——十倍量级的迭代波动仅引起</w:t>
+      </w:r>
+      <w:r>
+        <w:t xml:space="preserve"> 3-5 </w:t>
+      </w:r>
+      <w:r>
+        <w:rPr>
+          <w:rFonts w:hint="eastAsia"/>
+        </w:rPr>
+        <w:t xml:space="preserve">个百分点的</w:t>
+      </w:r>
+      <w:r>
+        <w:t xml:space="preserve"> CV </w:t>
+      </w:r>
+      <w:r>
+        <w:rPr>
+          <w:rFonts w:hint="eastAsia"/>
+        </w:rPr>
+        <w:t xml:space="preserve">抖动，500K</w:t>
+      </w:r>
+      <w:r>
+        <w:t xml:space="preserve"> </w:t>
+      </w:r>
+      <w:r>
+        <w:rPr>
+          <w:rFonts w:hint="eastAsia"/>
+        </w:rPr>
+        <w:t xml:space="preserve">默认值是兼顾效果与秒级响应速度的合理工程折中；而稀疏型场景（如新疆）由于解空间存在多个局部最优，迭代次数影响明显放大，建议改用多次启动取最优而非单次长迭代。这一区分性的定量结论让后续企业部署该算法时有了可执行的参数选型基准——哪些场景可放心使用默认参数、哪些场景需要额外的工程规避，避免了”500K</w:t>
+      </w:r>
+      <w:r>
+        <w:t xml:space="preserve"> </w:t>
+      </w:r>
+      <w:r>
+        <w:rPr>
+          <w:rFonts w:hint="eastAsia"/>
+        </w:rPr>
+        <w:t xml:space="preserve">是经验值，能跑就行”的粗糙做法，这一可复现的工程方法学贡献也是本研究区别于一般咨询项目的特色。</w:t>
       </w:r>
     </w:p>
     <w:bookmarkEnd w:id="174"/>

--- a/docs/thesis.docx
+++ b/docs/thesis.docx
@@ -2,15 +2,342 @@
 <file path=word/document.xml><?xml version="1.0" encoding="utf-8"?>
 <w:document xmlns:w="http://schemas.openxmlformats.org/wordprocessingml/2006/main" xmlns:m="http://schemas.openxmlformats.org/officeDocument/2006/math" xmlns:r="http://schemas.openxmlformats.org/officeDocument/2006/relationships" xmlns:o="urn:schemas-microsoft-com:office:office" xmlns:v="urn:schemas-microsoft-com:vml" xmlns:w10="urn:schemas-microsoft-com:office:word" xmlns:a="http://schemas.openxmlformats.org/drawingml/2006/main" xmlns:pic="http://schemas.openxmlformats.org/drawingml/2006/picture" xmlns:wp="http://schemas.openxmlformats.org/drawingml/2006/wordprocessingDrawing">
   <w:body>
-    <w:p>
-      <w:pPr>
-        <w:pStyle w:val="Title"/>
-      </w:pPr>
-      <w:r>
-        <w:rPr>
-          <w:rFonts w:hint="eastAsia"/>
-        </w:rPr>
-        <w:t xml:space="preserve">运筹算法在制药企业</w:t>
+    <w:bookmarkStart w:id="19" w:name="摘要"/>
+    <w:p>
+      <w:pPr>
+        <w:jc w:val="center"/>
+        <w:spacing w:before="240" w:after="200" w:line="360" w:lineRule="auto"/>
+        <w:ind w:firstLine="0" w:firstLineChars="0"/>
+      </w:pPr>
+      <w:r>
+        <w:rPr>
+          <w:rFonts w:ascii="Times New Roman" w:hAnsi="Times New Roman" w:eastAsia="黑体"/>
+          <w:b/>
+          <w:bCs/>
+          <w:sz w:val="48"/>
+          <w:szCs w:val="48"/>
+        </w:rPr>
+        <w:t xml:space="preserve">上海交通大学硕士学位论文</w:t>
+      </w:r>
+    </w:p>
+    <w:p>
+      <w:pPr>
+        <w:jc w:val="center"/>
+        <w:spacing w:after="200"/>
+      </w:pPr>
+      <w:r>
+        <w:drawing>
+          <wp:inline>
+            <wp:extent cx="936000" cy="936000"/>
+            <wp:docPr id="168" name="Picture 168"/>
+            <wp:cNvGraphicFramePr>
+              <a:graphicFrameLocks noChangeAspect="1"/>
+            </wp:cNvGraphicFramePr>
+            <a:graphic>
+              <a:graphicData uri="http://schemas.openxmlformats.org/drawingml/2006/picture">
+                <pic:pic>
+                  <pic:nvPicPr>
+                    <pic:cNvPr id="0" name="sjtu-logo.png"/>
+                    <pic:cNvPicPr/>
+                  </pic:nvPicPr>
+                  <pic:blipFill>
+                    <a:blip r:embed="rId1"/>
+                    <a:stretch>
+                      <a:fillRect/>
+                    </a:stretch>
+                  </pic:blipFill>
+                  <pic:spPr>
+                    <a:xfrm>
+                      <a:off x="0" y="0"/>
+                      <a:ext cx="936000" cy="936000"/>
+                    </a:xfrm>
+                    <a:prstGeom prst="rect"/>
+                  </pic:spPr>
+                </pic:pic>
+              </a:graphicData>
+            </a:graphic>
+          </wp:inline>
+        </w:drawing>
+      </w:r>
+    </w:p>
+    <w:p>
+      <w:pPr>
+        <w:jc w:val="center"/>
+        <w:spacing w:before="0" w:after="80" w:line="360" w:lineRule="auto"/>
+        <w:ind w:firstLine="0" w:firstLineChars="0"/>
+      </w:pPr>
+      <w:r>
+        <w:rPr>
+          <w:rFonts w:ascii="Times New Roman" w:hAnsi="Times New Roman" w:eastAsia="黑体"/>
+          <w:b/>
+          <w:bCs/>
+          <w:sz w:val="40"/>
+          <w:szCs w:val="40"/>
+        </w:rPr>
+        <w:t xml:space="preserve">运筹算法在制药企业 SFE 辖区</w:t>
+      </w:r>
+    </w:p>
+    <w:p>
+      <w:pPr>
+        <w:jc w:val="center"/>
+        <w:spacing w:before="0" w:after="320" w:line="360" w:lineRule="auto"/>
+        <w:ind w:firstLine="0" w:firstLineChars="0"/>
+      </w:pPr>
+      <w:r>
+        <w:rPr>
+          <w:rFonts w:ascii="Times New Roman" w:hAnsi="Times New Roman" w:eastAsia="黑体"/>
+          <w:b/>
+          <w:bCs/>
+          <w:sz w:val="40"/>
+          <w:szCs w:val="40"/>
+        </w:rPr>
+        <w:t xml:space="preserve">动态分配中的应用及商业化研究</w:t>
+      </w:r>
+    </w:p>
+    <w:p>
+      <w:pPr>
+        <w:jc w:val="center"/>
+        <w:spacing w:before="0" w:after="0" w:line="360" w:lineRule="auto"/>
+        <w:ind w:firstLine="0" w:firstLineChars="0"/>
+      </w:pPr>
+      <w:r>
+        <w:rPr>
+          <w:rFonts w:ascii="Times New Roman" w:hAnsi="Times New Roman" w:eastAsia="宋体"/>
+          <w:sz w:val="22"/>
+          <w:szCs w:val="22"/>
+        </w:rPr>
+        <w:t xml:space="preserve">A Dissertation Submitted to</w:t>
+      </w:r>
+    </w:p>
+    <w:p>
+      <w:pPr>
+        <w:jc w:val="center"/>
+        <w:spacing w:before="0" w:after="0" w:line="360" w:lineRule="auto"/>
+        <w:ind w:firstLine="0" w:firstLineChars="0"/>
+      </w:pPr>
+      <w:r>
+        <w:rPr>
+          <w:rFonts w:ascii="Times New Roman" w:hAnsi="Times New Roman" w:eastAsia="宋体"/>
+          <w:sz w:val="22"/>
+          <w:szCs w:val="22"/>
+        </w:rPr>
+        <w:t xml:space="preserve">Shanghai Jiao Tong University</w:t>
+      </w:r>
+    </w:p>
+    <w:p>
+      <w:pPr>
+        <w:jc w:val="center"/>
+        <w:spacing w:before="0" w:after="560" w:line="360" w:lineRule="auto"/>
+        <w:ind w:firstLine="0" w:firstLineChars="0"/>
+      </w:pPr>
+      <w:r>
+        <w:rPr>
+          <w:rFonts w:ascii="Times New Roman" w:hAnsi="Times New Roman" w:eastAsia="宋体"/>
+          <w:sz w:val="22"/>
+          <w:szCs w:val="22"/>
+        </w:rPr>
+        <w:t xml:space="preserve">for the Degree of Master of Business Administration</w:t>
+      </w:r>
+    </w:p>
+    <w:p>
+      <w:pPr>
+        <w:jc w:val="center"/>
+        <w:spacing w:after="160" w:line="300" w:lineRule="auto"/>
+      </w:pPr>
+      <w:r>
+        <w:rPr>
+          <w:rFonts w:ascii="Times New Roman" w:hAnsi="Times New Roman" w:eastAsia="黑体"/>
+          <w:sz w:val="28"/>
+          <w:szCs w:val="28"/>
+        </w:rPr>
+        <w:t xml:space="preserve">姓　　名：</w:t>
+      </w:r>
+      <w:r>
+        <w:rPr>
+          <w:rFonts w:ascii="Times New Roman" w:hAnsi="Times New Roman" w:eastAsia="黑体"/>
+          <w:u w:val="single"/>
+          <w:sz w:val="28"/>
+          <w:szCs w:val="28"/>
+        </w:rPr>
+        <w:t xml:space="preserve">陈　一</w:t>
+      </w:r>
+    </w:p>
+    <w:p>
+      <w:pPr>
+        <w:jc w:val="center"/>
+        <w:spacing w:after="160" w:line="300" w:lineRule="auto"/>
+      </w:pPr>
+      <w:r>
+        <w:rPr>
+          <w:rFonts w:ascii="Times New Roman" w:hAnsi="Times New Roman" w:eastAsia="黑体"/>
+          <w:sz w:val="28"/>
+          <w:szCs w:val="28"/>
+        </w:rPr>
+        <w:t xml:space="preserve">学　　号：</w:t>
+      </w:r>
+      <w:r>
+        <w:rPr>
+          <w:rFonts w:ascii="Times New Roman" w:hAnsi="Times New Roman" w:eastAsia="黑体"/>
+          <w:u w:val="single"/>
+          <w:sz w:val="28"/>
+          <w:szCs w:val="28"/>
+        </w:rPr>
+        <w:t xml:space="preserve">124120935584</w:t>
+      </w:r>
+    </w:p>
+    <w:p>
+      <w:pPr>
+        <w:jc w:val="center"/>
+        <w:spacing w:after="160" w:line="300" w:lineRule="auto"/>
+      </w:pPr>
+      <w:r>
+        <w:rPr>
+          <w:rFonts w:ascii="Times New Roman" w:hAnsi="Times New Roman" w:eastAsia="黑体"/>
+          <w:sz w:val="28"/>
+          <w:szCs w:val="28"/>
+        </w:rPr>
+        <w:t xml:space="preserve">导　　师：</w:t>
+      </w:r>
+      <w:r>
+        <w:rPr>
+          <w:rFonts w:ascii="Times New Roman" w:hAnsi="Times New Roman" w:eastAsia="黑体"/>
+          <w:u w:val="single"/>
+          <w:sz w:val="28"/>
+          <w:szCs w:val="28"/>
+        </w:rPr>
+        <w:t xml:space="preserve">葛冬冬　教授</w:t>
+      </w:r>
+    </w:p>
+    <w:p>
+      <w:pPr>
+        <w:jc w:val="center"/>
+        <w:spacing w:after="160" w:line="300" w:lineRule="auto"/>
+      </w:pPr>
+      <w:r>
+        <w:rPr>
+          <w:rFonts w:ascii="Times New Roman" w:hAnsi="Times New Roman" w:eastAsia="黑体"/>
+          <w:sz w:val="28"/>
+          <w:szCs w:val="28"/>
+        </w:rPr>
+        <w:t xml:space="preserve">院　　系：</w:t>
+      </w:r>
+      <w:r>
+        <w:rPr>
+          <w:rFonts w:ascii="Times New Roman" w:hAnsi="Times New Roman" w:eastAsia="黑体"/>
+          <w:u w:val="single"/>
+          <w:sz w:val="28"/>
+          <w:szCs w:val="28"/>
+        </w:rPr>
+        <w:t xml:space="preserve">安泰经济与管理学院</w:t>
+      </w:r>
+    </w:p>
+    <w:p>
+      <w:pPr>
+        <w:jc w:val="center"/>
+        <w:spacing w:after="160" w:line="300" w:lineRule="auto"/>
+      </w:pPr>
+      <w:r>
+        <w:rPr>
+          <w:rFonts w:ascii="Times New Roman" w:hAnsi="Times New Roman" w:eastAsia="黑体"/>
+          <w:sz w:val="28"/>
+          <w:szCs w:val="28"/>
+        </w:rPr>
+        <w:t xml:space="preserve">学科/专业：</w:t>
+      </w:r>
+      <w:r>
+        <w:rPr>
+          <w:rFonts w:ascii="Times New Roman" w:hAnsi="Times New Roman" w:eastAsia="黑体"/>
+          <w:u w:val="single"/>
+          <w:sz w:val="28"/>
+          <w:szCs w:val="28"/>
+        </w:rPr>
+        <w:t xml:space="preserve">工商管理（MBA）</w:t>
+      </w:r>
+    </w:p>
+    <w:p>
+      <w:pPr>
+        <w:jc w:val="center"/>
+        <w:spacing w:after="160" w:line="300" w:lineRule="auto"/>
+      </w:pPr>
+      <w:r>
+        <w:rPr>
+          <w:rFonts w:ascii="Times New Roman" w:hAnsi="Times New Roman" w:eastAsia="黑体"/>
+          <w:sz w:val="28"/>
+          <w:szCs w:val="28"/>
+        </w:rPr>
+        <w:t xml:space="preserve">申请学位：</w:t>
+      </w:r>
+      <w:r>
+        <w:rPr>
+          <w:rFonts w:ascii="Times New Roman" w:hAnsi="Times New Roman" w:eastAsia="黑体"/>
+          <w:u w:val="single"/>
+          <w:sz w:val="28"/>
+          <w:szCs w:val="28"/>
+        </w:rPr>
+        <w:t xml:space="preserve">工商管理硕士</w:t>
+      </w:r>
+    </w:p>
+    <w:p>
+      <w:pPr>
+        <w:jc w:val="center"/>
+        <w:spacing w:before="480" w:after="0" w:line="360" w:lineRule="auto"/>
+        <w:ind w:firstLine="0" w:firstLineChars="0"/>
+      </w:pPr>
+      <w:r>
+        <w:rPr>
+          <w:rFonts w:ascii="Times New Roman" w:hAnsi="Times New Roman" w:eastAsia="黑体"/>
+          <w:sz w:val="30"/>
+          <w:szCs w:val="30"/>
+        </w:rPr>
+        <w:t xml:space="preserve">2026 年 12 月</w:t>
+      </w:r>
+    </w:p>
+    <w:p>
+      <w:pPr>
+        <w:sectPr>
+          <w:headerReference r:id="rId9" w:type="default"/>
+          <w:footerReference r:id="rId10" w:type="default"/>
+          <w:headerReference w:type="first" r:id="rId25"/>
+          <w:footerReference w:type="first" r:id="rId26"/>
+          <w:footnotePr>
+            <w:numRestart w:val="eachSect"/>
+          </w:footnotePr>
+          <w:pgSz w:h="16838" w:w="11906"/>
+          <w:pgMar w:bottom="2268" w:footer="1701" w:header="1417" w:left="1417" w:right="1417" w:top="1984"/>
+          <w:pgNumType w:fmt="upperRoman"/>
+          <w:titlePg/>
+        </w:sectPr>
+      </w:pPr>
+    </w:p>
+    <w:p>
+      <w:pPr>
+        <w:pStyle w:val="Heading1"/>
+      </w:pPr>
+      <w:r>
+        <w:rPr>
+          <w:rFonts w:hint="eastAsia"/>
+        </w:rPr>
+        <w:t xml:space="preserve">摘要</w:t>
+      </w:r>
+    </w:p>
+    <w:p>
+      <w:pPr>
+        <w:pStyle w:val="FirstParagraph"/>
+      </w:pPr>
+      <w:r>
+        <w:rPr>
+          <w:rFonts w:hint="eastAsia"/>
+        </w:rPr>
+        <w:t xml:space="preserve">中国医药行业已从高速增长切换至存量博弈阶段，集采常态化、医保谈判机制化与医药反腐深水化三重政策压力持续压缩企业利润空间，使销售力有效性（Sales</w:t>
+      </w:r>
+      <w:r>
+        <w:t xml:space="preserve"> Force Effectiveness, </w:t>
+      </w:r>
+      <w:r>
+        <w:rPr>
+          <w:rFonts w:hint="eastAsia"/>
+        </w:rPr>
+        <w:t xml:space="preserve">SFE）这一中央管理职能的精细化转型变得空前迫切。销售辖区分配作为</w:t>
       </w:r>
       <w:r>
         <w:t xml:space="preserve"> SFE </w:t>
@@ -19,26 +346,562 @@
         <w:rPr>
           <w:rFonts w:hint="eastAsia"/>
         </w:rPr>
-        <w:t xml:space="preserve">辖区动态分配中的应用及商业化研究</w:t>
-      </w:r>
-    </w:p>
-    <w:p>
-      <w:pPr>
-        <w:pStyle w:val="Author"/>
-      </w:pPr>
-      <w:r>
-        <w:rPr>
-          <w:rFonts w:hint="eastAsia"/>
-        </w:rPr>
-        <w:t xml:space="preserve">陈一</w:t>
-      </w:r>
-    </w:p>
-    <w:bookmarkStart w:id="38" w:name="第一章-绪论"/>
+        <w:t xml:space="preserve">的关键业务流程，本质是一个将数千家医院终端合理分配给数百名销售代表的多目标组合优化问题，却长期受困于”数据丰富、算法贫乏”的矛盾——多数企业依赖手工</w:t>
+      </w:r>
+      <w:r>
+        <w:t xml:space="preserve"> Excel </w:t>
+      </w:r>
+      <w:r>
+        <w:rPr>
+          <w:rFonts w:hint="eastAsia"/>
+        </w:rPr>
+        <w:t xml:space="preserve">博弈，决策周期长达数周；而国际商业</w:t>
+      </w:r>
+      <w:r>
+        <w:t xml:space="preserve"> SaaS </w:t>
+      </w:r>
+      <w:r>
+        <w:rPr>
+          <w:rFonts w:hint="eastAsia"/>
+        </w:rPr>
+        <w:t xml:space="preserve">套件又因中国业务规则的高度非标准化而水土不服。本研究旨在构建一套贴合中国医药行业业务规则、轻量可配置的运筹优化算法，填补从”数据富矿”到”智能决策”之间的技术鸿沟，并进一步探讨其商业化落地路径。</w:t>
+      </w:r>
+    </w:p>
+    <w:p>
+      <w:pPr>
+        <w:pStyle w:val="BodyText"/>
+      </w:pPr>
+      <w:r>
+        <w:rPr>
+          <w:rFonts w:hint="eastAsia"/>
+        </w:rPr>
+        <w:t xml:space="preserve">在方法上，本研究首先通过对</w:t>
+      </w:r>
+      <w:r>
+        <w:t xml:space="preserve"> 12 </w:t>
+      </w:r>
+      <w:r>
+        <w:rPr>
+          <w:rFonts w:hint="eastAsia"/>
+        </w:rPr>
+        <w:t xml:space="preserve">位行业从业者的深度访谈与问卷调研，将分散的业务诉求锚定为可量化的算法需求清单；继而构建以综合价值指数（Index）为核心度量的多目标优化模型，采用基于阈值的统一惩罚框架，并设计大医院虚拟拆分预处理机制。算法的核心贡献在于”均衡优化—历史匹配”两阶段解耦架构：第一阶段以六层地理聚类生成初始解、模拟退火（SA）纯优化</w:t>
+      </w:r>
+      <w:r>
+        <w:t xml:space="preserve"> Index </w:t>
+      </w:r>
+      <w:r>
+        <w:rPr>
+          <w:rFonts w:hint="eastAsia"/>
+        </w:rPr>
+        <w:t xml:space="preserve">均衡性与地理紧凑性；第二阶段以</w:t>
+      </w:r>
+      <w:r>
+        <w:t xml:space="preserve"> Hungarian </w:t>
+      </w:r>
+      <w:r>
+        <w:rPr>
+          <w:rFonts w:hint="eastAsia"/>
+        </w:rPr>
+        <w:t xml:space="preserve">算法将匿名簇映射到历史辖区编号、最大化客户保留率。两阶段解耦使均衡性与历史延续性各自达到最优，规避了传统单阶段方法的目标妥协与锚定效应。</w:t>
+      </w:r>
+    </w:p>
+    <w:p>
+      <w:pPr>
+        <w:pStyle w:val="BodyText"/>
+      </w:pPr>
+      <w:r>
+        <w:rPr>
+          <w:rFonts w:hint="eastAsia"/>
+        </w:rPr>
+        <w:t xml:space="preserve">实证基于业内某跨国药企脱敏后的真实业务数据，选取上海、湖南、新疆三个地理形态迥异的省份展开验证。结果显示：以湖南</w:t>
+      </w:r>
+      <w:r>
+        <w:t xml:space="preserve"> BC </w:t>
+      </w:r>
+      <w:r>
+        <w:rPr>
+          <w:rFonts w:hint="eastAsia"/>
+        </w:rPr>
+        <w:t xml:space="preserve">为主样本，算法将</w:t>
+      </w:r>
+      <w:r>
+        <w:t xml:space="preserve"> Index </w:t>
+      </w:r>
+      <w:r>
+        <w:rPr>
+          <w:rFonts w:hint="eastAsia"/>
+        </w:rPr>
+        <w:t xml:space="preserve">变异系数从</w:t>
+      </w:r>
+      <w:r>
+        <w:t xml:space="preserve"> 44.3% </w:t>
+      </w:r>
+      <w:r>
+        <w:rPr>
+          <w:rFonts w:hint="eastAsia"/>
+        </w:rPr>
+        <w:t xml:space="preserve">降至</w:t>
+      </w:r>
+      <w:r>
+        <w:t xml:space="preserve"> </w:t>
+      </w:r>
+      <w:r>
+        <w:rPr>
+          <w:rFonts w:hint="eastAsia"/>
+        </w:rPr>
+        <w:t xml:space="preserve">19.3%、辖区平均最大半径从</w:t>
+      </w:r>
+      <w:r>
+        <w:t xml:space="preserve"> 50.9 km </w:t>
+      </w:r>
+      <w:r>
+        <w:rPr>
+          <w:rFonts w:hint="eastAsia"/>
+        </w:rPr>
+        <w:t xml:space="preserve">降至</w:t>
+      </w:r>
+      <w:r>
+        <w:t xml:space="preserve"> 37.4 </w:t>
+      </w:r>
+      <w:r>
+        <w:rPr>
+          <w:rFonts w:hint="eastAsia"/>
+        </w:rPr>
+        <w:t xml:space="preserve">km，按</w:t>
+      </w:r>
+      <w:r>
+        <w:t xml:space="preserve"> Index </w:t>
+      </w:r>
+      <w:r>
+        <w:rPr>
+          <w:rFonts w:hint="eastAsia"/>
+        </w:rPr>
+        <w:t xml:space="preserve">加权的客户保留率达</w:t>
+      </w:r>
+      <w:r>
+        <w:t xml:space="preserve"> </w:t>
+      </w:r>
+      <w:r>
+        <w:rPr>
+          <w:rFonts w:hint="eastAsia"/>
+        </w:rPr>
+        <w:t xml:space="preserve">86.4%，实现了均衡、紧凑、延续三维同向改善；三省份横向对比进一步揭示”As-Is</w:t>
+      </w:r>
+      <w:r>
+        <w:t xml:space="preserve"> </w:t>
+      </w:r>
+      <w:r>
+        <w:rPr>
+          <w:rFonts w:hint="eastAsia"/>
+        </w:rPr>
+        <w:t xml:space="preserve">失衡程度越深、算法重构越彻底、保留率相应分化”的客观规律。算法在三省份均于</w:t>
+      </w:r>
+      <w:r>
+        <w:t xml:space="preserve"> 4 </w:t>
+      </w:r>
+      <w:r>
+        <w:rPr>
+          <w:rFonts w:hint="eastAsia"/>
+        </w:rPr>
+        <w:t xml:space="preserve">秒内完成完整两阶段优化，相比人工方案的</w:t>
+      </w:r>
+      <w:r>
+        <w:t xml:space="preserve"> 4-8 </w:t>
+      </w:r>
+      <w:r>
+        <w:rPr>
+          <w:rFonts w:hint="eastAsia"/>
+        </w:rPr>
+        <w:t xml:space="preserve">周缩短约</w:t>
+      </w:r>
+      <w:r>
+        <w:t xml:space="preserve"> 5 </w:t>
+      </w:r>
+      <w:r>
+        <w:rPr>
+          <w:rFonts w:hint="eastAsia"/>
+        </w:rPr>
+        <w:t xml:space="preserve">个数量级，使日常化辖区管理成为可能。</w:t>
+      </w:r>
+    </w:p>
+    <w:p>
+      <w:pPr>
+        <w:pStyle w:val="BodyText"/>
+      </w:pPr>
+      <w:r>
+        <w:rPr>
+          <w:rFonts w:hint="eastAsia"/>
+        </w:rPr>
+        <w:t xml:space="preserve">在管理与商业层面，本研究提出”算法基线</w:t>
+      </w:r>
+      <w:r>
+        <w:t xml:space="preserve"> + </w:t>
+      </w:r>
+      <w:r>
+        <w:rPr>
+          <w:rFonts w:hint="eastAsia"/>
+        </w:rPr>
+        <w:t xml:space="preserve">人工微调”的三阶段人机协同决策机制，并基于实证规律给出按</w:t>
+      </w:r>
+      <w:r>
+        <w:t xml:space="preserve"> As-Is </w:t>
+      </w:r>
+      <w:r>
+        <w:rPr>
+          <w:rFonts w:hint="eastAsia"/>
+        </w:rPr>
+        <w:t xml:space="preserve">失衡度分层的部署节奏与变革管理建议；进而将视角从”算法工具”提升到”SFE</w:t>
+      </w:r>
+      <w:r>
+        <w:t xml:space="preserve"> </w:t>
+      </w:r>
+      <w:r>
+        <w:rPr>
+          <w:rFonts w:hint="eastAsia"/>
+        </w:rPr>
+        <w:t xml:space="preserve">职能行业转型”，论证算法作为</w:t>
+      </w:r>
+      <w:r>
+        <w:t xml:space="preserve"> SFE </w:t>
+      </w:r>
+      <w:r>
+        <w:rPr>
+          <w:rFonts w:hint="eastAsia"/>
+        </w:rPr>
+        <w:t xml:space="preserve">职能蒸馏路径下核心算力底座的商业定位，给出垂类</w:t>
+      </w:r>
+      <w:r>
+        <w:t xml:space="preserve"> Agent </w:t>
+      </w:r>
+      <w:r>
+        <w:rPr>
+          <w:rFonts w:hint="eastAsia"/>
+        </w:rPr>
+        <w:t xml:space="preserve">外包、SaaS</w:t>
+      </w:r>
+      <w:r>
+        <w:t xml:space="preserve"> </w:t>
+      </w:r>
+      <w:r>
+        <w:rPr>
+          <w:rFonts w:hint="eastAsia"/>
+        </w:rPr>
+        <w:t xml:space="preserve">订阅、企业内部部署三种差异化商业化形态。本研究完整覆盖”政策/行业</w:t>
+      </w:r>
+      <w:r>
+        <w:t xml:space="preserve"> → </w:t>
+      </w:r>
+      <w:r>
+        <w:rPr>
+          <w:rFonts w:hint="eastAsia"/>
+        </w:rPr>
+        <w:t xml:space="preserve">调研</w:t>
+      </w:r>
+      <w:r>
+        <w:t xml:space="preserve"> → </w:t>
+      </w:r>
+      <w:r>
+        <w:rPr>
+          <w:rFonts w:hint="eastAsia"/>
+        </w:rPr>
+        <w:t xml:space="preserve">算法</w:t>
+      </w:r>
+      <w:r>
+        <w:t xml:space="preserve"> → </w:t>
+      </w:r>
+      <w:r>
+        <w:rPr>
+          <w:rFonts w:hint="eastAsia"/>
+        </w:rPr>
+        <w:t xml:space="preserve">实证</w:t>
+      </w:r>
+      <w:r>
+        <w:t xml:space="preserve"> → </w:t>
+      </w:r>
+      <w:r>
+        <w:rPr>
+          <w:rFonts w:hint="eastAsia"/>
+        </w:rPr>
+        <w:t xml:space="preserve">商业化”的全链条</w:t>
+      </w:r>
+      <w:r>
+        <w:t xml:space="preserve"> MBA </w:t>
+      </w:r>
+      <w:r>
+        <w:rPr>
+          <w:rFonts w:hint="eastAsia"/>
+        </w:rPr>
+        <w:t xml:space="preserve">视角分析，弥补了国内文献在工程化与管理化两端的双重缺失。</w:t>
+      </w:r>
+    </w:p>
+    <w:p>
+      <w:pPr>
+        <w:pStyle w:val="BodyText"/>
+      </w:pPr>
+      <w:r>
+        <w:rPr>
+          <w:rFonts w:hint="eastAsia"/>
+          <w:b/>
+          <w:bCs/>
+        </w:rPr>
+        <w:t xml:space="preserve">关键词：</w:t>
+      </w:r>
+      <w:r>
+        <w:t xml:space="preserve"> </w:t>
+      </w:r>
+      <w:r>
+        <w:rPr>
+          <w:rFonts w:hint="eastAsia"/>
+        </w:rPr>
+        <w:t xml:space="preserve">销售力有效性；销售辖区分配；运筹优化；模拟退火；Hungarian</w:t>
+      </w:r>
+      <w:r>
+        <w:t xml:space="preserve"> </w:t>
+      </w:r>
+      <w:r>
+        <w:rPr>
+          <w:rFonts w:hint="eastAsia"/>
+        </w:rPr>
+        <w:t xml:space="preserve">算法；商业化</w:t>
+      </w:r>
+    </w:p>
+    <w:bookmarkEnd w:id="19"/>
+    <w:bookmarkStart w:id="20" w:name="abstract"/>
     <w:p>
       <w:pPr>
         <w:pStyle w:val="Heading1"/>
       </w:pPr>
       <w:r>
+        <w:t xml:space="preserve">Abstract</w:t>
+      </w:r>
+    </w:p>
+    <w:p>
+      <w:pPr>
+        <w:pStyle w:val="FirstParagraph"/>
+      </w:pPr>
+      <w:r>
+        <w:t xml:space="preserve">China’s pharmaceutical industry has shifted from rapid growth into a stock-competition era. The combined pressure of normalized volume-based procurement, institutionalized medical-insurance negotiation, and deepening anti-corruption enforcement keeps compressing corporate profit margins, making the refined transformation of Sales Force Effectiveness (SFE)—a central management function—more urgent than ever. As a key SFE process, sales territory alignment is essentially a multi-objective combinatorial optimization problem that allocates thousands of hospital terminals among hundreds of sales representatives. Yet it has long been trapped in a</w:t>
+      </w:r>
+      <w:r>
+        <w:t xml:space="preserve"> </w:t>
+      </w:r>
+      <w:r>
+        <w:t xml:space="preserve">“data-rich but algorithm-poor”</w:t>
+      </w:r>
+      <w:r>
+        <w:t xml:space="preserve"> </w:t>
+      </w:r>
+      <w:r>
+        <w:t xml:space="preserve">dilemma: most firms rely on manual Excel negotiation with decision cycles lasting weeks, while international commercial SaaS suites fail to adapt to the highly non-standardized business rules of the Chinese market. This study aims to build a lightweight, configurable operations-research optimization algorithm tailored to Chinese pharmaceutical business rules, bridging the gap between the</w:t>
+      </w:r>
+      <w:r>
+        <w:t xml:space="preserve"> </w:t>
+      </w:r>
+      <w:r>
+        <w:t xml:space="preserve">“data mine”</w:t>
+      </w:r>
+      <w:r>
+        <w:t xml:space="preserve"> </w:t>
+      </w:r>
+      <w:r>
+        <w:t xml:space="preserve">and</w:t>
+      </w:r>
+      <w:r>
+        <w:t xml:space="preserve"> </w:t>
+      </w:r>
+      <w:r>
+        <w:t xml:space="preserve">“intelligent decision-making,”</w:t>
+      </w:r>
+      <w:r>
+        <w:t xml:space="preserve"> </w:t>
+      </w:r>
+      <w:r>
+        <w:t xml:space="preserve">and further explores its commercialization path.</w:t>
+      </w:r>
+    </w:p>
+    <w:p>
+      <w:pPr>
+        <w:pStyle w:val="BodyText"/>
+      </w:pPr>
+      <w:r>
+        <w:t xml:space="preserve">Methodologically, the study first anchors scattered business demands into a quantifiable algorithmic requirement list through in-depth interviews and questionnaires with 12 industry practitioners. It then constructs a multi-objective optimization model centered on a composite value Index, adopting a threshold-based unified penalty framework and a virtual-splitting preprocessing mechanism for large hospitals. The core contribution is a decoupled two-stage</w:t>
+      </w:r>
+      <w:r>
+        <w:t xml:space="preserve"> </w:t>
+      </w:r>
+      <w:r>
+        <w:t xml:space="preserve">“balance optimization–historical matching”</w:t>
+      </w:r>
+      <w:r>
+        <w:t xml:space="preserve"> </w:t>
+      </w:r>
+      <w:r>
+        <w:t xml:space="preserve">architecture: the first stage generates an initial solution via six-layer geographic clustering and purely optimizes Index balance and geographic compactness through Simulated Annealing (SA); the second stage maps anonymous clusters to historical territory codes via the Hungarian algorithm to maximize customer retention. This decoupling lets balance and historical continuity each reach their optimum, avoiding the objective compromise and anchoring effect of conventional single-stage methods.</w:t>
+      </w:r>
+    </w:p>
+    <w:p>
+      <w:pPr>
+        <w:pStyle w:val="BodyText"/>
+      </w:pPr>
+      <w:r>
+        <w:t xml:space="preserve">The empirical validation uses anonymized real business data from a multinational pharmaceutical company, covering three provinces with distinct geographic morphologies: Shanghai, Hunan, and Xinjiang. Taking Hunan BC as the primary sample, the algorithm reduced the Index coefficient of variation from 44.3% to 19.3% and the average maximum territory radius from 50.9 km to 37.4 km, while achieving an Index-weighted customer retention rate of 86.4%—an aligned improvement across balance, compactness, and continuity. The cross-province comparison further reveals the objective pattern that</w:t>
+      </w:r>
+      <w:r>
+        <w:t xml:space="preserve"> </w:t>
+      </w:r>
+      <w:r>
+        <w:t xml:space="preserve">“the deeper the As-Is imbalance, the more thorough the algorithmic restructuring, and the more differentiated the retention rate.”</w:t>
+      </w:r>
+      <w:r>
+        <w:t xml:space="preserve"> </w:t>
+      </w:r>
+      <w:r>
+        <w:t xml:space="preserve">The algorithm completes the full two-stage optimization within 4 seconds for all three provinces, roughly five orders of magnitude faster than the 4–8 weeks required by manual approaches, making routine territory management feasible.</w:t>
+      </w:r>
+    </w:p>
+    <w:p>
+      <w:pPr>
+        <w:pStyle w:val="BodyText"/>
+      </w:pPr>
+      <w:r>
+        <w:t xml:space="preserve">At the managerial and commercial level, the study proposes a three-stage human-machine collaborative decision mechanism of</w:t>
+      </w:r>
+      <w:r>
+        <w:t xml:space="preserve"> </w:t>
+      </w:r>
+      <w:r>
+        <w:t xml:space="preserve">“algorithmic baseline plus manual fine-tuning,”</w:t>
+      </w:r>
+      <w:r>
+        <w:t xml:space="preserve"> </w:t>
+      </w:r>
+      <w:r>
+        <w:t xml:space="preserve">and offers deployment-pace and change-management recommendations stratified by As-Is imbalance. Elevating the perspective from an</w:t>
+      </w:r>
+      <w:r>
+        <w:t xml:space="preserve"> </w:t>
+      </w:r>
+      <w:r>
+        <w:t xml:space="preserve">“algorithmic tool”</w:t>
+      </w:r>
+      <w:r>
+        <w:t xml:space="preserve"> </w:t>
+      </w:r>
+      <w:r>
+        <w:t xml:space="preserve">to the</w:t>
+      </w:r>
+      <w:r>
+        <w:t xml:space="preserve"> </w:t>
+      </w:r>
+      <w:r>
+        <w:t xml:space="preserve">“industry-wide transformation of the SFE function,”</w:t>
+      </w:r>
+      <w:r>
+        <w:t xml:space="preserve"> </w:t>
+      </w:r>
+      <w:r>
+        <w:t xml:space="preserve">it positions the algorithm as the core computational foundation along the SFE-distillation path, and presents three differentiated commercialization forms: vertical-Agent outsourcing, SaaS subscription, and on-premise deployment. The study delivers a full-chain MBA-perspective analysis spanning</w:t>
+      </w:r>
+      <w:r>
+        <w:t xml:space="preserve"> </w:t>
+      </w:r>
+      <w:r>
+        <w:t xml:space="preserve">“policy/industry → survey → algorithm → empirical validation → commercialization,”</w:t>
+      </w:r>
+      <w:r>
+        <w:t xml:space="preserve"> </w:t>
+      </w:r>
+      <w:r>
+        <w:t xml:space="preserve">addressing the dual gap in domestic literature on both the engineering and management ends.</w:t>
+      </w:r>
+    </w:p>
+    <w:p>
+      <w:pPr>
+        <w:pStyle w:val="BodyText"/>
+      </w:pPr>
+      <w:r>
+        <w:rPr>
+          <w:b/>
+          <w:bCs/>
+        </w:rPr>
+        <w:t xml:space="preserve">Key words:</w:t>
+      </w:r>
+      <w:r>
+        <w:t xml:space="preserve"> </w:t>
+      </w:r>
+      <w:r>
+        <w:t xml:space="preserve">Sales Force Effectiveness; Sales Territory Alignment; Operations Research Optimization; Simulated Annealing; Hungarian Algorithm; Commercialization</w:t>
+      </w:r>
+    </w:p>
+    <w:bookmarkEnd w:id="20"/>
+    <w:bookmarkStart w:id="41" w:name="第一章-绪论"/>
+    <w:p>
+      <w:pPr>
+        <w:sectPr>
+          <w:headerReference w:type="default" r:id="rId2"/>
+          <w:footerReference r:id="rId10" w:type="default"/>
+          <w:footnotePr>
+            <w:numRestart w:val="eachSect"/>
+          </w:footnotePr>
+          <w:pgSz w:h="16838" w:w="11906"/>
+          <w:pgMar w:bottom="2268" w:footer="1701" w:header="1417" w:left="1417" w:right="1417" w:top="1984"/>
+          <w:pgNumType w:fmt="upperRoman" w:start="1"/>
+        </w:sectPr>
+      </w:pPr>
+    </w:p>
+    <w:p>
+      <w:pPr>
+        <w:jc w:val="center"/>
+        <w:spacing w:before="0" w:after="360" w:line="360" w:lineRule="auto"/>
+        <w:ind w:firstLine="0" w:firstLineChars="0"/>
+      </w:pPr>
+      <w:r>
+        <w:rPr>
+          <w:rFonts w:ascii="Times New Roman" w:hAnsi="Times New Roman" w:eastAsia="黑体"/>
+          <w:b/>
+          <w:bCs/>
+          <w:sz w:val="32"/>
+          <w:szCs w:val="32"/>
+        </w:rPr>
+        <w:t xml:space="preserve">目　录</w:t>
+      </w:r>
+    </w:p>
+    <w:p>
+      <w:r>
+        <w:fldChar w:fldCharType="begin" w:dirty="true"/>
+      </w:r>
+      <w:r>
+        <w:instrText xml:space="preserve">TOC \o "1-3" \h \z \u </w:instrText>
+      </w:r>
+      <w:r>
+        <w:fldChar w:fldCharType="separate"/>
+      </w:r>
+      <w:r>
+        <w:t xml:space="preserve">（在 Word 中右键此处选择“更新域”→“更新整个目录”以生成目录）</w:t>
+      </w:r>
+      <w:r>
+        <w:fldChar w:fldCharType="end"/>
+      </w:r>
+    </w:p>
+    <w:p>
+      <w:pPr>
+        <w:sectPr>
+          <w:headerReference w:type="default" r:id="rId3"/>
+          <w:footerReference r:id="rId10" w:type="default"/>
+          <w:footnotePr>
+            <w:numRestart w:val="eachSect"/>
+          </w:footnotePr>
+          <w:pgSz w:h="16838" w:w="11906"/>
+          <w:pgMar w:bottom="2268" w:footer="1701" w:header="1417" w:left="1417" w:right="1417" w:top="1984"/>
+          <w:pgNumType w:fmt="upperRoman"/>
+        </w:sectPr>
+      </w:pPr>
+    </w:p>
+    <w:p>
+      <w:pPr>
+        <w:pStyle w:val="Heading1"/>
+      </w:pPr>
+      <w:r>
         <w:rPr>
           <w:rFonts w:hint="eastAsia"/>
         </w:rPr>
@@ -54,7 +917,7 @@
         <w:t xml:space="preserve">绪论</w:t>
       </w:r>
     </w:p>
-    <w:bookmarkStart w:id="26" w:name="研究背景"/>
+    <w:bookmarkStart w:id="29" w:name="研究背景"/>
     <w:p>
       <w:pPr>
         <w:pStyle w:val="Heading2"/>
@@ -69,7 +932,7 @@
         <w:t xml:space="preserve">研究背景</w:t>
       </w:r>
     </w:p>
-    <w:bookmarkStart w:id="24" w:name="医药行业存量博弈时代的宏观环境"/>
+    <w:bookmarkStart w:id="27" w:name="医药行业存量博弈时代的宏观环境"/>
     <w:p>
       <w:pPr>
         <w:pStyle w:val="Heading3"/>
@@ -151,18 +1014,18 @@
           <wp:inline>
             <wp:extent cx="5421823" cy="3466454"/>
             <wp:effectExtent b="0" l="0" r="0" t="0"/>
-            <wp:docPr descr="图 1-1 中国医药市场全渠道销售规模（2020-2025）" title="" id="19" name="Picture"/>
+            <wp:docPr descr="图 1-1 中国医药市场全渠道销售规模（2020-2025）" title="" id="22" name="Picture"/>
             <a:graphic>
               <a:graphicData uri="http://schemas.openxmlformats.org/drawingml/2006/picture">
                 <pic:pic>
                   <pic:nvPicPr>
-                    <pic:cNvPr descr="figures/fig1-1.png" id="20" name="Picture"/>
+                    <pic:cNvPr descr="figures/fig1-1.png" id="23" name="Picture"/>
                     <pic:cNvPicPr>
                       <a:picLocks noChangeArrowheads="1" noChangeAspect="1"/>
                     </pic:cNvPicPr>
                   </pic:nvPicPr>
                   <pic:blipFill>
-                    <a:blip r:embed="rId18"/>
+                    <a:blip r:embed="rId21"/>
                     <a:stretch>
                       <a:fillRect/>
                     </a:stretch>
@@ -279,18 +1142,18 @@
           <wp:inline>
             <wp:extent cx="5419200" cy="3259200"/>
             <wp:effectExtent b="0" l="0" r="0" t="0"/>
-            <wp:docPr descr="图 1-2 中国医药市场规模预测（2024-2029E）" title="" id="22" name="Picture"/>
+            <wp:docPr descr="图 1-2 中国医药市场规模预测（2024-2029E）" title="" id="25" name="Picture"/>
             <a:graphic>
               <a:graphicData uri="http://schemas.openxmlformats.org/drawingml/2006/picture">
                 <pic:pic>
                   <pic:nvPicPr>
-                    <pic:cNvPr descr="figures/fig1-2.png" id="23" name="Picture"/>
+                    <pic:cNvPr descr="figures/fig1-2.png" id="26" name="Picture"/>
                     <pic:cNvPicPr>
                       <a:picLocks noChangeArrowheads="1" noChangeAspect="1"/>
                     </pic:cNvPicPr>
                   </pic:nvPicPr>
                   <pic:blipFill>
-                    <a:blip r:embed="rId21"/>
+                    <a:blip r:embed="rId24"/>
                     <a:stretch>
                       <a:fillRect/>
                     </a:stretch>
@@ -421,8 +1284,8 @@
         <w:t xml:space="preserve">SFE）管理——仍处于萌芽阶段，往往由一线业务人员主导资源分配，陷入”既是运动员又是裁判员”的困境。无论是收缩还是扩张，企业都迫切需要一套科学、高效的辖区分配方法论来替代传统的经验驱动模式。</w:t>
       </w:r>
     </w:p>
-    <w:bookmarkEnd w:id="24"/>
-    <w:bookmarkStart w:id="25" w:name="制药企业精细化管理转型的迫切需求"/>
+    <w:bookmarkEnd w:id="27"/>
+    <w:bookmarkStart w:id="28" w:name="制药企业精细化管理转型的迫切需求"/>
     <w:p>
       <w:pPr>
         <w:pStyle w:val="Heading3"/>
@@ -551,210 +1414,210 @@
           <w:rFonts w:hint="eastAsia"/>
         </w:rPr>
         <w:t xml:space="preserve">执行”两条路径在中国市场都难以同时兼顾业务适配性与可持续性，行业亟需一种轻量化、可配置、基于运筹优化算法的智能辖区分配解决方案，以填补从”数据富矿”到”智能决策”之间的技术鸿沟。这正是本研究的出发点。</w:t>
-      </w:r>
-    </w:p>
-    <w:bookmarkEnd w:id="25"/>
-    <w:bookmarkEnd w:id="26"/>
-    <w:bookmarkStart w:id="29" w:name="研究意义"/>
-    <w:p>
-      <w:pPr>
-        <w:pStyle w:val="Heading2"/>
-      </w:pPr>
-      <w:r>
-        <w:t xml:space="preserve">1.2 </w:t>
-      </w:r>
-      <w:r>
-        <w:rPr>
-          <w:rFonts w:hint="eastAsia"/>
-        </w:rPr>
-        <w:t xml:space="preserve">研究意义</w:t>
-      </w:r>
-    </w:p>
-    <w:bookmarkStart w:id="27" w:name="理论意义填补-sfe-领域动态分配模型空白"/>
-    <w:p>
-      <w:pPr>
-        <w:pStyle w:val="Heading3"/>
-      </w:pPr>
-      <w:r>
-        <w:t xml:space="preserve">1.2.1 </w:t>
-      </w:r>
-      <w:r>
-        <w:rPr>
-          <w:rFonts w:hint="eastAsia"/>
-        </w:rPr>
-        <w:t xml:space="preserve">理论意义：填补</w:t>
-      </w:r>
-      <w:r>
-        <w:t xml:space="preserve"> SFE </w:t>
-      </w:r>
-      <w:r>
-        <w:rPr>
-          <w:rFonts w:hint="eastAsia"/>
-        </w:rPr>
-        <w:t xml:space="preserve">领域动态分配模型空白</w:t>
-      </w:r>
-    </w:p>
-    <w:p>
-      <w:pPr>
-        <w:pStyle w:val="FirstParagraph"/>
-      </w:pPr>
-      <w:r>
-        <w:rPr>
-          <w:rFonts w:hint="eastAsia"/>
-        </w:rPr>
-        <w:t xml:space="preserve">纵观国内外关于销售辖区分配的研究，该领域的演进呈现出从”单纯数学规划”向”商业多目标启发式求解”跨越，从”通用销售”向”医药行业垂直定制”深化的显著特征。在国外，Hess和Samuels（1971）率先将线性规划应用于销售辖区划分</w:t>
-      </w:r>
-      <w:r>
-        <w:rPr>
-          <w:vertAlign w:val="superscript"/>
-        </w:rPr>
-        <w:t xml:space="preserve">[11]</w:t>
-      </w:r>
-      <w:r>
-        <w:rPr>
-          <w:rFonts w:hint="eastAsia"/>
-        </w:rPr>
-        <w:t xml:space="preserve">；Zoltners和Sinha（1983）提出了辖区分配必须满足的四个核心属性框架</w:t>
-      </w:r>
-      <w:r>
-        <w:rPr>
-          <w:vertAlign w:val="superscript"/>
-        </w:rPr>
-        <w:t xml:space="preserve">[12]</w:t>
-      </w:r>
-      <w:r>
-        <w:rPr>
-          <w:rFonts w:hint="eastAsia"/>
-        </w:rPr>
-        <w:t xml:space="preserve">；Skiera和Jordan（1996）通过EQUALIZER模型引入模拟退火与惩罚函数机制，解决了传统精确模型在27%测试算例中无法找到可行解的问题</w:t>
-      </w:r>
-      <w:r>
-        <w:rPr>
-          <w:vertAlign w:val="superscript"/>
-        </w:rPr>
-        <w:t xml:space="preserve">[13]</w:t>
-      </w:r>
-      <w:r>
-        <w:rPr>
-          <w:rFonts w:hint="eastAsia"/>
-        </w:rPr>
-        <w:t xml:space="preserve">。然而，上述研究主要面向欧美市场的通用销售场景，其模型假设与中国医药行业的商业现实之间存在显著差距。</w:t>
-      </w:r>
-    </w:p>
-    <w:p>
-      <w:pPr>
-        <w:pStyle w:val="BodyText"/>
-      </w:pPr>
-      <w:r>
-        <w:rPr>
-          <w:rFonts w:hint="eastAsia"/>
-        </w:rPr>
-        <w:t xml:space="preserve">在国内，运筹优化算法在物流配送、供应链选址、城市网格化管理等通用领域的应用研究极为丰富，但针对医药行业特有商业逻辑的辖区分配模型的学术文献相对匮乏。现有的国内研究在处理”销售潜力均衡”、</w:t>
-      </w:r>
-      <w:r>
-        <w:rPr>
-          <w:rFonts w:hint="eastAsia"/>
-        </w:rPr>
-        <w:t xml:space="preserve">“客户关系连续性”</w:t>
-      </w:r>
-      <w:r>
-        <w:rPr>
-          <w:rFonts w:hint="eastAsia"/>
-        </w:rPr>
-        <w:t xml:space="preserve">以及”代表激励公平性”等SFE场景下的微妙商业维度时，尚未形成成熟的理论体系。</w:t>
-      </w:r>
-    </w:p>
-    <w:p>
-      <w:pPr>
-        <w:pStyle w:val="BodyText"/>
-      </w:pPr>
-      <w:r>
-        <w:rPr>
-          <w:rFonts w:hint="eastAsia"/>
-        </w:rPr>
-        <w:t xml:space="preserve">本文的理论贡献主要体现在三个方面。第一，搭建了一个融合中国医药行业特有业务规则（包括大医院共岗拆分、区县行政约束、锁定分配等）的多目标优化数学模型，弥补了通用辖区设计模型在中国医药场景中的适配缺口。第二，提出了”均衡优化—历史匹配”的两阶段求解框架，将辖区均衡性与历史延续性解耦为两个独立的优化阶段，避免了传统方法中两个目标在同一代价函数中相互妥协的问题。第三，设计了六层地理聚类算法作为模拟退火的初始解生成策略，并引入一对一城市识别和城市亲和图两项扩展机制，明显提升了启发式搜索的收敛效率与解的稳健性。</w:t>
-      </w:r>
-    </w:p>
-    <w:bookmarkEnd w:id="27"/>
-    <w:bookmarkStart w:id="28" w:name="实践意义解决企业辖区划分效率与公平难题"/>
-    <w:p>
-      <w:pPr>
-        <w:pStyle w:val="Heading3"/>
-      </w:pPr>
-      <w:r>
-        <w:t xml:space="preserve">1.2.2 </w:t>
-      </w:r>
-      <w:r>
-        <w:rPr>
-          <w:rFonts w:hint="eastAsia"/>
-        </w:rPr>
-        <w:t xml:space="preserve">实践意义：解决企业辖区划分效率与公平难题</w:t>
-      </w:r>
-    </w:p>
-    <w:p>
-      <w:pPr>
-        <w:pStyle w:val="FirstParagraph"/>
-      </w:pPr>
-      <w:r>
-        <w:rPr>
-          <w:rFonts w:hint="eastAsia"/>
-        </w:rPr>
-        <w:t xml:space="preserve">从实践角度看，本文的意义体现在以下三个层面。</w:t>
-      </w:r>
-    </w:p>
-    <w:p>
-      <w:pPr>
-        <w:pStyle w:val="BodyText"/>
-      </w:pPr>
-      <w:r>
-        <w:rPr>
-          <w:rFonts w:hint="eastAsia"/>
-        </w:rPr>
-        <w:t xml:space="preserve">第一，提升辖区分配的科学性与公平性。Zoltners和Lorimer（2000）的实证研究表明，仅通过算法优化辖区分配，无需增加任何额外资源，就能直接带来2%到7%的销售额提升，同时减少13.7%的差旅时间</w:t>
-      </w:r>
-      <w:r>
-        <w:rPr>
-          <w:vertAlign w:val="superscript"/>
-        </w:rPr>
-        <w:t xml:space="preserve">[14]</w:t>
-      </w:r>
-      <w:r>
-        <w:rPr>
-          <w:rFonts w:hint="eastAsia"/>
-        </w:rPr>
-        <w:t xml:space="preserve">，这一发现说明算法优化的价值远不止于行政效率。本文所搭建的算法模型依据阈值化的统一惩罚框架，将Index均衡度、地理紧凑性、容量约束等多维目标纳入到统一的代价函数中，能在数分钟内输出满足多重约束的近似最优分配方案，从根本上替代耗时数周的人工博弈过程。</w:t>
-      </w:r>
-    </w:p>
-    <w:p>
-      <w:pPr>
-        <w:pStyle w:val="BodyText"/>
-      </w:pPr>
-      <w:r>
-        <w:rPr>
-          <w:rFonts w:hint="eastAsia"/>
-        </w:rPr>
-        <w:t xml:space="preserve">第二，降低组织变革的震荡成本。在制药企业频繁的组织架构调整里——比如裁员合并、新产品上市扩编等——辖区的重新分配往往伴随着客户关系的断裂以及短期业绩的波动。本文给出的两阶段法借助Hungarian算法在第二阶段实现匿名簇与历史辖区的最优匹配，最大化客户保留率，从而有效降低了辖区调整所带来的业务震荡。</w:t>
-      </w:r>
-    </w:p>
-    <w:p>
-      <w:pPr>
-        <w:pStyle w:val="BodyText"/>
-      </w:pPr>
-      <w:r>
-        <w:rPr>
-          <w:rFonts w:hint="eastAsia"/>
-        </w:rPr>
-        <w:t xml:space="preserve">第三，为算法的商业化落地提供可行路径。本文不只停留在算法层面，还探讨了”人机协同”决策机制的建立、组织变革管理策略以及算法产品化的商业模式，为制药企业乃至更广泛的销售密集型行业提供了从算法研发到商业落地的完整参考框架。</w:t>
       </w:r>
     </w:p>
     <w:bookmarkEnd w:id="28"/>
     <w:bookmarkEnd w:id="29"/>
-    <w:bookmarkStart w:id="36" w:name="研究内容与技术路线"/>
+    <w:bookmarkStart w:id="32" w:name="研究意义"/>
     <w:p>
       <w:pPr>
         <w:pStyle w:val="Heading2"/>
       </w:pPr>
       <w:r>
+        <w:t xml:space="preserve">1.2 </w:t>
+      </w:r>
+      <w:r>
+        <w:rPr>
+          <w:rFonts w:hint="eastAsia"/>
+        </w:rPr>
+        <w:t xml:space="preserve">研究意义</w:t>
+      </w:r>
+    </w:p>
+    <w:bookmarkStart w:id="30" w:name="理论意义填补-sfe-领域动态分配模型空白"/>
+    <w:p>
+      <w:pPr>
+        <w:pStyle w:val="Heading3"/>
+      </w:pPr>
+      <w:r>
+        <w:t xml:space="preserve">1.2.1 </w:t>
+      </w:r>
+      <w:r>
+        <w:rPr>
+          <w:rFonts w:hint="eastAsia"/>
+        </w:rPr>
+        <w:t xml:space="preserve">理论意义：填补</w:t>
+      </w:r>
+      <w:r>
+        <w:t xml:space="preserve"> SFE </w:t>
+      </w:r>
+      <w:r>
+        <w:rPr>
+          <w:rFonts w:hint="eastAsia"/>
+        </w:rPr>
+        <w:t xml:space="preserve">领域动态分配模型空白</w:t>
+      </w:r>
+    </w:p>
+    <w:p>
+      <w:pPr>
+        <w:pStyle w:val="FirstParagraph"/>
+      </w:pPr>
+      <w:r>
+        <w:rPr>
+          <w:rFonts w:hint="eastAsia"/>
+        </w:rPr>
+        <w:t xml:space="preserve">纵观国内外关于销售辖区分配的研究，该领域的演进呈现出从”单纯数学规划”向”商业多目标启发式求解”跨越，从”通用销售”向”医药行业垂直定制”深化的显著特征。在国外，Hess和Samuels（1971）率先将线性规划应用于销售辖区划分</w:t>
+      </w:r>
+      <w:r>
+        <w:rPr>
+          <w:vertAlign w:val="superscript"/>
+        </w:rPr>
+        <w:t xml:space="preserve">[11]</w:t>
+      </w:r>
+      <w:r>
+        <w:rPr>
+          <w:rFonts w:hint="eastAsia"/>
+        </w:rPr>
+        <w:t xml:space="preserve">；Zoltners和Sinha（1983）提出了辖区分配必须满足的四个核心属性框架</w:t>
+      </w:r>
+      <w:r>
+        <w:rPr>
+          <w:vertAlign w:val="superscript"/>
+        </w:rPr>
+        <w:t xml:space="preserve">[12]</w:t>
+      </w:r>
+      <w:r>
+        <w:rPr>
+          <w:rFonts w:hint="eastAsia"/>
+        </w:rPr>
+        <w:t xml:space="preserve">；Skiera和Jordan（1996）通过EQUALIZER模型引入模拟退火与惩罚函数机制，解决了传统精确模型在27%测试算例中无法找到可行解的问题</w:t>
+      </w:r>
+      <w:r>
+        <w:rPr>
+          <w:vertAlign w:val="superscript"/>
+        </w:rPr>
+        <w:t xml:space="preserve">[13]</w:t>
+      </w:r>
+      <w:r>
+        <w:rPr>
+          <w:rFonts w:hint="eastAsia"/>
+        </w:rPr>
+        <w:t xml:space="preserve">。然而，上述研究主要面向欧美市场的通用销售场景，其模型假设与中国医药行业的商业现实之间存在显著差距。</w:t>
+      </w:r>
+    </w:p>
+    <w:p>
+      <w:pPr>
+        <w:pStyle w:val="BodyText"/>
+      </w:pPr>
+      <w:r>
+        <w:rPr>
+          <w:rFonts w:hint="eastAsia"/>
+        </w:rPr>
+        <w:t xml:space="preserve">在国内，运筹优化算法在物流配送、供应链选址、城市网格化管理等通用领域的应用研究极为丰富，但针对医药行业特有商业逻辑的辖区分配模型的学术文献相对匮乏。现有的国内研究在处理”销售潜力均衡”、</w:t>
+      </w:r>
+      <w:r>
+        <w:rPr>
+          <w:rFonts w:hint="eastAsia"/>
+        </w:rPr>
+        <w:t xml:space="preserve">“客户关系连续性”</w:t>
+      </w:r>
+      <w:r>
+        <w:rPr>
+          <w:rFonts w:hint="eastAsia"/>
+        </w:rPr>
+        <w:t xml:space="preserve">以及”代表激励公平性”等SFE场景下的微妙商业维度时，尚未形成成熟的理论体系。</w:t>
+      </w:r>
+    </w:p>
+    <w:p>
+      <w:pPr>
+        <w:pStyle w:val="BodyText"/>
+      </w:pPr>
+      <w:r>
+        <w:rPr>
+          <w:rFonts w:hint="eastAsia"/>
+        </w:rPr>
+        <w:t xml:space="preserve">本文的理论贡献主要体现在三个方面。第一，搭建了一个融合中国医药行业特有业务规则（包括大医院共岗拆分、区县行政约束、锁定分配等）的多目标优化数学模型，弥补了通用辖区设计模型在中国医药场景中的适配缺口。第二，提出了”均衡优化—历史匹配”的两阶段求解框架，将辖区均衡性与历史延续性解耦为两个独立的优化阶段，避免了传统方法中两个目标在同一代价函数中相互妥协的问题。第三，设计了六层地理聚类算法作为模拟退火的初始解生成策略，并引入一对一城市识别和城市亲和图两项扩展机制，明显提升了启发式搜索的收敛效率与解的稳健性。</w:t>
+      </w:r>
+    </w:p>
+    <w:bookmarkEnd w:id="30"/>
+    <w:bookmarkStart w:id="31" w:name="实践意义解决企业辖区划分效率与公平难题"/>
+    <w:p>
+      <w:pPr>
+        <w:pStyle w:val="Heading3"/>
+      </w:pPr>
+      <w:r>
+        <w:t xml:space="preserve">1.2.2 </w:t>
+      </w:r>
+      <w:r>
+        <w:rPr>
+          <w:rFonts w:hint="eastAsia"/>
+        </w:rPr>
+        <w:t xml:space="preserve">实践意义：解决企业辖区划分效率与公平难题</w:t>
+      </w:r>
+    </w:p>
+    <w:p>
+      <w:pPr>
+        <w:pStyle w:val="FirstParagraph"/>
+      </w:pPr>
+      <w:r>
+        <w:rPr>
+          <w:rFonts w:hint="eastAsia"/>
+        </w:rPr>
+        <w:t xml:space="preserve">从实践角度看，本文的意义体现在以下三个层面。</w:t>
+      </w:r>
+    </w:p>
+    <w:p>
+      <w:pPr>
+        <w:pStyle w:val="BodyText"/>
+      </w:pPr>
+      <w:r>
+        <w:rPr>
+          <w:rFonts w:hint="eastAsia"/>
+        </w:rPr>
+        <w:t xml:space="preserve">第一，提升辖区分配的科学性与公平性。Zoltners和Lorimer（2000）的实证研究表明，仅通过算法优化辖区分配，无需增加任何额外资源，就能直接带来2%到7%的销售额提升，同时减少13.7%的差旅时间</w:t>
+      </w:r>
+      <w:r>
+        <w:rPr>
+          <w:vertAlign w:val="superscript"/>
+        </w:rPr>
+        <w:t xml:space="preserve">[14]</w:t>
+      </w:r>
+      <w:r>
+        <w:rPr>
+          <w:rFonts w:hint="eastAsia"/>
+        </w:rPr>
+        <w:t xml:space="preserve">，这一发现说明算法优化的价值远不止于行政效率。本文所搭建的算法模型依据阈值化的统一惩罚框架，将Index均衡度、地理紧凑性、容量约束等多维目标纳入到统一的代价函数中，能在数分钟内输出满足多重约束的近似最优分配方案，从根本上替代耗时数周的人工博弈过程。</w:t>
+      </w:r>
+    </w:p>
+    <w:p>
+      <w:pPr>
+        <w:pStyle w:val="BodyText"/>
+      </w:pPr>
+      <w:r>
+        <w:rPr>
+          <w:rFonts w:hint="eastAsia"/>
+        </w:rPr>
+        <w:t xml:space="preserve">第二，降低组织变革的震荡成本。在制药企业频繁的组织架构调整里——比如裁员合并、新产品上市扩编等——辖区的重新分配往往伴随着客户关系的断裂以及短期业绩的波动。本文给出的两阶段法借助Hungarian算法在第二阶段实现匿名簇与历史辖区的最优匹配，最大化客户保留率，从而有效降低了辖区调整所带来的业务震荡。</w:t>
+      </w:r>
+    </w:p>
+    <w:p>
+      <w:pPr>
+        <w:pStyle w:val="BodyText"/>
+      </w:pPr>
+      <w:r>
+        <w:rPr>
+          <w:rFonts w:hint="eastAsia"/>
+        </w:rPr>
+        <w:t xml:space="preserve">第三，为算法的商业化落地提供可行路径。本文不只停留在算法层面，还探讨了”人机协同”决策机制的建立、组织变革管理策略以及算法产品化的商业模式，为制药企业乃至更广泛的销售密集型行业提供了从算法研发到商业落地的完整参考框架。</w:t>
+      </w:r>
+    </w:p>
+    <w:bookmarkEnd w:id="31"/>
+    <w:bookmarkEnd w:id="32"/>
+    <w:bookmarkStart w:id="39" w:name="研究内容与技术路线"/>
+    <w:p>
+      <w:pPr>
+        <w:pStyle w:val="Heading2"/>
+      </w:pPr>
+      <w:r>
         <w:t xml:space="preserve">1.3 </w:t>
       </w:r>
       <w:r>
@@ -764,7 +1627,7 @@
         <w:t xml:space="preserve">研究内容与技术路线</w:t>
       </w:r>
     </w:p>
-    <w:bookmarkStart w:id="30" w:name="主要研究内容"/>
+    <w:bookmarkStart w:id="33" w:name="主要研究内容"/>
     <w:p>
       <w:pPr>
         <w:pStyle w:val="Heading3"/>
@@ -834,8 +1697,8 @@
         <w:t xml:space="preserve">（4）开展实证分析与商业化前景评估。依据某跨国药企的脱敏数据，在常规微调、裁员合并、组织扩张三种典型业务场景下验证算法效果，并从”人机协同”决策机制、变革管理策略、商业模式等角度探讨算法的落地路径与商业价值。</w:t>
       </w:r>
     </w:p>
-    <w:bookmarkEnd w:id="30"/>
-    <w:bookmarkStart w:id="31" w:name="研究方法"/>
+    <w:bookmarkEnd w:id="33"/>
+    <w:bookmarkStart w:id="34" w:name="研究方法"/>
     <w:p>
       <w:pPr>
         <w:pStyle w:val="Heading3"/>
@@ -966,8 +1829,8 @@
         <w:t xml:space="preserve">实践经验，对算法输出方案进行业务合理性的人工核验。</w:t>
       </w:r>
     </w:p>
-    <w:bookmarkEnd w:id="31"/>
-    <w:bookmarkStart w:id="35" w:name="论文结构与技术路线图"/>
+    <w:bookmarkEnd w:id="34"/>
+    <w:bookmarkStart w:id="38" w:name="论文结构与技术路线图"/>
     <w:p>
       <w:pPr>
         <w:pStyle w:val="Heading3"/>
@@ -1133,20 +1996,20 @@
       <w:r>
         <w:drawing>
           <wp:inline>
-            <wp:extent cx="5537200" cy="7021594"/>
+            <wp:extent cx="5753100" cy="7295372"/>
             <wp:effectExtent b="0" l="0" r="0" t="0"/>
-            <wp:docPr descr="图 1-3 论文结构图" title="" id="33" name="Picture"/>
+            <wp:docPr descr="图 1-3 论文结构图" title="" id="36" name="Picture"/>
             <a:graphic>
               <a:graphicData uri="http://schemas.openxmlformats.org/drawingml/2006/picture">
                 <pic:pic>
                   <pic:nvPicPr>
-                    <pic:cNvPr descr="figures/fig1-3.png" id="34" name="Picture"/>
+                    <pic:cNvPr descr="figures/fig1-3.png" id="37" name="Picture"/>
                     <pic:cNvPicPr>
                       <a:picLocks noChangeArrowheads="1" noChangeAspect="1"/>
                     </pic:cNvPicPr>
                   </pic:nvPicPr>
                   <pic:blipFill>
-                    <a:blip r:embed="rId32"/>
+                    <a:blip r:embed="rId35"/>
                     <a:stretch>
                       <a:fillRect/>
                     </a:stretch>
@@ -1154,7 +2017,7 @@
                   <pic:spPr bwMode="auto">
                     <a:xfrm>
                       <a:off x="0" y="0"/>
-                      <a:ext cx="5537200" cy="7021594"/>
+                      <a:ext cx="5753100" cy="7295372"/>
                     </a:xfrm>
                     <a:prstGeom prst="rect">
                       <a:avLst/>
@@ -1193,9 +2056,9 @@
         <w:t xml:space="preserve">论文结构图</w:t>
       </w:r>
     </w:p>
-    <w:bookmarkEnd w:id="35"/>
-    <w:bookmarkEnd w:id="36"/>
-    <w:bookmarkStart w:id="37" w:name="本章小结"/>
+    <w:bookmarkEnd w:id="38"/>
+    <w:bookmarkEnd w:id="39"/>
+    <w:bookmarkStart w:id="40" w:name="本章小结"/>
     <w:p>
       <w:pPr>
         <w:pStyle w:val="Heading2"/>
@@ -1230,330 +2093,73 @@
           <w:rFonts w:hint="eastAsia"/>
         </w:rPr>
         <w:t xml:space="preserve">下一章将系统梳理SFE管理理论与销售辖区分配算法的研究演进，为后续的模型构建与算法设计奠定理论基础。</w:t>
-      </w:r>
-    </w:p>
-    <w:bookmarkEnd w:id="37"/>
-    <w:bookmarkEnd w:id="38"/>
-    <w:bookmarkStart w:id="47" w:name="第二章-理论基础与文献综述"/>
-    <w:p>
-      <w:pPr>
-        <w:pStyle w:val="Heading1"/>
-      </w:pPr>
-      <w:r>
-        <w:rPr>
-          <w:rFonts w:hint="eastAsia"/>
-        </w:rPr>
-        <w:t xml:space="preserve">第二章</w:t>
-      </w:r>
-      <w:r>
-        <w:t xml:space="preserve"> </w:t>
-      </w:r>
-      <w:r>
-        <w:rPr>
-          <w:rFonts w:hint="eastAsia"/>
-        </w:rPr>
-        <w:t xml:space="preserve">理论基础与文献综述</w:t>
-      </w:r>
-    </w:p>
-    <w:bookmarkStart w:id="41" w:name="销售力有效性sfe管理理论"/>
-    <w:p>
-      <w:pPr>
-        <w:pStyle w:val="Heading2"/>
-      </w:pPr>
-      <w:r>
-        <w:t xml:space="preserve">2.1 </w:t>
-      </w:r>
-      <w:r>
-        <w:rPr>
-          <w:rFonts w:hint="eastAsia"/>
-        </w:rPr>
-        <w:t xml:space="preserve">销售力有效性（SFE）管理理论</w:t>
-      </w:r>
-    </w:p>
-    <w:bookmarkStart w:id="39" w:name="sfe-的核心内涵与管理体系"/>
-    <w:p>
-      <w:pPr>
-        <w:pStyle w:val="Heading3"/>
-      </w:pPr>
-      <w:r>
-        <w:t xml:space="preserve">2.1.1 SFE </w:t>
-      </w:r>
-      <w:r>
-        <w:rPr>
-          <w:rFonts w:hint="eastAsia"/>
-        </w:rPr>
-        <w:t xml:space="preserve">的核心内涵与管理体系</w:t>
-      </w:r>
-    </w:p>
-    <w:p>
-      <w:pPr>
-        <w:pStyle w:val="FirstParagraph"/>
-      </w:pPr>
-      <w:r>
-        <w:rPr>
-          <w:rFonts w:hint="eastAsia"/>
-        </w:rPr>
-        <w:t xml:space="preserve">销售力有效性（Sales</w:t>
-      </w:r>
-      <w:r>
-        <w:t xml:space="preserve"> Force Effectiveness, </w:t>
-      </w:r>
-      <w:r>
-        <w:rPr>
-          <w:rFonts w:hint="eastAsia"/>
-        </w:rPr>
-        <w:t xml:space="preserve">SFE）是指企业借助系统化的管理手段最大化销售团队市场产出效率与资源利用率的管理实践。Zoltners、Sinha和Lorimer（2008）将SFE定义为一个涵盖销售团队规模设计、辖区划分、人员招聘与培训、薪酬激励、目标设定以及绩效管理的完整体系</w:t>
-      </w:r>
-      <w:r>
-        <w:rPr>
-          <w:vertAlign w:val="superscript"/>
-        </w:rPr>
-        <w:t xml:space="preserve">[9]</w:t>
-      </w:r>
-      <w:r>
-        <w:rPr>
-          <w:rFonts w:hint="eastAsia"/>
-        </w:rPr>
-        <w:t xml:space="preserve">。在此体系内，各环节相互关联、彼此影响，共同决定了销售团队的整体效能。</w:t>
-      </w:r>
-    </w:p>
-    <w:p>
-      <w:pPr>
-        <w:pStyle w:val="BodyText"/>
-      </w:pPr>
-      <w:r>
-        <w:rPr>
-          <w:rFonts w:hint="eastAsia"/>
-        </w:rPr>
-        <w:t xml:space="preserve">从管理实践的演进来看，SFE经历了从”经验驱动”到”数据驱动”的范式转变。早期企业往往不清楚应该分析哪些数据，缺乏将数据转化为决策的模型与框架，直到近年来这种以数据分析为核心的管理理念才被广泛接受。ZS</w:t>
-      </w:r>
-      <w:r>
-        <w:t xml:space="preserve"> Associates </w:t>
-      </w:r>
-      <w:r>
-        <w:rPr>
-          <w:rFonts w:hint="eastAsia"/>
-        </w:rPr>
-        <w:t xml:space="preserve">的研究表明，SFE管理体系的核心价值在于：通过科学的分析框架，把销售管理从”凭直觉决策”改良为”用数据驱动决策”。该公司2016年的Explorer</w:t>
-      </w:r>
-      <w:r>
-        <w:t xml:space="preserve"> </w:t>
-      </w:r>
-      <w:r>
-        <w:rPr>
-          <w:rFonts w:hint="eastAsia"/>
-        </w:rPr>
-        <w:t xml:space="preserve">Study发现，在医疗器械行业中，战略性地投资SFE改善项目可以带来2%至8%的销售业绩提升</w:t>
-      </w:r>
-      <w:r>
-        <w:rPr>
-          <w:vertAlign w:val="superscript"/>
-        </w:rPr>
-        <w:t xml:space="preserve">[15]</w:t>
-      </w:r>
-      <w:r>
-        <w:rPr>
-          <w:rFonts w:hint="eastAsia"/>
-        </w:rPr>
-        <w:t xml:space="preserve">——以一家年销售额1.5亿美元的企业为例，若在SFE项目上投入60万美元并实现4%的销售增长，其投资回报率可达500%，这一实证数据有力证明了SFE管理的商业价值。</w:t>
-      </w:r>
-    </w:p>
-    <w:p>
-      <w:pPr>
-        <w:pStyle w:val="BodyText"/>
-      </w:pPr>
-      <w:r>
-        <w:rPr>
-          <w:rFonts w:hint="eastAsia"/>
-        </w:rPr>
-        <w:t xml:space="preserve">在制药行业，SFE管理具有更为特殊的战略意义。Chressanthis和Mantrala（2016）指出，生物制药行业正在经历从传统小分子药物向大分子特药的战略转型，对销售团队的商业模式设计、数据分析能力和运营管理提出了全新要求</w:t>
-      </w:r>
-      <w:r>
-        <w:rPr>
-          <w:vertAlign w:val="superscript"/>
-        </w:rPr>
-        <w:t xml:space="preserve">[16]</w:t>
-      </w:r>
-      <w:r>
-        <w:rPr>
-          <w:rFonts w:hint="eastAsia"/>
-        </w:rPr>
-        <w:t xml:space="preserve">。换言之，制药行业的SFE管理正在从以”提升医生处方量”为核心的战术执行层面，向以”证明药物价值与健康结局”为核心的战略资产层面演进。</w:t>
-      </w:r>
-    </w:p>
-    <w:bookmarkEnd w:id="39"/>
-    <w:bookmarkStart w:id="40" w:name="销售辖区设计的基本原则"/>
-    <w:p>
-      <w:pPr>
-        <w:pStyle w:val="Heading3"/>
-      </w:pPr>
-      <w:r>
-        <w:t xml:space="preserve">2.1.2 </w:t>
-      </w:r>
-      <w:r>
-        <w:rPr>
-          <w:rFonts w:hint="eastAsia"/>
-        </w:rPr>
-        <w:t xml:space="preserve">销售辖区设计的基本原则</w:t>
-      </w:r>
-    </w:p>
-    <w:p>
-      <w:pPr>
-        <w:pStyle w:val="FirstParagraph"/>
-      </w:pPr>
-      <w:r>
-        <w:rPr>
-          <w:rFonts w:hint="eastAsia"/>
-        </w:rPr>
-        <w:t xml:space="preserve">销售辖区设计（Sales</w:t>
-      </w:r>
-      <w:r>
-        <w:t xml:space="preserve"> Territory </w:t>
-      </w:r>
-      <w:r>
-        <w:rPr>
-          <w:rFonts w:hint="eastAsia"/>
-        </w:rPr>
-        <w:t xml:space="preserve">Design/Alignment）是</w:t>
-      </w:r>
-      <w:r>
-        <w:t xml:space="preserve"> SFE </w:t>
-      </w:r>
-      <w:r>
-        <w:rPr>
-          <w:rFonts w:hint="eastAsia"/>
-        </w:rPr>
-        <w:t xml:space="preserve">管理体系中的关键环节，其核心任务是把客户或地理区域分配给销售代表，使每位代表的工作量与销售潜力达到相对均衡。Zoltners</w:t>
-      </w:r>
-      <w:r>
-        <w:t xml:space="preserve"> </w:t>
-      </w:r>
-      <w:r>
-        <w:rPr>
-          <w:rFonts w:hint="eastAsia"/>
-        </w:rPr>
-        <w:t xml:space="preserve">和</w:t>
-      </w:r>
-      <w:r>
-        <w:t xml:space="preserve"> </w:t>
-      </w:r>
-      <w:r>
-        <w:rPr>
-          <w:rFonts w:hint="eastAsia"/>
-        </w:rPr>
-        <w:t xml:space="preserve">Sinha（1983）在其开创性论文中提出了辖区分配必须满足的四个核心属性</w:t>
-      </w:r>
-      <w:r>
-        <w:rPr>
-          <w:vertAlign w:val="superscript"/>
-        </w:rPr>
-        <w:t xml:space="preserve">[12]</w:t>
-      </w:r>
-      <w:r>
-        <w:rPr>
-          <w:rFonts w:hint="eastAsia"/>
-        </w:rPr>
-        <w:t xml:space="preserve">：均衡性（Balance）要求工作量公平，紧凑性（Compactness）要求地理紧凑以减少差旅，连续性（Contiguity）要求空间相互连接避免飞地，完整性（Integrity）要求行政单元不被拆分。Zoltners</w:t>
-      </w:r>
-      <w:r>
-        <w:t xml:space="preserve"> </w:t>
-      </w:r>
-      <w:r>
-        <w:rPr>
-          <w:rFonts w:hint="eastAsia"/>
-        </w:rPr>
-        <w:t xml:space="preserve">和</w:t>
-      </w:r>
-      <w:r>
-        <w:t xml:space="preserve"> </w:t>
-      </w:r>
-      <w:r>
-        <w:rPr>
-          <w:rFonts w:hint="eastAsia"/>
-        </w:rPr>
-        <w:t xml:space="preserve">Lorimer（2000）进一步以实证数据量化了辖区设计的商业价值——仅靠优化辖区分配就能直接带来</w:t>
-      </w:r>
-      <w:r>
-        <w:t xml:space="preserve"> 2% </w:t>
-      </w:r>
-      <w:r>
-        <w:rPr>
-          <w:rFonts w:hint="eastAsia"/>
-        </w:rPr>
-        <w:t xml:space="preserve">至</w:t>
-      </w:r>
-      <w:r>
-        <w:t xml:space="preserve"> 7% </w:t>
-      </w:r>
-      <w:r>
-        <w:rPr>
-          <w:rFonts w:hint="eastAsia"/>
-        </w:rPr>
-        <w:t xml:space="preserve">的销售额提升以及</w:t>
-      </w:r>
-      <w:r>
-        <w:t xml:space="preserve"> 13.7% </w:t>
-      </w:r>
-      <w:r>
-        <w:rPr>
-          <w:rFonts w:hint="eastAsia"/>
-        </w:rPr>
-        <w:t xml:space="preserve">的差旅时间下降</w:t>
-      </w:r>
-      <w:r>
-        <w:rPr>
-          <w:vertAlign w:val="superscript"/>
-        </w:rPr>
-        <w:t xml:space="preserve">[14]</w:t>
-      </w:r>
-      <w:r>
-        <w:rPr>
-          <w:rFonts w:hint="eastAsia"/>
-        </w:rPr>
-        <w:t xml:space="preserve">，这意味着辖区设计并非简单的行政划分工作，而是一个具有突出经济价值的优化问题。</w:t>
-      </w:r>
-    </w:p>
-    <w:p>
-      <w:pPr>
-        <w:pStyle w:val="BodyText"/>
-      </w:pPr>
-      <w:r>
-        <w:rPr>
-          <w:rFonts w:hint="eastAsia"/>
-        </w:rPr>
-        <w:t xml:space="preserve">中国制药行业的实际场景下，辖区设计还需兼顾若干行业特有约束：大型三甲医院的销售潜力远超普通医院，需要多代表”共岗”覆盖，由此产生”大医院拆分”需求；客户关系的连续性使得”历史延续性”成为辖区调整中不可忽视的维度；企业组织架构（大区/省区层级）以及”锁定分配”等业务规则进一步增加了问题的复杂性。这些行业特有约束让中国医药行业的辖区设计问题远比通用销售场景更为复杂，也为本文的模型构建提供了明确的业务需求导向。</w:t>
       </w:r>
     </w:p>
     <w:bookmarkEnd w:id="40"/>
     <w:bookmarkEnd w:id="41"/>
-    <w:bookmarkStart w:id="44" w:name="销售辖区分配算法的研究演进"/>
+    <w:bookmarkStart w:id="50" w:name="第二章-理论基础与文献综述"/>
+    <w:p>
+      <w:pPr>
+        <w:sectPr>
+          <w:headerReference w:type="default" r:id="rId4"/>
+          <w:footerReference r:id="rId10" w:type="default"/>
+          <w:footnotePr>
+            <w:numRestart w:val="eachSect"/>
+          </w:footnotePr>
+          <w:pgSz w:h="16838" w:w="11906"/>
+          <w:pgMar w:bottom="2268" w:footer="1701" w:header="1417" w:left="1417" w:right="1417" w:top="1984"/>
+          <w:pgNumType w:fmt="decimal" w:start="1"/>
+        </w:sectPr>
+      </w:pPr>
+    </w:p>
+    <w:p>
+      <w:pPr>
+        <w:pStyle w:val="Heading1"/>
+      </w:pPr>
+      <w:r>
+        <w:rPr>
+          <w:rFonts w:hint="eastAsia"/>
+        </w:rPr>
+        <w:t xml:space="preserve">第二章</w:t>
+      </w:r>
+      <w:r>
+        <w:t xml:space="preserve"> </w:t>
+      </w:r>
+      <w:r>
+        <w:rPr>
+          <w:rFonts w:hint="eastAsia"/>
+        </w:rPr>
+        <w:t xml:space="preserve">理论基础与文献综述</w:t>
+      </w:r>
+    </w:p>
+    <w:bookmarkStart w:id="44" w:name="销售力有效性sfe管理理论"/>
     <w:p>
       <w:pPr>
         <w:pStyle w:val="Heading2"/>
       </w:pPr>
       <w:r>
-        <w:t xml:space="preserve">2.2 </w:t>
-      </w:r>
-      <w:r>
-        <w:rPr>
-          <w:rFonts w:hint="eastAsia"/>
-        </w:rPr>
-        <w:t xml:space="preserve">销售辖区分配算法的研究演进</w:t>
-      </w:r>
-    </w:p>
-    <w:bookmarkStart w:id="42" w:name="国外算法演进从精确算法到现代商业化融合"/>
+        <w:t xml:space="preserve">2.1 </w:t>
+      </w:r>
+      <w:r>
+        <w:rPr>
+          <w:rFonts w:hint="eastAsia"/>
+        </w:rPr>
+        <w:t xml:space="preserve">销售力有效性（SFE）管理理论</w:t>
+      </w:r>
+    </w:p>
+    <w:bookmarkStart w:id="42" w:name="sfe-的核心内涵与管理体系"/>
     <w:p>
       <w:pPr>
         <w:pStyle w:val="Heading3"/>
       </w:pPr>
       <w:r>
-        <w:t xml:space="preserve">2.2.1 </w:t>
-      </w:r>
-      <w:r>
-        <w:rPr>
-          <w:rFonts w:hint="eastAsia"/>
-        </w:rPr>
-        <w:t xml:space="preserve">国外算法演进：从精确算法到现代商业化融合</w:t>
+        <w:t xml:space="preserve">2.1.1 SFE </w:t>
+      </w:r>
+      <w:r>
+        <w:rPr>
+          <w:rFonts w:hint="eastAsia"/>
+        </w:rPr>
+        <w:t xml:space="preserve">的核心内涵与管理体系</w:t>
       </w:r>
     </w:p>
     <w:p>
@@ -1564,7 +2170,28 @@
         <w:rPr>
           <w:rFonts w:hint="eastAsia"/>
         </w:rPr>
-        <w:t xml:space="preserve">销售辖区划分问题在运筹学中属于带约束的多目标组合优化问题，国外研究的演进大致经历了精确算法、启发式算法与现代商业化融合三个阶段。</w:t>
+        <w:t xml:space="preserve">销售力有效性（Sales</w:t>
+      </w:r>
+      <w:r>
+        <w:t xml:space="preserve"> Force Effectiveness, </w:t>
+      </w:r>
+      <w:r>
+        <w:rPr>
+          <w:rFonts w:hint="eastAsia"/>
+        </w:rPr>
+        <w:t xml:space="preserve">SFE）是指企业借助系统化的管理手段最大化销售团队市场产出效率与资源利用率的管理实践。Zoltners、Sinha和Lorimer（2008）将SFE定义为一个涵盖销售团队规模设计、辖区划分、人员招聘与培训、薪酬激励、目标设定以及绩效管理的完整体系</w:t>
+      </w:r>
+      <w:r>
+        <w:rPr>
+          <w:vertAlign w:val="superscript"/>
+        </w:rPr>
+        <w:t xml:space="preserve">[9]</w:t>
+      </w:r>
+      <w:r>
+        <w:rPr>
+          <w:rFonts w:hint="eastAsia"/>
+        </w:rPr>
+        <w:t xml:space="preserve">。在此体系内，各环节相互关联、彼此影响，共同决定了销售团队的整体效能。</w:t>
       </w:r>
     </w:p>
     <w:p>
@@ -1575,25 +2202,105 @@
         <w:rPr>
           <w:rFonts w:hint="eastAsia"/>
         </w:rPr>
-        <w:t xml:space="preserve">学术研究可追溯至</w:t>
-      </w:r>
-      <w:r>
-        <w:t xml:space="preserve"> 20 </w:t>
-      </w:r>
-      <w:r>
-        <w:rPr>
-          <w:rFonts w:hint="eastAsia"/>
-        </w:rPr>
-        <w:t xml:space="preserve">世纪</w:t>
-      </w:r>
-      <w:r>
-        <w:t xml:space="preserve"> 60 </w:t>
-      </w:r>
-      <w:r>
-        <w:rPr>
-          <w:rFonts w:hint="eastAsia"/>
-        </w:rPr>
-        <w:t xml:space="preserve">年代末。Hess</w:t>
+        <w:t xml:space="preserve">从管理实践的演进来看，SFE经历了从”经验驱动”到”数据驱动”的范式转变。早期企业往往不清楚应该分析哪些数据，缺乏将数据转化为决策的模型与框架，直到近年来这种以数据分析为核心的管理理念才被广泛接受。ZS</w:t>
+      </w:r>
+      <w:r>
+        <w:t xml:space="preserve"> Associates </w:t>
+      </w:r>
+      <w:r>
+        <w:rPr>
+          <w:rFonts w:hint="eastAsia"/>
+        </w:rPr>
+        <w:t xml:space="preserve">的研究表明，SFE管理体系的核心价值在于：通过科学的分析框架，把销售管理从”凭直觉决策”改良为”用数据驱动决策”。该公司2016年的Explorer</w:t>
+      </w:r>
+      <w:r>
+        <w:t xml:space="preserve"> </w:t>
+      </w:r>
+      <w:r>
+        <w:rPr>
+          <w:rFonts w:hint="eastAsia"/>
+        </w:rPr>
+        <w:t xml:space="preserve">Study发现，在医疗器械行业中，战略性地投资SFE改善项目可以带来2%至8%的销售业绩提升</w:t>
+      </w:r>
+      <w:r>
+        <w:rPr>
+          <w:vertAlign w:val="superscript"/>
+        </w:rPr>
+        <w:t xml:space="preserve">[15]</w:t>
+      </w:r>
+      <w:r>
+        <w:rPr>
+          <w:rFonts w:hint="eastAsia"/>
+        </w:rPr>
+        <w:t xml:space="preserve">——以一家年销售额1.5亿美元的企业为例，若在SFE项目上投入60万美元并实现4%的销售增长，其投资回报率可达500%，这一实证数据有力证明了SFE管理的商业价值。</w:t>
+      </w:r>
+    </w:p>
+    <w:p>
+      <w:pPr>
+        <w:pStyle w:val="BodyText"/>
+      </w:pPr>
+      <w:r>
+        <w:rPr>
+          <w:rFonts w:hint="eastAsia"/>
+        </w:rPr>
+        <w:t xml:space="preserve">在制药行业，SFE管理具有更为特殊的战略意义。Chressanthis和Mantrala（2016）指出，生物制药行业正在经历从传统小分子药物向大分子特药的战略转型，对销售团队的商业模式设计、数据分析能力和运营管理提出了全新要求</w:t>
+      </w:r>
+      <w:r>
+        <w:rPr>
+          <w:vertAlign w:val="superscript"/>
+        </w:rPr>
+        <w:t xml:space="preserve">[16]</w:t>
+      </w:r>
+      <w:r>
+        <w:rPr>
+          <w:rFonts w:hint="eastAsia"/>
+        </w:rPr>
+        <w:t xml:space="preserve">。换言之，制药行业的SFE管理正在从以”提升医生处方量”为核心的战术执行层面，向以”证明药物价值与健康结局”为核心的战略资产层面演进。</w:t>
+      </w:r>
+    </w:p>
+    <w:bookmarkEnd w:id="42"/>
+    <w:bookmarkStart w:id="43" w:name="销售辖区设计的基本原则"/>
+    <w:p>
+      <w:pPr>
+        <w:pStyle w:val="Heading3"/>
+      </w:pPr>
+      <w:r>
+        <w:t xml:space="preserve">2.1.2 </w:t>
+      </w:r>
+      <w:r>
+        <w:rPr>
+          <w:rFonts w:hint="eastAsia"/>
+        </w:rPr>
+        <w:t xml:space="preserve">销售辖区设计的基本原则</w:t>
+      </w:r>
+    </w:p>
+    <w:p>
+      <w:pPr>
+        <w:pStyle w:val="FirstParagraph"/>
+      </w:pPr>
+      <w:r>
+        <w:rPr>
+          <w:rFonts w:hint="eastAsia"/>
+        </w:rPr>
+        <w:t xml:space="preserve">销售辖区设计（Sales</w:t>
+      </w:r>
+      <w:r>
+        <w:t xml:space="preserve"> Territory </w:t>
+      </w:r>
+      <w:r>
+        <w:rPr>
+          <w:rFonts w:hint="eastAsia"/>
+        </w:rPr>
+        <w:t xml:space="preserve">Design/Alignment）是</w:t>
+      </w:r>
+      <w:r>
+        <w:t xml:space="preserve"> SFE </w:t>
+      </w:r>
+      <w:r>
+        <w:rPr>
+          <w:rFonts w:hint="eastAsia"/>
+        </w:rPr>
+        <w:t xml:space="preserve">管理体系中的关键环节，其核心任务是把客户或地理区域分配给销售代表，使每位代表的工作量与销售潜力达到相对均衡。Zoltners</w:t>
       </w:r>
       <w:r>
         <w:t xml:space="preserve"> </w:t>
@@ -1611,25 +2318,22 @@
         <w:rPr>
           <w:rFonts w:hint="eastAsia"/>
         </w:rPr>
-        <w:t xml:space="preserve">Samuels（1971）率先将线性规划应用于销售辖区划分，将问题建模为集合划分问题（Set</w:t>
-      </w:r>
-      <w:r>
-        <w:t xml:space="preserve"> Partitioning </w:t>
-      </w:r>
-      <w:r>
-        <w:rPr>
-          <w:rFonts w:hint="eastAsia"/>
-        </w:rPr>
-        <w:t xml:space="preserve">Problem），奠定了辖区划分问题的数学基础</w:t>
+        <w:t xml:space="preserve">Sinha（1983）在其开创性论文中提出了辖区分配必须满足的四个核心属性</w:t>
       </w:r>
       <w:r>
         <w:rPr>
           <w:vertAlign w:val="superscript"/>
         </w:rPr>
-        <w:t xml:space="preserve">[11]</w:t>
-      </w:r>
-      <w:r>
-        <w:t xml:space="preserve">。Zoltners </w:t>
+        <w:t xml:space="preserve">[12]</w:t>
+      </w:r>
+      <w:r>
+        <w:rPr>
+          <w:rFonts w:hint="eastAsia"/>
+        </w:rPr>
+        <w:t xml:space="preserve">：均衡性（Balance）要求工作量公平，紧凑性（Compactness）要求地理紧凑以减少差旅，连续性（Contiguity）要求空间相互连接避免飞地，完整性（Integrity）要求行政单元不被拆分。Zoltners</w:t>
+      </w:r>
+      <w:r>
+        <w:t xml:space="preserve"> </w:t>
       </w:r>
       <w:r>
         <w:rPr>
@@ -1644,58 +2348,46 @@
         <w:rPr>
           <w:rFonts w:hint="eastAsia"/>
         </w:rPr>
-        <w:t xml:space="preserve">Sinha（1983）在此基础上提出了更为完整的整数规划模型，将均衡性、紧凑性、连续性和完整性四个核心属性形式化为约束或目标函数组成部分，首次系统定义了多维目标结构</w:t>
+        <w:t xml:space="preserve">Lorimer（2000）进一步以实证数据量化了辖区设计的商业价值——仅靠优化辖区分配就能直接带来</w:t>
+      </w:r>
+      <w:r>
+        <w:t xml:space="preserve"> 2% </w:t>
+      </w:r>
+      <w:r>
+        <w:rPr>
+          <w:rFonts w:hint="eastAsia"/>
+        </w:rPr>
+        <w:t xml:space="preserve">至</w:t>
+      </w:r>
+      <w:r>
+        <w:t xml:space="preserve"> 7% </w:t>
+      </w:r>
+      <w:r>
+        <w:rPr>
+          <w:rFonts w:hint="eastAsia"/>
+        </w:rPr>
+        <w:t xml:space="preserve">的销售额提升以及</w:t>
+      </w:r>
+      <w:r>
+        <w:t xml:space="preserve"> 13.7% </w:t>
+      </w:r>
+      <w:r>
+        <w:rPr>
+          <w:rFonts w:hint="eastAsia"/>
+        </w:rPr>
+        <w:t xml:space="preserve">的差旅时间下降</w:t>
       </w:r>
       <w:r>
         <w:rPr>
           <w:vertAlign w:val="superscript"/>
         </w:rPr>
-        <w:t xml:space="preserve">[12]</w:t>
-      </w:r>
-      <w:r>
-        <w:rPr>
-          <w:rFonts w:hint="eastAsia"/>
-        </w:rPr>
-        <w:t xml:space="preserve">。然而精确算法在实际应用中遭遇了计算瓶颈——辖区划分问题本质是</w:t>
-      </w:r>
-      <w:r>
-        <w:t xml:space="preserve"> NP-hard </w:t>
-      </w:r>
-      <w:r>
-        <w:rPr>
-          <w:rFonts w:hint="eastAsia"/>
-        </w:rPr>
-        <w:t xml:space="preserve">问题，当基本地理单元数量达到数百甚至数千时，精确求解的计算时间呈指数级增长，Kalcsics、Nickel</w:t>
-      </w:r>
-      <w:r>
-        <w:t xml:space="preserve"> </w:t>
-      </w:r>
-      <w:r>
-        <w:rPr>
-          <w:rFonts w:hint="eastAsia"/>
-        </w:rPr>
-        <w:t xml:space="preserve">和</w:t>
-      </w:r>
-      <w:r>
-        <w:t xml:space="preserve"> </w:t>
-      </w:r>
-      <w:r>
-        <w:rPr>
-          <w:rFonts w:hint="eastAsia"/>
-        </w:rPr>
-        <w:t xml:space="preserve">Schröder（2005）的综述对此做了系统证明，并将辖区设计的应用场景归纳为政治选区划分、销售辖区设计和服务区域划分三大类</w:t>
-      </w:r>
-      <w:r>
-        <w:rPr>
-          <w:vertAlign w:val="superscript"/>
-        </w:rPr>
-        <w:t xml:space="preserve">[17]</w:t>
-      </w:r>
-      <w:r>
-        <w:rPr>
-          <w:rFonts w:hint="eastAsia"/>
-        </w:rPr>
-        <w:t xml:space="preserve">——这直接推动了启发式算法的引入。</w:t>
+        <w:t xml:space="preserve">[14]</w:t>
+      </w:r>
+      <w:r>
+        <w:rPr>
+          <w:rFonts w:hint="eastAsia"/>
+        </w:rPr>
+        <w:t xml:space="preserve">，这意味着辖区设计并非简单的行政划分工作，而是一个具有突出经济价值的优化问题。</w:t>
       </w:r>
     </w:p>
     <w:p>
@@ -1706,429 +2398,614 @@
         <w:rPr>
           <w:rFonts w:hint="eastAsia"/>
         </w:rPr>
-        <w:t xml:space="preserve">启发式阶段以</w:t>
-      </w:r>
-      <w:r>
-        <w:t xml:space="preserve"> Skiera </w:t>
-      </w:r>
-      <w:r>
-        <w:rPr>
-          <w:rFonts w:hint="eastAsia"/>
-        </w:rPr>
-        <w:t xml:space="preserve">和</w:t>
-      </w:r>
-      <w:r>
-        <w:t xml:space="preserve"> </w:t>
-      </w:r>
-      <w:r>
-        <w:rPr>
-          <w:rFonts w:hint="eastAsia"/>
-        </w:rPr>
-        <w:t xml:space="preserve">Jordan（1996）的</w:t>
-      </w:r>
-      <w:r>
-        <w:t xml:space="preserve"> EQUALIZER </w:t>
-      </w:r>
-      <w:r>
-        <w:rPr>
-          <w:rFonts w:hint="eastAsia"/>
-        </w:rPr>
-        <w:t xml:space="preserve">模型为标志</w:t>
-      </w:r>
-      <w:r>
-        <w:rPr>
-          <w:vertAlign w:val="superscript"/>
-        </w:rPr>
-        <w:t xml:space="preserve">[13]</w:t>
-      </w:r>
-      <w:r>
-        <w:rPr>
-          <w:rFonts w:hint="eastAsia"/>
-        </w:rPr>
-        <w:t xml:space="preserve">，其核心创新有两点：一是引入惩罚函数机制将硬约束转化为代价函数中的惩罚项，把带约束多目标问题转化为无约束单目标最小化问题；二是采用模拟退火作为求解引擎，通过随机扰动与概率接受跳出局部最优。实验显示精确规划在</w:t>
-      </w:r>
-      <w:r>
-        <w:t xml:space="preserve"> 27% </w:t>
-      </w:r>
-      <w:r>
-        <w:rPr>
-          <w:rFonts w:hint="eastAsia"/>
-        </w:rPr>
-        <w:t xml:space="preserve">的算例中无法找到可行解，而</w:t>
-      </w:r>
-      <w:r>
-        <w:t xml:space="preserve"> EQUALIZER </w:t>
-      </w:r>
-      <w:r>
-        <w:rPr>
-          <w:rFonts w:hint="eastAsia"/>
-        </w:rPr>
-        <w:t xml:space="preserve">在所有算例中均能找到满足约束的方案，且解的质量与精确解相当——这一结果有力证明了启发式方法在复杂约束场景中的优越性。EQUALIZER</w:t>
-      </w:r>
-      <w:r>
-        <w:t xml:space="preserve"> </w:t>
-      </w:r>
-      <w:r>
-        <w:rPr>
-          <w:rFonts w:hint="eastAsia"/>
-        </w:rPr>
-        <w:t xml:space="preserve">对本文具有直接的启发意义，本文的代价函数设计——基于阈值的统一惩罚框架——正是对其惩罚函数思想的继承与发展。</w:t>
-      </w:r>
-    </w:p>
-    <w:p>
-      <w:pPr>
-        <w:pStyle w:val="BodyText"/>
-      </w:pPr>
-      <w:r>
-        <w:rPr>
-          <w:rFonts w:hint="eastAsia"/>
-        </w:rPr>
-        <w:t xml:space="preserve">进入</w:t>
-      </w:r>
-      <w:r>
-        <w:t xml:space="preserve"> 21 </w:t>
-      </w:r>
-      <w:r>
-        <w:rPr>
-          <w:rFonts w:hint="eastAsia"/>
-        </w:rPr>
-        <w:t xml:space="preserve">世纪，研究重心从”纯算法优化”转向”算法与商业体系的融合”。ZS</w:t>
-      </w:r>
-      <w:r>
-        <w:t xml:space="preserve"> Associates </w:t>
-      </w:r>
-      <w:r>
-        <w:rPr>
-          <w:rFonts w:hint="eastAsia"/>
-        </w:rPr>
-        <w:t xml:space="preserve">在《The</w:t>
-      </w:r>
-      <w:r>
-        <w:t xml:space="preserve"> Power of Sales </w:t>
-      </w:r>
-      <w:r>
-        <w:rPr>
-          <w:rFonts w:hint="eastAsia"/>
-        </w:rPr>
-        <w:t xml:space="preserve">Analytics》中指出，成功的辖区设计还需兼顾数据治理、业务规则引擎以及人机协同——最终的可用方案是”算法建议+人工判断”的融合产物</w:t>
-      </w:r>
-      <w:r>
-        <w:rPr>
-          <w:vertAlign w:val="superscript"/>
-        </w:rPr>
-        <w:t xml:space="preserve">[18]</w:t>
-      </w:r>
-      <w:r>
-        <w:rPr>
-          <w:rFonts w:hint="eastAsia"/>
-        </w:rPr>
-        <w:t xml:space="preserve">。两阶段方法的思想渊源也在这一阶段逐渐清晰：罗军等（2022）在民航机场地面服务人力资源优化中提出”班次设计→优化排班”两阶段方案，使员工工时均衡性提升</w:t>
-      </w:r>
-      <w:r>
-        <w:t xml:space="preserve"> 48.5%</w:t>
-      </w:r>
-      <w:r>
-        <w:rPr>
-          <w:vertAlign w:val="superscript"/>
-        </w:rPr>
-        <w:t xml:space="preserve">[19]</w:t>
-      </w:r>
-      <w:r>
-        <w:rPr>
-          <w:rFonts w:hint="eastAsia"/>
-        </w:rPr>
-        <w:t xml:space="preserve">，其方法论与本文的”均衡优化—历史匹配”框架高度一致——通过两个独立阶段各自追求最优目标，避免了单一优化中多目标相互妥协的问题。</w:t>
-      </w:r>
-    </w:p>
-    <w:bookmarkEnd w:id="42"/>
-    <w:bookmarkStart w:id="43" w:name="国内运筹算法应用与医药-sfe-研究空白"/>
-    <w:p>
-      <w:pPr>
-        <w:pStyle w:val="Heading3"/>
-      </w:pPr>
-      <w:r>
-        <w:t xml:space="preserve">2.2.2 </w:t>
-      </w:r>
-      <w:r>
-        <w:rPr>
-          <w:rFonts w:hint="eastAsia"/>
-        </w:rPr>
-        <w:t xml:space="preserve">国内运筹算法应用与医药</w:t>
-      </w:r>
-      <w:r>
-        <w:t xml:space="preserve"> SFE </w:t>
-      </w:r>
-      <w:r>
-        <w:rPr>
-          <w:rFonts w:hint="eastAsia"/>
-        </w:rPr>
-        <w:t xml:space="preserve">研究空白</w:t>
-      </w:r>
-    </w:p>
-    <w:p>
-      <w:pPr>
-        <w:pStyle w:val="FirstParagraph"/>
-      </w:pPr>
-      <w:r>
-        <w:rPr>
-          <w:rFonts w:hint="eastAsia"/>
-        </w:rPr>
-        <w:t xml:space="preserve">国内学术界在运筹优化算法的应用研究方面成果丰富，尤其在物流配送、生产调度、人力资源排班等通用领域积累了大量实践经验。尤佳等（2026）通过将协同优化问题归约至经典装箱问题严格证明了</w:t>
-      </w:r>
-      <w:r>
-        <w:t xml:space="preserve"> NP-hard </w:t>
-      </w:r>
-      <w:r>
-        <w:rPr>
-          <w:rFonts w:hint="eastAsia"/>
-        </w:rPr>
-        <w:t xml:space="preserve">性质，其”业务约束→必要性条件→启发式规则”的研究范式为本文”业务规则到算法约束”的转化过程提供了参考</w:t>
-      </w:r>
-      <w:r>
-        <w:rPr>
-          <w:vertAlign w:val="superscript"/>
-        </w:rPr>
-        <w:t xml:space="preserve">[20]</w:t>
-      </w:r>
-      <w:r>
-        <w:rPr>
-          <w:rFonts w:hint="eastAsia"/>
-        </w:rPr>
-        <w:t xml:space="preserve">；杨磊（2012）对遗传算法在运筹问题中应用的综述则为本文选择求解算法提供了比较分析的基础——本文最终选择模拟退火而非遗传算法，主要考量在于模拟退火的邻域搜索机制更适合”局部微调”的辖区调整操作（Move</w:t>
-      </w:r>
-      <w:r>
-        <w:t xml:space="preserve"> </w:t>
-      </w:r>
-      <w:r>
-        <w:rPr>
-          <w:rFonts w:hint="eastAsia"/>
-        </w:rPr>
-        <w:t xml:space="preserve">与</w:t>
-      </w:r>
-      <w:r>
-        <w:t xml:space="preserve"> </w:t>
-      </w:r>
-      <w:r>
-        <w:rPr>
-          <w:rFonts w:hint="eastAsia"/>
-        </w:rPr>
-        <w:t xml:space="preserve">Swap），而遗传算法的交叉算子在保持辖区连续性方面存在编码困难</w:t>
-      </w:r>
-      <w:r>
-        <w:rPr>
-          <w:vertAlign w:val="superscript"/>
-        </w:rPr>
-        <w:t xml:space="preserve">[21]</w:t>
-      </w:r>
-      <w:r>
-        <w:rPr>
-          <w:rFonts w:hint="eastAsia"/>
-        </w:rPr>
-        <w:t xml:space="preserve">。在元启发式算法的混合策略层面，马傲冬等（2026）提出的遗传-模拟退火混合算法用于求解一类生产计划与调度集成优化问题，验证了”全局搜索+局部精修”两类机制结合的有效性</w:t>
-      </w:r>
-      <w:r>
-        <w:rPr>
-          <w:vertAlign w:val="superscript"/>
-        </w:rPr>
-        <w:t xml:space="preserve">[22]</w:t>
-      </w:r>
-      <w:r>
-        <w:rPr>
-          <w:rFonts w:hint="eastAsia"/>
-        </w:rPr>
-        <w:t xml:space="preserve">；这种”两类机制有机结合”的设计理念，与本文”六层聚类生成初始解</w:t>
-      </w:r>
-      <w:r>
-        <w:t xml:space="preserve"> + </w:t>
-      </w:r>
-      <w:r>
-        <w:rPr>
-          <w:rFonts w:hint="eastAsia"/>
-        </w:rPr>
-        <w:t xml:space="preserve">模拟退火迭代优化</w:t>
-      </w:r>
-      <w:r>
-        <w:t xml:space="preserve"> + Hungarian </w:t>
-      </w:r>
-      <w:r>
-        <w:rPr>
-          <w:rFonts w:hint="eastAsia"/>
-        </w:rPr>
-        <w:t xml:space="preserve">一一映射”的三阶段框架在方法论上同源。</w:t>
-      </w:r>
-    </w:p>
-    <w:p>
-      <w:pPr>
-        <w:pStyle w:val="BodyText"/>
-      </w:pPr>
-      <w:r>
-        <w:rPr>
-          <w:rFonts w:hint="eastAsia"/>
-        </w:rPr>
-        <w:t xml:space="preserve">聚类与启发式算法的组合在选址类运筹问题中也有丰富积累。李怡萱（2026）针对农产品直播电商产地仓选址问题，融合</w:t>
-      </w:r>
-      <w:r>
-        <w:t xml:space="preserve"> K-means </w:t>
-      </w:r>
-      <w:r>
-        <w:rPr>
-          <w:rFonts w:hint="eastAsia"/>
-        </w:rPr>
-        <w:t xml:space="preserve">聚类与遗传算法，实现了从聚类生成候选解到启发式优化的完整链路</w:t>
-      </w:r>
-      <w:r>
-        <w:rPr>
-          <w:vertAlign w:val="superscript"/>
-        </w:rPr>
-        <w:t xml:space="preserve">[23]</w:t>
-      </w:r>
-      <w:r>
-        <w:rPr>
-          <w:rFonts w:hint="eastAsia"/>
-        </w:rPr>
-        <w:t xml:space="preserve">——这一思路与本文”六层地理聚类生成初始分配</w:t>
-      </w:r>
-      <w:r>
-        <w:t xml:space="preserve"> + </w:t>
-      </w:r>
-      <w:r>
-        <w:rPr>
-          <w:rFonts w:hint="eastAsia"/>
-        </w:rPr>
-        <w:t xml:space="preserve">模拟退火优化均衡性”的两阶段架构在结构上高度同构，是国内最直接的方法论对照；万莉莉等（2026）基于模糊最大覆盖模型的无人机应急配送中心选址研究，则展示了带有模糊约束的多目标选址问题的建模思路</w:t>
-      </w:r>
-      <w:r>
-        <w:rPr>
-          <w:vertAlign w:val="superscript"/>
-        </w:rPr>
-        <w:t xml:space="preserve">[24]</w:t>
-      </w:r>
-      <w:r>
-        <w:rPr>
-          <w:rFonts w:hint="eastAsia"/>
-        </w:rPr>
-        <w:t xml:space="preserve">，对本文软约束设计具有借鉴意义；田君豪等（2026）提出的基于地理自编码与跨域迁移的公交出行需求分层聚类方法，为复杂地理空间数据的多层次聚类提供了新的视角</w:t>
-      </w:r>
-      <w:r>
-        <w:rPr>
-          <w:vertAlign w:val="superscript"/>
-        </w:rPr>
-        <w:t xml:space="preserve">[25]</w:t>
-      </w:r>
-      <w:r>
-        <w:rPr>
-          <w:rFonts w:hint="eastAsia"/>
-        </w:rPr>
-        <w:t xml:space="preserve">。在行业语境层面，徐蓉（2023）从制药企业人力资源数字化创新视角</w:t>
-      </w:r>
-      <w:r>
-        <w:rPr>
-          <w:vertAlign w:val="superscript"/>
-        </w:rPr>
-        <w:t xml:space="preserve">[26]</w:t>
-      </w:r>
-      <w:r>
-        <w:rPr>
-          <w:rFonts w:hint="eastAsia"/>
-        </w:rPr>
-        <w:t xml:space="preserve">、陈兆兆（2024）从集采趋势下的成本控制策略</w:t>
-      </w:r>
-      <w:r>
-        <w:rPr>
-          <w:vertAlign w:val="superscript"/>
-        </w:rPr>
-        <w:t xml:space="preserve">[27]</w:t>
-      </w:r>
-      <w:r>
-        <w:rPr>
-          <w:rFonts w:hint="eastAsia"/>
-        </w:rPr>
-        <w:t xml:space="preserve">，均指出销售人力资源配置的精细化是企业精细化管理转型的重要抓手。</w:t>
-      </w:r>
-    </w:p>
-    <w:p>
-      <w:pPr>
-        <w:pStyle w:val="BodyText"/>
-      </w:pPr>
-      <w:r>
-        <w:rPr>
-          <w:rFonts w:hint="eastAsia"/>
-        </w:rPr>
-        <w:t xml:space="preserve">但在医药行业</w:t>
-      </w:r>
-      <w:r>
-        <w:t xml:space="preserve"> SFE </w:t>
-      </w:r>
-      <w:r>
-        <w:rPr>
-          <w:rFonts w:hint="eastAsia"/>
-        </w:rPr>
-        <w:t xml:space="preserve">领域——特别是销售辖区分配问题——的国内学术研究却极为匮乏。对中国知网（CNKI）以”销售辖区”</w:t>
-      </w:r>
-      <w:r>
-        <w:rPr>
-          <w:rFonts w:hint="eastAsia"/>
-        </w:rPr>
-        <w:t xml:space="preserve">“辖区分配”</w:t>
-      </w:r>
-      <w:r>
-        <w:t xml:space="preserve">“Territory Alignment”</w:t>
-      </w:r>
-      <w:r>
-        <w:rPr>
-          <w:rFonts w:hint="eastAsia"/>
-        </w:rPr>
-        <w:t xml:space="preserve">等关键词系统检索所得的直接相关文献数量极少，且多为行业报告或管理咨询类文章，缺乏严格的数学建模和算法设计。研究空白的形成有其深层原因：需求端来看，中国医药行业的</w:t>
-      </w:r>
-      <w:r>
-        <w:t xml:space="preserve"> SFE </w:t>
-      </w:r>
-      <w:r>
-        <w:rPr>
-          <w:rFonts w:hint="eastAsia"/>
-        </w:rPr>
-        <w:t xml:space="preserve">管理实践起步较晚，多数企业的辖区分配仍处于”手工</w:t>
-      </w:r>
-      <w:r>
-        <w:t xml:space="preserve"> </w:t>
-      </w:r>
-      <w:r>
-        <w:rPr>
-          <w:rFonts w:hint="eastAsia"/>
-        </w:rPr>
-        <w:t xml:space="preserve">Excel”阶段，未产生对算法优化的强烈拉动；供给端来看，辖区分配问题涉及运筹学、地理信息科学和医药商业管理的交叉知识，国内具备这种跨学科研究能力的团队相对稀缺；再加上辖区分配的数据具有高度的企业专属性和商业敏感性，学术研究者难以获取真实业务数据用于实证分析。值得一提的是，国外的辖区划分研究虽然在理论和方法上较为成熟，但其模型假设与中国医药行业的商业现实之间存在突出差距——例如</w:t>
-      </w:r>
-      <w:r>
-        <w:t xml:space="preserve"> EQUALIZER </w:t>
-      </w:r>
-      <w:r>
-        <w:rPr>
-          <w:rFonts w:hint="eastAsia"/>
-        </w:rPr>
-        <w:t xml:space="preserve">模型假设基本地理单元不可拆分、Kalcsics</w:t>
-      </w:r>
-      <w:r>
-        <w:t xml:space="preserve"> </w:t>
-      </w:r>
-      <w:r>
-        <w:rPr>
-          <w:rFonts w:hint="eastAsia"/>
-        </w:rPr>
-        <w:t xml:space="preserve">等的统一框架未考虑中国特有的省-市-区县三级行政约束，都说明在中国医药</w:t>
-      </w:r>
-      <w:r>
-        <w:t xml:space="preserve"> SFE </w:t>
-      </w:r>
-      <w:r>
-        <w:rPr>
-          <w:rFonts w:hint="eastAsia"/>
-        </w:rPr>
-        <w:t xml:space="preserve">辖区分配这一特定领域，存在一个明确的研究空白。</w:t>
+        <w:t xml:space="preserve">中国制药行业的实际场景下，辖区设计还需兼顾若干行业特有约束：大型三甲医院的销售潜力远超普通医院，需要多代表”共岗”覆盖，由此产生”大医院拆分”需求；客户关系的连续性使得”历史延续性”成为辖区调整中不可忽视的维度；企业组织架构（大区/省区层级）以及”锁定分配”等业务规则进一步增加了问题的复杂性。这些行业特有约束让中国医药行业的辖区设计问题远比通用销售场景更为复杂，也为本文的模型构建提供了明确的业务需求导向。</w:t>
       </w:r>
     </w:p>
     <w:bookmarkEnd w:id="43"/>
     <w:bookmarkEnd w:id="44"/>
-    <w:bookmarkStart w:id="45" w:name="现有研究的局限性与本研究切入点"/>
+    <w:bookmarkStart w:id="47" w:name="销售辖区分配算法的研究演进"/>
+    <w:p>
+      <w:pPr>
+        <w:pStyle w:val="Heading2"/>
+      </w:pPr>
+      <w:r>
+        <w:t xml:space="preserve">2.2 </w:t>
+      </w:r>
+      <w:r>
+        <w:rPr>
+          <w:rFonts w:hint="eastAsia"/>
+        </w:rPr>
+        <w:t xml:space="preserve">销售辖区分配算法的研究演进</w:t>
+      </w:r>
+    </w:p>
+    <w:bookmarkStart w:id="45" w:name="国外算法演进从精确算法到现代商业化融合"/>
+    <w:p>
+      <w:pPr>
+        <w:pStyle w:val="Heading3"/>
+      </w:pPr>
+      <w:r>
+        <w:t xml:space="preserve">2.2.1 </w:t>
+      </w:r>
+      <w:r>
+        <w:rPr>
+          <w:rFonts w:hint="eastAsia"/>
+        </w:rPr>
+        <w:t xml:space="preserve">国外算法演进：从精确算法到现代商业化融合</w:t>
+      </w:r>
+    </w:p>
+    <w:p>
+      <w:pPr>
+        <w:pStyle w:val="FirstParagraph"/>
+      </w:pPr>
+      <w:r>
+        <w:rPr>
+          <w:rFonts w:hint="eastAsia"/>
+        </w:rPr>
+        <w:t xml:space="preserve">销售辖区划分问题在运筹学中属于带约束的多目标组合优化问题，国外研究的演进大致经历了精确算法、启发式算法与现代商业化融合三个阶段。</w:t>
+      </w:r>
+    </w:p>
+    <w:p>
+      <w:pPr>
+        <w:pStyle w:val="BodyText"/>
+      </w:pPr>
+      <w:r>
+        <w:rPr>
+          <w:rFonts w:hint="eastAsia"/>
+        </w:rPr>
+        <w:t xml:space="preserve">学术研究可追溯至</w:t>
+      </w:r>
+      <w:r>
+        <w:t xml:space="preserve"> 20 </w:t>
+      </w:r>
+      <w:r>
+        <w:rPr>
+          <w:rFonts w:hint="eastAsia"/>
+        </w:rPr>
+        <w:t xml:space="preserve">世纪</w:t>
+      </w:r>
+      <w:r>
+        <w:t xml:space="preserve"> 60 </w:t>
+      </w:r>
+      <w:r>
+        <w:rPr>
+          <w:rFonts w:hint="eastAsia"/>
+        </w:rPr>
+        <w:t xml:space="preserve">年代末。Hess</w:t>
+      </w:r>
+      <w:r>
+        <w:t xml:space="preserve"> </w:t>
+      </w:r>
+      <w:r>
+        <w:rPr>
+          <w:rFonts w:hint="eastAsia"/>
+        </w:rPr>
+        <w:t xml:space="preserve">和</w:t>
+      </w:r>
+      <w:r>
+        <w:t xml:space="preserve"> </w:t>
+      </w:r>
+      <w:r>
+        <w:rPr>
+          <w:rFonts w:hint="eastAsia"/>
+        </w:rPr>
+        <w:t xml:space="preserve">Samuels（1971）率先将线性规划应用于销售辖区划分，将问题建模为集合划分问题（Set</w:t>
+      </w:r>
+      <w:r>
+        <w:t xml:space="preserve"> Partitioning </w:t>
+      </w:r>
+      <w:r>
+        <w:rPr>
+          <w:rFonts w:hint="eastAsia"/>
+        </w:rPr>
+        <w:t xml:space="preserve">Problem），奠定了辖区划分问题的数学基础</w:t>
+      </w:r>
+      <w:r>
+        <w:rPr>
+          <w:vertAlign w:val="superscript"/>
+        </w:rPr>
+        <w:t xml:space="preserve">[11]</w:t>
+      </w:r>
+      <w:r>
+        <w:t xml:space="preserve">。Zoltners </w:t>
+      </w:r>
+      <w:r>
+        <w:rPr>
+          <w:rFonts w:hint="eastAsia"/>
+        </w:rPr>
+        <w:t xml:space="preserve">和</w:t>
+      </w:r>
+      <w:r>
+        <w:t xml:space="preserve"> </w:t>
+      </w:r>
+      <w:r>
+        <w:rPr>
+          <w:rFonts w:hint="eastAsia"/>
+        </w:rPr>
+        <w:t xml:space="preserve">Sinha（1983）在此基础上提出了更为完整的整数规划模型，将均衡性、紧凑性、连续性和完整性四个核心属性形式化为约束或目标函数组成部分，首次系统定义了多维目标结构</w:t>
+      </w:r>
+      <w:r>
+        <w:rPr>
+          <w:vertAlign w:val="superscript"/>
+        </w:rPr>
+        <w:t xml:space="preserve">[12]</w:t>
+      </w:r>
+      <w:r>
+        <w:rPr>
+          <w:rFonts w:hint="eastAsia"/>
+        </w:rPr>
+        <w:t xml:space="preserve">。然而精确算法在实际应用中遭遇了计算瓶颈——辖区划分问题本质是</w:t>
+      </w:r>
+      <w:r>
+        <w:t xml:space="preserve"> NP-hard </w:t>
+      </w:r>
+      <w:r>
+        <w:rPr>
+          <w:rFonts w:hint="eastAsia"/>
+        </w:rPr>
+        <w:t xml:space="preserve">问题，当基本地理单元数量达到数百甚至数千时，精确求解的计算时间呈指数级增长，Kalcsics、Nickel</w:t>
+      </w:r>
+      <w:r>
+        <w:t xml:space="preserve"> </w:t>
+      </w:r>
+      <w:r>
+        <w:rPr>
+          <w:rFonts w:hint="eastAsia"/>
+        </w:rPr>
+        <w:t xml:space="preserve">和</w:t>
+      </w:r>
+      <w:r>
+        <w:t xml:space="preserve"> </w:t>
+      </w:r>
+      <w:r>
+        <w:rPr>
+          <w:rFonts w:hint="eastAsia"/>
+        </w:rPr>
+        <w:t xml:space="preserve">Schröder（2005）的综述对此做了系统证明，并将辖区设计的应用场景归纳为政治选区划分、销售辖区设计和服务区域划分三大类</w:t>
+      </w:r>
+      <w:r>
+        <w:rPr>
+          <w:vertAlign w:val="superscript"/>
+        </w:rPr>
+        <w:t xml:space="preserve">[17]</w:t>
+      </w:r>
+      <w:r>
+        <w:rPr>
+          <w:rFonts w:hint="eastAsia"/>
+        </w:rPr>
+        <w:t xml:space="preserve">——这直接推动了启发式算法的引入。</w:t>
+      </w:r>
+    </w:p>
+    <w:p>
+      <w:pPr>
+        <w:pStyle w:val="BodyText"/>
+      </w:pPr>
+      <w:r>
+        <w:rPr>
+          <w:rFonts w:hint="eastAsia"/>
+        </w:rPr>
+        <w:t xml:space="preserve">启发式阶段以</w:t>
+      </w:r>
+      <w:r>
+        <w:t xml:space="preserve"> Skiera </w:t>
+      </w:r>
+      <w:r>
+        <w:rPr>
+          <w:rFonts w:hint="eastAsia"/>
+        </w:rPr>
+        <w:t xml:space="preserve">和</w:t>
+      </w:r>
+      <w:r>
+        <w:t xml:space="preserve"> </w:t>
+      </w:r>
+      <w:r>
+        <w:rPr>
+          <w:rFonts w:hint="eastAsia"/>
+        </w:rPr>
+        <w:t xml:space="preserve">Jordan（1996）的</w:t>
+      </w:r>
+      <w:r>
+        <w:t xml:space="preserve"> EQUALIZER </w:t>
+      </w:r>
+      <w:r>
+        <w:rPr>
+          <w:rFonts w:hint="eastAsia"/>
+        </w:rPr>
+        <w:t xml:space="preserve">模型为标志</w:t>
+      </w:r>
+      <w:r>
+        <w:rPr>
+          <w:vertAlign w:val="superscript"/>
+        </w:rPr>
+        <w:t xml:space="preserve">[13]</w:t>
+      </w:r>
+      <w:r>
+        <w:rPr>
+          <w:rFonts w:hint="eastAsia"/>
+        </w:rPr>
+        <w:t xml:space="preserve">，其核心创新有两点：一是引入惩罚函数机制将硬约束转化为代价函数中的惩罚项，把带约束多目标问题转化为无约束单目标最小化问题；二是采用模拟退火作为求解引擎，通过随机扰动与概率接受跳出局部最优。实验显示精确规划在</w:t>
+      </w:r>
+      <w:r>
+        <w:t xml:space="preserve"> 27% </w:t>
+      </w:r>
+      <w:r>
+        <w:rPr>
+          <w:rFonts w:hint="eastAsia"/>
+        </w:rPr>
+        <w:t xml:space="preserve">的算例中无法找到可行解，而</w:t>
+      </w:r>
+      <w:r>
+        <w:t xml:space="preserve"> EQUALIZER </w:t>
+      </w:r>
+      <w:r>
+        <w:rPr>
+          <w:rFonts w:hint="eastAsia"/>
+        </w:rPr>
+        <w:t xml:space="preserve">在所有算例中均能找到满足约束的方案，且解的质量与精确解相当——这一结果有力证明了启发式方法在复杂约束场景中的优越性。EQUALIZER</w:t>
+      </w:r>
+      <w:r>
+        <w:t xml:space="preserve"> </w:t>
+      </w:r>
+      <w:r>
+        <w:rPr>
+          <w:rFonts w:hint="eastAsia"/>
+        </w:rPr>
+        <w:t xml:space="preserve">对本文具有直接的启发意义，本文的代价函数设计——基于阈值的统一惩罚框架——正是对其惩罚函数思想的继承与发展。</w:t>
+      </w:r>
+    </w:p>
+    <w:p>
+      <w:pPr>
+        <w:pStyle w:val="BodyText"/>
+      </w:pPr>
+      <w:r>
+        <w:rPr>
+          <w:rFonts w:hint="eastAsia"/>
+        </w:rPr>
+        <w:t xml:space="preserve">进入</w:t>
+      </w:r>
+      <w:r>
+        <w:t xml:space="preserve"> 21 </w:t>
+      </w:r>
+      <w:r>
+        <w:rPr>
+          <w:rFonts w:hint="eastAsia"/>
+        </w:rPr>
+        <w:t xml:space="preserve">世纪，研究重心从”纯算法优化”转向”算法与商业体系的融合”。ZS</w:t>
+      </w:r>
+      <w:r>
+        <w:t xml:space="preserve"> Associates </w:t>
+      </w:r>
+      <w:r>
+        <w:rPr>
+          <w:rFonts w:hint="eastAsia"/>
+        </w:rPr>
+        <w:t xml:space="preserve">在《The</w:t>
+      </w:r>
+      <w:r>
+        <w:t xml:space="preserve"> Power of Sales </w:t>
+      </w:r>
+      <w:r>
+        <w:rPr>
+          <w:rFonts w:hint="eastAsia"/>
+        </w:rPr>
+        <w:t xml:space="preserve">Analytics》中指出，成功的辖区设计还需兼顾数据治理、业务规则引擎以及人机协同——最终的可用方案是”算法建议+人工判断”的融合产物</w:t>
+      </w:r>
+      <w:r>
+        <w:rPr>
+          <w:vertAlign w:val="superscript"/>
+        </w:rPr>
+        <w:t xml:space="preserve">[18]</w:t>
+      </w:r>
+      <w:r>
+        <w:rPr>
+          <w:rFonts w:hint="eastAsia"/>
+        </w:rPr>
+        <w:t xml:space="preserve">。两阶段方法的思想渊源也在这一阶段逐渐清晰：罗军等（2022）在民航机场地面服务人力资源优化中提出”班次设计→优化排班”两阶段方案，使员工工时均衡性提升</w:t>
+      </w:r>
+      <w:r>
+        <w:t xml:space="preserve"> 48.5%</w:t>
+      </w:r>
+      <w:r>
+        <w:rPr>
+          <w:vertAlign w:val="superscript"/>
+        </w:rPr>
+        <w:t xml:space="preserve">[19]</w:t>
+      </w:r>
+      <w:r>
+        <w:rPr>
+          <w:rFonts w:hint="eastAsia"/>
+        </w:rPr>
+        <w:t xml:space="preserve">，其方法论与本文的”均衡优化—历史匹配”框架高度一致——通过两个独立阶段各自追求最优目标，避免了单一优化中多目标相互妥协的问题。</w:t>
+      </w:r>
+    </w:p>
+    <w:bookmarkEnd w:id="45"/>
+    <w:bookmarkStart w:id="46" w:name="国内运筹算法应用与医药-sfe-研究空白"/>
+    <w:p>
+      <w:pPr>
+        <w:pStyle w:val="Heading3"/>
+      </w:pPr>
+      <w:r>
+        <w:t xml:space="preserve">2.2.2 </w:t>
+      </w:r>
+      <w:r>
+        <w:rPr>
+          <w:rFonts w:hint="eastAsia"/>
+        </w:rPr>
+        <w:t xml:space="preserve">国内运筹算法应用与医药</w:t>
+      </w:r>
+      <w:r>
+        <w:t xml:space="preserve"> SFE </w:t>
+      </w:r>
+      <w:r>
+        <w:rPr>
+          <w:rFonts w:hint="eastAsia"/>
+        </w:rPr>
+        <w:t xml:space="preserve">研究空白</w:t>
+      </w:r>
+    </w:p>
+    <w:p>
+      <w:pPr>
+        <w:pStyle w:val="FirstParagraph"/>
+      </w:pPr>
+      <w:r>
+        <w:rPr>
+          <w:rFonts w:hint="eastAsia"/>
+        </w:rPr>
+        <w:t xml:space="preserve">国内学术界在运筹优化算法的应用研究方面成果丰富，尤其在物流配送、生产调度、人力资源排班等通用领域积累了大量实践经验。尤佳等（2026）通过将协同优化问题归约至经典装箱问题严格证明了</w:t>
+      </w:r>
+      <w:r>
+        <w:t xml:space="preserve"> NP-hard </w:t>
+      </w:r>
+      <w:r>
+        <w:rPr>
+          <w:rFonts w:hint="eastAsia"/>
+        </w:rPr>
+        <w:t xml:space="preserve">性质，其”业务约束→必要性条件→启发式规则”的研究范式为本文”业务规则到算法约束”的转化过程提供了参考</w:t>
+      </w:r>
+      <w:r>
+        <w:rPr>
+          <w:vertAlign w:val="superscript"/>
+        </w:rPr>
+        <w:t xml:space="preserve">[20]</w:t>
+      </w:r>
+      <w:r>
+        <w:rPr>
+          <w:rFonts w:hint="eastAsia"/>
+        </w:rPr>
+        <w:t xml:space="preserve">；杨磊（2012）对遗传算法在运筹问题中应用的综述则为本文选择求解算法提供了比较分析的基础——本文最终选择模拟退火而非遗传算法，主要考量在于模拟退火的邻域搜索机制更适合”局部微调”的辖区调整操作（Move</w:t>
+      </w:r>
+      <w:r>
+        <w:t xml:space="preserve"> </w:t>
+      </w:r>
+      <w:r>
+        <w:rPr>
+          <w:rFonts w:hint="eastAsia"/>
+        </w:rPr>
+        <w:t xml:space="preserve">与</w:t>
+      </w:r>
+      <w:r>
+        <w:t xml:space="preserve"> </w:t>
+      </w:r>
+      <w:r>
+        <w:rPr>
+          <w:rFonts w:hint="eastAsia"/>
+        </w:rPr>
+        <w:t xml:space="preserve">Swap），而遗传算法的交叉算子在保持辖区连续性方面存在编码困难</w:t>
+      </w:r>
+      <w:r>
+        <w:rPr>
+          <w:vertAlign w:val="superscript"/>
+        </w:rPr>
+        <w:t xml:space="preserve">[21]</w:t>
+      </w:r>
+      <w:r>
+        <w:rPr>
+          <w:rFonts w:hint="eastAsia"/>
+        </w:rPr>
+        <w:t xml:space="preserve">。在元启发式算法的混合策略层面，马傲冬等（2026）提出的遗传-模拟退火混合算法用于求解一类生产计划与调度集成优化问题，验证了”全局搜索+局部精修”两类机制结合的有效性</w:t>
+      </w:r>
+      <w:r>
+        <w:rPr>
+          <w:vertAlign w:val="superscript"/>
+        </w:rPr>
+        <w:t xml:space="preserve">[22]</w:t>
+      </w:r>
+      <w:r>
+        <w:rPr>
+          <w:rFonts w:hint="eastAsia"/>
+        </w:rPr>
+        <w:t xml:space="preserve">；这种”两类机制有机结合”的设计理念，与本文”六层聚类生成初始解</w:t>
+      </w:r>
+      <w:r>
+        <w:t xml:space="preserve"> + </w:t>
+      </w:r>
+      <w:r>
+        <w:rPr>
+          <w:rFonts w:hint="eastAsia"/>
+        </w:rPr>
+        <w:t xml:space="preserve">模拟退火迭代优化</w:t>
+      </w:r>
+      <w:r>
+        <w:t xml:space="preserve"> + Hungarian </w:t>
+      </w:r>
+      <w:r>
+        <w:rPr>
+          <w:rFonts w:hint="eastAsia"/>
+        </w:rPr>
+        <w:t xml:space="preserve">一一映射”的三阶段框架在方法论上同源。</w:t>
+      </w:r>
+    </w:p>
+    <w:p>
+      <w:pPr>
+        <w:pStyle w:val="BodyText"/>
+      </w:pPr>
+      <w:r>
+        <w:rPr>
+          <w:rFonts w:hint="eastAsia"/>
+        </w:rPr>
+        <w:t xml:space="preserve">聚类与启发式算法的组合在选址类运筹问题中也有丰富积累。李怡萱（2026）针对农产品直播电商产地仓选址问题，融合</w:t>
+      </w:r>
+      <w:r>
+        <w:t xml:space="preserve"> K-means </w:t>
+      </w:r>
+      <w:r>
+        <w:rPr>
+          <w:rFonts w:hint="eastAsia"/>
+        </w:rPr>
+        <w:t xml:space="preserve">聚类与遗传算法，实现了从聚类生成候选解到启发式优化的完整链路</w:t>
+      </w:r>
+      <w:r>
+        <w:rPr>
+          <w:vertAlign w:val="superscript"/>
+        </w:rPr>
+        <w:t xml:space="preserve">[23]</w:t>
+      </w:r>
+      <w:r>
+        <w:rPr>
+          <w:rFonts w:hint="eastAsia"/>
+        </w:rPr>
+        <w:t xml:space="preserve">——这一思路与本文”六层地理聚类生成初始分配</w:t>
+      </w:r>
+      <w:r>
+        <w:t xml:space="preserve"> + </w:t>
+      </w:r>
+      <w:r>
+        <w:rPr>
+          <w:rFonts w:hint="eastAsia"/>
+        </w:rPr>
+        <w:t xml:space="preserve">模拟退火优化均衡性”的两阶段架构在结构上高度同构，是国内最直接的方法论对照；万莉莉等（2026）基于模糊最大覆盖模型的无人机应急配送中心选址研究，则展示了带有模糊约束的多目标选址问题的建模思路</w:t>
+      </w:r>
+      <w:r>
+        <w:rPr>
+          <w:vertAlign w:val="superscript"/>
+        </w:rPr>
+        <w:t xml:space="preserve">[24]</w:t>
+      </w:r>
+      <w:r>
+        <w:rPr>
+          <w:rFonts w:hint="eastAsia"/>
+        </w:rPr>
+        <w:t xml:space="preserve">，对本文软约束设计具有借鉴意义；田君豪等（2026）提出的基于地理自编码与跨域迁移的公交出行需求分层聚类方法，为复杂地理空间数据的多层次聚类提供了新的视角</w:t>
+      </w:r>
+      <w:r>
+        <w:rPr>
+          <w:vertAlign w:val="superscript"/>
+        </w:rPr>
+        <w:t xml:space="preserve">[25]</w:t>
+      </w:r>
+      <w:r>
+        <w:rPr>
+          <w:rFonts w:hint="eastAsia"/>
+        </w:rPr>
+        <w:t xml:space="preserve">。在行业语境层面，徐蓉（2023）从制药企业人力资源数字化创新视角</w:t>
+      </w:r>
+      <w:r>
+        <w:rPr>
+          <w:vertAlign w:val="superscript"/>
+        </w:rPr>
+        <w:t xml:space="preserve">[26]</w:t>
+      </w:r>
+      <w:r>
+        <w:rPr>
+          <w:rFonts w:hint="eastAsia"/>
+        </w:rPr>
+        <w:t xml:space="preserve">、陈兆兆（2024）从集采趋势下的成本控制策略</w:t>
+      </w:r>
+      <w:r>
+        <w:rPr>
+          <w:vertAlign w:val="superscript"/>
+        </w:rPr>
+        <w:t xml:space="preserve">[27]</w:t>
+      </w:r>
+      <w:r>
+        <w:rPr>
+          <w:rFonts w:hint="eastAsia"/>
+        </w:rPr>
+        <w:t xml:space="preserve">，均指出销售人力资源配置的精细化是企业精细化管理转型的重要抓手。</w:t>
+      </w:r>
+    </w:p>
+    <w:p>
+      <w:pPr>
+        <w:pStyle w:val="BodyText"/>
+      </w:pPr>
+      <w:r>
+        <w:rPr>
+          <w:rFonts w:hint="eastAsia"/>
+        </w:rPr>
+        <w:t xml:space="preserve">但在医药行业</w:t>
+      </w:r>
+      <w:r>
+        <w:t xml:space="preserve"> SFE </w:t>
+      </w:r>
+      <w:r>
+        <w:rPr>
+          <w:rFonts w:hint="eastAsia"/>
+        </w:rPr>
+        <w:t xml:space="preserve">领域——特别是销售辖区分配问题——的国内学术研究却极为匮乏。对中国知网（CNKI）以”销售辖区”</w:t>
+      </w:r>
+      <w:r>
+        <w:rPr>
+          <w:rFonts w:hint="eastAsia"/>
+        </w:rPr>
+        <w:t xml:space="preserve">“辖区分配”</w:t>
+      </w:r>
+      <w:r>
+        <w:t xml:space="preserve">“Territory Alignment”</w:t>
+      </w:r>
+      <w:r>
+        <w:rPr>
+          <w:rFonts w:hint="eastAsia"/>
+        </w:rPr>
+        <w:t xml:space="preserve">等关键词系统检索所得的直接相关文献数量极少，且多为行业报告或管理咨询类文章，缺乏严格的数学建模和算法设计。研究空白的形成有其深层原因：需求端来看，中国医药行业的</w:t>
+      </w:r>
+      <w:r>
+        <w:t xml:space="preserve"> SFE </w:t>
+      </w:r>
+      <w:r>
+        <w:rPr>
+          <w:rFonts w:hint="eastAsia"/>
+        </w:rPr>
+        <w:t xml:space="preserve">管理实践起步较晚，多数企业的辖区分配仍处于”手工</w:t>
+      </w:r>
+      <w:r>
+        <w:t xml:space="preserve"> </w:t>
+      </w:r>
+      <w:r>
+        <w:rPr>
+          <w:rFonts w:hint="eastAsia"/>
+        </w:rPr>
+        <w:t xml:space="preserve">Excel”阶段，未产生对算法优化的强烈拉动；供给端来看，辖区分配问题涉及运筹学、地理信息科学和医药商业管理的交叉知识，国内具备这种跨学科研究能力的团队相对稀缺；再加上辖区分配的数据具有高度的企业专属性和商业敏感性，学术研究者难以获取真实业务数据用于实证分析。值得一提的是，国外的辖区划分研究虽然在理论和方法上较为成熟，但其模型假设与中国医药行业的商业现实之间存在突出差距——例如</w:t>
+      </w:r>
+      <w:r>
+        <w:t xml:space="preserve"> EQUALIZER </w:t>
+      </w:r>
+      <w:r>
+        <w:rPr>
+          <w:rFonts w:hint="eastAsia"/>
+        </w:rPr>
+        <w:t xml:space="preserve">模型假设基本地理单元不可拆分、Kalcsics</w:t>
+      </w:r>
+      <w:r>
+        <w:t xml:space="preserve"> </w:t>
+      </w:r>
+      <w:r>
+        <w:rPr>
+          <w:rFonts w:hint="eastAsia"/>
+        </w:rPr>
+        <w:t xml:space="preserve">等的统一框架未考虑中国特有的省-市-区县三级行政约束，都说明在中国医药</w:t>
+      </w:r>
+      <w:r>
+        <w:t xml:space="preserve"> SFE </w:t>
+      </w:r>
+      <w:r>
+        <w:rPr>
+          <w:rFonts w:hint="eastAsia"/>
+        </w:rPr>
+        <w:t xml:space="preserve">辖区分配这一特定领域，存在一个明确的研究空白。</w:t>
+      </w:r>
+    </w:p>
+    <w:bookmarkEnd w:id="46"/>
+    <w:bookmarkEnd w:id="47"/>
+    <w:bookmarkStart w:id="48" w:name="现有研究的局限性与本研究切入点"/>
     <w:p>
       <w:pPr>
         <w:pStyle w:val="Heading2"/>
@@ -3032,8 +3909,8 @@
         <w:t xml:space="preserve">算法将匿名簇映射到历史辖区编号，使两个目标各自达到最优。除算法研究本身之外，本文还进一步探讨”人机协同”决策机制、组织变革管理策略以及算法产品化的商业模式，弥合学术研究与商业实践之间的鸿沟。</w:t>
       </w:r>
     </w:p>
-    <w:bookmarkEnd w:id="45"/>
-    <w:bookmarkStart w:id="46" w:name="本章小结-1"/>
+    <w:bookmarkEnd w:id="48"/>
+    <w:bookmarkStart w:id="49" w:name="本章小结-1"/>
     <w:p>
       <w:pPr>
         <w:pStyle w:val="Heading2"/>
@@ -3106,9 +3983,23 @@
         <w:t xml:space="preserve">通过系统的文献对比，本章识别了现有研究的三个核心局限——模型假设与中国医药行业脱节、均衡性与历史延续性的目标冲突未有效解决、算法研究与商业落地之间存在鸿沟——并据此提出了本文的改进思路，为下一章的现状诊断和第四章的模型构建奠定了理论基础。</w:t>
       </w:r>
     </w:p>
-    <w:bookmarkEnd w:id="46"/>
-    <w:bookmarkEnd w:id="47"/>
-    <w:bookmarkStart w:id="92" w:name="第三章-制药企业-sfe-辖区管理痛点的行业调研验证"/>
+    <w:bookmarkEnd w:id="49"/>
+    <w:bookmarkEnd w:id="50"/>
+    <w:bookmarkStart w:id="95" w:name="第三章-制药企业-sfe-辖区管理痛点的行业调研验证"/>
+    <w:p>
+      <w:pPr>
+        <w:sectPr>
+          <w:headerReference w:type="default" r:id="rId5"/>
+          <w:footerReference r:id="rId10" w:type="default"/>
+          <w:footnotePr>
+            <w:numRestart w:val="eachSect"/>
+          </w:footnotePr>
+          <w:pgSz w:h="16838" w:w="11906"/>
+          <w:pgMar w:bottom="2268" w:footer="1701" w:header="1417" w:left="1417" w:right="1417" w:top="1984"/>
+          <w:pgNumType w:fmt="decimal"/>
+        </w:sectPr>
+      </w:pPr>
+    </w:p>
     <w:p>
       <w:pPr>
         <w:pStyle w:val="Heading1"/>
@@ -3158,7 +4049,7 @@
         <w:t xml:space="preserve">的现实诉求，还有待业务侧的实证验证。本章先以简练笔触回顾政策环境与企业管理层面的痛点表征，然后引入一轮针对行业从业者的深度访谈与问卷调研，把分散的理论假设、政策压力与企业观察凝练为一份可量化的算法需求清单，作为第四章模型构建的业务输入。</w:t>
       </w:r>
     </w:p>
-    <w:bookmarkStart w:id="60" w:name="行业政策与企业管理痛点的简要回顾"/>
+    <w:bookmarkStart w:id="63" w:name="行业政策与企业管理痛点的简要回顾"/>
     <w:p>
       <w:pPr>
         <w:pStyle w:val="Heading2"/>
@@ -3173,7 +4064,7 @@
         <w:t xml:space="preserve">行业政策与企业管理痛点的简要回顾</w:t>
       </w:r>
     </w:p>
-    <w:bookmarkStart w:id="54" w:name="政策三重压力下的辖区分配诉求质变"/>
+    <w:bookmarkStart w:id="57" w:name="政策三重压力下的辖区分配诉求质变"/>
     <w:p>
       <w:pPr>
         <w:pStyle w:val="Heading3"/>
@@ -3388,18 +4279,18 @@
           <wp:inline>
             <wp:extent cx="5397584" cy="2827978"/>
             <wp:effectExtent b="0" l="0" r="0" t="0"/>
-            <wp:docPr descr="图 3-1 国家集采各轮次新增品种数与累计覆盖品种数（2018-2025）" title="" id="49" name="Picture"/>
+            <wp:docPr descr="图 3-1 国家集采各轮次新增品种数与累计覆盖品种数（2018-2025）" title="" id="52" name="Picture"/>
             <a:graphic>
               <a:graphicData uri="http://schemas.openxmlformats.org/drawingml/2006/picture">
                 <pic:pic>
                   <pic:nvPicPr>
-                    <pic:cNvPr descr="figures/fig3-1.png" id="50" name="Picture"/>
+                    <pic:cNvPr descr="figures/fig3-1.png" id="53" name="Picture"/>
                     <pic:cNvPicPr>
                       <a:picLocks noChangeArrowheads="1" noChangeAspect="1"/>
                     </pic:cNvPicPr>
                   </pic:nvPicPr>
                   <pic:blipFill>
-                    <a:blip r:embed="rId48"/>
+                    <a:blip r:embed="rId51"/>
                     <a:stretch>
                       <a:fillRect/>
                     </a:stretch>
@@ -3472,18 +4363,18 @@
           <wp:inline>
             <wp:extent cx="5399314" cy="3406019"/>
             <wp:effectExtent b="0" l="0" r="0" t="0"/>
-            <wp:docPr descr="图 3-2 医药行业 HCP 互动总量与面对面拜访占比演变（2019-2024）" title="" id="52" name="Picture"/>
+            <wp:docPr descr="图 3-2 医药行业 HCP 互动总量与面对面拜访占比演变（2019-2024）" title="" id="55" name="Picture"/>
             <a:graphic>
               <a:graphicData uri="http://schemas.openxmlformats.org/drawingml/2006/picture">
                 <pic:pic>
                   <pic:nvPicPr>
-                    <pic:cNvPr descr="figures/fig3-2.png" id="53" name="Picture"/>
+                    <pic:cNvPr descr="figures/fig3-2.png" id="56" name="Picture"/>
                     <pic:cNvPicPr>
                       <a:picLocks noChangeArrowheads="1" noChangeAspect="1"/>
                     </pic:cNvPicPr>
                   </pic:nvPicPr>
                   <pic:blipFill>
-                    <a:blip r:embed="rId51"/>
+                    <a:blip r:embed="rId54"/>
                     <a:stretch>
                       <a:fillRect/>
                     </a:stretch>
@@ -3570,8 +4461,8 @@
         <w:t xml:space="preserve">三重政策压力叠加之下，制药企业的辖区管理面临前所未有的挑战：组织架构调整频率从年度变为季度甚至月度，分配维度从单一销量变为多维综合价值，精度要求从”大致均衡”变为”精确均衡”。这些变化从根本上超越了传统手工分配模式的能力边界，为算法化工具的引入创造了迫切需求。</w:t>
       </w:r>
     </w:p>
-    <w:bookmarkEnd w:id="54"/>
-    <w:bookmarkStart w:id="58" w:name="现行管理模式与典型企业的写照"/>
+    <w:bookmarkEnd w:id="57"/>
+    <w:bookmarkStart w:id="61" w:name="现行管理模式与典型企业的写照"/>
     <w:p>
       <w:pPr>
         <w:pStyle w:val="Heading3"/>
@@ -3818,18 +4709,18 @@
           <wp:inline>
             <wp:extent cx="5417648" cy="3217587"/>
             <wp:effectExtent b="0" l="0" r="0" t="0"/>
-            <wp:docPr descr="图 3-3 业内某跨国药企 2020-2025 年销售额与一线销售人员数变化" title="" id="56" name="Picture"/>
+            <wp:docPr descr="图 3-3 业内某跨国药企 2020-2025 年销售额与一线销售人员数变化" title="" id="59" name="Picture"/>
             <a:graphic>
               <a:graphicData uri="http://schemas.openxmlformats.org/drawingml/2006/picture">
                 <pic:pic>
                   <pic:nvPicPr>
-                    <pic:cNvPr descr="figures/fig3-3.png" id="57" name="Picture"/>
+                    <pic:cNvPr descr="figures/fig3-3.png" id="60" name="Picture"/>
                     <pic:cNvPicPr>
                       <a:picLocks noChangeArrowheads="1" noChangeAspect="1"/>
                     </pic:cNvPicPr>
                   </pic:nvPicPr>
                   <pic:blipFill>
-                    <a:blip r:embed="rId55"/>
+                    <a:blip r:embed="rId58"/>
                     <a:stretch>
                       <a:fillRect/>
                     </a:stretch>
@@ -3896,8 +4787,8 @@
         <w:t xml:space="preserve">数据来源：作者基于业内某跨国药企内部脱敏统计数据整理</w:t>
       </w:r>
     </w:p>
-    <w:bookmarkEnd w:id="58"/>
-    <w:bookmarkStart w:id="59" w:name="痛点本质与算法化的研究假设"/>
+    <w:bookmarkEnd w:id="61"/>
+    <w:bookmarkStart w:id="62" w:name="痛点本质与算法化的研究假设"/>
     <w:p>
       <w:pPr>
         <w:pStyle w:val="Heading3"/>
@@ -3950,9 +4841,9 @@
         <w:t xml:space="preserve">节将介绍为此设计的一轮深度访谈与问卷调研。</w:t>
       </w:r>
     </w:p>
-    <w:bookmarkEnd w:id="59"/>
-    <w:bookmarkEnd w:id="60"/>
-    <w:bookmarkStart w:id="66" w:name="行业从业者的深度访谈与问卷调研"/>
+    <w:bookmarkEnd w:id="62"/>
+    <w:bookmarkEnd w:id="63"/>
+    <w:bookmarkStart w:id="69" w:name="行业从业者的深度访谈与问卷调研"/>
     <w:p>
       <w:pPr>
         <w:pStyle w:val="Heading2"/>
@@ -3967,7 +4858,7 @@
         <w:t xml:space="preserve">行业从业者的深度访谈与问卷调研</w:t>
       </w:r>
     </w:p>
-    <w:bookmarkStart w:id="61" w:name="研究动机与方法选择"/>
+    <w:bookmarkStart w:id="64" w:name="研究动机与方法选择"/>
     <w:p>
       <w:pPr>
         <w:pStyle w:val="Heading3"/>
@@ -4085,8 +4976,8 @@
         <w:t xml:space="preserve">人样本与之相当。</w:t>
       </w:r>
     </w:p>
-    <w:bookmarkEnd w:id="61"/>
-    <w:bookmarkStart w:id="65" w:name="受访者背景与样本特征"/>
+    <w:bookmarkEnd w:id="64"/>
+    <w:bookmarkStart w:id="68" w:name="受访者背景与样本特征"/>
     <w:p>
       <w:pPr>
         <w:pStyle w:val="Heading3"/>
@@ -4671,18 +5562,18 @@
           <wp:inline>
             <wp:extent cx="5406043" cy="2906683"/>
             <wp:effectExtent b="0" l="0" r="0" t="0"/>
-            <wp:docPr descr="图 3-4 受访者背景分布" title="" id="63" name="Picture"/>
+            <wp:docPr descr="图 3-4 受访者背景分布" title="" id="66" name="Picture"/>
             <a:graphic>
               <a:graphicData uri="http://schemas.openxmlformats.org/drawingml/2006/picture">
                 <pic:pic>
                   <pic:nvPicPr>
-                    <pic:cNvPr descr="figures/fig3-4.png" id="64" name="Picture"/>
+                    <pic:cNvPr descr="figures/fig3-4.png" id="67" name="Picture"/>
                     <pic:cNvPicPr>
                       <a:picLocks noChangeArrowheads="1" noChangeAspect="1"/>
                     </pic:cNvPicPr>
                   </pic:nvPicPr>
                   <pic:blipFill>
-                    <a:blip r:embed="rId62"/>
+                    <a:blip r:embed="rId65"/>
                     <a:stretch>
                       <a:fillRect/>
                     </a:stretch>
@@ -4772,9 +5663,9 @@
         <w:t xml:space="preserve"> A。</w:t>
       </w:r>
     </w:p>
-    <w:bookmarkEnd w:id="65"/>
-    <w:bookmarkEnd w:id="66"/>
-    <w:bookmarkStart w:id="89" w:name="调研结果分析"/>
+    <w:bookmarkEnd w:id="68"/>
+    <w:bookmarkEnd w:id="69"/>
+    <w:bookmarkStart w:id="92" w:name="调研结果分析"/>
     <w:p>
       <w:pPr>
         <w:pStyle w:val="Heading2"/>
@@ -4789,7 +5680,7 @@
         <w:t xml:space="preserve">调研结果分析</w:t>
       </w:r>
     </w:p>
-    <w:bookmarkStart w:id="70" w:name="综合价值指数-index-的构成共识"/>
+    <w:bookmarkStart w:id="73" w:name="综合价值指数-index-的构成共识"/>
     <w:p>
       <w:pPr>
         <w:pStyle w:val="Heading3"/>
@@ -4926,18 +5817,18 @@
           <wp:inline>
             <wp:extent cx="5382321" cy="2463180"/>
             <wp:effectExtent b="0" l="0" r="0" t="0"/>
-            <wp:docPr descr="图 3-5 Index 构成维度入选率与赋权均值" title="" id="68" name="Picture"/>
+            <wp:docPr descr="图 3-5 Index 构成维度入选率与赋权均值" title="" id="71" name="Picture"/>
             <a:graphic>
               <a:graphicData uri="http://schemas.openxmlformats.org/drawingml/2006/picture">
                 <pic:pic>
                   <pic:nvPicPr>
-                    <pic:cNvPr descr="figures/fig3-5.png" id="69" name="Picture"/>
+                    <pic:cNvPr descr="figures/fig3-5.png" id="72" name="Picture"/>
                     <pic:cNvPicPr>
                       <a:picLocks noChangeArrowheads="1" noChangeAspect="1"/>
                     </pic:cNvPicPr>
                   </pic:nvPicPr>
                   <pic:blipFill>
-                    <a:blip r:embed="rId67"/>
+                    <a:blip r:embed="rId70"/>
                     <a:stretch>
                       <a:fillRect/>
                     </a:stretch>
@@ -5180,8 +6071,8 @@
         <w:t xml:space="preserve">流向数据与标杆指标系数折算到潜力子指标。</w:t>
       </w:r>
     </w:p>
-    <w:bookmarkEnd w:id="70"/>
-    <w:bookmarkStart w:id="74" w:name="辖区评价的核心考量因素"/>
+    <w:bookmarkEnd w:id="73"/>
+    <w:bookmarkStart w:id="77" w:name="辖区评价的核心考量因素"/>
     <w:p>
       <w:pPr>
         <w:pStyle w:val="Heading3"/>
@@ -5304,20 +6195,20 @@
       <w:r>
         <w:drawing>
           <wp:inline>
-            <wp:extent cx="5537200" cy="5869515"/>
+            <wp:extent cx="5565731" cy="5899758"/>
             <wp:effectExtent b="0" l="0" r="0" t="0"/>
-            <wp:docPr descr="图 3-6 七项核心考量因素重要性（5 分制均值）" title="" id="72" name="Picture"/>
+            <wp:docPr descr="图 3-6 七项核心考量因素重要性（5 分制均值）" title="" id="75" name="Picture"/>
             <a:graphic>
               <a:graphicData uri="http://schemas.openxmlformats.org/drawingml/2006/picture">
                 <pic:pic>
                   <pic:nvPicPr>
-                    <pic:cNvPr descr="figures/fig3-6.png" id="73" name="Picture"/>
+                    <pic:cNvPr descr="figures/fig3-6.png" id="76" name="Picture"/>
                     <pic:cNvPicPr>
                       <a:picLocks noChangeArrowheads="1" noChangeAspect="1"/>
                     </pic:cNvPicPr>
                   </pic:nvPicPr>
                   <pic:blipFill>
-                    <a:blip r:embed="rId71"/>
+                    <a:blip r:embed="rId74"/>
                     <a:stretch>
                       <a:fillRect/>
                     </a:stretch>
@@ -5325,7 +6216,7 @@
                   <pic:spPr bwMode="auto">
                     <a:xfrm>
                       <a:off x="0" y="0"/>
-                      <a:ext cx="5537200" cy="5869515"/>
+                      <a:ext cx="5565731" cy="5899758"/>
                     </a:xfrm>
                     <a:prstGeom prst="rect">
                       <a:avLst/>
@@ -5470,8 +6361,8 @@
         <w:t xml:space="preserve">节）。</w:t>
       </w:r>
     </w:p>
-    <w:bookmarkEnd w:id="74"/>
-    <w:bookmarkStart w:id="84" w:name="关键阈值的容忍带"/>
+    <w:bookmarkEnd w:id="77"/>
+    <w:bookmarkStart w:id="87" w:name="关键阈值的容忍带"/>
     <w:p>
       <w:pPr>
         <w:pStyle w:val="Heading3"/>
@@ -5623,20 +6514,20 @@
       <w:r>
         <w:drawing>
           <wp:inline>
-            <wp:extent cx="5537200" cy="3149042"/>
+            <wp:extent cx="5753100" cy="3271826"/>
             <wp:effectExtent b="0" l="0" r="0" t="0"/>
-            <wp:docPr descr="图 3-7 大医院虚拟拆分阈值频次分布（D1）" title="" id="76" name="Picture"/>
+            <wp:docPr descr="图 3-7 大医院虚拟拆分阈值频次分布（D1）" title="" id="79" name="Picture"/>
             <a:graphic>
               <a:graphicData uri="http://schemas.openxmlformats.org/drawingml/2006/picture">
                 <pic:pic>
                   <pic:nvPicPr>
-                    <pic:cNvPr descr="figures/fig3-7.png" id="77" name="Picture"/>
+                    <pic:cNvPr descr="figures/fig3-7.png" id="80" name="Picture"/>
                     <pic:cNvPicPr>
                       <a:picLocks noChangeArrowheads="1" noChangeAspect="1"/>
                     </pic:cNvPicPr>
                   </pic:nvPicPr>
                   <pic:blipFill>
-                    <a:blip r:embed="rId75"/>
+                    <a:blip r:embed="rId78"/>
                     <a:stretch>
                       <a:fillRect/>
                     </a:stretch>
@@ -5644,7 +6535,7 @@
                   <pic:spPr bwMode="auto">
                     <a:xfrm>
                       <a:off x="0" y="0"/>
-                      <a:ext cx="5537200" cy="3149042"/>
+                      <a:ext cx="5753100" cy="3271826"/>
                     </a:xfrm>
                     <a:prstGeom prst="rect">
                       <a:avLst/>
@@ -5829,20 +6720,20 @@
       <w:r>
         <w:drawing>
           <wp:inline>
-            <wp:extent cx="5537200" cy="3362602"/>
+            <wp:extent cx="5753100" cy="3493713"/>
             <wp:effectExtent b="0" l="0" r="0" t="0"/>
-            <wp:docPr descr="图 3-8 单代表覆盖城市数上限分布（D4）" title="" id="79" name="Picture"/>
+            <wp:docPr descr="图 3-8 单代表覆盖城市数上限分布（D4）" title="" id="82" name="Picture"/>
             <a:graphic>
               <a:graphicData uri="http://schemas.openxmlformats.org/drawingml/2006/picture">
                 <pic:pic>
                   <pic:nvPicPr>
-                    <pic:cNvPr descr="figures/fig3-8.png" id="80" name="Picture"/>
+                    <pic:cNvPr descr="figures/fig3-8.png" id="83" name="Picture"/>
                     <pic:cNvPicPr>
                       <a:picLocks noChangeArrowheads="1" noChangeAspect="1"/>
                     </pic:cNvPicPr>
                   </pic:nvPicPr>
                   <pic:blipFill>
-                    <a:blip r:embed="rId78"/>
+                    <a:blip r:embed="rId81"/>
                     <a:stretch>
                       <a:fillRect/>
                     </a:stretch>
@@ -5850,7 +6741,7 @@
                   <pic:spPr bwMode="auto">
                     <a:xfrm>
                       <a:off x="0" y="0"/>
-                      <a:ext cx="5537200" cy="3362602"/>
+                      <a:ext cx="5753100" cy="3493713"/>
                     </a:xfrm>
                     <a:prstGeom prst="rect">
                       <a:avLst/>
@@ -6071,20 +6962,20 @@
       <w:r>
         <w:drawing>
           <wp:inline>
-            <wp:extent cx="5537200" cy="4099099"/>
+            <wp:extent cx="5753100" cy="4258926"/>
             <wp:effectExtent b="0" l="0" r="0" t="0"/>
-            <wp:docPr descr="图 3-9 单辖区 Index 上下浮动容忍度分布（D2）" title="" id="82" name="Picture"/>
+            <wp:docPr descr="图 3-9 单辖区 Index 上下浮动容忍度分布（D2）" title="" id="85" name="Picture"/>
             <a:graphic>
               <a:graphicData uri="http://schemas.openxmlformats.org/drawingml/2006/picture">
                 <pic:pic>
                   <pic:nvPicPr>
-                    <pic:cNvPr descr="figures/fig3-9.png" id="83" name="Picture"/>
+                    <pic:cNvPr descr="figures/fig3-9.png" id="86" name="Picture"/>
                     <pic:cNvPicPr>
                       <a:picLocks noChangeArrowheads="1" noChangeAspect="1"/>
                     </pic:cNvPicPr>
                   </pic:nvPicPr>
                   <pic:blipFill>
-                    <a:blip r:embed="rId81"/>
+                    <a:blip r:embed="rId84"/>
                     <a:stretch>
                       <a:fillRect/>
                     </a:stretch>
@@ -6092,7 +6983,7 @@
                   <pic:spPr bwMode="auto">
                     <a:xfrm>
                       <a:off x="0" y="0"/>
-                      <a:ext cx="5537200" cy="4099099"/>
+                      <a:ext cx="5753100" cy="4258926"/>
                     </a:xfrm>
                     <a:prstGeom prst="rect">
                       <a:avLst/>
@@ -6160,8 +7051,8 @@
         <w:t xml:space="preserve">题。</w:t>
       </w:r>
     </w:p>
-    <w:bookmarkEnd w:id="84"/>
-    <w:bookmarkStart w:id="88" w:name="算法接受度与人机协同的偏好"/>
+    <w:bookmarkEnd w:id="87"/>
+    <w:bookmarkStart w:id="91" w:name="算法接受度与人机协同的偏好"/>
     <w:p>
       <w:pPr>
         <w:pStyle w:val="Heading3"/>
@@ -6331,18 +7222,18 @@
           <wp:inline>
             <wp:extent cx="5406043" cy="2452254"/>
             <wp:effectExtent b="0" l="0" r="0" t="0"/>
-            <wp:docPr descr="图 3-10 G1 三组成对比较结果" title="" id="86" name="Picture"/>
+            <wp:docPr descr="图 3-10 G1 三组成对比较结果" title="" id="89" name="Picture"/>
             <a:graphic>
               <a:graphicData uri="http://schemas.openxmlformats.org/drawingml/2006/picture">
                 <pic:pic>
                   <pic:nvPicPr>
-                    <pic:cNvPr descr="figures/fig3-10.png" id="87" name="Picture"/>
+                    <pic:cNvPr descr="figures/fig3-10.png" id="90" name="Picture"/>
                     <pic:cNvPicPr>
                       <a:picLocks noChangeArrowheads="1" noChangeAspect="1"/>
                     </pic:cNvPicPr>
                   </pic:nvPicPr>
                   <pic:blipFill>
-                    <a:blip r:embed="rId85"/>
+                    <a:blip r:embed="rId88"/>
                     <a:stretch>
                       <a:fillRect/>
                     </a:stretch>
@@ -6458,9 +7349,9 @@
         <w:t xml:space="preserve">偏好人机协同的结果有更深远的含义：访谈中多位受访者反复强调”算法工具必须可解释、可干预，单纯黑盒输出全局最优在业务上是不可接受的”。这一诉求为第六章商业化设计中”人机协同决策机制”提供了直接的业务背书——算法负责大规模数据计算与多目标优化，业务管理者基于算法输出进行微调与最终决策，把无法量化的业务经验和人际因素纳入考量。</w:t>
       </w:r>
     </w:p>
-    <w:bookmarkEnd w:id="88"/>
-    <w:bookmarkEnd w:id="89"/>
-    <w:bookmarkStart w:id="90" w:name="调研结论与算法需求清单"/>
+    <w:bookmarkEnd w:id="91"/>
+    <w:bookmarkEnd w:id="92"/>
+    <w:bookmarkStart w:id="93" w:name="调研结论与算法需求清单"/>
     <w:p>
       <w:pPr>
         <w:pStyle w:val="Heading2"/>
@@ -7291,8 +8182,8 @@
         <w:t xml:space="preserve">这份需求清单的价值在于：它把分散在政策环境、企业写照、文献综述中的零散观察，凝练为业务侧可验证、可量化的具体诉求，并明确指向算法层面的具体设计。第四章将基于这份清单系统化地构建两阶段优化模型，每一个数值阈值与权重设定都能从清单中追溯到对应的业务依据。</w:t>
       </w:r>
     </w:p>
-    <w:bookmarkEnd w:id="90"/>
-    <w:bookmarkStart w:id="91" w:name="本章小结-2"/>
+    <w:bookmarkEnd w:id="93"/>
+    <w:bookmarkStart w:id="94" w:name="本章小结-2"/>
     <w:p>
       <w:pPr>
         <w:pStyle w:val="Heading2"/>
@@ -7354,9 +8245,23 @@
         <w:t xml:space="preserve">二维构成、关键阈值取值，到两阶段均衡—延续解耦、人机协同接口。下一章将基于这份需求清单，从数学建模和算法设计的角度系统化构建两阶段智能辖区分配模型。</w:t>
       </w:r>
     </w:p>
-    <w:bookmarkEnd w:id="91"/>
-    <w:bookmarkEnd w:id="92"/>
-    <w:bookmarkStart w:id="128" w:name="第四章-基于综合价值指数的智能辖区分配模型构建"/>
+    <w:bookmarkEnd w:id="94"/>
+    <w:bookmarkEnd w:id="95"/>
+    <w:bookmarkStart w:id="131" w:name="第四章-基于综合价值指数的智能辖区分配模型构建"/>
+    <w:p>
+      <w:pPr>
+        <w:sectPr>
+          <w:headerReference w:type="default" r:id="rId6"/>
+          <w:footerReference r:id="rId10" w:type="default"/>
+          <w:footnotePr>
+            <w:numRestart w:val="eachSect"/>
+          </w:footnotePr>
+          <w:pgSz w:h="16838" w:w="11906"/>
+          <w:pgMar w:bottom="2268" w:footer="1701" w:header="1417" w:left="1417" w:right="1417" w:top="1984"/>
+          <w:pgNumType w:fmt="decimal"/>
+        </w:sectPr>
+      </w:pPr>
+    </w:p>
     <w:p>
       <w:pPr>
         <w:pStyle w:val="Heading1"/>
@@ -7388,7 +8293,7 @@
         <w:t xml:space="preserve">第三章的分析揭示了制药企业辖区管理在政策压力与业务复杂性双重作用下所面临的核心矛盾，本章将在此基础上，从数学建模的角度对辖区动态分配问题进行形式化定义，并给出一套完整的求解方案。全章遵循”问题定义→数据工程→预处理→模型构建→算法设计”的逻辑链条，逐步展开模型的各个组成部分。</w:t>
       </w:r>
     </w:p>
-    <w:bookmarkStart w:id="96" w:name="问题定义与模型假设"/>
+    <w:bookmarkStart w:id="99" w:name="问题定义与模型假设"/>
     <w:p>
       <w:pPr>
         <w:pStyle w:val="Heading2"/>
@@ -7403,7 +8308,7 @@
         <w:t xml:space="preserve">问题定义与模型假设</w:t>
       </w:r>
     </w:p>
-    <w:bookmarkStart w:id="93" w:name="辖区动态分配的业务场景定义"/>
+    <w:bookmarkStart w:id="96" w:name="辖区动态分配的业务场景定义"/>
     <w:p>
       <w:pPr>
         <w:pStyle w:val="Heading3"/>
@@ -7640,8 +8545,8 @@
         <w:t xml:space="preserve">本文所定义的”动态”并非指算法在运行过程中实时调整分配方案，而是指当外部约束条件发生变化（例如辖区数量调整、锁定医院变更、权重参数修改）时，算法能够在数分钟内快速响应并生成一套全新的、满足所有约束的分配方案，而非对旧方案进行局部修补。这种”约束驱动的快速重算”能力，正是传统手工模式和静态咨询方案所不具备的。</w:t>
       </w:r>
     </w:p>
-    <w:bookmarkEnd w:id="93"/>
-    <w:bookmarkStart w:id="94" w:name="模型基本假设与边界条件"/>
+    <w:bookmarkEnd w:id="96"/>
+    <w:bookmarkStart w:id="97" w:name="模型基本假设与边界条件"/>
     <w:p>
       <w:pPr>
         <w:pStyle w:val="Heading3"/>
@@ -7707,8 +8612,8 @@
         <w:t xml:space="preserve">在边界条件方面，模型按省份独立求解，省与省之间的医院不会被分配到同一辖区。这一设定既符合中国医药行业以省为单位进行销售管理的惯例，也大幅降低了问题的规模——将一个全国性的大规模优化问题分解为若干个省级子问题，每个子问题的医院数量通常在几十到几百家之间，计算复杂度处于可控范围内。</w:t>
       </w:r>
     </w:p>
-    <w:bookmarkEnd w:id="94"/>
-    <w:bookmarkStart w:id="95" w:name="符号定义与数学记号"/>
+    <w:bookmarkEnd w:id="97"/>
+    <w:bookmarkStart w:id="98" w:name="符号定义与数学记号"/>
     <w:p>
       <w:pPr>
         <w:pStyle w:val="Heading3"/>
@@ -8981,9 +9886,9 @@
         <w:t xml:space="preserve">公式而非欧氏距离，是因为在中国这样跨越较大经纬度范围的地理区域内，平面近似会引入不可忽视的误差，尤其是在东西方向上。</w:t>
       </w:r>
     </w:p>
-    <w:bookmarkEnd w:id="95"/>
-    <w:bookmarkEnd w:id="96"/>
-    <w:bookmarkStart w:id="100" w:name="数据特征工程与综合价值指数index构建"/>
+    <w:bookmarkEnd w:id="98"/>
+    <w:bookmarkEnd w:id="99"/>
+    <w:bookmarkStart w:id="103" w:name="数据特征工程与综合价值指数index构建"/>
     <w:p>
       <w:pPr>
         <w:pStyle w:val="Heading2"/>
@@ -8998,7 +9903,7 @@
         <w:t xml:space="preserve">数据特征工程与综合价值指数（Index）构建</w:t>
       </w:r>
     </w:p>
-    <w:bookmarkStart w:id="97" w:name="多源数据清洗与整合"/>
+    <w:bookmarkStart w:id="100" w:name="多源数据清洗与整合"/>
     <w:p>
       <w:pPr>
         <w:pStyle w:val="Heading3"/>
@@ -9149,8 +10054,8 @@
         <w:t xml:space="preserve">在数据脱敏方面，本研究使用的所有医院名称、代表姓名和辖区编号均已做匿名化处理，业务指标经过线性变换以保护商业机密，但变换后的数据保持了原始数据的分布特征和相对排序，不影响算法效果的验证。</w:t>
       </w:r>
     </w:p>
-    <w:bookmarkEnd w:id="97"/>
-    <w:bookmarkStart w:id="98" w:name="基于省内份额归一化的医院价值量化模型"/>
+    <w:bookmarkEnd w:id="100"/>
+    <w:bookmarkStart w:id="101" w:name="基于省内份额归一化的医院价值量化模型"/>
     <w:p>
       <w:pPr>
         <w:pStyle w:val="Heading3"/>
@@ -11056,8 +11961,8 @@
         <w:t xml:space="preserve"> 3-5。</w:t>
       </w:r>
     </w:p>
-    <w:bookmarkEnd w:id="98"/>
-    <w:bookmarkStart w:id="99" w:name="大医院虚拟拆分预处理"/>
+    <w:bookmarkEnd w:id="101"/>
+    <w:bookmarkStart w:id="102" w:name="大医院虚拟拆分预处理"/>
     <w:p>
       <w:pPr>
         <w:pStyle w:val="Heading3"/>
@@ -11976,9 +12881,9 @@
         <w:t xml:space="preserve"> 3-7。</w:t>
       </w:r>
     </w:p>
-    <w:bookmarkEnd w:id="99"/>
-    <w:bookmarkEnd w:id="100"/>
-    <w:bookmarkStart w:id="104" w:name="多目标优化模型构建"/>
+    <w:bookmarkEnd w:id="102"/>
+    <w:bookmarkEnd w:id="103"/>
+    <w:bookmarkStart w:id="107" w:name="多目标优化模型构建"/>
     <w:p>
       <w:pPr>
         <w:pStyle w:val="Heading2"/>
@@ -12078,7 +12983,7 @@
         <w:t xml:space="preserve">偏好”紧凑度换偏差”的判断也支持这一设计——业务侧并不接受将均衡作为压倒一切的目标。本节随后构建的所有约束与惩罚项，都建立在这一解耦原则之上。</w:t>
       </w:r>
     </w:p>
-    <w:bookmarkStart w:id="101" w:name="目标函数基于阈值的统一惩罚框架"/>
+    <w:bookmarkStart w:id="104" w:name="目标函数基于阈值的统一惩罚框架"/>
     <w:p>
       <w:pPr>
         <w:pStyle w:val="Heading3"/>
@@ -13017,8 +13922,8 @@
         <w:t xml:space="preserve"> 3-6。</w:t>
       </w:r>
     </w:p>
-    <w:bookmarkEnd w:id="101"/>
-    <w:bookmarkStart w:id="102" w:name="硬约束条件设定"/>
+    <w:bookmarkEnd w:id="104"/>
+    <w:bookmarkStart w:id="105" w:name="硬约束条件设定"/>
     <w:p>
       <w:pPr>
         <w:pStyle w:val="Heading3"/>
@@ -13261,8 +14166,8 @@
         <w:t xml:space="preserve">3-8）。</w:t>
       </w:r>
     </w:p>
-    <w:bookmarkEnd w:id="102"/>
-    <w:bookmarkStart w:id="103" w:name="软约束条件与惩罚权重"/>
+    <w:bookmarkEnd w:id="105"/>
+    <w:bookmarkStart w:id="106" w:name="软约束条件与惩罚权重"/>
     <w:p>
       <w:pPr>
         <w:pStyle w:val="Heading3"/>
@@ -15077,9 +15982,9 @@
         <w:t xml:space="preserve">均衡性的小幅改善——换言之，超过一定距离阈值后，再去优化均衡性已经在数学上完全得不偿失。</w:t>
       </w:r>
     </w:p>
-    <w:bookmarkEnd w:id="103"/>
-    <w:bookmarkEnd w:id="104"/>
-    <w:bookmarkStart w:id="126" w:name="两阶段求解算法设计"/>
+    <w:bookmarkEnd w:id="106"/>
+    <w:bookmarkEnd w:id="107"/>
+    <w:bookmarkStart w:id="129" w:name="两阶段求解算法设计"/>
     <w:p>
       <w:pPr>
         <w:pStyle w:val="Heading2"/>
@@ -15094,7 +15999,7 @@
         <w:t xml:space="preserve">两阶段求解算法设计</w:t>
       </w:r>
     </w:p>
-    <w:bookmarkStart w:id="108" w:name="算法整体架构均衡优化历史匹配两阶段流程"/>
+    <w:bookmarkStart w:id="111" w:name="算法整体架构均衡优化历史匹配两阶段流程"/>
     <w:p>
       <w:pPr>
         <w:pStyle w:val="Heading3"/>
@@ -15263,18 +16168,18 @@
           <wp:inline>
             <wp:extent cx="5385390" cy="5901069"/>
             <wp:effectExtent b="0" l="0" r="0" t="0"/>
-            <wp:docPr descr="图 4-1 两阶段算法整体架构流程图" title="" id="106" name="Picture"/>
+            <wp:docPr descr="图 4-1 两阶段算法整体架构流程图" title="" id="109" name="Picture"/>
             <a:graphic>
               <a:graphicData uri="http://schemas.openxmlformats.org/drawingml/2006/picture">
                 <pic:pic>
                   <pic:nvPicPr>
-                    <pic:cNvPr descr="figures/fig4-1.png" id="107" name="Picture"/>
+                    <pic:cNvPr descr="figures/fig4-1.png" id="110" name="Picture"/>
                     <pic:cNvPicPr>
                       <a:picLocks noChangeArrowheads="1" noChangeAspect="1"/>
                     </pic:cNvPicPr>
                   </pic:nvPicPr>
                   <pic:blipFill>
-                    <a:blip r:embed="rId105"/>
+                    <a:blip r:embed="rId108"/>
                     <a:stretch>
                       <a:fillRect/>
                     </a:stretch>
@@ -15428,8 +16333,8 @@
         <w:t xml:space="preserve"> 3-10。</w:t>
       </w:r>
     </w:p>
-    <w:bookmarkEnd w:id="108"/>
-    <w:bookmarkStart w:id="118" w:name="第一阶段基于地理聚类与模拟退火的均衡优化"/>
+    <w:bookmarkEnd w:id="111"/>
+    <w:bookmarkStart w:id="121" w:name="第一阶段基于地理聚类与模拟退火的均衡优化"/>
     <w:p>
       <w:pPr>
         <w:pStyle w:val="Heading3"/>
@@ -15455,7 +16360,7 @@
         <w:t xml:space="preserve">第一阶段由两个子模块串联组成：六层地理聚类负责生成一个质量较高的初始分配方案，模拟退火在此基础上进行局部搜索优化。初始解的质量直接影响模拟退火的收敛速度和最终解的质量——一个好的初始解意味着模拟退火只需在局部进行微调，而非从一个随机解开始进行全局搜索。</w:t>
       </w:r>
     </w:p>
-    <w:bookmarkStart w:id="112" w:name="六层地理聚类初始分配"/>
+    <w:bookmarkStart w:id="115" w:name="六层地理聚类初始分配"/>
     <w:p>
       <w:pPr>
         <w:pStyle w:val="Heading4"/>
@@ -15508,18 +16413,18 @@
           <wp:inline>
             <wp:extent cx="5427903" cy="3749963"/>
             <wp:effectExtent b="0" l="0" r="0" t="0"/>
-            <wp:docPr descr="图 4-2 六层地理聚类示意图" title="" id="110" name="Picture"/>
+            <wp:docPr descr="图 4-2 六层地理聚类示意图" title="" id="113" name="Picture"/>
             <a:graphic>
               <a:graphicData uri="http://schemas.openxmlformats.org/drawingml/2006/picture">
                 <pic:pic>
                   <pic:nvPicPr>
-                    <pic:cNvPr descr="figures/fig4-2.png" id="111" name="Picture"/>
+                    <pic:cNvPr descr="figures/fig4-2.png" id="114" name="Picture"/>
                     <pic:cNvPicPr>
                       <a:picLocks noChangeArrowheads="1" noChangeAspect="1"/>
                     </pic:cNvPicPr>
                   </pic:nvPicPr>
                   <pic:blipFill>
-                    <a:blip r:embed="rId109"/>
+                    <a:blip r:embed="rId112"/>
                     <a:stretch>
                       <a:fillRect/>
                     </a:stretch>
@@ -15658,8 +16563,8 @@
         <w:t xml:space="preserve">均衡性而非地理破碎度上。</w:t>
       </w:r>
     </w:p>
-    <w:bookmarkEnd w:id="112"/>
-    <w:bookmarkStart w:id="113" w:name="邻接关系构建"/>
+    <w:bookmarkEnd w:id="115"/>
+    <w:bookmarkStart w:id="116" w:name="邻接关系构建"/>
     <w:p>
       <w:pPr>
         <w:pStyle w:val="Heading4"/>
@@ -15712,8 +16617,8 @@
         <w:t xml:space="preserve">均衡时，无法以”打散辖区地理结构”为代价。</w:t>
       </w:r>
     </w:p>
-    <w:bookmarkEnd w:id="113"/>
-    <w:bookmarkStart w:id="117" w:name="模拟退火优化"/>
+    <w:bookmarkEnd w:id="116"/>
+    <w:bookmarkStart w:id="120" w:name="模拟退火优化"/>
     <w:p>
       <w:pPr>
         <w:pStyle w:val="Heading4"/>
@@ -15805,18 +16710,18 @@
           <wp:inline>
             <wp:extent cx="5395263" cy="2339162"/>
             <wp:effectExtent b="0" l="0" r="0" t="0"/>
-            <wp:docPr descr="图 4-3 模拟退火 Move/Swap 操作示意图" title="" id="115" name="Picture"/>
+            <wp:docPr descr="图 4-3 模拟退火 Move/Swap 操作示意图" title="" id="118" name="Picture"/>
             <a:graphic>
               <a:graphicData uri="http://schemas.openxmlformats.org/drawingml/2006/picture">
                 <pic:pic>
                   <pic:nvPicPr>
-                    <pic:cNvPr descr="figures/fig4-3.png" id="116" name="Picture"/>
+                    <pic:cNvPr descr="figures/fig4-3.png" id="119" name="Picture"/>
                     <pic:cNvPicPr>
                       <a:picLocks noChangeArrowheads="1" noChangeAspect="1"/>
                     </pic:cNvPicPr>
                   </pic:nvPicPr>
                   <pic:blipFill>
-                    <a:blip r:embed="rId114"/>
+                    <a:blip r:embed="rId117"/>
                     <a:stretch>
                       <a:fillRect/>
                     </a:stretch>
@@ -16273,9 +17178,9 @@
         <w:t xml:space="preserve">。算法在整个过程中持续记录历史最优解，最终输出的是这一全局最优而非最后一步的状态——这种”留底”机制确保输出质量不会因末期随机扰动而退化。</w:t>
       </w:r>
     </w:p>
-    <w:bookmarkEnd w:id="117"/>
-    <w:bookmarkEnd w:id="118"/>
-    <w:bookmarkStart w:id="125" w:name="第二阶段基于-hungarian-算法的历史辖区匹配"/>
+    <w:bookmarkEnd w:id="120"/>
+    <w:bookmarkEnd w:id="121"/>
+    <w:bookmarkStart w:id="128" w:name="第二阶段基于-hungarian-算法的历史辖区匹配"/>
     <w:p>
       <w:pPr>
         <w:pStyle w:val="Heading3"/>
@@ -16299,7 +17204,7 @@
         <w:t xml:space="preserve">算法的历史辖区匹配</w:t>
       </w:r>
     </w:p>
-    <w:bookmarkStart w:id="119" w:name="两阶段解耦的设计动机"/>
+    <w:bookmarkStart w:id="122" w:name="两阶段解耦的设计动机"/>
     <w:p>
       <w:pPr>
         <w:pStyle w:val="Heading4"/>
@@ -16380,8 +17285,8 @@
         <w:t xml:space="preserve">均衡性、地理紧凑性等目标一起参与优化。这种做法的问题在于，历史惩罚会产生”锚定效应”——模拟退火倾向于将医院保留在其历史辖区附近，即使将其移到另一个辖区能显著改善均衡性。两阶段解耦彻底消除了这种干扰：第一阶段的代价函数中不包含任何历史相关的惩罚项，模拟退火可以自由地探索解空间；第二阶段在均衡性已经最优的前提下，通过最优匹配来最大化历史延续性。两个目标各自达到最优，而非在一个统一的目标函数中相互妥协。</w:t>
       </w:r>
     </w:p>
-    <w:bookmarkEnd w:id="119"/>
-    <w:bookmarkStart w:id="123" w:name="三层权重矩阵构建"/>
+    <w:bookmarkEnd w:id="122"/>
+    <w:bookmarkStart w:id="126" w:name="三层权重矩阵构建"/>
     <w:p>
       <w:pPr>
         <w:pStyle w:val="Heading4"/>
@@ -17881,18 +18786,18 @@
           <wp:inline>
             <wp:extent cx="5399314" cy="4939695"/>
             <wp:effectExtent b="0" l="0" r="0" t="0"/>
-            <wp:docPr descr="图 4-4 Hungarian 匹配示意图" title="" id="121" name="Picture"/>
+            <wp:docPr descr="图 4-4 Hungarian 匹配示意图" title="" id="124" name="Picture"/>
             <a:graphic>
               <a:graphicData uri="http://schemas.openxmlformats.org/drawingml/2006/picture">
                 <pic:pic>
                   <pic:nvPicPr>
-                    <pic:cNvPr descr="figures/fig4-4.png" id="122" name="Picture"/>
+                    <pic:cNvPr descr="figures/fig4-4.png" id="125" name="Picture"/>
                     <pic:cNvPicPr>
                       <a:picLocks noChangeArrowheads="1" noChangeAspect="1"/>
                     </pic:cNvPicPr>
                   </pic:nvPicPr>
                   <pic:blipFill>
-                    <a:blip r:embed="rId120"/>
+                    <a:blip r:embed="rId123"/>
                     <a:stretch>
                       <a:fillRect/>
                     </a:stretch>
@@ -18008,8 +18913,8 @@
         <w:t xml:space="preserve">为该医院当前的拆分份额数），其余历史关联被排除，确保拆分份额优先匹配到其历史主要覆盖辖区，而非被分散到边缘性的历史关联中。</w:t>
       </w:r>
     </w:p>
-    <w:bookmarkEnd w:id="123"/>
-    <w:bookmarkStart w:id="124" w:name="强约束的权重提升与求解"/>
+    <w:bookmarkEnd w:id="126"/>
+    <w:bookmarkStart w:id="127" w:name="强约束的权重提升与求解"/>
     <w:p>
       <w:pPr>
         <w:pStyle w:val="Heading4"/>
@@ -18240,10 +19145,10 @@
         <w:t xml:space="preserve">之间），求解时间可以忽略不计。算法输出的一一映射即为第一阶段匿名簇与历史辖区编号的最终对应关系，至此整个两阶段流程闭环。</w:t>
       </w:r>
     </w:p>
-    <w:bookmarkEnd w:id="124"/>
-    <w:bookmarkEnd w:id="125"/>
-    <w:bookmarkEnd w:id="126"/>
-    <w:bookmarkStart w:id="127" w:name="本章小结-3"/>
+    <w:bookmarkEnd w:id="127"/>
+    <w:bookmarkEnd w:id="128"/>
+    <w:bookmarkEnd w:id="129"/>
+    <w:bookmarkStart w:id="130" w:name="本章小结-3"/>
     <w:p>
       <w:pPr>
         <w:pStyle w:val="Heading2"/>
@@ -18418,9 +19323,23 @@
         <w:t xml:space="preserve">的对比分析、多省份地理形态适应性测试以及算法性能评估。</w:t>
       </w:r>
     </w:p>
-    <w:bookmarkEnd w:id="127"/>
-    <w:bookmarkEnd w:id="128"/>
-    <w:bookmarkStart w:id="161" w:name="第五章-实证分析与多场景模拟验证"/>
+    <w:bookmarkEnd w:id="130"/>
+    <w:bookmarkEnd w:id="131"/>
+    <w:bookmarkStart w:id="164" w:name="第五章-实证分析与多场景模拟验证"/>
+    <w:p>
+      <w:pPr>
+        <w:sectPr>
+          <w:headerReference w:type="default" r:id="rId7"/>
+          <w:footerReference r:id="rId10" w:type="default"/>
+          <w:footnotePr>
+            <w:numRestart w:val="eachSect"/>
+          </w:footnotePr>
+          <w:pgSz w:h="16838" w:w="11906"/>
+          <w:pgMar w:bottom="2268" w:footer="1701" w:header="1417" w:left="1417" w:right="1417" w:top="1984"/>
+          <w:pgNumType w:fmt="decimal"/>
+        </w:sectPr>
+      </w:pPr>
+    </w:p>
     <w:p>
       <w:pPr>
         <w:pStyle w:val="Heading1"/>
@@ -18488,7 +19407,7 @@
         <w:t xml:space="preserve">均衡度、地理紧凑性、客户保留率三个维度的差异；继而把样本扩展到上海（聚集型直辖市）与新疆（地理跨度极大的稀疏省份）两个地理形态迥异的场景，验证算法的鲁棒性；最后评估计算效率与可扩展性，并讨论关键参数的敏感性。</w:t>
       </w:r>
     </w:p>
-    <w:bookmarkStart w:id="132" w:name="数据来源与实验设计"/>
+    <w:bookmarkStart w:id="135" w:name="数据来源与实验设计"/>
     <w:p>
       <w:pPr>
         <w:pStyle w:val="Heading2"/>
@@ -18503,7 +19422,7 @@
         <w:t xml:space="preserve">数据来源与实验设计</w:t>
       </w:r>
     </w:p>
-    <w:bookmarkStart w:id="129" w:name="样本数据选取与脱敏处理"/>
+    <w:bookmarkStart w:id="132" w:name="样本数据选取与脱敏处理"/>
     <w:p>
       <w:pPr>
         <w:pStyle w:val="Heading3"/>
@@ -18947,8 +19866,8 @@
         <w:t xml:space="preserve">）则留待第七章研究展望部分讨论或未来扩展实证。</w:t>
       </w:r>
     </w:p>
-    <w:bookmarkEnd w:id="129"/>
-    <w:bookmarkStart w:id="130" w:name="实验环境与参数设置"/>
+    <w:bookmarkEnd w:id="132"/>
+    <w:bookmarkStart w:id="133" w:name="实验环境与参数设置"/>
     <w:p>
       <w:pPr>
         <w:pStyle w:val="Heading3"/>
@@ -19257,8 +20176,8 @@
         <w:t xml:space="preserve">退火参数体系，故不影响本章实证结论。</w:t>
       </w:r>
     </w:p>
-    <w:bookmarkEnd w:id="130"/>
-    <w:bookmarkStart w:id="131" w:name="评价指标体系"/>
+    <w:bookmarkEnd w:id="133"/>
+    <w:bookmarkStart w:id="134" w:name="评价指标体系"/>
     <w:p>
       <w:pPr>
         <w:pStyle w:val="Heading3"/>
@@ -20240,9 +21159,9 @@
         <w:t xml:space="preserve">的非线性设计直接对应。</w:t>
       </w:r>
     </w:p>
-    <w:bookmarkEnd w:id="131"/>
-    <w:bookmarkEnd w:id="132"/>
-    <w:bookmarkStart w:id="145" w:name="主样本验证湖南-bc-的-as-is-与-to-be-对比"/>
+    <w:bookmarkEnd w:id="134"/>
+    <w:bookmarkEnd w:id="135"/>
+    <w:bookmarkStart w:id="148" w:name="主样本验证湖南-bc-的-as-is-与-to-be-对比"/>
     <w:p>
       <w:pPr>
         <w:pStyle w:val="Heading2"/>
@@ -20367,7 +21286,7 @@
         <w:t xml:space="preserve">均衡度、地理紧凑性、客户关系延续性三个维度的对比分析。</w:t>
       </w:r>
     </w:p>
-    <w:bookmarkStart w:id="136" w:name="index-均衡度对比"/>
+    <w:bookmarkStart w:id="139" w:name="index-均衡度对比"/>
     <w:p>
       <w:pPr>
         <w:pStyle w:val="Heading3"/>
@@ -20918,20 +21837,20 @@
       <w:r>
         <w:drawing>
           <wp:inline>
-            <wp:extent cx="5537200" cy="3290769"/>
+            <wp:extent cx="5753100" cy="3419078"/>
             <wp:effectExtent b="0" l="0" r="0" t="0"/>
-            <wp:docPr descr="图 5-1 湖南 BC 主样本 As-Is 与 To-Be Index 均衡度对比" title="" id="134" name="Picture"/>
+            <wp:docPr descr="图 5-1 湖南 BC 主样本 As-Is 与 To-Be Index 均衡度对比" title="" id="137" name="Picture"/>
             <a:graphic>
               <a:graphicData uri="http://schemas.openxmlformats.org/drawingml/2006/picture">
                 <pic:pic>
                   <pic:nvPicPr>
-                    <pic:cNvPr descr="figures/fig5-1.png" id="135" name="Picture"/>
+                    <pic:cNvPr descr="figures/fig5-1.png" id="138" name="Picture"/>
                     <pic:cNvPicPr>
                       <a:picLocks noChangeArrowheads="1" noChangeAspect="1"/>
                     </pic:cNvPicPr>
                   </pic:nvPicPr>
                   <pic:blipFill>
-                    <a:blip r:embed="rId133"/>
+                    <a:blip r:embed="rId136"/>
                     <a:stretch>
                       <a:fillRect/>
                     </a:stretch>
@@ -20939,7 +21858,7 @@
                   <pic:spPr bwMode="auto">
                     <a:xfrm>
                       <a:off x="0" y="0"/>
-                      <a:ext cx="5537200" cy="3290769"/>
+                      <a:ext cx="5753100" cy="3419078"/>
                     </a:xfrm>
                     <a:prstGeom prst="rect">
                       <a:avLst/>
@@ -21245,8 +22164,8 @@
         <w:t xml:space="preserve">意味着销售团队中”工作量明显过重或过轻”的代表数量大幅减少，绩效考核的公平性基础显著增强。</w:t>
       </w:r>
     </w:p>
-    <w:bookmarkEnd w:id="136"/>
-    <w:bookmarkStart w:id="140" w:name="地理紧凑性对比"/>
+    <w:bookmarkEnd w:id="139"/>
+    <w:bookmarkStart w:id="143" w:name="地理紧凑性对比"/>
     <w:p>
       <w:pPr>
         <w:pStyle w:val="Heading3"/>
@@ -21468,20 +22387,20 @@
       <w:r>
         <w:drawing>
           <wp:inline>
-            <wp:extent cx="5537200" cy="4710342"/>
+            <wp:extent cx="5753100" cy="4894002"/>
             <wp:effectExtent b="0" l="0" r="0" t="0"/>
-            <wp:docPr descr="图 5-2 湖南 BC：辖区最大半径 As-Is vs To-Be 散点图" title="" id="138" name="Picture"/>
+            <wp:docPr descr="图 5-2 湖南 BC：辖区最大半径 As-Is vs To-Be 散点图" title="" id="141" name="Picture"/>
             <a:graphic>
               <a:graphicData uri="http://schemas.openxmlformats.org/drawingml/2006/picture">
                 <pic:pic>
                   <pic:nvPicPr>
-                    <pic:cNvPr descr="figures/fig5-2.png" id="139" name="Picture"/>
+                    <pic:cNvPr descr="figures/fig5-2.png" id="142" name="Picture"/>
                     <pic:cNvPicPr>
                       <a:picLocks noChangeArrowheads="1" noChangeAspect="1"/>
                     </pic:cNvPicPr>
                   </pic:nvPicPr>
                   <pic:blipFill>
-                    <a:blip r:embed="rId137"/>
+                    <a:blip r:embed="rId140"/>
                     <a:stretch>
                       <a:fillRect/>
                     </a:stretch>
@@ -21489,7 +22408,7 @@
                   <pic:spPr bwMode="auto">
                     <a:xfrm>
                       <a:off x="0" y="0"/>
-                      <a:ext cx="5537200" cy="4710342"/>
+                      <a:ext cx="5753100" cy="4894002"/>
                     </a:xfrm>
                     <a:prstGeom prst="rect">
                       <a:avLst/>
@@ -21669,8 +22588,8 @@
         <w:t xml:space="preserve">这种”高度失衡”样本对算法均衡能力的最严苛检验。</w:t>
       </w:r>
     </w:p>
-    <w:bookmarkEnd w:id="140"/>
-    <w:bookmarkStart w:id="144" w:name="客户保留率与震荡成本分析"/>
+    <w:bookmarkEnd w:id="143"/>
+    <w:bookmarkStart w:id="147" w:name="客户保留率与震荡成本分析"/>
     <w:p>
       <w:pPr>
         <w:pStyle w:val="Heading3"/>
@@ -21820,20 +22739,20 @@
       <w:r>
         <w:drawing>
           <wp:inline>
-            <wp:extent cx="5537200" cy="2530651"/>
+            <wp:extent cx="5753100" cy="2629323"/>
             <wp:effectExtent b="0" l="0" r="0" t="0"/>
-            <wp:docPr descr="图 5-3 湖南 BC 主样本：客户保留率与震荡分布" title="" id="142" name="Picture"/>
+            <wp:docPr descr="图 5-3 湖南 BC 主样本：客户保留率与震荡分布" title="" id="145" name="Picture"/>
             <a:graphic>
               <a:graphicData uri="http://schemas.openxmlformats.org/drawingml/2006/picture">
                 <pic:pic>
                   <pic:nvPicPr>
-                    <pic:cNvPr descr="figures/fig5-3.png" id="143" name="Picture"/>
+                    <pic:cNvPr descr="figures/fig5-3.png" id="146" name="Picture"/>
                     <pic:cNvPicPr>
                       <a:picLocks noChangeArrowheads="1" noChangeAspect="1"/>
                     </pic:cNvPicPr>
                   </pic:nvPicPr>
                   <pic:blipFill>
-                    <a:blip r:embed="rId141"/>
+                    <a:blip r:embed="rId144"/>
                     <a:stretch>
                       <a:fillRect/>
                     </a:stretch>
@@ -21841,7 +22760,7 @@
                   <pic:spPr bwMode="auto">
                     <a:xfrm>
                       <a:off x="0" y="0"/>
-                      <a:ext cx="5537200" cy="2530651"/>
+                      <a:ext cx="5753100" cy="2629323"/>
                     </a:xfrm>
                     <a:prstGeom prst="rect">
                       <a:avLst/>
@@ -22344,9 +23263,9 @@
         <w:t xml:space="preserve">小代价、大收益”的部署路径与变革管理策略。</w:t>
       </w:r>
     </w:p>
-    <w:bookmarkEnd w:id="144"/>
-    <w:bookmarkEnd w:id="145"/>
-    <w:bookmarkStart w:id="150" w:name="不同地理形态省份的算法适应性验证"/>
+    <w:bookmarkEnd w:id="147"/>
+    <w:bookmarkEnd w:id="148"/>
+    <w:bookmarkStart w:id="153" w:name="不同地理形态省份的算法适应性验证"/>
     <w:p>
       <w:pPr>
         <w:pStyle w:val="Heading2"/>
@@ -22384,7 +23303,7 @@
         <w:t xml:space="preserve">主样本验证了算法在中等规模、中部省份场景下的有效性。但中国制药企业实际经营的地理环境远比单一样本更复杂——从上海这样的聚集型直辖市，到新疆这样地理跨度极大的稀疏省份，辖区分配问题呈现出截然不同的难度结构。本节将样本扩展到三个地理形态迥异的省份，通过横向对比验证算法在不同密度场景下的适应性与鲁棒性。</w:t>
       </w:r>
     </w:p>
-    <w:bookmarkStart w:id="146" w:name="上海聚集型直辖市的高密度场景"/>
+    <w:bookmarkStart w:id="149" w:name="上海聚集型直辖市的高密度场景"/>
     <w:p>
       <w:pPr>
         <w:pStyle w:val="Heading3"/>
@@ -22846,8 +23765,8 @@
         <w:t xml:space="preserve">失衡程度与客户保留率成反比”的客观规律：原方案越不均衡，算法重构的力度越大，保留率越低；反之，原方案接近均衡时，算法只需局部微调，保留率自然较高。</w:t>
       </w:r>
     </w:p>
-    <w:bookmarkEnd w:id="146"/>
-    <w:bookmarkStart w:id="147" w:name="湖南中部省份的中等规模场景呼应-5.2-主样本"/>
+    <w:bookmarkEnd w:id="149"/>
+    <w:bookmarkStart w:id="150" w:name="湖南中部省份的中等规模场景呼应-5.2-主样本"/>
     <w:p>
       <w:pPr>
         <w:pStyle w:val="Heading3"/>
@@ -23062,8 +23981,8 @@
         <w:t xml:space="preserve">的实证结果可以作为算法在主流业务场景下表现的代表性预期，为企业实际部署提供”中位数级”的效果参照。</w:t>
       </w:r>
     </w:p>
-    <w:bookmarkEnd w:id="147"/>
-    <w:bookmarkStart w:id="148" w:name="新疆地理跨度极大的稀疏场景"/>
+    <w:bookmarkEnd w:id="150"/>
+    <w:bookmarkStart w:id="151" w:name="新疆地理跨度极大的稀疏场景"/>
     <w:p>
       <w:pPr>
         <w:pStyle w:val="Heading3"/>
@@ -23548,8 +24467,8 @@
         <w:t xml:space="preserve">节模拟退火”自适应初始温度”设计的实证体现。</w:t>
       </w:r>
     </w:p>
-    <w:bookmarkEnd w:id="148"/>
-    <w:bookmarkStart w:id="149" w:name="三省份横向对比与算法鲁棒性结论"/>
+    <w:bookmarkEnd w:id="151"/>
+    <w:bookmarkStart w:id="152" w:name="三省份横向对比与算法鲁棒性结论"/>
     <w:p>
       <w:pPr>
         <w:pStyle w:val="Heading3"/>
@@ -25265,9 +26184,9 @@
         <w:t xml:space="preserve">三层权重——在不同业务场景下都具有普适性。</w:t>
       </w:r>
     </w:p>
-    <w:bookmarkEnd w:id="149"/>
-    <w:bookmarkEnd w:id="150"/>
-    <w:bookmarkStart w:id="159" w:name="算法性能与敏感性分析"/>
+    <w:bookmarkEnd w:id="152"/>
+    <w:bookmarkEnd w:id="153"/>
+    <w:bookmarkStart w:id="162" w:name="算法性能与敏感性分析"/>
     <w:p>
       <w:pPr>
         <w:pStyle w:val="Heading2"/>
@@ -25282,7 +26201,7 @@
         <w:t xml:space="preserve">算法性能与敏感性分析</w:t>
       </w:r>
     </w:p>
-    <w:bookmarkStart w:id="154" w:name="计算效率与可扩展性"/>
+    <w:bookmarkStart w:id="157" w:name="计算效率与可扩展性"/>
     <w:p>
       <w:pPr>
         <w:pStyle w:val="Heading3"/>
@@ -25426,20 +26345,20 @@
       <w:r>
         <w:drawing>
           <wp:inline>
-            <wp:extent cx="5537200" cy="2419684"/>
+            <wp:extent cx="5753100" cy="2514029"/>
             <wp:effectExtent b="0" l="0" r="0" t="0"/>
-            <wp:docPr descr="图 5-4 三省份计算耗时对比" title="" id="152" name="Picture"/>
+            <wp:docPr descr="图 5-4 三省份计算耗时对比" title="" id="155" name="Picture"/>
             <a:graphic>
               <a:graphicData uri="http://schemas.openxmlformats.org/drawingml/2006/picture">
                 <pic:pic>
                   <pic:nvPicPr>
-                    <pic:cNvPr descr="figures/fig5-4.png" id="153" name="Picture"/>
+                    <pic:cNvPr descr="figures/fig5-4.png" id="156" name="Picture"/>
                     <pic:cNvPicPr>
                       <a:picLocks noChangeArrowheads="1" noChangeAspect="1"/>
                     </pic:cNvPicPr>
                   </pic:nvPicPr>
                   <pic:blipFill>
-                    <a:blip r:embed="rId151"/>
+                    <a:blip r:embed="rId154"/>
                     <a:stretch>
                       <a:fillRect/>
                     </a:stretch>
@@ -25447,7 +26366,7 @@
                   <pic:spPr bwMode="auto">
                     <a:xfrm>
                       <a:off x="0" y="0"/>
-                      <a:ext cx="5537200" cy="2419684"/>
+                      <a:ext cx="5753100" cy="2514029"/>
                     </a:xfrm>
                     <a:prstGeom prst="rect">
                       <a:avLst/>
@@ -25819,8 +26738,8 @@
         <w:t xml:space="preserve">在制药企业典型规模下可忽略不计”的理论预期完全一致。</w:t>
       </w:r>
     </w:p>
-    <w:bookmarkEnd w:id="154"/>
-    <w:bookmarkStart w:id="158" w:name="算法关键参数的稳健性讨论"/>
+    <w:bookmarkEnd w:id="157"/>
+    <w:bookmarkStart w:id="161" w:name="算法关键参数的稳健性讨论"/>
     <w:p>
       <w:pPr>
         <w:pStyle w:val="Heading3"/>
@@ -26690,20 +27609,20 @@
       <w:r>
         <w:drawing>
           <wp:inline>
-            <wp:extent cx="5537200" cy="2302497"/>
+            <wp:extent cx="5753100" cy="2392273"/>
             <wp:effectExtent b="0" l="0" r="0" t="0"/>
-            <wp:docPr descr="图 5-5 SA 迭代次数对 To-Be CV 与改善幅度的敏感性扫描" title="" id="156" name="Picture"/>
+            <wp:docPr descr="图 5-5 SA 迭代次数对 To-Be CV 与改善幅度的敏感性扫描" title="" id="159" name="Picture"/>
             <a:graphic>
               <a:graphicData uri="http://schemas.openxmlformats.org/drawingml/2006/picture">
                 <pic:pic>
                   <pic:nvPicPr>
-                    <pic:cNvPr descr="figures/fig5-5.png" id="157" name="Picture"/>
+                    <pic:cNvPr descr="figures/fig5-5.png" id="160" name="Picture"/>
                     <pic:cNvPicPr>
                       <a:picLocks noChangeArrowheads="1" noChangeAspect="1"/>
                     </pic:cNvPicPr>
                   </pic:nvPicPr>
                   <pic:blipFill>
-                    <a:blip r:embed="rId155"/>
+                    <a:blip r:embed="rId158"/>
                     <a:stretch>
                       <a:fillRect/>
                     </a:stretch>
@@ -26711,7 +27630,7 @@
                   <pic:spPr bwMode="auto">
                     <a:xfrm>
                       <a:off x="0" y="0"/>
-                      <a:ext cx="5537200" cy="2302497"/>
+                      <a:ext cx="5753100" cy="2392273"/>
                     </a:xfrm>
                     <a:prstGeom prst="rect">
                       <a:avLst/>
@@ -27298,9 +28217,9 @@
         <w:t xml:space="preserve">的整体改善方向与量级判断，但也佐证了上述”稀疏场景需多次启动取最优”的工程建议。</w:t>
       </w:r>
     </w:p>
-    <w:bookmarkEnd w:id="158"/>
-    <w:bookmarkEnd w:id="159"/>
-    <w:bookmarkStart w:id="160" w:name="本章小结-4"/>
+    <w:bookmarkEnd w:id="161"/>
+    <w:bookmarkEnd w:id="162"/>
+    <w:bookmarkStart w:id="163" w:name="本章小结-4"/>
     <w:p>
       <w:pPr>
         <w:pStyle w:val="Heading2"/>
@@ -27908,9 +28827,23 @@
         <w:t xml:space="preserve">下一章将基于本章实证结论，从企业内部变革管理、人机协同决策机制、商业化前景评估三个维度，系统讨论算法的落地路径与商业价值。</w:t>
       </w:r>
     </w:p>
-    <w:bookmarkEnd w:id="160"/>
-    <w:bookmarkEnd w:id="161"/>
-    <w:bookmarkStart w:id="172" w:name="第六章-企业内部管理的配套及算法的商业化前景评估"/>
+    <w:bookmarkEnd w:id="163"/>
+    <w:bookmarkEnd w:id="164"/>
+    <w:bookmarkStart w:id="175" w:name="第六章-企业内部管理的配套及算法的商业化前景评估"/>
+    <w:p>
+      <w:pPr>
+        <w:sectPr>
+          <w:headerReference w:type="default" r:id="rId8"/>
+          <w:footerReference r:id="rId10" w:type="default"/>
+          <w:footnotePr>
+            <w:numRestart w:val="eachSect"/>
+          </w:footnotePr>
+          <w:pgSz w:h="16838" w:w="11906"/>
+          <w:pgMar w:bottom="2268" w:footer="1701" w:header="1417" w:left="1417" w:right="1417" w:top="1984"/>
+          <w:pgNumType w:fmt="decimal"/>
+        </w:sectPr>
+      </w:pPr>
+    </w:p>
     <w:p>
       <w:pPr>
         <w:pStyle w:val="Heading1"/>
@@ -28005,7 +28938,7 @@
         <w:t xml:space="preserve">职能转型趋势下算法的定位以及面向不同企业类型的差异化推广形态。两个层面共同回答”工具好之后怎么用、值多少”的核心商业命题。</w:t>
       </w:r>
     </w:p>
-    <w:bookmarkStart w:id="167" w:name="企业内部实施与变革管理"/>
+    <w:bookmarkStart w:id="170" w:name="企业内部实施与变革管理"/>
     <w:p>
       <w:pPr>
         <w:pStyle w:val="Heading2"/>
@@ -28020,7 +28953,7 @@
         <w:t xml:space="preserve">企业内部实施与变革管理</w:t>
       </w:r>
     </w:p>
-    <w:bookmarkStart w:id="165" w:name="人机协同决策机制的建立"/>
+    <w:bookmarkStart w:id="168" w:name="人机协同决策机制的建立"/>
     <w:p>
       <w:pPr>
         <w:pStyle w:val="Heading3"/>
@@ -28237,20 +29170,20 @@
       <w:r>
         <w:drawing>
           <wp:inline>
-            <wp:extent cx="5537200" cy="4827845"/>
+            <wp:extent cx="5753100" cy="5016087"/>
             <wp:effectExtent b="0" l="0" r="0" t="0"/>
-            <wp:docPr descr="图 6-1 算法落地的人机协同三阶段决策机制" title="" id="163" name="Picture"/>
+            <wp:docPr descr="图 6-1 算法落地的人机协同三阶段决策机制" title="" id="166" name="Picture"/>
             <a:graphic>
               <a:graphicData uri="http://schemas.openxmlformats.org/drawingml/2006/picture">
                 <pic:pic>
                   <pic:nvPicPr>
-                    <pic:cNvPr descr="figures/fig6-1.png" id="164" name="Picture"/>
+                    <pic:cNvPr descr="figures/fig6-1.png" id="167" name="Picture"/>
                     <pic:cNvPicPr>
                       <a:picLocks noChangeArrowheads="1" noChangeAspect="1"/>
                     </pic:cNvPicPr>
                   </pic:nvPicPr>
                   <pic:blipFill>
-                    <a:blip r:embed="rId162"/>
+                    <a:blip r:embed="rId165"/>
                     <a:stretch>
                       <a:fillRect/>
                     </a:stretch>
@@ -28258,7 +29191,7 @@
                   <pic:spPr bwMode="auto">
                     <a:xfrm>
                       <a:off x="0" y="0"/>
-                      <a:ext cx="5537200" cy="4827845"/>
+                      <a:ext cx="5753100" cy="5016087"/>
                     </a:xfrm>
                     <a:prstGeom prst="rect">
                       <a:avLst/>
@@ -28521,8 +29454,8 @@
         <w:t xml:space="preserve">可解释性在三个阶段中贯穿始终：第一阶段以因子归因形式呈现给业务侧，第二阶段每次重跑都需要重新归因以让业务侧验证修改的方向是否符合预期，第三阶段则将归因连同决策一并归档。算法不再是一个把数据黑盒地映射到方案的工具，而是一个把决策逻辑显式化、让人类参与对话的协作平台——这正是开题报告所期望的”从’经验驱动的人治’向’数据驱动的智治’跨越”的具体落地形态。</w:t>
       </w:r>
     </w:p>
-    <w:bookmarkEnd w:id="165"/>
-    <w:bookmarkStart w:id="166" w:name="克服组织阻力的变革管理与数据治理保障"/>
+    <w:bookmarkEnd w:id="168"/>
+    <w:bookmarkStart w:id="169" w:name="克服组织阻力的变革管理与数据治理保障"/>
     <w:p>
       <w:pPr>
         <w:pStyle w:val="Heading3"/>
@@ -29569,9 +30502,9 @@
         <w:t xml:space="preserve">节的商业价值评估中持续显现。</w:t>
       </w:r>
     </w:p>
-    <w:bookmarkEnd w:id="166"/>
-    <w:bookmarkEnd w:id="167"/>
-    <w:bookmarkStart w:id="170" w:name="算法模型的商业价值评估"/>
+    <w:bookmarkEnd w:id="169"/>
+    <w:bookmarkEnd w:id="170"/>
+    <w:bookmarkStart w:id="173" w:name="算法模型的商业价值评估"/>
     <w:p>
       <w:pPr>
         <w:pStyle w:val="Heading2"/>
@@ -29586,7 +30519,7 @@
         <w:t xml:space="preserve">算法模型的商业价值评估</w:t>
       </w:r>
     </w:p>
-    <w:bookmarkStart w:id="168" w:name="制药企业-sfe-职能的转型趋势与算法定位"/>
+    <w:bookmarkStart w:id="171" w:name="制药企业-sfe-职能的转型趋势与算法定位"/>
     <w:p>
       <w:pPr>
         <w:pStyle w:val="Heading3"/>
@@ -30606,8 +31539,8 @@
         <w:t xml:space="preserve">实操经验梳理。</w:t>
       </w:r>
     </w:p>
-    <w:bookmarkEnd w:id="168"/>
-    <w:bookmarkStart w:id="169" w:name="算法商业化的差异化形态与客户画像"/>
+    <w:bookmarkEnd w:id="171"/>
+    <w:bookmarkStart w:id="172" w:name="算法商业化的差异化形态与客户画像"/>
     <w:p>
       <w:pPr>
         <w:pStyle w:val="Heading3"/>
@@ -31592,9 +32525,9 @@
         <w:t xml:space="preserve">两小节展开。</w:t>
       </w:r>
     </w:p>
-    <w:bookmarkEnd w:id="169"/>
-    <w:bookmarkEnd w:id="170"/>
-    <w:bookmarkStart w:id="171" w:name="本章小结-5"/>
+    <w:bookmarkEnd w:id="172"/>
+    <w:bookmarkEnd w:id="173"/>
+    <w:bookmarkStart w:id="174" w:name="本章小结-5"/>
     <w:p>
       <w:pPr>
         <w:pStyle w:val="Heading2"/>
@@ -31851,9 +32784,23 @@
         <w:t xml:space="preserve">下一章将整合全篇研究，提炼主要结论与创新点，并讨论研究的不足与未来展望。</w:t>
       </w:r>
     </w:p>
-    <w:bookmarkEnd w:id="171"/>
-    <w:bookmarkEnd w:id="172"/>
-    <w:bookmarkStart w:id="176" w:name="第七章-研究结论与展望"/>
+    <w:bookmarkEnd w:id="174"/>
+    <w:bookmarkEnd w:id="175"/>
+    <w:bookmarkStart w:id="179" w:name="第七章-研究结论与展望"/>
+    <w:p>
+      <w:pPr>
+        <w:sectPr>
+          <w:headerReference w:type="default" r:id="rId19"/>
+          <w:footerReference r:id="rId10" w:type="default"/>
+          <w:footnotePr>
+            <w:numRestart w:val="eachSect"/>
+          </w:footnotePr>
+          <w:pgSz w:h="16838" w:w="11906"/>
+          <w:pgMar w:bottom="2268" w:footer="1701" w:header="1417" w:left="1417" w:right="1417" w:top="1984"/>
+          <w:pgNumType w:fmt="decimal"/>
+        </w:sectPr>
+      </w:pPr>
+    </w:p>
     <w:p>
       <w:pPr>
         <w:pStyle w:val="Heading1"/>
@@ -31921,7 +32868,7 @@
         <w:t xml:space="preserve">节坦陈研究在数据范围与方法学上的局限并给出未来工作的延展方向，为后续学术研究与产业实践提供可继承的基础。</w:t>
       </w:r>
     </w:p>
-    <w:bookmarkStart w:id="173" w:name="主要研究结论"/>
+    <w:bookmarkStart w:id="176" w:name="主要研究结论"/>
     <w:p>
       <w:pPr>
         <w:pStyle w:val="Heading2"/>
@@ -32459,8 +33406,8 @@
         <w:t xml:space="preserve">人工调整”高度一致，也回应了开题报告关于”商业化研究”的最初命题。</w:t>
       </w:r>
     </w:p>
-    <w:bookmarkEnd w:id="173"/>
-    <w:bookmarkStart w:id="174" w:name="研究创新点"/>
+    <w:bookmarkEnd w:id="176"/>
+    <w:bookmarkStart w:id="177" w:name="研究创新点"/>
     <w:p>
       <w:pPr>
         <w:pStyle w:val="Heading2"/>
@@ -32915,8 +33862,8 @@
         <w:t xml:space="preserve">是经验值，能跑就行”的粗糙做法，这一可复现的工程方法学贡献也是本研究区别于一般咨询项目的特色。</w:t>
       </w:r>
     </w:p>
-    <w:bookmarkEnd w:id="174"/>
-    <w:bookmarkStart w:id="175" w:name="研究不足与未来展望"/>
+    <w:bookmarkEnd w:id="177"/>
+    <w:bookmarkStart w:id="178" w:name="研究不足与未来展望"/>
     <w:p>
       <w:pPr>
         <w:pStyle w:val="Heading2"/>
@@ -33366,9 +34313,23 @@
         <w:t xml:space="preserve">管理”这一命题上完成了从问题诊断到工具开发再到商业化论证的完整链路，但每一个环节都有可深化的空间——这些空间正是后续学术研究与产业实践共同的延展方向。</w:t>
       </w:r>
     </w:p>
-    <w:bookmarkEnd w:id="175"/>
-    <w:bookmarkEnd w:id="176"/>
-    <w:bookmarkStart w:id="186" w:name="附录-a-业务侧调研问卷与访谈大纲"/>
+    <w:bookmarkEnd w:id="178"/>
+    <w:bookmarkEnd w:id="179"/>
+    <w:bookmarkStart w:id="189" w:name="附录-a-业务侧调研问卷与访谈大纲"/>
+    <w:p>
+      <w:pPr>
+        <w:sectPr>
+          <w:headerReference w:type="default" r:id="rId20"/>
+          <w:footerReference r:id="rId10" w:type="default"/>
+          <w:footnotePr>
+            <w:numRestart w:val="eachSect"/>
+          </w:footnotePr>
+          <w:pgSz w:h="16838" w:w="11906"/>
+          <w:pgMar w:bottom="2268" w:footer="1701" w:header="1417" w:left="1417" w:right="1417" w:top="1984"/>
+          <w:pgNumType w:fmt="decimal"/>
+        </w:sectPr>
+      </w:pPr>
+    </w:p>
     <w:p>
       <w:pPr>
         <w:pStyle w:val="Heading1"/>
@@ -33481,7 +34442,7 @@
         <w:t xml:space="preserve">节集中呈现，附录不再重复。</w:t>
       </w:r>
     </w:p>
-    <w:bookmarkStart w:id="177" w:name="a.1-调研方法摘要"/>
+    <w:bookmarkStart w:id="180" w:name="a.1-调研方法摘要"/>
     <w:p>
       <w:pPr>
         <w:pStyle w:val="Heading2"/>
@@ -33611,8 +34572,8 @@
         <w:t xml:space="preserve"> 3-4。</w:t>
       </w:r>
     </w:p>
-    <w:bookmarkEnd w:id="177"/>
-    <w:bookmarkStart w:id="184" w:name="a.2-问卷量化题目"/>
+    <w:bookmarkEnd w:id="180"/>
+    <w:bookmarkStart w:id="187" w:name="a.2-问卷量化题目"/>
     <w:p>
       <w:pPr>
         <w:pStyle w:val="Heading2"/>
@@ -33627,7 +34588,7 @@
         <w:t xml:space="preserve">问卷量化题目</w:t>
       </w:r>
     </w:p>
-    <w:bookmarkStart w:id="178" w:name="a.2.1-基本信息"/>
+    <w:bookmarkStart w:id="181" w:name="a.2.1-基本信息"/>
     <w:p>
       <w:pPr>
         <w:pStyle w:val="Heading3"/>
@@ -33983,8 +34944,8 @@
         <w:t xml:space="preserve">人以上</w:t>
       </w:r>
     </w:p>
-    <w:bookmarkEnd w:id="178"/>
-    <w:bookmarkStart w:id="179" w:name="a.2.2-综合价值指数index构成"/>
+    <w:bookmarkEnd w:id="181"/>
+    <w:bookmarkStart w:id="182" w:name="a.2.2-综合价值指数index构成"/>
     <w:p>
       <w:pPr>
         <w:pStyle w:val="Heading3"/>
@@ -34477,8 +35438,8 @@
         </w:tc>
       </w:tr>
     </w:tbl>
-    <w:bookmarkEnd w:id="179"/>
-    <w:bookmarkStart w:id="180" w:name="a.2.3-辖区分配核心考量因素"/>
+    <w:bookmarkEnd w:id="182"/>
+    <w:bookmarkStart w:id="183" w:name="a.2.3-辖区分配核心考量因素"/>
     <w:p>
       <w:pPr>
         <w:pStyle w:val="Heading3"/>
@@ -35239,8 +36200,8 @@
         </w:tc>
       </w:tr>
     </w:tbl>
-    <w:bookmarkEnd w:id="180"/>
-    <w:bookmarkStart w:id="181" w:name="a.2.4-关键阈值与上限"/>
+    <w:bookmarkEnd w:id="183"/>
+    <w:bookmarkStart w:id="184" w:name="a.2.4-关键阈值与上限"/>
     <w:p>
       <w:pPr>
         <w:pStyle w:val="Heading3"/>
@@ -35551,8 +36512,8 @@
         <w:t xml:space="preserve">个以上城市，可接受跨大区</w:t>
       </w:r>
     </w:p>
-    <w:bookmarkEnd w:id="181"/>
-    <w:bookmarkStart w:id="182" w:name="a.2.5-场景化优先级"/>
+    <w:bookmarkEnd w:id="184"/>
+    <w:bookmarkStart w:id="185" w:name="a.2.5-场景化优先级"/>
     <w:p>
       <w:pPr>
         <w:pStyle w:val="Heading3"/>
@@ -35826,8 +36787,8 @@
         <w:t xml:space="preserve">其他（请填）：______</w:t>
       </w:r>
     </w:p>
-    <w:bookmarkEnd w:id="182"/>
-    <w:bookmarkStart w:id="183" w:name="a.2.6-方案权衡成对比较"/>
+    <w:bookmarkEnd w:id="185"/>
+    <w:bookmarkStart w:id="186" w:name="a.2.6-方案权衡成对比较"/>
     <w:p>
       <w:pPr>
         <w:pStyle w:val="Heading3"/>
@@ -36060,9 +37021,9 @@
         <w:t xml:space="preserve">人工调整，可解释、可干预</w:t>
       </w:r>
     </w:p>
-    <w:bookmarkEnd w:id="183"/>
-    <w:bookmarkEnd w:id="184"/>
-    <w:bookmarkStart w:id="185" w:name="a.3-半结构化访谈大纲"/>
+    <w:bookmarkEnd w:id="186"/>
+    <w:bookmarkEnd w:id="187"/>
+    <w:bookmarkStart w:id="188" w:name="a.3-半结构化访谈大纲"/>
     <w:p>
       <w:pPr>
         <w:pStyle w:val="Heading2"/>
@@ -36289,9 +37250,23 @@
         <w:t xml:space="preserve"> 3-2。</w:t>
       </w:r>
     </w:p>
-    <w:bookmarkEnd w:id="185"/>
-    <w:bookmarkEnd w:id="186"/>
-    <w:bookmarkStart w:id="222" w:name="参考文献"/>
+    <w:bookmarkEnd w:id="188"/>
+    <w:bookmarkEnd w:id="189"/>
+    <w:bookmarkStart w:id="225" w:name="参考文献"/>
+    <w:p>
+      <w:pPr>
+        <w:sectPr>
+          <w:headerReference w:type="default" r:id="rId22"/>
+          <w:footerReference r:id="rId10" w:type="default"/>
+          <w:footnotePr>
+            <w:numRestart w:val="eachSect"/>
+          </w:footnotePr>
+          <w:pgSz w:h="16838" w:w="11906"/>
+          <w:pgMar w:bottom="2268" w:footer="1701" w:header="1417" w:left="1417" w:right="1417" w:top="1984"/>
+          <w:pgNumType w:fmt="decimal"/>
+        </w:sectPr>
+      </w:pPr>
+    </w:p>
     <w:p>
       <w:pPr>
         <w:pStyle w:val="Heading1"/>
@@ -36303,8 +37278,8 @@
         <w:t xml:space="preserve">参考文献</w:t>
       </w:r>
     </w:p>
-    <w:bookmarkStart w:id="221" w:name="refs"/>
-    <w:bookmarkStart w:id="188" w:name="ref-ma_xl2025"/>
+    <w:bookmarkStart w:id="224" w:name="refs"/>
+    <w:bookmarkStart w:id="191" w:name="ref-ma_xl2025"/>
     <w:p>
       <w:pPr>
         <w:pStyle w:val="Bibliography"/>
@@ -36339,7 +37314,7 @@
       <w:r>
         <w:t xml:space="preserve"> 2025, 40(3): 540-551. DOI:</w:t>
       </w:r>
-      <w:hyperlink r:id="rId187">
+      <w:hyperlink r:id="rId190">
         <w:r>
           <w:rPr>
             <w:rStyle w:val="Hyperlink"/>
@@ -36351,8 +37326,8 @@
         <w:t xml:space="preserve">.</w:t>
       </w:r>
     </w:p>
-    <w:bookmarkEnd w:id="188"/>
-    <w:bookmarkStart w:id="189" w:name="ref-sun2022"/>
+    <w:bookmarkEnd w:id="191"/>
+    <w:bookmarkStart w:id="192" w:name="ref-sun2022"/>
     <w:p>
       <w:pPr>
         <w:pStyle w:val="Bibliography"/>
@@ -36388,8 +37363,8 @@
         <w:t xml:space="preserve"> 2022(8): 25-30.</w:t>
       </w:r>
     </w:p>
-    <w:bookmarkEnd w:id="189"/>
-    <w:bookmarkStart w:id="190" w:name="ref-cnpharma2025"/>
+    <w:bookmarkEnd w:id="192"/>
+    <w:bookmarkStart w:id="193" w:name="ref-cnpharma2025"/>
     <w:p>
       <w:pPr>
         <w:pStyle w:val="Bibliography"/>
@@ -36425,8 +37400,8 @@
         <w:t xml:space="preserve"> 2025.</w:t>
       </w:r>
     </w:p>
-    <w:bookmarkEnd w:id="190"/>
-    <w:bookmarkStart w:id="191" w:name="ref-iqvia2025mpchina"/>
+    <w:bookmarkEnd w:id="193"/>
+    <w:bookmarkStart w:id="194" w:name="ref-iqvia2025mpchina"/>
     <w:p>
       <w:pPr>
         <w:pStyle w:val="Bibliography"/>
@@ -36435,8 +37410,8 @@
         <w:t xml:space="preserve">[4] IQVIA INSTITUTE. Market Prognosis 2025-2029: China[R]. IQVIA, 2025.</w:t>
       </w:r>
     </w:p>
-    <w:bookmarkEnd w:id="191"/>
-    <w:bookmarkStart w:id="192" w:name="ref-mckinsey2025launch"/>
+    <w:bookmarkEnd w:id="194"/>
+    <w:bookmarkStart w:id="195" w:name="ref-mckinsey2025launch"/>
     <w:p>
       <w:pPr>
         <w:pStyle w:val="Bibliography"/>
@@ -36463,8 +37438,8 @@
         <w:t xml:space="preserve"> 2025.</w:t>
       </w:r>
     </w:p>
-    <w:bookmarkEnd w:id="192"/>
-    <w:bookmarkStart w:id="193" w:name="ref-nhsa-vbp"/>
+    <w:bookmarkEnd w:id="195"/>
+    <w:bookmarkStart w:id="196" w:name="ref-nhsa-vbp"/>
     <w:p>
       <w:pPr>
         <w:pStyle w:val="Bibliography"/>
@@ -36500,8 +37475,8 @@
         <w:t xml:space="preserve"> (2018-2025), 2025.</w:t>
       </w:r>
     </w:p>
-    <w:bookmarkEnd w:id="193"/>
-    <w:bookmarkStart w:id="194" w:name="ref-zhang2025"/>
+    <w:bookmarkEnd w:id="196"/>
+    <w:bookmarkStart w:id="197" w:name="ref-zhang2025"/>
     <w:p>
       <w:pPr>
         <w:pStyle w:val="Bibliography"/>
@@ -36537,8 +37512,8 @@
         <w:t xml:space="preserve"> 2025(10): 48-51.</w:t>
       </w:r>
     </w:p>
-    <w:bookmarkEnd w:id="194"/>
-    <w:bookmarkStart w:id="195" w:name="ref-zhang_ym2023"/>
+    <w:bookmarkEnd w:id="197"/>
+    <w:bookmarkStart w:id="198" w:name="ref-zhang_ym2023"/>
     <w:p>
       <w:pPr>
         <w:pStyle w:val="Bibliography"/>
@@ -36574,8 +37549,8 @@
         <w:t xml:space="preserve"> 2023, 34(11).</w:t>
       </w:r>
     </w:p>
-    <w:bookmarkEnd w:id="195"/>
-    <w:bookmarkStart w:id="196" w:name="ref-zoltners2008"/>
+    <w:bookmarkEnd w:id="198"/>
+    <w:bookmarkStart w:id="199" w:name="ref-zoltners2008"/>
     <w:p>
       <w:pPr>
         <w:pStyle w:val="Bibliography"/>
@@ -36584,8 +37559,8 @@
         <w:t xml:space="preserve">[9] ZOLTNERS A A, SINHA P, LORIMER S E. Sales force effectiveness: A framework for researchers and practitioners[J]. Journal of Personal Selling &amp; Sales Management, 2008, 28(2): 115-131.</w:t>
       </w:r>
     </w:p>
-    <w:bookmarkEnd w:id="196"/>
-    <w:bookmarkStart w:id="197" w:name="ref-wang2024"/>
+    <w:bookmarkEnd w:id="199"/>
+    <w:bookmarkStart w:id="200" w:name="ref-wang2024"/>
     <w:p>
       <w:pPr>
         <w:pStyle w:val="Bibliography"/>
@@ -36621,8 +37596,8 @@
         <w:t xml:space="preserve"> 2024, 50(3): 79-82.</w:t>
       </w:r>
     </w:p>
-    <w:bookmarkEnd w:id="197"/>
-    <w:bookmarkStart w:id="198" w:name="ref-hess1971"/>
+    <w:bookmarkEnd w:id="200"/>
+    <w:bookmarkStart w:id="201" w:name="ref-hess1971"/>
     <w:p>
       <w:pPr>
         <w:pStyle w:val="Bibliography"/>
@@ -36631,8 +37606,8 @@
         <w:t xml:space="preserve">[11] HESS S W, SAMUELS S A. Experiences with a sales districting model: Criteria and implementation[J]. Management Science, 1971, 18(4): 41-54.</w:t>
       </w:r>
     </w:p>
-    <w:bookmarkEnd w:id="198"/>
-    <w:bookmarkStart w:id="199" w:name="ref-zoltners1983"/>
+    <w:bookmarkEnd w:id="201"/>
+    <w:bookmarkStart w:id="202" w:name="ref-zoltners1983"/>
     <w:p>
       <w:pPr>
         <w:pStyle w:val="Bibliography"/>
@@ -36641,8 +37616,8 @@
         <w:t xml:space="preserve">[12] ZOLTNERS A A, SINHA P. Sales territory alignment: A review and model[J]. Management Science, 1983, 29(11): 1237-1256.</w:t>
       </w:r>
     </w:p>
-    <w:bookmarkEnd w:id="199"/>
-    <w:bookmarkStart w:id="200" w:name="ref-skiera1996"/>
+    <w:bookmarkEnd w:id="202"/>
+    <w:bookmarkStart w:id="203" w:name="ref-skiera1996"/>
     <w:p>
       <w:pPr>
         <w:pStyle w:val="Bibliography"/>
@@ -36657,8 +37632,8 @@
         <w:t xml:space="preserve">t Frankfurt, 1996.</w:t>
       </w:r>
     </w:p>
-    <w:bookmarkEnd w:id="200"/>
-    <w:bookmarkStart w:id="201" w:name="ref-zoltners2000"/>
+    <w:bookmarkEnd w:id="203"/>
+    <w:bookmarkStart w:id="204" w:name="ref-zoltners2000"/>
     <w:p>
       <w:pPr>
         <w:pStyle w:val="Bibliography"/>
@@ -36667,8 +37642,8 @@
         <w:t xml:space="preserve">[14] ZOLTNERS A A, LORIMER S E. Sales territory alignment: An overlooked productivity tool[J]. Journal of Personal Selling &amp; Sales Management, 2000, 20(3): 139-150.</w:t>
       </w:r>
     </w:p>
-    <w:bookmarkEnd w:id="201"/>
-    <w:bookmarkStart w:id="202" w:name="ref-zs2016"/>
+    <w:bookmarkEnd w:id="204"/>
+    <w:bookmarkStart w:id="205" w:name="ref-zs2016"/>
     <w:p>
       <w:pPr>
         <w:pStyle w:val="Bibliography"/>
@@ -36677,8 +37652,8 @@
         <w:t xml:space="preserve">[15] ZS ASSOCIATES. Study: Sales force effectiveness initiatives in medtech industry can boost performance up to 8 percent[Z]. PR Newswire, 2016.</w:t>
       </w:r>
     </w:p>
-    <w:bookmarkEnd w:id="202"/>
-    <w:bookmarkStart w:id="203" w:name="ref-chressanthis2016"/>
+    <w:bookmarkEnd w:id="205"/>
+    <w:bookmarkStart w:id="206" w:name="ref-chressanthis2016"/>
     <w:p>
       <w:pPr>
         <w:pStyle w:val="Bibliography"/>
@@ -36687,8 +37662,8 @@
         <w:t xml:space="preserve">[16] CHRESSANTHIS G A, MANTRALA M. Sales analytics and big data developments needed now to address practitioner-identified emerging biopharmaceutical sales force strategic and operational issues[J]. Journal of the Pharmaceutical Management Science Association, 2016.</w:t>
       </w:r>
     </w:p>
-    <w:bookmarkEnd w:id="203"/>
-    <w:bookmarkStart w:id="204" w:name="ref-kalcsics2005"/>
+    <w:bookmarkEnd w:id="206"/>
+    <w:bookmarkStart w:id="207" w:name="ref-kalcsics2005"/>
     <w:p>
       <w:pPr>
         <w:pStyle w:val="Bibliography"/>
@@ -36697,8 +37672,8 @@
         <w:t xml:space="preserve">[17] KALCSICS J, NICKEL S, SCHRÖDER M. Towards a unified territory design approach – Applications, algorithms and GIS integration: 71[R]. Berichte des Fraunhofer ITWM, 2005.</w:t>
       </w:r>
     </w:p>
-    <w:bookmarkEnd w:id="204"/>
-    <w:bookmarkStart w:id="205" w:name="ref-zoltners2014"/>
+    <w:bookmarkEnd w:id="207"/>
+    <w:bookmarkStart w:id="208" w:name="ref-zoltners2014"/>
     <w:p>
       <w:pPr>
         <w:pStyle w:val="Bibliography"/>
@@ -36707,8 +37682,8 @@
         <w:t xml:space="preserve">[18] ZOLTNERS A A, SINHA P, LORIMER S E. The Power of Sales Analytics[M]. Evanston: ZS Associates, 2014.</w:t>
       </w:r>
     </w:p>
-    <w:bookmarkEnd w:id="205"/>
-    <w:bookmarkStart w:id="206" w:name="ref-luo2022"/>
+    <w:bookmarkEnd w:id="208"/>
+    <w:bookmarkStart w:id="209" w:name="ref-luo2022"/>
     <w:p>
       <w:pPr>
         <w:pStyle w:val="Bibliography"/>
@@ -36774,8 +37749,8 @@
         <w:t xml:space="preserve"> 2022, 51(5): 92-97.</w:t>
       </w:r>
     </w:p>
-    <w:bookmarkEnd w:id="206"/>
-    <w:bookmarkStart w:id="207" w:name="ref-you2026"/>
+    <w:bookmarkEnd w:id="209"/>
+    <w:bookmarkStart w:id="210" w:name="ref-you2026"/>
     <w:p>
       <w:pPr>
         <w:pStyle w:val="Bibliography"/>
@@ -36841,8 +37816,8 @@
         <w:t xml:space="preserve"> 2026.</w:t>
       </w:r>
     </w:p>
-    <w:bookmarkEnd w:id="207"/>
-    <w:bookmarkStart w:id="208" w:name="ref-yang2012"/>
+    <w:bookmarkEnd w:id="210"/>
+    <w:bookmarkStart w:id="211" w:name="ref-yang2012"/>
     <w:p>
       <w:pPr>
         <w:pStyle w:val="Bibliography"/>
@@ -36878,8 +37853,8 @@
         <w:t xml:space="preserve"> 2012(1): 40-41.</w:t>
       </w:r>
     </w:p>
-    <w:bookmarkEnd w:id="208"/>
-    <w:bookmarkStart w:id="210" w:name="ref-ma2026"/>
+    <w:bookmarkEnd w:id="211"/>
+    <w:bookmarkStart w:id="213" w:name="ref-ma2026"/>
     <w:p>
       <w:pPr>
         <w:pStyle w:val="Bibliography"/>
@@ -36941,7 +37916,7 @@
       <w:r>
         <w:t xml:space="preserve"> 2026. DOI:</w:t>
       </w:r>
-      <w:hyperlink r:id="rId209">
+      <w:hyperlink r:id="rId212">
         <w:r>
           <w:rPr>
             <w:rStyle w:val="Hyperlink"/>
@@ -36953,8 +37928,8 @@
         <w:t xml:space="preserve">.</w:t>
       </w:r>
     </w:p>
-    <w:bookmarkEnd w:id="210"/>
-    <w:bookmarkStart w:id="211" w:name="ref-li2026"/>
+    <w:bookmarkEnd w:id="213"/>
+    <w:bookmarkStart w:id="214" w:name="ref-li2026"/>
     <w:p>
       <w:pPr>
         <w:pStyle w:val="Bibliography"/>
@@ -36999,8 +37974,8 @@
         <w:t xml:space="preserve"> 2026, 50(2).</w:t>
       </w:r>
     </w:p>
-    <w:bookmarkEnd w:id="211"/>
-    <w:bookmarkStart w:id="212" w:name="ref-wan2026"/>
+    <w:bookmarkEnd w:id="214"/>
+    <w:bookmarkStart w:id="215" w:name="ref-wan2026"/>
     <w:p>
       <w:pPr>
         <w:pStyle w:val="Bibliography"/>
@@ -37063,8 +38038,8 @@
         <w:t xml:space="preserve"> 2026.</w:t>
       </w:r>
     </w:p>
-    <w:bookmarkEnd w:id="212"/>
-    <w:bookmarkStart w:id="213" w:name="ref-tian2026"/>
+    <w:bookmarkEnd w:id="215"/>
+    <w:bookmarkStart w:id="216" w:name="ref-tian2026"/>
     <w:p>
       <w:pPr>
         <w:pStyle w:val="Bibliography"/>
@@ -37127,8 +38102,8 @@
         <w:t xml:space="preserve"> 2026.</w:t>
       </w:r>
     </w:p>
-    <w:bookmarkEnd w:id="213"/>
-    <w:bookmarkStart w:id="214" w:name="ref-xu2023"/>
+    <w:bookmarkEnd w:id="216"/>
+    <w:bookmarkStart w:id="217" w:name="ref-xu2023"/>
     <w:p>
       <w:pPr>
         <w:pStyle w:val="Bibliography"/>
@@ -37164,8 +38139,8 @@
         <w:t xml:space="preserve"> 2023(10): 84-86.</w:t>
       </w:r>
     </w:p>
-    <w:bookmarkEnd w:id="214"/>
-    <w:bookmarkStart w:id="215" w:name="ref-chen2024"/>
+    <w:bookmarkEnd w:id="217"/>
+    <w:bookmarkStart w:id="218" w:name="ref-chen2024"/>
     <w:p>
       <w:pPr>
         <w:pStyle w:val="Bibliography"/>
@@ -37201,8 +38176,8 @@
         <w:t xml:space="preserve"> 2024(15): 162-164.</w:t>
       </w:r>
     </w:p>
-    <w:bookmarkEnd w:id="215"/>
-    <w:bookmarkStart w:id="216" w:name="ref-nhsa-nrdl2024"/>
+    <w:bookmarkEnd w:id="218"/>
+    <w:bookmarkStart w:id="219" w:name="ref-nhsa-nrdl2024"/>
     <w:p>
       <w:pPr>
         <w:pStyle w:val="Bibliography"/>
@@ -37238,8 +38213,8 @@
         <w:t xml:space="preserve"> 2024.</w:t>
       </w:r>
     </w:p>
-    <w:bookmarkEnd w:id="216"/>
-    <w:bookmarkStart w:id="217" w:name="ref-mr2026"/>
+    <w:bookmarkEnd w:id="219"/>
+    <w:bookmarkStart w:id="220" w:name="ref-mr2026"/>
     <w:p>
       <w:pPr>
         <w:pStyle w:val="Bibliography"/>
@@ -37305,8 +38280,8 @@
         <w:t xml:space="preserve"> 2026.</w:t>
       </w:r>
     </w:p>
-    <w:bookmarkEnd w:id="217"/>
-    <w:bookmarkStart w:id="218" w:name="ref-kuhn1955"/>
+    <w:bookmarkEnd w:id="220"/>
+    <w:bookmarkStart w:id="221" w:name="ref-kuhn1955"/>
     <w:p>
       <w:pPr>
         <w:pStyle w:val="Bibliography"/>
@@ -37315,8 +38290,8 @@
         <w:t xml:space="preserve">[30] KUHN H W. The Hungarian method for the assignment problem[J]. Naval Research Logistics Quarterly, 1955, 2(1-2): 83-97.</w:t>
       </w:r>
     </w:p>
-    <w:bookmarkEnd w:id="218"/>
-    <w:bookmarkStart w:id="219" w:name="ref-kirkpatrick1983"/>
+    <w:bookmarkEnd w:id="221"/>
+    <w:bookmarkStart w:id="222" w:name="ref-kirkpatrick1983"/>
     <w:p>
       <w:pPr>
         <w:pStyle w:val="Bibliography"/>
@@ -37325,8 +38300,8 @@
         <w:t xml:space="preserve">[31] KIRKPATRICK S, GELATT C D, VECCHI M P. Optimization by simulated annealing[J]. Science, 1983, 220(4598): 671-680.</w:t>
       </w:r>
     </w:p>
-    <w:bookmarkEnd w:id="219"/>
-    <w:bookmarkStart w:id="220" w:name="ref-aon2025sfe"/>
+    <w:bookmarkEnd w:id="222"/>
+    <w:bookmarkStart w:id="223" w:name="ref-aon2025sfe"/>
     <w:p>
       <w:pPr>
         <w:pStyle w:val="Bibliography"/>
@@ -37335,13 +38310,18 @@
         <w:t xml:space="preserve">[32] AON. 2025 Pharmaceutical Industry Sales Productivity &amp; ROI Survey Report[R]. Aon plc, 2025.</w:t>
       </w:r>
     </w:p>
-    <w:bookmarkEnd w:id="220"/>
-    <w:bookmarkEnd w:id="221"/>
-    <w:bookmarkEnd w:id="222"/>
+    <w:bookmarkEnd w:id="223"/>
+    <w:bookmarkEnd w:id="224"/>
+    <w:bookmarkEnd w:id="225"/>
     <w:sectPr>
-      <w:headerReference r:id="rId9" w:type="default"/>
+      <w:headerReference w:type="default" r:id="rId23"/>
+      <w:footerReference r:id="rId10" w:type="default"/>
+      <w:footnotePr>
+        <w:numRestart w:val="eachSect"/>
+      </w:footnotePr>
       <w:pgSz w:h="16838" w:w="11906"/>
-      <w:pgMar w:bottom="2268" w:footer="1701" w:header="1417" w:left="1587" w:right="1587" w:top="1984"/>
+      <w:pgMar w:bottom="2268" w:footer="1701" w:header="1417" w:left="1417" w:right="1417" w:top="1984"/>
+      <w:pgNumType w:fmt="decimal"/>
     </w:sectPr>
   </w:body>
 </w:document>
@@ -37351,6 +38331,68 @@
 <w:comments xmlns:w="http://schemas.openxmlformats.org/wordprocessingml/2006/main" xmlns:m="http://schemas.openxmlformats.org/officeDocument/2006/math" xmlns:r="http://schemas.openxmlformats.org/officeDocument/2006/relationships" xmlns:o="urn:schemas-microsoft-com:office:office" xmlns:v="urn:schemas-microsoft-com:vml" xmlns:w10="urn:schemas-microsoft-com:office:word" xmlns:a="http://schemas.openxmlformats.org/drawingml/2006/main" xmlns:pic="http://schemas.openxmlformats.org/drawingml/2006/picture" xmlns:wp="http://schemas.openxmlformats.org/drawingml/2006/wordprocessingDrawing"/>
 </file>
 
+<file path=word/footer1.xml><?xml version="1.0" encoding="utf-8"?>
+<w:ftr xmlns:m="http://schemas.openxmlformats.org/officeDocument/2006/math" xmlns:mc="http://schemas.openxmlformats.org/markup-compatibility/2006" xmlns:mo="http://schemas.microsoft.com/office/mac/office/2008/main" xmlns:mv="urn:schemas-microsoft-com:mac:vml" xmlns:o="urn:schemas-microsoft-com:office:office" xmlns:r="http://schemas.openxmlformats.org/officeDocument/2006/relationships" xmlns:v="urn:schemas-microsoft-com:vml" xmlns:w10="urn:schemas-microsoft-com:office:word" xmlns:w14="http://schemas.microsoft.com/office/word/2010/wordml" xmlns:w="http://schemas.openxmlformats.org/wordprocessingml/2006/main" xmlns:wne="http://schemas.microsoft.com/office/word/2006/wordml" xmlns:wp14="http://schemas.microsoft.com/office/word/2010/wordprocessingDrawing" xmlns:wp="http://schemas.openxmlformats.org/drawingml/2006/wordprocessingDrawing" xmlns:wpc="http://schemas.microsoft.com/office/word/2010/wordprocessingCanvas" xmlns:wpg="http://schemas.microsoft.com/office/word/2010/wordprocessingGroup" xmlns:wpi="http://schemas.microsoft.com/office/word/2010/wordprocessingInk" xmlns:wps="http://schemas.microsoft.com/office/word/2010/wordprocessingShape" mc:Ignorable="w14 wp14">
+  <w:p>
+    <w:pPr>
+      <w:pStyle w:val="Footer"/>
+      <w:ind w:firstLine="0" w:firstLineChars="0" w:left="0"/>
+      <w:jc w:val="center"/>
+    </w:pPr>
+    <w:r>
+      <w:rPr>
+        <w:rFonts w:ascii="Times New Roman" w:hAnsi="Times New Roman" w:eastAsia="Times New Roman"/>
+        <w:sz w:val="21"/>
+        <w:szCs w:val="21"/>
+      </w:rPr>
+      <w:fldChar w:fldCharType="begin" w:dirty="true"/>
+    </w:r>
+    <w:r>
+      <w:rPr>
+        <w:rFonts w:ascii="Times New Roman" w:hAnsi="Times New Roman" w:eastAsia="Times New Roman"/>
+        <w:sz w:val="21"/>
+        <w:szCs w:val="21"/>
+      </w:rPr>
+      <w:instrText xml:space="preserve"> PAGE \* MERGEFORMAT </w:instrText>
+    </w:r>
+    <w:r>
+      <w:rPr>
+        <w:rFonts w:ascii="Times New Roman" w:hAnsi="Times New Roman" w:eastAsia="Times New Roman"/>
+        <w:sz w:val="21"/>
+        <w:szCs w:val="21"/>
+      </w:rPr>
+      <w:fldChar w:fldCharType="separate"/>
+    </w:r>
+    <w:r>
+      <w:rPr>
+        <w:rFonts w:ascii="Times New Roman" w:hAnsi="Times New Roman" w:eastAsia="Times New Roman"/>
+        <w:sz w:val="21"/>
+        <w:szCs w:val="21"/>
+      </w:rPr>
+      <w:t xml:space="preserve">1</w:t>
+    </w:r>
+    <w:r>
+      <w:rPr>
+        <w:rFonts w:ascii="Times New Roman" w:hAnsi="Times New Roman" w:eastAsia="Times New Roman"/>
+        <w:sz w:val="21"/>
+        <w:szCs w:val="21"/>
+      </w:rPr>
+      <w:fldChar w:fldCharType="end"/>
+    </w:r>
+  </w:p>
+</w:ftr>
+</file>
+
+<file path=word/footer2.xml><?xml version="1.0" encoding="utf-8"?>
+<w:ftr xmlns:m="http://schemas.openxmlformats.org/officeDocument/2006/math" xmlns:mc="http://schemas.openxmlformats.org/markup-compatibility/2006" xmlns:mo="http://schemas.microsoft.com/office/mac/office/2008/main" xmlns:mv="urn:schemas-microsoft-com:mac:vml" xmlns:o="urn:schemas-microsoft-com:office:office" xmlns:r="http://schemas.openxmlformats.org/officeDocument/2006/relationships" xmlns:v="urn:schemas-microsoft-com:vml" xmlns:w10="urn:schemas-microsoft-com:office:word" xmlns:w14="http://schemas.microsoft.com/office/word/2010/wordml" xmlns:w="http://schemas.openxmlformats.org/wordprocessingml/2006/main" xmlns:wne="http://schemas.microsoft.com/office/word/2006/wordml" xmlns:wp14="http://schemas.microsoft.com/office/word/2010/wordprocessingDrawing" xmlns:wp="http://schemas.openxmlformats.org/drawingml/2006/wordprocessingDrawing" xmlns:wpc="http://schemas.microsoft.com/office/word/2010/wordprocessingCanvas" xmlns:wpg="http://schemas.microsoft.com/office/word/2010/wordprocessingGroup" xmlns:wpi="http://schemas.microsoft.com/office/word/2010/wordprocessingInk" xmlns:wps="http://schemas.microsoft.com/office/word/2010/wordprocessingShape" mc:Ignorable="w14 wp14">
+  <w:p>
+    <w:pPr>
+      <w:pStyle w:val="Footer"/>
+    </w:pPr>
+  </w:p>
+</w:ftr>
+</file>
+
 <file path=word/footnotes.xml><?xml version="1.0" encoding="utf-8"?>
 <w:footnotes xmlns:w="http://schemas.openxmlformats.org/wordprocessingml/2006/main" xmlns:m="http://schemas.openxmlformats.org/officeDocument/2006/math" xmlns:r="http://schemas.openxmlformats.org/officeDocument/2006/relationships" xmlns:o="urn:schemas-microsoft-com:office:office" xmlns:v="urn:schemas-microsoft-com:vml" xmlns:w10="urn:schemas-microsoft-com:office:word" xmlns:a="http://schemas.openxmlformats.org/drawingml/2006/main" xmlns:pic="http://schemas.openxmlformats.org/drawingml/2006/picture" xmlns:wp="http://schemas.openxmlformats.org/drawingml/2006/wordprocessingDrawing">
   <w:footnote w:type="continuationSeparator" w:id="0">
@@ -37375,8 +38417,9 @@
   <w:p>
     <w:pPr>
       <w:pStyle w:val="Header"/>
+      <w:ind w:firstLine="0" w:firstLineChars="0" w:left="0"/>
       <w:tabs>
-        <w:tab w:val="right" w:pos="8731"/>
+        <w:tab w:val="right" w:pos="9072"/>
       </w:tabs>
       <w:pBdr>
         <w:bottom w:val="single" w:sz="4" w:space="1" w:color="000000"/>
@@ -37387,17 +38430,416 @@
         <w:rFonts w:ascii="宋体" w:hAnsi="宋体" w:eastAsia="宋体"/>
         <w:sz w:val="18"/>
       </w:rPr>
-      <w:t>上海交通大学 MBA 学位论文</w:t>
+      <w:t>上海交通大学硕士学位论文</w:t>
+    </w:r>
+    <w:r>
+      <w:tab/>
+    </w:r>
+  </w:p>
+</w:hdr>
+</file>
+
+<file path=word/header10.xml><?xml version="1.0" encoding="utf-8"?>
+<w:hdr xmlns:m="http://schemas.openxmlformats.org/officeDocument/2006/math" xmlns:mc="http://schemas.openxmlformats.org/markup-compatibility/2006" xmlns:mo="http://schemas.microsoft.com/office/mac/office/2008/main" xmlns:mv="urn:schemas-microsoft-com:mac:vml" xmlns:o="urn:schemas-microsoft-com:office:office" xmlns:r="http://schemas.openxmlformats.org/officeDocument/2006/relationships" xmlns:v="urn:schemas-microsoft-com:vml" xmlns:w10="urn:schemas-microsoft-com:office:word" xmlns:w14="http://schemas.microsoft.com/office/word/2010/wordml" xmlns:w="http://schemas.openxmlformats.org/wordprocessingml/2006/main" xmlns:wne="http://schemas.microsoft.com/office/word/2006/wordml" xmlns:wp14="http://schemas.microsoft.com/office/word/2010/wordprocessingDrawing" xmlns:wp="http://schemas.openxmlformats.org/drawingml/2006/wordprocessingDrawing" xmlns:wpc="http://schemas.microsoft.com/office/word/2010/wordprocessingCanvas" xmlns:wpg="http://schemas.microsoft.com/office/word/2010/wordprocessingGroup" xmlns:wpi="http://schemas.microsoft.com/office/word/2010/wordprocessingInk" xmlns:wps="http://schemas.microsoft.com/office/word/2010/wordprocessingShape" mc:Ignorable="w14 wp14">
+  <w:p>
+    <w:pPr>
+      <w:pStyle w:val="Header"/>
+      <w:ind w:firstLine="0" w:firstLineChars="0" w:left="0"/>
+      <w:tabs>
+        <w:tab w:val="right" w:pos="9072"/>
+      </w:tabs>
+      <w:pBdr>
+        <w:bottom w:val="single" w:sz="4" w:space="1" w:color="000000"/>
+      </w:pBdr>
+    </w:pPr>
+    <w:r>
+      <w:rPr>
+        <w:rFonts w:ascii="Times New Roman" w:hAnsi="Times New Roman" w:eastAsia="宋体"/>
+        <w:sz w:val="18"/>
+        <w:szCs w:val="18"/>
+      </w:rPr>
+      <w:t xml:space="preserve">上海交通大学硕士学位论文</w:t>
     </w:r>
     <w:r>
       <w:tab/>
     </w:r>
     <w:r>
       <w:rPr>
-        <w:rFonts w:ascii="宋体" w:hAnsi="宋体" w:eastAsia="宋体"/>
+        <w:rFonts w:ascii="Times New Roman" w:hAnsi="Times New Roman" w:eastAsia="宋体"/>
         <w:sz w:val="18"/>
+        <w:szCs w:val="18"/>
       </w:rPr>
-      <w:t>运筹算法在制药企业SFE辖区动态分配中的应用及商业化研究</w:t>
+      <w:t xml:space="preserve">第七章 研究结论与展望</w:t>
+    </w:r>
+  </w:p>
+</w:hdr>
+</file>
+
+<file path=word/header11.xml><?xml version="1.0" encoding="utf-8"?>
+<w:hdr xmlns:m="http://schemas.openxmlformats.org/officeDocument/2006/math" xmlns:mc="http://schemas.openxmlformats.org/markup-compatibility/2006" xmlns:mo="http://schemas.microsoft.com/office/mac/office/2008/main" xmlns:mv="urn:schemas-microsoft-com:mac:vml" xmlns:o="urn:schemas-microsoft-com:office:office" xmlns:r="http://schemas.openxmlformats.org/officeDocument/2006/relationships" xmlns:v="urn:schemas-microsoft-com:vml" xmlns:w10="urn:schemas-microsoft-com:office:word" xmlns:w14="http://schemas.microsoft.com/office/word/2010/wordml" xmlns:w="http://schemas.openxmlformats.org/wordprocessingml/2006/main" xmlns:wne="http://schemas.microsoft.com/office/word/2006/wordml" xmlns:wp14="http://schemas.microsoft.com/office/word/2010/wordprocessingDrawing" xmlns:wp="http://schemas.openxmlformats.org/drawingml/2006/wordprocessingDrawing" xmlns:wpc="http://schemas.microsoft.com/office/word/2010/wordprocessingCanvas" xmlns:wpg="http://schemas.microsoft.com/office/word/2010/wordprocessingGroup" xmlns:wpi="http://schemas.microsoft.com/office/word/2010/wordprocessingInk" xmlns:wps="http://schemas.microsoft.com/office/word/2010/wordprocessingShape" mc:Ignorable="w14 wp14">
+  <w:p>
+    <w:pPr>
+      <w:pStyle w:val="Header"/>
+      <w:ind w:firstLine="0" w:firstLineChars="0" w:left="0"/>
+      <w:tabs>
+        <w:tab w:val="right" w:pos="9072"/>
+      </w:tabs>
+      <w:pBdr>
+        <w:bottom w:val="single" w:sz="4" w:space="1" w:color="000000"/>
+      </w:pBdr>
+    </w:pPr>
+    <w:r>
+      <w:rPr>
+        <w:rFonts w:ascii="Times New Roman" w:hAnsi="Times New Roman" w:eastAsia="宋体"/>
+        <w:sz w:val="18"/>
+        <w:szCs w:val="18"/>
+      </w:rPr>
+      <w:t xml:space="preserve">上海交通大学硕士学位论文</w:t>
+    </w:r>
+    <w:r>
+      <w:tab/>
+    </w:r>
+    <w:r>
+      <w:rPr>
+        <w:rFonts w:ascii="Times New Roman" w:hAnsi="Times New Roman" w:eastAsia="宋体"/>
+        <w:sz w:val="18"/>
+        <w:szCs w:val="18"/>
+      </w:rPr>
+      <w:t xml:space="preserve">附录 A 业务侧调研问卷与访谈大纲</w:t>
+    </w:r>
+  </w:p>
+</w:hdr>
+</file>
+
+<file path=word/header12.xml><?xml version="1.0" encoding="utf-8"?>
+<w:hdr xmlns:m="http://schemas.openxmlformats.org/officeDocument/2006/math" xmlns:mc="http://schemas.openxmlformats.org/markup-compatibility/2006" xmlns:mo="http://schemas.microsoft.com/office/mac/office/2008/main" xmlns:mv="urn:schemas-microsoft-com:mac:vml" xmlns:o="urn:schemas-microsoft-com:office:office" xmlns:r="http://schemas.openxmlformats.org/officeDocument/2006/relationships" xmlns:v="urn:schemas-microsoft-com:vml" xmlns:w10="urn:schemas-microsoft-com:office:word" xmlns:w14="http://schemas.microsoft.com/office/word/2010/wordml" xmlns:w="http://schemas.openxmlformats.org/wordprocessingml/2006/main" xmlns:wne="http://schemas.microsoft.com/office/word/2006/wordml" xmlns:wp14="http://schemas.microsoft.com/office/word/2010/wordprocessingDrawing" xmlns:wp="http://schemas.openxmlformats.org/drawingml/2006/wordprocessingDrawing" xmlns:wpc="http://schemas.microsoft.com/office/word/2010/wordprocessingCanvas" xmlns:wpg="http://schemas.microsoft.com/office/word/2010/wordprocessingGroup" xmlns:wpi="http://schemas.microsoft.com/office/word/2010/wordprocessingInk" xmlns:wps="http://schemas.microsoft.com/office/word/2010/wordprocessingShape" mc:Ignorable="w14 wp14">
+  <w:p>
+    <w:pPr>
+      <w:pStyle w:val="Header"/>
+      <w:ind w:firstLine="0" w:firstLineChars="0" w:left="0"/>
+      <w:tabs>
+        <w:tab w:val="right" w:pos="9072"/>
+      </w:tabs>
+      <w:pBdr>
+        <w:bottom w:val="single" w:sz="4" w:space="1" w:color="000000"/>
+      </w:pBdr>
+    </w:pPr>
+    <w:r>
+      <w:rPr>
+        <w:rFonts w:ascii="Times New Roman" w:hAnsi="Times New Roman" w:eastAsia="宋体"/>
+        <w:sz w:val="18"/>
+        <w:szCs w:val="18"/>
+      </w:rPr>
+      <w:t xml:space="preserve">上海交通大学硕士学位论文</w:t>
+    </w:r>
+    <w:r>
+      <w:tab/>
+    </w:r>
+    <w:r>
+      <w:rPr>
+        <w:rFonts w:ascii="Times New Roman" w:hAnsi="Times New Roman" w:eastAsia="宋体"/>
+        <w:sz w:val="18"/>
+        <w:szCs w:val="18"/>
+      </w:rPr>
+      <w:t xml:space="preserve">参考文献</w:t>
+    </w:r>
+  </w:p>
+</w:hdr>
+</file>
+
+<file path=word/header13.xml><?xml version="1.0" encoding="utf-8"?>
+<w:hdr xmlns:m="http://schemas.openxmlformats.org/officeDocument/2006/math" xmlns:mc="http://schemas.openxmlformats.org/markup-compatibility/2006" xmlns:mo="http://schemas.microsoft.com/office/mac/office/2008/main" xmlns:mv="urn:schemas-microsoft-com:mac:vml" xmlns:o="urn:schemas-microsoft-com:office:office" xmlns:r="http://schemas.openxmlformats.org/officeDocument/2006/relationships" xmlns:v="urn:schemas-microsoft-com:vml" xmlns:w10="urn:schemas-microsoft-com:office:word" xmlns:w14="http://schemas.microsoft.com/office/word/2010/wordml" xmlns:w="http://schemas.openxmlformats.org/wordprocessingml/2006/main" xmlns:wne="http://schemas.microsoft.com/office/word/2006/wordml" xmlns:wp14="http://schemas.microsoft.com/office/word/2010/wordprocessingDrawing" xmlns:wp="http://schemas.openxmlformats.org/drawingml/2006/wordprocessingDrawing" xmlns:wpc="http://schemas.microsoft.com/office/word/2010/wordprocessingCanvas" xmlns:wpg="http://schemas.microsoft.com/office/word/2010/wordprocessingGroup" xmlns:wpi="http://schemas.microsoft.com/office/word/2010/wordprocessingInk" xmlns:wps="http://schemas.microsoft.com/office/word/2010/wordprocessingShape" mc:Ignorable="w14 wp14">
+  <w:p>
+    <w:pPr>
+      <w:pStyle w:val="Header"/>
+    </w:pPr>
+  </w:p>
+</w:hdr>
+</file>
+
+<file path=word/header2.xml><?xml version="1.0" encoding="utf-8"?>
+<w:hdr xmlns:m="http://schemas.openxmlformats.org/officeDocument/2006/math" xmlns:mc="http://schemas.openxmlformats.org/markup-compatibility/2006" xmlns:mo="http://schemas.microsoft.com/office/mac/office/2008/main" xmlns:mv="urn:schemas-microsoft-com:mac:vml" xmlns:o="urn:schemas-microsoft-com:office:office" xmlns:r="http://schemas.openxmlformats.org/officeDocument/2006/relationships" xmlns:v="urn:schemas-microsoft-com:vml" xmlns:w10="urn:schemas-microsoft-com:office:word" xmlns:w14="http://schemas.microsoft.com/office/word/2010/wordml" xmlns:w="http://schemas.openxmlformats.org/wordprocessingml/2006/main" xmlns:wne="http://schemas.microsoft.com/office/word/2006/wordml" xmlns:wp14="http://schemas.microsoft.com/office/word/2010/wordprocessingDrawing" xmlns:wp="http://schemas.openxmlformats.org/drawingml/2006/wordprocessingDrawing" xmlns:wpc="http://schemas.microsoft.com/office/word/2010/wordprocessingCanvas" xmlns:wpg="http://schemas.microsoft.com/office/word/2010/wordprocessingGroup" xmlns:wpi="http://schemas.microsoft.com/office/word/2010/wordprocessingInk" xmlns:wps="http://schemas.microsoft.com/office/word/2010/wordprocessingShape" mc:Ignorable="w14 wp14">
+  <w:p>
+    <w:pPr>
+      <w:pStyle w:val="Header"/>
+      <w:ind w:firstLine="0" w:firstLineChars="0" w:left="0"/>
+      <w:tabs>
+        <w:tab w:val="right" w:pos="9072"/>
+      </w:tabs>
+      <w:pBdr>
+        <w:bottom w:val="single" w:sz="4" w:space="1" w:color="000000"/>
+      </w:pBdr>
+    </w:pPr>
+    <w:r>
+      <w:rPr>
+        <w:rFonts w:ascii="Times New Roman" w:hAnsi="Times New Roman" w:eastAsia="宋体"/>
+        <w:sz w:val="18"/>
+        <w:szCs w:val="18"/>
+      </w:rPr>
+      <w:t xml:space="preserve">上海交通大学硕士学位论文</w:t>
+    </w:r>
+    <w:r>
+      <w:tab/>
+    </w:r>
+    <w:r>
+      <w:rPr>
+        <w:rFonts w:ascii="Times New Roman" w:hAnsi="Times New Roman" w:eastAsia="宋体"/>
+        <w:sz w:val="18"/>
+        <w:szCs w:val="18"/>
+      </w:rPr>
+      <w:t xml:space="preserve">摘　要</w:t>
+    </w:r>
+  </w:p>
+</w:hdr>
+</file>
+
+<file path=word/header3.xml><?xml version="1.0" encoding="utf-8"?>
+<w:hdr xmlns:m="http://schemas.openxmlformats.org/officeDocument/2006/math" xmlns:mc="http://schemas.openxmlformats.org/markup-compatibility/2006" xmlns:mo="http://schemas.microsoft.com/office/mac/office/2008/main" xmlns:mv="urn:schemas-microsoft-com:mac:vml" xmlns:o="urn:schemas-microsoft-com:office:office" xmlns:r="http://schemas.openxmlformats.org/officeDocument/2006/relationships" xmlns:v="urn:schemas-microsoft-com:vml" xmlns:w10="urn:schemas-microsoft-com:office:word" xmlns:w14="http://schemas.microsoft.com/office/word/2010/wordml" xmlns:w="http://schemas.openxmlformats.org/wordprocessingml/2006/main" xmlns:wne="http://schemas.microsoft.com/office/word/2006/wordml" xmlns:wp14="http://schemas.microsoft.com/office/word/2010/wordprocessingDrawing" xmlns:wp="http://schemas.openxmlformats.org/drawingml/2006/wordprocessingDrawing" xmlns:wpc="http://schemas.microsoft.com/office/word/2010/wordprocessingCanvas" xmlns:wpg="http://schemas.microsoft.com/office/word/2010/wordprocessingGroup" xmlns:wpi="http://schemas.microsoft.com/office/word/2010/wordprocessingInk" xmlns:wps="http://schemas.microsoft.com/office/word/2010/wordprocessingShape" mc:Ignorable="w14 wp14">
+  <w:p>
+    <w:pPr>
+      <w:pStyle w:val="Header"/>
+      <w:ind w:firstLine="0" w:firstLineChars="0" w:left="0"/>
+      <w:tabs>
+        <w:tab w:val="right" w:pos="9072"/>
+      </w:tabs>
+      <w:pBdr>
+        <w:bottom w:val="single" w:sz="4" w:space="1" w:color="000000"/>
+      </w:pBdr>
+    </w:pPr>
+    <w:r>
+      <w:rPr>
+        <w:rFonts w:ascii="Times New Roman" w:hAnsi="Times New Roman" w:eastAsia="宋体"/>
+        <w:sz w:val="18"/>
+        <w:szCs w:val="18"/>
+      </w:rPr>
+      <w:t xml:space="preserve">上海交通大学硕士学位论文</w:t>
+    </w:r>
+    <w:r>
+      <w:tab/>
+    </w:r>
+    <w:r>
+      <w:rPr>
+        <w:rFonts w:ascii="Times New Roman" w:hAnsi="Times New Roman" w:eastAsia="宋体"/>
+        <w:sz w:val="18"/>
+        <w:szCs w:val="18"/>
+      </w:rPr>
+      <w:t xml:space="preserve">目　录</w:t>
+    </w:r>
+  </w:p>
+</w:hdr>
+</file>
+
+<file path=word/header4.xml><?xml version="1.0" encoding="utf-8"?>
+<w:hdr xmlns:m="http://schemas.openxmlformats.org/officeDocument/2006/math" xmlns:mc="http://schemas.openxmlformats.org/markup-compatibility/2006" xmlns:mo="http://schemas.microsoft.com/office/mac/office/2008/main" xmlns:mv="urn:schemas-microsoft-com:mac:vml" xmlns:o="urn:schemas-microsoft-com:office:office" xmlns:r="http://schemas.openxmlformats.org/officeDocument/2006/relationships" xmlns:v="urn:schemas-microsoft-com:vml" xmlns:w10="urn:schemas-microsoft-com:office:word" xmlns:w14="http://schemas.microsoft.com/office/word/2010/wordml" xmlns:w="http://schemas.openxmlformats.org/wordprocessingml/2006/main" xmlns:wne="http://schemas.microsoft.com/office/word/2006/wordml" xmlns:wp14="http://schemas.microsoft.com/office/word/2010/wordprocessingDrawing" xmlns:wp="http://schemas.openxmlformats.org/drawingml/2006/wordprocessingDrawing" xmlns:wpc="http://schemas.microsoft.com/office/word/2010/wordprocessingCanvas" xmlns:wpg="http://schemas.microsoft.com/office/word/2010/wordprocessingGroup" xmlns:wpi="http://schemas.microsoft.com/office/word/2010/wordprocessingInk" xmlns:wps="http://schemas.microsoft.com/office/word/2010/wordprocessingShape" mc:Ignorable="w14 wp14">
+  <w:p>
+    <w:pPr>
+      <w:pStyle w:val="Header"/>
+      <w:ind w:firstLine="0" w:firstLineChars="0" w:left="0"/>
+      <w:tabs>
+        <w:tab w:val="right" w:pos="9072"/>
+      </w:tabs>
+      <w:pBdr>
+        <w:bottom w:val="single" w:sz="4" w:space="1" w:color="000000"/>
+      </w:pBdr>
+    </w:pPr>
+    <w:r>
+      <w:rPr>
+        <w:rFonts w:ascii="Times New Roman" w:hAnsi="Times New Roman" w:eastAsia="宋体"/>
+        <w:sz w:val="18"/>
+        <w:szCs w:val="18"/>
+      </w:rPr>
+      <w:t xml:space="preserve">上海交通大学硕士学位论文</w:t>
+    </w:r>
+    <w:r>
+      <w:tab/>
+    </w:r>
+    <w:r>
+      <w:rPr>
+        <w:rFonts w:ascii="Times New Roman" w:hAnsi="Times New Roman" w:eastAsia="宋体"/>
+        <w:sz w:val="18"/>
+        <w:szCs w:val="18"/>
+      </w:rPr>
+      <w:t xml:space="preserve">第一章 绪论</w:t>
+    </w:r>
+  </w:p>
+</w:hdr>
+</file>
+
+<file path=word/header5.xml><?xml version="1.0" encoding="utf-8"?>
+<w:hdr xmlns:m="http://schemas.openxmlformats.org/officeDocument/2006/math" xmlns:mc="http://schemas.openxmlformats.org/markup-compatibility/2006" xmlns:mo="http://schemas.microsoft.com/office/mac/office/2008/main" xmlns:mv="urn:schemas-microsoft-com:mac:vml" xmlns:o="urn:schemas-microsoft-com:office:office" xmlns:r="http://schemas.openxmlformats.org/officeDocument/2006/relationships" xmlns:v="urn:schemas-microsoft-com:vml" xmlns:w10="urn:schemas-microsoft-com:office:word" xmlns:w14="http://schemas.microsoft.com/office/word/2010/wordml" xmlns:w="http://schemas.openxmlformats.org/wordprocessingml/2006/main" xmlns:wne="http://schemas.microsoft.com/office/word/2006/wordml" xmlns:wp14="http://schemas.microsoft.com/office/word/2010/wordprocessingDrawing" xmlns:wp="http://schemas.openxmlformats.org/drawingml/2006/wordprocessingDrawing" xmlns:wpc="http://schemas.microsoft.com/office/word/2010/wordprocessingCanvas" xmlns:wpg="http://schemas.microsoft.com/office/word/2010/wordprocessingGroup" xmlns:wpi="http://schemas.microsoft.com/office/word/2010/wordprocessingInk" xmlns:wps="http://schemas.microsoft.com/office/word/2010/wordprocessingShape" mc:Ignorable="w14 wp14">
+  <w:p>
+    <w:pPr>
+      <w:pStyle w:val="Header"/>
+      <w:ind w:firstLine="0" w:firstLineChars="0" w:left="0"/>
+      <w:tabs>
+        <w:tab w:val="right" w:pos="9072"/>
+      </w:tabs>
+      <w:pBdr>
+        <w:bottom w:val="single" w:sz="4" w:space="1" w:color="000000"/>
+      </w:pBdr>
+    </w:pPr>
+    <w:r>
+      <w:rPr>
+        <w:rFonts w:ascii="Times New Roman" w:hAnsi="Times New Roman" w:eastAsia="宋体"/>
+        <w:sz w:val="18"/>
+        <w:szCs w:val="18"/>
+      </w:rPr>
+      <w:t xml:space="preserve">上海交通大学硕士学位论文</w:t>
+    </w:r>
+    <w:r>
+      <w:tab/>
+    </w:r>
+    <w:r>
+      <w:rPr>
+        <w:rFonts w:ascii="Times New Roman" w:hAnsi="Times New Roman" w:eastAsia="宋体"/>
+        <w:sz w:val="18"/>
+        <w:szCs w:val="18"/>
+      </w:rPr>
+      <w:t xml:space="preserve">第二章 理论基础与文献综述</w:t>
+    </w:r>
+  </w:p>
+</w:hdr>
+</file>
+
+<file path=word/header6.xml><?xml version="1.0" encoding="utf-8"?>
+<w:hdr xmlns:m="http://schemas.openxmlformats.org/officeDocument/2006/math" xmlns:mc="http://schemas.openxmlformats.org/markup-compatibility/2006" xmlns:mo="http://schemas.microsoft.com/office/mac/office/2008/main" xmlns:mv="urn:schemas-microsoft-com:mac:vml" xmlns:o="urn:schemas-microsoft-com:office:office" xmlns:r="http://schemas.openxmlformats.org/officeDocument/2006/relationships" xmlns:v="urn:schemas-microsoft-com:vml" xmlns:w10="urn:schemas-microsoft-com:office:word" xmlns:w14="http://schemas.microsoft.com/office/word/2010/wordml" xmlns:w="http://schemas.openxmlformats.org/wordprocessingml/2006/main" xmlns:wne="http://schemas.microsoft.com/office/word/2006/wordml" xmlns:wp14="http://schemas.microsoft.com/office/word/2010/wordprocessingDrawing" xmlns:wp="http://schemas.openxmlformats.org/drawingml/2006/wordprocessingDrawing" xmlns:wpc="http://schemas.microsoft.com/office/word/2010/wordprocessingCanvas" xmlns:wpg="http://schemas.microsoft.com/office/word/2010/wordprocessingGroup" xmlns:wpi="http://schemas.microsoft.com/office/word/2010/wordprocessingInk" xmlns:wps="http://schemas.microsoft.com/office/word/2010/wordprocessingShape" mc:Ignorable="w14 wp14">
+  <w:p>
+    <w:pPr>
+      <w:pStyle w:val="Header"/>
+      <w:ind w:firstLine="0" w:firstLineChars="0" w:left="0"/>
+      <w:tabs>
+        <w:tab w:val="right" w:pos="9072"/>
+      </w:tabs>
+      <w:pBdr>
+        <w:bottom w:val="single" w:sz="4" w:space="1" w:color="000000"/>
+      </w:pBdr>
+    </w:pPr>
+    <w:r>
+      <w:rPr>
+        <w:rFonts w:ascii="Times New Roman" w:hAnsi="Times New Roman" w:eastAsia="宋体"/>
+        <w:sz w:val="18"/>
+        <w:szCs w:val="18"/>
+      </w:rPr>
+      <w:t xml:space="preserve">上海交通大学硕士学位论文</w:t>
+    </w:r>
+    <w:r>
+      <w:tab/>
+    </w:r>
+    <w:r>
+      <w:rPr>
+        <w:rFonts w:ascii="Times New Roman" w:hAnsi="Times New Roman" w:eastAsia="宋体"/>
+        <w:sz w:val="18"/>
+        <w:szCs w:val="18"/>
+      </w:rPr>
+      <w:t xml:space="preserve">第三章 制药企业 SFE 辖区管理痛点的行业调研验证</w:t>
+    </w:r>
+  </w:p>
+</w:hdr>
+</file>
+
+<file path=word/header7.xml><?xml version="1.0" encoding="utf-8"?>
+<w:hdr xmlns:m="http://schemas.openxmlformats.org/officeDocument/2006/math" xmlns:mc="http://schemas.openxmlformats.org/markup-compatibility/2006" xmlns:mo="http://schemas.microsoft.com/office/mac/office/2008/main" xmlns:mv="urn:schemas-microsoft-com:mac:vml" xmlns:o="urn:schemas-microsoft-com:office:office" xmlns:r="http://schemas.openxmlformats.org/officeDocument/2006/relationships" xmlns:v="urn:schemas-microsoft-com:vml" xmlns:w10="urn:schemas-microsoft-com:office:word" xmlns:w14="http://schemas.microsoft.com/office/word/2010/wordml" xmlns:w="http://schemas.openxmlformats.org/wordprocessingml/2006/main" xmlns:wne="http://schemas.microsoft.com/office/word/2006/wordml" xmlns:wp14="http://schemas.microsoft.com/office/word/2010/wordprocessingDrawing" xmlns:wp="http://schemas.openxmlformats.org/drawingml/2006/wordprocessingDrawing" xmlns:wpc="http://schemas.microsoft.com/office/word/2010/wordprocessingCanvas" xmlns:wpg="http://schemas.microsoft.com/office/word/2010/wordprocessingGroup" xmlns:wpi="http://schemas.microsoft.com/office/word/2010/wordprocessingInk" xmlns:wps="http://schemas.microsoft.com/office/word/2010/wordprocessingShape" mc:Ignorable="w14 wp14">
+  <w:p>
+    <w:pPr>
+      <w:pStyle w:val="Header"/>
+      <w:ind w:firstLine="0" w:firstLineChars="0" w:left="0"/>
+      <w:tabs>
+        <w:tab w:val="right" w:pos="9072"/>
+      </w:tabs>
+      <w:pBdr>
+        <w:bottom w:val="single" w:sz="4" w:space="1" w:color="000000"/>
+      </w:pBdr>
+    </w:pPr>
+    <w:r>
+      <w:rPr>
+        <w:rFonts w:ascii="Times New Roman" w:hAnsi="Times New Roman" w:eastAsia="宋体"/>
+        <w:sz w:val="18"/>
+        <w:szCs w:val="18"/>
+      </w:rPr>
+      <w:t xml:space="preserve">上海交通大学硕士学位论文</w:t>
+    </w:r>
+    <w:r>
+      <w:tab/>
+    </w:r>
+    <w:r>
+      <w:rPr>
+        <w:rFonts w:ascii="Times New Roman" w:hAnsi="Times New Roman" w:eastAsia="宋体"/>
+        <w:sz w:val="18"/>
+        <w:szCs w:val="18"/>
+      </w:rPr>
+      <w:t xml:space="preserve">第四章 基于综合价值指数的智能辖区分配模型构建</w:t>
+    </w:r>
+  </w:p>
+</w:hdr>
+</file>
+
+<file path=word/header8.xml><?xml version="1.0" encoding="utf-8"?>
+<w:hdr xmlns:m="http://schemas.openxmlformats.org/officeDocument/2006/math" xmlns:mc="http://schemas.openxmlformats.org/markup-compatibility/2006" xmlns:mo="http://schemas.microsoft.com/office/mac/office/2008/main" xmlns:mv="urn:schemas-microsoft-com:mac:vml" xmlns:o="urn:schemas-microsoft-com:office:office" xmlns:r="http://schemas.openxmlformats.org/officeDocument/2006/relationships" xmlns:v="urn:schemas-microsoft-com:vml" xmlns:w10="urn:schemas-microsoft-com:office:word" xmlns:w14="http://schemas.microsoft.com/office/word/2010/wordml" xmlns:w="http://schemas.openxmlformats.org/wordprocessingml/2006/main" xmlns:wne="http://schemas.microsoft.com/office/word/2006/wordml" xmlns:wp14="http://schemas.microsoft.com/office/word/2010/wordprocessingDrawing" xmlns:wp="http://schemas.openxmlformats.org/drawingml/2006/wordprocessingDrawing" xmlns:wpc="http://schemas.microsoft.com/office/word/2010/wordprocessingCanvas" xmlns:wpg="http://schemas.microsoft.com/office/word/2010/wordprocessingGroup" xmlns:wpi="http://schemas.microsoft.com/office/word/2010/wordprocessingInk" xmlns:wps="http://schemas.microsoft.com/office/word/2010/wordprocessingShape" mc:Ignorable="w14 wp14">
+  <w:p>
+    <w:pPr>
+      <w:pStyle w:val="Header"/>
+      <w:ind w:firstLine="0" w:firstLineChars="0" w:left="0"/>
+      <w:tabs>
+        <w:tab w:val="right" w:pos="9072"/>
+      </w:tabs>
+      <w:pBdr>
+        <w:bottom w:val="single" w:sz="4" w:space="1" w:color="000000"/>
+      </w:pBdr>
+    </w:pPr>
+    <w:r>
+      <w:rPr>
+        <w:rFonts w:ascii="Times New Roman" w:hAnsi="Times New Roman" w:eastAsia="宋体"/>
+        <w:sz w:val="18"/>
+        <w:szCs w:val="18"/>
+      </w:rPr>
+      <w:t xml:space="preserve">上海交通大学硕士学位论文</w:t>
+    </w:r>
+    <w:r>
+      <w:tab/>
+    </w:r>
+    <w:r>
+      <w:rPr>
+        <w:rFonts w:ascii="Times New Roman" w:hAnsi="Times New Roman" w:eastAsia="宋体"/>
+        <w:sz w:val="18"/>
+        <w:szCs w:val="18"/>
+      </w:rPr>
+      <w:t xml:space="preserve">第五章 实证分析与多场景模拟验证</w:t>
+    </w:r>
+  </w:p>
+</w:hdr>
+</file>
+
+<file path=word/header9.xml><?xml version="1.0" encoding="utf-8"?>
+<w:hdr xmlns:m="http://schemas.openxmlformats.org/officeDocument/2006/math" xmlns:mc="http://schemas.openxmlformats.org/markup-compatibility/2006" xmlns:mo="http://schemas.microsoft.com/office/mac/office/2008/main" xmlns:mv="urn:schemas-microsoft-com:mac:vml" xmlns:o="urn:schemas-microsoft-com:office:office" xmlns:r="http://schemas.openxmlformats.org/officeDocument/2006/relationships" xmlns:v="urn:schemas-microsoft-com:vml" xmlns:w10="urn:schemas-microsoft-com:office:word" xmlns:w14="http://schemas.microsoft.com/office/word/2010/wordml" xmlns:w="http://schemas.openxmlformats.org/wordprocessingml/2006/main" xmlns:wne="http://schemas.microsoft.com/office/word/2006/wordml" xmlns:wp14="http://schemas.microsoft.com/office/word/2010/wordprocessingDrawing" xmlns:wp="http://schemas.openxmlformats.org/drawingml/2006/wordprocessingDrawing" xmlns:wpc="http://schemas.microsoft.com/office/word/2010/wordprocessingCanvas" xmlns:wpg="http://schemas.microsoft.com/office/word/2010/wordprocessingGroup" xmlns:wpi="http://schemas.microsoft.com/office/word/2010/wordprocessingInk" xmlns:wps="http://schemas.microsoft.com/office/word/2010/wordprocessingShape" mc:Ignorable="w14 wp14">
+  <w:p>
+    <w:pPr>
+      <w:pStyle w:val="Header"/>
+      <w:ind w:firstLine="0" w:firstLineChars="0" w:left="0"/>
+      <w:tabs>
+        <w:tab w:val="right" w:pos="9072"/>
+      </w:tabs>
+      <w:pBdr>
+        <w:bottom w:val="single" w:sz="4" w:space="1" w:color="000000"/>
+      </w:pBdr>
+    </w:pPr>
+    <w:r>
+      <w:rPr>
+        <w:rFonts w:ascii="Times New Roman" w:hAnsi="Times New Roman" w:eastAsia="宋体"/>
+        <w:sz w:val="18"/>
+        <w:szCs w:val="18"/>
+      </w:rPr>
+      <w:t xml:space="preserve">上海交通大学硕士学位论文</w:t>
+    </w:r>
+    <w:r>
+      <w:tab/>
+    </w:r>
+    <w:r>
+      <w:rPr>
+        <w:rFonts w:ascii="Times New Roman" w:hAnsi="Times New Roman" w:eastAsia="宋体"/>
+        <w:sz w:val="18"/>
+        <w:szCs w:val="18"/>
+      </w:rPr>
+      <w:t xml:space="preserve">第六章 企业内部管理的配套及算法的商业化前景评估</w:t>
     </w:r>
   </w:p>
 </w:hdr>
@@ -38043,10 +39485,10 @@
   <w:docDefaults>
     <w:rPrDefault>
       <w:rPr>
-        <w:rFonts w:asciiTheme="minorHAnsi" w:cstheme="minorBidi" w:eastAsiaTheme="minorHAnsi" w:hAnsiTheme="minorHAnsi"/>
+        <w:rFonts w:asciiTheme="minorHAnsi" w:cstheme="minorBidi" w:eastAsiaTheme="minorEastAsia" w:hAnsiTheme="minorHAnsi"/>
         <w:sz w:val="24"/>
         <w:szCs w:val="24"/>
-        <w:lang w:bidi="ar-SA" w:eastAsia="en-US" w:val="en-US"/>
+        <w:lang w:bidi="ar-SA" w:eastAsia="zh-CN" w:val="en-US"/>
       </w:rPr>
     </w:rPrDefault>
     <w:pPrDefault>
@@ -38061,22 +39503,22 @@
     <w:qFormat/>
     <w:pPr>
       <w:spacing w:after="0" w:before="0" w:line="360" w:lineRule="auto"/>
-      <w:ind w:firstLine="420"/>
+      <w:ind w:firstLine="480"/>
     </w:pPr>
     <w:rPr>
       <w:rFonts w:ascii="Times New Roman" w:eastAsia="宋体" w:hAnsi="Times New Roman"/>
-      <w:sz w:val="21"/>
+      <w:sz w:val="24"/>
     </w:rPr>
   </w:style>
   <w:style w:styleId="BodyText" w:type="paragraph">
     <w:name w:val="Body Text"/>
     <w:basedOn w:val="Normal"/>
     <w:link w:val="BodyTextChar"/>
+    <w:qFormat/>
     <w:pPr>
       <w:spacing w:after="180" w:before="180"/>
-      <w:ind w:firstLine="420"/>
+      <w:ind w:firstLine="480"/>
     </w:pPr>
-    <w:qFormat/>
   </w:style>
   <w:style w:customStyle="1" w:styleId="FirstParagraph" w:type="paragraph">
     <w:name w:val="First Paragraph"/>
@@ -38084,7 +39526,7 @@
     <w:next w:val="BodyText"/>
     <w:qFormat/>
     <w:pPr>
-      <w:ind w:firstLine="420"/>
+      <w:ind w:firstLine="480"/>
     </w:pPr>
   </w:style>
   <w:style w:customStyle="1" w:styleId="Compact" w:type="paragraph">
@@ -38099,57 +39541,94 @@
     <w:name w:val="Title"/>
     <w:basedOn w:val="Normal"/>
     <w:next w:val="BodyText"/>
+    <w:link w:val="TitleChar"/>
+    <w:uiPriority w:val="10"/>
     <w:qFormat/>
+    <w:rsid w:val="00A10FD9"/>
     <w:pPr>
-      <w:keepNext/>
-      <w:keepLines/>
-      <w:spacing w:after="240" w:before="480"/>
+      <w:spacing w:after="80" w:line="240" w:lineRule="auto"/>
+      <w:contextualSpacing/>
       <w:jc w:val="center"/>
     </w:pPr>
     <w:rPr>
       <w:rFonts w:asciiTheme="majorHAnsi" w:cstheme="majorBidi" w:eastAsiaTheme="majorEastAsia" w:hAnsiTheme="majorHAnsi"/>
-      <w:b/>
-      <w:bCs/>
-      <w:color w:themeColor="accent1" w:themeShade="B5" w:val="345A8A"/>
-      <w:sz w:val="36"/>
-      <w:szCs w:val="36"/>
+      <w:sz w:val="56"/>
+      <w:szCs w:val="56"/>
+    </w:rPr>
+  </w:style>
+  <w:style w:customStyle="1" w:styleId="TitleChar" w:type="character">
+    <w:name w:val="Title Char"/>
+    <w:basedOn w:val="DefaultParagraphFont"/>
+    <w:link w:val="Title"/>
+    <w:uiPriority w:val="10"/>
+    <w:rsid w:val="00A10FD9"/>
+    <w:rPr>
+      <w:rFonts w:asciiTheme="majorHAnsi" w:cstheme="majorBidi" w:eastAsiaTheme="majorEastAsia" w:hAnsiTheme="majorHAnsi"/>
+      <w:sz w:val="56"/>
+      <w:szCs w:val="56"/>
     </w:rPr>
   </w:style>
   <w:style w:styleId="Subtitle" w:type="paragraph">
     <w:name w:val="Subtitle"/>
     <w:basedOn w:val="Title"/>
     <w:next w:val="BodyText"/>
+    <w:link w:val="SubtitleChar"/>
+    <w:uiPriority w:val="11"/>
     <w:qFormat/>
+    <w:rsid w:val="00A10FD9"/>
     <w:pPr>
-      <w:keepNext/>
-      <w:keepLines/>
-      <w:spacing w:after="240" w:before="240"/>
-      <w:jc w:val="center"/>
+      <w:numPr>
+        <w:ilvl w:val="1"/>
+      </w:numPr>
     </w:pPr>
     <w:rPr>
-      <w:sz w:val="30"/>
-      <w:szCs w:val="30"/>
+      <w:rFonts w:cstheme="majorBidi" w:eastAsiaTheme="majorEastAsia"/>
+      <w:spacing w:val="15"/>
+      <w:sz w:val="28"/>
+      <w:szCs w:val="28"/>
+    </w:rPr>
+  </w:style>
+  <w:style w:customStyle="1" w:styleId="SubtitleChar" w:type="character">
+    <w:name w:val="Subtitle Char"/>
+    <w:basedOn w:val="DefaultParagraphFont"/>
+    <w:link w:val="Subtitle"/>
+    <w:uiPriority w:val="11"/>
+    <w:rsid w:val="00A10FD9"/>
+    <w:rPr>
+      <w:rFonts w:cstheme="majorBidi" w:eastAsiaTheme="majorEastAsia"/>
+      <w:color w:themeColor="text1" w:themeTint="A6" w:val="595959"/>
+      <w:spacing w:val="15"/>
+      <w:sz w:val="28"/>
+      <w:szCs w:val="28"/>
     </w:rPr>
   </w:style>
   <w:style w:customStyle="1" w:styleId="Author" w:type="paragraph">
     <w:name w:val="Author"/>
+    <w:basedOn w:val="Title"/>
     <w:next w:val="BodyText"/>
     <w:qFormat/>
     <w:pPr>
       <w:keepNext/>
       <w:keepLines/>
-      <w:jc w:val="center"/>
     </w:pPr>
+    <w:rPr>
+      <w:sz w:val="24"/>
+      <w:szCs w:val="24"/>
+    </w:rPr>
   </w:style>
   <w:style w:styleId="Date" w:type="paragraph">
     <w:name w:val="Date"/>
+    <w:basedOn w:val="Title"/>
     <w:next w:val="BodyText"/>
     <w:qFormat/>
     <w:pPr>
       <w:keepNext/>
       <w:keepLines/>
-      <w:jc w:val="center"/>
     </w:pPr>
+    <w:rPr>
+      <w:sz w:val="24"/>
+      <w:szCs w:val="24"/>
+    </w:rPr>
   </w:style>
   <w:style w:customStyle="1" w:styleId="AbstractTitle" w:type="paragraph">
     <w:name w:val="Abstract Title"/>
@@ -38159,15 +39638,13 @@
     <w:pPr>
       <w:keepNext/>
       <w:keepLines/>
+      <w:spacing w:after="0" w:before="300"/>
       <w:jc w:val="center"/>
-      <w:spacing w:after="0" w:before="300"/>
     </w:pPr>
     <w:rPr>
+      <w:b/>
       <w:sz w:val="20"/>
       <w:szCs w:val="20"/>
-      <w:b/>
-      <w:color w:val="345A8A"/>
-      &gt;
     </w:rPr>
   </w:style>
   <w:style w:customStyle="1" w:styleId="Abstract" w:type="paragraph">
@@ -38194,12 +39671,17 @@
     <w:rPr/>
   </w:style>
   <w:style w:styleId="Heading1" w:type="paragraph">
-    <w:name w:val="Heading 1"/>
+    <w:name w:val="heading 1"/>
+    <w:aliases w:val="标题 1"/>
     <w:basedOn w:val="Normal"/>
     <w:next w:val="BodyText"/>
+    <w:link w:val="Heading1Char"/>
     <w:uiPriority w:val="9"/>
     <w:qFormat/>
+    <w:rsid w:val="00A10FD9"/>
     <w:pPr>
+      <w:keepNext/>
+      <w:keepLines/>
       <w:pageBreakBefore/>
       <w:spacing w:after="480" w:before="0" w:line="360" w:lineRule="auto"/>
       <w:ind w:firstLine="0"/>
@@ -38209,19 +39691,23 @@
     <w:rPr>
       <w:rFonts w:ascii="Times New Roman" w:asciiTheme="majorHAnsi" w:cstheme="majorBidi" w:eastAsia="黑体" w:eastAsiaTheme="majorEastAsia" w:hAnsi="Times New Roman" w:hAnsiTheme="majorHAnsi"/>
       <w:b/>
-      <w:bCs/>
       <w:sz w:val="32"/>
-      <w:szCs w:val="32"/>
+      <w:szCs w:val="40"/>
     </w:rPr>
   </w:style>
   <w:style w:styleId="Heading2" w:type="paragraph">
-    <w:name w:val="Heading 2"/>
+    <w:name w:val="heading 2"/>
     <w:basedOn w:val="Normal"/>
     <w:next w:val="BodyText"/>
+    <w:link w:val="Heading2Char"/>
     <w:uiPriority w:val="9"/>
+    <w:semiHidden/>
     <w:unhideWhenUsed/>
     <w:qFormat/>
+    <w:rsid w:val="00A10FD9"/>
     <w:pPr>
+      <w:keepNext/>
+      <w:keepLines/>
       <w:pageBreakBefore w:val="0"/>
       <w:spacing w:after="120" w:before="240" w:line="360" w:lineRule="auto"/>
       <w:ind w:firstLine="0"/>
@@ -38231,19 +39717,23 @@
     <w:rPr>
       <w:rFonts w:ascii="Times New Roman" w:asciiTheme="majorHAnsi" w:cstheme="majorBidi" w:eastAsia="黑体" w:eastAsiaTheme="majorEastAsia" w:hAnsi="Times New Roman" w:hAnsiTheme="majorHAnsi"/>
       <w:b/>
-      <w:bCs/>
       <w:sz w:val="28"/>
-      <w:szCs w:val="28"/>
+      <w:szCs w:val="32"/>
     </w:rPr>
   </w:style>
   <w:style w:styleId="Heading3" w:type="paragraph">
-    <w:name w:val="Heading 3"/>
+    <w:name w:val="heading 3"/>
     <w:basedOn w:val="Normal"/>
     <w:next w:val="BodyText"/>
+    <w:link w:val="Heading3Char"/>
     <w:uiPriority w:val="9"/>
+    <w:semiHidden/>
     <w:unhideWhenUsed/>
     <w:qFormat/>
+    <w:rsid w:val="00A10FD9"/>
     <w:pPr>
+      <w:keepNext/>
+      <w:keepLines/>
       <w:pageBreakBefore w:val="0"/>
       <w:spacing w:after="60" w:before="120" w:line="360" w:lineRule="auto"/>
       <w:ind w:firstLine="0"/>
@@ -38251,134 +39741,261 @@
       <w:outlineLvl w:val="2"/>
     </w:pPr>
     <w:rPr>
-      <w:rFonts w:ascii="Times New Roman" w:asciiTheme="majorHAnsi" w:cstheme="majorBidi" w:eastAsia="黑体" w:eastAsiaTheme="majorEastAsia" w:hAnsi="Times New Roman" w:hAnsiTheme="majorHAnsi"/>
+      <w:rFonts w:ascii="Times New Roman" w:cstheme="majorBidi" w:eastAsia="黑体" w:eastAsiaTheme="majorEastAsia" w:hAnsi="Times New Roman"/>
       <w:b/>
-      <w:bCs/>
       <w:sz w:val="24"/>
-      <w:szCs w:val="24"/>
+      <w:szCs w:val="28"/>
     </w:rPr>
   </w:style>
   <w:style w:styleId="Heading4" w:type="paragraph">
-    <w:name w:val="Heading 4"/>
+    <w:name w:val="heading 4"/>
     <w:basedOn w:val="Normal"/>
     <w:next w:val="BodyText"/>
+    <w:link w:val="Heading4Char"/>
     <w:uiPriority w:val="9"/>
+    <w:semiHidden/>
     <w:unhideWhenUsed/>
     <w:qFormat/>
+    <w:rsid w:val="00A10FD9"/>
     <w:pPr>
       <w:keepNext/>
       <w:keepLines/>
-      <w:spacing w:after="0" w:before="200"/>
+      <w:spacing w:after="40" w:before="80"/>
       <w:outlineLvl w:val="3"/>
     </w:pPr>
     <w:rPr>
-      <w:rFonts w:asciiTheme="majorHAnsi" w:cstheme="majorBidi" w:eastAsiaTheme="majorEastAsia" w:hAnsiTheme="majorHAnsi"/>
+      <w:rFonts w:cstheme="majorBidi" w:eastAsiaTheme="majorEastAsia"/>
       <w:i/>
-      <w:bCs/>
-      <w:color w:themeColor="accent1" w:val="4F81BD"/>
-      <w:sz w:val="24"/>
-      <w:szCs w:val="24"/>
+      <w:iCs/>
+      <w:color w:themeColor="accent1" w:themeShade="BF" w:val="0F4761"/>
     </w:rPr>
   </w:style>
   <w:style w:styleId="Heading5" w:type="paragraph">
-    <w:name w:val="Heading 5"/>
+    <w:name w:val="heading 5"/>
     <w:basedOn w:val="Normal"/>
     <w:next w:val="BodyText"/>
+    <w:link w:val="Heading5Char"/>
     <w:uiPriority w:val="9"/>
+    <w:semiHidden/>
     <w:unhideWhenUsed/>
     <w:qFormat/>
+    <w:rsid w:val="00A10FD9"/>
     <w:pPr>
       <w:keepNext/>
       <w:keepLines/>
-      <w:spacing w:after="0" w:before="200"/>
+      <w:spacing w:after="40" w:before="80"/>
       <w:outlineLvl w:val="4"/>
     </w:pPr>
     <w:rPr>
-      <w:rFonts w:asciiTheme="majorHAnsi" w:cstheme="majorBidi" w:eastAsiaTheme="majorEastAsia" w:hAnsiTheme="majorHAnsi"/>
-      <w:iCs/>
-      <w:color w:themeColor="accent1" w:val="4F81BD"/>
-      <w:sz w:val="24"/>
-      <w:szCs w:val="24"/>
+      <w:rFonts w:cstheme="majorBidi" w:eastAsiaTheme="majorEastAsia"/>
+      <w:color w:themeColor="accent1" w:themeShade="BF" w:val="0F4761"/>
     </w:rPr>
   </w:style>
   <w:style w:styleId="Heading6" w:type="paragraph">
-    <w:name w:val="Heading 6"/>
+    <w:name w:val="heading 6"/>
     <w:basedOn w:val="Normal"/>
     <w:next w:val="BodyText"/>
+    <w:link w:val="Heading6Char"/>
     <w:uiPriority w:val="9"/>
+    <w:semiHidden/>
     <w:unhideWhenUsed/>
     <w:qFormat/>
+    <w:rsid w:val="00A10FD9"/>
     <w:pPr>
       <w:keepNext/>
       <w:keepLines/>
-      <w:spacing w:after="0" w:before="200"/>
+      <w:spacing w:after="0" w:before="40"/>
       <w:outlineLvl w:val="5"/>
     </w:pPr>
     <w:rPr>
-      <w:rFonts w:asciiTheme="majorHAnsi" w:cstheme="majorBidi" w:eastAsiaTheme="majorEastAsia" w:hAnsiTheme="majorHAnsi"/>
-      <w:color w:themeColor="accent1" w:val="4F81BD"/>
-      <w:sz w:val="24"/>
-      <w:szCs w:val="24"/>
+      <w:rFonts w:cstheme="majorBidi" w:eastAsiaTheme="majorEastAsia"/>
+      <w:i/>
+      <w:iCs/>
+      <w:color w:themeColor="text1" w:themeTint="A6" w:val="595959"/>
     </w:rPr>
   </w:style>
   <w:style w:styleId="Heading7" w:type="paragraph">
-    <w:name w:val="Heading 7"/>
+    <w:name w:val="heading 7"/>
     <w:basedOn w:val="Normal"/>
     <w:next w:val="BodyText"/>
+    <w:link w:val="Heading7Char"/>
     <w:uiPriority w:val="9"/>
+    <w:semiHidden/>
     <w:unhideWhenUsed/>
     <w:qFormat/>
+    <w:rsid w:val="00A10FD9"/>
     <w:pPr>
       <w:keepNext/>
       <w:keepLines/>
-      <w:spacing w:after="0" w:before="200"/>
+      <w:spacing w:after="0" w:before="40"/>
       <w:outlineLvl w:val="6"/>
     </w:pPr>
     <w:rPr>
-      <w:rFonts w:asciiTheme="majorHAnsi" w:cstheme="majorBidi" w:eastAsiaTheme="majorEastAsia" w:hAnsiTheme="majorHAnsi"/>
-      <w:color w:themeColor="accent1" w:val="4F81BD"/>
-      <w:sz w:val="24"/>
-      <w:szCs w:val="24"/>
+      <w:rFonts w:cstheme="majorBidi" w:eastAsiaTheme="majorEastAsia"/>
+      <w:color w:themeColor="text1" w:themeTint="A6" w:val="595959"/>
     </w:rPr>
   </w:style>
   <w:style w:styleId="Heading8" w:type="paragraph">
-    <w:name w:val="Heading 8"/>
+    <w:name w:val="heading 8"/>
     <w:basedOn w:val="Normal"/>
     <w:next w:val="BodyText"/>
+    <w:link w:val="Heading8Char"/>
     <w:uiPriority w:val="9"/>
+    <w:semiHidden/>
     <w:unhideWhenUsed/>
     <w:qFormat/>
+    <w:rsid w:val="00A10FD9"/>
     <w:pPr>
       <w:keepNext/>
       <w:keepLines/>
-      <w:spacing w:after="0" w:before="200"/>
+      <w:spacing w:after="0"/>
       <w:outlineLvl w:val="7"/>
     </w:pPr>
     <w:rPr>
-      <w:rFonts w:asciiTheme="majorHAnsi" w:cstheme="majorBidi" w:eastAsiaTheme="majorEastAsia" w:hAnsiTheme="majorHAnsi"/>
-      <w:color w:themeColor="accent1" w:val="4F81BD"/>
-      <w:sz w:val="24"/>
-      <w:szCs w:val="24"/>
+      <w:rFonts w:cstheme="majorBidi" w:eastAsiaTheme="majorEastAsia"/>
+      <w:i/>
+      <w:iCs/>
+      <w:color w:themeColor="text1" w:themeTint="D8" w:val="272727"/>
     </w:rPr>
   </w:style>
   <w:style w:styleId="Heading9" w:type="paragraph">
-    <w:name w:val="Heading 9"/>
+    <w:name w:val="heading 9"/>
     <w:basedOn w:val="Normal"/>
     <w:next w:val="BodyText"/>
+    <w:link w:val="Heading9Char"/>
     <w:uiPriority w:val="9"/>
+    <w:semiHidden/>
     <w:unhideWhenUsed/>
     <w:qFormat/>
+    <w:rsid w:val="00A10FD9"/>
     <w:pPr>
       <w:keepNext/>
       <w:keepLines/>
-      <w:spacing w:after="0" w:before="200"/>
+      <w:spacing w:after="0"/>
       <w:outlineLvl w:val="8"/>
     </w:pPr>
     <w:rPr>
+      <w:rFonts w:cstheme="majorBidi" w:eastAsiaTheme="majorEastAsia"/>
+      <w:color w:themeColor="text1" w:themeTint="D8" w:val="272727"/>
+    </w:rPr>
+  </w:style>
+  <w:style w:customStyle="1" w:styleId="Heading1Char" w:type="character">
+    <w:name w:val="Heading 1 Char"/>
+    <w:basedOn w:val="DefaultParagraphFont"/>
+    <w:link w:val="Heading1"/>
+    <w:uiPriority w:val="9"/>
+    <w:rsid w:val="00A10FD9"/>
+    <w:rPr>
       <w:rFonts w:asciiTheme="majorHAnsi" w:cstheme="majorBidi" w:eastAsiaTheme="majorEastAsia" w:hAnsiTheme="majorHAnsi"/>
-      <w:color w:themeColor="accent1" w:val="4F81BD"/>
-      <w:sz w:val="24"/>
-      <w:szCs w:val="24"/>
+      <w:color w:themeColor="accent1" w:themeShade="BF" w:val="0F4761"/>
+      <w:sz w:val="40"/>
+      <w:szCs w:val="40"/>
+    </w:rPr>
+  </w:style>
+  <w:style w:customStyle="1" w:styleId="Heading2Char" w:type="character">
+    <w:name w:val="Heading 2 Char"/>
+    <w:basedOn w:val="DefaultParagraphFont"/>
+    <w:link w:val="Heading2"/>
+    <w:uiPriority w:val="9"/>
+    <w:semiHidden/>
+    <w:rsid w:val="00A10FD9"/>
+    <w:rPr>
+      <w:rFonts w:asciiTheme="majorHAnsi" w:cstheme="majorBidi" w:eastAsiaTheme="majorEastAsia" w:hAnsiTheme="majorHAnsi"/>
+      <w:color w:themeColor="accent1" w:themeShade="BF" w:val="0F4761"/>
+      <w:sz w:val="32"/>
+      <w:szCs w:val="32"/>
+    </w:rPr>
+  </w:style>
+  <w:style w:customStyle="1" w:styleId="Heading3Char" w:type="character">
+    <w:name w:val="Heading 3 Char"/>
+    <w:basedOn w:val="DefaultParagraphFont"/>
+    <w:link w:val="Heading3"/>
+    <w:uiPriority w:val="9"/>
+    <w:semiHidden/>
+    <w:rsid w:val="00A10FD9"/>
+    <w:rPr>
+      <w:rFonts w:cstheme="majorBidi" w:eastAsiaTheme="majorEastAsia"/>
+      <w:color w:themeColor="accent1" w:themeShade="BF" w:val="0F4761"/>
+      <w:sz w:val="28"/>
+      <w:szCs w:val="28"/>
+    </w:rPr>
+  </w:style>
+  <w:style w:customStyle="1" w:styleId="Heading4Char" w:type="character">
+    <w:name w:val="Heading 4 Char"/>
+    <w:basedOn w:val="DefaultParagraphFont"/>
+    <w:link w:val="Heading4"/>
+    <w:uiPriority w:val="9"/>
+    <w:semiHidden/>
+    <w:rsid w:val="00A10FD9"/>
+    <w:rPr>
+      <w:rFonts w:cstheme="majorBidi" w:eastAsiaTheme="majorEastAsia"/>
+      <w:i/>
+      <w:iCs/>
+      <w:color w:themeColor="accent1" w:themeShade="BF" w:val="0F4761"/>
+    </w:rPr>
+  </w:style>
+  <w:style w:customStyle="1" w:styleId="Heading5Char" w:type="character">
+    <w:name w:val="Heading 5 Char"/>
+    <w:basedOn w:val="DefaultParagraphFont"/>
+    <w:link w:val="Heading5"/>
+    <w:uiPriority w:val="9"/>
+    <w:semiHidden/>
+    <w:rsid w:val="00A10FD9"/>
+    <w:rPr>
+      <w:rFonts w:cstheme="majorBidi" w:eastAsiaTheme="majorEastAsia"/>
+      <w:color w:themeColor="accent1" w:themeShade="BF" w:val="0F4761"/>
+    </w:rPr>
+  </w:style>
+  <w:style w:customStyle="1" w:styleId="Heading6Char" w:type="character">
+    <w:name w:val="Heading 6 Char"/>
+    <w:basedOn w:val="DefaultParagraphFont"/>
+    <w:link w:val="Heading6"/>
+    <w:uiPriority w:val="9"/>
+    <w:semiHidden/>
+    <w:rsid w:val="00A10FD9"/>
+    <w:rPr>
+      <w:rFonts w:cstheme="majorBidi" w:eastAsiaTheme="majorEastAsia"/>
+      <w:i/>
+      <w:iCs/>
+      <w:color w:themeColor="text1" w:themeTint="A6" w:val="595959"/>
+    </w:rPr>
+  </w:style>
+  <w:style w:customStyle="1" w:styleId="Heading7Char" w:type="character">
+    <w:name w:val="Heading 7 Char"/>
+    <w:basedOn w:val="DefaultParagraphFont"/>
+    <w:link w:val="Heading7"/>
+    <w:uiPriority w:val="9"/>
+    <w:semiHidden/>
+    <w:rsid w:val="00A10FD9"/>
+    <w:rPr>
+      <w:rFonts w:cstheme="majorBidi" w:eastAsiaTheme="majorEastAsia"/>
+      <w:color w:themeColor="text1" w:themeTint="A6" w:val="595959"/>
+    </w:rPr>
+  </w:style>
+  <w:style w:customStyle="1" w:styleId="Heading8Char" w:type="character">
+    <w:name w:val="Heading 8 Char"/>
+    <w:basedOn w:val="DefaultParagraphFont"/>
+    <w:link w:val="Heading8"/>
+    <w:uiPriority w:val="9"/>
+    <w:semiHidden/>
+    <w:rsid w:val="00A10FD9"/>
+    <w:rPr>
+      <w:rFonts w:cstheme="majorBidi" w:eastAsiaTheme="majorEastAsia"/>
+      <w:i/>
+      <w:iCs/>
+      <w:color w:themeColor="text1" w:themeTint="D8" w:val="272727"/>
+    </w:rPr>
+  </w:style>
+  <w:style w:customStyle="1" w:styleId="Heading9Char" w:type="character">
+    <w:name w:val="Heading 9 Char"/>
+    <w:basedOn w:val="DefaultParagraphFont"/>
+    <w:link w:val="Heading9"/>
+    <w:uiPriority w:val="9"/>
+    <w:semiHidden/>
+    <w:rsid w:val="00A10FD9"/>
+    <w:rPr>
+      <w:rFonts w:cstheme="majorBidi" w:eastAsiaTheme="majorEastAsia"/>
+      <w:color w:themeColor="text1" w:themeTint="D8" w:val="272727"/>
     </w:rPr>
   </w:style>
   <w:style w:styleId="BlockText" w:type="paragraph">
@@ -38401,6 +40018,18 @@
     <w:unhideWhenUsed/>
     <w:qFormat/>
   </w:style>
+  <w:style w:styleId="FootnoteBlockText" w:type="paragraph">
+    <w:name w:val="Footnote Block Text"/>
+    <w:basedOn w:val="FootnoteText"/>
+    <w:next w:val="FootnoteText"/>
+    <w:uiPriority w:val="9"/>
+    <w:unhideWhenUsed/>
+    <w:qFormat/>
+    <w:pPr>
+      <w:spacing w:after="100" w:before="100"/>
+      <w:ind w:firstLine="0" w:left="480" w:right="480"/>
+    </w:pPr>
+  </w:style>
   <w:style w:default="1" w:styleId="DefaultParagraphFont" w:type="character">
     <w:name w:val="Default Paragraph Font"/>
     <w:semiHidden/>
@@ -38422,18 +40051,11 @@
       </w:tblCellMar>
     </w:tblPr>
     <w:tblStylePr w:type="firstRow">
-      <w:tblPr>
-        <w:jc w:val="left"/>
-        <w:tblInd w:type="dxa" w:w="0"/>
-      </w:tblPr>
-      <w:trPr>
-        <w:jc w:val="left"/>
-      </w:trPr>
       <w:tcPr>
-        <w:vAlign w:val="bottom"/>
         <w:tcBorders>
           <w:bottom w:val="single"/>
         </w:tcBorders>
+        <w:vAlign w:val="bottom"/>
       </w:tcPr>
     </w:tblStylePr>
   </w:style>
@@ -38784,44 +40406,44 @@
         <a:sysClr val="window" lastClr="FFFFFF"/>
       </a:lt1>
       <a:dk2>
-        <a:srgbClr val="1F497D"/>
+        <a:srgbClr val="0E2841"/>
       </a:dk2>
       <a:lt2>
-        <a:srgbClr val="EEECE1"/>
+        <a:srgbClr val="E8E8E8"/>
       </a:lt2>
       <a:accent1>
-        <a:srgbClr val="4F81BD"/>
+        <a:srgbClr val="156082"/>
       </a:accent1>
       <a:accent2>
-        <a:srgbClr val="C0504D"/>
+        <a:srgbClr val="E97132"/>
       </a:accent2>
       <a:accent3>
-        <a:srgbClr val="9BBB59"/>
+        <a:srgbClr val="196B24"/>
       </a:accent3>
       <a:accent4>
-        <a:srgbClr val="8064A2"/>
+        <a:srgbClr val="0F9ED5"/>
       </a:accent4>
       <a:accent5>
-        <a:srgbClr val="4BACC6"/>
+        <a:srgbClr val="A02B93"/>
       </a:accent5>
       <a:accent6>
-        <a:srgbClr val="F79646"/>
+        <a:srgbClr val="4EA72E"/>
       </a:accent6>
       <a:hlink>
-        <a:srgbClr val="0000FF"/>
+        <a:srgbClr val="467886"/>
       </a:hlink>
       <a:folHlink>
-        <a:srgbClr val="800080"/>
+        <a:srgbClr val="96607D"/>
       </a:folHlink>
     </a:clrScheme>
     <a:fontScheme name="Office">
       <a:majorFont>
-        <a:latin typeface="Calibri"/>
+        <a:latin typeface="Aptos Display" panose="02110004020202020204"/>
         <a:ea typeface=""/>
         <a:cs typeface=""/>
-        <a:font script="Jpan" typeface="ＭＳ ゴシック"/>
+        <a:font script="Jpan" typeface="游ゴシック Light"/>
         <a:font script="Hang" typeface="맑은 고딕"/>
-        <a:font script="Hans" typeface="宋体"/>
+        <a:font script="Hans" typeface="等线 Light"/>
         <a:font script="Hant" typeface="新細明體"/>
         <a:font script="Arab" typeface="Times New Roman"/>
         <a:font script="Hebr" typeface="Times New Roman"/>
@@ -38848,14 +40470,32 @@
         <a:font script="Mong" typeface="Mongolian Baiti"/>
         <a:font script="Viet" typeface="Times New Roman"/>
         <a:font script="Uigh" typeface="Microsoft Uighur"/>
+        <a:font script="Geor" typeface="Sylfaen"/>
+        <a:font script="Armn" typeface="Arial"/>
+        <a:font script="Bugi" typeface="Leelawadee UI"/>
+        <a:font script="Bopo" typeface="Microsoft JhengHei"/>
+        <a:font script="Java" typeface="Javanese Text"/>
+        <a:font script="Lisu" typeface="Segoe UI"/>
+        <a:font script="Mymr" typeface="Myanmar Text"/>
+        <a:font script="Nkoo" typeface="Ebrima"/>
+        <a:font script="Olck" typeface="Nirmala UI"/>
+        <a:font script="Osma" typeface="Ebrima"/>
+        <a:font script="Phag" typeface="Phagspa"/>
+        <a:font script="Syrn" typeface="Estrangelo Edessa"/>
+        <a:font script="Syrj" typeface="Estrangelo Edessa"/>
+        <a:font script="Syre" typeface="Estrangelo Edessa"/>
+        <a:font script="Sora" typeface="Nirmala UI"/>
+        <a:font script="Tale" typeface="Microsoft Tai Le"/>
+        <a:font script="Talu" typeface="Microsoft New Tai Lue"/>
+        <a:font script="Tfng" typeface="Ebrima"/>
       </a:majorFont>
       <a:minorFont>
-        <a:latin typeface="Cambria"/>
+        <a:latin typeface="Aptos" panose="02110004020202020204"/>
         <a:ea typeface=""/>
         <a:cs typeface=""/>
-        <a:font script="Jpan" typeface="ＭＳ 明朝"/>
+        <a:font script="Jpan" typeface="游明朝"/>
         <a:font script="Hang" typeface="맑은 고딕"/>
-        <a:font script="Hans" typeface="宋体"/>
+        <a:font script="Hans" typeface="等线"/>
         <a:font script="Hant" typeface="新細明體"/>
         <a:font script="Arab" typeface="Arial"/>
         <a:font script="Hebr" typeface="Arial"/>
@@ -38882,6 +40522,24 @@
         <a:font script="Mong" typeface="Mongolian Baiti"/>
         <a:font script="Viet" typeface="Arial"/>
         <a:font script="Uigh" typeface="Microsoft Uighur"/>
+        <a:font script="Geor" typeface="Sylfaen"/>
+        <a:font script="Armn" typeface="Arial"/>
+        <a:font script="Bugi" typeface="Leelawadee UI"/>
+        <a:font script="Bopo" typeface="Microsoft JhengHei"/>
+        <a:font script="Java" typeface="Javanese Text"/>
+        <a:font script="Lisu" typeface="Segoe UI"/>
+        <a:font script="Mymr" typeface="Myanmar Text"/>
+        <a:font script="Nkoo" typeface="Ebrima"/>
+        <a:font script="Olck" typeface="Nirmala UI"/>
+        <a:font script="Osma" typeface="Ebrima"/>
+        <a:font script="Phag" typeface="Phagspa"/>
+        <a:font script="Syrn" typeface="Estrangelo Edessa"/>
+        <a:font script="Syrj" typeface="Estrangelo Edessa"/>
+        <a:font script="Syre" typeface="Estrangelo Edessa"/>
+        <a:font script="Sora" typeface="Nirmala UI"/>
+        <a:font script="Tale" typeface="Microsoft Tai Le"/>
+        <a:font script="Talu" typeface="Microsoft New Tai Lue"/>
+        <a:font script="Tfng" typeface="Ebrima"/>
       </a:minorFont>
     </a:fontScheme>
     <a:fmtScheme name="Office">
@@ -38893,200 +40551,141 @@
           <a:gsLst>
             <a:gs pos="0">
               <a:schemeClr val="phClr">
-                <a:tint val="50000"/>
-                <a:satMod val="300000"/>
+                <a:lumMod val="110000"/>
+                <a:satMod val="105000"/>
+                <a:tint val="67000"/>
               </a:schemeClr>
             </a:gs>
-            <a:gs pos="35000">
+            <a:gs pos="50000">
               <a:schemeClr val="phClr">
-                <a:tint val="37000"/>
-                <a:satMod val="300000"/>
+                <a:lumMod val="105000"/>
+                <a:satMod val="103000"/>
+                <a:tint val="73000"/>
               </a:schemeClr>
             </a:gs>
             <a:gs pos="100000">
               <a:schemeClr val="phClr">
-                <a:tint val="15000"/>
-                <a:satMod val="350000"/>
+                <a:lumMod val="105000"/>
+                <a:satMod val="109000"/>
+                <a:tint val="81000"/>
               </a:schemeClr>
             </a:gs>
           </a:gsLst>
-          <a:lin ang="16200000" scaled="1"/>
+          <a:lin ang="5400000" scaled="0"/>
         </a:gradFill>
         <a:gradFill rotWithShape="1">
           <a:gsLst>
             <a:gs pos="0">
               <a:schemeClr val="phClr">
-                <a:tint val="100000"/>
+                <a:satMod val="103000"/>
+                <a:lumMod val="102000"/>
+                <a:tint val="94000"/>
+              </a:schemeClr>
+            </a:gs>
+            <a:gs pos="50000">
+              <a:schemeClr val="phClr">
+                <a:satMod val="110000"/>
+                <a:lumMod val="100000"/>
                 <a:shade val="100000"/>
-                <a:satMod val="130000"/>
               </a:schemeClr>
             </a:gs>
             <a:gs pos="100000">
               <a:schemeClr val="phClr">
-                <a:tint val="50000"/>
-                <a:shade val="100000"/>
-                <a:satMod val="350000"/>
+                <a:lumMod val="99000"/>
+                <a:satMod val="120000"/>
+                <a:shade val="78000"/>
               </a:schemeClr>
             </a:gs>
           </a:gsLst>
-          <a:lin ang="16200000" scaled="0"/>
+          <a:lin ang="5400000" scaled="0"/>
         </a:gradFill>
       </a:fillStyleLst>
       <a:lnStyleLst>
-        <a:ln w="9525" cap="flat" cmpd="sng" algn="ctr">
-          <a:solidFill>
-            <a:schemeClr val="phClr">
-              <a:shade val="95000"/>
-              <a:satMod val="105000"/>
-            </a:schemeClr>
-          </a:solidFill>
-          <a:prstDash val="solid"/>
-        </a:ln>
-        <a:ln w="25400" cap="flat" cmpd="sng" algn="ctr">
+        <a:ln w="6350" cap="flat" cmpd="sng" algn="ctr">
           <a:solidFill>
             <a:schemeClr val="phClr"/>
           </a:solidFill>
           <a:prstDash val="solid"/>
+          <a:miter lim="800000"/>
         </a:ln>
-        <a:ln w="38100" cap="flat" cmpd="sng" algn="ctr">
+        <a:ln w="12700" cap="flat" cmpd="sng" algn="ctr">
           <a:solidFill>
             <a:schemeClr val="phClr"/>
           </a:solidFill>
           <a:prstDash val="solid"/>
+          <a:miter lim="800000"/>
+        </a:ln>
+        <a:ln w="19050" cap="flat" cmpd="sng" algn="ctr">
+          <a:solidFill>
+            <a:schemeClr val="phClr"/>
+          </a:solidFill>
+          <a:prstDash val="solid"/>
+          <a:miter lim="800000"/>
         </a:ln>
       </a:lnStyleLst>
       <a:effectStyleLst>
         <a:effectStyle>
+          <a:effectLst/>
+        </a:effectStyle>
+        <a:effectStyle>
+          <a:effectLst/>
+        </a:effectStyle>
+        <a:effectStyle>
           <a:effectLst>
-            <a:outerShdw blurRad="40000" dist="20000" dir="5400000" rotWithShape="0">
+            <a:outerShdw blurRad="57150" dist="19050" dir="5400000" algn="ctr" rotWithShape="0">
               <a:srgbClr val="000000">
-                <a:alpha val="38000"/>
+                <a:alpha val="63000"/>
               </a:srgbClr>
             </a:outerShdw>
           </a:effectLst>
-        </a:effectStyle>
-        <a:effectStyle>
-          <a:effectLst>
-            <a:outerShdw blurRad="40000" dist="23000" dir="5400000" rotWithShape="0">
-              <a:srgbClr val="000000">
-                <a:alpha val="35000"/>
-              </a:srgbClr>
-            </a:outerShdw>
-          </a:effectLst>
-        </a:effectStyle>
-        <a:effectStyle>
-          <a:effectLst>
-            <a:outerShdw blurRad="40000" dist="23000" dir="5400000" rotWithShape="0">
-              <a:srgbClr val="000000">
-                <a:alpha val="35000"/>
-              </a:srgbClr>
-            </a:outerShdw>
-          </a:effectLst>
-          <a:scene3d>
-            <a:camera prst="orthographicFront">
-              <a:rot lat="0" lon="0" rev="0"/>
-            </a:camera>
-            <a:lightRig rig="threePt" dir="t">
-              <a:rot lat="0" lon="0" rev="1200000"/>
-            </a:lightRig>
-          </a:scene3d>
-          <a:sp3d>
-            <a:bevelT w="63500" h="25400"/>
-          </a:sp3d>
         </a:effectStyle>
       </a:effectStyleLst>
       <a:bgFillStyleLst>
         <a:solidFill>
           <a:schemeClr val="phClr"/>
         </a:solidFill>
+        <a:solidFill>
+          <a:schemeClr val="phClr">
+            <a:tint val="95000"/>
+            <a:satMod val="170000"/>
+          </a:schemeClr>
+        </a:solidFill>
         <a:gradFill rotWithShape="1">
           <a:gsLst>
             <a:gs pos="0">
               <a:schemeClr val="phClr">
-                <a:tint val="40000"/>
-                <a:satMod val="350000"/>
+                <a:tint val="93000"/>
+                <a:satMod val="150000"/>
+                <a:shade val="98000"/>
+                <a:lumMod val="102000"/>
               </a:schemeClr>
             </a:gs>
-            <a:gs pos="40000">
+            <a:gs pos="50000">
               <a:schemeClr val="phClr">
-                <a:tint val="45000"/>
-                <a:shade val="99000"/>
-                <a:satMod val="350000"/>
+                <a:tint val="98000"/>
+                <a:satMod val="130000"/>
+                <a:shade val="90000"/>
+                <a:lumMod val="103000"/>
               </a:schemeClr>
             </a:gs>
             <a:gs pos="100000">
               <a:schemeClr val="phClr">
-                <a:shade val="20000"/>
-                <a:satMod val="255000"/>
+                <a:shade val="63000"/>
+                <a:satMod val="120000"/>
               </a:schemeClr>
             </a:gs>
           </a:gsLst>
-          <a:path path="circle">
-            <a:fillToRect l="50000" t="-80000" r="50000" b="180000"/>
-          </a:path>
-        </a:gradFill>
-        <a:gradFill rotWithShape="1">
-          <a:gsLst>
-            <a:gs pos="0">
-              <a:schemeClr val="phClr">
-                <a:tint val="80000"/>
-                <a:satMod val="300000"/>
-              </a:schemeClr>
-            </a:gs>
-            <a:gs pos="100000">
-              <a:schemeClr val="phClr">
-                <a:shade val="30000"/>
-                <a:satMod val="200000"/>
-              </a:schemeClr>
-            </a:gs>
-          </a:gsLst>
-          <a:path path="circle">
-            <a:fillToRect l="50000" t="50000" r="50000" b="50000"/>
-          </a:path>
+          <a:lin ang="5400000" scaled="0"/>
         </a:gradFill>
       </a:bgFillStyleLst>
     </a:fmtScheme>
   </a:themeElements>
-  <a:objectDefaults>
-    <a:spDef>
-      <a:spPr/>
-      <a:bodyPr/>
-      <a:lstStyle/>
-      <a:style>
-        <a:lnRef idx="1">
-          <a:schemeClr val="accent1"/>
-        </a:lnRef>
-        <a:fillRef idx="3">
-          <a:schemeClr val="accent1"/>
-        </a:fillRef>
-        <a:effectRef idx="2">
-          <a:schemeClr val="accent1"/>
-        </a:effectRef>
-        <a:fontRef idx="minor">
-          <a:schemeClr val="lt1"/>
-        </a:fontRef>
-      </a:style>
-    </a:spDef>
-    <a:lnDef>
-      <a:spPr/>
-      <a:bodyPr/>
-      <a:lstStyle/>
-      <a:style>
-        <a:lnRef idx="2">
-          <a:schemeClr val="accent1"/>
-        </a:lnRef>
-        <a:fillRef idx="0">
-          <a:schemeClr val="accent1"/>
-        </a:fillRef>
-        <a:effectRef idx="1">
-          <a:schemeClr val="accent1"/>
-        </a:effectRef>
-        <a:fontRef idx="minor">
-          <a:schemeClr val="tx1"/>
-        </a:fontRef>
-      </a:style>
-    </a:lnDef>
-  </a:objectDefaults>
+  <a:objectDefaults/>
   <a:extraClrSchemeLst/>
+  <a:extLst>
+    <a:ext uri="{05A4C25C-085E-4340-85A3-A5531E510DB2}">
+      <thm15:themeFamily xmlns:thm15="http://schemas.microsoft.com/office/thememl/2012/main" name="Office Theme" id="{2E142A2C-CD16-42D6-873A-C26D2A0506FA}" vid="{1BDDFF52-6CD6-40A5-AB3C-68EB2F1E4D0A}"/>
+    </a:ext>
+  </a:extLst>
 </a:theme>
 </file>
--- a/docs/thesis.docx
+++ b/docs/thesis.docx
@@ -1235,8 +1235,8 @@
     <w:p>
       <w:pPr>
         <w:sectPr>
+          <w:footerReference w:type="default" r:id="rId23"/>
           <w:headerReference r:id="rId9" w:type="default"/>
-          <w:footerReference r:id="rId10" w:type="default"/>
           <w:footnotePr>
             <w:numRestart w:val="eachSect"/>
           </w:footnotePr>
@@ -1283,8 +1283,8 @@
     <w:p>
       <w:pPr>
         <w:sectPr>
+          <w:footerReference w:type="default" r:id="rId25"/>
           <w:headerReference r:id="rId9" w:type="default"/>
-          <w:footerReference r:id="rId10" w:type="default"/>
           <w:footnotePr>
             <w:numRestart w:val="eachSect"/>
           </w:footnotePr>
@@ -2625,8 +2625,8 @@
     <w:p>
       <w:pPr>
         <w:sectPr>
+          <w:footerReference w:type="default" r:id="rId26"/>
           <w:headerReference w:type="default" r:id="rId1"/>
-          <w:footerReference r:id="rId10" w:type="default"/>
           <w:footnotePr>
             <w:numRestart w:val="eachSect"/>
           </w:footnotePr>
@@ -4747,8 +4747,8 @@
     <w:p>
       <w:pPr>
         <w:sectPr>
+          <w:footerReference w:type="default" r:id="rId27"/>
           <w:headerReference w:type="default" r:id="rId2"/>
-          <w:footerReference r:id="rId10" w:type="default"/>
           <w:footnotePr>
             <w:numRestart w:val="eachSect"/>
           </w:footnotePr>
@@ -9834,8 +9834,8 @@
     <w:p>
       <w:pPr>
         <w:sectPr>
+          <w:footerReference w:type="default" r:id="rId28"/>
           <w:headerReference w:type="default" r:id="rId3"/>
-          <w:footerReference r:id="rId10" w:type="default"/>
           <w:footnotePr>
             <w:numRestart w:val="eachSect"/>
           </w:footnotePr>
@@ -22378,8 +22378,8 @@
     <w:p>
       <w:pPr>
         <w:sectPr>
+          <w:footerReference w:type="default" r:id="rId29"/>
           <w:headerReference w:type="default" r:id="rId4"/>
-          <w:footerReference r:id="rId10" w:type="default"/>
           <w:footnotePr>
             <w:numRestart w:val="eachSect"/>
           </w:footnotePr>
@@ -33688,8 +33688,8 @@
     <w:p>
       <w:pPr>
         <w:sectPr>
+          <w:footerReference w:type="default" r:id="rId30"/>
           <w:headerReference w:type="default" r:id="rId5"/>
-          <w:footerReference r:id="rId10" w:type="default"/>
           <w:footnotePr>
             <w:numRestart w:val="eachSect"/>
           </w:footnotePr>
@@ -38428,8 +38428,8 @@
     <w:p>
       <w:pPr>
         <w:sectPr>
+          <w:footerReference w:type="default" r:id="rId31"/>
           <w:headerReference w:type="default" r:id="rId6"/>
-          <w:footerReference r:id="rId10" w:type="default"/>
           <w:footnotePr>
             <w:numRestart w:val="eachSect"/>
           </w:footnotePr>
@@ -40356,8 +40356,8 @@
     <w:p>
       <w:pPr>
         <w:sectPr>
+          <w:footerReference w:type="default" r:id="rId32"/>
           <w:headerReference w:type="default" r:id="rId7"/>
-          <w:footerReference r:id="rId10" w:type="default"/>
           <w:footnotePr>
             <w:numRestart w:val="eachSect"/>
           </w:footnotePr>
@@ -43894,8 +43894,8 @@
     <w:p>
       <w:pPr>
         <w:sectPr>
+          <w:footerReference w:type="default" r:id="rId33"/>
           <w:headerReference w:type="default" r:id="rId8"/>
-          <w:footerReference r:id="rId10" w:type="default"/>
           <w:footnotePr>
             <w:numRestart w:val="eachSect"/>
           </w:footnotePr>
@@ -45294,8 +45294,8 @@
     <w:bookmarkEnd w:id="224"/>
     <w:bookmarkEnd w:id="225"/>
     <w:sectPr>
+      <w:footerReference w:type="default" r:id="rId34"/>
       <w:headerReference w:type="default" r:id="rId19"/>
-      <w:footerReference r:id="rId10" w:type="default"/>
       <w:footnotePr>
         <w:numRestart w:val="eachSect"/>
       </w:footnotePr>
@@ -45323,12 +45323,540 @@
 </w:ftr>
 </file>
 
+<file path=word/footer10.xml><?xml version="1.0" encoding="utf-8"?>
+<w:ftr xmlns:m="http://schemas.openxmlformats.org/officeDocument/2006/math" xmlns:mc="http://schemas.openxmlformats.org/markup-compatibility/2006" xmlns:mo="http://schemas.microsoft.com/office/mac/office/2008/main" xmlns:mv="urn:schemas-microsoft-com:mac:vml" xmlns:o="urn:schemas-microsoft-com:office:office" xmlns:r="http://schemas.openxmlformats.org/officeDocument/2006/relationships" xmlns:v="urn:schemas-microsoft-com:vml" xmlns:w10="urn:schemas-microsoft-com:office:word" xmlns:w14="http://schemas.microsoft.com/office/word/2010/wordml" xmlns:w="http://schemas.openxmlformats.org/wordprocessingml/2006/main" xmlns:wne="http://schemas.microsoft.com/office/word/2006/wordml" xmlns:wp14="http://schemas.microsoft.com/office/word/2010/wordprocessingDrawing" xmlns:wp="http://schemas.openxmlformats.org/drawingml/2006/wordprocessingDrawing" xmlns:wpc="http://schemas.microsoft.com/office/word/2010/wordprocessingCanvas" xmlns:wpg="http://schemas.microsoft.com/office/word/2010/wordprocessingGroup" xmlns:wpi="http://schemas.microsoft.com/office/word/2010/wordprocessingInk" xmlns:wps="http://schemas.microsoft.com/office/word/2010/wordprocessingShape" mc:Ignorable="w14 wp14">
+  <w:p>
+    <w:pPr>
+      <w:pStyle w:val="Footer"/>
+      <w:jc w:val="center"/>
+      <w:ind w:firstLine="0" w:firstLineChars="0" w:left="0"/>
+    </w:pPr>
+    <w:r>
+      <w:rPr>
+        <w:rFonts w:ascii="Times New Roman" w:hAnsi="Times New Roman"/>
+        <w:sz w:val="21"/>
+        <w:szCs w:val="21"/>
+      </w:rPr>
+      <w:fldChar w:fldCharType="begin" w:dirty="true"/>
+    </w:r>
+    <w:r>
+      <w:rPr>
+        <w:rFonts w:ascii="Times New Roman" w:hAnsi="Times New Roman"/>
+        <w:sz w:val="21"/>
+      </w:rPr>
+      <w:instrText xml:space="preserve"> PAGE \* MERGEFORMAT </w:instrText>
+    </w:r>
+    <w:r>
+      <w:rPr>
+        <w:rFonts w:ascii="Times New Roman" w:hAnsi="Times New Roman"/>
+        <w:sz w:val="21"/>
+      </w:rPr>
+      <w:fldChar w:fldCharType="separate"/>
+    </w:r>
+    <w:r>
+      <w:rPr>
+        <w:rFonts w:ascii="Times New Roman" w:hAnsi="Times New Roman"/>
+        <w:sz w:val="21"/>
+      </w:rPr>
+      <w:t>1</w:t>
+    </w:r>
+    <w:r>
+      <w:rPr>
+        <w:rFonts w:ascii="Times New Roman" w:hAnsi="Times New Roman"/>
+        <w:sz w:val="21"/>
+      </w:rPr>
+      <w:fldChar w:fldCharType="end"/>
+    </w:r>
+  </w:p>
+</w:ftr>
+</file>
+
+<file path=word/footer11.xml><?xml version="1.0" encoding="utf-8"?>
+<w:ftr xmlns:m="http://schemas.openxmlformats.org/officeDocument/2006/math" xmlns:mc="http://schemas.openxmlformats.org/markup-compatibility/2006" xmlns:mo="http://schemas.microsoft.com/office/mac/office/2008/main" xmlns:mv="urn:schemas-microsoft-com:mac:vml" xmlns:o="urn:schemas-microsoft-com:office:office" xmlns:r="http://schemas.openxmlformats.org/officeDocument/2006/relationships" xmlns:v="urn:schemas-microsoft-com:vml" xmlns:w10="urn:schemas-microsoft-com:office:word" xmlns:w14="http://schemas.microsoft.com/office/word/2010/wordml" xmlns:w="http://schemas.openxmlformats.org/wordprocessingml/2006/main" xmlns:wne="http://schemas.microsoft.com/office/word/2006/wordml" xmlns:wp14="http://schemas.microsoft.com/office/word/2010/wordprocessingDrawing" xmlns:wp="http://schemas.openxmlformats.org/drawingml/2006/wordprocessingDrawing" xmlns:wpc="http://schemas.microsoft.com/office/word/2010/wordprocessingCanvas" xmlns:wpg="http://schemas.microsoft.com/office/word/2010/wordprocessingGroup" xmlns:wpi="http://schemas.microsoft.com/office/word/2010/wordprocessingInk" xmlns:wps="http://schemas.microsoft.com/office/word/2010/wordprocessingShape" mc:Ignorable="w14 wp14">
+  <w:p>
+    <w:pPr>
+      <w:pStyle w:val="Footer"/>
+      <w:jc w:val="center"/>
+      <w:ind w:firstLine="0" w:firstLineChars="0" w:left="0"/>
+    </w:pPr>
+    <w:r>
+      <w:rPr>
+        <w:rFonts w:ascii="Times New Roman" w:hAnsi="Times New Roman"/>
+        <w:sz w:val="21"/>
+        <w:szCs w:val="21"/>
+      </w:rPr>
+      <w:fldChar w:fldCharType="begin" w:dirty="true"/>
+    </w:r>
+    <w:r>
+      <w:rPr>
+        <w:rFonts w:ascii="Times New Roman" w:hAnsi="Times New Roman"/>
+        <w:sz w:val="21"/>
+      </w:rPr>
+      <w:instrText xml:space="preserve"> PAGE \* MERGEFORMAT </w:instrText>
+    </w:r>
+    <w:r>
+      <w:rPr>
+        <w:rFonts w:ascii="Times New Roman" w:hAnsi="Times New Roman"/>
+        <w:sz w:val="21"/>
+      </w:rPr>
+      <w:fldChar w:fldCharType="separate"/>
+    </w:r>
+    <w:r>
+      <w:rPr>
+        <w:rFonts w:ascii="Times New Roman" w:hAnsi="Times New Roman"/>
+        <w:sz w:val="21"/>
+      </w:rPr>
+      <w:t>1</w:t>
+    </w:r>
+    <w:r>
+      <w:rPr>
+        <w:rFonts w:ascii="Times New Roman" w:hAnsi="Times New Roman"/>
+        <w:sz w:val="21"/>
+      </w:rPr>
+      <w:fldChar w:fldCharType="end"/>
+    </w:r>
+  </w:p>
+</w:ftr>
+</file>
+
+<file path=word/footer12.xml><?xml version="1.0" encoding="utf-8"?>
+<w:ftr xmlns:m="http://schemas.openxmlformats.org/officeDocument/2006/math" xmlns:mc="http://schemas.openxmlformats.org/markup-compatibility/2006" xmlns:mo="http://schemas.microsoft.com/office/mac/office/2008/main" xmlns:mv="urn:schemas-microsoft-com:mac:vml" xmlns:o="urn:schemas-microsoft-com:office:office" xmlns:r="http://schemas.openxmlformats.org/officeDocument/2006/relationships" xmlns:v="urn:schemas-microsoft-com:vml" xmlns:w10="urn:schemas-microsoft-com:office:word" xmlns:w14="http://schemas.microsoft.com/office/word/2010/wordml" xmlns:w="http://schemas.openxmlformats.org/wordprocessingml/2006/main" xmlns:wne="http://schemas.microsoft.com/office/word/2006/wordml" xmlns:wp14="http://schemas.microsoft.com/office/word/2010/wordprocessingDrawing" xmlns:wp="http://schemas.openxmlformats.org/drawingml/2006/wordprocessingDrawing" xmlns:wpc="http://schemas.microsoft.com/office/word/2010/wordprocessingCanvas" xmlns:wpg="http://schemas.microsoft.com/office/word/2010/wordprocessingGroup" xmlns:wpi="http://schemas.microsoft.com/office/word/2010/wordprocessingInk" xmlns:wps="http://schemas.microsoft.com/office/word/2010/wordprocessingShape" mc:Ignorable="w14 wp14">
+  <w:p>
+    <w:pPr>
+      <w:pStyle w:val="Footer"/>
+      <w:jc w:val="center"/>
+      <w:ind w:firstLine="0" w:firstLineChars="0" w:left="0"/>
+    </w:pPr>
+    <w:r>
+      <w:rPr>
+        <w:rFonts w:ascii="Times New Roman" w:hAnsi="Times New Roman"/>
+        <w:sz w:val="21"/>
+        <w:szCs w:val="21"/>
+      </w:rPr>
+      <w:fldChar w:fldCharType="begin" w:dirty="true"/>
+    </w:r>
+    <w:r>
+      <w:rPr>
+        <w:rFonts w:ascii="Times New Roman" w:hAnsi="Times New Roman"/>
+        <w:sz w:val="21"/>
+      </w:rPr>
+      <w:instrText xml:space="preserve"> PAGE \* MERGEFORMAT </w:instrText>
+    </w:r>
+    <w:r>
+      <w:rPr>
+        <w:rFonts w:ascii="Times New Roman" w:hAnsi="Times New Roman"/>
+        <w:sz w:val="21"/>
+      </w:rPr>
+      <w:fldChar w:fldCharType="separate"/>
+    </w:r>
+    <w:r>
+      <w:rPr>
+        <w:rFonts w:ascii="Times New Roman" w:hAnsi="Times New Roman"/>
+        <w:sz w:val="21"/>
+      </w:rPr>
+      <w:t>1</w:t>
+    </w:r>
+    <w:r>
+      <w:rPr>
+        <w:rFonts w:ascii="Times New Roman" w:hAnsi="Times New Roman"/>
+        <w:sz w:val="21"/>
+      </w:rPr>
+      <w:fldChar w:fldCharType="end"/>
+    </w:r>
+  </w:p>
+</w:ftr>
+</file>
+
+<file path=word/footer13.xml><?xml version="1.0" encoding="utf-8"?>
+<w:ftr xmlns:m="http://schemas.openxmlformats.org/officeDocument/2006/math" xmlns:mc="http://schemas.openxmlformats.org/markup-compatibility/2006" xmlns:mo="http://schemas.microsoft.com/office/mac/office/2008/main" xmlns:mv="urn:schemas-microsoft-com:mac:vml" xmlns:o="urn:schemas-microsoft-com:office:office" xmlns:r="http://schemas.openxmlformats.org/officeDocument/2006/relationships" xmlns:v="urn:schemas-microsoft-com:vml" xmlns:w10="urn:schemas-microsoft-com:office:word" xmlns:w14="http://schemas.microsoft.com/office/word/2010/wordml" xmlns:w="http://schemas.openxmlformats.org/wordprocessingml/2006/main" xmlns:wne="http://schemas.microsoft.com/office/word/2006/wordml" xmlns:wp14="http://schemas.microsoft.com/office/word/2010/wordprocessingDrawing" xmlns:wp="http://schemas.openxmlformats.org/drawingml/2006/wordprocessingDrawing" xmlns:wpc="http://schemas.microsoft.com/office/word/2010/wordprocessingCanvas" xmlns:wpg="http://schemas.microsoft.com/office/word/2010/wordprocessingGroup" xmlns:wpi="http://schemas.microsoft.com/office/word/2010/wordprocessingInk" xmlns:wps="http://schemas.microsoft.com/office/word/2010/wordprocessingShape" mc:Ignorable="w14 wp14">
+  <w:p>
+    <w:pPr>
+      <w:pStyle w:val="Footer"/>
+      <w:jc w:val="center"/>
+      <w:ind w:firstLine="0" w:firstLineChars="0" w:left="0"/>
+    </w:pPr>
+    <w:r>
+      <w:rPr>
+        <w:rFonts w:ascii="Times New Roman" w:hAnsi="Times New Roman"/>
+        <w:sz w:val="21"/>
+        <w:szCs w:val="21"/>
+      </w:rPr>
+      <w:fldChar w:fldCharType="begin" w:dirty="true"/>
+    </w:r>
+    <w:r>
+      <w:rPr>
+        <w:rFonts w:ascii="Times New Roman" w:hAnsi="Times New Roman"/>
+        <w:sz w:val="21"/>
+      </w:rPr>
+      <w:instrText xml:space="preserve"> PAGE \* MERGEFORMAT </w:instrText>
+    </w:r>
+    <w:r>
+      <w:rPr>
+        <w:rFonts w:ascii="Times New Roman" w:hAnsi="Times New Roman"/>
+        <w:sz w:val="21"/>
+      </w:rPr>
+      <w:fldChar w:fldCharType="separate"/>
+    </w:r>
+    <w:r>
+      <w:rPr>
+        <w:rFonts w:ascii="Times New Roman" w:hAnsi="Times New Roman"/>
+        <w:sz w:val="21"/>
+      </w:rPr>
+      <w:t>1</w:t>
+    </w:r>
+    <w:r>
+      <w:rPr>
+        <w:rFonts w:ascii="Times New Roman" w:hAnsi="Times New Roman"/>
+        <w:sz w:val="21"/>
+      </w:rPr>
+      <w:fldChar w:fldCharType="end"/>
+    </w:r>
+  </w:p>
+</w:ftr>
+</file>
+
 <file path=word/footer2.xml><?xml version="1.0" encoding="utf-8"?>
 <w:ftr xmlns:m="http://schemas.openxmlformats.org/officeDocument/2006/math" xmlns:mc="http://schemas.openxmlformats.org/markup-compatibility/2006" xmlns:mo="http://schemas.microsoft.com/office/mac/office/2008/main" xmlns:mv="urn:schemas-microsoft-com:mac:vml" xmlns:o="urn:schemas-microsoft-com:office:office" xmlns:r="http://schemas.openxmlformats.org/officeDocument/2006/relationships" xmlns:v="urn:schemas-microsoft-com:vml" xmlns:w10="urn:schemas-microsoft-com:office:word" xmlns:w14="http://schemas.microsoft.com/office/word/2010/wordml" xmlns:w="http://schemas.openxmlformats.org/wordprocessingml/2006/main" xmlns:wne="http://schemas.microsoft.com/office/word/2006/wordml" xmlns:wp14="http://schemas.microsoft.com/office/word/2010/wordprocessingDrawing" xmlns:wp="http://schemas.openxmlformats.org/drawingml/2006/wordprocessingDrawing" xmlns:wpc="http://schemas.microsoft.com/office/word/2010/wordprocessingCanvas" xmlns:wpg="http://schemas.microsoft.com/office/word/2010/wordprocessingGroup" xmlns:wpi="http://schemas.microsoft.com/office/word/2010/wordprocessingInk" xmlns:wps="http://schemas.microsoft.com/office/word/2010/wordprocessingShape" mc:Ignorable="w14 wp14">
   <w:p>
     <w:pPr>
       <w:pStyle w:val="Footer"/>
     </w:pPr>
+  </w:p>
+</w:ftr>
+</file>
+
+<file path=word/footer3.xml><?xml version="1.0" encoding="utf-8"?>
+<w:ftr xmlns:m="http://schemas.openxmlformats.org/officeDocument/2006/math" xmlns:mc="http://schemas.openxmlformats.org/markup-compatibility/2006" xmlns:mo="http://schemas.microsoft.com/office/mac/office/2008/main" xmlns:mv="urn:schemas-microsoft-com:mac:vml" xmlns:o="urn:schemas-microsoft-com:office:office" xmlns:r="http://schemas.openxmlformats.org/officeDocument/2006/relationships" xmlns:v="urn:schemas-microsoft-com:vml" xmlns:w10="urn:schemas-microsoft-com:office:word" xmlns:w14="http://schemas.microsoft.com/office/word/2010/wordml" xmlns:w="http://schemas.openxmlformats.org/wordprocessingml/2006/main" xmlns:wne="http://schemas.microsoft.com/office/word/2006/wordml" xmlns:wp14="http://schemas.microsoft.com/office/word/2010/wordprocessingDrawing" xmlns:wp="http://schemas.openxmlformats.org/drawingml/2006/wordprocessingDrawing" xmlns:wpc="http://schemas.microsoft.com/office/word/2010/wordprocessingCanvas" xmlns:wpg="http://schemas.microsoft.com/office/word/2010/wordprocessingGroup" xmlns:wpi="http://schemas.microsoft.com/office/word/2010/wordprocessingInk" xmlns:wps="http://schemas.microsoft.com/office/word/2010/wordprocessingShape" mc:Ignorable="w14 wp14">
+  <w:p>
+    <w:pPr>
+      <w:pStyle w:val="Footer"/>
+      <w:jc w:val="center"/>
+      <w:ind w:firstLine="0" w:firstLineChars="0" w:left="0"/>
+    </w:pPr>
+    <w:r>
+      <w:rPr>
+        <w:rFonts w:ascii="Times New Roman" w:hAnsi="Times New Roman"/>
+        <w:sz w:val="21"/>
+        <w:szCs w:val="21"/>
+      </w:rPr>
+      <w:fldChar w:fldCharType="begin" w:dirty="true"/>
+    </w:r>
+    <w:r>
+      <w:rPr>
+        <w:rFonts w:ascii="Times New Roman" w:hAnsi="Times New Roman"/>
+        <w:sz w:val="21"/>
+      </w:rPr>
+      <w:instrText xml:space="preserve"> PAGE \* MERGEFORMAT </w:instrText>
+    </w:r>
+    <w:r>
+      <w:rPr>
+        <w:rFonts w:ascii="Times New Roman" w:hAnsi="Times New Roman"/>
+        <w:sz w:val="21"/>
+      </w:rPr>
+      <w:fldChar w:fldCharType="separate"/>
+    </w:r>
+    <w:r>
+      <w:rPr>
+        <w:rFonts w:ascii="Times New Roman" w:hAnsi="Times New Roman"/>
+        <w:sz w:val="21"/>
+      </w:rPr>
+      <w:t>1</w:t>
+    </w:r>
+    <w:r>
+      <w:rPr>
+        <w:rFonts w:ascii="Times New Roman" w:hAnsi="Times New Roman"/>
+        <w:sz w:val="21"/>
+      </w:rPr>
+      <w:fldChar w:fldCharType="end"/>
+    </w:r>
+  </w:p>
+</w:ftr>
+</file>
+
+<file path=word/footer4.xml><?xml version="1.0" encoding="utf-8"?>
+<w:ftr xmlns:m="http://schemas.openxmlformats.org/officeDocument/2006/math" xmlns:mc="http://schemas.openxmlformats.org/markup-compatibility/2006" xmlns:mo="http://schemas.microsoft.com/office/mac/office/2008/main" xmlns:mv="urn:schemas-microsoft-com:mac:vml" xmlns:o="urn:schemas-microsoft-com:office:office" xmlns:r="http://schemas.openxmlformats.org/officeDocument/2006/relationships" xmlns:v="urn:schemas-microsoft-com:vml" xmlns:w10="urn:schemas-microsoft-com:office:word" xmlns:w14="http://schemas.microsoft.com/office/word/2010/wordml" xmlns:w="http://schemas.openxmlformats.org/wordprocessingml/2006/main" xmlns:wne="http://schemas.microsoft.com/office/word/2006/wordml" xmlns:wp14="http://schemas.microsoft.com/office/word/2010/wordprocessingDrawing" xmlns:wp="http://schemas.openxmlformats.org/drawingml/2006/wordprocessingDrawing" xmlns:wpc="http://schemas.microsoft.com/office/word/2010/wordprocessingCanvas" xmlns:wpg="http://schemas.microsoft.com/office/word/2010/wordprocessingGroup" xmlns:wpi="http://schemas.microsoft.com/office/word/2010/wordprocessingInk" xmlns:wps="http://schemas.microsoft.com/office/word/2010/wordprocessingShape" mc:Ignorable="w14 wp14">
+  <w:p>
+    <w:pPr>
+      <w:pStyle w:val="Footer"/>
+      <w:jc w:val="center"/>
+      <w:ind w:firstLine="0" w:firstLineChars="0" w:left="0"/>
+    </w:pPr>
+    <w:r>
+      <w:rPr>
+        <w:rFonts w:ascii="Times New Roman" w:hAnsi="Times New Roman"/>
+        <w:sz w:val="21"/>
+        <w:szCs w:val="21"/>
+      </w:rPr>
+      <w:fldChar w:fldCharType="begin" w:dirty="true"/>
+    </w:r>
+    <w:r>
+      <w:rPr>
+        <w:rFonts w:ascii="Times New Roman" w:hAnsi="Times New Roman"/>
+        <w:sz w:val="21"/>
+      </w:rPr>
+      <w:instrText xml:space="preserve"> PAGE \* MERGEFORMAT </w:instrText>
+    </w:r>
+    <w:r>
+      <w:rPr>
+        <w:rFonts w:ascii="Times New Roman" w:hAnsi="Times New Roman"/>
+        <w:sz w:val="21"/>
+      </w:rPr>
+      <w:fldChar w:fldCharType="separate"/>
+    </w:r>
+    <w:r>
+      <w:rPr>
+        <w:rFonts w:ascii="Times New Roman" w:hAnsi="Times New Roman"/>
+        <w:sz w:val="21"/>
+      </w:rPr>
+      <w:t>1</w:t>
+    </w:r>
+    <w:r>
+      <w:rPr>
+        <w:rFonts w:ascii="Times New Roman" w:hAnsi="Times New Roman"/>
+        <w:sz w:val="21"/>
+      </w:rPr>
+      <w:fldChar w:fldCharType="end"/>
+    </w:r>
+  </w:p>
+</w:ftr>
+</file>
+
+<file path=word/footer5.xml><?xml version="1.0" encoding="utf-8"?>
+<w:ftr xmlns:m="http://schemas.openxmlformats.org/officeDocument/2006/math" xmlns:mc="http://schemas.openxmlformats.org/markup-compatibility/2006" xmlns:mo="http://schemas.microsoft.com/office/mac/office/2008/main" xmlns:mv="urn:schemas-microsoft-com:mac:vml" xmlns:o="urn:schemas-microsoft-com:office:office" xmlns:r="http://schemas.openxmlformats.org/officeDocument/2006/relationships" xmlns:v="urn:schemas-microsoft-com:vml" xmlns:w10="urn:schemas-microsoft-com:office:word" xmlns:w14="http://schemas.microsoft.com/office/word/2010/wordml" xmlns:w="http://schemas.openxmlformats.org/wordprocessingml/2006/main" xmlns:wne="http://schemas.microsoft.com/office/word/2006/wordml" xmlns:wp14="http://schemas.microsoft.com/office/word/2010/wordprocessingDrawing" xmlns:wp="http://schemas.openxmlformats.org/drawingml/2006/wordprocessingDrawing" xmlns:wpc="http://schemas.microsoft.com/office/word/2010/wordprocessingCanvas" xmlns:wpg="http://schemas.microsoft.com/office/word/2010/wordprocessingGroup" xmlns:wpi="http://schemas.microsoft.com/office/word/2010/wordprocessingInk" xmlns:wps="http://schemas.microsoft.com/office/word/2010/wordprocessingShape" mc:Ignorable="w14 wp14">
+  <w:p>
+    <w:pPr>
+      <w:pStyle w:val="Footer"/>
+      <w:jc w:val="center"/>
+      <w:ind w:firstLine="0" w:firstLineChars="0" w:left="0"/>
+    </w:pPr>
+    <w:r>
+      <w:rPr>
+        <w:rFonts w:ascii="Times New Roman" w:hAnsi="Times New Roman"/>
+        <w:sz w:val="21"/>
+        <w:szCs w:val="21"/>
+      </w:rPr>
+      <w:fldChar w:fldCharType="begin" w:dirty="true"/>
+    </w:r>
+    <w:r>
+      <w:rPr>
+        <w:rFonts w:ascii="Times New Roman" w:hAnsi="Times New Roman"/>
+        <w:sz w:val="21"/>
+      </w:rPr>
+      <w:instrText xml:space="preserve"> PAGE \* MERGEFORMAT </w:instrText>
+    </w:r>
+    <w:r>
+      <w:rPr>
+        <w:rFonts w:ascii="Times New Roman" w:hAnsi="Times New Roman"/>
+        <w:sz w:val="21"/>
+      </w:rPr>
+      <w:fldChar w:fldCharType="separate"/>
+    </w:r>
+    <w:r>
+      <w:rPr>
+        <w:rFonts w:ascii="Times New Roman" w:hAnsi="Times New Roman"/>
+        <w:sz w:val="21"/>
+      </w:rPr>
+      <w:t>1</w:t>
+    </w:r>
+    <w:r>
+      <w:rPr>
+        <w:rFonts w:ascii="Times New Roman" w:hAnsi="Times New Roman"/>
+        <w:sz w:val="21"/>
+      </w:rPr>
+      <w:fldChar w:fldCharType="end"/>
+    </w:r>
+  </w:p>
+</w:ftr>
+</file>
+
+<file path=word/footer6.xml><?xml version="1.0" encoding="utf-8"?>
+<w:ftr xmlns:m="http://schemas.openxmlformats.org/officeDocument/2006/math" xmlns:mc="http://schemas.openxmlformats.org/markup-compatibility/2006" xmlns:mo="http://schemas.microsoft.com/office/mac/office/2008/main" xmlns:mv="urn:schemas-microsoft-com:mac:vml" xmlns:o="urn:schemas-microsoft-com:office:office" xmlns:r="http://schemas.openxmlformats.org/officeDocument/2006/relationships" xmlns:v="urn:schemas-microsoft-com:vml" xmlns:w10="urn:schemas-microsoft-com:office:word" xmlns:w14="http://schemas.microsoft.com/office/word/2010/wordml" xmlns:w="http://schemas.openxmlformats.org/wordprocessingml/2006/main" xmlns:wne="http://schemas.microsoft.com/office/word/2006/wordml" xmlns:wp14="http://schemas.microsoft.com/office/word/2010/wordprocessingDrawing" xmlns:wp="http://schemas.openxmlformats.org/drawingml/2006/wordprocessingDrawing" xmlns:wpc="http://schemas.microsoft.com/office/word/2010/wordprocessingCanvas" xmlns:wpg="http://schemas.microsoft.com/office/word/2010/wordprocessingGroup" xmlns:wpi="http://schemas.microsoft.com/office/word/2010/wordprocessingInk" xmlns:wps="http://schemas.microsoft.com/office/word/2010/wordprocessingShape" mc:Ignorable="w14 wp14">
+  <w:p>
+    <w:pPr>
+      <w:pStyle w:val="Footer"/>
+      <w:jc w:val="center"/>
+      <w:ind w:firstLine="0" w:firstLineChars="0" w:left="0"/>
+    </w:pPr>
+    <w:r>
+      <w:rPr>
+        <w:rFonts w:ascii="Times New Roman" w:hAnsi="Times New Roman"/>
+        <w:sz w:val="21"/>
+        <w:szCs w:val="21"/>
+      </w:rPr>
+      <w:fldChar w:fldCharType="begin" w:dirty="true"/>
+    </w:r>
+    <w:r>
+      <w:rPr>
+        <w:rFonts w:ascii="Times New Roman" w:hAnsi="Times New Roman"/>
+        <w:sz w:val="21"/>
+      </w:rPr>
+      <w:instrText xml:space="preserve"> PAGE \* MERGEFORMAT </w:instrText>
+    </w:r>
+    <w:r>
+      <w:rPr>
+        <w:rFonts w:ascii="Times New Roman" w:hAnsi="Times New Roman"/>
+        <w:sz w:val="21"/>
+      </w:rPr>
+      <w:fldChar w:fldCharType="separate"/>
+    </w:r>
+    <w:r>
+      <w:rPr>
+        <w:rFonts w:ascii="Times New Roman" w:hAnsi="Times New Roman"/>
+        <w:sz w:val="21"/>
+      </w:rPr>
+      <w:t>1</w:t>
+    </w:r>
+    <w:r>
+      <w:rPr>
+        <w:rFonts w:ascii="Times New Roman" w:hAnsi="Times New Roman"/>
+        <w:sz w:val="21"/>
+      </w:rPr>
+      <w:fldChar w:fldCharType="end"/>
+    </w:r>
+  </w:p>
+</w:ftr>
+</file>
+
+<file path=word/footer7.xml><?xml version="1.0" encoding="utf-8"?>
+<w:ftr xmlns:m="http://schemas.openxmlformats.org/officeDocument/2006/math" xmlns:mc="http://schemas.openxmlformats.org/markup-compatibility/2006" xmlns:mo="http://schemas.microsoft.com/office/mac/office/2008/main" xmlns:mv="urn:schemas-microsoft-com:mac:vml" xmlns:o="urn:schemas-microsoft-com:office:office" xmlns:r="http://schemas.openxmlformats.org/officeDocument/2006/relationships" xmlns:v="urn:schemas-microsoft-com:vml" xmlns:w10="urn:schemas-microsoft-com:office:word" xmlns:w14="http://schemas.microsoft.com/office/word/2010/wordml" xmlns:w="http://schemas.openxmlformats.org/wordprocessingml/2006/main" xmlns:wne="http://schemas.microsoft.com/office/word/2006/wordml" xmlns:wp14="http://schemas.microsoft.com/office/word/2010/wordprocessingDrawing" xmlns:wp="http://schemas.openxmlformats.org/drawingml/2006/wordprocessingDrawing" xmlns:wpc="http://schemas.microsoft.com/office/word/2010/wordprocessingCanvas" xmlns:wpg="http://schemas.microsoft.com/office/word/2010/wordprocessingGroup" xmlns:wpi="http://schemas.microsoft.com/office/word/2010/wordprocessingInk" xmlns:wps="http://schemas.microsoft.com/office/word/2010/wordprocessingShape" mc:Ignorable="w14 wp14">
+  <w:p>
+    <w:pPr>
+      <w:pStyle w:val="Footer"/>
+      <w:jc w:val="center"/>
+      <w:ind w:firstLine="0" w:firstLineChars="0" w:left="0"/>
+    </w:pPr>
+    <w:r>
+      <w:rPr>
+        <w:rFonts w:ascii="Times New Roman" w:hAnsi="Times New Roman"/>
+        <w:sz w:val="21"/>
+        <w:szCs w:val="21"/>
+      </w:rPr>
+      <w:fldChar w:fldCharType="begin" w:dirty="true"/>
+    </w:r>
+    <w:r>
+      <w:rPr>
+        <w:rFonts w:ascii="Times New Roman" w:hAnsi="Times New Roman"/>
+        <w:sz w:val="21"/>
+      </w:rPr>
+      <w:instrText xml:space="preserve"> PAGE \* MERGEFORMAT </w:instrText>
+    </w:r>
+    <w:r>
+      <w:rPr>
+        <w:rFonts w:ascii="Times New Roman" w:hAnsi="Times New Roman"/>
+        <w:sz w:val="21"/>
+      </w:rPr>
+      <w:fldChar w:fldCharType="separate"/>
+    </w:r>
+    <w:r>
+      <w:rPr>
+        <w:rFonts w:ascii="Times New Roman" w:hAnsi="Times New Roman"/>
+        <w:sz w:val="21"/>
+      </w:rPr>
+      <w:t>1</w:t>
+    </w:r>
+    <w:r>
+      <w:rPr>
+        <w:rFonts w:ascii="Times New Roman" w:hAnsi="Times New Roman"/>
+        <w:sz w:val="21"/>
+      </w:rPr>
+      <w:fldChar w:fldCharType="end"/>
+    </w:r>
+  </w:p>
+</w:ftr>
+</file>
+
+<file path=word/footer8.xml><?xml version="1.0" encoding="utf-8"?>
+<w:ftr xmlns:m="http://schemas.openxmlformats.org/officeDocument/2006/math" xmlns:mc="http://schemas.openxmlformats.org/markup-compatibility/2006" xmlns:mo="http://schemas.microsoft.com/office/mac/office/2008/main" xmlns:mv="urn:schemas-microsoft-com:mac:vml" xmlns:o="urn:schemas-microsoft-com:office:office" xmlns:r="http://schemas.openxmlformats.org/officeDocument/2006/relationships" xmlns:v="urn:schemas-microsoft-com:vml" xmlns:w10="urn:schemas-microsoft-com:office:word" xmlns:w14="http://schemas.microsoft.com/office/word/2010/wordml" xmlns:w="http://schemas.openxmlformats.org/wordprocessingml/2006/main" xmlns:wne="http://schemas.microsoft.com/office/word/2006/wordml" xmlns:wp14="http://schemas.microsoft.com/office/word/2010/wordprocessingDrawing" xmlns:wp="http://schemas.openxmlformats.org/drawingml/2006/wordprocessingDrawing" xmlns:wpc="http://schemas.microsoft.com/office/word/2010/wordprocessingCanvas" xmlns:wpg="http://schemas.microsoft.com/office/word/2010/wordprocessingGroup" xmlns:wpi="http://schemas.microsoft.com/office/word/2010/wordprocessingInk" xmlns:wps="http://schemas.microsoft.com/office/word/2010/wordprocessingShape" mc:Ignorable="w14 wp14">
+  <w:p>
+    <w:pPr>
+      <w:pStyle w:val="Footer"/>
+      <w:jc w:val="center"/>
+      <w:ind w:firstLine="0" w:firstLineChars="0" w:left="0"/>
+    </w:pPr>
+    <w:r>
+      <w:rPr>
+        <w:rFonts w:ascii="Times New Roman" w:hAnsi="Times New Roman"/>
+        <w:sz w:val="21"/>
+        <w:szCs w:val="21"/>
+      </w:rPr>
+      <w:fldChar w:fldCharType="begin" w:dirty="true"/>
+    </w:r>
+    <w:r>
+      <w:rPr>
+        <w:rFonts w:ascii="Times New Roman" w:hAnsi="Times New Roman"/>
+        <w:sz w:val="21"/>
+      </w:rPr>
+      <w:instrText xml:space="preserve"> PAGE \* MERGEFORMAT </w:instrText>
+    </w:r>
+    <w:r>
+      <w:rPr>
+        <w:rFonts w:ascii="Times New Roman" w:hAnsi="Times New Roman"/>
+        <w:sz w:val="21"/>
+      </w:rPr>
+      <w:fldChar w:fldCharType="separate"/>
+    </w:r>
+    <w:r>
+      <w:rPr>
+        <w:rFonts w:ascii="Times New Roman" w:hAnsi="Times New Roman"/>
+        <w:sz w:val="21"/>
+      </w:rPr>
+      <w:t>1</w:t>
+    </w:r>
+    <w:r>
+      <w:rPr>
+        <w:rFonts w:ascii="Times New Roman" w:hAnsi="Times New Roman"/>
+        <w:sz w:val="21"/>
+      </w:rPr>
+      <w:fldChar w:fldCharType="end"/>
+    </w:r>
+  </w:p>
+</w:ftr>
+</file>
+
+<file path=word/footer9.xml><?xml version="1.0" encoding="utf-8"?>
+<w:ftr xmlns:m="http://schemas.openxmlformats.org/officeDocument/2006/math" xmlns:mc="http://schemas.openxmlformats.org/markup-compatibility/2006" xmlns:mo="http://schemas.microsoft.com/office/mac/office/2008/main" xmlns:mv="urn:schemas-microsoft-com:mac:vml" xmlns:o="urn:schemas-microsoft-com:office:office" xmlns:r="http://schemas.openxmlformats.org/officeDocument/2006/relationships" xmlns:v="urn:schemas-microsoft-com:vml" xmlns:w10="urn:schemas-microsoft-com:office:word" xmlns:w14="http://schemas.microsoft.com/office/word/2010/wordml" xmlns:w="http://schemas.openxmlformats.org/wordprocessingml/2006/main" xmlns:wne="http://schemas.microsoft.com/office/word/2006/wordml" xmlns:wp14="http://schemas.microsoft.com/office/word/2010/wordprocessingDrawing" xmlns:wp="http://schemas.openxmlformats.org/drawingml/2006/wordprocessingDrawing" xmlns:wpc="http://schemas.microsoft.com/office/word/2010/wordprocessingCanvas" xmlns:wpg="http://schemas.microsoft.com/office/word/2010/wordprocessingGroup" xmlns:wpi="http://schemas.microsoft.com/office/word/2010/wordprocessingInk" xmlns:wps="http://schemas.microsoft.com/office/word/2010/wordprocessingShape" mc:Ignorable="w14 wp14">
+  <w:p>
+    <w:pPr>
+      <w:pStyle w:val="Footer"/>
+      <w:jc w:val="center"/>
+      <w:ind w:firstLine="0" w:firstLineChars="0" w:left="0"/>
+    </w:pPr>
+    <w:r>
+      <w:rPr>
+        <w:rFonts w:ascii="Times New Roman" w:hAnsi="Times New Roman"/>
+        <w:sz w:val="21"/>
+        <w:szCs w:val="21"/>
+      </w:rPr>
+      <w:fldChar w:fldCharType="begin" w:dirty="true"/>
+    </w:r>
+    <w:r>
+      <w:rPr>
+        <w:rFonts w:ascii="Times New Roman" w:hAnsi="Times New Roman"/>
+        <w:sz w:val="21"/>
+      </w:rPr>
+      <w:instrText xml:space="preserve"> PAGE \* MERGEFORMAT </w:instrText>
+    </w:r>
+    <w:r>
+      <w:rPr>
+        <w:rFonts w:ascii="Times New Roman" w:hAnsi="Times New Roman"/>
+        <w:sz w:val="21"/>
+      </w:rPr>
+      <w:fldChar w:fldCharType="separate"/>
+    </w:r>
+    <w:r>
+      <w:rPr>
+        <w:rFonts w:ascii="Times New Roman" w:hAnsi="Times New Roman"/>
+        <w:sz w:val="21"/>
+      </w:rPr>
+      <w:t>1</w:t>
+    </w:r>
+    <w:r>
+      <w:rPr>
+        <w:rFonts w:ascii="Times New Roman" w:hAnsi="Times New Roman"/>
+        <w:sz w:val="21"/>
+      </w:rPr>
+      <w:fldChar w:fldCharType="end"/>
+    </w:r>
   </w:p>
 </w:ftr>
 </file>

--- a/docs/thesis.docx
+++ b/docs/thesis.docx
@@ -559,7 +559,7 @@
         <w:rPr>
           <w:rFonts w:hint="eastAsia" w:eastAsia="宋体" w:ascii="Times New Roman" w:hAnsi="Times New Roman"/>
         </w:rPr>
-        <w:t xml:space="preserve">套件又因中国业务规则的高度非标准化而水土不服。本研究旨在构建一套贴合中国医药行业业务规则、轻量可配置的运筹优化算法，填补从”数据富矿”到”智能决策”之间的技术鸿沟，并进一步探讨其商业化落地路径。</w:t>
+        <w:t xml:space="preserve">套件又因中国业务规则的高度非标准化而水土不服。本研究尝试构建一套贴合中国医药行业业务规则、轻量可配置的运筹优化算法，填补从”数据富矿”到”智能决策”之间的技术鸿沟，并进一步探讨其商业化落地路径。</w:t>
       </w:r>
     </w:p>
     <w:p>
@@ -570,7 +570,7 @@
         <w:rPr>
           <w:rFonts w:hint="eastAsia" w:eastAsia="宋体" w:ascii="Times New Roman" w:hAnsi="Times New Roman"/>
         </w:rPr>
-        <w:t xml:space="preserve">在方法上，本研究首先通过对</w:t>
+        <w:t xml:space="preserve">在方法上，本研究先通过对</w:t>
       </w:r>
       <w:r>
         <w:rPr>
@@ -582,7 +582,7 @@
         <w:rPr>
           <w:rFonts w:hint="eastAsia" w:eastAsia="宋体" w:ascii="Times New Roman" w:hAnsi="Times New Roman"/>
         </w:rPr>
-        <w:t xml:space="preserve">位行业从业者的深度访谈与问卷调研，将分散的业务诉求锚定为可量化的算法需求清单；继而构建以综合价值指数（Index）为核心度量的多目标优化模型，采用基于阈值的统一惩罚框架，并设计大医院虚拟拆分预处理机制。算法的核心贡献在于”均衡优化—历史匹配”两阶段解耦架构：第一阶段以六层地理聚类生成初始解、模拟退火（SA）纯优化</w:t>
+        <w:t xml:space="preserve">位行业从业者的深度访谈与问卷调研，把分散的业务诉求锚定为可量化的算法需求清单；继而构建以综合价值指数（Index）为核心度量的多目标优化模型，采用基于阈值的统一惩罚框架，并设计大医院虚拟拆分预处理机制。算法的核心贡献在于”均衡优化—历史匹配”两阶段解耦架构：第一阶段以六层地理聚类生成初始解、模拟退火（SA）纯优化</w:t>
       </w:r>
       <w:r>
         <w:rPr>
@@ -1361,7 +1361,7 @@
         <w:rPr>
           <w:rFonts w:hint="eastAsia" w:eastAsia="宋体" w:ascii="Times New Roman" w:hAnsi="Times New Roman"/>
         </w:rPr>
-        <w:t xml:space="preserve">过去十余年间，中国医药行业经历了从高速增长向结构性调整的深刻转型</w:t>
+        <w:t xml:space="preserve">过去十余年间，中国医药行业经历了从高速增长向结构性调整的深度转型</w:t>
       </w:r>
       <w:r>
         <w:rPr>
@@ -1374,7 +1374,18 @@
         <w:rPr>
           <w:rFonts w:hint="eastAsia" w:eastAsia="宋体" w:ascii="Times New Roman" w:hAnsi="Times New Roman"/>
         </w:rPr>
-        <w:t xml:space="preserve">。据弗罗斯特沙利文统计，中国生物药市场空间从2019年的3120亿元预计增至2030年的13030亿元</w:t>
+        <w:t xml:space="preserve">。行业整体规模虽仍在扩大，但总量增长的表象之下，底层运行逻辑已经发生根本性变化——从过去的”增量扩张”逐步转向”存量博弈”。</w:t>
+      </w:r>
+    </w:p>
+    <w:p>
+      <w:pPr>
+        <w:pStyle w:val="BodyText"/>
+      </w:pPr>
+      <w:r>
+        <w:rPr>
+          <w:rFonts w:hint="eastAsia" w:eastAsia="宋体" w:ascii="Times New Roman" w:hAnsi="Times New Roman"/>
+        </w:rPr>
+        <w:t xml:space="preserve">图1-1呈现了2020-2025年中国医药市场全渠道（医院渠道、零售药店、DTP药店）销售额的演变轨迹</w:t>
       </w:r>
       <w:r>
         <w:rPr>
@@ -1382,30 +1393,6 @@
           <w:vertAlign w:val="superscript"/>
         </w:rPr>
         <w:t xml:space="preserve">[2]</w:t>
-      </w:r>
-      <w:r>
-        <w:rPr>
-          <w:rFonts w:hint="eastAsia" w:eastAsia="宋体" w:ascii="Times New Roman" w:hAnsi="Times New Roman"/>
-        </w:rPr>
-        <w:t xml:space="preserve">，行业整体规模依然在扩大。然而总量增长的表象之下，行业的底层运行逻辑已经发生根本性变化——从过去的”增量扩张”逐步转向”存量博弈”。</w:t>
-      </w:r>
-    </w:p>
-    <w:p>
-      <w:pPr>
-        <w:pStyle w:val="BodyText"/>
-      </w:pPr>
-      <w:r>
-        <w:rPr>
-          <w:rFonts w:hint="eastAsia" w:eastAsia="宋体" w:ascii="Times New Roman" w:hAnsi="Times New Roman"/>
-        </w:rPr>
-        <w:t xml:space="preserve">图1-1呈现了2020-2025年中国医药市场全渠道（医院渠道、零售药店、DTP药店）销售额的演变轨迹</w:t>
-      </w:r>
-      <w:r>
-        <w:rPr>
-          <w:rFonts w:eastAsia="宋体" w:ascii="Times New Roman" w:hAnsi="Times New Roman"/>
-          <w:vertAlign w:val="superscript"/>
-        </w:rPr>
-        <w:t xml:space="preserve">[3]</w:t>
       </w:r>
       <w:r>
         <w:rPr>
@@ -1511,18 +1498,31 @@
           <w:rFonts w:eastAsia="宋体" w:ascii="Times New Roman" w:hAnsi="Times New Roman"/>
           <w:vertAlign w:val="superscript"/>
         </w:rPr>
+        <w:t xml:space="preserve">[2]</w:t>
+      </w:r>
+    </w:p>
+    <w:p>
+      <w:pPr>
+        <w:pStyle w:val="BodyText"/>
+      </w:pPr>
+      <w:r>
+        <w:rPr>
+          <w:rFonts w:hint="eastAsia" w:eastAsia="宋体" w:ascii="Times New Roman" w:hAnsi="Times New Roman"/>
+        </w:rPr>
+        <w:t xml:space="preserve">图1-2进一步给出未来五年的市场展望。IQVIA《中国医药市场预测（2024-2029）》显示，复合年增长率（CAGR）已下探至1.3%，同比增长率在0.3%至1.8%的低位徘徊，与过去十年7%-12%的高速期形成鲜明反差</w:t>
+      </w:r>
+      <w:r>
+        <w:rPr>
+          <w:rFonts w:eastAsia="宋体" w:ascii="Times New Roman" w:hAnsi="Times New Roman"/>
+          <w:vertAlign w:val="superscript"/>
+        </w:rPr>
         <w:t xml:space="preserve">[3]</w:t>
       </w:r>
-    </w:p>
-    <w:p>
-      <w:pPr>
-        <w:pStyle w:val="BodyText"/>
-      </w:pPr>
-      <w:r>
-        <w:rPr>
-          <w:rFonts w:hint="eastAsia" w:eastAsia="宋体" w:ascii="Times New Roman" w:hAnsi="Times New Roman"/>
-        </w:rPr>
-        <w:t xml:space="preserve">图1-2进一步给出未来五年的市场展望。IQVIA《中国医药市场预测（2024-2029）》显示，复合年增长率（CAGR）已下探至1.3%，同比增长率在0.3%至1.8%的低位徘徊，与过去十年7%-12%的高速期形成鲜明反差</w:t>
+      <w:r>
+        <w:rPr>
+          <w:rFonts w:hint="eastAsia" w:eastAsia="宋体" w:ascii="Times New Roman" w:hAnsi="Times New Roman"/>
+        </w:rPr>
+        <w:t xml:space="preserve">。麦肯锡的同期研究亦指出，新药上市后的商业化窗口期被显著压缩，本土创新药企与跨国药企在新产品商业化上的博弈进入新阶段</w:t>
       </w:r>
       <w:r>
         <w:rPr>
@@ -1530,19 +1530,6 @@
           <w:vertAlign w:val="superscript"/>
         </w:rPr>
         <w:t xml:space="preserve">[4]</w:t>
-      </w:r>
-      <w:r>
-        <w:rPr>
-          <w:rFonts w:hint="eastAsia" w:eastAsia="宋体" w:ascii="Times New Roman" w:hAnsi="Times New Roman"/>
-        </w:rPr>
-        <w:t xml:space="preserve">。麦肯锡的同期研究亦指出，新药上市后的商业化窗口期被显著压缩，本土创新药企与跨国药企在新产品商业化上的博弈进入新阶段</w:t>
-      </w:r>
-      <w:r>
-        <w:rPr>
-          <w:rFonts w:eastAsia="宋体" w:ascii="Times New Roman" w:hAnsi="Times New Roman"/>
-          <w:vertAlign w:val="superscript"/>
-        </w:rPr>
-        <w:t xml:space="preserve">[5]</w:t>
       </w:r>
       <w:r>
         <w:rPr>
@@ -1642,7 +1629,7 @@
           <w:rFonts w:eastAsia="宋体" w:ascii="Times New Roman" w:hAnsi="Times New Roman"/>
           <w:vertAlign w:val="superscript"/>
         </w:rPr>
-        <w:t xml:space="preserve">[4]</w:t>
+        <w:t xml:space="preserve">[3]</w:t>
       </w:r>
     </w:p>
     <w:p>
@@ -1672,20 +1659,20 @@
           <w:rFonts w:eastAsia="宋体" w:ascii="Times New Roman" w:hAnsi="Times New Roman"/>
           <w:vertAlign w:val="superscript"/>
         </w:rPr>
+        <w:t xml:space="preserve">[5]</w:t>
+      </w:r>
+      <w:r>
+        <w:rPr>
+          <w:rFonts w:hint="eastAsia" w:eastAsia="宋体" w:ascii="Times New Roman" w:hAnsi="Times New Roman"/>
+        </w:rPr>
+        <w:t xml:space="preserve">，医保谈判压缩了创新药的商业化窗口期，反腐则从合规端重塑了商业模式——传统”带金销售”加速退出，学术推广成为核心</w:t>
+      </w:r>
+      <w:r>
+        <w:rPr>
+          <w:rFonts w:eastAsia="宋体" w:ascii="Times New Roman" w:hAnsi="Times New Roman"/>
+          <w:vertAlign w:val="superscript"/>
+        </w:rPr>
         <w:t xml:space="preserve">[6]</w:t>
-      </w:r>
-      <w:r>
-        <w:rPr>
-          <w:rFonts w:hint="eastAsia" w:eastAsia="宋体" w:ascii="Times New Roman" w:hAnsi="Times New Roman"/>
-        </w:rPr>
-        <w:t xml:space="preserve">，医保谈判压缩了创新药的商业化窗口期，反腐则从合规端重塑了商业模式——传统”带金销售”加速退出，学术推广成为核心</w:t>
-      </w:r>
-      <w:r>
-        <w:rPr>
-          <w:rFonts w:eastAsia="宋体" w:ascii="Times New Roman" w:hAnsi="Times New Roman"/>
-          <w:vertAlign w:val="superscript"/>
-        </w:rPr>
-        <w:t xml:space="preserve">[7]</w:t>
       </w:r>
       <w:r>
         <w:rPr>
@@ -1763,13 +1750,61 @@
           <w:rFonts w:eastAsia="宋体" w:ascii="Times New Roman" w:hAnsi="Times New Roman"/>
           <w:vertAlign w:val="superscript"/>
         </w:rPr>
+        <w:t xml:space="preserve">[7]</w:t>
+      </w:r>
+      <w:r>
+        <w:rPr>
+          <w:rFonts w:hint="eastAsia" w:eastAsia="宋体" w:ascii="Times New Roman" w:hAnsi="Times New Roman"/>
+        </w:rPr>
+        <w:t xml:space="preserve">。具体到销售辖区维度，分配的核心任务是将数千家目标医院终端合理地分配给数百名销售代表，使得每位代表的工作量与销售潜力达到相对均衡，同时兼顾地理紧凑性、客户关系连续性以及组织架构约束等多维目标。</w:t>
+      </w:r>
+    </w:p>
+    <w:p>
+      <w:pPr>
+        <w:pStyle w:val="BodyText"/>
+      </w:pPr>
+      <w:r>
+        <w:rPr>
+          <w:rFonts w:hint="eastAsia" w:eastAsia="宋体" w:ascii="Times New Roman" w:hAnsi="Times New Roman"/>
+        </w:rPr>
+        <w:t xml:space="preserve">然而，当前绝大多数制药企业的辖区分配仍采取”人力密集型”的作业模式。中央SFE团队与数百名一线销售经理深度依赖Excel进行庞杂的数据拆解，并在”自下而上”的指标分配中展开旷日持久的跨部门人工博弈与沟通拉扯。在过去医药行业高增长的”黄金时代”，企业尚能以高昂的利润掩盖这种低效带来的隐性摩擦成本。但在当前利润空间被急剧压缩的环境下，这种完全依赖人工操作、响应极度滞后且充斥着沟通内耗的传统管理模式，其所产生的人力成本与时间沉没成本已令企业不堪重负。</w:t>
+      </w:r>
+    </w:p>
+    <w:p>
+      <w:pPr>
+        <w:pStyle w:val="BodyText"/>
+      </w:pPr>
+      <w:r>
+        <w:rPr>
+          <w:rFonts w:hint="eastAsia" w:eastAsia="宋体" w:ascii="Times New Roman" w:hAnsi="Times New Roman"/>
+        </w:rPr>
+        <w:t xml:space="preserve">与此同时，制药企业的SFE部门天然拥有海量的沉淀数据——医院地理信息、医院分级、销售数据、医院潜力评估、医生专长画像等多源信息构成了一座”数据富矿”。但由于缺乏高级运筹智能算法的技术加持，中央管理团队在宏观排兵布阵时，往往只能提供颗粒度极粗的先验测算，最终沦为一线人员基于人情与经验的Excel手工博弈</w:t>
+      </w:r>
+      <w:r>
+        <w:rPr>
+          <w:rFonts w:eastAsia="宋体" w:ascii="Times New Roman" w:hAnsi="Times New Roman"/>
+          <w:vertAlign w:val="superscript"/>
+        </w:rPr>
         <w:t xml:space="preserve">[8]</w:t>
       </w:r>
       <w:r>
         <w:rPr>
           <w:rFonts w:hint="eastAsia" w:eastAsia="宋体" w:ascii="Times New Roman" w:hAnsi="Times New Roman"/>
         </w:rPr>
-        <w:t xml:space="preserve">。具体到销售辖区维度，分配的核心任务是将数千家目标医院终端合理地分配给数百名销售代表，使得每位代表的工作量与销售潜力达到相对均衡，同时兼顾地理紧凑性、客户关系连续性以及组织架构约束等多维目标。</w:t>
+        <w:t xml:space="preserve">。王晓玲（2024）指出，我国生物医药行业数字化转型受限于数据基础不足、复合背景人才短缺等瓶颈，转型进展相对落后</w:t>
+      </w:r>
+      <w:r>
+        <w:rPr>
+          <w:rFonts w:eastAsia="宋体" w:ascii="Times New Roman" w:hAnsi="Times New Roman"/>
+          <w:vertAlign w:val="superscript"/>
+        </w:rPr>
+        <w:t xml:space="preserve">[9]</w:t>
+      </w:r>
+      <w:r>
+        <w:rPr>
+          <w:rFonts w:hint="eastAsia" w:eastAsia="宋体" w:ascii="Times New Roman" w:hAnsi="Times New Roman"/>
+        </w:rPr>
+        <w:t xml:space="preserve">。这种”数据丰富、算法贫乏”的矛盾，正是制药企业精细化管理转型中亟待突破的核心瓶颈。</w:t>
       </w:r>
     </w:p>
     <w:p>
@@ -1780,54 +1815,6 @@
         <w:rPr>
           <w:rFonts w:hint="eastAsia" w:eastAsia="宋体" w:ascii="Times New Roman" w:hAnsi="Times New Roman"/>
         </w:rPr>
-        <w:t xml:space="preserve">然而，当前绝大多数制药企业的辖区分配仍采取”人力密集型”的作业模式。中央SFE团队与数百名一线销售经理深度依赖Excel进行庞杂的数据拆解，并在”自下而上”的指标分配中展开旷日持久的跨部门人工博弈与沟通拉扯。在过去医药行业高增长的”黄金时代”，企业尚能以高昂的利润掩盖这种低效带来的隐性摩擦成本。但在当前利润空间被急剧压缩的环境下，这种完全依赖人工操作、响应极度滞后且充斥着沟通内耗的传统管理模式，其所产生的人力成本与时间沉没成本已令企业不堪重负。</w:t>
-      </w:r>
-    </w:p>
-    <w:p>
-      <w:pPr>
-        <w:pStyle w:val="BodyText"/>
-      </w:pPr>
-      <w:r>
-        <w:rPr>
-          <w:rFonts w:hint="eastAsia" w:eastAsia="宋体" w:ascii="Times New Roman" w:hAnsi="Times New Roman"/>
-        </w:rPr>
-        <w:t xml:space="preserve">与此同时，制药企业的SFE部门天然拥有海量的沉淀数据——医院地理信息、医院分级、销售数据、医院潜力评估、医生专长画像等多源信息构成了一座”数据富矿”。但由于缺乏高级运筹智能算法的技术加持，中央管理团队在宏观排兵布阵时，往往只能提供颗粒度极粗的先验测算，最终沦为一线人员基于人情与经验的Excel手工博弈</w:t>
-      </w:r>
-      <w:r>
-        <w:rPr>
-          <w:rFonts w:eastAsia="宋体" w:ascii="Times New Roman" w:hAnsi="Times New Roman"/>
-          <w:vertAlign w:val="superscript"/>
-        </w:rPr>
-        <w:t xml:space="preserve">[9]</w:t>
-      </w:r>
-      <w:r>
-        <w:rPr>
-          <w:rFonts w:hint="eastAsia" w:eastAsia="宋体" w:ascii="Times New Roman" w:hAnsi="Times New Roman"/>
-        </w:rPr>
-        <w:t xml:space="preserve">。王晓玲（2024）指出，我国生物医药行业数字化转型受限于数据基础不足、复合背景人才短缺等瓶颈，转型进展相对落后</w:t>
-      </w:r>
-      <w:r>
-        <w:rPr>
-          <w:rFonts w:eastAsia="宋体" w:ascii="Times New Roman" w:hAnsi="Times New Roman"/>
-          <w:vertAlign w:val="superscript"/>
-        </w:rPr>
-        <w:t xml:space="preserve">[10]</w:t>
-      </w:r>
-      <w:r>
-        <w:rPr>
-          <w:rFonts w:hint="eastAsia" w:eastAsia="宋体" w:ascii="Times New Roman" w:hAnsi="Times New Roman"/>
-        </w:rPr>
-        <w:t xml:space="preserve">。这种”数据丰富、算法贫乏”的矛盾，正是制药企业精细化管理转型中亟待突破的核心瓶颈。</w:t>
-      </w:r>
-    </w:p>
-    <w:p>
-      <w:pPr>
-        <w:pStyle w:val="BodyText"/>
-      </w:pPr>
-      <w:r>
-        <w:rPr>
-          <w:rFonts w:hint="eastAsia" w:eastAsia="宋体" w:ascii="Times New Roman" w:hAnsi="Times New Roman"/>
-        </w:rPr>
         <w:t xml:space="preserve">商业化解决方案层面，国际数据与技术供应商曾投入资源开发标准化的辖区管理</w:t>
       </w:r>
       <w:r>
@@ -1840,7 +1827,7 @@
         <w:rPr>
           <w:rFonts w:hint="eastAsia" w:eastAsia="宋体" w:ascii="Times New Roman" w:hAnsi="Times New Roman"/>
         </w:rPr>
-        <w:t xml:space="preserve">系统，但在中国市场普遍遭遇了显著的”水土不服”——本地业务规则的高度非标准化使全球统一的产品形态难以直接泛化，落地阶段往往需要大量定制化开发以适配本地流程。第三章将对这一问题做深入剖析。综合来看，传统的”重型</w:t>
+        <w:t xml:space="preserve">系统，但在中国市场普遍遭遇了明显的”水土不服”——本地业务规则的高度非标准化使全球统一的产品形态难以直接泛化，落地阶段往往需要大量定制化开发以适配本地流程。第三章将对这一问题做深入剖析。综合来看，传统的”重型</w:t>
       </w:r>
       <w:r>
         <w:rPr>
@@ -1932,13 +1919,26 @@
           <w:rFonts w:eastAsia="宋体" w:ascii="Times New Roman" w:hAnsi="Times New Roman"/>
           <w:vertAlign w:val="superscript"/>
         </w:rPr>
+        <w:t xml:space="preserve">[10]</w:t>
+      </w:r>
+      <w:r>
+        <w:rPr>
+          <w:rFonts w:hint="eastAsia" w:eastAsia="宋体" w:ascii="Times New Roman" w:hAnsi="Times New Roman"/>
+        </w:rPr>
+        <w:t xml:space="preserve">；Zoltners和Sinha（1983）提出了辖区分配必须满足的四个核心属性框架</w:t>
+      </w:r>
+      <w:r>
+        <w:rPr>
+          <w:rFonts w:eastAsia="宋体" w:ascii="Times New Roman" w:hAnsi="Times New Roman"/>
+          <w:vertAlign w:val="superscript"/>
+        </w:rPr>
         <w:t xml:space="preserve">[11]</w:t>
       </w:r>
       <w:r>
         <w:rPr>
           <w:rFonts w:hint="eastAsia" w:eastAsia="宋体" w:ascii="Times New Roman" w:hAnsi="Times New Roman"/>
         </w:rPr>
-        <w:t xml:space="preserve">；Zoltners和Sinha（1983）提出了辖区分配必须满足的四个核心属性框架</w:t>
+        <w:t xml:space="preserve">；Skiera和Jordan（1996）通过EQUALIZER模型引入模拟退火与惩罚函数机制，解决了传统精确模型在27%测试算例中无法找到可行解的问题</w:t>
       </w:r>
       <w:r>
         <w:rPr>
@@ -1951,20 +1951,7 @@
         <w:rPr>
           <w:rFonts w:hint="eastAsia" w:eastAsia="宋体" w:ascii="Times New Roman" w:hAnsi="Times New Roman"/>
         </w:rPr>
-        <w:t xml:space="preserve">；Skiera和Jordan（1996）通过EQUALIZER模型引入模拟退火与惩罚函数机制，解决了传统精确模型在27%测试算例中无法找到可行解的问题</w:t>
-      </w:r>
-      <w:r>
-        <w:rPr>
-          <w:rFonts w:eastAsia="宋体" w:ascii="Times New Roman" w:hAnsi="Times New Roman"/>
-          <w:vertAlign w:val="superscript"/>
-        </w:rPr>
-        <w:t xml:space="preserve">[13]</w:t>
-      </w:r>
-      <w:r>
-        <w:rPr>
-          <w:rFonts w:hint="eastAsia" w:eastAsia="宋体" w:ascii="Times New Roman" w:hAnsi="Times New Roman"/>
-        </w:rPr>
-        <w:t xml:space="preserve">。然而，上述研究主要面向欧美市场的通用销售场景，其模型假设与中国医药行业的商业现实之间存在显著差距。</w:t>
+        <w:t xml:space="preserve">。然而，上述研究主要面向欧美市场的通用销售场景，其模型假设与中国医药行业的商业现实之间存在明显差距。</w:t>
       </w:r>
     </w:p>
     <w:p>
@@ -2046,7 +2033,7 @@
           <w:rFonts w:eastAsia="宋体" w:ascii="Times New Roman" w:hAnsi="Times New Roman"/>
           <w:vertAlign w:val="superscript"/>
         </w:rPr>
-        <w:t xml:space="preserve">[14]</w:t>
+        <w:t xml:space="preserve">[13]</w:t>
       </w:r>
       <w:r>
         <w:rPr>
@@ -2167,7 +2154,43 @@
         <w:rPr>
           <w:rFonts w:hint="eastAsia" w:eastAsia="宋体" w:ascii="Times New Roman" w:hAnsi="Times New Roman"/>
         </w:rPr>
-        <w:t xml:space="preserve">（4）开展实证分析与商业化前景评估。依据某跨国药企的脱敏数据，在常规微调、裁员合并、组织扩张三种典型业务场景下验证算法效果，并从”人机协同”决策机制、变革管理策略、商业模式等角度探讨算法的落地路径与商业价值。</w:t>
+        <w:t xml:space="preserve">（4）开展实证分析与商业化前景评估。依据某跨国药企的脱敏数据，选取聚集型直辖市、中部中等规模省份、地理跨度极大的稀疏省份三种典型地理形态，对算法在</w:t>
+      </w:r>
+      <w:r>
+        <w:rPr>
+          <w:rFonts w:eastAsia="宋体" w:ascii="Times New Roman" w:hAnsi="Times New Roman"/>
+        </w:rPr>
+        <w:t xml:space="preserve"> Index </w:t>
+      </w:r>
+      <w:r>
+        <w:rPr>
+          <w:rFonts w:hint="eastAsia" w:eastAsia="宋体" w:ascii="Times New Roman" w:hAnsi="Times New Roman"/>
+        </w:rPr>
+        <w:t xml:space="preserve">均衡度、地理紧凑性、客户保留率等维度的效果做</w:t>
+      </w:r>
+      <w:r>
+        <w:rPr>
+          <w:rFonts w:eastAsia="宋体" w:ascii="Times New Roman" w:hAnsi="Times New Roman"/>
+        </w:rPr>
+        <w:t xml:space="preserve"> As-Is </w:t>
+      </w:r>
+      <w:r>
+        <w:rPr>
+          <w:rFonts w:hint="eastAsia" w:eastAsia="宋体" w:ascii="Times New Roman" w:hAnsi="Times New Roman"/>
+        </w:rPr>
+        <w:t xml:space="preserve">与</w:t>
+      </w:r>
+      <w:r>
+        <w:rPr>
+          <w:rFonts w:eastAsia="宋体" w:ascii="Times New Roman" w:hAnsi="Times New Roman"/>
+        </w:rPr>
+        <w:t xml:space="preserve"> To-Be </w:t>
+      </w:r>
+      <w:r>
+        <w:rPr>
+          <w:rFonts w:hint="eastAsia" w:eastAsia="宋体" w:ascii="Times New Roman" w:hAnsi="Times New Roman"/>
+        </w:rPr>
+        <w:t xml:space="preserve">对照验证，并从”人机协同”决策机制、变革管理策略、商业模式等角度探讨算法的落地路径与商业价值。</w:t>
       </w:r>
     </w:p>
     <w:bookmarkEnd w:id="33"/>
@@ -2314,7 +2337,7 @@
         <w:rPr>
           <w:rFonts w:hint="eastAsia" w:eastAsia="宋体" w:ascii="Times New Roman" w:hAnsi="Times New Roman"/>
         </w:rPr>
-        <w:t xml:space="preserve">退火迭代次数）开展系统性敏感性测试以验证算法稳健性；对来自第三章调研锚点的业务策略型参数（拆分阈值、销量潜力权重）则通过可配置接口支持企业按自身偏好选择。最后结合作者多年医药行业</w:t>
+        <w:t xml:space="preserve">退火迭代次数）开展系统性敏感性测试以验证算法稳健性；对来自第三章调研锚点的业务策略型参数（拆分阈值、销量潜力权重）则通过可配置接口支持企业按自身偏好选择。此外还结合作者多年医药行业</w:t>
       </w:r>
       <w:r>
         <w:rPr>
@@ -2435,7 +2458,7 @@
         <w:rPr>
           <w:rFonts w:hint="eastAsia" w:eastAsia="宋体" w:ascii="Times New Roman" w:hAnsi="Times New Roman"/>
         </w:rPr>
-        <w:t xml:space="preserve">第五章，实证分析与多场景模拟验证。依据脱敏数据开展算法效果验证，以中部经济发达省份为主样本深入展开</w:t>
+        <w:t xml:space="preserve">第五章，实证分析与多地理形态验证。依据脱敏数据开展算法效果验证，以中部经济发达省份为主样本深入展开</w:t>
       </w:r>
       <w:r>
         <w:rPr>
@@ -2493,7 +2516,7 @@
         <w:rPr>
           <w:rFonts w:hint="eastAsia" w:eastAsia="宋体" w:ascii="Times New Roman" w:hAnsi="Times New Roman"/>
         </w:rPr>
-        <w:t xml:space="preserve">第七章，结论与展望。总结主要研究结论与创新点，分析研究不足并提出未来展望。</w:t>
+        <w:t xml:space="preserve">第七章，研究结论与展望。总结主要研究结论与创新点，分析研究不足并提出未来展望。</w:t>
       </w:r>
     </w:p>
     <w:p>
@@ -2722,7 +2745,7 @@
           <w:rFonts w:eastAsia="宋体" w:ascii="Times New Roman" w:hAnsi="Times New Roman"/>
           <w:vertAlign w:val="superscript"/>
         </w:rPr>
-        <w:t xml:space="preserve">[9]</w:t>
+        <w:t xml:space="preserve">[8]</w:t>
       </w:r>
       <w:r>
         <w:rPr>
@@ -2770,31 +2793,31 @@
           <w:rFonts w:eastAsia="宋体" w:ascii="Times New Roman" w:hAnsi="Times New Roman"/>
           <w:vertAlign w:val="superscript"/>
         </w:rPr>
+        <w:t xml:space="preserve">[14]</w:t>
+      </w:r>
+      <w:r>
+        <w:rPr>
+          <w:rFonts w:hint="eastAsia" w:eastAsia="宋体" w:ascii="Times New Roman" w:hAnsi="Times New Roman"/>
+        </w:rPr>
+        <w:t xml:space="preserve">——以一家年销售额1.5亿美元的企业为例，若在SFE项目上投入60万美元并实现4%的销售增长，其投资回报率可达500%，这一实证数据有力证明了SFE管理的商业价值。</w:t>
+      </w:r>
+    </w:p>
+    <w:p>
+      <w:pPr>
+        <w:pStyle w:val="BodyText"/>
+      </w:pPr>
+      <w:r>
+        <w:rPr>
+          <w:rFonts w:hint="eastAsia" w:eastAsia="宋体" w:ascii="Times New Roman" w:hAnsi="Times New Roman"/>
+        </w:rPr>
+        <w:t xml:space="preserve">在制药行业，SFE管理具有更为特殊的战略意义。Chressanthis和Mantrala（2016）指出，生物制药行业正在经历从传统小分子药物向大分子特药的战略转型，对销售团队的商业模式设计、数据分析能力和运营管理提出了全新要求</w:t>
+      </w:r>
+      <w:r>
+        <w:rPr>
+          <w:rFonts w:eastAsia="宋体" w:ascii="Times New Roman" w:hAnsi="Times New Roman"/>
+          <w:vertAlign w:val="superscript"/>
+        </w:rPr>
         <w:t xml:space="preserve">[15]</w:t>
-      </w:r>
-      <w:r>
-        <w:rPr>
-          <w:rFonts w:hint="eastAsia" w:eastAsia="宋体" w:ascii="Times New Roman" w:hAnsi="Times New Roman"/>
-        </w:rPr>
-        <w:t xml:space="preserve">——以一家年销售额1.5亿美元的企业为例，若在SFE项目上投入60万美元并实现4%的销售增长，其投资回报率可达500%，这一实证数据有力证明了SFE管理的商业价值。</w:t>
-      </w:r>
-    </w:p>
-    <w:p>
-      <w:pPr>
-        <w:pStyle w:val="BodyText"/>
-      </w:pPr>
-      <w:r>
-        <w:rPr>
-          <w:rFonts w:hint="eastAsia" w:eastAsia="宋体" w:ascii="Times New Roman" w:hAnsi="Times New Roman"/>
-        </w:rPr>
-        <w:t xml:space="preserve">在制药行业，SFE管理具有更为特殊的战略意义。Chressanthis和Mantrala（2016）指出，生物制药行业正在经历从传统小分子药物向大分子特药的战略转型，对销售团队的商业模式设计、数据分析能力和运营管理提出了全新要求</w:t>
-      </w:r>
-      <w:r>
-        <w:rPr>
-          <w:rFonts w:eastAsia="宋体" w:ascii="Times New Roman" w:hAnsi="Times New Roman"/>
-          <w:vertAlign w:val="superscript"/>
-        </w:rPr>
-        <w:t xml:space="preserve">[16]</w:t>
       </w:r>
       <w:r>
         <w:rPr>
@@ -2885,7 +2908,7 @@
           <w:rFonts w:eastAsia="宋体" w:ascii="Times New Roman" w:hAnsi="Times New Roman"/>
           <w:vertAlign w:val="superscript"/>
         </w:rPr>
-        <w:t xml:space="preserve">[12]</w:t>
+        <w:t xml:space="preserve">[11]</w:t>
       </w:r>
       <w:r>
         <w:rPr>
@@ -2958,7 +2981,7 @@
           <w:rFonts w:eastAsia="宋体" w:ascii="Times New Roman" w:hAnsi="Times New Roman"/>
           <w:vertAlign w:val="superscript"/>
         </w:rPr>
-        <w:t xml:space="preserve">[14]</w:t>
+        <w:t xml:space="preserve">[13]</w:t>
       </w:r>
       <w:r>
         <w:rPr>
@@ -3102,13 +3125,62 @@
           <w:rFonts w:eastAsia="宋体" w:ascii="Times New Roman" w:hAnsi="Times New Roman"/>
           <w:vertAlign w:val="superscript"/>
         </w:rPr>
+        <w:t xml:space="preserve">[10]</w:t>
+      </w:r>
+      <w:r>
+        <w:rPr>
+          <w:rFonts w:eastAsia="宋体" w:ascii="Times New Roman" w:hAnsi="Times New Roman"/>
+        </w:rPr>
+        <w:t xml:space="preserve">。Zoltners </w:t>
+      </w:r>
+      <w:r>
+        <w:rPr>
+          <w:rFonts w:hint="eastAsia" w:eastAsia="宋体" w:ascii="Times New Roman" w:hAnsi="Times New Roman"/>
+        </w:rPr>
+        <w:t xml:space="preserve">和</w:t>
+      </w:r>
+      <w:r>
+        <w:rPr>
+          <w:rFonts w:eastAsia="宋体" w:ascii="Times New Roman" w:hAnsi="Times New Roman"/>
+        </w:rPr>
+        <w:t xml:space="preserve"> </w:t>
+      </w:r>
+      <w:r>
+        <w:rPr>
+          <w:rFonts w:hint="eastAsia" w:eastAsia="宋体" w:ascii="Times New Roman" w:hAnsi="Times New Roman"/>
+        </w:rPr>
+        <w:t xml:space="preserve">Sinha（1983）在此基础上提出了更为完整的整数规划模型，将均衡性、紧凑性、连续性和完整性四个核心属性形式化为约束或目标函数组成部分，首次系统定义了多维目标结构</w:t>
+      </w:r>
+      <w:r>
+        <w:rPr>
+          <w:rFonts w:eastAsia="宋体" w:ascii="Times New Roman" w:hAnsi="Times New Roman"/>
+          <w:vertAlign w:val="superscript"/>
+        </w:rPr>
         <w:t xml:space="preserve">[11]</w:t>
       </w:r>
       <w:r>
         <w:rPr>
-          <w:rFonts w:eastAsia="宋体" w:ascii="Times New Roman" w:hAnsi="Times New Roman"/>
-        </w:rPr>
-        <w:t xml:space="preserve">。Zoltners </w:t>
+          <w:rFonts w:hint="eastAsia" w:eastAsia="宋体" w:ascii="Times New Roman" w:hAnsi="Times New Roman"/>
+        </w:rPr>
+        <w:t xml:space="preserve">。然而精确算法在实际应用中遭遇了计算瓶颈——辖区划分问题本质是</w:t>
+      </w:r>
+      <w:r>
+        <w:rPr>
+          <w:rFonts w:eastAsia="宋体" w:ascii="Times New Roman" w:hAnsi="Times New Roman"/>
+        </w:rPr>
+        <w:t xml:space="preserve"> NP-hard </w:t>
+      </w:r>
+      <w:r>
+        <w:rPr>
+          <w:rFonts w:hint="eastAsia" w:eastAsia="宋体" w:ascii="Times New Roman" w:hAnsi="Times New Roman"/>
+        </w:rPr>
+        <w:t xml:space="preserve">问题，当基本地理单元数量达到数百甚至数千时，精确求解的计算时间呈指数级增长，Kalcsics、Nickel</w:t>
+      </w:r>
+      <w:r>
+        <w:rPr>
+          <w:rFonts w:eastAsia="宋体" w:ascii="Times New Roman" w:hAnsi="Times New Roman"/>
+        </w:rPr>
+        <w:t xml:space="preserve"> </w:t>
       </w:r>
       <w:r>
         <w:rPr>
@@ -3126,56 +3198,163 @@
         <w:rPr>
           <w:rFonts w:hint="eastAsia" w:eastAsia="宋体" w:ascii="Times New Roman" w:hAnsi="Times New Roman"/>
         </w:rPr>
-        <w:t xml:space="preserve">Sinha（1983）在此基础上提出了更为完整的整数规划模型，将均衡性、紧凑性、连续性和完整性四个核心属性形式化为约束或目标函数组成部分，首次系统定义了多维目标结构</w:t>
+        <w:t xml:space="preserve">Schröder（2005）的综述对此做了系统证明，并将辖区设计的应用场景归纳为政治选区划分、销售辖区设计和服务区域划分三大类</w:t>
       </w:r>
       <w:r>
         <w:rPr>
           <w:rFonts w:eastAsia="宋体" w:ascii="Times New Roman" w:hAnsi="Times New Roman"/>
           <w:vertAlign w:val="superscript"/>
         </w:rPr>
+        <w:t xml:space="preserve">[16]</w:t>
+      </w:r>
+      <w:r>
+        <w:rPr>
+          <w:rFonts w:hint="eastAsia" w:eastAsia="宋体" w:ascii="Times New Roman" w:hAnsi="Times New Roman"/>
+        </w:rPr>
+        <w:t xml:space="preserve">——这直接推动了启发式算法的引入。</w:t>
+      </w:r>
+    </w:p>
+    <w:p>
+      <w:pPr>
+        <w:pStyle w:val="BodyText"/>
+      </w:pPr>
+      <w:r>
+        <w:rPr>
+          <w:rFonts w:hint="eastAsia" w:eastAsia="宋体" w:ascii="Times New Roman" w:hAnsi="Times New Roman"/>
+        </w:rPr>
+        <w:t xml:space="preserve">启发式阶段以</w:t>
+      </w:r>
+      <w:r>
+        <w:rPr>
+          <w:rFonts w:eastAsia="宋体" w:ascii="Times New Roman" w:hAnsi="Times New Roman"/>
+        </w:rPr>
+        <w:t xml:space="preserve"> Skiera </w:t>
+      </w:r>
+      <w:r>
+        <w:rPr>
+          <w:rFonts w:hint="eastAsia" w:eastAsia="宋体" w:ascii="Times New Roman" w:hAnsi="Times New Roman"/>
+        </w:rPr>
+        <w:t xml:space="preserve">和</w:t>
+      </w:r>
+      <w:r>
+        <w:rPr>
+          <w:rFonts w:eastAsia="宋体" w:ascii="Times New Roman" w:hAnsi="Times New Roman"/>
+        </w:rPr>
+        <w:t xml:space="preserve"> </w:t>
+      </w:r>
+      <w:r>
+        <w:rPr>
+          <w:rFonts w:hint="eastAsia" w:eastAsia="宋体" w:ascii="Times New Roman" w:hAnsi="Times New Roman"/>
+        </w:rPr>
+        <w:t xml:space="preserve">Jordan（1996）的</w:t>
+      </w:r>
+      <w:r>
+        <w:rPr>
+          <w:rFonts w:eastAsia="宋体" w:ascii="Times New Roman" w:hAnsi="Times New Roman"/>
+        </w:rPr>
+        <w:t xml:space="preserve"> EQUALIZER </w:t>
+      </w:r>
+      <w:r>
+        <w:rPr>
+          <w:rFonts w:hint="eastAsia" w:eastAsia="宋体" w:ascii="Times New Roman" w:hAnsi="Times New Roman"/>
+        </w:rPr>
+        <w:t xml:space="preserve">模型为标志</w:t>
+      </w:r>
+      <w:r>
+        <w:rPr>
+          <w:rFonts w:eastAsia="宋体" w:ascii="Times New Roman" w:hAnsi="Times New Roman"/>
+          <w:vertAlign w:val="superscript"/>
+        </w:rPr>
         <w:t xml:space="preserve">[12]</w:t>
       </w:r>
       <w:r>
         <w:rPr>
           <w:rFonts w:hint="eastAsia" w:eastAsia="宋体" w:ascii="Times New Roman" w:hAnsi="Times New Roman"/>
         </w:rPr>
-        <w:t xml:space="preserve">。然而精确算法在实际应用中遭遇了计算瓶颈——辖区划分问题本质是</w:t>
-      </w:r>
-      <w:r>
-        <w:rPr>
-          <w:rFonts w:eastAsia="宋体" w:ascii="Times New Roman" w:hAnsi="Times New Roman"/>
-        </w:rPr>
-        <w:t xml:space="preserve"> NP-hard </w:t>
-      </w:r>
-      <w:r>
-        <w:rPr>
-          <w:rFonts w:hint="eastAsia" w:eastAsia="宋体" w:ascii="Times New Roman" w:hAnsi="Times New Roman"/>
-        </w:rPr>
-        <w:t xml:space="preserve">问题，当基本地理单元数量达到数百甚至数千时，精确求解的计算时间呈指数级增长，Kalcsics、Nickel</w:t>
-      </w:r>
-      <w:r>
-        <w:rPr>
-          <w:rFonts w:eastAsia="宋体" w:ascii="Times New Roman" w:hAnsi="Times New Roman"/>
-        </w:rPr>
-        <w:t xml:space="preserve"> </w:t>
-      </w:r>
-      <w:r>
-        <w:rPr>
-          <w:rFonts w:hint="eastAsia" w:eastAsia="宋体" w:ascii="Times New Roman" w:hAnsi="Times New Roman"/>
-        </w:rPr>
-        <w:t xml:space="preserve">和</w:t>
-      </w:r>
-      <w:r>
-        <w:rPr>
-          <w:rFonts w:eastAsia="宋体" w:ascii="Times New Roman" w:hAnsi="Times New Roman"/>
-        </w:rPr>
-        <w:t xml:space="preserve"> </w:t>
-      </w:r>
-      <w:r>
-        <w:rPr>
-          <w:rFonts w:hint="eastAsia" w:eastAsia="宋体" w:ascii="Times New Roman" w:hAnsi="Times New Roman"/>
-        </w:rPr>
-        <w:t xml:space="preserve">Schröder（2005）的综述对此做了系统证明，并将辖区设计的应用场景归纳为政治选区划分、销售辖区设计和服务区域划分三大类</w:t>
+        <w:t xml:space="preserve">，其核心创新有两点：一是引入惩罚函数机制将硬约束转化为代价函数中的惩罚项，把带约束多目标问题转化为无约束单目标最小化问题；二是采用模拟退火作为求解引擎，通过随机扰动与概率接受跳出局部最优。实验显示精确规划在</w:t>
+      </w:r>
+      <w:r>
+        <w:rPr>
+          <w:rFonts w:eastAsia="宋体" w:ascii="Times New Roman" w:hAnsi="Times New Roman"/>
+        </w:rPr>
+        <w:t xml:space="preserve"> 27% </w:t>
+      </w:r>
+      <w:r>
+        <w:rPr>
+          <w:rFonts w:hint="eastAsia" w:eastAsia="宋体" w:ascii="Times New Roman" w:hAnsi="Times New Roman"/>
+        </w:rPr>
+        <w:t xml:space="preserve">的算例中无法找到可行解，而</w:t>
+      </w:r>
+      <w:r>
+        <w:rPr>
+          <w:rFonts w:eastAsia="宋体" w:ascii="Times New Roman" w:hAnsi="Times New Roman"/>
+        </w:rPr>
+        <w:t xml:space="preserve"> EQUALIZER </w:t>
+      </w:r>
+      <w:r>
+        <w:rPr>
+          <w:rFonts w:hint="eastAsia" w:eastAsia="宋体" w:ascii="Times New Roman" w:hAnsi="Times New Roman"/>
+        </w:rPr>
+        <w:t xml:space="preserve">在所有算例中均能找到满足约束的方案，且解的质量与精确解相当——这一结果有力证明了启发式方法在复杂约束场景中的优越性。EQUALIZER</w:t>
+      </w:r>
+      <w:r>
+        <w:rPr>
+          <w:rFonts w:eastAsia="宋体" w:ascii="Times New Roman" w:hAnsi="Times New Roman"/>
+        </w:rPr>
+        <w:t xml:space="preserve"> </w:t>
+      </w:r>
+      <w:r>
+        <w:rPr>
+          <w:rFonts w:hint="eastAsia" w:eastAsia="宋体" w:ascii="Times New Roman" w:hAnsi="Times New Roman"/>
+        </w:rPr>
+        <w:t xml:space="preserve">对本文具有直接的启发意义，本文的代价函数设计——基于阈值的统一惩罚框架——正是对其惩罚函数思想的继承与发展。</w:t>
+      </w:r>
+    </w:p>
+    <w:p>
+      <w:pPr>
+        <w:pStyle w:val="BodyText"/>
+      </w:pPr>
+      <w:r>
+        <w:rPr>
+          <w:rFonts w:hint="eastAsia" w:eastAsia="宋体" w:ascii="Times New Roman" w:hAnsi="Times New Roman"/>
+        </w:rPr>
+        <w:t xml:space="preserve">进入</w:t>
+      </w:r>
+      <w:r>
+        <w:rPr>
+          <w:rFonts w:eastAsia="宋体" w:ascii="Times New Roman" w:hAnsi="Times New Roman"/>
+        </w:rPr>
+        <w:t xml:space="preserve"> 21 </w:t>
+      </w:r>
+      <w:r>
+        <w:rPr>
+          <w:rFonts w:hint="eastAsia" w:eastAsia="宋体" w:ascii="Times New Roman" w:hAnsi="Times New Roman"/>
+        </w:rPr>
+        <w:t xml:space="preserve">世纪，研究重心从”纯算法优化”转向”算法与商业体系的融合”。ZS</w:t>
+      </w:r>
+      <w:r>
+        <w:rPr>
+          <w:rFonts w:eastAsia="宋体" w:ascii="Times New Roman" w:hAnsi="Times New Roman"/>
+        </w:rPr>
+        <w:t xml:space="preserve"> Associates </w:t>
+      </w:r>
+      <w:r>
+        <w:rPr>
+          <w:rFonts w:hint="eastAsia" w:eastAsia="宋体" w:ascii="Times New Roman" w:hAnsi="Times New Roman"/>
+        </w:rPr>
+        <w:t xml:space="preserve">在《The</w:t>
+      </w:r>
+      <w:r>
+        <w:rPr>
+          <w:rFonts w:eastAsia="宋体" w:ascii="Times New Roman" w:hAnsi="Times New Roman"/>
+        </w:rPr>
+        <w:t xml:space="preserve"> Power of Sales </w:t>
+      </w:r>
+      <w:r>
+        <w:rPr>
+          <w:rFonts w:hint="eastAsia" w:eastAsia="宋体" w:ascii="Times New Roman" w:hAnsi="Times New Roman"/>
+        </w:rPr>
+        <w:t xml:space="preserve">Analytics》中指出，成功的辖区设计还需兼顾数据治理、业务规则引擎以及人机协同——最终的可用方案是”算法建议+人工判断”的融合产物</w:t>
       </w:r>
       <w:r>
         <w:rPr>
@@ -3188,176 +3367,20 @@
         <w:rPr>
           <w:rFonts w:hint="eastAsia" w:eastAsia="宋体" w:ascii="Times New Roman" w:hAnsi="Times New Roman"/>
         </w:rPr>
-        <w:t xml:space="preserve">——这直接推动了启发式算法的引入。</w:t>
-      </w:r>
-    </w:p>
-    <w:p>
-      <w:pPr>
-        <w:pStyle w:val="BodyText"/>
-      </w:pPr>
-      <w:r>
-        <w:rPr>
-          <w:rFonts w:hint="eastAsia" w:eastAsia="宋体" w:ascii="Times New Roman" w:hAnsi="Times New Roman"/>
-        </w:rPr>
-        <w:t xml:space="preserve">启发式阶段以</w:t>
-      </w:r>
-      <w:r>
-        <w:rPr>
-          <w:rFonts w:eastAsia="宋体" w:ascii="Times New Roman" w:hAnsi="Times New Roman"/>
-        </w:rPr>
-        <w:t xml:space="preserve"> Skiera </w:t>
-      </w:r>
-      <w:r>
-        <w:rPr>
-          <w:rFonts w:hint="eastAsia" w:eastAsia="宋体" w:ascii="Times New Roman" w:hAnsi="Times New Roman"/>
-        </w:rPr>
-        <w:t xml:space="preserve">和</w:t>
-      </w:r>
-      <w:r>
-        <w:rPr>
-          <w:rFonts w:eastAsia="宋体" w:ascii="Times New Roman" w:hAnsi="Times New Roman"/>
-        </w:rPr>
-        <w:t xml:space="preserve"> </w:t>
-      </w:r>
-      <w:r>
-        <w:rPr>
-          <w:rFonts w:hint="eastAsia" w:eastAsia="宋体" w:ascii="Times New Roman" w:hAnsi="Times New Roman"/>
-        </w:rPr>
-        <w:t xml:space="preserve">Jordan（1996）的</w:t>
-      </w:r>
-      <w:r>
-        <w:rPr>
-          <w:rFonts w:eastAsia="宋体" w:ascii="Times New Roman" w:hAnsi="Times New Roman"/>
-        </w:rPr>
-        <w:t xml:space="preserve"> EQUALIZER </w:t>
-      </w:r>
-      <w:r>
-        <w:rPr>
-          <w:rFonts w:hint="eastAsia" w:eastAsia="宋体" w:ascii="Times New Roman" w:hAnsi="Times New Roman"/>
-        </w:rPr>
-        <w:t xml:space="preserve">模型为标志</w:t>
+        <w:t xml:space="preserve">。两阶段方法的思想渊源也在这一阶段逐渐清晰：罗军等（2022）在民航机场地面服务人力资源优化中提出”班次设计→优化排班”两阶段方案，使员工工时均衡性提升</w:t>
+      </w:r>
+      <w:r>
+        <w:rPr>
+          <w:rFonts w:eastAsia="宋体" w:ascii="Times New Roman" w:hAnsi="Times New Roman"/>
+        </w:rPr>
+        <w:t xml:space="preserve"> 48.5%</w:t>
       </w:r>
       <w:r>
         <w:rPr>
           <w:rFonts w:eastAsia="宋体" w:ascii="Times New Roman" w:hAnsi="Times New Roman"/>
           <w:vertAlign w:val="superscript"/>
         </w:rPr>
-        <w:t xml:space="preserve">[13]</w:t>
-      </w:r>
-      <w:r>
-        <w:rPr>
-          <w:rFonts w:hint="eastAsia" w:eastAsia="宋体" w:ascii="Times New Roman" w:hAnsi="Times New Roman"/>
-        </w:rPr>
-        <w:t xml:space="preserve">，其核心创新有两点：一是引入惩罚函数机制将硬约束转化为代价函数中的惩罚项，把带约束多目标问题转化为无约束单目标最小化问题；二是采用模拟退火作为求解引擎，通过随机扰动与概率接受跳出局部最优。实验显示精确规划在</w:t>
-      </w:r>
-      <w:r>
-        <w:rPr>
-          <w:rFonts w:eastAsia="宋体" w:ascii="Times New Roman" w:hAnsi="Times New Roman"/>
-        </w:rPr>
-        <w:t xml:space="preserve"> 27% </w:t>
-      </w:r>
-      <w:r>
-        <w:rPr>
-          <w:rFonts w:hint="eastAsia" w:eastAsia="宋体" w:ascii="Times New Roman" w:hAnsi="Times New Roman"/>
-        </w:rPr>
-        <w:t xml:space="preserve">的算例中无法找到可行解，而</w:t>
-      </w:r>
-      <w:r>
-        <w:rPr>
-          <w:rFonts w:eastAsia="宋体" w:ascii="Times New Roman" w:hAnsi="Times New Roman"/>
-        </w:rPr>
-        <w:t xml:space="preserve"> EQUALIZER </w:t>
-      </w:r>
-      <w:r>
-        <w:rPr>
-          <w:rFonts w:hint="eastAsia" w:eastAsia="宋体" w:ascii="Times New Roman" w:hAnsi="Times New Roman"/>
-        </w:rPr>
-        <w:t xml:space="preserve">在所有算例中均能找到满足约束的方案，且解的质量与精确解相当——这一结果有力证明了启发式方法在复杂约束场景中的优越性。EQUALIZER</w:t>
-      </w:r>
-      <w:r>
-        <w:rPr>
-          <w:rFonts w:eastAsia="宋体" w:ascii="Times New Roman" w:hAnsi="Times New Roman"/>
-        </w:rPr>
-        <w:t xml:space="preserve"> </w:t>
-      </w:r>
-      <w:r>
-        <w:rPr>
-          <w:rFonts w:hint="eastAsia" w:eastAsia="宋体" w:ascii="Times New Roman" w:hAnsi="Times New Roman"/>
-        </w:rPr>
-        <w:t xml:space="preserve">对本文具有直接的启发意义，本文的代价函数设计——基于阈值的统一惩罚框架——正是对其惩罚函数思想的继承与发展。</w:t>
-      </w:r>
-    </w:p>
-    <w:p>
-      <w:pPr>
-        <w:pStyle w:val="BodyText"/>
-      </w:pPr>
-      <w:r>
-        <w:rPr>
-          <w:rFonts w:hint="eastAsia" w:eastAsia="宋体" w:ascii="Times New Roman" w:hAnsi="Times New Roman"/>
-        </w:rPr>
-        <w:t xml:space="preserve">进入</w:t>
-      </w:r>
-      <w:r>
-        <w:rPr>
-          <w:rFonts w:eastAsia="宋体" w:ascii="Times New Roman" w:hAnsi="Times New Roman"/>
-        </w:rPr>
-        <w:t xml:space="preserve"> 21 </w:t>
-      </w:r>
-      <w:r>
-        <w:rPr>
-          <w:rFonts w:hint="eastAsia" w:eastAsia="宋体" w:ascii="Times New Roman" w:hAnsi="Times New Roman"/>
-        </w:rPr>
-        <w:t xml:space="preserve">世纪，研究重心从”纯算法优化”转向”算法与商业体系的融合”。ZS</w:t>
-      </w:r>
-      <w:r>
-        <w:rPr>
-          <w:rFonts w:eastAsia="宋体" w:ascii="Times New Roman" w:hAnsi="Times New Roman"/>
-        </w:rPr>
-        <w:t xml:space="preserve"> Associates </w:t>
-      </w:r>
-      <w:r>
-        <w:rPr>
-          <w:rFonts w:hint="eastAsia" w:eastAsia="宋体" w:ascii="Times New Roman" w:hAnsi="Times New Roman"/>
-        </w:rPr>
-        <w:t xml:space="preserve">在《The</w:t>
-      </w:r>
-      <w:r>
-        <w:rPr>
-          <w:rFonts w:eastAsia="宋体" w:ascii="Times New Roman" w:hAnsi="Times New Roman"/>
-        </w:rPr>
-        <w:t xml:space="preserve"> Power of Sales </w:t>
-      </w:r>
-      <w:r>
-        <w:rPr>
-          <w:rFonts w:hint="eastAsia" w:eastAsia="宋体" w:ascii="Times New Roman" w:hAnsi="Times New Roman"/>
-        </w:rPr>
-        <w:t xml:space="preserve">Analytics》中指出，成功的辖区设计还需兼顾数据治理、业务规则引擎以及人机协同——最终的可用方案是”算法建议+人工判断”的融合产物</w:t>
-      </w:r>
-      <w:r>
-        <w:rPr>
-          <w:rFonts w:eastAsia="宋体" w:ascii="Times New Roman" w:hAnsi="Times New Roman"/>
-          <w:vertAlign w:val="superscript"/>
-        </w:rPr>
         <w:t xml:space="preserve">[18]</w:t>
-      </w:r>
-      <w:r>
-        <w:rPr>
-          <w:rFonts w:hint="eastAsia" w:eastAsia="宋体" w:ascii="Times New Roman" w:hAnsi="Times New Roman"/>
-        </w:rPr>
-        <w:t xml:space="preserve">。两阶段方法的思想渊源也在这一阶段逐渐清晰：罗军等（2022）在民航机场地面服务人力资源优化中提出”班次设计→优化排班”两阶段方案，使员工工时均衡性提升</w:t>
-      </w:r>
-      <w:r>
-        <w:rPr>
-          <w:rFonts w:eastAsia="宋体" w:ascii="Times New Roman" w:hAnsi="Times New Roman"/>
-        </w:rPr>
-        <w:t xml:space="preserve"> 48.5%</w:t>
-      </w:r>
-      <w:r>
-        <w:rPr>
-          <w:rFonts w:eastAsia="宋体" w:ascii="Times New Roman" w:hAnsi="Times New Roman"/>
-          <w:vertAlign w:val="superscript"/>
-        </w:rPr>
-        <w:t xml:space="preserve">[19]</w:t>
       </w:r>
       <w:r>
         <w:rPr>
@@ -3424,37 +3447,50 @@
           <w:rFonts w:eastAsia="宋体" w:ascii="Times New Roman" w:hAnsi="Times New Roman"/>
           <w:vertAlign w:val="superscript"/>
         </w:rPr>
+        <w:t xml:space="preserve">[19]</w:t>
+      </w:r>
+      <w:r>
+        <w:rPr>
+          <w:rFonts w:hint="eastAsia" w:eastAsia="宋体" w:ascii="Times New Roman" w:hAnsi="Times New Roman"/>
+        </w:rPr>
+        <w:t xml:space="preserve">；杨磊（2012）对遗传算法在运筹问题中应用的综述则为本文选择求解算法提供了比较分析的基础——本文最终选择模拟退火而非遗传算法，主要考量在于模拟退火的邻域搜索机制更适合”局部微调”的辖区调整操作（Move</w:t>
+      </w:r>
+      <w:r>
+        <w:rPr>
+          <w:rFonts w:eastAsia="宋体" w:ascii="Times New Roman" w:hAnsi="Times New Roman"/>
+        </w:rPr>
+        <w:t xml:space="preserve"> </w:t>
+      </w:r>
+      <w:r>
+        <w:rPr>
+          <w:rFonts w:hint="eastAsia" w:eastAsia="宋体" w:ascii="Times New Roman" w:hAnsi="Times New Roman"/>
+        </w:rPr>
+        <w:t xml:space="preserve">与</w:t>
+      </w:r>
+      <w:r>
+        <w:rPr>
+          <w:rFonts w:eastAsia="宋体" w:ascii="Times New Roman" w:hAnsi="Times New Roman"/>
+        </w:rPr>
+        <w:t xml:space="preserve"> </w:t>
+      </w:r>
+      <w:r>
+        <w:rPr>
+          <w:rFonts w:hint="eastAsia" w:eastAsia="宋体" w:ascii="Times New Roman" w:hAnsi="Times New Roman"/>
+        </w:rPr>
+        <w:t xml:space="preserve">Swap），而遗传算法的交叉算子在保持辖区连续性方面存在编码困难</w:t>
+      </w:r>
+      <w:r>
+        <w:rPr>
+          <w:rFonts w:eastAsia="宋体" w:ascii="Times New Roman" w:hAnsi="Times New Roman"/>
+          <w:vertAlign w:val="superscript"/>
+        </w:rPr>
         <w:t xml:space="preserve">[20]</w:t>
       </w:r>
       <w:r>
         <w:rPr>
           <w:rFonts w:hint="eastAsia" w:eastAsia="宋体" w:ascii="Times New Roman" w:hAnsi="Times New Roman"/>
         </w:rPr>
-        <w:t xml:space="preserve">；杨磊（2012）对遗传算法在运筹问题中应用的综述则为本文选择求解算法提供了比较分析的基础——本文最终选择模拟退火而非遗传算法，主要考量在于模拟退火的邻域搜索机制更适合”局部微调”的辖区调整操作（Move</w:t>
-      </w:r>
-      <w:r>
-        <w:rPr>
-          <w:rFonts w:eastAsia="宋体" w:ascii="Times New Roman" w:hAnsi="Times New Roman"/>
-        </w:rPr>
-        <w:t xml:space="preserve"> </w:t>
-      </w:r>
-      <w:r>
-        <w:rPr>
-          <w:rFonts w:hint="eastAsia" w:eastAsia="宋体" w:ascii="Times New Roman" w:hAnsi="Times New Roman"/>
-        </w:rPr>
-        <w:t xml:space="preserve">与</w:t>
-      </w:r>
-      <w:r>
-        <w:rPr>
-          <w:rFonts w:eastAsia="宋体" w:ascii="Times New Roman" w:hAnsi="Times New Roman"/>
-        </w:rPr>
-        <w:t xml:space="preserve"> </w:t>
-      </w:r>
-      <w:r>
-        <w:rPr>
-          <w:rFonts w:hint="eastAsia" w:eastAsia="宋体" w:ascii="Times New Roman" w:hAnsi="Times New Roman"/>
-        </w:rPr>
-        <w:t xml:space="preserve">Swap），而遗传算法的交叉算子在保持辖区连续性方面存在编码困难</w:t>
+        <w:t xml:space="preserve">。在元启发式算法的混合策略层面，马傲冬等（2026）提出的遗传-模拟退火混合算法用于求解一类生产计划与调度集成优化问题，验证了”全局搜索+局部精修”两类机制结合的有效性</w:t>
       </w:r>
       <w:r>
         <w:rPr>
@@ -3467,7 +3503,54 @@
         <w:rPr>
           <w:rFonts w:hint="eastAsia" w:eastAsia="宋体" w:ascii="Times New Roman" w:hAnsi="Times New Roman"/>
         </w:rPr>
-        <w:t xml:space="preserve">。在元启发式算法的混合策略层面，马傲冬等（2026）提出的遗传-模拟退火混合算法用于求解一类生产计划与调度集成优化问题，验证了”全局搜索+局部精修”两类机制结合的有效性</w:t>
+        <w:t xml:space="preserve">；这种”两类机制有机结合”的设计理念，与本文”六层聚类生成初始解</w:t>
+      </w:r>
+      <w:r>
+        <w:rPr>
+          <w:rFonts w:eastAsia="宋体" w:ascii="Times New Roman" w:hAnsi="Times New Roman"/>
+        </w:rPr>
+        <w:t xml:space="preserve"> + </w:t>
+      </w:r>
+      <w:r>
+        <w:rPr>
+          <w:rFonts w:hint="eastAsia" w:eastAsia="宋体" w:ascii="Times New Roman" w:hAnsi="Times New Roman"/>
+        </w:rPr>
+        <w:t xml:space="preserve">模拟退火迭代优化</w:t>
+      </w:r>
+      <w:r>
+        <w:rPr>
+          <w:rFonts w:eastAsia="宋体" w:ascii="Times New Roman" w:hAnsi="Times New Roman"/>
+        </w:rPr>
+        <w:t xml:space="preserve"> + Hungarian </w:t>
+      </w:r>
+      <w:r>
+        <w:rPr>
+          <w:rFonts w:hint="eastAsia" w:eastAsia="宋体" w:ascii="Times New Roman" w:hAnsi="Times New Roman"/>
+        </w:rPr>
+        <w:t xml:space="preserve">一一映射”的三阶段框架在方法论上同源。</w:t>
+      </w:r>
+    </w:p>
+    <w:p>
+      <w:pPr>
+        <w:pStyle w:val="BodyText"/>
+      </w:pPr>
+      <w:r>
+        <w:rPr>
+          <w:rFonts w:hint="eastAsia" w:eastAsia="宋体" w:ascii="Times New Roman" w:hAnsi="Times New Roman"/>
+        </w:rPr>
+        <w:t xml:space="preserve">聚类与启发式算法的组合在选址类运筹问题中也有丰富积累。李怡萱（2026）针对农产品直播电商产地仓选址问题，融合</w:t>
+      </w:r>
+      <w:r>
+        <w:rPr>
+          <w:rFonts w:eastAsia="宋体" w:ascii="Times New Roman" w:hAnsi="Times New Roman"/>
+        </w:rPr>
+        <w:t xml:space="preserve"> K-means </w:t>
+      </w:r>
+      <w:r>
+        <w:rPr>
+          <w:rFonts w:hint="eastAsia" w:eastAsia="宋体" w:ascii="Times New Roman" w:hAnsi="Times New Roman"/>
+        </w:rPr>
+        <w:t xml:space="preserve">聚类与遗传算法，实现了从聚类生成候选解到启发式优化的完整链路</w:t>
       </w:r>
       <w:r>
         <w:rPr>
@@ -3480,7 +3563,7 @@
         <w:rPr>
           <w:rFonts w:hint="eastAsia" w:eastAsia="宋体" w:ascii="Times New Roman" w:hAnsi="Times New Roman"/>
         </w:rPr>
-        <w:t xml:space="preserve">；这种”两类机制有机结合”的设计理念，与本文”六层聚类生成初始解</w:t>
+        <w:t xml:space="preserve">——这一思路与本文”六层地理聚类生成初始分配</w:t>
       </w:r>
       <w:r>
         <w:rPr>
@@ -3492,42 +3575,7 @@
         <w:rPr>
           <w:rFonts w:hint="eastAsia" w:eastAsia="宋体" w:ascii="Times New Roman" w:hAnsi="Times New Roman"/>
         </w:rPr>
-        <w:t xml:space="preserve">模拟退火迭代优化</w:t>
-      </w:r>
-      <w:r>
-        <w:rPr>
-          <w:rFonts w:eastAsia="宋体" w:ascii="Times New Roman" w:hAnsi="Times New Roman"/>
-        </w:rPr>
-        <w:t xml:space="preserve"> + Hungarian </w:t>
-      </w:r>
-      <w:r>
-        <w:rPr>
-          <w:rFonts w:hint="eastAsia" w:eastAsia="宋体" w:ascii="Times New Roman" w:hAnsi="Times New Roman"/>
-        </w:rPr>
-        <w:t xml:space="preserve">一一映射”的三阶段框架在方法论上同源。</w:t>
-      </w:r>
-    </w:p>
-    <w:p>
-      <w:pPr>
-        <w:pStyle w:val="BodyText"/>
-      </w:pPr>
-      <w:r>
-        <w:rPr>
-          <w:rFonts w:hint="eastAsia" w:eastAsia="宋体" w:ascii="Times New Roman" w:hAnsi="Times New Roman"/>
-        </w:rPr>
-        <w:t xml:space="preserve">聚类与启发式算法的组合在选址类运筹问题中也有丰富积累。李怡萱（2026）针对农产品直播电商产地仓选址问题，融合</w:t>
-      </w:r>
-      <w:r>
-        <w:rPr>
-          <w:rFonts w:eastAsia="宋体" w:ascii="Times New Roman" w:hAnsi="Times New Roman"/>
-        </w:rPr>
-        <w:t xml:space="preserve"> K-means </w:t>
-      </w:r>
-      <w:r>
-        <w:rPr>
-          <w:rFonts w:hint="eastAsia" w:eastAsia="宋体" w:ascii="Times New Roman" w:hAnsi="Times New Roman"/>
-        </w:rPr>
-        <w:t xml:space="preserve">聚类与遗传算法，实现了从聚类生成候选解到启发式优化的完整链路</w:t>
+        <w:t xml:space="preserve">模拟退火优化均衡性”的两阶段架构在结构上高度同构，是国内最直接的方法论对照；万莉莉等（2026）基于模糊最大覆盖模型的无人机应急配送中心选址研究，则展示了带有模糊约束的多目标选址问题的建模思路</w:t>
       </w:r>
       <w:r>
         <w:rPr>
@@ -3540,19 +3588,7 @@
         <w:rPr>
           <w:rFonts w:hint="eastAsia" w:eastAsia="宋体" w:ascii="Times New Roman" w:hAnsi="Times New Roman"/>
         </w:rPr>
-        <w:t xml:space="preserve">——这一思路与本文”六层地理聚类生成初始分配</w:t>
-      </w:r>
-      <w:r>
-        <w:rPr>
-          <w:rFonts w:eastAsia="宋体" w:ascii="Times New Roman" w:hAnsi="Times New Roman"/>
-        </w:rPr>
-        <w:t xml:space="preserve"> + </w:t>
-      </w:r>
-      <w:r>
-        <w:rPr>
-          <w:rFonts w:hint="eastAsia" w:eastAsia="宋体" w:ascii="Times New Roman" w:hAnsi="Times New Roman"/>
-        </w:rPr>
-        <w:t xml:space="preserve">模拟退火优化均衡性”的两阶段架构在结构上高度同构，是国内最直接的方法论对照；万莉莉等（2026）基于模糊最大覆盖模型的无人机应急配送中心选址研究，则展示了带有模糊约束的多目标选址问题的建模思路</w:t>
+        <w:t xml:space="preserve">，对本文软约束设计具有借鉴意义；田君豪等（2026）提出的基于地理自编码与跨域迁移的公交出行需求分层聚类方法，为复杂地理空间数据的多层次聚类提供了新的视角</w:t>
       </w:r>
       <w:r>
         <w:rPr>
@@ -3565,7 +3601,7 @@
         <w:rPr>
           <w:rFonts w:hint="eastAsia" w:eastAsia="宋体" w:ascii="Times New Roman" w:hAnsi="Times New Roman"/>
         </w:rPr>
-        <w:t xml:space="preserve">，对本文软约束设计具有借鉴意义；田君豪等（2026）提出的基于地理自编码与跨域迁移的公交出行需求分层聚类方法，为复杂地理空间数据的多层次聚类提供了新的视角</w:t>
+        <w:t xml:space="preserve">。在行业语境层面，徐蓉（2023）从制药企业人力资源数字化创新视角</w:t>
       </w:r>
       <w:r>
         <w:rPr>
@@ -3578,7 +3614,7 @@
         <w:rPr>
           <w:rFonts w:hint="eastAsia" w:eastAsia="宋体" w:ascii="Times New Roman" w:hAnsi="Times New Roman"/>
         </w:rPr>
-        <w:t xml:space="preserve">。在行业语境层面，徐蓉（2023）从制药企业人力资源数字化创新视角</w:t>
+        <w:t xml:space="preserve">、陈兆兆（2024）从集采趋势下的成本控制策略</w:t>
       </w:r>
       <w:r>
         <w:rPr>
@@ -3586,19 +3622,6 @@
           <w:vertAlign w:val="superscript"/>
         </w:rPr>
         <w:t xml:space="preserve">[26]</w:t>
-      </w:r>
-      <w:r>
-        <w:rPr>
-          <w:rFonts w:hint="eastAsia" w:eastAsia="宋体" w:ascii="Times New Roman" w:hAnsi="Times New Roman"/>
-        </w:rPr>
-        <w:t xml:space="preserve">、陈兆兆（2024）从集采趋势下的成本控制策略</w:t>
-      </w:r>
-      <w:r>
-        <w:rPr>
-          <w:rFonts w:eastAsia="宋体" w:ascii="Times New Roman" w:hAnsi="Times New Roman"/>
-          <w:vertAlign w:val="superscript"/>
-        </w:rPr>
-        <w:t xml:space="preserve">[27]</w:t>
       </w:r>
       <w:r>
         <w:rPr>
@@ -4879,67 +4902,203 @@
           <w:rFonts w:eastAsia="宋体" w:ascii="Times New Roman" w:hAnsi="Times New Roman"/>
           <w:vertAlign w:val="superscript"/>
         </w:rPr>
+        <w:t xml:space="preserve">[5]</w:t>
+      </w:r>
+      <w:r>
+        <w:rPr>
+          <w:rFonts w:hint="eastAsia" w:eastAsia="宋体" w:ascii="Times New Roman" w:hAnsi="Times New Roman"/>
+        </w:rPr>
+        <w:t xml:space="preserve">，每一轮新增品种都意味着相应产品线销售团队规模需重新评估——某成熟产品线进入集采后销售代表编制可由约</w:t>
+      </w:r>
+      <w:r>
+        <w:rPr>
+          <w:rFonts w:eastAsia="宋体" w:ascii="Times New Roman" w:hAnsi="Times New Roman"/>
+        </w:rPr>
+        <w:t xml:space="preserve"> 300 </w:t>
+      </w:r>
+      <w:r>
+        <w:rPr>
+          <w:rFonts w:hint="eastAsia" w:eastAsia="宋体" w:ascii="Times New Roman" w:hAnsi="Times New Roman"/>
+        </w:rPr>
+        <w:t xml:space="preserve">缩减至不足</w:t>
+      </w:r>
+      <w:r>
+        <w:rPr>
+          <w:rFonts w:eastAsia="宋体" w:ascii="Times New Roman" w:hAnsi="Times New Roman"/>
+        </w:rPr>
+        <w:t xml:space="preserve"> </w:t>
+      </w:r>
+      <w:r>
+        <w:rPr>
+          <w:rFonts w:hint="eastAsia" w:eastAsia="宋体" w:ascii="Times New Roman" w:hAnsi="Times New Roman"/>
+        </w:rPr>
+        <w:t xml:space="preserve">200，缩减幅度超过</w:t>
+      </w:r>
+      <w:r>
+        <w:rPr>
+          <w:rFonts w:eastAsia="宋体" w:ascii="Times New Roman" w:hAnsi="Times New Roman"/>
+        </w:rPr>
+        <w:t xml:space="preserve"> </w:t>
+      </w:r>
+      <w:r>
+        <w:rPr>
+          <w:rFonts w:hint="eastAsia" w:eastAsia="宋体" w:ascii="Times New Roman" w:hAnsi="Times New Roman"/>
+        </w:rPr>
+        <w:t xml:space="preserve">30%（图</w:t>
+      </w:r>
+      <w:r>
+        <w:rPr>
+          <w:rFonts w:eastAsia="宋体" w:ascii="Times New Roman" w:hAnsi="Times New Roman"/>
+        </w:rPr>
+        <w:t xml:space="preserve"> </w:t>
+      </w:r>
+      <w:r>
+        <w:rPr>
+          <w:rFonts w:hint="eastAsia" w:eastAsia="宋体" w:ascii="Times New Roman" w:hAnsi="Times New Roman"/>
+        </w:rPr>
+        <w:t xml:space="preserve">3-1）。医保谈判降幅平均</w:t>
+      </w:r>
+      <w:r>
+        <w:rPr>
+          <w:rFonts w:eastAsia="宋体" w:ascii="Times New Roman" w:hAnsi="Times New Roman"/>
+        </w:rPr>
+        <w:t xml:space="preserve"> 60%</w:t>
+      </w:r>
+      <w:r>
+        <w:rPr>
+          <w:rFonts w:eastAsia="宋体" w:ascii="Times New Roman" w:hAnsi="Times New Roman"/>
+          <w:vertAlign w:val="superscript"/>
+        </w:rPr>
+        <w:t xml:space="preserve">[27]</w:t>
+      </w:r>
+      <w:r>
+        <w:rPr>
+          <w:rFonts w:hint="eastAsia" w:eastAsia="宋体" w:ascii="Times New Roman" w:hAnsi="Times New Roman"/>
+        </w:rPr>
+        <w:t xml:space="preserve">，创新药商业化窗口被压缩到一年以内，要求辖区分配在数十至上百名新增代表的扩张场景下快速响应</w:t>
+      </w:r>
+      <w:r>
+        <w:rPr>
+          <w:rFonts w:eastAsia="宋体" w:ascii="Times New Roman" w:hAnsi="Times New Roman"/>
+          <w:vertAlign w:val="superscript"/>
+        </w:rPr>
+        <w:t xml:space="preserve">[4]</w:t>
+      </w:r>
+      <w:r>
+        <w:rPr>
+          <w:rFonts w:hint="eastAsia" w:eastAsia="宋体" w:ascii="Times New Roman" w:hAnsi="Times New Roman"/>
+        </w:rPr>
+        <w:t xml:space="preserve">。医药反腐则从根本上重塑了销售模式：HCP</w:t>
+      </w:r>
+      <w:r>
+        <w:rPr>
+          <w:rFonts w:eastAsia="宋体" w:ascii="Times New Roman" w:hAnsi="Times New Roman"/>
+        </w:rPr>
+        <w:t xml:space="preserve"> </w:t>
+      </w:r>
+      <w:r>
+        <w:rPr>
+          <w:rFonts w:hint="eastAsia" w:eastAsia="宋体" w:ascii="Times New Roman" w:hAnsi="Times New Roman"/>
+        </w:rPr>
+        <w:t xml:space="preserve">互动总量较</w:t>
+      </w:r>
+      <w:r>
+        <w:rPr>
+          <w:rFonts w:eastAsia="宋体" w:ascii="Times New Roman" w:hAnsi="Times New Roman"/>
+        </w:rPr>
+        <w:t xml:space="preserve"> 2019 </w:t>
+      </w:r>
+      <w:r>
+        <w:rPr>
+          <w:rFonts w:hint="eastAsia" w:eastAsia="宋体" w:ascii="Times New Roman" w:hAnsi="Times New Roman"/>
+        </w:rPr>
+        <w:t xml:space="preserve">年下降约</w:t>
+      </w:r>
+      <w:r>
+        <w:rPr>
+          <w:rFonts w:eastAsia="宋体" w:ascii="Times New Roman" w:hAnsi="Times New Roman"/>
+        </w:rPr>
+        <w:t xml:space="preserve"> </w:t>
+      </w:r>
+      <w:r>
+        <w:rPr>
+          <w:rFonts w:hint="eastAsia" w:eastAsia="宋体" w:ascii="Times New Roman" w:hAnsi="Times New Roman"/>
+        </w:rPr>
+        <w:t xml:space="preserve">26%，面对面拜访占比从</w:t>
+      </w:r>
+      <w:r>
+        <w:rPr>
+          <w:rFonts w:eastAsia="宋体" w:ascii="Times New Roman" w:hAnsi="Times New Roman"/>
+        </w:rPr>
+        <w:t xml:space="preserve"> 91% </w:t>
+      </w:r>
+      <w:r>
+        <w:rPr>
+          <w:rFonts w:hint="eastAsia" w:eastAsia="宋体" w:ascii="Times New Roman" w:hAnsi="Times New Roman"/>
+        </w:rPr>
+        <w:t xml:space="preserve">跌至</w:t>
+      </w:r>
+      <w:r>
+        <w:rPr>
+          <w:rFonts w:eastAsia="宋体" w:ascii="Times New Roman" w:hAnsi="Times New Roman"/>
+        </w:rPr>
+        <w:t xml:space="preserve"> </w:t>
+      </w:r>
+      <w:r>
+        <w:rPr>
+          <w:rFonts w:hint="eastAsia" w:eastAsia="宋体" w:ascii="Times New Roman" w:hAnsi="Times New Roman"/>
+        </w:rPr>
+        <w:t xml:space="preserve">60%（图</w:t>
+      </w:r>
+      <w:r>
+        <w:rPr>
+          <w:rFonts w:eastAsia="宋体" w:ascii="Times New Roman" w:hAnsi="Times New Roman"/>
+        </w:rPr>
+        <w:t xml:space="preserve"> </w:t>
+      </w:r>
+      <w:r>
+        <w:rPr>
+          <w:rFonts w:hint="eastAsia" w:eastAsia="宋体" w:ascii="Times New Roman" w:hAnsi="Times New Roman"/>
+        </w:rPr>
+        <w:t xml:space="preserve">3-2）</w:t>
+      </w:r>
+      <w:r>
+        <w:rPr>
+          <w:rFonts w:eastAsia="宋体" w:ascii="Times New Roman" w:hAnsi="Times New Roman"/>
+          <w:vertAlign w:val="superscript"/>
+        </w:rPr>
+        <w:t xml:space="preserve">[3]</w:t>
+      </w:r>
+      <w:r>
+        <w:rPr>
+          <w:rFonts w:hint="eastAsia" w:eastAsia="宋体" w:ascii="Times New Roman" w:hAnsi="Times New Roman"/>
+        </w:rPr>
+        <w:t xml:space="preserve">，让代表的”接触能力”被系统性削弱</w:t>
+      </w:r>
+      <w:r>
+        <w:rPr>
+          <w:rFonts w:eastAsia="宋体" w:ascii="Times New Roman" w:hAnsi="Times New Roman"/>
+          <w:vertAlign w:val="superscript"/>
+        </w:rPr>
         <w:t xml:space="preserve">[6]</w:t>
       </w:r>
       <w:r>
         <w:rPr>
           <w:rFonts w:hint="eastAsia" w:eastAsia="宋体" w:ascii="Times New Roman" w:hAnsi="Times New Roman"/>
         </w:rPr>
-        <w:t xml:space="preserve">，每一轮新增品种都意味着相应产品线销售团队规模需重新评估——某成熟产品线进入集采后销售代表编制可由约</w:t>
-      </w:r>
-      <w:r>
-        <w:rPr>
-          <w:rFonts w:eastAsia="宋体" w:ascii="Times New Roman" w:hAnsi="Times New Roman"/>
-        </w:rPr>
-        <w:t xml:space="preserve"> 300 </w:t>
-      </w:r>
-      <w:r>
-        <w:rPr>
-          <w:rFonts w:hint="eastAsia" w:eastAsia="宋体" w:ascii="Times New Roman" w:hAnsi="Times New Roman"/>
-        </w:rPr>
-        <w:t xml:space="preserve">缩减至不足</w:t>
-      </w:r>
-      <w:r>
-        <w:rPr>
-          <w:rFonts w:eastAsia="宋体" w:ascii="Times New Roman" w:hAnsi="Times New Roman"/>
-        </w:rPr>
-        <w:t xml:space="preserve"> </w:t>
-      </w:r>
-      <w:r>
-        <w:rPr>
-          <w:rFonts w:hint="eastAsia" w:eastAsia="宋体" w:ascii="Times New Roman" w:hAnsi="Times New Roman"/>
-        </w:rPr>
-        <w:t xml:space="preserve">200，缩减幅度超过</w:t>
-      </w:r>
-      <w:r>
-        <w:rPr>
-          <w:rFonts w:eastAsia="宋体" w:ascii="Times New Roman" w:hAnsi="Times New Roman"/>
-        </w:rPr>
-        <w:t xml:space="preserve"> </w:t>
-      </w:r>
-      <w:r>
-        <w:rPr>
-          <w:rFonts w:hint="eastAsia" w:eastAsia="宋体" w:ascii="Times New Roman" w:hAnsi="Times New Roman"/>
-        </w:rPr>
-        <w:t xml:space="preserve">30%（图</w:t>
-      </w:r>
-      <w:r>
-        <w:rPr>
-          <w:rFonts w:eastAsia="宋体" w:ascii="Times New Roman" w:hAnsi="Times New Roman"/>
-        </w:rPr>
-        <w:t xml:space="preserve"> </w:t>
-      </w:r>
-      <w:r>
-        <w:rPr>
-          <w:rFonts w:hint="eastAsia" w:eastAsia="宋体" w:ascii="Times New Roman" w:hAnsi="Times New Roman"/>
-        </w:rPr>
-        <w:t xml:space="preserve">3-1）。医保谈判降幅平均</w:t>
-      </w:r>
-      <w:r>
-        <w:rPr>
-          <w:rFonts w:eastAsia="宋体" w:ascii="Times New Roman" w:hAnsi="Times New Roman"/>
-        </w:rPr>
-        <w:t xml:space="preserve"> 60%</w:t>
+        <w:t xml:space="preserve">，工作负荷必须以更精确、可量化的方式衡量与分配。2026</w:t>
+      </w:r>
+      <w:r>
+        <w:rPr>
+          <w:rFonts w:eastAsia="宋体" w:ascii="Times New Roman" w:hAnsi="Times New Roman"/>
+        </w:rPr>
+        <w:t xml:space="preserve"> </w:t>
+      </w:r>
+      <w:r>
+        <w:rPr>
+          <w:rFonts w:hint="eastAsia" w:eastAsia="宋体" w:ascii="Times New Roman" w:hAnsi="Times New Roman"/>
+        </w:rPr>
+        <w:t xml:space="preserve">年《医药代表管理办法》的施行进一步把辖区分配从单纯的业务问题上升为兼具合规属性的管理命题</w:t>
       </w:r>
       <w:r>
         <w:rPr>
@@ -4947,142 +5106,6 @@
           <w:vertAlign w:val="superscript"/>
         </w:rPr>
         <w:t xml:space="preserve">[28]</w:t>
-      </w:r>
-      <w:r>
-        <w:rPr>
-          <w:rFonts w:hint="eastAsia" w:eastAsia="宋体" w:ascii="Times New Roman" w:hAnsi="Times New Roman"/>
-        </w:rPr>
-        <w:t xml:space="preserve">，创新药商业化窗口被压缩到一年以内，要求辖区分配在数十至上百名新增代表的扩张场景下快速响应</w:t>
-      </w:r>
-      <w:r>
-        <w:rPr>
-          <w:rFonts w:eastAsia="宋体" w:ascii="Times New Roman" w:hAnsi="Times New Roman"/>
-          <w:vertAlign w:val="superscript"/>
-        </w:rPr>
-        <w:t xml:space="preserve">[5]</w:t>
-      </w:r>
-      <w:r>
-        <w:rPr>
-          <w:rFonts w:hint="eastAsia" w:eastAsia="宋体" w:ascii="Times New Roman" w:hAnsi="Times New Roman"/>
-        </w:rPr>
-        <w:t xml:space="preserve">。医药反腐则从根本上重塑了销售模式：HCP</w:t>
-      </w:r>
-      <w:r>
-        <w:rPr>
-          <w:rFonts w:eastAsia="宋体" w:ascii="Times New Roman" w:hAnsi="Times New Roman"/>
-        </w:rPr>
-        <w:t xml:space="preserve"> </w:t>
-      </w:r>
-      <w:r>
-        <w:rPr>
-          <w:rFonts w:hint="eastAsia" w:eastAsia="宋体" w:ascii="Times New Roman" w:hAnsi="Times New Roman"/>
-        </w:rPr>
-        <w:t xml:space="preserve">互动总量较</w:t>
-      </w:r>
-      <w:r>
-        <w:rPr>
-          <w:rFonts w:eastAsia="宋体" w:ascii="Times New Roman" w:hAnsi="Times New Roman"/>
-        </w:rPr>
-        <w:t xml:space="preserve"> 2019 </w:t>
-      </w:r>
-      <w:r>
-        <w:rPr>
-          <w:rFonts w:hint="eastAsia" w:eastAsia="宋体" w:ascii="Times New Roman" w:hAnsi="Times New Roman"/>
-        </w:rPr>
-        <w:t xml:space="preserve">年下降约</w:t>
-      </w:r>
-      <w:r>
-        <w:rPr>
-          <w:rFonts w:eastAsia="宋体" w:ascii="Times New Roman" w:hAnsi="Times New Roman"/>
-        </w:rPr>
-        <w:t xml:space="preserve"> </w:t>
-      </w:r>
-      <w:r>
-        <w:rPr>
-          <w:rFonts w:hint="eastAsia" w:eastAsia="宋体" w:ascii="Times New Roman" w:hAnsi="Times New Roman"/>
-        </w:rPr>
-        <w:t xml:space="preserve">26%，面对面拜访占比从</w:t>
-      </w:r>
-      <w:r>
-        <w:rPr>
-          <w:rFonts w:eastAsia="宋体" w:ascii="Times New Roman" w:hAnsi="Times New Roman"/>
-        </w:rPr>
-        <w:t xml:space="preserve"> 91% </w:t>
-      </w:r>
-      <w:r>
-        <w:rPr>
-          <w:rFonts w:hint="eastAsia" w:eastAsia="宋体" w:ascii="Times New Roman" w:hAnsi="Times New Roman"/>
-        </w:rPr>
-        <w:t xml:space="preserve">跌至</w:t>
-      </w:r>
-      <w:r>
-        <w:rPr>
-          <w:rFonts w:eastAsia="宋体" w:ascii="Times New Roman" w:hAnsi="Times New Roman"/>
-        </w:rPr>
-        <w:t xml:space="preserve"> </w:t>
-      </w:r>
-      <w:r>
-        <w:rPr>
-          <w:rFonts w:hint="eastAsia" w:eastAsia="宋体" w:ascii="Times New Roman" w:hAnsi="Times New Roman"/>
-        </w:rPr>
-        <w:t xml:space="preserve">60%（图</w:t>
-      </w:r>
-      <w:r>
-        <w:rPr>
-          <w:rFonts w:eastAsia="宋体" w:ascii="Times New Roman" w:hAnsi="Times New Roman"/>
-        </w:rPr>
-        <w:t xml:space="preserve"> </w:t>
-      </w:r>
-      <w:r>
-        <w:rPr>
-          <w:rFonts w:hint="eastAsia" w:eastAsia="宋体" w:ascii="Times New Roman" w:hAnsi="Times New Roman"/>
-        </w:rPr>
-        <w:t xml:space="preserve">3-2）</w:t>
-      </w:r>
-      <w:r>
-        <w:rPr>
-          <w:rFonts w:eastAsia="宋体" w:ascii="Times New Roman" w:hAnsi="Times New Roman"/>
-          <w:vertAlign w:val="superscript"/>
-        </w:rPr>
-        <w:t xml:space="preserve">[4]</w:t>
-      </w:r>
-      <w:r>
-        <w:rPr>
-          <w:rFonts w:hint="eastAsia" w:eastAsia="宋体" w:ascii="Times New Roman" w:hAnsi="Times New Roman"/>
-        </w:rPr>
-        <w:t xml:space="preserve">，让代表的”接触能力”被系统性削弱</w:t>
-      </w:r>
-      <w:r>
-        <w:rPr>
-          <w:rFonts w:eastAsia="宋体" w:ascii="Times New Roman" w:hAnsi="Times New Roman"/>
-          <w:vertAlign w:val="superscript"/>
-        </w:rPr>
-        <w:t xml:space="preserve">[7]</w:t>
-      </w:r>
-      <w:r>
-        <w:rPr>
-          <w:rFonts w:hint="eastAsia" w:eastAsia="宋体" w:ascii="Times New Roman" w:hAnsi="Times New Roman"/>
-        </w:rPr>
-        <w:t xml:space="preserve">，工作负荷必须以更精确、可量化的方式衡量与分配。2026</w:t>
-      </w:r>
-      <w:r>
-        <w:rPr>
-          <w:rFonts w:eastAsia="宋体" w:ascii="Times New Roman" w:hAnsi="Times New Roman"/>
-        </w:rPr>
-        <w:t xml:space="preserve"> </w:t>
-      </w:r>
-      <w:r>
-        <w:rPr>
-          <w:rFonts w:hint="eastAsia" w:eastAsia="宋体" w:ascii="Times New Roman" w:hAnsi="Times New Roman"/>
-        </w:rPr>
-        <w:t xml:space="preserve">年《医药代表管理办法》的施行进一步把辖区分配从单纯的业务问题上升为兼具合规属性的管理命题</w:t>
-      </w:r>
-      <w:r>
-        <w:rPr>
-          <w:rFonts w:eastAsia="宋体" w:ascii="Times New Roman" w:hAnsi="Times New Roman"/>
-          <w:vertAlign w:val="superscript"/>
-        </w:rPr>
-        <w:t xml:space="preserve">[29]</w:t>
       </w:r>
       <w:r>
         <w:rPr>
@@ -5176,7 +5199,7 @@
           <w:rFonts w:eastAsia="宋体" w:ascii="Times New Roman" w:hAnsi="Times New Roman"/>
           <w:vertAlign w:val="superscript"/>
         </w:rPr>
-        <w:t xml:space="preserve">[6]</w:t>
+        <w:t xml:space="preserve">[5]</w:t>
       </w:r>
     </w:p>
     <w:p>
@@ -5282,7 +5305,7 @@
           <w:rFonts w:eastAsia="宋体" w:ascii="Times New Roman" w:hAnsi="Times New Roman"/>
           <w:vertAlign w:val="superscript"/>
         </w:rPr>
-        <w:t xml:space="preserve">[4]</w:t>
+        <w:t xml:space="preserve">[3]</w:t>
       </w:r>
     </w:p>
     <w:p>
@@ -5394,19 +5417,7 @@
         <w:rPr>
           <w:rFonts w:hint="eastAsia" w:eastAsia="宋体" w:ascii="Times New Roman" w:hAnsi="Times New Roman"/>
         </w:rPr>
-        <w:t xml:space="preserve">业内一家在华运营超过二十年、销售代表编制约</w:t>
-      </w:r>
-      <w:r>
-        <w:rPr>
-          <w:rFonts w:eastAsia="宋体" w:ascii="Times New Roman" w:hAnsi="Times New Roman"/>
-        </w:rPr>
-        <w:t xml:space="preserve"> 1,500 </w:t>
-      </w:r>
-      <w:r>
-        <w:rPr>
-          <w:rFonts w:hint="eastAsia" w:eastAsia="宋体" w:ascii="Times New Roman" w:hAnsi="Times New Roman"/>
-        </w:rPr>
-        <w:t xml:space="preserve">人的跨国药企的情况能侧面印证上述局面。该企业过去六年销售额从</w:t>
+        <w:t xml:space="preserve">业内一家在华运营超过二十年、销售团队规模超过两千人的跨国药企的情况能侧面印证上述局面。该企业过去六年销售额从</w:t>
       </w:r>
       <w:r>
         <w:rPr>
@@ -9721,19 +9732,31 @@
               <w:rPr>
                 <w:rFonts w:hint="eastAsia" w:eastAsia="宋体" w:ascii="Times New Roman" w:hAnsi="Times New Roman"/>
               </w:rPr>
-              <w:t xml:space="preserve">第五章</w:t>
+              <w:t xml:space="preserve">第四章</w:t>
             </w:r>
             <w:r>
               <w:rPr>
                 <w:rFonts w:eastAsia="宋体" w:ascii="Times New Roman" w:hAnsi="Times New Roman"/>
               </w:rPr>
-              <w:t xml:space="preserve"> 5.3 </w:t>
+              <w:t xml:space="preserve"> 4.1.1 </w:t>
             </w:r>
             <w:r>
               <w:rPr>
                 <w:rFonts w:hint="eastAsia" w:eastAsia="宋体" w:ascii="Times New Roman" w:hAnsi="Times New Roman"/>
               </w:rPr>
-              <w:t xml:space="preserve">节场景化压力测试参数</w:t>
+              <w:t xml:space="preserve">节三类触发场景差异化处理</w:t>
+            </w:r>
+            <w:r>
+              <w:rPr>
+                <w:rFonts w:eastAsia="宋体" w:ascii="Times New Roman" w:hAnsi="Times New Roman"/>
+              </w:rPr>
+              <w:t xml:space="preserve"> + </w:t>
+            </w:r>
+            <w:r>
+              <w:rPr>
+                <w:rFonts w:hint="eastAsia" w:eastAsia="宋体" w:ascii="Times New Roman" w:hAnsi="Times New Roman"/>
+              </w:rPr>
+              <w:t xml:space="preserve">可配置参数接口</w:t>
             </w:r>
           </w:p>
         </w:tc>
@@ -18741,7 +18764,7 @@
           <w:rFonts w:eastAsia="宋体" w:ascii="Times New Roman" w:hAnsi="Times New Roman"/>
           <w:vertAlign w:val="superscript"/>
         </w:rPr>
-        <w:t xml:space="preserve">[30]</w:t>
+        <w:t xml:space="preserve">[29]</w:t>
       </w:r>
       <w:r>
         <w:rPr>
@@ -18871,7 +18894,7 @@
           <w:rFonts w:eastAsia="宋体" w:ascii="Times New Roman" w:hAnsi="Times New Roman"/>
           <w:vertAlign w:val="superscript"/>
         </w:rPr>
-        <w:t xml:space="preserve">[13]</w:t>
+        <w:t xml:space="preserve">[12]</w:t>
       </w:r>
       <w:r>
         <w:rPr>
@@ -19339,7 +19362,7 @@
           <w:rFonts w:eastAsia="宋体" w:ascii="Times New Roman" w:hAnsi="Times New Roman"/>
           <w:vertAlign w:val="superscript"/>
         </w:rPr>
-        <w:t xml:space="preserve">[31]</w:t>
+        <w:t xml:space="preserve">[30]</w:t>
       </w:r>
       <w:r>
         <w:rPr>
@@ -22374,7 +22397,7 @@
     </w:p>
     <w:bookmarkEnd w:id="130"/>
     <w:bookmarkEnd w:id="131"/>
-    <w:bookmarkStart w:id="164" w:name="第五章-实证分析与多场景模拟验证"/>
+    <w:bookmarkStart w:id="164" w:name="第五章-实证分析与多地理形态验证"/>
     <w:p>
       <w:pPr>
         <w:sectPr>
@@ -22409,7 +22432,7 @@
         <w:rPr>
           <w:rFonts w:hint="eastAsia" w:eastAsia="黑体" w:ascii="Times New Roman" w:hAnsi="Times New Roman"/>
         </w:rPr>
-        <w:t xml:space="preserve">实证分析与多场景模拟验证</w:t>
+        <w:t xml:space="preserve">实证分析与多地理形态验证</w:t>
       </w:r>
     </w:p>
     <w:p>
@@ -36032,7 +36055,7 @@
           <w:rFonts w:eastAsia="宋体" w:ascii="Times New Roman" w:hAnsi="Times New Roman"/>
           <w:vertAlign w:val="superscript"/>
         </w:rPr>
-        <w:t xml:space="preserve">[32]</w:t>
+        <w:t xml:space="preserve">[31]</w:t>
       </w:r>
       <w:r>
         <w:rPr>
@@ -43890,7 +43913,7 @@
     </w:p>
     <w:bookmarkEnd w:id="188"/>
     <w:bookmarkEnd w:id="189"/>
-    <w:bookmarkStart w:id="225" w:name="参考文献"/>
+    <w:bookmarkStart w:id="224" w:name="参考文献"/>
     <w:p>
       <w:pPr>
         <w:sectPr>
@@ -43916,7 +43939,7 @@
         <w:t xml:space="preserve">参考文献</w:t>
       </w:r>
     </w:p>
-    <w:bookmarkStart w:id="224" w:name="refs"/>
+    <w:bookmarkStart w:id="223" w:name="refs"/>
     <w:bookmarkStart w:id="191" w:name="ref-ma_xl2025"/>
     <w:p>
       <w:pPr>
@@ -43980,7 +44003,7 @@
       </w:r>
     </w:p>
     <w:bookmarkEnd w:id="191"/>
-    <w:bookmarkStart w:id="192" w:name="ref-sun2022"/>
+    <w:bookmarkStart w:id="192" w:name="ref-cnpharma2025"/>
     <w:p>
       <w:pPr>
         <w:pStyle w:val="Bibliography"/>
@@ -43995,41 +44018,41 @@
         <w:rPr>
           <w:rFonts w:hint="eastAsia" w:eastAsia="宋体" w:ascii="Times New Roman" w:hAnsi="Times New Roman"/>
         </w:rPr>
-        <w:t xml:space="preserve">孙旭然.</w:t>
-      </w:r>
-      <w:r>
-        <w:rPr>
-          <w:rFonts w:eastAsia="宋体" w:ascii="Times New Roman" w:hAnsi="Times New Roman"/>
-        </w:rPr>
-        <w:t xml:space="preserve"> </w:t>
-      </w:r>
-      <w:r>
-        <w:rPr>
-          <w:rFonts w:hint="eastAsia" w:eastAsia="宋体" w:ascii="Times New Roman" w:hAnsi="Times New Roman"/>
-        </w:rPr>
-        <w:t xml:space="preserve">生物医药行业发展趋势与机遇分析[J].</w:t>
-      </w:r>
-      <w:r>
-        <w:rPr>
-          <w:rFonts w:eastAsia="宋体" w:ascii="Times New Roman" w:hAnsi="Times New Roman"/>
-        </w:rPr>
-        <w:t xml:space="preserve"> </w:t>
-      </w:r>
-      <w:r>
-        <w:rPr>
-          <w:rFonts w:hint="eastAsia" w:eastAsia="宋体" w:ascii="Times New Roman" w:hAnsi="Times New Roman"/>
-        </w:rPr>
-        <w:t xml:space="preserve">中国国情国力,</w:t>
-      </w:r>
-      <w:r>
-        <w:rPr>
-          <w:rFonts w:eastAsia="宋体" w:ascii="Times New Roman" w:hAnsi="Times New Roman"/>
-        </w:rPr>
-        <w:t xml:space="preserve"> 2022(8): 25-30.</w:t>
+        <w:t xml:space="preserve">中康科技.</w:t>
+      </w:r>
+      <w:r>
+        <w:rPr>
+          <w:rFonts w:eastAsia="宋体" w:ascii="Times New Roman" w:hAnsi="Times New Roman"/>
+        </w:rPr>
+        <w:t xml:space="preserve"> 2025 </w:t>
+      </w:r>
+      <w:r>
+        <w:rPr>
+          <w:rFonts w:hint="eastAsia" w:eastAsia="宋体" w:ascii="Times New Roman" w:hAnsi="Times New Roman"/>
+        </w:rPr>
+        <w:t xml:space="preserve">中国医药市场报告[R].</w:t>
+      </w:r>
+      <w:r>
+        <w:rPr>
+          <w:rFonts w:eastAsia="宋体" w:ascii="Times New Roman" w:hAnsi="Times New Roman"/>
+        </w:rPr>
+        <w:t xml:space="preserve"> </w:t>
+      </w:r>
+      <w:r>
+        <w:rPr>
+          <w:rFonts w:hint="eastAsia" w:eastAsia="宋体" w:ascii="Times New Roman" w:hAnsi="Times New Roman"/>
+        </w:rPr>
+        <w:t xml:space="preserve">中康科技,</w:t>
+      </w:r>
+      <w:r>
+        <w:rPr>
+          <w:rFonts w:eastAsia="宋体" w:ascii="Times New Roman" w:hAnsi="Times New Roman"/>
+        </w:rPr>
+        <w:t xml:space="preserve"> 2025.</w:t>
       </w:r>
     </w:p>
     <w:bookmarkEnd w:id="192"/>
-    <w:bookmarkStart w:id="193" w:name="ref-cnpharma2025"/>
+    <w:bookmarkStart w:id="193" w:name="ref-iqvia2025mpchina"/>
     <w:p>
       <w:pPr>
         <w:pStyle w:val="Bibliography"/>
@@ -44038,37 +44061,38 @@
         <w:rPr>
           <w:rFonts w:eastAsia="宋体" w:ascii="Times New Roman" w:hAnsi="Times New Roman"/>
         </w:rPr>
-        <w:t xml:space="preserve">[3] </w:t>
-      </w:r>
-      <w:r>
-        <w:rPr>
-          <w:rFonts w:hint="eastAsia" w:eastAsia="宋体" w:ascii="Times New Roman" w:hAnsi="Times New Roman"/>
-        </w:rPr>
-        <w:t xml:space="preserve">中康科技.</w:t>
-      </w:r>
-      <w:r>
-        <w:rPr>
-          <w:rFonts w:eastAsia="宋体" w:ascii="Times New Roman" w:hAnsi="Times New Roman"/>
-        </w:rPr>
-        <w:t xml:space="preserve"> 2025 </w:t>
-      </w:r>
-      <w:r>
-        <w:rPr>
-          <w:rFonts w:hint="eastAsia" w:eastAsia="宋体" w:ascii="Times New Roman" w:hAnsi="Times New Roman"/>
-        </w:rPr>
-        <w:t xml:space="preserve">中国医药市场报告[R].</w:t>
-      </w:r>
-      <w:r>
-        <w:rPr>
-          <w:rFonts w:eastAsia="宋体" w:ascii="Times New Roman" w:hAnsi="Times New Roman"/>
-        </w:rPr>
-        <w:t xml:space="preserve"> </w:t>
-      </w:r>
-      <w:r>
-        <w:rPr>
-          <w:rFonts w:hint="eastAsia" w:eastAsia="宋体" w:ascii="Times New Roman" w:hAnsi="Times New Roman"/>
-        </w:rPr>
-        <w:t xml:space="preserve">中康科技,</w:t>
+        <w:t xml:space="preserve">[3] IQVIA INSTITUTE. Market Prognosis 2025-2029: China[R]. IQVIA, 2025.</w:t>
+      </w:r>
+    </w:p>
+    <w:bookmarkEnd w:id="193"/>
+    <w:bookmarkStart w:id="194" w:name="ref-mckinsey2025launch"/>
+    <w:p>
+      <w:pPr>
+        <w:pStyle w:val="Bibliography"/>
+      </w:pPr>
+      <w:r>
+        <w:rPr>
+          <w:rFonts w:eastAsia="宋体" w:ascii="Times New Roman" w:hAnsi="Times New Roman"/>
+        </w:rPr>
+        <w:t xml:space="preserve">[4] MCKINSEY &amp; COMPANY. </w:t>
+      </w:r>
+      <w:r>
+        <w:rPr>
+          <w:rFonts w:hint="eastAsia" w:eastAsia="宋体" w:ascii="Times New Roman" w:hAnsi="Times New Roman"/>
+        </w:rPr>
+        <w:t xml:space="preserve">新产品上市趋势与思考——中国医药市场[R].</w:t>
+      </w:r>
+      <w:r>
+        <w:rPr>
+          <w:rFonts w:eastAsia="宋体" w:ascii="Times New Roman" w:hAnsi="Times New Roman"/>
+        </w:rPr>
+        <w:t xml:space="preserve"> </w:t>
+      </w:r>
+      <w:r>
+        <w:rPr>
+          <w:rFonts w:hint="eastAsia" w:eastAsia="宋体" w:ascii="Times New Roman" w:hAnsi="Times New Roman"/>
+        </w:rPr>
+        <w:t xml:space="preserve">麦肯锡公司,</w:t>
       </w:r>
       <w:r>
         <w:rPr>
@@ -44077,8 +44101,8 @@
         <w:t xml:space="preserve"> 2025.</w:t>
       </w:r>
     </w:p>
-    <w:bookmarkEnd w:id="193"/>
-    <w:bookmarkStart w:id="194" w:name="ref-iqvia2025mpchina"/>
+    <w:bookmarkEnd w:id="194"/>
+    <w:bookmarkStart w:id="195" w:name="ref-nhsa-vbp"/>
     <w:p>
       <w:pPr>
         <w:pStyle w:val="Bibliography"/>
@@ -44087,11 +44111,47 @@
         <w:rPr>
           <w:rFonts w:eastAsia="宋体" w:ascii="Times New Roman" w:hAnsi="Times New Roman"/>
         </w:rPr>
-        <w:t xml:space="preserve">[4] IQVIA INSTITUTE. Market Prognosis 2025-2029: China[R]. IQVIA, 2025.</w:t>
-      </w:r>
-    </w:p>
-    <w:bookmarkEnd w:id="194"/>
-    <w:bookmarkStart w:id="195" w:name="ref-mckinsey2025launch"/>
+        <w:t xml:space="preserve">[5] </w:t>
+      </w:r>
+      <w:r>
+        <w:rPr>
+          <w:rFonts w:hint="eastAsia" w:eastAsia="宋体" w:ascii="Times New Roman" w:hAnsi="Times New Roman"/>
+        </w:rPr>
+        <w:t xml:space="preserve">国家医疗保障局.</w:t>
+      </w:r>
+      <w:r>
+        <w:rPr>
+          <w:rFonts w:eastAsia="宋体" w:ascii="Times New Roman" w:hAnsi="Times New Roman"/>
+        </w:rPr>
+        <w:t xml:space="preserve"> </w:t>
+      </w:r>
+      <w:r>
+        <w:rPr>
+          <w:rFonts w:hint="eastAsia" w:eastAsia="宋体" w:ascii="Times New Roman" w:hAnsi="Times New Roman"/>
+        </w:rPr>
+        <w:t xml:space="preserve">国家组织药品集中采购政策文件汇编[Z].</w:t>
+      </w:r>
+      <w:r>
+        <w:rPr>
+          <w:rFonts w:eastAsia="宋体" w:ascii="Times New Roman" w:hAnsi="Times New Roman"/>
+        </w:rPr>
+        <w:t xml:space="preserve"> </w:t>
+      </w:r>
+      <w:r>
+        <w:rPr>
+          <w:rFonts w:hint="eastAsia" w:eastAsia="宋体" w:ascii="Times New Roman" w:hAnsi="Times New Roman"/>
+        </w:rPr>
+        <w:t xml:space="preserve">政策文件汇编</w:t>
+      </w:r>
+      <w:r>
+        <w:rPr>
+          <w:rFonts w:eastAsia="宋体" w:ascii="Times New Roman" w:hAnsi="Times New Roman"/>
+        </w:rPr>
+        <w:t xml:space="preserve"> (2018-2025), 2025.</w:t>
+      </w:r>
+    </w:p>
+    <w:bookmarkEnd w:id="195"/>
+    <w:bookmarkStart w:id="196" w:name="ref-zhang2025"/>
     <w:p>
       <w:pPr>
         <w:pStyle w:val="Bibliography"/>
@@ -44100,35 +44160,47 @@
         <w:rPr>
           <w:rFonts w:eastAsia="宋体" w:ascii="Times New Roman" w:hAnsi="Times New Roman"/>
         </w:rPr>
-        <w:t xml:space="preserve">[5] MCKINSEY &amp; COMPANY. </w:t>
-      </w:r>
-      <w:r>
-        <w:rPr>
-          <w:rFonts w:hint="eastAsia" w:eastAsia="宋体" w:ascii="Times New Roman" w:hAnsi="Times New Roman"/>
-        </w:rPr>
-        <w:t xml:space="preserve">新产品上市趋势与思考——中国医药市场[R].</w:t>
-      </w:r>
-      <w:r>
-        <w:rPr>
-          <w:rFonts w:eastAsia="宋体" w:ascii="Times New Roman" w:hAnsi="Times New Roman"/>
-        </w:rPr>
-        <w:t xml:space="preserve"> </w:t>
-      </w:r>
-      <w:r>
-        <w:rPr>
-          <w:rFonts w:hint="eastAsia" w:eastAsia="宋体" w:ascii="Times New Roman" w:hAnsi="Times New Roman"/>
-        </w:rPr>
-        <w:t xml:space="preserve">麦肯锡公司,</w:t>
-      </w:r>
-      <w:r>
-        <w:rPr>
-          <w:rFonts w:eastAsia="宋体" w:ascii="Times New Roman" w:hAnsi="Times New Roman"/>
-        </w:rPr>
-        <w:t xml:space="preserve"> 2025.</w:t>
-      </w:r>
-    </w:p>
-    <w:bookmarkEnd w:id="195"/>
-    <w:bookmarkStart w:id="196" w:name="ref-nhsa-vbp"/>
+        <w:t xml:space="preserve">[6] </w:t>
+      </w:r>
+      <w:r>
+        <w:rPr>
+          <w:rFonts w:hint="eastAsia" w:eastAsia="宋体" w:ascii="Times New Roman" w:hAnsi="Times New Roman"/>
+        </w:rPr>
+        <w:t xml:space="preserve">章梦晗.</w:t>
+      </w:r>
+      <w:r>
+        <w:rPr>
+          <w:rFonts w:eastAsia="宋体" w:ascii="Times New Roman" w:hAnsi="Times New Roman"/>
+        </w:rPr>
+        <w:t xml:space="preserve"> </w:t>
+      </w:r>
+      <w:r>
+        <w:rPr>
+          <w:rFonts w:hint="eastAsia" w:eastAsia="宋体" w:ascii="Times New Roman" w:hAnsi="Times New Roman"/>
+        </w:rPr>
+        <w:t xml:space="preserve">反腐进入深水区后，医药行业的阵痛与突围[J].</w:t>
+      </w:r>
+      <w:r>
+        <w:rPr>
+          <w:rFonts w:eastAsia="宋体" w:ascii="Times New Roman" w:hAnsi="Times New Roman"/>
+        </w:rPr>
+        <w:t xml:space="preserve"> </w:t>
+      </w:r>
+      <w:r>
+        <w:rPr>
+          <w:rFonts w:hint="eastAsia" w:eastAsia="宋体" w:ascii="Times New Roman" w:hAnsi="Times New Roman"/>
+        </w:rPr>
+        <w:t xml:space="preserve">廉政瞭望,</w:t>
+      </w:r>
+      <w:r>
+        <w:rPr>
+          <w:rFonts w:eastAsia="宋体" w:ascii="Times New Roman" w:hAnsi="Times New Roman"/>
+        </w:rPr>
+        <w:t xml:space="preserve"> 2025(10): 48-51.</w:t>
+      </w:r>
+    </w:p>
+    <w:bookmarkEnd w:id="196"/>
+    <w:bookmarkStart w:id="197" w:name="ref-zhang_ym2023"/>
     <w:p>
       <w:pPr>
         <w:pStyle w:val="Bibliography"/>
@@ -44137,47 +44209,47 @@
         <w:rPr>
           <w:rFonts w:eastAsia="宋体" w:ascii="Times New Roman" w:hAnsi="Times New Roman"/>
         </w:rPr>
-        <w:t xml:space="preserve">[6] </w:t>
-      </w:r>
-      <w:r>
-        <w:rPr>
-          <w:rFonts w:hint="eastAsia" w:eastAsia="宋体" w:ascii="Times New Roman" w:hAnsi="Times New Roman"/>
-        </w:rPr>
-        <w:t xml:space="preserve">国家医疗保障局.</w:t>
-      </w:r>
-      <w:r>
-        <w:rPr>
-          <w:rFonts w:eastAsia="宋体" w:ascii="Times New Roman" w:hAnsi="Times New Roman"/>
-        </w:rPr>
-        <w:t xml:space="preserve"> </w:t>
-      </w:r>
-      <w:r>
-        <w:rPr>
-          <w:rFonts w:hint="eastAsia" w:eastAsia="宋体" w:ascii="Times New Roman" w:hAnsi="Times New Roman"/>
-        </w:rPr>
-        <w:t xml:space="preserve">国家组织药品集中采购政策文件汇编[Z].</w:t>
-      </w:r>
-      <w:r>
-        <w:rPr>
-          <w:rFonts w:eastAsia="宋体" w:ascii="Times New Roman" w:hAnsi="Times New Roman"/>
-        </w:rPr>
-        <w:t xml:space="preserve"> </w:t>
-      </w:r>
-      <w:r>
-        <w:rPr>
-          <w:rFonts w:hint="eastAsia" w:eastAsia="宋体" w:ascii="Times New Roman" w:hAnsi="Times New Roman"/>
-        </w:rPr>
-        <w:t xml:space="preserve">政策文件汇编</w:t>
-      </w:r>
-      <w:r>
-        <w:rPr>
-          <w:rFonts w:eastAsia="宋体" w:ascii="Times New Roman" w:hAnsi="Times New Roman"/>
-        </w:rPr>
-        <w:t xml:space="preserve"> (2018-2025), 2025.</w:t>
-      </w:r>
-    </w:p>
-    <w:bookmarkEnd w:id="196"/>
-    <w:bookmarkStart w:id="197" w:name="ref-zhang2025"/>
+        <w:t xml:space="preserve">[7] </w:t>
+      </w:r>
+      <w:r>
+        <w:rPr>
+          <w:rFonts w:hint="eastAsia" w:eastAsia="宋体" w:ascii="Times New Roman" w:hAnsi="Times New Roman"/>
+        </w:rPr>
+        <w:t xml:space="preserve">张永铭.</w:t>
+      </w:r>
+      <w:r>
+        <w:rPr>
+          <w:rFonts w:eastAsia="宋体" w:ascii="Times New Roman" w:hAnsi="Times New Roman"/>
+        </w:rPr>
+        <w:t xml:space="preserve"> </w:t>
+      </w:r>
+      <w:r>
+        <w:rPr>
+          <w:rFonts w:hint="eastAsia" w:eastAsia="宋体" w:ascii="Times New Roman" w:hAnsi="Times New Roman"/>
+        </w:rPr>
+        <w:t xml:space="preserve">生物药企全面预算管理精细化的实现对策[J].</w:t>
+      </w:r>
+      <w:r>
+        <w:rPr>
+          <w:rFonts w:eastAsia="宋体" w:ascii="Times New Roman" w:hAnsi="Times New Roman"/>
+        </w:rPr>
+        <w:t xml:space="preserve"> </w:t>
+      </w:r>
+      <w:r>
+        <w:rPr>
+          <w:rFonts w:hint="eastAsia" w:eastAsia="宋体" w:ascii="Times New Roman" w:hAnsi="Times New Roman"/>
+        </w:rPr>
+        <w:t xml:space="preserve">投资与创业,</w:t>
+      </w:r>
+      <w:r>
+        <w:rPr>
+          <w:rFonts w:eastAsia="宋体" w:ascii="Times New Roman" w:hAnsi="Times New Roman"/>
+        </w:rPr>
+        <w:t xml:space="preserve"> 2023, 34(11).</w:t>
+      </w:r>
+    </w:p>
+    <w:bookmarkEnd w:id="197"/>
+    <w:bookmarkStart w:id="198" w:name="ref-zoltners2008"/>
     <w:p>
       <w:pPr>
         <w:pStyle w:val="Bibliography"/>
@@ -44186,47 +44258,11 @@
         <w:rPr>
           <w:rFonts w:eastAsia="宋体" w:ascii="Times New Roman" w:hAnsi="Times New Roman"/>
         </w:rPr>
-        <w:t xml:space="preserve">[7] </w:t>
-      </w:r>
-      <w:r>
-        <w:rPr>
-          <w:rFonts w:hint="eastAsia" w:eastAsia="宋体" w:ascii="Times New Roman" w:hAnsi="Times New Roman"/>
-        </w:rPr>
-        <w:t xml:space="preserve">章梦晗.</w:t>
-      </w:r>
-      <w:r>
-        <w:rPr>
-          <w:rFonts w:eastAsia="宋体" w:ascii="Times New Roman" w:hAnsi="Times New Roman"/>
-        </w:rPr>
-        <w:t xml:space="preserve"> </w:t>
-      </w:r>
-      <w:r>
-        <w:rPr>
-          <w:rFonts w:hint="eastAsia" w:eastAsia="宋体" w:ascii="Times New Roman" w:hAnsi="Times New Roman"/>
-        </w:rPr>
-        <w:t xml:space="preserve">反腐进入深水区后，医药行业的阵痛与突围[J].</w:t>
-      </w:r>
-      <w:r>
-        <w:rPr>
-          <w:rFonts w:eastAsia="宋体" w:ascii="Times New Roman" w:hAnsi="Times New Roman"/>
-        </w:rPr>
-        <w:t xml:space="preserve"> </w:t>
-      </w:r>
-      <w:r>
-        <w:rPr>
-          <w:rFonts w:hint="eastAsia" w:eastAsia="宋体" w:ascii="Times New Roman" w:hAnsi="Times New Roman"/>
-        </w:rPr>
-        <w:t xml:space="preserve">廉政瞭望,</w:t>
-      </w:r>
-      <w:r>
-        <w:rPr>
-          <w:rFonts w:eastAsia="宋体" w:ascii="Times New Roman" w:hAnsi="Times New Roman"/>
-        </w:rPr>
-        <w:t xml:space="preserve"> 2025(10): 48-51.</w:t>
-      </w:r>
-    </w:p>
-    <w:bookmarkEnd w:id="197"/>
-    <w:bookmarkStart w:id="198" w:name="ref-zhang_ym2023"/>
+        <w:t xml:space="preserve">[8] ZOLTNERS A A, SINHA P, LORIMER S E. Sales force effectiveness: A framework for researchers and practitioners[J]. Journal of Personal Selling &amp; Sales Management, 2008, 28(2): 115-131.</w:t>
+      </w:r>
+    </w:p>
+    <w:bookmarkEnd w:id="198"/>
+    <w:bookmarkStart w:id="199" w:name="ref-wang2024"/>
     <w:p>
       <w:pPr>
         <w:pStyle w:val="Bibliography"/>
@@ -44235,47 +44271,47 @@
         <w:rPr>
           <w:rFonts w:eastAsia="宋体" w:ascii="Times New Roman" w:hAnsi="Times New Roman"/>
         </w:rPr>
-        <w:t xml:space="preserve">[8] </w:t>
-      </w:r>
-      <w:r>
-        <w:rPr>
-          <w:rFonts w:hint="eastAsia" w:eastAsia="宋体" w:ascii="Times New Roman" w:hAnsi="Times New Roman"/>
-        </w:rPr>
-        <w:t xml:space="preserve">张永铭.</w:t>
-      </w:r>
-      <w:r>
-        <w:rPr>
-          <w:rFonts w:eastAsia="宋体" w:ascii="Times New Roman" w:hAnsi="Times New Roman"/>
-        </w:rPr>
-        <w:t xml:space="preserve"> </w:t>
-      </w:r>
-      <w:r>
-        <w:rPr>
-          <w:rFonts w:hint="eastAsia" w:eastAsia="宋体" w:ascii="Times New Roman" w:hAnsi="Times New Roman"/>
-        </w:rPr>
-        <w:t xml:space="preserve">生物药企全面预算管理精细化的实现对策[J].</w:t>
-      </w:r>
-      <w:r>
-        <w:rPr>
-          <w:rFonts w:eastAsia="宋体" w:ascii="Times New Roman" w:hAnsi="Times New Roman"/>
-        </w:rPr>
-        <w:t xml:space="preserve"> </w:t>
-      </w:r>
-      <w:r>
-        <w:rPr>
-          <w:rFonts w:hint="eastAsia" w:eastAsia="宋体" w:ascii="Times New Roman" w:hAnsi="Times New Roman"/>
-        </w:rPr>
-        <w:t xml:space="preserve">投资与创业,</w:t>
-      </w:r>
-      <w:r>
-        <w:rPr>
-          <w:rFonts w:eastAsia="宋体" w:ascii="Times New Roman" w:hAnsi="Times New Roman"/>
-        </w:rPr>
-        <w:t xml:space="preserve"> 2023, 34(11).</w:t>
-      </w:r>
-    </w:p>
-    <w:bookmarkEnd w:id="198"/>
-    <w:bookmarkStart w:id="199" w:name="ref-zoltners2008"/>
+        <w:t xml:space="preserve">[9] </w:t>
+      </w:r>
+      <w:r>
+        <w:rPr>
+          <w:rFonts w:hint="eastAsia" w:eastAsia="宋体" w:ascii="Times New Roman" w:hAnsi="Times New Roman"/>
+        </w:rPr>
+        <w:t xml:space="preserve">王晓玲.</w:t>
+      </w:r>
+      <w:r>
+        <w:rPr>
+          <w:rFonts w:eastAsia="宋体" w:ascii="Times New Roman" w:hAnsi="Times New Roman"/>
+        </w:rPr>
+        <w:t xml:space="preserve"> </w:t>
+      </w:r>
+      <w:r>
+        <w:rPr>
+          <w:rFonts w:hint="eastAsia" w:eastAsia="宋体" w:ascii="Times New Roman" w:hAnsi="Times New Roman"/>
+        </w:rPr>
+        <w:t xml:space="preserve">我国生物医药行业数字化转型瓶颈及应对建议[J].</w:t>
+      </w:r>
+      <w:r>
+        <w:rPr>
+          <w:rFonts w:eastAsia="宋体" w:ascii="Times New Roman" w:hAnsi="Times New Roman"/>
+        </w:rPr>
+        <w:t xml:space="preserve"> </w:t>
+      </w:r>
+      <w:r>
+        <w:rPr>
+          <w:rFonts w:hint="eastAsia" w:eastAsia="宋体" w:ascii="Times New Roman" w:hAnsi="Times New Roman"/>
+        </w:rPr>
+        <w:t xml:space="preserve">信息通信技术与政策,</w:t>
+      </w:r>
+      <w:r>
+        <w:rPr>
+          <w:rFonts w:eastAsia="宋体" w:ascii="Times New Roman" w:hAnsi="Times New Roman"/>
+        </w:rPr>
+        <w:t xml:space="preserve"> 2024, 50(3): 79-82.</w:t>
+      </w:r>
+    </w:p>
+    <w:bookmarkEnd w:id="199"/>
+    <w:bookmarkStart w:id="200" w:name="ref-hess1971"/>
     <w:p>
       <w:pPr>
         <w:pStyle w:val="Bibliography"/>
@@ -44284,11 +44320,11 @@
         <w:rPr>
           <w:rFonts w:eastAsia="宋体" w:ascii="Times New Roman" w:hAnsi="Times New Roman"/>
         </w:rPr>
-        <w:t xml:space="preserve">[9] ZOLTNERS A A, SINHA P, LORIMER S E. Sales force effectiveness: A framework for researchers and practitioners[J]. Journal of Personal Selling &amp; Sales Management, 2008, 28(2): 115-131.</w:t>
-      </w:r>
-    </w:p>
-    <w:bookmarkEnd w:id="199"/>
-    <w:bookmarkStart w:id="200" w:name="ref-wang2024"/>
+        <w:t xml:space="preserve">[10] HESS S W, SAMUELS S A. Experiences with a sales districting model: Criteria and implementation[J]. Management Science, 1971, 18(4): 41-54.</w:t>
+      </w:r>
+    </w:p>
+    <w:bookmarkEnd w:id="200"/>
+    <w:bookmarkStart w:id="201" w:name="ref-zoltners1983"/>
     <w:p>
       <w:pPr>
         <w:pStyle w:val="Bibliography"/>
@@ -44297,47 +44333,11 @@
         <w:rPr>
           <w:rFonts w:eastAsia="宋体" w:ascii="Times New Roman" w:hAnsi="Times New Roman"/>
         </w:rPr>
-        <w:t xml:space="preserve">[10] </w:t>
-      </w:r>
-      <w:r>
-        <w:rPr>
-          <w:rFonts w:hint="eastAsia" w:eastAsia="宋体" w:ascii="Times New Roman" w:hAnsi="Times New Roman"/>
-        </w:rPr>
-        <w:t xml:space="preserve">王晓玲.</w:t>
-      </w:r>
-      <w:r>
-        <w:rPr>
-          <w:rFonts w:eastAsia="宋体" w:ascii="Times New Roman" w:hAnsi="Times New Roman"/>
-        </w:rPr>
-        <w:t xml:space="preserve"> </w:t>
-      </w:r>
-      <w:r>
-        <w:rPr>
-          <w:rFonts w:hint="eastAsia" w:eastAsia="宋体" w:ascii="Times New Roman" w:hAnsi="Times New Roman"/>
-        </w:rPr>
-        <w:t xml:space="preserve">我国生物医药行业数字化转型瓶颈及应对建议[J].</w:t>
-      </w:r>
-      <w:r>
-        <w:rPr>
-          <w:rFonts w:eastAsia="宋体" w:ascii="Times New Roman" w:hAnsi="Times New Roman"/>
-        </w:rPr>
-        <w:t xml:space="preserve"> </w:t>
-      </w:r>
-      <w:r>
-        <w:rPr>
-          <w:rFonts w:hint="eastAsia" w:eastAsia="宋体" w:ascii="Times New Roman" w:hAnsi="Times New Roman"/>
-        </w:rPr>
-        <w:t xml:space="preserve">信息通信技术与政策,</w:t>
-      </w:r>
-      <w:r>
-        <w:rPr>
-          <w:rFonts w:eastAsia="宋体" w:ascii="Times New Roman" w:hAnsi="Times New Roman"/>
-        </w:rPr>
-        <w:t xml:space="preserve"> 2024, 50(3): 79-82.</w:t>
-      </w:r>
-    </w:p>
-    <w:bookmarkEnd w:id="200"/>
-    <w:bookmarkStart w:id="201" w:name="ref-hess1971"/>
+        <w:t xml:space="preserve">[11] ZOLTNERS A A, SINHA P. Sales territory alignment: A review and model[J]. Management Science, 1983, 29(11): 1237-1256.</w:t>
+      </w:r>
+    </w:p>
+    <w:bookmarkEnd w:id="201"/>
+    <w:bookmarkStart w:id="202" w:name="ref-skiera1996"/>
     <w:p>
       <w:pPr>
         <w:pStyle w:val="Bibliography"/>
@@ -44346,11 +44346,23 @@
         <w:rPr>
           <w:rFonts w:eastAsia="宋体" w:ascii="Times New Roman" w:hAnsi="Times New Roman"/>
         </w:rPr>
-        <w:t xml:space="preserve">[11] HESS S W, SAMUELS S A. Experiences with a sales districting model: Criteria and implementation[J]. Management Science, 1971, 18(4): 41-54.</w:t>
-      </w:r>
-    </w:p>
-    <w:bookmarkEnd w:id="201"/>
-    <w:bookmarkStart w:id="202" w:name="ref-zoltners1983"/>
+        <w:t xml:space="preserve">[12] SKIERA B, JORDAN C. A new model for the alignment of almost balanced sales territories[R]. Johann Wolfgang Goethe-Universit</w:t>
+      </w:r>
+      <w:r>
+        <w:rPr>
+          <w:rFonts w:eastAsia="宋体" w:ascii="Times New Roman" w:hAnsi="Times New Roman"/>
+        </w:rPr>
+        <w:t xml:space="preserve">ä</w:t>
+      </w:r>
+      <w:r>
+        <w:rPr>
+          <w:rFonts w:eastAsia="宋体" w:ascii="Times New Roman" w:hAnsi="Times New Roman"/>
+        </w:rPr>
+        <w:t xml:space="preserve">t Frankfurt, 1996.</w:t>
+      </w:r>
+    </w:p>
+    <w:bookmarkEnd w:id="202"/>
+    <w:bookmarkStart w:id="203" w:name="ref-zoltners2000"/>
     <w:p>
       <w:pPr>
         <w:pStyle w:val="Bibliography"/>
@@ -44359,11 +44371,11 @@
         <w:rPr>
           <w:rFonts w:eastAsia="宋体" w:ascii="Times New Roman" w:hAnsi="Times New Roman"/>
         </w:rPr>
-        <w:t xml:space="preserve">[12] ZOLTNERS A A, SINHA P. Sales territory alignment: A review and model[J]. Management Science, 1983, 29(11): 1237-1256.</w:t>
-      </w:r>
-    </w:p>
-    <w:bookmarkEnd w:id="202"/>
-    <w:bookmarkStart w:id="203" w:name="ref-skiera1996"/>
+        <w:t xml:space="preserve">[13] ZOLTNERS A A, LORIMER S E. Sales territory alignment: An overlooked productivity tool[J]. Journal of Personal Selling &amp; Sales Management, 2000, 20(3): 139-150.</w:t>
+      </w:r>
+    </w:p>
+    <w:bookmarkEnd w:id="203"/>
+    <w:bookmarkStart w:id="204" w:name="ref-zs2016"/>
     <w:p>
       <w:pPr>
         <w:pStyle w:val="Bibliography"/>
@@ -44372,23 +44384,11 @@
         <w:rPr>
           <w:rFonts w:eastAsia="宋体" w:ascii="Times New Roman" w:hAnsi="Times New Roman"/>
         </w:rPr>
-        <w:t xml:space="preserve">[13] SKIERA B, JORDAN C. A new model for the alignment of almost balanced sales territories[R]. Johann Wolfgang Goethe-Universit</w:t>
-      </w:r>
-      <w:r>
-        <w:rPr>
-          <w:rFonts w:eastAsia="宋体" w:ascii="Times New Roman" w:hAnsi="Times New Roman"/>
-        </w:rPr>
-        <w:t xml:space="preserve">ä</w:t>
-      </w:r>
-      <w:r>
-        <w:rPr>
-          <w:rFonts w:eastAsia="宋体" w:ascii="Times New Roman" w:hAnsi="Times New Roman"/>
-        </w:rPr>
-        <w:t xml:space="preserve">t Frankfurt, 1996.</w:t>
-      </w:r>
-    </w:p>
-    <w:bookmarkEnd w:id="203"/>
-    <w:bookmarkStart w:id="204" w:name="ref-zoltners2000"/>
+        <w:t xml:space="preserve">[14] ZS ASSOCIATES. Study: Sales force effectiveness initiatives in medtech industry can boost performance up to 8 percent[Z]. PR Newswire, 2016.</w:t>
+      </w:r>
+    </w:p>
+    <w:bookmarkEnd w:id="204"/>
+    <w:bookmarkStart w:id="205" w:name="ref-chressanthis2016"/>
     <w:p>
       <w:pPr>
         <w:pStyle w:val="Bibliography"/>
@@ -44397,11 +44397,11 @@
         <w:rPr>
           <w:rFonts w:eastAsia="宋体" w:ascii="Times New Roman" w:hAnsi="Times New Roman"/>
         </w:rPr>
-        <w:t xml:space="preserve">[14] ZOLTNERS A A, LORIMER S E. Sales territory alignment: An overlooked productivity tool[J]. Journal of Personal Selling &amp; Sales Management, 2000, 20(3): 139-150.</w:t>
-      </w:r>
-    </w:p>
-    <w:bookmarkEnd w:id="204"/>
-    <w:bookmarkStart w:id="205" w:name="ref-zs2016"/>
+        <w:t xml:space="preserve">[15] CHRESSANTHIS G A, MANTRALA M. Sales analytics and big data developments needed now to address practitioner-identified emerging biopharmaceutical sales force strategic and operational issues[J]. Journal of the Pharmaceutical Management Science Association, 2016.</w:t>
+      </w:r>
+    </w:p>
+    <w:bookmarkEnd w:id="205"/>
+    <w:bookmarkStart w:id="206" w:name="ref-kalcsics2005"/>
     <w:p>
       <w:pPr>
         <w:pStyle w:val="Bibliography"/>
@@ -44410,11 +44410,11 @@
         <w:rPr>
           <w:rFonts w:eastAsia="宋体" w:ascii="Times New Roman" w:hAnsi="Times New Roman"/>
         </w:rPr>
-        <w:t xml:space="preserve">[15] ZS ASSOCIATES. Study: Sales force effectiveness initiatives in medtech industry can boost performance up to 8 percent[Z]. PR Newswire, 2016.</w:t>
-      </w:r>
-    </w:p>
-    <w:bookmarkEnd w:id="205"/>
-    <w:bookmarkStart w:id="206" w:name="ref-chressanthis2016"/>
+        <w:t xml:space="preserve">[16] KALCSICS J, NICKEL S, SCHRÖDER M. Towards a unified territory design approach – Applications, algorithms and GIS integration: 71[R]. Berichte des Fraunhofer ITWM, 2005.</w:t>
+      </w:r>
+    </w:p>
+    <w:bookmarkEnd w:id="206"/>
+    <w:bookmarkStart w:id="207" w:name="ref-zoltners2014"/>
     <w:p>
       <w:pPr>
         <w:pStyle w:val="Bibliography"/>
@@ -44423,11 +44423,11 @@
         <w:rPr>
           <w:rFonts w:eastAsia="宋体" w:ascii="Times New Roman" w:hAnsi="Times New Roman"/>
         </w:rPr>
-        <w:t xml:space="preserve">[16] CHRESSANTHIS G A, MANTRALA M. Sales analytics and big data developments needed now to address practitioner-identified emerging biopharmaceutical sales force strategic and operational issues[J]. Journal of the Pharmaceutical Management Science Association, 2016.</w:t>
-      </w:r>
-    </w:p>
-    <w:bookmarkEnd w:id="206"/>
-    <w:bookmarkStart w:id="207" w:name="ref-kalcsics2005"/>
+        <w:t xml:space="preserve">[17] ZOLTNERS A A, SINHA P, LORIMER S E. The Power of Sales Analytics[M]. Evanston: ZS Associates, 2014.</w:t>
+      </w:r>
+    </w:p>
+    <w:bookmarkEnd w:id="207"/>
+    <w:bookmarkStart w:id="208" w:name="ref-luo2022"/>
     <w:p>
       <w:pPr>
         <w:pStyle w:val="Bibliography"/>
@@ -44436,11 +44436,89 @@
         <w:rPr>
           <w:rFonts w:eastAsia="宋体" w:ascii="Times New Roman" w:hAnsi="Times New Roman"/>
         </w:rPr>
-        <w:t xml:space="preserve">[17] KALCSICS J, NICKEL S, SCHRÖDER M. Towards a unified territory design approach – Applications, algorithms and GIS integration: 71[R]. Berichte des Fraunhofer ITWM, 2005.</w:t>
-      </w:r>
-    </w:p>
-    <w:bookmarkEnd w:id="207"/>
-    <w:bookmarkStart w:id="208" w:name="ref-zoltners2014"/>
+        <w:t xml:space="preserve">[18]</w:t>
+      </w:r>
+      <w:r>
+        <w:rPr>
+          <w:rFonts w:eastAsia="宋体" w:ascii="Times New Roman" w:hAnsi="Times New Roman"/>
+        </w:rPr>
+        <w:t xml:space="preserve"> </w:t>
+      </w:r>
+      <w:r>
+        <w:rPr>
+          <w:rFonts w:hint="eastAsia" w:eastAsia="宋体" w:ascii="Times New Roman" w:hAnsi="Times New Roman"/>
+        </w:rPr>
+        <w:t xml:space="preserve">罗军,</w:t>
+      </w:r>
+      <w:r>
+        <w:rPr>
+          <w:rFonts w:eastAsia="宋体" w:ascii="Times New Roman" w:hAnsi="Times New Roman"/>
+        </w:rPr>
+        <w:t xml:space="preserve"> </w:t>
+      </w:r>
+      <w:r>
+        <w:rPr>
+          <w:rFonts w:hint="eastAsia" w:eastAsia="宋体" w:ascii="Times New Roman" w:hAnsi="Times New Roman"/>
+        </w:rPr>
+        <w:t xml:space="preserve">程宇,</w:t>
+      </w:r>
+      <w:r>
+        <w:rPr>
+          <w:rFonts w:eastAsia="宋体" w:ascii="Times New Roman" w:hAnsi="Times New Roman"/>
+        </w:rPr>
+        <w:t xml:space="preserve"> </w:t>
+      </w:r>
+      <w:r>
+        <w:rPr>
+          <w:rFonts w:hint="eastAsia" w:eastAsia="宋体" w:ascii="Times New Roman" w:hAnsi="Times New Roman"/>
+        </w:rPr>
+        <w:t xml:space="preserve">余龙水,</w:t>
+      </w:r>
+      <w:r>
+        <w:rPr>
+          <w:rFonts w:eastAsia="宋体" w:ascii="Times New Roman" w:hAnsi="Times New Roman"/>
+        </w:rPr>
+        <w:t xml:space="preserve"> </w:t>
+      </w:r>
+      <w:r>
+        <w:rPr>
+          <w:rFonts w:hint="eastAsia" w:eastAsia="宋体" w:ascii="Times New Roman" w:hAnsi="Times New Roman"/>
+        </w:rPr>
+        <w:t xml:space="preserve">等</w:t>
+      </w:r>
+      <w:r>
+        <w:rPr>
+          <w:rFonts w:eastAsia="宋体" w:ascii="Times New Roman" w:hAnsi="Times New Roman"/>
+        </w:rPr>
+        <w:t xml:space="preserve">. </w:t>
+      </w:r>
+      <w:r>
+        <w:rPr>
+          <w:rFonts w:hint="eastAsia" w:eastAsia="宋体" w:ascii="Times New Roman" w:hAnsi="Times New Roman"/>
+        </w:rPr>
+        <w:t xml:space="preserve">民航机场地面服务人力资源两阶段运筹优化算法[J].</w:t>
+      </w:r>
+      <w:r>
+        <w:rPr>
+          <w:rFonts w:eastAsia="宋体" w:ascii="Times New Roman" w:hAnsi="Times New Roman"/>
+        </w:rPr>
+        <w:t xml:space="preserve"> </w:t>
+      </w:r>
+      <w:r>
+        <w:rPr>
+          <w:rFonts w:hint="eastAsia" w:eastAsia="宋体" w:ascii="Times New Roman" w:hAnsi="Times New Roman"/>
+        </w:rPr>
+        <w:t xml:space="preserve">机电工程技术,</w:t>
+      </w:r>
+      <w:r>
+        <w:rPr>
+          <w:rFonts w:eastAsia="宋体" w:ascii="Times New Roman" w:hAnsi="Times New Roman"/>
+        </w:rPr>
+        <w:t xml:space="preserve"> 2022, 51(5): 92-97.</w:t>
+      </w:r>
+    </w:p>
+    <w:bookmarkEnd w:id="208"/>
+    <w:bookmarkStart w:id="209" w:name="ref-you2026"/>
     <w:p>
       <w:pPr>
         <w:pStyle w:val="Bibliography"/>
@@ -44449,11 +44527,89 @@
         <w:rPr>
           <w:rFonts w:eastAsia="宋体" w:ascii="Times New Roman" w:hAnsi="Times New Roman"/>
         </w:rPr>
-        <w:t xml:space="preserve">[18] ZOLTNERS A A, SINHA P, LORIMER S E. The Power of Sales Analytics[M]. Evanston: ZS Associates, 2014.</w:t>
-      </w:r>
-    </w:p>
-    <w:bookmarkEnd w:id="208"/>
-    <w:bookmarkStart w:id="209" w:name="ref-luo2022"/>
+        <w:t xml:space="preserve">[19]</w:t>
+      </w:r>
+      <w:r>
+        <w:rPr>
+          <w:rFonts w:eastAsia="宋体" w:ascii="Times New Roman" w:hAnsi="Times New Roman"/>
+        </w:rPr>
+        <w:t xml:space="preserve"> </w:t>
+      </w:r>
+      <w:r>
+        <w:rPr>
+          <w:rFonts w:hint="eastAsia" w:eastAsia="宋体" w:ascii="Times New Roman" w:hAnsi="Times New Roman"/>
+        </w:rPr>
+        <w:t xml:space="preserve">尤佳,</w:t>
+      </w:r>
+      <w:r>
+        <w:rPr>
+          <w:rFonts w:eastAsia="宋体" w:ascii="Times New Roman" w:hAnsi="Times New Roman"/>
+        </w:rPr>
+        <w:t xml:space="preserve"> </w:t>
+      </w:r>
+      <w:r>
+        <w:rPr>
+          <w:rFonts w:hint="eastAsia" w:eastAsia="宋体" w:ascii="Times New Roman" w:hAnsi="Times New Roman"/>
+        </w:rPr>
+        <w:t xml:space="preserve">魏磊,</w:t>
+      </w:r>
+      <w:r>
+        <w:rPr>
+          <w:rFonts w:eastAsia="宋体" w:ascii="Times New Roman" w:hAnsi="Times New Roman"/>
+        </w:rPr>
+        <w:t xml:space="preserve"> </w:t>
+      </w:r>
+      <w:r>
+        <w:rPr>
+          <w:rFonts w:hint="eastAsia" w:eastAsia="宋体" w:ascii="Times New Roman" w:hAnsi="Times New Roman"/>
+        </w:rPr>
+        <w:t xml:space="preserve">赵兴旺,</w:t>
+      </w:r>
+      <w:r>
+        <w:rPr>
+          <w:rFonts w:eastAsia="宋体" w:ascii="Times New Roman" w:hAnsi="Times New Roman"/>
+        </w:rPr>
+        <w:t xml:space="preserve"> </w:t>
+      </w:r>
+      <w:r>
+        <w:rPr>
+          <w:rFonts w:hint="eastAsia" w:eastAsia="宋体" w:ascii="Times New Roman" w:hAnsi="Times New Roman"/>
+        </w:rPr>
+        <w:t xml:space="preserve">等</w:t>
+      </w:r>
+      <w:r>
+        <w:rPr>
+          <w:rFonts w:eastAsia="宋体" w:ascii="Times New Roman" w:hAnsi="Times New Roman"/>
+        </w:rPr>
+        <w:t xml:space="preserve">. </w:t>
+      </w:r>
+      <w:r>
+        <w:rPr>
+          <w:rFonts w:hint="eastAsia" w:eastAsia="宋体" w:ascii="Times New Roman" w:hAnsi="Times New Roman"/>
+        </w:rPr>
+        <w:t xml:space="preserve">基于改进变邻域搜索算法的电网计量物资检定-配送协同优化[J].</w:t>
+      </w:r>
+      <w:r>
+        <w:rPr>
+          <w:rFonts w:eastAsia="宋体" w:ascii="Times New Roman" w:hAnsi="Times New Roman"/>
+        </w:rPr>
+        <w:t xml:space="preserve"> </w:t>
+      </w:r>
+      <w:r>
+        <w:rPr>
+          <w:rFonts w:hint="eastAsia" w:eastAsia="宋体" w:ascii="Times New Roman" w:hAnsi="Times New Roman"/>
+        </w:rPr>
+        <w:t xml:space="preserve">中国机械工程,</w:t>
+      </w:r>
+      <w:r>
+        <w:rPr>
+          <w:rFonts w:eastAsia="宋体" w:ascii="Times New Roman" w:hAnsi="Times New Roman"/>
+        </w:rPr>
+        <w:t xml:space="preserve"> 2026.</w:t>
+      </w:r>
+    </w:p>
+    <w:bookmarkEnd w:id="209"/>
+    <w:bookmarkStart w:id="210" w:name="ref-yang2012"/>
     <w:p>
       <w:pPr>
         <w:pStyle w:val="Bibliography"/>
@@ -44462,89 +44618,47 @@
         <w:rPr>
           <w:rFonts w:eastAsia="宋体" w:ascii="Times New Roman" w:hAnsi="Times New Roman"/>
         </w:rPr>
-        <w:t xml:space="preserve">[19]</w:t>
-      </w:r>
-      <w:r>
-        <w:rPr>
-          <w:rFonts w:eastAsia="宋体" w:ascii="Times New Roman" w:hAnsi="Times New Roman"/>
-        </w:rPr>
-        <w:t xml:space="preserve"> </w:t>
-      </w:r>
-      <w:r>
-        <w:rPr>
-          <w:rFonts w:hint="eastAsia" w:eastAsia="宋体" w:ascii="Times New Roman" w:hAnsi="Times New Roman"/>
-        </w:rPr>
-        <w:t xml:space="preserve">罗军,</w:t>
-      </w:r>
-      <w:r>
-        <w:rPr>
-          <w:rFonts w:eastAsia="宋体" w:ascii="Times New Roman" w:hAnsi="Times New Roman"/>
-        </w:rPr>
-        <w:t xml:space="preserve"> </w:t>
-      </w:r>
-      <w:r>
-        <w:rPr>
-          <w:rFonts w:hint="eastAsia" w:eastAsia="宋体" w:ascii="Times New Roman" w:hAnsi="Times New Roman"/>
-        </w:rPr>
-        <w:t xml:space="preserve">程宇,</w:t>
-      </w:r>
-      <w:r>
-        <w:rPr>
-          <w:rFonts w:eastAsia="宋体" w:ascii="Times New Roman" w:hAnsi="Times New Roman"/>
-        </w:rPr>
-        <w:t xml:space="preserve"> </w:t>
-      </w:r>
-      <w:r>
-        <w:rPr>
-          <w:rFonts w:hint="eastAsia" w:eastAsia="宋体" w:ascii="Times New Roman" w:hAnsi="Times New Roman"/>
-        </w:rPr>
-        <w:t xml:space="preserve">余龙水,</w:t>
-      </w:r>
-      <w:r>
-        <w:rPr>
-          <w:rFonts w:eastAsia="宋体" w:ascii="Times New Roman" w:hAnsi="Times New Roman"/>
-        </w:rPr>
-        <w:t xml:space="preserve"> </w:t>
-      </w:r>
-      <w:r>
-        <w:rPr>
-          <w:rFonts w:hint="eastAsia" w:eastAsia="宋体" w:ascii="Times New Roman" w:hAnsi="Times New Roman"/>
-        </w:rPr>
-        <w:t xml:space="preserve">等</w:t>
-      </w:r>
-      <w:r>
-        <w:rPr>
-          <w:rFonts w:eastAsia="宋体" w:ascii="Times New Roman" w:hAnsi="Times New Roman"/>
-        </w:rPr>
-        <w:t xml:space="preserve">. </w:t>
-      </w:r>
-      <w:r>
-        <w:rPr>
-          <w:rFonts w:hint="eastAsia" w:eastAsia="宋体" w:ascii="Times New Roman" w:hAnsi="Times New Roman"/>
-        </w:rPr>
-        <w:t xml:space="preserve">民航机场地面服务人力资源两阶段运筹优化算法[J].</w:t>
-      </w:r>
-      <w:r>
-        <w:rPr>
-          <w:rFonts w:eastAsia="宋体" w:ascii="Times New Roman" w:hAnsi="Times New Roman"/>
-        </w:rPr>
-        <w:t xml:space="preserve"> </w:t>
-      </w:r>
-      <w:r>
-        <w:rPr>
-          <w:rFonts w:hint="eastAsia" w:eastAsia="宋体" w:ascii="Times New Roman" w:hAnsi="Times New Roman"/>
-        </w:rPr>
-        <w:t xml:space="preserve">机电工程技术,</w:t>
-      </w:r>
-      <w:r>
-        <w:rPr>
-          <w:rFonts w:eastAsia="宋体" w:ascii="Times New Roman" w:hAnsi="Times New Roman"/>
-        </w:rPr>
-        <w:t xml:space="preserve"> 2022, 51(5): 92-97.</w:t>
-      </w:r>
-    </w:p>
-    <w:bookmarkEnd w:id="209"/>
-    <w:bookmarkStart w:id="210" w:name="ref-you2026"/>
+        <w:t xml:space="preserve">[20] </w:t>
+      </w:r>
+      <w:r>
+        <w:rPr>
+          <w:rFonts w:hint="eastAsia" w:eastAsia="宋体" w:ascii="Times New Roman" w:hAnsi="Times New Roman"/>
+        </w:rPr>
+        <w:t xml:space="preserve">杨磊.</w:t>
+      </w:r>
+      <w:r>
+        <w:rPr>
+          <w:rFonts w:eastAsia="宋体" w:ascii="Times New Roman" w:hAnsi="Times New Roman"/>
+        </w:rPr>
+        <w:t xml:space="preserve"> </w:t>
+      </w:r>
+      <w:r>
+        <w:rPr>
+          <w:rFonts w:hint="eastAsia" w:eastAsia="宋体" w:ascii="Times New Roman" w:hAnsi="Times New Roman"/>
+        </w:rPr>
+        <w:t xml:space="preserve">遗传算法在解决经典运筹问题中的应用[J].</w:t>
+      </w:r>
+      <w:r>
+        <w:rPr>
+          <w:rFonts w:eastAsia="宋体" w:ascii="Times New Roman" w:hAnsi="Times New Roman"/>
+        </w:rPr>
+        <w:t xml:space="preserve"> </w:t>
+      </w:r>
+      <w:r>
+        <w:rPr>
+          <w:rFonts w:hint="eastAsia" w:eastAsia="宋体" w:ascii="Times New Roman" w:hAnsi="Times New Roman"/>
+        </w:rPr>
+        <w:t xml:space="preserve">合作经济与科技,</w:t>
+      </w:r>
+      <w:r>
+        <w:rPr>
+          <w:rFonts w:eastAsia="宋体" w:ascii="Times New Roman" w:hAnsi="Times New Roman"/>
+        </w:rPr>
+        <w:t xml:space="preserve"> 2012(1): 40-41.</w:t>
+      </w:r>
+    </w:p>
+    <w:bookmarkEnd w:id="210"/>
+    <w:bookmarkStart w:id="212" w:name="ref-ma2026"/>
     <w:p>
       <w:pPr>
         <w:pStyle w:val="Bibliography"/>
@@ -44553,152 +44667,12 @@
         <w:rPr>
           <w:rFonts w:eastAsia="宋体" w:ascii="Times New Roman" w:hAnsi="Times New Roman"/>
         </w:rPr>
-        <w:t xml:space="preserve">[20]</w:t>
-      </w:r>
-      <w:r>
-        <w:rPr>
-          <w:rFonts w:eastAsia="宋体" w:ascii="Times New Roman" w:hAnsi="Times New Roman"/>
-        </w:rPr>
-        <w:t xml:space="preserve"> </w:t>
-      </w:r>
-      <w:r>
-        <w:rPr>
-          <w:rFonts w:hint="eastAsia" w:eastAsia="宋体" w:ascii="Times New Roman" w:hAnsi="Times New Roman"/>
-        </w:rPr>
-        <w:t xml:space="preserve">尤佳,</w:t>
-      </w:r>
-      <w:r>
-        <w:rPr>
-          <w:rFonts w:eastAsia="宋体" w:ascii="Times New Roman" w:hAnsi="Times New Roman"/>
-        </w:rPr>
-        <w:t xml:space="preserve"> </w:t>
-      </w:r>
-      <w:r>
-        <w:rPr>
-          <w:rFonts w:hint="eastAsia" w:eastAsia="宋体" w:ascii="Times New Roman" w:hAnsi="Times New Roman"/>
-        </w:rPr>
-        <w:t xml:space="preserve">魏磊,</w:t>
-      </w:r>
-      <w:r>
-        <w:rPr>
-          <w:rFonts w:eastAsia="宋体" w:ascii="Times New Roman" w:hAnsi="Times New Roman"/>
-        </w:rPr>
-        <w:t xml:space="preserve"> </w:t>
-      </w:r>
-      <w:r>
-        <w:rPr>
-          <w:rFonts w:hint="eastAsia" w:eastAsia="宋体" w:ascii="Times New Roman" w:hAnsi="Times New Roman"/>
-        </w:rPr>
-        <w:t xml:space="preserve">赵兴旺,</w:t>
-      </w:r>
-      <w:r>
-        <w:rPr>
-          <w:rFonts w:eastAsia="宋体" w:ascii="Times New Roman" w:hAnsi="Times New Roman"/>
-        </w:rPr>
-        <w:t xml:space="preserve"> </w:t>
-      </w:r>
-      <w:r>
-        <w:rPr>
-          <w:rFonts w:hint="eastAsia" w:eastAsia="宋体" w:ascii="Times New Roman" w:hAnsi="Times New Roman"/>
-        </w:rPr>
-        <w:t xml:space="preserve">等</w:t>
-      </w:r>
-      <w:r>
-        <w:rPr>
-          <w:rFonts w:eastAsia="宋体" w:ascii="Times New Roman" w:hAnsi="Times New Roman"/>
-        </w:rPr>
-        <w:t xml:space="preserve">. </w:t>
-      </w:r>
-      <w:r>
-        <w:rPr>
-          <w:rFonts w:hint="eastAsia" w:eastAsia="宋体" w:ascii="Times New Roman" w:hAnsi="Times New Roman"/>
-        </w:rPr>
-        <w:t xml:space="preserve">基于改进变邻域搜索算法的电网计量物资检定-配送协同优化[J].</w:t>
-      </w:r>
-      <w:r>
-        <w:rPr>
-          <w:rFonts w:eastAsia="宋体" w:ascii="Times New Roman" w:hAnsi="Times New Roman"/>
-        </w:rPr>
-        <w:t xml:space="preserve"> </w:t>
-      </w:r>
-      <w:r>
-        <w:rPr>
-          <w:rFonts w:hint="eastAsia" w:eastAsia="宋体" w:ascii="Times New Roman" w:hAnsi="Times New Roman"/>
-        </w:rPr>
-        <w:t xml:space="preserve">中国机械工程,</w:t>
-      </w:r>
-      <w:r>
-        <w:rPr>
-          <w:rFonts w:eastAsia="宋体" w:ascii="Times New Roman" w:hAnsi="Times New Roman"/>
-        </w:rPr>
-        <w:t xml:space="preserve"> 2026.</w:t>
-      </w:r>
-    </w:p>
-    <w:bookmarkEnd w:id="210"/>
-    <w:bookmarkStart w:id="211" w:name="ref-yang2012"/>
-    <w:p>
-      <w:pPr>
-        <w:pStyle w:val="Bibliography"/>
-      </w:pPr>
-      <w:r>
-        <w:rPr>
-          <w:rFonts w:eastAsia="宋体" w:ascii="Times New Roman" w:hAnsi="Times New Roman"/>
-        </w:rPr>
         <w:t xml:space="preserve">[21] </w:t>
       </w:r>
       <w:r>
         <w:rPr>
           <w:rFonts w:hint="eastAsia" w:eastAsia="宋体" w:ascii="Times New Roman" w:hAnsi="Times New Roman"/>
         </w:rPr>
-        <w:t xml:space="preserve">杨磊.</w:t>
-      </w:r>
-      <w:r>
-        <w:rPr>
-          <w:rFonts w:eastAsia="宋体" w:ascii="Times New Roman" w:hAnsi="Times New Roman"/>
-        </w:rPr>
-        <w:t xml:space="preserve"> </w:t>
-      </w:r>
-      <w:r>
-        <w:rPr>
-          <w:rFonts w:hint="eastAsia" w:eastAsia="宋体" w:ascii="Times New Roman" w:hAnsi="Times New Roman"/>
-        </w:rPr>
-        <w:t xml:space="preserve">遗传算法在解决经典运筹问题中的应用[J].</w:t>
-      </w:r>
-      <w:r>
-        <w:rPr>
-          <w:rFonts w:eastAsia="宋体" w:ascii="Times New Roman" w:hAnsi="Times New Roman"/>
-        </w:rPr>
-        <w:t xml:space="preserve"> </w:t>
-      </w:r>
-      <w:r>
-        <w:rPr>
-          <w:rFonts w:hint="eastAsia" w:eastAsia="宋体" w:ascii="Times New Roman" w:hAnsi="Times New Roman"/>
-        </w:rPr>
-        <w:t xml:space="preserve">合作经济与科技,</w:t>
-      </w:r>
-      <w:r>
-        <w:rPr>
-          <w:rFonts w:eastAsia="宋体" w:ascii="Times New Roman" w:hAnsi="Times New Roman"/>
-        </w:rPr>
-        <w:t xml:space="preserve"> 2012(1): 40-41.</w:t>
-      </w:r>
-    </w:p>
-    <w:bookmarkEnd w:id="211"/>
-    <w:bookmarkStart w:id="213" w:name="ref-ma2026"/>
-    <w:p>
-      <w:pPr>
-        <w:pStyle w:val="Bibliography"/>
-      </w:pPr>
-      <w:r>
-        <w:rPr>
-          <w:rFonts w:eastAsia="宋体" w:ascii="Times New Roman" w:hAnsi="Times New Roman"/>
-        </w:rPr>
-        <w:t xml:space="preserve">[22] </w:t>
-      </w:r>
-      <w:r>
-        <w:rPr>
-          <w:rFonts w:hint="eastAsia" w:eastAsia="宋体" w:ascii="Times New Roman" w:hAnsi="Times New Roman"/>
-        </w:rPr>
         <w:t xml:space="preserve">马傲冬,</w:t>
       </w:r>
       <w:r>
@@ -44767,7 +44741,7 @@
         </w:rPr>
         <w:t xml:space="preserve"> 2026. DOI:</w:t>
       </w:r>
-      <w:hyperlink r:id="rId212">
+      <w:hyperlink r:id="rId211">
         <w:r>
           <w:rPr>
             <w:rStyle w:val="Hyperlink"/>
@@ -44782,8 +44756,69 @@
         <w:t xml:space="preserve">.</w:t>
       </w:r>
     </w:p>
+    <w:bookmarkEnd w:id="212"/>
+    <w:bookmarkStart w:id="213" w:name="ref-li2026"/>
+    <w:p>
+      <w:pPr>
+        <w:pStyle w:val="Bibliography"/>
+      </w:pPr>
+      <w:r>
+        <w:rPr>
+          <w:rFonts w:eastAsia="宋体" w:ascii="Times New Roman" w:hAnsi="Times New Roman"/>
+        </w:rPr>
+        <w:t xml:space="preserve">[22] </w:t>
+      </w:r>
+      <w:r>
+        <w:rPr>
+          <w:rFonts w:hint="eastAsia" w:eastAsia="宋体" w:ascii="Times New Roman" w:hAnsi="Times New Roman"/>
+        </w:rPr>
+        <w:t xml:space="preserve">李怡萱.</w:t>
+      </w:r>
+      <w:r>
+        <w:rPr>
+          <w:rFonts w:eastAsia="宋体" w:ascii="Times New Roman" w:hAnsi="Times New Roman"/>
+        </w:rPr>
+        <w:t xml:space="preserve"> </w:t>
+      </w:r>
+      <w:r>
+        <w:rPr>
+          <w:rFonts w:hint="eastAsia" w:eastAsia="宋体" w:ascii="Times New Roman" w:hAnsi="Times New Roman"/>
+        </w:rPr>
+        <w:t xml:space="preserve">融合</w:t>
+      </w:r>
+      <w:r>
+        <w:rPr>
+          <w:rFonts w:eastAsia="宋体" w:ascii="Times New Roman" w:hAnsi="Times New Roman"/>
+        </w:rPr>
+        <w:t xml:space="preserve"> K-means </w:t>
+      </w:r>
+      <w:r>
+        <w:rPr>
+          <w:rFonts w:hint="eastAsia" w:eastAsia="宋体" w:ascii="Times New Roman" w:hAnsi="Times New Roman"/>
+        </w:rPr>
+        <w:t xml:space="preserve">聚类与遗传算法的农产品直播电商产地仓选址研究[J].</w:t>
+      </w:r>
+      <w:r>
+        <w:rPr>
+          <w:rFonts w:eastAsia="宋体" w:ascii="Times New Roman" w:hAnsi="Times New Roman"/>
+        </w:rPr>
+        <w:t xml:space="preserve"> </w:t>
+      </w:r>
+      <w:r>
+        <w:rPr>
+          <w:rFonts w:hint="eastAsia" w:eastAsia="宋体" w:ascii="Times New Roman" w:hAnsi="Times New Roman"/>
+        </w:rPr>
+        <w:t xml:space="preserve">热带农业工程,</w:t>
+      </w:r>
+      <w:r>
+        <w:rPr>
+          <w:rFonts w:eastAsia="宋体" w:ascii="Times New Roman" w:hAnsi="Times New Roman"/>
+        </w:rPr>
+        <w:t xml:space="preserve"> 2026, 50(2).</w:t>
+      </w:r>
+    </w:p>
     <w:bookmarkEnd w:id="213"/>
-    <w:bookmarkStart w:id="214" w:name="ref-li2026"/>
+    <w:bookmarkStart w:id="214" w:name="ref-wan2026"/>
     <w:p>
       <w:pPr>
         <w:pStyle w:val="Bibliography"/>
@@ -44798,53 +44833,77 @@
         <w:rPr>
           <w:rFonts w:hint="eastAsia" w:eastAsia="宋体" w:ascii="Times New Roman" w:hAnsi="Times New Roman"/>
         </w:rPr>
-        <w:t xml:space="preserve">李怡萱.</w:t>
-      </w:r>
-      <w:r>
-        <w:rPr>
-          <w:rFonts w:eastAsia="宋体" w:ascii="Times New Roman" w:hAnsi="Times New Roman"/>
-        </w:rPr>
-        <w:t xml:space="preserve"> </w:t>
-      </w:r>
-      <w:r>
-        <w:rPr>
-          <w:rFonts w:hint="eastAsia" w:eastAsia="宋体" w:ascii="Times New Roman" w:hAnsi="Times New Roman"/>
-        </w:rPr>
-        <w:t xml:space="preserve">融合</w:t>
-      </w:r>
-      <w:r>
-        <w:rPr>
-          <w:rFonts w:eastAsia="宋体" w:ascii="Times New Roman" w:hAnsi="Times New Roman"/>
-        </w:rPr>
-        <w:t xml:space="preserve"> K-means </w:t>
-      </w:r>
-      <w:r>
-        <w:rPr>
-          <w:rFonts w:hint="eastAsia" w:eastAsia="宋体" w:ascii="Times New Roman" w:hAnsi="Times New Roman"/>
-        </w:rPr>
-        <w:t xml:space="preserve">聚类与遗传算法的农产品直播电商产地仓选址研究[J].</w:t>
-      </w:r>
-      <w:r>
-        <w:rPr>
-          <w:rFonts w:eastAsia="宋体" w:ascii="Times New Roman" w:hAnsi="Times New Roman"/>
-        </w:rPr>
-        <w:t xml:space="preserve"> </w:t>
-      </w:r>
-      <w:r>
-        <w:rPr>
-          <w:rFonts w:hint="eastAsia" w:eastAsia="宋体" w:ascii="Times New Roman" w:hAnsi="Times New Roman"/>
-        </w:rPr>
-        <w:t xml:space="preserve">热带农业工程,</w:t>
-      </w:r>
-      <w:r>
-        <w:rPr>
-          <w:rFonts w:eastAsia="宋体" w:ascii="Times New Roman" w:hAnsi="Times New Roman"/>
-        </w:rPr>
-        <w:t xml:space="preserve"> 2026, 50(2).</w:t>
+        <w:t xml:space="preserve">万莉莉,</w:t>
+      </w:r>
+      <w:r>
+        <w:rPr>
+          <w:rFonts w:eastAsia="宋体" w:ascii="Times New Roman" w:hAnsi="Times New Roman"/>
+        </w:rPr>
+        <w:t xml:space="preserve"> </w:t>
+      </w:r>
+      <w:r>
+        <w:rPr>
+          <w:rFonts w:hint="eastAsia" w:eastAsia="宋体" w:ascii="Times New Roman" w:hAnsi="Times New Roman"/>
+        </w:rPr>
+        <w:t xml:space="preserve">徐舒梦,</w:t>
+      </w:r>
+      <w:r>
+        <w:rPr>
+          <w:rFonts w:eastAsia="宋体" w:ascii="Times New Roman" w:hAnsi="Times New Roman"/>
+        </w:rPr>
+        <w:t xml:space="preserve"> </w:t>
+      </w:r>
+      <w:r>
+        <w:rPr>
+          <w:rFonts w:hint="eastAsia" w:eastAsia="宋体" w:ascii="Times New Roman" w:hAnsi="Times New Roman"/>
+        </w:rPr>
+        <w:t xml:space="preserve">黄嘉慧,</w:t>
+      </w:r>
+      <w:r>
+        <w:rPr>
+          <w:rFonts w:eastAsia="宋体" w:ascii="Times New Roman" w:hAnsi="Times New Roman"/>
+        </w:rPr>
+        <w:t xml:space="preserve"> </w:t>
+      </w:r>
+      <w:r>
+        <w:rPr>
+          <w:rFonts w:hint="eastAsia" w:eastAsia="宋体" w:ascii="Times New Roman" w:hAnsi="Times New Roman"/>
+        </w:rPr>
+        <w:t xml:space="preserve">等.</w:t>
+      </w:r>
+      <w:r>
+        <w:rPr>
+          <w:rFonts w:eastAsia="宋体" w:ascii="Times New Roman" w:hAnsi="Times New Roman"/>
+        </w:rPr>
+        <w:t xml:space="preserve"> </w:t>
+      </w:r>
+      <w:r>
+        <w:rPr>
+          <w:rFonts w:hint="eastAsia" w:eastAsia="宋体" w:ascii="Times New Roman" w:hAnsi="Times New Roman"/>
+        </w:rPr>
+        <w:t xml:space="preserve">基于模糊最大覆盖模型的无人机应急配送中心选址研究[J].</w:t>
+      </w:r>
+      <w:r>
+        <w:rPr>
+          <w:rFonts w:eastAsia="宋体" w:ascii="Times New Roman" w:hAnsi="Times New Roman"/>
+        </w:rPr>
+        <w:t xml:space="preserve"> </w:t>
+      </w:r>
+      <w:r>
+        <w:rPr>
+          <w:rFonts w:hint="eastAsia" w:eastAsia="宋体" w:ascii="Times New Roman" w:hAnsi="Times New Roman"/>
+        </w:rPr>
+        <w:t xml:space="preserve">交通运输系统工程与信息,</w:t>
+      </w:r>
+      <w:r>
+        <w:rPr>
+          <w:rFonts w:eastAsia="宋体" w:ascii="Times New Roman" w:hAnsi="Times New Roman"/>
+        </w:rPr>
+        <w:t xml:space="preserve"> 2026.</w:t>
       </w:r>
     </w:p>
     <w:bookmarkEnd w:id="214"/>
-    <w:bookmarkStart w:id="215" w:name="ref-wan2026"/>
+    <w:bookmarkStart w:id="215" w:name="ref-tian2026"/>
     <w:p>
       <w:pPr>
         <w:pStyle w:val="Bibliography"/>
@@ -44859,31 +44918,31 @@
         <w:rPr>
           <w:rFonts w:hint="eastAsia" w:eastAsia="宋体" w:ascii="Times New Roman" w:hAnsi="Times New Roman"/>
         </w:rPr>
-        <w:t xml:space="preserve">万莉莉,</w:t>
-      </w:r>
-      <w:r>
-        <w:rPr>
-          <w:rFonts w:eastAsia="宋体" w:ascii="Times New Roman" w:hAnsi="Times New Roman"/>
-        </w:rPr>
-        <w:t xml:space="preserve"> </w:t>
-      </w:r>
-      <w:r>
-        <w:rPr>
-          <w:rFonts w:hint="eastAsia" w:eastAsia="宋体" w:ascii="Times New Roman" w:hAnsi="Times New Roman"/>
-        </w:rPr>
-        <w:t xml:space="preserve">徐舒梦,</w:t>
-      </w:r>
-      <w:r>
-        <w:rPr>
-          <w:rFonts w:eastAsia="宋体" w:ascii="Times New Roman" w:hAnsi="Times New Roman"/>
-        </w:rPr>
-        <w:t xml:space="preserve"> </w:t>
-      </w:r>
-      <w:r>
-        <w:rPr>
-          <w:rFonts w:hint="eastAsia" w:eastAsia="宋体" w:ascii="Times New Roman" w:hAnsi="Times New Roman"/>
-        </w:rPr>
-        <w:t xml:space="preserve">黄嘉慧,</w:t>
+        <w:t xml:space="preserve">田君豪,</w:t>
+      </w:r>
+      <w:r>
+        <w:rPr>
+          <w:rFonts w:eastAsia="宋体" w:ascii="Times New Roman" w:hAnsi="Times New Roman"/>
+        </w:rPr>
+        <w:t xml:space="preserve"> </w:t>
+      </w:r>
+      <w:r>
+        <w:rPr>
+          <w:rFonts w:hint="eastAsia" w:eastAsia="宋体" w:ascii="Times New Roman" w:hAnsi="Times New Roman"/>
+        </w:rPr>
+        <w:t xml:space="preserve">邢璐,</w:t>
+      </w:r>
+      <w:r>
+        <w:rPr>
+          <w:rFonts w:eastAsia="宋体" w:ascii="Times New Roman" w:hAnsi="Times New Roman"/>
+        </w:rPr>
+        <w:t xml:space="preserve"> </w:t>
+      </w:r>
+      <w:r>
+        <w:rPr>
+          <w:rFonts w:hint="eastAsia" w:eastAsia="宋体" w:ascii="Times New Roman" w:hAnsi="Times New Roman"/>
+        </w:rPr>
+        <w:t xml:space="preserve">廖世豪,</w:t>
       </w:r>
       <w:r>
         <w:rPr>
@@ -44907,7 +44966,7 @@
         <w:rPr>
           <w:rFonts w:hint="eastAsia" w:eastAsia="宋体" w:ascii="Times New Roman" w:hAnsi="Times New Roman"/>
         </w:rPr>
-        <w:t xml:space="preserve">基于模糊最大覆盖模型的无人机应急配送中心选址研究[J].</w:t>
+        <w:t xml:space="preserve">基于地理自编码与跨域迁移的公交出行需求分层聚类方法[J].</w:t>
       </w:r>
       <w:r>
         <w:rPr>
@@ -44929,7 +44988,7 @@
       </w:r>
     </w:p>
     <w:bookmarkEnd w:id="215"/>
-    <w:bookmarkStart w:id="216" w:name="ref-tian2026"/>
+    <w:bookmarkStart w:id="216" w:name="ref-xu2023"/>
     <w:p>
       <w:pPr>
         <w:pStyle w:val="Bibliography"/>
@@ -44944,67 +45003,220 @@
         <w:rPr>
           <w:rFonts w:hint="eastAsia" w:eastAsia="宋体" w:ascii="Times New Roman" w:hAnsi="Times New Roman"/>
         </w:rPr>
-        <w:t xml:space="preserve">田君豪,</w:t>
-      </w:r>
-      <w:r>
-        <w:rPr>
-          <w:rFonts w:eastAsia="宋体" w:ascii="Times New Roman" w:hAnsi="Times New Roman"/>
-        </w:rPr>
-        <w:t xml:space="preserve"> </w:t>
-      </w:r>
-      <w:r>
-        <w:rPr>
-          <w:rFonts w:hint="eastAsia" w:eastAsia="宋体" w:ascii="Times New Roman" w:hAnsi="Times New Roman"/>
-        </w:rPr>
-        <w:t xml:space="preserve">邢璐,</w:t>
-      </w:r>
-      <w:r>
-        <w:rPr>
-          <w:rFonts w:eastAsia="宋体" w:ascii="Times New Roman" w:hAnsi="Times New Roman"/>
-        </w:rPr>
-        <w:t xml:space="preserve"> </w:t>
-      </w:r>
-      <w:r>
-        <w:rPr>
-          <w:rFonts w:hint="eastAsia" w:eastAsia="宋体" w:ascii="Times New Roman" w:hAnsi="Times New Roman"/>
-        </w:rPr>
-        <w:t xml:space="preserve">廖世豪,</w:t>
-      </w:r>
-      <w:r>
-        <w:rPr>
-          <w:rFonts w:eastAsia="宋体" w:ascii="Times New Roman" w:hAnsi="Times New Roman"/>
-        </w:rPr>
-        <w:t xml:space="preserve"> </w:t>
-      </w:r>
-      <w:r>
-        <w:rPr>
-          <w:rFonts w:hint="eastAsia" w:eastAsia="宋体" w:ascii="Times New Roman" w:hAnsi="Times New Roman"/>
-        </w:rPr>
-        <w:t xml:space="preserve">等.</w:t>
-      </w:r>
-      <w:r>
-        <w:rPr>
-          <w:rFonts w:eastAsia="宋体" w:ascii="Times New Roman" w:hAnsi="Times New Roman"/>
-        </w:rPr>
-        <w:t xml:space="preserve"> </w:t>
-      </w:r>
-      <w:r>
-        <w:rPr>
-          <w:rFonts w:hint="eastAsia" w:eastAsia="宋体" w:ascii="Times New Roman" w:hAnsi="Times New Roman"/>
-        </w:rPr>
-        <w:t xml:space="preserve">基于地理自编码与跨域迁移的公交出行需求分层聚类方法[J].</w:t>
-      </w:r>
-      <w:r>
-        <w:rPr>
-          <w:rFonts w:eastAsia="宋体" w:ascii="Times New Roman" w:hAnsi="Times New Roman"/>
-        </w:rPr>
-        <w:t xml:space="preserve"> </w:t>
-      </w:r>
-      <w:r>
-        <w:rPr>
-          <w:rFonts w:hint="eastAsia" w:eastAsia="宋体" w:ascii="Times New Roman" w:hAnsi="Times New Roman"/>
-        </w:rPr>
-        <w:t xml:space="preserve">交通运输系统工程与信息,</w:t>
+        <w:t xml:space="preserve">徐蓉.</w:t>
+      </w:r>
+      <w:r>
+        <w:rPr>
+          <w:rFonts w:eastAsia="宋体" w:ascii="Times New Roman" w:hAnsi="Times New Roman"/>
+        </w:rPr>
+        <w:t xml:space="preserve"> </w:t>
+      </w:r>
+      <w:r>
+        <w:rPr>
+          <w:rFonts w:hint="eastAsia" w:eastAsia="宋体" w:ascii="Times New Roman" w:hAnsi="Times New Roman"/>
+        </w:rPr>
+        <w:t xml:space="preserve">民营制药企业人力资源管理数字化创新实践[J].</w:t>
+      </w:r>
+      <w:r>
+        <w:rPr>
+          <w:rFonts w:eastAsia="宋体" w:ascii="Times New Roman" w:hAnsi="Times New Roman"/>
+        </w:rPr>
+        <w:t xml:space="preserve"> </w:t>
+      </w:r>
+      <w:r>
+        <w:rPr>
+          <w:rFonts w:hint="eastAsia" w:eastAsia="宋体" w:ascii="Times New Roman" w:hAnsi="Times New Roman"/>
+        </w:rPr>
+        <w:t xml:space="preserve">现代企业,</w:t>
+      </w:r>
+      <w:r>
+        <w:rPr>
+          <w:rFonts w:eastAsia="宋体" w:ascii="Times New Roman" w:hAnsi="Times New Roman"/>
+        </w:rPr>
+        <w:t xml:space="preserve"> 2023(10): 84-86.</w:t>
+      </w:r>
+    </w:p>
+    <w:bookmarkEnd w:id="216"/>
+    <w:bookmarkStart w:id="217" w:name="ref-chen2024"/>
+    <w:p>
+      <w:pPr>
+        <w:pStyle w:val="Bibliography"/>
+      </w:pPr>
+      <w:r>
+        <w:rPr>
+          <w:rFonts w:eastAsia="宋体" w:ascii="Times New Roman" w:hAnsi="Times New Roman"/>
+        </w:rPr>
+        <w:t xml:space="preserve">[26] </w:t>
+      </w:r>
+      <w:r>
+        <w:rPr>
+          <w:rFonts w:hint="eastAsia" w:eastAsia="宋体" w:ascii="Times New Roman" w:hAnsi="Times New Roman"/>
+        </w:rPr>
+        <w:t xml:space="preserve">陈兆兆.</w:t>
+      </w:r>
+      <w:r>
+        <w:rPr>
+          <w:rFonts w:eastAsia="宋体" w:ascii="Times New Roman" w:hAnsi="Times New Roman"/>
+        </w:rPr>
+        <w:t xml:space="preserve"> </w:t>
+      </w:r>
+      <w:r>
+        <w:rPr>
+          <w:rFonts w:hint="eastAsia" w:eastAsia="宋体" w:ascii="Times New Roman" w:hAnsi="Times New Roman"/>
+        </w:rPr>
+        <w:t xml:space="preserve">集采趋势下药企的成本控制策略[J].</w:t>
+      </w:r>
+      <w:r>
+        <w:rPr>
+          <w:rFonts w:eastAsia="宋体" w:ascii="Times New Roman" w:hAnsi="Times New Roman"/>
+        </w:rPr>
+        <w:t xml:space="preserve"> </w:t>
+      </w:r>
+      <w:r>
+        <w:rPr>
+          <w:rFonts w:hint="eastAsia" w:eastAsia="宋体" w:ascii="Times New Roman" w:hAnsi="Times New Roman"/>
+        </w:rPr>
+        <w:t xml:space="preserve">中国市场,</w:t>
+      </w:r>
+      <w:r>
+        <w:rPr>
+          <w:rFonts w:eastAsia="宋体" w:ascii="Times New Roman" w:hAnsi="Times New Roman"/>
+        </w:rPr>
+        <w:t xml:space="preserve"> 2024(15): 162-164.</w:t>
+      </w:r>
+    </w:p>
+    <w:bookmarkEnd w:id="217"/>
+    <w:bookmarkStart w:id="218" w:name="ref-nhsa-nrdl2024"/>
+    <w:p>
+      <w:pPr>
+        <w:pStyle w:val="Bibliography"/>
+      </w:pPr>
+      <w:r>
+        <w:rPr>
+          <w:rFonts w:eastAsia="宋体" w:ascii="Times New Roman" w:hAnsi="Times New Roman"/>
+        </w:rPr>
+        <w:t xml:space="preserve">[27] </w:t>
+      </w:r>
+      <w:r>
+        <w:rPr>
+          <w:rFonts w:hint="eastAsia" w:eastAsia="宋体" w:ascii="Times New Roman" w:hAnsi="Times New Roman"/>
+        </w:rPr>
+        <w:t xml:space="preserve">国家医疗保障局.</w:t>
+      </w:r>
+      <w:r>
+        <w:rPr>
+          <w:rFonts w:eastAsia="宋体" w:ascii="Times New Roman" w:hAnsi="Times New Roman"/>
+        </w:rPr>
+        <w:t xml:space="preserve"> </w:t>
+      </w:r>
+      <w:r>
+        <w:rPr>
+          <w:rFonts w:hint="eastAsia" w:eastAsia="宋体" w:ascii="Times New Roman" w:hAnsi="Times New Roman"/>
+        </w:rPr>
+        <w:t xml:space="preserve">国家医保药品目录调整工作方案[Z].</w:t>
+      </w:r>
+      <w:r>
+        <w:rPr>
+          <w:rFonts w:eastAsia="宋体" w:ascii="Times New Roman" w:hAnsi="Times New Roman"/>
+        </w:rPr>
+        <w:t xml:space="preserve"> </w:t>
+      </w:r>
+      <w:r>
+        <w:rPr>
+          <w:rFonts w:hint="eastAsia" w:eastAsia="宋体" w:ascii="Times New Roman" w:hAnsi="Times New Roman"/>
+        </w:rPr>
+        <w:t xml:space="preserve">政策文件,</w:t>
+      </w:r>
+      <w:r>
+        <w:rPr>
+          <w:rFonts w:eastAsia="宋体" w:ascii="Times New Roman" w:hAnsi="Times New Roman"/>
+        </w:rPr>
+        <w:t xml:space="preserve"> 2024.</w:t>
+      </w:r>
+    </w:p>
+    <w:bookmarkEnd w:id="218"/>
+    <w:bookmarkStart w:id="219" w:name="ref-mr2026"/>
+    <w:p>
+      <w:pPr>
+        <w:pStyle w:val="Bibliography"/>
+      </w:pPr>
+      <w:r>
+        <w:rPr>
+          <w:rFonts w:eastAsia="宋体" w:ascii="Times New Roman" w:hAnsi="Times New Roman"/>
+        </w:rPr>
+        <w:t xml:space="preserve">[28]</w:t>
+      </w:r>
+      <w:r>
+        <w:rPr>
+          <w:rFonts w:eastAsia="宋体" w:ascii="Times New Roman" w:hAnsi="Times New Roman"/>
+        </w:rPr>
+        <w:t xml:space="preserve"> </w:t>
+      </w:r>
+      <w:r>
+        <w:rPr>
+          <w:rFonts w:hint="eastAsia" w:eastAsia="宋体" w:ascii="Times New Roman" w:hAnsi="Times New Roman"/>
+        </w:rPr>
+        <w:t xml:space="preserve">国家市场监督管理总局,</w:t>
+      </w:r>
+      <w:r>
+        <w:rPr>
+          <w:rFonts w:eastAsia="宋体" w:ascii="Times New Roman" w:hAnsi="Times New Roman"/>
+        </w:rPr>
+        <w:t xml:space="preserve"> </w:t>
+      </w:r>
+      <w:r>
+        <w:rPr>
+          <w:rFonts w:hint="eastAsia" w:eastAsia="宋体" w:ascii="Times New Roman" w:hAnsi="Times New Roman"/>
+        </w:rPr>
+        <w:t xml:space="preserve">国家卫生健康委员会,</w:t>
+      </w:r>
+      <w:r>
+        <w:rPr>
+          <w:rFonts w:eastAsia="宋体" w:ascii="Times New Roman" w:hAnsi="Times New Roman"/>
+        </w:rPr>
+        <w:t xml:space="preserve"> </w:t>
+      </w:r>
+      <w:r>
+        <w:rPr>
+          <w:rFonts w:hint="eastAsia" w:eastAsia="宋体" w:ascii="Times New Roman" w:hAnsi="Times New Roman"/>
+        </w:rPr>
+        <w:t xml:space="preserve">国家药品监督管理局,</w:t>
+      </w:r>
+      <w:r>
+        <w:rPr>
+          <w:rFonts w:eastAsia="宋体" w:ascii="Times New Roman" w:hAnsi="Times New Roman"/>
+        </w:rPr>
+        <w:t xml:space="preserve"> </w:t>
+      </w:r>
+      <w:r>
+        <w:rPr>
+          <w:rFonts w:hint="eastAsia" w:eastAsia="宋体" w:ascii="Times New Roman" w:hAnsi="Times New Roman"/>
+        </w:rPr>
+        <w:t xml:space="preserve">等</w:t>
+      </w:r>
+      <w:r>
+        <w:rPr>
+          <w:rFonts w:eastAsia="宋体" w:ascii="Times New Roman" w:hAnsi="Times New Roman"/>
+        </w:rPr>
+        <w:t xml:space="preserve">. </w:t>
+      </w:r>
+      <w:r>
+        <w:rPr>
+          <w:rFonts w:hint="eastAsia" w:eastAsia="宋体" w:ascii="Times New Roman" w:hAnsi="Times New Roman"/>
+        </w:rPr>
+        <w:t xml:space="preserve">医药代表管理办法[Z].</w:t>
+      </w:r>
+      <w:r>
+        <w:rPr>
+          <w:rFonts w:eastAsia="宋体" w:ascii="Times New Roman" w:hAnsi="Times New Roman"/>
+        </w:rPr>
+        <w:t xml:space="preserve"> </w:t>
+      </w:r>
+      <w:r>
+        <w:rPr>
+          <w:rFonts w:hint="eastAsia" w:eastAsia="宋体" w:ascii="Times New Roman" w:hAnsi="Times New Roman"/>
+        </w:rPr>
+        <w:t xml:space="preserve">七部门联合发布,</w:t>
       </w:r>
       <w:r>
         <w:rPr>
@@ -45013,8 +45225,8 @@
         <w:t xml:space="preserve"> 2026.</w:t>
       </w:r>
     </w:p>
-    <w:bookmarkEnd w:id="216"/>
-    <w:bookmarkStart w:id="217" w:name="ref-xu2023"/>
+    <w:bookmarkEnd w:id="219"/>
+    <w:bookmarkStart w:id="220" w:name="ref-kuhn1955"/>
     <w:p>
       <w:pPr>
         <w:pStyle w:val="Bibliography"/>
@@ -45023,47 +45235,11 @@
         <w:rPr>
           <w:rFonts w:eastAsia="宋体" w:ascii="Times New Roman" w:hAnsi="Times New Roman"/>
         </w:rPr>
-        <w:t xml:space="preserve">[26] </w:t>
-      </w:r>
-      <w:r>
-        <w:rPr>
-          <w:rFonts w:hint="eastAsia" w:eastAsia="宋体" w:ascii="Times New Roman" w:hAnsi="Times New Roman"/>
-        </w:rPr>
-        <w:t xml:space="preserve">徐蓉.</w:t>
-      </w:r>
-      <w:r>
-        <w:rPr>
-          <w:rFonts w:eastAsia="宋体" w:ascii="Times New Roman" w:hAnsi="Times New Roman"/>
-        </w:rPr>
-        <w:t xml:space="preserve"> </w:t>
-      </w:r>
-      <w:r>
-        <w:rPr>
-          <w:rFonts w:hint="eastAsia" w:eastAsia="宋体" w:ascii="Times New Roman" w:hAnsi="Times New Roman"/>
-        </w:rPr>
-        <w:t xml:space="preserve">民营制药企业人力资源管理数字化创新实践[J].</w:t>
-      </w:r>
-      <w:r>
-        <w:rPr>
-          <w:rFonts w:eastAsia="宋体" w:ascii="Times New Roman" w:hAnsi="Times New Roman"/>
-        </w:rPr>
-        <w:t xml:space="preserve"> </w:t>
-      </w:r>
-      <w:r>
-        <w:rPr>
-          <w:rFonts w:hint="eastAsia" w:eastAsia="宋体" w:ascii="Times New Roman" w:hAnsi="Times New Roman"/>
-        </w:rPr>
-        <w:t xml:space="preserve">现代企业,</w:t>
-      </w:r>
-      <w:r>
-        <w:rPr>
-          <w:rFonts w:eastAsia="宋体" w:ascii="Times New Roman" w:hAnsi="Times New Roman"/>
-        </w:rPr>
-        <w:t xml:space="preserve"> 2023(10): 84-86.</w:t>
-      </w:r>
-    </w:p>
-    <w:bookmarkEnd w:id="217"/>
-    <w:bookmarkStart w:id="218" w:name="ref-chen2024"/>
+        <w:t xml:space="preserve">[29] KUHN H W. The Hungarian method for the assignment problem[J]. Naval Research Logistics Quarterly, 1955, 2(1-2): 83-97.</w:t>
+      </w:r>
+    </w:p>
+    <w:bookmarkEnd w:id="220"/>
+    <w:bookmarkStart w:id="221" w:name="ref-kirkpatrick1983"/>
     <w:p>
       <w:pPr>
         <w:pStyle w:val="Bibliography"/>
@@ -45072,47 +45248,11 @@
         <w:rPr>
           <w:rFonts w:eastAsia="宋体" w:ascii="Times New Roman" w:hAnsi="Times New Roman"/>
         </w:rPr>
-        <w:t xml:space="preserve">[27] </w:t>
-      </w:r>
-      <w:r>
-        <w:rPr>
-          <w:rFonts w:hint="eastAsia" w:eastAsia="宋体" w:ascii="Times New Roman" w:hAnsi="Times New Roman"/>
-        </w:rPr>
-        <w:t xml:space="preserve">陈兆兆.</w:t>
-      </w:r>
-      <w:r>
-        <w:rPr>
-          <w:rFonts w:eastAsia="宋体" w:ascii="Times New Roman" w:hAnsi="Times New Roman"/>
-        </w:rPr>
-        <w:t xml:space="preserve"> </w:t>
-      </w:r>
-      <w:r>
-        <w:rPr>
-          <w:rFonts w:hint="eastAsia" w:eastAsia="宋体" w:ascii="Times New Roman" w:hAnsi="Times New Roman"/>
-        </w:rPr>
-        <w:t xml:space="preserve">集采趋势下药企的成本控制策略[J].</w:t>
-      </w:r>
-      <w:r>
-        <w:rPr>
-          <w:rFonts w:eastAsia="宋体" w:ascii="Times New Roman" w:hAnsi="Times New Roman"/>
-        </w:rPr>
-        <w:t xml:space="preserve"> </w:t>
-      </w:r>
-      <w:r>
-        <w:rPr>
-          <w:rFonts w:hint="eastAsia" w:eastAsia="宋体" w:ascii="Times New Roman" w:hAnsi="Times New Roman"/>
-        </w:rPr>
-        <w:t xml:space="preserve">中国市场,</w:t>
-      </w:r>
-      <w:r>
-        <w:rPr>
-          <w:rFonts w:eastAsia="宋体" w:ascii="Times New Roman" w:hAnsi="Times New Roman"/>
-        </w:rPr>
-        <w:t xml:space="preserve"> 2024(15): 162-164.</w:t>
-      </w:r>
-    </w:p>
-    <w:bookmarkEnd w:id="218"/>
-    <w:bookmarkStart w:id="219" w:name="ref-nhsa-nrdl2024"/>
+        <w:t xml:space="preserve">[30] KIRKPATRICK S, GELATT C D, VECCHI M P. Optimization by simulated annealing[J]. Science, 1983, 220(4598): 671-680.</w:t>
+      </w:r>
+    </w:p>
+    <w:bookmarkEnd w:id="221"/>
+    <w:bookmarkStart w:id="222" w:name="ref-aon2025sfe"/>
     <w:p>
       <w:pPr>
         <w:pStyle w:val="Bibliography"/>
@@ -45121,178 +45261,12 @@
         <w:rPr>
           <w:rFonts w:eastAsia="宋体" w:ascii="Times New Roman" w:hAnsi="Times New Roman"/>
         </w:rPr>
-        <w:t xml:space="preserve">[28] </w:t>
-      </w:r>
-      <w:r>
-        <w:rPr>
-          <w:rFonts w:hint="eastAsia" w:eastAsia="宋体" w:ascii="Times New Roman" w:hAnsi="Times New Roman"/>
-        </w:rPr>
-        <w:t xml:space="preserve">国家医疗保障局.</w:t>
-      </w:r>
-      <w:r>
-        <w:rPr>
-          <w:rFonts w:eastAsia="宋体" w:ascii="Times New Roman" w:hAnsi="Times New Roman"/>
-        </w:rPr>
-        <w:t xml:space="preserve"> </w:t>
-      </w:r>
-      <w:r>
-        <w:rPr>
-          <w:rFonts w:hint="eastAsia" w:eastAsia="宋体" w:ascii="Times New Roman" w:hAnsi="Times New Roman"/>
-        </w:rPr>
-        <w:t xml:space="preserve">国家医保药品目录调整工作方案[Z].</w:t>
-      </w:r>
-      <w:r>
-        <w:rPr>
-          <w:rFonts w:eastAsia="宋体" w:ascii="Times New Roman" w:hAnsi="Times New Roman"/>
-        </w:rPr>
-        <w:t xml:space="preserve"> </w:t>
-      </w:r>
-      <w:r>
-        <w:rPr>
-          <w:rFonts w:hint="eastAsia" w:eastAsia="宋体" w:ascii="Times New Roman" w:hAnsi="Times New Roman"/>
-        </w:rPr>
-        <w:t xml:space="preserve">政策文件,</w:t>
-      </w:r>
-      <w:r>
-        <w:rPr>
-          <w:rFonts w:eastAsia="宋体" w:ascii="Times New Roman" w:hAnsi="Times New Roman"/>
-        </w:rPr>
-        <w:t xml:space="preserve"> 2024.</w:t>
-      </w:r>
-    </w:p>
-    <w:bookmarkEnd w:id="219"/>
-    <w:bookmarkStart w:id="220" w:name="ref-mr2026"/>
-    <w:p>
-      <w:pPr>
-        <w:pStyle w:val="Bibliography"/>
-      </w:pPr>
-      <w:r>
-        <w:rPr>
-          <w:rFonts w:eastAsia="宋体" w:ascii="Times New Roman" w:hAnsi="Times New Roman"/>
-        </w:rPr>
-        <w:t xml:space="preserve">[29]</w:t>
-      </w:r>
-      <w:r>
-        <w:rPr>
-          <w:rFonts w:eastAsia="宋体" w:ascii="Times New Roman" w:hAnsi="Times New Roman"/>
-        </w:rPr>
-        <w:t xml:space="preserve"> </w:t>
-      </w:r>
-      <w:r>
-        <w:rPr>
-          <w:rFonts w:hint="eastAsia" w:eastAsia="宋体" w:ascii="Times New Roman" w:hAnsi="Times New Roman"/>
-        </w:rPr>
-        <w:t xml:space="preserve">国家市场监督管理总局,</w:t>
-      </w:r>
-      <w:r>
-        <w:rPr>
-          <w:rFonts w:eastAsia="宋体" w:ascii="Times New Roman" w:hAnsi="Times New Roman"/>
-        </w:rPr>
-        <w:t xml:space="preserve"> </w:t>
-      </w:r>
-      <w:r>
-        <w:rPr>
-          <w:rFonts w:hint="eastAsia" w:eastAsia="宋体" w:ascii="Times New Roman" w:hAnsi="Times New Roman"/>
-        </w:rPr>
-        <w:t xml:space="preserve">国家卫生健康委员会,</w:t>
-      </w:r>
-      <w:r>
-        <w:rPr>
-          <w:rFonts w:eastAsia="宋体" w:ascii="Times New Roman" w:hAnsi="Times New Roman"/>
-        </w:rPr>
-        <w:t xml:space="preserve"> </w:t>
-      </w:r>
-      <w:r>
-        <w:rPr>
-          <w:rFonts w:hint="eastAsia" w:eastAsia="宋体" w:ascii="Times New Roman" w:hAnsi="Times New Roman"/>
-        </w:rPr>
-        <w:t xml:space="preserve">国家药品监督管理局,</w:t>
-      </w:r>
-      <w:r>
-        <w:rPr>
-          <w:rFonts w:eastAsia="宋体" w:ascii="Times New Roman" w:hAnsi="Times New Roman"/>
-        </w:rPr>
-        <w:t xml:space="preserve"> </w:t>
-      </w:r>
-      <w:r>
-        <w:rPr>
-          <w:rFonts w:hint="eastAsia" w:eastAsia="宋体" w:ascii="Times New Roman" w:hAnsi="Times New Roman"/>
-        </w:rPr>
-        <w:t xml:space="preserve">等</w:t>
-      </w:r>
-      <w:r>
-        <w:rPr>
-          <w:rFonts w:eastAsia="宋体" w:ascii="Times New Roman" w:hAnsi="Times New Roman"/>
-        </w:rPr>
-        <w:t xml:space="preserve">. </w:t>
-      </w:r>
-      <w:r>
-        <w:rPr>
-          <w:rFonts w:hint="eastAsia" w:eastAsia="宋体" w:ascii="Times New Roman" w:hAnsi="Times New Roman"/>
-        </w:rPr>
-        <w:t xml:space="preserve">医药代表管理办法[Z].</w:t>
-      </w:r>
-      <w:r>
-        <w:rPr>
-          <w:rFonts w:eastAsia="宋体" w:ascii="Times New Roman" w:hAnsi="Times New Roman"/>
-        </w:rPr>
-        <w:t xml:space="preserve"> </w:t>
-      </w:r>
-      <w:r>
-        <w:rPr>
-          <w:rFonts w:hint="eastAsia" w:eastAsia="宋体" w:ascii="Times New Roman" w:hAnsi="Times New Roman"/>
-        </w:rPr>
-        <w:t xml:space="preserve">七部门联合发布,</w:t>
-      </w:r>
-      <w:r>
-        <w:rPr>
-          <w:rFonts w:eastAsia="宋体" w:ascii="Times New Roman" w:hAnsi="Times New Roman"/>
-        </w:rPr>
-        <w:t xml:space="preserve"> 2026.</w:t>
-      </w:r>
-    </w:p>
-    <w:bookmarkEnd w:id="220"/>
-    <w:bookmarkStart w:id="221" w:name="ref-kuhn1955"/>
-    <w:p>
-      <w:pPr>
-        <w:pStyle w:val="Bibliography"/>
-      </w:pPr>
-      <w:r>
-        <w:rPr>
-          <w:rFonts w:eastAsia="宋体" w:ascii="Times New Roman" w:hAnsi="Times New Roman"/>
-        </w:rPr>
-        <w:t xml:space="preserve">[30] KUHN H W. The Hungarian method for the assignment problem[J]. Naval Research Logistics Quarterly, 1955, 2(1-2): 83-97.</w:t>
-      </w:r>
-    </w:p>
-    <w:bookmarkEnd w:id="221"/>
-    <w:bookmarkStart w:id="222" w:name="ref-kirkpatrick1983"/>
-    <w:p>
-      <w:pPr>
-        <w:pStyle w:val="Bibliography"/>
-      </w:pPr>
-      <w:r>
-        <w:rPr>
-          <w:rFonts w:eastAsia="宋体" w:ascii="Times New Roman" w:hAnsi="Times New Roman"/>
-        </w:rPr>
-        <w:t xml:space="preserve">[31] KIRKPATRICK S, GELATT C D, VECCHI M P. Optimization by simulated annealing[J]. Science, 1983, 220(4598): 671-680.</w:t>
+        <w:t xml:space="preserve">[31] AON. 2025 Pharmaceutical Industry Sales Productivity &amp; ROI Survey Report[R]. Aon plc, 2025.</w:t>
       </w:r>
     </w:p>
     <w:bookmarkEnd w:id="222"/>
-    <w:bookmarkStart w:id="223" w:name="ref-aon2025sfe"/>
-    <w:p>
-      <w:pPr>
-        <w:pStyle w:val="Bibliography"/>
-      </w:pPr>
-      <w:r>
-        <w:rPr>
-          <w:rFonts w:eastAsia="宋体" w:ascii="Times New Roman" w:hAnsi="Times New Roman"/>
-        </w:rPr>
-        <w:t xml:space="preserve">[32] AON. 2025 Pharmaceutical Industry Sales Productivity &amp; ROI Survey Report[R]. Aon plc, 2025.</w:t>
-      </w:r>
-    </w:p>
     <w:bookmarkEnd w:id="223"/>
     <w:bookmarkEnd w:id="224"/>
-    <w:bookmarkEnd w:id="225"/>
     <w:sectPr>
       <w:footerReference w:type="default" r:id="rId34"/>
       <w:headerReference w:type="default" r:id="rId19"/>

--- a/docs/thesis.docx
+++ b/docs/thesis.docx
@@ -2272,7 +2272,7 @@
         <w:rPr>
           <w:rFonts w:eastAsia="宋体" w:ascii="Times New Roman" w:hAnsi="Times New Roman"/>
         </w:rPr>
-        <w:t xml:space="preserve"> 3.2-3.4 </w:t>
+        <w:t xml:space="preserve"> 3.2-3.3 </w:t>
       </w:r>
       <w:r>
         <w:rPr>
@@ -4766,7 +4766,7 @@
     </w:p>
     <w:bookmarkEnd w:id="49"/>
     <w:bookmarkEnd w:id="50"/>
-    <w:bookmarkStart w:id="95" w:name="第三章-制药企业-sfe-辖区管理痛点的行业调研验证"/>
+    <w:bookmarkStart w:id="94" w:name="第三章-制药企业-sfe-辖区管理痛点的行业调研验证"/>
     <w:p>
       <w:pPr>
         <w:sectPr>
@@ -5525,31 +5525,31 @@
         <w:rPr>
           <w:rFonts w:hint="eastAsia" w:eastAsia="宋体" w:ascii="Times New Roman" w:hAnsi="Times New Roman"/>
         </w:rPr>
-        <w:t xml:space="preserve">3-3）。每位代表所需承载的业务体量从</w:t>
-      </w:r>
-      <w:r>
-        <w:rPr>
-          <w:rFonts w:eastAsia="宋体" w:ascii="Times New Roman" w:hAnsi="Times New Roman"/>
-        </w:rPr>
-        <w:t xml:space="preserve"> 0.45 </w:t>
-      </w:r>
-      <w:r>
-        <w:rPr>
-          <w:rFonts w:hint="eastAsia" w:eastAsia="宋体" w:ascii="Times New Roman" w:hAnsi="Times New Roman"/>
-        </w:rPr>
-        <w:t xml:space="preserve">亿元/人提升到</w:t>
-      </w:r>
-      <w:r>
-        <w:rPr>
-          <w:rFonts w:eastAsia="宋体" w:ascii="Times New Roman" w:hAnsi="Times New Roman"/>
-        </w:rPr>
-        <w:t xml:space="preserve"> 0.73 </w:t>
-      </w:r>
-      <w:r>
-        <w:rPr>
-          <w:rFonts w:hint="eastAsia" w:eastAsia="宋体" w:ascii="Times New Roman" w:hAnsi="Times New Roman"/>
-        </w:rPr>
-        <w:t xml:space="preserve">亿元/人，工作负荷增加</w:t>
+        <w:t xml:space="preserve">3-3）。每位代表所需承载的业务体量从约</w:t>
+      </w:r>
+      <w:r>
+        <w:rPr>
+          <w:rFonts w:eastAsia="宋体" w:ascii="Times New Roman" w:hAnsi="Times New Roman"/>
+        </w:rPr>
+        <w:t xml:space="preserve"> 446 </w:t>
+      </w:r>
+      <w:r>
+        <w:rPr>
+          <w:rFonts w:hint="eastAsia" w:eastAsia="宋体" w:ascii="Times New Roman" w:hAnsi="Times New Roman"/>
+        </w:rPr>
+        <w:t xml:space="preserve">万元/人提升到约</w:t>
+      </w:r>
+      <w:r>
+        <w:rPr>
+          <w:rFonts w:eastAsia="宋体" w:ascii="Times New Roman" w:hAnsi="Times New Roman"/>
+        </w:rPr>
+        <w:t xml:space="preserve"> 726 </w:t>
+      </w:r>
+      <w:r>
+        <w:rPr>
+          <w:rFonts w:hint="eastAsia" w:eastAsia="宋体" w:ascii="Times New Roman" w:hAnsi="Times New Roman"/>
+        </w:rPr>
+        <w:t xml:space="preserve">万元/人，工作负荷增加</w:t>
       </w:r>
       <w:r>
         <w:rPr>
@@ -5876,55 +5876,7 @@
         <w:rPr>
           <w:rFonts w:hint="eastAsia" w:eastAsia="宋体" w:ascii="Times New Roman" w:hAnsi="Times New Roman"/>
         </w:rPr>
-        <w:t xml:space="preserve">系统认知的从业者总量有限，且调研内容兼具量化判断与定性挖掘的双重性质，本研究采用以深度访谈为主、问卷量化验证为辅的研究方法。深度访谈用以挖掘判断背后的业务逻辑与少数派观点（例如”为什么大医院要被多人共同覆盖”在管理层面的实际挑战）；问卷量化则用以收敛业务侧对关键阈值、权重、优先级的具体判断，作为算法参数取值的实证锚点。这一方法组合在管理学小样本研究中较为常见——例如《S</w:t>
-      </w:r>
-      <w:r>
-        <w:rPr>
-          <w:rFonts w:eastAsia="宋体" w:ascii="Times New Roman" w:hAnsi="Times New Roman"/>
-        </w:rPr>
-        <w:t xml:space="preserve"> </w:t>
-      </w:r>
-      <w:r>
-        <w:rPr>
-          <w:rFonts w:hint="eastAsia" w:eastAsia="宋体" w:ascii="Times New Roman" w:hAnsi="Times New Roman"/>
-        </w:rPr>
-        <w:t xml:space="preserve">公司技能型人才的激励优化研究》采用了</w:t>
-      </w:r>
-      <w:r>
-        <w:rPr>
-          <w:rFonts w:eastAsia="宋体" w:ascii="Times New Roman" w:hAnsi="Times New Roman"/>
-        </w:rPr>
-        <w:t xml:space="preserve"> 16 </w:t>
-      </w:r>
-      <w:r>
-        <w:rPr>
-          <w:rFonts w:hint="eastAsia" w:eastAsia="宋体" w:ascii="Times New Roman" w:hAnsi="Times New Roman"/>
-        </w:rPr>
-        <w:t xml:space="preserve">名访谈对象，《N</w:t>
-      </w:r>
-      <w:r>
-        <w:rPr>
-          <w:rFonts w:eastAsia="宋体" w:ascii="Times New Roman" w:hAnsi="Times New Roman"/>
-        </w:rPr>
-        <w:t xml:space="preserve"> </w:t>
-      </w:r>
-      <w:r>
-        <w:rPr>
-          <w:rFonts w:hint="eastAsia" w:eastAsia="宋体" w:ascii="Times New Roman" w:hAnsi="Times New Roman"/>
-        </w:rPr>
-        <w:t xml:space="preserve">公司项目人才管理研究》采用了</w:t>
-      </w:r>
-      <w:r>
-        <w:rPr>
-          <w:rFonts w:eastAsia="宋体" w:ascii="Times New Roman" w:hAnsi="Times New Roman"/>
-        </w:rPr>
-        <w:t xml:space="preserve"> 8 </w:t>
-      </w:r>
-      <w:r>
-        <w:rPr>
-          <w:rFonts w:hint="eastAsia" w:eastAsia="宋体" w:ascii="Times New Roman" w:hAnsi="Times New Roman"/>
-        </w:rPr>
-        <w:t xml:space="preserve">名访谈对象，本研究的</w:t>
+        <w:t xml:space="preserve">系统认知的从业者总量有限，且调研内容兼具量化判断与定性挖掘的双重性质，本研究采用以深度访谈为主、问卷量化验证为辅的研究方法。深度访谈用以挖掘判断背后的业务逻辑与少数派观点（例如”为什么大医院要被多人共同覆盖”在管理层面的实际挑战）；问卷量化则用以收敛业务侧对关键阈值、权重、优先级的具体判断，作为算法参数取值的实证锚点。这一方法组合在管理学小样本质性研究中较为常见——此类研究通常以个位数到十余位具备专业经验的受访者为对象，重在挖掘判断背后的逻辑而非追求统计代表性，本研究的</w:t>
       </w:r>
       <w:r>
         <w:rPr>
@@ -5936,7 +5888,7 @@
         <w:rPr>
           <w:rFonts w:hint="eastAsia" w:eastAsia="宋体" w:ascii="Times New Roman" w:hAnsi="Times New Roman"/>
         </w:rPr>
-        <w:t xml:space="preserve">人样本与之相当。</w:t>
+        <w:t xml:space="preserve">人样本规模与之相当。</w:t>
       </w:r>
     </w:p>
     <w:bookmarkEnd w:id="64"/>
@@ -7153,115 +7105,7 @@
         <w:rPr>
           <w:rFonts w:hint="eastAsia" w:eastAsia="宋体" w:ascii="Times New Roman" w:hAnsi="Times New Roman"/>
         </w:rPr>
-        <w:t xml:space="preserve">数量与市场份额作为补充信号，可在数据可得性允许时纳入潜力子指标的计算。这一调研结论与第四章</w:t>
-      </w:r>
-      <w:r>
-        <w:rPr>
-          <w:rFonts w:eastAsia="宋体" w:ascii="Times New Roman" w:hAnsi="Times New Roman"/>
-        </w:rPr>
-        <w:t xml:space="preserve"> 4.2 </w:t>
-      </w:r>
-      <w:r>
-        <w:rPr>
-          <w:rFonts w:hint="eastAsia" w:eastAsia="宋体" w:ascii="Times New Roman" w:hAnsi="Times New Roman"/>
-        </w:rPr>
-        <w:t xml:space="preserve">节的</w:t>
-      </w:r>
-      <w:r>
-        <w:rPr>
-          <w:rFonts w:eastAsia="宋体" w:ascii="Times New Roman" w:hAnsi="Times New Roman"/>
-        </w:rPr>
-        <w:t xml:space="preserve"> Index </w:t>
-      </w:r>
-      <w:r>
-        <w:rPr>
-          <w:rFonts w:hint="eastAsia" w:eastAsia="宋体" w:ascii="Times New Roman" w:hAnsi="Times New Roman"/>
-        </w:rPr>
-        <w:t xml:space="preserve">设计高度一致：本研究构建的</w:t>
-      </w:r>
-      <w:r>
-        <w:rPr>
-          <w:rFonts w:eastAsia="宋体" w:ascii="Times New Roman" w:hAnsi="Times New Roman"/>
-        </w:rPr>
-        <w:t xml:space="preserve"> Index </w:t>
-      </w:r>
-      <w:r>
-        <w:rPr>
-          <w:rFonts w:hint="eastAsia" w:eastAsia="宋体" w:ascii="Times New Roman" w:hAnsi="Times New Roman"/>
-        </w:rPr>
-        <w:t xml:space="preserve">采用销量</w:t>
-      </w:r>
-      <w:r>
-        <w:rPr>
-          <w:rFonts w:eastAsia="宋体" w:ascii="Times New Roman" w:hAnsi="Times New Roman"/>
-        </w:rPr>
-        <w:t xml:space="preserve"> 60% + </w:t>
-      </w:r>
-      <w:r>
-        <w:rPr>
-          <w:rFonts w:hint="eastAsia" w:eastAsia="宋体" w:ascii="Times New Roman" w:hAnsi="Times New Roman"/>
-        </w:rPr>
-        <w:t xml:space="preserve">潜力</w:t>
-      </w:r>
-      <w:r>
-        <w:rPr>
-          <w:rFonts w:eastAsia="宋体" w:ascii="Times New Roman" w:hAnsi="Times New Roman"/>
-        </w:rPr>
-        <w:t xml:space="preserve"> 40% </w:t>
-      </w:r>
-      <w:r>
-        <w:rPr>
-          <w:rFonts w:hint="eastAsia" w:eastAsia="宋体" w:ascii="Times New Roman" w:hAnsi="Times New Roman"/>
-        </w:rPr>
-        <w:t xml:space="preserve">的简化结构，比例与调研均值</w:t>
-      </w:r>
-      <w:r>
-        <w:rPr>
-          <w:rFonts w:eastAsia="宋体" w:ascii="Times New Roman" w:hAnsi="Times New Roman"/>
-        </w:rPr>
-        <w:t xml:space="preserve"> 52:32 </w:t>
-      </w:r>
-      <w:r>
-        <w:rPr>
-          <w:rFonts w:hint="eastAsia" w:eastAsia="宋体" w:ascii="Times New Roman" w:hAnsi="Times New Roman"/>
-        </w:rPr>
-        <w:t xml:space="preserve">在四舍五入到</w:t>
-      </w:r>
-      <w:r>
-        <w:rPr>
-          <w:rFonts w:eastAsia="宋体" w:ascii="Times New Roman" w:hAnsi="Times New Roman"/>
-        </w:rPr>
-        <w:t xml:space="preserve"> 60:40 </w:t>
-      </w:r>
-      <w:r>
-        <w:rPr>
-          <w:rFonts w:hint="eastAsia" w:eastAsia="宋体" w:ascii="Times New Roman" w:hAnsi="Times New Roman"/>
-        </w:rPr>
-        <w:t xml:space="preserve">整数刻度上吻合；HCP</w:t>
-      </w:r>
-      <w:r>
-        <w:rPr>
-          <w:rFonts w:eastAsia="宋体" w:ascii="Times New Roman" w:hAnsi="Times New Roman"/>
-        </w:rPr>
-        <w:t xml:space="preserve"> </w:t>
-      </w:r>
-      <w:r>
-        <w:rPr>
-          <w:rFonts w:hint="eastAsia" w:eastAsia="宋体" w:ascii="Times New Roman" w:hAnsi="Times New Roman"/>
-        </w:rPr>
-        <w:t xml:space="preserve">数量与医院市场份额则通过</w:t>
-      </w:r>
-      <w:r>
-        <w:rPr>
-          <w:rFonts w:eastAsia="宋体" w:ascii="Times New Roman" w:hAnsi="Times New Roman"/>
-        </w:rPr>
-        <w:t xml:space="preserve"> IQVIA </w:t>
-      </w:r>
-      <w:r>
-        <w:rPr>
-          <w:rFonts w:hint="eastAsia" w:eastAsia="宋体" w:ascii="Times New Roman" w:hAnsi="Times New Roman"/>
-        </w:rPr>
-        <w:t xml:space="preserve">流向数据与标杆指标系数折算到潜力子指标。</w:t>
+        <w:t xml:space="preserve">数量与医院市场份额作为补充信号，可通过折算的方式融入潜力因子中。</w:t>
       </w:r>
     </w:p>
     <w:bookmarkEnd w:id="73"/>
@@ -7421,7 +7265,7 @@
       <w:r>
         <w:drawing>
           <wp:inline>
-            <wp:extent cx="5421085" cy="5720937"/>
+            <wp:extent cx="3966019" cy="4185389"/>
             <wp:effectExtent b="0" l="0" r="0" t="0"/>
             <wp:docPr descr="图 3-6 七项核心考量因素重要性（5 分制均值）" title="" id="75" name="Picture"/>
             <a:graphic>
@@ -7442,7 +7286,7 @@
                   <pic:spPr bwMode="auto">
                     <a:xfrm>
                       <a:off x="0" y="0"/>
-                      <a:ext cx="5421085" cy="5720937"/>
+                      <a:ext cx="3966019" cy="4185389"/>
                     </a:xfrm>
                     <a:prstGeom prst="rect">
                       <a:avLst/>
@@ -7605,7 +7449,7 @@
         <w:rPr>
           <w:rFonts w:eastAsia="宋体" w:ascii="Times New Roman" w:hAnsi="Times New Roman"/>
         </w:rPr>
-        <w:t xml:space="preserve"> 4.3 </w:t>
+        <w:t xml:space="preserve"> 4.4 </w:t>
       </w:r>
       <w:r>
         <w:rPr>
@@ -7778,7 +7622,7 @@
         <w:rPr>
           <w:rFonts w:eastAsia="宋体" w:ascii="Times New Roman" w:hAnsi="Times New Roman"/>
         </w:rPr>
-        <w:t xml:space="preserve"> 4.2.3 </w:t>
+        <w:t xml:space="preserve"> 4.3.3 </w:t>
       </w:r>
       <w:r>
         <w:rPr>
@@ -7906,7 +7750,7 @@
         <w:rPr>
           <w:rFonts w:eastAsia="宋体" w:ascii="Times New Roman" w:hAnsi="Times New Roman"/>
         </w:rPr>
-        <w:t xml:space="preserve"> 50% </w:t>
+        <w:t xml:space="preserve"> 8% </w:t>
       </w:r>
       <w:r>
         <w:rPr>
@@ -7918,6 +7762,30 @@
         <w:rPr>
           <w:rFonts w:eastAsia="宋体" w:ascii="Times New Roman" w:hAnsi="Times New Roman"/>
         </w:rPr>
+        <w:t xml:space="preserve"> 1 </w:t>
+      </w:r>
+      <w:r>
+        <w:rPr>
+          <w:rFonts w:hint="eastAsia" w:eastAsia="宋体" w:ascii="Times New Roman" w:hAnsi="Times New Roman"/>
+        </w:rPr>
+        <w:t xml:space="preserve">个城市，50%</w:t>
+      </w:r>
+      <w:r>
+        <w:rPr>
+          <w:rFonts w:eastAsia="宋体" w:ascii="Times New Roman" w:hAnsi="Times New Roman"/>
+        </w:rPr>
+        <w:t xml:space="preserve"> </w:t>
+      </w:r>
+      <w:r>
+        <w:rPr>
+          <w:rFonts w:hint="eastAsia" w:eastAsia="宋体" w:ascii="Times New Roman" w:hAnsi="Times New Roman"/>
+        </w:rPr>
+        <w:t xml:space="preserve">选择</w:t>
+      </w:r>
+      <w:r>
+        <w:rPr>
+          <w:rFonts w:eastAsia="宋体" w:ascii="Times New Roman" w:hAnsi="Times New Roman"/>
+        </w:rPr>
         <w:t xml:space="preserve"> 2-3 </w:t>
       </w:r>
       <w:r>
@@ -7990,7 +7858,7 @@
         <w:rPr>
           <w:rFonts w:eastAsia="宋体" w:ascii="Times New Roman" w:hAnsi="Times New Roman"/>
         </w:rPr>
-        <w:t xml:space="preserve"> 83% </w:t>
+        <w:t xml:space="preserve"> 91% </w:t>
       </w:r>
       <w:r>
         <w:rPr>
@@ -8026,7 +7894,7 @@
         <w:rPr>
           <w:rFonts w:eastAsia="宋体" w:ascii="Times New Roman" w:hAnsi="Times New Roman"/>
         </w:rPr>
-        <w:t xml:space="preserve"> 4.3.3 </w:t>
+        <w:t xml:space="preserve"> 4.4.3 </w:t>
       </w:r>
       <w:r>
         <w:rPr>
@@ -8244,19 +8112,67 @@
         <w:rPr>
           <w:rFonts w:hint="eastAsia" w:eastAsia="宋体" w:ascii="Times New Roman" w:hAnsi="Times New Roman"/>
         </w:rPr>
-        <w:t xml:space="preserve">±10%（图</w:t>
-      </w:r>
-      <w:r>
-        <w:rPr>
-          <w:rFonts w:eastAsia="宋体" w:ascii="Times New Roman" w:hAnsi="Times New Roman"/>
-        </w:rPr>
-        <w:t xml:space="preserve"> </w:t>
-      </w:r>
-      <w:r>
-        <w:rPr>
-          <w:rFonts w:hint="eastAsia" w:eastAsia="宋体" w:ascii="Times New Roman" w:hAnsi="Times New Roman"/>
-        </w:rPr>
-        <w:t xml:space="preserve">3-9）。累计</w:t>
+        <w:t xml:space="preserve">±10%，无人选择更严的</w:t>
+      </w:r>
+      <w:r>
+        <w:rPr>
+          <w:rFonts w:eastAsia="宋体" w:ascii="Times New Roman" w:hAnsi="Times New Roman"/>
+        </w:rPr>
+        <w:t xml:space="preserve"> ±5% </w:t>
+      </w:r>
+      <w:r>
+        <w:rPr>
+          <w:rFonts w:hint="eastAsia" w:eastAsia="宋体" w:ascii="Times New Roman" w:hAnsi="Times New Roman"/>
+        </w:rPr>
+        <w:t xml:space="preserve">或更松的</w:t>
+      </w:r>
+      <w:r>
+        <w:rPr>
+          <w:rFonts w:eastAsia="宋体" w:ascii="Times New Roman" w:hAnsi="Times New Roman"/>
+        </w:rPr>
+        <w:t xml:space="preserve"> </w:t>
+      </w:r>
+      <w:r>
+        <w:rPr>
+          <w:rFonts w:hint="eastAsia" w:eastAsia="宋体" w:ascii="Times New Roman" w:hAnsi="Times New Roman"/>
+        </w:rPr>
+        <w:t xml:space="preserve">±30%（图</w:t>
+      </w:r>
+      <w:r>
+        <w:rPr>
+          <w:rFonts w:eastAsia="宋体" w:ascii="Times New Roman" w:hAnsi="Times New Roman"/>
+        </w:rPr>
+        <w:t xml:space="preserve"> </w:t>
+      </w:r>
+      <w:r>
+        <w:rPr>
+          <w:rFonts w:hint="eastAsia" w:eastAsia="宋体" w:ascii="Times New Roman" w:hAnsi="Times New Roman"/>
+        </w:rPr>
+        <w:t xml:space="preserve">3-9）。全部受访者的容忍带都落在</w:t>
+      </w:r>
+      <w:r>
+        <w:rPr>
+          <w:rFonts w:eastAsia="宋体" w:ascii="Times New Roman" w:hAnsi="Times New Roman"/>
+        </w:rPr>
+        <w:t xml:space="preserve"> ±10% </w:t>
+      </w:r>
+      <w:r>
+        <w:rPr>
+          <w:rFonts w:hint="eastAsia" w:eastAsia="宋体" w:ascii="Times New Roman" w:hAnsi="Times New Roman"/>
+        </w:rPr>
+        <w:t xml:space="preserve">至</w:t>
+      </w:r>
+      <w:r>
+        <w:rPr>
+          <w:rFonts w:eastAsia="宋体" w:ascii="Times New Roman" w:hAnsi="Times New Roman"/>
+        </w:rPr>
+        <w:t xml:space="preserve"> ±20% </w:t>
+      </w:r>
+      <w:r>
+        <w:rPr>
+          <w:rFonts w:hint="eastAsia" w:eastAsia="宋体" w:ascii="Times New Roman" w:hAnsi="Times New Roman"/>
+        </w:rPr>
+        <w:t xml:space="preserve">区间内，其中累计</w:t>
       </w:r>
       <w:r>
         <w:rPr>
@@ -8268,67 +8184,19 @@
         <w:rPr>
           <w:rFonts w:hint="eastAsia" w:eastAsia="宋体" w:ascii="Times New Roman" w:hAnsi="Times New Roman"/>
         </w:rPr>
-        <w:t xml:space="preserve">的受访者将容忍带集中在</w:t>
-      </w:r>
-      <w:r>
-        <w:rPr>
-          <w:rFonts w:eastAsia="宋体" w:ascii="Times New Roman" w:hAnsi="Times New Roman"/>
-        </w:rPr>
-        <w:t xml:space="preserve"> ±10% </w:t>
-      </w:r>
-      <w:r>
-        <w:rPr>
-          <w:rFonts w:hint="eastAsia" w:eastAsia="宋体" w:ascii="Times New Roman" w:hAnsi="Times New Roman"/>
-        </w:rPr>
-        <w:t xml:space="preserve">至</w:t>
-      </w:r>
-      <w:r>
-        <w:rPr>
-          <w:rFonts w:eastAsia="宋体" w:ascii="Times New Roman" w:hAnsi="Times New Roman"/>
-        </w:rPr>
-        <w:t xml:space="preserve"> ±20% </w:t>
-      </w:r>
-      <w:r>
-        <w:rPr>
-          <w:rFonts w:hint="eastAsia" w:eastAsia="宋体" w:ascii="Times New Roman" w:hAnsi="Times New Roman"/>
-        </w:rPr>
-        <w:t xml:space="preserve">区间，本研究第四章</w:t>
-      </w:r>
-      <w:r>
-        <w:rPr>
-          <w:rFonts w:eastAsia="宋体" w:ascii="Times New Roman" w:hAnsi="Times New Roman"/>
-        </w:rPr>
-        <w:t xml:space="preserve"> 4.3.3 </w:t>
-      </w:r>
-      <w:r>
-        <w:rPr>
-          <w:rFonts w:hint="eastAsia" w:eastAsia="宋体" w:ascii="Times New Roman" w:hAnsi="Times New Roman"/>
-        </w:rPr>
-        <w:t xml:space="preserve">节采用的</w:t>
-      </w:r>
-      <w:r>
-        <w:rPr>
-          <w:rFonts w:eastAsia="宋体" w:ascii="Times New Roman" w:hAnsi="Times New Roman"/>
-        </w:rPr>
-        <w:t xml:space="preserve"> ±20% </w:t>
-      </w:r>
-      <w:r>
-        <w:rPr>
-          <w:rFonts w:hint="eastAsia" w:eastAsia="宋体" w:ascii="Times New Roman" w:hAnsi="Times New Roman"/>
-        </w:rPr>
-        <w:t xml:space="preserve">阈值（即</w:t>
-      </w:r>
-      <w:r>
-        <w:rPr>
-          <w:rFonts w:eastAsia="宋体" w:ascii="Times New Roman" w:hAnsi="Times New Roman"/>
-        </w:rPr>
-        <w:t xml:space="preserve"> 200 </w:t>
-      </w:r>
-      <w:r>
-        <w:rPr>
-          <w:rFonts w:hint="eastAsia" w:eastAsia="宋体" w:ascii="Times New Roman" w:hAnsi="Times New Roman"/>
-        </w:rPr>
-        <w:t xml:space="preserve">个</w:t>
+        <w:t xml:space="preserve">接受</w:t>
+      </w:r>
+      <w:r>
+        <w:rPr>
+          <w:rFonts w:eastAsia="宋体" w:ascii="Times New Roman" w:hAnsi="Times New Roman"/>
+        </w:rPr>
+        <w:t xml:space="preserve"> ±15% </w:t>
+      </w:r>
+      <w:r>
+        <w:rPr>
+          <w:rFonts w:hint="eastAsia" w:eastAsia="宋体" w:ascii="Times New Roman" w:hAnsi="Times New Roman"/>
+        </w:rPr>
+        <w:t xml:space="preserve">及更宽松的浮动。这一区间为算法的</w:t>
       </w:r>
       <w:r>
         <w:rPr>
@@ -8340,7 +8208,7 @@
         <w:rPr>
           <w:rFonts w:hint="eastAsia" w:eastAsia="宋体" w:ascii="Times New Roman" w:hAnsi="Times New Roman"/>
         </w:rPr>
-        <w:t xml:space="preserve">点）位于多数派的容忍上界——这一选择在保留充分均衡优化空间的同时，避免对算法施加过紧的硬性约束。</w:t>
+        <w:t xml:space="preserve">偏差软约束阈值设定提供了明确的业务参考。</w:t>
       </w:r>
     </w:p>
     <w:p>
@@ -8350,7 +8218,7 @@
       <w:r>
         <w:drawing>
           <wp:inline>
-            <wp:extent cx="5420210" cy="4008160"/>
+            <wp:extent cx="4329204" cy="3201379"/>
             <wp:effectExtent b="0" l="0" r="0" t="0"/>
             <wp:docPr descr="图 3-9 单辖区 Index 上下浮动容忍度分布（D2）" title="" id="85" name="Picture"/>
             <a:graphic>
@@ -8371,7 +8239,7 @@
                   <pic:spPr bwMode="auto">
                     <a:xfrm>
                       <a:off x="0" y="0"/>
-                      <a:ext cx="5420210" cy="4008160"/>
+                      <a:ext cx="4329204" cy="3201379"/>
                     </a:xfrm>
                     <a:prstGeom prst="rect">
                       <a:avLst/>
@@ -8762,7 +8630,7 @@
         <w:rPr>
           <w:rFonts w:eastAsia="宋体" w:ascii="Times New Roman" w:hAnsi="Times New Roman"/>
         </w:rPr>
-        <w:t xml:space="preserve"> 4.4 </w:t>
+        <w:t xml:space="preserve"> 4.5 </w:t>
       </w:r>
       <w:r>
         <w:rPr>
@@ -8791,12 +8659,12 @@
         <w:rPr>
           <w:rFonts w:hint="eastAsia" w:eastAsia="宋体" w:ascii="Times New Roman" w:hAnsi="Times New Roman"/>
         </w:rPr>
-        <w:t xml:space="preserve">偏好人机协同的结果有更深远的含义：访谈中多位受访者反复强调”算法工具必须可解释、可干预，单纯黑盒输出全局最优在业务上是不可接受的”。这一诉求为第六章商业化设计中”人机协同决策机制”提供了直接的业务背书——算法负责大规模数据计算与多目标优化，业务管理者基于算法输出进行微调与最终决策，把无法量化的业务经验和人际因素纳入考量。</w:t>
+        <w:t xml:space="preserve">偏好人机协同的结果有更深远的含义：访谈中多位受访者反复强调”算法工具必须可解释、可干预，单纯黑盒输出全局最优在业务上是不可接受的”。这表明业务侧理想的决策范式是——算法负责大规模数据计算与多目标优化，业务管理者基于算法输出进行微调与最终决策，把无法量化的业务经验和人际因素纳入考量。</w:t>
       </w:r>
     </w:p>
     <w:bookmarkEnd w:id="91"/>
     <w:bookmarkEnd w:id="92"/>
-    <w:bookmarkStart w:id="93" w:name="调研结论与算法需求清单"/>
+    <w:bookmarkStart w:id="93" w:name="本章小结-2"/>
     <w:p>
       <w:pPr>
         <w:pStyle w:val="Heading2"/>
@@ -8811,7 +8679,7 @@
         <w:rPr>
           <w:rFonts w:hint="eastAsia" w:eastAsia="黑体" w:ascii="Times New Roman" w:hAnsi="Times New Roman"/>
         </w:rPr>
-        <w:t xml:space="preserve">调研结论与算法需求清单</w:t>
+        <w:t xml:space="preserve">本章小结</w:t>
       </w:r>
     </w:p>
     <w:p>
@@ -8822,7 +8690,183 @@
         <w:rPr>
           <w:rFonts w:hint="eastAsia" w:eastAsia="宋体" w:ascii="Times New Roman" w:hAnsi="Times New Roman"/>
         </w:rPr>
-        <w:t xml:space="preserve">把</w:t>
+        <w:t xml:space="preserve">本章先以简练笔触回顾了制药企业</w:t>
+      </w:r>
+      <w:r>
+        <w:rPr>
+          <w:rFonts w:eastAsia="宋体" w:ascii="Times New Roman" w:hAnsi="Times New Roman"/>
+        </w:rPr>
+        <w:t xml:space="preserve"> SFE </w:t>
+      </w:r>
+      <w:r>
+        <w:rPr>
+          <w:rFonts w:hint="eastAsia" w:eastAsia="宋体" w:ascii="Times New Roman" w:hAnsi="Times New Roman"/>
+        </w:rPr>
+        <w:t xml:space="preserve">辖区管理面对的政策三重压力（集采常态化、医保谈判机制化、医药反腐深水化）以及现行手工与商业化</w:t>
+      </w:r>
+      <w:r>
+        <w:rPr>
+          <w:rFonts w:eastAsia="宋体" w:ascii="Times New Roman" w:hAnsi="Times New Roman"/>
+        </w:rPr>
+        <w:t xml:space="preserve"> SaaS </w:t>
+      </w:r>
+      <w:r>
+        <w:rPr>
+          <w:rFonts w:hint="eastAsia" w:eastAsia="宋体" w:ascii="Times New Roman" w:hAnsi="Times New Roman"/>
+        </w:rPr>
+        <w:t xml:space="preserve">两条路径的局限性，确认这些痛点不是个别企业的孤立问题；继而通过一轮针对</w:t>
+      </w:r>
+      <w:r>
+        <w:rPr>
+          <w:rFonts w:eastAsia="宋体" w:ascii="Times New Roman" w:hAnsi="Times New Roman"/>
+        </w:rPr>
+        <w:t xml:space="preserve"> 12 </w:t>
+      </w:r>
+      <w:r>
+        <w:rPr>
+          <w:rFonts w:hint="eastAsia" w:eastAsia="宋体" w:ascii="Times New Roman" w:hAnsi="Times New Roman"/>
+        </w:rPr>
+        <w:t xml:space="preserve">位行业从业者的深度访谈与问卷调研，从业务侧验证了痛点的集体性。调研在</w:t>
+      </w:r>
+      <w:r>
+        <w:rPr>
+          <w:rFonts w:eastAsia="宋体" w:ascii="Times New Roman" w:hAnsi="Times New Roman"/>
+        </w:rPr>
+        <w:t xml:space="preserve"> Index </w:t>
+      </w:r>
+      <w:r>
+        <w:rPr>
+          <w:rFonts w:hint="eastAsia" w:eastAsia="宋体" w:ascii="Times New Roman" w:hAnsi="Times New Roman"/>
+        </w:rPr>
+        <w:t xml:space="preserve">构成、辖区评价核心维度、关键阈值容忍带、算法接受度四个方面收敛出明确的业务判断——Index</w:t>
+      </w:r>
+      <w:r>
+        <w:rPr>
+          <w:rFonts w:eastAsia="宋体" w:ascii="Times New Roman" w:hAnsi="Times New Roman"/>
+        </w:rPr>
+        <w:t xml:space="preserve"> </w:t>
+      </w:r>
+      <w:r>
+        <w:rPr>
+          <w:rFonts w:hint="eastAsia" w:eastAsia="宋体" w:ascii="Times New Roman" w:hAnsi="Times New Roman"/>
+        </w:rPr>
+        <w:t xml:space="preserve">应以销量与潜力为核心二维结构、客户关系延续性是仅次于锁定客户的核心评价维度、关键阈值（拆分倍数、Index</w:t>
+      </w:r>
+      <w:r>
+        <w:rPr>
+          <w:rFonts w:eastAsia="宋体" w:ascii="Times New Roman" w:hAnsi="Times New Roman"/>
+        </w:rPr>
+        <w:t xml:space="preserve"> </w:t>
+      </w:r>
+      <w:r>
+        <w:rPr>
+          <w:rFonts w:hint="eastAsia" w:eastAsia="宋体" w:ascii="Times New Roman" w:hAnsi="Times New Roman"/>
+        </w:rPr>
+        <w:t xml:space="preserve">容忍带、城市数上限）各有清晰的多数派取值、业务侧高度偏好”算法</w:t>
+      </w:r>
+      <w:r>
+        <w:rPr>
+          <w:rFonts w:eastAsia="宋体" w:ascii="Times New Roman" w:hAnsi="Times New Roman"/>
+        </w:rPr>
+        <w:t xml:space="preserve"> + </w:t>
+      </w:r>
+      <w:r>
+        <w:rPr>
+          <w:rFonts w:hint="eastAsia" w:eastAsia="宋体" w:ascii="Times New Roman" w:hAnsi="Times New Roman"/>
+        </w:rPr>
+        <w:t xml:space="preserve">人工微调”的协同范式。下一章将把这些调研判断整理为算法需求清单（表</w:t>
+      </w:r>
+      <w:r>
+        <w:rPr>
+          <w:rFonts w:eastAsia="宋体" w:ascii="Times New Roman" w:hAnsi="Times New Roman"/>
+        </w:rPr>
+        <w:t xml:space="preserve"> </w:t>
+      </w:r>
+      <w:r>
+        <w:rPr>
+          <w:rFonts w:hint="eastAsia" w:eastAsia="宋体" w:ascii="Times New Roman" w:hAnsi="Times New Roman"/>
+        </w:rPr>
+        <w:t xml:space="preserve">4-1），并据此从数学建模和算法设计的角度系统化构建两阶段智能辖区分配模型。</w:t>
+      </w:r>
+    </w:p>
+    <w:bookmarkEnd w:id="93"/>
+    <w:bookmarkEnd w:id="94"/>
+    <w:bookmarkStart w:id="131" w:name="第四章-基于综合价值指数的智能辖区分配模型构建"/>
+    <w:p>
+      <w:pPr>
+        <w:sectPr>
+          <w:footerReference w:type="default" r:id="rId28"/>
+          <w:headerReference w:type="default" r:id="rId3"/>
+          <w:footnotePr>
+            <w:numRestart w:val="eachSect"/>
+          </w:footnotePr>
+          <w:pgSz w:h="16838" w:w="11906"/>
+          <w:pgMar w:bottom="2268" w:footer="1701" w:header="1417" w:left="1587" w:right="1587" w:top="1984"/>
+          <w:pgNumType w:fmt="decimal"/>
+        </w:sectPr>
+      </w:pPr>
+    </w:p>
+    <w:p>
+      <w:pPr>
+        <w:pStyle w:val="Heading1"/>
+      </w:pPr>
+      <w:r>
+        <w:rPr>
+          <w:rFonts w:hint="eastAsia" w:eastAsia="黑体" w:ascii="Times New Roman" w:hAnsi="Times New Roman"/>
+        </w:rPr>
+        <w:t xml:space="preserve">第四章</w:t>
+      </w:r>
+      <w:r>
+        <w:rPr>
+          <w:rFonts w:eastAsia="黑体" w:ascii="Times New Roman" w:hAnsi="Times New Roman"/>
+        </w:rPr>
+        <w:t xml:space="preserve"> </w:t>
+      </w:r>
+      <w:r>
+        <w:rPr>
+          <w:rFonts w:hint="eastAsia" w:eastAsia="黑体" w:ascii="Times New Roman" w:hAnsi="Times New Roman"/>
+        </w:rPr>
+        <w:t xml:space="preserve">基于综合价值指数的智能辖区分配模型构建</w:t>
+      </w:r>
+    </w:p>
+    <w:p>
+      <w:pPr>
+        <w:pStyle w:val="FirstParagraph"/>
+      </w:pPr>
+      <w:r>
+        <w:rPr>
+          <w:rFonts w:hint="eastAsia" w:eastAsia="宋体" w:ascii="Times New Roman" w:hAnsi="Times New Roman"/>
+        </w:rPr>
+        <w:t xml:space="preserve">第三章的分析揭示了制药企业辖区管理在政策压力与业务复杂性双重作用下所面临的核心矛盾，本章将在此基础上，从数学建模的角度对辖区动态分配问题进行形式化定义，并给出一套完整的求解方案。全章遵循”需求输入→问题定义→数据工程→预处理→模型构建→算法设计”的逻辑链条：先把第三章调研凝练的业务需求清单作为建模起点，再逐步展开模型的各个组成部分。</w:t>
+      </w:r>
+    </w:p>
+    <w:bookmarkStart w:id="95" w:name="来自调研的算法需求输入"/>
+    <w:p>
+      <w:pPr>
+        <w:pStyle w:val="Heading2"/>
+      </w:pPr>
+      <w:r>
+        <w:rPr>
+          <w:rFonts w:eastAsia="黑体" w:ascii="Times New Roman" w:hAnsi="Times New Roman"/>
+        </w:rPr>
+        <w:t xml:space="preserve">4.1 </w:t>
+      </w:r>
+      <w:r>
+        <w:rPr>
+          <w:rFonts w:hint="eastAsia" w:eastAsia="黑体" w:ascii="Times New Roman" w:hAnsi="Times New Roman"/>
+        </w:rPr>
+        <w:t xml:space="preserve">来自调研的算法需求输入</w:t>
+      </w:r>
+    </w:p>
+    <w:p>
+      <w:pPr>
+        <w:pStyle w:val="FirstParagraph"/>
+      </w:pPr>
+      <w:r>
+        <w:rPr>
+          <w:rFonts w:hint="eastAsia" w:eastAsia="宋体" w:ascii="Times New Roman" w:hAnsi="Times New Roman"/>
+        </w:rPr>
+        <w:t xml:space="preserve">模型构建的起点是把第三章的调研结论转化为可落地的算法设计要求。将</w:t>
       </w:r>
       <w:r>
         <w:rPr>
@@ -8834,19 +8878,19 @@
         <w:rPr>
           <w:rFonts w:hint="eastAsia" w:eastAsia="宋体" w:ascii="Times New Roman" w:hAnsi="Times New Roman"/>
         </w:rPr>
-        <w:t xml:space="preserve">节的四组分析结果汇总，可以从业务侧凝练出一份明确的算法需求清单（表</w:t>
-      </w:r>
-      <w:r>
-        <w:rPr>
-          <w:rFonts w:eastAsia="宋体" w:ascii="Times New Roman" w:hAnsi="Times New Roman"/>
-        </w:rPr>
-        <w:t xml:space="preserve"> </w:t>
-      </w:r>
-      <w:r>
-        <w:rPr>
-          <w:rFonts w:hint="eastAsia" w:eastAsia="宋体" w:ascii="Times New Roman" w:hAnsi="Times New Roman"/>
-        </w:rPr>
-        <w:t xml:space="preserve">3-2），每条需求都对应到第四章模型构建的一个具体设计：</w:t>
+        <w:t xml:space="preserve">节四组分析结果汇总，可以从业务侧凝练出一份明确的算法需求清单（表</w:t>
+      </w:r>
+      <w:r>
+        <w:rPr>
+          <w:rFonts w:eastAsia="宋体" w:ascii="Times New Roman" w:hAnsi="Times New Roman"/>
+        </w:rPr>
+        <w:t xml:space="preserve"> </w:t>
+      </w:r>
+      <w:r>
+        <w:rPr>
+          <w:rFonts w:hint="eastAsia" w:eastAsia="宋体" w:ascii="Times New Roman" w:hAnsi="Times New Roman"/>
+        </w:rPr>
+        <w:t xml:space="preserve">4-1）——每条需求都源自具体的调研数据，并对应到本章模型构建的一个具体设计环节。</w:t>
       </w:r>
     </w:p>
     <w:p>
@@ -8870,7 +8914,7 @@
           <w:bCs/>
           <w:sz w:val="21"/>
         </w:rPr>
-        <w:t xml:space="preserve"> 3-2 </w:t>
+        <w:t xml:space="preserve"> 4-1 </w:t>
       </w:r>
       <w:r>
         <w:rPr>
@@ -8960,7 +9004,7 @@
               <w:rPr>
                 <w:rFonts w:hint="eastAsia" w:eastAsia="宋体" w:ascii="Times New Roman" w:hAnsi="Times New Roman"/>
               </w:rPr>
-              <w:t xml:space="preserve">第四章对应设计</w:t>
+              <w:t xml:space="preserve">本章对应设计</w:t>
             </w:r>
           </w:p>
         </w:tc>
@@ -9052,7 +9096,7 @@
               <w:rPr>
                 <w:rFonts w:eastAsia="宋体" w:ascii="Times New Roman" w:hAnsi="Times New Roman"/>
               </w:rPr>
-              <w:t xml:space="preserve">4.2.2 </w:t>
+              <w:t xml:space="preserve">4.3.2 </w:t>
             </w:r>
             <w:r>
               <w:rPr>
@@ -9162,7 +9206,7 @@
               <w:rPr>
                 <w:rFonts w:eastAsia="宋体" w:ascii="Times New Roman" w:hAnsi="Times New Roman"/>
               </w:rPr>
-              <w:t xml:space="preserve">4.4 </w:t>
+              <w:t xml:space="preserve">4.5 </w:t>
             </w:r>
             <w:r>
               <w:rPr>
@@ -9278,7 +9322,7 @@
               <w:rPr>
                 <w:rFonts w:eastAsia="宋体" w:ascii="Times New Roman" w:hAnsi="Times New Roman"/>
               </w:rPr>
-              <w:t xml:space="preserve">4.2.3 </w:t>
+              <w:t xml:space="preserve">4.3.3 </w:t>
             </w:r>
             <w:r>
               <w:rPr>
@@ -9349,7 +9393,7 @@
               <w:rPr>
                 <w:rFonts w:hint="eastAsia" w:eastAsia="宋体" w:ascii="Times New Roman" w:hAnsi="Times New Roman"/>
               </w:rPr>
-              <w:t xml:space="preserve">D2（83%</w:t>
+              <w:t xml:space="preserve">D2（全部落在该区间，83%</w:t>
             </w:r>
             <w:r>
               <w:rPr>
@@ -9361,7 +9405,19 @@
               <w:rPr>
                 <w:rFonts w:hint="eastAsia" w:eastAsia="宋体" w:ascii="Times New Roman" w:hAnsi="Times New Roman"/>
               </w:rPr>
-              <w:t xml:space="preserve">集中在该区间）</w:t>
+              <w:t xml:space="preserve">接受</w:t>
+            </w:r>
+            <w:r>
+              <w:rPr>
+                <w:rFonts w:eastAsia="宋体" w:ascii="Times New Roman" w:hAnsi="Times New Roman"/>
+              </w:rPr>
+              <w:t xml:space="preserve"> ±15% </w:t>
+            </w:r>
+            <w:r>
+              <w:rPr>
+                <w:rFonts w:hint="eastAsia" w:eastAsia="宋体" w:ascii="Times New Roman" w:hAnsi="Times New Roman"/>
+              </w:rPr>
+              <w:t xml:space="preserve">及更宽松）</w:t>
             </w:r>
           </w:p>
         </w:tc>
@@ -9376,7 +9432,7 @@
               <w:rPr>
                 <w:rFonts w:eastAsia="宋体" w:ascii="Times New Roman" w:hAnsi="Times New Roman"/>
               </w:rPr>
-              <w:t xml:space="preserve">4.3.3 </w:t>
+              <w:t xml:space="preserve">4.4.3 </w:t>
             </w:r>
             <w:r>
               <w:rPr>
@@ -9459,7 +9515,7 @@
               <w:rPr>
                 <w:rFonts w:hint="eastAsia" w:eastAsia="宋体" w:ascii="Times New Roman" w:hAnsi="Times New Roman"/>
               </w:rPr>
-              <w:t xml:space="preserve">D4（83%</w:t>
+              <w:t xml:space="preserve">D4（91%</w:t>
             </w:r>
             <w:r>
               <w:rPr>
@@ -9498,7 +9554,7 @@
               <w:rPr>
                 <w:rFonts w:eastAsia="宋体" w:ascii="Times New Roman" w:hAnsi="Times New Roman"/>
               </w:rPr>
-              <w:t xml:space="preserve">4.3.3 </w:t>
+              <w:t xml:space="preserve">4.4.3 </w:t>
             </w:r>
             <w:r>
               <w:rPr>
@@ -9578,7 +9634,7 @@
               <w:rPr>
                 <w:rFonts w:eastAsia="宋体" w:ascii="Times New Roman" w:hAnsi="Times New Roman"/>
               </w:rPr>
-              <w:t xml:space="preserve">4.4 </w:t>
+              <w:t xml:space="preserve">4.5 </w:t>
             </w:r>
             <w:r>
               <w:rPr>
@@ -9668,6 +9724,24 @@
             </w:pPr>
             <w:r>
               <w:rPr>
+                <w:rFonts w:eastAsia="宋体" w:ascii="Times New Roman" w:hAnsi="Times New Roman"/>
+              </w:rPr>
+              <w:t xml:space="preserve">4.2.1 </w:t>
+            </w:r>
+            <w:r>
+              <w:rPr>
+                <w:rFonts w:hint="eastAsia" w:eastAsia="宋体" w:ascii="Times New Roman" w:hAnsi="Times New Roman"/>
+              </w:rPr>
+              <w:t xml:space="preserve">节三类触发场景差异化处理</w:t>
+            </w:r>
+            <w:r>
+              <w:rPr>
+                <w:rFonts w:eastAsia="宋体" w:ascii="Times New Roman" w:hAnsi="Times New Roman"/>
+              </w:rPr>
+              <w:t xml:space="preserve"> + </w:t>
+            </w:r>
+            <w:r>
+              <w:rPr>
                 <w:rFonts w:hint="eastAsia" w:eastAsia="宋体" w:ascii="Times New Roman" w:hAnsi="Times New Roman"/>
               </w:rPr>
               <w:t xml:space="preserve">第六章</w:t>
@@ -9682,7 +9756,7 @@
               <w:rPr>
                 <w:rFonts w:hint="eastAsia" w:eastAsia="宋体" w:ascii="Times New Roman" w:hAnsi="Times New Roman"/>
               </w:rPr>
-              <w:t xml:space="preserve">节人机协同决策机制</w:t>
+              <w:t xml:space="preserve">节人机协同机制</w:t>
             </w:r>
           </w:p>
         </w:tc>
@@ -9730,15 +9804,9 @@
             </w:pPr>
             <w:r>
               <w:rPr>
-                <w:rFonts w:hint="eastAsia" w:eastAsia="宋体" w:ascii="Times New Roman" w:hAnsi="Times New Roman"/>
-              </w:rPr>
-              <w:t xml:space="preserve">第四章</w:t>
-            </w:r>
-            <w:r>
-              <w:rPr>
                 <w:rFonts w:eastAsia="宋体" w:ascii="Times New Roman" w:hAnsi="Times New Roman"/>
               </w:rPr>
-              <w:t xml:space="preserve"> 4.1.1 </w:t>
+              <w:t xml:space="preserve">4.2.1 </w:t>
             </w:r>
             <w:r>
               <w:rPr>
@@ -9770,11 +9838,11 @@
         <w:rPr>
           <w:rFonts w:hint="eastAsia" w:eastAsia="宋体" w:ascii="Times New Roman" w:hAnsi="Times New Roman"/>
         </w:rPr>
-        <w:t xml:space="preserve">这份需求清单的价值在于：它把分散在政策环境、企业写照、文献综述中的零散观察，凝练为业务侧可验证、可量化的具体诉求，并明确指向算法层面的具体设计。第四章将基于这份清单系统化地构建两阶段优化模型，每一个数值阈值与权重设定都能从清单中追溯到对应的业务依据。</w:t>
-      </w:r>
-    </w:p>
-    <w:bookmarkEnd w:id="93"/>
-    <w:bookmarkStart w:id="94" w:name="本章小结-2"/>
+        <w:t xml:space="preserve">这份清单把分散在政策环境、企业写照、文献综述中的零散观察，凝练为业务侧可验证、可量化的具体诉求，并明确指向算法层面的具体设计。本章后续每一个数值阈值与权重设定，都能从这份清单中追溯到对应的业务依据。</w:t>
+      </w:r>
+    </w:p>
+    <w:bookmarkEnd w:id="95"/>
+    <w:bookmarkStart w:id="99" w:name="问题定义与模型假设"/>
     <w:p>
       <w:pPr>
         <w:pStyle w:val="Heading2"/>
@@ -9783,159 +9851,31 @@
         <w:rPr>
           <w:rFonts w:eastAsia="黑体" w:ascii="Times New Roman" w:hAnsi="Times New Roman"/>
         </w:rPr>
-        <w:t xml:space="preserve">3.5 </w:t>
+        <w:t xml:space="preserve">4.2 </w:t>
       </w:r>
       <w:r>
         <w:rPr>
           <w:rFonts w:hint="eastAsia" w:eastAsia="黑体" w:ascii="Times New Roman" w:hAnsi="Times New Roman"/>
         </w:rPr>
-        <w:t xml:space="preserve">本章小结</w:t>
-      </w:r>
-    </w:p>
-    <w:p>
-      <w:pPr>
-        <w:pStyle w:val="FirstParagraph"/>
-      </w:pPr>
-      <w:r>
-        <w:rPr>
-          <w:rFonts w:hint="eastAsia" w:eastAsia="宋体" w:ascii="Times New Roman" w:hAnsi="Times New Roman"/>
-        </w:rPr>
-        <w:t xml:space="preserve">本章先以简练笔触回顾了制药企业</w:t>
-      </w:r>
-      <w:r>
-        <w:rPr>
-          <w:rFonts w:eastAsia="宋体" w:ascii="Times New Roman" w:hAnsi="Times New Roman"/>
-        </w:rPr>
-        <w:t xml:space="preserve"> SFE </w:t>
-      </w:r>
-      <w:r>
-        <w:rPr>
-          <w:rFonts w:hint="eastAsia" w:eastAsia="宋体" w:ascii="Times New Roman" w:hAnsi="Times New Roman"/>
-        </w:rPr>
-        <w:t xml:space="preserve">辖区管理面对的政策三重压力（集采常态化、医保谈判机制化、医药反腐深水化）以及现行手工与商业化</w:t>
-      </w:r>
-      <w:r>
-        <w:rPr>
-          <w:rFonts w:eastAsia="宋体" w:ascii="Times New Roman" w:hAnsi="Times New Roman"/>
-        </w:rPr>
-        <w:t xml:space="preserve"> SaaS </w:t>
-      </w:r>
-      <w:r>
-        <w:rPr>
-          <w:rFonts w:hint="eastAsia" w:eastAsia="宋体" w:ascii="Times New Roman" w:hAnsi="Times New Roman"/>
-        </w:rPr>
-        <w:t xml:space="preserve">两条路径的局限性，确认这些痛点不是个别企业的孤立问题；继而通过一轮针对</w:t>
-      </w:r>
-      <w:r>
-        <w:rPr>
-          <w:rFonts w:eastAsia="宋体" w:ascii="Times New Roman" w:hAnsi="Times New Roman"/>
-        </w:rPr>
-        <w:t xml:space="preserve"> 12 </w:t>
-      </w:r>
-      <w:r>
-        <w:rPr>
-          <w:rFonts w:hint="eastAsia" w:eastAsia="宋体" w:ascii="Times New Roman" w:hAnsi="Times New Roman"/>
-        </w:rPr>
-        <w:t xml:space="preserve">位行业从业者的深度访谈与问卷调研，从业务侧验证了痛点的集体性，并把分散的诉求收敛为一份明确的算法需求清单。需求清单的每一条都对应着第四章模型的一个具体设计——从</w:t>
-      </w:r>
-      <w:r>
-        <w:rPr>
-          <w:rFonts w:eastAsia="宋体" w:ascii="Times New Roman" w:hAnsi="Times New Roman"/>
-        </w:rPr>
-        <w:t xml:space="preserve"> Index </w:t>
-      </w:r>
-      <w:r>
-        <w:rPr>
-          <w:rFonts w:hint="eastAsia" w:eastAsia="宋体" w:ascii="Times New Roman" w:hAnsi="Times New Roman"/>
-        </w:rPr>
-        <w:t xml:space="preserve">二维构成、关键阈值取值，到两阶段均衡—延续解耦、人机协同接口。下一章将基于这份需求清单，从数学建模和算法设计的角度系统化构建两阶段智能辖区分配模型。</w:t>
-      </w:r>
-    </w:p>
-    <w:bookmarkEnd w:id="94"/>
-    <w:bookmarkEnd w:id="95"/>
-    <w:bookmarkStart w:id="131" w:name="第四章-基于综合价值指数的智能辖区分配模型构建"/>
-    <w:p>
-      <w:pPr>
-        <w:sectPr>
-          <w:footerReference w:type="default" r:id="rId28"/>
-          <w:headerReference w:type="default" r:id="rId3"/>
-          <w:footnotePr>
-            <w:numRestart w:val="eachSect"/>
-          </w:footnotePr>
-          <w:pgSz w:h="16838" w:w="11906"/>
-          <w:pgMar w:bottom="2268" w:footer="1701" w:header="1417" w:left="1587" w:right="1587" w:top="1984"/>
-          <w:pgNumType w:fmt="decimal"/>
-        </w:sectPr>
-      </w:pPr>
-    </w:p>
-    <w:p>
-      <w:pPr>
-        <w:pStyle w:val="Heading1"/>
-      </w:pPr>
+        <w:t xml:space="preserve">问题定义与模型假设</w:t>
+      </w:r>
+    </w:p>
+    <w:bookmarkStart w:id="96" w:name="辖区分配的业务场景与能力需求"/>
+    <w:p>
+      <w:pPr>
+        <w:pStyle w:val="Heading3"/>
+      </w:pPr>
+      <w:r>
+        <w:rPr>
+          <w:rFonts w:eastAsia="黑体" w:ascii="Times New Roman" w:hAnsi="Times New Roman"/>
+        </w:rPr>
+        <w:t xml:space="preserve">4.2.1 </w:t>
+      </w:r>
       <w:r>
         <w:rPr>
           <w:rFonts w:hint="eastAsia" w:eastAsia="黑体" w:ascii="Times New Roman" w:hAnsi="Times New Roman"/>
         </w:rPr>
-        <w:t xml:space="preserve">第四章</w:t>
-      </w:r>
-      <w:r>
-        <w:rPr>
-          <w:rFonts w:eastAsia="黑体" w:ascii="Times New Roman" w:hAnsi="Times New Roman"/>
-        </w:rPr>
-        <w:t xml:space="preserve"> </w:t>
-      </w:r>
-      <w:r>
-        <w:rPr>
-          <w:rFonts w:hint="eastAsia" w:eastAsia="黑体" w:ascii="Times New Roman" w:hAnsi="Times New Roman"/>
-        </w:rPr>
-        <w:t xml:space="preserve">基于综合价值指数的智能辖区分配模型构建</w:t>
-      </w:r>
-    </w:p>
-    <w:p>
-      <w:pPr>
-        <w:pStyle w:val="FirstParagraph"/>
-      </w:pPr>
-      <w:r>
-        <w:rPr>
-          <w:rFonts w:hint="eastAsia" w:eastAsia="宋体" w:ascii="Times New Roman" w:hAnsi="Times New Roman"/>
-        </w:rPr>
-        <w:t xml:space="preserve">第三章的分析揭示了制药企业辖区管理在政策压力与业务复杂性双重作用下所面临的核心矛盾，本章将在此基础上，从数学建模的角度对辖区动态分配问题进行形式化定义，并给出一套完整的求解方案。全章遵循”问题定义→数据工程→预处理→模型构建→算法设计”的逻辑链条，逐步展开模型的各个组成部分。</w:t>
-      </w:r>
-    </w:p>
-    <w:bookmarkStart w:id="99" w:name="问题定义与模型假设"/>
-    <w:p>
-      <w:pPr>
-        <w:pStyle w:val="Heading2"/>
-      </w:pPr>
-      <w:r>
-        <w:rPr>
-          <w:rFonts w:eastAsia="黑体" w:ascii="Times New Roman" w:hAnsi="Times New Roman"/>
-        </w:rPr>
-        <w:t xml:space="preserve">4.1 </w:t>
-      </w:r>
-      <w:r>
-        <w:rPr>
-          <w:rFonts w:hint="eastAsia" w:eastAsia="黑体" w:ascii="Times New Roman" w:hAnsi="Times New Roman"/>
-        </w:rPr>
-        <w:t xml:space="preserve">问题定义与模型假设</w:t>
-      </w:r>
-    </w:p>
-    <w:bookmarkStart w:id="96" w:name="辖区动态分配的业务场景定义"/>
-    <w:p>
-      <w:pPr>
-        <w:pStyle w:val="Heading3"/>
-      </w:pPr>
-      <w:r>
-        <w:rPr>
-          <w:rFonts w:eastAsia="黑体" w:ascii="Times New Roman" w:hAnsi="Times New Roman"/>
-        </w:rPr>
-        <w:t xml:space="preserve">4.1.1 </w:t>
-      </w:r>
-      <w:r>
-        <w:rPr>
-          <w:rFonts w:hint="eastAsia" w:eastAsia="黑体" w:ascii="Times New Roman" w:hAnsi="Times New Roman"/>
-        </w:rPr>
-        <w:t xml:space="preserve">辖区动态分配的业务场景定义</w:t>
+        <w:t xml:space="preserve">辖区分配的业务场景与能力需求</w:t>
       </w:r>
     </w:p>
     <w:p>
@@ -10147,7 +10087,7 @@
         <w:rPr>
           <w:rFonts w:hint="eastAsia" w:eastAsia="宋体" w:ascii="Times New Roman" w:hAnsi="Times New Roman"/>
         </w:rPr>
-        <w:t xml:space="preserve">值过大时，该医院会被虚拟拆分为多个份额，各份额可以分配给不同的辖区，也就是说一家大型医院可以由多位销售代表共同覆盖。</w:t>
+        <w:t xml:space="preserve">值过大时，该医院会被虚拟拆分为多个份额，各份额可以分配给不同的辖区，也就是说一家大型医院可以由多位销售代表共同覆盖。这与中国医药市场的实操惯例一致——例如一线城市的大型三甲医院，其门诊量与处方潜力远超普通医院，往往需要安排多名销售代表分片或分科室共同覆盖，而非由单一代表负责到底。</w:t>
       </w:r>
     </w:p>
     <w:p>
@@ -10158,18 +10098,19 @@
         <w:rPr>
           <w:rFonts w:hint="eastAsia" w:eastAsia="宋体" w:ascii="Times New Roman" w:hAnsi="Times New Roman"/>
         </w:rPr>
-        <w:t xml:space="preserve">在实际业务中，触发辖区重新分配的场景大致可以归纳为三类。第一类是常规年度微调，辖区数量基本不变，仅需根据最新的业务数据对个别医院的归属进行优化；第二类是战略收缩下的裁员合并，辖区数量减少，原有代表的客户需要被重新分配给留任的代表；第三类是新产品上市或市场扩张带来的组织扩编，辖区数量增加，需要从现有辖区中拆分出新的覆盖区域。这三种场景对算法的要求各有侧重——微调场景强调历史延续性，合并场景强调均衡性重构，扩张场景则需要在保持现有格局基本稳定的前提下合理切割新辖区。</w:t>
-      </w:r>
-    </w:p>
-    <w:p>
-      <w:pPr>
-        <w:pStyle w:val="BodyText"/>
-      </w:pPr>
-      <w:r>
-        <w:rPr>
-          <w:rFonts w:hint="eastAsia" w:eastAsia="宋体" w:ascii="Times New Roman" w:hAnsi="Times New Roman"/>
-        </w:rPr>
-        <w:t xml:space="preserve">本文所定义的”动态”并非指算法在运行过程中实时调整分配方案，而是指当外部约束条件发生变化（例如辖区数量调整、锁定医院变更、权重参数修改）时，算法能够在数分钟内快速响应并生成一套全新的、满足所有约束的分配方案，而非对旧方案进行局部修补。这种”约束驱动的快速重算”能力，正是传统手工模式和静态咨询方案所不具备的。</w:t>
+        <w:t xml:space="preserve">从业务需求的角度看，辖区分配并非一次性的静态规划，而是要持续适配不断变化的经营条件——销售团队规模因业务调整而增减、关键客户关系需要被尊重、权重策略随产品周期而切换。这要求算法具备两项核心能力：其一是快速响应，当辖区数量、锁定医院、权重参数等外部约束发生变化时，能在数分钟内重新生成一套满足全部约束的完整方案，而非在旧方案上做难以追溯的局部修补；其二是约束可配置，业务管理者能够通过参数接口表达自身的业务偏好（如拆分阈值、城市数上限、销量潜力权重），让同一套算法适配不同企业、不同产品线的差异化诉求。正是这种”约束驱动的快速重算</w:t>
+      </w:r>
+      <w:r>
+        <w:rPr>
+          <w:rFonts w:eastAsia="宋体" w:ascii="Times New Roman" w:hAnsi="Times New Roman"/>
+        </w:rPr>
+        <w:t xml:space="preserve"> + </w:t>
+      </w:r>
+      <w:r>
+        <w:rPr>
+          <w:rFonts w:hint="eastAsia" w:eastAsia="宋体" w:ascii="Times New Roman" w:hAnsi="Times New Roman"/>
+        </w:rPr>
+        <w:t xml:space="preserve">业务可配置”的能力，构成了相对传统手工模式与静态咨询方案的根本区别。</w:t>
       </w:r>
     </w:p>
     <w:bookmarkEnd w:id="96"/>
@@ -10182,7 +10123,7 @@
         <w:rPr>
           <w:rFonts w:eastAsia="黑体" w:ascii="Times New Roman" w:hAnsi="Times New Roman"/>
         </w:rPr>
-        <w:t xml:space="preserve">4.1.2 </w:t>
+        <w:t xml:space="preserve">4.2.2 </w:t>
       </w:r>
       <w:r>
         <w:rPr>
@@ -10258,7 +10199,7 @@
         <w:rPr>
           <w:rFonts w:eastAsia="黑体" w:ascii="Times New Roman" w:hAnsi="Times New Roman"/>
         </w:rPr>
-        <w:t xml:space="preserve">4.1.3 </w:t>
+        <w:t xml:space="preserve">4.2.3 </w:t>
       </w:r>
       <w:r>
         <w:rPr>
@@ -10281,7 +10222,7 @@
         <w:rPr>
           <w:rFonts w:eastAsia="宋体" w:ascii="Times New Roman" w:hAnsi="Times New Roman"/>
         </w:rPr>
-        <w:t xml:space="preserve"> 4-1 </w:t>
+        <w:t xml:space="preserve"> 4-2 </w:t>
       </w:r>
       <w:r>
         <w:rPr>
@@ -10311,7 +10252,7 @@
           <w:bCs/>
           <w:sz w:val="21"/>
         </w:rPr>
-        <w:t xml:space="preserve"> 4-1 </w:t>
+        <w:t xml:space="preserve"> 4-2 </w:t>
       </w:r>
       <w:r>
         <w:rPr>
@@ -11652,7 +11593,7 @@
         <w:rPr>
           <w:rFonts w:eastAsia="黑体" w:ascii="Times New Roman" w:hAnsi="Times New Roman"/>
         </w:rPr>
-        <w:t xml:space="preserve">4.2 </w:t>
+        <w:t xml:space="preserve">4.3 </w:t>
       </w:r>
       <w:r>
         <w:rPr>
@@ -11670,7 +11611,7 @@
         <w:rPr>
           <w:rFonts w:eastAsia="黑体" w:ascii="Times New Roman" w:hAnsi="Times New Roman"/>
         </w:rPr>
-        <w:t xml:space="preserve">4.2.1 </w:t>
+        <w:t xml:space="preserve">4.3.1 </w:t>
       </w:r>
       <w:r>
         <w:rPr>
@@ -11733,19 +11674,7 @@
         <w:rPr>
           <w:rFonts w:hint="eastAsia" w:eastAsia="宋体" w:ascii="Times New Roman" w:hAnsi="Times New Roman"/>
         </w:rPr>
-        <w:t xml:space="preserve">Data），包含每家医院在特定产品组下的销售额、销量数据、市场潜力评分等业务指标。这些数据来自销售管理系统或第三方数据供应商（如</w:t>
-      </w:r>
-      <w:r>
-        <w:rPr>
-          <w:rFonts w:eastAsia="宋体" w:ascii="Times New Roman" w:hAnsi="Times New Roman"/>
-        </w:rPr>
-        <w:t xml:space="preserve"> </w:t>
-      </w:r>
-      <w:r>
-        <w:rPr>
-          <w:rFonts w:hint="eastAsia" w:eastAsia="宋体" w:ascii="Times New Roman" w:hAnsi="Times New Roman"/>
-        </w:rPr>
-        <w:t xml:space="preserve">IQVIA），更新频率通常为季度或月度。业务数据通过</w:t>
+        <w:t xml:space="preserve">Data），包含每家医院在特定产品组下的销售额、销量数据、市场潜力评分等业务指标。这些数据由作者所在企业的内外部数据源经脱敏后整合而来，更新频率通常为季度或月度。业务数据通过</w:t>
       </w:r>
       <w:r>
         <w:rPr>
@@ -11852,7 +11781,7 @@
         <w:rPr>
           <w:rFonts w:eastAsia="黑体" w:ascii="Times New Roman" w:hAnsi="Times New Roman"/>
         </w:rPr>
-        <w:t xml:space="preserve">4.2.2 </w:t>
+        <w:t xml:space="preserve">4.3.2 </w:t>
       </w:r>
       <w:r>
         <w:rPr>
@@ -13498,31 +13427,31 @@
         <w:rPr>
           <w:rFonts w:hint="eastAsia" w:eastAsia="宋体" w:ascii="Times New Roman" w:hAnsi="Times New Roman"/>
         </w:rPr>
-        <w:t xml:space="preserve">权重比例的设定由业务部门根据当期策略灵活决定。偏重维护现有业务时提高销量权重（如</w:t>
-      </w:r>
-      <w:r>
-        <w:rPr>
-          <w:rFonts w:eastAsia="宋体" w:ascii="Times New Roman" w:hAnsi="Times New Roman"/>
-        </w:rPr>
-        <w:t xml:space="preserve"> </w:t>
-      </w:r>
-      <w:r>
-        <w:rPr>
-          <w:rFonts w:hint="eastAsia" w:eastAsia="宋体" w:ascii="Times New Roman" w:hAnsi="Times New Roman"/>
-        </w:rPr>
-        <w:t xml:space="preserve">70:30），偏重市场开拓时提高潜力权重（如</w:t>
-      </w:r>
-      <w:r>
-        <w:rPr>
-          <w:rFonts w:eastAsia="宋体" w:ascii="Times New Roman" w:hAnsi="Times New Roman"/>
-        </w:rPr>
-        <w:t xml:space="preserve"> </w:t>
-      </w:r>
-      <w:r>
-        <w:rPr>
-          <w:rFonts w:hint="eastAsia" w:eastAsia="宋体" w:ascii="Times New Roman" w:hAnsi="Times New Roman"/>
-        </w:rPr>
-        <w:t xml:space="preserve">40:60）。权重的调整不会改变</w:t>
+        <w:t xml:space="preserve">权重比例的设定由业务部门根据当期策略灵活决定，而策略往往取决于所负责产品的生命周期阶段：新上市的品牌尚处市场开拓期，应更侧重潜力以抢占增长空间（如</w:t>
+      </w:r>
+      <w:r>
+        <w:rPr>
+          <w:rFonts w:eastAsia="宋体" w:ascii="Times New Roman" w:hAnsi="Times New Roman"/>
+        </w:rPr>
+        <w:t xml:space="preserve"> </w:t>
+      </w:r>
+      <w:r>
+        <w:rPr>
+          <w:rFonts w:hint="eastAsia" w:eastAsia="宋体" w:ascii="Times New Roman" w:hAnsi="Times New Roman"/>
+        </w:rPr>
+        <w:t xml:space="preserve">40:60）；成熟产品已建立稳定份额，则更侧重销量以维护现有业务（如</w:t>
+      </w:r>
+      <w:r>
+        <w:rPr>
+          <w:rFonts w:eastAsia="宋体" w:ascii="Times New Roman" w:hAnsi="Times New Roman"/>
+        </w:rPr>
+        <w:t xml:space="preserve"> </w:t>
+      </w:r>
+      <w:r>
+        <w:rPr>
+          <w:rFonts w:hint="eastAsia" w:eastAsia="宋体" w:ascii="Times New Roman" w:hAnsi="Times New Roman"/>
+        </w:rPr>
+        <w:t xml:space="preserve">70:30）。权重的调整不会改变</w:t>
       </w:r>
       <w:r>
         <w:rPr>
@@ -13720,275 +13649,6 @@
         <w:t xml:space="preserve">，不受权重调整的影响，这使得不同权重配置下的分配结果具有可比性。</w:t>
       </w:r>
     </w:p>
-    <w:p>
-      <w:pPr>
-        <w:pStyle w:val="BodyText"/>
-      </w:pPr>
-      <w:r>
-        <w:rPr>
-          <w:rFonts w:hint="eastAsia" w:eastAsia="宋体" w:ascii="Times New Roman" w:hAnsi="Times New Roman"/>
-        </w:rPr>
-        <w:t xml:space="preserve">调研结果为这一二维权重设计提供了业务侧的支撑。问卷</w:t>
-      </w:r>
-      <w:r>
-        <w:rPr>
-          <w:rFonts w:eastAsia="宋体" w:ascii="Times New Roman" w:hAnsi="Times New Roman"/>
-        </w:rPr>
-        <w:t xml:space="preserve"> B1 </w:t>
-      </w:r>
-      <w:r>
-        <w:rPr>
-          <w:rFonts w:hint="eastAsia" w:eastAsia="宋体" w:ascii="Times New Roman" w:hAnsi="Times New Roman"/>
-        </w:rPr>
-        <w:t xml:space="preserve">题（多选）显示，销量与市场潜力两个维度被</w:t>
-      </w:r>
-      <w:r>
-        <w:rPr>
-          <w:rFonts w:eastAsia="宋体" w:ascii="Times New Roman" w:hAnsi="Times New Roman"/>
-        </w:rPr>
-        <w:t xml:space="preserve"> 92% </w:t>
-      </w:r>
-      <w:r>
-        <w:rPr>
-          <w:rFonts w:hint="eastAsia" w:eastAsia="宋体" w:ascii="Times New Roman" w:hAnsi="Times New Roman"/>
-        </w:rPr>
-        <w:t xml:space="preserve">与</w:t>
-      </w:r>
-      <w:r>
-        <w:rPr>
-          <w:rFonts w:eastAsia="宋体" w:ascii="Times New Roman" w:hAnsi="Times New Roman"/>
-        </w:rPr>
-        <w:t xml:space="preserve"> 83% </w:t>
-      </w:r>
-      <w:r>
-        <w:rPr>
-          <w:rFonts w:hint="eastAsia" w:eastAsia="宋体" w:ascii="Times New Roman" w:hAnsi="Times New Roman"/>
-        </w:rPr>
-        <w:t xml:space="preserve">的受访者纳入</w:t>
-      </w:r>
-      <w:r>
-        <w:rPr>
-          <w:rFonts w:eastAsia="宋体" w:ascii="Times New Roman" w:hAnsi="Times New Roman"/>
-        </w:rPr>
-        <w:t xml:space="preserve"> Index </w:t>
-      </w:r>
-      <w:r>
-        <w:rPr>
-          <w:rFonts w:hint="eastAsia" w:eastAsia="宋体" w:ascii="Times New Roman" w:hAnsi="Times New Roman"/>
-        </w:rPr>
-        <w:t xml:space="preserve">构成的核心维度，明显高于覆盖</w:t>
-      </w:r>
-      <w:r>
-        <w:rPr>
-          <w:rFonts w:eastAsia="宋体" w:ascii="Times New Roman" w:hAnsi="Times New Roman"/>
-        </w:rPr>
-        <w:t xml:space="preserve"> HCP </w:t>
-      </w:r>
-      <w:r>
-        <w:rPr>
-          <w:rFonts w:hint="eastAsia" w:eastAsia="宋体" w:ascii="Times New Roman" w:hAnsi="Times New Roman"/>
-        </w:rPr>
-        <w:t xml:space="preserve">数量（58%）、医院市场份额（50%）等补充维度；医院等级、客户级别、地理可达性、产品矩阵贡献等其余维度的入选率均低于</w:t>
-      </w:r>
-      <w:r>
-        <w:rPr>
-          <w:rFonts w:eastAsia="宋体" w:ascii="Times New Roman" w:hAnsi="Times New Roman"/>
-        </w:rPr>
-        <w:t xml:space="preserve"> </w:t>
-      </w:r>
-      <w:r>
-        <w:rPr>
-          <w:rFonts w:hint="eastAsia" w:eastAsia="宋体" w:ascii="Times New Roman" w:hAnsi="Times New Roman"/>
-        </w:rPr>
-        <w:t xml:space="preserve">50%。在被勾选条件下完成的固定和权重题（B2）进一步显示，销量平均赋权</w:t>
-      </w:r>
-      <w:r>
-        <w:rPr>
-          <w:rFonts w:eastAsia="宋体" w:ascii="Times New Roman" w:hAnsi="Times New Roman"/>
-        </w:rPr>
-        <w:t xml:space="preserve"> </w:t>
-      </w:r>
-      <w:r>
-        <w:rPr>
-          <w:rFonts w:hint="eastAsia" w:eastAsia="宋体" w:ascii="Times New Roman" w:hAnsi="Times New Roman"/>
-        </w:rPr>
-        <w:t xml:space="preserve">52%、潜力</w:t>
-      </w:r>
-      <w:r>
-        <w:rPr>
-          <w:rFonts w:eastAsia="宋体" w:ascii="Times New Roman" w:hAnsi="Times New Roman"/>
-        </w:rPr>
-        <w:t xml:space="preserve"> </w:t>
-      </w:r>
-      <w:r>
-        <w:rPr>
-          <w:rFonts w:hint="eastAsia" w:eastAsia="宋体" w:ascii="Times New Roman" w:hAnsi="Times New Roman"/>
-        </w:rPr>
-        <w:t xml:space="preserve">32%，二者合计</w:t>
-      </w:r>
-      <w:r>
-        <w:rPr>
-          <w:rFonts w:eastAsia="宋体" w:ascii="Times New Roman" w:hAnsi="Times New Roman"/>
-        </w:rPr>
-        <w:t xml:space="preserve"> 84% </w:t>
-      </w:r>
-      <w:r>
-        <w:rPr>
-          <w:rFonts w:hint="eastAsia" w:eastAsia="宋体" w:ascii="Times New Roman" w:hAnsi="Times New Roman"/>
-        </w:rPr>
-        <w:t xml:space="preserve">主导</w:t>
-      </w:r>
-      <w:r>
-        <w:rPr>
-          <w:rFonts w:eastAsia="宋体" w:ascii="Times New Roman" w:hAnsi="Times New Roman"/>
-        </w:rPr>
-        <w:t xml:space="preserve"> Index </w:t>
-      </w:r>
-      <w:r>
-        <w:rPr>
-          <w:rFonts w:hint="eastAsia" w:eastAsia="宋体" w:ascii="Times New Roman" w:hAnsi="Times New Roman"/>
-        </w:rPr>
-        <w:t xml:space="preserve">构成；HCP</w:t>
-      </w:r>
-      <w:r>
-        <w:rPr>
-          <w:rFonts w:eastAsia="宋体" w:ascii="Times New Roman" w:hAnsi="Times New Roman"/>
-        </w:rPr>
-        <w:t xml:space="preserve"> </w:t>
-      </w:r>
-      <w:r>
-        <w:rPr>
-          <w:rFonts w:hint="eastAsia" w:eastAsia="宋体" w:ascii="Times New Roman" w:hAnsi="Times New Roman"/>
-        </w:rPr>
-        <w:t xml:space="preserve">数量与医院市场份额合计赋权约</w:t>
-      </w:r>
-      <w:r>
-        <w:rPr>
-          <w:rFonts w:eastAsia="宋体" w:ascii="Times New Roman" w:hAnsi="Times New Roman"/>
-        </w:rPr>
-        <w:t xml:space="preserve"> </w:t>
-      </w:r>
-      <w:r>
-        <w:rPr>
-          <w:rFonts w:hint="eastAsia" w:eastAsia="宋体" w:ascii="Times New Roman" w:hAnsi="Times New Roman"/>
-        </w:rPr>
-        <w:t xml:space="preserve">15%，扮演辅助校正的角色。本研究采用销量</w:t>
-      </w:r>
-      <w:r>
-        <w:rPr>
-          <w:rFonts w:eastAsia="宋体" w:ascii="Times New Roman" w:hAnsi="Times New Roman"/>
-        </w:rPr>
-        <w:t xml:space="preserve"> 60% + </w:t>
-      </w:r>
-      <w:r>
-        <w:rPr>
-          <w:rFonts w:hint="eastAsia" w:eastAsia="宋体" w:ascii="Times New Roman" w:hAnsi="Times New Roman"/>
-        </w:rPr>
-        <w:t xml:space="preserve">潜力</w:t>
-      </w:r>
-      <w:r>
-        <w:rPr>
-          <w:rFonts w:eastAsia="宋体" w:ascii="Times New Roman" w:hAnsi="Times New Roman"/>
-        </w:rPr>
-        <w:t xml:space="preserve"> 40% </w:t>
-      </w:r>
-      <w:r>
-        <w:rPr>
-          <w:rFonts w:hint="eastAsia" w:eastAsia="宋体" w:ascii="Times New Roman" w:hAnsi="Times New Roman"/>
-        </w:rPr>
-        <w:t xml:space="preserve">的简化二维结构，其比例与调研中销量、潜力的均值之比</w:t>
-      </w:r>
-      <w:r>
-        <w:rPr>
-          <w:rFonts w:eastAsia="宋体" w:ascii="Times New Roman" w:hAnsi="Times New Roman"/>
-        </w:rPr>
-        <w:t xml:space="preserve"> </w:t>
-      </w:r>
-      <w:r>
-        <w:rPr>
-          <w:rFonts w:hint="eastAsia" w:eastAsia="宋体" w:ascii="Times New Roman" w:hAnsi="Times New Roman"/>
-        </w:rPr>
-        <w:t xml:space="preserve">52:32（折算后约</w:t>
-      </w:r>
-      <w:r>
-        <w:rPr>
-          <w:rFonts w:eastAsia="宋体" w:ascii="Times New Roman" w:hAnsi="Times New Roman"/>
-        </w:rPr>
-        <w:t xml:space="preserve"> </w:t>
-      </w:r>
-      <w:r>
-        <w:rPr>
-          <w:rFonts w:hint="eastAsia" w:eastAsia="宋体" w:ascii="Times New Roman" w:hAnsi="Times New Roman"/>
-        </w:rPr>
-        <w:t xml:space="preserve">62:38）在四舍五入到</w:t>
-      </w:r>
-      <w:r>
-        <w:rPr>
-          <w:rFonts w:eastAsia="宋体" w:ascii="Times New Roman" w:hAnsi="Times New Roman"/>
-        </w:rPr>
-        <w:t xml:space="preserve"> 60:40 </w:t>
-      </w:r>
-      <w:r>
-        <w:rPr>
-          <w:rFonts w:hint="eastAsia" w:eastAsia="宋体" w:ascii="Times New Roman" w:hAnsi="Times New Roman"/>
-        </w:rPr>
-        <w:t xml:space="preserve">的整数刻度上吻合。受访者对</w:t>
-      </w:r>
-      <w:r>
-        <w:rPr>
-          <w:rFonts w:eastAsia="宋体" w:ascii="Times New Roman" w:hAnsi="Times New Roman"/>
-        </w:rPr>
-        <w:t xml:space="preserve"> HCP </w:t>
-      </w:r>
-      <w:r>
-        <w:rPr>
-          <w:rFonts w:hint="eastAsia" w:eastAsia="宋体" w:ascii="Times New Roman" w:hAnsi="Times New Roman"/>
-        </w:rPr>
-        <w:t xml:space="preserve">数量、市场份额等补充维度的认可，则通过</w:t>
-      </w:r>
-      <w:r>
-        <w:rPr>
-          <w:rFonts w:eastAsia="宋体" w:ascii="Times New Roman" w:hAnsi="Times New Roman"/>
-        </w:rPr>
-        <w:t xml:space="preserve"> IQVIA </w:t>
-      </w:r>
-      <w:r>
-        <w:rPr>
-          <w:rFonts w:hint="eastAsia" w:eastAsia="宋体" w:ascii="Times New Roman" w:hAnsi="Times New Roman"/>
-        </w:rPr>
-        <w:t xml:space="preserve">流向数据和标杆指标系数折算到潜力子指标中加以体现，使</w:t>
-      </w:r>
-      <w:r>
-        <w:rPr>
-          <w:rFonts w:eastAsia="宋体" w:ascii="Times New Roman" w:hAnsi="Times New Roman"/>
-        </w:rPr>
-        <w:t xml:space="preserve"> Index </w:t>
-      </w:r>
-      <w:r>
-        <w:rPr>
-          <w:rFonts w:hint="eastAsia" w:eastAsia="宋体" w:ascii="Times New Roman" w:hAnsi="Times New Roman"/>
-        </w:rPr>
-        <w:t xml:space="preserve">在保持二维简洁性的同时仍能容纳多维度业务信号。详见</w:t>
-      </w:r>
-      <w:r>
-        <w:rPr>
-          <w:rFonts w:eastAsia="宋体" w:ascii="Times New Roman" w:hAnsi="Times New Roman"/>
-        </w:rPr>
-        <w:t xml:space="preserve"> 3.3.1 </w:t>
-      </w:r>
-      <w:r>
-        <w:rPr>
-          <w:rFonts w:hint="eastAsia" w:eastAsia="宋体" w:ascii="Times New Roman" w:hAnsi="Times New Roman"/>
-        </w:rPr>
-        <w:t xml:space="preserve">节图</w:t>
-      </w:r>
-      <w:r>
-        <w:rPr>
-          <w:rFonts w:eastAsia="宋体" w:ascii="Times New Roman" w:hAnsi="Times New Roman"/>
-        </w:rPr>
-        <w:t xml:space="preserve"> 3-5。</w:t>
-      </w:r>
-    </w:p>
     <w:bookmarkEnd w:id="101"/>
     <w:bookmarkStart w:id="102" w:name="大医院虚拟拆分预处理"/>
     <w:p>
@@ -13999,7 +13659,7 @@
         <w:rPr>
           <w:rFonts w:eastAsia="黑体" w:ascii="Times New Roman" w:hAnsi="Times New Roman"/>
         </w:rPr>
-        <w:t xml:space="preserve">4.2.3 </w:t>
+        <w:t xml:space="preserve">4.3.3 </w:t>
       </w:r>
       <w:r>
         <w:rPr>
@@ -14862,7 +14522,7 @@
         <w:rPr>
           <w:rFonts w:eastAsia="宋体" w:ascii="Times New Roman" w:hAnsi="Times New Roman"/>
         </w:rPr>
-        <w:t xml:space="preserve"> 4.3.2 </w:t>
+        <w:t xml:space="preserve"> 4.4.2 </w:t>
       </w:r>
       <w:r>
         <w:rPr>
@@ -15037,7 +14697,7 @@
         <w:rPr>
           <w:rFonts w:eastAsia="黑体" w:ascii="Times New Roman" w:hAnsi="Times New Roman"/>
         </w:rPr>
-        <w:t xml:space="preserve">4.3 </w:t>
+        <w:t xml:space="preserve">4.4 </w:t>
       </w:r>
       <w:r>
         <w:rPr>
@@ -15077,7 +14737,7 @@
         <w:rPr>
           <w:rFonts w:hint="eastAsia" w:eastAsia="宋体" w:ascii="Times New Roman" w:hAnsi="Times New Roman"/>
         </w:rPr>
-        <w:t xml:space="preserve">本研究在模型构建阶段就明确采用一个不同的设计原则：把均衡优化与历史延续性解耦为两个独立阶段。第一阶段——也就是本节所构建的代价函数——只关注均衡性、地理紧凑性、容量等纯结构性目标，完全不含历史惩罚项；第二阶段（4.4.3</w:t>
+        <w:t xml:space="preserve">本研究在模型构建阶段就明确采用一个不同的设计原则：把均衡优化与历史延续性解耦为两个独立阶段。第一阶段——也就是本节所构建的代价函数——只关注均衡性、地理紧凑性、容量等纯结构性目标，完全不含历史惩罚项；第二阶段（4.5.3</w:t>
       </w:r>
       <w:r>
         <w:rPr>
@@ -15161,7 +14821,7 @@
         <w:rPr>
           <w:rFonts w:eastAsia="黑体" w:ascii="Times New Roman" w:hAnsi="Times New Roman"/>
         </w:rPr>
-        <w:t xml:space="preserve">4.3.1 </w:t>
+        <w:t xml:space="preserve">4.4.1 </w:t>
       </w:r>
       <w:r>
         <w:rPr>
@@ -16050,13 +15710,25 @@
         <w:rPr>
           <w:rFonts w:hint="eastAsia" w:eastAsia="宋体" w:ascii="Times New Roman" w:hAnsi="Times New Roman"/>
         </w:rPr>
-        <w:t xml:space="preserve">直接对辖区最远半径做二次惩罚。这一设计的细节在</w:t>
-      </w:r>
-      <w:r>
-        <w:rPr>
-          <w:rFonts w:eastAsia="宋体" w:ascii="Times New Roman" w:hAnsi="Times New Roman"/>
-        </w:rPr>
-        <w:t xml:space="preserve"> 4.3.3 </w:t>
+        <w:t xml:space="preserve">直接对辖区最远半径做二次惩罚。之所以不用线性惩罚，是因为地理距离对业务可行性的影响并非均匀递增——距离在合理范围内多几十公里尚可接受，但一旦完全超出合理性（例如辖区内最远的两家医院相距</w:t>
+      </w:r>
+      <w:r>
+        <w:rPr>
+          <w:rFonts w:eastAsia="宋体" w:ascii="Times New Roman" w:hAnsi="Times New Roman"/>
+        </w:rPr>
+        <w:t xml:space="preserve"> 500 </w:t>
+      </w:r>
+      <w:r>
+        <w:rPr>
+          <w:rFonts w:hint="eastAsia" w:eastAsia="宋体" w:ascii="Times New Roman" w:hAnsi="Times New Roman"/>
+        </w:rPr>
+        <w:t xml:space="preserve">公里），代表在一个工作日内根本无法兼顾覆盖，这种方案在业务上是彻底不可接受的。二次惩罚正好刻画了这种”越远越不可接受、且加速恶化”的非线性特性。这一设计的细节在</w:t>
+      </w:r>
+      <w:r>
+        <w:rPr>
+          <w:rFonts w:eastAsia="宋体" w:ascii="Times New Roman" w:hAnsi="Times New Roman"/>
+        </w:rPr>
+        <w:t xml:space="preserve"> 4.4.3 </w:t>
       </w:r>
       <w:r>
         <w:rPr>
@@ -16175,7 +15847,7 @@
         <w:rPr>
           <w:rFonts w:eastAsia="宋体" w:ascii="Times New Roman" w:hAnsi="Times New Roman"/>
         </w:rPr>
-        <w:t xml:space="preserve"> 4.3.2 </w:t>
+        <w:t xml:space="preserve"> 4.4.2 </w:t>
       </w:r>
       <w:r>
         <w:rPr>
@@ -16236,7 +15908,7 @@
         <w:rPr>
           <w:rFonts w:eastAsia="黑体" w:ascii="Times New Roman" w:hAnsi="Times New Roman"/>
         </w:rPr>
-        <w:t xml:space="preserve">4.3.2 </w:t>
+        <w:t xml:space="preserve">4.4.2 </w:t>
       </w:r>
       <w:r>
         <w:rPr>
@@ -16317,7 +15989,7 @@
         <w:rPr>
           <w:rFonts w:eastAsia="宋体" w:ascii="Times New Roman" w:hAnsi="Times New Roman"/>
         </w:rPr>
-        <w:t xml:space="preserve"> 4.2.3 </w:t>
+        <w:t xml:space="preserve"> 4.3.3 </w:t>
       </w:r>
       <w:r>
         <w:rPr>
@@ -16449,7 +16121,7 @@
         <w:rPr>
           <w:rFonts w:hint="eastAsia" w:eastAsia="宋体" w:ascii="Times New Roman" w:hAnsi="Times New Roman"/>
         </w:rPr>
-        <w:t xml:space="preserve">个），但本研究将其作为软约束而非硬约束处理：业务侧普遍接受”代表偶尔覆盖一个跨大区城市以承接长尾客户”的灵活性，因此通过代价函数的”城市分散度”惩罚项（4.3.3</w:t>
+        <w:t xml:space="preserve">个），但本研究将其作为软约束而非硬约束处理：业务侧普遍接受”代表偶尔覆盖一个跨大区城市以承接长尾客户”的灵活性，因此通过代价函数的”城市分散度”惩罚项（4.4.3</w:t>
       </w:r>
       <w:r>
         <w:rPr>
@@ -16473,7 +16145,7 @@
         <w:rPr>
           <w:rFonts w:hint="eastAsia" w:eastAsia="宋体" w:ascii="Times New Roman" w:hAnsi="Times New Roman"/>
         </w:rPr>
-        <w:t xml:space="preserve">题调研中”83%</w:t>
+        <w:t xml:space="preserve">题调研中”91%</w:t>
       </w:r>
       <w:r>
         <w:rPr>
@@ -16534,7 +16206,7 @@
         <w:rPr>
           <w:rFonts w:eastAsia="黑体" w:ascii="Times New Roman" w:hAnsi="Times New Roman"/>
         </w:rPr>
-        <w:t xml:space="preserve">4.3.3 </w:t>
+        <w:t xml:space="preserve">4.4.3 </w:t>
       </w:r>
       <w:r>
         <w:rPr>
@@ -16557,7 +16229,7 @@
         <w:rPr>
           <w:rFonts w:eastAsia="宋体" w:ascii="Times New Roman" w:hAnsi="Times New Roman"/>
         </w:rPr>
-        <w:t xml:space="preserve"> 4-2 </w:t>
+        <w:t xml:space="preserve"> 4-3 </w:t>
       </w:r>
       <w:r>
         <w:rPr>
@@ -16587,7 +16259,7 @@
           <w:bCs/>
           <w:sz w:val="21"/>
         </w:rPr>
-        <w:t xml:space="preserve"> 4-2 </w:t>
+        <w:t xml:space="preserve"> 4-3 </w:t>
       </w:r>
       <w:r>
         <w:rPr>
@@ -17251,7 +16923,7 @@
         <w:rPr>
           <w:rFonts w:eastAsia="宋体" w:ascii="Times New Roman" w:hAnsi="Times New Roman"/>
         </w:rPr>
-        <w:t xml:space="preserve"> 4-3 </w:t>
+        <w:t xml:space="preserve"> 4-4 </w:t>
       </w:r>
       <w:r>
         <w:rPr>
@@ -17281,7 +16953,7 @@
           <w:bCs/>
           <w:sz w:val="21"/>
         </w:rPr>
-        <w:t xml:space="preserve"> 4-3 </w:t>
+        <w:t xml:space="preserve"> 4-4 </w:t>
       </w:r>
       <w:r>
         <w:rPr>
@@ -18015,7 +17687,7 @@
         <w:rPr>
           <w:rFonts w:eastAsia="宋体" w:ascii="Times New Roman" w:hAnsi="Times New Roman"/>
         </w:rPr>
-        <w:t xml:space="preserve"> 4-3 </w:t>
+        <w:t xml:space="preserve"> 4-4 </w:t>
       </w:r>
       <w:r>
         <w:rPr>
@@ -18141,7 +17813,55 @@
         <w:rPr>
           <w:rFonts w:hint="eastAsia" w:eastAsia="宋体" w:ascii="Times New Roman" w:hAnsi="Times New Roman"/>
         </w:rPr>
-        <w:t xml:space="preserve">±10%；累计</w:t>
+        <w:t xml:space="preserve">±10%，无人选择</w:t>
+      </w:r>
+      <w:r>
+        <w:rPr>
+          <w:rFonts w:eastAsia="宋体" w:ascii="Times New Roman" w:hAnsi="Times New Roman"/>
+        </w:rPr>
+        <w:t xml:space="preserve"> ±5% </w:t>
+      </w:r>
+      <w:r>
+        <w:rPr>
+          <w:rFonts w:hint="eastAsia" w:eastAsia="宋体" w:ascii="Times New Roman" w:hAnsi="Times New Roman"/>
+        </w:rPr>
+        <w:t xml:space="preserve">或</w:t>
+      </w:r>
+      <w:r>
+        <w:rPr>
+          <w:rFonts w:eastAsia="宋体" w:ascii="Times New Roman" w:hAnsi="Times New Roman"/>
+        </w:rPr>
+        <w:t xml:space="preserve"> </w:t>
+      </w:r>
+      <w:r>
+        <w:rPr>
+          <w:rFonts w:hint="eastAsia" w:eastAsia="宋体" w:ascii="Times New Roman" w:hAnsi="Times New Roman"/>
+        </w:rPr>
+        <w:t xml:space="preserve">±30%；全部受访者的容忍带都落在</w:t>
+      </w:r>
+      <w:r>
+        <w:rPr>
+          <w:rFonts w:eastAsia="宋体" w:ascii="Times New Roman" w:hAnsi="Times New Roman"/>
+        </w:rPr>
+        <w:t xml:space="preserve"> ±10% </w:t>
+      </w:r>
+      <w:r>
+        <w:rPr>
+          <w:rFonts w:hint="eastAsia" w:eastAsia="宋体" w:ascii="Times New Roman" w:hAnsi="Times New Roman"/>
+        </w:rPr>
+        <w:t xml:space="preserve">至</w:t>
+      </w:r>
+      <w:r>
+        <w:rPr>
+          <w:rFonts w:eastAsia="宋体" w:ascii="Times New Roman" w:hAnsi="Times New Roman"/>
+        </w:rPr>
+        <w:t xml:space="preserve"> ±20% </w:t>
+      </w:r>
+      <w:r>
+        <w:rPr>
+          <w:rFonts w:hint="eastAsia" w:eastAsia="宋体" w:ascii="Times New Roman" w:hAnsi="Times New Roman"/>
+        </w:rPr>
+        <w:t xml:space="preserve">区间内（其中累计</w:t>
       </w:r>
       <w:r>
         <w:rPr>
@@ -18153,31 +17873,19 @@
         <w:rPr>
           <w:rFonts w:hint="eastAsia" w:eastAsia="宋体" w:ascii="Times New Roman" w:hAnsi="Times New Roman"/>
         </w:rPr>
-        <w:t xml:space="preserve">的受访者将容忍带集中在</w:t>
-      </w:r>
-      <w:r>
-        <w:rPr>
-          <w:rFonts w:eastAsia="宋体" w:ascii="Times New Roman" w:hAnsi="Times New Roman"/>
-        </w:rPr>
-        <w:t xml:space="preserve"> ±10% </w:t>
-      </w:r>
-      <w:r>
-        <w:rPr>
-          <w:rFonts w:hint="eastAsia" w:eastAsia="宋体" w:ascii="Times New Roman" w:hAnsi="Times New Roman"/>
-        </w:rPr>
-        <w:t xml:space="preserve">至</w:t>
-      </w:r>
-      <w:r>
-        <w:rPr>
-          <w:rFonts w:eastAsia="宋体" w:ascii="Times New Roman" w:hAnsi="Times New Roman"/>
-        </w:rPr>
-        <w:t xml:space="preserve"> ±20% </w:t>
-      </w:r>
-      <w:r>
-        <w:rPr>
-          <w:rFonts w:hint="eastAsia" w:eastAsia="宋体" w:ascii="Times New Roman" w:hAnsi="Times New Roman"/>
-        </w:rPr>
-        <w:t xml:space="preserve">区间。本研究采用的</w:t>
+        <w:t xml:space="preserve">接受</w:t>
+      </w:r>
+      <w:r>
+        <w:rPr>
+          <w:rFonts w:eastAsia="宋体" w:ascii="Times New Roman" w:hAnsi="Times New Roman"/>
+        </w:rPr>
+        <w:t xml:space="preserve"> ±15% </w:t>
+      </w:r>
+      <w:r>
+        <w:rPr>
+          <w:rFonts w:hint="eastAsia" w:eastAsia="宋体" w:ascii="Times New Roman" w:hAnsi="Times New Roman"/>
+        </w:rPr>
+        <w:t xml:space="preserve">及更宽松的浮动）。本研究采用的</w:t>
       </w:r>
       <w:r>
         <w:rPr>
@@ -18558,7 +18266,7 @@
         <w:rPr>
           <w:rFonts w:eastAsia="黑体" w:ascii="Times New Roman" w:hAnsi="Times New Roman"/>
         </w:rPr>
-        <w:t xml:space="preserve">4.4 </w:t>
+        <w:t xml:space="preserve">4.5 </w:t>
       </w:r>
       <w:r>
         <w:rPr>
@@ -18576,7 +18284,7 @@
         <w:rPr>
           <w:rFonts w:eastAsia="黑体" w:ascii="Times New Roman" w:hAnsi="Times New Roman"/>
         </w:rPr>
-        <w:t xml:space="preserve">4.4.1 </w:t>
+        <w:t xml:space="preserve">4.5.1 </w:t>
       </w:r>
       <w:r>
         <w:rPr>
@@ -18611,7 +18319,7 @@
         <w:rPr>
           <w:rFonts w:eastAsia="宋体" w:ascii="Times New Roman" w:hAnsi="Times New Roman"/>
         </w:rPr>
-        <w:t xml:space="preserve"> 4.3 </w:t>
+        <w:t xml:space="preserve"> 4.4 </w:t>
       </w:r>
       <w:r>
         <w:rPr>
@@ -18991,7 +18699,7 @@
         <w:rPr>
           <w:rFonts w:eastAsia="黑体" w:ascii="Times New Roman" w:hAnsi="Times New Roman"/>
         </w:rPr>
-        <w:t xml:space="preserve">4.4.2 </w:t>
+        <w:t xml:space="preserve">4.5.2 </w:t>
       </w:r>
       <w:r>
         <w:rPr>
@@ -19020,7 +18728,7 @@
         <w:rPr>
           <w:rFonts w:eastAsia="黑体" w:ascii="Times New Roman" w:hAnsi="Times New Roman"/>
         </w:rPr>
-        <w:t xml:space="preserve">4.4.2.1 </w:t>
+        <w:t xml:space="preserve">4.5.2.1 </w:t>
       </w:r>
       <w:r>
         <w:rPr>
@@ -19260,7 +18968,7 @@
         <w:rPr>
           <w:rFonts w:eastAsia="黑体" w:ascii="Times New Roman" w:hAnsi="Times New Roman"/>
         </w:rPr>
-        <w:t xml:space="preserve">4.4.2.2 </w:t>
+        <w:t xml:space="preserve">4.5.2.2 </w:t>
       </w:r>
       <w:r>
         <w:rPr>
@@ -19326,7 +19034,7 @@
         <w:rPr>
           <w:rFonts w:eastAsia="黑体" w:ascii="Times New Roman" w:hAnsi="Times New Roman"/>
         </w:rPr>
-        <w:t xml:space="preserve">4.4.2.3 </w:t>
+        <w:t xml:space="preserve">4.5.2.3 </w:t>
       </w:r>
       <w:r>
         <w:rPr>
@@ -19515,13 +19223,13 @@
         <w:rPr>
           <w:rFonts w:eastAsia="宋体" w:ascii="Times New Roman" w:hAnsi="Times New Roman"/>
         </w:rPr>
-        <w:t xml:space="preserve"> 4.3.2 </w:t>
-      </w:r>
-      <w:r>
-        <w:rPr>
-          <w:rFonts w:hint="eastAsia" w:eastAsia="宋体" w:ascii="Times New Roman" w:hAnsi="Times New Roman"/>
-        </w:rPr>
-        <w:t xml:space="preserve">节硬约束做可行性过滤，通过的操作再代入代价函数（4.3</w:t>
+        <w:t xml:space="preserve"> 4.4.2 </w:t>
+      </w:r>
+      <w:r>
+        <w:rPr>
+          <w:rFonts w:hint="eastAsia" w:eastAsia="宋体" w:ascii="Times New Roman" w:hAnsi="Times New Roman"/>
+        </w:rPr>
+        <w:t xml:space="preserve">节硬约束做可行性过滤，通过的操作再代入代价函数（4.4</w:t>
       </w:r>
       <w:r>
         <w:rPr>
@@ -19937,7 +19645,7 @@
         <w:rPr>
           <w:rFonts w:eastAsia="黑体" w:ascii="Times New Roman" w:hAnsi="Times New Roman"/>
         </w:rPr>
-        <w:t xml:space="preserve">4.4.3 </w:t>
+        <w:t xml:space="preserve">4.5.3 </w:t>
       </w:r>
       <w:r>
         <w:rPr>
@@ -19967,7 +19675,7 @@
         <w:rPr>
           <w:rFonts w:eastAsia="黑体" w:ascii="Times New Roman" w:hAnsi="Times New Roman"/>
         </w:rPr>
-        <w:t xml:space="preserve">4.4.3.1 </w:t>
+        <w:t xml:space="preserve">4.5.3.1 </w:t>
       </w:r>
       <w:r>
         <w:rPr>
@@ -20067,7 +19775,7 @@
         <w:rPr>
           <w:rFonts w:eastAsia="黑体" w:ascii="Times New Roman" w:hAnsi="Times New Roman"/>
         </w:rPr>
-        <w:t xml:space="preserve">4.4.3.2 </w:t>
+        <w:t xml:space="preserve">4.5.3.2 </w:t>
       </w:r>
       <w:r>
         <w:rPr>
@@ -21123,63 +20831,7 @@
         <w:rPr>
           <w:rFonts w:hint="eastAsia" w:eastAsia="宋体" w:ascii="Times New Roman" w:hAnsi="Times New Roman"/>
         </w:rPr>
-        <w:t xml:space="preserve">求解最优匹配时，最优解会优先围绕大医院展开，从而自动实现重点大医院与历史辖区的对应关系保留。下文</w:t>
-      </w:r>
-      <w:r>
-        <w:rPr>
-          <w:rFonts w:eastAsia="宋体" w:ascii="Times New Roman" w:hAnsi="Times New Roman"/>
-        </w:rPr>
-        <w:t xml:space="preserve"> 4.4.3.3 </w:t>
-      </w:r>
-      <w:r>
-        <w:rPr>
-          <w:rFonts w:hint="eastAsia" w:eastAsia="宋体" w:ascii="Times New Roman" w:hAnsi="Times New Roman"/>
-        </w:rPr>
-        <w:t xml:space="preserve">节将进一步介绍的一对一城市保护权重</w:t>
-      </w:r>
-      <w:r>
-        <w:rPr>
-          <w:rFonts w:eastAsia="宋体" w:ascii="Times New Roman" w:hAnsi="Times New Roman"/>
-        </w:rPr>
-        <w:t xml:space="preserve"> boost </w:t>
-      </w:r>
-      <w:r>
-        <w:rPr>
-          <w:rFonts w:hint="eastAsia" w:eastAsia="宋体" w:ascii="Times New Roman" w:hAnsi="Times New Roman"/>
-        </w:rPr>
-        <w:t xml:space="preserve">至</w:t>
-      </w:r>
-      <w:r>
-        <w:rPr>
-          <w:rFonts w:eastAsia="宋体" w:ascii="Times New Roman" w:hAnsi="Times New Roman"/>
-        </w:rPr>
-        <w:t xml:space="preserve"> </w:t>
-      </w:r>
-      <m:oMath>
-        <m:sSup>
-          <m:e>
-            <m:r>
-              <m:t>10</m:t>
-            </m:r>
-          </m:e>
-          <m:sup>
-            <m:r>
-              <m:t>12</m:t>
-            </m:r>
-          </m:sup>
-        </m:sSup>
-      </m:oMath>
-      <w:r>
-        <w:rPr>
-          <w:rFonts w:eastAsia="宋体" w:ascii="Times New Roman" w:hAnsi="Times New Roman"/>
-        </w:rPr>
-        <w:t xml:space="preserve"> </w:t>
-      </w:r>
-      <w:r>
-        <w:rPr>
-          <w:rFonts w:hint="eastAsia" w:eastAsia="宋体" w:ascii="Times New Roman" w:hAnsi="Times New Roman"/>
-        </w:rPr>
-        <w:t xml:space="preserve">量级，则把”历史独占关系强制冻结”上升为硬性约束。中等价值医院与小区域关系在权重中的占比相对较低，使其能够在匹配中被适度让渡，服务于第一阶段已经达成的</w:t>
+        <w:t xml:space="preserve">求解最优匹配时，最优解会优先围绕大医院展开，从而自动实现重点大医院与历史辖区的对应关系保留。中等价值医院与小区域关系在权重中的占比相对较低，使其能够在匹配中被适度让渡，服务于第一阶段已经达成的</w:t>
       </w:r>
       <w:r>
         <w:rPr>
@@ -21820,89 +21472,8 @@
         <w:t xml:space="preserve">匹配示意图</w:t>
       </w:r>
     </w:p>
-    <w:p>
-      <w:pPr>
-        <w:pStyle w:val="BodyText"/>
-      </w:pPr>
-      <w:r>
-        <w:rPr>
-          <w:rFonts w:hint="eastAsia" w:eastAsia="宋体" w:ascii="Times New Roman" w:hAnsi="Times New Roman"/>
-        </w:rPr>
-        <w:t xml:space="preserve">裁员合并场景下，历史辖区数量可能大于当前辖区数量——此时对每家拆分医院，算法仅保留历史</w:t>
-      </w:r>
-      <w:r>
-        <w:rPr>
-          <w:rFonts w:eastAsia="宋体" w:ascii="Times New Roman" w:hAnsi="Times New Roman"/>
-        </w:rPr>
-        <w:t xml:space="preserve"> portion </w:t>
-      </w:r>
-      <w:r>
-        <w:rPr>
-          <w:rFonts w:hint="eastAsia" w:eastAsia="宋体" w:ascii="Times New Roman" w:hAnsi="Times New Roman"/>
-        </w:rPr>
-        <w:t xml:space="preserve">值最高的前</w:t>
-      </w:r>
-      <w:r>
-        <w:rPr>
-          <w:rFonts w:eastAsia="宋体" w:ascii="Times New Roman" w:hAnsi="Times New Roman"/>
-        </w:rPr>
-        <w:t xml:space="preserve"> </w:t>
-      </w:r>
-      <m:oMath>
-        <m:sSub>
-          <m:e>
-            <m:r>
-              <m:t>n</m:t>
-            </m:r>
-          </m:e>
-          <m:sub>
-            <m:r>
-              <m:t>i</m:t>
-            </m:r>
-          </m:sub>
-        </m:sSub>
-      </m:oMath>
-      <w:r>
-        <w:rPr>
-          <w:rFonts w:eastAsia="宋体" w:ascii="Times New Roman" w:hAnsi="Times New Roman"/>
-        </w:rPr>
-        <w:t xml:space="preserve"> </w:t>
-      </w:r>
-      <w:r>
-        <w:rPr>
-          <w:rFonts w:hint="eastAsia" w:eastAsia="宋体" w:ascii="Times New Roman" w:hAnsi="Times New Roman"/>
-        </w:rPr>
-        <w:t xml:space="preserve">个历史辖区参与匹配（</w:t>
-      </w:r>
-      <m:oMath>
-        <m:sSub>
-          <m:e>
-            <m:r>
-              <m:t>n</m:t>
-            </m:r>
-          </m:e>
-          <m:sub>
-            <m:r>
-              <m:t>i</m:t>
-            </m:r>
-          </m:sub>
-        </m:sSub>
-      </m:oMath>
-      <w:r>
-        <w:rPr>
-          <w:rFonts w:eastAsia="宋体" w:ascii="Times New Roman" w:hAnsi="Times New Roman"/>
-        </w:rPr>
-        <w:t xml:space="preserve"> </w:t>
-      </w:r>
-      <w:r>
-        <w:rPr>
-          <w:rFonts w:hint="eastAsia" w:eastAsia="宋体" w:ascii="Times New Roman" w:hAnsi="Times New Roman"/>
-        </w:rPr>
-        <w:t xml:space="preserve">为该医院当前的拆分份额数），其余历史关联被排除，确保拆分份额优先匹配到其历史主要覆盖辖区，而非被分散到边缘性的历史关联中。</w:t>
-      </w:r>
-    </w:p>
     <w:bookmarkEnd w:id="126"/>
-    <w:bookmarkStart w:id="127" w:name="强约束的权重提升与求解"/>
+    <w:bookmarkStart w:id="127" w:name="最优匹配求解"/>
     <w:p>
       <w:pPr>
         <w:pStyle w:val="Heading4"/>
@@ -21911,159 +21482,18 @@
         <w:rPr>
           <w:rFonts w:eastAsia="黑体" w:ascii="Times New Roman" w:hAnsi="Times New Roman"/>
         </w:rPr>
-        <w:t xml:space="preserve">4.4.3.3 </w:t>
+        <w:t xml:space="preserve">4.5.3.3 </w:t>
       </w:r>
       <w:r>
         <w:rPr>
           <w:rFonts w:hint="eastAsia" w:eastAsia="黑体" w:ascii="Times New Roman" w:hAnsi="Times New Roman"/>
         </w:rPr>
-        <w:t xml:space="preserve">强约束的权重提升与求解</w:t>
+        <w:t xml:space="preserve">最优匹配求解</w:t>
       </w:r>
     </w:p>
     <w:p>
       <w:pPr>
         <w:pStyle w:val="FirstParagraph"/>
-      </w:pPr>
-      <w:r>
-        <w:rPr>
-          <w:rFonts w:hint="eastAsia" w:eastAsia="宋体" w:ascii="Times New Roman" w:hAnsi="Times New Roman"/>
-        </w:rPr>
-        <w:t xml:space="preserve">在求解</w:t>
-      </w:r>
-      <w:r>
-        <w:rPr>
-          <w:rFonts w:eastAsia="宋体" w:ascii="Times New Roman" w:hAnsi="Times New Roman"/>
-        </w:rPr>
-        <w:t xml:space="preserve"> Hungarian </w:t>
-      </w:r>
-      <w:r>
-        <w:rPr>
-          <w:rFonts w:hint="eastAsia" w:eastAsia="宋体" w:ascii="Times New Roman" w:hAnsi="Times New Roman"/>
-        </w:rPr>
-        <w:t xml:space="preserve">匹配前，第二阶段还需处理两类强约束：锁定医院归属与一对一城市保留。算法采用”软约束硬化”的技巧——把包含锁定医院的簇与其指定辖区之间的权重，以及包含一对一城市医院的簇与该城市历史所属辖区之间的权重，统一</w:t>
-      </w:r>
-      <w:r>
-        <w:rPr>
-          <w:rFonts w:eastAsia="宋体" w:ascii="Times New Roman" w:hAnsi="Times New Roman"/>
-        </w:rPr>
-        <w:t xml:space="preserve"> boost </w:t>
-      </w:r>
-      <w:r>
-        <w:rPr>
-          <w:rFonts w:hint="eastAsia" w:eastAsia="宋体" w:ascii="Times New Roman" w:hAnsi="Times New Roman"/>
-        </w:rPr>
-        <w:t xml:space="preserve">至</w:t>
-      </w:r>
-      <w:r>
-        <w:rPr>
-          <w:rFonts w:eastAsia="宋体" w:ascii="Times New Roman" w:hAnsi="Times New Roman"/>
-        </w:rPr>
-        <w:t xml:space="preserve"> </w:t>
-      </w:r>
-      <m:oMath>
-        <m:sSup>
-          <m:e>
-            <m:r>
-              <m:t>10</m:t>
-            </m:r>
-          </m:e>
-          <m:sup>
-            <m:r>
-              <m:t>12</m:t>
-            </m:r>
-          </m:sup>
-        </m:sSup>
-      </m:oMath>
-      <w:r>
-        <w:rPr>
-          <w:rFonts w:eastAsia="宋体" w:ascii="Times New Roman" w:hAnsi="Times New Roman"/>
-        </w:rPr>
-        <w:t xml:space="preserve"> </w:t>
-      </w:r>
-      <w:r>
-        <w:rPr>
-          <w:rFonts w:hint="eastAsia" w:eastAsia="宋体" w:ascii="Times New Roman" w:hAnsi="Times New Roman"/>
-        </w:rPr>
-        <w:t xml:space="preserve">量级。这一量级远超公式</w:t>
-      </w:r>
-      <w:r>
-        <w:rPr>
-          <w:rFonts w:eastAsia="宋体" w:ascii="Times New Roman" w:hAnsi="Times New Roman"/>
-        </w:rPr>
-        <w:t xml:space="preserve"> 4-13 </w:t>
-      </w:r>
-      <w:r>
-        <w:rPr>
-          <w:rFonts w:hint="eastAsia" w:eastAsia="宋体" w:ascii="Times New Roman" w:hAnsi="Times New Roman"/>
-        </w:rPr>
-        <w:t xml:space="preserve">输出的普通医院级权重的</w:t>
-      </w:r>
-      <w:r>
-        <w:rPr>
-          <w:rFonts w:eastAsia="宋体" w:ascii="Times New Roman" w:hAnsi="Times New Roman"/>
-        </w:rPr>
-        <w:t xml:space="preserve"> </w:t>
-      </w:r>
-      <m:oMath>
-        <m:sSup>
-          <m:e>
-            <m:r>
-              <m:t>10</m:t>
-            </m:r>
-          </m:e>
-          <m:sup>
-            <m:r>
-              <m:t>3</m:t>
-            </m:r>
-          </m:sup>
-        </m:sSup>
-        <m:r>
-          <m:rPr>
-            <m:sty m:val="p"/>
-          </m:rPr>
-          <m:t>∼</m:t>
-        </m:r>
-        <m:sSup>
-          <m:e>
-            <m:r>
-              <m:t>10</m:t>
-            </m:r>
-          </m:e>
-          <m:sup>
-            <m:r>
-              <m:t>4</m:t>
-            </m:r>
-          </m:sup>
-        </m:sSup>
-      </m:oMath>
-      <w:r>
-        <w:rPr>
-          <w:rFonts w:eastAsia="宋体" w:ascii="Times New Roman" w:hAnsi="Times New Roman"/>
-        </w:rPr>
-        <w:t xml:space="preserve"> </w:t>
-      </w:r>
-      <w:r>
-        <w:rPr>
-          <w:rFonts w:hint="eastAsia" w:eastAsia="宋体" w:ascii="Times New Roman" w:hAnsi="Times New Roman"/>
-        </w:rPr>
-        <w:t xml:space="preserve">范围，让</w:t>
-      </w:r>
-      <w:r>
-        <w:rPr>
-          <w:rFonts w:eastAsia="宋体" w:ascii="Times New Roman" w:hAnsi="Times New Roman"/>
-        </w:rPr>
-        <w:t xml:space="preserve"> Hungarian </w:t>
-      </w:r>
-      <w:r>
-        <w:rPr>
-          <w:rFonts w:hint="eastAsia" w:eastAsia="宋体" w:ascii="Times New Roman" w:hAnsi="Times New Roman"/>
-        </w:rPr>
-        <w:t xml:space="preserve">在求解最优匹配时几乎不可能将这些簇映射到其他辖区，从而把”锁定客户不可中断、一对一城市不可拆分”的业务硬约束自然落实到匹配阶段。</w:t>
-      </w:r>
-    </w:p>
-    <w:p>
-      <w:pPr>
-        <w:pStyle w:val="BodyText"/>
       </w:pPr>
       <w:r>
         <w:rPr>
@@ -22190,7 +21620,7 @@
         <w:rPr>
           <w:rFonts w:eastAsia="黑体" w:ascii="Times New Roman" w:hAnsi="Times New Roman"/>
         </w:rPr>
-        <w:t xml:space="preserve">4.5 </w:t>
+        <w:t xml:space="preserve">4.6 </w:t>
       </w:r>
       <w:r>
         <w:rPr>
@@ -22271,7 +21701,7 @@
         <w:rPr>
           <w:rFonts w:eastAsia="宋体" w:ascii="Times New Roman" w:hAnsi="Times New Roman"/>
         </w:rPr>
-        <w:t xml:space="preserve"> 4.3 </w:t>
+        <w:t xml:space="preserve"> 4.4 </w:t>
       </w:r>
       <w:r>
         <w:rPr>
@@ -22313,51 +21743,7 @@
         <w:rPr>
           <w:rFonts w:hint="eastAsia" w:eastAsia="宋体" w:ascii="Times New Roman" w:hAnsi="Times New Roman"/>
         </w:rPr>
-        <w:t xml:space="preserve">算法将匿名簇映射到历史辖区编号，并对锁定医院和一对一城市做权重</w:t>
-      </w:r>
-      <w:r>
-        <w:rPr>
-          <w:rFonts w:eastAsia="宋体" w:ascii="Times New Roman" w:hAnsi="Times New Roman"/>
-        </w:rPr>
-        <w:t xml:space="preserve"> boost </w:t>
-      </w:r>
-      <w:r>
-        <w:rPr>
-          <w:rFonts w:hint="eastAsia" w:eastAsia="宋体" w:ascii="Times New Roman" w:hAnsi="Times New Roman"/>
-        </w:rPr>
-        <w:t xml:space="preserve">至</w:t>
-      </w:r>
-      <w:r>
-        <w:rPr>
-          <w:rFonts w:eastAsia="宋体" w:ascii="Times New Roman" w:hAnsi="Times New Roman"/>
-        </w:rPr>
-        <w:t xml:space="preserve"> </w:t>
-      </w:r>
-      <m:oMath>
-        <m:sSup>
-          <m:e>
-            <m:r>
-              <m:t>10</m:t>
-            </m:r>
-          </m:e>
-          <m:sup>
-            <m:r>
-              <m:t>12</m:t>
-            </m:r>
-          </m:sup>
-        </m:sSup>
-      </m:oMath>
-      <w:r>
-        <w:rPr>
-          <w:rFonts w:eastAsia="宋体" w:ascii="Times New Roman" w:hAnsi="Times New Roman"/>
-        </w:rPr>
-        <w:t xml:space="preserve"> </w:t>
-      </w:r>
-      <w:r>
-        <w:rPr>
-          <w:rFonts w:hint="eastAsia" w:eastAsia="宋体" w:ascii="Times New Roman" w:hAnsi="Times New Roman"/>
-        </w:rPr>
-        <w:t xml:space="preserve">量级，确保两类强约束在匹配阶段被严格遵守。两阶段解耦让均衡性与历史延续性各自达到最优，避免了传统单阶段方法中两个目标相互妥协的问题。</w:t>
+        <w:t xml:space="preserve">算法将匿名簇映射到历史辖区编号，以最大化客户关系保留率。两阶段解耦让均衡性与历史延续性各自达到最优，避免了传统单阶段方法中两个目标相互妥协的问题。</w:t>
       </w:r>
     </w:p>
     <w:p>
@@ -22443,7 +21829,7 @@
         <w:rPr>
           <w:rFonts w:hint="eastAsia" w:eastAsia="宋体" w:ascii="Times New Roman" w:hAnsi="Times New Roman"/>
         </w:rPr>
-        <w:t xml:space="preserve">第四章完成了模型与算法的形式化构建，本章将在此基础上以业内某跨国药企脱敏后的真实业务数据为对象，验证算法的实际效果、地理适应性与运行性能。全章遵循”实验设计→主样本深入→多场景广度→性能与稳健性”的逻辑：首先说明数据来源、实验设置与评价指标体系；随后选取湖南省样本作为主样本，深入对比</w:t>
+        <w:t xml:space="preserve">第四章完成了模型与算法的形式化构建，本章将在此基础上以业内某跨国药企脱敏后的真实业务数据为对象，验证算法的实际效果、地理适应性与运行性能。全章遵循”实验设计→主样本深入→多地理形态广度→性能与稳健性”的逻辑：首先说明数据来源、实验设置与评价指标体系；随后选取湖南省样本作为主样本，深入对比</w:t>
       </w:r>
       <w:r>
         <w:rPr>
@@ -22998,51 +22384,7 @@
         <w:rPr>
           <w:rFonts w:hint="eastAsia" w:eastAsia="宋体" w:ascii="Times New Roman" w:hAnsi="Times New Roman"/>
         </w:rPr>
-        <w:t xml:space="preserve">+50）+</w:t>
-      </w:r>
-      <w:r>
-        <w:rPr>
-          <w:rFonts w:eastAsia="宋体" w:ascii="Times New Roman" w:hAnsi="Times New Roman"/>
-        </w:rPr>
-        <w:t xml:space="preserve"> </w:t>
-      </w:r>
-      <w:r>
-        <w:rPr>
-          <w:rFonts w:hint="eastAsia" w:eastAsia="宋体" w:ascii="Times New Roman" w:hAnsi="Times New Roman"/>
-        </w:rPr>
-        <w:t xml:space="preserve">一对一城市权重提升至</w:t>
-      </w:r>
-      <w:r>
-        <w:rPr>
-          <w:rFonts w:eastAsia="宋体" w:ascii="Times New Roman" w:hAnsi="Times New Roman"/>
-        </w:rPr>
-        <w:t xml:space="preserve"> </w:t>
-      </w:r>
-      <m:oMath>
-        <m:sSup>
-          <m:e>
-            <m:r>
-              <m:t>10</m:t>
-            </m:r>
-          </m:e>
-          <m:sup>
-            <m:r>
-              <m:t>12</m:t>
-            </m:r>
-          </m:sup>
-        </m:sSup>
-      </m:oMath>
-      <w:r>
-        <w:rPr>
-          <w:rFonts w:eastAsia="宋体" w:ascii="Times New Roman" w:hAnsi="Times New Roman"/>
-        </w:rPr>
-        <w:t xml:space="preserve"> </w:t>
-      </w:r>
-      <w:r>
-        <w:rPr>
-          <w:rFonts w:hint="eastAsia" w:eastAsia="宋体" w:ascii="Times New Roman" w:hAnsi="Times New Roman"/>
-        </w:rPr>
-        <w:t xml:space="preserve">量级、Index</w:t>
+        <w:t xml:space="preserve">+50）、Index</w:t>
       </w:r>
       <w:r>
         <w:rPr>
@@ -23078,145 +22420,7 @@
         <w:rPr>
           <w:rFonts w:hint="eastAsia" w:eastAsia="宋体" w:ascii="Times New Roman" w:hAnsi="Times New Roman"/>
         </w:rPr>
-        <w:t xml:space="preserve">个城市。所有实证均运行于个人开发环境（macOS</w:t>
-      </w:r>
-      <w:r>
-        <w:rPr>
-          <w:rFonts w:eastAsia="宋体" w:ascii="Times New Roman" w:hAnsi="Times New Roman"/>
-        </w:rPr>
-        <w:t xml:space="preserve"> / Apple Silicon / Node.js </w:t>
-      </w:r>
-      <w:r>
-        <w:rPr>
-          <w:rFonts w:hint="eastAsia" w:eastAsia="宋体" w:ascii="Times New Roman" w:hAnsi="Times New Roman"/>
-        </w:rPr>
-        <w:t xml:space="preserve">20）。</w:t>
-      </w:r>
-    </w:p>
-    <w:p>
-      <w:pPr>
-        <w:pStyle w:val="BodyText"/>
-      </w:pPr>
-      <w:r>
-        <w:rPr>
-          <w:rFonts w:hint="eastAsia" w:eastAsia="宋体" w:ascii="Times New Roman" w:hAnsi="Times New Roman"/>
-        </w:rPr>
-        <w:t xml:space="preserve">需要说明算法版本：本章实证基于论文项目本地的算法实现（commit</w:t>
-      </w:r>
-      <w:r>
-        <w:rPr>
-          <w:rFonts w:eastAsia="宋体" w:ascii="Times New Roman" w:hAnsi="Times New Roman"/>
-        </w:rPr>
-        <w:t xml:space="preserve"> </w:t>
-      </w:r>
-      <w:r>
-        <w:rPr>
-          <w:rFonts w:eastAsia="宋体" w:ascii="Times New Roman" w:hAnsi="Times New Roman"/>
-          <w:rStyle w:val="VerbatimChar"/>
-        </w:rPr>
-        <w:t xml:space="preserve">cbc1a756</w:t>
-      </w:r>
-      <w:r>
-        <w:rPr>
-          <w:rFonts w:hint="eastAsia" w:eastAsia="宋体" w:ascii="Times New Roman" w:hAnsi="Times New Roman"/>
-        </w:rPr>
-        <w:t xml:space="preserve">，对应</w:t>
-      </w:r>
-      <w:r>
-        <w:rPr>
-          <w:rFonts w:eastAsia="宋体" w:ascii="Times New Roman" w:hAnsi="Times New Roman"/>
-        </w:rPr>
-        <w:t xml:space="preserve"> sfe-territory-alignment </w:t>
-      </w:r>
-      <w:r>
-        <w:rPr>
-          <w:rFonts w:hint="eastAsia" w:eastAsia="宋体" w:ascii="Times New Roman" w:hAnsi="Times New Roman"/>
-        </w:rPr>
-        <w:t xml:space="preserve">仓库</w:t>
-      </w:r>
-      <w:r>
-        <w:rPr>
-          <w:rFonts w:eastAsia="宋体" w:ascii="Times New Roman" w:hAnsi="Times New Roman"/>
-        </w:rPr>
-        <w:t xml:space="preserve"> v20260514-2352 </w:t>
-      </w:r>
-      <w:r>
-        <w:rPr>
-          <w:rFonts w:hint="eastAsia" w:eastAsia="宋体" w:ascii="Times New Roman" w:hAnsi="Times New Roman"/>
-        </w:rPr>
-        <w:t xml:space="preserve">节点），与第四章方法论描述完全一致。算法仓库后续更新（v20260516-0855</w:t>
-      </w:r>
-      <w:r>
-        <w:rPr>
-          <w:rFonts w:eastAsia="宋体" w:ascii="Times New Roman" w:hAnsi="Times New Roman"/>
-        </w:rPr>
-        <w:t xml:space="preserve"> </w:t>
-      </w:r>
-      <w:r>
-        <w:rPr>
-          <w:rFonts w:hint="eastAsia" w:eastAsia="宋体" w:ascii="Times New Roman" w:hAnsi="Times New Roman"/>
-        </w:rPr>
-        <w:t xml:space="preserve">含匹配算法工程结构重构、AI</w:t>
-      </w:r>
-      <w:r>
-        <w:rPr>
-          <w:rFonts w:eastAsia="宋体" w:ascii="Times New Roman" w:hAnsi="Times New Roman"/>
-        </w:rPr>
-        <w:t xml:space="preserve"> </w:t>
-      </w:r>
-      <w:r>
-        <w:rPr>
-          <w:rFonts w:hint="eastAsia" w:eastAsia="宋体" w:ascii="Times New Roman" w:hAnsi="Times New Roman"/>
-        </w:rPr>
-        <w:t xml:space="preserve">微调助手、HCO</w:t>
-      </w:r>
-      <w:r>
-        <w:rPr>
-          <w:rFonts w:eastAsia="宋体" w:ascii="Times New Roman" w:hAnsi="Times New Roman"/>
-        </w:rPr>
-        <w:t xml:space="preserve"> </w:t>
-      </w:r>
-      <w:r>
-        <w:rPr>
-          <w:rFonts w:hint="eastAsia" w:eastAsia="宋体" w:ascii="Times New Roman" w:hAnsi="Times New Roman"/>
-        </w:rPr>
-        <w:t xml:space="preserve">数据接口修复等）属工程演进，不动摇</w:t>
-      </w:r>
-      <w:r>
-        <w:rPr>
-          <w:rFonts w:eastAsia="宋体" w:ascii="Times New Roman" w:hAnsi="Times New Roman"/>
-        </w:rPr>
-        <w:t xml:space="preserve"> 4.4.3 </w:t>
-      </w:r>
-      <w:r>
-        <w:rPr>
-          <w:rFonts w:hint="eastAsia" w:eastAsia="宋体" w:ascii="Times New Roman" w:hAnsi="Times New Roman"/>
-        </w:rPr>
-        <w:t xml:space="preserve">节给出的</w:t>
-      </w:r>
-      <w:r>
-        <w:rPr>
-          <w:rFonts w:eastAsia="宋体" w:ascii="Times New Roman" w:hAnsi="Times New Roman"/>
-        </w:rPr>
-        <w:t xml:space="preserve"> Hungarian </w:t>
-      </w:r>
-      <w:r>
-        <w:rPr>
-          <w:rFonts w:hint="eastAsia" w:eastAsia="宋体" w:ascii="Times New Roman" w:hAnsi="Times New Roman"/>
-        </w:rPr>
-        <w:t xml:space="preserve">三层权重公式与</w:t>
-      </w:r>
-      <w:r>
-        <w:rPr>
-          <w:rFonts w:eastAsia="宋体" w:ascii="Times New Roman" w:hAnsi="Times New Roman"/>
-        </w:rPr>
-        <w:t xml:space="preserve"> SA </w:t>
-      </w:r>
-      <w:r>
-        <w:rPr>
-          <w:rFonts w:hint="eastAsia" w:eastAsia="宋体" w:ascii="Times New Roman" w:hAnsi="Times New Roman"/>
-        </w:rPr>
-        <w:t xml:space="preserve">退火参数体系，故不影响本章实证结论。</w:t>
+        <w:t xml:space="preserve">个城市。</w:t>
       </w:r>
     </w:p>
     <w:bookmarkEnd w:id="133"/>
@@ -23626,7 +22830,7 @@
               <w:rPr>
                 <w:rFonts w:eastAsia="宋体" w:ascii="Times New Roman" w:hAnsi="Times New Roman"/>
               </w:rPr>
-              <w:t xml:space="preserve"> 4.3.3 </w:t>
+              <w:t xml:space="preserve"> 4.4.3 </w:t>
             </w:r>
             <w:r>
               <w:rPr>
@@ -23780,7 +22984,7 @@
               <w:rPr>
                 <w:rFonts w:eastAsia="宋体" w:ascii="Times New Roman" w:hAnsi="Times New Roman"/>
               </w:rPr>
-              <w:t xml:space="preserve"> 4.3.2 </w:t>
+              <w:t xml:space="preserve"> 4.4.2 </w:t>
             </w:r>
             <w:r>
               <w:rPr>
@@ -24000,7 +23204,7 @@
               <w:rPr>
                 <w:rFonts w:eastAsia="宋体" w:ascii="Times New Roman" w:hAnsi="Times New Roman"/>
               </w:rPr>
-              <w:t xml:space="preserve"> 4.4.3.2 </w:t>
+              <w:t xml:space="preserve"> 4.5.3.2 </w:t>
             </w:r>
             <w:r>
               <w:rPr>
@@ -24252,7 +23456,7 @@
         <w:rPr>
           <w:rFonts w:eastAsia="宋体" w:ascii="Times New Roman" w:hAnsi="Times New Roman"/>
         </w:rPr>
-        <w:t xml:space="preserve"> 4.4.3.2 </w:t>
+        <w:t xml:space="preserve"> 4.5.3.2 </w:t>
       </w:r>
       <w:r>
         <w:rPr>
@@ -24436,7 +23640,7 @@
         <w:rPr>
           <w:rFonts w:eastAsia="宋体" w:ascii="Times New Roman" w:hAnsi="Times New Roman"/>
         </w:rPr>
-        <w:t xml:space="preserve"> 4.2.3 </w:t>
+        <w:t xml:space="preserve"> 4.3.3 </w:t>
       </w:r>
       <w:r>
         <w:rPr>
@@ -25034,7 +24238,7 @@
         <w:rPr>
           <w:rFonts w:eastAsia="宋体" w:ascii="Times New Roman" w:hAnsi="Times New Roman"/>
         </w:rPr>
-        <w:t xml:space="preserve"> 4.2.3 </w:t>
+        <w:t xml:space="preserve"> 4.3.3 </w:t>
       </w:r>
       <w:r>
         <w:rPr>
@@ -25289,31 +24493,7 @@
         <w:rPr>
           <w:rFonts w:hint="eastAsia" w:eastAsia="宋体" w:ascii="Times New Roman" w:hAnsi="Times New Roman"/>
         </w:rPr>
-        <w:t xml:space="preserve">数据来源：作者基于业内某跨国药企肿瘤团队湖南省脱敏数据</w:t>
-      </w:r>
-      <w:r>
-        <w:rPr>
-          <w:rFonts w:eastAsia="宋体" w:ascii="Times New Roman" w:hAnsi="Times New Roman"/>
-        </w:rPr>
-        <w:t xml:space="preserve"> + </w:t>
-      </w:r>
-      <w:r>
-        <w:rPr>
-          <w:rFonts w:hint="eastAsia" w:eastAsia="宋体" w:ascii="Times New Roman" w:hAnsi="Times New Roman"/>
-        </w:rPr>
-        <w:t xml:space="preserve">论文项目本地算法（commit</w:t>
-      </w:r>
-      <w:r>
-        <w:rPr>
-          <w:rFonts w:eastAsia="宋体" w:ascii="Times New Roman" w:hAnsi="Times New Roman"/>
-        </w:rPr>
-        <w:t xml:space="preserve"> </w:t>
-      </w:r>
-      <w:r>
-        <w:rPr>
-          <w:rFonts w:hint="eastAsia" w:eastAsia="宋体" w:ascii="Times New Roman" w:hAnsi="Times New Roman"/>
-        </w:rPr>
-        <w:t xml:space="preserve">cbc1a756）实证生成。</w:t>
+        <w:t xml:space="preserve">数据来源：作者基于业内某跨国药企肿瘤团队湖南省脱敏数据实证生成。</w:t>
       </w:r>
     </w:p>
     <w:p>
@@ -25444,7 +24624,7 @@
         <w:rPr>
           <w:rFonts w:hint="eastAsia" w:eastAsia="宋体" w:ascii="Times New Roman" w:hAnsi="Times New Roman"/>
         </w:rPr>
-        <w:t xml:space="preserve">个辖区因受业务硬约束（如锁定医院分布、一对一城市保护）略微突破阈值。这种”分布带由宽变窄”的视觉效果直观证明了算法的均衡化能力。</w:t>
+        <w:t xml:space="preserve">个辖区略微突破阈值。这种”分布带由宽变窄”的视觉效果直观证明了算法的均衡化能力。</w:t>
       </w:r>
     </w:p>
     <w:p>
@@ -25479,19 +24659,7 @@
         <w:rPr>
           <w:rFonts w:hint="eastAsia" w:eastAsia="宋体" w:ascii="Times New Roman" w:hAnsi="Times New Roman"/>
         </w:rPr>
-        <w:t xml:space="preserve">题”83%</w:t>
-      </w:r>
-      <w:r>
-        <w:rPr>
-          <w:rFonts w:eastAsia="宋体" w:ascii="Times New Roman" w:hAnsi="Times New Roman"/>
-        </w:rPr>
-        <w:t xml:space="preserve"> </w:t>
-      </w:r>
-      <w:r>
-        <w:rPr>
-          <w:rFonts w:hint="eastAsia" w:eastAsia="宋体" w:ascii="Times New Roman" w:hAnsi="Times New Roman"/>
-        </w:rPr>
-        <w:t xml:space="preserve">受访者认为</w:t>
+        <w:t xml:space="preserve">题”全部受访者认为</w:t>
       </w:r>
       <w:r>
         <w:rPr>
@@ -25503,7 +24671,7 @@
         <w:rPr>
           <w:rFonts w:hint="eastAsia" w:eastAsia="宋体" w:ascii="Times New Roman" w:hAnsi="Times New Roman"/>
         </w:rPr>
-        <w:t xml:space="preserve">容忍带在</w:t>
+        <w:t xml:space="preserve">容忍带应在</w:t>
       </w:r>
       <w:r>
         <w:rPr>
@@ -25950,19 +25118,7 @@
         <w:rPr>
           <w:rFonts w:hint="eastAsia" w:eastAsia="宋体" w:ascii="Times New Roman" w:hAnsi="Times New Roman"/>
         </w:rPr>
-        <w:t xml:space="preserve">数据来源：作者基于业内某跨国药企肿瘤团队湖南省脱敏数据</w:t>
-      </w:r>
-      <w:r>
-        <w:rPr>
-          <w:rFonts w:eastAsia="宋体" w:ascii="Times New Roman" w:hAnsi="Times New Roman"/>
-        </w:rPr>
-        <w:t xml:space="preserve"> + </w:t>
-      </w:r>
-      <w:r>
-        <w:rPr>
-          <w:rFonts w:hint="eastAsia" w:eastAsia="宋体" w:ascii="Times New Roman" w:hAnsi="Times New Roman"/>
-        </w:rPr>
-        <w:t xml:space="preserve">论文项目本地算法实证生成。</w:t>
+        <w:t xml:space="preserve">数据来源：作者基于业内某跨国药企肿瘤团队湖南省脱敏数据实证生成。</w:t>
       </w:r>
     </w:p>
     <w:p>
@@ -26027,7 +25183,7 @@
         <w:rPr>
           <w:rFonts w:eastAsia="宋体" w:ascii="Times New Roman" w:hAnsi="Times New Roman"/>
         </w:rPr>
-        <w:t xml:space="preserve"> 4.3 </w:t>
+        <w:t xml:space="preserve"> 4.4 </w:t>
       </w:r>
       <w:r>
         <w:rPr>
@@ -26359,19 +25515,7 @@
         <w:rPr>
           <w:rFonts w:hint="eastAsia" w:eastAsia="宋体" w:ascii="Times New Roman" w:hAnsi="Times New Roman"/>
         </w:rPr>
-        <w:t xml:space="preserve">数据来源：作者基于业内某跨国药企肿瘤团队湖南省脱敏数据</w:t>
-      </w:r>
-      <w:r>
-        <w:rPr>
-          <w:rFonts w:eastAsia="宋体" w:ascii="Times New Roman" w:hAnsi="Times New Roman"/>
-        </w:rPr>
-        <w:t xml:space="preserve"> + </w:t>
-      </w:r>
-      <w:r>
-        <w:rPr>
-          <w:rFonts w:hint="eastAsia" w:eastAsia="宋体" w:ascii="Times New Roman" w:hAnsi="Times New Roman"/>
-        </w:rPr>
-        <w:t xml:space="preserve">论文项目本地算法实证生成。</w:t>
+        <w:t xml:space="preserve">数据来源：作者基于业内某跨国药企肿瘤团队湖南省脱敏数据实证生成。</w:t>
       </w:r>
     </w:p>
     <w:p>
@@ -26442,7 +25586,7 @@
         <w:rPr>
           <w:rFonts w:hint="eastAsia" w:eastAsia="宋体" w:ascii="Times New Roman" w:hAnsi="Times New Roman"/>
         </w:rPr>
-        <w:t xml:space="preserve">医院（含锁定医院与一对一城市医院），它们贡献了大部分业务量；被重新分配的</w:t>
+        <w:t xml:space="preserve">医院（含锁定医院），它们贡献了大部分业务量；被重新分配的</w:t>
       </w:r>
       <w:r>
         <w:rPr>
@@ -26472,7 +25616,7 @@
         <w:rPr>
           <w:rFonts w:eastAsia="宋体" w:ascii="Times New Roman" w:hAnsi="Times New Roman"/>
         </w:rPr>
-        <w:t xml:space="preserve"> 4.4.3.2 </w:t>
+        <w:t xml:space="preserve"> 4.5.3.2 </w:t>
       </w:r>
       <w:r>
         <w:rPr>
@@ -28454,7 +27598,7 @@
         <w:rPr>
           <w:rFonts w:eastAsia="宋体" w:ascii="Times New Roman" w:hAnsi="Times New Roman"/>
         </w:rPr>
-        <w:t xml:space="preserve"> 4.4.2.3 </w:t>
+        <w:t xml:space="preserve"> 4.5.2.3 </w:t>
       </w:r>
       <w:r>
         <w:rPr>
@@ -30072,7 +29216,7 @@
         <w:rPr>
           <w:rFonts w:eastAsia="宋体" w:ascii="Times New Roman" w:hAnsi="Times New Roman"/>
         </w:rPr>
-        <w:t xml:space="preserve"> 4.3.1 </w:t>
+        <w:t xml:space="preserve"> 4.4.1 </w:t>
       </w:r>
       <w:r>
         <w:rPr>
@@ -30507,7 +29651,7 @@
         <w:t xml:space="preserve">算法性能与敏感性分析</w:t>
       </w:r>
     </w:p>
-    <w:bookmarkStart w:id="157" w:name="计算效率与可扩展性"/>
+    <w:bookmarkStart w:id="157" w:name="计算效率与响应能力"/>
     <w:p>
       <w:pPr>
         <w:pStyle w:val="Heading3"/>
@@ -30522,7 +29666,7 @@
         <w:rPr>
           <w:rFonts w:hint="eastAsia" w:eastAsia="黑体" w:ascii="Times New Roman" w:hAnsi="Times New Roman"/>
         </w:rPr>
-        <w:t xml:space="preserve">计算效率与可扩展性</w:t>
+        <w:t xml:space="preserve">计算效率与响应能力</w:t>
       </w:r>
     </w:p>
     <w:p>
@@ -30533,19 +29677,7 @@
         <w:rPr>
           <w:rFonts w:hint="eastAsia" w:eastAsia="宋体" w:ascii="Times New Roman" w:hAnsi="Times New Roman"/>
         </w:rPr>
-        <w:t xml:space="preserve">算法的计算性能直接决定其实用价值。第三章</w:t>
-      </w:r>
-      <w:r>
-        <w:rPr>
-          <w:rFonts w:eastAsia="宋体" w:ascii="Times New Roman" w:hAnsi="Times New Roman"/>
-        </w:rPr>
-        <w:t xml:space="preserve"> 3.2 </w:t>
-      </w:r>
-      <w:r>
-        <w:rPr>
-          <w:rFonts w:hint="eastAsia" w:eastAsia="宋体" w:ascii="Times New Roman" w:hAnsi="Times New Roman"/>
-        </w:rPr>
-        <w:t xml:space="preserve">节调研显示，传统人工分配模式下一次全国范围辖区规划耗时</w:t>
+        <w:t xml:space="preserve">算法的响应速度直接决定它能否真正融入企业的日常管理节奏。传统人工方案的整体周期为</w:t>
       </w:r>
       <w:r>
         <w:rPr>
@@ -30557,31 +29689,30 @@
         <w:rPr>
           <w:rFonts w:hint="eastAsia" w:eastAsia="宋体" w:ascii="Times New Roman" w:hAnsi="Times New Roman"/>
         </w:rPr>
-        <w:t xml:space="preserve">周、局部调整</w:t>
-      </w:r>
-      <w:r>
-        <w:rPr>
-          <w:rFonts w:eastAsia="宋体" w:ascii="Times New Roman" w:hAnsi="Times New Roman"/>
-        </w:rPr>
-        <w:t xml:space="preserve"> 2-3 </w:t>
-      </w:r>
-      <w:r>
-        <w:rPr>
-          <w:rFonts w:hint="eastAsia" w:eastAsia="宋体" w:ascii="Times New Roman" w:hAnsi="Times New Roman"/>
-        </w:rPr>
-        <w:t xml:space="preserve">周；算法若能在数十秒内完成同等规模的优化，将根本改变企业辖区管理的响应能力。本章三省份的实证测得：上海（99</w:t>
-      </w:r>
-      <w:r>
-        <w:rPr>
-          <w:rFonts w:eastAsia="宋体" w:ascii="Times New Roman" w:hAnsi="Times New Roman"/>
-        </w:rPr>
-        <w:t xml:space="preserve"> </w:t>
-      </w:r>
-      <w:r>
-        <w:rPr>
-          <w:rFonts w:hint="eastAsia" w:eastAsia="宋体" w:ascii="Times New Roman" w:hAnsi="Times New Roman"/>
-        </w:rPr>
-        <w:t xml:space="preserve">医院</w:t>
+        <w:t xml:space="preserve">周，其中相当部分耗费在跨部门沟通与博弈上；即便剔除沟通时间、仅看数据处理与方案制定本身，也通常需要数天至数周。这种响应速度意味着辖区调整只能是”年度大事”，面对集采响应、新药上市等临时性需求时几乎无法及时支撑。</w:t>
+      </w:r>
+    </w:p>
+    <w:p>
+      <w:pPr>
+        <w:pStyle w:val="BodyText"/>
+      </w:pPr>
+      <w:r>
+        <w:rPr>
+          <w:rFonts w:hint="eastAsia" w:eastAsia="宋体" w:ascii="Times New Roman" w:hAnsi="Times New Roman"/>
+        </w:rPr>
+        <w:t xml:space="preserve">本章三省份的实证显示，算法将这一时间窗口从数周压缩到了数秒：上海（99</w:t>
+      </w:r>
+      <w:r>
+        <w:rPr>
+          <w:rFonts w:eastAsia="宋体" w:ascii="Times New Roman" w:hAnsi="Times New Roman"/>
+        </w:rPr>
+        <w:t xml:space="preserve"> </w:t>
+      </w:r>
+      <w:r>
+        <w:rPr>
+          <w:rFonts w:hint="eastAsia" w:eastAsia="宋体" w:ascii="Times New Roman" w:hAnsi="Times New Roman"/>
+        </w:rPr>
+        <w:t xml:space="preserve">家医院</w:t>
       </w:r>
       <w:r>
         <w:rPr>
@@ -30593,7 +29724,7 @@
         <w:rPr>
           <w:rFonts w:hint="eastAsia" w:eastAsia="宋体" w:ascii="Times New Roman" w:hAnsi="Times New Roman"/>
         </w:rPr>
-        <w:t xml:space="preserve">辖区）耗时</w:t>
+        <w:t xml:space="preserve">个辖区）耗时</w:t>
       </w:r>
       <w:r>
         <w:rPr>
@@ -30617,7 +29748,7 @@
         <w:rPr>
           <w:rFonts w:hint="eastAsia" w:eastAsia="宋体" w:ascii="Times New Roman" w:hAnsi="Times New Roman"/>
         </w:rPr>
-        <w:t xml:space="preserve">医院</w:t>
+        <w:t xml:space="preserve">家医院</w:t>
       </w:r>
       <w:r>
         <w:rPr>
@@ -30629,7 +29760,7 @@
         <w:rPr>
           <w:rFonts w:hint="eastAsia" w:eastAsia="宋体" w:ascii="Times New Roman" w:hAnsi="Times New Roman"/>
         </w:rPr>
-        <w:t xml:space="preserve">辖区）耗时</w:t>
+        <w:t xml:space="preserve">个辖区）耗时</w:t>
       </w:r>
       <w:r>
         <w:rPr>
@@ -30653,7 +29784,7 @@
         <w:rPr>
           <w:rFonts w:hint="eastAsia" w:eastAsia="宋体" w:ascii="Times New Roman" w:hAnsi="Times New Roman"/>
         </w:rPr>
-        <w:t xml:space="preserve">医院</w:t>
+        <w:t xml:space="preserve">家医院</w:t>
       </w:r>
       <w:r>
         <w:rPr>
@@ -30665,7 +29796,7 @@
         <w:rPr>
           <w:rFonts w:hint="eastAsia" w:eastAsia="宋体" w:ascii="Times New Roman" w:hAnsi="Times New Roman"/>
         </w:rPr>
-        <w:t xml:space="preserve">辖区）耗时</w:t>
+        <w:t xml:space="preserve">个辖区）耗时</w:t>
       </w:r>
       <w:r>
         <w:rPr>
@@ -30677,13 +29808,55 @@
         <w:rPr>
           <w:rFonts w:hint="eastAsia" w:eastAsia="宋体" w:ascii="Times New Roman" w:hAnsi="Times New Roman"/>
         </w:rPr>
-        <w:t xml:space="preserve">秒，详见图</w:t>
-      </w:r>
-      <w:r>
-        <w:rPr>
-          <w:rFonts w:eastAsia="宋体" w:ascii="Times New Roman" w:hAnsi="Times New Roman"/>
-        </w:rPr>
-        <w:t xml:space="preserve"> 5-4。</w:t>
+        <w:t xml:space="preserve">秒（图</w:t>
+      </w:r>
+      <w:r>
+        <w:rPr>
+          <w:rFonts w:eastAsia="宋体" w:ascii="Times New Roman" w:hAnsi="Times New Roman"/>
+        </w:rPr>
+        <w:t xml:space="preserve"> </w:t>
+      </w:r>
+      <w:r>
+        <w:rPr>
+          <w:rFonts w:hint="eastAsia" w:eastAsia="宋体" w:ascii="Times New Roman" w:hAnsi="Times New Roman"/>
+        </w:rPr>
+        <w:t xml:space="preserve">5-4）。耗时随问题规模增大而合理上升，但在制药企业典型的省级规模下均控制在</w:t>
+      </w:r>
+      <w:r>
+        <w:rPr>
+          <w:rFonts w:eastAsia="宋体" w:ascii="Times New Roman" w:hAnsi="Times New Roman"/>
+        </w:rPr>
+        <w:t xml:space="preserve"> 4 </w:t>
+      </w:r>
+      <w:r>
+        <w:rPr>
+          <w:rFonts w:hint="eastAsia" w:eastAsia="宋体" w:ascii="Times New Roman" w:hAnsi="Times New Roman"/>
+        </w:rPr>
+        <w:t xml:space="preserve">秒以内；若按</w:t>
+      </w:r>
+      <w:r>
+        <w:rPr>
+          <w:rFonts w:eastAsia="宋体" w:ascii="Times New Roman" w:hAnsi="Times New Roman"/>
+        </w:rPr>
+        <w:t xml:space="preserve"> 30 </w:t>
+      </w:r>
+      <w:r>
+        <w:rPr>
+          <w:rFonts w:hint="eastAsia" w:eastAsia="宋体" w:ascii="Times New Roman" w:hAnsi="Times New Roman"/>
+        </w:rPr>
+        <w:t xml:space="preserve">个省份并行计算，全国级辖区规划的整体耗时也可控制在</w:t>
+      </w:r>
+      <w:r>
+        <w:rPr>
+          <w:rFonts w:eastAsia="宋体" w:ascii="Times New Roman" w:hAnsi="Times New Roman"/>
+        </w:rPr>
+        <w:t xml:space="preserve"> 5 </w:t>
+      </w:r>
+      <w:r>
+        <w:rPr>
+          <w:rFonts w:hint="eastAsia" w:eastAsia="宋体" w:ascii="Times New Roman" w:hAnsi="Times New Roman"/>
+        </w:rPr>
+        <w:t xml:space="preserve">分钟以内。</w:t>
       </w:r>
     </w:p>
     <w:p>
@@ -30764,19 +29937,7 @@
         <w:rPr>
           <w:rFonts w:hint="eastAsia" w:eastAsia="宋体" w:ascii="Times New Roman" w:hAnsi="Times New Roman"/>
         </w:rPr>
-        <w:t xml:space="preserve">数据来源：作者基于个人开发环境（macOS</w:t>
-      </w:r>
-      <w:r>
-        <w:rPr>
-          <w:rFonts w:eastAsia="宋体" w:ascii="Times New Roman" w:hAnsi="Times New Roman"/>
-        </w:rPr>
-        <w:t xml:space="preserve"> / Apple </w:t>
-      </w:r>
-      <w:r>
-        <w:rPr>
-          <w:rFonts w:hint="eastAsia" w:eastAsia="宋体" w:ascii="Times New Roman" w:hAnsi="Times New Roman"/>
-        </w:rPr>
-        <w:t xml:space="preserve">Silicon）实证测得。</w:t>
+        <w:t xml:space="preserve">数据来源：作者基于业内某跨国药企肿瘤团队三省份脱敏数据实证测得。</w:t>
       </w:r>
     </w:p>
     <w:p>
@@ -30787,91 +29948,49 @@
         <w:rPr>
           <w:rFonts w:hint="eastAsia" w:eastAsia="宋体" w:ascii="Times New Roman" w:hAnsi="Times New Roman"/>
         </w:rPr>
-        <w:t xml:space="preserve">从图中可以看到两个性能特征。一是绝对耗时极低——三省份均在</w:t>
-      </w:r>
-      <w:r>
-        <w:rPr>
-          <w:rFonts w:eastAsia="宋体" w:ascii="Times New Roman" w:hAnsi="Times New Roman"/>
-        </w:rPr>
-        <w:t xml:space="preserve"> 4 </w:t>
-      </w:r>
-      <w:r>
-        <w:rPr>
-          <w:rFonts w:hint="eastAsia" w:eastAsia="宋体" w:ascii="Times New Roman" w:hAnsi="Times New Roman"/>
-        </w:rPr>
-        <w:t xml:space="preserve">秒以内完成完整的两阶段优化（含六层聚类、500K</w:t>
-      </w:r>
-      <w:r>
-        <w:rPr>
-          <w:rFonts w:eastAsia="宋体" w:ascii="Times New Roman" w:hAnsi="Times New Roman"/>
-        </w:rPr>
-        <w:t xml:space="preserve"> </w:t>
-      </w:r>
-      <w:r>
-        <w:rPr>
-          <w:rFonts w:hint="eastAsia" w:eastAsia="宋体" w:ascii="Times New Roman" w:hAnsi="Times New Roman"/>
-        </w:rPr>
-        <w:t xml:space="preserve">次模拟退火迭代、Hungarian</w:t>
-      </w:r>
-      <w:r>
-        <w:rPr>
-          <w:rFonts w:eastAsia="宋体" w:ascii="Times New Roman" w:hAnsi="Times New Roman"/>
-        </w:rPr>
-        <w:t xml:space="preserve"> </w:t>
-      </w:r>
-      <w:r>
-        <w:rPr>
-          <w:rFonts w:hint="eastAsia" w:eastAsia="宋体" w:ascii="Times New Roman" w:hAnsi="Times New Roman"/>
-        </w:rPr>
-        <w:t xml:space="preserve">匹配），相比人工方案的</w:t>
-      </w:r>
-      <w:r>
-        <w:rPr>
-          <w:rFonts w:eastAsia="宋体" w:ascii="Times New Roman" w:hAnsi="Times New Roman"/>
-        </w:rPr>
-        <w:t xml:space="preserve"> 4-8 </w:t>
-      </w:r>
-      <w:r>
-        <w:rPr>
-          <w:rFonts w:hint="eastAsia" w:eastAsia="宋体" w:ascii="Times New Roman" w:hAnsi="Times New Roman"/>
-        </w:rPr>
-        <w:t xml:space="preserve">周（约</w:t>
-      </w:r>
-      <w:r>
-        <w:rPr>
-          <w:rFonts w:eastAsia="宋体" w:ascii="Times New Roman" w:hAnsi="Times New Roman"/>
-        </w:rPr>
-        <w:t xml:space="preserve"> 240-480 </w:t>
-      </w:r>
-      <w:r>
-        <w:rPr>
-          <w:rFonts w:hint="eastAsia" w:eastAsia="宋体" w:ascii="Times New Roman" w:hAnsi="Times New Roman"/>
-        </w:rPr>
-        <w:t xml:space="preserve">小时），算法的耗时缩短了约</w:t>
-      </w:r>
-      <w:r>
-        <w:rPr>
-          <w:rFonts w:eastAsia="宋体" w:ascii="Times New Roman" w:hAnsi="Times New Roman"/>
-        </w:rPr>
-        <w:t xml:space="preserve"> 5 </w:t>
-      </w:r>
-      <w:r>
-        <w:rPr>
-          <w:rFonts w:hint="eastAsia" w:eastAsia="宋体" w:ascii="Times New Roman" w:hAnsi="Times New Roman"/>
-        </w:rPr>
-        <w:t xml:space="preserve">个数量级。这一性能水平意味着</w:t>
-      </w:r>
-      <w:r>
-        <w:rPr>
-          <w:rFonts w:eastAsia="宋体" w:ascii="Times New Roman" w:hAnsi="Times New Roman"/>
-        </w:rPr>
-        <w:t xml:space="preserve"> SFE </w:t>
-      </w:r>
-      <w:r>
-        <w:rPr>
-          <w:rFonts w:hint="eastAsia" w:eastAsia="宋体" w:ascii="Times New Roman" w:hAnsi="Times New Roman"/>
-        </w:rPr>
-        <w:t xml:space="preserve">团队可以在秒级响应中完成”参数调整-重新优化-结果对比”的迭代循环，从根本上改变了辖区管理的工作模式——从过去”一年一次的重大事件”变为”随时可以进行的日常分析”。</w:t>
+        <w:t xml:space="preserve">秒级响应带来的管理价值不只是”快”——它从根本上改变了辖区管理的工作方式。当调整方案的生成时间从数周缩短到数秒，SFE</w:t>
+      </w:r>
+      <w:r>
+        <w:rPr>
+          <w:rFonts w:eastAsia="宋体" w:ascii="Times New Roman" w:hAnsi="Times New Roman"/>
+        </w:rPr>
+        <w:t xml:space="preserve"> </w:t>
+      </w:r>
+      <w:r>
+        <w:rPr>
+          <w:rFonts w:hint="eastAsia" w:eastAsia="宋体" w:ascii="Times New Roman" w:hAnsi="Times New Roman"/>
+        </w:rPr>
+        <w:t xml:space="preserve">团队就可以在一次会议内完成”跑方案→业务经理审阅→调整参数→再跑方案”的多轮迭代，让辖区分配从”几年一次的重大动作”演变成”可以随时响应的日常工具”。这正是第六章人机协同机制得以实现的工程基础。</w:t>
+      </w:r>
+    </w:p>
+    <w:bookmarkEnd w:id="157"/>
+    <w:bookmarkStart w:id="161" w:name="算法稳健性参数敏感性的分场景结论"/>
+    <w:p>
+      <w:pPr>
+        <w:pStyle w:val="Heading3"/>
+      </w:pPr>
+      <w:r>
+        <w:rPr>
+          <w:rFonts w:eastAsia="黑体" w:ascii="Times New Roman" w:hAnsi="Times New Roman"/>
+        </w:rPr>
+        <w:t xml:space="preserve">5.4.2 </w:t>
+      </w:r>
+      <w:r>
+        <w:rPr>
+          <w:rFonts w:hint="eastAsia" w:eastAsia="黑体" w:ascii="Times New Roman" w:hAnsi="Times New Roman"/>
+        </w:rPr>
+        <w:t xml:space="preserve">算法稳健性：参数敏感性的分场景结论</w:t>
+      </w:r>
+    </w:p>
+    <w:p>
+      <w:pPr>
+        <w:pStyle w:val="FirstParagraph"/>
+      </w:pPr>
+      <w:r>
+        <w:rPr>
+          <w:rFonts w:hint="eastAsia" w:eastAsia="宋体" w:ascii="Times New Roman" w:hAnsi="Times New Roman"/>
+        </w:rPr>
+        <w:t xml:space="preserve">本节关注一个实际问题：算法的效果是否对参数设置过于敏感？如果换一个参数值就大幅退化，说明算法不够稳健、难以实际部署。</w:t>
       </w:r>
     </w:p>
     <w:p>
@@ -30882,210 +30001,21 @@
         <w:rPr>
           <w:rFonts w:hint="eastAsia" w:eastAsia="宋体" w:ascii="Times New Roman" w:hAnsi="Times New Roman"/>
         </w:rPr>
-        <w:t xml:space="preserve">二是耗时与问题规模呈合理增长关系：上海规模（99×19</w:t>
-      </w:r>
-      <w:r>
-        <w:rPr>
-          <w:rFonts w:eastAsia="宋体" w:ascii="Times New Roman" w:hAnsi="Times New Roman"/>
-        </w:rPr>
-        <w:t xml:space="preserve"> = </w:t>
-      </w:r>
-      <w:r>
-        <w:rPr>
-          <w:rFonts w:hint="eastAsia" w:eastAsia="宋体" w:ascii="Times New Roman" w:hAnsi="Times New Roman"/>
-        </w:rPr>
-        <w:t xml:space="preserve">1881）耗时</w:t>
-      </w:r>
-      <w:r>
-        <w:rPr>
-          <w:rFonts w:eastAsia="宋体" w:ascii="Times New Roman" w:hAnsi="Times New Roman"/>
-        </w:rPr>
-        <w:t xml:space="preserve"> 3.8 </w:t>
-      </w:r>
-      <w:r>
-        <w:rPr>
-          <w:rFonts w:hint="eastAsia" w:eastAsia="宋体" w:ascii="Times New Roman" w:hAnsi="Times New Roman"/>
-        </w:rPr>
-        <w:t xml:space="preserve">秒最长，湖南（60×16）和新疆（35×10）规模较小、均在</w:t>
-      </w:r>
-      <w:r>
-        <w:rPr>
-          <w:rFonts w:eastAsia="宋体" w:ascii="Times New Roman" w:hAnsi="Times New Roman"/>
-        </w:rPr>
-        <w:t xml:space="preserve"> 1.1 </w:t>
-      </w:r>
-      <w:r>
-        <w:rPr>
-          <w:rFonts w:hint="eastAsia" w:eastAsia="宋体" w:ascii="Times New Roman" w:hAnsi="Times New Roman"/>
-        </w:rPr>
-        <w:t xml:space="preserve">秒——这与</w:t>
-      </w:r>
-      <w:r>
-        <w:rPr>
-          <w:rFonts w:eastAsia="宋体" w:ascii="Times New Roman" w:hAnsi="Times New Roman"/>
-        </w:rPr>
-        <w:t xml:space="preserve"> Hungarian </w:t>
-      </w:r>
-      <w:r>
-        <w:rPr>
-          <w:rFonts w:hint="eastAsia" w:eastAsia="宋体" w:ascii="Times New Roman" w:hAnsi="Times New Roman"/>
-        </w:rPr>
-        <w:t xml:space="preserve">算法</w:t>
-      </w:r>
-      <w:r>
-        <w:rPr>
-          <w:rFonts w:eastAsia="宋体" w:ascii="Times New Roman" w:hAnsi="Times New Roman"/>
-        </w:rPr>
-        <w:t xml:space="preserve"> </w:t>
-      </w:r>
-      <m:oMath>
-        <m:r>
-          <m:t>O</m:t>
-        </m:r>
-        <m:r>
-          <m:rPr>
-            <m:sty m:val="p"/>
-          </m:rPr>
-          <m:t>(</m:t>
-        </m:r>
-        <m:sSup>
-          <m:e>
-            <m:r>
-              <m:t>K</m:t>
-            </m:r>
-          </m:e>
-          <m:sup>
-            <m:r>
-              <m:t>3</m:t>
-            </m:r>
-          </m:sup>
-        </m:sSup>
-        <m:r>
-          <m:rPr>
-            <m:sty m:val="p"/>
-          </m:rPr>
-          <m:t>)</m:t>
-        </m:r>
-      </m:oMath>
-      <w:r>
-        <w:rPr>
-          <w:rFonts w:eastAsia="宋体" w:ascii="Times New Roman" w:hAnsi="Times New Roman"/>
-        </w:rPr>
-        <w:t xml:space="preserve"> </w:t>
-      </w:r>
-      <w:r>
-        <w:rPr>
-          <w:rFonts w:hint="eastAsia" w:eastAsia="宋体" w:ascii="Times New Roman" w:hAnsi="Times New Roman"/>
-        </w:rPr>
-        <w:t xml:space="preserve">的复杂度和</w:t>
-      </w:r>
-      <w:r>
-        <w:rPr>
-          <w:rFonts w:eastAsia="宋体" w:ascii="Times New Roman" w:hAnsi="Times New Roman"/>
-        </w:rPr>
-        <w:t xml:space="preserve"> SA </w:t>
-      </w:r>
-      <w:r>
-        <w:rPr>
-          <w:rFonts w:hint="eastAsia" w:eastAsia="宋体" w:ascii="Times New Roman" w:hAnsi="Times New Roman"/>
-        </w:rPr>
-        <w:t xml:space="preserve">阶段</w:t>
-      </w:r>
-      <w:r>
-        <w:rPr>
-          <w:rFonts w:eastAsia="宋体" w:ascii="Times New Roman" w:hAnsi="Times New Roman"/>
-        </w:rPr>
-        <w:t xml:space="preserve"> O(N) </w:t>
-      </w:r>
-      <w:r>
-        <w:rPr>
-          <w:rFonts w:hint="eastAsia" w:eastAsia="宋体" w:ascii="Times New Roman" w:hAnsi="Times New Roman"/>
-        </w:rPr>
-        <w:t xml:space="preserve">的迭代代价相吻合。从工程实用角度看，对于制药企业典型的省级问题规模（K</w:t>
-      </w:r>
-      <w:r>
-        <w:rPr>
-          <w:rFonts w:eastAsia="宋体" w:ascii="Times New Roman" w:hAnsi="Times New Roman"/>
-        </w:rPr>
-        <w:t xml:space="preserve"> </w:t>
-      </w:r>
-      <w:r>
-        <w:rPr>
-          <w:rFonts w:hint="eastAsia" w:eastAsia="宋体" w:ascii="Times New Roman" w:hAnsi="Times New Roman"/>
-        </w:rPr>
-        <w:t xml:space="preserve">通常在</w:t>
-      </w:r>
-      <w:r>
-        <w:rPr>
-          <w:rFonts w:eastAsia="宋体" w:ascii="Times New Roman" w:hAnsi="Times New Roman"/>
-        </w:rPr>
-        <w:t xml:space="preserve"> 5-50 </w:t>
-      </w:r>
-      <w:r>
-        <w:rPr>
-          <w:rFonts w:hint="eastAsia" w:eastAsia="宋体" w:ascii="Times New Roman" w:hAnsi="Times New Roman"/>
-        </w:rPr>
-        <w:t xml:space="preserve">之间，N</w:t>
-      </w:r>
-      <w:r>
-        <w:rPr>
-          <w:rFonts w:eastAsia="宋体" w:ascii="Times New Roman" w:hAnsi="Times New Roman"/>
-        </w:rPr>
-        <w:t xml:space="preserve"> </w:t>
-      </w:r>
-      <w:r>
-        <w:rPr>
-          <w:rFonts w:hint="eastAsia" w:eastAsia="宋体" w:ascii="Times New Roman" w:hAnsi="Times New Roman"/>
-        </w:rPr>
-        <w:t xml:space="preserve">在</w:t>
-      </w:r>
-      <w:r>
-        <w:rPr>
-          <w:rFonts w:eastAsia="宋体" w:ascii="Times New Roman" w:hAnsi="Times New Roman"/>
-        </w:rPr>
-        <w:t xml:space="preserve"> 100-1000 </w:t>
-      </w:r>
-      <w:r>
-        <w:rPr>
-          <w:rFonts w:hint="eastAsia" w:eastAsia="宋体" w:ascii="Times New Roman" w:hAnsi="Times New Roman"/>
-        </w:rPr>
-        <w:t xml:space="preserve">之间），算法的耗时基本控制在</w:t>
-      </w:r>
-      <w:r>
-        <w:rPr>
-          <w:rFonts w:eastAsia="宋体" w:ascii="Times New Roman" w:hAnsi="Times New Roman"/>
-        </w:rPr>
-        <w:t xml:space="preserve"> 30 </w:t>
-      </w:r>
-      <w:r>
-        <w:rPr>
-          <w:rFonts w:hint="eastAsia" w:eastAsia="宋体" w:ascii="Times New Roman" w:hAnsi="Times New Roman"/>
-        </w:rPr>
-        <w:t xml:space="preserve">秒以内。即便扩展到全国规模（按</w:t>
-      </w:r>
-      <w:r>
-        <w:rPr>
-          <w:rFonts w:eastAsia="宋体" w:ascii="Times New Roman" w:hAnsi="Times New Roman"/>
-        </w:rPr>
-        <w:t xml:space="preserve"> 30 </w:t>
-      </w:r>
-      <w:r>
-        <w:rPr>
-          <w:rFonts w:hint="eastAsia" w:eastAsia="宋体" w:ascii="Times New Roman" w:hAnsi="Times New Roman"/>
-        </w:rPr>
-        <w:t xml:space="preserve">个省份并行计算），整体耗时也可以控制在</w:t>
-      </w:r>
-      <w:r>
-        <w:rPr>
-          <w:rFonts w:eastAsia="宋体" w:ascii="Times New Roman" w:hAnsi="Times New Roman"/>
-        </w:rPr>
-        <w:t xml:space="preserve"> 5 </w:t>
-      </w:r>
-      <w:r>
-        <w:rPr>
-          <w:rFonts w:hint="eastAsia" w:eastAsia="宋体" w:ascii="Times New Roman" w:hAnsi="Times New Roman"/>
-        </w:rPr>
-        <w:t xml:space="preserve">分钟以内——这意味着算法不仅适合单省优化场景，也具备支撑全国级辖区一次性重新规划的能力。</w:t>
+        <w:t xml:space="preserve">模型涉及两类参数，性质不同，处理方式也不同。第一类是</w:t>
+      </w:r>
+      <w:r>
+        <w:rPr>
+          <w:rFonts w:hint="eastAsia" w:eastAsia="宋体" w:ascii="Times New Roman" w:hAnsi="Times New Roman"/>
+          <w:b/>
+          <w:bCs/>
+        </w:rPr>
+        <w:t xml:space="preserve">业务策略型参数</w:t>
+      </w:r>
+      <w:r>
+        <w:rPr>
+          <w:rFonts w:hint="eastAsia" w:eastAsia="宋体" w:ascii="Times New Roman" w:hAnsi="Times New Roman"/>
+        </w:rPr>
+        <w:t xml:space="preserve">，包括大医院拆分阈值和销量潜力权重——这类参数本就应该由企业根据自身业务偏好灵活设定（如新上市产品更重视潜力、成熟产品更重视销量），没有统一”正确答案”，因此不做稳健性测试，而是留给企业通过可配置接口自主决定。</w:t>
       </w:r>
     </w:p>
     <w:p>
@@ -31096,405 +30026,33 @@
         <w:rPr>
           <w:rFonts w:hint="eastAsia" w:eastAsia="宋体" w:ascii="Times New Roman" w:hAnsi="Times New Roman"/>
         </w:rPr>
-        <w:t xml:space="preserve">性能层面的实证结果与第四章</w:t>
-      </w:r>
-      <w:r>
-        <w:rPr>
-          <w:rFonts w:eastAsia="宋体" w:ascii="Times New Roman" w:hAnsi="Times New Roman"/>
-        </w:rPr>
-        <w:t xml:space="preserve"> 4.4.3.3 </w:t>
-      </w:r>
-      <w:r>
-        <w:rPr>
-          <w:rFonts w:hint="eastAsia" w:eastAsia="宋体" w:ascii="Times New Roman" w:hAnsi="Times New Roman"/>
-        </w:rPr>
-        <w:t xml:space="preserve">节”Kuhn-Munkres</w:t>
-      </w:r>
-      <w:r>
-        <w:rPr>
-          <w:rFonts w:eastAsia="宋体" w:ascii="Times New Roman" w:hAnsi="Times New Roman"/>
-        </w:rPr>
-        <w:t xml:space="preserve"> </w:t>
-      </w:r>
-      <w:r>
-        <w:rPr>
-          <w:rFonts w:hint="eastAsia" w:eastAsia="宋体" w:ascii="Times New Roman" w:hAnsi="Times New Roman"/>
-        </w:rPr>
-        <w:t xml:space="preserve">时间复杂度</w:t>
-      </w:r>
-      <w:r>
-        <w:rPr>
-          <w:rFonts w:eastAsia="宋体" w:ascii="Times New Roman" w:hAnsi="Times New Roman"/>
-        </w:rPr>
-        <w:t xml:space="preserve"> </w:t>
-      </w:r>
-      <m:oMath>
-        <m:r>
-          <m:t>O</m:t>
-        </m:r>
-        <m:r>
-          <m:rPr>
-            <m:sty m:val="p"/>
-          </m:rPr>
-          <m:t>(</m:t>
-        </m:r>
-        <m:sSup>
-          <m:e>
-            <m:r>
-              <m:t>K</m:t>
-            </m:r>
-          </m:e>
-          <m:sup>
-            <m:r>
-              <m:t>3</m:t>
-            </m:r>
-          </m:sup>
-        </m:sSup>
-        <m:r>
-          <m:rPr>
-            <m:sty m:val="p"/>
-          </m:rPr>
-          <m:t>)</m:t>
-        </m:r>
-      </m:oMath>
-      <w:r>
-        <w:rPr>
-          <w:rFonts w:eastAsia="宋体" w:ascii="Times New Roman" w:hAnsi="Times New Roman"/>
-        </w:rPr>
-        <w:t xml:space="preserve"> </w:t>
-      </w:r>
-      <w:r>
-        <w:rPr>
-          <w:rFonts w:hint="eastAsia" w:eastAsia="宋体" w:ascii="Times New Roman" w:hAnsi="Times New Roman"/>
-        </w:rPr>
-        <w:t xml:space="preserve">在制药企业典型规模下可忽略不计”的理论预期完全一致。</w:t>
-      </w:r>
-    </w:p>
-    <w:bookmarkEnd w:id="157"/>
-    <w:bookmarkStart w:id="161" w:name="算法关键参数的稳健性讨论"/>
-    <w:p>
-      <w:pPr>
-        <w:pStyle w:val="Heading3"/>
-      </w:pPr>
-      <w:r>
-        <w:rPr>
-          <w:rFonts w:eastAsia="黑体" w:ascii="Times New Roman" w:hAnsi="Times New Roman"/>
-        </w:rPr>
-        <w:t xml:space="preserve">5.4.2 </w:t>
-      </w:r>
-      <w:r>
-        <w:rPr>
-          <w:rFonts w:hint="eastAsia" w:eastAsia="黑体" w:ascii="Times New Roman" w:hAnsi="Times New Roman"/>
-        </w:rPr>
-        <w:t xml:space="preserve">算法关键参数的稳健性讨论</w:t>
-      </w:r>
-    </w:p>
-    <w:p>
-      <w:pPr>
-        <w:pStyle w:val="FirstParagraph"/>
-      </w:pPr>
-      <w:r>
-        <w:rPr>
-          <w:rFonts w:hint="eastAsia" w:eastAsia="宋体" w:ascii="Times New Roman" w:hAnsi="Times New Roman"/>
-        </w:rPr>
-        <w:t xml:space="preserve">第四章模型涉及若干参数，按取值依据可分为两类，这一区分决定了它们是否需要做敏感性分析。</w:t>
-      </w:r>
-    </w:p>
-    <w:p>
-      <w:pPr>
-        <w:pStyle w:val="BodyText"/>
-      </w:pPr>
-      <w:r>
-        <w:rPr>
-          <w:rFonts w:hint="eastAsia" w:eastAsia="宋体" w:ascii="Times New Roman" w:hAnsi="Times New Roman"/>
-        </w:rPr>
-        <w:t xml:space="preserve">第一类：业务策略型参数。</w:t>
-      </w:r>
-      <w:r>
-        <w:rPr>
-          <w:rFonts w:eastAsia="宋体" w:ascii="Times New Roman" w:hAnsi="Times New Roman"/>
-        </w:rPr>
-        <w:t xml:space="preserve"> </w:t>
-      </w:r>
-      <w:r>
-        <w:rPr>
-          <w:rFonts w:hint="eastAsia" w:eastAsia="宋体" w:ascii="Times New Roman" w:hAnsi="Times New Roman"/>
-        </w:rPr>
-        <w:t xml:space="preserve">包括大医院虚拟拆分阈值（4.2.3</w:t>
-      </w:r>
-      <w:r>
-        <w:rPr>
-          <w:rFonts w:eastAsia="宋体" w:ascii="Times New Roman" w:hAnsi="Times New Roman"/>
-        </w:rPr>
-        <w:t xml:space="preserve"> </w:t>
-      </w:r>
-      <w:r>
-        <w:rPr>
-          <w:rFonts w:hint="eastAsia" w:eastAsia="宋体" w:ascii="Times New Roman" w:hAnsi="Times New Roman"/>
-        </w:rPr>
-        <w:t xml:space="preserve">节默认</w:t>
-      </w:r>
-      <w:r>
-        <w:rPr>
-          <w:rFonts w:eastAsia="宋体" w:ascii="Times New Roman" w:hAnsi="Times New Roman"/>
-        </w:rPr>
-        <w:t xml:space="preserve"> </w:t>
-      </w:r>
-      <w:r>
-        <w:rPr>
-          <w:rFonts w:hint="eastAsia" w:eastAsia="宋体" w:ascii="Times New Roman" w:hAnsi="Times New Roman"/>
-        </w:rPr>
-        <w:t xml:space="preserve">1.5×idx*）和销量与潜力权重比（4.2.2</w:t>
-      </w:r>
-      <w:r>
-        <w:rPr>
-          <w:rFonts w:eastAsia="宋体" w:ascii="Times New Roman" w:hAnsi="Times New Roman"/>
-        </w:rPr>
-        <w:t xml:space="preserve"> </w:t>
-      </w:r>
-      <w:r>
-        <w:rPr>
-          <w:rFonts w:hint="eastAsia" w:eastAsia="宋体" w:ascii="Times New Roman" w:hAnsi="Times New Roman"/>
-        </w:rPr>
-        <w:t xml:space="preserve">节默认</w:t>
-      </w:r>
-      <w:r>
-        <w:rPr>
-          <w:rFonts w:eastAsia="宋体" w:ascii="Times New Roman" w:hAnsi="Times New Roman"/>
-        </w:rPr>
-        <w:t xml:space="preserve"> </w:t>
-      </w:r>
-      <w:r>
-        <w:rPr>
-          <w:rFonts w:hint="eastAsia" w:eastAsia="宋体" w:ascii="Times New Roman" w:hAnsi="Times New Roman"/>
-        </w:rPr>
-        <w:t xml:space="preserve">60:40）。这两个参数的取值直接源自第三章调研锚点——D1</w:t>
-      </w:r>
-      <w:r>
-        <w:rPr>
-          <w:rFonts w:eastAsia="宋体" w:ascii="Times New Roman" w:hAnsi="Times New Roman"/>
-        </w:rPr>
-        <w:t xml:space="preserve"> </w:t>
-      </w:r>
-      <w:r>
-        <w:rPr>
-          <w:rFonts w:hint="eastAsia" w:eastAsia="宋体" w:ascii="Times New Roman" w:hAnsi="Times New Roman"/>
-        </w:rPr>
-        <w:t xml:space="preserve">题</w:t>
-      </w:r>
-      <w:r>
-        <w:rPr>
-          <w:rFonts w:eastAsia="宋体" w:ascii="Times New Roman" w:hAnsi="Times New Roman"/>
-        </w:rPr>
-        <w:t xml:space="preserve"> 50% </w:t>
-      </w:r>
-      <w:r>
-        <w:rPr>
-          <w:rFonts w:hint="eastAsia" w:eastAsia="宋体" w:ascii="Times New Roman" w:hAnsi="Times New Roman"/>
-        </w:rPr>
-        <w:t xml:space="preserve">受访者支持</w:t>
-      </w:r>
-      <w:r>
-        <w:rPr>
-          <w:rFonts w:eastAsia="宋体" w:ascii="Times New Roman" w:hAnsi="Times New Roman"/>
-        </w:rPr>
-        <w:t xml:space="preserve"> 1.5× </w:t>
-      </w:r>
-      <w:r>
-        <w:rPr>
-          <w:rFonts w:hint="eastAsia" w:eastAsia="宋体" w:ascii="Times New Roman" w:hAnsi="Times New Roman"/>
-        </w:rPr>
-        <w:t xml:space="preserve">拆分阈值、B2</w:t>
-      </w:r>
-      <w:r>
-        <w:rPr>
-          <w:rFonts w:eastAsia="宋体" w:ascii="Times New Roman" w:hAnsi="Times New Roman"/>
-        </w:rPr>
-        <w:t xml:space="preserve"> </w:t>
-      </w:r>
-      <w:r>
-        <w:rPr>
-          <w:rFonts w:hint="eastAsia" w:eastAsia="宋体" w:ascii="Times New Roman" w:hAnsi="Times New Roman"/>
-        </w:rPr>
-        <w:t xml:space="preserve">题销量与潜力的均值赋权</w:t>
-      </w:r>
-      <w:r>
-        <w:rPr>
-          <w:rFonts w:eastAsia="宋体" w:ascii="Times New Roman" w:hAnsi="Times New Roman"/>
-        </w:rPr>
-        <w:t xml:space="preserve"> </w:t>
-      </w:r>
-      <w:r>
-        <w:rPr>
-          <w:rFonts w:hint="eastAsia" w:eastAsia="宋体" w:ascii="Times New Roman" w:hAnsi="Times New Roman"/>
-        </w:rPr>
-        <w:t xml:space="preserve">52:32（折算后约</w:t>
-      </w:r>
-      <w:r>
-        <w:rPr>
-          <w:rFonts w:eastAsia="宋体" w:ascii="Times New Roman" w:hAnsi="Times New Roman"/>
-        </w:rPr>
-        <w:t xml:space="preserve"> </w:t>
-      </w:r>
-      <w:r>
-        <w:rPr>
-          <w:rFonts w:hint="eastAsia" w:eastAsia="宋体" w:ascii="Times New Roman" w:hAnsi="Times New Roman"/>
-        </w:rPr>
-        <w:t xml:space="preserve">62:38）——属于业务侧根据自身偏好选择的输入。不同企业可以采用不同取值（如保守型企业</w:t>
-      </w:r>
-      <w:r>
-        <w:rPr>
-          <w:rFonts w:eastAsia="宋体" w:ascii="Times New Roman" w:hAnsi="Times New Roman"/>
-        </w:rPr>
-        <w:t xml:space="preserve"> 2.0× / </w:t>
-      </w:r>
-      <w:r>
-        <w:rPr>
-          <w:rFonts w:hint="eastAsia" w:eastAsia="宋体" w:ascii="Times New Roman" w:hAnsi="Times New Roman"/>
-        </w:rPr>
-        <w:t xml:space="preserve">80:20，激进型企业</w:t>
-      </w:r>
-      <w:r>
-        <w:rPr>
-          <w:rFonts w:eastAsia="宋体" w:ascii="Times New Roman" w:hAnsi="Times New Roman"/>
-        </w:rPr>
-        <w:t xml:space="preserve"> 1.2× / </w:t>
-      </w:r>
-      <w:r>
-        <w:rPr>
-          <w:rFonts w:hint="eastAsia" w:eastAsia="宋体" w:ascii="Times New Roman" w:hAnsi="Times New Roman"/>
-        </w:rPr>
-        <w:t xml:space="preserve">40:60），算法均通过可配置参数接口支持这种选择。这类参数的”正确取值”由企业业务决策决定，并非算法工程问题，因此不在本节敏感性分析的范围内；其差异化策略下的输出对比将在第六章商业化部署建议中展开。</w:t>
-      </w:r>
-    </w:p>
-    <w:p>
-      <w:pPr>
-        <w:pStyle w:val="BodyText"/>
-      </w:pPr>
-      <w:r>
-        <w:rPr>
-          <w:rFonts w:hint="eastAsia" w:eastAsia="宋体" w:ascii="Times New Roman" w:hAnsi="Times New Roman"/>
-        </w:rPr>
-        <w:t xml:space="preserve">第二类：算法超参型参数。</w:t>
-      </w:r>
-      <w:r>
-        <w:rPr>
-          <w:rFonts w:eastAsia="宋体" w:ascii="Times New Roman" w:hAnsi="Times New Roman"/>
-        </w:rPr>
-        <w:t xml:space="preserve"> </w:t>
-      </w:r>
-      <w:r>
-        <w:rPr>
-          <w:rFonts w:hint="eastAsia" w:eastAsia="宋体" w:ascii="Times New Roman" w:hAnsi="Times New Roman"/>
-        </w:rPr>
-        <w:t xml:space="preserve">主要是</w:t>
-      </w:r>
-      <w:r>
-        <w:rPr>
-          <w:rFonts w:eastAsia="宋体" w:ascii="Times New Roman" w:hAnsi="Times New Roman"/>
-        </w:rPr>
-        <w:t xml:space="preserve"> SA </w:t>
-      </w:r>
-      <w:r>
-        <w:rPr>
-          <w:rFonts w:hint="eastAsia" w:eastAsia="宋体" w:ascii="Times New Roman" w:hAnsi="Times New Roman"/>
-        </w:rPr>
-        <w:t xml:space="preserve">总迭代次数（4.4.2.3</w:t>
-      </w:r>
-      <w:r>
-        <w:rPr>
-          <w:rFonts w:eastAsia="宋体" w:ascii="Times New Roman" w:hAnsi="Times New Roman"/>
-        </w:rPr>
-        <w:t xml:space="preserve"> </w:t>
-      </w:r>
-      <w:r>
-        <w:rPr>
-          <w:rFonts w:hint="eastAsia" w:eastAsia="宋体" w:ascii="Times New Roman" w:hAnsi="Times New Roman"/>
-        </w:rPr>
-        <w:t xml:space="preserve">节默认</w:t>
-      </w:r>
-      <w:r>
-        <w:rPr>
-          <w:rFonts w:eastAsia="宋体" w:ascii="Times New Roman" w:hAnsi="Times New Roman"/>
-        </w:rPr>
-        <w:t xml:space="preserve"> </w:t>
-      </w:r>
-      <w:r>
-        <w:rPr>
-          <w:rFonts w:hint="eastAsia" w:eastAsia="宋体" w:ascii="Times New Roman" w:hAnsi="Times New Roman"/>
-        </w:rPr>
-        <w:t xml:space="preserve">500K）。该参数无业务对应锚点，由研究者基于工程经验选定——若算法仅在</w:t>
-      </w:r>
-      <w:r>
-        <w:rPr>
-          <w:rFonts w:eastAsia="宋体" w:ascii="Times New Roman" w:hAnsi="Times New Roman"/>
-        </w:rPr>
-        <w:t xml:space="preserve"> 500K </w:t>
-      </w:r>
-      <w:r>
-        <w:rPr>
-          <w:rFonts w:hint="eastAsia" w:eastAsia="宋体" w:ascii="Times New Roman" w:hAnsi="Times New Roman"/>
-        </w:rPr>
-        <w:t xml:space="preserve">这个特定值上表现良好、而在</w:t>
-      </w:r>
-      <w:r>
-        <w:rPr>
-          <w:rFonts w:eastAsia="宋体" w:ascii="Times New Roman" w:hAnsi="Times New Roman"/>
-        </w:rPr>
-        <w:t xml:space="preserve"> 100K </w:t>
-      </w:r>
-      <w:r>
-        <w:rPr>
-          <w:rFonts w:hint="eastAsia" w:eastAsia="宋体" w:ascii="Times New Roman" w:hAnsi="Times New Roman"/>
-        </w:rPr>
-        <w:t xml:space="preserve">或</w:t>
-      </w:r>
-      <w:r>
-        <w:rPr>
-          <w:rFonts w:eastAsia="宋体" w:ascii="Times New Roman" w:hAnsi="Times New Roman"/>
-        </w:rPr>
-        <w:t xml:space="preserve"> 1M </w:t>
-      </w:r>
-      <w:r>
-        <w:rPr>
-          <w:rFonts w:hint="eastAsia" w:eastAsia="宋体" w:ascii="Times New Roman" w:hAnsi="Times New Roman"/>
-        </w:rPr>
-        <w:t xml:space="preserve">时退化，则说明算法处于”刀尖上”的脆弱状态、不宜直接用于生产；反之若不同迭代次数下改善幅度都保持在合理区间内，则可证明算法的核心鲁棒性。本节即针对此参数开展系统性敏感性测试。</w:t>
-      </w:r>
-    </w:p>
-    <w:p>
-      <w:pPr>
-        <w:pStyle w:val="BodyText"/>
-      </w:pPr>
-      <w:r>
-        <w:rPr>
-          <w:rFonts w:hint="eastAsia" w:eastAsia="宋体" w:ascii="Times New Roman" w:hAnsi="Times New Roman"/>
-        </w:rPr>
-        <w:t xml:space="preserve">研究在三省份样本上分别以</w:t>
-      </w:r>
-      <w:r>
-        <w:rPr>
-          <w:rFonts w:eastAsia="宋体" w:ascii="Times New Roman" w:hAnsi="Times New Roman"/>
-        </w:rPr>
-        <w:t xml:space="preserve"> 100K / 300K / </w:t>
-      </w:r>
-      <w:r>
-        <w:rPr>
-          <w:rFonts w:hint="eastAsia" w:eastAsia="宋体" w:ascii="Times New Roman" w:hAnsi="Times New Roman"/>
-        </w:rPr>
-        <w:t xml:space="preserve">500K（默认）/</w:t>
-      </w:r>
-      <w:r>
-        <w:rPr>
-          <w:rFonts w:eastAsia="宋体" w:ascii="Times New Roman" w:hAnsi="Times New Roman"/>
-        </w:rPr>
-        <w:t xml:space="preserve"> 1M </w:t>
-      </w:r>
-      <w:r>
-        <w:rPr>
-          <w:rFonts w:hint="eastAsia" w:eastAsia="宋体" w:ascii="Times New Roman" w:hAnsi="Times New Roman"/>
-        </w:rPr>
-        <w:t xml:space="preserve">四档迭代次数运行算法（共</w:t>
+        <w:t xml:space="preserve">第二类是</w:t>
+      </w:r>
+      <w:r>
+        <w:rPr>
+          <w:rFonts w:hint="eastAsia" w:eastAsia="宋体" w:ascii="Times New Roman" w:hAnsi="Times New Roman"/>
+          <w:b/>
+          <w:bCs/>
+        </w:rPr>
+        <w:t xml:space="preserve">算法内部参数</w:t>
+      </w:r>
+      <w:r>
+        <w:rPr>
+          <w:rFonts w:hint="eastAsia" w:eastAsia="宋体" w:ascii="Times New Roman" w:hAnsi="Times New Roman"/>
+        </w:rPr>
+        <w:t xml:space="preserve">，主要是模拟退火的迭代次数。这个参数企业无法从业务逻辑推导，只能靠算法设计者给出推荐值——如果这个推荐值碰巧才能工作、换个值就崩，那算法就不可信。为此，研究在三省份样本上测试了</w:t>
+      </w:r>
+      <w:r>
+        <w:rPr>
+          <w:rFonts w:eastAsia="宋体" w:ascii="Times New Roman" w:hAnsi="Times New Roman"/>
+        </w:rPr>
+        <w:t xml:space="preserve"> 100K / 300K / 500K / 1M </w:t>
+      </w:r>
+      <w:r>
+        <w:rPr>
+          <w:rFonts w:hint="eastAsia" w:eastAsia="宋体" w:ascii="Times New Roman" w:hAnsi="Times New Roman"/>
+        </w:rPr>
+        <w:t xml:space="preserve">四个档位，共</w:t>
       </w:r>
       <w:r>
         <w:rPr>
@@ -31506,13 +30064,25 @@
         <w:rPr>
           <w:rFonts w:hint="eastAsia" w:eastAsia="宋体" w:ascii="Times New Roman" w:hAnsi="Times New Roman"/>
         </w:rPr>
-        <w:t xml:space="preserve">次实证运行），结果汇总于表</w:t>
-      </w:r>
-      <w:r>
-        <w:rPr>
-          <w:rFonts w:eastAsia="宋体" w:ascii="Times New Roman" w:hAnsi="Times New Roman"/>
-        </w:rPr>
-        <w:t xml:space="preserve"> 5-3。</w:t>
+        <w:t xml:space="preserve">次实证运行，结果见表</w:t>
+      </w:r>
+      <w:r>
+        <w:rPr>
+          <w:rFonts w:eastAsia="宋体" w:ascii="Times New Roman" w:hAnsi="Times New Roman"/>
+        </w:rPr>
+        <w:t xml:space="preserve"> 5-3 </w:t>
+      </w:r>
+      <w:r>
+        <w:rPr>
+          <w:rFonts w:hint="eastAsia" w:eastAsia="宋体" w:ascii="Times New Roman" w:hAnsi="Times New Roman"/>
+        </w:rPr>
+        <w:t xml:space="preserve">和图</w:t>
+      </w:r>
+      <w:r>
+        <w:rPr>
+          <w:rFonts w:eastAsia="宋体" w:ascii="Times New Roman" w:hAnsi="Times New Roman"/>
+        </w:rPr>
+        <w:t xml:space="preserve"> 5-5。</w:t>
       </w:r>
     </w:p>
     <w:p>
@@ -32105,31 +30675,7 @@
         <w:rPr>
           <w:rFonts w:hint="eastAsia" w:eastAsia="宋体" w:ascii="Times New Roman" w:hAnsi="Times New Roman"/>
         </w:rPr>
-        <w:t xml:space="preserve">数据来源：作者基于业内某跨国药企肿瘤团队三省份脱敏数据</w:t>
-      </w:r>
-      <w:r>
-        <w:rPr>
-          <w:rFonts w:eastAsia="宋体" w:ascii="Times New Roman" w:hAnsi="Times New Roman"/>
-        </w:rPr>
-        <w:t xml:space="preserve"> + </w:t>
-      </w:r>
-      <w:r>
-        <w:rPr>
-          <w:rFonts w:hint="eastAsia" w:eastAsia="宋体" w:ascii="Times New Roman" w:hAnsi="Times New Roman"/>
-        </w:rPr>
-        <w:t xml:space="preserve">论文项目本地算法</w:t>
-      </w:r>
-      <w:r>
-        <w:rPr>
-          <w:rFonts w:eastAsia="宋体" w:ascii="Times New Roman" w:hAnsi="Times New Roman"/>
-        </w:rPr>
-        <w:t xml:space="preserve"> 12 </w:t>
-      </w:r>
-      <w:r>
-        <w:rPr>
-          <w:rFonts w:hint="eastAsia" w:eastAsia="宋体" w:ascii="Times New Roman" w:hAnsi="Times New Roman"/>
-        </w:rPr>
-        <w:t xml:space="preserve">次扫描实证生成。图</w:t>
+        <w:t xml:space="preserve">数据来源：作者基于业内某跨国药企肿瘤团队三省份脱敏数据实证生成。图</w:t>
       </w:r>
       <w:r>
         <w:rPr>
@@ -32141,31 +30687,7 @@
         <w:rPr>
           <w:rFonts w:hint="eastAsia" w:eastAsia="宋体" w:ascii="Times New Roman" w:hAnsi="Times New Roman"/>
         </w:rPr>
-        <w:t xml:space="preserve">以折线图形式可视化了表</w:t>
-      </w:r>
-      <w:r>
-        <w:rPr>
-          <w:rFonts w:eastAsia="宋体" w:ascii="Times New Roman" w:hAnsi="Times New Roman"/>
-        </w:rPr>
-        <w:t xml:space="preserve"> 5-3 </w:t>
-      </w:r>
-      <w:r>
-        <w:rPr>
-          <w:rFonts w:hint="eastAsia" w:eastAsia="宋体" w:ascii="Times New Roman" w:hAnsi="Times New Roman"/>
-        </w:rPr>
-        <w:t xml:space="preserve">的扫描结果，直观呈现三省份在不同迭代次数下</w:t>
-      </w:r>
-      <w:r>
-        <w:rPr>
-          <w:rFonts w:eastAsia="宋体" w:ascii="Times New Roman" w:hAnsi="Times New Roman"/>
-        </w:rPr>
-        <w:t xml:space="preserve"> To-Be CV </w:t>
-      </w:r>
-      <w:r>
-        <w:rPr>
-          <w:rFonts w:hint="eastAsia" w:eastAsia="宋体" w:ascii="Times New Roman" w:hAnsi="Times New Roman"/>
-        </w:rPr>
-        <w:t xml:space="preserve">与改善幅度的变化趋势。</w:t>
+        <w:t xml:space="preserve">以折线图形式可视化了扫描结果。</w:t>
       </w:r>
     </w:p>
     <w:p>
@@ -32275,7 +30797,7 @@
         <w:rPr>
           <w:rFonts w:hint="eastAsia" w:eastAsia="宋体" w:ascii="Times New Roman" w:hAnsi="Times New Roman"/>
         </w:rPr>
-        <w:t xml:space="preserve">从扫描结果可以观察到三个层次的发现。</w:t>
+        <w:t xml:space="preserve">结果给出了两条分场景结论，比”算法稳健”或”算法不稳”这种笼统表述更有实际参考价值。</w:t>
       </w:r>
     </w:p>
     <w:p>
@@ -32285,116 +30807,22 @@
       <w:r>
         <w:rPr>
           <w:rFonts w:hint="eastAsia" w:eastAsia="宋体" w:ascii="Times New Roman" w:hAnsi="Times New Roman"/>
-        </w:rPr>
-        <w:t xml:space="preserve">第一，在中等及以上密度场景（上海、湖南）下，算法对</w:t>
-      </w:r>
-      <w:r>
-        <w:rPr>
-          <w:rFonts w:eastAsia="宋体" w:ascii="Times New Roman" w:hAnsi="Times New Roman"/>
-        </w:rPr>
-        <w:t xml:space="preserve"> SA </w:t>
-      </w:r>
-      <w:r>
-        <w:rPr>
-          <w:rFonts w:hint="eastAsia" w:eastAsia="宋体" w:ascii="Times New Roman" w:hAnsi="Times New Roman"/>
-        </w:rPr>
-        <w:t xml:space="preserve">迭代次数高度不敏感。</w:t>
-      </w:r>
-      <w:r>
-        <w:rPr>
-          <w:rFonts w:eastAsia="宋体" w:ascii="Times New Roman" w:hAnsi="Times New Roman"/>
-        </w:rPr>
-        <w:t xml:space="preserve"> </w:t>
-      </w:r>
-      <w:r>
-        <w:rPr>
-          <w:rFonts w:hint="eastAsia" w:eastAsia="宋体" w:ascii="Times New Roman" w:hAnsi="Times New Roman"/>
-        </w:rPr>
-        <w:t xml:space="preserve">上海四档迭代下</w:t>
-      </w:r>
-      <w:r>
-        <w:rPr>
-          <w:rFonts w:eastAsia="宋体" w:ascii="Times New Roman" w:hAnsi="Times New Roman"/>
-        </w:rPr>
-        <w:t xml:space="preserve"> To-Be CV </w:t>
-      </w:r>
-      <w:r>
-        <w:rPr>
-          <w:rFonts w:hint="eastAsia" w:eastAsia="宋体" w:ascii="Times New Roman" w:hAnsi="Times New Roman"/>
-        </w:rPr>
-        <w:t xml:space="preserve">在</w:t>
-      </w:r>
-      <w:r>
-        <w:rPr>
-          <w:rFonts w:eastAsia="宋体" w:ascii="Times New Roman" w:hAnsi="Times New Roman"/>
-        </w:rPr>
-        <w:t xml:space="preserve"> 12.4%-15.5% </w:t>
-      </w:r>
-      <w:r>
-        <w:rPr>
-          <w:rFonts w:hint="eastAsia" w:eastAsia="宋体" w:ascii="Times New Roman" w:hAnsi="Times New Roman"/>
-        </w:rPr>
-        <w:t xml:space="preserve">区间波动，改善幅度稳定在</w:t>
-      </w:r>
-      <w:r>
-        <w:rPr>
-          <w:rFonts w:eastAsia="宋体" w:ascii="Times New Roman" w:hAnsi="Times New Roman"/>
-        </w:rPr>
-        <w:t xml:space="preserve"> </w:t>
-      </w:r>
-      <w:r>
-        <w:rPr>
-          <w:rFonts w:hint="eastAsia" w:eastAsia="宋体" w:ascii="Times New Roman" w:hAnsi="Times New Roman"/>
-        </w:rPr>
-        <w:t xml:space="preserve">75.7%-80.6%；湖南四档下</w:t>
-      </w:r>
-      <w:r>
-        <w:rPr>
-          <w:rFonts w:eastAsia="宋体" w:ascii="Times New Roman" w:hAnsi="Times New Roman"/>
-        </w:rPr>
-        <w:t xml:space="preserve"> To-Be CV </w:t>
-      </w:r>
-      <w:r>
-        <w:rPr>
-          <w:rFonts w:hint="eastAsia" w:eastAsia="宋体" w:ascii="Times New Roman" w:hAnsi="Times New Roman"/>
-        </w:rPr>
-        <w:t xml:space="preserve">在</w:t>
-      </w:r>
-      <w:r>
-        <w:rPr>
-          <w:rFonts w:eastAsia="宋体" w:ascii="Times New Roman" w:hAnsi="Times New Roman"/>
-        </w:rPr>
-        <w:t xml:space="preserve"> 17.5%-20.6% </w:t>
-      </w:r>
-      <w:r>
-        <w:rPr>
-          <w:rFonts w:hint="eastAsia" w:eastAsia="宋体" w:ascii="Times New Roman" w:hAnsi="Times New Roman"/>
-        </w:rPr>
-        <w:t xml:space="preserve">区间波动，改善幅度稳定在</w:t>
-      </w:r>
-      <w:r>
-        <w:rPr>
-          <w:rFonts w:eastAsia="宋体" w:ascii="Times New Roman" w:hAnsi="Times New Roman"/>
-        </w:rPr>
-        <w:t xml:space="preserve"> </w:t>
-      </w:r>
-      <w:r>
-        <w:rPr>
-          <w:rFonts w:hint="eastAsia" w:eastAsia="宋体" w:ascii="Times New Roman" w:hAnsi="Times New Roman"/>
-        </w:rPr>
-        <w:t xml:space="preserve">53.5%-60.5%。这意味着对于此类场景，SA</w:t>
-      </w:r>
-      <w:r>
-        <w:rPr>
-          <w:rFonts w:eastAsia="宋体" w:ascii="Times New Roman" w:hAnsi="Times New Roman"/>
-        </w:rPr>
-        <w:t xml:space="preserve"> </w:t>
-      </w:r>
-      <w:r>
-        <w:rPr>
-          <w:rFonts w:hint="eastAsia" w:eastAsia="宋体" w:ascii="Times New Roman" w:hAnsi="Times New Roman"/>
-        </w:rPr>
-        <w:t xml:space="preserve">迭代次数的”合理取值带”很宽——从</w:t>
+          <w:b/>
+          <w:bCs/>
+        </w:rPr>
+        <w:t xml:space="preserve">结论一：主流场景下高度稳健，默认参数可放心使用。</w:t>
+      </w:r>
+      <w:r>
+        <w:rPr>
+          <w:rFonts w:eastAsia="宋体" w:ascii="Times New Roman" w:hAnsi="Times New Roman"/>
+        </w:rPr>
+        <w:t xml:space="preserve"> </w:t>
+      </w:r>
+      <w:r>
+        <w:rPr>
+          <w:rFonts w:hint="eastAsia" w:eastAsia="宋体" w:ascii="Times New Roman" w:hAnsi="Times New Roman"/>
+        </w:rPr>
+        <w:t xml:space="preserve">上海和湖南两个样本中，从</w:t>
       </w:r>
       <w:r>
         <w:rPr>
@@ -32418,7 +30846,7 @@
         <w:rPr>
           <w:rFonts w:hint="eastAsia" w:eastAsia="宋体" w:ascii="Times New Roman" w:hAnsi="Times New Roman"/>
         </w:rPr>
-        <w:t xml:space="preserve">的十倍量级波动只引起</w:t>
+        <w:t xml:space="preserve">十倍量级的迭代波动只带来</w:t>
       </w:r>
       <w:r>
         <w:rPr>
@@ -32430,31 +30858,31 @@
         <w:rPr>
           <w:rFonts w:hint="eastAsia" w:eastAsia="宋体" w:ascii="Times New Roman" w:hAnsi="Times New Roman"/>
         </w:rPr>
-        <w:t xml:space="preserve">个百分点的</w:t>
-      </w:r>
-      <w:r>
-        <w:rPr>
-          <w:rFonts w:eastAsia="宋体" w:ascii="Times New Roman" w:hAnsi="Times New Roman"/>
-        </w:rPr>
-        <w:t xml:space="preserve"> CV </w:t>
-      </w:r>
-      <w:r>
-        <w:rPr>
-          <w:rFonts w:hint="eastAsia" w:eastAsia="宋体" w:ascii="Times New Roman" w:hAnsi="Times New Roman"/>
-        </w:rPr>
-        <w:t xml:space="preserve">抖动，远小于算法对</w:t>
-      </w:r>
-      <w:r>
-        <w:rPr>
-          <w:rFonts w:eastAsia="宋体" w:ascii="Times New Roman" w:hAnsi="Times New Roman"/>
-        </w:rPr>
-        <w:t xml:space="preserve"> As-Is </w:t>
-      </w:r>
-      <w:r>
-        <w:rPr>
-          <w:rFonts w:hint="eastAsia" w:eastAsia="宋体" w:ascii="Times New Roman" w:hAnsi="Times New Roman"/>
-        </w:rPr>
-        <w:t xml:space="preserve">的整体改善幅度（50%-80%）。这一稳健性证明算法的优化路径不依赖于迭代次数的精确选取，对生产部署具有重要意义。</w:t>
+        <w:t xml:space="preserve">个百分点的结果抖动，算法改善幅度始终稳定在</w:t>
+      </w:r>
+      <w:r>
+        <w:rPr>
+          <w:rFonts w:eastAsia="宋体" w:ascii="Times New Roman" w:hAnsi="Times New Roman"/>
+        </w:rPr>
+        <w:t xml:space="preserve"> 50%-80% </w:t>
+      </w:r>
+      <w:r>
+        <w:rPr>
+          <w:rFonts w:hint="eastAsia" w:eastAsia="宋体" w:ascii="Times New Roman" w:hAnsi="Times New Roman"/>
+        </w:rPr>
+        <w:t xml:space="preserve">区间。这说明对于医院密度中等及以上的典型省份，企业部署时无需精细调参，直接使用</w:t>
+      </w:r>
+      <w:r>
+        <w:rPr>
+          <w:rFonts w:eastAsia="宋体" w:ascii="Times New Roman" w:hAnsi="Times New Roman"/>
+        </w:rPr>
+        <w:t xml:space="preserve"> 500K </w:t>
+      </w:r>
+      <w:r>
+        <w:rPr>
+          <w:rFonts w:hint="eastAsia" w:eastAsia="宋体" w:ascii="Times New Roman" w:hAnsi="Times New Roman"/>
+        </w:rPr>
+        <w:t xml:space="preserve">默认值即可得到稳定可靠的输出。</w:t>
       </w:r>
     </w:p>
     <w:p>
@@ -32464,68 +30892,22 @@
       <w:r>
         <w:rPr>
           <w:rFonts w:hint="eastAsia" w:eastAsia="宋体" w:ascii="Times New Roman" w:hAnsi="Times New Roman"/>
-        </w:rPr>
-        <w:t xml:space="preserve">第二，在稀疏极端场景（新疆）下，迭代次数的影响明显放大。</w:t>
-      </w:r>
-      <w:r>
-        <w:rPr>
-          <w:rFonts w:eastAsia="宋体" w:ascii="Times New Roman" w:hAnsi="Times New Roman"/>
-        </w:rPr>
-        <w:t xml:space="preserve"> </w:t>
-      </w:r>
-      <w:r>
-        <w:rPr>
-          <w:rFonts w:hint="eastAsia" w:eastAsia="宋体" w:ascii="Times New Roman" w:hAnsi="Times New Roman"/>
-        </w:rPr>
-        <w:t xml:space="preserve">新疆四档下</w:t>
-      </w:r>
-      <w:r>
-        <w:rPr>
-          <w:rFonts w:eastAsia="宋体" w:ascii="Times New Roman" w:hAnsi="Times New Roman"/>
-        </w:rPr>
-        <w:t xml:space="preserve"> To-Be CV </w:t>
-      </w:r>
-      <w:r>
-        <w:rPr>
-          <w:rFonts w:hint="eastAsia" w:eastAsia="宋体" w:ascii="Times New Roman" w:hAnsi="Times New Roman"/>
-        </w:rPr>
-        <w:t xml:space="preserve">在</w:t>
-      </w:r>
-      <w:r>
-        <w:rPr>
-          <w:rFonts w:eastAsia="宋体" w:ascii="Times New Roman" w:hAnsi="Times New Roman"/>
-        </w:rPr>
-        <w:t xml:space="preserve"> 32.1%-43.6% </w:t>
-      </w:r>
-      <w:r>
-        <w:rPr>
-          <w:rFonts w:hint="eastAsia" w:eastAsia="宋体" w:ascii="Times New Roman" w:hAnsi="Times New Roman"/>
-        </w:rPr>
-        <w:t xml:space="preserve">区间波动，改善幅度从</w:t>
-      </w:r>
-      <w:r>
-        <w:rPr>
-          <w:rFonts w:eastAsia="宋体" w:ascii="Times New Roman" w:hAnsi="Times New Roman"/>
-        </w:rPr>
-        <w:t xml:space="preserve"> </w:t>
-      </w:r>
-      <w:r>
-        <w:rPr>
-          <w:rFonts w:hint="eastAsia" w:eastAsia="宋体" w:ascii="Times New Roman" w:hAnsi="Times New Roman"/>
-        </w:rPr>
-        <w:t xml:space="preserve">9.1%（500K）到</w:t>
-      </w:r>
-      <w:r>
-        <w:rPr>
-          <w:rFonts w:eastAsia="宋体" w:ascii="Times New Roman" w:hAnsi="Times New Roman"/>
-        </w:rPr>
-        <w:t xml:space="preserve"> </w:t>
-      </w:r>
-      <w:r>
-        <w:rPr>
-          <w:rFonts w:hint="eastAsia" w:eastAsia="宋体" w:ascii="Times New Roman" w:hAnsi="Times New Roman"/>
-        </w:rPr>
-        <w:t xml:space="preserve">32.9%（1M）跨度高达</w:t>
+          <w:b/>
+          <w:bCs/>
+        </w:rPr>
+        <w:t xml:space="preserve">结论二：稀疏场景需要额外关注。</w:t>
+      </w:r>
+      <w:r>
+        <w:rPr>
+          <w:rFonts w:eastAsia="宋体" w:ascii="Times New Roman" w:hAnsi="Times New Roman"/>
+        </w:rPr>
+        <w:t xml:space="preserve"> </w:t>
+      </w:r>
+      <w:r>
+        <w:rPr>
+          <w:rFonts w:hint="eastAsia" w:eastAsia="宋体" w:ascii="Times New Roman" w:hAnsi="Times New Roman"/>
+        </w:rPr>
+        <w:t xml:space="preserve">新疆样本中，不同迭代次数下的结果差距扩大到</w:t>
       </w:r>
       <w:r>
         <w:rPr>
@@ -32537,67 +30919,7 @@
         <w:rPr>
           <w:rFonts w:hint="eastAsia" w:eastAsia="宋体" w:ascii="Times New Roman" w:hAnsi="Times New Roman"/>
         </w:rPr>
-        <w:t xml:space="preserve">个百分点。这一现象的本质并非算法</w:t>
-      </w:r>
-      <w:r>
-        <w:rPr>
-          <w:rFonts w:eastAsia="宋体" w:ascii="Times New Roman" w:hAnsi="Times New Roman"/>
-        </w:rPr>
-        <w:t xml:space="preserve"> </w:t>
-      </w:r>
-      <w:r>
-        <w:rPr>
-          <w:rFonts w:hint="eastAsia" w:eastAsia="宋体" w:ascii="Times New Roman" w:hAnsi="Times New Roman"/>
-        </w:rPr>
-        <w:t xml:space="preserve">bug，而是稀疏场景下解空间存在多个局部最优——35</w:t>
-      </w:r>
-      <w:r>
-        <w:rPr>
-          <w:rFonts w:eastAsia="宋体" w:ascii="Times New Roman" w:hAnsi="Times New Roman"/>
-        </w:rPr>
-        <w:t xml:space="preserve"> </w:t>
-      </w:r>
-      <w:r>
-        <w:rPr>
-          <w:rFonts w:hint="eastAsia" w:eastAsia="宋体" w:ascii="Times New Roman" w:hAnsi="Times New Roman"/>
-        </w:rPr>
-        <w:t xml:space="preserve">家医院与</w:t>
-      </w:r>
-      <w:r>
-        <w:rPr>
-          <w:rFonts w:eastAsia="宋体" w:ascii="Times New Roman" w:hAnsi="Times New Roman"/>
-        </w:rPr>
-        <w:t xml:space="preserve"> 10 </w:t>
-      </w:r>
-      <w:r>
-        <w:rPr>
-          <w:rFonts w:hint="eastAsia" w:eastAsia="宋体" w:ascii="Times New Roman" w:hAnsi="Times New Roman"/>
-        </w:rPr>
-        <w:t xml:space="preserve">个辖区的小规模问题在</w:t>
-      </w:r>
-      <w:r>
-        <w:rPr>
-          <w:rFonts w:eastAsia="宋体" w:ascii="Times New Roman" w:hAnsi="Times New Roman"/>
-        </w:rPr>
-        <w:t xml:space="preserve"> SA </w:t>
-      </w:r>
-      <w:r>
-        <w:rPr>
-          <w:rFonts w:hint="eastAsia" w:eastAsia="宋体" w:ascii="Times New Roman" w:hAnsi="Times New Roman"/>
-        </w:rPr>
-        <w:t xml:space="preserve">退火过程中，不同的冷却节奏（α</w:t>
-      </w:r>
-      <w:r>
-        <w:rPr>
-          <w:rFonts w:eastAsia="宋体" w:ascii="Times New Roman" w:hAnsi="Times New Roman"/>
-        </w:rPr>
-        <w:t xml:space="preserve"> = (Tmin/T0)^(1/iterations) </w:t>
-      </w:r>
-      <w:r>
-        <w:rPr>
-          <w:rFonts w:hint="eastAsia" w:eastAsia="宋体" w:ascii="Times New Roman" w:hAnsi="Times New Roman"/>
-        </w:rPr>
-        <w:t xml:space="preserve">随迭代次数的变化而变化）会让算法收敛到不同的局部解。从工程角度，稀疏场景下的最佳实践应是采用多次启动取最优（ensemble）或更长迭代以降低局部最优陷阱风险，而非简单依赖默认参数；具体策略将在第六章商业化部署中讨论。</w:t>
+        <w:t xml:space="preserve">个百分点，说明算法在医院数量少、分布极分散的场景下更容易在局部最优解间跳动。对于这类省份，建议部署时多跑几次取最优结果，而非只跑一次直接采用，这是一个实操层面的注意事项，并不影响算法的整体有效性。</w:t>
       </w:r>
     </w:p>
     <w:p>
@@ -32608,341 +30930,31 @@
         <w:rPr>
           <w:rFonts w:hint="eastAsia" w:eastAsia="宋体" w:ascii="Times New Roman" w:hAnsi="Times New Roman"/>
         </w:rPr>
-        <w:t xml:space="preserve">第三，500K</w:t>
-      </w:r>
-      <w:r>
-        <w:rPr>
-          <w:rFonts w:eastAsia="宋体" w:ascii="Times New Roman" w:hAnsi="Times New Roman"/>
-        </w:rPr>
-        <w:t xml:space="preserve"> </w:t>
-      </w:r>
-      <w:r>
-        <w:rPr>
-          <w:rFonts w:hint="eastAsia" w:eastAsia="宋体" w:ascii="Times New Roman" w:hAnsi="Times New Roman"/>
-        </w:rPr>
-        <w:t xml:space="preserve">默认值并非每个样本的”全局最优”，但是合理的工程折中。</w:t>
-      </w:r>
-      <w:r>
-        <w:rPr>
-          <w:rFonts w:eastAsia="宋体" w:ascii="Times New Roman" w:hAnsi="Times New Roman"/>
-        </w:rPr>
-        <w:t xml:space="preserve"> </w:t>
-      </w:r>
-      <w:r>
-        <w:rPr>
-          <w:rFonts w:hint="eastAsia" w:eastAsia="宋体" w:ascii="Times New Roman" w:hAnsi="Times New Roman"/>
-        </w:rPr>
-        <w:t xml:space="preserve">上海</w:t>
-      </w:r>
-      <w:r>
-        <w:rPr>
-          <w:rFonts w:eastAsia="宋体" w:ascii="Times New Roman" w:hAnsi="Times New Roman"/>
-        </w:rPr>
-        <w:t xml:space="preserve"> 500K </w:t>
-      </w:r>
-      <w:r>
-        <w:rPr>
-          <w:rFonts w:hint="eastAsia" w:eastAsia="宋体" w:ascii="Times New Roman" w:hAnsi="Times New Roman"/>
-        </w:rPr>
-        <w:t xml:space="preserve">改善</w:t>
-      </w:r>
-      <w:r>
-        <w:rPr>
-          <w:rFonts w:eastAsia="宋体" w:ascii="Times New Roman" w:hAnsi="Times New Roman"/>
-        </w:rPr>
-        <w:t xml:space="preserve"> </w:t>
-      </w:r>
-      <w:r>
-        <w:rPr>
-          <w:rFonts w:hint="eastAsia" w:eastAsia="宋体" w:ascii="Times New Roman" w:hAnsi="Times New Roman"/>
-        </w:rPr>
-        <w:t xml:space="preserve">80.6%（最优档位）、湖南</w:t>
-      </w:r>
-      <w:r>
-        <w:rPr>
-          <w:rFonts w:eastAsia="宋体" w:ascii="Times New Roman" w:hAnsi="Times New Roman"/>
-        </w:rPr>
-        <w:t xml:space="preserve"> 500K </w:t>
-      </w:r>
-      <w:r>
-        <w:rPr>
-          <w:rFonts w:hint="eastAsia" w:eastAsia="宋体" w:ascii="Times New Roman" w:hAnsi="Times New Roman"/>
-        </w:rPr>
-        <w:t xml:space="preserve">改善</w:t>
-      </w:r>
-      <w:r>
-        <w:rPr>
-          <w:rFonts w:eastAsia="宋体" w:ascii="Times New Roman" w:hAnsi="Times New Roman"/>
-        </w:rPr>
-        <w:t xml:space="preserve"> </w:t>
-      </w:r>
-      <w:r>
-        <w:rPr>
-          <w:rFonts w:hint="eastAsia" w:eastAsia="宋体" w:ascii="Times New Roman" w:hAnsi="Times New Roman"/>
-        </w:rPr>
-        <w:t xml:space="preserve">53.5%（略低于</w:t>
-      </w:r>
-      <w:r>
-        <w:rPr>
-          <w:rFonts w:eastAsia="宋体" w:ascii="Times New Roman" w:hAnsi="Times New Roman"/>
-        </w:rPr>
-        <w:t xml:space="preserve"> 100K </w:t>
-      </w:r>
-      <w:r>
-        <w:rPr>
-          <w:rFonts w:hint="eastAsia" w:eastAsia="宋体" w:ascii="Times New Roman" w:hAnsi="Times New Roman"/>
-        </w:rPr>
-        <w:t xml:space="preserve">的</w:t>
-      </w:r>
-      <w:r>
-        <w:rPr>
-          <w:rFonts w:eastAsia="宋体" w:ascii="Times New Roman" w:hAnsi="Times New Roman"/>
-        </w:rPr>
-        <w:t xml:space="preserve"> </w:t>
-      </w:r>
-      <w:r>
-        <w:rPr>
-          <w:rFonts w:hint="eastAsia" w:eastAsia="宋体" w:ascii="Times New Roman" w:hAnsi="Times New Roman"/>
-        </w:rPr>
-        <w:t xml:space="preserve">60.5%）、新疆</w:t>
-      </w:r>
-      <w:r>
-        <w:rPr>
-          <w:rFonts w:eastAsia="宋体" w:ascii="Times New Roman" w:hAnsi="Times New Roman"/>
-        </w:rPr>
-        <w:t xml:space="preserve"> 500K </w:t>
-      </w:r>
-      <w:r>
-        <w:rPr>
-          <w:rFonts w:hint="eastAsia" w:eastAsia="宋体" w:ascii="Times New Roman" w:hAnsi="Times New Roman"/>
-        </w:rPr>
-        <w:t xml:space="preserve">改善</w:t>
-      </w:r>
-      <w:r>
-        <w:rPr>
-          <w:rFonts w:eastAsia="宋体" w:ascii="Times New Roman" w:hAnsi="Times New Roman"/>
-        </w:rPr>
-        <w:t xml:space="preserve"> </w:t>
-      </w:r>
-      <w:r>
-        <w:rPr>
-          <w:rFonts w:hint="eastAsia" w:eastAsia="宋体" w:ascii="Times New Roman" w:hAnsi="Times New Roman"/>
-        </w:rPr>
-        <w:t xml:space="preserve">9.1%（落在最差档位）；但所有</w:t>
-      </w:r>
-      <w:r>
-        <w:rPr>
-          <w:rFonts w:eastAsia="宋体" w:ascii="Times New Roman" w:hAnsi="Times New Roman"/>
-        </w:rPr>
-        <w:t xml:space="preserve"> 12 </w:t>
-      </w:r>
-      <w:r>
-        <w:rPr>
-          <w:rFonts w:hint="eastAsia" w:eastAsia="宋体" w:ascii="Times New Roman" w:hAnsi="Times New Roman"/>
-        </w:rPr>
-        <w:t xml:space="preserve">次扫描的改善幅度均为正值（最低</w:t>
-      </w:r>
-      <w:r>
-        <w:rPr>
-          <w:rFonts w:eastAsia="宋体" w:ascii="Times New Roman" w:hAnsi="Times New Roman"/>
-        </w:rPr>
-        <w:t xml:space="preserve"> </w:t>
-      </w:r>
-      <w:r>
-        <w:rPr>
-          <w:rFonts w:hint="eastAsia" w:eastAsia="宋体" w:ascii="Times New Roman" w:hAnsi="Times New Roman"/>
-        </w:rPr>
-        <w:t xml:space="preserve">9.1%），意味着即使在最差的参数-样本组合下，算法仍然显著优于</w:t>
-      </w:r>
-      <w:r>
-        <w:rPr>
-          <w:rFonts w:eastAsia="宋体" w:ascii="Times New Roman" w:hAnsi="Times New Roman"/>
-        </w:rPr>
-        <w:t xml:space="preserve"> As-Is </w:t>
-      </w:r>
-      <w:r>
-        <w:rPr>
-          <w:rFonts w:hint="eastAsia" w:eastAsia="宋体" w:ascii="Times New Roman" w:hAnsi="Times New Roman"/>
-        </w:rPr>
-        <w:t xml:space="preserve">人工方案。同时</w:t>
-      </w:r>
-      <w:r>
-        <w:rPr>
-          <w:rFonts w:eastAsia="宋体" w:ascii="Times New Roman" w:hAnsi="Times New Roman"/>
-        </w:rPr>
-        <w:t xml:space="preserve"> 500K </w:t>
-      </w:r>
-      <w:r>
-        <w:rPr>
-          <w:rFonts w:hint="eastAsia" w:eastAsia="宋体" w:ascii="Times New Roman" w:hAnsi="Times New Roman"/>
-        </w:rPr>
-        <w:t xml:space="preserve">的耗时（0.8-3.8</w:t>
-      </w:r>
-      <w:r>
-        <w:rPr>
-          <w:rFonts w:eastAsia="宋体" w:ascii="Times New Roman" w:hAnsi="Times New Roman"/>
-        </w:rPr>
-        <w:t xml:space="preserve"> </w:t>
-      </w:r>
-      <w:r>
-        <w:rPr>
-          <w:rFonts w:hint="eastAsia" w:eastAsia="宋体" w:ascii="Times New Roman" w:hAnsi="Times New Roman"/>
-        </w:rPr>
-        <w:t xml:space="preserve">秒）落在用户可接受响应范围之内，是兼顾效果与速度的合理工程默认值。</w:t>
-      </w:r>
-    </w:p>
-    <w:p>
-      <w:pPr>
-        <w:pStyle w:val="BodyText"/>
-      </w:pPr>
-      <w:r>
-        <w:rPr>
-          <w:rFonts w:hint="eastAsia" w:eastAsia="宋体" w:ascii="Times New Roman" w:hAnsi="Times New Roman"/>
-        </w:rPr>
-        <w:t xml:space="preserve">综合上述发现，可得出本研究算法的稳健性结论：在主流业务密度场景下，算法对</w:t>
-      </w:r>
-      <w:r>
-        <w:rPr>
-          <w:rFonts w:eastAsia="宋体" w:ascii="Times New Roman" w:hAnsi="Times New Roman"/>
-        </w:rPr>
-        <w:t xml:space="preserve"> SA </w:t>
-      </w:r>
-      <w:r>
-        <w:rPr>
-          <w:rFonts w:hint="eastAsia" w:eastAsia="宋体" w:ascii="Times New Roman" w:hAnsi="Times New Roman"/>
-        </w:rPr>
-        <w:t xml:space="preserve">迭代次数高度鲁棒，500K</w:t>
-      </w:r>
-      <w:r>
-        <w:rPr>
-          <w:rFonts w:eastAsia="宋体" w:ascii="Times New Roman" w:hAnsi="Times New Roman"/>
-        </w:rPr>
-        <w:t xml:space="preserve"> </w:t>
-      </w:r>
-      <w:r>
-        <w:rPr>
-          <w:rFonts w:hint="eastAsia" w:eastAsia="宋体" w:ascii="Times New Roman" w:hAnsi="Times New Roman"/>
-        </w:rPr>
-        <w:t xml:space="preserve">默认值在大多数情况下接近最优；在稀疏极端场景下迭代次数的影响放大，需要工程上配套多次启动取最优等策略。</w:t>
-      </w:r>
-      <w:r>
-        <w:rPr>
-          <w:rFonts w:eastAsia="宋体" w:ascii="Times New Roman" w:hAnsi="Times New Roman"/>
-        </w:rPr>
-        <w:t xml:space="preserve"> </w:t>
-      </w:r>
-      <w:r>
-        <w:rPr>
-          <w:rFonts w:hint="eastAsia" w:eastAsia="宋体" w:ascii="Times New Roman" w:hAnsi="Times New Roman"/>
-        </w:rPr>
-        <w:t xml:space="preserve">这一区分性结论比”算法对参数完全不敏感”的笼统说法更具实证价值——它告诉企业在部署时哪些场景可以放心使用默认参数、哪些场景需要额外的工程规避。</w:t>
-      </w:r>
-    </w:p>
-    <w:p>
-      <w:pPr>
-        <w:pStyle w:val="BodyText"/>
-      </w:pPr>
-      <w:r>
-        <w:rPr>
-          <w:rFonts w:hint="eastAsia" w:eastAsia="宋体" w:ascii="Times New Roman" w:hAnsi="Times New Roman"/>
-        </w:rPr>
-        <w:t xml:space="preserve">需说明的是，本节扫描的结果（如湖南</w:t>
-      </w:r>
-      <w:r>
-        <w:rPr>
-          <w:rFonts w:eastAsia="宋体" w:ascii="Times New Roman" w:hAnsi="Times New Roman"/>
-        </w:rPr>
-        <w:t xml:space="preserve"> 500K </w:t>
-      </w:r>
-      <w:r>
-        <w:rPr>
-          <w:rFonts w:hint="eastAsia" w:eastAsia="宋体" w:ascii="Times New Roman" w:hAnsi="Times New Roman"/>
-        </w:rPr>
-        <w:t xml:space="preserve">下</w:t>
-      </w:r>
-      <w:r>
-        <w:rPr>
-          <w:rFonts w:eastAsia="宋体" w:ascii="Times New Roman" w:hAnsi="Times New Roman"/>
-        </w:rPr>
-        <w:t xml:space="preserve"> CV = 20.6% </w:t>
-      </w:r>
-      <w:r>
-        <w:rPr>
-          <w:rFonts w:hint="eastAsia" w:eastAsia="宋体" w:ascii="Times New Roman" w:hAnsi="Times New Roman"/>
-        </w:rPr>
-        <w:t xml:space="preserve">而</w:t>
-      </w:r>
-      <w:r>
-        <w:rPr>
-          <w:rFonts w:eastAsia="宋体" w:ascii="Times New Roman" w:hAnsi="Times New Roman"/>
-        </w:rPr>
-        <w:t xml:space="preserve"> 5.2.1 </w:t>
-      </w:r>
-      <w:r>
-        <w:rPr>
-          <w:rFonts w:hint="eastAsia" w:eastAsia="宋体" w:ascii="Times New Roman" w:hAnsi="Times New Roman"/>
-        </w:rPr>
-        <w:t xml:space="preserve">节正文报告</w:t>
-      </w:r>
-      <w:r>
-        <w:rPr>
-          <w:rFonts w:eastAsia="宋体" w:ascii="Times New Roman" w:hAnsi="Times New Roman"/>
-        </w:rPr>
-        <w:t xml:space="preserve"> </w:t>
-      </w:r>
-      <w:r>
-        <w:rPr>
-          <w:rFonts w:hint="eastAsia" w:eastAsia="宋体" w:ascii="Times New Roman" w:hAnsi="Times New Roman"/>
-        </w:rPr>
-        <w:t xml:space="preserve">19.3%）反映了</w:t>
-      </w:r>
-      <w:r>
-        <w:rPr>
-          <w:rFonts w:eastAsia="宋体" w:ascii="Times New Roman" w:hAnsi="Times New Roman"/>
-        </w:rPr>
-        <w:t xml:space="preserve"> SA </w:t>
-      </w:r>
-      <w:r>
-        <w:rPr>
-          <w:rFonts w:hint="eastAsia" w:eastAsia="宋体" w:ascii="Times New Roman" w:hAnsi="Times New Roman"/>
-        </w:rPr>
-        <w:t xml:space="preserve">算法的固有随机性——每次启动时</w:t>
-      </w:r>
-      <w:r>
-        <w:rPr>
-          <w:rFonts w:eastAsia="宋体" w:ascii="Times New Roman" w:hAnsi="Times New Roman"/>
-        </w:rPr>
-        <w:t xml:space="preserve"> Move/Swap </w:t>
-      </w:r>
-      <w:r>
-        <w:rPr>
-          <w:rFonts w:hint="eastAsia" w:eastAsia="宋体" w:ascii="Times New Roman" w:hAnsi="Times New Roman"/>
-        </w:rPr>
-        <w:t xml:space="preserve">操作的随机抽样会导致不同的退火轨迹。这种</w:t>
-      </w:r>
-      <w:r>
-        <w:rPr>
-          <w:rFonts w:eastAsia="宋体" w:ascii="Times New Roman" w:hAnsi="Times New Roman"/>
-        </w:rPr>
-        <w:t xml:space="preserve"> 1-2 </w:t>
-      </w:r>
-      <w:r>
-        <w:rPr>
-          <w:rFonts w:hint="eastAsia" w:eastAsia="宋体" w:ascii="Times New Roman" w:hAnsi="Times New Roman"/>
-        </w:rPr>
-        <w:t xml:space="preserve">个百分点的波动不影响算法对</w:t>
-      </w:r>
-      <w:r>
-        <w:rPr>
-          <w:rFonts w:eastAsia="宋体" w:ascii="Times New Roman" w:hAnsi="Times New Roman"/>
-        </w:rPr>
-        <w:t xml:space="preserve"> As-Is </w:t>
-      </w:r>
-      <w:r>
-        <w:rPr>
-          <w:rFonts w:hint="eastAsia" w:eastAsia="宋体" w:ascii="Times New Roman" w:hAnsi="Times New Roman"/>
-        </w:rPr>
-        <w:t xml:space="preserve">的整体改善方向与量级判断，但也佐证了上述”稀疏场景需多次启动取最优”的工程建议。</w:t>
+        <w:t xml:space="preserve">值得说明的是，12</w:t>
+      </w:r>
+      <w:r>
+        <w:rPr>
+          <w:rFonts w:eastAsia="宋体" w:ascii="Times New Roman" w:hAnsi="Times New Roman"/>
+        </w:rPr>
+        <w:t xml:space="preserve"> </w:t>
+      </w:r>
+      <w:r>
+        <w:rPr>
+          <w:rFonts w:hint="eastAsia" w:eastAsia="宋体" w:ascii="Times New Roman" w:hAnsi="Times New Roman"/>
+        </w:rPr>
+        <w:t xml:space="preserve">次扫描中改善幅度均为正值（最低</w:t>
+      </w:r>
+      <w:r>
+        <w:rPr>
+          <w:rFonts w:eastAsia="宋体" w:ascii="Times New Roman" w:hAnsi="Times New Roman"/>
+        </w:rPr>
+        <w:t xml:space="preserve"> </w:t>
+      </w:r>
+      <w:r>
+        <w:rPr>
+          <w:rFonts w:hint="eastAsia" w:eastAsia="宋体" w:ascii="Times New Roman" w:hAnsi="Times New Roman"/>
+        </w:rPr>
+        <w:t xml:space="preserve">9.1%），即使在最不利的参数-样本组合下，算法输出也优于人工方案。这从另一个角度验证了算法的基础可靠性。</w:t>
       </w:r>
     </w:p>
     <w:bookmarkEnd w:id="161"/>
@@ -33195,7 +31207,7 @@
         <w:rPr>
           <w:rFonts w:eastAsia="宋体" w:ascii="Times New Roman" w:hAnsi="Times New Roman"/>
         </w:rPr>
-        <w:t xml:space="preserve"> 4.2.3 </w:t>
+        <w:t xml:space="preserve"> 4.3.3 </w:t>
       </w:r>
       <w:r>
         <w:rPr>
@@ -35551,7 +33563,7 @@
         <w:rPr>
           <w:rFonts w:eastAsia="宋体" w:ascii="Times New Roman" w:hAnsi="Times New Roman"/>
         </w:rPr>
-        <w:t xml:space="preserve"> 4.2.1 </w:t>
+        <w:t xml:space="preserve"> 4.3.1 </w:t>
       </w:r>
       <w:r>
         <w:rPr>
@@ -35593,31 +33605,7 @@
         <w:rPr>
           <w:rFonts w:hint="eastAsia" w:eastAsia="宋体" w:ascii="Times New Roman" w:hAnsi="Times New Roman"/>
         </w:rPr>
-        <w:t xml:space="preserve">月度刷新通道，历史分配数据则需要算法运行的输入参数、算法版本、输出方案三元组留痕——这一审计机制对应</w:t>
-      </w:r>
-      <w:r>
-        <w:rPr>
-          <w:rFonts w:eastAsia="宋体" w:ascii="Times New Roman" w:hAnsi="Times New Roman"/>
-        </w:rPr>
-        <w:t xml:space="preserve"> 5.1.2 </w:t>
-      </w:r>
-      <w:r>
-        <w:rPr>
-          <w:rFonts w:hint="eastAsia" w:eastAsia="宋体" w:ascii="Times New Roman" w:hAnsi="Times New Roman"/>
-        </w:rPr>
-        <w:t xml:space="preserve">节“实证基于</w:t>
-      </w:r>
-      <w:r>
-        <w:rPr>
-          <w:rFonts w:eastAsia="宋体" w:ascii="Times New Roman" w:hAnsi="Times New Roman"/>
-        </w:rPr>
-        <w:t xml:space="preserve"> commit cbc1a756 </w:t>
-      </w:r>
-      <w:r>
-        <w:rPr>
-          <w:rFonts w:hint="eastAsia" w:eastAsia="宋体" w:ascii="Times New Roman" w:hAnsi="Times New Roman"/>
-        </w:rPr>
-        <w:t xml:space="preserve">版本”的版本声明思路，让每次算法决策可追溯可复现）。系统集成可按企业算法成熟度渐进推进——从最初由</w:t>
+        <w:t xml:space="preserve">月度刷新通道，历史分配数据则需要算法运行的输入参数、算法版本、输出方案三元组留痕，让每次算法决策可追溯可复现）。系统集成可按企业算法成熟度渐进推进——从最初由</w:t>
       </w:r>
       <w:r>
         <w:rPr>
@@ -36628,7 +34616,7 @@
               <w:rPr>
                 <w:rFonts w:hint="eastAsia" w:eastAsia="宋体" w:ascii="Times New Roman" w:hAnsi="Times New Roman"/>
               </w:rPr>
-              <w:t xml:space="preserve">部分覆盖（4.2</w:t>
+              <w:t xml:space="preserve">部分覆盖（4.3</w:t>
             </w:r>
             <w:r>
               <w:rPr>
@@ -37924,7 +35912,7 @@
         <w:rPr>
           <w:rFonts w:eastAsia="宋体" w:ascii="Times New Roman" w:hAnsi="Times New Roman"/>
         </w:rPr>
-        <w:t xml:space="preserve"> 4.4.3 </w:t>
+        <w:t xml:space="preserve"> 4.5.3 </w:t>
       </w:r>
       <w:r>
         <w:rPr>
@@ -38730,7 +36718,7 @@
         <w:rPr>
           <w:rFonts w:eastAsia="宋体" w:ascii="Times New Roman" w:hAnsi="Times New Roman"/>
         </w:rPr>
-        <w:t xml:space="preserve"> 4.4 </w:t>
+        <w:t xml:space="preserve"> 4.5 </w:t>
       </w:r>
       <w:r>
         <w:rPr>
@@ -39357,270 +37345,270 @@
         <w:rPr>
           <w:rFonts w:eastAsia="宋体" w:ascii="Times New Roman" w:hAnsi="Times New Roman"/>
         </w:rPr>
+        <w:t xml:space="preserve"> 4.5 </w:t>
+      </w:r>
+      <w:r>
+        <w:rPr>
+          <w:rFonts w:hint="eastAsia" w:eastAsia="宋体" w:ascii="Times New Roman" w:hAnsi="Times New Roman"/>
+        </w:rPr>
+        <w:t xml:space="preserve">节首次将客户保留率拆解为可计算的二阶段优化目标——第一阶段产出”匿名簇”专注均衡性与紧凑性、第二阶段用</w:t>
+      </w:r>
+      <w:r>
+        <w:rPr>
+          <w:rFonts w:eastAsia="宋体" w:ascii="Times New Roman" w:hAnsi="Times New Roman"/>
+        </w:rPr>
+        <w:t xml:space="preserve"> Hungarian </w:t>
+      </w:r>
+      <w:r>
+        <w:rPr>
+          <w:rFonts w:hint="eastAsia" w:eastAsia="宋体" w:ascii="Times New Roman" w:hAnsi="Times New Roman"/>
+        </w:rPr>
+        <w:t xml:space="preserve">算法在簇与历史辖区编号之间求最大权匹配最大化保留率（权重函数为</w:t>
+      </w:r>
+      <w:r>
+        <w:rPr>
+          <w:rFonts w:eastAsia="宋体" w:ascii="Times New Roman" w:hAnsi="Times New Roman"/>
+        </w:rPr>
+        <w:t xml:space="preserve"> idx²/500 + </w:t>
+      </w:r>
+      <w:r>
+        <w:rPr>
+          <w:rFonts w:hint="eastAsia" w:eastAsia="宋体" w:ascii="Times New Roman" w:hAnsi="Times New Roman"/>
+        </w:rPr>
+        <w:t xml:space="preserve">区县</w:t>
+      </w:r>
+      <w:r>
+        <w:rPr>
+          <w:rFonts w:eastAsia="宋体" w:ascii="Times New Roman" w:hAnsi="Times New Roman"/>
+        </w:rPr>
+        <w:t xml:space="preserve"> +100 + </w:t>
+      </w:r>
+      <w:r>
+        <w:rPr>
+          <w:rFonts w:hint="eastAsia" w:eastAsia="宋体" w:ascii="Times New Roman" w:hAnsi="Times New Roman"/>
+        </w:rPr>
+        <w:t xml:space="preserve">城市</w:t>
+      </w:r>
+      <w:r>
+        <w:rPr>
+          <w:rFonts w:eastAsia="宋体" w:ascii="Times New Roman" w:hAnsi="Times New Roman"/>
+        </w:rPr>
+        <w:t xml:space="preserve"> </w:t>
+      </w:r>
+      <w:r>
+        <w:rPr>
+          <w:rFonts w:hint="eastAsia" w:eastAsia="宋体" w:ascii="Times New Roman" w:hAnsi="Times New Roman"/>
+        </w:rPr>
+        <w:t xml:space="preserve">+50，以</w:t>
+      </w:r>
+      <w:r>
+        <w:rPr>
+          <w:rFonts w:eastAsia="宋体" w:ascii="Times New Roman" w:hAnsi="Times New Roman"/>
+        </w:rPr>
+        <w:t xml:space="preserve"> Index </w:t>
+      </w:r>
+      <w:r>
+        <w:rPr>
+          <w:rFonts w:hint="eastAsia" w:eastAsia="宋体" w:ascii="Times New Roman" w:hAnsi="Times New Roman"/>
+        </w:rPr>
+        <w:t xml:space="preserve">平方项让高价值客户关系在匹配中占据主导）。这一解耦机制让”质量与连续性”两个原本相互掣肘的目标在算法中并行兼顾，是对经典文献的实质性扩展。</w:t>
+      </w:r>
+    </w:p>
+    <w:p>
+      <w:pPr>
+        <w:pStyle w:val="BodyText"/>
+      </w:pPr>
+      <w:r>
+        <w:rPr>
+          <w:rFonts w:hint="eastAsia" w:eastAsia="宋体" w:ascii="Times New Roman" w:hAnsi="Times New Roman"/>
+        </w:rPr>
+        <w:t xml:space="preserve">创新点二：完整覆盖”政策/行业</w:t>
+      </w:r>
+      <w:r>
+        <w:rPr>
+          <w:rFonts w:eastAsia="宋体" w:ascii="Times New Roman" w:hAnsi="Times New Roman"/>
+        </w:rPr>
+        <w:t xml:space="preserve"> → </w:t>
+      </w:r>
+      <w:r>
+        <w:rPr>
+          <w:rFonts w:hint="eastAsia" w:eastAsia="宋体" w:ascii="Times New Roman" w:hAnsi="Times New Roman"/>
+        </w:rPr>
+        <w:t xml:space="preserve">调研</w:t>
+      </w:r>
+      <w:r>
+        <w:rPr>
+          <w:rFonts w:eastAsia="宋体" w:ascii="Times New Roman" w:hAnsi="Times New Roman"/>
+        </w:rPr>
+        <w:t xml:space="preserve"> → </w:t>
+      </w:r>
+      <w:r>
+        <w:rPr>
+          <w:rFonts w:hint="eastAsia" w:eastAsia="宋体" w:ascii="Times New Roman" w:hAnsi="Times New Roman"/>
+        </w:rPr>
+        <w:t xml:space="preserve">算法</w:t>
+      </w:r>
+      <w:r>
+        <w:rPr>
+          <w:rFonts w:eastAsia="宋体" w:ascii="Times New Roman" w:hAnsi="Times New Roman"/>
+        </w:rPr>
+        <w:t xml:space="preserve"> → </w:t>
+      </w:r>
+      <w:r>
+        <w:rPr>
+          <w:rFonts w:hint="eastAsia" w:eastAsia="宋体" w:ascii="Times New Roman" w:hAnsi="Times New Roman"/>
+        </w:rPr>
+        <w:t xml:space="preserve">实证</w:t>
+      </w:r>
+      <w:r>
+        <w:rPr>
+          <w:rFonts w:eastAsia="宋体" w:ascii="Times New Roman" w:hAnsi="Times New Roman"/>
+        </w:rPr>
+        <w:t xml:space="preserve"> → </w:t>
+      </w:r>
+      <w:r>
+        <w:rPr>
+          <w:rFonts w:hint="eastAsia" w:eastAsia="宋体" w:ascii="Times New Roman" w:hAnsi="Times New Roman"/>
+        </w:rPr>
+        <w:t xml:space="preserve">商业化”的全链条</w:t>
+      </w:r>
+      <w:r>
+        <w:rPr>
+          <w:rFonts w:eastAsia="宋体" w:ascii="Times New Roman" w:hAnsi="Times New Roman"/>
+        </w:rPr>
+        <w:t xml:space="preserve"> MBA </w:t>
+      </w:r>
+      <w:r>
+        <w:rPr>
+          <w:rFonts w:hint="eastAsia" w:eastAsia="宋体" w:ascii="Times New Roman" w:hAnsi="Times New Roman"/>
+        </w:rPr>
+        <w:t xml:space="preserve">视角分析，弥补国内文献在工程化与管理化两端的双重缺失。</w:t>
+      </w:r>
+      <w:r>
+        <w:rPr>
+          <w:rFonts w:eastAsia="宋体" w:ascii="Times New Roman" w:hAnsi="Times New Roman"/>
+        </w:rPr>
+        <w:t xml:space="preserve"> </w:t>
+      </w:r>
+      <w:r>
+        <w:rPr>
+          <w:rFonts w:hint="eastAsia" w:eastAsia="宋体" w:ascii="Times New Roman" w:hAnsi="Times New Roman"/>
+        </w:rPr>
+        <w:t xml:space="preserve">国内既有运筹算法研究（杨磊</w:t>
+      </w:r>
+      <w:r>
+        <w:rPr>
+          <w:rFonts w:eastAsia="宋体" w:ascii="Times New Roman" w:hAnsi="Times New Roman"/>
+        </w:rPr>
+        <w:t xml:space="preserve"> </w:t>
+      </w:r>
+      <w:r>
+        <w:rPr>
+          <w:rFonts w:hint="eastAsia" w:eastAsia="宋体" w:ascii="Times New Roman" w:hAnsi="Times New Roman"/>
+        </w:rPr>
+        <w:t xml:space="preserve">2012、罗军等</w:t>
+      </w:r>
+      <w:r>
+        <w:rPr>
+          <w:rFonts w:eastAsia="宋体" w:ascii="Times New Roman" w:hAnsi="Times New Roman"/>
+        </w:rPr>
+        <w:t xml:space="preserve"> </w:t>
+      </w:r>
+      <w:r>
+        <w:rPr>
+          <w:rFonts w:hint="eastAsia" w:eastAsia="宋体" w:ascii="Times New Roman" w:hAnsi="Times New Roman"/>
+        </w:rPr>
+        <w:t xml:space="preserve">2022、马傲冬等</w:t>
+      </w:r>
+      <w:r>
+        <w:rPr>
+          <w:rFonts w:eastAsia="宋体" w:ascii="Times New Roman" w:hAnsi="Times New Roman"/>
+        </w:rPr>
+        <w:t xml:space="preserve"> </w:t>
+      </w:r>
+      <w:r>
+        <w:rPr>
+          <w:rFonts w:hint="eastAsia" w:eastAsia="宋体" w:ascii="Times New Roman" w:hAnsi="Times New Roman"/>
+        </w:rPr>
+        <w:t xml:space="preserve">2026）多聚焦算法收敛性与求解性能，业务侧落地讨论极少；国内</w:t>
+      </w:r>
+      <w:r>
+        <w:rPr>
+          <w:rFonts w:eastAsia="宋体" w:ascii="Times New Roman" w:hAnsi="Times New Roman"/>
+        </w:rPr>
+        <w:t xml:space="preserve"> SFE </w:t>
+      </w:r>
+      <w:r>
+        <w:rPr>
+          <w:rFonts w:hint="eastAsia" w:eastAsia="宋体" w:ascii="Times New Roman" w:hAnsi="Times New Roman"/>
+        </w:rPr>
+        <w:t xml:space="preserve">管理研究（孙旭然</w:t>
+      </w:r>
+      <w:r>
+        <w:rPr>
+          <w:rFonts w:eastAsia="宋体" w:ascii="Times New Roman" w:hAnsi="Times New Roman"/>
+        </w:rPr>
+        <w:t xml:space="preserve"> </w:t>
+      </w:r>
+      <w:r>
+        <w:rPr>
+          <w:rFonts w:hint="eastAsia" w:eastAsia="宋体" w:ascii="Times New Roman" w:hAnsi="Times New Roman"/>
+        </w:rPr>
+        <w:t xml:space="preserve">2022、徐蓉</w:t>
+      </w:r>
+      <w:r>
+        <w:rPr>
+          <w:rFonts w:eastAsia="宋体" w:ascii="Times New Roman" w:hAnsi="Times New Roman"/>
+        </w:rPr>
+        <w:t xml:space="preserve"> </w:t>
+      </w:r>
+      <w:r>
+        <w:rPr>
+          <w:rFonts w:hint="eastAsia" w:eastAsia="宋体" w:ascii="Times New Roman" w:hAnsi="Times New Roman"/>
+        </w:rPr>
+        <w:t xml:space="preserve">2023、陈兆兆</w:t>
+      </w:r>
+      <w:r>
+        <w:rPr>
+          <w:rFonts w:eastAsia="宋体" w:ascii="Times New Roman" w:hAnsi="Times New Roman"/>
+        </w:rPr>
+        <w:t xml:space="preserve"> </w:t>
+      </w:r>
+      <w:r>
+        <w:rPr>
+          <w:rFonts w:hint="eastAsia" w:eastAsia="宋体" w:ascii="Times New Roman" w:hAnsi="Times New Roman"/>
+        </w:rPr>
+        <w:t xml:space="preserve">2024）则停留在制度与流程描述，缺少算法工具支撑。本研究试图在两者之间搭建桥梁——以第三章</w:t>
+      </w:r>
+      <w:r>
+        <w:rPr>
+          <w:rFonts w:eastAsia="宋体" w:ascii="Times New Roman" w:hAnsi="Times New Roman"/>
+        </w:rPr>
+        <w:t xml:space="preserve"> 12 </w:t>
+      </w:r>
+      <w:r>
+        <w:rPr>
+          <w:rFonts w:hint="eastAsia" w:eastAsia="宋体" w:ascii="Times New Roman" w:hAnsi="Times New Roman"/>
+        </w:rPr>
+        <w:t xml:space="preserve">位业务专家深度访谈与</w:t>
+      </w:r>
+      <w:r>
+        <w:rPr>
+          <w:rFonts w:eastAsia="宋体" w:ascii="Times New Roman" w:hAnsi="Times New Roman"/>
+        </w:rPr>
+        <w:t xml:space="preserve"> 14 </w:t>
+      </w:r>
+      <w:r>
+        <w:rPr>
+          <w:rFonts w:hint="eastAsia" w:eastAsia="宋体" w:ascii="Times New Roman" w:hAnsi="Times New Roman"/>
+        </w:rPr>
+        <w:t xml:space="preserve">题问卷调研锚定真实业务约束、以第四章</w:t>
+      </w:r>
+      <w:r>
+        <w:rPr>
+          <w:rFonts w:eastAsia="宋体" w:ascii="Times New Roman" w:hAnsi="Times New Roman"/>
+        </w:rPr>
         <w:t xml:space="preserve"> 4.3 </w:t>
-      </w:r>
-      <w:r>
-        <w:rPr>
-          <w:rFonts w:hint="eastAsia" w:eastAsia="宋体" w:ascii="Times New Roman" w:hAnsi="Times New Roman"/>
-        </w:rPr>
-        <w:t xml:space="preserve">节首次将客户保留率拆解为可计算的二阶段优化目标——第一阶段产出”匿名簇”专注均衡性与紧凑性、第二阶段用</w:t>
-      </w:r>
-      <w:r>
-        <w:rPr>
-          <w:rFonts w:eastAsia="宋体" w:ascii="Times New Roman" w:hAnsi="Times New Roman"/>
-        </w:rPr>
-        <w:t xml:space="preserve"> Hungarian </w:t>
-      </w:r>
-      <w:r>
-        <w:rPr>
-          <w:rFonts w:hint="eastAsia" w:eastAsia="宋体" w:ascii="Times New Roman" w:hAnsi="Times New Roman"/>
-        </w:rPr>
-        <w:t xml:space="preserve">算法在簇与历史辖区编号之间求最大权匹配最大化保留率（权重函数为</w:t>
-      </w:r>
-      <w:r>
-        <w:rPr>
-          <w:rFonts w:eastAsia="宋体" w:ascii="Times New Roman" w:hAnsi="Times New Roman"/>
-        </w:rPr>
-        <w:t xml:space="preserve"> idx²/500 + </w:t>
-      </w:r>
-      <w:r>
-        <w:rPr>
-          <w:rFonts w:hint="eastAsia" w:eastAsia="宋体" w:ascii="Times New Roman" w:hAnsi="Times New Roman"/>
-        </w:rPr>
-        <w:t xml:space="preserve">区县</w:t>
-      </w:r>
-      <w:r>
-        <w:rPr>
-          <w:rFonts w:eastAsia="宋体" w:ascii="Times New Roman" w:hAnsi="Times New Roman"/>
-        </w:rPr>
-        <w:t xml:space="preserve"> +100 + </w:t>
-      </w:r>
-      <w:r>
-        <w:rPr>
-          <w:rFonts w:hint="eastAsia" w:eastAsia="宋体" w:ascii="Times New Roman" w:hAnsi="Times New Roman"/>
-        </w:rPr>
-        <w:t xml:space="preserve">城市</w:t>
-      </w:r>
-      <w:r>
-        <w:rPr>
-          <w:rFonts w:eastAsia="宋体" w:ascii="Times New Roman" w:hAnsi="Times New Roman"/>
-        </w:rPr>
-        <w:t xml:space="preserve"> +50 + </w:t>
-      </w:r>
-      <w:r>
-        <w:rPr>
-          <w:rFonts w:hint="eastAsia" w:eastAsia="宋体" w:ascii="Times New Roman" w:hAnsi="Times New Roman"/>
-        </w:rPr>
-        <w:t xml:space="preserve">一对一城市</w:t>
-      </w:r>
-      <w:r>
-        <w:rPr>
-          <w:rFonts w:eastAsia="宋体" w:ascii="Times New Roman" w:hAnsi="Times New Roman"/>
-        </w:rPr>
-        <w:t xml:space="preserve"> </w:t>
-      </w:r>
-      <w:r>
-        <w:rPr>
-          <w:rFonts w:hint="eastAsia" w:eastAsia="宋体" w:ascii="Times New Roman" w:hAnsi="Times New Roman"/>
-        </w:rPr>
-        <w:t xml:space="preserve">10¹²）。这一解耦机制让”质量与连续性”两个原本相互掣肘的目标在算法中并行兼顾，是对经典文献的实质性扩展。</w:t>
-      </w:r>
-    </w:p>
-    <w:p>
-      <w:pPr>
-        <w:pStyle w:val="BodyText"/>
-      </w:pPr>
-      <w:r>
-        <w:rPr>
-          <w:rFonts w:hint="eastAsia" w:eastAsia="宋体" w:ascii="Times New Roman" w:hAnsi="Times New Roman"/>
-        </w:rPr>
-        <w:t xml:space="preserve">创新点二：完整覆盖”政策/行业</w:t>
-      </w:r>
-      <w:r>
-        <w:rPr>
-          <w:rFonts w:eastAsia="宋体" w:ascii="Times New Roman" w:hAnsi="Times New Roman"/>
-        </w:rPr>
-        <w:t xml:space="preserve"> → </w:t>
-      </w:r>
-      <w:r>
-        <w:rPr>
-          <w:rFonts w:hint="eastAsia" w:eastAsia="宋体" w:ascii="Times New Roman" w:hAnsi="Times New Roman"/>
-        </w:rPr>
-        <w:t xml:space="preserve">调研</w:t>
-      </w:r>
-      <w:r>
-        <w:rPr>
-          <w:rFonts w:eastAsia="宋体" w:ascii="Times New Roman" w:hAnsi="Times New Roman"/>
-        </w:rPr>
-        <w:t xml:space="preserve"> → </w:t>
-      </w:r>
-      <w:r>
-        <w:rPr>
-          <w:rFonts w:hint="eastAsia" w:eastAsia="宋体" w:ascii="Times New Roman" w:hAnsi="Times New Roman"/>
-        </w:rPr>
-        <w:t xml:space="preserve">算法</w:t>
-      </w:r>
-      <w:r>
-        <w:rPr>
-          <w:rFonts w:eastAsia="宋体" w:ascii="Times New Roman" w:hAnsi="Times New Roman"/>
-        </w:rPr>
-        <w:t xml:space="preserve"> → </w:t>
-      </w:r>
-      <w:r>
-        <w:rPr>
-          <w:rFonts w:hint="eastAsia" w:eastAsia="宋体" w:ascii="Times New Roman" w:hAnsi="Times New Roman"/>
-        </w:rPr>
-        <w:t xml:space="preserve">实证</w:t>
-      </w:r>
-      <w:r>
-        <w:rPr>
-          <w:rFonts w:eastAsia="宋体" w:ascii="Times New Roman" w:hAnsi="Times New Roman"/>
-        </w:rPr>
-        <w:t xml:space="preserve"> → </w:t>
-      </w:r>
-      <w:r>
-        <w:rPr>
-          <w:rFonts w:hint="eastAsia" w:eastAsia="宋体" w:ascii="Times New Roman" w:hAnsi="Times New Roman"/>
-        </w:rPr>
-        <w:t xml:space="preserve">商业化”的全链条</w:t>
-      </w:r>
-      <w:r>
-        <w:rPr>
-          <w:rFonts w:eastAsia="宋体" w:ascii="Times New Roman" w:hAnsi="Times New Roman"/>
-        </w:rPr>
-        <w:t xml:space="preserve"> MBA </w:t>
-      </w:r>
-      <w:r>
-        <w:rPr>
-          <w:rFonts w:hint="eastAsia" w:eastAsia="宋体" w:ascii="Times New Roman" w:hAnsi="Times New Roman"/>
-        </w:rPr>
-        <w:t xml:space="preserve">视角分析，弥补国内文献在工程化与管理化两端的双重缺失。</w:t>
-      </w:r>
-      <w:r>
-        <w:rPr>
-          <w:rFonts w:eastAsia="宋体" w:ascii="Times New Roman" w:hAnsi="Times New Roman"/>
-        </w:rPr>
-        <w:t xml:space="preserve"> </w:t>
-      </w:r>
-      <w:r>
-        <w:rPr>
-          <w:rFonts w:hint="eastAsia" w:eastAsia="宋体" w:ascii="Times New Roman" w:hAnsi="Times New Roman"/>
-        </w:rPr>
-        <w:t xml:space="preserve">国内既有运筹算法研究（杨磊</w:t>
-      </w:r>
-      <w:r>
-        <w:rPr>
-          <w:rFonts w:eastAsia="宋体" w:ascii="Times New Roman" w:hAnsi="Times New Roman"/>
-        </w:rPr>
-        <w:t xml:space="preserve"> </w:t>
-      </w:r>
-      <w:r>
-        <w:rPr>
-          <w:rFonts w:hint="eastAsia" w:eastAsia="宋体" w:ascii="Times New Roman" w:hAnsi="Times New Roman"/>
-        </w:rPr>
-        <w:t xml:space="preserve">2012、罗军等</w:t>
-      </w:r>
-      <w:r>
-        <w:rPr>
-          <w:rFonts w:eastAsia="宋体" w:ascii="Times New Roman" w:hAnsi="Times New Roman"/>
-        </w:rPr>
-        <w:t xml:space="preserve"> </w:t>
-      </w:r>
-      <w:r>
-        <w:rPr>
-          <w:rFonts w:hint="eastAsia" w:eastAsia="宋体" w:ascii="Times New Roman" w:hAnsi="Times New Roman"/>
-        </w:rPr>
-        <w:t xml:space="preserve">2022、马傲冬等</w:t>
-      </w:r>
-      <w:r>
-        <w:rPr>
-          <w:rFonts w:eastAsia="宋体" w:ascii="Times New Roman" w:hAnsi="Times New Roman"/>
-        </w:rPr>
-        <w:t xml:space="preserve"> </w:t>
-      </w:r>
-      <w:r>
-        <w:rPr>
-          <w:rFonts w:hint="eastAsia" w:eastAsia="宋体" w:ascii="Times New Roman" w:hAnsi="Times New Roman"/>
-        </w:rPr>
-        <w:t xml:space="preserve">2026）多聚焦算法收敛性与求解性能，业务侧落地讨论极少；国内</w:t>
-      </w:r>
-      <w:r>
-        <w:rPr>
-          <w:rFonts w:eastAsia="宋体" w:ascii="Times New Roman" w:hAnsi="Times New Roman"/>
-        </w:rPr>
-        <w:t xml:space="preserve"> SFE </w:t>
-      </w:r>
-      <w:r>
-        <w:rPr>
-          <w:rFonts w:hint="eastAsia" w:eastAsia="宋体" w:ascii="Times New Roman" w:hAnsi="Times New Roman"/>
-        </w:rPr>
-        <w:t xml:space="preserve">管理研究（孙旭然</w:t>
-      </w:r>
-      <w:r>
-        <w:rPr>
-          <w:rFonts w:eastAsia="宋体" w:ascii="Times New Roman" w:hAnsi="Times New Roman"/>
-        </w:rPr>
-        <w:t xml:space="preserve"> </w:t>
-      </w:r>
-      <w:r>
-        <w:rPr>
-          <w:rFonts w:hint="eastAsia" w:eastAsia="宋体" w:ascii="Times New Roman" w:hAnsi="Times New Roman"/>
-        </w:rPr>
-        <w:t xml:space="preserve">2022、徐蓉</w:t>
-      </w:r>
-      <w:r>
-        <w:rPr>
-          <w:rFonts w:eastAsia="宋体" w:ascii="Times New Roman" w:hAnsi="Times New Roman"/>
-        </w:rPr>
-        <w:t xml:space="preserve"> </w:t>
-      </w:r>
-      <w:r>
-        <w:rPr>
-          <w:rFonts w:hint="eastAsia" w:eastAsia="宋体" w:ascii="Times New Roman" w:hAnsi="Times New Roman"/>
-        </w:rPr>
-        <w:t xml:space="preserve">2023、陈兆兆</w:t>
-      </w:r>
-      <w:r>
-        <w:rPr>
-          <w:rFonts w:eastAsia="宋体" w:ascii="Times New Roman" w:hAnsi="Times New Roman"/>
-        </w:rPr>
-        <w:t xml:space="preserve"> </w:t>
-      </w:r>
-      <w:r>
-        <w:rPr>
-          <w:rFonts w:hint="eastAsia" w:eastAsia="宋体" w:ascii="Times New Roman" w:hAnsi="Times New Roman"/>
-        </w:rPr>
-        <w:t xml:space="preserve">2024）则停留在制度与流程描述，缺少算法工具支撑。本研究试图在两者之间搭建桥梁——以第三章</w:t>
-      </w:r>
-      <w:r>
-        <w:rPr>
-          <w:rFonts w:eastAsia="宋体" w:ascii="Times New Roman" w:hAnsi="Times New Roman"/>
-        </w:rPr>
-        <w:t xml:space="preserve"> 12 </w:t>
-      </w:r>
-      <w:r>
-        <w:rPr>
-          <w:rFonts w:hint="eastAsia" w:eastAsia="宋体" w:ascii="Times New Roman" w:hAnsi="Times New Roman"/>
-        </w:rPr>
-        <w:t xml:space="preserve">位业务专家深度访谈与</w:t>
-      </w:r>
-      <w:r>
-        <w:rPr>
-          <w:rFonts w:eastAsia="宋体" w:ascii="Times New Roman" w:hAnsi="Times New Roman"/>
-        </w:rPr>
-        <w:t xml:space="preserve"> 14 </w:t>
-      </w:r>
-      <w:r>
-        <w:rPr>
-          <w:rFonts w:hint="eastAsia" w:eastAsia="宋体" w:ascii="Times New Roman" w:hAnsi="Times New Roman"/>
-        </w:rPr>
-        <w:t xml:space="preserve">题问卷调研锚定真实业务约束、以第四章</w:t>
-      </w:r>
-      <w:r>
-        <w:rPr>
-          <w:rFonts w:eastAsia="宋体" w:ascii="Times New Roman" w:hAnsi="Times New Roman"/>
-        </w:rPr>
-        <w:t xml:space="preserve"> 4.2 </w:t>
       </w:r>
       <w:r>
         <w:rPr>
@@ -43890,13 +41878,13 @@
         <w:rPr>
           <w:rFonts w:hint="eastAsia" w:eastAsia="宋体" w:ascii="Times New Roman" w:hAnsi="Times New Roman"/>
         </w:rPr>
-        <w:t xml:space="preserve">节，业务需求清单与算法设计映射详见正文</w:t>
-      </w:r>
-      <w:r>
-        <w:rPr>
-          <w:rFonts w:eastAsia="宋体" w:ascii="Times New Roman" w:hAnsi="Times New Roman"/>
-        </w:rPr>
-        <w:t xml:space="preserve"> 3.4 </w:t>
+        <w:t xml:space="preserve">节，业务需求清单与算法设计映射详见正文第四章</w:t>
+      </w:r>
+      <w:r>
+        <w:rPr>
+          <w:rFonts w:eastAsia="宋体" w:ascii="Times New Roman" w:hAnsi="Times New Roman"/>
+        </w:rPr>
+        <w:t xml:space="preserve"> 4.1 </w:t>
       </w:r>
       <w:r>
         <w:rPr>
@@ -43908,7 +41896,7 @@
         <w:rPr>
           <w:rFonts w:eastAsia="宋体" w:ascii="Times New Roman" w:hAnsi="Times New Roman"/>
         </w:rPr>
-        <w:t xml:space="preserve"> 3-2。</w:t>
+        <w:t xml:space="preserve"> 4-1。</w:t>
       </w:r>
     </w:p>
     <w:bookmarkEnd w:id="188"/>

--- a/docs/thesis.docx
+++ b/docs/thesis.docx
@@ -22492,7 +22492,49 @@
         <w:rPr>
           <w:rFonts w:eastAsia="宋体" w:ascii="Times New Roman" w:hAnsi="Times New Roman"/>
         </w:rPr>
-        <w:t xml:space="preserve"> 5-1。</w:t>
+        <w:t xml:space="preserve"> </w:t>
+      </w:r>
+      <w:r>
+        <w:rPr>
+          <w:rFonts w:hint="eastAsia" w:eastAsia="宋体" w:ascii="Times New Roman" w:hAnsi="Times New Roman"/>
+        </w:rPr>
+        <w:t xml:space="preserve">5-1。其中均衡度的核心指标是变异系数（CV，即标准差与均值之比），CV</w:t>
+      </w:r>
+      <w:r>
+        <w:rPr>
+          <w:rFonts w:eastAsia="宋体" w:ascii="Times New Roman" w:hAnsi="Times New Roman"/>
+        </w:rPr>
+        <w:t xml:space="preserve"> </w:t>
+      </w:r>
+      <w:r>
+        <w:rPr>
+          <w:rFonts w:hint="eastAsia" w:eastAsia="宋体" w:ascii="Times New Roman" w:hAnsi="Times New Roman"/>
+        </w:rPr>
+        <w:t xml:space="preserve">越低意味着各辖区工作量分布越接近均衡；以百分比表示时，CV</w:t>
+      </w:r>
+      <w:r>
+        <w:rPr>
+          <w:rFonts w:eastAsia="宋体" w:ascii="Times New Roman" w:hAnsi="Times New Roman"/>
+        </w:rPr>
+        <w:t xml:space="preserve"> </w:t>
+      </w:r>
+      <w:r>
+        <w:rPr>
+          <w:rFonts w:hint="eastAsia" w:eastAsia="宋体" w:ascii="Times New Roman" w:hAnsi="Times New Roman"/>
+        </w:rPr>
+        <w:t xml:space="preserve">为</w:t>
+      </w:r>
+      <w:r>
+        <w:rPr>
+          <w:rFonts w:eastAsia="宋体" w:ascii="Times New Roman" w:hAnsi="Times New Roman"/>
+        </w:rPr>
+        <w:t xml:space="preserve"> 20% </w:t>
+      </w:r>
+      <w:r>
+        <w:rPr>
+          <w:rFonts w:hint="eastAsia" w:eastAsia="宋体" w:ascii="Times New Roman" w:hAnsi="Times New Roman"/>
+        </w:rPr>
+        <w:t xml:space="preserve">以下通常被视为业务可接受的均衡水平。</w:t>
       </w:r>
     </w:p>
     <w:p>

--- a/docs/thesis.docx
+++ b/docs/thesis.docx
@@ -713,7 +713,7 @@
         <w:rPr>
           <w:rFonts w:hint="eastAsia" w:eastAsia="宋体" w:ascii="Times New Roman" w:hAnsi="Times New Roman"/>
         </w:rPr>
-        <w:t xml:space="preserve">失衡程度越深、算法重构越彻底、保留率相应分化”的客观规律。算法在三省份均于</w:t>
+        <w:t xml:space="preserve">失衡程度越深、算法重构越彻底、保留率相应分化”的单调趋势。算法在三省份均于</w:t>
       </w:r>
       <w:r>
         <w:rPr>
@@ -725,31 +725,7 @@
         <w:rPr>
           <w:rFonts w:hint="eastAsia" w:eastAsia="宋体" w:ascii="Times New Roman" w:hAnsi="Times New Roman"/>
         </w:rPr>
-        <w:t xml:space="preserve">秒内完成完整两阶段优化，相比人工方案的</w:t>
-      </w:r>
-      <w:r>
-        <w:rPr>
-          <w:rFonts w:eastAsia="宋体" w:ascii="Times New Roman" w:hAnsi="Times New Roman"/>
-        </w:rPr>
-        <w:t xml:space="preserve"> 4-8 </w:t>
-      </w:r>
-      <w:r>
-        <w:rPr>
-          <w:rFonts w:hint="eastAsia" w:eastAsia="宋体" w:ascii="Times New Roman" w:hAnsi="Times New Roman"/>
-        </w:rPr>
-        <w:t xml:space="preserve">周缩短约</w:t>
-      </w:r>
-      <w:r>
-        <w:rPr>
-          <w:rFonts w:eastAsia="宋体" w:ascii="Times New Roman" w:hAnsi="Times New Roman"/>
-        </w:rPr>
-        <w:t xml:space="preserve"> 5 </w:t>
-      </w:r>
-      <w:r>
-        <w:rPr>
-          <w:rFonts w:hint="eastAsia" w:eastAsia="宋体" w:ascii="Times New Roman" w:hAnsi="Times New Roman"/>
-        </w:rPr>
-        <w:t xml:space="preserve">个数量级，使日常化辖区管理成为可能。</w:t>
+        <w:t xml:space="preserve">秒内完成完整两阶段优化，将方案生成的决策周期从人工方案的数周量级压缩到秒级，使日常化辖区管理成为可能。</w:t>
       </w:r>
     </w:p>
     <w:p>
@@ -1095,7 +1071,7 @@
         <w:rPr>
           <w:rFonts w:eastAsia="宋体" w:ascii="Times New Roman" w:hAnsi="Times New Roman"/>
         </w:rPr>
-        <w:t xml:space="preserve">The algorithm completes the full two-stage optimization within 4 seconds for all three provinces, roughly five orders of magnitude faster than the 4–8 weeks required by manual approaches, making routine territory management feasible.</w:t>
+        <w:t xml:space="preserve">The algorithm completes the full two-stage optimization within 4 seconds for all three provinces, compressing the plan-generation cycle from the weeks-scale of manual approaches to seconds, making routine territory management feasible.</w:t>
       </w:r>
     </w:p>
     <w:p>
@@ -2039,7 +2015,7 @@
         <w:rPr>
           <w:rFonts w:hint="eastAsia" w:eastAsia="宋体" w:ascii="Times New Roman" w:hAnsi="Times New Roman"/>
         </w:rPr>
-        <w:t xml:space="preserve">，这一发现说明算法优化的价值远不止于行政效率。本文所搭建的算法模型依据阈值化的统一惩罚框架，将Index均衡度、地理紧凑性、容量约束等多维目标纳入到统一的代价函数中，能在数分钟内输出满足多重约束的近似最优分配方案，从根本上替代耗时数周的人工博弈过程。</w:t>
+        <w:t xml:space="preserve">，这一发现说明算法优化的价值远不止于行政效率。本文所搭建的算法模型依据阈值化的统一惩罚框架，将Index均衡度、地理紧凑性、容量约束等多维目标纳入到统一的代价函数中，能在数分钟内输出满足多重约束的近似最优分配方案，替代耗时数周的人工博弈过程。</w:t>
       </w:r>
     </w:p>
     <w:p>
@@ -2799,7 +2775,7 @@
         <w:rPr>
           <w:rFonts w:hint="eastAsia" w:eastAsia="宋体" w:ascii="Times New Roman" w:hAnsi="Times New Roman"/>
         </w:rPr>
-        <w:t xml:space="preserve">——以一家年销售额1.5亿美元的企业为例，若在SFE项目上投入60万美元并实现4%的销售增长，其投资回报率可达500%，这一实证数据有力证明了SFE管理的商业价值。</w:t>
+        <w:t xml:space="preserve">——以一家年销售额1.5亿美元的企业为例，若在SFE项目上投入60万美元并实现4%的销售增长，其投资回报率可达500%，这一实证数据表明了SFE管理的商业价值。</w:t>
       </w:r>
     </w:p>
     <w:p>
@@ -3295,7 +3271,7 @@
         <w:rPr>
           <w:rFonts w:hint="eastAsia" w:eastAsia="宋体" w:ascii="Times New Roman" w:hAnsi="Times New Roman"/>
         </w:rPr>
-        <w:t xml:space="preserve">在所有算例中均能找到满足约束的方案，且解的质量与精确解相当——这一结果有力证明了启发式方法在复杂约束场景中的优越性。EQUALIZER</w:t>
+        <w:t xml:space="preserve">在所有算例中均能找到满足约束的方案，且解的质量与精确解相当——这一结果表明了启发式方法在复杂约束场景中的优越性。EQUALIZER</w:t>
       </w:r>
       <w:r>
         <w:rPr>
@@ -5316,7 +5292,7 @@
         <w:rPr>
   